--- a/Spec.docx
+++ b/Spec.docx
@@ -137,7 +137,7 @@
         <w:rPr>
           <w:rtl w:val="0"/>
         </w:rPr>
-        <w:t xml:space="preserve">This document describes a data integration and intelligence framework.</w:t>
+        <w:t xml:space="preserve">This document describes a semantic RDF based data integration and intelligence framework by means of Aggregation, Alignment and Activation of ontologies.</w:t>
       </w:r>
     </w:p>
     <w:p>
@@ -983,7 +983,7 @@
       <w:pPr>
         <w:numPr>
           <w:ilvl w:val="0"/>
-          <w:numId w:val="29"/>
+          <w:numId w:val="31"/>
         </w:numPr>
         <w:ind w:left="720" w:hanging="360"/>
         <w:rPr>
@@ -1001,7 +1001,7 @@
       <w:pPr>
         <w:numPr>
           <w:ilvl w:val="0"/>
-          <w:numId w:val="29"/>
+          <w:numId w:val="31"/>
         </w:numPr>
         <w:ind w:left="720" w:hanging="360"/>
         <w:rPr>
@@ -1019,7 +1019,7 @@
       <w:pPr>
         <w:numPr>
           <w:ilvl w:val="0"/>
-          <w:numId w:val="29"/>
+          <w:numId w:val="31"/>
         </w:numPr>
         <w:ind w:left="720" w:hanging="360"/>
         <w:rPr>
@@ -1942,7 +1942,7 @@
         <w:rPr>
           <w:rtl w:val="0"/>
         </w:rPr>
-        <w:t xml:space="preserve">Each Layer Statement type builds upon upper Layer Statement types. Lower Layer Statements can be decomposed into the upper layers Statements who were the source they were built upon, until reaching DOM Layer Data / Instance SPO Layer Statements.</w:t>
+        <w:t xml:space="preserve">Each Layer Statement type builds upon upper Layer Statement types. Lower Layer Statements can be decomposed into the upper layers Statements who were the source they were built upon, until reaching DOM Layer Data / Instance SPO Layer Statements. Also, lower layer statements types can be aggregated / composed into upper layers statements types. One layer output Statement (SK, PK, OK) is next layer input Statement (S, P, O) and vice versa.</w:t>
       </w:r>
     </w:p>
     <w:p>
@@ -2646,25 +2646,72 @@
     </w:p>
     <w:p>
       <w:pPr>
-        <w:rPr/>
-      </w:pPr>
-      <w:r>
-        <w:rPr>
-          <w:rtl w:val="0"/>
-        </w:rPr>
-      </w:r>
-    </w:p>
-    <w:p>
-      <w:pPr>
         <w:pStyle w:val="Heading1"/>
         <w:rPr/>
       </w:pPr>
-      <w:bookmarkStart w:colFirst="0" w:colLast="0" w:name="_41smzw26ga4e" w:id="23"/>
+      <w:bookmarkStart w:colFirst="0" w:colLast="0" w:name="_dgj36da3o2ft" w:id="23"/>
       <w:bookmarkEnd w:id="23"/>
       <w:r>
         <w:rPr>
           <w:rtl w:val="0"/>
         </w:rPr>
+        <w:t xml:space="preserve">Datasources</w:t>
+      </w:r>
+    </w:p>
+    <w:p>
+      <w:pPr>
+        <w:rPr/>
+      </w:pPr>
+      <w:r>
+        <w:rPr>
+          <w:rtl w:val="0"/>
+        </w:rPr>
+        <w:t xml:space="preserve">Anything (any backend format) to RDF SPO Triples.</w:t>
+      </w:r>
+    </w:p>
+    <w:p>
+      <w:pPr>
+        <w:rPr/>
+      </w:pPr>
+      <w:r>
+        <w:rPr>
+          <w:rtl w:val="0"/>
+        </w:rPr>
+        <w:t xml:space="preserve">Synchronization features via Event Bus</w:t>
+      </w:r>
+    </w:p>
+    <w:p>
+      <w:pPr>
+        <w:rPr/>
+      </w:pPr>
+      <w:r>
+        <w:rPr>
+          <w:rtl w:val="0"/>
+        </w:rPr>
+      </w:r>
+    </w:p>
+    <w:p>
+      <w:pPr>
+        <w:rPr/>
+      </w:pPr>
+      <w:r>
+        <w:rPr>
+          <w:rtl w:val="0"/>
+        </w:rPr>
+        <w:t xml:space="preserve">Configuration as instance data..</w:t>
+      </w:r>
+    </w:p>
+    <w:p>
+      <w:pPr>
+        <w:pStyle w:val="Heading1"/>
+        <w:rPr/>
+      </w:pPr>
+      <w:bookmarkStart w:colFirst="0" w:colLast="0" w:name="_41smzw26ga4e" w:id="24"/>
+      <w:bookmarkEnd w:id="24"/>
+      <w:r>
+        <w:rPr>
+          <w:rtl w:val="0"/>
+        </w:rPr>
         <w:t xml:space="preserve">Semantic Services Architecture</w:t>
       </w:r>
     </w:p>
@@ -2686,7 +2733,7 @@
         <w:rPr>
           <w:rtl w:val="0"/>
         </w:rPr>
-        <w:t xml:space="preserve">Each Service Pipeline Layer Agent is tailored for the Augmentation phase it is configured on by means of augmentation instance data themselves: Production statements (functional matching / traversal).</w:t>
+        <w:t xml:space="preserve">Each Service Pipeline Layer Agent is tailored for the Augmentation phase it is configured on by means of augmentation instance data themselves: Production statements (functional matching / traversal). They are the product of previous Augmentations and are of the type of each Statement Layer topmost types.</w:t>
       </w:r>
     </w:p>
     <w:p>
@@ -3032,63 +3079,6 @@
         <w:pStyle w:val="Heading1"/>
         <w:rPr/>
       </w:pPr>
-      <w:bookmarkStart w:colFirst="0" w:colLast="0" w:name="_dgj36da3o2ft" w:id="24"/>
-      <w:bookmarkEnd w:id="24"/>
-      <w:r>
-        <w:rPr>
-          <w:rtl w:val="0"/>
-        </w:rPr>
-        <w:t xml:space="preserve">Datasources</w:t>
-      </w:r>
-    </w:p>
-    <w:p>
-      <w:pPr>
-        <w:rPr/>
-      </w:pPr>
-      <w:r>
-        <w:rPr>
-          <w:rtl w:val="0"/>
-        </w:rPr>
-        <w:t xml:space="preserve">Anything (any backend format) to RDF SPO Triples.</w:t>
-      </w:r>
-    </w:p>
-    <w:p>
-      <w:pPr>
-        <w:rPr/>
-      </w:pPr>
-      <w:r>
-        <w:rPr>
-          <w:rtl w:val="0"/>
-        </w:rPr>
-        <w:t xml:space="preserve">Synchronization features via Event Bus</w:t>
-      </w:r>
-    </w:p>
-    <w:p>
-      <w:pPr>
-        <w:rPr/>
-      </w:pPr>
-      <w:r>
-        <w:rPr>
-          <w:rtl w:val="0"/>
-        </w:rPr>
-      </w:r>
-    </w:p>
-    <w:p>
-      <w:pPr>
-        <w:rPr/>
-      </w:pPr>
-      <w:r>
-        <w:rPr>
-          <w:rtl w:val="0"/>
-        </w:rPr>
-        <w:t xml:space="preserve">Configuration as instance data..</w:t>
-      </w:r>
-    </w:p>
-    <w:p>
-      <w:pPr>
-        <w:pStyle w:val="Heading1"/>
-        <w:rPr/>
-      </w:pPr>
       <w:bookmarkStart w:colFirst="0" w:colLast="0" w:name="_s6dpyk3dwjgk" w:id="25"/>
       <w:bookmarkEnd w:id="25"/>
       <w:r>
@@ -3242,578 +3232,1052 @@
         <w:pStyle w:val="Heading2"/>
         <w:rPr/>
       </w:pPr>
-      <w:bookmarkStart w:colFirst="0" w:colLast="0" w:name="_ylemh96io5z" w:id="26"/>
+      <w:bookmarkStart w:colFirst="0" w:colLast="0" w:name="_fessmp846esx" w:id="26"/>
       <w:bookmarkEnd w:id="26"/>
       <w:r>
         <w:rPr>
           <w:rtl w:val="0"/>
         </w:rPr>
-        <w:t xml:space="preserve">Messaging Infrastructure</w:t>
-      </w:r>
-    </w:p>
-    <w:p>
-      <w:pPr>
-        <w:rPr/>
-      </w:pPr>
-      <w:r>
-        <w:rPr>
-          <w:rtl w:val="0"/>
-        </w:rPr>
-        <w:t xml:space="preserve">Blackboard style messaging backbone. All services subscribe and publish to the same topic.</w:t>
-      </w:r>
-    </w:p>
-    <w:p>
-      <w:pPr>
-        <w:rPr/>
-      </w:pPr>
-      <w:r>
-        <w:rPr>
-          <w:rtl w:val="0"/>
-        </w:rPr>
-      </w:r>
-    </w:p>
-    <w:p>
-      <w:pPr>
+        <w:t xml:space="preserve">Augmentation Pipeline Streams Processing</w:t>
+      </w:r>
+    </w:p>
+    <w:p>
+      <w:pPr>
+        <w:rPr/>
+      </w:pPr>
+      <w:r>
+        <w:rPr>
+          <w:rtl w:val="0"/>
+        </w:rPr>
+        <w:t xml:space="preserve">Each pipeline processing agent processes the input Statements of their corresponding processing phase Statement layer types. They do by stream matching of new input data with already “known” Processing Statements from layers previous inference aggregated knowledge. Input and Processing Statements for each layer phase:</w:t>
+      </w:r>
+    </w:p>
+    <w:p>
+      <w:pPr>
+        <w:rPr/>
+      </w:pPr>
+      <w:r>
+        <w:rPr>
+          <w:rtl w:val="0"/>
+        </w:rPr>
+      </w:r>
+    </w:p>
+    <w:p>
+      <w:pPr>
+        <w:rPr/>
+      </w:pPr>
+      <w:r>
+        <w:rPr>
+          <w:rtl w:val="0"/>
+        </w:rPr>
+        <w:t xml:space="preserve">Property Statements for Aggregation Layer.</w:t>
+      </w:r>
+    </w:p>
+    <w:p>
+      <w:pPr>
+        <w:rPr/>
+      </w:pPr>
+      <w:r>
+        <w:rPr>
+          <w:rtl w:val="0"/>
+        </w:rPr>
+        <w:t xml:space="preserve">Rule Statements for the Alignment Layer.</w:t>
+      </w:r>
+    </w:p>
+    <w:p>
+      <w:pPr>
+        <w:rPr/>
+      </w:pPr>
+      <w:r>
+        <w:rPr>
+          <w:rtl w:val="0"/>
+        </w:rPr>
+        <w:t xml:space="preserve">Context Statements for the Activation Layer.</w:t>
+      </w:r>
+    </w:p>
+    <w:p>
+      <w:pPr>
+        <w:rPr/>
+      </w:pPr>
+      <w:r>
+        <w:rPr>
+          <w:rtl w:val="0"/>
+        </w:rPr>
+      </w:r>
+    </w:p>
+    <w:p>
+      <w:pPr>
+        <w:rPr/>
+      </w:pPr>
+      <w:r>
+        <w:rPr>
+          <w:rtl w:val="0"/>
+        </w:rPr>
+        <w:t xml:space="preserve">The streaming augmentation is performed in base a “merge” operation of Input and Production Statements at the same “level” in the Statements Layers Hierarchy in two phases: Unfolding and Folding.</w:t>
+      </w:r>
+    </w:p>
+    <w:p>
+      <w:pPr>
+        <w:rPr/>
+      </w:pPr>
+      <w:r>
+        <w:rPr>
+          <w:rtl w:val="0"/>
+        </w:rPr>
+      </w:r>
+    </w:p>
+    <w:p>
+      <w:pPr>
+        <w:rPr/>
+      </w:pPr>
+      <w:r>
+        <w:rPr>
+          <w:rtl w:val="0"/>
+        </w:rPr>
+        <w:t xml:space="preserve">For the Unfolding example, for the Alignment Layer for example, Rule Input Statements are “merged” with Rule Processing Statements. Then, both Statement streams are “unfolded” into their upper layer (Transitions in this case) aggregation layer originating statements and then these source statements are “merged” in turn into this layer level statements. This “unfolding” and “merge” occurs until reaching the layer's initial Statement type.</w:t>
+      </w:r>
+    </w:p>
+    <w:p>
+      <w:pPr>
+        <w:rPr/>
+      </w:pPr>
+      <w:r>
+        <w:rPr>
+          <w:rtl w:val="0"/>
+        </w:rPr>
+      </w:r>
+    </w:p>
+    <w:p>
+      <w:pPr>
+        <w:rPr/>
+      </w:pPr>
+      <w:r>
+        <w:rPr>
+          <w:rtl w:val="0"/>
+        </w:rPr>
+        <w:t xml:space="preserve">In the Folding case, Input and Production Statements of the same layer level type are “merged” and merge produced layers Statements are aggregated into the next Statement layer Statement type. Then, aggregated merged statements are merged in turn with the Production Statements corresponding unfolded layer until reaching the layer’s final statement type (State in the case of Alignment).</w:t>
+      </w:r>
+    </w:p>
+    <w:p>
+      <w:pPr>
+        <w:pStyle w:val="Heading2"/>
+        <w:rPr/>
+      </w:pPr>
+      <w:bookmarkStart w:colFirst="0" w:colLast="0" w:name="_rcv56ozv9ek" w:id="27"/>
+      <w:bookmarkEnd w:id="27"/>
+      <w:r>
+        <w:rPr>
+          <w:rtl w:val="0"/>
+        </w:rPr>
+        <w:t xml:space="preserve">Possible Merge Approaches</w:t>
+      </w:r>
+    </w:p>
+    <w:p>
+      <w:pPr>
+        <w:rPr/>
+      </w:pPr>
+      <w:r>
+        <w:rPr>
+          <w:rtl w:val="0"/>
+        </w:rPr>
+        <w:t xml:space="preserve">Identity Resolution driven. TODO: Find the way of unambiguously identifying concepts (Resources, Occurrences, Statements, SPOs, Kinds) in a given context. </w:t>
+      </w:r>
+    </w:p>
+    <w:p>
+      <w:pPr>
+        <w:pStyle w:val="Heading3"/>
+        <w:rPr/>
+      </w:pPr>
+      <w:bookmarkStart w:colFirst="0" w:colLast="0" w:name="_pq9istt44jqw" w:id="28"/>
+      <w:bookmarkEnd w:id="28"/>
+      <w:r>
+        <w:rPr>
+          <w:rtl w:val="0"/>
+        </w:rPr>
+        <w:t xml:space="preserve">RDF Merge</w:t>
+      </w:r>
+    </w:p>
+    <w:p>
+      <w:pPr>
+        <w:rPr/>
+      </w:pPr>
+      <w:r>
+        <w:rPr>
+          <w:rtl w:val="0"/>
+        </w:rPr>
+        <w:t xml:space="preserve">This approach relies on graph theory. It essentially performs a graph union of multiple RDF datasets. A critical function of an RDF merge is the standardization and renaming of "blank nodes" (anonymous resources) across different graphs to avoid collisions, resulting in a single, unified knowledge graph of subject-predicate-object triples.</w:t>
+      </w:r>
+    </w:p>
+    <w:p>
+      <w:pPr>
+        <w:pStyle w:val="Heading3"/>
+        <w:rPr/>
+      </w:pPr>
+      <w:bookmarkStart w:colFirst="0" w:colLast="0" w:name="_o8zsm61bt38f" w:id="29"/>
+      <w:bookmarkEnd w:id="29"/>
+      <w:r>
+        <w:rPr>
+          <w:rtl w:val="0"/>
+        </w:rPr>
+        <w:t xml:space="preserve">TMRM Merge</w:t>
+      </w:r>
+    </w:p>
+    <w:p>
+      <w:pPr>
+        <w:rPr/>
+      </w:pPr>
+      <w:r>
+        <w:rPr>
+          <w:rtl w:val="0"/>
+        </w:rPr>
+        <w:t xml:space="preserve">TMRM merging is driven strictly by subject identity. If two topics (entities) across different data streams share the same subject locator, subject identifier, or item identifier, they are deterministically merged into a single topic. The resulting merged topic accumulates all the names, occurrences, and associations of the original topics.</w:t>
+      </w:r>
+    </w:p>
+    <w:p>
+      <w:pPr>
+        <w:pStyle w:val="Heading3"/>
+        <w:rPr/>
+      </w:pPr>
+      <w:bookmarkStart w:colFirst="0" w:colLast="0" w:name="_35yabic8y7so" w:id="30"/>
+      <w:bookmarkEnd w:id="30"/>
+      <w:r>
+        <w:rPr>
+          <w:rtl w:val="0"/>
+        </w:rPr>
+        <w:t xml:space="preserve">FCA Merge</w:t>
+      </w:r>
+    </w:p>
+    <w:p>
+      <w:pPr>
+        <w:rPr/>
+      </w:pPr>
+      <w:r>
+        <w:rPr>
+          <w:rtl w:val="0"/>
+        </w:rPr>
+        <w:t xml:space="preserve">This approach merges data at the conceptual level by combining "formal contexts" (mappings of objects to their attributes). When two concept lattices are merged, the FCA algorithm recalculates the matrix to build a new, unified lattice. This is highly effective for discovering new structural hierarchies and implicit relationships that weren't visible in the isolated data streams.</w:t>
+      </w:r>
+    </w:p>
+    <w:p>
+      <w:pPr>
+        <w:pStyle w:val="Heading3"/>
+        <w:rPr/>
+      </w:pPr>
+      <w:bookmarkStart w:colFirst="0" w:colLast="0" w:name="_u7d211p37nqm" w:id="31"/>
+      <w:bookmarkEnd w:id="31"/>
+      <w:r>
+        <w:rPr>
+          <w:rtl w:val="0"/>
+        </w:rPr>
+        <w:t xml:space="preserve">CPPE Based FCA / Model Primitives Merge</w:t>
+      </w:r>
+    </w:p>
+    <w:p>
+      <w:pPr>
+        <w:rPr/>
+      </w:pPr>
+      <w:r>
+        <w:rPr>
+          <w:rtl w:val="0"/>
+        </w:rPr>
+        <w:t xml:space="preserve">Operating at the most atomic level of a data architecture, this approach aligns the fundamental structural primitives (e.g., core entities, base properties, and semantic rules) of the models. By merging the structural primitives </w:t>
+      </w:r>
+      <w:r>
+        <w:rPr>
+          <w:i w:val="1"/>
+          <w:iCs w:val="1"/>
+          <w:rtl w:val="0"/>
+        </w:rPr>
+        <w:t xml:space="preserve">first</w:t>
+      </w:r>
+      <w:r>
+        <w:rPr>
+          <w:rtl w:val="0"/>
+        </w:rPr>
+        <w:t xml:space="preserve">, the pipeline creates a standardized baseline context, which is then fed into an FCA merge to build highly accurate, normalized concept lattices.</w:t>
+      </w:r>
+    </w:p>
+    <w:p>
+      <w:pPr>
+        <w:pStyle w:val="Heading3"/>
+        <w:rPr/>
+      </w:pPr>
+      <w:bookmarkStart w:colFirst="0" w:colLast="0" w:name="_fry22qxron9" w:id="32"/>
+      <w:bookmarkEnd w:id="32"/>
+      <w:r>
+        <w:rPr>
+          <w:rtl w:val="0"/>
+        </w:rPr>
+        <w:t xml:space="preserve">Sets Model Based Merge</w:t>
+      </w:r>
+    </w:p>
+    <w:p>
+      <w:pPr>
+        <w:rPr/>
+      </w:pPr>
+      <w:r>
+        <w:rPr>
+          <w:rtl w:val="0"/>
+        </w:rPr>
+        <w:t xml:space="preserve">Rooted in classic set theory, this methodology uses strict mathematical operations (unions, intersections, and relative differences) to combine data. It treats data streams as collections of elements, making it an incredibly fast, deterministic, and highly scalable approach for deduplication and exact-match aggregations.</w:t>
+      </w:r>
+    </w:p>
+    <w:p>
+      <w:pPr>
+        <w:pStyle w:val="Heading3"/>
+        <w:rPr/>
+      </w:pPr>
+      <w:bookmarkStart w:colFirst="0" w:colLast="0" w:name="_fx7g0jtvh6d0" w:id="33"/>
+      <w:bookmarkEnd w:id="33"/>
+      <w:r>
+        <w:rPr>
+          <w:rtl w:val="0"/>
+        </w:rPr>
+        <w:t xml:space="preserve">Integration into Streams Processing</w:t>
+      </w:r>
+    </w:p>
+    <w:p>
+      <w:pPr>
+        <w:pStyle w:val="Heading2"/>
+        <w:spacing w:after="240" w:before="240" w:lineRule="auto"/>
+        <w:rPr>
+          <w:sz w:val="22"/>
+          <w:szCs w:val="22"/>
+        </w:rPr>
+      </w:pPr>
+      <w:bookmarkStart w:colFirst="0" w:colLast="0" w:name="_5812pk5shep4" w:id="34"/>
+      <w:bookmarkEnd w:id="34"/>
+      <w:r>
+        <w:rPr>
+          <w:sz w:val="22"/>
+          <w:szCs w:val="22"/>
+          <w:rtl w:val="0"/>
+        </w:rPr>
+        <w:t xml:space="preserve">To apply these distinct methodologies within the stream processing architecture described previously, they must be orchestrated across the </w:t>
+      </w:r>
+      <w:r>
         <w:rPr>
           <w:b w:val="1"/>
           <w:bCs w:val="1"/>
-        </w:rPr>
-      </w:pPr>
+          <w:sz w:val="22"/>
+          <w:szCs w:val="22"/>
+          <w:rtl w:val="0"/>
+        </w:rPr>
+        <w:t xml:space="preserve">Unfolding (decomposition)</w:t>
+      </w:r>
+      <w:r>
+        <w:rPr>
+          <w:sz w:val="22"/>
+          <w:szCs w:val="22"/>
+          <w:rtl w:val="0"/>
+        </w:rPr>
+        <w:t xml:space="preserve"> and </w:t>
+      </w:r>
       <w:r>
         <w:rPr>
           <w:b w:val="1"/>
           <w:bCs w:val="1"/>
-          <w:rtl w:val="0"/>
-        </w:rPr>
-        <w:t xml:space="preserve">Messaging Format: TreeGraph</w:t>
-      </w:r>
-    </w:p>
-    <w:p>
-      <w:pPr>
-        <w:rPr/>
-      </w:pPr>
-      <w:r>
-        <w:rPr>
-          <w:rtl w:val="0"/>
-        </w:rPr>
-      </w:r>
-    </w:p>
-    <w:p>
-      <w:pPr>
-        <w:rPr/>
-      </w:pPr>
-      <w:r>
-        <w:rPr>
-          <w:rtl w:val="0"/>
-        </w:rPr>
-        <w:t xml:space="preserve">Raw XML Serialization of Base Model Statements and entities. Layers Statements nested composition (tree like structure). Synchronization to and from an eventual TMRM underlying metamodel.</w:t>
-      </w:r>
-    </w:p>
-    <w:p>
-      <w:pPr>
-        <w:rPr/>
-      </w:pPr>
-      <w:r>
-        <w:rPr>
-          <w:rtl w:val="0"/>
-        </w:rPr>
-      </w:r>
-    </w:p>
-    <w:p>
-      <w:pPr>
-        <w:rPr/>
-      </w:pPr>
-      <w:r>
-        <w:rPr>
-          <w:rtl w:val="0"/>
-        </w:rPr>
-        <w:t xml:space="preserve">XSLT for parsing and extracting composed layer statements source layers statements. Statements below in the hierarchy are composed of Statements above them. This XSL Stylesheet transform provides this upper composing layers statements in the context of the layer composed Statement being parsed.</w:t>
-      </w:r>
-    </w:p>
-    <w:p>
-      <w:pPr>
-        <w:rPr/>
-      </w:pPr>
-      <w:r>
-        <w:rPr>
-          <w:rtl w:val="0"/>
-        </w:rPr>
-      </w:r>
-    </w:p>
-    <w:p>
-      <w:pPr>
-        <w:rPr/>
-      </w:pPr>
-      <w:r>
-        <w:rPr>
-          <w:rtl w:val="0"/>
-        </w:rPr>
-        <w:t xml:space="preserve">Augmentation: Graph operations performed in transforms results statements:</w:t>
-      </w:r>
-    </w:p>
-    <w:p>
-      <w:pPr>
-        <w:rPr/>
-      </w:pPr>
-      <w:r>
-        <w:rPr>
-          <w:rtl w:val="0"/>
-        </w:rPr>
-      </w:r>
-    </w:p>
-    <w:p>
-      <w:pPr>
-        <w:rPr/>
-      </w:pPr>
-      <w:r>
-        <w:rPr>
-          <w:rtl w:val="0"/>
-        </w:rPr>
-        <w:t xml:space="preserve">Downstream layers composition.</w:t>
-      </w:r>
-    </w:p>
-    <w:p>
-      <w:pPr>
-        <w:rPr/>
-      </w:pPr>
-      <w:r>
-        <w:rPr>
-          <w:rtl w:val="0"/>
-        </w:rPr>
-        <w:t xml:space="preserve">Upstream layers decomposition.</w:t>
-      </w:r>
-    </w:p>
-    <w:p>
-      <w:pPr>
-        <w:rPr/>
-      </w:pPr>
-      <w:r>
-        <w:rPr>
-          <w:rtl w:val="0"/>
-        </w:rPr>
-        <w:t xml:space="preserve">On each composition / decomposition step result statements: Merge with Production Statements (Contexts). Compose / decompose merged transform results statements until merge is no op.</w:t>
-      </w:r>
-    </w:p>
-    <w:p>
-      <w:pPr>
-        <w:rPr/>
-      </w:pPr>
-      <w:r>
-        <w:rPr>
-          <w:rtl w:val="0"/>
-        </w:rPr>
-      </w:r>
-    </w:p>
-    <w:p>
-      <w:pPr>
-        <w:rPr/>
-      </w:pPr>
-      <w:r>
-        <w:rPr>
-          <w:rtl w:val="0"/>
-        </w:rPr>
-        <w:t xml:space="preserve">Aggregation:</w:t>
-      </w:r>
-    </w:p>
-    <w:p>
-      <w:pPr>
-        <w:rPr/>
-      </w:pPr>
-      <w:r>
-        <w:rPr>
-          <w:rtl w:val="0"/>
-        </w:rPr>
-        <w:t xml:space="preserve">Merge statements obtained with Processing (composing) Statements. FCA Contexts Merge.</w:t>
-      </w:r>
-    </w:p>
-    <w:p>
-      <w:pPr>
-        <w:rPr/>
-      </w:pPr>
-      <w:r>
-        <w:rPr>
-          <w:rtl w:val="0"/>
-        </w:rPr>
-      </w:r>
-    </w:p>
-    <w:p>
-      <w:pPr>
-        <w:rPr/>
-      </w:pPr>
-      <w:r>
-        <w:rPr>
-          <w:rtl w:val="0"/>
-        </w:rPr>
-        <w:t xml:space="preserve">Alignment:</w:t>
-      </w:r>
-    </w:p>
-    <w:p>
-      <w:pPr>
-        <w:rPr/>
-      </w:pPr>
-      <w:r>
-        <w:rPr>
-          <w:rtl w:val="0"/>
-        </w:rPr>
-        <w:t xml:space="preserve">CPPE Embeddings. Ontology Matching / Links / Dimensional / Order inference.</w:t>
-      </w:r>
-    </w:p>
-    <w:p>
-      <w:pPr>
-        <w:rPr/>
-      </w:pPr>
-      <w:r>
-        <w:rPr>
-          <w:rtl w:val="0"/>
-        </w:rPr>
-      </w:r>
-    </w:p>
-    <w:p>
-      <w:pPr>
-        <w:rPr/>
-      </w:pPr>
-      <w:r>
-        <w:rPr>
-          <w:rtl w:val="0"/>
-        </w:rPr>
-        <w:t xml:space="preserve">Activation:</w:t>
-      </w:r>
-    </w:p>
-    <w:p>
-      <w:pPr>
-        <w:rPr/>
-      </w:pPr>
-      <w:r>
-        <w:rPr>
-          <w:rtl w:val="0"/>
-        </w:rPr>
-        <w:t xml:space="preserve">Further Statements layers composition downstream in the hierarchy.</w:t>
+          <w:sz w:val="22"/>
+          <w:szCs w:val="22"/>
+          <w:rtl w:val="0"/>
+        </w:rPr>
+        <w:t xml:space="preserve">Folding (aggregation)</w:t>
+      </w:r>
+      <w:r>
+        <w:rPr>
+          <w:sz w:val="22"/>
+          <w:szCs w:val="22"/>
+          <w:rtl w:val="0"/>
+        </w:rPr>
+        <w:t xml:space="preserve"> phases. Because each merge type excels at a different level of semantic complexity, they can be layered sequentially.</w:t>
+      </w:r>
+    </w:p>
+    <w:p>
+      <w:pPr>
+        <w:pStyle w:val="Heading4"/>
+        <w:spacing w:after="40" w:before="240" w:lineRule="auto"/>
+        <w:rPr>
+          <w:b w:val="1"/>
+          <w:bCs w:val="1"/>
+          <w:color w:val="000000"/>
+          <w:sz w:val="22"/>
+          <w:szCs w:val="22"/>
+        </w:rPr>
+      </w:pPr>
+      <w:bookmarkStart w:colFirst="0" w:colLast="0" w:name="_uq5r9zfp3ryd" w:id="35"/>
+      <w:bookmarkEnd w:id="35"/>
+      <w:r>
+        <w:rPr>
+          <w:b w:val="1"/>
+          <w:bCs w:val="1"/>
+          <w:color w:val="000000"/>
+          <w:sz w:val="22"/>
+          <w:szCs w:val="22"/>
+          <w:rtl w:val="0"/>
+        </w:rPr>
+        <w:t xml:space="preserve">1. The Unfolding Phase (Decomposition &amp; Identity)</w:t>
       </w:r>
     </w:p>
     <w:p>
       <w:pPr>
         <w:pStyle w:val="Heading2"/>
-        <w:rPr/>
-      </w:pPr>
-      <w:bookmarkStart w:colFirst="0" w:colLast="0" w:name="_ld8kd7o4b1uw" w:id="27"/>
-      <w:bookmarkEnd w:id="27"/>
-      <w:r>
-        <w:rPr>
-          <w:rtl w:val="0"/>
-        </w:rPr>
-        <w:t xml:space="preserve">Aggregation Service Agent</w:t>
-      </w:r>
-    </w:p>
-    <w:p>
-      <w:pPr>
-        <w:rPr/>
-      </w:pPr>
-      <w:r>
-        <w:rPr>
-          <w:rtl w:val="0"/>
-        </w:rPr>
-        <w:t xml:space="preserve">Context / Role / Type inference in the Aggregation Layer.</w:t>
+        <w:spacing w:after="240" w:before="240" w:lineRule="auto"/>
+        <w:rPr>
+          <w:sz w:val="22"/>
+          <w:szCs w:val="22"/>
+        </w:rPr>
+      </w:pPr>
+      <w:bookmarkStart w:colFirst="0" w:colLast="0" w:name="_5812pk5shep4" w:id="34"/>
+      <w:bookmarkEnd w:id="34"/>
+      <w:r>
+        <w:rPr>
+          <w:sz w:val="22"/>
+          <w:szCs w:val="22"/>
+          <w:rtl w:val="0"/>
+        </w:rPr>
+        <w:t xml:space="preserve">During unfolding, complex incoming data must be broken down into its foundational components and matched against known processing statements.</w:t>
       </w:r>
     </w:p>
     <w:p>
       <w:pPr>
         <w:pStyle w:val="Heading2"/>
-        <w:rPr/>
-      </w:pPr>
-      <w:bookmarkStart w:colFirst="0" w:colLast="0" w:name="_lu0ndtng3l8" w:id="28"/>
-      <w:bookmarkEnd w:id="28"/>
-      <w:r>
-        <w:rPr>
-          <w:rtl w:val="0"/>
-        </w:rPr>
-        <w:t xml:space="preserve">Alignment Service Agent</w:t>
-      </w:r>
-    </w:p>
-    <w:p>
-      <w:pPr>
-        <w:rPr/>
-      </w:pPr>
-      <w:r>
-        <w:rPr>
-          <w:rtl w:val="0"/>
-        </w:rPr>
-        <w:t xml:space="preserve">Ontology Matching / Links / Dimensional / Order and Attributes inference in the Alignment Layer.</w:t>
-      </w:r>
-    </w:p>
-    <w:p>
-      <w:pPr>
-        <w:pStyle w:val="Heading2"/>
-        <w:rPr/>
-      </w:pPr>
-      <w:bookmarkStart w:colFirst="0" w:colLast="0" w:name="_yk4120gc18wf" w:id="29"/>
-      <w:bookmarkEnd w:id="29"/>
-      <w:r>
-        <w:rPr>
-          <w:rtl w:val="0"/>
-        </w:rPr>
-        <w:t xml:space="preserve">Activation Service Agent</w:t>
-      </w:r>
-    </w:p>
-    <w:p>
-      <w:pPr>
-        <w:rPr/>
-      </w:pPr>
-      <w:r>
-        <w:rPr>
-          <w:rtl w:val="0"/>
-        </w:rPr>
-        <w:t xml:space="preserve">Contexts (Use Cases) and behaviors (Interactions) in the Activation Layer.</w:t>
-      </w:r>
-    </w:p>
-    <w:p>
-      <w:pPr>
-        <w:pStyle w:val="Heading2"/>
-        <w:rPr/>
-      </w:pPr>
-      <w:bookmarkStart w:colFirst="0" w:colLast="0" w:name="_unxiex8ycrut" w:id="30"/>
-      <w:bookmarkEnd w:id="30"/>
-      <w:r>
-        <w:rPr>
-          <w:rtl w:val="0"/>
-        </w:rPr>
-        <w:t xml:space="preserve">Helper Services</w:t>
-      </w:r>
-    </w:p>
-    <w:p>
-      <w:pPr>
-        <w:pStyle w:val="Heading3"/>
-        <w:rPr/>
-      </w:pPr>
-      <w:bookmarkStart w:colFirst="0" w:colLast="0" w:name="_4qvfuly2ipq2" w:id="31"/>
-      <w:bookmarkEnd w:id="31"/>
-      <w:r>
-        <w:rPr>
-          <w:rtl w:val="0"/>
-        </w:rPr>
-        <w:t xml:space="preserve">Registry Service</w:t>
-      </w:r>
-    </w:p>
-    <w:p>
-      <w:pPr>
-        <w:pStyle w:val="Heading3"/>
-        <w:rPr/>
-      </w:pPr>
-      <w:bookmarkStart w:colFirst="0" w:colLast="0" w:name="_mjabd397mqn" w:id="32"/>
-      <w:bookmarkEnd w:id="32"/>
-      <w:r>
-        <w:rPr>
-          <w:rtl w:val="0"/>
-        </w:rPr>
-        <w:t xml:space="preserve">Naming Service</w:t>
-      </w:r>
-    </w:p>
-    <w:p>
-      <w:pPr>
-        <w:pStyle w:val="Heading3"/>
-        <w:rPr/>
-      </w:pPr>
-      <w:bookmarkStart w:colFirst="0" w:colLast="0" w:name="_i87we4txd2xb" w:id="33"/>
-      <w:bookmarkEnd w:id="33"/>
-      <w:r>
-        <w:rPr>
-          <w:rtl w:val="0"/>
-        </w:rPr>
-        <w:t xml:space="preserve">Index Service</w:t>
-      </w:r>
-    </w:p>
-    <w:p>
-      <w:pPr>
-        <w:pStyle w:val="Heading1"/>
-        <w:rPr/>
-      </w:pPr>
-      <w:bookmarkStart w:colFirst="0" w:colLast="0" w:name="_oix1tccg8zfs" w:id="34"/>
-      <w:bookmarkEnd w:id="34"/>
-      <w:r>
-        <w:rPr>
-          <w:rtl w:val="0"/>
-        </w:rPr>
-        <w:t xml:space="preserve">Leverage TMRM</w:t>
-      </w:r>
-    </w:p>
-    <w:p>
-      <w:pPr>
-        <w:rPr/>
-      </w:pPr>
-      <w:r>
-        <w:rPr>
-          <w:rtl w:val="0"/>
-        </w:rPr>
-        <w:t xml:space="preserve">Underlying graph metamodel.</w:t>
-      </w:r>
-    </w:p>
-    <w:p>
-      <w:pPr>
-        <w:spacing w:after="240" w:before="240" w:lineRule="auto"/>
-        <w:rPr/>
-      </w:pPr>
-      <w:r>
-        <w:rPr>
-          <w:rtl w:val="0"/>
-        </w:rPr>
-        <w:t xml:space="preserve">Use the ISO Topic Maps Reference Model (TMRM) as the underlying graph metamodel for the Base Model, providing a subject-centric and implementation-independent foundation for representing </w:t>
-      </w:r>
-      <w:r>
-        <w:rPr>
-          <w:rFonts w:ascii="Roboto Mono" w:cs="Roboto Mono" w:eastAsia="Roboto Mono" w:hAnsi="Roboto Mono"/>
-          <w:color w:val="188038"/>
-          <w:rtl w:val="0"/>
-        </w:rPr>
-        <w:t xml:space="preserve">Resource</w:t>
-      </w:r>
-      <w:r>
-        <w:rPr>
-          <w:rtl w:val="0"/>
-        </w:rPr>
-        <w:t xml:space="preserve">, </w:t>
-      </w:r>
-      <w:r>
-        <w:rPr>
-          <w:rFonts w:ascii="Roboto Mono" w:cs="Roboto Mono" w:eastAsia="Roboto Mono" w:hAnsi="Roboto Mono"/>
-          <w:color w:val="188038"/>
-          <w:rtl w:val="0"/>
-        </w:rPr>
-        <w:t xml:space="preserve">Occurrence</w:t>
-      </w:r>
-      <w:r>
-        <w:rPr>
-          <w:rtl w:val="0"/>
-        </w:rPr>
-        <w:t xml:space="preserve">, </w:t>
-      </w:r>
-      <w:r>
-        <w:rPr>
-          <w:rFonts w:ascii="Roboto Mono" w:cs="Roboto Mono" w:eastAsia="Roboto Mono" w:hAnsi="Roboto Mono"/>
-          <w:color w:val="188038"/>
-          <w:rtl w:val="0"/>
-        </w:rPr>
-        <w:t xml:space="preserve">Statement</w:t>
-      </w:r>
-      <w:r>
-        <w:rPr>
-          <w:rtl w:val="0"/>
-        </w:rPr>
-        <w:t xml:space="preserve">, </w:t>
-      </w:r>
-      <w:r>
-        <w:rPr>
-          <w:rFonts w:ascii="Roboto Mono" w:cs="Roboto Mono" w:eastAsia="Roboto Mono" w:hAnsi="Roboto Mono"/>
-          <w:color w:val="188038"/>
-          <w:rtl w:val="0"/>
-        </w:rPr>
-        <w:t xml:space="preserve">Subject</w:t>
-      </w:r>
-      <w:r>
-        <w:rPr>
-          <w:rtl w:val="0"/>
-        </w:rPr>
-        <w:t xml:space="preserve">, </w:t>
-      </w:r>
-      <w:r>
-        <w:rPr>
-          <w:rFonts w:ascii="Roboto Mono" w:cs="Roboto Mono" w:eastAsia="Roboto Mono" w:hAnsi="Roboto Mono"/>
-          <w:color w:val="188038"/>
-          <w:rtl w:val="0"/>
-        </w:rPr>
-        <w:t xml:space="preserve">Predicate</w:t>
-      </w:r>
-      <w:r>
-        <w:rPr>
-          <w:rtl w:val="0"/>
-        </w:rPr>
-        <w:t xml:space="preserve">, </w:t>
-      </w:r>
-      <w:r>
-        <w:rPr>
-          <w:rFonts w:ascii="Roboto Mono" w:cs="Roboto Mono" w:eastAsia="Roboto Mono" w:hAnsi="Roboto Mono"/>
-          <w:color w:val="188038"/>
-          <w:rtl w:val="0"/>
-        </w:rPr>
-        <w:t xml:space="preserve">Object</w:t>
-      </w:r>
-      <w:r>
-        <w:rPr>
-          <w:rtl w:val="0"/>
-        </w:rPr>
-        <w:t xml:space="preserve">, and their associated </w:t>
-      </w:r>
-      <w:r>
-        <w:rPr>
-          <w:rFonts w:ascii="Roboto Mono" w:cs="Roboto Mono" w:eastAsia="Roboto Mono" w:hAnsi="Roboto Mono"/>
-          <w:color w:val="188038"/>
-          <w:rtl w:val="0"/>
-        </w:rPr>
-        <w:t xml:space="preserve">Kind</w:t>
-      </w:r>
-      <w:r>
-        <w:rPr>
-          <w:rtl w:val="0"/>
-        </w:rPr>
-        <w:t xml:space="preserve"> structures. The Base Model can be mapped onto TMRM subject proxies and properties, with Statements providing the reified graph relationships and Occurrences providing the contextual roles in which Resources participate.</w:t>
-      </w:r>
-    </w:p>
-    <w:p>
-      <w:pPr>
-        <w:spacing w:after="240" w:before="240" w:lineRule="auto"/>
-        <w:rPr/>
-      </w:pPr>
-      <w:r>
-        <w:rPr>
-          <w:rtl w:val="0"/>
-        </w:rPr>
-        <w:t xml:space="preserve">TMRM can therefore provide the semantic graph substrate and generic graph operations required by the service, while the Base Model and Augmentation Pipeline define the application-specific semantics and processing layers. In particular, the metamodel should support APIs for:</w:t>
-      </w:r>
-    </w:p>
-    <w:p>
-      <w:pPr>
         <w:numPr>
           <w:ilvl w:val="0"/>
-          <w:numId w:val="39"/>
+          <w:numId w:val="17"/>
         </w:numPr>
         <w:spacing w:after="0" w:afterAutospacing="0" w:before="240" w:lineRule="auto"/>
         <w:ind w:left="720" w:hanging="360"/>
-      </w:pPr>
+        <w:rPr>
+          <w:sz w:val="22"/>
+          <w:szCs w:val="22"/>
+        </w:rPr>
+      </w:pPr>
+      <w:bookmarkStart w:colFirst="0" w:colLast="0" w:name="_5812pk5shep4" w:id="34"/>
+      <w:bookmarkEnd w:id="34"/>
       <w:r>
         <w:rPr>
           <w:b w:val="1"/>
           <w:bCs w:val="1"/>
-          <w:rtl w:val="0"/>
-        </w:rPr>
-        <w:t xml:space="preserve">Resource / subject management:</w:t>
-      </w:r>
-      <w:r>
-        <w:rPr>
-          <w:rtl w:val="0"/>
-        </w:rPr>
-        <w:t xml:space="preserve"> create, identify, retrieve, update and merge graph resources/subject proxies, including stable URI-based identity.</w:t>
-      </w:r>
-    </w:p>
-    <w:p>
-      <w:pPr>
+          <w:sz w:val="22"/>
+          <w:szCs w:val="22"/>
+          <w:rtl w:val="0"/>
+        </w:rPr>
+        <w:t xml:space="preserve">Sets Model Merge (The Filter):</w:t>
+      </w:r>
+      <w:r>
+        <w:rPr>
+          <w:sz w:val="22"/>
+          <w:szCs w:val="22"/>
+          <w:rtl w:val="0"/>
+        </w:rPr>
+        <w:t xml:space="preserve"> As the high-velocity stream enters, a Sets Model merge can be applied first to perform rapid deduplication (intersections) and isolate novel data (differences).</w:t>
+      </w:r>
+    </w:p>
+    <w:p>
+      <w:pPr>
+        <w:pStyle w:val="Heading2"/>
         <w:numPr>
           <w:ilvl w:val="0"/>
-          <w:numId w:val="39"/>
+          <w:numId w:val="17"/>
+        </w:numPr>
+        <w:spacing w:after="240" w:before="0" w:beforeAutospacing="0" w:lineRule="auto"/>
+        <w:ind w:left="720" w:hanging="360"/>
+        <w:rPr>
+          <w:sz w:val="22"/>
+          <w:szCs w:val="22"/>
+        </w:rPr>
+      </w:pPr>
+      <w:bookmarkStart w:colFirst="0" w:colLast="0" w:name="_5812pk5shep4" w:id="34"/>
+      <w:bookmarkEnd w:id="34"/>
+      <w:r>
+        <w:rPr>
+          <w:b w:val="1"/>
+          <w:bCs w:val="1"/>
+          <w:sz w:val="22"/>
+          <w:szCs w:val="22"/>
+          <w:rtl w:val="0"/>
+        </w:rPr>
+        <w:t xml:space="preserve">TMRM Merge (The Anchor):</w:t>
+      </w:r>
+      <w:r>
+        <w:rPr>
+          <w:sz w:val="22"/>
+          <w:szCs w:val="22"/>
+          <w:rtl w:val="0"/>
+        </w:rPr>
+        <w:t xml:space="preserve"> Once the data is broken into discrete sets, TMRM is used to determine exact subject identity. By breaking complex input statements down until subject identifiers are found, the pipeline ensures that incoming data is accurately anchored to the correct foundational entities in the Aggregation Layer.</w:t>
+      </w:r>
+    </w:p>
+    <w:p>
+      <w:pPr>
+        <w:pStyle w:val="Heading4"/>
+        <w:spacing w:after="40" w:before="240" w:lineRule="auto"/>
+        <w:rPr>
+          <w:b w:val="1"/>
+          <w:bCs w:val="1"/>
+          <w:color w:val="000000"/>
+          <w:sz w:val="22"/>
+          <w:szCs w:val="22"/>
+        </w:rPr>
+      </w:pPr>
+      <w:bookmarkStart w:colFirst="0" w:colLast="0" w:name="_jqy0l6s0kwjk" w:id="36"/>
+      <w:bookmarkEnd w:id="36"/>
+      <w:r>
+        <w:rPr>
+          <w:b w:val="1"/>
+          <w:bCs w:val="1"/>
+          <w:color w:val="000000"/>
+          <w:sz w:val="22"/>
+          <w:szCs w:val="22"/>
+          <w:rtl w:val="0"/>
+        </w:rPr>
+        <w:t xml:space="preserve">2. The Folding Phase (Aggregation &amp; Inference)</w:t>
+      </w:r>
+    </w:p>
+    <w:p>
+      <w:pPr>
+        <w:pStyle w:val="Heading2"/>
+        <w:spacing w:after="240" w:before="240" w:lineRule="auto"/>
+        <w:rPr>
+          <w:sz w:val="22"/>
+          <w:szCs w:val="22"/>
+        </w:rPr>
+      </w:pPr>
+      <w:bookmarkStart w:colFirst="0" w:colLast="0" w:name="_5812pk5shep4" w:id="34"/>
+      <w:bookmarkEnd w:id="34"/>
+      <w:r>
+        <w:rPr>
+          <w:sz w:val="22"/>
+          <w:szCs w:val="22"/>
+          <w:rtl w:val="0"/>
+        </w:rPr>
+        <w:t xml:space="preserve">During folding, the pipeline rebuilds the decomposed data, merging it with processing statements to infer new, higher-level contexts.</w:t>
+      </w:r>
+    </w:p>
+    <w:p>
+      <w:pPr>
+        <w:pStyle w:val="Heading2"/>
+        <w:numPr>
+          <w:ilvl w:val="0"/>
+          <w:numId w:val="16"/>
+        </w:numPr>
+        <w:spacing w:after="0" w:afterAutospacing="0" w:before="240" w:lineRule="auto"/>
+        <w:ind w:left="720" w:hanging="360"/>
+        <w:rPr>
+          <w:sz w:val="22"/>
+          <w:szCs w:val="22"/>
+        </w:rPr>
+      </w:pPr>
+      <w:bookmarkStart w:colFirst="0" w:colLast="0" w:name="_5812pk5shep4" w:id="34"/>
+      <w:bookmarkEnd w:id="34"/>
+      <w:r>
+        <w:rPr>
+          <w:b w:val="1"/>
+          <w:bCs w:val="1"/>
+          <w:sz w:val="22"/>
+          <w:szCs w:val="22"/>
+          <w:rtl w:val="0"/>
+        </w:rPr>
+        <w:t xml:space="preserve">Model Primitives &amp; CPPE Merge (The Baseline):</w:t>
+      </w:r>
+      <w:r>
+        <w:rPr>
+          <w:sz w:val="22"/>
+          <w:szCs w:val="22"/>
+          <w:rtl w:val="0"/>
+        </w:rPr>
+        <w:t xml:space="preserve"> As folding begins, primitive merging aligns the foundational rules and properties (Property Statements). This ensures that disparate data streams are speaking the same structural language before complex relationships are inferred.</w:t>
+      </w:r>
+    </w:p>
+    <w:p>
+      <w:pPr>
+        <w:pStyle w:val="Heading2"/>
+        <w:numPr>
+          <w:ilvl w:val="0"/>
+          <w:numId w:val="16"/>
         </w:numPr>
         <w:spacing w:after="0" w:afterAutospacing="0" w:before="0" w:beforeAutospacing="0" w:lineRule="auto"/>
         <w:ind w:left="720" w:hanging="360"/>
-      </w:pPr>
+        <w:rPr>
+          <w:sz w:val="22"/>
+          <w:szCs w:val="22"/>
+        </w:rPr>
+      </w:pPr>
+      <w:bookmarkStart w:colFirst="0" w:colLast="0" w:name="_5812pk5shep4" w:id="34"/>
+      <w:bookmarkEnd w:id="34"/>
       <w:r>
         <w:rPr>
           <w:b w:val="1"/>
           <w:bCs w:val="1"/>
-          <w:rtl w:val="0"/>
-        </w:rPr>
-        <w:t xml:space="preserve">Statement management:</w:t>
-      </w:r>
-      <w:r>
-        <w:rPr>
-          <w:rtl w:val="0"/>
-        </w:rPr>
-        <w:t xml:space="preserve"> create, retrieve, remove and traverse reified </w:t>
+          <w:sz w:val="22"/>
+          <w:szCs w:val="22"/>
+          <w:rtl w:val="0"/>
+        </w:rPr>
+        <w:t xml:space="preserve">RDF Merge (The Graph Builder):</w:t>
+      </w:r>
+      <w:r>
+        <w:rPr>
+          <w:sz w:val="22"/>
+          <w:szCs w:val="22"/>
+          <w:rtl w:val="0"/>
+        </w:rPr>
+        <w:t xml:space="preserve"> As statements are aggregated into the Alignment Layer, an RDF merge combines the localized graphs. This establishes the dimensional order and creates new rules (Rule Statements) by linking entities based on their standardized properties.</w:t>
+      </w:r>
+    </w:p>
+    <w:p>
+      <w:pPr>
+        <w:pStyle w:val="Heading2"/>
+        <w:numPr>
+          <w:ilvl w:val="0"/>
+          <w:numId w:val="16"/>
+        </w:numPr>
+        <w:spacing w:after="240" w:before="0" w:beforeAutospacing="0" w:lineRule="auto"/>
+        <w:ind w:left="720" w:hanging="360"/>
+        <w:rPr>
+          <w:sz w:val="22"/>
+          <w:szCs w:val="22"/>
+        </w:rPr>
+      </w:pPr>
+      <w:bookmarkStart w:colFirst="0" w:colLast="0" w:name="_idv57c206i3l" w:id="37"/>
+      <w:bookmarkEnd w:id="37"/>
+      <w:r>
+        <w:rPr>
+          <w:b w:val="1"/>
+          <w:bCs w:val="1"/>
+          <w:sz w:val="22"/>
+          <w:szCs w:val="22"/>
+          <w:rtl w:val="0"/>
+        </w:rPr>
+        <w:t xml:space="preserve">FCA Merge (The Activator):</w:t>
+      </w:r>
+      <w:r>
+        <w:rPr>
+          <w:sz w:val="22"/>
+          <w:szCs w:val="22"/>
+          <w:rtl w:val="0"/>
+        </w:rPr>
+        <w:t xml:space="preserve"> Finally, as the data reaches the Activation Layer, FCA merging is applied to the newly unified RDF graphs. By analyzing the attributes and objects, FCA computes the final conceptual lattice, inferring the overarching use cases, behaviors, and Context Statements required by the system.</w:t>
+      </w:r>
+    </w:p>
+    <w:p>
+      <w:pPr>
+        <w:pStyle w:val="Heading2"/>
+        <w:rPr/>
+      </w:pPr>
+      <w:bookmarkStart w:colFirst="0" w:colLast="0" w:name="_ylemh96io5z" w:id="38"/>
+      <w:bookmarkEnd w:id="38"/>
+      <w:r>
+        <w:rPr>
+          <w:rtl w:val="0"/>
+        </w:rPr>
+        <w:t xml:space="preserve">Messaging Infrastructure</w:t>
+      </w:r>
+    </w:p>
+    <w:p>
+      <w:pPr>
+        <w:rPr/>
+      </w:pPr>
+      <w:r>
+        <w:rPr>
+          <w:rtl w:val="0"/>
+        </w:rPr>
+        <w:t xml:space="preserve">Blackboard style messaging backbone. All services subscribe and publish to the same topic.</w:t>
+      </w:r>
+    </w:p>
+    <w:p>
+      <w:pPr>
+        <w:rPr/>
+      </w:pPr>
+      <w:r>
+        <w:rPr>
+          <w:rtl w:val="0"/>
+        </w:rPr>
+      </w:r>
+    </w:p>
+    <w:p>
+      <w:pPr>
+        <w:rPr>
+          <w:b w:val="1"/>
+          <w:bCs w:val="1"/>
+        </w:rPr>
+      </w:pPr>
+      <w:r>
+        <w:rPr>
+          <w:b w:val="1"/>
+          <w:bCs w:val="1"/>
+          <w:rtl w:val="0"/>
+        </w:rPr>
+        <w:t xml:space="preserve">Messaging Format: TreeGraph</w:t>
+      </w:r>
+    </w:p>
+    <w:p>
+      <w:pPr>
+        <w:rPr/>
+      </w:pPr>
+      <w:r>
+        <w:rPr>
+          <w:rtl w:val="0"/>
+        </w:rPr>
+      </w:r>
+    </w:p>
+    <w:p>
+      <w:pPr>
+        <w:rPr/>
+      </w:pPr>
+      <w:r>
+        <w:rPr>
+          <w:rtl w:val="0"/>
+        </w:rPr>
+        <w:t xml:space="preserve">Raw XML Serialization of Base Model Statements and entities. Layers Statements nested composition (tree like structure). Synchronization to and from an eventual TMRM underlying metamodel.</w:t>
+      </w:r>
+    </w:p>
+    <w:p>
+      <w:pPr>
+        <w:rPr/>
+      </w:pPr>
+      <w:r>
+        <w:rPr>
+          <w:rtl w:val="0"/>
+        </w:rPr>
+      </w:r>
+    </w:p>
+    <w:p>
+      <w:pPr>
+        <w:rPr/>
+      </w:pPr>
+      <w:r>
+        <w:rPr>
+          <w:rtl w:val="0"/>
+        </w:rPr>
+        <w:t xml:space="preserve">XSLT for parsing and extracting composed layer statements source layers statements. Statements below in the hierarchy are composed of Statements above them. This XSL Stylesheet transform provides this upper composing layers statements in the context of the layer composed Statement being parsed.</w:t>
+      </w:r>
+    </w:p>
+    <w:p>
+      <w:pPr>
+        <w:rPr/>
+      </w:pPr>
+      <w:r>
+        <w:rPr>
+          <w:rtl w:val="0"/>
+        </w:rPr>
+      </w:r>
+    </w:p>
+    <w:p>
+      <w:pPr>
+        <w:rPr/>
+      </w:pPr>
+      <w:r>
+        <w:rPr>
+          <w:rtl w:val="0"/>
+        </w:rPr>
+        <w:t xml:space="preserve">Augmentation: Graph operations performed in transforms results statements:</w:t>
+      </w:r>
+    </w:p>
+    <w:p>
+      <w:pPr>
+        <w:rPr/>
+      </w:pPr>
+      <w:r>
+        <w:rPr>
+          <w:rtl w:val="0"/>
+        </w:rPr>
+      </w:r>
+    </w:p>
+    <w:p>
+      <w:pPr>
+        <w:rPr/>
+      </w:pPr>
+      <w:r>
+        <w:rPr>
+          <w:rtl w:val="0"/>
+        </w:rPr>
+        <w:t xml:space="preserve">Downstream layers composition.</w:t>
+      </w:r>
+    </w:p>
+    <w:p>
+      <w:pPr>
+        <w:rPr/>
+      </w:pPr>
+      <w:r>
+        <w:rPr>
+          <w:rtl w:val="0"/>
+        </w:rPr>
+        <w:t xml:space="preserve">Upstream layers decomposition.</w:t>
+      </w:r>
+    </w:p>
+    <w:p>
+      <w:pPr>
+        <w:rPr/>
+      </w:pPr>
+      <w:r>
+        <w:rPr>
+          <w:rtl w:val="0"/>
+        </w:rPr>
+        <w:t xml:space="preserve">On each composition / decomposition step result statements: Merge with Production Statements (Contexts). Compose / decompose merged transform results statements until merge is no op.</w:t>
+      </w:r>
+    </w:p>
+    <w:p>
+      <w:pPr>
+        <w:rPr/>
+      </w:pPr>
+      <w:r>
+        <w:rPr>
+          <w:rtl w:val="0"/>
+        </w:rPr>
+      </w:r>
+    </w:p>
+    <w:p>
+      <w:pPr>
+        <w:rPr/>
+      </w:pPr>
+      <w:r>
+        <w:rPr>
+          <w:rtl w:val="0"/>
+        </w:rPr>
+        <w:t xml:space="preserve">Aggregation:</w:t>
+      </w:r>
+    </w:p>
+    <w:p>
+      <w:pPr>
+        <w:rPr/>
+      </w:pPr>
+      <w:r>
+        <w:rPr>
+          <w:rtl w:val="0"/>
+        </w:rPr>
+        <w:t xml:space="preserve">Merge statements obtained with Processing (composing) Statements. FCA Contexts Merge.</w:t>
+      </w:r>
+    </w:p>
+    <w:p>
+      <w:pPr>
+        <w:rPr/>
+      </w:pPr>
+      <w:r>
+        <w:rPr>
+          <w:rtl w:val="0"/>
+        </w:rPr>
+      </w:r>
+    </w:p>
+    <w:p>
+      <w:pPr>
+        <w:rPr/>
+      </w:pPr>
+      <w:r>
+        <w:rPr>
+          <w:rtl w:val="0"/>
+        </w:rPr>
+        <w:t xml:space="preserve">Alignment:</w:t>
+      </w:r>
+    </w:p>
+    <w:p>
+      <w:pPr>
+        <w:rPr/>
+      </w:pPr>
+      <w:r>
+        <w:rPr>
+          <w:rtl w:val="0"/>
+        </w:rPr>
+        <w:t xml:space="preserve">CPPE Embeddings. Ontology Matching / Links / Dimensional / Order inference.</w:t>
+      </w:r>
+    </w:p>
+    <w:p>
+      <w:pPr>
+        <w:rPr/>
+      </w:pPr>
+      <w:r>
+        <w:rPr>
+          <w:rtl w:val="0"/>
+        </w:rPr>
+      </w:r>
+    </w:p>
+    <w:p>
+      <w:pPr>
+        <w:rPr/>
+      </w:pPr>
+      <w:r>
+        <w:rPr>
+          <w:rtl w:val="0"/>
+        </w:rPr>
+        <w:t xml:space="preserve">Activation:</w:t>
+      </w:r>
+    </w:p>
+    <w:p>
+      <w:pPr>
+        <w:rPr/>
+      </w:pPr>
+      <w:r>
+        <w:rPr>
+          <w:rtl w:val="0"/>
+        </w:rPr>
+        <w:t xml:space="preserve">Further Statements layers composition downstream in the hierarchy.</w:t>
+      </w:r>
+    </w:p>
+    <w:p>
+      <w:pPr>
+        <w:pStyle w:val="Heading2"/>
+        <w:rPr/>
+      </w:pPr>
+      <w:bookmarkStart w:colFirst="0" w:colLast="0" w:name="_ld8kd7o4b1uw" w:id="39"/>
+      <w:bookmarkEnd w:id="39"/>
+      <w:r>
+        <w:rPr>
+          <w:rtl w:val="0"/>
+        </w:rPr>
+        <w:t xml:space="preserve">Aggregation Service Agent</w:t>
+      </w:r>
+    </w:p>
+    <w:p>
+      <w:pPr>
+        <w:rPr/>
+      </w:pPr>
+      <w:r>
+        <w:rPr>
+          <w:rtl w:val="0"/>
+        </w:rPr>
+        <w:t xml:space="preserve">Context / Role / Type inference in the Aggregation Layer.</w:t>
+      </w:r>
+    </w:p>
+    <w:p>
+      <w:pPr>
+        <w:pStyle w:val="Heading2"/>
+        <w:rPr/>
+      </w:pPr>
+      <w:bookmarkStart w:colFirst="0" w:colLast="0" w:name="_lu0ndtng3l8" w:id="40"/>
+      <w:bookmarkEnd w:id="40"/>
+      <w:r>
+        <w:rPr>
+          <w:rtl w:val="0"/>
+        </w:rPr>
+        <w:t xml:space="preserve">Alignment Service Agent</w:t>
+      </w:r>
+    </w:p>
+    <w:p>
+      <w:pPr>
+        <w:rPr/>
+      </w:pPr>
+      <w:r>
+        <w:rPr>
+          <w:rtl w:val="0"/>
+        </w:rPr>
+        <w:t xml:space="preserve">Ontology Matching / Links / Dimensional / Order and Attributes inference in the Alignment Layer.</w:t>
+      </w:r>
+    </w:p>
+    <w:p>
+      <w:pPr>
+        <w:pStyle w:val="Heading2"/>
+        <w:rPr/>
+      </w:pPr>
+      <w:bookmarkStart w:colFirst="0" w:colLast="0" w:name="_yk4120gc18wf" w:id="41"/>
+      <w:bookmarkEnd w:id="41"/>
+      <w:r>
+        <w:rPr>
+          <w:rtl w:val="0"/>
+        </w:rPr>
+        <w:t xml:space="preserve">Activation Service Agent</w:t>
+      </w:r>
+    </w:p>
+    <w:p>
+      <w:pPr>
+        <w:rPr/>
+      </w:pPr>
+      <w:r>
+        <w:rPr>
+          <w:rtl w:val="0"/>
+        </w:rPr>
+        <w:t xml:space="preserve">Contexts (Use Cases) and behaviors (Interactions) in the Activation Layer.</w:t>
+      </w:r>
+    </w:p>
+    <w:p>
+      <w:pPr>
+        <w:pStyle w:val="Heading2"/>
+        <w:rPr/>
+      </w:pPr>
+      <w:bookmarkStart w:colFirst="0" w:colLast="0" w:name="_unxiex8ycrut" w:id="42"/>
+      <w:bookmarkEnd w:id="42"/>
+      <w:r>
+        <w:rPr>
+          <w:rtl w:val="0"/>
+        </w:rPr>
+        <w:t xml:space="preserve">Helper Services</w:t>
+      </w:r>
+    </w:p>
+    <w:p>
+      <w:pPr>
+        <w:pStyle w:val="Heading3"/>
+        <w:rPr/>
+      </w:pPr>
+      <w:bookmarkStart w:colFirst="0" w:colLast="0" w:name="_4qvfuly2ipq2" w:id="43"/>
+      <w:bookmarkEnd w:id="43"/>
+      <w:r>
+        <w:rPr>
+          <w:rtl w:val="0"/>
+        </w:rPr>
+        <w:t xml:space="preserve">Registry Service</w:t>
+      </w:r>
+    </w:p>
+    <w:p>
+      <w:pPr>
+        <w:pStyle w:val="Heading3"/>
+        <w:rPr/>
+      </w:pPr>
+      <w:bookmarkStart w:colFirst="0" w:colLast="0" w:name="_mjabd397mqn" w:id="44"/>
+      <w:bookmarkEnd w:id="44"/>
+      <w:r>
+        <w:rPr>
+          <w:rtl w:val="0"/>
+        </w:rPr>
+        <w:t xml:space="preserve">Naming Service</w:t>
+      </w:r>
+    </w:p>
+    <w:p>
+      <w:pPr>
+        <w:pStyle w:val="Heading3"/>
+        <w:rPr/>
+      </w:pPr>
+      <w:bookmarkStart w:colFirst="0" w:colLast="0" w:name="_i87we4txd2xb" w:id="45"/>
+      <w:bookmarkEnd w:id="45"/>
+      <w:r>
+        <w:rPr>
+          <w:rtl w:val="0"/>
+        </w:rPr>
+        <w:t xml:space="preserve">Index Service</w:t>
+      </w:r>
+    </w:p>
+    <w:p>
+      <w:pPr>
+        <w:pStyle w:val="Heading1"/>
+        <w:rPr/>
+      </w:pPr>
+      <w:bookmarkStart w:colFirst="0" w:colLast="0" w:name="_oix1tccg8zfs" w:id="46"/>
+      <w:bookmarkEnd w:id="46"/>
+      <w:r>
+        <w:rPr>
+          <w:rtl w:val="0"/>
+        </w:rPr>
+        <w:t xml:space="preserve">Leverage TMRM</w:t>
+      </w:r>
+    </w:p>
+    <w:p>
+      <w:pPr>
+        <w:rPr/>
+      </w:pPr>
+      <w:r>
+        <w:rPr>
+          <w:rtl w:val="0"/>
+        </w:rPr>
+        <w:t xml:space="preserve">Underlying graph metamodel.</w:t>
+      </w:r>
+    </w:p>
+    <w:p>
+      <w:pPr>
+        <w:spacing w:after="240" w:before="240" w:lineRule="auto"/>
+        <w:rPr/>
+      </w:pPr>
+      <w:r>
+        <w:rPr>
+          <w:rtl w:val="0"/>
+        </w:rPr>
+        <w:t xml:space="preserve">Use the ISO Topic Maps Reference Model (TMRM) as the underlying graph metamodel for the Base Model, providing a subject-centric and implementation-independent foundation for representing </w:t>
       </w:r>
       <w:r>
         <w:rPr>
@@ -3821,20 +4285,140 @@
           <w:color w:val="188038"/>
           <w:rtl w:val="0"/>
         </w:rPr>
-        <w:t xml:space="preserve">S-P-O</w:t>
-      </w:r>
-      <w:r>
-        <w:rPr>
-          <w:rtl w:val="0"/>
-        </w:rPr>
-        <w:t xml:space="preserve"> Statements and their contextual Occurrences and roles.</w:t>
+        <w:t xml:space="preserve">Resource</w:t>
+      </w:r>
+      <w:r>
+        <w:rPr>
+          <w:rtl w:val="0"/>
+        </w:rPr>
+        <w:t xml:space="preserve">, </w:t>
+      </w:r>
+      <w:r>
+        <w:rPr>
+          <w:rFonts w:ascii="Roboto Mono" w:cs="Roboto Mono" w:eastAsia="Roboto Mono" w:hAnsi="Roboto Mono"/>
+          <w:color w:val="188038"/>
+          <w:rtl w:val="0"/>
+        </w:rPr>
+        <w:t xml:space="preserve">Occurrence</w:t>
+      </w:r>
+      <w:r>
+        <w:rPr>
+          <w:rtl w:val="0"/>
+        </w:rPr>
+        <w:t xml:space="preserve">, </w:t>
+      </w:r>
+      <w:r>
+        <w:rPr>
+          <w:rFonts w:ascii="Roboto Mono" w:cs="Roboto Mono" w:eastAsia="Roboto Mono" w:hAnsi="Roboto Mono"/>
+          <w:color w:val="188038"/>
+          <w:rtl w:val="0"/>
+        </w:rPr>
+        <w:t xml:space="preserve">Statement</w:t>
+      </w:r>
+      <w:r>
+        <w:rPr>
+          <w:rtl w:val="0"/>
+        </w:rPr>
+        <w:t xml:space="preserve">, </w:t>
+      </w:r>
+      <w:r>
+        <w:rPr>
+          <w:rFonts w:ascii="Roboto Mono" w:cs="Roboto Mono" w:eastAsia="Roboto Mono" w:hAnsi="Roboto Mono"/>
+          <w:color w:val="188038"/>
+          <w:rtl w:val="0"/>
+        </w:rPr>
+        <w:t xml:space="preserve">Subject</w:t>
+      </w:r>
+      <w:r>
+        <w:rPr>
+          <w:rtl w:val="0"/>
+        </w:rPr>
+        <w:t xml:space="preserve">, </w:t>
+      </w:r>
+      <w:r>
+        <w:rPr>
+          <w:rFonts w:ascii="Roboto Mono" w:cs="Roboto Mono" w:eastAsia="Roboto Mono" w:hAnsi="Roboto Mono"/>
+          <w:color w:val="188038"/>
+          <w:rtl w:val="0"/>
+        </w:rPr>
+        <w:t xml:space="preserve">Predicate</w:t>
+      </w:r>
+      <w:r>
+        <w:rPr>
+          <w:rtl w:val="0"/>
+        </w:rPr>
+        <w:t xml:space="preserve">, </w:t>
+      </w:r>
+      <w:r>
+        <w:rPr>
+          <w:rFonts w:ascii="Roboto Mono" w:cs="Roboto Mono" w:eastAsia="Roboto Mono" w:hAnsi="Roboto Mono"/>
+          <w:color w:val="188038"/>
+          <w:rtl w:val="0"/>
+        </w:rPr>
+        <w:t xml:space="preserve">Object</w:t>
+      </w:r>
+      <w:r>
+        <w:rPr>
+          <w:rtl w:val="0"/>
+        </w:rPr>
+        <w:t xml:space="preserve">, and their associated </w:t>
+      </w:r>
+      <w:r>
+        <w:rPr>
+          <w:rFonts w:ascii="Roboto Mono" w:cs="Roboto Mono" w:eastAsia="Roboto Mono" w:hAnsi="Roboto Mono"/>
+          <w:color w:val="188038"/>
+          <w:rtl w:val="0"/>
+        </w:rPr>
+        <w:t xml:space="preserve">Kind</w:t>
+      </w:r>
+      <w:r>
+        <w:rPr>
+          <w:rtl w:val="0"/>
+        </w:rPr>
+        <w:t xml:space="preserve"> structures. The Base Model can be mapped onto TMRM subject proxies and properties, with Statements providing the reified graph relationships and Occurrences providing the contextual roles in which Resources participate.</w:t>
+      </w:r>
+    </w:p>
+    <w:p>
+      <w:pPr>
+        <w:spacing w:after="240" w:before="240" w:lineRule="auto"/>
+        <w:rPr/>
+      </w:pPr>
+      <w:r>
+        <w:rPr>
+          <w:rtl w:val="0"/>
+        </w:rPr>
+        <w:t xml:space="preserve">TMRM can therefore provide the semantic graph substrate and generic graph operations required by the service, while the Base Model and Augmentation Pipeline define the application-specific semantics and processing layers. In particular, the metamodel should support APIs for:</w:t>
       </w:r>
     </w:p>
     <w:p>
       <w:pPr>
         <w:numPr>
           <w:ilvl w:val="0"/>
-          <w:numId w:val="39"/>
+          <w:numId w:val="41"/>
+        </w:numPr>
+        <w:spacing w:after="0" w:afterAutospacing="0" w:before="240" w:lineRule="auto"/>
+        <w:ind w:left="720" w:hanging="360"/>
+      </w:pPr>
+      <w:r>
+        <w:rPr>
+          <w:b w:val="1"/>
+          <w:bCs w:val="1"/>
+          <w:rtl w:val="0"/>
+        </w:rPr>
+        <w:t xml:space="preserve">Resource / subject management:</w:t>
+      </w:r>
+      <w:r>
+        <w:rPr>
+          <w:rtl w:val="0"/>
+        </w:rPr>
+        <w:t xml:space="preserve"> create, identify, retrieve, update and merge graph resources/subject proxies, including stable URI-based identity.</w:t>
+      </w:r>
+    </w:p>
+    <w:p>
+      <w:pPr>
+        <w:numPr>
+          <w:ilvl w:val="0"/>
+          <w:numId w:val="41"/>
         </w:numPr>
         <w:spacing w:after="0" w:afterAutospacing="0" w:before="0" w:beforeAutospacing="0" w:lineRule="auto"/>
         <w:ind w:left="720" w:hanging="360"/>
@@ -3845,20 +4429,34 @@
           <w:bCs w:val="1"/>
           <w:rtl w:val="0"/>
         </w:rPr>
-        <w:t xml:space="preserve">Graph traversal:</w:t>
-      </w:r>
-      <w:r>
-        <w:rPr>
-          <w:rtl w:val="0"/>
-        </w:rPr>
-        <w:t xml:space="preserve"> navigate subjects, predicates, objects, occurrences, contexts and their relationships, including recursive traversal of Kinds and Statements.</w:t>
+        <w:t xml:space="preserve">Statement management:</w:t>
+      </w:r>
+      <w:r>
+        <w:rPr>
+          <w:rtl w:val="0"/>
+        </w:rPr>
+        <w:t xml:space="preserve"> create, retrieve, remove and traverse reified </w:t>
+      </w:r>
+      <w:r>
+        <w:rPr>
+          <w:rFonts w:ascii="Roboto Mono" w:cs="Roboto Mono" w:eastAsia="Roboto Mono" w:hAnsi="Roboto Mono"/>
+          <w:color w:val="188038"/>
+          <w:rtl w:val="0"/>
+        </w:rPr>
+        <w:t xml:space="preserve">S-P-O</w:t>
+      </w:r>
+      <w:r>
+        <w:rPr>
+          <w:rtl w:val="0"/>
+        </w:rPr>
+        <w:t xml:space="preserve"> Statements and their contextual Occurrences and roles.</w:t>
       </w:r>
     </w:p>
     <w:p>
       <w:pPr>
         <w:numPr>
           <w:ilvl w:val="0"/>
-          <w:numId w:val="39"/>
+          <w:numId w:val="41"/>
         </w:numPr>
         <w:spacing w:after="0" w:afterAutospacing="0" w:before="0" w:beforeAutospacing="0" w:lineRule="auto"/>
         <w:ind w:left="720" w:hanging="360"/>
@@ -3869,20 +4467,20 @@
           <w:bCs w:val="1"/>
           <w:rtl w:val="0"/>
         </w:rPr>
-        <w:t xml:space="preserve">Context-preserving access:</w:t>
-      </w:r>
-      <w:r>
-        <w:rPr>
-          <w:rtl w:val="0"/>
-        </w:rPr>
-        <w:t xml:space="preserve"> retrieve the statements and properties associated with a subject while preserving the context in which each relationship or occurrence was asserted.</w:t>
+        <w:t xml:space="preserve">Graph traversal:</w:t>
+      </w:r>
+      <w:r>
+        <w:rPr>
+          <w:rtl w:val="0"/>
+        </w:rPr>
+        <w:t xml:space="preserve"> navigate subjects, predicates, objects, occurrences, contexts and their relationships, including recursive traversal of Kinds and Statements.</w:t>
       </w:r>
     </w:p>
     <w:p>
       <w:pPr>
         <w:numPr>
           <w:ilvl w:val="0"/>
-          <w:numId w:val="39"/>
+          <w:numId w:val="41"/>
         </w:numPr>
         <w:spacing w:after="0" w:afterAutospacing="0" w:before="0" w:beforeAutospacing="0" w:lineRule="auto"/>
         <w:ind w:left="720" w:hanging="360"/>
@@ -3893,62 +4491,20 @@
           <w:bCs w:val="1"/>
           <w:rtl w:val="0"/>
         </w:rPr>
-        <w:t xml:space="preserve">Property and kind access:</w:t>
-      </w:r>
-      <w:r>
-        <w:rPr>
-          <w:rtl w:val="0"/>
-        </w:rPr>
-        <w:t xml:space="preserve"> expose the properties of a resource and the Statements defining </w:t>
-      </w:r>
-      <w:r>
-        <w:rPr>
-          <w:rFonts w:ascii="Roboto Mono" w:cs="Roboto Mono" w:eastAsia="Roboto Mono" w:hAnsi="Roboto Mono"/>
-          <w:color w:val="188038"/>
-          <w:rtl w:val="0"/>
-        </w:rPr>
-        <w:t xml:space="preserve">SubjectKind</w:t>
-      </w:r>
-      <w:r>
-        <w:rPr>
-          <w:rtl w:val="0"/>
-        </w:rPr>
-        <w:t xml:space="preserve">, </w:t>
-      </w:r>
-      <w:r>
-        <w:rPr>
-          <w:rFonts w:ascii="Roboto Mono" w:cs="Roboto Mono" w:eastAsia="Roboto Mono" w:hAnsi="Roboto Mono"/>
-          <w:color w:val="188038"/>
-          <w:rtl w:val="0"/>
-        </w:rPr>
-        <w:t xml:space="preserve">PredicateKind</w:t>
-      </w:r>
-      <w:r>
-        <w:rPr>
-          <w:rtl w:val="0"/>
-        </w:rPr>
-        <w:t xml:space="preserve"> and </w:t>
-      </w:r>
-      <w:r>
-        <w:rPr>
-          <w:rFonts w:ascii="Roboto Mono" w:cs="Roboto Mono" w:eastAsia="Roboto Mono" w:hAnsi="Roboto Mono"/>
-          <w:color w:val="188038"/>
-          <w:rtl w:val="0"/>
-        </w:rPr>
-        <w:t xml:space="preserve">ObjectKind</w:t>
-      </w:r>
-      <w:r>
-        <w:rPr>
-          <w:rtl w:val="0"/>
-        </w:rPr>
-        <w:t xml:space="preserve">, supporting the classification structures used by the Aggregation phase.</w:t>
+        <w:t xml:space="preserve">Context-preserving access:</w:t>
+      </w:r>
+      <w:r>
+        <w:rPr>
+          <w:rtl w:val="0"/>
+        </w:rPr>
+        <w:t xml:space="preserve"> retrieve the statements and properties associated with a subject while preserving the context in which each relationship or occurrence was asserted.</w:t>
       </w:r>
     </w:p>
     <w:p>
       <w:pPr>
         <w:numPr>
           <w:ilvl w:val="0"/>
-          <w:numId w:val="39"/>
+          <w:numId w:val="41"/>
         </w:numPr>
         <w:spacing w:after="0" w:afterAutospacing="0" w:before="0" w:beforeAutospacing="0" w:lineRule="auto"/>
         <w:ind w:left="720" w:hanging="360"/>
@@ -3959,20 +4515,62 @@
           <w:bCs w:val="1"/>
           <w:rtl w:val="0"/>
         </w:rPr>
-        <w:t xml:space="preserve">Pattern/query access:</w:t>
-      </w:r>
-      <w:r>
-        <w:rPr>
-          <w:rtl w:val="0"/>
-        </w:rPr>
-        <w:t xml:space="preserve"> match graph structures and Statement patterns so that Augmentation Pipeline agents can discover applicable processing Statements and apply them to input Statement streams.</w:t>
+        <w:t xml:space="preserve">Property and kind access:</w:t>
+      </w:r>
+      <w:r>
+        <w:rPr>
+          <w:rtl w:val="0"/>
+        </w:rPr>
+        <w:t xml:space="preserve"> expose the properties of a resource and the Statements defining </w:t>
+      </w:r>
+      <w:r>
+        <w:rPr>
+          <w:rFonts w:ascii="Roboto Mono" w:cs="Roboto Mono" w:eastAsia="Roboto Mono" w:hAnsi="Roboto Mono"/>
+          <w:color w:val="188038"/>
+          <w:rtl w:val="0"/>
+        </w:rPr>
+        <w:t xml:space="preserve">SubjectKind</w:t>
+      </w:r>
+      <w:r>
+        <w:rPr>
+          <w:rtl w:val="0"/>
+        </w:rPr>
+        <w:t xml:space="preserve">, </w:t>
+      </w:r>
+      <w:r>
+        <w:rPr>
+          <w:rFonts w:ascii="Roboto Mono" w:cs="Roboto Mono" w:eastAsia="Roboto Mono" w:hAnsi="Roboto Mono"/>
+          <w:color w:val="188038"/>
+          <w:rtl w:val="0"/>
+        </w:rPr>
+        <w:t xml:space="preserve">PredicateKind</w:t>
+      </w:r>
+      <w:r>
+        <w:rPr>
+          <w:rtl w:val="0"/>
+        </w:rPr>
+        <w:t xml:space="preserve"> and </w:t>
+      </w:r>
+      <w:r>
+        <w:rPr>
+          <w:rFonts w:ascii="Roboto Mono" w:cs="Roboto Mono" w:eastAsia="Roboto Mono" w:hAnsi="Roboto Mono"/>
+          <w:color w:val="188038"/>
+          <w:rtl w:val="0"/>
+        </w:rPr>
+        <w:t xml:space="preserve">ObjectKind</w:t>
+      </w:r>
+      <w:r>
+        <w:rPr>
+          <w:rtl w:val="0"/>
+        </w:rPr>
+        <w:t xml:space="preserve">, supporting the classification structures used by the Aggregation phase.</w:t>
       </w:r>
     </w:p>
     <w:p>
       <w:pPr>
         <w:numPr>
           <w:ilvl w:val="0"/>
-          <w:numId w:val="39"/>
+          <w:numId w:val="41"/>
         </w:numPr>
         <w:spacing w:after="0" w:afterAutospacing="0" w:before="0" w:beforeAutospacing="0" w:lineRule="auto"/>
         <w:ind w:left="720" w:hanging="360"/>
@@ -3983,20 +4581,44 @@
           <w:bCs w:val="1"/>
           <w:rtl w:val="0"/>
         </w:rPr>
-        <w:t xml:space="preserve">Identity and merging:</w:t>
-      </w:r>
-      <w:r>
-        <w:rPr>
-          <w:rtl w:val="0"/>
-        </w:rPr>
-        <w:t xml:space="preserve"> provide subject identity/merging facilities that allow information about the same underlying subject from different sources or streams to be consolidated without losing its provenance/context.</w:t>
+        <w:t xml:space="preserve">Pattern/query access:</w:t>
+      </w:r>
+      <w:r>
+        <w:rPr>
+          <w:rtl w:val="0"/>
+        </w:rPr>
+        <w:t xml:space="preserve"> match graph structures and Statement patterns so that Augmentation Pipeline agents can discover applicable processing Statements and apply them to input Statement streams.</w:t>
       </w:r>
     </w:p>
     <w:p>
       <w:pPr>
         <w:numPr>
           <w:ilvl w:val="0"/>
-          <w:numId w:val="39"/>
+          <w:numId w:val="41"/>
+        </w:numPr>
+        <w:spacing w:after="0" w:afterAutospacing="0" w:before="0" w:beforeAutospacing="0" w:lineRule="auto"/>
+        <w:ind w:left="720" w:hanging="360"/>
+      </w:pPr>
+      <w:r>
+        <w:rPr>
+          <w:b w:val="1"/>
+          <w:bCs w:val="1"/>
+          <w:rtl w:val="0"/>
+        </w:rPr>
+        <w:t xml:space="preserve">Identity and merging:</w:t>
+      </w:r>
+      <w:r>
+        <w:rPr>
+          <w:rtl w:val="0"/>
+        </w:rPr>
+        <w:t xml:space="preserve"> provide subject identity/merging facilities that allow information about the same underlying subject from different sources or streams to be consolidated without losing its provenance/context.</w:t>
+      </w:r>
+    </w:p>
+    <w:p>
+      <w:pPr>
+        <w:numPr>
+          <w:ilvl w:val="0"/>
+          <w:numId w:val="41"/>
         </w:numPr>
         <w:spacing w:after="240" w:before="0" w:beforeAutospacing="0" w:lineRule="auto"/>
         <w:ind w:left="720" w:hanging="360"/>
@@ -4059,8 +4681,8 @@
         <w:pStyle w:val="Heading1"/>
         <w:rPr/>
       </w:pPr>
-      <w:bookmarkStart w:colFirst="0" w:colLast="0" w:name="_cfu7i31ldii6" w:id="35"/>
-      <w:bookmarkEnd w:id="35"/>
+      <w:bookmarkStart w:colFirst="0" w:colLast="0" w:name="_cfu7i31ldii6" w:id="47"/>
+      <w:bookmarkEnd w:id="47"/>
       <w:r>
         <w:rPr>
           <w:rtl w:val="0"/>
@@ -4417,7 +5039,7 @@
       <w:pPr>
         <w:numPr>
           <w:ilvl w:val="0"/>
-          <w:numId w:val="31"/>
+          <w:numId w:val="33"/>
         </w:numPr>
         <w:spacing w:after="0" w:afterAutospacing="0" w:before="240" w:lineRule="auto"/>
         <w:ind w:left="720" w:hanging="360"/>
@@ -4441,7 +5063,7 @@
       <w:pPr>
         <w:numPr>
           <w:ilvl w:val="0"/>
-          <w:numId w:val="31"/>
+          <w:numId w:val="33"/>
         </w:numPr>
         <w:spacing w:after="0" w:afterAutospacing="0" w:before="0" w:beforeAutospacing="0" w:lineRule="auto"/>
         <w:ind w:left="720" w:hanging="360"/>
@@ -4465,7 +5087,7 @@
       <w:pPr>
         <w:numPr>
           <w:ilvl w:val="0"/>
-          <w:numId w:val="31"/>
+          <w:numId w:val="33"/>
         </w:numPr>
         <w:spacing w:after="0" w:afterAutospacing="0" w:before="0" w:beforeAutospacing="0" w:lineRule="auto"/>
         <w:ind w:left="720" w:hanging="360"/>
@@ -4489,7 +5111,7 @@
       <w:pPr>
         <w:numPr>
           <w:ilvl w:val="0"/>
-          <w:numId w:val="31"/>
+          <w:numId w:val="33"/>
         </w:numPr>
         <w:spacing w:after="0" w:afterAutospacing="0" w:before="0" w:beforeAutospacing="0" w:lineRule="auto"/>
         <w:ind w:left="720" w:hanging="360"/>
@@ -4513,7 +5135,7 @@
       <w:pPr>
         <w:numPr>
           <w:ilvl w:val="0"/>
-          <w:numId w:val="31"/>
+          <w:numId w:val="33"/>
         </w:numPr>
         <w:spacing w:after="0" w:afterAutospacing="0" w:before="0" w:beforeAutospacing="0" w:lineRule="auto"/>
         <w:ind w:left="720" w:hanging="360"/>
@@ -4537,7 +5159,7 @@
       <w:pPr>
         <w:numPr>
           <w:ilvl w:val="0"/>
-          <w:numId w:val="31"/>
+          <w:numId w:val="33"/>
         </w:numPr>
         <w:spacing w:after="0" w:afterAutospacing="0" w:before="0" w:beforeAutospacing="0" w:lineRule="auto"/>
         <w:ind w:left="720" w:hanging="360"/>
@@ -4561,7 +5183,7 @@
       <w:pPr>
         <w:numPr>
           <w:ilvl w:val="0"/>
-          <w:numId w:val="31"/>
+          <w:numId w:val="33"/>
         </w:numPr>
         <w:spacing w:after="0" w:afterAutospacing="0" w:before="0" w:beforeAutospacing="0" w:lineRule="auto"/>
         <w:ind w:left="720" w:hanging="360"/>
@@ -4585,7 +5207,7 @@
       <w:pPr>
         <w:numPr>
           <w:ilvl w:val="0"/>
-          <w:numId w:val="31"/>
+          <w:numId w:val="33"/>
         </w:numPr>
         <w:spacing w:after="240" w:before="0" w:beforeAutospacing="0" w:lineRule="auto"/>
         <w:ind w:left="720" w:hanging="360"/>
@@ -4626,8 +5248,8 @@
         <w:spacing w:after="120" w:before="120" w:line="275.9999942779541" w:lineRule="auto"/>
         <w:rPr/>
       </w:pPr>
-      <w:bookmarkStart w:colFirst="0" w:colLast="0" w:name="_uvtded69ilo4" w:id="36"/>
-      <w:bookmarkEnd w:id="36"/>
+      <w:bookmarkStart w:colFirst="0" w:colLast="0" w:name="_uvtded69ilo4" w:id="48"/>
+      <w:bookmarkEnd w:id="48"/>
       <w:r>
         <w:rPr>
           <w:rtl w:val="0"/>
@@ -4643,8 +5265,8 @@
         <w:spacing w:after="120" w:before="120" w:line="275.9999942779541" w:lineRule="auto"/>
         <w:rPr/>
       </w:pPr>
-      <w:bookmarkStart w:colFirst="0" w:colLast="0" w:name="_9v4rarhh879u" w:id="37"/>
-      <w:bookmarkEnd w:id="37"/>
+      <w:bookmarkStart w:colFirst="0" w:colLast="0" w:name="_9v4rarhh879u" w:id="49"/>
+      <w:bookmarkEnd w:id="49"/>
       <w:r>
         <w:rPr>
           <w:rtl w:val="0"/>
@@ -4675,7 +5297,7 @@
         <w:widowControl w:val="0"/>
         <w:numPr>
           <w:ilvl w:val="0"/>
-          <w:numId w:val="30"/>
+          <w:numId w:val="32"/>
         </w:numPr>
         <w:spacing w:line="275.9999942779541" w:lineRule="auto"/>
         <w:ind w:left="465" w:hanging="360"/>
@@ -4697,6 +5319,134 @@
           <w:rtl w:val="0"/>
         </w:rPr>
         <w:t xml:space="preserve"> We use three types of FCA contexts to analyze relationships from different perspectives:</w:t>
+      </w:r>
+      <w:r>
+        <w:rPr>
+          <w:rtl w:val="0"/>
+        </w:rPr>
+      </w:r>
+    </w:p>
+    <w:p>
+      <w:pPr>
+        <w:widowControl w:val="0"/>
+        <w:numPr>
+          <w:ilvl w:val="1"/>
+          <w:numId w:val="21"/>
+        </w:numPr>
+        <w:spacing w:line="275.9999942779541" w:lineRule="auto"/>
+        <w:ind w:left="885" w:hanging="360"/>
+      </w:pPr>
+      <w:r>
+        <w:rPr>
+          <w:rFonts w:ascii="Google Sans" w:cs="Google Sans" w:eastAsia="Google Sans" w:hAnsi="Google Sans"/>
+          <w:b w:val="1"/>
+          <w:bCs w:val="1"/>
+          <w:color w:val="1b1c1d"/>
+          <w:rtl w:val="0"/>
+        </w:rPr>
+        <w:t xml:space="preserve">Predicate-as-Context:</w:t>
+      </w:r>
+      <w:r>
+        <w:rPr>
+          <w:rFonts w:ascii="Google Sans" w:cs="Google Sans" w:eastAsia="Google Sans" w:hAnsi="Google Sans"/>
+          <w:color w:val="1b1c1d"/>
+          <w:rtl w:val="0"/>
+        </w:rPr>
+        <w:t xml:space="preserve"> (FCA Objects: Statement Subjects, FCA Attributes: Statement Objects, FCA Context: Statement Predicate). This context reveals which types of subjects relate to which types of objects for a given predicate.</w:t>
+      </w:r>
+      <w:r>
+        <w:rPr>
+          <w:rtl w:val="0"/>
+        </w:rPr>
+      </w:r>
+    </w:p>
+    <w:p>
+      <w:pPr>
+        <w:widowControl w:val="0"/>
+        <w:numPr>
+          <w:ilvl w:val="1"/>
+          <w:numId w:val="21"/>
+        </w:numPr>
+        <w:spacing w:line="275.9999942779541" w:lineRule="auto"/>
+        <w:ind w:left="885" w:hanging="360"/>
+      </w:pPr>
+      <w:r>
+        <w:rPr>
+          <w:rFonts w:ascii="Google Sans" w:cs="Google Sans" w:eastAsia="Google Sans" w:hAnsi="Google Sans"/>
+          <w:b w:val="1"/>
+          <w:bCs w:val="1"/>
+          <w:color w:val="1b1c1d"/>
+          <w:rtl w:val="0"/>
+        </w:rPr>
+        <w:t xml:space="preserve">Subject-as-Context:</w:t>
+      </w:r>
+      <w:r>
+        <w:rPr>
+          <w:rFonts w:ascii="Google Sans" w:cs="Google Sans" w:eastAsia="Google Sans" w:hAnsi="Google Sans"/>
+          <w:color w:val="1b1c1d"/>
+          <w:rtl w:val="0"/>
+        </w:rPr>
+        <w:t xml:space="preserve"> (FCA Objects: Statement Predicates, FCA Attributes: Statement Objects, FCA Context: Statement Subjects). This reveals all the relationships and objects associated with a given subject, defining its role.</w:t>
+      </w:r>
+      <w:r>
+        <w:rPr>
+          <w:rtl w:val="0"/>
+        </w:rPr>
+      </w:r>
+    </w:p>
+    <w:p>
+      <w:pPr>
+        <w:widowControl w:val="0"/>
+        <w:numPr>
+          <w:ilvl w:val="1"/>
+          <w:numId w:val="21"/>
+        </w:numPr>
+        <w:spacing w:line="275.9999942779541" w:lineRule="auto"/>
+        <w:ind w:left="885" w:hanging="360"/>
+      </w:pPr>
+      <w:r>
+        <w:rPr>
+          <w:rFonts w:ascii="Google Sans" w:cs="Google Sans" w:eastAsia="Google Sans" w:hAnsi="Google Sans"/>
+          <w:b w:val="1"/>
+          <w:bCs w:val="1"/>
+          <w:color w:val="1b1c1d"/>
+          <w:rtl w:val="0"/>
+        </w:rPr>
+        <w:t xml:space="preserve">Object-as-Context:</w:t>
+      </w:r>
+      <w:r>
+        <w:rPr>
+          <w:rFonts w:ascii="Google Sans" w:cs="Google Sans" w:eastAsia="Google Sans" w:hAnsi="Google Sans"/>
+          <w:color w:val="1b1c1d"/>
+          <w:rtl w:val="0"/>
+        </w:rPr>
+        <w:t xml:space="preserve"> (FCA Objects: Statement Subjects, FCA Attributes: Statements Predicates, FCA Context: Statement Objects). This reveals all the subjects and actions that affect a given object.</w:t>
+      </w:r>
+      <w:r>
+        <w:rPr>
+          <w:rtl w:val="0"/>
+        </w:rPr>
+      </w:r>
+    </w:p>
+    <w:p>
+      <w:pPr>
+        <w:widowControl w:val="0"/>
+        <w:numPr>
+          <w:ilvl w:val="0"/>
+          <w:numId w:val="32"/>
+        </w:numPr>
+        <w:spacing w:line="275.9999942779541" w:lineRule="auto"/>
+        <w:ind w:left="465" w:hanging="360"/>
+      </w:pPr>
+      <w:r>
+        <w:rPr>
+          <w:rFonts w:ascii="Google Sans" w:cs="Google Sans" w:eastAsia="Google Sans" w:hAnsi="Google Sans"/>
+          <w:b w:val="1"/>
+          <w:bCs w:val="1"/>
+          <w:color w:val="1b1c1d"/>
+          <w:rtl w:val="0"/>
+        </w:rPr>
+        <w:t xml:space="preserve">Algorithm: Inferring Relational Schema:</w:t>
       </w:r>
       <w:r>
         <w:rPr>
@@ -4722,7 +5472,7 @@
           <w:color w:val="1b1c1d"/>
           <w:rtl w:val="0"/>
         </w:rPr>
-        <w:t xml:space="preserve">Predicate-as-Context:</w:t>
+        <w:t xml:space="preserve">Select Context:</w:t>
       </w:r>
       <w:r>
         <w:rPr>
@@ -4730,7 +5480,7 @@
           <w:color w:val="1b1c1d"/>
           <w:rtl w:val="0"/>
         </w:rPr>
-        <w:t xml:space="preserve"> (FCA Objects: Statement Subjects, FCA Attributes: Statement Objects, FCA Context: Statement Predicate). This context reveals which types of subjects relate to which types of objects for a given predicate.</w:t>
+        <w:t xml:space="preserve"> For a given predicate P (e.g., :worksOn), the Alignment Service constructs the Predicate-as-Context.</w:t>
       </w:r>
       <w:r>
         <w:rPr>
@@ -4756,7 +5506,7 @@
           <w:color w:val="1b1c1d"/>
           <w:rtl w:val="0"/>
         </w:rPr>
-        <w:t xml:space="preserve">Subject-as-Context:</w:t>
+        <w:t xml:space="preserve">Build Lattice:</w:t>
       </w:r>
       <w:r>
         <w:rPr>
@@ -4764,7 +5514,7 @@
           <w:color w:val="1b1c1d"/>
           <w:rtl w:val="0"/>
         </w:rPr>
-        <w:t xml:space="preserve"> (FCA Objects: Statement Predicates, FCA Attributes: Statement Objects, FCA Context: Statement Subjects). This reveals all the relationships and objects associated with a given subject, defining its role.</w:t>
+        <w:t xml:space="preserve"> It uses an FCA library (e.g., fcalib) to compute the concept lattice from this context.</w:t>
       </w:r>
       <w:r>
         <w:rPr>
@@ -4790,7 +5540,7 @@
           <w:color w:val="1b1c1d"/>
           <w:rtl w:val="0"/>
         </w:rPr>
-        <w:t xml:space="preserve">Object-as-Context:</w:t>
+        <w:t xml:space="preserve">Identify Formal Concepts:</w:t>
       </w:r>
       <w:r>
         <w:rPr>
@@ -4798,33 +5548,7 @@
           <w:color w:val="1b1c1d"/>
           <w:rtl w:val="0"/>
         </w:rPr>
-        <w:t xml:space="preserve"> (FCA Objects: Statement Subjects, FCA Attributes: Statements Predicates, FCA Context: Statement Objects). This reveals all the subjects and actions that affect a given object.</w:t>
-      </w:r>
-      <w:r>
-        <w:rPr>
-          <w:rtl w:val="0"/>
-        </w:rPr>
-      </w:r>
-    </w:p>
-    <w:p>
-      <w:pPr>
-        <w:widowControl w:val="0"/>
-        <w:numPr>
-          <w:ilvl w:val="0"/>
-          <w:numId w:val="30"/>
-        </w:numPr>
-        <w:spacing w:line="275.9999942779541" w:lineRule="auto"/>
-        <w:ind w:left="465" w:hanging="360"/>
-      </w:pPr>
-      <w:r>
-        <w:rPr>
-          <w:rFonts w:ascii="Google Sans" w:cs="Google Sans" w:eastAsia="Google Sans" w:hAnsi="Google Sans"/>
-          <w:b w:val="1"/>
-          <w:bCs w:val="1"/>
-          <w:color w:val="1b1c1d"/>
-          <w:rtl w:val="0"/>
-        </w:rPr>
-        <w:t xml:space="preserve">Algorithm: Inferring Relational Schema:</w:t>
+        <w:t xml:space="preserve"> Each node in the lattice is a formal concept (A, B), where A is a set of subjects (the "extent") and B is the set of objects they all share (the "intent").</w:t>
       </w:r>
       <w:r>
         <w:rPr>
@@ -4837,109 +5561,7 @@
         <w:widowControl w:val="0"/>
         <w:numPr>
           <w:ilvl w:val="1"/>
-          <w:numId w:val="17"/>
-        </w:numPr>
-        <w:spacing w:line="275.9999942779541" w:lineRule="auto"/>
-        <w:ind w:left="885" w:hanging="360"/>
-      </w:pPr>
-      <w:r>
-        <w:rPr>
-          <w:rFonts w:ascii="Google Sans" w:cs="Google Sans" w:eastAsia="Google Sans" w:hAnsi="Google Sans"/>
-          <w:b w:val="1"/>
-          <w:bCs w:val="1"/>
-          <w:color w:val="1b1c1d"/>
-          <w:rtl w:val="0"/>
-        </w:rPr>
-        <w:t xml:space="preserve">Select Context:</w:t>
-      </w:r>
-      <w:r>
-        <w:rPr>
-          <w:rFonts w:ascii="Google Sans" w:cs="Google Sans" w:eastAsia="Google Sans" w:hAnsi="Google Sans"/>
-          <w:color w:val="1b1c1d"/>
-          <w:rtl w:val="0"/>
-        </w:rPr>
-        <w:t xml:space="preserve"> For a given predicate P (e.g., :worksOn), the Alignment Service constructs the Predicate-as-Context.</w:t>
-      </w:r>
-      <w:r>
-        <w:rPr>
-          <w:rtl w:val="0"/>
-        </w:rPr>
-      </w:r>
-    </w:p>
-    <w:p>
-      <w:pPr>
-        <w:widowControl w:val="0"/>
-        <w:numPr>
-          <w:ilvl w:val="1"/>
-          <w:numId w:val="17"/>
-        </w:numPr>
-        <w:spacing w:line="275.9999942779541" w:lineRule="auto"/>
-        <w:ind w:left="885" w:hanging="360"/>
-      </w:pPr>
-      <w:r>
-        <w:rPr>
-          <w:rFonts w:ascii="Google Sans" w:cs="Google Sans" w:eastAsia="Google Sans" w:hAnsi="Google Sans"/>
-          <w:b w:val="1"/>
-          <w:bCs w:val="1"/>
-          <w:color w:val="1b1c1d"/>
-          <w:rtl w:val="0"/>
-        </w:rPr>
-        <w:t xml:space="preserve">Build Lattice:</w:t>
-      </w:r>
-      <w:r>
-        <w:rPr>
-          <w:rFonts w:ascii="Google Sans" w:cs="Google Sans" w:eastAsia="Google Sans" w:hAnsi="Google Sans"/>
-          <w:color w:val="1b1c1d"/>
-          <w:rtl w:val="0"/>
-        </w:rPr>
-        <w:t xml:space="preserve"> It uses an FCA library (e.g., fcalib) to compute the concept lattice from this context.</w:t>
-      </w:r>
-      <w:r>
-        <w:rPr>
-          <w:rtl w:val="0"/>
-        </w:rPr>
-      </w:r>
-    </w:p>
-    <w:p>
-      <w:pPr>
-        <w:widowControl w:val="0"/>
-        <w:numPr>
-          <w:ilvl w:val="1"/>
-          <w:numId w:val="17"/>
-        </w:numPr>
-        <w:spacing w:line="275.9999942779541" w:lineRule="auto"/>
-        <w:ind w:left="885" w:hanging="360"/>
-      </w:pPr>
-      <w:r>
-        <w:rPr>
-          <w:rFonts w:ascii="Google Sans" w:cs="Google Sans" w:eastAsia="Google Sans" w:hAnsi="Google Sans"/>
-          <w:b w:val="1"/>
-          <w:bCs w:val="1"/>
-          <w:color w:val="1b1c1d"/>
-          <w:rtl w:val="0"/>
-        </w:rPr>
-        <w:t xml:space="preserve">Identify Formal Concepts:</w:t>
-      </w:r>
-      <w:r>
-        <w:rPr>
-          <w:rFonts w:ascii="Google Sans" w:cs="Google Sans" w:eastAsia="Google Sans" w:hAnsi="Google Sans"/>
-          <w:color w:val="1b1c1d"/>
-          <w:rtl w:val="0"/>
-        </w:rPr>
-        <w:t xml:space="preserve"> Each node in the lattice is a formal concept (A, B), where A is a set of subjects (the "extent") and B is the set of objects they all share (the "intent").</w:t>
-      </w:r>
-      <w:r>
-        <w:rPr>
-          <w:rtl w:val="0"/>
-        </w:rPr>
-      </w:r>
-    </w:p>
-    <w:p>
-      <w:pPr>
-        <w:widowControl w:val="0"/>
-        <w:numPr>
-          <w:ilvl w:val="1"/>
-          <w:numId w:val="17"/>
+          <w:numId w:val="19"/>
         </w:numPr>
         <w:spacing w:after="120" w:line="275.9999942779541" w:lineRule="auto"/>
         <w:ind w:left="885" w:hanging="360"/>
@@ -5005,8 +5627,8 @@
         <w:pStyle w:val="Heading1"/>
         <w:rPr/>
       </w:pPr>
-      <w:bookmarkStart w:colFirst="0" w:colLast="0" w:name="_nmy49zl7iske" w:id="38"/>
-      <w:bookmarkEnd w:id="38"/>
+      <w:bookmarkStart w:colFirst="0" w:colLast="0" w:name="_nmy49zl7iske" w:id="50"/>
+      <w:bookmarkEnd w:id="50"/>
       <w:r>
         <w:rPr>
           <w:rtl w:val="0"/>
@@ -5030,8 +5652,8 @@
         <w:pStyle w:val="Heading2"/>
         <w:rPr/>
       </w:pPr>
-      <w:bookmarkStart w:colFirst="0" w:colLast="0" w:name="_spl0dmny2sn1" w:id="39"/>
-      <w:bookmarkEnd w:id="39"/>
+      <w:bookmarkStart w:colFirst="0" w:colLast="0" w:name="_spl0dmny2sn1" w:id="51"/>
+      <w:bookmarkEnd w:id="51"/>
       <w:r>
         <w:rPr>
           <w:rtl w:val="0"/>
@@ -5044,8 +5666,8 @@
         <w:pStyle w:val="Heading3"/>
         <w:rPr/>
       </w:pPr>
-      <w:bookmarkStart w:colFirst="0" w:colLast="0" w:name="_12vb9y8d80o" w:id="40"/>
-      <w:bookmarkEnd w:id="40"/>
+      <w:bookmarkStart w:colFirst="0" w:colLast="0" w:name="_12vb9y8d80o" w:id="52"/>
+      <w:bookmarkEnd w:id="52"/>
       <w:r>
         <w:rPr>
           <w:rtl w:val="0"/>
@@ -5080,8 +5702,8 @@
         <w:spacing w:line="276" w:lineRule="auto"/>
         <w:rPr/>
       </w:pPr>
-      <w:bookmarkStart w:colFirst="0" w:colLast="0" w:name="_nucczl4p06er" w:id="41"/>
-      <w:bookmarkEnd w:id="41"/>
+      <w:bookmarkStart w:colFirst="0" w:colLast="0" w:name="_nucczl4p06er" w:id="53"/>
+      <w:bookmarkEnd w:id="53"/>
       <w:r>
         <w:rPr>
           <w:rtl w:val="0"/>
@@ -5207,8 +5829,8 @@
         <w:pStyle w:val="Heading3"/>
         <w:rPr/>
       </w:pPr>
-      <w:bookmarkStart w:colFirst="0" w:colLast="0" w:name="_tdpam7i6pina" w:id="42"/>
-      <w:bookmarkEnd w:id="42"/>
+      <w:bookmarkStart w:colFirst="0" w:colLast="0" w:name="_tdpam7i6pina" w:id="54"/>
+      <w:bookmarkEnd w:id="54"/>
       <w:r>
         <w:rPr>
           <w:rtl w:val="0"/>
@@ -5304,7 +5926,7 @@
         <w:widowControl w:val="0"/>
         <w:numPr>
           <w:ilvl w:val="1"/>
-          <w:numId w:val="20"/>
+          <w:numId w:val="22"/>
         </w:numPr>
         <w:spacing w:line="275.9999942779541" w:lineRule="auto"/>
         <w:ind w:left="885" w:hanging="360"/>
@@ -5338,7 +5960,7 @@
         <w:widowControl w:val="0"/>
         <w:numPr>
           <w:ilvl w:val="2"/>
-          <w:numId w:val="22"/>
+          <w:numId w:val="24"/>
         </w:numPr>
         <w:spacing w:line="275.9999942779541" w:lineRule="auto"/>
         <w:ind w:left="1290" w:hanging="360"/>
@@ -5372,7 +5994,7 @@
         <w:widowControl w:val="0"/>
         <w:numPr>
           <w:ilvl w:val="2"/>
-          <w:numId w:val="22"/>
+          <w:numId w:val="24"/>
         </w:numPr>
         <w:spacing w:line="275.9999942779541" w:lineRule="auto"/>
         <w:ind w:left="1290" w:hanging="360"/>
@@ -5406,7 +6028,7 @@
         <w:widowControl w:val="0"/>
         <w:numPr>
           <w:ilvl w:val="1"/>
-          <w:numId w:val="20"/>
+          <w:numId w:val="22"/>
         </w:numPr>
         <w:spacing w:line="275.9999942779541" w:lineRule="auto"/>
         <w:ind w:left="885" w:hanging="360"/>
@@ -5433,6 +6055,471 @@
         <w:rPr>
           <w:rtl w:val="0"/>
         </w:rPr>
+      </w:r>
+    </w:p>
+    <w:p>
+      <w:pPr>
+        <w:widowControl w:val="0"/>
+        <w:numPr>
+          <w:ilvl w:val="0"/>
+          <w:numId w:val="22"/>
+        </w:numPr>
+        <w:spacing w:line="275.9999942779541" w:lineRule="auto"/>
+        <w:ind w:left="465" w:hanging="360"/>
+      </w:pPr>
+      <w:r>
+        <w:rPr>
+          <w:rFonts w:ascii="Google Sans" w:cs="Google Sans" w:eastAsia="Google Sans" w:hAnsi="Google Sans"/>
+          <w:b w:val="1"/>
+          <w:bCs w:val="1"/>
+          <w:color w:val="1b1c1d"/>
+          <w:rtl w:val="0"/>
+        </w:rPr>
+        <w:t xml:space="preserve">Similarity Calculation &amp; Inference:</w:t>
+      </w:r>
+      <w:r>
+        <w:rPr>
+          <w:rtl w:val="0"/>
+        </w:rPr>
+      </w:r>
+    </w:p>
+    <w:p>
+      <w:pPr>
+        <w:widowControl w:val="0"/>
+        <w:numPr>
+          <w:ilvl w:val="1"/>
+          <w:numId w:val="29"/>
+        </w:numPr>
+        <w:spacing w:line="275.9999942779541" w:lineRule="auto"/>
+        <w:ind w:left="870" w:hanging="360"/>
+      </w:pPr>
+      <w:r>
+        <w:rPr>
+          <w:rFonts w:ascii="Google Sans" w:cs="Google Sans" w:eastAsia="Google Sans" w:hAnsi="Google Sans"/>
+          <w:b w:val="1"/>
+          <w:bCs w:val="1"/>
+          <w:color w:val="1b1c1d"/>
+          <w:rtl w:val="0"/>
+        </w:rPr>
+        <w:t xml:space="preserve">Similarity:</w:t>
+      </w:r>
+      <w:r>
+        <w:rPr>
+          <w:rFonts w:ascii="Google Sans" w:cs="Google Sans" w:eastAsia="Google Sans" w:hAnsi="Google Sans"/>
+          <w:color w:val="1b1c1d"/>
+          <w:rtl w:val="0"/>
+        </w:rPr>
+        <w:t xml:space="preserve"> The similarity between two entities in the same context is the Greatest Common Divisor (GCD) of their CPPEs. GCD(CPPE(Google), CPPE(StartupX)) reveals the primeID product of their shared employees, giving a measure of personnel overlap.</w:t>
+      </w:r>
+      <w:r>
+        <w:rPr>
+          <w:rtl w:val="0"/>
+        </w:rPr>
+      </w:r>
+    </w:p>
+    <w:p>
+      <w:pPr>
+        <w:widowControl w:val="0"/>
+        <w:numPr>
+          <w:ilvl w:val="1"/>
+          <w:numId w:val="29"/>
+        </w:numPr>
+        <w:spacing w:line="275.9999942779541" w:lineRule="auto"/>
+        <w:ind w:left="870" w:hanging="360"/>
+      </w:pPr>
+      <w:r>
+        <w:rPr>
+          <w:rFonts w:ascii="Google Sans" w:cs="Google Sans" w:eastAsia="Google Sans" w:hAnsi="Google Sans"/>
+          <w:b w:val="1"/>
+          <w:bCs w:val="1"/>
+          <w:color w:val="1b1c1d"/>
+          <w:rtl w:val="0"/>
+        </w:rPr>
+        <w:t xml:space="preserve">Relational Inference:</w:t>
+      </w:r>
+      <w:r>
+        <w:rPr>
+          <w:rFonts w:ascii="Google Sans" w:cs="Google Sans" w:eastAsia="Google Sans" w:hAnsi="Google Sans"/>
+          <w:color w:val="1b1c1d"/>
+          <w:rtl w:val="0"/>
+        </w:rPr>
+        <w:t xml:space="preserve"> We can infer complex relationships. Consider the goal of finding an "uncle".</w:t>
+      </w:r>
+      <w:r>
+        <w:rPr>
+          <w:rtl w:val="0"/>
+        </w:rPr>
+      </w:r>
+    </w:p>
+    <w:p>
+      <w:pPr>
+        <w:widowControl w:val="0"/>
+        <w:numPr>
+          <w:ilvl w:val="2"/>
+          <w:numId w:val="23"/>
+        </w:numPr>
+        <w:spacing w:line="275.9999942779541" w:lineRule="auto"/>
+        <w:ind w:left="1290" w:hanging="360"/>
+      </w:pPr>
+      <w:r>
+        <w:rPr>
+          <w:rFonts w:ascii="Google Sans" w:cs="Google Sans" w:eastAsia="Google Sans" w:hAnsi="Google Sans"/>
+          <w:color w:val="1b1c1d"/>
+          <w:rtl w:val="0"/>
+        </w:rPr>
+        <w:t xml:space="preserve">Calculate the CPPE for "Person A" in the :brotherOf context (the product of their siblings' primes).</w:t>
+      </w:r>
+      <w:r>
+        <w:rPr>
+          <w:rtl w:val="0"/>
+        </w:rPr>
+      </w:r>
+    </w:p>
+    <w:p>
+      <w:pPr>
+        <w:widowControl w:val="0"/>
+        <w:numPr>
+          <w:ilvl w:val="2"/>
+          <w:numId w:val="23"/>
+        </w:numPr>
+        <w:spacing w:line="275.9999942779541" w:lineRule="auto"/>
+        <w:ind w:left="1290" w:hanging="360"/>
+      </w:pPr>
+      <w:r>
+        <w:rPr>
+          <w:rFonts w:ascii="Google Sans" w:cs="Google Sans" w:eastAsia="Google Sans" w:hAnsi="Google Sans"/>
+          <w:color w:val="1b1c1d"/>
+          <w:rtl w:val="0"/>
+        </w:rPr>
+        <w:t xml:space="preserve">Calculate the CPPE for "Person B" in the :fatherOf context (the product of their children's primes).</w:t>
+      </w:r>
+      <w:r>
+        <w:rPr>
+          <w:rtl w:val="0"/>
+        </w:rPr>
+      </w:r>
+    </w:p>
+    <w:p>
+      <w:pPr>
+        <w:widowControl w:val="0"/>
+        <w:numPr>
+          <w:ilvl w:val="2"/>
+          <w:numId w:val="23"/>
+        </w:numPr>
+        <w:spacing w:after="120" w:line="275.9999942779541" w:lineRule="auto"/>
+        <w:ind w:left="1290" w:hanging="360"/>
+      </w:pPr>
+      <w:r>
+        <w:rPr>
+          <w:rFonts w:ascii="Google Sans" w:cs="Google Sans" w:eastAsia="Google Sans" w:hAnsi="Google Sans"/>
+          <w:color w:val="1b1c1d"/>
+          <w:rtl w:val="0"/>
+        </w:rPr>
+        <w:t xml:space="preserve">If GCD(CPPE_brotherOf(A), CPPE_fatherOf(B)) &gt; 1, it means A is the brother of B's father. The system can then materialize a new triple: (A, :uncleOf, ChildOfB). This inference is stored and queryable.</w:t>
+      </w:r>
+    </w:p>
+    <w:p>
+      <w:pPr>
+        <w:pStyle w:val="Heading4"/>
+        <w:keepNext w:val="0"/>
+        <w:keepLines w:val="0"/>
+        <w:widowControl w:val="0"/>
+        <w:spacing w:after="120" w:before="120" w:line="275.9999942779541" w:lineRule="auto"/>
+        <w:rPr/>
+      </w:pPr>
+      <w:bookmarkStart w:colFirst="0" w:colLast="0" w:name="_piwmtevnk1rg" w:id="55"/>
+      <w:bookmarkEnd w:id="55"/>
+      <w:r>
+        <w:rPr>
+          <w:rtl w:val="0"/>
+        </w:rPr>
+      </w:r>
+    </w:p>
+    <w:p>
+      <w:pPr>
+        <w:pStyle w:val="Heading4"/>
+        <w:keepNext w:val="0"/>
+        <w:keepLines w:val="0"/>
+        <w:widowControl w:val="0"/>
+        <w:spacing w:after="120" w:before="120" w:line="275.9999942779541" w:lineRule="auto"/>
+        <w:rPr/>
+      </w:pPr>
+      <w:bookmarkStart w:colFirst="0" w:colLast="0" w:name="_5jru7cleeqyz" w:id="56"/>
+      <w:bookmarkEnd w:id="56"/>
+      <w:r>
+        <w:rPr>
+          <w:rtl w:val="0"/>
+        </w:rPr>
+        <w:t xml:space="preserve">Relational Context Vectors</w:t>
+      </w:r>
+    </w:p>
+    <w:p>
+      <w:pPr>
+        <w:rPr/>
+      </w:pPr>
+      <w:r>
+        <w:rPr>
+          <w:rtl w:val="0"/>
+        </w:rPr>
+      </w:r>
+    </w:p>
+    <w:p>
+      <w:pPr>
+        <w:widowControl w:val="0"/>
+        <w:spacing w:after="120" w:line="275.9999942779541" w:lineRule="auto"/>
+        <w:rPr>
+          <w:rFonts w:ascii="Google Sans" w:cs="Google Sans" w:eastAsia="Google Sans" w:hAnsi="Google Sans"/>
+          <w:color w:val="1b1c1d"/>
+        </w:rPr>
+      </w:pPr>
+      <w:r>
+        <w:rPr>
+          <w:rFonts w:ascii="Google Sans" w:cs="Google Sans" w:eastAsia="Google Sans" w:hAnsi="Google Sans"/>
+          <w:color w:val="1b1c1d"/>
+          <w:rtl w:val="0"/>
+        </w:rPr>
+        <w:t xml:space="preserve">The core of this approach is the Relational Context Vector (RCV). For any given statement (a reified triple), we compute a vector of three BigInteger values, (S, P, O). Each component is a CPPE calculated from one of the three FCA context perspectives, providing a holistic numerical signature of the statement's role in the graph.</w:t>
+      </w:r>
+    </w:p>
+    <w:p>
+      <w:pPr>
+        <w:widowControl w:val="0"/>
+        <w:numPr>
+          <w:ilvl w:val="0"/>
+          <w:numId w:val="28"/>
+        </w:numPr>
+        <w:spacing w:line="275.9999942779541" w:lineRule="auto"/>
+        <w:ind w:left="465" w:hanging="360"/>
+      </w:pPr>
+      <w:r>
+        <w:rPr>
+          <w:rFonts w:ascii="Google Sans" w:cs="Google Sans" w:eastAsia="Google Sans" w:hAnsi="Google Sans"/>
+          <w:b w:val="1"/>
+          <w:bCs w:val="1"/>
+          <w:color w:val="1b1c1d"/>
+          <w:rtl w:val="0"/>
+        </w:rPr>
+        <w:t xml:space="preserve">RCV Definition:</w:t>
+      </w:r>
+      <w:r>
+        <w:rPr>
+          <w:rFonts w:ascii="Google Sans" w:cs="Google Sans" w:eastAsia="Google Sans" w:hAnsi="Google Sans"/>
+          <w:color w:val="1b1c1d"/>
+          <w:rtl w:val="0"/>
+        </w:rPr>
+        <w:t xml:space="preserve"> RCV(statement) = (S, P, O)</w:t>
+      </w:r>
+      <w:r>
+        <w:rPr>
+          <w:rtl w:val="0"/>
+        </w:rPr>
+      </w:r>
+    </w:p>
+    <w:p>
+      <w:pPr>
+        <w:widowControl w:val="0"/>
+        <w:numPr>
+          <w:ilvl w:val="1"/>
+          <w:numId w:val="13"/>
+        </w:numPr>
+        <w:spacing w:line="275.9999942779541" w:lineRule="auto"/>
+        <w:ind w:left="870" w:hanging="360"/>
+      </w:pPr>
+      <w:r>
+        <w:rPr>
+          <w:rFonts w:ascii="Google Sans" w:cs="Google Sans" w:eastAsia="Google Sans" w:hAnsi="Google Sans"/>
+          <w:b w:val="1"/>
+          <w:bCs w:val="1"/>
+          <w:color w:val="1b1c1d"/>
+          <w:rtl w:val="0"/>
+        </w:rPr>
+        <w:t xml:space="preserve">S (Subject Context Embedding):</w:t>
+      </w:r>
+      <w:r>
+        <w:rPr>
+          <w:rFonts w:ascii="Google Sans" w:cs="Google Sans" w:eastAsia="Google Sans" w:hAnsi="Google Sans"/>
+          <w:color w:val="1b1c1d"/>
+          <w:rtl w:val="0"/>
+        </w:rPr>
+        <w:t xml:space="preserve"> The CPPE of the statement's subject from the Subject-as-Context perspective. This number encodes everything the subject does. S = calculateCPPE(statement.subject, SubjectAsContext)</w:t>
+      </w:r>
+      <w:r>
+        <w:rPr>
+          <w:rtl w:val="0"/>
+        </w:rPr>
+      </w:r>
+    </w:p>
+    <w:p>
+      <w:pPr>
+        <w:widowControl w:val="0"/>
+        <w:numPr>
+          <w:ilvl w:val="1"/>
+          <w:numId w:val="13"/>
+        </w:numPr>
+        <w:spacing w:line="275.9999942779541" w:lineRule="auto"/>
+        <w:ind w:left="870" w:hanging="360"/>
+      </w:pPr>
+      <w:r>
+        <w:rPr>
+          <w:rFonts w:ascii="Google Sans" w:cs="Google Sans" w:eastAsia="Google Sans" w:hAnsi="Google Sans"/>
+          <w:b w:val="1"/>
+          <w:bCs w:val="1"/>
+          <w:color w:val="1b1c1d"/>
+          <w:rtl w:val="0"/>
+        </w:rPr>
+        <w:t xml:space="preserve">P (Predicate Context Embedding):</w:t>
+      </w:r>
+      <w:r>
+        <w:rPr>
+          <w:rFonts w:ascii="Google Sans" w:cs="Google Sans" w:eastAsia="Google Sans" w:hAnsi="Google Sans"/>
+          <w:color w:val="1b1c1d"/>
+          <w:rtl w:val="0"/>
+        </w:rPr>
+        <w:t xml:space="preserve"> The CPPE of the statement's predicate from the Predicate-as-Context perspective. This number encodes every subject-object pair the predicate connects. P = calculateCPPE(statement.predicate, PredicateAsContext)</w:t>
+      </w:r>
+      <w:r>
+        <w:rPr>
+          <w:rtl w:val="0"/>
+        </w:rPr>
+      </w:r>
+    </w:p>
+    <w:p>
+      <w:pPr>
+        <w:widowControl w:val="0"/>
+        <w:numPr>
+          <w:ilvl w:val="1"/>
+          <w:numId w:val="13"/>
+        </w:numPr>
+        <w:spacing w:line="275.9999942779541" w:lineRule="auto"/>
+        <w:ind w:left="870" w:hanging="360"/>
+      </w:pPr>
+      <w:r>
+        <w:rPr>
+          <w:rFonts w:ascii="Google Sans" w:cs="Google Sans" w:eastAsia="Google Sans" w:hAnsi="Google Sans"/>
+          <w:b w:val="1"/>
+          <w:bCs w:val="1"/>
+          <w:color w:val="1b1c1d"/>
+          <w:rtl w:val="0"/>
+        </w:rPr>
+        <w:t xml:space="preserve">O (Object Context Embedding):</w:t>
+      </w:r>
+      <w:r>
+        <w:rPr>
+          <w:rFonts w:ascii="Google Sans" w:cs="Google Sans" w:eastAsia="Google Sans" w:hAnsi="Google Sans"/>
+          <w:color w:val="1b1c1d"/>
+          <w:rtl w:val="0"/>
+        </w:rPr>
+        <w:t xml:space="preserve"> The CPPE of the statement's object from the Object-as-Context perspective. This number encodes everything that happens to the object. O = calculateCPPE(statement.object, ObjectAsContext)</w:t>
+      </w:r>
+      <w:r>
+        <w:rPr>
+          <w:rtl w:val="0"/>
+        </w:rPr>
+      </w:r>
+    </w:p>
+    <w:p>
+      <w:pPr>
+        <w:widowControl w:val="0"/>
+        <w:numPr>
+          <w:ilvl w:val="0"/>
+          <w:numId w:val="28"/>
+        </w:numPr>
+        <w:spacing w:after="120" w:line="275.9999942779541" w:lineRule="auto"/>
+        <w:ind w:left="465" w:hanging="360"/>
+      </w:pPr>
+      <w:r>
+        <w:rPr>
+          <w:rFonts w:ascii="Google Sans" w:cs="Google Sans" w:eastAsia="Google Sans" w:hAnsi="Google Sans"/>
+          <w:b w:val="1"/>
+          <w:bCs w:val="1"/>
+          <w:color w:val="1b1c1d"/>
+          <w:rtl w:val="0"/>
+        </w:rPr>
+        <w:t xml:space="preserve">Implementation:</w:t>
+      </w:r>
+      <w:r>
+        <w:rPr>
+          <w:rFonts w:ascii="Google Sans" w:cs="Google Sans" w:eastAsia="Google Sans" w:hAnsi="Google Sans"/>
+          <w:color w:val="1b1c1d"/>
+          <w:rtl w:val="0"/>
+        </w:rPr>
+        <w:t xml:space="preserve"> A Java record RCV(BigInteger s, BigInteger p, BigInteger o). The Index Service is responsible for calculating and caching the RCV for every reified statement in the graph.</w:t>
+      </w:r>
+      <w:r>
+        <w:rPr>
+          <w:rtl w:val="0"/>
+        </w:rPr>
+      </w:r>
+    </w:p>
+    <w:p>
+      <w:pPr>
+        <w:pStyle w:val="Heading3"/>
+        <w:keepNext w:val="0"/>
+        <w:keepLines w:val="0"/>
+        <w:widowControl w:val="0"/>
+        <w:spacing w:after="120" w:before="120" w:line="275.9999942779541" w:lineRule="auto"/>
+        <w:rPr>
+          <w:rFonts w:ascii="Google Sans" w:cs="Google Sans" w:eastAsia="Google Sans" w:hAnsi="Google Sans"/>
+          <w:b w:val="1"/>
+          <w:bCs w:val="1"/>
+          <w:color w:val="1b1c1d"/>
+        </w:rPr>
+      </w:pPr>
+      <w:r>
+        <w:rPr>
+          <w:rtl w:val="0"/>
+        </w:rPr>
+      </w:r>
+    </w:p>
+    <w:p>
+      <w:pPr>
+        <w:pStyle w:val="Heading4"/>
+        <w:keepNext w:val="0"/>
+        <w:keepLines w:val="0"/>
+        <w:widowControl w:val="0"/>
+        <w:spacing w:after="120" w:before="120" w:line="275.9999942779541" w:lineRule="auto"/>
+        <w:rPr/>
+      </w:pPr>
+      <w:bookmarkStart w:colFirst="0" w:colLast="0" w:name="_cxpiqxfobvqz" w:id="57"/>
+      <w:bookmarkEnd w:id="57"/>
+      <w:r>
+        <w:rPr>
+          <w:rtl w:val="0"/>
+        </w:rPr>
+        <w:t xml:space="preserve">Schema Archetypes:</w:t>
+      </w:r>
+    </w:p>
+    <w:p>
+      <w:pPr>
+        <w:widowControl w:val="0"/>
+        <w:spacing w:after="120" w:line="275.9999942779541" w:lineRule="auto"/>
+        <w:rPr>
+          <w:rFonts w:ascii="Google Sans" w:cs="Google Sans" w:eastAsia="Google Sans" w:hAnsi="Google Sans"/>
+          <w:color w:val="1b1c1d"/>
+        </w:rPr>
+      </w:pPr>
+      <w:r>
+        <w:rPr>
+          <w:rtl w:val="0"/>
+        </w:rPr>
+      </w:r>
+    </w:p>
+    <w:p>
+      <w:pPr>
+        <w:widowControl w:val="0"/>
+        <w:spacing w:after="120" w:line="275.9999942779541" w:lineRule="auto"/>
+        <w:rPr>
+          <w:rFonts w:ascii="Google Sans" w:cs="Google Sans" w:eastAsia="Google Sans" w:hAnsi="Google Sans"/>
+          <w:color w:val="1b1c1d"/>
+        </w:rPr>
+      </w:pPr>
+      <w:r>
+        <w:rPr>
+          <w:rFonts w:ascii="Google Sans" w:cs="Google Sans" w:eastAsia="Google Sans" w:hAnsi="Google Sans"/>
+          <w:color w:val="1b1c1d"/>
+          <w:rtl w:val="0"/>
+        </w:rPr>
+        <w:t xml:space="preserve">This dual representation is key to performing inference.</w:t>
       </w:r>
     </w:p>
     <w:p>
@@ -5453,7 +6540,15 @@
           <w:color w:val="1b1c1d"/>
           <w:rtl w:val="0"/>
         </w:rPr>
-        <w:t xml:space="preserve">Similarity Calculation &amp; Inference:</w:t>
+        <w:t xml:space="preserve">Instance RCV:</w:t>
+      </w:r>
+      <w:r>
+        <w:rPr>
+          <w:rFonts w:ascii="Google Sans" w:cs="Google Sans" w:eastAsia="Google Sans" w:hAnsi="Google Sans"/>
+          <w:color w:val="1b1c1d"/>
+          <w:rtl w:val="0"/>
+        </w:rPr>
+        <w:t xml:space="preserve"> The RCV calculated for a specific, concrete statement (e.g., stmt_123: (dev:Alice, :worksOn, proj:Orion)) is its unique numerical signature. It represents a single data point.</w:t>
       </w:r>
       <w:r>
         <w:rPr>
@@ -5465,11 +6560,11 @@
       <w:pPr>
         <w:widowControl w:val="0"/>
         <w:numPr>
-          <w:ilvl w:val="1"/>
-          <w:numId w:val="27"/>
+          <w:ilvl w:val="0"/>
+          <w:numId w:val="20"/>
         </w:numPr>
         <w:spacing w:line="275.9999942779541" w:lineRule="auto"/>
-        <w:ind w:left="870" w:hanging="360"/>
+        <w:ind w:left="465" w:hanging="360"/>
       </w:pPr>
       <w:r>
         <w:rPr>
@@ -5479,7 +6574,7 @@
           <w:color w:val="1b1c1d"/>
           <w:rtl w:val="0"/>
         </w:rPr>
-        <w:t xml:space="preserve">Similarity:</w:t>
+        <w:t xml:space="preserve">Schema RCV (Archetype):</w:t>
       </w:r>
       <w:r>
         <w:rPr>
@@ -5487,7 +6582,7 @@
           <w:color w:val="1b1c1d"/>
           <w:rtl w:val="0"/>
         </w:rPr>
-        <w:t xml:space="preserve"> The similarity between two entities in the same context is the Greatest Common Divisor (GCD) of their CPPEs. GCD(CPPE(Google), CPPE(StartupX)) reveals the primeID product of their shared employees, giving a measure of personnel overlap.</w:t>
+        <w:t xml:space="preserve"> The RCV for a relational schema (e.g., the :DeveloperWorksOnProject schema) is an "archetype" vector. It is calculated by finding the Least Common Multiple (LCM) of the corresponding components of all instance RCVs that belong to that schema.</w:t>
       </w:r>
       <w:r>
         <w:rPr>
@@ -5500,480 +6595,7 @@
         <w:widowControl w:val="0"/>
         <w:numPr>
           <w:ilvl w:val="1"/>
-          <w:numId w:val="27"/>
-        </w:numPr>
-        <w:spacing w:line="275.9999942779541" w:lineRule="auto"/>
-        <w:ind w:left="870" w:hanging="360"/>
-      </w:pPr>
-      <w:r>
-        <w:rPr>
-          <w:rFonts w:ascii="Google Sans" w:cs="Google Sans" w:eastAsia="Google Sans" w:hAnsi="Google Sans"/>
-          <w:b w:val="1"/>
-          <w:bCs w:val="1"/>
-          <w:color w:val="1b1c1d"/>
-          <w:rtl w:val="0"/>
-        </w:rPr>
-        <w:t xml:space="preserve">Relational Inference:</w:t>
-      </w:r>
-      <w:r>
-        <w:rPr>
-          <w:rFonts w:ascii="Google Sans" w:cs="Google Sans" w:eastAsia="Google Sans" w:hAnsi="Google Sans"/>
-          <w:color w:val="1b1c1d"/>
-          <w:rtl w:val="0"/>
-        </w:rPr>
-        <w:t xml:space="preserve"> We can infer complex relationships. Consider the goal of finding an "uncle".</w:t>
-      </w:r>
-      <w:r>
-        <w:rPr>
-          <w:rtl w:val="0"/>
-        </w:rPr>
-      </w:r>
-    </w:p>
-    <w:p>
-      <w:pPr>
-        <w:widowControl w:val="0"/>
-        <w:numPr>
-          <w:ilvl w:val="2"/>
-          <w:numId w:val="21"/>
-        </w:numPr>
-        <w:spacing w:line="275.9999942779541" w:lineRule="auto"/>
-        <w:ind w:left="1290" w:hanging="360"/>
-      </w:pPr>
-      <w:r>
-        <w:rPr>
-          <w:rFonts w:ascii="Google Sans" w:cs="Google Sans" w:eastAsia="Google Sans" w:hAnsi="Google Sans"/>
-          <w:color w:val="1b1c1d"/>
-          <w:rtl w:val="0"/>
-        </w:rPr>
-        <w:t xml:space="preserve">Calculate the CPPE for "Person A" in the :brotherOf context (the product of their siblings' primes).</w:t>
-      </w:r>
-      <w:r>
-        <w:rPr>
-          <w:rtl w:val="0"/>
-        </w:rPr>
-      </w:r>
-    </w:p>
-    <w:p>
-      <w:pPr>
-        <w:widowControl w:val="0"/>
-        <w:numPr>
-          <w:ilvl w:val="2"/>
-          <w:numId w:val="21"/>
-        </w:numPr>
-        <w:spacing w:line="275.9999942779541" w:lineRule="auto"/>
-        <w:ind w:left="1290" w:hanging="360"/>
-      </w:pPr>
-      <w:r>
-        <w:rPr>
-          <w:rFonts w:ascii="Google Sans" w:cs="Google Sans" w:eastAsia="Google Sans" w:hAnsi="Google Sans"/>
-          <w:color w:val="1b1c1d"/>
-          <w:rtl w:val="0"/>
-        </w:rPr>
-        <w:t xml:space="preserve">Calculate the CPPE for "Person B" in the :fatherOf context (the product of their children's primes).</w:t>
-      </w:r>
-      <w:r>
-        <w:rPr>
-          <w:rtl w:val="0"/>
-        </w:rPr>
-      </w:r>
-    </w:p>
-    <w:p>
-      <w:pPr>
-        <w:widowControl w:val="0"/>
-        <w:numPr>
-          <w:ilvl w:val="2"/>
-          <w:numId w:val="21"/>
-        </w:numPr>
-        <w:spacing w:after="120" w:line="275.9999942779541" w:lineRule="auto"/>
-        <w:ind w:left="1290" w:hanging="360"/>
-      </w:pPr>
-      <w:r>
-        <w:rPr>
-          <w:rFonts w:ascii="Google Sans" w:cs="Google Sans" w:eastAsia="Google Sans" w:hAnsi="Google Sans"/>
-          <w:color w:val="1b1c1d"/>
-          <w:rtl w:val="0"/>
-        </w:rPr>
-        <w:t xml:space="preserve">If GCD(CPPE_brotherOf(A), CPPE_fatherOf(B)) &gt; 1, it means A is the brother of B's father. The system can then materialize a new triple: (A, :uncleOf, ChildOfB). This inference is stored and queryable.</w:t>
-      </w:r>
-    </w:p>
-    <w:p>
-      <w:pPr>
-        <w:pStyle w:val="Heading4"/>
-        <w:keepNext w:val="0"/>
-        <w:keepLines w:val="0"/>
-        <w:widowControl w:val="0"/>
-        <w:spacing w:after="120" w:before="120" w:line="275.9999942779541" w:lineRule="auto"/>
-        <w:rPr/>
-      </w:pPr>
-      <w:bookmarkStart w:colFirst="0" w:colLast="0" w:name="_piwmtevnk1rg" w:id="43"/>
-      <w:bookmarkEnd w:id="43"/>
-      <w:r>
-        <w:rPr>
-          <w:rtl w:val="0"/>
-        </w:rPr>
-      </w:r>
-    </w:p>
-    <w:p>
-      <w:pPr>
-        <w:pStyle w:val="Heading4"/>
-        <w:keepNext w:val="0"/>
-        <w:keepLines w:val="0"/>
-        <w:widowControl w:val="0"/>
-        <w:spacing w:after="120" w:before="120" w:line="275.9999942779541" w:lineRule="auto"/>
-        <w:rPr/>
-      </w:pPr>
-      <w:bookmarkStart w:colFirst="0" w:colLast="0" w:name="_5jru7cleeqyz" w:id="44"/>
-      <w:bookmarkEnd w:id="44"/>
-      <w:r>
-        <w:rPr>
-          <w:rtl w:val="0"/>
-        </w:rPr>
-        <w:t xml:space="preserve">Relational Context Vectors</w:t>
-      </w:r>
-    </w:p>
-    <w:p>
-      <w:pPr>
-        <w:rPr/>
-      </w:pPr>
-      <w:r>
-        <w:rPr>
-          <w:rtl w:val="0"/>
-        </w:rPr>
-      </w:r>
-    </w:p>
-    <w:p>
-      <w:pPr>
-        <w:widowControl w:val="0"/>
-        <w:spacing w:after="120" w:line="275.9999942779541" w:lineRule="auto"/>
-        <w:rPr>
-          <w:rFonts w:ascii="Google Sans" w:cs="Google Sans" w:eastAsia="Google Sans" w:hAnsi="Google Sans"/>
-          <w:color w:val="1b1c1d"/>
-        </w:rPr>
-      </w:pPr>
-      <w:r>
-        <w:rPr>
-          <w:rFonts w:ascii="Google Sans" w:cs="Google Sans" w:eastAsia="Google Sans" w:hAnsi="Google Sans"/>
-          <w:color w:val="1b1c1d"/>
-          <w:rtl w:val="0"/>
-        </w:rPr>
-        <w:t xml:space="preserve">The core of this approach is the Relational Context Vector (RCV). For any given statement (a reified triple), we compute a vector of three BigInteger values, (S, P, O). Each component is a CPPE calculated from one of the three FCA context perspectives, providing a holistic numerical signature of the statement's role in the graph.</w:t>
-      </w:r>
-    </w:p>
-    <w:p>
-      <w:pPr>
-        <w:widowControl w:val="0"/>
-        <w:numPr>
-          <w:ilvl w:val="0"/>
-          <w:numId w:val="26"/>
-        </w:numPr>
-        <w:spacing w:line="275.9999942779541" w:lineRule="auto"/>
-        <w:ind w:left="465" w:hanging="360"/>
-      </w:pPr>
-      <w:r>
-        <w:rPr>
-          <w:rFonts w:ascii="Google Sans" w:cs="Google Sans" w:eastAsia="Google Sans" w:hAnsi="Google Sans"/>
-          <w:b w:val="1"/>
-          <w:bCs w:val="1"/>
-          <w:color w:val="1b1c1d"/>
-          <w:rtl w:val="0"/>
-        </w:rPr>
-        <w:t xml:space="preserve">RCV Definition:</w:t>
-      </w:r>
-      <w:r>
-        <w:rPr>
-          <w:rFonts w:ascii="Google Sans" w:cs="Google Sans" w:eastAsia="Google Sans" w:hAnsi="Google Sans"/>
-          <w:color w:val="1b1c1d"/>
-          <w:rtl w:val="0"/>
-        </w:rPr>
-        <w:t xml:space="preserve"> RCV(statement) = (S, P, O)</w:t>
-      </w:r>
-      <w:r>
-        <w:rPr>
-          <w:rtl w:val="0"/>
-        </w:rPr>
-      </w:r>
-    </w:p>
-    <w:p>
-      <w:pPr>
-        <w:widowControl w:val="0"/>
-        <w:numPr>
-          <w:ilvl w:val="1"/>
-          <w:numId w:val="13"/>
-        </w:numPr>
-        <w:spacing w:line="275.9999942779541" w:lineRule="auto"/>
-        <w:ind w:left="870" w:hanging="360"/>
-      </w:pPr>
-      <w:r>
-        <w:rPr>
-          <w:rFonts w:ascii="Google Sans" w:cs="Google Sans" w:eastAsia="Google Sans" w:hAnsi="Google Sans"/>
-          <w:b w:val="1"/>
-          <w:bCs w:val="1"/>
-          <w:color w:val="1b1c1d"/>
-          <w:rtl w:val="0"/>
-        </w:rPr>
-        <w:t xml:space="preserve">S (Subject Context Embedding):</w:t>
-      </w:r>
-      <w:r>
-        <w:rPr>
-          <w:rFonts w:ascii="Google Sans" w:cs="Google Sans" w:eastAsia="Google Sans" w:hAnsi="Google Sans"/>
-          <w:color w:val="1b1c1d"/>
-          <w:rtl w:val="0"/>
-        </w:rPr>
-        <w:t xml:space="preserve"> The CPPE of the statement's subject from the Subject-as-Context perspective. This number encodes everything the subject does. S = calculateCPPE(statement.subject, SubjectAsContext)</w:t>
-      </w:r>
-      <w:r>
-        <w:rPr>
-          <w:rtl w:val="0"/>
-        </w:rPr>
-      </w:r>
-    </w:p>
-    <w:p>
-      <w:pPr>
-        <w:widowControl w:val="0"/>
-        <w:numPr>
-          <w:ilvl w:val="1"/>
-          <w:numId w:val="13"/>
-        </w:numPr>
-        <w:spacing w:line="275.9999942779541" w:lineRule="auto"/>
-        <w:ind w:left="870" w:hanging="360"/>
-      </w:pPr>
-      <w:r>
-        <w:rPr>
-          <w:rFonts w:ascii="Google Sans" w:cs="Google Sans" w:eastAsia="Google Sans" w:hAnsi="Google Sans"/>
-          <w:b w:val="1"/>
-          <w:bCs w:val="1"/>
-          <w:color w:val="1b1c1d"/>
-          <w:rtl w:val="0"/>
-        </w:rPr>
-        <w:t xml:space="preserve">P (Predicate Context Embedding):</w:t>
-      </w:r>
-      <w:r>
-        <w:rPr>
-          <w:rFonts w:ascii="Google Sans" w:cs="Google Sans" w:eastAsia="Google Sans" w:hAnsi="Google Sans"/>
-          <w:color w:val="1b1c1d"/>
-          <w:rtl w:val="0"/>
-        </w:rPr>
-        <w:t xml:space="preserve"> The CPPE of the statement's predicate from the Predicate-as-Context perspective. This number encodes every subject-object pair the predicate connects. P = calculateCPPE(statement.predicate, PredicateAsContext)</w:t>
-      </w:r>
-      <w:r>
-        <w:rPr>
-          <w:rtl w:val="0"/>
-        </w:rPr>
-      </w:r>
-    </w:p>
-    <w:p>
-      <w:pPr>
-        <w:widowControl w:val="0"/>
-        <w:numPr>
-          <w:ilvl w:val="1"/>
-          <w:numId w:val="13"/>
-        </w:numPr>
-        <w:spacing w:line="275.9999942779541" w:lineRule="auto"/>
-        <w:ind w:left="870" w:hanging="360"/>
-      </w:pPr>
-      <w:r>
-        <w:rPr>
-          <w:rFonts w:ascii="Google Sans" w:cs="Google Sans" w:eastAsia="Google Sans" w:hAnsi="Google Sans"/>
-          <w:b w:val="1"/>
-          <w:bCs w:val="1"/>
-          <w:color w:val="1b1c1d"/>
-          <w:rtl w:val="0"/>
-        </w:rPr>
-        <w:t xml:space="preserve">O (Object Context Embedding):</w:t>
-      </w:r>
-      <w:r>
-        <w:rPr>
-          <w:rFonts w:ascii="Google Sans" w:cs="Google Sans" w:eastAsia="Google Sans" w:hAnsi="Google Sans"/>
-          <w:color w:val="1b1c1d"/>
-          <w:rtl w:val="0"/>
-        </w:rPr>
-        <w:t xml:space="preserve"> The CPPE of the statement's object from the Object-as-Context perspective. This number encodes everything that happens to the object. O = calculateCPPE(statement.object, ObjectAsContext)</w:t>
-      </w:r>
-      <w:r>
-        <w:rPr>
-          <w:rtl w:val="0"/>
-        </w:rPr>
-      </w:r>
-    </w:p>
-    <w:p>
-      <w:pPr>
-        <w:widowControl w:val="0"/>
-        <w:numPr>
-          <w:ilvl w:val="0"/>
-          <w:numId w:val="26"/>
-        </w:numPr>
-        <w:spacing w:after="120" w:line="275.9999942779541" w:lineRule="auto"/>
-        <w:ind w:left="465" w:hanging="360"/>
-      </w:pPr>
-      <w:r>
-        <w:rPr>
-          <w:rFonts w:ascii="Google Sans" w:cs="Google Sans" w:eastAsia="Google Sans" w:hAnsi="Google Sans"/>
-          <w:b w:val="1"/>
-          <w:bCs w:val="1"/>
-          <w:color w:val="1b1c1d"/>
-          <w:rtl w:val="0"/>
-        </w:rPr>
-        <w:t xml:space="preserve">Implementation:</w:t>
-      </w:r>
-      <w:r>
-        <w:rPr>
-          <w:rFonts w:ascii="Google Sans" w:cs="Google Sans" w:eastAsia="Google Sans" w:hAnsi="Google Sans"/>
-          <w:color w:val="1b1c1d"/>
-          <w:rtl w:val="0"/>
-        </w:rPr>
-        <w:t xml:space="preserve"> A Java record RCV(BigInteger s, BigInteger p, BigInteger o). The Index Service is responsible for calculating and caching the RCV for every reified statement in the graph.</w:t>
-      </w:r>
-      <w:r>
-        <w:rPr>
-          <w:rtl w:val="0"/>
-        </w:rPr>
-      </w:r>
-    </w:p>
-    <w:p>
-      <w:pPr>
-        <w:pStyle w:val="Heading3"/>
-        <w:keepNext w:val="0"/>
-        <w:keepLines w:val="0"/>
-        <w:widowControl w:val="0"/>
-        <w:spacing w:after="120" w:before="120" w:line="275.9999942779541" w:lineRule="auto"/>
-        <w:rPr>
-          <w:rFonts w:ascii="Google Sans" w:cs="Google Sans" w:eastAsia="Google Sans" w:hAnsi="Google Sans"/>
-          <w:b w:val="1"/>
-          <w:bCs w:val="1"/>
-          <w:color w:val="1b1c1d"/>
-        </w:rPr>
-      </w:pPr>
-      <w:r>
-        <w:rPr>
-          <w:rtl w:val="0"/>
-        </w:rPr>
-      </w:r>
-    </w:p>
-    <w:p>
-      <w:pPr>
-        <w:pStyle w:val="Heading4"/>
-        <w:keepNext w:val="0"/>
-        <w:keepLines w:val="0"/>
-        <w:widowControl w:val="0"/>
-        <w:spacing w:after="120" w:before="120" w:line="275.9999942779541" w:lineRule="auto"/>
-        <w:rPr/>
-      </w:pPr>
-      <w:bookmarkStart w:colFirst="0" w:colLast="0" w:name="_cxpiqxfobvqz" w:id="45"/>
-      <w:bookmarkEnd w:id="45"/>
-      <w:r>
-        <w:rPr>
-          <w:rtl w:val="0"/>
-        </w:rPr>
-        <w:t xml:space="preserve">Schema Archetypes:</w:t>
-      </w:r>
-    </w:p>
-    <w:p>
-      <w:pPr>
-        <w:widowControl w:val="0"/>
-        <w:spacing w:after="120" w:line="275.9999942779541" w:lineRule="auto"/>
-        <w:rPr>
-          <w:rFonts w:ascii="Google Sans" w:cs="Google Sans" w:eastAsia="Google Sans" w:hAnsi="Google Sans"/>
-          <w:color w:val="1b1c1d"/>
-        </w:rPr>
-      </w:pPr>
-      <w:r>
-        <w:rPr>
-          <w:rtl w:val="0"/>
-        </w:rPr>
-      </w:r>
-    </w:p>
-    <w:p>
-      <w:pPr>
-        <w:widowControl w:val="0"/>
-        <w:spacing w:after="120" w:line="275.9999942779541" w:lineRule="auto"/>
-        <w:rPr>
-          <w:rFonts w:ascii="Google Sans" w:cs="Google Sans" w:eastAsia="Google Sans" w:hAnsi="Google Sans"/>
-          <w:color w:val="1b1c1d"/>
-        </w:rPr>
-      </w:pPr>
-      <w:r>
-        <w:rPr>
-          <w:rFonts w:ascii="Google Sans" w:cs="Google Sans" w:eastAsia="Google Sans" w:hAnsi="Google Sans"/>
-          <w:color w:val="1b1c1d"/>
-          <w:rtl w:val="0"/>
-        </w:rPr>
-        <w:t xml:space="preserve">This dual representation is key to performing inference.</w:t>
-      </w:r>
-    </w:p>
-    <w:p>
-      <w:pPr>
-        <w:widowControl w:val="0"/>
-        <w:numPr>
-          <w:ilvl w:val="0"/>
           <w:numId w:val="18"/>
-        </w:numPr>
-        <w:spacing w:line="275.9999942779541" w:lineRule="auto"/>
-        <w:ind w:left="465" w:hanging="360"/>
-      </w:pPr>
-      <w:r>
-        <w:rPr>
-          <w:rFonts w:ascii="Google Sans" w:cs="Google Sans" w:eastAsia="Google Sans" w:hAnsi="Google Sans"/>
-          <w:b w:val="1"/>
-          <w:bCs w:val="1"/>
-          <w:color w:val="1b1c1d"/>
-          <w:rtl w:val="0"/>
-        </w:rPr>
-        <w:t xml:space="preserve">Instance RCV:</w:t>
-      </w:r>
-      <w:r>
-        <w:rPr>
-          <w:rFonts w:ascii="Google Sans" w:cs="Google Sans" w:eastAsia="Google Sans" w:hAnsi="Google Sans"/>
-          <w:color w:val="1b1c1d"/>
-          <w:rtl w:val="0"/>
-        </w:rPr>
-        <w:t xml:space="preserve"> The RCV calculated for a specific, concrete statement (e.g., stmt_123: (dev:Alice, :worksOn, proj:Orion)) is its unique numerical signature. It represents a single data point.</w:t>
-      </w:r>
-      <w:r>
-        <w:rPr>
-          <w:rtl w:val="0"/>
-        </w:rPr>
-      </w:r>
-    </w:p>
-    <w:p>
-      <w:pPr>
-        <w:widowControl w:val="0"/>
-        <w:numPr>
-          <w:ilvl w:val="0"/>
-          <w:numId w:val="18"/>
-        </w:numPr>
-        <w:spacing w:line="275.9999942779541" w:lineRule="auto"/>
-        <w:ind w:left="465" w:hanging="360"/>
-      </w:pPr>
-      <w:r>
-        <w:rPr>
-          <w:rFonts w:ascii="Google Sans" w:cs="Google Sans" w:eastAsia="Google Sans" w:hAnsi="Google Sans"/>
-          <w:b w:val="1"/>
-          <w:bCs w:val="1"/>
-          <w:color w:val="1b1c1d"/>
-          <w:rtl w:val="0"/>
-        </w:rPr>
-        <w:t xml:space="preserve">Schema RCV (Archetype):</w:t>
-      </w:r>
-      <w:r>
-        <w:rPr>
-          <w:rFonts w:ascii="Google Sans" w:cs="Google Sans" w:eastAsia="Google Sans" w:hAnsi="Google Sans"/>
-          <w:color w:val="1b1c1d"/>
-          <w:rtl w:val="0"/>
-        </w:rPr>
-        <w:t xml:space="preserve"> The RCV for a relational schema (e.g., the :DeveloperWorksOnProject schema) is an "archetype" vector. It is calculated by finding the Least Common Multiple (LCM) of the corresponding components of all instance RCVs that belong to that schema.</w:t>
-      </w:r>
-      <w:r>
-        <w:rPr>
-          <w:rtl w:val="0"/>
-        </w:rPr>
-      </w:r>
-    </w:p>
-    <w:p>
-      <w:pPr>
-        <w:widowControl w:val="0"/>
-        <w:numPr>
-          <w:ilvl w:val="1"/>
-          <w:numId w:val="16"/>
         </w:numPr>
         <w:spacing w:line="275.9999942779541" w:lineRule="auto"/>
         <w:ind w:left="870" w:hanging="360"/>
@@ -6071,7 +6693,7 @@
         <w:widowControl w:val="0"/>
         <w:numPr>
           <w:ilvl w:val="3"/>
-          <w:numId w:val="23"/>
+          <w:numId w:val="25"/>
         </w:numPr>
         <w:spacing w:line="275.9999942779541" w:lineRule="auto"/>
         <w:ind w:left="1695" w:hanging="360"/>
@@ -6095,7 +6717,7 @@
         <w:widowControl w:val="0"/>
         <w:numPr>
           <w:ilvl w:val="3"/>
-          <w:numId w:val="23"/>
+          <w:numId w:val="25"/>
         </w:numPr>
         <w:spacing w:line="275.9999942779541" w:lineRule="auto"/>
         <w:ind w:left="1695" w:hanging="360"/>
@@ -6119,7 +6741,7 @@
         <w:widowControl w:val="0"/>
         <w:numPr>
           <w:ilvl w:val="3"/>
-          <w:numId w:val="23"/>
+          <w:numId w:val="25"/>
         </w:numPr>
         <w:spacing w:line="275.9999942779541" w:lineRule="auto"/>
         <w:ind w:left="1695" w:hanging="360"/>
@@ -6176,8 +6798,8 @@
         <w:spacing w:after="120" w:before="120" w:line="275.9999942779541" w:lineRule="auto"/>
         <w:rPr/>
       </w:pPr>
-      <w:bookmarkStart w:colFirst="0" w:colLast="0" w:name="_4i5f88pxra87" w:id="46"/>
-      <w:bookmarkEnd w:id="46"/>
+      <w:bookmarkStart w:colFirst="0" w:colLast="0" w:name="_4i5f88pxra87" w:id="58"/>
+      <w:bookmarkEnd w:id="58"/>
       <w:r>
         <w:rPr>
           <w:rtl w:val="0"/>
@@ -6282,7 +6904,7 @@
         <w:widowControl w:val="0"/>
         <w:numPr>
           <w:ilvl w:val="1"/>
-          <w:numId w:val="37"/>
+          <w:numId w:val="39"/>
         </w:numPr>
         <w:spacing w:line="275.9999942779541" w:lineRule="auto"/>
         <w:ind w:left="885" w:hanging="360"/>
@@ -6306,7 +6928,7 @@
         <w:widowControl w:val="0"/>
         <w:numPr>
           <w:ilvl w:val="1"/>
-          <w:numId w:val="37"/>
+          <w:numId w:val="39"/>
         </w:numPr>
         <w:spacing w:line="275.9999942779541" w:lineRule="auto"/>
         <w:ind w:left="885" w:hanging="360"/>
@@ -6330,7 +6952,7 @@
         <w:widowControl w:val="0"/>
         <w:numPr>
           <w:ilvl w:val="1"/>
-          <w:numId w:val="37"/>
+          <w:numId w:val="39"/>
         </w:numPr>
         <w:spacing w:line="275.9999942779541" w:lineRule="auto"/>
         <w:ind w:left="885" w:hanging="360"/>
@@ -6354,7 +6976,7 @@
         <w:widowControl w:val="0"/>
         <w:numPr>
           <w:ilvl w:val="1"/>
-          <w:numId w:val="37"/>
+          <w:numId w:val="39"/>
         </w:numPr>
         <w:spacing w:line="275.9999942779541" w:lineRule="auto"/>
         <w:ind w:left="885" w:hanging="360"/>
@@ -6378,7 +7000,7 @@
         <w:widowControl w:val="0"/>
         <w:numPr>
           <w:ilvl w:val="1"/>
-          <w:numId w:val="37"/>
+          <w:numId w:val="39"/>
         </w:numPr>
         <w:spacing w:line="275.9999942779541" w:lineRule="auto"/>
         <w:ind w:left="885" w:hanging="360"/>
@@ -6450,8 +7072,8 @@
         <w:spacing w:after="120" w:before="120" w:line="275.9999942779541" w:lineRule="auto"/>
         <w:rPr/>
       </w:pPr>
-      <w:bookmarkStart w:colFirst="0" w:colLast="0" w:name="_m22kyf83qkvv" w:id="47"/>
-      <w:bookmarkEnd w:id="47"/>
+      <w:bookmarkStart w:colFirst="0" w:colLast="0" w:name="_m22kyf83qkvv" w:id="59"/>
+      <w:bookmarkEnd w:id="59"/>
       <w:r>
         <w:rPr>
           <w:rtl w:val="0"/>
@@ -6682,7 +7304,7 @@
         <w:widowControl w:val="0"/>
         <w:numPr>
           <w:ilvl w:val="2"/>
-          <w:numId w:val="25"/>
+          <w:numId w:val="27"/>
         </w:numPr>
         <w:spacing w:line="275.9999942779541" w:lineRule="auto"/>
         <w:ind w:left="1275" w:hanging="360"/>
@@ -6706,7 +7328,7 @@
         <w:widowControl w:val="0"/>
         <w:numPr>
           <w:ilvl w:val="2"/>
-          <w:numId w:val="25"/>
+          <w:numId w:val="27"/>
         </w:numPr>
         <w:spacing w:line="275.9999942779541" w:lineRule="auto"/>
         <w:ind w:left="1275" w:hanging="360"/>
@@ -6754,7 +7376,7 @@
         <w:widowControl w:val="0"/>
         <w:numPr>
           <w:ilvl w:val="2"/>
-          <w:numId w:val="32"/>
+          <w:numId w:val="34"/>
         </w:numPr>
         <w:spacing w:line="275.9999942779541" w:lineRule="auto"/>
         <w:ind w:left="1275" w:hanging="360"/>
@@ -6778,7 +7400,7 @@
         <w:widowControl w:val="0"/>
         <w:numPr>
           <w:ilvl w:val="2"/>
-          <w:numId w:val="32"/>
+          <w:numId w:val="34"/>
         </w:numPr>
         <w:spacing w:line="275.9999942779541" w:lineRule="auto"/>
         <w:ind w:left="1275" w:hanging="360"/>
@@ -6802,7 +7424,7 @@
         <w:widowControl w:val="0"/>
         <w:numPr>
           <w:ilvl w:val="2"/>
-          <w:numId w:val="32"/>
+          <w:numId w:val="34"/>
         </w:numPr>
         <w:spacing w:line="275.9999942779541" w:lineRule="auto"/>
         <w:ind w:left="1275" w:hanging="360"/>
@@ -6888,7 +7510,7 @@
         <w:widowControl w:val="0"/>
         <w:numPr>
           <w:ilvl w:val="1"/>
-          <w:numId w:val="28"/>
+          <w:numId w:val="30"/>
         </w:numPr>
         <w:spacing w:line="275.9999942779541" w:lineRule="auto"/>
         <w:ind w:left="885" w:hanging="360"/>
@@ -6922,7 +7544,7 @@
         <w:widowControl w:val="0"/>
         <w:numPr>
           <w:ilvl w:val="1"/>
-          <w:numId w:val="28"/>
+          <w:numId w:val="30"/>
         </w:numPr>
         <w:spacing w:line="275.9999942779541" w:lineRule="auto"/>
         <w:ind w:left="885" w:hanging="360"/>
@@ -6956,7 +7578,7 @@
         <w:widowControl w:val="0"/>
         <w:numPr>
           <w:ilvl w:val="1"/>
-          <w:numId w:val="28"/>
+          <w:numId w:val="30"/>
         </w:numPr>
         <w:spacing w:line="275.9999942779541" w:lineRule="auto"/>
         <w:ind w:left="885" w:hanging="360"/>
@@ -6990,7 +7612,7 @@
         <w:widowControl w:val="0"/>
         <w:numPr>
           <w:ilvl w:val="1"/>
-          <w:numId w:val="28"/>
+          <w:numId w:val="30"/>
         </w:numPr>
         <w:spacing w:line="275.9999942779541" w:lineRule="auto"/>
         <w:ind w:left="885" w:hanging="360"/>
@@ -7024,7 +7646,7 @@
         <w:widowControl w:val="0"/>
         <w:numPr>
           <w:ilvl w:val="1"/>
-          <w:numId w:val="28"/>
+          <w:numId w:val="30"/>
         </w:numPr>
         <w:spacing w:after="120" w:line="275.9999942779541" w:lineRule="auto"/>
         <w:ind w:left="885" w:hanging="360"/>
@@ -7072,8 +7694,8 @@
         <w:spacing w:after="120" w:before="120" w:line="275.9999942779541" w:lineRule="auto"/>
         <w:rPr/>
       </w:pPr>
-      <w:bookmarkStart w:colFirst="0" w:colLast="0" w:name="_a7l1r07awzku" w:id="48"/>
-      <w:bookmarkEnd w:id="48"/>
+      <w:bookmarkStart w:colFirst="0" w:colLast="0" w:name="_a7l1r07awzku" w:id="60"/>
+      <w:bookmarkEnd w:id="60"/>
       <w:r>
         <w:rPr>
           <w:rtl w:val="0"/>
@@ -7096,7 +7718,7 @@
         <w:widowControl w:val="0"/>
         <w:numPr>
           <w:ilvl w:val="0"/>
-          <w:numId w:val="38"/>
+          <w:numId w:val="40"/>
         </w:numPr>
         <w:spacing w:line="275.9999942779541" w:lineRule="auto"/>
         <w:ind w:left="465" w:hanging="360"/>
@@ -7154,7 +7776,7 @@
         <w:widowControl w:val="0"/>
         <w:numPr>
           <w:ilvl w:val="0"/>
-          <w:numId w:val="38"/>
+          <w:numId w:val="40"/>
         </w:numPr>
         <w:spacing w:line="275.9999942779541" w:lineRule="auto"/>
         <w:ind w:left="465" w:hanging="360"/>
@@ -7261,8 +7883,8 @@
         <w:spacing w:before="0" w:line="275.9999942779541" w:lineRule="auto"/>
         <w:rPr/>
       </w:pPr>
-      <w:bookmarkStart w:colFirst="0" w:colLast="0" w:name="_4qo9vqltf2r0" w:id="49"/>
-      <w:bookmarkEnd w:id="49"/>
+      <w:bookmarkStart w:colFirst="0" w:colLast="0" w:name="_4qo9vqltf2r0" w:id="61"/>
+      <w:bookmarkEnd w:id="61"/>
       <w:r>
         <w:rPr>
           <w:rtl w:val="0"/>
@@ -7358,8 +7980,8 @@
         <w:spacing w:before="0" w:line="275.9999942779541" w:lineRule="auto"/>
         <w:rPr/>
       </w:pPr>
-      <w:bookmarkStart w:colFirst="0" w:colLast="0" w:name="_a0okr8ebjatc" w:id="50"/>
-      <w:bookmarkEnd w:id="50"/>
+      <w:bookmarkStart w:colFirst="0" w:colLast="0" w:name="_a0okr8ebjatc" w:id="62"/>
+      <w:bookmarkEnd w:id="62"/>
       <w:r>
         <w:rPr>
           <w:rtl w:val="0"/>
@@ -7408,12 +8030,12 @@
           <wp:inline distB="19050" distT="19050" distL="19050" distR="19050">
             <wp:extent cx="143470" cy="232655"/>
             <wp:effectExtent b="0" l="0" r="0" t="0"/>
-            <wp:docPr id="16" name="image13.png"/>
+            <wp:docPr id="16" name="image7.png"/>
             <a:graphic>
               <a:graphicData uri="http://schemas.openxmlformats.org/drawingml/2006/picture">
                 <pic:pic>
                   <pic:nvPicPr>
-                    <pic:cNvPr id="0" name="image13.png"/>
+                    <pic:cNvPr id="0" name="image7.png"/>
                     <pic:cNvPicPr preferRelativeResize="0"/>
                   </pic:nvPicPr>
                   <pic:blipFill>
@@ -7472,12 +8094,12 @@
           <wp:inline distB="19050" distT="19050" distL="19050" distR="19050">
             <wp:extent cx="105489" cy="234421"/>
             <wp:effectExtent b="0" l="0" r="0" t="0"/>
-            <wp:docPr id="7" name="image5.png"/>
+            <wp:docPr id="7" name="image1.png"/>
             <a:graphic>
               <a:graphicData uri="http://schemas.openxmlformats.org/drawingml/2006/picture">
                 <pic:pic>
                   <pic:nvPicPr>
-                    <pic:cNvPr id="0" name="image5.png"/>
+                    <pic:cNvPr id="0" name="image1.png"/>
                     <pic:cNvPicPr preferRelativeResize="0"/>
                   </pic:nvPicPr>
                   <pic:blipFill>
@@ -7515,7 +8137,7 @@
         <w:widowControl w:val="0"/>
         <w:numPr>
           <w:ilvl w:val="0"/>
-          <w:numId w:val="33"/>
+          <w:numId w:val="35"/>
         </w:numPr>
         <w:spacing w:line="275.9999942779541" w:lineRule="auto"/>
         <w:ind w:left="465" w:hanging="360"/>
@@ -7529,12 +8151,12 @@
           <wp:inline distB="19050" distT="19050" distL="19050" distR="19050">
             <wp:extent cx="771584" cy="229183"/>
             <wp:effectExtent b="0" l="0" r="0" t="0"/>
-            <wp:docPr id="12" name="image7.png"/>
+            <wp:docPr id="12" name="image18.png"/>
             <a:graphic>
               <a:graphicData uri="http://schemas.openxmlformats.org/drawingml/2006/picture">
                 <pic:pic>
                   <pic:nvPicPr>
-                    <pic:cNvPr id="0" name="image7.png"/>
+                    <pic:cNvPr id="0" name="image18.png"/>
                     <pic:cNvPicPr preferRelativeResize="0"/>
                   </pic:nvPicPr>
                   <pic:blipFill>
@@ -7577,7 +8199,7 @@
         <w:widowControl w:val="0"/>
         <w:numPr>
           <w:ilvl w:val="0"/>
-          <w:numId w:val="33"/>
+          <w:numId w:val="35"/>
         </w:numPr>
         <w:spacing w:after="120" w:line="275.9999942779541" w:lineRule="auto"/>
         <w:ind w:left="465" w:hanging="360"/>
@@ -7661,8 +8283,8 @@
         <w:spacing w:after="120" w:before="120" w:line="275.9999942779541" w:lineRule="auto"/>
         <w:rPr/>
       </w:pPr>
-      <w:bookmarkStart w:colFirst="0" w:colLast="0" w:name="_vm8muwbhqqcn" w:id="51"/>
-      <w:bookmarkEnd w:id="51"/>
+      <w:bookmarkStart w:colFirst="0" w:colLast="0" w:name="_vm8muwbhqqcn" w:id="63"/>
+      <w:bookmarkEnd w:id="63"/>
       <w:r>
         <w:rPr>
           <w:rtl w:val="0"/>
@@ -7706,12 +8328,12 @@
           <wp:inline distB="19050" distT="19050" distL="19050" distR="19050">
             <wp:extent cx="574357" cy="229743"/>
             <wp:effectExtent b="0" l="0" r="0" t="0"/>
-            <wp:docPr id="17" name="image9.png"/>
+            <wp:docPr id="17" name="image11.png"/>
             <a:graphic>
               <a:graphicData uri="http://schemas.openxmlformats.org/drawingml/2006/picture">
                 <pic:pic>
                   <pic:nvPicPr>
-                    <pic:cNvPr id="0" name="image9.png"/>
+                    <pic:cNvPr id="0" name="image11.png"/>
                     <pic:cNvPicPr preferRelativeResize="0"/>
                   </pic:nvPicPr>
                   <pic:blipFill>
@@ -7752,12 +8374,12 @@
           <wp:inline distB="19050" distT="19050" distL="19050" distR="19050">
             <wp:extent cx="79891" cy="239673"/>
             <wp:effectExtent b="0" l="0" r="0" t="0"/>
-            <wp:docPr id="6" name="image2.png"/>
+            <wp:docPr id="6" name="image5.png"/>
             <a:graphic>
               <a:graphicData uri="http://schemas.openxmlformats.org/drawingml/2006/picture">
                 <pic:pic>
                   <pic:nvPicPr>
-                    <pic:cNvPr id="0" name="image2.png"/>
+                    <pic:cNvPr id="0" name="image5.png"/>
                     <pic:cNvPicPr preferRelativeResize="0"/>
                   </pic:nvPicPr>
                   <pic:blipFill>
@@ -7798,12 +8420,12 @@
           <wp:inline distB="19050" distT="19050" distL="19050" distR="19050">
             <wp:extent cx="89475" cy="244024"/>
             <wp:effectExtent b="0" l="0" r="0" t="0"/>
-            <wp:docPr id="2" name="image3.png"/>
+            <wp:docPr id="2" name="image17.png"/>
             <a:graphic>
               <a:graphicData uri="http://schemas.openxmlformats.org/drawingml/2006/picture">
                 <pic:pic>
                   <pic:nvPicPr>
-                    <pic:cNvPr id="0" name="image3.png"/>
+                    <pic:cNvPr id="0" name="image17.png"/>
                     <pic:cNvPicPr preferRelativeResize="0"/>
                   </pic:nvPicPr>
                   <pic:blipFill>
@@ -7844,12 +8466,12 @@
           <wp:inline distB="19050" distT="19050" distL="19050" distR="19050">
             <wp:extent cx="97572" cy="234173"/>
             <wp:effectExtent b="0" l="0" r="0" t="0"/>
-            <wp:docPr id="24" name="image4.png"/>
+            <wp:docPr id="24" name="image8.png"/>
             <a:graphic>
               <a:graphicData uri="http://schemas.openxmlformats.org/drawingml/2006/picture">
                 <pic:pic>
                   <pic:nvPicPr>
-                    <pic:cNvPr id="0" name="image4.png"/>
+                    <pic:cNvPr id="0" name="image8.png"/>
                     <pic:cNvPicPr preferRelativeResize="0"/>
                   </pic:nvPicPr>
                   <pic:blipFill>
@@ -7900,12 +8522,12 @@
           <wp:inline distB="19050" distT="19050" distL="19050" distR="19050">
             <wp:extent cx="3718560" cy="686503"/>
             <wp:effectExtent b="0" l="0" r="0" t="0"/>
-            <wp:docPr id="25" name="image17.png"/>
+            <wp:docPr id="25" name="image23.png"/>
             <a:graphic>
               <a:graphicData uri="http://schemas.openxmlformats.org/drawingml/2006/picture">
                 <pic:pic>
                   <pic:nvPicPr>
-                    <pic:cNvPr id="0" name="image17.png"/>
+                    <pic:cNvPr id="0" name="image23.png"/>
                     <pic:cNvPicPr preferRelativeResize="0"/>
                   </pic:nvPicPr>
                   <pic:blipFill>
@@ -7977,8 +8599,8 @@
         <w:spacing w:before="0" w:line="275.9999942779541" w:lineRule="auto"/>
         <w:rPr/>
       </w:pPr>
-      <w:bookmarkStart w:colFirst="0" w:colLast="0" w:name="_4iycf2g31vp0" w:id="52"/>
-      <w:bookmarkEnd w:id="52"/>
+      <w:bookmarkStart w:colFirst="0" w:colLast="0" w:name="_4iycf2g31vp0" w:id="64"/>
+      <w:bookmarkEnd w:id="64"/>
       <w:r>
         <w:rPr>
           <w:rtl w:val="0"/>
@@ -8036,8 +8658,8 @@
         <w:spacing w:after="240" w:line="275.9999942779541" w:lineRule="auto"/>
         <w:rPr/>
       </w:pPr>
-      <w:bookmarkStart w:colFirst="0" w:colLast="0" w:name="_no37ottu4499" w:id="53"/>
-      <w:bookmarkEnd w:id="53"/>
+      <w:bookmarkStart w:colFirst="0" w:colLast="0" w:name="_no37ottu4499" w:id="65"/>
+      <w:bookmarkEnd w:id="65"/>
       <w:r>
         <w:rPr>
           <w:rtl w:val="0"/>
@@ -8081,12 +8703,12 @@
           <wp:inline distB="19050" distT="19050" distL="19050" distR="19050">
             <wp:extent cx="145018" cy="235165"/>
             <wp:effectExtent b="0" l="0" r="0" t="0"/>
-            <wp:docPr id="8" name="image10.png"/>
+            <wp:docPr id="8" name="image9.png"/>
             <a:graphic>
               <a:graphicData uri="http://schemas.openxmlformats.org/drawingml/2006/picture">
                 <pic:pic>
                   <pic:nvPicPr>
-                    <pic:cNvPr id="0" name="image10.png"/>
+                    <pic:cNvPr id="0" name="image9.png"/>
                     <pic:cNvPicPr preferRelativeResize="0"/>
                   </pic:nvPicPr>
                   <pic:blipFill>
@@ -8127,12 +8749,12 @@
           <wp:inline distB="19050" distT="19050" distL="19050" distR="19050">
             <wp:extent cx="138292" cy="224257"/>
             <wp:effectExtent b="0" l="0" r="0" t="0"/>
-            <wp:docPr id="15" name="image1.png"/>
+            <wp:docPr id="15" name="image24.png"/>
             <a:graphic>
               <a:graphicData uri="http://schemas.openxmlformats.org/drawingml/2006/picture">
                 <pic:pic>
                   <pic:nvPicPr>
-                    <pic:cNvPr id="0" name="image1.png"/>
+                    <pic:cNvPr id="0" name="image24.png"/>
                     <pic:cNvPicPr preferRelativeResize="0"/>
                   </pic:nvPicPr>
                   <pic:blipFill>
@@ -8170,7 +8792,7 @@
         <w:widowControl w:val="0"/>
         <w:numPr>
           <w:ilvl w:val="0"/>
-          <w:numId w:val="34"/>
+          <w:numId w:val="36"/>
         </w:numPr>
         <w:spacing w:line="275.9999942779541" w:lineRule="auto"/>
         <w:ind w:left="465" w:hanging="360"/>
@@ -8202,12 +8824,12 @@
           <wp:inline distB="19050" distT="19050" distL="19050" distR="19050">
             <wp:extent cx="3819649" cy="228721"/>
             <wp:effectExtent b="0" l="0" r="0" t="0"/>
-            <wp:docPr id="22" name="image18.png"/>
+            <wp:docPr id="22" name="image14.png"/>
             <a:graphic>
               <a:graphicData uri="http://schemas.openxmlformats.org/drawingml/2006/picture">
                 <pic:pic>
                   <pic:nvPicPr>
-                    <pic:cNvPr id="0" name="image18.png"/>
+                    <pic:cNvPr id="0" name="image14.png"/>
                     <pic:cNvPicPr preferRelativeResize="0"/>
                   </pic:nvPicPr>
                   <pic:blipFill>
@@ -8242,7 +8864,7 @@
         <w:widowControl w:val="0"/>
         <w:numPr>
           <w:ilvl w:val="0"/>
-          <w:numId w:val="34"/>
+          <w:numId w:val="36"/>
         </w:numPr>
         <w:spacing w:after="120" w:line="275.9999942779541" w:lineRule="auto"/>
         <w:ind w:left="465" w:hanging="360"/>
@@ -8305,8 +8927,8 @@
         <w:spacing w:after="120" w:before="120" w:line="275.9999942779541" w:lineRule="auto"/>
         <w:rPr/>
       </w:pPr>
-      <w:bookmarkStart w:colFirst="0" w:colLast="0" w:name="_18tl5kxvfivh" w:id="54"/>
-      <w:bookmarkEnd w:id="54"/>
+      <w:bookmarkStart w:colFirst="0" w:colLast="0" w:name="_18tl5kxvfivh" w:id="66"/>
+      <w:bookmarkEnd w:id="66"/>
       <w:r>
         <w:rPr>
           <w:rtl w:val="0"/>
@@ -8347,7 +8969,7 @@
         <w:widowControl w:val="0"/>
         <w:numPr>
           <w:ilvl w:val="0"/>
-          <w:numId w:val="36"/>
+          <w:numId w:val="38"/>
         </w:numPr>
         <w:spacing w:line="275.9999942779541" w:lineRule="auto"/>
         <w:ind w:left="465" w:hanging="360"/>
@@ -8379,12 +9001,12 @@
           <wp:inline distB="19050" distT="19050" distL="19050" distR="19050">
             <wp:extent cx="2756002" cy="229031"/>
             <wp:effectExtent b="0" l="0" r="0" t="0"/>
-            <wp:docPr id="10" name="image23.png"/>
+            <wp:docPr id="10" name="image15.png"/>
             <a:graphic>
               <a:graphicData uri="http://schemas.openxmlformats.org/drawingml/2006/picture">
                 <pic:pic>
                   <pic:nvPicPr>
-                    <pic:cNvPr id="0" name="image23.png"/>
+                    <pic:cNvPr id="0" name="image15.png"/>
                     <pic:cNvPicPr preferRelativeResize="0"/>
                   </pic:nvPicPr>
                   <pic:blipFill>
@@ -8419,7 +9041,7 @@
         <w:widowControl w:val="0"/>
         <w:numPr>
           <w:ilvl w:val="0"/>
-          <w:numId w:val="36"/>
+          <w:numId w:val="38"/>
         </w:numPr>
         <w:spacing w:line="275.9999942779541" w:lineRule="auto"/>
         <w:ind w:left="465" w:hanging="360"/>
@@ -8453,7 +9075,7 @@
         <w:widowControl w:val="0"/>
         <w:numPr>
           <w:ilvl w:val="0"/>
-          <w:numId w:val="36"/>
+          <w:numId w:val="38"/>
         </w:numPr>
         <w:spacing w:after="120" w:line="275.9999942779541" w:lineRule="auto"/>
         <w:ind w:left="465" w:hanging="360"/>
@@ -8509,8 +9131,8 @@
         <w:spacing w:after="120" w:before="120" w:line="275.9999942779541" w:lineRule="auto"/>
         <w:rPr/>
       </w:pPr>
-      <w:bookmarkStart w:colFirst="0" w:colLast="0" w:name="_mm6omsp949hh" w:id="55"/>
-      <w:bookmarkEnd w:id="55"/>
+      <w:bookmarkStart w:colFirst="0" w:colLast="0" w:name="_mm6omsp949hh" w:id="67"/>
+      <w:bookmarkEnd w:id="67"/>
       <w:r>
         <w:rPr>
           <w:rtl w:val="0"/>
@@ -8672,8 +9294,8 @@
         <w:spacing w:before="120" w:line="275.9999942779541" w:lineRule="auto"/>
         <w:rPr/>
       </w:pPr>
-      <w:bookmarkStart w:colFirst="0" w:colLast="0" w:name="_7c369wvv2ed5" w:id="56"/>
-      <w:bookmarkEnd w:id="56"/>
+      <w:bookmarkStart w:colFirst="0" w:colLast="0" w:name="_7c369wvv2ed5" w:id="68"/>
+      <w:bookmarkEnd w:id="68"/>
       <w:r>
         <w:rPr>
           <w:rtl w:val="0"/>
@@ -8698,8 +9320,8 @@
         <w:spacing w:after="120" w:line="275.9999942779541" w:lineRule="auto"/>
         <w:rPr/>
       </w:pPr>
-      <w:bookmarkStart w:colFirst="0" w:colLast="0" w:name="_yxwykud7fa6q" w:id="57"/>
-      <w:bookmarkEnd w:id="57"/>
+      <w:bookmarkStart w:colFirst="0" w:colLast="0" w:name="_yxwykud7fa6q" w:id="69"/>
+      <w:bookmarkEnd w:id="69"/>
       <w:r>
         <w:rPr>
           <w:rtl w:val="0"/>
@@ -8763,7 +9385,7 @@
         <w:widowControl w:val="0"/>
         <w:numPr>
           <w:ilvl w:val="0"/>
-          <w:numId w:val="41"/>
+          <w:numId w:val="43"/>
         </w:numPr>
         <w:spacing w:line="275.9999942779541" w:lineRule="auto"/>
         <w:ind w:left="480" w:hanging="360"/>
@@ -8795,12 +9417,12 @@
           <wp:inline distB="19050" distT="19050" distL="19050" distR="19050">
             <wp:extent cx="720923" cy="227660"/>
             <wp:effectExtent b="0" l="0" r="0" t="0"/>
-            <wp:docPr id="19" name="image8.png"/>
+            <wp:docPr id="19" name="image3.png"/>
             <a:graphic>
               <a:graphicData uri="http://schemas.openxmlformats.org/drawingml/2006/picture">
                 <pic:pic>
                   <pic:nvPicPr>
-                    <pic:cNvPr id="0" name="image8.png"/>
+                    <pic:cNvPr id="0" name="image3.png"/>
                     <pic:cNvPicPr preferRelativeResize="0"/>
                   </pic:nvPicPr>
                   <pic:blipFill>
@@ -8843,7 +9465,7 @@
         <w:widowControl w:val="0"/>
         <w:numPr>
           <w:ilvl w:val="0"/>
-          <w:numId w:val="41"/>
+          <w:numId w:val="43"/>
         </w:numPr>
         <w:spacing w:line="275.9999942779541" w:lineRule="auto"/>
         <w:ind w:left="480" w:hanging="360"/>
@@ -8875,12 +9497,12 @@
           <wp:inline distB="19050" distT="19050" distL="19050" distR="19050">
             <wp:extent cx="105489" cy="234421"/>
             <wp:effectExtent b="0" l="0" r="0" t="0"/>
-            <wp:docPr id="3" name="image5.png"/>
+            <wp:docPr id="3" name="image1.png"/>
             <a:graphic>
               <a:graphicData uri="http://schemas.openxmlformats.org/drawingml/2006/picture">
                 <pic:pic>
                   <pic:nvPicPr>
-                    <pic:cNvPr id="0" name="image5.png"/>
+                    <pic:cNvPr id="0" name="image1.png"/>
                     <pic:cNvPicPr preferRelativeResize="0"/>
                   </pic:nvPicPr>
                   <pic:blipFill>
@@ -8921,12 +9543,12 @@
           <wp:inline distB="19050" distT="19050" distL="19050" distR="19050">
             <wp:extent cx="97572" cy="234173"/>
             <wp:effectExtent b="0" l="0" r="0" t="0"/>
-            <wp:docPr id="5" name="image4.png"/>
+            <wp:docPr id="5" name="image8.png"/>
             <a:graphic>
               <a:graphicData uri="http://schemas.openxmlformats.org/drawingml/2006/picture">
                 <pic:pic>
                   <pic:nvPicPr>
-                    <pic:cNvPr id="0" name="image4.png"/>
+                    <pic:cNvPr id="0" name="image8.png"/>
                     <pic:cNvPicPr preferRelativeResize="0"/>
                   </pic:nvPicPr>
                   <pic:blipFill>
@@ -8967,12 +9589,12 @@
           <wp:inline distB="19050" distT="19050" distL="19050" distR="19050">
             <wp:extent cx="607516" cy="227818"/>
             <wp:effectExtent b="0" l="0" r="0" t="0"/>
-            <wp:docPr id="21" name="image19.png"/>
+            <wp:docPr id="21" name="image13.png"/>
             <a:graphic>
               <a:graphicData uri="http://schemas.openxmlformats.org/drawingml/2006/picture">
                 <pic:pic>
                   <pic:nvPicPr>
-                    <pic:cNvPr id="0" name="image19.png"/>
+                    <pic:cNvPr id="0" name="image13.png"/>
                     <pic:cNvPicPr preferRelativeResize="0"/>
                   </pic:nvPicPr>
                   <pic:blipFill>
@@ -9015,7 +9637,7 @@
         <w:widowControl w:val="0"/>
         <w:numPr>
           <w:ilvl w:val="0"/>
-          <w:numId w:val="41"/>
+          <w:numId w:val="43"/>
         </w:numPr>
         <w:spacing w:line="275.9999942779541" w:lineRule="auto"/>
         <w:ind w:left="480" w:hanging="360"/>
@@ -9093,12 +9715,12 @@
           <wp:inline distB="19050" distT="19050" distL="19050" distR="19050">
             <wp:extent cx="105489" cy="234421"/>
             <wp:effectExtent b="0" l="0" r="0" t="0"/>
-            <wp:docPr id="23" name="image5.png"/>
+            <wp:docPr id="23" name="image1.png"/>
             <a:graphic>
               <a:graphicData uri="http://schemas.openxmlformats.org/drawingml/2006/picture">
                 <pic:pic>
                   <pic:nvPicPr>
-                    <pic:cNvPr id="0" name="image5.png"/>
+                    <pic:cNvPr id="0" name="image1.png"/>
                     <pic:cNvPicPr preferRelativeResize="0"/>
                   </pic:nvPicPr>
                   <pic:blipFill>
@@ -9141,7 +9763,7 @@
         <w:widowControl w:val="0"/>
         <w:numPr>
           <w:ilvl w:val="0"/>
-          <w:numId w:val="41"/>
+          <w:numId w:val="43"/>
         </w:numPr>
         <w:spacing w:after="120" w:line="275.9999942779541" w:lineRule="auto"/>
         <w:ind w:left="480" w:hanging="360"/>
@@ -9173,12 +9795,12 @@
           <wp:inline distB="19050" distT="19050" distL="19050" distR="19050">
             <wp:extent cx="333911" cy="211093"/>
             <wp:effectExtent b="0" l="0" r="0" t="0"/>
-            <wp:docPr id="14" name="image12.png"/>
+            <wp:docPr id="14" name="image21.png"/>
             <a:graphic>
               <a:graphicData uri="http://schemas.openxmlformats.org/drawingml/2006/picture">
                 <pic:pic>
                   <pic:nvPicPr>
-                    <pic:cNvPr id="0" name="image12.png"/>
+                    <pic:cNvPr id="0" name="image21.png"/>
                     <pic:cNvPicPr preferRelativeResize="0"/>
                   </pic:nvPicPr>
                   <pic:blipFill>
@@ -9219,12 +9841,12 @@
           <wp:inline distB="19050" distT="19050" distL="19050" distR="19050">
             <wp:extent cx="457438" cy="228719"/>
             <wp:effectExtent b="0" l="0" r="0" t="0"/>
-            <wp:docPr id="26" name="image22.png"/>
+            <wp:docPr id="26" name="image12.png"/>
             <a:graphic>
               <a:graphicData uri="http://schemas.openxmlformats.org/drawingml/2006/picture">
                 <pic:pic>
                   <pic:nvPicPr>
-                    <pic:cNvPr id="0" name="image22.png"/>
+                    <pic:cNvPr id="0" name="image12.png"/>
                     <pic:cNvPicPr preferRelativeResize="0"/>
                   </pic:nvPicPr>
                   <pic:blipFill>
@@ -9289,8 +9911,8 @@
         <w:spacing w:after="120" w:before="120" w:line="275.9999942779541" w:lineRule="auto"/>
         <w:rPr/>
       </w:pPr>
-      <w:bookmarkStart w:colFirst="0" w:colLast="0" w:name="_s3n9c67g1jqj" w:id="58"/>
-      <w:bookmarkEnd w:id="58"/>
+      <w:bookmarkStart w:colFirst="0" w:colLast="0" w:name="_s3n9c67g1jqj" w:id="70"/>
+      <w:bookmarkEnd w:id="70"/>
       <w:r>
         <w:rPr>
           <w:rtl w:val="0"/>
@@ -9354,7 +9976,7 @@
         <w:widowControl w:val="0"/>
         <w:numPr>
           <w:ilvl w:val="0"/>
-          <w:numId w:val="24"/>
+          <w:numId w:val="26"/>
         </w:numPr>
         <w:spacing w:line="275.9999942779541" w:lineRule="auto"/>
         <w:ind w:left="480" w:hanging="360"/>
@@ -9388,7 +10010,7 @@
         <w:widowControl w:val="0"/>
         <w:numPr>
           <w:ilvl w:val="0"/>
-          <w:numId w:val="24"/>
+          <w:numId w:val="26"/>
         </w:numPr>
         <w:spacing w:line="275.9999942779541" w:lineRule="auto"/>
         <w:ind w:left="480" w:hanging="360"/>
@@ -9420,12 +10042,12 @@
           <wp:inline distB="19050" distT="19050" distL="19050" distR="19050">
             <wp:extent cx="214432" cy="225717"/>
             <wp:effectExtent b="0" l="0" r="0" t="0"/>
-            <wp:docPr id="18" name="image11.png"/>
+            <wp:docPr id="18" name="image2.png"/>
             <a:graphic>
               <a:graphicData uri="http://schemas.openxmlformats.org/drawingml/2006/picture">
                 <pic:pic>
                   <pic:nvPicPr>
-                    <pic:cNvPr id="0" name="image11.png"/>
+                    <pic:cNvPr id="0" name="image2.png"/>
                     <pic:cNvPicPr preferRelativeResize="0"/>
                   </pic:nvPicPr>
                   <pic:blipFill>
@@ -9466,12 +10088,12 @@
           <wp:inline distB="19050" distT="19050" distL="19050" distR="19050">
             <wp:extent cx="214432" cy="225717"/>
             <wp:effectExtent b="0" l="0" r="0" t="0"/>
-            <wp:docPr id="20" name="image15.png"/>
+            <wp:docPr id="20" name="image6.png"/>
             <a:graphic>
               <a:graphicData uri="http://schemas.openxmlformats.org/drawingml/2006/picture">
                 <pic:pic>
                   <pic:nvPicPr>
-                    <pic:cNvPr id="0" name="image15.png"/>
+                    <pic:cNvPr id="0" name="image6.png"/>
                     <pic:cNvPicPr preferRelativeResize="0"/>
                   </pic:nvPicPr>
                   <pic:blipFill>
@@ -9512,12 +10134,12 @@
           <wp:inline distB="19050" distT="19050" distL="19050" distR="19050">
             <wp:extent cx="876836" cy="285925"/>
             <wp:effectExtent b="0" l="0" r="0" t="0"/>
-            <wp:docPr id="11" name="image24.png"/>
+            <wp:docPr id="11" name="image22.png"/>
             <a:graphic>
               <a:graphicData uri="http://schemas.openxmlformats.org/drawingml/2006/picture">
                 <pic:pic>
                   <pic:nvPicPr>
-                    <pic:cNvPr id="0" name="image24.png"/>
+                    <pic:cNvPr id="0" name="image22.png"/>
                     <pic:cNvPicPr preferRelativeResize="0"/>
                   </pic:nvPicPr>
                   <pic:blipFill>
@@ -9560,7 +10182,7 @@
         <w:widowControl w:val="0"/>
         <w:numPr>
           <w:ilvl w:val="0"/>
-          <w:numId w:val="24"/>
+          <w:numId w:val="26"/>
         </w:numPr>
         <w:spacing w:after="120" w:line="275.9999942779541" w:lineRule="auto"/>
         <w:ind w:left="480" w:hanging="360"/>
@@ -9592,12 +10214,12 @@
           <wp:inline distB="19050" distT="19050" distL="19050" distR="19050">
             <wp:extent cx="214432" cy="225717"/>
             <wp:effectExtent b="0" l="0" r="0" t="0"/>
-            <wp:docPr id="1" name="image6.png"/>
+            <wp:docPr id="1" name="image10.png"/>
             <a:graphic>
               <a:graphicData uri="http://schemas.openxmlformats.org/drawingml/2006/picture">
                 <pic:pic>
                   <pic:nvPicPr>
-                    <pic:cNvPr id="0" name="image6.png"/>
+                    <pic:cNvPr id="0" name="image10.png"/>
                     <pic:cNvPicPr preferRelativeResize="0"/>
                   </pic:nvPicPr>
                   <pic:blipFill>
@@ -9638,12 +10260,12 @@
           <wp:inline distB="19050" distT="19050" distL="19050" distR="19050">
             <wp:extent cx="214432" cy="225717"/>
             <wp:effectExtent b="0" l="0" r="0" t="0"/>
-            <wp:docPr id="27" name="image21.png"/>
+            <wp:docPr id="27" name="image19.png"/>
             <a:graphic>
               <a:graphicData uri="http://schemas.openxmlformats.org/drawingml/2006/picture">
                 <pic:pic>
                   <pic:nvPicPr>
-                    <pic:cNvPr id="0" name="image21.png"/>
+                    <pic:cNvPr id="0" name="image19.png"/>
                     <pic:cNvPicPr preferRelativeResize="0"/>
                   </pic:nvPicPr>
                   <pic:blipFill>
@@ -9684,12 +10306,12 @@
           <wp:inline distB="19050" distT="19050" distL="19050" distR="19050">
             <wp:extent cx="95905" cy="230173"/>
             <wp:effectExtent b="0" l="0" r="0" t="0"/>
-            <wp:docPr id="9" name="image14.png"/>
+            <wp:docPr id="9" name="image4.png"/>
             <a:graphic>
               <a:graphicData uri="http://schemas.openxmlformats.org/drawingml/2006/picture">
                 <pic:pic>
                   <pic:nvPicPr>
-                    <pic:cNvPr id="0" name="image14.png"/>
+                    <pic:cNvPr id="0" name="image4.png"/>
                     <pic:cNvPicPr preferRelativeResize="0"/>
                   </pic:nvPicPr>
                   <pic:blipFill>
@@ -9741,8 +10363,8 @@
           <w:color w:val="1f1f1f"/>
         </w:rPr>
       </w:pPr>
-      <w:bookmarkStart w:colFirst="0" w:colLast="0" w:name="_fnazkr4bdku2" w:id="59"/>
-      <w:bookmarkEnd w:id="59"/>
+      <w:bookmarkStart w:colFirst="0" w:colLast="0" w:name="_fnazkr4bdku2" w:id="71"/>
+      <w:bookmarkEnd w:id="71"/>
       <w:r>
         <w:rPr>
           <w:rtl w:val="0"/>
@@ -9756,8 +10378,8 @@
         <w:spacing w:after="120" w:before="120" w:line="275.9999942779541" w:lineRule="auto"/>
         <w:rPr/>
       </w:pPr>
-      <w:bookmarkStart w:colFirst="0" w:colLast="0" w:name="_t55uhadl3d85" w:id="60"/>
-      <w:bookmarkEnd w:id="60"/>
+      <w:bookmarkStart w:colFirst="0" w:colLast="0" w:name="_t55uhadl3d85" w:id="72"/>
+      <w:bookmarkEnd w:id="72"/>
       <w:r>
         <w:rPr>
           <w:rtl w:val="0"/>
@@ -9803,7 +10425,7 @@
         <w:widowControl w:val="0"/>
         <w:numPr>
           <w:ilvl w:val="0"/>
-          <w:numId w:val="40"/>
+          <w:numId w:val="42"/>
         </w:numPr>
         <w:spacing w:line="275.9999942779541" w:lineRule="auto"/>
         <w:ind w:left="465" w:hanging="360"/>
@@ -9875,7 +10497,7 @@
         <w:widowControl w:val="0"/>
         <w:numPr>
           <w:ilvl w:val="0"/>
-          <w:numId w:val="40"/>
+          <w:numId w:val="42"/>
         </w:numPr>
         <w:spacing w:line="275.9999942779541" w:lineRule="auto"/>
         <w:ind w:left="465" w:hanging="360"/>
@@ -9909,7 +10531,7 @@
         <w:widowControl w:val="0"/>
         <w:numPr>
           <w:ilvl w:val="0"/>
-          <w:numId w:val="40"/>
+          <w:numId w:val="42"/>
         </w:numPr>
         <w:spacing w:after="120" w:line="275.9999942779541" w:lineRule="auto"/>
         <w:ind w:left="465" w:hanging="360"/>
@@ -9966,8 +10588,8 @@
         <w:pStyle w:val="Heading1"/>
         <w:rPr/>
       </w:pPr>
-      <w:bookmarkStart w:colFirst="0" w:colLast="0" w:name="_x2alh753drsf" w:id="61"/>
-      <w:bookmarkEnd w:id="61"/>
+      <w:bookmarkStart w:colFirst="0" w:colLast="0" w:name="_x2alh753drsf" w:id="73"/>
+      <w:bookmarkEnd w:id="73"/>
       <w:r>
         <w:rPr>
           <w:rtl w:val="0"/>
@@ -10043,7 +10665,7 @@
       <w:pPr>
         <w:numPr>
           <w:ilvl w:val="0"/>
-          <w:numId w:val="42"/>
+          <w:numId w:val="44"/>
         </w:numPr>
         <w:spacing w:after="0" w:afterAutospacing="0" w:before="240" w:lineRule="auto"/>
         <w:ind w:left="720" w:hanging="360"/>
@@ -10067,7 +10689,7 @@
       <w:pPr>
         <w:numPr>
           <w:ilvl w:val="0"/>
-          <w:numId w:val="42"/>
+          <w:numId w:val="44"/>
         </w:numPr>
         <w:spacing w:after="0" w:afterAutospacing="0" w:before="0" w:beforeAutospacing="0" w:lineRule="auto"/>
         <w:ind w:left="720" w:hanging="360"/>
@@ -10091,7 +10713,7 @@
       <w:pPr>
         <w:numPr>
           <w:ilvl w:val="0"/>
-          <w:numId w:val="42"/>
+          <w:numId w:val="44"/>
         </w:numPr>
         <w:spacing w:after="0" w:afterAutospacing="0" w:before="0" w:beforeAutospacing="0" w:lineRule="auto"/>
         <w:ind w:left="720" w:hanging="360"/>
@@ -10115,7 +10737,7 @@
       <w:pPr>
         <w:numPr>
           <w:ilvl w:val="0"/>
-          <w:numId w:val="42"/>
+          <w:numId w:val="44"/>
         </w:numPr>
         <w:spacing w:after="0" w:afterAutospacing="0" w:before="0" w:beforeAutospacing="0" w:lineRule="auto"/>
         <w:ind w:left="720" w:hanging="360"/>
@@ -10139,7 +10761,7 @@
       <w:pPr>
         <w:numPr>
           <w:ilvl w:val="0"/>
-          <w:numId w:val="42"/>
+          <w:numId w:val="44"/>
         </w:numPr>
         <w:spacing w:after="0" w:afterAutospacing="0" w:before="0" w:beforeAutospacing="0" w:lineRule="auto"/>
         <w:ind w:left="720" w:hanging="360"/>
@@ -10163,7 +10785,7 @@
       <w:pPr>
         <w:numPr>
           <w:ilvl w:val="0"/>
-          <w:numId w:val="42"/>
+          <w:numId w:val="44"/>
         </w:numPr>
         <w:spacing w:after="0" w:afterAutospacing="0" w:before="0" w:beforeAutospacing="0" w:lineRule="auto"/>
         <w:ind w:left="720" w:hanging="360"/>
@@ -10187,7 +10809,7 @@
       <w:pPr>
         <w:numPr>
           <w:ilvl w:val="0"/>
-          <w:numId w:val="42"/>
+          <w:numId w:val="44"/>
         </w:numPr>
         <w:spacing w:after="0" w:afterAutospacing="0" w:before="0" w:beforeAutospacing="0" w:lineRule="auto"/>
         <w:ind w:left="720" w:hanging="360"/>
@@ -10211,7 +10833,7 @@
       <w:pPr>
         <w:numPr>
           <w:ilvl w:val="0"/>
-          <w:numId w:val="42"/>
+          <w:numId w:val="44"/>
         </w:numPr>
         <w:spacing w:after="0" w:afterAutospacing="0" w:before="0" w:beforeAutospacing="0" w:lineRule="auto"/>
         <w:ind w:left="720" w:hanging="360"/>
@@ -10235,7 +10857,7 @@
       <w:pPr>
         <w:numPr>
           <w:ilvl w:val="0"/>
-          <w:numId w:val="42"/>
+          <w:numId w:val="44"/>
         </w:numPr>
         <w:spacing w:after="0" w:afterAutospacing="0" w:before="0" w:beforeAutospacing="0" w:lineRule="auto"/>
         <w:ind w:left="720" w:hanging="360"/>
@@ -10259,7 +10881,7 @@
       <w:pPr>
         <w:numPr>
           <w:ilvl w:val="0"/>
-          <w:numId w:val="42"/>
+          <w:numId w:val="44"/>
         </w:numPr>
         <w:spacing w:after="240" w:before="0" w:beforeAutospacing="0" w:lineRule="auto"/>
         <w:ind w:left="720" w:hanging="360"/>
@@ -10386,8 +11008,8 @@
           <w:szCs w:val="26"/>
         </w:rPr>
       </w:pPr>
-      <w:bookmarkStart w:colFirst="0" w:colLast="0" w:name="_j0o537wutw82" w:id="62"/>
-      <w:bookmarkEnd w:id="62"/>
+      <w:bookmarkStart w:colFirst="0" w:colLast="0" w:name="_j0o537wutw82" w:id="74"/>
+      <w:bookmarkEnd w:id="74"/>
       <w:r>
         <w:rPr>
           <w:b w:val="1"/>
@@ -11338,8 +11960,8 @@
           <w:szCs w:val="22"/>
         </w:rPr>
       </w:pPr>
-      <w:bookmarkStart w:colFirst="0" w:colLast="0" w:name="_g74vepqqc504" w:id="63"/>
-      <w:bookmarkEnd w:id="63"/>
+      <w:bookmarkStart w:colFirst="0" w:colLast="0" w:name="_g74vepqqc504" w:id="75"/>
+      <w:bookmarkEnd w:id="75"/>
       <w:r>
         <w:rPr>
           <w:b w:val="1"/>
@@ -12923,8 +13545,8 @@
           <w:szCs w:val="26"/>
         </w:rPr>
       </w:pPr>
-      <w:bookmarkStart w:colFirst="0" w:colLast="0" w:name="_y21ui2otgawm" w:id="64"/>
-      <w:bookmarkEnd w:id="64"/>
+      <w:bookmarkStart w:colFirst="0" w:colLast="0" w:name="_y21ui2otgawm" w:id="76"/>
+      <w:bookmarkEnd w:id="76"/>
       <w:r>
         <w:rPr>
           <w:b w:val="1"/>
@@ -13355,8 +13977,8 @@
           <w:szCs w:val="26"/>
         </w:rPr>
       </w:pPr>
-      <w:bookmarkStart w:colFirst="0" w:colLast="0" w:name="_pgpuhn5r4x52" w:id="65"/>
-      <w:bookmarkEnd w:id="65"/>
+      <w:bookmarkStart w:colFirst="0" w:colLast="0" w:name="_pgpuhn5r4x52" w:id="77"/>
+      <w:bookmarkEnd w:id="77"/>
       <w:r>
         <w:rPr>
           <w:b w:val="1"/>
@@ -13857,8 +14479,8 @@
           <w:szCs w:val="26"/>
         </w:rPr>
       </w:pPr>
-      <w:bookmarkStart w:colFirst="0" w:colLast="0" w:name="_1lzmipue0qwj" w:id="66"/>
-      <w:bookmarkEnd w:id="66"/>
+      <w:bookmarkStart w:colFirst="0" w:colLast="0" w:name="_1lzmipue0qwj" w:id="78"/>
+      <w:bookmarkEnd w:id="78"/>
       <w:r>
         <w:rPr>
           <w:b w:val="1"/>
@@ -14217,8 +14839,8 @@
           <w:szCs w:val="26"/>
         </w:rPr>
       </w:pPr>
-      <w:bookmarkStart w:colFirst="0" w:colLast="0" w:name="_azrwkchiq7qy" w:id="67"/>
-      <w:bookmarkEnd w:id="67"/>
+      <w:bookmarkStart w:colFirst="0" w:colLast="0" w:name="_azrwkchiq7qy" w:id="79"/>
+      <w:bookmarkEnd w:id="79"/>
       <w:r>
         <w:rPr>
           <w:b w:val="1"/>
@@ -14495,8 +15117,8 @@
           <w:szCs w:val="26"/>
         </w:rPr>
       </w:pPr>
-      <w:bookmarkStart w:colFirst="0" w:colLast="0" w:name="_16wmba5008i2" w:id="68"/>
-      <w:bookmarkEnd w:id="68"/>
+      <w:bookmarkStart w:colFirst="0" w:colLast="0" w:name="_16wmba5008i2" w:id="80"/>
+      <w:bookmarkEnd w:id="80"/>
       <w:r>
         <w:rPr>
           <w:b w:val="1"/>
@@ -14581,8 +15203,8 @@
         <w:pStyle w:val="Heading1"/>
         <w:rPr/>
       </w:pPr>
-      <w:bookmarkStart w:colFirst="0" w:colLast="0" w:name="_jdvmq35eeewy" w:id="69"/>
-      <w:bookmarkEnd w:id="69"/>
+      <w:bookmarkStart w:colFirst="0" w:colLast="0" w:name="_jdvmq35eeewy" w:id="81"/>
+      <w:bookmarkEnd w:id="81"/>
       <w:r>
         <w:rPr>
           <w:rtl w:val="0"/>
@@ -14598,8 +15220,8 @@
         <w:spacing w:after="80" w:lineRule="auto"/>
         <w:rPr/>
       </w:pPr>
-      <w:bookmarkStart w:colFirst="0" w:colLast="0" w:name="_djif09ngyge9" w:id="70"/>
-      <w:bookmarkEnd w:id="70"/>
+      <w:bookmarkStart w:colFirst="0" w:colLast="0" w:name="_djif09ngyge9" w:id="82"/>
+      <w:bookmarkEnd w:id="82"/>
       <w:r>
         <w:rPr>
           <w:rtl w:val="0"/>
@@ -14960,8 +15582,8 @@
           <w:szCs w:val="34"/>
         </w:rPr>
       </w:pPr>
-      <w:bookmarkStart w:colFirst="0" w:colLast="0" w:name="_ahuf24pgmce4" w:id="71"/>
-      <w:bookmarkEnd w:id="71"/>
+      <w:bookmarkStart w:colFirst="0" w:colLast="0" w:name="_ahuf24pgmce4" w:id="83"/>
+      <w:bookmarkEnd w:id="83"/>
       <w:r>
         <w:rPr>
           <w:b w:val="1"/>
@@ -15011,8 +15633,8 @@
           <w:szCs w:val="26"/>
         </w:rPr>
       </w:pPr>
-      <w:bookmarkStart w:colFirst="0" w:colLast="0" w:name="_wn9lqf3alqvp" w:id="72"/>
-      <w:bookmarkEnd w:id="72"/>
+      <w:bookmarkStart w:colFirst="0" w:colLast="0" w:name="_wn9lqf3alqvp" w:id="84"/>
+      <w:bookmarkEnd w:id="84"/>
       <w:r>
         <w:rPr>
           <w:b w:val="1"/>
@@ -15083,8 +15705,8 @@
           <w:szCs w:val="26"/>
         </w:rPr>
       </w:pPr>
-      <w:bookmarkStart w:colFirst="0" w:colLast="0" w:name="_ghj3b2qiz2nz" w:id="73"/>
-      <w:bookmarkEnd w:id="73"/>
+      <w:bookmarkStart w:colFirst="0" w:colLast="0" w:name="_ghj3b2qiz2nz" w:id="85"/>
+      <w:bookmarkEnd w:id="85"/>
       <w:r>
         <w:rPr>
           <w:b w:val="1"/>
@@ -15122,8 +15744,8 @@
           <w:szCs w:val="26"/>
         </w:rPr>
       </w:pPr>
-      <w:bookmarkStart w:colFirst="0" w:colLast="0" w:name="_rbpoe55k4bsr" w:id="74"/>
-      <w:bookmarkEnd w:id="74"/>
+      <w:bookmarkStart w:colFirst="0" w:colLast="0" w:name="_rbpoe55k4bsr" w:id="86"/>
+      <w:bookmarkEnd w:id="86"/>
       <w:r>
         <w:rPr>
           <w:b w:val="1"/>
@@ -15339,8 +15961,8 @@
           <w:szCs w:val="34"/>
         </w:rPr>
       </w:pPr>
-      <w:bookmarkStart w:colFirst="0" w:colLast="0" w:name="_9jqcd26niuz6" w:id="75"/>
-      <w:bookmarkEnd w:id="75"/>
+      <w:bookmarkStart w:colFirst="0" w:colLast="0" w:name="_9jqcd26niuz6" w:id="87"/>
+      <w:bookmarkEnd w:id="87"/>
       <w:r>
         <w:rPr>
           <w:b w:val="1"/>
@@ -15645,8 +16267,8 @@
           <w:szCs w:val="34"/>
         </w:rPr>
       </w:pPr>
-      <w:bookmarkStart w:colFirst="0" w:colLast="0" w:name="_z6xgmdx6juaq" w:id="76"/>
-      <w:bookmarkEnd w:id="76"/>
+      <w:bookmarkStart w:colFirst="0" w:colLast="0" w:name="_z6xgmdx6juaq" w:id="88"/>
+      <w:bookmarkEnd w:id="88"/>
       <w:r>
         <w:rPr>
           <w:b w:val="1"/>
@@ -15684,8 +16306,8 @@
           <w:szCs w:val="26"/>
         </w:rPr>
       </w:pPr>
-      <w:bookmarkStart w:colFirst="0" w:colLast="0" w:name="_wuds58fujmey" w:id="77"/>
-      <w:bookmarkEnd w:id="77"/>
+      <w:bookmarkStart w:colFirst="0" w:colLast="0" w:name="_wuds58fujmey" w:id="89"/>
+      <w:bookmarkEnd w:id="89"/>
       <w:r>
         <w:rPr>
           <w:b w:val="1"/>
@@ -15768,8 +16390,8 @@
           <w:szCs w:val="26"/>
         </w:rPr>
       </w:pPr>
-      <w:bookmarkStart w:colFirst="0" w:colLast="0" w:name="_ikjk54qbcz50" w:id="78"/>
-      <w:bookmarkEnd w:id="78"/>
+      <w:bookmarkStart w:colFirst="0" w:colLast="0" w:name="_ikjk54qbcz50" w:id="90"/>
+      <w:bookmarkEnd w:id="90"/>
       <w:r>
         <w:rPr>
           <w:b w:val="1"/>
@@ -16070,8 +16692,8 @@
           <w:szCs w:val="34"/>
         </w:rPr>
       </w:pPr>
-      <w:bookmarkStart w:colFirst="0" w:colLast="0" w:name="_mq5837rybr8s" w:id="79"/>
-      <w:bookmarkEnd w:id="79"/>
+      <w:bookmarkStart w:colFirst="0" w:colLast="0" w:name="_mq5837rybr8s" w:id="91"/>
+      <w:bookmarkEnd w:id="91"/>
       <w:r>
         <w:rPr>
           <w:b w:val="1"/>
@@ -16417,8 +17039,8 @@
           <w:szCs w:val="34"/>
         </w:rPr>
       </w:pPr>
-      <w:bookmarkStart w:colFirst="0" w:colLast="0" w:name="_ytmhenu9prh5" w:id="80"/>
-      <w:bookmarkEnd w:id="80"/>
+      <w:bookmarkStart w:colFirst="0" w:colLast="0" w:name="_ytmhenu9prh5" w:id="92"/>
+      <w:bookmarkEnd w:id="92"/>
       <w:r>
         <w:rPr>
           <w:b w:val="1"/>
@@ -16732,8 +17354,8 @@
           <w:szCs w:val="34"/>
         </w:rPr>
       </w:pPr>
-      <w:bookmarkStart w:colFirst="0" w:colLast="0" w:name="_nbsdwrdk33ck" w:id="81"/>
-      <w:bookmarkEnd w:id="81"/>
+      <w:bookmarkStart w:colFirst="0" w:colLast="0" w:name="_nbsdwrdk33ck" w:id="93"/>
+      <w:bookmarkEnd w:id="93"/>
       <w:r>
         <w:rPr>
           <w:b w:val="1"/>
@@ -17029,8 +17651,8 @@
           <w:szCs w:val="34"/>
         </w:rPr>
       </w:pPr>
-      <w:bookmarkStart w:colFirst="0" w:colLast="0" w:name="_sydv4st28e5q" w:id="82"/>
-      <w:bookmarkEnd w:id="82"/>
+      <w:bookmarkStart w:colFirst="0" w:colLast="0" w:name="_sydv4st28e5q" w:id="94"/>
+      <w:bookmarkEnd w:id="94"/>
       <w:r>
         <w:rPr>
           <w:b w:val="1"/>
@@ -17334,8 +17956,8 @@
           <w:szCs w:val="34"/>
         </w:rPr>
       </w:pPr>
-      <w:bookmarkStart w:colFirst="0" w:colLast="0" w:name="_pr7akxs36j5v" w:id="83"/>
-      <w:bookmarkEnd w:id="83"/>
+      <w:bookmarkStart w:colFirst="0" w:colLast="0" w:name="_pr7akxs36j5v" w:id="95"/>
+      <w:bookmarkEnd w:id="95"/>
       <w:r>
         <w:rPr>
           <w:b w:val="1"/>
@@ -17919,8 +18541,8 @@
           <w:szCs w:val="34"/>
         </w:rPr>
       </w:pPr>
-      <w:bookmarkStart w:colFirst="0" w:colLast="0" w:name="_4cukn6vd3jwq" w:id="84"/>
-      <w:bookmarkEnd w:id="84"/>
+      <w:bookmarkStart w:colFirst="0" w:colLast="0" w:name="_4cukn6vd3jwq" w:id="96"/>
+      <w:bookmarkEnd w:id="96"/>
       <w:r>
         <w:rPr>
           <w:b w:val="1"/>
@@ -17958,8 +18580,8 @@
           <w:szCs w:val="26"/>
         </w:rPr>
       </w:pPr>
-      <w:bookmarkStart w:colFirst="0" w:colLast="0" w:name="_veof6fn43rf1" w:id="85"/>
-      <w:bookmarkEnd w:id="85"/>
+      <w:bookmarkStart w:colFirst="0" w:colLast="0" w:name="_veof6fn43rf1" w:id="97"/>
+      <w:bookmarkEnd w:id="97"/>
       <w:r>
         <w:rPr>
           <w:b w:val="1"/>
@@ -18254,8 +18876,8 @@
           <w:szCs w:val="26"/>
         </w:rPr>
       </w:pPr>
-      <w:bookmarkStart w:colFirst="0" w:colLast="0" w:name="_ao59vj1n26jv" w:id="86"/>
-      <w:bookmarkEnd w:id="86"/>
+      <w:bookmarkStart w:colFirst="0" w:colLast="0" w:name="_ao59vj1n26jv" w:id="98"/>
+      <w:bookmarkEnd w:id="98"/>
       <w:r>
         <w:rPr>
           <w:b w:val="1"/>
@@ -18431,8 +19053,8 @@
           <w:szCs w:val="34"/>
         </w:rPr>
       </w:pPr>
-      <w:bookmarkStart w:colFirst="0" w:colLast="0" w:name="_pfarlorjf1hy" w:id="87"/>
-      <w:bookmarkEnd w:id="87"/>
+      <w:bookmarkStart w:colFirst="0" w:colLast="0" w:name="_pfarlorjf1hy" w:id="99"/>
+      <w:bookmarkEnd w:id="99"/>
       <w:r>
         <w:rPr>
           <w:b w:val="1"/>
@@ -18470,8 +19092,8 @@
           <w:szCs w:val="26"/>
         </w:rPr>
       </w:pPr>
-      <w:bookmarkStart w:colFirst="0" w:colLast="0" w:name="_61ydajvxr2wp" w:id="88"/>
-      <w:bookmarkEnd w:id="88"/>
+      <w:bookmarkStart w:colFirst="0" w:colLast="0" w:name="_61ydajvxr2wp" w:id="100"/>
+      <w:bookmarkEnd w:id="100"/>
       <w:r>
         <w:rPr>
           <w:b w:val="1"/>
@@ -18531,8 +19153,8 @@
           <w:szCs w:val="26"/>
         </w:rPr>
       </w:pPr>
-      <w:bookmarkStart w:colFirst="0" w:colLast="0" w:name="_6mqm262r6vn7" w:id="89"/>
-      <w:bookmarkEnd w:id="89"/>
+      <w:bookmarkStart w:colFirst="0" w:colLast="0" w:name="_6mqm262r6vn7" w:id="101"/>
+      <w:bookmarkEnd w:id="101"/>
       <w:r>
         <w:rPr>
           <w:b w:val="1"/>
@@ -18623,8 +19245,8 @@
           <w:szCs w:val="26"/>
         </w:rPr>
       </w:pPr>
-      <w:bookmarkStart w:colFirst="0" w:colLast="0" w:name="_oyke1417i3l2" w:id="90"/>
-      <w:bookmarkEnd w:id="90"/>
+      <w:bookmarkStart w:colFirst="0" w:colLast="0" w:name="_oyke1417i3l2" w:id="102"/>
+      <w:bookmarkEnd w:id="102"/>
       <w:r>
         <w:rPr>
           <w:b w:val="1"/>
@@ -18755,8 +19377,8 @@
           <w:szCs w:val="34"/>
         </w:rPr>
       </w:pPr>
-      <w:bookmarkStart w:colFirst="0" w:colLast="0" w:name="_ig2d8o2e4okb" w:id="91"/>
-      <w:bookmarkEnd w:id="91"/>
+      <w:bookmarkStart w:colFirst="0" w:colLast="0" w:name="_ig2d8o2e4okb" w:id="103"/>
+      <w:bookmarkEnd w:id="103"/>
       <w:r>
         <w:rPr>
           <w:b w:val="1"/>
@@ -19089,8 +19711,8 @@
           <w:szCs w:val="34"/>
         </w:rPr>
       </w:pPr>
-      <w:bookmarkStart w:colFirst="0" w:colLast="0" w:name="_vwmc99tgimjz" w:id="92"/>
-      <w:bookmarkEnd w:id="92"/>
+      <w:bookmarkStart w:colFirst="0" w:colLast="0" w:name="_vwmc99tgimjz" w:id="104"/>
+      <w:bookmarkEnd w:id="104"/>
       <w:r>
         <w:rPr>
           <w:b w:val="1"/>
@@ -19578,8 +20200,8 @@
           <w:szCs w:val="34"/>
         </w:rPr>
       </w:pPr>
-      <w:bookmarkStart w:colFirst="0" w:colLast="0" w:name="_kfksfwviefjs" w:id="93"/>
-      <w:bookmarkEnd w:id="93"/>
+      <w:bookmarkStart w:colFirst="0" w:colLast="0" w:name="_kfksfwviefjs" w:id="105"/>
+      <w:bookmarkEnd w:id="105"/>
       <w:r>
         <w:rPr>
           <w:b w:val="1"/>
@@ -19762,8 +20384,8 @@
           <w:szCs w:val="34"/>
         </w:rPr>
       </w:pPr>
-      <w:bookmarkStart w:colFirst="0" w:colLast="0" w:name="_68q9l0kja2oh" w:id="94"/>
-      <w:bookmarkEnd w:id="94"/>
+      <w:bookmarkStart w:colFirst="0" w:colLast="0" w:name="_68q9l0kja2oh" w:id="106"/>
+      <w:bookmarkEnd w:id="106"/>
       <w:r>
         <w:rPr>
           <w:b w:val="1"/>
@@ -19801,8 +20423,8 @@
           <w:szCs w:val="26"/>
         </w:rPr>
       </w:pPr>
-      <w:bookmarkStart w:colFirst="0" w:colLast="0" w:name="_3hq1lxb1f70g" w:id="95"/>
-      <w:bookmarkEnd w:id="95"/>
+      <w:bookmarkStart w:colFirst="0" w:colLast="0" w:name="_3hq1lxb1f70g" w:id="107"/>
+      <w:bookmarkEnd w:id="107"/>
       <w:r>
         <w:rPr>
           <w:b w:val="1"/>
@@ -19927,8 +20549,8 @@
           <w:szCs w:val="26"/>
         </w:rPr>
       </w:pPr>
-      <w:bookmarkStart w:colFirst="0" w:colLast="0" w:name="_v0kmfil2cex8" w:id="96"/>
-      <w:bookmarkEnd w:id="96"/>
+      <w:bookmarkStart w:colFirst="0" w:colLast="0" w:name="_v0kmfil2cex8" w:id="108"/>
+      <w:bookmarkEnd w:id="108"/>
       <w:r>
         <w:rPr>
           <w:b w:val="1"/>
@@ -20041,8 +20663,8 @@
           <w:szCs w:val="26"/>
         </w:rPr>
       </w:pPr>
-      <w:bookmarkStart w:colFirst="0" w:colLast="0" w:name="_v7v9zyg6uevb" w:id="97"/>
-      <w:bookmarkEnd w:id="97"/>
+      <w:bookmarkStart w:colFirst="0" w:colLast="0" w:name="_v7v9zyg6uevb" w:id="109"/>
+      <w:bookmarkEnd w:id="109"/>
       <w:r>
         <w:rPr>
           <w:b w:val="1"/>
@@ -20113,8 +20735,8 @@
           <w:szCs w:val="26"/>
         </w:rPr>
       </w:pPr>
-      <w:bookmarkStart w:colFirst="0" w:colLast="0" w:name="_8cu5r4gpkpwv" w:id="98"/>
-      <w:bookmarkEnd w:id="98"/>
+      <w:bookmarkStart w:colFirst="0" w:colLast="0" w:name="_8cu5r4gpkpwv" w:id="110"/>
+      <w:bookmarkEnd w:id="110"/>
       <w:r>
         <w:rPr>
           <w:b w:val="1"/>
@@ -20309,8 +20931,8 @@
           <w:szCs w:val="34"/>
         </w:rPr>
       </w:pPr>
-      <w:bookmarkStart w:colFirst="0" w:colLast="0" w:name="_gmv6638ytbnx" w:id="99"/>
-      <w:bookmarkEnd w:id="99"/>
+      <w:bookmarkStart w:colFirst="0" w:colLast="0" w:name="_gmv6638ytbnx" w:id="111"/>
+      <w:bookmarkEnd w:id="111"/>
       <w:r>
         <w:rPr>
           <w:b w:val="1"/>
@@ -20708,8 +21330,8 @@
           <w:szCs w:val="34"/>
         </w:rPr>
       </w:pPr>
-      <w:bookmarkStart w:colFirst="0" w:colLast="0" w:name="_dy72g3tj3c4i" w:id="100"/>
-      <w:bookmarkEnd w:id="100"/>
+      <w:bookmarkStart w:colFirst="0" w:colLast="0" w:name="_dy72g3tj3c4i" w:id="112"/>
+      <w:bookmarkEnd w:id="112"/>
       <w:r>
         <w:rPr>
           <w:b w:val="1"/>
@@ -20894,8 +21516,8 @@
           <w:szCs w:val="34"/>
         </w:rPr>
       </w:pPr>
-      <w:bookmarkStart w:colFirst="0" w:colLast="0" w:name="_t1yextpd5eua" w:id="101"/>
-      <w:bookmarkEnd w:id="101"/>
+      <w:bookmarkStart w:colFirst="0" w:colLast="0" w:name="_t1yextpd5eua" w:id="113"/>
+      <w:bookmarkEnd w:id="113"/>
       <w:r>
         <w:rPr>
           <w:b w:val="1"/>
@@ -20923,7 +21545,7 @@
       <w:pPr>
         <w:numPr>
           <w:ilvl w:val="0"/>
-          <w:numId w:val="35"/>
+          <w:numId w:val="37"/>
         </w:numPr>
         <w:spacing w:after="0" w:afterAutospacing="0" w:before="240" w:lineRule="auto"/>
         <w:ind w:left="720" w:hanging="360"/>
@@ -20939,7 +21561,7 @@
       <w:pPr>
         <w:numPr>
           <w:ilvl w:val="0"/>
-          <w:numId w:val="35"/>
+          <w:numId w:val="37"/>
         </w:numPr>
         <w:spacing w:after="0" w:afterAutospacing="0" w:before="0" w:beforeAutospacing="0" w:lineRule="auto"/>
         <w:ind w:left="720" w:hanging="360"/>
@@ -20955,7 +21577,7 @@
       <w:pPr>
         <w:numPr>
           <w:ilvl w:val="0"/>
-          <w:numId w:val="35"/>
+          <w:numId w:val="37"/>
         </w:numPr>
         <w:spacing w:after="0" w:afterAutospacing="0" w:before="0" w:beforeAutospacing="0" w:lineRule="auto"/>
         <w:ind w:left="720" w:hanging="360"/>
@@ -20971,7 +21593,7 @@
       <w:pPr>
         <w:numPr>
           <w:ilvl w:val="0"/>
-          <w:numId w:val="35"/>
+          <w:numId w:val="37"/>
         </w:numPr>
         <w:spacing w:after="0" w:afterAutospacing="0" w:before="0" w:beforeAutospacing="0" w:lineRule="auto"/>
         <w:ind w:left="720" w:hanging="360"/>
@@ -20987,7 +21609,7 @@
       <w:pPr>
         <w:numPr>
           <w:ilvl w:val="0"/>
-          <w:numId w:val="35"/>
+          <w:numId w:val="37"/>
         </w:numPr>
         <w:spacing w:after="0" w:afterAutospacing="0" w:before="0" w:beforeAutospacing="0" w:lineRule="auto"/>
         <w:ind w:left="720" w:hanging="360"/>
@@ -21003,7 +21625,7 @@
       <w:pPr>
         <w:numPr>
           <w:ilvl w:val="0"/>
-          <w:numId w:val="35"/>
+          <w:numId w:val="37"/>
         </w:numPr>
         <w:spacing w:after="0" w:afterAutospacing="0" w:before="0" w:beforeAutospacing="0" w:lineRule="auto"/>
         <w:ind w:left="720" w:hanging="360"/>
@@ -21019,7 +21641,7 @@
       <w:pPr>
         <w:numPr>
           <w:ilvl w:val="0"/>
-          <w:numId w:val="35"/>
+          <w:numId w:val="37"/>
         </w:numPr>
         <w:spacing w:after="240" w:before="0" w:beforeAutospacing="0" w:lineRule="auto"/>
         <w:ind w:left="720" w:hanging="360"/>
@@ -21071,8 +21693,8 @@
           <w:szCs w:val="34"/>
         </w:rPr>
       </w:pPr>
-      <w:bookmarkStart w:colFirst="0" w:colLast="0" w:name="_iye60vv5xplf" w:id="102"/>
-      <w:bookmarkEnd w:id="102"/>
+      <w:bookmarkStart w:colFirst="0" w:colLast="0" w:name="_iye60vv5xplf" w:id="114"/>
+      <w:bookmarkEnd w:id="114"/>
       <w:r>
         <w:rPr>
           <w:b w:val="1"/>
@@ -22991,7 +23613,7 @@
       <w:lvlText w:val="●"/>
       <w:lvlJc w:val="left"/>
       <w:pPr>
-        <w:ind w:left="465" w:hanging="360"/>
+        <w:ind w:left="720" w:hanging="360"/>
       </w:pPr>
       <w:rPr>
         <w:u w:val="none"/>
@@ -23003,7 +23625,7 @@
       <w:lvlText w:val="○"/>
       <w:lvlJc w:val="left"/>
       <w:pPr>
-        <w:ind w:left="870" w:hanging="360"/>
+        <w:ind w:left="1440" w:hanging="360"/>
       </w:pPr>
       <w:rPr>
         <w:u w:val="none"/>
@@ -23011,11 +23633,11 @@
     </w:lvl>
     <w:lvl w:ilvl="2">
       <w:start w:val="1"/>
-      <w:numFmt w:val="decimal"/>
-      <w:lvlText w:val="%3."/>
-      <w:lvlJc w:val="left"/>
-      <w:pPr>
-        <w:ind w:left="1290" w:hanging="360"/>
+      <w:numFmt w:val="bullet"/>
+      <w:lvlText w:val="■"/>
+      <w:lvlJc w:val="left"/>
+      <w:pPr>
+        <w:ind w:left="2160" w:hanging="360"/>
       </w:pPr>
       <w:rPr>
         <w:u w:val="none"/>
@@ -23024,33 +23646,33 @@
     <w:lvl w:ilvl="3">
       <w:start w:val="1"/>
       <w:numFmt w:val="bullet"/>
+      <w:lvlText w:val="●"/>
+      <w:lvlJc w:val="left"/>
+      <w:pPr>
+        <w:ind w:left="2880" w:hanging="360"/>
+      </w:pPr>
+      <w:rPr>
+        <w:u w:val="none"/>
+      </w:rPr>
+    </w:lvl>
+    <w:lvl w:ilvl="4">
+      <w:start w:val="1"/>
+      <w:numFmt w:val="bullet"/>
+      <w:lvlText w:val="○"/>
+      <w:lvlJc w:val="left"/>
+      <w:pPr>
+        <w:ind w:left="3600" w:hanging="360"/>
+      </w:pPr>
+      <w:rPr>
+        <w:u w:val="none"/>
+      </w:rPr>
+    </w:lvl>
+    <w:lvl w:ilvl="5">
+      <w:start w:val="1"/>
+      <w:numFmt w:val="bullet"/>
       <w:lvlText w:val="■"/>
       <w:lvlJc w:val="left"/>
       <w:pPr>
-        <w:ind w:left="1695" w:hanging="360"/>
-      </w:pPr>
-      <w:rPr>
-        <w:u w:val="none"/>
-      </w:rPr>
-    </w:lvl>
-    <w:lvl w:ilvl="4">
-      <w:start w:val="1"/>
-      <w:numFmt w:val="bullet"/>
-      <w:lvlText w:val="■"/>
-      <w:lvlJc w:val="left"/>
-      <w:pPr>
-        <w:ind w:left="3600" w:hanging="360"/>
-      </w:pPr>
-      <w:rPr>
-        <w:u w:val="none"/>
-      </w:rPr>
-    </w:lvl>
-    <w:lvl w:ilvl="5">
-      <w:start w:val="1"/>
-      <w:numFmt w:val="bullet"/>
-      <w:lvlText w:val="■"/>
-      <w:lvlJc w:val="left"/>
-      <w:pPr>
         <w:ind w:left="4320" w:hanging="360"/>
       </w:pPr>
       <w:rPr>
@@ -23060,7 +23682,7 @@
     <w:lvl w:ilvl="6">
       <w:start w:val="1"/>
       <w:numFmt w:val="bullet"/>
-      <w:lvlText w:val="■"/>
+      <w:lvlText w:val="●"/>
       <w:lvlJc w:val="left"/>
       <w:pPr>
         <w:ind w:left="5040" w:hanging="360"/>
@@ -23072,7 +23694,7 @@
     <w:lvl w:ilvl="7">
       <w:start w:val="1"/>
       <w:numFmt w:val="bullet"/>
-      <w:lvlText w:val="■"/>
+      <w:lvlText w:val="○"/>
       <w:lvlJc w:val="left"/>
       <w:pPr>
         <w:ind w:left="5760" w:hanging="360"/>
@@ -23101,7 +23723,7 @@
       <w:lvlText w:val="●"/>
       <w:lvlJc w:val="left"/>
       <w:pPr>
-        <w:ind w:left="465" w:hanging="360"/>
+        <w:ind w:left="720" w:hanging="360"/>
       </w:pPr>
       <w:rPr>
         <w:u w:val="none"/>
@@ -23109,11 +23731,11 @@
     </w:lvl>
     <w:lvl w:ilvl="1">
       <w:start w:val="1"/>
-      <w:numFmt w:val="decimal"/>
-      <w:lvlText w:val="%2."/>
-      <w:lvlJc w:val="left"/>
-      <w:pPr>
-        <w:ind w:left="885" w:hanging="360"/>
+      <w:numFmt w:val="bullet"/>
+      <w:lvlText w:val="○"/>
+      <w:lvlJc w:val="left"/>
+      <w:pPr>
+        <w:ind w:left="1440" w:hanging="360"/>
       </w:pPr>
       <w:rPr>
         <w:u w:val="none"/>
@@ -23134,33 +23756,33 @@
     <w:lvl w:ilvl="3">
       <w:start w:val="1"/>
       <w:numFmt w:val="bullet"/>
+      <w:lvlText w:val="●"/>
+      <w:lvlJc w:val="left"/>
+      <w:pPr>
+        <w:ind w:left="2880" w:hanging="360"/>
+      </w:pPr>
+      <w:rPr>
+        <w:u w:val="none"/>
+      </w:rPr>
+    </w:lvl>
+    <w:lvl w:ilvl="4">
+      <w:start w:val="1"/>
+      <w:numFmt w:val="bullet"/>
+      <w:lvlText w:val="○"/>
+      <w:lvlJc w:val="left"/>
+      <w:pPr>
+        <w:ind w:left="3600" w:hanging="360"/>
+      </w:pPr>
+      <w:rPr>
+        <w:u w:val="none"/>
+      </w:rPr>
+    </w:lvl>
+    <w:lvl w:ilvl="5">
+      <w:start w:val="1"/>
+      <w:numFmt w:val="bullet"/>
       <w:lvlText w:val="■"/>
       <w:lvlJc w:val="left"/>
       <w:pPr>
-        <w:ind w:left="2880" w:hanging="360"/>
-      </w:pPr>
-      <w:rPr>
-        <w:u w:val="none"/>
-      </w:rPr>
-    </w:lvl>
-    <w:lvl w:ilvl="4">
-      <w:start w:val="1"/>
-      <w:numFmt w:val="bullet"/>
-      <w:lvlText w:val="■"/>
-      <w:lvlJc w:val="left"/>
-      <w:pPr>
-        <w:ind w:left="3600" w:hanging="360"/>
-      </w:pPr>
-      <w:rPr>
-        <w:u w:val="none"/>
-      </w:rPr>
-    </w:lvl>
-    <w:lvl w:ilvl="5">
-      <w:start w:val="1"/>
-      <w:numFmt w:val="bullet"/>
-      <w:lvlText w:val="■"/>
-      <w:lvlJc w:val="left"/>
-      <w:pPr>
         <w:ind w:left="4320" w:hanging="360"/>
       </w:pPr>
       <w:rPr>
@@ -23170,7 +23792,7 @@
     <w:lvl w:ilvl="6">
       <w:start w:val="1"/>
       <w:numFmt w:val="bullet"/>
-      <w:lvlText w:val="■"/>
+      <w:lvlText w:val="●"/>
       <w:lvlJc w:val="left"/>
       <w:pPr>
         <w:ind w:left="5040" w:hanging="360"/>
@@ -23182,7 +23804,7 @@
     <w:lvl w:ilvl="7">
       <w:start w:val="1"/>
       <w:numFmt w:val="bullet"/>
-      <w:lvlText w:val="■"/>
+      <w:lvlText w:val="○"/>
       <w:lvlJc w:val="left"/>
       <w:pPr>
         <w:ind w:left="5760" w:hanging="360"/>
@@ -23439,35 +24061,35 @@
     </w:lvl>
     <w:lvl w:ilvl="1">
       <w:start w:val="1"/>
+      <w:numFmt w:val="bullet"/>
+      <w:lvlText w:val="○"/>
+      <w:lvlJc w:val="left"/>
+      <w:pPr>
+        <w:ind w:left="870" w:hanging="360"/>
+      </w:pPr>
+      <w:rPr>
+        <w:u w:val="none"/>
+      </w:rPr>
+    </w:lvl>
+    <w:lvl w:ilvl="2">
+      <w:start w:val="1"/>
       <w:numFmt w:val="decimal"/>
-      <w:lvlText w:val="%2."/>
-      <w:lvlJc w:val="left"/>
-      <w:pPr>
-        <w:ind w:left="885" w:hanging="360"/>
-      </w:pPr>
-      <w:rPr>
-        <w:u w:val="none"/>
-      </w:rPr>
-    </w:lvl>
-    <w:lvl w:ilvl="2">
+      <w:lvlText w:val="%3."/>
+      <w:lvlJc w:val="left"/>
+      <w:pPr>
+        <w:ind w:left="1290" w:hanging="360"/>
+      </w:pPr>
+      <w:rPr>
+        <w:u w:val="none"/>
+      </w:rPr>
+    </w:lvl>
+    <w:lvl w:ilvl="3">
       <w:start w:val="1"/>
       <w:numFmt w:val="bullet"/>
       <w:lvlText w:val="■"/>
       <w:lvlJc w:val="left"/>
       <w:pPr>
-        <w:ind w:left="1290" w:hanging="360"/>
-      </w:pPr>
-      <w:rPr>
-        <w:u w:val="none"/>
-      </w:rPr>
-    </w:lvl>
-    <w:lvl w:ilvl="3">
-      <w:start w:val="1"/>
-      <w:numFmt w:val="bullet"/>
-      <w:lvlText w:val="■"/>
-      <w:lvlJc w:val="left"/>
-      <w:pPr>
-        <w:ind w:left="2880" w:hanging="360"/>
+        <w:ind w:left="1695" w:hanging="360"/>
       </w:pPr>
       <w:rPr>
         <w:u w:val="none"/>
@@ -23549,11 +24171,11 @@
     </w:lvl>
     <w:lvl w:ilvl="1">
       <w:start w:val="1"/>
-      <w:numFmt w:val="bullet"/>
-      <w:lvlText w:val="○"/>
-      <w:lvlJc w:val="left"/>
-      <w:pPr>
-        <w:ind w:left="870" w:hanging="360"/>
+      <w:numFmt w:val="decimal"/>
+      <w:lvlText w:val="%2."/>
+      <w:lvlJc w:val="left"/>
+      <w:pPr>
+        <w:ind w:left="885" w:hanging="360"/>
       </w:pPr>
       <w:rPr>
         <w:u w:val="none"/>
@@ -23561,11 +24183,11 @@
     </w:lvl>
     <w:lvl w:ilvl="2">
       <w:start w:val="1"/>
-      <w:numFmt w:val="decimal"/>
-      <w:lvlText w:val="%3."/>
-      <w:lvlJc w:val="left"/>
-      <w:pPr>
-        <w:ind w:left="1290" w:hanging="360"/>
+      <w:numFmt w:val="bullet"/>
+      <w:lvlText w:val="■"/>
+      <w:lvlJc w:val="left"/>
+      <w:pPr>
+        <w:ind w:left="2160" w:hanging="360"/>
       </w:pPr>
       <w:rPr>
         <w:u w:val="none"/>
@@ -23797,7 +24419,7 @@
       <w:lvlText w:val="■"/>
       <w:lvlJc w:val="left"/>
       <w:pPr>
-        <w:ind w:left="1695" w:hanging="360"/>
+        <w:ind w:left="2880" w:hanging="360"/>
       </w:pPr>
       <w:rPr>
         <w:u w:val="none"/>
@@ -23867,23 +24489,23 @@
   <w:abstractNum w:abstractNumId="24">
     <w:lvl w:ilvl="0">
       <w:start w:val="1"/>
+      <w:numFmt w:val="bullet"/>
+      <w:lvlText w:val="●"/>
+      <w:lvlJc w:val="left"/>
+      <w:pPr>
+        <w:ind w:left="465" w:hanging="360"/>
+      </w:pPr>
+      <w:rPr>
+        <w:u w:val="none"/>
+      </w:rPr>
+    </w:lvl>
+    <w:lvl w:ilvl="1">
+      <w:start w:val="1"/>
       <w:numFmt w:val="decimal"/>
-      <w:lvlText w:val="%1."/>
-      <w:lvlJc w:val="left"/>
-      <w:pPr>
-        <w:ind w:left="480" w:hanging="360"/>
-      </w:pPr>
-      <w:rPr>
-        <w:u w:val="none"/>
-      </w:rPr>
-    </w:lvl>
-    <w:lvl w:ilvl="1">
-      <w:start w:val="1"/>
-      <w:numFmt w:val="bullet"/>
-      <w:lvlText w:val="○"/>
-      <w:lvlJc w:val="left"/>
-      <w:pPr>
-        <w:ind w:left="1440" w:hanging="360"/>
+      <w:lvlText w:val="%2."/>
+      <w:lvlJc w:val="left"/>
+      <w:pPr>
+        <w:ind w:left="885" w:hanging="360"/>
       </w:pPr>
       <w:rPr>
         <w:u w:val="none"/>
@@ -23895,7 +24517,7 @@
       <w:lvlText w:val="■"/>
       <w:lvlJc w:val="left"/>
       <w:pPr>
-        <w:ind w:left="2160" w:hanging="360"/>
+        <w:ind w:left="1290" w:hanging="360"/>
       </w:pPr>
       <w:rPr>
         <w:u w:val="none"/>
@@ -24001,23 +24623,23 @@
     </w:lvl>
     <w:lvl w:ilvl="2">
       <w:start w:val="1"/>
+      <w:numFmt w:val="decimal"/>
+      <w:lvlText w:val="%3."/>
+      <w:lvlJc w:val="left"/>
+      <w:pPr>
+        <w:ind w:left="1290" w:hanging="360"/>
+      </w:pPr>
+      <w:rPr>
+        <w:u w:val="none"/>
+      </w:rPr>
+    </w:lvl>
+    <w:lvl w:ilvl="3">
+      <w:start w:val="1"/>
       <w:numFmt w:val="bullet"/>
       <w:lvlText w:val="■"/>
       <w:lvlJc w:val="left"/>
       <w:pPr>
-        <w:ind w:left="1275" w:hanging="360"/>
-      </w:pPr>
-      <w:rPr>
-        <w:u w:val="none"/>
-      </w:rPr>
-    </w:lvl>
-    <w:lvl w:ilvl="3">
-      <w:start w:val="1"/>
-      <w:numFmt w:val="bullet"/>
-      <w:lvlText w:val="■"/>
-      <w:lvlJc w:val="left"/>
-      <w:pPr>
-        <w:ind w:left="2880" w:hanging="360"/>
+        <w:ind w:left="1695" w:hanging="360"/>
       </w:pPr>
       <w:rPr>
         <w:u w:val="none"/>
@@ -24087,11 +24709,11 @@
   <w:abstractNum w:abstractNumId="26">
     <w:lvl w:ilvl="0">
       <w:start w:val="1"/>
-      <w:numFmt w:val="bullet"/>
-      <w:lvlText w:val="●"/>
-      <w:lvlJc w:val="left"/>
-      <w:pPr>
-        <w:ind w:left="465" w:hanging="360"/>
+      <w:numFmt w:val="decimal"/>
+      <w:lvlText w:val="%1."/>
+      <w:lvlJc w:val="left"/>
+      <w:pPr>
+        <w:ind w:left="480" w:hanging="360"/>
       </w:pPr>
       <w:rPr>
         <w:u w:val="none"/>
@@ -24103,7 +24725,7 @@
       <w:lvlText w:val="○"/>
       <w:lvlJc w:val="left"/>
       <w:pPr>
-        <w:ind w:left="870" w:hanging="360"/>
+        <w:ind w:left="1440" w:hanging="360"/>
       </w:pPr>
       <w:rPr>
         <w:u w:val="none"/>
@@ -24221,11 +24843,11 @@
     </w:lvl>
     <w:lvl w:ilvl="2">
       <w:start w:val="1"/>
-      <w:numFmt w:val="decimal"/>
-      <w:lvlText w:val="%3."/>
-      <w:lvlJc w:val="left"/>
-      <w:pPr>
-        <w:ind w:left="1290" w:hanging="360"/>
+      <w:numFmt w:val="bullet"/>
+      <w:lvlText w:val="■"/>
+      <w:lvlJc w:val="left"/>
+      <w:pPr>
+        <w:ind w:left="1275" w:hanging="360"/>
       </w:pPr>
       <w:rPr>
         <w:u w:val="none"/>
@@ -24319,11 +24941,11 @@
     </w:lvl>
     <w:lvl w:ilvl="1">
       <w:start w:val="1"/>
-      <w:numFmt w:val="decimal"/>
-      <w:lvlText w:val="%2."/>
-      <w:lvlJc w:val="left"/>
-      <w:pPr>
-        <w:ind w:left="885" w:hanging="360"/>
+      <w:numFmt w:val="bullet"/>
+      <w:lvlText w:val="○"/>
+      <w:lvlJc w:val="left"/>
+      <w:pPr>
+        <w:ind w:left="870" w:hanging="360"/>
       </w:pPr>
       <w:rPr>
         <w:u w:val="none"/>
@@ -24335,7 +24957,7 @@
       <w:lvlText w:val="■"/>
       <w:lvlJc w:val="left"/>
       <w:pPr>
-        <w:ind w:left="1275" w:hanging="360"/>
+        <w:ind w:left="2160" w:hanging="360"/>
       </w:pPr>
       <w:rPr>
         <w:u w:val="none"/>
@@ -24421,7 +25043,7 @@
       <w:lvlText w:val="●"/>
       <w:lvlJc w:val="left"/>
       <w:pPr>
-        <w:ind w:left="720" w:hanging="360"/>
+        <w:ind w:left="465" w:hanging="360"/>
       </w:pPr>
       <w:rPr>
         <w:u w:val="none"/>
@@ -24433,7 +25055,7 @@
       <w:lvlText w:val="○"/>
       <w:lvlJc w:val="left"/>
       <w:pPr>
-        <w:ind w:left="1440" w:hanging="360"/>
+        <w:ind w:left="870" w:hanging="360"/>
       </w:pPr>
       <w:rPr>
         <w:u w:val="none"/>
@@ -24441,22 +25063,22 @@
     </w:lvl>
     <w:lvl w:ilvl="2">
       <w:start w:val="1"/>
+      <w:numFmt w:val="decimal"/>
+      <w:lvlText w:val="%3."/>
+      <w:lvlJc w:val="left"/>
+      <w:pPr>
+        <w:ind w:left="1290" w:hanging="360"/>
+      </w:pPr>
+      <w:rPr>
+        <w:u w:val="none"/>
+      </w:rPr>
+    </w:lvl>
+    <w:lvl w:ilvl="3">
+      <w:start w:val="1"/>
       <w:numFmt w:val="bullet"/>
       <w:lvlText w:val="■"/>
       <w:lvlJc w:val="left"/>
       <w:pPr>
-        <w:ind w:left="2160" w:hanging="360"/>
-      </w:pPr>
-      <w:rPr>
-        <w:u w:val="none"/>
-      </w:rPr>
-    </w:lvl>
-    <w:lvl w:ilvl="3">
-      <w:start w:val="1"/>
-      <w:numFmt w:val="bullet"/>
-      <w:lvlText w:val="●"/>
-      <w:lvlJc w:val="left"/>
-      <w:pPr>
         <w:ind w:left="2880" w:hanging="360"/>
       </w:pPr>
       <w:rPr>
@@ -24466,7 +25088,7 @@
     <w:lvl w:ilvl="4">
       <w:start w:val="1"/>
       <w:numFmt w:val="bullet"/>
-      <w:lvlText w:val="○"/>
+      <w:lvlText w:val="■"/>
       <w:lvlJc w:val="left"/>
       <w:pPr>
         <w:ind w:left="3600" w:hanging="360"/>
@@ -24490,7 +25112,7 @@
     <w:lvl w:ilvl="6">
       <w:start w:val="1"/>
       <w:numFmt w:val="bullet"/>
-      <w:lvlText w:val="●"/>
+      <w:lvlText w:val="■"/>
       <w:lvlJc w:val="left"/>
       <w:pPr>
         <w:ind w:left="5040" w:hanging="360"/>
@@ -24502,7 +25124,7 @@
     <w:lvl w:ilvl="7">
       <w:start w:val="1"/>
       <w:numFmt w:val="bullet"/>
-      <w:lvlText w:val="○"/>
+      <w:lvlText w:val="■"/>
       <w:lvlJc w:val="left"/>
       <w:pPr>
         <w:ind w:left="5760" w:hanging="360"/>
@@ -24555,7 +25177,7 @@
       <w:lvlText w:val="■"/>
       <w:lvlJc w:val="left"/>
       <w:pPr>
-        <w:ind w:left="2160" w:hanging="360"/>
+        <w:ind w:left="1275" w:hanging="360"/>
       </w:pPr>
       <w:rPr>
         <w:u w:val="none"/>
@@ -24759,11 +25381,11 @@
     </w:lvl>
     <w:lvl w:ilvl="1">
       <w:start w:val="1"/>
-      <w:numFmt w:val="bullet"/>
-      <w:lvlText w:val="○"/>
-      <w:lvlJc w:val="left"/>
-      <w:pPr>
-        <w:ind w:left="870" w:hanging="360"/>
+      <w:numFmt w:val="decimal"/>
+      <w:lvlText w:val="%2."/>
+      <w:lvlJc w:val="left"/>
+      <w:pPr>
+        <w:ind w:left="885" w:hanging="360"/>
       </w:pPr>
       <w:rPr>
         <w:u w:val="none"/>
@@ -24775,7 +25397,7 @@
       <w:lvlText w:val="■"/>
       <w:lvlJc w:val="left"/>
       <w:pPr>
-        <w:ind w:left="1275" w:hanging="360"/>
+        <w:ind w:left="2160" w:hanging="360"/>
       </w:pPr>
       <w:rPr>
         <w:u w:val="none"/>
@@ -24861,7 +25483,7 @@
       <w:lvlText w:val="●"/>
       <w:lvlJc w:val="left"/>
       <w:pPr>
-        <w:ind w:left="465" w:hanging="360"/>
+        <w:ind w:left="720" w:hanging="360"/>
       </w:pPr>
       <w:rPr>
         <w:u w:val="none"/>
@@ -24894,33 +25516,33 @@
     <w:lvl w:ilvl="3">
       <w:start w:val="1"/>
       <w:numFmt w:val="bullet"/>
+      <w:lvlText w:val="●"/>
+      <w:lvlJc w:val="left"/>
+      <w:pPr>
+        <w:ind w:left="2880" w:hanging="360"/>
+      </w:pPr>
+      <w:rPr>
+        <w:u w:val="none"/>
+      </w:rPr>
+    </w:lvl>
+    <w:lvl w:ilvl="4">
+      <w:start w:val="1"/>
+      <w:numFmt w:val="bullet"/>
+      <w:lvlText w:val="○"/>
+      <w:lvlJc w:val="left"/>
+      <w:pPr>
+        <w:ind w:left="3600" w:hanging="360"/>
+      </w:pPr>
+      <w:rPr>
+        <w:u w:val="none"/>
+      </w:rPr>
+    </w:lvl>
+    <w:lvl w:ilvl="5">
+      <w:start w:val="1"/>
+      <w:numFmt w:val="bullet"/>
       <w:lvlText w:val="■"/>
       <w:lvlJc w:val="left"/>
       <w:pPr>
-        <w:ind w:left="2880" w:hanging="360"/>
-      </w:pPr>
-      <w:rPr>
-        <w:u w:val="none"/>
-      </w:rPr>
-    </w:lvl>
-    <w:lvl w:ilvl="4">
-      <w:start w:val="1"/>
-      <w:numFmt w:val="bullet"/>
-      <w:lvlText w:val="■"/>
-      <w:lvlJc w:val="left"/>
-      <w:pPr>
-        <w:ind w:left="3600" w:hanging="360"/>
-      </w:pPr>
-      <w:rPr>
-        <w:u w:val="none"/>
-      </w:rPr>
-    </w:lvl>
-    <w:lvl w:ilvl="5">
-      <w:start w:val="1"/>
-      <w:numFmt w:val="bullet"/>
-      <w:lvlText w:val="■"/>
-      <w:lvlJc w:val="left"/>
-      <w:pPr>
         <w:ind w:left="4320" w:hanging="360"/>
       </w:pPr>
       <w:rPr>
@@ -24930,7 +25552,7 @@
     <w:lvl w:ilvl="6">
       <w:start w:val="1"/>
       <w:numFmt w:val="bullet"/>
-      <w:lvlText w:val="■"/>
+      <w:lvlText w:val="●"/>
       <w:lvlJc w:val="left"/>
       <w:pPr>
         <w:ind w:left="5040" w:hanging="360"/>
@@ -24942,7 +25564,7 @@
     <w:lvl w:ilvl="7">
       <w:start w:val="1"/>
       <w:numFmt w:val="bullet"/>
-      <w:lvlText w:val="■"/>
+      <w:lvlText w:val="○"/>
       <w:lvlJc w:val="left"/>
       <w:pPr>
         <w:ind w:left="5760" w:hanging="360"/>
@@ -24983,7 +25605,7 @@
       <w:lvlText w:val="○"/>
       <w:lvlJc w:val="left"/>
       <w:pPr>
-        <w:ind w:left="1440" w:hanging="360"/>
+        <w:ind w:left="870" w:hanging="360"/>
       </w:pPr>
       <w:rPr>
         <w:u w:val="none"/>
@@ -24995,7 +25617,7 @@
       <w:lvlText w:val="■"/>
       <w:lvlJc w:val="left"/>
       <w:pPr>
-        <w:ind w:left="2160" w:hanging="360"/>
+        <w:ind w:left="1275" w:hanging="360"/>
       </w:pPr>
       <w:rPr>
         <w:u w:val="none"/>
@@ -25081,7 +25703,7 @@
       <w:lvlText w:val="●"/>
       <w:lvlJc w:val="left"/>
       <w:pPr>
-        <w:ind w:left="720" w:hanging="360"/>
+        <w:ind w:left="465" w:hanging="360"/>
       </w:pPr>
       <w:rPr>
         <w:u w:val="none"/>
@@ -25114,7 +25736,7 @@
     <w:lvl w:ilvl="3">
       <w:start w:val="1"/>
       <w:numFmt w:val="bullet"/>
-      <w:lvlText w:val="●"/>
+      <w:lvlText w:val="■"/>
       <w:lvlJc w:val="left"/>
       <w:pPr>
         <w:ind w:left="2880" w:hanging="360"/>
@@ -25126,7 +25748,7 @@
     <w:lvl w:ilvl="4">
       <w:start w:val="1"/>
       <w:numFmt w:val="bullet"/>
-      <w:lvlText w:val="○"/>
+      <w:lvlText w:val="■"/>
       <w:lvlJc w:val="left"/>
       <w:pPr>
         <w:ind w:left="3600" w:hanging="360"/>
@@ -25150,7 +25772,7 @@
     <w:lvl w:ilvl="6">
       <w:start w:val="1"/>
       <w:numFmt w:val="bullet"/>
-      <w:lvlText w:val="●"/>
+      <w:lvlText w:val="■"/>
       <w:lvlJc w:val="left"/>
       <w:pPr>
         <w:ind w:left="5040" w:hanging="360"/>
@@ -25162,7 +25784,7 @@
     <w:lvl w:ilvl="7">
       <w:start w:val="1"/>
       <w:numFmt w:val="bullet"/>
-      <w:lvlText w:val="○"/>
+      <w:lvlText w:val="■"/>
       <w:lvlJc w:val="left"/>
       <w:pPr>
         <w:ind w:left="5760" w:hanging="360"/>
@@ -25301,7 +25923,7 @@
       <w:lvlText w:val="●"/>
       <w:lvlJc w:val="left"/>
       <w:pPr>
-        <w:ind w:left="465" w:hanging="360"/>
+        <w:ind w:left="720" w:hanging="360"/>
       </w:pPr>
       <w:rPr>
         <w:u w:val="none"/>
@@ -25309,11 +25931,11 @@
     </w:lvl>
     <w:lvl w:ilvl="1">
       <w:start w:val="1"/>
-      <w:numFmt w:val="decimal"/>
-      <w:lvlText w:val="%2."/>
-      <w:lvlJc w:val="left"/>
-      <w:pPr>
-        <w:ind w:left="885" w:hanging="360"/>
+      <w:numFmt w:val="bullet"/>
+      <w:lvlText w:val="○"/>
+      <w:lvlJc w:val="left"/>
+      <w:pPr>
+        <w:ind w:left="1440" w:hanging="360"/>
       </w:pPr>
       <w:rPr>
         <w:u w:val="none"/>
@@ -25334,33 +25956,33 @@
     <w:lvl w:ilvl="3">
       <w:start w:val="1"/>
       <w:numFmt w:val="bullet"/>
+      <w:lvlText w:val="●"/>
+      <w:lvlJc w:val="left"/>
+      <w:pPr>
+        <w:ind w:left="2880" w:hanging="360"/>
+      </w:pPr>
+      <w:rPr>
+        <w:u w:val="none"/>
+      </w:rPr>
+    </w:lvl>
+    <w:lvl w:ilvl="4">
+      <w:start w:val="1"/>
+      <w:numFmt w:val="bullet"/>
+      <w:lvlText w:val="○"/>
+      <w:lvlJc w:val="left"/>
+      <w:pPr>
+        <w:ind w:left="3600" w:hanging="360"/>
+      </w:pPr>
+      <w:rPr>
+        <w:u w:val="none"/>
+      </w:rPr>
+    </w:lvl>
+    <w:lvl w:ilvl="5">
+      <w:start w:val="1"/>
+      <w:numFmt w:val="bullet"/>
       <w:lvlText w:val="■"/>
       <w:lvlJc w:val="left"/>
       <w:pPr>
-        <w:ind w:left="2880" w:hanging="360"/>
-      </w:pPr>
-      <w:rPr>
-        <w:u w:val="none"/>
-      </w:rPr>
-    </w:lvl>
-    <w:lvl w:ilvl="4">
-      <w:start w:val="1"/>
-      <w:numFmt w:val="bullet"/>
-      <w:lvlText w:val="■"/>
-      <w:lvlJc w:val="left"/>
-      <w:pPr>
-        <w:ind w:left="3600" w:hanging="360"/>
-      </w:pPr>
-      <w:rPr>
-        <w:u w:val="none"/>
-      </w:rPr>
-    </w:lvl>
-    <w:lvl w:ilvl="5">
-      <w:start w:val="1"/>
-      <w:numFmt w:val="bullet"/>
-      <w:lvlText w:val="■"/>
-      <w:lvlJc w:val="left"/>
-      <w:pPr>
         <w:ind w:left="4320" w:hanging="360"/>
       </w:pPr>
       <w:rPr>
@@ -25370,7 +25992,7 @@
     <w:lvl w:ilvl="6">
       <w:start w:val="1"/>
       <w:numFmt w:val="bullet"/>
-      <w:lvlText w:val="■"/>
+      <w:lvlText w:val="●"/>
       <w:lvlJc w:val="left"/>
       <w:pPr>
         <w:ind w:left="5040" w:hanging="360"/>
@@ -25382,7 +26004,7 @@
     <w:lvl w:ilvl="7">
       <w:start w:val="1"/>
       <w:numFmt w:val="bullet"/>
-      <w:lvlText w:val="■"/>
+      <w:lvlText w:val="○"/>
       <w:lvlJc w:val="left"/>
       <w:pPr>
         <w:ind w:left="5760" w:hanging="360"/>
@@ -25423,7 +26045,7 @@
       <w:lvlText w:val="○"/>
       <w:lvlJc w:val="left"/>
       <w:pPr>
-        <w:ind w:left="870" w:hanging="360"/>
+        <w:ind w:left="1440" w:hanging="360"/>
       </w:pPr>
       <w:rPr>
         <w:u w:val="none"/>
@@ -25521,7 +26143,7 @@
       <w:lvlText w:val="●"/>
       <w:lvlJc w:val="left"/>
       <w:pPr>
-        <w:ind w:left="720" w:hanging="360"/>
+        <w:ind w:left="465" w:hanging="360"/>
       </w:pPr>
       <w:rPr>
         <w:u w:val="none"/>
@@ -25529,11 +26151,11 @@
     </w:lvl>
     <w:lvl w:ilvl="1">
       <w:start w:val="1"/>
-      <w:numFmt w:val="bullet"/>
-      <w:lvlText w:val="○"/>
-      <w:lvlJc w:val="left"/>
-      <w:pPr>
-        <w:ind w:left="1440" w:hanging="360"/>
+      <w:numFmt w:val="decimal"/>
+      <w:lvlText w:val="%2."/>
+      <w:lvlJc w:val="left"/>
+      <w:pPr>
+        <w:ind w:left="885" w:hanging="360"/>
       </w:pPr>
       <w:rPr>
         <w:u w:val="none"/>
@@ -25554,7 +26176,7 @@
     <w:lvl w:ilvl="3">
       <w:start w:val="1"/>
       <w:numFmt w:val="bullet"/>
-      <w:lvlText w:val="●"/>
+      <w:lvlText w:val="■"/>
       <w:lvlJc w:val="left"/>
       <w:pPr>
         <w:ind w:left="2880" w:hanging="360"/>
@@ -25566,7 +26188,7 @@
     <w:lvl w:ilvl="4">
       <w:start w:val="1"/>
       <w:numFmt w:val="bullet"/>
-      <w:lvlText w:val="○"/>
+      <w:lvlText w:val="■"/>
       <w:lvlJc w:val="left"/>
       <w:pPr>
         <w:ind w:left="3600" w:hanging="360"/>
@@ -25590,7 +26212,7 @@
     <w:lvl w:ilvl="6">
       <w:start w:val="1"/>
       <w:numFmt w:val="bullet"/>
-      <w:lvlText w:val="●"/>
+      <w:lvlText w:val="■"/>
       <w:lvlJc w:val="left"/>
       <w:pPr>
         <w:ind w:left="5040" w:hanging="360"/>
@@ -25602,7 +26224,7 @@
     <w:lvl w:ilvl="7">
       <w:start w:val="1"/>
       <w:numFmt w:val="bullet"/>
-      <w:lvlText w:val="○"/>
+      <w:lvlText w:val="■"/>
       <w:lvlJc w:val="left"/>
       <w:pPr>
         <w:ind w:left="5760" w:hanging="360"/>
@@ -25643,7 +26265,7 @@
       <w:lvlText w:val="○"/>
       <w:lvlJc w:val="left"/>
       <w:pPr>
-        <w:ind w:left="1440" w:hanging="360"/>
+        <w:ind w:left="870" w:hanging="360"/>
       </w:pPr>
       <w:rPr>
         <w:u w:val="none"/>
@@ -25737,6 +26359,226 @@
   <w:abstractNum w:abstractNumId="41">
     <w:lvl w:ilvl="0">
       <w:start w:val="1"/>
+      <w:numFmt w:val="bullet"/>
+      <w:lvlText w:val="●"/>
+      <w:lvlJc w:val="left"/>
+      <w:pPr>
+        <w:ind w:left="720" w:hanging="360"/>
+      </w:pPr>
+      <w:rPr>
+        <w:u w:val="none"/>
+      </w:rPr>
+    </w:lvl>
+    <w:lvl w:ilvl="1">
+      <w:start w:val="1"/>
+      <w:numFmt w:val="bullet"/>
+      <w:lvlText w:val="○"/>
+      <w:lvlJc w:val="left"/>
+      <w:pPr>
+        <w:ind w:left="1440" w:hanging="360"/>
+      </w:pPr>
+      <w:rPr>
+        <w:u w:val="none"/>
+      </w:rPr>
+    </w:lvl>
+    <w:lvl w:ilvl="2">
+      <w:start w:val="1"/>
+      <w:numFmt w:val="bullet"/>
+      <w:lvlText w:val="■"/>
+      <w:lvlJc w:val="left"/>
+      <w:pPr>
+        <w:ind w:left="2160" w:hanging="360"/>
+      </w:pPr>
+      <w:rPr>
+        <w:u w:val="none"/>
+      </w:rPr>
+    </w:lvl>
+    <w:lvl w:ilvl="3">
+      <w:start w:val="1"/>
+      <w:numFmt w:val="bullet"/>
+      <w:lvlText w:val="●"/>
+      <w:lvlJc w:val="left"/>
+      <w:pPr>
+        <w:ind w:left="2880" w:hanging="360"/>
+      </w:pPr>
+      <w:rPr>
+        <w:u w:val="none"/>
+      </w:rPr>
+    </w:lvl>
+    <w:lvl w:ilvl="4">
+      <w:start w:val="1"/>
+      <w:numFmt w:val="bullet"/>
+      <w:lvlText w:val="○"/>
+      <w:lvlJc w:val="left"/>
+      <w:pPr>
+        <w:ind w:left="3600" w:hanging="360"/>
+      </w:pPr>
+      <w:rPr>
+        <w:u w:val="none"/>
+      </w:rPr>
+    </w:lvl>
+    <w:lvl w:ilvl="5">
+      <w:start w:val="1"/>
+      <w:numFmt w:val="bullet"/>
+      <w:lvlText w:val="■"/>
+      <w:lvlJc w:val="left"/>
+      <w:pPr>
+        <w:ind w:left="4320" w:hanging="360"/>
+      </w:pPr>
+      <w:rPr>
+        <w:u w:val="none"/>
+      </w:rPr>
+    </w:lvl>
+    <w:lvl w:ilvl="6">
+      <w:start w:val="1"/>
+      <w:numFmt w:val="bullet"/>
+      <w:lvlText w:val="●"/>
+      <w:lvlJc w:val="left"/>
+      <w:pPr>
+        <w:ind w:left="5040" w:hanging="360"/>
+      </w:pPr>
+      <w:rPr>
+        <w:u w:val="none"/>
+      </w:rPr>
+    </w:lvl>
+    <w:lvl w:ilvl="7">
+      <w:start w:val="1"/>
+      <w:numFmt w:val="bullet"/>
+      <w:lvlText w:val="○"/>
+      <w:lvlJc w:val="left"/>
+      <w:pPr>
+        <w:ind w:left="5760" w:hanging="360"/>
+      </w:pPr>
+      <w:rPr>
+        <w:u w:val="none"/>
+      </w:rPr>
+    </w:lvl>
+    <w:lvl w:ilvl="8">
+      <w:start w:val="1"/>
+      <w:numFmt w:val="bullet"/>
+      <w:lvlText w:val="■"/>
+      <w:lvlJc w:val="left"/>
+      <w:pPr>
+        <w:ind w:left="6480" w:hanging="360"/>
+      </w:pPr>
+      <w:rPr>
+        <w:u w:val="none"/>
+      </w:rPr>
+    </w:lvl>
+  </w:abstractNum>
+  <w:abstractNum w:abstractNumId="42">
+    <w:lvl w:ilvl="0">
+      <w:start w:val="1"/>
+      <w:numFmt w:val="bullet"/>
+      <w:lvlText w:val="●"/>
+      <w:lvlJc w:val="left"/>
+      <w:pPr>
+        <w:ind w:left="465" w:hanging="360"/>
+      </w:pPr>
+      <w:rPr>
+        <w:u w:val="none"/>
+      </w:rPr>
+    </w:lvl>
+    <w:lvl w:ilvl="1">
+      <w:start w:val="1"/>
+      <w:numFmt w:val="bullet"/>
+      <w:lvlText w:val="○"/>
+      <w:lvlJc w:val="left"/>
+      <w:pPr>
+        <w:ind w:left="1440" w:hanging="360"/>
+      </w:pPr>
+      <w:rPr>
+        <w:u w:val="none"/>
+      </w:rPr>
+    </w:lvl>
+    <w:lvl w:ilvl="2">
+      <w:start w:val="1"/>
+      <w:numFmt w:val="bullet"/>
+      <w:lvlText w:val="■"/>
+      <w:lvlJc w:val="left"/>
+      <w:pPr>
+        <w:ind w:left="2160" w:hanging="360"/>
+      </w:pPr>
+      <w:rPr>
+        <w:u w:val="none"/>
+      </w:rPr>
+    </w:lvl>
+    <w:lvl w:ilvl="3">
+      <w:start w:val="1"/>
+      <w:numFmt w:val="bullet"/>
+      <w:lvlText w:val="■"/>
+      <w:lvlJc w:val="left"/>
+      <w:pPr>
+        <w:ind w:left="2880" w:hanging="360"/>
+      </w:pPr>
+      <w:rPr>
+        <w:u w:val="none"/>
+      </w:rPr>
+    </w:lvl>
+    <w:lvl w:ilvl="4">
+      <w:start w:val="1"/>
+      <w:numFmt w:val="bullet"/>
+      <w:lvlText w:val="■"/>
+      <w:lvlJc w:val="left"/>
+      <w:pPr>
+        <w:ind w:left="3600" w:hanging="360"/>
+      </w:pPr>
+      <w:rPr>
+        <w:u w:val="none"/>
+      </w:rPr>
+    </w:lvl>
+    <w:lvl w:ilvl="5">
+      <w:start w:val="1"/>
+      <w:numFmt w:val="bullet"/>
+      <w:lvlText w:val="■"/>
+      <w:lvlJc w:val="left"/>
+      <w:pPr>
+        <w:ind w:left="4320" w:hanging="360"/>
+      </w:pPr>
+      <w:rPr>
+        <w:u w:val="none"/>
+      </w:rPr>
+    </w:lvl>
+    <w:lvl w:ilvl="6">
+      <w:start w:val="1"/>
+      <w:numFmt w:val="bullet"/>
+      <w:lvlText w:val="■"/>
+      <w:lvlJc w:val="left"/>
+      <w:pPr>
+        <w:ind w:left="5040" w:hanging="360"/>
+      </w:pPr>
+      <w:rPr>
+        <w:u w:val="none"/>
+      </w:rPr>
+    </w:lvl>
+    <w:lvl w:ilvl="7">
+      <w:start w:val="1"/>
+      <w:numFmt w:val="bullet"/>
+      <w:lvlText w:val="■"/>
+      <w:lvlJc w:val="left"/>
+      <w:pPr>
+        <w:ind w:left="5760" w:hanging="360"/>
+      </w:pPr>
+      <w:rPr>
+        <w:u w:val="none"/>
+      </w:rPr>
+    </w:lvl>
+    <w:lvl w:ilvl="8">
+      <w:start w:val="1"/>
+      <w:numFmt w:val="bullet"/>
+      <w:lvlText w:val="■"/>
+      <w:lvlJc w:val="left"/>
+      <w:pPr>
+        <w:ind w:left="6480" w:hanging="360"/>
+      </w:pPr>
+      <w:rPr>
+        <w:u w:val="none"/>
+      </w:rPr>
+    </w:lvl>
+  </w:abstractNum>
+  <w:abstractNum w:abstractNumId="43">
+    <w:lvl w:ilvl="0">
+      <w:start w:val="1"/>
       <w:numFmt w:val="decimal"/>
       <w:lvlText w:val="%1."/>
       <w:lvlJc w:val="left"/>
@@ -25844,7 +26686,7 @@
       </w:rPr>
     </w:lvl>
   </w:abstractNum>
-  <w:abstractNum w:abstractNumId="42">
+  <w:abstractNum w:abstractNumId="44">
     <w:lvl w:ilvl="0">
       <w:start w:val="1"/>
       <w:numFmt w:val="bullet"/>
@@ -26079,6 +26921,12 @@
   </w:num>
   <w:num w:numId="42">
     <w:abstractNumId w:val="42"/>
+  </w:num>
+  <w:num w:numId="43">
+    <w:abstractNumId w:val="43"/>
+  </w:num>
+  <w:num w:numId="44">
+    <w:abstractNumId w:val="44"/>
   </w:num>
 </w:numbering>
 </file>

--- a/Spec.docx
+++ b/Spec.docx
@@ -3380,7 +3380,229 @@
         <w:rPr>
           <w:rtl w:val="0"/>
         </w:rPr>
-        <w:t xml:space="preserve">Identity Resolution driven. TODO: Find the way of unambiguously identifying concepts (Resources, Occurrences, Statements, SPOs, Kinds) in a given context. </w:t>
+        <w:t xml:space="preserve">Identity Resolution driven. TODO: Find the way of unambiguously identifying concepts (Resources, Occurrences, Statements, SPOs, Kinds) equivalent (in a given role occurrence in a given context).</w:t>
+      </w:r>
+    </w:p>
+    <w:p>
+      <w:pPr>
+        <w:rPr/>
+      </w:pPr>
+      <w:r>
+        <w:rPr>
+          <w:rtl w:val="0"/>
+        </w:rPr>
+      </w:r>
+    </w:p>
+    <w:p>
+      <w:pPr>
+        <w:rPr/>
+      </w:pPr>
+      <w:r>
+        <w:rPr>
+          <w:rtl w:val="0"/>
+        </w:rPr>
+        <w:t xml:space="preserve">Merge: Reify as Resources Occurrences, Statements, SPOs, Kinds. Resolve ID of Resources, Contexts (ID, Type), Occurrences (IDs, Contexts, Roles).</w:t>
+      </w:r>
+    </w:p>
+    <w:p>
+      <w:pPr>
+        <w:rPr/>
+      </w:pPr>
+      <w:r>
+        <w:rPr>
+          <w:rtl w:val="0"/>
+        </w:rPr>
+      </w:r>
+    </w:p>
+    <w:p>
+      <w:pPr>
+        <w:rPr/>
+      </w:pPr>
+      <w:r>
+        <w:rPr>
+          <w:rtl w:val="0"/>
+        </w:rPr>
+        <w:t xml:space="preserve">Aggregated Processing / Production Statements acts as Templates / Upper ontology alignment schemas.</w:t>
+      </w:r>
+    </w:p>
+    <w:p>
+      <w:pPr>
+        <w:rPr/>
+      </w:pPr>
+      <w:r>
+        <w:rPr>
+          <w:rtl w:val="0"/>
+        </w:rPr>
+      </w:r>
+    </w:p>
+    <w:p>
+      <w:pPr>
+        <w:rPr/>
+      </w:pPr>
+      <w:r>
+        <w:rPr>
+          <w:rtl w:val="0"/>
+        </w:rPr>
+        <w:t xml:space="preserve">Layers context merged entities propagate upstream (unfolding) and downstream (folding).</w:t>
+      </w:r>
+    </w:p>
+    <w:p>
+      <w:pPr>
+        <w:rPr/>
+      </w:pPr>
+      <w:r>
+        <w:rPr>
+          <w:rtl w:val="0"/>
+        </w:rPr>
+      </w:r>
+    </w:p>
+    <w:p>
+      <w:pPr>
+        <w:rPr/>
+      </w:pPr>
+      <w:r>
+        <w:rPr>
+          <w:rtl w:val="0"/>
+        </w:rPr>
+        <w:t xml:space="preserve">Identity Encoding:</w:t>
+      </w:r>
+    </w:p>
+    <w:p>
+      <w:pPr>
+        <w:rPr/>
+      </w:pPr>
+      <w:r>
+        <w:rPr>
+          <w:rtl w:val="0"/>
+        </w:rPr>
+      </w:r>
+    </w:p>
+    <w:p>
+      <w:pPr>
+        <w:rPr>
+          <w:b w:val="1"/>
+          <w:bCs w:val="1"/>
+        </w:rPr>
+      </w:pPr>
+      <w:r>
+        <w:rPr>
+          <w:b w:val="1"/>
+          <w:bCs w:val="1"/>
+          <w:rtl w:val="0"/>
+        </w:rPr>
+        <w:t xml:space="preserve">CPPE Embeddings</w:t>
+      </w:r>
+    </w:p>
+    <w:p>
+      <w:pPr>
+        <w:rPr/>
+      </w:pPr>
+      <w:r>
+        <w:rPr>
+          <w:rtl w:val="0"/>
+        </w:rPr>
+        <w:t xml:space="preserve">Index API.</w:t>
+      </w:r>
+    </w:p>
+    <w:p>
+      <w:pPr>
+        <w:rPr/>
+      </w:pPr>
+      <w:r>
+        <w:rPr>
+          <w:rtl w:val="0"/>
+        </w:rPr>
+      </w:r>
+    </w:p>
+    <w:p>
+      <w:pPr>
+        <w:rPr>
+          <w:b w:val="1"/>
+          <w:bCs w:val="1"/>
+        </w:rPr>
+      </w:pPr>
+      <w:r>
+        <w:rPr>
+          <w:b w:val="1"/>
+          <w:bCs w:val="1"/>
+          <w:rtl w:val="0"/>
+        </w:rPr>
+        <w:t xml:space="preserve">FCA / Set Assertion Statements:</w:t>
+      </w:r>
+    </w:p>
+    <w:p>
+      <w:pPr>
+        <w:rPr/>
+      </w:pPr>
+      <w:r>
+        <w:rPr>
+          <w:rtl w:val="0"/>
+        </w:rPr>
+        <w:t xml:space="preserve">(Context, Concept, Role, Occurrence);</w:t>
+      </w:r>
+    </w:p>
+    <w:p>
+      <w:pPr>
+        <w:rPr/>
+      </w:pPr>
+      <w:r>
+        <w:rPr>
+          <w:rtl w:val="0"/>
+        </w:rPr>
+        <w:t xml:space="preserve">Concept, Context, Role, Occurrence recursively instance of Set Statements.</w:t>
+      </w:r>
+    </w:p>
+    <w:p>
+      <w:pPr>
+        <w:rPr/>
+      </w:pPr>
+      <w:r>
+        <w:rPr>
+          <w:rtl w:val="0"/>
+        </w:rPr>
+      </w:r>
+    </w:p>
+    <w:p>
+      <w:pPr>
+        <w:rPr/>
+      </w:pPr>
+      <w:r>
+        <w:rPr>
+          <w:rtl w:val="0"/>
+        </w:rPr>
+        <w:t xml:space="preserve">Naming Scheme:</w:t>
+      </w:r>
+    </w:p>
+    <w:p>
+      <w:pPr>
+        <w:rPr/>
+      </w:pPr>
+      <w:r>
+        <w:rPr>
+          <w:rtl w:val="0"/>
+        </w:rPr>
+      </w:r>
+    </w:p>
+    <w:p>
+      <w:pPr>
+        <w:rPr/>
+      </w:pPr>
+      <w:r>
+        <w:rPr>
+          <w:rtl w:val="0"/>
+        </w:rPr>
+        <w:t xml:space="preserve">Name assignment for inferred entities.</w:t>
+      </w:r>
+    </w:p>
+    <w:p>
+      <w:pPr>
+        <w:rPr/>
+      </w:pPr>
+      <w:r>
+        <w:rPr>
+          <w:rtl w:val="0"/>
+        </w:rPr>
+        <w:t xml:space="preserve">Registry Mapping of Merge encodings.</w:t>
       </w:r>
     </w:p>
     <w:p>
@@ -8030,12 +8252,12 @@
           <wp:inline distB="19050" distT="19050" distL="19050" distR="19050">
             <wp:extent cx="143470" cy="232655"/>
             <wp:effectExtent b="0" l="0" r="0" t="0"/>
-            <wp:docPr id="16" name="image7.png"/>
+            <wp:docPr id="16" name="image11.png"/>
             <a:graphic>
               <a:graphicData uri="http://schemas.openxmlformats.org/drawingml/2006/picture">
                 <pic:pic>
                   <pic:nvPicPr>
-                    <pic:cNvPr id="0" name="image7.png"/>
+                    <pic:cNvPr id="0" name="image11.png"/>
                     <pic:cNvPicPr preferRelativeResize="0"/>
                   </pic:nvPicPr>
                   <pic:blipFill>
@@ -8094,12 +8316,12 @@
           <wp:inline distB="19050" distT="19050" distL="19050" distR="19050">
             <wp:extent cx="105489" cy="234421"/>
             <wp:effectExtent b="0" l="0" r="0" t="0"/>
-            <wp:docPr id="7" name="image1.png"/>
+            <wp:docPr id="7" name="image9.png"/>
             <a:graphic>
               <a:graphicData uri="http://schemas.openxmlformats.org/drawingml/2006/picture">
                 <pic:pic>
                   <pic:nvPicPr>
-                    <pic:cNvPr id="0" name="image1.png"/>
+                    <pic:cNvPr id="0" name="image9.png"/>
                     <pic:cNvPicPr preferRelativeResize="0"/>
                   </pic:nvPicPr>
                   <pic:blipFill>
@@ -8151,12 +8373,12 @@
           <wp:inline distB="19050" distT="19050" distL="19050" distR="19050">
             <wp:extent cx="771584" cy="229183"/>
             <wp:effectExtent b="0" l="0" r="0" t="0"/>
-            <wp:docPr id="12" name="image18.png"/>
+            <wp:docPr id="12" name="image8.png"/>
             <a:graphic>
               <a:graphicData uri="http://schemas.openxmlformats.org/drawingml/2006/picture">
                 <pic:pic>
                   <pic:nvPicPr>
-                    <pic:cNvPr id="0" name="image18.png"/>
+                    <pic:cNvPr id="0" name="image8.png"/>
                     <pic:cNvPicPr preferRelativeResize="0"/>
                   </pic:nvPicPr>
                   <pic:blipFill>
@@ -8213,12 +8435,12 @@
           <wp:inline distB="19050" distT="19050" distL="19050" distR="19050">
             <wp:extent cx="586919" cy="227194"/>
             <wp:effectExtent b="0" l="0" r="0" t="0"/>
-            <wp:docPr id="4" name="image16.png"/>
+            <wp:docPr id="4" name="image10.png"/>
             <a:graphic>
               <a:graphicData uri="http://schemas.openxmlformats.org/drawingml/2006/picture">
                 <pic:pic>
                   <pic:nvPicPr>
-                    <pic:cNvPr id="0" name="image16.png"/>
+                    <pic:cNvPr id="0" name="image10.png"/>
                     <pic:cNvPicPr preferRelativeResize="0"/>
                   </pic:nvPicPr>
                   <pic:blipFill>
@@ -8328,12 +8550,12 @@
           <wp:inline distB="19050" distT="19050" distL="19050" distR="19050">
             <wp:extent cx="574357" cy="229743"/>
             <wp:effectExtent b="0" l="0" r="0" t="0"/>
-            <wp:docPr id="17" name="image11.png"/>
+            <wp:docPr id="17" name="image23.png"/>
             <a:graphic>
               <a:graphicData uri="http://schemas.openxmlformats.org/drawingml/2006/picture">
                 <pic:pic>
                   <pic:nvPicPr>
-                    <pic:cNvPr id="0" name="image11.png"/>
+                    <pic:cNvPr id="0" name="image23.png"/>
                     <pic:cNvPicPr preferRelativeResize="0"/>
                   </pic:nvPicPr>
                   <pic:blipFill>
@@ -8374,12 +8596,12 @@
           <wp:inline distB="19050" distT="19050" distL="19050" distR="19050">
             <wp:extent cx="79891" cy="239673"/>
             <wp:effectExtent b="0" l="0" r="0" t="0"/>
-            <wp:docPr id="6" name="image5.png"/>
+            <wp:docPr id="6" name="image7.png"/>
             <a:graphic>
               <a:graphicData uri="http://schemas.openxmlformats.org/drawingml/2006/picture">
                 <pic:pic>
                   <pic:nvPicPr>
-                    <pic:cNvPr id="0" name="image5.png"/>
+                    <pic:cNvPr id="0" name="image7.png"/>
                     <pic:cNvPicPr preferRelativeResize="0"/>
                   </pic:nvPicPr>
                   <pic:blipFill>
@@ -8420,12 +8642,12 @@
           <wp:inline distB="19050" distT="19050" distL="19050" distR="19050">
             <wp:extent cx="89475" cy="244024"/>
             <wp:effectExtent b="0" l="0" r="0" t="0"/>
-            <wp:docPr id="2" name="image17.png"/>
+            <wp:docPr id="2" name="image4.png"/>
             <a:graphic>
               <a:graphicData uri="http://schemas.openxmlformats.org/drawingml/2006/picture">
                 <pic:pic>
                   <pic:nvPicPr>
-                    <pic:cNvPr id="0" name="image17.png"/>
+                    <pic:cNvPr id="0" name="image4.png"/>
                     <pic:cNvPicPr preferRelativeResize="0"/>
                   </pic:nvPicPr>
                   <pic:blipFill>
@@ -8466,12 +8688,12 @@
           <wp:inline distB="19050" distT="19050" distL="19050" distR="19050">
             <wp:extent cx="97572" cy="234173"/>
             <wp:effectExtent b="0" l="0" r="0" t="0"/>
-            <wp:docPr id="24" name="image8.png"/>
+            <wp:docPr id="24" name="image6.png"/>
             <a:graphic>
               <a:graphicData uri="http://schemas.openxmlformats.org/drawingml/2006/picture">
                 <pic:pic>
                   <pic:nvPicPr>
-                    <pic:cNvPr id="0" name="image8.png"/>
+                    <pic:cNvPr id="0" name="image6.png"/>
                     <pic:cNvPicPr preferRelativeResize="0"/>
                   </pic:nvPicPr>
                   <pic:blipFill>
@@ -8522,12 +8744,12 @@
           <wp:inline distB="19050" distT="19050" distL="19050" distR="19050">
             <wp:extent cx="3718560" cy="686503"/>
             <wp:effectExtent b="0" l="0" r="0" t="0"/>
-            <wp:docPr id="25" name="image23.png"/>
+            <wp:docPr id="25" name="image18.png"/>
             <a:graphic>
               <a:graphicData uri="http://schemas.openxmlformats.org/drawingml/2006/picture">
                 <pic:pic>
                   <pic:nvPicPr>
-                    <pic:cNvPr id="0" name="image23.png"/>
+                    <pic:cNvPr id="0" name="image18.png"/>
                     <pic:cNvPicPr preferRelativeResize="0"/>
                   </pic:nvPicPr>
                   <pic:blipFill>
@@ -8703,12 +8925,12 @@
           <wp:inline distB="19050" distT="19050" distL="19050" distR="19050">
             <wp:extent cx="145018" cy="235165"/>
             <wp:effectExtent b="0" l="0" r="0" t="0"/>
-            <wp:docPr id="8" name="image9.png"/>
+            <wp:docPr id="8" name="image3.png"/>
             <a:graphic>
               <a:graphicData uri="http://schemas.openxmlformats.org/drawingml/2006/picture">
                 <pic:pic>
                   <pic:nvPicPr>
-                    <pic:cNvPr id="0" name="image9.png"/>
+                    <pic:cNvPr id="0" name="image3.png"/>
                     <pic:cNvPicPr preferRelativeResize="0"/>
                   </pic:nvPicPr>
                   <pic:blipFill>
@@ -8749,12 +8971,12 @@
           <wp:inline distB="19050" distT="19050" distL="19050" distR="19050">
             <wp:extent cx="138292" cy="224257"/>
             <wp:effectExtent b="0" l="0" r="0" t="0"/>
-            <wp:docPr id="15" name="image24.png"/>
+            <wp:docPr id="15" name="image22.png"/>
             <a:graphic>
               <a:graphicData uri="http://schemas.openxmlformats.org/drawingml/2006/picture">
                 <pic:pic>
                   <pic:nvPicPr>
-                    <pic:cNvPr id="0" name="image24.png"/>
+                    <pic:cNvPr id="0" name="image22.png"/>
                     <pic:cNvPicPr preferRelativeResize="0"/>
                   </pic:nvPicPr>
                   <pic:blipFill>
@@ -8824,12 +9046,12 @@
           <wp:inline distB="19050" distT="19050" distL="19050" distR="19050">
             <wp:extent cx="3819649" cy="228721"/>
             <wp:effectExtent b="0" l="0" r="0" t="0"/>
-            <wp:docPr id="22" name="image14.png"/>
+            <wp:docPr id="22" name="image24.png"/>
             <a:graphic>
               <a:graphicData uri="http://schemas.openxmlformats.org/drawingml/2006/picture">
                 <pic:pic>
                   <pic:nvPicPr>
-                    <pic:cNvPr id="0" name="image14.png"/>
+                    <pic:cNvPr id="0" name="image24.png"/>
                     <pic:cNvPicPr preferRelativeResize="0"/>
                   </pic:nvPicPr>
                   <pic:blipFill>
@@ -9001,12 +9223,12 @@
           <wp:inline distB="19050" distT="19050" distL="19050" distR="19050">
             <wp:extent cx="2756002" cy="229031"/>
             <wp:effectExtent b="0" l="0" r="0" t="0"/>
-            <wp:docPr id="10" name="image15.png"/>
+            <wp:docPr id="10" name="image2.png"/>
             <a:graphic>
               <a:graphicData uri="http://schemas.openxmlformats.org/drawingml/2006/picture">
                 <pic:pic>
                   <pic:nvPicPr>
-                    <pic:cNvPr id="0" name="image15.png"/>
+                    <pic:cNvPr id="0" name="image2.png"/>
                     <pic:cNvPicPr preferRelativeResize="0"/>
                   </pic:nvPicPr>
                   <pic:blipFill>
@@ -9417,12 +9639,12 @@
           <wp:inline distB="19050" distT="19050" distL="19050" distR="19050">
             <wp:extent cx="720923" cy="227660"/>
             <wp:effectExtent b="0" l="0" r="0" t="0"/>
-            <wp:docPr id="19" name="image3.png"/>
+            <wp:docPr id="19" name="image12.png"/>
             <a:graphic>
               <a:graphicData uri="http://schemas.openxmlformats.org/drawingml/2006/picture">
                 <pic:pic>
                   <pic:nvPicPr>
-                    <pic:cNvPr id="0" name="image3.png"/>
+                    <pic:cNvPr id="0" name="image12.png"/>
                     <pic:cNvPicPr preferRelativeResize="0"/>
                   </pic:nvPicPr>
                   <pic:blipFill>
@@ -9497,12 +9719,12 @@
           <wp:inline distB="19050" distT="19050" distL="19050" distR="19050">
             <wp:extent cx="105489" cy="234421"/>
             <wp:effectExtent b="0" l="0" r="0" t="0"/>
-            <wp:docPr id="3" name="image1.png"/>
+            <wp:docPr id="3" name="image9.png"/>
             <a:graphic>
               <a:graphicData uri="http://schemas.openxmlformats.org/drawingml/2006/picture">
                 <pic:pic>
                   <pic:nvPicPr>
-                    <pic:cNvPr id="0" name="image1.png"/>
+                    <pic:cNvPr id="0" name="image9.png"/>
                     <pic:cNvPicPr preferRelativeResize="0"/>
                   </pic:nvPicPr>
                   <pic:blipFill>
@@ -9543,12 +9765,12 @@
           <wp:inline distB="19050" distT="19050" distL="19050" distR="19050">
             <wp:extent cx="97572" cy="234173"/>
             <wp:effectExtent b="0" l="0" r="0" t="0"/>
-            <wp:docPr id="5" name="image8.png"/>
+            <wp:docPr id="5" name="image6.png"/>
             <a:graphic>
               <a:graphicData uri="http://schemas.openxmlformats.org/drawingml/2006/picture">
                 <pic:pic>
                   <pic:nvPicPr>
-                    <pic:cNvPr id="0" name="image8.png"/>
+                    <pic:cNvPr id="0" name="image6.png"/>
                     <pic:cNvPicPr preferRelativeResize="0"/>
                   </pic:nvPicPr>
                   <pic:blipFill>
@@ -9589,12 +9811,12 @@
           <wp:inline distB="19050" distT="19050" distL="19050" distR="19050">
             <wp:extent cx="607516" cy="227818"/>
             <wp:effectExtent b="0" l="0" r="0" t="0"/>
-            <wp:docPr id="21" name="image13.png"/>
+            <wp:docPr id="21" name="image14.png"/>
             <a:graphic>
               <a:graphicData uri="http://schemas.openxmlformats.org/drawingml/2006/picture">
                 <pic:pic>
                   <pic:nvPicPr>
-                    <pic:cNvPr id="0" name="image13.png"/>
+                    <pic:cNvPr id="0" name="image14.png"/>
                     <pic:cNvPicPr preferRelativeResize="0"/>
                   </pic:nvPicPr>
                   <pic:blipFill>
@@ -9669,12 +9891,12 @@
           <wp:inline distB="19050" distT="19050" distL="19050" distR="19050">
             <wp:extent cx="586919" cy="227194"/>
             <wp:effectExtent b="0" l="0" r="0" t="0"/>
-            <wp:docPr id="13" name="image16.png"/>
+            <wp:docPr id="13" name="image10.png"/>
             <a:graphic>
               <a:graphicData uri="http://schemas.openxmlformats.org/drawingml/2006/picture">
                 <pic:pic>
                   <pic:nvPicPr>
-                    <pic:cNvPr id="0" name="image16.png"/>
+                    <pic:cNvPr id="0" name="image10.png"/>
                     <pic:cNvPicPr preferRelativeResize="0"/>
                   </pic:nvPicPr>
                   <pic:blipFill>
@@ -9715,12 +9937,12 @@
           <wp:inline distB="19050" distT="19050" distL="19050" distR="19050">
             <wp:extent cx="105489" cy="234421"/>
             <wp:effectExtent b="0" l="0" r="0" t="0"/>
-            <wp:docPr id="23" name="image1.png"/>
+            <wp:docPr id="23" name="image9.png"/>
             <a:graphic>
               <a:graphicData uri="http://schemas.openxmlformats.org/drawingml/2006/picture">
                 <pic:pic>
                   <pic:nvPicPr>
-                    <pic:cNvPr id="0" name="image1.png"/>
+                    <pic:cNvPr id="0" name="image9.png"/>
                     <pic:cNvPicPr preferRelativeResize="0"/>
                   </pic:nvPicPr>
                   <pic:blipFill>
@@ -9795,12 +10017,12 @@
           <wp:inline distB="19050" distT="19050" distL="19050" distR="19050">
             <wp:extent cx="333911" cy="211093"/>
             <wp:effectExtent b="0" l="0" r="0" t="0"/>
-            <wp:docPr id="14" name="image21.png"/>
+            <wp:docPr id="14" name="image13.png"/>
             <a:graphic>
               <a:graphicData uri="http://schemas.openxmlformats.org/drawingml/2006/picture">
                 <pic:pic>
                   <pic:nvPicPr>
-                    <pic:cNvPr id="0" name="image21.png"/>
+                    <pic:cNvPr id="0" name="image13.png"/>
                     <pic:cNvPicPr preferRelativeResize="0"/>
                   </pic:nvPicPr>
                   <pic:blipFill>
@@ -9841,12 +10063,12 @@
           <wp:inline distB="19050" distT="19050" distL="19050" distR="19050">
             <wp:extent cx="457438" cy="228719"/>
             <wp:effectExtent b="0" l="0" r="0" t="0"/>
-            <wp:docPr id="26" name="image12.png"/>
+            <wp:docPr id="26" name="image21.png"/>
             <a:graphic>
               <a:graphicData uri="http://schemas.openxmlformats.org/drawingml/2006/picture">
                 <pic:pic>
                   <pic:nvPicPr>
-                    <pic:cNvPr id="0" name="image12.png"/>
+                    <pic:cNvPr id="0" name="image21.png"/>
                     <pic:cNvPicPr preferRelativeResize="0"/>
                   </pic:nvPicPr>
                   <pic:blipFill>
@@ -10042,12 +10264,12 @@
           <wp:inline distB="19050" distT="19050" distL="19050" distR="19050">
             <wp:extent cx="214432" cy="225717"/>
             <wp:effectExtent b="0" l="0" r="0" t="0"/>
-            <wp:docPr id="18" name="image2.png"/>
+            <wp:docPr id="18" name="image17.png"/>
             <a:graphic>
               <a:graphicData uri="http://schemas.openxmlformats.org/drawingml/2006/picture">
                 <pic:pic>
                   <pic:nvPicPr>
-                    <pic:cNvPr id="0" name="image2.png"/>
+                    <pic:cNvPr id="0" name="image17.png"/>
                     <pic:cNvPicPr preferRelativeResize="0"/>
                   </pic:nvPicPr>
                   <pic:blipFill>
@@ -10088,12 +10310,12 @@
           <wp:inline distB="19050" distT="19050" distL="19050" distR="19050">
             <wp:extent cx="214432" cy="225717"/>
             <wp:effectExtent b="0" l="0" r="0" t="0"/>
-            <wp:docPr id="20" name="image6.png"/>
+            <wp:docPr id="20" name="image19.png"/>
             <a:graphic>
               <a:graphicData uri="http://schemas.openxmlformats.org/drawingml/2006/picture">
                 <pic:pic>
                   <pic:nvPicPr>
-                    <pic:cNvPr id="0" name="image6.png"/>
+                    <pic:cNvPr id="0" name="image19.png"/>
                     <pic:cNvPicPr preferRelativeResize="0"/>
                   </pic:nvPicPr>
                   <pic:blipFill>
@@ -10134,12 +10356,12 @@
           <wp:inline distB="19050" distT="19050" distL="19050" distR="19050">
             <wp:extent cx="876836" cy="285925"/>
             <wp:effectExtent b="0" l="0" r="0" t="0"/>
-            <wp:docPr id="11" name="image22.png"/>
+            <wp:docPr id="11" name="image15.png"/>
             <a:graphic>
               <a:graphicData uri="http://schemas.openxmlformats.org/drawingml/2006/picture">
                 <pic:pic>
                   <pic:nvPicPr>
-                    <pic:cNvPr id="0" name="image22.png"/>
+                    <pic:cNvPr id="0" name="image15.png"/>
                     <pic:cNvPicPr preferRelativeResize="0"/>
                   </pic:nvPicPr>
                   <pic:blipFill>
@@ -10214,12 +10436,12 @@
           <wp:inline distB="19050" distT="19050" distL="19050" distR="19050">
             <wp:extent cx="214432" cy="225717"/>
             <wp:effectExtent b="0" l="0" r="0" t="0"/>
-            <wp:docPr id="1" name="image10.png"/>
+            <wp:docPr id="1" name="image1.png"/>
             <a:graphic>
               <a:graphicData uri="http://schemas.openxmlformats.org/drawingml/2006/picture">
                 <pic:pic>
                   <pic:nvPicPr>
-                    <pic:cNvPr id="0" name="image10.png"/>
+                    <pic:cNvPr id="0" name="image1.png"/>
                     <pic:cNvPicPr preferRelativeResize="0"/>
                   </pic:nvPicPr>
                   <pic:blipFill>
@@ -10260,12 +10482,12 @@
           <wp:inline distB="19050" distT="19050" distL="19050" distR="19050">
             <wp:extent cx="214432" cy="225717"/>
             <wp:effectExtent b="0" l="0" r="0" t="0"/>
-            <wp:docPr id="27" name="image19.png"/>
+            <wp:docPr id="27" name="image16.png"/>
             <a:graphic>
               <a:graphicData uri="http://schemas.openxmlformats.org/drawingml/2006/picture">
                 <pic:pic>
                   <pic:nvPicPr>
-                    <pic:cNvPr id="0" name="image19.png"/>
+                    <pic:cNvPr id="0" name="image16.png"/>
                     <pic:cNvPicPr preferRelativeResize="0"/>
                   </pic:nvPicPr>
                   <pic:blipFill>
@@ -10306,12 +10528,12 @@
           <wp:inline distB="19050" distT="19050" distL="19050" distR="19050">
             <wp:extent cx="95905" cy="230173"/>
             <wp:effectExtent b="0" l="0" r="0" t="0"/>
-            <wp:docPr id="9" name="image4.png"/>
+            <wp:docPr id="9" name="image5.png"/>
             <a:graphic>
               <a:graphicData uri="http://schemas.openxmlformats.org/drawingml/2006/picture">
                 <pic:pic>
                   <pic:nvPicPr>
-                    <pic:cNvPr id="0" name="image4.png"/>
+                    <pic:cNvPr id="0" name="image5.png"/>
                     <pic:cNvPicPr preferRelativeResize="0"/>
                   </pic:nvPicPr>
                   <pic:blipFill>

--- a/Spec.docx
+++ b/Spec.docx
@@ -13,7 +13,7 @@
         <w:rPr>
           <w:rtl w:val="0"/>
         </w:rPr>
-        <w:t xml:space="preserve">Semantic Functional Streams</w:t>
+        <w:t xml:space="preserve">Semantic Streams Augmentation</w:t>
       </w:r>
     </w:p>
     <w:p>
@@ -142,17 +142,6 @@
     </w:p>
     <w:p>
       <w:pPr>
-        <w:spacing w:line="276" w:lineRule="auto"/>
-        <w:rPr/>
-      </w:pPr>
-      <w:r>
-        <w:rPr>
-          <w:rtl w:val="0"/>
-        </w:rPr>
-      </w:r>
-    </w:p>
-    <w:p>
-      <w:pPr>
         <w:pStyle w:val="Heading1"/>
         <w:rPr/>
       </w:pPr>
@@ -545,7 +534,7 @@
           <w:shd w:fill="f6f8fa" w:val="clear"/>
           <w:rtl w:val="0"/>
         </w:rPr>
-        <w:t xml:space="preserve">class Subject extends Occurrence</w:t>
+        <w:t xml:space="preserve">class Context extends Occurrence</w:t>
       </w:r>
     </w:p>
     <w:p>
@@ -568,7 +557,7 @@
           <w:shd w:fill="f6f8fa" w:val="clear"/>
           <w:rtl w:val="0"/>
         </w:rPr>
-        <w:t xml:space="preserve">+ role : SubjectKind</w:t>
+        <w:t xml:space="preserve">+ role : ContextKind</w:t>
       </w:r>
     </w:p>
     <w:p>
@@ -608,7 +597,7 @@
           <w:shd w:fill="f6f8fa" w:val="clear"/>
           <w:rtl w:val="0"/>
         </w:rPr>
-        <w:t xml:space="preserve">class Predicate extends Occurrence</w:t>
+        <w:t xml:space="preserve">class Subject extends Occurrence</w:t>
       </w:r>
     </w:p>
     <w:p>
@@ -631,7 +620,7 @@
           <w:shd w:fill="f6f8fa" w:val="clear"/>
           <w:rtl w:val="0"/>
         </w:rPr>
-        <w:t xml:space="preserve">+ role : PredicateKind</w:t>
+        <w:t xml:space="preserve">+ role : SubjectKind</w:t>
       </w:r>
     </w:p>
     <w:p>
@@ -671,7 +660,7 @@
           <w:shd w:fill="f6f8fa" w:val="clear"/>
           <w:rtl w:val="0"/>
         </w:rPr>
-        <w:t xml:space="preserve">class Object extends Occurrence</w:t>
+        <w:t xml:space="preserve">class Predicate extends Occurrence</w:t>
       </w:r>
     </w:p>
     <w:p>
@@ -694,7 +683,7 @@
           <w:shd w:fill="f6f8fa" w:val="clear"/>
           <w:rtl w:val="0"/>
         </w:rPr>
-        <w:t xml:space="preserve">+ role : ObjectKind</w:t>
+        <w:t xml:space="preserve">+ role : PredicateKind</w:t>
       </w:r>
     </w:p>
     <w:p>
@@ -734,7 +723,7 @@
           <w:shd w:fill="f6f8fa" w:val="clear"/>
           <w:rtl w:val="0"/>
         </w:rPr>
-        <w:t xml:space="preserve">interface Kind&lt;PlayerType extends Occurrence,</w:t>
+        <w:t xml:space="preserve">class Object extends Occurrence</w:t>
       </w:r>
     </w:p>
     <w:p>
@@ -757,7 +746,7 @@
           <w:shd w:fill="f6f8fa" w:val="clear"/>
           <w:rtl w:val="0"/>
         </w:rPr>
-        <w:t xml:space="preserve">          AttributeType extends Occurrence,</w:t>
+        <w:t xml:space="preserve">+ role : ObjectKind</w:t>
       </w:r>
     </w:p>
     <w:p>
@@ -773,31 +762,31 @@
       </w:pPr>
       <w:r>
         <w:rPr>
+          <w:rtl w:val="0"/>
+        </w:rPr>
+      </w:r>
+    </w:p>
+    <w:p>
+      <w:pPr>
+        <w:spacing w:line="348" w:lineRule="auto"/>
+        <w:rPr>
           <w:rFonts w:ascii="Courier New" w:cs="Courier New" w:eastAsia="Courier New" w:hAnsi="Courier New"/>
           <w:color w:val="1f2328"/>
           <w:sz w:val="20"/>
           <w:szCs w:val="20"/>
           <w:shd w:fill="f6f8fa" w:val="clear"/>
-          <w:rtl w:val="0"/>
-        </w:rPr>
-        <w:t xml:space="preserve">          ValueType extends Occurrence&gt;</w:t>
-      </w:r>
-    </w:p>
-    <w:p>
-      <w:pPr>
-        <w:spacing w:line="348" w:lineRule="auto"/>
+        </w:rPr>
+      </w:pPr>
+      <w:r>
         <w:rPr>
           <w:rFonts w:ascii="Courier New" w:cs="Courier New" w:eastAsia="Courier New" w:hAnsi="Courier New"/>
           <w:color w:val="1f2328"/>
           <w:sz w:val="20"/>
           <w:szCs w:val="20"/>
           <w:shd w:fill="f6f8fa" w:val="clear"/>
-        </w:rPr>
-      </w:pPr>
-      <w:r>
-        <w:rPr>
-          <w:rtl w:val="0"/>
-        </w:rPr>
+          <w:rtl w:val="0"/>
+        </w:rPr>
+        <w:t xml:space="preserve">interface Kind&lt;PlayerType extends Occurrence,</w:t>
       </w:r>
     </w:p>
     <w:p>
@@ -820,7 +809,7 @@
           <w:shd w:fill="f6f8fa" w:val="clear"/>
           <w:rtl w:val="0"/>
         </w:rPr>
-        <w:t xml:space="preserve">class SubjectKind extends Subject implements Kind&lt;Subject, Predicate, Object&gt;</w:t>
+        <w:t xml:space="preserve">          AttributeType extends Occurrence,</w:t>
       </w:r>
     </w:p>
     <w:p>
@@ -836,31 +825,31 @@
       </w:pPr>
       <w:r>
         <w:rPr>
-          <w:rtl w:val="0"/>
-        </w:rPr>
-      </w:r>
-    </w:p>
-    <w:p>
-      <w:pPr>
-        <w:spacing w:line="348" w:lineRule="auto"/>
-        <w:rPr>
           <w:rFonts w:ascii="Courier New" w:cs="Courier New" w:eastAsia="Courier New" w:hAnsi="Courier New"/>
           <w:color w:val="1f2328"/>
           <w:sz w:val="20"/>
           <w:szCs w:val="20"/>
           <w:shd w:fill="f6f8fa" w:val="clear"/>
-        </w:rPr>
-      </w:pPr>
-      <w:r>
+          <w:rtl w:val="0"/>
+        </w:rPr>
+        <w:t xml:space="preserve">          ValueType extends Occurrence&gt;</w:t>
+      </w:r>
+    </w:p>
+    <w:p>
+      <w:pPr>
+        <w:spacing w:line="348" w:lineRule="auto"/>
         <w:rPr>
           <w:rFonts w:ascii="Courier New" w:cs="Courier New" w:eastAsia="Courier New" w:hAnsi="Courier New"/>
           <w:color w:val="1f2328"/>
           <w:sz w:val="20"/>
           <w:szCs w:val="20"/>
           <w:shd w:fill="f6f8fa" w:val="clear"/>
-          <w:rtl w:val="0"/>
-        </w:rPr>
-        <w:t xml:space="preserve">class PredicateKind extends Predicate implements Kind&lt;Predicate, Subject, Object&gt;</w:t>
+        </w:rPr>
+      </w:pPr>
+      <w:r>
+        <w:rPr>
+          <w:rtl w:val="0"/>
+        </w:rPr>
       </w:r>
     </w:p>
     <w:p>
@@ -876,28 +865,131 @@
       </w:pPr>
       <w:r>
         <w:rPr>
-          <w:rtl w:val="0"/>
-        </w:rPr>
-      </w:r>
-    </w:p>
-    <w:p>
-      <w:pPr>
-        <w:spacing w:line="348" w:lineRule="auto"/>
-        <w:rPr>
           <w:rFonts w:ascii="Courier New" w:cs="Courier New" w:eastAsia="Courier New" w:hAnsi="Courier New"/>
           <w:color w:val="1f2328"/>
           <w:sz w:val="20"/>
           <w:szCs w:val="20"/>
           <w:shd w:fill="f6f8fa" w:val="clear"/>
-        </w:rPr>
-      </w:pPr>
-      <w:r>
+          <w:rtl w:val="0"/>
+        </w:rPr>
+        <w:t xml:space="preserve">class ContextKind extends Context implements Kind&lt;Context, Subject, Predicate&gt;</w:t>
+      </w:r>
+    </w:p>
+    <w:p>
+      <w:pPr>
+        <w:spacing w:line="348" w:lineRule="auto"/>
         <w:rPr>
           <w:rFonts w:ascii="Courier New" w:cs="Courier New" w:eastAsia="Courier New" w:hAnsi="Courier New"/>
           <w:color w:val="1f2328"/>
           <w:sz w:val="20"/>
           <w:szCs w:val="20"/>
           <w:shd w:fill="f6f8fa" w:val="clear"/>
+        </w:rPr>
+      </w:pPr>
+      <w:r>
+        <w:rPr>
+          <w:rtl w:val="0"/>
+        </w:rPr>
+      </w:r>
+    </w:p>
+    <w:p>
+      <w:pPr>
+        <w:spacing w:line="348" w:lineRule="auto"/>
+        <w:rPr>
+          <w:rFonts w:ascii="Courier New" w:cs="Courier New" w:eastAsia="Courier New" w:hAnsi="Courier New"/>
+          <w:color w:val="1f2328"/>
+          <w:sz w:val="20"/>
+          <w:szCs w:val="20"/>
+          <w:shd w:fill="f6f8fa" w:val="clear"/>
+        </w:rPr>
+      </w:pPr>
+      <w:r>
+        <w:rPr>
+          <w:rFonts w:ascii="Courier New" w:cs="Courier New" w:eastAsia="Courier New" w:hAnsi="Courier New"/>
+          <w:color w:val="1f2328"/>
+          <w:sz w:val="20"/>
+          <w:szCs w:val="20"/>
+          <w:shd w:fill="f6f8fa" w:val="clear"/>
+          <w:rtl w:val="0"/>
+        </w:rPr>
+        <w:t xml:space="preserve">class SubjectKind extends Subject implements Kind&lt;Subject, Predicate, Object&gt;</w:t>
+      </w:r>
+    </w:p>
+    <w:p>
+      <w:pPr>
+        <w:spacing w:line="348" w:lineRule="auto"/>
+        <w:rPr>
+          <w:rFonts w:ascii="Courier New" w:cs="Courier New" w:eastAsia="Courier New" w:hAnsi="Courier New"/>
+          <w:color w:val="1f2328"/>
+          <w:sz w:val="20"/>
+          <w:szCs w:val="20"/>
+          <w:shd w:fill="f6f8fa" w:val="clear"/>
+        </w:rPr>
+      </w:pPr>
+      <w:r>
+        <w:rPr>
+          <w:rtl w:val="0"/>
+        </w:rPr>
+      </w:r>
+    </w:p>
+    <w:p>
+      <w:pPr>
+        <w:spacing w:line="348" w:lineRule="auto"/>
+        <w:rPr>
+          <w:rFonts w:ascii="Courier New" w:cs="Courier New" w:eastAsia="Courier New" w:hAnsi="Courier New"/>
+          <w:color w:val="1f2328"/>
+          <w:sz w:val="20"/>
+          <w:szCs w:val="20"/>
+          <w:shd w:fill="f6f8fa" w:val="clear"/>
+        </w:rPr>
+      </w:pPr>
+      <w:r>
+        <w:rPr>
+          <w:rFonts w:ascii="Courier New" w:cs="Courier New" w:eastAsia="Courier New" w:hAnsi="Courier New"/>
+          <w:color w:val="1f2328"/>
+          <w:sz w:val="20"/>
+          <w:szCs w:val="20"/>
+          <w:shd w:fill="f6f8fa" w:val="clear"/>
+          <w:rtl w:val="0"/>
+        </w:rPr>
+        <w:t xml:space="preserve">class PredicateKind extends Predicate implements Kind&lt;Predicate, Subject, Object&gt;</w:t>
+      </w:r>
+    </w:p>
+    <w:p>
+      <w:pPr>
+        <w:spacing w:line="348" w:lineRule="auto"/>
+        <w:rPr>
+          <w:rFonts w:ascii="Courier New" w:cs="Courier New" w:eastAsia="Courier New" w:hAnsi="Courier New"/>
+          <w:color w:val="1f2328"/>
+          <w:sz w:val="20"/>
+          <w:szCs w:val="20"/>
+          <w:shd w:fill="f6f8fa" w:val="clear"/>
+        </w:rPr>
+      </w:pPr>
+      <w:r>
+        <w:rPr>
+          <w:rtl w:val="0"/>
+        </w:rPr>
+      </w:r>
+    </w:p>
+    <w:p>
+      <w:pPr>
+        <w:spacing w:line="348" w:lineRule="auto"/>
+        <w:rPr>
+          <w:rFonts w:ascii="Courier New" w:cs="Courier New" w:eastAsia="Courier New" w:hAnsi="Courier New"/>
+          <w:color w:val="1f2328"/>
+          <w:sz w:val="20"/>
+          <w:szCs w:val="20"/>
+          <w:shd w:fill="f6f8fa" w:val="clear"/>
+        </w:rPr>
+      </w:pPr>
+      <w:r>
+        <w:rPr>
+          <w:rFonts w:ascii="Courier New" w:cs="Courier New" w:eastAsia="Courier New" w:hAnsi="Courier New"/>
+          <w:color w:val="1f2328"/>
+          <w:sz w:val="20"/>
+          <w:szCs w:val="20"/>
+          <w:shd w:fill="f6f8fa" w:val="clear"/>
           <w:rtl w:val="0"/>
         </w:rPr>
         <w:t xml:space="preserve">class ObjectKind extends Object implements Kind&lt;Object, Predicate, Subject&gt;</w:t>
@@ -905,25 +997,192 @@
     </w:p>
     <w:p>
       <w:pPr>
-        <w:rPr/>
-      </w:pPr>
-      <w:r>
-        <w:rPr>
-          <w:rtl w:val="0"/>
-        </w:rPr>
-      </w:r>
-    </w:p>
-    <w:p>
-      <w:pPr>
-        <w:pStyle w:val="Heading1"/>
-        <w:rPr/>
-      </w:pPr>
-      <w:bookmarkStart w:colFirst="0" w:colLast="0" w:name="_v23pq5u3sni" w:id="3"/>
+        <w:pStyle w:val="Heading2"/>
+        <w:rPr/>
+      </w:pPr>
+      <w:bookmarkStart w:colFirst="0" w:colLast="0" w:name="_7cxnh3rkr0ar" w:id="3"/>
       <w:bookmarkEnd w:id="3"/>
       <w:r>
         <w:rPr>
           <w:rtl w:val="0"/>
         </w:rPr>
+        <w:t xml:space="preserve">Resources</w:t>
+      </w:r>
+    </w:p>
+    <w:p>
+      <w:pPr>
+        <w:rPr/>
+      </w:pPr>
+      <w:r>
+        <w:rPr>
+          <w:rtl w:val="0"/>
+        </w:rPr>
+        <w:t xml:space="preserve">Everything is a Resource identified by an URI, assigned a Prime Number ID, keeping track of its Occurrences and thus enabling the calculation of their CPPE (Prime Number Contextual Embedding) by means of the product of its Prime Number ID by the Prime NUmber IDs of the other Resources in their co-Occurrences.</w:t>
+      </w:r>
+      <w:r>
+        <w:rPr>
+          <w:rtl w:val="0"/>
+        </w:rPr>
+      </w:r>
+    </w:p>
+    <w:p>
+      <w:pPr>
+        <w:pStyle w:val="Heading2"/>
+        <w:rPr/>
+      </w:pPr>
+      <w:bookmarkStart w:colFirst="0" w:colLast="0" w:name="_vos0mwxybs1k" w:id="4"/>
+      <w:bookmarkEnd w:id="4"/>
+      <w:r>
+        <w:rPr>
+          <w:rtl w:val="0"/>
+        </w:rPr>
+        <w:t xml:space="preserve">Occurrences</w:t>
+      </w:r>
+    </w:p>
+    <w:p>
+      <w:pPr>
+        <w:rPr/>
+      </w:pPr>
+      <w:r>
+        <w:rPr>
+          <w:rtl w:val="0"/>
+        </w:rPr>
+        <w:t xml:space="preserve">Participation of a Resource in an Occurrence in a given Role (Kind) in a given Context (Statement, Kind).</w:t>
+      </w:r>
+      <w:r>
+        <w:rPr>
+          <w:rtl w:val="0"/>
+        </w:rPr>
+      </w:r>
+    </w:p>
+    <w:p>
+      <w:pPr>
+        <w:pStyle w:val="Heading3"/>
+        <w:rPr/>
+      </w:pPr>
+      <w:bookmarkStart w:colFirst="0" w:colLast="0" w:name="_yt0n94958tm1" w:id="5"/>
+      <w:bookmarkEnd w:id="5"/>
+      <w:r>
+        <w:rPr>
+          <w:rtl w:val="0"/>
+        </w:rPr>
+        <w:t xml:space="preserve">Statement Occurrences</w:t>
+      </w:r>
+    </w:p>
+    <w:p>
+      <w:pPr>
+        <w:rPr/>
+      </w:pPr>
+      <w:r>
+        <w:rPr>
+          <w:rtl w:val="0"/>
+        </w:rPr>
+        <w:t xml:space="preserve">Statements are Resources whose occurrences are their CSPOs in a given Role (Kind?)</w:t>
+      </w:r>
+    </w:p>
+    <w:p>
+      <w:pPr>
+        <w:pStyle w:val="Heading3"/>
+        <w:rPr/>
+      </w:pPr>
+      <w:bookmarkStart w:colFirst="0" w:colLast="0" w:name="_4rwl7o6xjpqg" w:id="6"/>
+      <w:bookmarkEnd w:id="6"/>
+      <w:r>
+        <w:rPr>
+          <w:rtl w:val="0"/>
+        </w:rPr>
+        <w:t xml:space="preserve">CSPO Occurrences</w:t>
+      </w:r>
+    </w:p>
+    <w:p>
+      <w:pPr>
+        <w:rPr/>
+      </w:pPr>
+      <w:r>
+        <w:rPr>
+          <w:rtl w:val="0"/>
+        </w:rPr>
+        <w:t xml:space="preserve">Context, Subject, Predicate, Object as Resource(s). SPO occurring Statement Contexts where they are in C, S, P, O Roles.</w:t>
+      </w:r>
+    </w:p>
+    <w:p>
+      <w:pPr>
+        <w:rPr/>
+      </w:pPr>
+      <w:r>
+        <w:rPr>
+          <w:rtl w:val="0"/>
+        </w:rPr>
+      </w:r>
+    </w:p>
+    <w:p>
+      <w:pPr>
+        <w:rPr/>
+      </w:pPr>
+      <w:r>
+        <w:rPr>
+          <w:rtl w:val="0"/>
+        </w:rPr>
+        <w:t xml:space="preserve">CSPOs instances as wrapped arbitrary Resource Occurrence Context</w:t>
+      </w:r>
+    </w:p>
+    <w:p>
+      <w:pPr>
+        <w:pStyle w:val="Heading3"/>
+        <w:rPr/>
+      </w:pPr>
+      <w:bookmarkStart w:colFirst="0" w:colLast="0" w:name="_awjj3uno8b1z" w:id="7"/>
+      <w:bookmarkEnd w:id="7"/>
+      <w:r>
+        <w:rPr>
+          <w:rtl w:val="0"/>
+        </w:rPr>
+        <w:t xml:space="preserve">Kinds Occurrences</w:t>
+      </w:r>
+    </w:p>
+    <w:p>
+      <w:pPr>
+        <w:rPr/>
+      </w:pPr>
+      <w:r>
+        <w:rPr>
+          <w:rtl w:val="0"/>
+        </w:rPr>
+        <w:t xml:space="preserve">As Context, Subject, Predicate, Object. Occurrences: Kind Functional Definition Statement Contexts (occurring Statement Contexts)</w:t>
+      </w:r>
+    </w:p>
+    <w:p>
+      <w:pPr>
+        <w:rPr/>
+      </w:pPr>
+      <w:r>
+        <w:rPr>
+          <w:rtl w:val="0"/>
+        </w:rPr>
+      </w:r>
+    </w:p>
+    <w:p>
+      <w:pPr>
+        <w:rPr/>
+      </w:pPr>
+      <w:r>
+        <w:rPr>
+          <w:rtl w:val="0"/>
+        </w:rPr>
+        <w:t xml:space="preserve">Kinds as Resources: Kinds occurring in Statements in C, S, P, O Roles</w:t>
+      </w:r>
+    </w:p>
+    <w:p>
+      <w:pPr>
+        <w:pStyle w:val="Heading2"/>
+        <w:rPr/>
+      </w:pPr>
+      <w:bookmarkStart w:colFirst="0" w:colLast="0" w:name="_v23pq5u3sni" w:id="8"/>
+      <w:bookmarkEnd w:id="8"/>
+      <w:r>
+        <w:rPr>
+          <w:rtl w:val="0"/>
+        </w:rPr>
         <w:t xml:space="preserve">Statements</w:t>
       </w:r>
     </w:p>
@@ -935,38 +1194,49 @@
         <w:rPr>
           <w:rtl w:val="0"/>
         </w:rPr>
-      </w:r>
-    </w:p>
-    <w:p>
-      <w:pPr>
-        <w:rPr/>
-      </w:pPr>
-      <w:r>
-        <w:rPr>
-          <w:rtl w:val="0"/>
-        </w:rPr>
-        <w:t xml:space="preserve">S, P, O &amp; SK, PK, OK (reified as SPOs) Resource Occurrences</w:t>
-      </w:r>
-    </w:p>
-    <w:p>
-      <w:pPr>
-        <w:rPr/>
-      </w:pPr>
-      <w:r>
-        <w:rPr>
-          <w:rtl w:val="0"/>
-        </w:rPr>
-      </w:r>
-    </w:p>
-    <w:p>
-      <w:pPr>
-        <w:rPr/>
-      </w:pPr>
-      <w:r>
-        <w:rPr>
-          <w:rtl w:val="0"/>
-        </w:rPr>
-        <w:t xml:space="preserve">Statement Occurrences: SPOs y SKs, PKs, OKs in a given Role (Kind?)</w:t>
+        <w:t xml:space="preserve">Context, Subject, Predicate and Object (CSPO) tuples.</w:t>
+      </w:r>
+    </w:p>
+    <w:p>
+      <w:pPr>
+        <w:rPr/>
+      </w:pPr>
+      <w:r>
+        <w:rPr>
+          <w:rtl w:val="0"/>
+        </w:rPr>
+      </w:r>
+    </w:p>
+    <w:p>
+      <w:pPr>
+        <w:rPr/>
+      </w:pPr>
+      <w:r>
+        <w:rPr>
+          <w:rtl w:val="0"/>
+        </w:rPr>
+        <w:t xml:space="preserve">Context, Subject, Predicate, Object (CSPO) Statement Occurrences have a role (Kind) in their given Statement Occurrence Context.</w:t>
+      </w:r>
+    </w:p>
+    <w:p>
+      <w:pPr>
+        <w:rPr/>
+      </w:pPr>
+      <w:r>
+        <w:rPr>
+          <w:rtl w:val="0"/>
+        </w:rPr>
+      </w:r>
+    </w:p>
+    <w:p>
+      <w:pPr>
+        <w:rPr/>
+      </w:pPr>
+      <w:r>
+        <w:rPr>
+          <w:rtl w:val="0"/>
+        </w:rPr>
+        <w:t xml:space="preserve">Kinds: ContextKind, SubjectKind, PredicateKind, ObjectKind (CK, SK, PK, OK) are themselves CSPOs respectively and can participate in a Statement Context as Occurrences. Types of Statements:</w:t>
       </w:r>
     </w:p>
     <w:p>
@@ -1030,41 +1300,28 @@
         <w:rPr>
           <w:rtl w:val="0"/>
         </w:rPr>
-        <w:t xml:space="preserve">Kinds Statements (recursive Kinds)</w:t>
-      </w:r>
-    </w:p>
-    <w:p>
-      <w:pPr>
-        <w:rPr/>
-      </w:pPr>
-      <w:r>
-        <w:rPr>
-          <w:rtl w:val="0"/>
-        </w:rPr>
-      </w:r>
-    </w:p>
-    <w:p>
-      <w:pPr>
-        <w:pStyle w:val="Heading1"/>
-        <w:rPr/>
-      </w:pPr>
-      <w:bookmarkStart w:colFirst="0" w:colLast="0" w:name="_dpkvne92d1ki" w:id="4"/>
-      <w:bookmarkEnd w:id="4"/>
-      <w:r>
-        <w:rPr>
-          <w:rtl w:val="0"/>
-        </w:rPr>
-        <w:t xml:space="preserve">Kinds: Aggregation of Subjects with common Attributes</w:t>
-      </w:r>
-    </w:p>
-    <w:p>
-      <w:pPr>
-        <w:rPr/>
-      </w:pPr>
-      <w:r>
-        <w:rPr>
-          <w:rtl w:val="0"/>
-        </w:rPr>
+        <w:t xml:space="preserve">Kinds only Statements (recursive Kinds)</w:t>
+      </w:r>
+    </w:p>
+    <w:p>
+      <w:pPr>
+        <w:rPr/>
+      </w:pPr>
+      <w:r>
+        <w:rPr>
+          <w:rtl w:val="0"/>
+        </w:rPr>
+      </w:r>
+    </w:p>
+    <w:p>
+      <w:pPr>
+        <w:rPr/>
+      </w:pPr>
+      <w:r>
+        <w:rPr>
+          <w:rtl w:val="0"/>
+        </w:rPr>
+        <w:t xml:space="preserve">This is further leveraged in the Augmentation Layers Domain Model definitions section.</w:t>
       </w:r>
     </w:p>
     <w:p>
@@ -1072,24 +1329,210 @@
         <w:pStyle w:val="Heading2"/>
         <w:rPr/>
       </w:pPr>
-      <w:bookmarkStart w:colFirst="0" w:colLast="0" w:name="_c6xkoixrpgkw" w:id="5"/>
-      <w:bookmarkEnd w:id="5"/>
-      <w:r>
-        <w:rPr>
-          <w:rtl w:val="0"/>
-        </w:rPr>
-        <w:t xml:space="preserve">Kinds (SubjectKind, PredicateKind, ObjectKind) as Functional Definition Statements</w:t>
-      </w:r>
-    </w:p>
-    <w:p>
-      <w:pPr>
-        <w:rPr/>
-      </w:pPr>
-      <w:r>
-        <w:rPr>
-          <w:rtl w:val="0"/>
-        </w:rPr>
-        <w:t xml:space="preserve">-</w:t>
+      <w:bookmarkStart w:colFirst="0" w:colLast="0" w:name="_x4x30fhkgclg" w:id="9"/>
+      <w:bookmarkEnd w:id="9"/>
+      <w:r>
+        <w:rPr>
+          <w:rtl w:val="0"/>
+        </w:rPr>
+        <w:t xml:space="preserve">Contexts, Subjects, Predicates, Objects</w:t>
+      </w:r>
+    </w:p>
+    <w:p>
+      <w:pPr>
+        <w:rPr/>
+      </w:pPr>
+      <w:r>
+        <w:rPr>
+          <w:rtl w:val="0"/>
+        </w:rPr>
+        <w:t xml:space="preserve">The role of a Resource Occurrence in a Statement is typed by its Statement Occurrence position. A Resource can occur in more than one role or occurrence type (CSPO) in different Statements. The type of the role (Kind) of the Resource Occurrence is determined by the type of the position it plays in a given Statement.</w:t>
+      </w:r>
+    </w:p>
+    <w:p>
+      <w:pPr>
+        <w:pStyle w:val="Heading2"/>
+        <w:rPr/>
+      </w:pPr>
+      <w:bookmarkStart w:colFirst="0" w:colLast="0" w:name="_hytyektcnf1l" w:id="10"/>
+      <w:bookmarkEnd w:id="10"/>
+      <w:r>
+        <w:rPr>
+          <w:rtl w:val="0"/>
+        </w:rPr>
+        <w:t xml:space="preserve">Context, Subject, Predicate, Object Kinds</w:t>
+      </w:r>
+    </w:p>
+    <w:p>
+      <w:pPr>
+        <w:rPr/>
+      </w:pPr>
+      <w:r>
+        <w:rPr>
+          <w:rtl w:val="0"/>
+        </w:rPr>
+        <w:t xml:space="preserve">Aggregation of PlayerType(s) Resource Occurrences (SPOs) by common AttributeType(s) and then by common ValueTypes(s). Parameterized interface for each Kind type (CK, SK, PK, OK).</w:t>
+      </w:r>
+    </w:p>
+    <w:p>
+      <w:pPr>
+        <w:rPr/>
+      </w:pPr>
+      <w:r>
+        <w:rPr>
+          <w:rtl w:val="0"/>
+        </w:rPr>
+      </w:r>
+    </w:p>
+    <w:p>
+      <w:pPr>
+        <w:rPr/>
+      </w:pPr>
+      <w:r>
+        <w:rPr>
+          <w:rtl w:val="0"/>
+        </w:rPr>
+        <w:t xml:space="preserve">Kinds can be aggregated from raw CSPO Occurrences from any combination of C, S, P, O / CK, SK, PK, OK Statement Occurrence types. This allows for recursive Kinds definitions (folding). This is further leveraged in the Augmentation Layers Domain Model definitions section.</w:t>
+      </w:r>
+    </w:p>
+    <w:p>
+      <w:pPr>
+        <w:rPr/>
+      </w:pPr>
+      <w:r>
+        <w:rPr>
+          <w:rtl w:val="0"/>
+        </w:rPr>
+      </w:r>
+    </w:p>
+    <w:p>
+      <w:pPr>
+        <w:rPr/>
+      </w:pPr>
+      <w:r>
+        <w:rPr>
+          <w:rtl w:val="0"/>
+        </w:rPr>
+        <w:t xml:space="preserve">Kinds are a kind of “type inference”: if a Subject shares common attributes with another Subject, it is of the same Kind “type”. If their common attributes share common values, it is of the same Kind “state”.</w:t>
+      </w:r>
+    </w:p>
+    <w:p>
+      <w:pPr>
+        <w:rPr/>
+      </w:pPr>
+      <w:r>
+        <w:rPr>
+          <w:rtl w:val="0"/>
+        </w:rPr>
+      </w:r>
+    </w:p>
+    <w:p>
+      <w:pPr>
+        <w:rPr/>
+      </w:pPr>
+      <w:r>
+        <w:rPr>
+          <w:rtl w:val="0"/>
+        </w:rPr>
+        <w:t xml:space="preserve">Root Kinds are the Kinds corresponding to the CSPO Occurrences Statements positions. They have no attributes nor values, they just tag an Occurrence as being of an CSPO Occurrence position in a Statement.</w:t>
+      </w:r>
+    </w:p>
+    <w:p>
+      <w:pPr>
+        <w:rPr/>
+      </w:pPr>
+      <w:r>
+        <w:rPr>
+          <w:rtl w:val="0"/>
+        </w:rPr>
+      </w:r>
+    </w:p>
+    <w:p>
+      <w:pPr>
+        <w:rPr/>
+      </w:pPr>
+      <w:r>
+        <w:rPr>
+          <w:rtl w:val="0"/>
+        </w:rPr>
+        <w:t xml:space="preserve">Kinds hierarchies: basic inheritance, if a Subject attribute set is the superset of another Subject attribute set, it can be regarded as an “extension” of the first Subject. Leverage this with other inference mechanisms (FCA, for example).</w:t>
+      </w:r>
+    </w:p>
+    <w:p>
+      <w:pPr>
+        <w:rPr/>
+      </w:pPr>
+      <w:r>
+        <w:rPr>
+          <w:rtl w:val="0"/>
+        </w:rPr>
+      </w:r>
+    </w:p>
+    <w:p>
+      <w:pPr>
+        <w:rPr/>
+      </w:pPr>
+      <w:r>
+        <w:rPr>
+          <w:rtl w:val="0"/>
+        </w:rPr>
+        <w:t xml:space="preserve">Kinds ordering: a Subject “extended” by another Subject attributes set can be regarded as being “before” the first Subject. This assumes the existence of a super type is necessary for the existence of a sub type.</w:t>
+      </w:r>
+    </w:p>
+    <w:p>
+      <w:pPr>
+        <w:rPr/>
+      </w:pPr>
+      <w:r>
+        <w:rPr>
+          <w:rtl w:val="0"/>
+        </w:rPr>
+      </w:r>
+    </w:p>
+    <w:p>
+      <w:pPr>
+        <w:rPr/>
+      </w:pPr>
+      <w:r>
+        <w:rPr>
+          <w:rtl w:val="0"/>
+        </w:rPr>
+        <w:t xml:space="preserve">Kinds are represented and serialized by Statements whose Statement Contexts are the Kind instance itself (Kind reified Context Resource Occurrence), and their Subjects, Predicates and Objects plays the PlayerType, AttributeType and ValueType of the Kind definition. Thus, the definition of a Kind is the set of Statements of its corresponding Kind as Resource Occurrence of their Statement Contexts.</w:t>
+      </w:r>
+    </w:p>
+    <w:p>
+      <w:pPr>
+        <w:pStyle w:val="Heading2"/>
+        <w:rPr/>
+      </w:pPr>
+      <w:bookmarkStart w:colFirst="0" w:colLast="0" w:name="_c6xkoixrpgkw" w:id="11"/>
+      <w:bookmarkEnd w:id="11"/>
+      <w:r>
+        <w:rPr>
+          <w:rtl w:val="0"/>
+        </w:rPr>
+        <w:t xml:space="preserve">Kinds as Functional Definition Statements</w:t>
+      </w:r>
+    </w:p>
+    <w:p>
+      <w:pPr>
+        <w:rPr/>
+      </w:pPr>
+      <w:r>
+        <w:rPr>
+          <w:rtl w:val="0"/>
+        </w:rPr>
+        <w:t xml:space="preserve">Kind Statements can be regarded as the definition of a Function by extension. Their Statement Contexts Occurrence Resources are the Function name or signature. Their PlayerType(s) instances group their mappings by “context” and their AttributeType(s) and ValueType(s) instances are the Function domain / range corresponding value pairs. Subject </w:t>
+      </w:r>
+    </w:p>
+    <w:p>
+      <w:pPr>
+        <w:rPr/>
+      </w:pPr>
+      <w:r>
+        <w:rPr>
+          <w:rtl w:val="0"/>
+        </w:rPr>
       </w:r>
     </w:p>
     <w:p>
@@ -1107,7 +1550,7 @@
         <w:rPr>
           <w:rtl w:val="0"/>
         </w:rPr>
-        <w:t xml:space="preserve">SK: Domain (Predicates), Range (Objects)</w:t>
+        <w:t xml:space="preserve">CK: Context (Contexts), Domain (Subject), Range (Predicates): aGivenContextKind(C, S): P</w:t>
       </w:r>
     </w:p>
     <w:p>
@@ -1125,7 +1568,7 @@
         <w:rPr>
           <w:rtl w:val="0"/>
         </w:rPr>
-        <w:t xml:space="preserve">PK: Domain (Subjects), Range (Objects)</w:t>
+        <w:t xml:space="preserve">SK: Context (Subjects), Domain (Predicates), Range (Objects): aGivenSubjectKind(S, P): O</w:t>
       </w:r>
     </w:p>
     <w:p>
@@ -1143,17 +1586,482 @@
         <w:rPr>
           <w:rtl w:val="0"/>
         </w:rPr>
-        <w:t xml:space="preserve">OK: Domain (Subjects), Range (Predicates)</w:t>
-      </w:r>
-    </w:p>
-    <w:p>
-      <w:pPr>
-        <w:rPr/>
-      </w:pPr>
-      <w:r>
-        <w:rPr>
-          <w:rtl w:val="0"/>
-        </w:rPr>
+        <w:t xml:space="preserve">PK: Context (Predicates), Domain (Subjects), Range (Objects): aGivenPredicateKind(P, S): O</w:t>
+      </w:r>
+    </w:p>
+    <w:p>
+      <w:pPr>
+        <w:numPr>
+          <w:ilvl w:val="0"/>
+          <w:numId w:val="10"/>
+        </w:numPr>
+        <w:ind w:left="720" w:hanging="360"/>
+        <w:rPr>
+          <w:u w:val="none"/>
+        </w:rPr>
+      </w:pPr>
+      <w:r>
+        <w:rPr>
+          <w:rtl w:val="0"/>
+        </w:rPr>
+        <w:t xml:space="preserve">OK: Context (Objects), Domain (Predicate), Range (Subject): aGivenObjectKind(O, P): S</w:t>
+      </w:r>
+    </w:p>
+    <w:p>
+      <w:pPr>
+        <w:pStyle w:val="Heading1"/>
+        <w:rPr/>
+      </w:pPr>
+      <w:bookmarkStart w:colFirst="0" w:colLast="0" w:name="_q1h85p3u11x0" w:id="12"/>
+      <w:bookmarkEnd w:id="12"/>
+      <w:r>
+        <w:rPr>
+          <w:rtl w:val="0"/>
+        </w:rPr>
+        <w:t xml:space="preserve">Base Model Representations</w:t>
+      </w:r>
+    </w:p>
+    <w:p>
+      <w:pPr>
+        <w:rPr/>
+      </w:pPr>
+      <w:r>
+        <w:rPr>
+          <w:rtl w:val="0"/>
+        </w:rPr>
+        <w:t xml:space="preserve">Base Model class hierarchy is represented by different meta model approaches (kept in sync with each other) for leveraging the most appropriate inference mechanisms.</w:t>
+      </w:r>
+    </w:p>
+    <w:p>
+      <w:pPr>
+        <w:pStyle w:val="Heading2"/>
+        <w:rPr/>
+      </w:pPr>
+      <w:bookmarkStart w:colFirst="0" w:colLast="0" w:name="_wet20rmfu5qq" w:id="13"/>
+      <w:bookmarkEnd w:id="13"/>
+      <w:r>
+        <w:rPr>
+          <w:rtl w:val="0"/>
+        </w:rPr>
+        <w:t xml:space="preserve">RDF Model Representation</w:t>
+      </w:r>
+    </w:p>
+    <w:p>
+      <w:pPr>
+        <w:pStyle w:val="Heading2"/>
+        <w:rPr/>
+      </w:pPr>
+      <w:bookmarkStart w:colFirst="0" w:colLast="0" w:name="_gm9mvgowieo6" w:id="14"/>
+      <w:bookmarkEnd w:id="14"/>
+      <w:r>
+        <w:rPr>
+          <w:rtl w:val="0"/>
+        </w:rPr>
+        <w:t xml:space="preserve">Sets Based Model Representation</w:t>
+      </w:r>
+    </w:p>
+    <w:p>
+      <w:pPr>
+        <w:rPr/>
+      </w:pPr>
+      <w:r>
+        <w:rPr>
+          <w:rtl w:val="0"/>
+        </w:rPr>
+        <w:t xml:space="preserve">Contexts Set</w:t>
+      </w:r>
+    </w:p>
+    <w:p>
+      <w:pPr>
+        <w:rPr/>
+      </w:pPr>
+      <w:r>
+        <w:rPr>
+          <w:rtl w:val="0"/>
+        </w:rPr>
+      </w:r>
+    </w:p>
+    <w:p>
+      <w:pPr>
+        <w:rPr/>
+      </w:pPr>
+      <w:r>
+        <w:rPr>
+          <w:rtl w:val="0"/>
+        </w:rPr>
+        <w:t xml:space="preserve">Subjects Set.</w:t>
+      </w:r>
+    </w:p>
+    <w:p>
+      <w:pPr>
+        <w:rPr/>
+      </w:pPr>
+      <w:r>
+        <w:rPr>
+          <w:rtl w:val="0"/>
+        </w:rPr>
+      </w:r>
+    </w:p>
+    <w:p>
+      <w:pPr>
+        <w:rPr/>
+      </w:pPr>
+      <w:r>
+        <w:rPr>
+          <w:rtl w:val="0"/>
+        </w:rPr>
+        <w:t xml:space="preserve">Predicates Set.</w:t>
+      </w:r>
+    </w:p>
+    <w:p>
+      <w:pPr>
+        <w:rPr/>
+      </w:pPr>
+      <w:r>
+        <w:rPr>
+          <w:rtl w:val="0"/>
+        </w:rPr>
+      </w:r>
+    </w:p>
+    <w:p>
+      <w:pPr>
+        <w:rPr/>
+      </w:pPr>
+      <w:r>
+        <w:rPr>
+          <w:rtl w:val="0"/>
+        </w:rPr>
+        <w:t xml:space="preserve">Objects Set.</w:t>
+      </w:r>
+    </w:p>
+    <w:p>
+      <w:pPr>
+        <w:rPr/>
+      </w:pPr>
+      <w:r>
+        <w:rPr>
+          <w:rtl w:val="0"/>
+        </w:rPr>
+      </w:r>
+    </w:p>
+    <w:p>
+      <w:pPr>
+        <w:rPr/>
+      </w:pPr>
+      <w:r>
+        <w:rPr>
+          <w:rtl w:val="0"/>
+        </w:rPr>
+        <w:t xml:space="preserve">Subject Kinds Set (Predicates Set intersection with Objects Set).</w:t>
+      </w:r>
+    </w:p>
+    <w:p>
+      <w:pPr>
+        <w:rPr/>
+      </w:pPr>
+      <w:r>
+        <w:rPr>
+          <w:rtl w:val="0"/>
+        </w:rPr>
+        <w:t xml:space="preserve">    </w:t>
+      </w:r>
+    </w:p>
+    <w:p>
+      <w:pPr>
+        <w:rPr/>
+      </w:pPr>
+      <w:r>
+        <w:rPr>
+          <w:rtl w:val="0"/>
+        </w:rPr>
+        <w:t xml:space="preserve">Predicate Kinds Set (Subjects Set intersection with Objects Set).</w:t>
+      </w:r>
+    </w:p>
+    <w:p>
+      <w:pPr>
+        <w:rPr/>
+      </w:pPr>
+      <w:r>
+        <w:rPr>
+          <w:rtl w:val="0"/>
+        </w:rPr>
+        <w:t xml:space="preserve">    </w:t>
+      </w:r>
+    </w:p>
+    <w:p>
+      <w:pPr>
+        <w:rPr/>
+      </w:pPr>
+      <w:r>
+        <w:rPr>
+          <w:rtl w:val="0"/>
+        </w:rPr>
+        <w:t xml:space="preserve">Object Kinds Set (Subjects Set intersection with Predicates Set).</w:t>
+      </w:r>
+    </w:p>
+    <w:p>
+      <w:pPr>
+        <w:rPr/>
+      </w:pPr>
+      <w:r>
+        <w:rPr>
+          <w:rtl w:val="0"/>
+        </w:rPr>
+        <w:t xml:space="preserve">    </w:t>
+      </w:r>
+    </w:p>
+    <w:p>
+      <w:pPr>
+        <w:rPr/>
+      </w:pPr>
+      <w:r>
+        <w:rPr>
+          <w:rtl w:val="0"/>
+        </w:rPr>
+        <w:t xml:space="preserve">Contexts Set (Subjects Set, Predicates Set and Objects Set union).</w:t>
+      </w:r>
+    </w:p>
+    <w:p>
+      <w:pPr>
+        <w:rPr/>
+      </w:pPr>
+      <w:r>
+        <w:rPr>
+          <w:rtl w:val="0"/>
+        </w:rPr>
+      </w:r>
+    </w:p>
+    <w:p>
+      <w:pPr>
+        <w:rPr/>
+      </w:pPr>
+      <w:r>
+        <w:rPr>
+          <w:rtl w:val="0"/>
+        </w:rPr>
+        <w:t xml:space="preserve">Context Kinds Set (Subject Kinds Set, Predicate Kinds Set, Object Kinds Set interaction).</w:t>
+      </w:r>
+    </w:p>
+    <w:p>
+      <w:pPr>
+        <w:pStyle w:val="Heading2"/>
+        <w:rPr/>
+      </w:pPr>
+      <w:bookmarkStart w:colFirst="0" w:colLast="0" w:name="_pvsxaxwjbfxk" w:id="15"/>
+      <w:bookmarkEnd w:id="15"/>
+      <w:r>
+        <w:rPr>
+          <w:rtl w:val="0"/>
+        </w:rPr>
+        <w:t xml:space="preserve">ISO TMRM Model Representation</w:t>
+      </w:r>
+    </w:p>
+    <w:p>
+      <w:pPr>
+        <w:pStyle w:val="Heading2"/>
+        <w:rPr/>
+      </w:pPr>
+      <w:bookmarkStart w:colFirst="0" w:colLast="0" w:name="_iwbaw3hnzpa2" w:id="16"/>
+      <w:bookmarkEnd w:id="16"/>
+      <w:r>
+        <w:rPr>
+          <w:rtl w:val="0"/>
+        </w:rPr>
+        <w:t xml:space="preserve">FCA Context Lattices Model Representation</w:t>
+      </w:r>
+    </w:p>
+    <w:p>
+      <w:pPr>
+        <w:pStyle w:val="Heading2"/>
+        <w:rPr/>
+      </w:pPr>
+      <w:bookmarkStart w:colFirst="0" w:colLast="0" w:name="_x2jf5gd50y1" w:id="17"/>
+      <w:bookmarkEnd w:id="17"/>
+      <w:r>
+        <w:rPr>
+          <w:rtl w:val="0"/>
+        </w:rPr>
+        <w:t xml:space="preserve">XML Model Representation</w:t>
+      </w:r>
+    </w:p>
+    <w:p>
+      <w:pPr>
+        <w:rPr/>
+      </w:pPr>
+      <w:r>
+        <w:rPr>
+          <w:rtl w:val="0"/>
+        </w:rPr>
+        <w:t xml:space="preserve">TreeGraph for Statements Stream Processing.</w:t>
+      </w:r>
+    </w:p>
+    <w:p>
+      <w:pPr>
+        <w:pStyle w:val="Heading1"/>
+        <w:rPr/>
+      </w:pPr>
+      <w:bookmarkStart w:colFirst="0" w:colLast="0" w:name="_huu3bjun52ae" w:id="18"/>
+      <w:bookmarkEnd w:id="18"/>
+      <w:r>
+        <w:rPr>
+          <w:rtl w:val="0"/>
+        </w:rPr>
+        <w:t xml:space="preserve">Execution Model: Augmentation Agents Pipeline </w:t>
+      </w:r>
+    </w:p>
+    <w:p>
+      <w:pPr>
+        <w:rPr/>
+      </w:pPr>
+      <w:r>
+        <w:rPr>
+          <w:rtl w:val="0"/>
+        </w:rPr>
+        <w:t xml:space="preserve">A layered Data / Information / Knowledge approach which is intended to consume raw RDF data serialized or obtained by data sources connectors which provides synchronization mechanisms for later integration of processed and aggregated Data (Aggregation Layer), inferred matching, completion and dimensional arrangement of Information (Alignment Layer) and activated interactions from API behavior exposure of inferred contexts (Knowledge).</w:t>
+      </w:r>
+    </w:p>
+    <w:p>
+      <w:pPr>
+        <w:rPr/>
+      </w:pPr>
+      <w:r>
+        <w:rPr>
+          <w:rtl w:val="0"/>
+        </w:rPr>
+      </w:r>
+    </w:p>
+    <w:p>
+      <w:pPr>
+        <w:rPr/>
+      </w:pPr>
+      <w:r>
+        <w:rPr>
+          <w:rtl w:val="0"/>
+        </w:rPr>
+        <w:t xml:space="preserve">Processing of input Data into activated Knowledge through the Alignment phase is performed by means of stream processing of input Statements by each of the Augmentation Pipeline Layers which performs merging of Statements of each layer Statements into the corresponding already known Statements of those layers and “folding” (aggregating) merge result Statements into the next layer Statement type in the hierarchy and then merging again this next layer acquired knowledge with already known Statements of the corresponding layer until reaching the top (bottom) of the layers hierarchy.</w:t>
+      </w:r>
+    </w:p>
+    <w:p>
+      <w:pPr>
+        <w:rPr/>
+      </w:pPr>
+      <w:r>
+        <w:rPr>
+          <w:rtl w:val="0"/>
+        </w:rPr>
+      </w:r>
+    </w:p>
+    <w:p>
+      <w:pPr>
+        <w:rPr/>
+      </w:pPr>
+      <w:r>
+        <w:rPr>
+          <w:rtl w:val="0"/>
+        </w:rPr>
+        <w:t xml:space="preserve">The same process occurs “backwards”, from Statements more “deep” in the aggregation layer hierarchy being merged with already known Statements of those layer and then being “unfolded” (de aggregated) into they composing layers Statements which are merged with the corresponding layer already known Statements and the process repeats until reaching the top of the hierarchy (raw S, P, O Statements).</w:t>
+      </w:r>
+    </w:p>
+    <w:p>
+      <w:pPr>
+        <w:pStyle w:val="Heading2"/>
+        <w:rPr/>
+      </w:pPr>
+      <w:bookmarkStart w:colFirst="0" w:colLast="0" w:name="_ecoazujj9rr4" w:id="19"/>
+      <w:bookmarkEnd w:id="19"/>
+      <w:r>
+        <w:rPr>
+          <w:rtl w:val="0"/>
+        </w:rPr>
+        <w:t xml:space="preserve">Homoiconic (codat) approach</w:t>
+      </w:r>
+    </w:p>
+    <w:p>
+      <w:pPr>
+        <w:rPr/>
+      </w:pPr>
+      <w:r>
+        <w:rPr>
+          <w:rtl w:val="0"/>
+        </w:rPr>
+        <w:t xml:space="preserve">Augmentation Agents Pipeline consume Statements produced by any other Agent, including themselves, until reaching primitives. Blackboard messaging pattern, Augmentation Pipeline Layers Agents roles relative to the augmentation steps they perform and not by their position or order of invocation.</w:t>
+      </w:r>
+    </w:p>
+    <w:p>
+      <w:pPr>
+        <w:rPr/>
+      </w:pPr>
+      <w:r>
+        <w:rPr>
+          <w:rtl w:val="0"/>
+        </w:rPr>
+      </w:r>
+    </w:p>
+    <w:p>
+      <w:pPr>
+        <w:rPr/>
+      </w:pPr>
+      <w:r>
+        <w:rPr>
+          <w:rtl w:val="0"/>
+        </w:rPr>
+        <w:t xml:space="preserve">Each Layer Statement type builds upon upper Layer Statement types. Lower Layer Statements can be decomposed into the upper layers Statements who were the source they were built upon, until reaching top SPO Data Layer Statements. Also, lower layer statements types can be aggregated / composed into upper layers statements types. One layer output Statement (SK, PK, OK) is next layer input Statement (S, P, O) and vice versa.</w:t>
+      </w:r>
+    </w:p>
+    <w:p>
+      <w:pPr>
+        <w:rPr/>
+      </w:pPr>
+      <w:r>
+        <w:rPr>
+          <w:rtl w:val="0"/>
+        </w:rPr>
+      </w:r>
+    </w:p>
+    <w:p>
+      <w:pPr>
+        <w:rPr/>
+      </w:pPr>
+      <w:r>
+        <w:rPr>
+          <w:rtl w:val="0"/>
+        </w:rPr>
+        <w:t xml:space="preserve">The statements are processed in a streaming fashion merging aligned input and already known statements of the corresponding layers, merging folding and unfolding results in a fan in / fan out approach. Folding and unfolding merge results are published to be further processed and augmented.</w:t>
+      </w:r>
+    </w:p>
+    <w:p>
+      <w:pPr>
+        <w:rPr/>
+      </w:pPr>
+      <w:r>
+        <w:rPr>
+          <w:rtl w:val="0"/>
+        </w:rPr>
+      </w:r>
+    </w:p>
+    <w:p>
+      <w:pPr>
+        <w:rPr/>
+      </w:pPr>
+      <w:r>
+        <w:rPr>
+          <w:rtl w:val="0"/>
+        </w:rPr>
+        <w:t xml:space="preserve">Merging input data against previously known data, applying as a Template / Alignment / Transformation is what is meant with “code as data”.</w:t>
+      </w:r>
+    </w:p>
+    <w:p>
+      <w:pPr>
+        <w:pStyle w:val="Heading2"/>
+        <w:rPr/>
+      </w:pPr>
+      <w:bookmarkStart w:colFirst="0" w:colLast="0" w:name="_4ec6crc6giqg" w:id="20"/>
+      <w:bookmarkEnd w:id="20"/>
+      <w:r>
+        <w:rPr>
+          <w:rtl w:val="0"/>
+        </w:rPr>
+        <w:t xml:space="preserve">Aggregation, Alignment, Activation Augmentation Pipeline</w:t>
       </w:r>
     </w:p>
     <w:p>
@@ -1161,8 +2069,595 @@
         <w:pStyle w:val="Heading3"/>
         <w:rPr/>
       </w:pPr>
-      <w:bookmarkStart w:colFirst="0" w:colLast="0" w:name="_g94vzc51zcnj" w:id="6"/>
-      <w:bookmarkEnd w:id="6"/>
+      <w:bookmarkStart w:colFirst="0" w:colLast="0" w:name="_ylemh96io5z" w:id="21"/>
+      <w:bookmarkEnd w:id="21"/>
+      <w:r>
+        <w:rPr>
+          <w:rtl w:val="0"/>
+        </w:rPr>
+        <w:t xml:space="preserve">Messaging Infrastructure</w:t>
+      </w:r>
+    </w:p>
+    <w:p>
+      <w:pPr>
+        <w:rPr/>
+      </w:pPr>
+      <w:r>
+        <w:rPr>
+          <w:rtl w:val="0"/>
+        </w:rPr>
+        <w:t xml:space="preserve">Blackboard style messaging backbone. All services subscribe and publish to the same topic.</w:t>
+      </w:r>
+    </w:p>
+    <w:p>
+      <w:pPr>
+        <w:rPr/>
+      </w:pPr>
+      <w:r>
+        <w:rPr>
+          <w:rtl w:val="0"/>
+        </w:rPr>
+      </w:r>
+    </w:p>
+    <w:p>
+      <w:pPr>
+        <w:rPr>
+          <w:b w:val="1"/>
+          <w:bCs w:val="1"/>
+        </w:rPr>
+      </w:pPr>
+      <w:r>
+        <w:rPr>
+          <w:b w:val="1"/>
+          <w:bCs w:val="1"/>
+          <w:rtl w:val="0"/>
+        </w:rPr>
+        <w:t xml:space="preserve">Messaging Format: TreeGraph</w:t>
+      </w:r>
+    </w:p>
+    <w:p>
+      <w:pPr>
+        <w:rPr/>
+      </w:pPr>
+      <w:r>
+        <w:rPr>
+          <w:rtl w:val="0"/>
+        </w:rPr>
+      </w:r>
+    </w:p>
+    <w:p>
+      <w:pPr>
+        <w:rPr/>
+      </w:pPr>
+      <w:r>
+        <w:rPr>
+          <w:rtl w:val="0"/>
+        </w:rPr>
+        <w:t xml:space="preserve">Raw XML Serialization of Base Model Statements and entities. Layers Statements nested composition (tree like structure). Synchronization to and from an eventual TMRM underlying metamodel.</w:t>
+      </w:r>
+    </w:p>
+    <w:p>
+      <w:pPr>
+        <w:rPr/>
+      </w:pPr>
+      <w:r>
+        <w:rPr>
+          <w:rtl w:val="0"/>
+        </w:rPr>
+      </w:r>
+    </w:p>
+    <w:p>
+      <w:pPr>
+        <w:rPr/>
+      </w:pPr>
+      <w:r>
+        <w:rPr>
+          <w:rtl w:val="0"/>
+        </w:rPr>
+        <w:t xml:space="preserve">XSLT for parsing and extracting composed layer statements source layers statements. Statements below in the hierarchy are composed of Statements above them. This XSL Stylesheet transform provides this upper composing layers statements in the context of the layer composed Statement being parsed.</w:t>
+      </w:r>
+    </w:p>
+    <w:p>
+      <w:pPr>
+        <w:rPr/>
+      </w:pPr>
+      <w:r>
+        <w:rPr>
+          <w:rtl w:val="0"/>
+        </w:rPr>
+      </w:r>
+    </w:p>
+    <w:p>
+      <w:pPr>
+        <w:rPr/>
+      </w:pPr>
+      <w:r>
+        <w:rPr>
+          <w:rtl w:val="0"/>
+        </w:rPr>
+        <w:t xml:space="preserve">Augmentation: Graph operations performed in transforms results statements:</w:t>
+      </w:r>
+    </w:p>
+    <w:p>
+      <w:pPr>
+        <w:rPr/>
+      </w:pPr>
+      <w:r>
+        <w:rPr>
+          <w:rtl w:val="0"/>
+        </w:rPr>
+      </w:r>
+    </w:p>
+    <w:p>
+      <w:pPr>
+        <w:rPr/>
+      </w:pPr>
+      <w:r>
+        <w:rPr>
+          <w:rtl w:val="0"/>
+        </w:rPr>
+        <w:t xml:space="preserve">Downstream layers composition.</w:t>
+      </w:r>
+    </w:p>
+    <w:p>
+      <w:pPr>
+        <w:rPr/>
+      </w:pPr>
+      <w:r>
+        <w:rPr>
+          <w:rtl w:val="0"/>
+        </w:rPr>
+        <w:t xml:space="preserve">Upstream layers decomposition.</w:t>
+      </w:r>
+    </w:p>
+    <w:p>
+      <w:pPr>
+        <w:rPr/>
+      </w:pPr>
+      <w:r>
+        <w:rPr>
+          <w:rtl w:val="0"/>
+        </w:rPr>
+        <w:t xml:space="preserve">On each composition / decomposition step result statements: Merge with Production Statements (Contexts). Compose / decompose merged transform results statements until merge is no op.</w:t>
+      </w:r>
+    </w:p>
+    <w:p>
+      <w:pPr>
+        <w:rPr/>
+      </w:pPr>
+      <w:r>
+        <w:rPr>
+          <w:rtl w:val="0"/>
+        </w:rPr>
+      </w:r>
+    </w:p>
+    <w:p>
+      <w:pPr>
+        <w:rPr/>
+      </w:pPr>
+      <w:r>
+        <w:rPr>
+          <w:rtl w:val="0"/>
+        </w:rPr>
+        <w:t xml:space="preserve">Aggregation:</w:t>
+      </w:r>
+    </w:p>
+    <w:p>
+      <w:pPr>
+        <w:rPr/>
+      </w:pPr>
+      <w:r>
+        <w:rPr>
+          <w:rtl w:val="0"/>
+        </w:rPr>
+        <w:t xml:space="preserve">Merge statements obtained with Processing (composing) Statements. FCA Contexts Merge.</w:t>
+      </w:r>
+    </w:p>
+    <w:p>
+      <w:pPr>
+        <w:rPr/>
+      </w:pPr>
+      <w:r>
+        <w:rPr>
+          <w:rtl w:val="0"/>
+        </w:rPr>
+      </w:r>
+    </w:p>
+    <w:p>
+      <w:pPr>
+        <w:rPr/>
+      </w:pPr>
+      <w:r>
+        <w:rPr>
+          <w:rtl w:val="0"/>
+        </w:rPr>
+        <w:t xml:space="preserve">Alignment:</w:t>
+      </w:r>
+    </w:p>
+    <w:p>
+      <w:pPr>
+        <w:rPr/>
+      </w:pPr>
+      <w:r>
+        <w:rPr>
+          <w:rtl w:val="0"/>
+        </w:rPr>
+        <w:t xml:space="preserve">CPPE Embeddings. Ontology Matching / Links / Dimensional / Order inference.</w:t>
+      </w:r>
+    </w:p>
+    <w:p>
+      <w:pPr>
+        <w:rPr/>
+      </w:pPr>
+      <w:r>
+        <w:rPr>
+          <w:rtl w:val="0"/>
+        </w:rPr>
+      </w:r>
+    </w:p>
+    <w:p>
+      <w:pPr>
+        <w:rPr/>
+      </w:pPr>
+      <w:r>
+        <w:rPr>
+          <w:rtl w:val="0"/>
+        </w:rPr>
+        <w:t xml:space="preserve">Activation:</w:t>
+      </w:r>
+    </w:p>
+    <w:p>
+      <w:pPr>
+        <w:rPr/>
+      </w:pPr>
+      <w:r>
+        <w:rPr>
+          <w:rtl w:val="0"/>
+        </w:rPr>
+        <w:t xml:space="preserve">Further Statements layers composition downstream in the hierarchy.</w:t>
+      </w:r>
+    </w:p>
+    <w:p>
+      <w:pPr>
+        <w:pStyle w:val="Heading2"/>
+        <w:rPr/>
+      </w:pPr>
+      <w:bookmarkStart w:colFirst="0" w:colLast="0" w:name="_f8pj4w7ygtgu" w:id="22"/>
+      <w:bookmarkEnd w:id="22"/>
+      <w:r>
+        <w:rPr>
+          <w:rtl w:val="0"/>
+        </w:rPr>
+        <w:t xml:space="preserve">Augmentation Layers Domain Model</w:t>
+      </w:r>
+    </w:p>
+    <w:p>
+      <w:pPr>
+        <w:rPr/>
+      </w:pPr>
+      <w:r>
+        <w:rPr>
+          <w:rtl w:val="0"/>
+        </w:rPr>
+        <w:t xml:space="preserve">Augmentation Pipeline Layers Statements aggregation levels encoded messages.</w:t>
+      </w:r>
+    </w:p>
+    <w:p>
+      <w:pPr>
+        <w:pStyle w:val="Heading3"/>
+        <w:rPr/>
+      </w:pPr>
+      <w:bookmarkStart w:colFirst="0" w:colLast="0" w:name="_ystudlk3l9yc" w:id="23"/>
+      <w:bookmarkEnd w:id="23"/>
+      <w:r>
+        <w:rPr>
+          <w:rtl w:val="0"/>
+        </w:rPr>
+        <w:t xml:space="preserve">Data Layer: Aggregation Agent</w:t>
+      </w:r>
+    </w:p>
+    <w:p>
+      <w:pPr>
+        <w:rPr/>
+      </w:pPr>
+      <w:r>
+        <w:rPr>
+          <w:rtl w:val="0"/>
+        </w:rPr>
+        <w:t xml:space="preserve">DOM Layer: Data / Schema Statements (Roles, Types)</w:t>
+      </w:r>
+    </w:p>
+    <w:p>
+      <w:pPr>
+        <w:rPr/>
+      </w:pPr>
+      <w:r>
+        <w:rPr>
+          <w:rtl w:val="0"/>
+        </w:rPr>
+      </w:r>
+    </w:p>
+    <w:p>
+      <w:pPr>
+        <w:rPr/>
+      </w:pPr>
+      <w:r>
+        <w:rPr>
+          <w:rtl w:val="0"/>
+        </w:rPr>
+        <w:t xml:space="preserve">Aggregation phase consumes Data / Instance Statements, produces Property Statements.</w:t>
+      </w:r>
+    </w:p>
+    <w:p>
+      <w:pPr>
+        <w:rPr/>
+      </w:pPr>
+      <w:r>
+        <w:rPr>
+          <w:rtl w:val="0"/>
+        </w:rPr>
+      </w:r>
+    </w:p>
+    <w:p>
+      <w:pPr>
+        <w:rPr/>
+      </w:pPr>
+      <w:r>
+        <w:rPr>
+          <w:rtl w:val="0"/>
+        </w:rPr>
+        <w:t xml:space="preserve">Layer Types: Instance / Type / Attribute / Property</w:t>
+      </w:r>
+    </w:p>
+    <w:p>
+      <w:pPr>
+        <w:rPr/>
+      </w:pPr>
+      <w:r>
+        <w:rPr>
+          <w:rtl w:val="0"/>
+        </w:rPr>
+      </w:r>
+    </w:p>
+    <w:p>
+      <w:pPr>
+        <w:rPr>
+          <w:b w:val="1"/>
+          <w:bCs w:val="1"/>
+        </w:rPr>
+      </w:pPr>
+      <w:r>
+        <w:rPr>
+          <w:b w:val="1"/>
+          <w:bCs w:val="1"/>
+          <w:rtl w:val="0"/>
+        </w:rPr>
+        <w:t xml:space="preserve">Data / Instance:</w:t>
+      </w:r>
+    </w:p>
+    <w:p>
+      <w:pPr>
+        <w:rPr/>
+      </w:pPr>
+      <w:r>
+        <w:rPr>
+          <w:rtl w:val="0"/>
+        </w:rPr>
+        <w:t xml:space="preserve">(Context, S, P, O)</w:t>
+      </w:r>
+    </w:p>
+    <w:p>
+      <w:pPr>
+        <w:rPr/>
+      </w:pPr>
+      <w:r>
+        <w:rPr>
+          <w:rtl w:val="0"/>
+        </w:rPr>
+      </w:r>
+    </w:p>
+    <w:p>
+      <w:pPr>
+        <w:rPr>
+          <w:b w:val="1"/>
+          <w:bCs w:val="1"/>
+        </w:rPr>
+      </w:pPr>
+      <w:r>
+        <w:rPr>
+          <w:b w:val="1"/>
+          <w:bCs w:val="1"/>
+          <w:rtl w:val="0"/>
+        </w:rPr>
+        <w:t xml:space="preserve">Type:</w:t>
+      </w:r>
+    </w:p>
+    <w:p>
+      <w:pPr>
+        <w:rPr>
+          <w:b w:val="1"/>
+          <w:bCs w:val="1"/>
+        </w:rPr>
+      </w:pPr>
+      <w:r>
+        <w:rPr>
+          <w:rtl w:val="0"/>
+        </w:rPr>
+        <w:t xml:space="preserve">(CK, S,  P, O)</w:t>
+      </w:r>
+      <w:r>
+        <w:rPr>
+          <w:rtl w:val="0"/>
+        </w:rPr>
+      </w:r>
+    </w:p>
+    <w:p>
+      <w:pPr>
+        <w:rPr/>
+      </w:pPr>
+      <w:r>
+        <w:rPr>
+          <w:rtl w:val="0"/>
+        </w:rPr>
+        <w:t xml:space="preserve">(SK, S,  P, O)</w:t>
+      </w:r>
+    </w:p>
+    <w:p>
+      <w:pPr>
+        <w:rPr/>
+      </w:pPr>
+      <w:r>
+        <w:rPr>
+          <w:rtl w:val="0"/>
+        </w:rPr>
+        <w:t xml:space="preserve">(PK, S,  P, O)</w:t>
+      </w:r>
+    </w:p>
+    <w:p>
+      <w:pPr>
+        <w:rPr/>
+      </w:pPr>
+      <w:r>
+        <w:rPr>
+          <w:rtl w:val="0"/>
+        </w:rPr>
+        <w:t xml:space="preserve">(OK, S,  P, O)</w:t>
+      </w:r>
+    </w:p>
+    <w:p>
+      <w:pPr>
+        <w:rPr/>
+      </w:pPr>
+      <w:r>
+        <w:rPr>
+          <w:rtl w:val="0"/>
+        </w:rPr>
+      </w:r>
+    </w:p>
+    <w:p>
+      <w:pPr>
+        <w:rPr>
+          <w:b w:val="1"/>
+          <w:bCs w:val="1"/>
+        </w:rPr>
+      </w:pPr>
+      <w:r>
+        <w:rPr>
+          <w:b w:val="1"/>
+          <w:bCs w:val="1"/>
+          <w:rtl w:val="0"/>
+        </w:rPr>
+        <w:t xml:space="preserve">Attribute:</w:t>
+      </w:r>
+    </w:p>
+    <w:p>
+      <w:pPr>
+        <w:rPr>
+          <w:b w:val="1"/>
+          <w:bCs w:val="1"/>
+        </w:rPr>
+      </w:pPr>
+      <w:r>
+        <w:rPr>
+          <w:rtl w:val="0"/>
+        </w:rPr>
+        <w:t xml:space="preserve">(CK, SK,  P, OK)</w:t>
+      </w:r>
+      <w:r>
+        <w:rPr>
+          <w:rtl w:val="0"/>
+        </w:rPr>
+      </w:r>
+    </w:p>
+    <w:p>
+      <w:pPr>
+        <w:rPr/>
+      </w:pPr>
+      <w:r>
+        <w:rPr>
+          <w:rtl w:val="0"/>
+        </w:rPr>
+        <w:t xml:space="preserve">(SK, S,  PK, O)</w:t>
+      </w:r>
+    </w:p>
+    <w:p>
+      <w:pPr>
+        <w:rPr/>
+      </w:pPr>
+      <w:r>
+        <w:rPr>
+          <w:rtl w:val="0"/>
+        </w:rPr>
+        <w:t xml:space="preserve">(PK, SK,  P, O)</w:t>
+      </w:r>
+    </w:p>
+    <w:p>
+      <w:pPr>
+        <w:rPr/>
+      </w:pPr>
+      <w:r>
+        <w:rPr>
+          <w:rtl w:val="0"/>
+        </w:rPr>
+        <w:t xml:space="preserve">(OK, S,  PK, O)</w:t>
+      </w:r>
+      <w:r>
+        <w:rPr>
+          <w:rtl w:val="0"/>
+        </w:rPr>
+      </w:r>
+    </w:p>
+    <w:p>
+      <w:pPr>
+        <w:rPr/>
+      </w:pPr>
+      <w:r>
+        <w:rPr>
+          <w:rtl w:val="0"/>
+        </w:rPr>
+      </w:r>
+    </w:p>
+    <w:p>
+      <w:pPr>
+        <w:rPr>
+          <w:b w:val="1"/>
+          <w:bCs w:val="1"/>
+        </w:rPr>
+      </w:pPr>
+      <w:r>
+        <w:rPr>
+          <w:b w:val="1"/>
+          <w:bCs w:val="1"/>
+          <w:rtl w:val="0"/>
+        </w:rPr>
+        <w:t xml:space="preserve">Property:</w:t>
+      </w:r>
+    </w:p>
+    <w:p>
+      <w:pPr>
+        <w:rPr/>
+      </w:pPr>
+      <w:r>
+        <w:rPr>
+          <w:rtl w:val="0"/>
+        </w:rPr>
+        <w:t xml:space="preserve">(Property, SK, PK, OK)</w:t>
+      </w:r>
+    </w:p>
+    <w:p>
+      <w:pPr>
+        <w:rPr/>
+      </w:pPr>
+      <w:r>
+        <w:rPr>
+          <w:rtl w:val="0"/>
+        </w:rPr>
+      </w:r>
+    </w:p>
+    <w:p>
+      <w:pPr>
+        <w:rPr/>
+      </w:pPr>
       <w:r>
         <w:rPr>
           <w:rtl w:val="0"/>
@@ -1238,365 +2733,364 @@
     </w:p>
     <w:p>
       <w:pPr>
-        <w:pStyle w:val="Heading2"/>
-        <w:rPr/>
-      </w:pPr>
-      <w:bookmarkStart w:colFirst="0" w:colLast="0" w:name="_5jhzi1ts1795" w:id="7"/>
-      <w:bookmarkEnd w:id="7"/>
-      <w:r>
-        <w:rPr>
-          <w:rtl w:val="0"/>
-        </w:rPr>
-        <w:t xml:space="preserve">Occurrences</w:t>
-      </w:r>
-    </w:p>
-    <w:p>
-      <w:pPr>
         <w:pStyle w:val="Heading3"/>
         <w:rPr/>
       </w:pPr>
-      <w:bookmarkStart w:colFirst="0" w:colLast="0" w:name="_yt0n94958tm1" w:id="8"/>
-      <w:bookmarkEnd w:id="8"/>
-      <w:r>
-        <w:rPr>
-          <w:rtl w:val="0"/>
-        </w:rPr>
-        <w:t xml:space="preserve">Statement Occurrences</w:t>
-      </w:r>
-    </w:p>
-    <w:p>
-      <w:pPr>
-        <w:rPr/>
-      </w:pPr>
-      <w:r>
-        <w:rPr>
-          <w:rtl w:val="0"/>
-        </w:rPr>
-      </w:r>
-    </w:p>
-    <w:p>
-      <w:pPr>
-        <w:rPr/>
-      </w:pPr>
-      <w:r>
-        <w:rPr>
-          <w:rtl w:val="0"/>
-        </w:rPr>
-        <w:t xml:space="preserve">Statements are Resources whose occurrences are their CSPOs in a given Role (Kind?)</w:t>
-      </w:r>
-    </w:p>
-    <w:p>
-      <w:pPr>
-        <w:rPr/>
-      </w:pPr>
-      <w:r>
-        <w:rPr>
-          <w:rtl w:val="0"/>
-        </w:rPr>
-      </w:r>
-    </w:p>
-    <w:p>
-      <w:pPr>
-        <w:pStyle w:val="Heading3"/>
-        <w:rPr/>
-      </w:pPr>
-      <w:bookmarkStart w:colFirst="0" w:colLast="0" w:name="_4rwl7o6xjpqg" w:id="9"/>
-      <w:bookmarkEnd w:id="9"/>
-      <w:r>
-        <w:rPr>
-          <w:rtl w:val="0"/>
-        </w:rPr>
-        <w:t xml:space="preserve">SPO Occurrences</w:t>
-      </w:r>
-    </w:p>
-    <w:p>
-      <w:pPr>
-        <w:rPr/>
-      </w:pPr>
-      <w:r>
-        <w:rPr>
-          <w:rtl w:val="0"/>
-        </w:rPr>
-      </w:r>
-    </w:p>
-    <w:p>
-      <w:pPr>
-        <w:rPr/>
-      </w:pPr>
-      <w:r>
-        <w:rPr>
-          <w:rtl w:val="0"/>
-        </w:rPr>
-        <w:t xml:space="preserve">Subject, Predicate, Object as Resource(s). SPO occurring Statement Contexts where they are in S, P, O Roles.</w:t>
-      </w:r>
-    </w:p>
-    <w:p>
-      <w:pPr>
-        <w:rPr/>
-      </w:pPr>
-      <w:r>
-        <w:rPr>
-          <w:rtl w:val="0"/>
-        </w:rPr>
-      </w:r>
-    </w:p>
-    <w:p>
-      <w:pPr>
-        <w:rPr/>
-      </w:pPr>
-      <w:r>
-        <w:rPr>
-          <w:rtl w:val="0"/>
-        </w:rPr>
-        <w:t xml:space="preserve">SPOs instances as wrapped arbitrary Resource Occurrence Context</w:t>
-      </w:r>
-    </w:p>
-    <w:p>
-      <w:pPr>
-        <w:rPr/>
-      </w:pPr>
-      <w:r>
-        <w:rPr>
-          <w:rtl w:val="0"/>
-        </w:rPr>
-      </w:r>
-    </w:p>
-    <w:p>
-      <w:pPr>
-        <w:pStyle w:val="Heading3"/>
-        <w:rPr/>
-      </w:pPr>
-      <w:bookmarkStart w:colFirst="0" w:colLast="0" w:name="_awjj3uno8b1z" w:id="10"/>
-      <w:bookmarkEnd w:id="10"/>
-      <w:r>
-        <w:rPr>
-          <w:rtl w:val="0"/>
-        </w:rPr>
-        <w:t xml:space="preserve">Kinds Occurrences</w:t>
-      </w:r>
-    </w:p>
-    <w:p>
-      <w:pPr>
-        <w:rPr/>
-      </w:pPr>
-      <w:r>
-        <w:rPr>
-          <w:rtl w:val="0"/>
-        </w:rPr>
-      </w:r>
-    </w:p>
-    <w:p>
-      <w:pPr>
-        <w:rPr/>
-      </w:pPr>
-      <w:r>
-        <w:rPr>
-          <w:rtl w:val="0"/>
-        </w:rPr>
-        <w:t xml:space="preserve">As Subject, Predicate, Object. Occurrences: Kind Functional Definition Statement Contexts (occurring Statement Contexts)</w:t>
-      </w:r>
-    </w:p>
-    <w:p>
-      <w:pPr>
-        <w:rPr/>
-      </w:pPr>
-      <w:r>
-        <w:rPr>
-          <w:rtl w:val="0"/>
-        </w:rPr>
-      </w:r>
-    </w:p>
-    <w:p>
-      <w:pPr>
-        <w:rPr/>
-      </w:pPr>
-      <w:r>
-        <w:rPr>
-          <w:rtl w:val="0"/>
-        </w:rPr>
-        <w:t xml:space="preserve">Kinds as Resources: Kinds occurring in Statements in S, P, O Roles</w:t>
-      </w:r>
-    </w:p>
-    <w:p>
-      <w:pPr>
-        <w:pStyle w:val="Heading2"/>
-        <w:rPr/>
-      </w:pPr>
-      <w:bookmarkStart w:colFirst="0" w:colLast="0" w:name="_gm9mvgowieo6" w:id="11"/>
-      <w:bookmarkEnd w:id="11"/>
-      <w:r>
-        <w:rPr>
-          <w:rtl w:val="0"/>
-        </w:rPr>
-        <w:t xml:space="preserve">Sets Based Model Representation</w:t>
-      </w:r>
-    </w:p>
-    <w:p>
-      <w:pPr>
-        <w:rPr/>
-      </w:pPr>
-      <w:r>
-        <w:rPr>
-          <w:rtl w:val="0"/>
-        </w:rPr>
-      </w:r>
-    </w:p>
-    <w:p>
-      <w:pPr>
-        <w:rPr/>
-      </w:pPr>
-      <w:r>
-        <w:rPr>
-          <w:rtl w:val="0"/>
-        </w:rPr>
-        <w:t xml:space="preserve">Subjects Set.</w:t>
-      </w:r>
-    </w:p>
-    <w:p>
-      <w:pPr>
-        <w:rPr/>
-      </w:pPr>
-      <w:r>
-        <w:rPr>
-          <w:rtl w:val="0"/>
-        </w:rPr>
-        <w:t xml:space="preserve">    </w:t>
-      </w:r>
-    </w:p>
-    <w:p>
-      <w:pPr>
-        <w:rPr/>
-      </w:pPr>
-      <w:r>
-        <w:rPr>
-          <w:rtl w:val="0"/>
-        </w:rPr>
-        <w:t xml:space="preserve">Predicates Set.</w:t>
-      </w:r>
-    </w:p>
-    <w:p>
-      <w:pPr>
-        <w:rPr/>
-      </w:pPr>
-      <w:r>
-        <w:rPr>
-          <w:rtl w:val="0"/>
-        </w:rPr>
-        <w:t xml:space="preserve">    </w:t>
-      </w:r>
-    </w:p>
-    <w:p>
-      <w:pPr>
-        <w:rPr/>
-      </w:pPr>
-      <w:r>
-        <w:rPr>
-          <w:rtl w:val="0"/>
-        </w:rPr>
-        <w:t xml:space="preserve">Objects Set.</w:t>
-      </w:r>
-    </w:p>
-    <w:p>
-      <w:pPr>
-        <w:rPr/>
-      </w:pPr>
-      <w:r>
-        <w:rPr>
-          <w:rtl w:val="0"/>
-        </w:rPr>
-        <w:t xml:space="preserve">    </w:t>
-      </w:r>
-    </w:p>
-    <w:p>
-      <w:pPr>
-        <w:rPr/>
-      </w:pPr>
-      <w:r>
-        <w:rPr>
-          <w:rtl w:val="0"/>
-        </w:rPr>
-        <w:t xml:space="preserve">Subject Kinds Set (Predicates Set intersection with Objects Set).</w:t>
-      </w:r>
-    </w:p>
-    <w:p>
-      <w:pPr>
-        <w:rPr/>
-      </w:pPr>
-      <w:r>
-        <w:rPr>
-          <w:rtl w:val="0"/>
-        </w:rPr>
-        <w:t xml:space="preserve">    </w:t>
-      </w:r>
-    </w:p>
-    <w:p>
-      <w:pPr>
-        <w:rPr/>
-      </w:pPr>
-      <w:r>
-        <w:rPr>
-          <w:rtl w:val="0"/>
-        </w:rPr>
-        <w:t xml:space="preserve">Predicate Kinds Set (Subjects Set intersection with Objects Set).</w:t>
-      </w:r>
-    </w:p>
-    <w:p>
-      <w:pPr>
-        <w:rPr/>
-      </w:pPr>
-      <w:r>
-        <w:rPr>
-          <w:rtl w:val="0"/>
-        </w:rPr>
-        <w:t xml:space="preserve">    </w:t>
-      </w:r>
-    </w:p>
-    <w:p>
-      <w:pPr>
-        <w:rPr/>
-      </w:pPr>
-      <w:r>
-        <w:rPr>
-          <w:rtl w:val="0"/>
-        </w:rPr>
-        <w:t xml:space="preserve">Object Kinds Set (Subjects Set intersection with Predicates Set).</w:t>
-      </w:r>
-    </w:p>
-    <w:p>
-      <w:pPr>
-        <w:rPr/>
-      </w:pPr>
-      <w:r>
-        <w:rPr>
-          <w:rtl w:val="0"/>
-        </w:rPr>
-        <w:t xml:space="preserve">    </w:t>
-      </w:r>
-    </w:p>
-    <w:p>
-      <w:pPr>
-        <w:rPr/>
-      </w:pPr>
-      <w:r>
-        <w:rPr>
-          <w:rtl w:val="0"/>
-        </w:rPr>
-        <w:t xml:space="preserve">Contexts Set (Subjects Set, Predicates Set and Objects Set intersection).</w:t>
-      </w:r>
-    </w:p>
-    <w:p>
-      <w:pPr>
-        <w:pStyle w:val="Heading3"/>
+      <w:bookmarkStart w:colFirst="0" w:colLast="0" w:name="_xpp350x451xh" w:id="24"/>
+      <w:bookmarkEnd w:id="24"/>
+      <w:r>
+        <w:rPr>
+          <w:rtl w:val="0"/>
+        </w:rPr>
+        <w:t xml:space="preserve">Information Layer: Alignment Agent</w:t>
+      </w:r>
+    </w:p>
+    <w:p>
+      <w:pPr>
+        <w:rPr/>
+      </w:pPr>
+      <w:r>
+        <w:rPr>
+          <w:rtl w:val="0"/>
+        </w:rPr>
+        <w:t xml:space="preserve">Dimensional Layer: State / Transition Statements (Matching, Order)</w:t>
+      </w:r>
+    </w:p>
+    <w:p>
+      <w:pPr>
+        <w:rPr/>
+      </w:pPr>
+      <w:r>
+        <w:rPr>
+          <w:rtl w:val="0"/>
+        </w:rPr>
+        <w:t xml:space="preserve">Alignment Agent (State / Transition Statements. Dimensional Layer). Matching / Order</w:t>
+      </w:r>
+    </w:p>
+    <w:p>
+      <w:pPr>
+        <w:rPr/>
+      </w:pPr>
+      <w:r>
+        <w:rPr>
+          <w:rtl w:val="0"/>
+        </w:rPr>
+      </w:r>
+    </w:p>
+    <w:p>
+      <w:pPr>
+        <w:rPr/>
+      </w:pPr>
+      <w:r>
+        <w:rPr>
+          <w:rtl w:val="0"/>
+        </w:rPr>
+        <w:t xml:space="preserve">Alignment phase consumes Aggregation Property Statements, produces Rule Statements.</w:t>
+      </w:r>
+    </w:p>
+    <w:p>
+      <w:pPr>
+        <w:rPr/>
+      </w:pPr>
+      <w:r>
+        <w:rPr>
+          <w:rtl w:val="0"/>
+        </w:rPr>
+      </w:r>
+    </w:p>
+    <w:p>
+      <w:pPr>
+        <w:rPr/>
+      </w:pPr>
+      <w:r>
+        <w:rPr>
+          <w:rtl w:val="0"/>
+        </w:rPr>
+        <w:t xml:space="preserve">Layer Types: Axis / State / Transition / Rule</w:t>
+      </w:r>
+    </w:p>
+    <w:p>
+      <w:pPr>
+        <w:rPr/>
+      </w:pPr>
+      <w:r>
+        <w:rPr>
+          <w:rtl w:val="0"/>
+        </w:rPr>
+      </w:r>
+    </w:p>
+    <w:p>
+      <w:pPr>
+        <w:rPr>
+          <w:b w:val="1"/>
+          <w:bCs w:val="1"/>
+        </w:rPr>
+      </w:pPr>
+      <w:r>
+        <w:rPr>
+          <w:b w:val="1"/>
+          <w:bCs w:val="1"/>
+          <w:rtl w:val="0"/>
+        </w:rPr>
+        <w:t xml:space="preserve">Axis:</w:t>
+      </w:r>
+    </w:p>
+    <w:p>
+      <w:pPr>
+        <w:rPr/>
+      </w:pPr>
+      <w:r>
+        <w:rPr>
+          <w:rtl w:val="0"/>
+        </w:rPr>
+        <w:t xml:space="preserve">S, P, O: Data Layer Property SK, PK, OK</w:t>
+      </w:r>
+    </w:p>
+    <w:p>
+      <w:pPr>
+        <w:rPr/>
+      </w:pPr>
+      <w:r>
+        <w:rPr>
+          <w:rtl w:val="0"/>
+        </w:rPr>
+        <w:t xml:space="preserve">(Axis, S, P, O)</w:t>
+      </w:r>
+    </w:p>
+    <w:p>
+      <w:pPr>
+        <w:rPr/>
+      </w:pPr>
+      <w:r>
+        <w:rPr>
+          <w:rtl w:val="0"/>
+        </w:rPr>
+      </w:r>
+    </w:p>
+    <w:p>
+      <w:pPr>
+        <w:rPr>
+          <w:b w:val="1"/>
+          <w:bCs w:val="1"/>
+        </w:rPr>
+      </w:pPr>
+      <w:r>
+        <w:rPr>
+          <w:b w:val="1"/>
+          <w:bCs w:val="1"/>
+          <w:rtl w:val="0"/>
+        </w:rPr>
+        <w:t xml:space="preserve">State:</w:t>
+      </w:r>
+    </w:p>
+    <w:p>
+      <w:pPr>
+        <w:rPr>
+          <w:b w:val="1"/>
+          <w:bCs w:val="1"/>
+        </w:rPr>
+      </w:pPr>
+      <w:r>
+        <w:rPr>
+          <w:rtl w:val="0"/>
+        </w:rPr>
+        <w:t xml:space="preserve">(CK, S,  P, O)</w:t>
+      </w:r>
+      <w:r>
+        <w:rPr>
+          <w:rtl w:val="0"/>
+        </w:rPr>
+      </w:r>
+    </w:p>
+    <w:p>
+      <w:pPr>
+        <w:rPr/>
+      </w:pPr>
+      <w:r>
+        <w:rPr>
+          <w:rtl w:val="0"/>
+        </w:rPr>
+        <w:t xml:space="preserve">(SK, S,  P, O)</w:t>
+      </w:r>
+    </w:p>
+    <w:p>
+      <w:pPr>
+        <w:rPr/>
+      </w:pPr>
+      <w:r>
+        <w:rPr>
+          <w:rtl w:val="0"/>
+        </w:rPr>
+        <w:t xml:space="preserve">(PK, S,  P, O)</w:t>
+      </w:r>
+    </w:p>
+    <w:p>
+      <w:pPr>
+        <w:rPr/>
+      </w:pPr>
+      <w:r>
+        <w:rPr>
+          <w:rtl w:val="0"/>
+        </w:rPr>
+        <w:t xml:space="preserve">(OK, S,  P, O)</w:t>
+      </w:r>
+    </w:p>
+    <w:p>
+      <w:pPr>
+        <w:rPr/>
+      </w:pPr>
+      <w:r>
+        <w:rPr>
+          <w:rtl w:val="0"/>
+        </w:rPr>
+      </w:r>
+    </w:p>
+    <w:p>
+      <w:pPr>
+        <w:rPr>
+          <w:b w:val="1"/>
+          <w:bCs w:val="1"/>
+        </w:rPr>
+      </w:pPr>
+      <w:r>
+        <w:rPr>
+          <w:b w:val="1"/>
+          <w:bCs w:val="1"/>
+          <w:rtl w:val="0"/>
+        </w:rPr>
+        <w:t xml:space="preserve">Transition:</w:t>
+      </w:r>
+    </w:p>
+    <w:p>
+      <w:pPr>
+        <w:rPr>
+          <w:b w:val="1"/>
+          <w:bCs w:val="1"/>
+        </w:rPr>
+      </w:pPr>
+      <w:r>
+        <w:rPr>
+          <w:rtl w:val="0"/>
+        </w:rPr>
+        <w:t xml:space="preserve">(CK, SK,  P, OK)</w:t>
+      </w:r>
+      <w:r>
+        <w:rPr>
+          <w:rtl w:val="0"/>
+        </w:rPr>
+      </w:r>
+    </w:p>
+    <w:p>
+      <w:pPr>
+        <w:rPr/>
+      </w:pPr>
+      <w:r>
+        <w:rPr>
+          <w:rtl w:val="0"/>
+        </w:rPr>
+        <w:t xml:space="preserve">(SK, S,  PK, O)</w:t>
+      </w:r>
+    </w:p>
+    <w:p>
+      <w:pPr>
+        <w:rPr/>
+      </w:pPr>
+      <w:r>
+        <w:rPr>
+          <w:rtl w:val="0"/>
+        </w:rPr>
+        <w:t xml:space="preserve">(PK, SK,  P, O)</w:t>
+      </w:r>
+    </w:p>
+    <w:p>
+      <w:pPr>
+        <w:rPr/>
+      </w:pPr>
+      <w:r>
+        <w:rPr>
+          <w:rtl w:val="0"/>
+        </w:rPr>
+        <w:t xml:space="preserve">(OK, S,  PK, O)</w:t>
+      </w:r>
+    </w:p>
+    <w:p>
+      <w:pPr>
+        <w:rPr/>
+      </w:pPr>
+      <w:r>
+        <w:rPr>
+          <w:rtl w:val="0"/>
+        </w:rPr>
+      </w:r>
+    </w:p>
+    <w:p>
+      <w:pPr>
+        <w:rPr>
+          <w:b w:val="1"/>
+          <w:bCs w:val="1"/>
+        </w:rPr>
+      </w:pPr>
+      <w:r>
+        <w:rPr>
+          <w:b w:val="1"/>
+          <w:bCs w:val="1"/>
+          <w:rtl w:val="0"/>
+        </w:rPr>
+        <w:t xml:space="preserve">Rule:</w:t>
+      </w:r>
+    </w:p>
+    <w:p>
+      <w:pPr>
+        <w:rPr/>
+      </w:pPr>
+      <w:r>
+        <w:rPr>
+          <w:rtl w:val="0"/>
+        </w:rPr>
+        <w:t xml:space="preserve">(Rule, SK, PK, OK)</w:t>
+      </w:r>
+    </w:p>
+    <w:p>
+      <w:pPr>
+        <w:rPr/>
+      </w:pPr>
+      <w:r>
+        <w:rPr>
+          <w:rtl w:val="0"/>
+        </w:rPr>
+      </w:r>
+    </w:p>
+    <w:p>
+      <w:pPr>
         <w:spacing w:line="276" w:lineRule="auto"/>
         <w:rPr/>
       </w:pPr>
-      <w:bookmarkStart w:colFirst="0" w:colLast="0" w:name="_57wbygpzlsz8" w:id="12"/>
-      <w:bookmarkEnd w:id="12"/>
       <w:r>
         <w:rPr>
           <w:rtl w:val="0"/>
         </w:rPr>
         <w:t xml:space="preserve">Dimensional (Contexts) Features</w:t>
+      </w:r>
+    </w:p>
+    <w:p>
+      <w:pPr>
+        <w:rPr/>
+      </w:pPr>
+      <w:r>
+        <w:rPr>
+          <w:rtl w:val="0"/>
+        </w:rPr>
+      </w:r>
+    </w:p>
+    <w:p>
+      <w:pPr>
+        <w:rPr/>
+      </w:pPr>
+      <w:r>
+        <w:rPr>
+          <w:rtl w:val="0"/>
+        </w:rPr>
+        <w:t xml:space="preserve">Kinds, type / state hierarchy / order inference and materialization into Statements. </w:t>
       </w:r>
     </w:p>
     <w:p>
@@ -1785,12 +3279,349 @@
     </w:p>
     <w:p>
       <w:pPr>
+        <w:rPr/>
+      </w:pPr>
+      <w:r>
+        <w:rPr>
+          <w:rtl w:val="0"/>
+        </w:rPr>
+      </w:r>
+    </w:p>
+    <w:p>
+      <w:pPr>
         <w:pStyle w:val="Heading3"/>
+        <w:rPr/>
+      </w:pPr>
+      <w:bookmarkStart w:colFirst="0" w:colLast="0" w:name="_iw6492wko9y" w:id="25"/>
+      <w:bookmarkEnd w:id="25"/>
+      <w:r>
+        <w:rPr>
+          <w:rtl w:val="0"/>
+        </w:rPr>
+        <w:t xml:space="preserve">Knowledge Layer: Activation Agent</w:t>
+      </w:r>
+    </w:p>
+    <w:p>
+      <w:pPr>
+        <w:rPr/>
+      </w:pPr>
+      <w:r>
+        <w:rPr>
+          <w:rtl w:val="0"/>
+        </w:rPr>
+        <w:t xml:space="preserve">Activation Agent (Interaction / Context Statements, DCI Layer). Transforms / Rules</w:t>
+      </w:r>
+    </w:p>
+    <w:p>
+      <w:pPr>
+        <w:rPr/>
+      </w:pPr>
+      <w:r>
+        <w:rPr>
+          <w:rtl w:val="0"/>
+        </w:rPr>
+        <w:t xml:space="preserve">DCI Layer: Interaction / Context Statements (Transforms, Rules)</w:t>
+      </w:r>
+    </w:p>
+    <w:p>
+      <w:pPr>
+        <w:rPr/>
+      </w:pPr>
+      <w:r>
+        <w:rPr>
+          <w:rtl w:val="0"/>
+        </w:rPr>
+      </w:r>
+    </w:p>
+    <w:p>
+      <w:pPr>
+        <w:rPr/>
+      </w:pPr>
+      <w:r>
+        <w:rPr>
+          <w:rtl w:val="0"/>
+        </w:rPr>
+        <w:t xml:space="preserve">Activation phase consumes Alignment Rule Statements, produces Context Statements.</w:t>
+      </w:r>
+    </w:p>
+    <w:p>
+      <w:pPr>
+        <w:rPr/>
+      </w:pPr>
+      <w:r>
+        <w:rPr>
+          <w:rtl w:val="0"/>
+        </w:rPr>
+      </w:r>
+    </w:p>
+    <w:p>
+      <w:pPr>
+        <w:rPr/>
+      </w:pPr>
+      <w:r>
+        <w:rPr>
+          <w:rtl w:val="0"/>
+        </w:rPr>
+        <w:t xml:space="preserve">Layer Types: Actor / Role / Verb / Context</w:t>
+      </w:r>
+    </w:p>
+    <w:p>
+      <w:pPr>
+        <w:rPr/>
+      </w:pPr>
+      <w:r>
+        <w:rPr>
+          <w:rtl w:val="0"/>
+        </w:rPr>
+      </w:r>
+    </w:p>
+    <w:p>
+      <w:pPr>
+        <w:rPr>
+          <w:b w:val="1"/>
+          <w:bCs w:val="1"/>
+        </w:rPr>
+      </w:pPr>
+      <w:r>
+        <w:rPr>
+          <w:b w:val="1"/>
+          <w:bCs w:val="1"/>
+          <w:rtl w:val="0"/>
+        </w:rPr>
+        <w:t xml:space="preserve">Actor:</w:t>
+      </w:r>
+    </w:p>
+    <w:p>
+      <w:pPr>
+        <w:rPr/>
+      </w:pPr>
+      <w:r>
+        <w:rPr>
+          <w:rtl w:val="0"/>
+        </w:rPr>
+        <w:t xml:space="preserve">S, P, O: Dimensional Layer Rule SK, PK, OK</w:t>
+      </w:r>
+    </w:p>
+    <w:p>
+      <w:pPr>
+        <w:rPr/>
+      </w:pPr>
+      <w:r>
+        <w:rPr>
+          <w:rtl w:val="0"/>
+        </w:rPr>
+        <w:t xml:space="preserve">(Actor, S, P, O)</w:t>
+      </w:r>
+    </w:p>
+    <w:p>
+      <w:pPr>
+        <w:rPr/>
+      </w:pPr>
+      <w:r>
+        <w:rPr>
+          <w:rtl w:val="0"/>
+        </w:rPr>
+      </w:r>
+    </w:p>
+    <w:p>
+      <w:pPr>
+        <w:rPr>
+          <w:b w:val="1"/>
+          <w:bCs w:val="1"/>
+        </w:rPr>
+      </w:pPr>
+      <w:r>
+        <w:rPr>
+          <w:b w:val="1"/>
+          <w:bCs w:val="1"/>
+          <w:rtl w:val="0"/>
+        </w:rPr>
+        <w:t xml:space="preserve">Role:</w:t>
+      </w:r>
+    </w:p>
+    <w:p>
+      <w:pPr>
+        <w:rPr>
+          <w:b w:val="1"/>
+          <w:bCs w:val="1"/>
+        </w:rPr>
+      </w:pPr>
+      <w:r>
+        <w:rPr>
+          <w:rtl w:val="0"/>
+        </w:rPr>
+        <w:t xml:space="preserve">(CK, S,  P, O)</w:t>
+      </w:r>
+      <w:r>
+        <w:rPr>
+          <w:rtl w:val="0"/>
+        </w:rPr>
+      </w:r>
+    </w:p>
+    <w:p>
+      <w:pPr>
+        <w:rPr/>
+      </w:pPr>
+      <w:r>
+        <w:rPr>
+          <w:rtl w:val="0"/>
+        </w:rPr>
+        <w:t xml:space="preserve">(SK, S,  P, O)</w:t>
+      </w:r>
+    </w:p>
+    <w:p>
+      <w:pPr>
+        <w:rPr/>
+      </w:pPr>
+      <w:r>
+        <w:rPr>
+          <w:rtl w:val="0"/>
+        </w:rPr>
+        <w:t xml:space="preserve">(PK, S,  P, O)</w:t>
+      </w:r>
+    </w:p>
+    <w:p>
+      <w:pPr>
+        <w:rPr/>
+      </w:pPr>
+      <w:r>
+        <w:rPr>
+          <w:rtl w:val="0"/>
+        </w:rPr>
+        <w:t xml:space="preserve">(OK, S,  P, O)</w:t>
+      </w:r>
+    </w:p>
+    <w:p>
+      <w:pPr>
+        <w:rPr/>
+      </w:pPr>
+      <w:r>
+        <w:rPr>
+          <w:rtl w:val="0"/>
+        </w:rPr>
+      </w:r>
+    </w:p>
+    <w:p>
+      <w:pPr>
+        <w:rPr>
+          <w:b w:val="1"/>
+          <w:bCs w:val="1"/>
+        </w:rPr>
+      </w:pPr>
+      <w:r>
+        <w:rPr>
+          <w:b w:val="1"/>
+          <w:bCs w:val="1"/>
+          <w:rtl w:val="0"/>
+        </w:rPr>
+        <w:t xml:space="preserve">Verb:</w:t>
+      </w:r>
+    </w:p>
+    <w:p>
+      <w:pPr>
+        <w:rPr>
+          <w:b w:val="1"/>
+          <w:bCs w:val="1"/>
+        </w:rPr>
+      </w:pPr>
+      <w:r>
+        <w:rPr>
+          <w:rtl w:val="0"/>
+        </w:rPr>
+        <w:t xml:space="preserve">(CK, SK,  P, OK)</w:t>
+      </w:r>
+      <w:r>
+        <w:rPr>
+          <w:rtl w:val="0"/>
+        </w:rPr>
+      </w:r>
+    </w:p>
+    <w:p>
+      <w:pPr>
+        <w:rPr/>
+      </w:pPr>
+      <w:r>
+        <w:rPr>
+          <w:rtl w:val="0"/>
+        </w:rPr>
+        <w:t xml:space="preserve">(SK, S,  PK, O)</w:t>
+      </w:r>
+    </w:p>
+    <w:p>
+      <w:pPr>
+        <w:rPr/>
+      </w:pPr>
+      <w:r>
+        <w:rPr>
+          <w:rtl w:val="0"/>
+        </w:rPr>
+        <w:t xml:space="preserve">(PK, SK,  P, O)</w:t>
+      </w:r>
+    </w:p>
+    <w:p>
+      <w:pPr>
+        <w:rPr/>
+      </w:pPr>
+      <w:r>
+        <w:rPr>
+          <w:rtl w:val="0"/>
+        </w:rPr>
+        <w:t xml:space="preserve">(OK, S,  PK, O)</w:t>
+      </w:r>
+    </w:p>
+    <w:p>
+      <w:pPr>
+        <w:rPr/>
+      </w:pPr>
+      <w:r>
+        <w:rPr>
+          <w:rtl w:val="0"/>
+        </w:rPr>
+      </w:r>
+    </w:p>
+    <w:p>
+      <w:pPr>
+        <w:rPr>
+          <w:b w:val="1"/>
+          <w:bCs w:val="1"/>
+        </w:rPr>
+      </w:pPr>
+      <w:r>
+        <w:rPr>
+          <w:b w:val="1"/>
+          <w:bCs w:val="1"/>
+          <w:rtl w:val="0"/>
+        </w:rPr>
+        <w:t xml:space="preserve">Context:</w:t>
+      </w:r>
+    </w:p>
+    <w:p>
+      <w:pPr>
+        <w:rPr/>
+      </w:pPr>
+      <w:r>
+        <w:rPr>
+          <w:rtl w:val="0"/>
+        </w:rPr>
+        <w:t xml:space="preserve">(Context, SK, PK, OK)</w:t>
+      </w:r>
+    </w:p>
+    <w:p>
+      <w:pPr>
         <w:spacing w:line="276" w:lineRule="auto"/>
         <w:rPr/>
       </w:pPr>
-      <w:bookmarkStart w:colFirst="0" w:colLast="0" w:name="_tutalgy8pvl" w:id="13"/>
-      <w:bookmarkEnd w:id="13"/>
+      <w:r>
+        <w:rPr>
+          <w:rtl w:val="0"/>
+        </w:rPr>
+      </w:r>
+    </w:p>
+    <w:p>
+      <w:pPr>
+        <w:spacing w:line="276" w:lineRule="auto"/>
+        <w:rPr/>
+      </w:pPr>
       <w:r>
         <w:rPr>
           <w:rtl w:val="0"/>
@@ -1835,34 +3666,777 @@
         <w:pStyle w:val="Heading1"/>
         <w:rPr/>
       </w:pPr>
-      <w:bookmarkStart w:colFirst="0" w:colLast="0" w:name="_huu3bjun52ae" w:id="14"/>
-      <w:bookmarkEnd w:id="14"/>
-      <w:r>
-        <w:rPr>
-          <w:rtl w:val="0"/>
-        </w:rPr>
-        <w:t xml:space="preserve">Augmentation Agents Pipeline (Aggregation, Alignment, Activation)</w:t>
-      </w:r>
-    </w:p>
-    <w:p>
-      <w:pPr>
-        <w:rPr/>
-      </w:pPr>
-      <w:r>
-        <w:rPr>
-          <w:rtl w:val="0"/>
-        </w:rPr>
-      </w:r>
-    </w:p>
-    <w:p>
-      <w:pPr>
-        <w:rPr/>
-      </w:pPr>
-      <w:r>
-        <w:rPr>
-          <w:rtl w:val="0"/>
-        </w:rPr>
-        <w:t xml:space="preserve">Interprets (consume / produce) Quad Statements Functional Streams as Quad Statements Layers Class Hierarchies</w:t>
+      <w:bookmarkStart w:colFirst="0" w:colLast="0" w:name="_c2ci3n60r14n" w:id="26"/>
+      <w:bookmarkEnd w:id="26"/>
+      <w:r>
+        <w:rPr>
+          <w:rtl w:val="0"/>
+        </w:rPr>
+        <w:t xml:space="preserve">Streaming Agents</w:t>
+      </w:r>
+    </w:p>
+    <w:p>
+      <w:pPr>
+        <w:rPr/>
+      </w:pPr>
+      <w:r>
+        <w:rPr>
+          <w:rtl w:val="0"/>
+        </w:rPr>
+        <w:t xml:space="preserve">Each Service Pipeline Layer Agent is tailored for the Augmentation phase it is configured on by means of augmentation instance data themselves: Production statements (functional matching / traversal). They are the product of previous Augmentations and are of the type of each Statement Layer topmost types.</w:t>
+      </w:r>
+    </w:p>
+    <w:p>
+      <w:pPr>
+        <w:rPr/>
+      </w:pPr>
+      <w:r>
+        <w:rPr>
+          <w:rtl w:val="0"/>
+        </w:rPr>
+      </w:r>
+    </w:p>
+    <w:p>
+      <w:pPr>
+        <w:rPr/>
+      </w:pPr>
+      <w:r>
+        <w:rPr>
+          <w:rtl w:val="0"/>
+        </w:rPr>
+        <w:t xml:space="preserve">Layer processing of streams of input Statements is performed by a set of “processing” Statements (stream) configured (inferred) for each Layer Service Agent phase by means of actual instance data (inference), being applied to input statements </w:t>
+      </w:r>
+    </w:p>
+    <w:p>
+      <w:pPr>
+        <w:rPr/>
+      </w:pPr>
+      <w:r>
+        <w:rPr>
+          <w:rtl w:val="0"/>
+        </w:rPr>
+      </w:r>
+    </w:p>
+    <w:p>
+      <w:pPr>
+        <w:rPr/>
+      </w:pPr>
+      <w:r>
+        <w:rPr>
+          <w:rtl w:val="0"/>
+        </w:rPr>
+        <w:t xml:space="preserve">Application of layer’s set of processing Statements against input Statements streams is given by means of functionally “applying” processing Statements (Templates / Rules) to input Statements, obtaining Production(s) until reaching “terminal” nodes (output Statements).</w:t>
+      </w:r>
+    </w:p>
+    <w:p>
+      <w:pPr>
+        <w:rPr/>
+      </w:pPr>
+      <w:r>
+        <w:rPr>
+          <w:rtl w:val="0"/>
+        </w:rPr>
+      </w:r>
+    </w:p>
+    <w:p>
+      <w:pPr>
+        <w:rPr/>
+      </w:pPr>
+      <w:r>
+        <w:rPr>
+          <w:rtl w:val="0"/>
+        </w:rPr>
+        <w:t xml:space="preserve">Processing layer streams of Statements are “inferred” and “applied” to and from other Statements streams in a functional fashion, matching input Statements to possible processing Statements, and destructuring inputs for matching and applying corresponding processing statements components recursively.</w:t>
+      </w:r>
+    </w:p>
+    <w:p>
+      <w:pPr>
+        <w:rPr/>
+      </w:pPr>
+      <w:r>
+        <w:rPr>
+          <w:rtl w:val="0"/>
+        </w:rPr>
+      </w:r>
+    </w:p>
+    <w:p>
+      <w:pPr>
+        <w:rPr/>
+      </w:pPr>
+      <w:r>
+        <w:rPr>
+          <w:rtl w:val="0"/>
+        </w:rPr>
+        <w:t xml:space="preserve">Pipeline Layers Processing Statements:</w:t>
+      </w:r>
+    </w:p>
+    <w:p>
+      <w:pPr>
+        <w:rPr/>
+      </w:pPr>
+      <w:r>
+        <w:rPr>
+          <w:rtl w:val="0"/>
+        </w:rPr>
+      </w:r>
+    </w:p>
+    <w:p>
+      <w:pPr>
+        <w:rPr/>
+      </w:pPr>
+      <w:r>
+        <w:rPr>
+          <w:rtl w:val="0"/>
+        </w:rPr>
+        <w:t xml:space="preserve">Matching with input Statements. Produces Layers Statements.</w:t>
+      </w:r>
+    </w:p>
+    <w:p>
+      <w:pPr>
+        <w:rPr/>
+      </w:pPr>
+      <w:r>
+        <w:rPr>
+          <w:rtl w:val="0"/>
+        </w:rPr>
+      </w:r>
+    </w:p>
+    <w:p>
+      <w:pPr>
+        <w:rPr>
+          <w:b w:val="1"/>
+          <w:bCs w:val="1"/>
+        </w:rPr>
+      </w:pPr>
+      <w:r>
+        <w:rPr>
+          <w:rtl w:val="0"/>
+        </w:rPr>
+        <w:t xml:space="preserve">Aggregation (DOM Layer): Aggregated Property Statements as Processing Statements:</w:t>
+      </w:r>
+      <w:r>
+        <w:rPr>
+          <w:rtl w:val="0"/>
+        </w:rPr>
+      </w:r>
+    </w:p>
+    <w:p>
+      <w:pPr>
+        <w:rPr>
+          <w:b w:val="1"/>
+          <w:bCs w:val="1"/>
+        </w:rPr>
+      </w:pPr>
+      <w:r>
+        <w:rPr>
+          <w:b w:val="1"/>
+          <w:bCs w:val="1"/>
+          <w:rtl w:val="0"/>
+        </w:rPr>
+        <w:t xml:space="preserve">Property:</w:t>
+      </w:r>
+    </w:p>
+    <w:p>
+      <w:pPr>
+        <w:rPr/>
+      </w:pPr>
+      <w:r>
+        <w:rPr>
+          <w:rtl w:val="0"/>
+        </w:rPr>
+        <w:t xml:space="preserve">(Property, SK, PK, OK): Kinds are given by the aggregated layer statements SPOs as stated in: Quad Layer Types by Augmentation Agents Pipeline Layers.</w:t>
+      </w:r>
+    </w:p>
+    <w:p>
+      <w:pPr>
+        <w:rPr/>
+      </w:pPr>
+      <w:r>
+        <w:rPr>
+          <w:rtl w:val="0"/>
+        </w:rPr>
+      </w:r>
+    </w:p>
+    <w:p>
+      <w:pPr>
+        <w:rPr>
+          <w:b w:val="1"/>
+          <w:bCs w:val="1"/>
+        </w:rPr>
+      </w:pPr>
+      <w:r>
+        <w:rPr>
+          <w:rtl w:val="0"/>
+        </w:rPr>
+        <w:t xml:space="preserve">Alignment (Dimensional Layer): Aligned Rule Statements as Processing Statements:</w:t>
+      </w:r>
+      <w:r>
+        <w:rPr>
+          <w:rtl w:val="0"/>
+        </w:rPr>
+      </w:r>
+    </w:p>
+    <w:p>
+      <w:pPr>
+        <w:rPr>
+          <w:b w:val="1"/>
+          <w:bCs w:val="1"/>
+        </w:rPr>
+      </w:pPr>
+      <w:r>
+        <w:rPr>
+          <w:b w:val="1"/>
+          <w:bCs w:val="1"/>
+          <w:rtl w:val="0"/>
+        </w:rPr>
+        <w:t xml:space="preserve">Rule:</w:t>
+      </w:r>
+    </w:p>
+    <w:p>
+      <w:pPr>
+        <w:rPr/>
+      </w:pPr>
+      <w:r>
+        <w:rPr>
+          <w:rtl w:val="0"/>
+        </w:rPr>
+        <w:t xml:space="preserve">(Rule, SK, PK, OK): Kinds are given by the aggregated layer statements SPOs as stated in: Quad Layer Types by Augmentation Agents Pipeline Layers.</w:t>
+      </w:r>
+    </w:p>
+    <w:p>
+      <w:pPr>
+        <w:rPr/>
+      </w:pPr>
+      <w:r>
+        <w:rPr>
+          <w:rtl w:val="0"/>
+        </w:rPr>
+      </w:r>
+    </w:p>
+    <w:p>
+      <w:pPr>
+        <w:rPr>
+          <w:b w:val="1"/>
+          <w:bCs w:val="1"/>
+        </w:rPr>
+      </w:pPr>
+      <w:r>
+        <w:rPr>
+          <w:rtl w:val="0"/>
+        </w:rPr>
+        <w:t xml:space="preserve">Activation (DCI Layer): Activated Context Statements as Processing Statements:</w:t>
+      </w:r>
+      <w:r>
+        <w:rPr>
+          <w:rtl w:val="0"/>
+        </w:rPr>
+      </w:r>
+    </w:p>
+    <w:p>
+      <w:pPr>
+        <w:rPr>
+          <w:b w:val="1"/>
+          <w:bCs w:val="1"/>
+        </w:rPr>
+      </w:pPr>
+      <w:r>
+        <w:rPr>
+          <w:b w:val="1"/>
+          <w:bCs w:val="1"/>
+          <w:rtl w:val="0"/>
+        </w:rPr>
+        <w:t xml:space="preserve">Context:</w:t>
+      </w:r>
+    </w:p>
+    <w:p>
+      <w:pPr>
+        <w:rPr/>
+      </w:pPr>
+      <w:r>
+        <w:rPr>
+          <w:rtl w:val="0"/>
+        </w:rPr>
+        <w:t xml:space="preserve">(Context, SK, PK, OK): Kinds are given by the aggregated layer statements SPOs as stated in: Quad Layer Types by Augmentation Agents Pipeline Layers.</w:t>
+      </w:r>
+    </w:p>
+    <w:p>
+      <w:pPr>
+        <w:rPr/>
+      </w:pPr>
+      <w:r>
+        <w:rPr>
+          <w:rtl w:val="0"/>
+        </w:rPr>
+      </w:r>
+    </w:p>
+    <w:p>
+      <w:pPr>
+        <w:rPr/>
+      </w:pPr>
+      <w:r>
+        <w:rPr>
+          <w:rtl w:val="0"/>
+        </w:rPr>
+        <w:t xml:space="preserve">TODO: Determine Resource, Occurrence, Kind, Statement application semantics (functional)</w:t>
+      </w:r>
+    </w:p>
+    <w:p>
+      <w:pPr>
+        <w:rPr/>
+      </w:pPr>
+      <w:r>
+        <w:rPr>
+          <w:rtl w:val="0"/>
+        </w:rPr>
+        <w:t xml:space="preserve">TODO: Determine Statement traversal / destructuring for individual components contextual applications.</w:t>
+      </w:r>
+    </w:p>
+    <w:p>
+      <w:pPr>
+        <w:rPr/>
+      </w:pPr>
+      <w:r>
+        <w:rPr>
+          <w:rtl w:val="0"/>
+        </w:rPr>
+        <w:t xml:space="preserve">TODO: Determine Augmentation layers Statements into layers processing Statements.</w:t>
+      </w:r>
+    </w:p>
+    <w:p>
+      <w:pPr>
+        <w:rPr/>
+      </w:pPr>
+      <w:r>
+        <w:rPr>
+          <w:rtl w:val="0"/>
+        </w:rPr>
+        <w:t xml:space="preserve">TODO: Determine inferred layers processing statement types.</w:t>
+      </w:r>
+    </w:p>
+    <w:p>
+      <w:pPr>
+        <w:rPr/>
+      </w:pPr>
+      <w:r>
+        <w:rPr>
+          <w:rtl w:val="0"/>
+        </w:rPr>
+        <w:t xml:space="preserve">TODO: Determine primitives (raw triples SPO?)</w:t>
+      </w:r>
+    </w:p>
+    <w:p>
+      <w:pPr>
+        <w:pStyle w:val="Heading2"/>
+        <w:rPr/>
+      </w:pPr>
+      <w:bookmarkStart w:colFirst="0" w:colLast="0" w:name="_s6dpyk3dwjgk" w:id="27"/>
+      <w:bookmarkEnd w:id="27"/>
+      <w:r>
+        <w:rPr>
+          <w:rtl w:val="0"/>
+        </w:rPr>
+        <w:t xml:space="preserve">Augmentation Pipeline</w:t>
+      </w:r>
+    </w:p>
+    <w:p>
+      <w:pPr>
+        <w:rPr/>
+      </w:pPr>
+      <w:r>
+        <w:rPr>
+          <w:rtl w:val="0"/>
+        </w:rPr>
+        <w:t xml:space="preserve">Each Augmentation Pipeline Service Agent performs transformations over their messaging backbone ingested data and publishes results back to the messaging backbone in a Blackboard messaging infrastructure fashion.</w:t>
+      </w:r>
+    </w:p>
+    <w:p>
+      <w:pPr>
+        <w:rPr/>
+      </w:pPr>
+      <w:r>
+        <w:rPr>
+          <w:rtl w:val="0"/>
+        </w:rPr>
+      </w:r>
+    </w:p>
+    <w:p>
+      <w:pPr>
+        <w:rPr/>
+      </w:pPr>
+      <w:r>
+        <w:rPr>
+          <w:rtl w:val="0"/>
+        </w:rPr>
+        <w:t xml:space="preserve">Each pipeline layer phase performs transformations given their layer responsibilities:</w:t>
+      </w:r>
+    </w:p>
+    <w:p>
+      <w:pPr>
+        <w:rPr/>
+      </w:pPr>
+      <w:r>
+        <w:rPr>
+          <w:rtl w:val="0"/>
+        </w:rPr>
+      </w:r>
+    </w:p>
+    <w:p>
+      <w:pPr>
+        <w:rPr/>
+      </w:pPr>
+      <w:r>
+        <w:rPr>
+          <w:rtl w:val="0"/>
+        </w:rPr>
+        <w:t xml:space="preserve">Context / Role / Type inference in the Aggregation Layer.</w:t>
+      </w:r>
+    </w:p>
+    <w:p>
+      <w:pPr>
+        <w:rPr/>
+      </w:pPr>
+      <w:r>
+        <w:rPr>
+          <w:rtl w:val="0"/>
+        </w:rPr>
+        <w:t xml:space="preserve">Ontology Matching / Links / Dimensional / Order and Attributes inference in the Alignment Layer.</w:t>
+      </w:r>
+    </w:p>
+    <w:p>
+      <w:pPr>
+        <w:rPr/>
+      </w:pPr>
+      <w:r>
+        <w:rPr>
+          <w:rtl w:val="0"/>
+        </w:rPr>
+        <w:t xml:space="preserve">Contexts (Use Cases) and behaviors (Interactions) in the Activation Layer.</w:t>
+      </w:r>
+    </w:p>
+    <w:p>
+      <w:pPr>
+        <w:rPr/>
+      </w:pPr>
+      <w:r>
+        <w:rPr>
+          <w:rtl w:val="0"/>
+        </w:rPr>
+      </w:r>
+    </w:p>
+    <w:p>
+      <w:pPr>
+        <w:rPr/>
+      </w:pPr>
+      <w:r>
+        <w:rPr>
+          <w:rtl w:val="0"/>
+        </w:rPr>
+        <w:t xml:space="preserve">According to its layer of responsibilities, each layer is aware of its “Production” statements, which are the augmented results of previous layers' statements processing. These “Productions” are not static but are a representation of the results of prior augmentations:</w:t>
+      </w:r>
+    </w:p>
+    <w:p>
+      <w:pPr>
+        <w:rPr/>
+      </w:pPr>
+      <w:r>
+        <w:rPr>
+          <w:rtl w:val="0"/>
+        </w:rPr>
+      </w:r>
+    </w:p>
+    <w:p>
+      <w:pPr>
+        <w:rPr/>
+      </w:pPr>
+      <w:r>
+        <w:rPr>
+          <w:rtl w:val="0"/>
+        </w:rPr>
+        <w:t xml:space="preserve">Property Statements for Aggregation Layer.</w:t>
+      </w:r>
+    </w:p>
+    <w:p>
+      <w:pPr>
+        <w:rPr/>
+      </w:pPr>
+      <w:r>
+        <w:rPr>
+          <w:rtl w:val="0"/>
+        </w:rPr>
+        <w:t xml:space="preserve">Rule Statements for the Alignment Layer.</w:t>
+      </w:r>
+    </w:p>
+    <w:p>
+      <w:pPr>
+        <w:rPr/>
+      </w:pPr>
+      <w:r>
+        <w:rPr>
+          <w:rtl w:val="0"/>
+        </w:rPr>
+        <w:t xml:space="preserve">Context Statements for the Activation Layer. </w:t>
+      </w:r>
+    </w:p>
+    <w:p>
+      <w:pPr>
+        <w:pStyle w:val="Heading2"/>
+        <w:rPr/>
+      </w:pPr>
+      <w:bookmarkStart w:colFirst="0" w:colLast="0" w:name="_fessmp846esx" w:id="28"/>
+      <w:bookmarkEnd w:id="28"/>
+      <w:r>
+        <w:rPr>
+          <w:rtl w:val="0"/>
+        </w:rPr>
+        <w:t xml:space="preserve">Augmentation Pipeline Streams Processing</w:t>
+      </w:r>
+    </w:p>
+    <w:p>
+      <w:pPr>
+        <w:rPr/>
+      </w:pPr>
+      <w:r>
+        <w:rPr>
+          <w:rtl w:val="0"/>
+        </w:rPr>
+        <w:t xml:space="preserve">Each pipeline processing agent processes the input Statements of their corresponding processing phase Statement layer types. They do by stream matching of new input data with already “known” Processing Statements from layers previous inference aggregated knowledge. Input and Processing Statements for each layer phase:</w:t>
+      </w:r>
+    </w:p>
+    <w:p>
+      <w:pPr>
+        <w:rPr/>
+      </w:pPr>
+      <w:r>
+        <w:rPr>
+          <w:rtl w:val="0"/>
+        </w:rPr>
+      </w:r>
+    </w:p>
+    <w:p>
+      <w:pPr>
+        <w:rPr/>
+      </w:pPr>
+      <w:r>
+        <w:rPr>
+          <w:rtl w:val="0"/>
+        </w:rPr>
+        <w:t xml:space="preserve">Property Statements for Aggregation Layer.</w:t>
+      </w:r>
+    </w:p>
+    <w:p>
+      <w:pPr>
+        <w:rPr/>
+      </w:pPr>
+      <w:r>
+        <w:rPr>
+          <w:rtl w:val="0"/>
+        </w:rPr>
+        <w:t xml:space="preserve">Rule Statements for the Alignment Layer.</w:t>
+      </w:r>
+    </w:p>
+    <w:p>
+      <w:pPr>
+        <w:rPr/>
+      </w:pPr>
+      <w:r>
+        <w:rPr>
+          <w:rtl w:val="0"/>
+        </w:rPr>
+        <w:t xml:space="preserve">Context Statements for the Activation Layer.</w:t>
+      </w:r>
+    </w:p>
+    <w:p>
+      <w:pPr>
+        <w:rPr/>
+      </w:pPr>
+      <w:r>
+        <w:rPr>
+          <w:rtl w:val="0"/>
+        </w:rPr>
+      </w:r>
+    </w:p>
+    <w:p>
+      <w:pPr>
+        <w:rPr/>
+      </w:pPr>
+      <w:r>
+        <w:rPr>
+          <w:rtl w:val="0"/>
+        </w:rPr>
+        <w:t xml:space="preserve">The streaming augmentation is performed in base a “merge” operation of Input and Production Statements at the same “level” in the Statements Layers Hierarchy in two phases: Unfolding and Folding.</w:t>
+      </w:r>
+    </w:p>
+    <w:p>
+      <w:pPr>
+        <w:rPr/>
+      </w:pPr>
+      <w:r>
+        <w:rPr>
+          <w:rtl w:val="0"/>
+        </w:rPr>
+      </w:r>
+    </w:p>
+    <w:p>
+      <w:pPr>
+        <w:rPr/>
+      </w:pPr>
+      <w:r>
+        <w:rPr>
+          <w:rtl w:val="0"/>
+        </w:rPr>
+        <w:t xml:space="preserve">For the Unfolding example, for the Alignment Layer for example, Rule Input Statements are “merged” with Rule Processing Statements. Then, both Statement streams are “unfolded” into their upper layer (Transitions in this case) aggregation layer originating statements and then these source statements are “merged” in turn into this layer level statements. This “unfolding” and “merge” occurs until reaching the layer's initial Statement type.</w:t>
+      </w:r>
+    </w:p>
+    <w:p>
+      <w:pPr>
+        <w:rPr/>
+      </w:pPr>
+      <w:r>
+        <w:rPr>
+          <w:rtl w:val="0"/>
+        </w:rPr>
+      </w:r>
+    </w:p>
+    <w:p>
+      <w:pPr>
+        <w:rPr/>
+      </w:pPr>
+      <w:r>
+        <w:rPr>
+          <w:rtl w:val="0"/>
+        </w:rPr>
+        <w:t xml:space="preserve">In the Folding case, Input and Production Statements of the same layer level type are “merged” and merge produced layers Statements are aggregated into the next Statement layer Statement type. Then, aggregated merged statements are merged in turn with the Production Statements corresponding unfolded layer until reaching the layer’s final statement type (State in the case of Alignment).</w:t>
+      </w:r>
+    </w:p>
+    <w:p>
+      <w:pPr>
+        <w:pStyle w:val="Heading2"/>
+        <w:rPr/>
+      </w:pPr>
+      <w:bookmarkStart w:colFirst="0" w:colLast="0" w:name="_ld8kd7o4b1uw" w:id="29"/>
+      <w:bookmarkEnd w:id="29"/>
+      <w:r>
+        <w:rPr>
+          <w:rtl w:val="0"/>
+        </w:rPr>
+        <w:t xml:space="preserve">Aggregation Service Agent</w:t>
+      </w:r>
+    </w:p>
+    <w:p>
+      <w:pPr>
+        <w:rPr/>
+      </w:pPr>
+      <w:r>
+        <w:rPr>
+          <w:rtl w:val="0"/>
+        </w:rPr>
+        <w:t xml:space="preserve">Context / Role / Type inference in the Aggregation Layer.</w:t>
+      </w:r>
+    </w:p>
+    <w:p>
+      <w:pPr>
+        <w:pStyle w:val="Heading2"/>
+        <w:rPr/>
+      </w:pPr>
+      <w:bookmarkStart w:colFirst="0" w:colLast="0" w:name="_lu0ndtng3l8" w:id="30"/>
+      <w:bookmarkEnd w:id="30"/>
+      <w:r>
+        <w:rPr>
+          <w:rtl w:val="0"/>
+        </w:rPr>
+        <w:t xml:space="preserve">Alignment Service Agent</w:t>
+      </w:r>
+    </w:p>
+    <w:p>
+      <w:pPr>
+        <w:rPr/>
+      </w:pPr>
+      <w:r>
+        <w:rPr>
+          <w:rtl w:val="0"/>
+        </w:rPr>
+        <w:t xml:space="preserve">Ontology Matching / Links / Dimensional / Order and Attributes inference in the Alignment Layer.</w:t>
+      </w:r>
+    </w:p>
+    <w:p>
+      <w:pPr>
+        <w:pStyle w:val="Heading2"/>
+        <w:rPr/>
+      </w:pPr>
+      <w:bookmarkStart w:colFirst="0" w:colLast="0" w:name="_yk4120gc18wf" w:id="31"/>
+      <w:bookmarkEnd w:id="31"/>
+      <w:r>
+        <w:rPr>
+          <w:rtl w:val="0"/>
+        </w:rPr>
+        <w:t xml:space="preserve">Activation Service Agent</w:t>
+      </w:r>
+    </w:p>
+    <w:p>
+      <w:pPr>
+        <w:rPr/>
+      </w:pPr>
+      <w:r>
+        <w:rPr>
+          <w:rtl w:val="0"/>
+        </w:rPr>
+        <w:t xml:space="preserve">Contexts (Use Cases) and behaviors (Interactions) in the Activation Layer.</w:t>
+      </w:r>
+    </w:p>
+    <w:p>
+      <w:pPr>
+        <w:pStyle w:val="Heading2"/>
+        <w:rPr/>
+      </w:pPr>
+      <w:bookmarkStart w:colFirst="0" w:colLast="0" w:name="_unxiex8ycrut" w:id="32"/>
+      <w:bookmarkEnd w:id="32"/>
+      <w:r>
+        <w:rPr>
+          <w:rtl w:val="0"/>
+        </w:rPr>
+        <w:t xml:space="preserve">Helper Services</w:t>
+      </w:r>
+    </w:p>
+    <w:p>
+      <w:pPr>
+        <w:pStyle w:val="Heading3"/>
+        <w:rPr/>
+      </w:pPr>
+      <w:bookmarkStart w:colFirst="0" w:colLast="0" w:name="_4qvfuly2ipq2" w:id="33"/>
+      <w:bookmarkEnd w:id="33"/>
+      <w:r>
+        <w:rPr>
+          <w:rtl w:val="0"/>
+        </w:rPr>
+        <w:t xml:space="preserve">Registry Service</w:t>
+      </w:r>
+    </w:p>
+    <w:p>
+      <w:pPr>
+        <w:pStyle w:val="Heading3"/>
+        <w:rPr/>
+      </w:pPr>
+      <w:bookmarkStart w:colFirst="0" w:colLast="0" w:name="_mjabd397mqn" w:id="34"/>
+      <w:bookmarkEnd w:id="34"/>
+      <w:r>
+        <w:rPr>
+          <w:rtl w:val="0"/>
+        </w:rPr>
+        <w:t xml:space="preserve">Naming Service</w:t>
+      </w:r>
+    </w:p>
+    <w:p>
+      <w:pPr>
+        <w:pStyle w:val="Heading3"/>
+        <w:rPr/>
+      </w:pPr>
+      <w:bookmarkStart w:colFirst="0" w:colLast="0" w:name="_i87we4txd2xb" w:id="35"/>
+      <w:bookmarkEnd w:id="35"/>
+      <w:r>
+        <w:rPr>
+          <w:rtl w:val="0"/>
+        </w:rPr>
+        <w:t xml:space="preserve">Index Service</w:t>
       </w:r>
     </w:p>
     <w:p>
@@ -1880,69 +4454,246 @@
         <w:pStyle w:val="Heading1"/>
         <w:rPr/>
       </w:pPr>
-      <w:bookmarkStart w:colFirst="0" w:colLast="0" w:name="_ecoazujj9rr4" w:id="15"/>
-      <w:bookmarkEnd w:id="15"/>
-      <w:r>
-        <w:rPr>
-          <w:rtl w:val="0"/>
-        </w:rPr>
-        <w:t xml:space="preserve">Homoiconic (codat) approach</w:t>
-      </w:r>
-    </w:p>
-    <w:p>
-      <w:pPr>
-        <w:rPr/>
-      </w:pPr>
-      <w:r>
-        <w:rPr>
-          <w:rtl w:val="0"/>
-        </w:rPr>
-      </w:r>
-    </w:p>
-    <w:p>
-      <w:pPr>
-        <w:rPr/>
-      </w:pPr>
-      <w:r>
-        <w:rPr>
-          <w:rtl w:val="0"/>
-        </w:rPr>
-        <w:t xml:space="preserve">Augmentation Pipeline Agents consume Statements produced by any other Agent, including themselves, until reaching primitives. Blackboard messaging pattern, Augmentation Pipeline Layers Agents roles relative to the augmentation steps they perform and not by their position or order of invocation.</w:t>
-      </w:r>
-    </w:p>
-    <w:p>
-      <w:pPr>
-        <w:rPr/>
-      </w:pPr>
-      <w:r>
-        <w:rPr>
-          <w:rtl w:val="0"/>
-        </w:rPr>
-      </w:r>
-    </w:p>
-    <w:p>
-      <w:pPr>
-        <w:pStyle w:val="Heading1"/>
-        <w:rPr/>
-      </w:pPr>
-      <w:bookmarkStart w:colFirst="0" w:colLast="0" w:name="_cfgybvjk4urp" w:id="16"/>
-      <w:bookmarkEnd w:id="16"/>
-      <w:r>
-        <w:rPr>
-          <w:rtl w:val="0"/>
-        </w:rPr>
-        <w:t xml:space="preserve">Quad Layer Types by Augmentation Agents Pipeline Layers</w:t>
-      </w:r>
-    </w:p>
-    <w:p>
-      <w:pPr>
-        <w:rPr/>
-      </w:pPr>
-      <w:r>
-        <w:rPr>
-          <w:rtl w:val="0"/>
-        </w:rPr>
-        <w:t xml:space="preserve">Each Layer Statement type builds upon upper Layer Statement types. Lower Layer Statements can be decomposed into the upper layers Statements who were the source they were built upon, until reaching DOM Layer Data / Instance SPO Layer Statements. Also, lower layer statements types can be aggregated / composed into upper layers statements types. One layer output Statement (SK, PK, OK) is next layer input Statement (S, P, O) and vice versa.</w:t>
+      <w:bookmarkStart w:colFirst="0" w:colLast="0" w:name="_rcv56ozv9ek" w:id="36"/>
+      <w:bookmarkEnd w:id="36"/>
+      <w:r>
+        <w:rPr>
+          <w:rtl w:val="0"/>
+        </w:rPr>
+        <w:t xml:space="preserve">Possible Merge Approaches</w:t>
+      </w:r>
+    </w:p>
+    <w:p>
+      <w:pPr>
+        <w:rPr/>
+      </w:pPr>
+      <w:r>
+        <w:rPr>
+          <w:rtl w:val="0"/>
+        </w:rPr>
+        <w:t xml:space="preserve">Identity Resolution driven. TODO: Find the way of unambiguously identifying concepts (Resources, Occurrences, Statements, SPOs, Kinds) equivalent (in a given role occurrence in a given context).</w:t>
+      </w:r>
+    </w:p>
+    <w:p>
+      <w:pPr>
+        <w:rPr/>
+      </w:pPr>
+      <w:r>
+        <w:rPr>
+          <w:rtl w:val="0"/>
+        </w:rPr>
+      </w:r>
+    </w:p>
+    <w:p>
+      <w:pPr>
+        <w:rPr/>
+      </w:pPr>
+      <w:r>
+        <w:rPr>
+          <w:rtl w:val="0"/>
+        </w:rPr>
+        <w:t xml:space="preserve">Merge: Reify as Resources Occurrences, Statements, SPOs, Kinds. Resolve ID of Resources, Contexts (ID, Type), Occurrences (IDs, Contexts, Roles).</w:t>
+      </w:r>
+    </w:p>
+    <w:p>
+      <w:pPr>
+        <w:rPr/>
+      </w:pPr>
+      <w:r>
+        <w:rPr>
+          <w:rtl w:val="0"/>
+        </w:rPr>
+      </w:r>
+    </w:p>
+    <w:p>
+      <w:pPr>
+        <w:rPr/>
+      </w:pPr>
+      <w:r>
+        <w:rPr>
+          <w:rtl w:val="0"/>
+        </w:rPr>
+        <w:t xml:space="preserve">Aggregated Processing / Production Statements acts as Templates / Upper ontology alignment schemas.</w:t>
+      </w:r>
+    </w:p>
+    <w:p>
+      <w:pPr>
+        <w:rPr/>
+      </w:pPr>
+      <w:r>
+        <w:rPr>
+          <w:rtl w:val="0"/>
+        </w:rPr>
+      </w:r>
+    </w:p>
+    <w:p>
+      <w:pPr>
+        <w:rPr/>
+      </w:pPr>
+      <w:r>
+        <w:rPr>
+          <w:rtl w:val="0"/>
+        </w:rPr>
+        <w:t xml:space="preserve">Layers context merged entities propagate upstream (unfolding) and downstream (folding).</w:t>
+      </w:r>
+    </w:p>
+    <w:p>
+      <w:pPr>
+        <w:rPr/>
+      </w:pPr>
+      <w:r>
+        <w:rPr>
+          <w:rtl w:val="0"/>
+        </w:rPr>
+      </w:r>
+    </w:p>
+    <w:p>
+      <w:pPr>
+        <w:rPr/>
+      </w:pPr>
+      <w:r>
+        <w:rPr>
+          <w:rtl w:val="0"/>
+        </w:rPr>
+        <w:t xml:space="preserve">Identity Encoding:</w:t>
+      </w:r>
+    </w:p>
+    <w:p>
+      <w:pPr>
+        <w:rPr/>
+      </w:pPr>
+      <w:r>
+        <w:rPr>
+          <w:rtl w:val="0"/>
+        </w:rPr>
+      </w:r>
+    </w:p>
+    <w:p>
+      <w:pPr>
+        <w:rPr>
+          <w:b w:val="1"/>
+          <w:bCs w:val="1"/>
+        </w:rPr>
+      </w:pPr>
+      <w:r>
+        <w:rPr>
+          <w:b w:val="1"/>
+          <w:bCs w:val="1"/>
+          <w:rtl w:val="0"/>
+        </w:rPr>
+        <w:t xml:space="preserve">CPPE Embeddings</w:t>
+      </w:r>
+    </w:p>
+    <w:p>
+      <w:pPr>
+        <w:rPr/>
+      </w:pPr>
+      <w:r>
+        <w:rPr>
+          <w:rtl w:val="0"/>
+        </w:rPr>
+        <w:t xml:space="preserve">Index API.</w:t>
+      </w:r>
+    </w:p>
+    <w:p>
+      <w:pPr>
+        <w:rPr/>
+      </w:pPr>
+      <w:r>
+        <w:rPr>
+          <w:rtl w:val="0"/>
+        </w:rPr>
+      </w:r>
+    </w:p>
+    <w:p>
+      <w:pPr>
+        <w:rPr>
+          <w:b w:val="1"/>
+          <w:bCs w:val="1"/>
+        </w:rPr>
+      </w:pPr>
+      <w:r>
+        <w:rPr>
+          <w:b w:val="1"/>
+          <w:bCs w:val="1"/>
+          <w:rtl w:val="0"/>
+        </w:rPr>
+        <w:t xml:space="preserve">FCA / Set Assertion Statements:</w:t>
+      </w:r>
+    </w:p>
+    <w:p>
+      <w:pPr>
+        <w:rPr/>
+      </w:pPr>
+      <w:r>
+        <w:rPr>
+          <w:rtl w:val="0"/>
+        </w:rPr>
+        <w:t xml:space="preserve">(Context, Concept, Role, Occurrence);</w:t>
+      </w:r>
+    </w:p>
+    <w:p>
+      <w:pPr>
+        <w:rPr/>
+      </w:pPr>
+      <w:r>
+        <w:rPr>
+          <w:rtl w:val="0"/>
+        </w:rPr>
+        <w:t xml:space="preserve">Concept, Context, Role, Occurrence recursively instance of Set Statements.</w:t>
+      </w:r>
+    </w:p>
+    <w:p>
+      <w:pPr>
+        <w:rPr/>
+      </w:pPr>
+      <w:r>
+        <w:rPr>
+          <w:rtl w:val="0"/>
+        </w:rPr>
+      </w:r>
+    </w:p>
+    <w:p>
+      <w:pPr>
+        <w:rPr/>
+      </w:pPr>
+      <w:r>
+        <w:rPr>
+          <w:rtl w:val="0"/>
+        </w:rPr>
+        <w:t xml:space="preserve">Naming Scheme:</w:t>
+      </w:r>
+    </w:p>
+    <w:p>
+      <w:pPr>
+        <w:rPr/>
+      </w:pPr>
+      <w:r>
+        <w:rPr>
+          <w:rtl w:val="0"/>
+        </w:rPr>
+      </w:r>
+    </w:p>
+    <w:p>
+      <w:pPr>
+        <w:rPr/>
+      </w:pPr>
+      <w:r>
+        <w:rPr>
+          <w:rtl w:val="0"/>
+        </w:rPr>
+        <w:t xml:space="preserve">Name assignment for inferred entities.</w:t>
+      </w:r>
+    </w:p>
+    <w:p>
+      <w:pPr>
+        <w:rPr/>
+      </w:pPr>
+      <w:r>
+        <w:rPr>
+          <w:rtl w:val="0"/>
+        </w:rPr>
+        <w:t xml:space="preserve">Registry Mapping of Merge encodings.</w:t>
       </w:r>
     </w:p>
     <w:p>
@@ -1950,13 +4701,24 @@
         <w:pStyle w:val="Heading2"/>
         <w:rPr/>
       </w:pPr>
-      <w:bookmarkStart w:colFirst="0" w:colLast="0" w:name="_nhh43x2fykkv" w:id="17"/>
-      <w:bookmarkEnd w:id="17"/>
-      <w:r>
-        <w:rPr>
-          <w:rtl w:val="0"/>
-        </w:rPr>
-        <w:t xml:space="preserve">Aggregation Agent (Data / Schema Statements. DOM Layer). Roles / Types</w:t>
+      <w:bookmarkStart w:colFirst="0" w:colLast="0" w:name="_pq9istt44jqw" w:id="37"/>
+      <w:bookmarkEnd w:id="37"/>
+      <w:r>
+        <w:rPr>
+          <w:rtl w:val="0"/>
+        </w:rPr>
+        <w:t xml:space="preserve">RDF Merge</w:t>
+      </w:r>
+    </w:p>
+    <w:p>
+      <w:pPr>
+        <w:rPr/>
+      </w:pPr>
+      <w:r>
+        <w:rPr>
+          <w:rtl w:val="0"/>
+        </w:rPr>
+        <w:t xml:space="preserve">This approach relies on graph theory. It essentially performs a graph union of multiple RDF datasets. A critical function of an RDF merge is the standardization and renaming of "blank nodes" (anonymous resources) across different graphs to avoid collisions, resulting in a single, unified knowledge graph of subject-predicate-object triples.</w:t>
       </w:r>
     </w:p>
     <w:p>
@@ -1964,214 +4726,24 @@
         <w:pStyle w:val="Heading2"/>
         <w:rPr/>
       </w:pPr>
-      <w:bookmarkStart w:colFirst="0" w:colLast="0" w:name="_t2ai3l6j0x58" w:id="18"/>
-      <w:bookmarkEnd w:id="18"/>
-      <w:r>
-        <w:rPr>
-          <w:rtl w:val="0"/>
-        </w:rPr>
-        <w:t xml:space="preserve">DOM Layer: Data / Schema Statements (Roles, Types)</w:t>
-      </w:r>
-    </w:p>
-    <w:p>
-      <w:pPr>
-        <w:rPr/>
-      </w:pPr>
-      <w:r>
-        <w:rPr>
-          <w:rtl w:val="0"/>
-        </w:rPr>
-      </w:r>
-    </w:p>
-    <w:p>
-      <w:pPr>
-        <w:rPr/>
-      </w:pPr>
-      <w:r>
-        <w:rPr>
-          <w:rtl w:val="0"/>
-        </w:rPr>
-        <w:t xml:space="preserve">Aggregation phase consumes Data / Instance Statements, produces Property Statements.</w:t>
-      </w:r>
-    </w:p>
-    <w:p>
-      <w:pPr>
-        <w:rPr/>
-      </w:pPr>
-      <w:r>
-        <w:rPr>
-          <w:rtl w:val="0"/>
-        </w:rPr>
-      </w:r>
-    </w:p>
-    <w:p>
-      <w:pPr>
-        <w:rPr/>
-      </w:pPr>
-      <w:r>
-        <w:rPr>
-          <w:rtl w:val="0"/>
-        </w:rPr>
-        <w:t xml:space="preserve">Layer Types: Instance / Type / Attribute / Property</w:t>
-      </w:r>
-    </w:p>
-    <w:p>
-      <w:pPr>
-        <w:rPr/>
-      </w:pPr>
-      <w:r>
-        <w:rPr>
-          <w:rtl w:val="0"/>
-        </w:rPr>
-      </w:r>
-    </w:p>
-    <w:p>
-      <w:pPr>
-        <w:rPr>
-          <w:b w:val="1"/>
-          <w:bCs w:val="1"/>
-        </w:rPr>
-      </w:pPr>
-      <w:r>
-        <w:rPr>
-          <w:b w:val="1"/>
-          <w:bCs w:val="1"/>
-          <w:rtl w:val="0"/>
-        </w:rPr>
-        <w:t xml:space="preserve">Data / Instance:</w:t>
-      </w:r>
-    </w:p>
-    <w:p>
-      <w:pPr>
-        <w:rPr/>
-      </w:pPr>
-      <w:r>
-        <w:rPr>
-          <w:rtl w:val="0"/>
-        </w:rPr>
-        <w:t xml:space="preserve">(Instance, S, P, O)</w:t>
-      </w:r>
-    </w:p>
-    <w:p>
-      <w:pPr>
-        <w:rPr/>
-      </w:pPr>
-      <w:r>
-        <w:rPr>
-          <w:rtl w:val="0"/>
-        </w:rPr>
-      </w:r>
-    </w:p>
-    <w:p>
-      <w:pPr>
-        <w:rPr>
-          <w:b w:val="1"/>
-          <w:bCs w:val="1"/>
-        </w:rPr>
-      </w:pPr>
-      <w:r>
-        <w:rPr>
-          <w:b w:val="1"/>
-          <w:bCs w:val="1"/>
-          <w:rtl w:val="0"/>
-        </w:rPr>
-        <w:t xml:space="preserve">Type:</w:t>
-      </w:r>
-    </w:p>
-    <w:p>
-      <w:pPr>
-        <w:rPr/>
-      </w:pPr>
-      <w:r>
-        <w:rPr>
-          <w:rtl w:val="0"/>
-        </w:rPr>
-        <w:t xml:space="preserve">(Type, SK, P, O)</w:t>
-      </w:r>
-    </w:p>
-    <w:p>
-      <w:pPr>
-        <w:rPr/>
-      </w:pPr>
-      <w:r>
-        <w:rPr>
-          <w:rtl w:val="0"/>
-        </w:rPr>
-        <w:t xml:space="preserve">    </w:t>
-      </w:r>
-    </w:p>
-    <w:p>
-      <w:pPr>
-        <w:rPr>
-          <w:b w:val="1"/>
-          <w:bCs w:val="1"/>
-        </w:rPr>
-      </w:pPr>
-      <w:r>
-        <w:rPr>
-          <w:b w:val="1"/>
-          <w:bCs w:val="1"/>
-          <w:rtl w:val="0"/>
-        </w:rPr>
-        <w:t xml:space="preserve">Attribute:</w:t>
-      </w:r>
-    </w:p>
-    <w:p>
-      <w:pPr>
-        <w:rPr/>
-      </w:pPr>
-      <w:r>
-        <w:rPr>
-          <w:rtl w:val="0"/>
-        </w:rPr>
-        <w:t xml:space="preserve">(Attribute, SK, PK, O)</w:t>
-      </w:r>
-    </w:p>
-    <w:p>
-      <w:pPr>
-        <w:rPr/>
-      </w:pPr>
-      <w:r>
-        <w:rPr>
-          <w:rtl w:val="0"/>
-        </w:rPr>
-      </w:r>
-    </w:p>
-    <w:p>
-      <w:pPr>
-        <w:rPr>
-          <w:b w:val="1"/>
-          <w:bCs w:val="1"/>
-        </w:rPr>
-      </w:pPr>
-      <w:r>
-        <w:rPr>
-          <w:b w:val="1"/>
-          <w:bCs w:val="1"/>
-          <w:rtl w:val="0"/>
-        </w:rPr>
-        <w:t xml:space="preserve">Property:</w:t>
-      </w:r>
-    </w:p>
-    <w:p>
-      <w:pPr>
-        <w:rPr/>
-      </w:pPr>
-      <w:r>
-        <w:rPr>
-          <w:rtl w:val="0"/>
-        </w:rPr>
-        <w:t xml:space="preserve">(Property, SK, PK, OK)</w:t>
-      </w:r>
-    </w:p>
-    <w:p>
-      <w:pPr>
-        <w:rPr/>
-      </w:pPr>
-      <w:r>
-        <w:rPr>
-          <w:rtl w:val="0"/>
-        </w:rPr>
+      <w:bookmarkStart w:colFirst="0" w:colLast="0" w:name="_o8zsm61bt38f" w:id="38"/>
+      <w:bookmarkEnd w:id="38"/>
+      <w:r>
+        <w:rPr>
+          <w:rtl w:val="0"/>
+        </w:rPr>
+        <w:t xml:space="preserve">TMRM Merge</w:t>
+      </w:r>
+    </w:p>
+    <w:p>
+      <w:pPr>
+        <w:rPr/>
+      </w:pPr>
+      <w:r>
+        <w:rPr>
+          <w:rtl w:val="0"/>
+        </w:rPr>
+        <w:t xml:space="preserve">TMRM merging is driven strictly by subject identity. If two topics (entities) across different data streams share the same subject locator, subject identifier, or item identifier, they are deterministically merged into a single topic. The resulting merged topic accumulates all the names, occurrences, and associations of the original topics.</w:t>
       </w:r>
     </w:p>
     <w:p>
@@ -2179,13 +4751,24 @@
         <w:pStyle w:val="Heading2"/>
         <w:rPr/>
       </w:pPr>
-      <w:bookmarkStart w:colFirst="0" w:colLast="0" w:name="_r54njv11ic0i" w:id="19"/>
-      <w:bookmarkEnd w:id="19"/>
-      <w:r>
-        <w:rPr>
-          <w:rtl w:val="0"/>
-        </w:rPr>
-        <w:t xml:space="preserve">Alignment Agent (State / Transition Statements. Dimensional Layer). Matching / Order</w:t>
+      <w:bookmarkStart w:colFirst="0" w:colLast="0" w:name="_35yabic8y7so" w:id="39"/>
+      <w:bookmarkEnd w:id="39"/>
+      <w:r>
+        <w:rPr>
+          <w:rtl w:val="0"/>
+        </w:rPr>
+        <w:t xml:space="preserve">FCA Merge</w:t>
+      </w:r>
+    </w:p>
+    <w:p>
+      <w:pPr>
+        <w:rPr/>
+      </w:pPr>
+      <w:r>
+        <w:rPr>
+          <w:rtl w:val="0"/>
+        </w:rPr>
+        <w:t xml:space="preserve">This approach merges data at the conceptual level by combining "formal contexts" (mappings of objects to their attributes). When two concept lattices are merged, the FCA algorithm recalculates the matrix to build a new, unified lattice. This is highly effective for discovering new structural hierarchies and implicit relationships that weren't visible in the isolated data streams.</w:t>
       </w:r>
     </w:p>
     <w:p>
@@ -2193,1500 +4776,8 @@
         <w:pStyle w:val="Heading2"/>
         <w:rPr/>
       </w:pPr>
-      <w:bookmarkStart w:colFirst="0" w:colLast="0" w:name="_xpp350x451xh" w:id="20"/>
-      <w:bookmarkEnd w:id="20"/>
-      <w:r>
-        <w:rPr>
-          <w:rtl w:val="0"/>
-        </w:rPr>
-        <w:t xml:space="preserve">Dimensional Layer: State / Transition Statements (Matching, Order)</w:t>
-      </w:r>
-    </w:p>
-    <w:p>
-      <w:pPr>
-        <w:rPr/>
-      </w:pPr>
-      <w:r>
-        <w:rPr>
-          <w:rtl w:val="0"/>
-        </w:rPr>
-      </w:r>
-    </w:p>
-    <w:p>
-      <w:pPr>
-        <w:rPr/>
-      </w:pPr>
-      <w:r>
-        <w:rPr>
-          <w:rtl w:val="0"/>
-        </w:rPr>
-        <w:t xml:space="preserve">Alignment phase consumes Aggregation Property Statements, produces Rule Statements.</w:t>
-      </w:r>
-    </w:p>
-    <w:p>
-      <w:pPr>
-        <w:rPr/>
-      </w:pPr>
-      <w:r>
-        <w:rPr>
-          <w:rtl w:val="0"/>
-        </w:rPr>
-      </w:r>
-    </w:p>
-    <w:p>
-      <w:pPr>
-        <w:rPr/>
-      </w:pPr>
-      <w:r>
-        <w:rPr>
-          <w:rtl w:val="0"/>
-        </w:rPr>
-        <w:t xml:space="preserve">Layer Types: Axis / State / Transition / Rule</w:t>
-      </w:r>
-    </w:p>
-    <w:p>
-      <w:pPr>
-        <w:rPr/>
-      </w:pPr>
-      <w:r>
-        <w:rPr>
-          <w:rtl w:val="0"/>
-        </w:rPr>
-      </w:r>
-    </w:p>
-    <w:p>
-      <w:pPr>
-        <w:rPr>
-          <w:b w:val="1"/>
-          <w:bCs w:val="1"/>
-        </w:rPr>
-      </w:pPr>
-      <w:r>
-        <w:rPr>
-          <w:b w:val="1"/>
-          <w:bCs w:val="1"/>
-          <w:rtl w:val="0"/>
-        </w:rPr>
-        <w:t xml:space="preserve">Axis:</w:t>
-      </w:r>
-    </w:p>
-    <w:p>
-      <w:pPr>
-        <w:rPr/>
-      </w:pPr>
-      <w:r>
-        <w:rPr>
-          <w:rtl w:val="0"/>
-        </w:rPr>
-        <w:t xml:space="preserve">S, P, O: DOM Layer Property SK, PK, OK</w:t>
-      </w:r>
-    </w:p>
-    <w:p>
-      <w:pPr>
-        <w:rPr/>
-      </w:pPr>
-      <w:r>
-        <w:rPr>
-          <w:rtl w:val="0"/>
-        </w:rPr>
-        <w:t xml:space="preserve">(Axis, S, P, O)</w:t>
-      </w:r>
-    </w:p>
-    <w:p>
-      <w:pPr>
-        <w:rPr/>
-      </w:pPr>
-      <w:r>
-        <w:rPr>
-          <w:rtl w:val="0"/>
-        </w:rPr>
-      </w:r>
-    </w:p>
-    <w:p>
-      <w:pPr>
-        <w:rPr>
-          <w:b w:val="1"/>
-          <w:bCs w:val="1"/>
-        </w:rPr>
-      </w:pPr>
-      <w:r>
-        <w:rPr>
-          <w:b w:val="1"/>
-          <w:bCs w:val="1"/>
-          <w:rtl w:val="0"/>
-        </w:rPr>
-        <w:t xml:space="preserve">State:</w:t>
-      </w:r>
-    </w:p>
-    <w:p>
-      <w:pPr>
-        <w:rPr/>
-      </w:pPr>
-      <w:r>
-        <w:rPr>
-          <w:rtl w:val="0"/>
-        </w:rPr>
-        <w:t xml:space="preserve">(State, SK, P, O)</w:t>
-      </w:r>
-    </w:p>
-    <w:p>
-      <w:pPr>
-        <w:rPr/>
-      </w:pPr>
-      <w:r>
-        <w:rPr>
-          <w:rtl w:val="0"/>
-        </w:rPr>
-        <w:t xml:space="preserve">    </w:t>
-      </w:r>
-    </w:p>
-    <w:p>
-      <w:pPr>
-        <w:rPr>
-          <w:b w:val="1"/>
-          <w:bCs w:val="1"/>
-        </w:rPr>
-      </w:pPr>
-      <w:r>
-        <w:rPr>
-          <w:b w:val="1"/>
-          <w:bCs w:val="1"/>
-          <w:rtl w:val="0"/>
-        </w:rPr>
-        <w:t xml:space="preserve">Transition:</w:t>
-      </w:r>
-    </w:p>
-    <w:p>
-      <w:pPr>
-        <w:rPr/>
-      </w:pPr>
-      <w:r>
-        <w:rPr>
-          <w:rtl w:val="0"/>
-        </w:rPr>
-        <w:t xml:space="preserve">(Transition, SK, PK, O)</w:t>
-      </w:r>
-    </w:p>
-    <w:p>
-      <w:pPr>
-        <w:rPr/>
-      </w:pPr>
-      <w:r>
-        <w:rPr>
-          <w:rtl w:val="0"/>
-        </w:rPr>
-      </w:r>
-    </w:p>
-    <w:p>
-      <w:pPr>
-        <w:rPr>
-          <w:b w:val="1"/>
-          <w:bCs w:val="1"/>
-        </w:rPr>
-      </w:pPr>
-      <w:r>
-        <w:rPr>
-          <w:b w:val="1"/>
-          <w:bCs w:val="1"/>
-          <w:rtl w:val="0"/>
-        </w:rPr>
-        <w:t xml:space="preserve">Rule:</w:t>
-      </w:r>
-    </w:p>
-    <w:p>
-      <w:pPr>
-        <w:rPr/>
-      </w:pPr>
-      <w:r>
-        <w:rPr>
-          <w:rtl w:val="0"/>
-        </w:rPr>
-        <w:t xml:space="preserve">(Rule, SK, PK, OK)</w:t>
-      </w:r>
-    </w:p>
-    <w:p>
-      <w:pPr>
-        <w:rPr/>
-      </w:pPr>
-      <w:r>
-        <w:rPr>
-          <w:rtl w:val="0"/>
-        </w:rPr>
-      </w:r>
-    </w:p>
-    <w:p>
-      <w:pPr>
-        <w:pStyle w:val="Heading2"/>
-        <w:rPr/>
-      </w:pPr>
-      <w:bookmarkStart w:colFirst="0" w:colLast="0" w:name="_iw6492wko9y" w:id="21"/>
-      <w:bookmarkEnd w:id="21"/>
-      <w:r>
-        <w:rPr>
-          <w:rtl w:val="0"/>
-        </w:rPr>
-        <w:t xml:space="preserve">Activation Agent (Interaction / Context Statements, DCI Layer). Transforms / Rules</w:t>
-      </w:r>
-    </w:p>
-    <w:p>
-      <w:pPr>
-        <w:pStyle w:val="Heading2"/>
-        <w:rPr/>
-      </w:pPr>
-      <w:bookmarkStart w:colFirst="0" w:colLast="0" w:name="_rm2llivaakik" w:id="22"/>
-      <w:bookmarkEnd w:id="22"/>
-      <w:r>
-        <w:rPr>
-          <w:rtl w:val="0"/>
-        </w:rPr>
-        <w:t xml:space="preserve">DCI Layer: Interaction / Context Statements (Transforms, Rules)</w:t>
-      </w:r>
-    </w:p>
-    <w:p>
-      <w:pPr>
-        <w:rPr/>
-      </w:pPr>
-      <w:r>
-        <w:rPr>
-          <w:rtl w:val="0"/>
-        </w:rPr>
-      </w:r>
-    </w:p>
-    <w:p>
-      <w:pPr>
-        <w:rPr/>
-      </w:pPr>
-      <w:r>
-        <w:rPr>
-          <w:rtl w:val="0"/>
-        </w:rPr>
-        <w:t xml:space="preserve">Activation phase consumes Alignment Rule Statements, produces Context Statements.</w:t>
-      </w:r>
-    </w:p>
-    <w:p>
-      <w:pPr>
-        <w:rPr/>
-      </w:pPr>
-      <w:r>
-        <w:rPr>
-          <w:rtl w:val="0"/>
-        </w:rPr>
-      </w:r>
-    </w:p>
-    <w:p>
-      <w:pPr>
-        <w:rPr/>
-      </w:pPr>
-      <w:r>
-        <w:rPr>
-          <w:rtl w:val="0"/>
-        </w:rPr>
-        <w:t xml:space="preserve">Layer Types: Actor / Role / Verb / Context</w:t>
-      </w:r>
-    </w:p>
-    <w:p>
-      <w:pPr>
-        <w:rPr/>
-      </w:pPr>
-      <w:r>
-        <w:rPr>
-          <w:rtl w:val="0"/>
-        </w:rPr>
-      </w:r>
-    </w:p>
-    <w:p>
-      <w:pPr>
-        <w:rPr>
-          <w:b w:val="1"/>
-          <w:bCs w:val="1"/>
-        </w:rPr>
-      </w:pPr>
-      <w:r>
-        <w:rPr>
-          <w:b w:val="1"/>
-          <w:bCs w:val="1"/>
-          <w:rtl w:val="0"/>
-        </w:rPr>
-        <w:t xml:space="preserve">Actor:</w:t>
-      </w:r>
-    </w:p>
-    <w:p>
-      <w:pPr>
-        <w:rPr/>
-      </w:pPr>
-      <w:r>
-        <w:rPr>
-          <w:rtl w:val="0"/>
-        </w:rPr>
-        <w:t xml:space="preserve">S, P, O: Dimensional Layer Rule SK, PK, OK</w:t>
-      </w:r>
-    </w:p>
-    <w:p>
-      <w:pPr>
-        <w:rPr/>
-      </w:pPr>
-      <w:r>
-        <w:rPr>
-          <w:rtl w:val="0"/>
-        </w:rPr>
-        <w:t xml:space="preserve">(Actor, S, P, O)</w:t>
-      </w:r>
-    </w:p>
-    <w:p>
-      <w:pPr>
-        <w:rPr/>
-      </w:pPr>
-      <w:r>
-        <w:rPr>
-          <w:rtl w:val="0"/>
-        </w:rPr>
-      </w:r>
-    </w:p>
-    <w:p>
-      <w:pPr>
-        <w:rPr>
-          <w:b w:val="1"/>
-          <w:bCs w:val="1"/>
-        </w:rPr>
-      </w:pPr>
-      <w:r>
-        <w:rPr>
-          <w:b w:val="1"/>
-          <w:bCs w:val="1"/>
-          <w:rtl w:val="0"/>
-        </w:rPr>
-        <w:t xml:space="preserve">Role:</w:t>
-      </w:r>
-    </w:p>
-    <w:p>
-      <w:pPr>
-        <w:rPr/>
-      </w:pPr>
-      <w:r>
-        <w:rPr>
-          <w:rtl w:val="0"/>
-        </w:rPr>
-        <w:t xml:space="preserve">(Role, SK, P, O)</w:t>
-      </w:r>
-    </w:p>
-    <w:p>
-      <w:pPr>
-        <w:rPr/>
-      </w:pPr>
-      <w:r>
-        <w:rPr>
-          <w:rtl w:val="0"/>
-        </w:rPr>
-        <w:t xml:space="preserve">    </w:t>
-      </w:r>
-    </w:p>
-    <w:p>
-      <w:pPr>
-        <w:rPr>
-          <w:b w:val="1"/>
-          <w:bCs w:val="1"/>
-        </w:rPr>
-      </w:pPr>
-      <w:r>
-        <w:rPr>
-          <w:b w:val="1"/>
-          <w:bCs w:val="1"/>
-          <w:rtl w:val="0"/>
-        </w:rPr>
-        <w:t xml:space="preserve">Verb:</w:t>
-      </w:r>
-    </w:p>
-    <w:p>
-      <w:pPr>
-        <w:rPr/>
-      </w:pPr>
-      <w:r>
-        <w:rPr>
-          <w:rtl w:val="0"/>
-        </w:rPr>
-        <w:t xml:space="preserve">(Verb, SK, PK, O)</w:t>
-      </w:r>
-    </w:p>
-    <w:p>
-      <w:pPr>
-        <w:rPr/>
-      </w:pPr>
-      <w:r>
-        <w:rPr>
-          <w:rtl w:val="0"/>
-        </w:rPr>
-      </w:r>
-    </w:p>
-    <w:p>
-      <w:pPr>
-        <w:rPr>
-          <w:b w:val="1"/>
-          <w:bCs w:val="1"/>
-        </w:rPr>
-      </w:pPr>
-      <w:r>
-        <w:rPr>
-          <w:b w:val="1"/>
-          <w:bCs w:val="1"/>
-          <w:rtl w:val="0"/>
-        </w:rPr>
-        <w:t xml:space="preserve">Context:</w:t>
-      </w:r>
-    </w:p>
-    <w:p>
-      <w:pPr>
-        <w:rPr/>
-      </w:pPr>
-      <w:r>
-        <w:rPr>
-          <w:rtl w:val="0"/>
-        </w:rPr>
-        <w:t xml:space="preserve">(Context, SK, PK, OK)</w:t>
-      </w:r>
-    </w:p>
-    <w:p>
-      <w:pPr>
-        <w:pStyle w:val="Heading1"/>
-        <w:rPr/>
-      </w:pPr>
-      <w:bookmarkStart w:colFirst="0" w:colLast="0" w:name="_dgj36da3o2ft" w:id="23"/>
-      <w:bookmarkEnd w:id="23"/>
-      <w:r>
-        <w:rPr>
-          <w:rtl w:val="0"/>
-        </w:rPr>
-        <w:t xml:space="preserve">Datasources</w:t>
-      </w:r>
-    </w:p>
-    <w:p>
-      <w:pPr>
-        <w:rPr/>
-      </w:pPr>
-      <w:r>
-        <w:rPr>
-          <w:rtl w:val="0"/>
-        </w:rPr>
-        <w:t xml:space="preserve">Anything (any backend format) to RDF SPO Triples.</w:t>
-      </w:r>
-    </w:p>
-    <w:p>
-      <w:pPr>
-        <w:rPr/>
-      </w:pPr>
-      <w:r>
-        <w:rPr>
-          <w:rtl w:val="0"/>
-        </w:rPr>
-        <w:t xml:space="preserve">Synchronization features via Event Bus</w:t>
-      </w:r>
-    </w:p>
-    <w:p>
-      <w:pPr>
-        <w:rPr/>
-      </w:pPr>
-      <w:r>
-        <w:rPr>
-          <w:rtl w:val="0"/>
-        </w:rPr>
-      </w:r>
-    </w:p>
-    <w:p>
-      <w:pPr>
-        <w:rPr/>
-      </w:pPr>
-      <w:r>
-        <w:rPr>
-          <w:rtl w:val="0"/>
-        </w:rPr>
-        <w:t xml:space="preserve">Configuration as instance data..</w:t>
-      </w:r>
-    </w:p>
-    <w:p>
-      <w:pPr>
-        <w:pStyle w:val="Heading1"/>
-        <w:rPr/>
-      </w:pPr>
-      <w:bookmarkStart w:colFirst="0" w:colLast="0" w:name="_41smzw26ga4e" w:id="24"/>
-      <w:bookmarkEnd w:id="24"/>
-      <w:r>
-        <w:rPr>
-          <w:rtl w:val="0"/>
-        </w:rPr>
-        <w:t xml:space="preserve">Semantic Services Architecture</w:t>
-      </w:r>
-    </w:p>
-    <w:p>
-      <w:pPr>
-        <w:rPr/>
-      </w:pPr>
-      <w:r>
-        <w:rPr>
-          <w:rtl w:val="0"/>
-        </w:rPr>
-      </w:r>
-    </w:p>
-    <w:p>
-      <w:pPr>
-        <w:rPr/>
-      </w:pPr>
-      <w:r>
-        <w:rPr>
-          <w:rtl w:val="0"/>
-        </w:rPr>
-        <w:t xml:space="preserve">Each Service Pipeline Layer Agent is tailored for the Augmentation phase it is configured on by means of augmentation instance data themselves: Production statements (functional matching / traversal). They are the product of previous Augmentations and are of the type of each Statement Layer topmost types.</w:t>
-      </w:r>
-    </w:p>
-    <w:p>
-      <w:pPr>
-        <w:rPr/>
-      </w:pPr>
-      <w:r>
-        <w:rPr>
-          <w:rtl w:val="0"/>
-        </w:rPr>
-      </w:r>
-    </w:p>
-    <w:p>
-      <w:pPr>
-        <w:rPr/>
-      </w:pPr>
-      <w:r>
-        <w:rPr>
-          <w:rtl w:val="0"/>
-        </w:rPr>
-        <w:t xml:space="preserve">Layer processing of streams of input Statements is performed by a set of “processing” Statements (stream) configured (inferred) for each Layer Service Agent phase by means of actual instance data (inference), being applied to input statements </w:t>
-      </w:r>
-    </w:p>
-    <w:p>
-      <w:pPr>
-        <w:rPr/>
-      </w:pPr>
-      <w:r>
-        <w:rPr>
-          <w:rtl w:val="0"/>
-        </w:rPr>
-      </w:r>
-    </w:p>
-    <w:p>
-      <w:pPr>
-        <w:rPr/>
-      </w:pPr>
-      <w:r>
-        <w:rPr>
-          <w:rtl w:val="0"/>
-        </w:rPr>
-        <w:t xml:space="preserve">Application of layer’s set of processing Statements against input Statements streams is given by means of functionally “applying” processing Statements (Templates / Rules) to input Statements, obtaining Production(s) until reaching “terminal” nodes (output Statements).</w:t>
-      </w:r>
-    </w:p>
-    <w:p>
-      <w:pPr>
-        <w:rPr/>
-      </w:pPr>
-      <w:r>
-        <w:rPr>
-          <w:rtl w:val="0"/>
-        </w:rPr>
-      </w:r>
-    </w:p>
-    <w:p>
-      <w:pPr>
-        <w:rPr/>
-      </w:pPr>
-      <w:r>
-        <w:rPr>
-          <w:rtl w:val="0"/>
-        </w:rPr>
-        <w:t xml:space="preserve">Processing layer streams of Statements are “inferred” and “applied” to and from other Statements streams in a functional fashion, matching input Statements to possible processing Statements, and destructuring inputs for matching and applying corresponding processing statements components recursively.</w:t>
-      </w:r>
-    </w:p>
-    <w:p>
-      <w:pPr>
-        <w:rPr/>
-      </w:pPr>
-      <w:r>
-        <w:rPr>
-          <w:rtl w:val="0"/>
-        </w:rPr>
-      </w:r>
-    </w:p>
-    <w:p>
-      <w:pPr>
-        <w:rPr/>
-      </w:pPr>
-      <w:r>
-        <w:rPr>
-          <w:rtl w:val="0"/>
-        </w:rPr>
-        <w:t xml:space="preserve">Pipeline Layers Processing Statements:</w:t>
-      </w:r>
-    </w:p>
-    <w:p>
-      <w:pPr>
-        <w:rPr/>
-      </w:pPr>
-      <w:r>
-        <w:rPr>
-          <w:rtl w:val="0"/>
-        </w:rPr>
-      </w:r>
-    </w:p>
-    <w:p>
-      <w:pPr>
-        <w:rPr/>
-      </w:pPr>
-      <w:r>
-        <w:rPr>
-          <w:rtl w:val="0"/>
-        </w:rPr>
-        <w:t xml:space="preserve">Matching with input Statements. Produces Layers Statements.</w:t>
-      </w:r>
-    </w:p>
-    <w:p>
-      <w:pPr>
-        <w:rPr/>
-      </w:pPr>
-      <w:r>
-        <w:rPr>
-          <w:rtl w:val="0"/>
-        </w:rPr>
-      </w:r>
-    </w:p>
-    <w:p>
-      <w:pPr>
-        <w:rPr>
-          <w:b w:val="1"/>
-          <w:bCs w:val="1"/>
-        </w:rPr>
-      </w:pPr>
-      <w:r>
-        <w:rPr>
-          <w:rtl w:val="0"/>
-        </w:rPr>
-        <w:t xml:space="preserve">Aggregation (DOM Layer): Aggregated Property Statements as Processing Statements:</w:t>
-      </w:r>
-      <w:r>
-        <w:rPr>
-          <w:rtl w:val="0"/>
-        </w:rPr>
-      </w:r>
-    </w:p>
-    <w:p>
-      <w:pPr>
-        <w:rPr>
-          <w:b w:val="1"/>
-          <w:bCs w:val="1"/>
-        </w:rPr>
-      </w:pPr>
-      <w:r>
-        <w:rPr>
-          <w:b w:val="1"/>
-          <w:bCs w:val="1"/>
-          <w:rtl w:val="0"/>
-        </w:rPr>
-        <w:t xml:space="preserve">Property:</w:t>
-      </w:r>
-    </w:p>
-    <w:p>
-      <w:pPr>
-        <w:rPr/>
-      </w:pPr>
-      <w:r>
-        <w:rPr>
-          <w:rtl w:val="0"/>
-        </w:rPr>
-        <w:t xml:space="preserve">(Property, SK, PK, OK): Kinds are given by the aggregated layer statements SPOs as stated in: Quad Layer Types by Augmentation Agents Pipeline Layers.</w:t>
-      </w:r>
-    </w:p>
-    <w:p>
-      <w:pPr>
-        <w:rPr/>
-      </w:pPr>
-      <w:r>
-        <w:rPr>
-          <w:rtl w:val="0"/>
-        </w:rPr>
-      </w:r>
-    </w:p>
-    <w:p>
-      <w:pPr>
-        <w:rPr>
-          <w:b w:val="1"/>
-          <w:bCs w:val="1"/>
-        </w:rPr>
-      </w:pPr>
-      <w:r>
-        <w:rPr>
-          <w:rtl w:val="0"/>
-        </w:rPr>
-        <w:t xml:space="preserve">Alignment (Dimensional Layer): Aligned Rule Statements as Processing Statements:</w:t>
-      </w:r>
-      <w:r>
-        <w:rPr>
-          <w:rtl w:val="0"/>
-        </w:rPr>
-      </w:r>
-    </w:p>
-    <w:p>
-      <w:pPr>
-        <w:rPr>
-          <w:b w:val="1"/>
-          <w:bCs w:val="1"/>
-        </w:rPr>
-      </w:pPr>
-      <w:r>
-        <w:rPr>
-          <w:b w:val="1"/>
-          <w:bCs w:val="1"/>
-          <w:rtl w:val="0"/>
-        </w:rPr>
-        <w:t xml:space="preserve">Rule:</w:t>
-      </w:r>
-    </w:p>
-    <w:p>
-      <w:pPr>
-        <w:rPr/>
-      </w:pPr>
-      <w:r>
-        <w:rPr>
-          <w:rtl w:val="0"/>
-        </w:rPr>
-        <w:t xml:space="preserve">(Rule, SK, PK, OK): Kinds are given by the aggregated layer statements SPOs as stated in: Quad Layer Types by Augmentation Agents Pipeline Layers.</w:t>
-      </w:r>
-    </w:p>
-    <w:p>
-      <w:pPr>
-        <w:rPr/>
-      </w:pPr>
-      <w:r>
-        <w:rPr>
-          <w:rtl w:val="0"/>
-        </w:rPr>
-      </w:r>
-    </w:p>
-    <w:p>
-      <w:pPr>
-        <w:rPr>
-          <w:b w:val="1"/>
-          <w:bCs w:val="1"/>
-        </w:rPr>
-      </w:pPr>
-      <w:r>
-        <w:rPr>
-          <w:rtl w:val="0"/>
-        </w:rPr>
-        <w:t xml:space="preserve">Activation (DCI Layer): Activated Context Statements as Processing Statements:</w:t>
-      </w:r>
-      <w:r>
-        <w:rPr>
-          <w:rtl w:val="0"/>
-        </w:rPr>
-      </w:r>
-    </w:p>
-    <w:p>
-      <w:pPr>
-        <w:rPr>
-          <w:b w:val="1"/>
-          <w:bCs w:val="1"/>
-        </w:rPr>
-      </w:pPr>
-      <w:r>
-        <w:rPr>
-          <w:b w:val="1"/>
-          <w:bCs w:val="1"/>
-          <w:rtl w:val="0"/>
-        </w:rPr>
-        <w:t xml:space="preserve">Context:</w:t>
-      </w:r>
-    </w:p>
-    <w:p>
-      <w:pPr>
-        <w:rPr/>
-      </w:pPr>
-      <w:r>
-        <w:rPr>
-          <w:rtl w:val="0"/>
-        </w:rPr>
-        <w:t xml:space="preserve">(Context, SK, PK, OK): Kinds are given by the aggregated layer statements SPOs as stated in: Quad Layer Types by Augmentation Agents Pipeline Layers.</w:t>
-      </w:r>
-    </w:p>
-    <w:p>
-      <w:pPr>
-        <w:rPr/>
-      </w:pPr>
-      <w:r>
-        <w:rPr>
-          <w:rtl w:val="0"/>
-        </w:rPr>
-      </w:r>
-    </w:p>
-    <w:p>
-      <w:pPr>
-        <w:rPr/>
-      </w:pPr>
-      <w:r>
-        <w:rPr>
-          <w:rtl w:val="0"/>
-        </w:rPr>
-        <w:t xml:space="preserve">TODO: Determine Resource, Occurrence, Kind, Statement application semantics (functional)</w:t>
-      </w:r>
-    </w:p>
-    <w:p>
-      <w:pPr>
-        <w:rPr/>
-      </w:pPr>
-      <w:r>
-        <w:rPr>
-          <w:rtl w:val="0"/>
-        </w:rPr>
-        <w:t xml:space="preserve">TODO: Determine Statement traversal / destructuring for individual components contextual applications.</w:t>
-      </w:r>
-    </w:p>
-    <w:p>
-      <w:pPr>
-        <w:rPr/>
-      </w:pPr>
-      <w:r>
-        <w:rPr>
-          <w:rtl w:val="0"/>
-        </w:rPr>
-        <w:t xml:space="preserve">TODO: Determine Augmentation layers Statements into layers processing Statements.</w:t>
-      </w:r>
-    </w:p>
-    <w:p>
-      <w:pPr>
-        <w:rPr/>
-      </w:pPr>
-      <w:r>
-        <w:rPr>
-          <w:rtl w:val="0"/>
-        </w:rPr>
-        <w:t xml:space="preserve">TODO: Determine inferred layers processing statement types.</w:t>
-      </w:r>
-    </w:p>
-    <w:p>
-      <w:pPr>
-        <w:rPr/>
-      </w:pPr>
-      <w:r>
-        <w:rPr>
-          <w:rtl w:val="0"/>
-        </w:rPr>
-        <w:t xml:space="preserve">TODO: Determine primitives (raw triples SPO?)</w:t>
-      </w:r>
-    </w:p>
-    <w:p>
-      <w:pPr>
-        <w:pStyle w:val="Heading1"/>
-        <w:rPr/>
-      </w:pPr>
-      <w:bookmarkStart w:colFirst="0" w:colLast="0" w:name="_s6dpyk3dwjgk" w:id="25"/>
-      <w:bookmarkEnd w:id="25"/>
-      <w:r>
-        <w:rPr>
-          <w:rtl w:val="0"/>
-        </w:rPr>
-        <w:t xml:space="preserve">Augmentation Pipeline</w:t>
-      </w:r>
-    </w:p>
-    <w:p>
-      <w:pPr>
-        <w:rPr/>
-      </w:pPr>
-      <w:r>
-        <w:rPr>
-          <w:rtl w:val="0"/>
-        </w:rPr>
-        <w:t xml:space="preserve">Each Augmentation Pipeline Service Agent performs transformations over their messaging backbone ingested data and publishes results back to the messaging backbone in a Blackboard messaging infrastructure fashion.</w:t>
-      </w:r>
-    </w:p>
-    <w:p>
-      <w:pPr>
-        <w:rPr/>
-      </w:pPr>
-      <w:r>
-        <w:rPr>
-          <w:rtl w:val="0"/>
-        </w:rPr>
-      </w:r>
-    </w:p>
-    <w:p>
-      <w:pPr>
-        <w:rPr/>
-      </w:pPr>
-      <w:r>
-        <w:rPr>
-          <w:rtl w:val="0"/>
-        </w:rPr>
-        <w:t xml:space="preserve">Each pipeline layer phase performs transformations given their layer responsibilities:</w:t>
-      </w:r>
-    </w:p>
-    <w:p>
-      <w:pPr>
-        <w:rPr/>
-      </w:pPr>
-      <w:r>
-        <w:rPr>
-          <w:rtl w:val="0"/>
-        </w:rPr>
-      </w:r>
-    </w:p>
-    <w:p>
-      <w:pPr>
-        <w:rPr/>
-      </w:pPr>
-      <w:r>
-        <w:rPr>
-          <w:rtl w:val="0"/>
-        </w:rPr>
-        <w:t xml:space="preserve">Context / Role / Type inference in the Aggregation Layer.</w:t>
-      </w:r>
-    </w:p>
-    <w:p>
-      <w:pPr>
-        <w:rPr/>
-      </w:pPr>
-      <w:r>
-        <w:rPr>
-          <w:rtl w:val="0"/>
-        </w:rPr>
-        <w:t xml:space="preserve">Ontology Matching / Links / Dimensional / Order and Attributes inference in the Alignment Layer.</w:t>
-      </w:r>
-    </w:p>
-    <w:p>
-      <w:pPr>
-        <w:rPr/>
-      </w:pPr>
-      <w:r>
-        <w:rPr>
-          <w:rtl w:val="0"/>
-        </w:rPr>
-        <w:t xml:space="preserve">Contexts (Use Cases) and behaviors (Interactions) in the Activation Layer.</w:t>
-      </w:r>
-    </w:p>
-    <w:p>
-      <w:pPr>
-        <w:rPr/>
-      </w:pPr>
-      <w:r>
-        <w:rPr>
-          <w:rtl w:val="0"/>
-        </w:rPr>
-      </w:r>
-    </w:p>
-    <w:p>
-      <w:pPr>
-        <w:rPr/>
-      </w:pPr>
-      <w:r>
-        <w:rPr>
-          <w:rtl w:val="0"/>
-        </w:rPr>
-        <w:t xml:space="preserve">According to its layer of responsibilities, each layer is aware of its “Production” statements, which are the augmented results of previous layers' statements processing. These “Productions” are not static but are a representation of the results of prior augmentations:</w:t>
-      </w:r>
-    </w:p>
-    <w:p>
-      <w:pPr>
-        <w:rPr/>
-      </w:pPr>
-      <w:r>
-        <w:rPr>
-          <w:rtl w:val="0"/>
-        </w:rPr>
-      </w:r>
-    </w:p>
-    <w:p>
-      <w:pPr>
-        <w:rPr/>
-      </w:pPr>
-      <w:r>
-        <w:rPr>
-          <w:rtl w:val="0"/>
-        </w:rPr>
-        <w:t xml:space="preserve">Property Statements for Aggregation Layer.</w:t>
-      </w:r>
-    </w:p>
-    <w:p>
-      <w:pPr>
-        <w:rPr/>
-      </w:pPr>
-      <w:r>
-        <w:rPr>
-          <w:rtl w:val="0"/>
-        </w:rPr>
-        <w:t xml:space="preserve">Rule Statements for the Alignment Layer.</w:t>
-      </w:r>
-    </w:p>
-    <w:p>
-      <w:pPr>
-        <w:rPr/>
-      </w:pPr>
-      <w:r>
-        <w:rPr>
-          <w:rtl w:val="0"/>
-        </w:rPr>
-        <w:t xml:space="preserve">Context Statements for the Activation Layer. </w:t>
-      </w:r>
-    </w:p>
-    <w:p>
-      <w:pPr>
-        <w:pStyle w:val="Heading2"/>
-        <w:rPr/>
-      </w:pPr>
-      <w:bookmarkStart w:colFirst="0" w:colLast="0" w:name="_fessmp846esx" w:id="26"/>
-      <w:bookmarkEnd w:id="26"/>
-      <w:r>
-        <w:rPr>
-          <w:rtl w:val="0"/>
-        </w:rPr>
-        <w:t xml:space="preserve">Augmentation Pipeline Streams Processing</w:t>
-      </w:r>
-    </w:p>
-    <w:p>
-      <w:pPr>
-        <w:rPr/>
-      </w:pPr>
-      <w:r>
-        <w:rPr>
-          <w:rtl w:val="0"/>
-        </w:rPr>
-        <w:t xml:space="preserve">Each pipeline processing agent processes the input Statements of their corresponding processing phase Statement layer types. They do by stream matching of new input data with already “known” Processing Statements from layers previous inference aggregated knowledge. Input and Processing Statements for each layer phase:</w:t>
-      </w:r>
-    </w:p>
-    <w:p>
-      <w:pPr>
-        <w:rPr/>
-      </w:pPr>
-      <w:r>
-        <w:rPr>
-          <w:rtl w:val="0"/>
-        </w:rPr>
-      </w:r>
-    </w:p>
-    <w:p>
-      <w:pPr>
-        <w:rPr/>
-      </w:pPr>
-      <w:r>
-        <w:rPr>
-          <w:rtl w:val="0"/>
-        </w:rPr>
-        <w:t xml:space="preserve">Property Statements for Aggregation Layer.</w:t>
-      </w:r>
-    </w:p>
-    <w:p>
-      <w:pPr>
-        <w:rPr/>
-      </w:pPr>
-      <w:r>
-        <w:rPr>
-          <w:rtl w:val="0"/>
-        </w:rPr>
-        <w:t xml:space="preserve">Rule Statements for the Alignment Layer.</w:t>
-      </w:r>
-    </w:p>
-    <w:p>
-      <w:pPr>
-        <w:rPr/>
-      </w:pPr>
-      <w:r>
-        <w:rPr>
-          <w:rtl w:val="0"/>
-        </w:rPr>
-        <w:t xml:space="preserve">Context Statements for the Activation Layer.</w:t>
-      </w:r>
-    </w:p>
-    <w:p>
-      <w:pPr>
-        <w:rPr/>
-      </w:pPr>
-      <w:r>
-        <w:rPr>
-          <w:rtl w:val="0"/>
-        </w:rPr>
-      </w:r>
-    </w:p>
-    <w:p>
-      <w:pPr>
-        <w:rPr/>
-      </w:pPr>
-      <w:r>
-        <w:rPr>
-          <w:rtl w:val="0"/>
-        </w:rPr>
-        <w:t xml:space="preserve">The streaming augmentation is performed in base a “merge” operation of Input and Production Statements at the same “level” in the Statements Layers Hierarchy in two phases: Unfolding and Folding.</w:t>
-      </w:r>
-    </w:p>
-    <w:p>
-      <w:pPr>
-        <w:rPr/>
-      </w:pPr>
-      <w:r>
-        <w:rPr>
-          <w:rtl w:val="0"/>
-        </w:rPr>
-      </w:r>
-    </w:p>
-    <w:p>
-      <w:pPr>
-        <w:rPr/>
-      </w:pPr>
-      <w:r>
-        <w:rPr>
-          <w:rtl w:val="0"/>
-        </w:rPr>
-        <w:t xml:space="preserve">For the Unfolding example, for the Alignment Layer for example, Rule Input Statements are “merged” with Rule Processing Statements. Then, both Statement streams are “unfolded” into their upper layer (Transitions in this case) aggregation layer originating statements and then these source statements are “merged” in turn into this layer level statements. This “unfolding” and “merge” occurs until reaching the layer's initial Statement type.</w:t>
-      </w:r>
-    </w:p>
-    <w:p>
-      <w:pPr>
-        <w:rPr/>
-      </w:pPr>
-      <w:r>
-        <w:rPr>
-          <w:rtl w:val="0"/>
-        </w:rPr>
-      </w:r>
-    </w:p>
-    <w:p>
-      <w:pPr>
-        <w:rPr/>
-      </w:pPr>
-      <w:r>
-        <w:rPr>
-          <w:rtl w:val="0"/>
-        </w:rPr>
-        <w:t xml:space="preserve">In the Folding case, Input and Production Statements of the same layer level type are “merged” and merge produced layers Statements are aggregated into the next Statement layer Statement type. Then, aggregated merged statements are merged in turn with the Production Statements corresponding unfolded layer until reaching the layer’s final statement type (State in the case of Alignment).</w:t>
-      </w:r>
-    </w:p>
-    <w:p>
-      <w:pPr>
-        <w:pStyle w:val="Heading2"/>
-        <w:rPr/>
-      </w:pPr>
-      <w:bookmarkStart w:colFirst="0" w:colLast="0" w:name="_rcv56ozv9ek" w:id="27"/>
-      <w:bookmarkEnd w:id="27"/>
-      <w:r>
-        <w:rPr>
-          <w:rtl w:val="0"/>
-        </w:rPr>
-        <w:t xml:space="preserve">Possible Merge Approaches</w:t>
-      </w:r>
-    </w:p>
-    <w:p>
-      <w:pPr>
-        <w:rPr/>
-      </w:pPr>
-      <w:r>
-        <w:rPr>
-          <w:rtl w:val="0"/>
-        </w:rPr>
-        <w:t xml:space="preserve">Identity Resolution driven. TODO: Find the way of unambiguously identifying concepts (Resources, Occurrences, Statements, SPOs, Kinds) equivalent (in a given role occurrence in a given context).</w:t>
-      </w:r>
-    </w:p>
-    <w:p>
-      <w:pPr>
-        <w:rPr/>
-      </w:pPr>
-      <w:r>
-        <w:rPr>
-          <w:rtl w:val="0"/>
-        </w:rPr>
-      </w:r>
-    </w:p>
-    <w:p>
-      <w:pPr>
-        <w:rPr/>
-      </w:pPr>
-      <w:r>
-        <w:rPr>
-          <w:rtl w:val="0"/>
-        </w:rPr>
-        <w:t xml:space="preserve">Merge: Reify as Resources Occurrences, Statements, SPOs, Kinds. Resolve ID of Resources, Contexts (ID, Type), Occurrences (IDs, Contexts, Roles).</w:t>
-      </w:r>
-    </w:p>
-    <w:p>
-      <w:pPr>
-        <w:rPr/>
-      </w:pPr>
-      <w:r>
-        <w:rPr>
-          <w:rtl w:val="0"/>
-        </w:rPr>
-      </w:r>
-    </w:p>
-    <w:p>
-      <w:pPr>
-        <w:rPr/>
-      </w:pPr>
-      <w:r>
-        <w:rPr>
-          <w:rtl w:val="0"/>
-        </w:rPr>
-        <w:t xml:space="preserve">Aggregated Processing / Production Statements acts as Templates / Upper ontology alignment schemas.</w:t>
-      </w:r>
-    </w:p>
-    <w:p>
-      <w:pPr>
-        <w:rPr/>
-      </w:pPr>
-      <w:r>
-        <w:rPr>
-          <w:rtl w:val="0"/>
-        </w:rPr>
-      </w:r>
-    </w:p>
-    <w:p>
-      <w:pPr>
-        <w:rPr/>
-      </w:pPr>
-      <w:r>
-        <w:rPr>
-          <w:rtl w:val="0"/>
-        </w:rPr>
-        <w:t xml:space="preserve">Layers context merged entities propagate upstream (unfolding) and downstream (folding).</w:t>
-      </w:r>
-    </w:p>
-    <w:p>
-      <w:pPr>
-        <w:rPr/>
-      </w:pPr>
-      <w:r>
-        <w:rPr>
-          <w:rtl w:val="0"/>
-        </w:rPr>
-      </w:r>
-    </w:p>
-    <w:p>
-      <w:pPr>
-        <w:rPr/>
-      </w:pPr>
-      <w:r>
-        <w:rPr>
-          <w:rtl w:val="0"/>
-        </w:rPr>
-        <w:t xml:space="preserve">Identity Encoding:</w:t>
-      </w:r>
-    </w:p>
-    <w:p>
-      <w:pPr>
-        <w:rPr/>
-      </w:pPr>
-      <w:r>
-        <w:rPr>
-          <w:rtl w:val="0"/>
-        </w:rPr>
-      </w:r>
-    </w:p>
-    <w:p>
-      <w:pPr>
-        <w:rPr>
-          <w:b w:val="1"/>
-          <w:bCs w:val="1"/>
-        </w:rPr>
-      </w:pPr>
-      <w:r>
-        <w:rPr>
-          <w:b w:val="1"/>
-          <w:bCs w:val="1"/>
-          <w:rtl w:val="0"/>
-        </w:rPr>
-        <w:t xml:space="preserve">CPPE Embeddings</w:t>
-      </w:r>
-    </w:p>
-    <w:p>
-      <w:pPr>
-        <w:rPr/>
-      </w:pPr>
-      <w:r>
-        <w:rPr>
-          <w:rtl w:val="0"/>
-        </w:rPr>
-        <w:t xml:space="preserve">Index API.</w:t>
-      </w:r>
-    </w:p>
-    <w:p>
-      <w:pPr>
-        <w:rPr/>
-      </w:pPr>
-      <w:r>
-        <w:rPr>
-          <w:rtl w:val="0"/>
-        </w:rPr>
-      </w:r>
-    </w:p>
-    <w:p>
-      <w:pPr>
-        <w:rPr>
-          <w:b w:val="1"/>
-          <w:bCs w:val="1"/>
-        </w:rPr>
-      </w:pPr>
-      <w:r>
-        <w:rPr>
-          <w:b w:val="1"/>
-          <w:bCs w:val="1"/>
-          <w:rtl w:val="0"/>
-        </w:rPr>
-        <w:t xml:space="preserve">FCA / Set Assertion Statements:</w:t>
-      </w:r>
-    </w:p>
-    <w:p>
-      <w:pPr>
-        <w:rPr/>
-      </w:pPr>
-      <w:r>
-        <w:rPr>
-          <w:rtl w:val="0"/>
-        </w:rPr>
-        <w:t xml:space="preserve">(Context, Concept, Role, Occurrence);</w:t>
-      </w:r>
-    </w:p>
-    <w:p>
-      <w:pPr>
-        <w:rPr/>
-      </w:pPr>
-      <w:r>
-        <w:rPr>
-          <w:rtl w:val="0"/>
-        </w:rPr>
-        <w:t xml:space="preserve">Concept, Context, Role, Occurrence recursively instance of Set Statements.</w:t>
-      </w:r>
-    </w:p>
-    <w:p>
-      <w:pPr>
-        <w:rPr/>
-      </w:pPr>
-      <w:r>
-        <w:rPr>
-          <w:rtl w:val="0"/>
-        </w:rPr>
-      </w:r>
-    </w:p>
-    <w:p>
-      <w:pPr>
-        <w:rPr/>
-      </w:pPr>
-      <w:r>
-        <w:rPr>
-          <w:rtl w:val="0"/>
-        </w:rPr>
-        <w:t xml:space="preserve">Naming Scheme:</w:t>
-      </w:r>
-    </w:p>
-    <w:p>
-      <w:pPr>
-        <w:rPr/>
-      </w:pPr>
-      <w:r>
-        <w:rPr>
-          <w:rtl w:val="0"/>
-        </w:rPr>
-      </w:r>
-    </w:p>
-    <w:p>
-      <w:pPr>
-        <w:rPr/>
-      </w:pPr>
-      <w:r>
-        <w:rPr>
-          <w:rtl w:val="0"/>
-        </w:rPr>
-        <w:t xml:space="preserve">Name assignment for inferred entities.</w:t>
-      </w:r>
-    </w:p>
-    <w:p>
-      <w:pPr>
-        <w:rPr/>
-      </w:pPr>
-      <w:r>
-        <w:rPr>
-          <w:rtl w:val="0"/>
-        </w:rPr>
-        <w:t xml:space="preserve">Registry Mapping of Merge encodings.</w:t>
-      </w:r>
-    </w:p>
-    <w:p>
-      <w:pPr>
-        <w:pStyle w:val="Heading3"/>
-        <w:rPr/>
-      </w:pPr>
-      <w:bookmarkStart w:colFirst="0" w:colLast="0" w:name="_pq9istt44jqw" w:id="28"/>
-      <w:bookmarkEnd w:id="28"/>
-      <w:r>
-        <w:rPr>
-          <w:rtl w:val="0"/>
-        </w:rPr>
-        <w:t xml:space="preserve">RDF Merge</w:t>
-      </w:r>
-    </w:p>
-    <w:p>
-      <w:pPr>
-        <w:rPr/>
-      </w:pPr>
-      <w:r>
-        <w:rPr>
-          <w:rtl w:val="0"/>
-        </w:rPr>
-        <w:t xml:space="preserve">This approach relies on graph theory. It essentially performs a graph union of multiple RDF datasets. A critical function of an RDF merge is the standardization and renaming of "blank nodes" (anonymous resources) across different graphs to avoid collisions, resulting in a single, unified knowledge graph of subject-predicate-object triples.</w:t>
-      </w:r>
-    </w:p>
-    <w:p>
-      <w:pPr>
-        <w:pStyle w:val="Heading3"/>
-        <w:rPr/>
-      </w:pPr>
-      <w:bookmarkStart w:colFirst="0" w:colLast="0" w:name="_o8zsm61bt38f" w:id="29"/>
-      <w:bookmarkEnd w:id="29"/>
-      <w:r>
-        <w:rPr>
-          <w:rtl w:val="0"/>
-        </w:rPr>
-        <w:t xml:space="preserve">TMRM Merge</w:t>
-      </w:r>
-    </w:p>
-    <w:p>
-      <w:pPr>
-        <w:rPr/>
-      </w:pPr>
-      <w:r>
-        <w:rPr>
-          <w:rtl w:val="0"/>
-        </w:rPr>
-        <w:t xml:space="preserve">TMRM merging is driven strictly by subject identity. If two topics (entities) across different data streams share the same subject locator, subject identifier, or item identifier, they are deterministically merged into a single topic. The resulting merged topic accumulates all the names, occurrences, and associations of the original topics.</w:t>
-      </w:r>
-    </w:p>
-    <w:p>
-      <w:pPr>
-        <w:pStyle w:val="Heading3"/>
-        <w:rPr/>
-      </w:pPr>
-      <w:bookmarkStart w:colFirst="0" w:colLast="0" w:name="_35yabic8y7so" w:id="30"/>
-      <w:bookmarkEnd w:id="30"/>
-      <w:r>
-        <w:rPr>
-          <w:rtl w:val="0"/>
-        </w:rPr>
-        <w:t xml:space="preserve">FCA Merge</w:t>
-      </w:r>
-    </w:p>
-    <w:p>
-      <w:pPr>
-        <w:rPr/>
-      </w:pPr>
-      <w:r>
-        <w:rPr>
-          <w:rtl w:val="0"/>
-        </w:rPr>
-        <w:t xml:space="preserve">This approach merges data at the conceptual level by combining "formal contexts" (mappings of objects to their attributes). When two concept lattices are merged, the FCA algorithm recalculates the matrix to build a new, unified lattice. This is highly effective for discovering new structural hierarchies and implicit relationships that weren't visible in the isolated data streams.</w:t>
-      </w:r>
-    </w:p>
-    <w:p>
-      <w:pPr>
-        <w:pStyle w:val="Heading3"/>
-        <w:rPr/>
-      </w:pPr>
-      <w:bookmarkStart w:colFirst="0" w:colLast="0" w:name="_u7d211p37nqm" w:id="31"/>
-      <w:bookmarkEnd w:id="31"/>
+      <w:bookmarkStart w:colFirst="0" w:colLast="0" w:name="_u7d211p37nqm" w:id="40"/>
+      <w:bookmarkEnd w:id="40"/>
       <w:r>
         <w:rPr>
           <w:rtl w:val="0"/>
@@ -3721,11 +4812,11 @@
     </w:p>
     <w:p>
       <w:pPr>
-        <w:pStyle w:val="Heading3"/>
-        <w:rPr/>
-      </w:pPr>
-      <w:bookmarkStart w:colFirst="0" w:colLast="0" w:name="_fry22qxron9" w:id="32"/>
-      <w:bookmarkEnd w:id="32"/>
+        <w:pStyle w:val="Heading2"/>
+        <w:rPr/>
+      </w:pPr>
+      <w:bookmarkStart w:colFirst="0" w:colLast="0" w:name="_fry22qxron9" w:id="41"/>
+      <w:bookmarkEnd w:id="41"/>
       <w:r>
         <w:rPr>
           <w:rtl w:val="0"/>
@@ -3746,11 +4837,11 @@
     </w:p>
     <w:p>
       <w:pPr>
-        <w:pStyle w:val="Heading3"/>
-        <w:rPr/>
-      </w:pPr>
-      <w:bookmarkStart w:colFirst="0" w:colLast="0" w:name="_fx7g0jtvh6d0" w:id="33"/>
-      <w:bookmarkEnd w:id="33"/>
+        <w:pStyle w:val="Heading2"/>
+        <w:rPr/>
+      </w:pPr>
+      <w:bookmarkStart w:colFirst="0" w:colLast="0" w:name="_fx7g0jtvh6d0" w:id="42"/>
+      <w:bookmarkEnd w:id="42"/>
       <w:r>
         <w:rPr>
           <w:rtl w:val="0"/>
@@ -3767,8 +4858,8 @@
           <w:szCs w:val="22"/>
         </w:rPr>
       </w:pPr>
-      <w:bookmarkStart w:colFirst="0" w:colLast="0" w:name="_5812pk5shep4" w:id="34"/>
-      <w:bookmarkEnd w:id="34"/>
+      <w:bookmarkStart w:colFirst="0" w:colLast="0" w:name="_5812pk5shep4" w:id="43"/>
+      <w:bookmarkEnd w:id="43"/>
       <w:r>
         <w:rPr>
           <w:sz w:val="22"/>
@@ -3826,8 +4917,8 @@
           <w:szCs w:val="22"/>
         </w:rPr>
       </w:pPr>
-      <w:bookmarkStart w:colFirst="0" w:colLast="0" w:name="_uq5r9zfp3ryd" w:id="35"/>
-      <w:bookmarkEnd w:id="35"/>
+      <w:bookmarkStart w:colFirst="0" w:colLast="0" w:name="_uq5r9zfp3ryd" w:id="44"/>
+      <w:bookmarkEnd w:id="44"/>
       <w:r>
         <w:rPr>
           <w:b w:val="1"/>
@@ -3849,8 +4940,8 @@
           <w:szCs w:val="22"/>
         </w:rPr>
       </w:pPr>
-      <w:bookmarkStart w:colFirst="0" w:colLast="0" w:name="_5812pk5shep4" w:id="34"/>
-      <w:bookmarkEnd w:id="34"/>
+      <w:bookmarkStart w:colFirst="0" w:colLast="0" w:name="_5812pk5shep4" w:id="43"/>
+      <w:bookmarkEnd w:id="43"/>
       <w:r>
         <w:rPr>
           <w:sz w:val="22"/>
@@ -3874,8 +4965,8 @@
           <w:szCs w:val="22"/>
         </w:rPr>
       </w:pPr>
-      <w:bookmarkStart w:colFirst="0" w:colLast="0" w:name="_5812pk5shep4" w:id="34"/>
-      <w:bookmarkEnd w:id="34"/>
+      <w:bookmarkStart w:colFirst="0" w:colLast="0" w:name="_5812pk5shep4" w:id="43"/>
+      <w:bookmarkEnd w:id="43"/>
       <w:r>
         <w:rPr>
           <w:b w:val="1"/>
@@ -3909,8 +5000,8 @@
           <w:szCs w:val="22"/>
         </w:rPr>
       </w:pPr>
-      <w:bookmarkStart w:colFirst="0" w:colLast="0" w:name="_5812pk5shep4" w:id="34"/>
-      <w:bookmarkEnd w:id="34"/>
+      <w:bookmarkStart w:colFirst="0" w:colLast="0" w:name="_5812pk5shep4" w:id="43"/>
+      <w:bookmarkEnd w:id="43"/>
       <w:r>
         <w:rPr>
           <w:b w:val="1"/>
@@ -3942,8 +5033,8 @@
           <w:szCs w:val="22"/>
         </w:rPr>
       </w:pPr>
-      <w:bookmarkStart w:colFirst="0" w:colLast="0" w:name="_jqy0l6s0kwjk" w:id="36"/>
-      <w:bookmarkEnd w:id="36"/>
+      <w:bookmarkStart w:colFirst="0" w:colLast="0" w:name="_jqy0l6s0kwjk" w:id="45"/>
+      <w:bookmarkEnd w:id="45"/>
       <w:r>
         <w:rPr>
           <w:b w:val="1"/>
@@ -3965,8 +5056,8 @@
           <w:szCs w:val="22"/>
         </w:rPr>
       </w:pPr>
-      <w:bookmarkStart w:colFirst="0" w:colLast="0" w:name="_5812pk5shep4" w:id="34"/>
-      <w:bookmarkEnd w:id="34"/>
+      <w:bookmarkStart w:colFirst="0" w:colLast="0" w:name="_5812pk5shep4" w:id="43"/>
+      <w:bookmarkEnd w:id="43"/>
       <w:r>
         <w:rPr>
           <w:sz w:val="22"/>
@@ -3990,8 +5081,8 @@
           <w:szCs w:val="22"/>
         </w:rPr>
       </w:pPr>
-      <w:bookmarkStart w:colFirst="0" w:colLast="0" w:name="_5812pk5shep4" w:id="34"/>
-      <w:bookmarkEnd w:id="34"/>
+      <w:bookmarkStart w:colFirst="0" w:colLast="0" w:name="_5812pk5shep4" w:id="43"/>
+      <w:bookmarkEnd w:id="43"/>
       <w:r>
         <w:rPr>
           <w:b w:val="1"/>
@@ -4025,8 +5116,8 @@
           <w:szCs w:val="22"/>
         </w:rPr>
       </w:pPr>
-      <w:bookmarkStart w:colFirst="0" w:colLast="0" w:name="_5812pk5shep4" w:id="34"/>
-      <w:bookmarkEnd w:id="34"/>
+      <w:bookmarkStart w:colFirst="0" w:colLast="0" w:name="_5812pk5shep4" w:id="43"/>
+      <w:bookmarkEnd w:id="43"/>
       <w:r>
         <w:rPr>
           <w:b w:val="1"/>
@@ -4060,8 +5151,8 @@
           <w:szCs w:val="22"/>
         </w:rPr>
       </w:pPr>
-      <w:bookmarkStart w:colFirst="0" w:colLast="0" w:name="_idv57c206i3l" w:id="37"/>
-      <w:bookmarkEnd w:id="37"/>
+      <w:bookmarkStart w:colFirst="0" w:colLast="0" w:name="_idv57c206i3l" w:id="46"/>
+      <w:bookmarkEnd w:id="46"/>
       <w:r>
         <w:rPr>
           <w:b w:val="1"/>
@@ -4083,395 +5174,11 @@
     </w:p>
     <w:p>
       <w:pPr>
-        <w:pStyle w:val="Heading2"/>
-        <w:rPr/>
-      </w:pPr>
-      <w:bookmarkStart w:colFirst="0" w:colLast="0" w:name="_ylemh96io5z" w:id="38"/>
-      <w:bookmarkEnd w:id="38"/>
-      <w:r>
-        <w:rPr>
-          <w:rtl w:val="0"/>
-        </w:rPr>
-        <w:t xml:space="preserve">Messaging Infrastructure</w:t>
-      </w:r>
-    </w:p>
-    <w:p>
-      <w:pPr>
-        <w:rPr/>
-      </w:pPr>
-      <w:r>
-        <w:rPr>
-          <w:rtl w:val="0"/>
-        </w:rPr>
-        <w:t xml:space="preserve">Blackboard style messaging backbone. All services subscribe and publish to the same topic.</w:t>
-      </w:r>
-    </w:p>
-    <w:p>
-      <w:pPr>
-        <w:rPr/>
-      </w:pPr>
-      <w:r>
-        <w:rPr>
-          <w:rtl w:val="0"/>
-        </w:rPr>
-      </w:r>
-    </w:p>
-    <w:p>
-      <w:pPr>
-        <w:rPr>
-          <w:b w:val="1"/>
-          <w:bCs w:val="1"/>
-        </w:rPr>
-      </w:pPr>
-      <w:r>
-        <w:rPr>
-          <w:b w:val="1"/>
-          <w:bCs w:val="1"/>
-          <w:rtl w:val="0"/>
-        </w:rPr>
-        <w:t xml:space="preserve">Messaging Format: TreeGraph</w:t>
-      </w:r>
-    </w:p>
-    <w:p>
-      <w:pPr>
-        <w:rPr/>
-      </w:pPr>
-      <w:r>
-        <w:rPr>
-          <w:rtl w:val="0"/>
-        </w:rPr>
-      </w:r>
-    </w:p>
-    <w:p>
-      <w:pPr>
-        <w:rPr/>
-      </w:pPr>
-      <w:r>
-        <w:rPr>
-          <w:rtl w:val="0"/>
-        </w:rPr>
-        <w:t xml:space="preserve">Raw XML Serialization of Base Model Statements and entities. Layers Statements nested composition (tree like structure). Synchronization to and from an eventual TMRM underlying metamodel.</w:t>
-      </w:r>
-    </w:p>
-    <w:p>
-      <w:pPr>
-        <w:rPr/>
-      </w:pPr>
-      <w:r>
-        <w:rPr>
-          <w:rtl w:val="0"/>
-        </w:rPr>
-      </w:r>
-    </w:p>
-    <w:p>
-      <w:pPr>
-        <w:rPr/>
-      </w:pPr>
-      <w:r>
-        <w:rPr>
-          <w:rtl w:val="0"/>
-        </w:rPr>
-        <w:t xml:space="preserve">XSLT for parsing and extracting composed layer statements source layers statements. Statements below in the hierarchy are composed of Statements above them. This XSL Stylesheet transform provides this upper composing layers statements in the context of the layer composed Statement being parsed.</w:t>
-      </w:r>
-    </w:p>
-    <w:p>
-      <w:pPr>
-        <w:rPr/>
-      </w:pPr>
-      <w:r>
-        <w:rPr>
-          <w:rtl w:val="0"/>
-        </w:rPr>
-      </w:r>
-    </w:p>
-    <w:p>
-      <w:pPr>
-        <w:rPr/>
-      </w:pPr>
-      <w:r>
-        <w:rPr>
-          <w:rtl w:val="0"/>
-        </w:rPr>
-        <w:t xml:space="preserve">Augmentation: Graph operations performed in transforms results statements:</w:t>
-      </w:r>
-    </w:p>
-    <w:p>
-      <w:pPr>
-        <w:rPr/>
-      </w:pPr>
-      <w:r>
-        <w:rPr>
-          <w:rtl w:val="0"/>
-        </w:rPr>
-      </w:r>
-    </w:p>
-    <w:p>
-      <w:pPr>
-        <w:rPr/>
-      </w:pPr>
-      <w:r>
-        <w:rPr>
-          <w:rtl w:val="0"/>
-        </w:rPr>
-        <w:t xml:space="preserve">Downstream layers composition.</w:t>
-      </w:r>
-    </w:p>
-    <w:p>
-      <w:pPr>
-        <w:rPr/>
-      </w:pPr>
-      <w:r>
-        <w:rPr>
-          <w:rtl w:val="0"/>
-        </w:rPr>
-        <w:t xml:space="preserve">Upstream layers decomposition.</w:t>
-      </w:r>
-    </w:p>
-    <w:p>
-      <w:pPr>
-        <w:rPr/>
-      </w:pPr>
-      <w:r>
-        <w:rPr>
-          <w:rtl w:val="0"/>
-        </w:rPr>
-        <w:t xml:space="preserve">On each composition / decomposition step result statements: Merge with Production Statements (Contexts). Compose / decompose merged transform results statements until merge is no op.</w:t>
-      </w:r>
-    </w:p>
-    <w:p>
-      <w:pPr>
-        <w:rPr/>
-      </w:pPr>
-      <w:r>
-        <w:rPr>
-          <w:rtl w:val="0"/>
-        </w:rPr>
-      </w:r>
-    </w:p>
-    <w:p>
-      <w:pPr>
-        <w:rPr/>
-      </w:pPr>
-      <w:r>
-        <w:rPr>
-          <w:rtl w:val="0"/>
-        </w:rPr>
-        <w:t xml:space="preserve">Aggregation:</w:t>
-      </w:r>
-    </w:p>
-    <w:p>
-      <w:pPr>
-        <w:rPr/>
-      </w:pPr>
-      <w:r>
-        <w:rPr>
-          <w:rtl w:val="0"/>
-        </w:rPr>
-        <w:t xml:space="preserve">Merge statements obtained with Processing (composing) Statements. FCA Contexts Merge.</w:t>
-      </w:r>
-    </w:p>
-    <w:p>
-      <w:pPr>
-        <w:rPr/>
-      </w:pPr>
-      <w:r>
-        <w:rPr>
-          <w:rtl w:val="0"/>
-        </w:rPr>
-      </w:r>
-    </w:p>
-    <w:p>
-      <w:pPr>
-        <w:rPr/>
-      </w:pPr>
-      <w:r>
-        <w:rPr>
-          <w:rtl w:val="0"/>
-        </w:rPr>
-        <w:t xml:space="preserve">Alignment:</w:t>
-      </w:r>
-    </w:p>
-    <w:p>
-      <w:pPr>
-        <w:rPr/>
-      </w:pPr>
-      <w:r>
-        <w:rPr>
-          <w:rtl w:val="0"/>
-        </w:rPr>
-        <w:t xml:space="preserve">CPPE Embeddings. Ontology Matching / Links / Dimensional / Order inference.</w:t>
-      </w:r>
-    </w:p>
-    <w:p>
-      <w:pPr>
-        <w:rPr/>
-      </w:pPr>
-      <w:r>
-        <w:rPr>
-          <w:rtl w:val="0"/>
-        </w:rPr>
-      </w:r>
-    </w:p>
-    <w:p>
-      <w:pPr>
-        <w:rPr/>
-      </w:pPr>
-      <w:r>
-        <w:rPr>
-          <w:rtl w:val="0"/>
-        </w:rPr>
-        <w:t xml:space="preserve">Activation:</w:t>
-      </w:r>
-    </w:p>
-    <w:p>
-      <w:pPr>
-        <w:rPr/>
-      </w:pPr>
-      <w:r>
-        <w:rPr>
-          <w:rtl w:val="0"/>
-        </w:rPr>
-        <w:t xml:space="preserve">Further Statements layers composition downstream in the hierarchy.</w:t>
-      </w:r>
-    </w:p>
-    <w:p>
-      <w:pPr>
-        <w:pStyle w:val="Heading2"/>
-        <w:rPr/>
-      </w:pPr>
-      <w:bookmarkStart w:colFirst="0" w:colLast="0" w:name="_ld8kd7o4b1uw" w:id="39"/>
-      <w:bookmarkEnd w:id="39"/>
-      <w:r>
-        <w:rPr>
-          <w:rtl w:val="0"/>
-        </w:rPr>
-        <w:t xml:space="preserve">Aggregation Service Agent</w:t>
-      </w:r>
-    </w:p>
-    <w:p>
-      <w:pPr>
-        <w:rPr/>
-      </w:pPr>
-      <w:r>
-        <w:rPr>
-          <w:rtl w:val="0"/>
-        </w:rPr>
-        <w:t xml:space="preserve">Context / Role / Type inference in the Aggregation Layer.</w:t>
-      </w:r>
-    </w:p>
-    <w:p>
-      <w:pPr>
-        <w:pStyle w:val="Heading2"/>
-        <w:rPr/>
-      </w:pPr>
-      <w:bookmarkStart w:colFirst="0" w:colLast="0" w:name="_lu0ndtng3l8" w:id="40"/>
-      <w:bookmarkEnd w:id="40"/>
-      <w:r>
-        <w:rPr>
-          <w:rtl w:val="0"/>
-        </w:rPr>
-        <w:t xml:space="preserve">Alignment Service Agent</w:t>
-      </w:r>
-    </w:p>
-    <w:p>
-      <w:pPr>
-        <w:rPr/>
-      </w:pPr>
-      <w:r>
-        <w:rPr>
-          <w:rtl w:val="0"/>
-        </w:rPr>
-        <w:t xml:space="preserve">Ontology Matching / Links / Dimensional / Order and Attributes inference in the Alignment Layer.</w:t>
-      </w:r>
-    </w:p>
-    <w:p>
-      <w:pPr>
-        <w:pStyle w:val="Heading2"/>
-        <w:rPr/>
-      </w:pPr>
-      <w:bookmarkStart w:colFirst="0" w:colLast="0" w:name="_yk4120gc18wf" w:id="41"/>
-      <w:bookmarkEnd w:id="41"/>
-      <w:r>
-        <w:rPr>
-          <w:rtl w:val="0"/>
-        </w:rPr>
-        <w:t xml:space="preserve">Activation Service Agent</w:t>
-      </w:r>
-    </w:p>
-    <w:p>
-      <w:pPr>
-        <w:rPr/>
-      </w:pPr>
-      <w:r>
-        <w:rPr>
-          <w:rtl w:val="0"/>
-        </w:rPr>
-        <w:t xml:space="preserve">Contexts (Use Cases) and behaviors (Interactions) in the Activation Layer.</w:t>
-      </w:r>
-    </w:p>
-    <w:p>
-      <w:pPr>
-        <w:pStyle w:val="Heading2"/>
-        <w:rPr/>
-      </w:pPr>
-      <w:bookmarkStart w:colFirst="0" w:colLast="0" w:name="_unxiex8ycrut" w:id="42"/>
-      <w:bookmarkEnd w:id="42"/>
-      <w:r>
-        <w:rPr>
-          <w:rtl w:val="0"/>
-        </w:rPr>
-        <w:t xml:space="preserve">Helper Services</w:t>
-      </w:r>
-    </w:p>
-    <w:p>
-      <w:pPr>
-        <w:pStyle w:val="Heading3"/>
-        <w:rPr/>
-      </w:pPr>
-      <w:bookmarkStart w:colFirst="0" w:colLast="0" w:name="_4qvfuly2ipq2" w:id="43"/>
-      <w:bookmarkEnd w:id="43"/>
-      <w:r>
-        <w:rPr>
-          <w:rtl w:val="0"/>
-        </w:rPr>
-        <w:t xml:space="preserve">Registry Service</w:t>
-      </w:r>
-    </w:p>
-    <w:p>
-      <w:pPr>
-        <w:pStyle w:val="Heading3"/>
-        <w:rPr/>
-      </w:pPr>
-      <w:bookmarkStart w:colFirst="0" w:colLast="0" w:name="_mjabd397mqn" w:id="44"/>
-      <w:bookmarkEnd w:id="44"/>
-      <w:r>
-        <w:rPr>
-          <w:rtl w:val="0"/>
-        </w:rPr>
-        <w:t xml:space="preserve">Naming Service</w:t>
-      </w:r>
-    </w:p>
-    <w:p>
-      <w:pPr>
-        <w:pStyle w:val="Heading3"/>
-        <w:rPr/>
-      </w:pPr>
-      <w:bookmarkStart w:colFirst="0" w:colLast="0" w:name="_i87we4txd2xb" w:id="45"/>
-      <w:bookmarkEnd w:id="45"/>
-      <w:r>
-        <w:rPr>
-          <w:rtl w:val="0"/>
-        </w:rPr>
-        <w:t xml:space="preserve">Index Service</w:t>
-      </w:r>
-    </w:p>
-    <w:p>
-      <w:pPr>
         <w:pStyle w:val="Heading1"/>
         <w:rPr/>
       </w:pPr>
-      <w:bookmarkStart w:colFirst="0" w:colLast="0" w:name="_oix1tccg8zfs" w:id="46"/>
-      <w:bookmarkEnd w:id="46"/>
+      <w:bookmarkStart w:colFirst="0" w:colLast="0" w:name="_oix1tccg8zfs" w:id="47"/>
+      <w:bookmarkEnd w:id="47"/>
       <w:r>
         <w:rPr>
           <w:rtl w:val="0"/>
@@ -4903,8 +5610,8 @@
         <w:pStyle w:val="Heading1"/>
         <w:rPr/>
       </w:pPr>
-      <w:bookmarkStart w:colFirst="0" w:colLast="0" w:name="_cfu7i31ldii6" w:id="47"/>
-      <w:bookmarkEnd w:id="47"/>
+      <w:bookmarkStart w:colFirst="0" w:colLast="0" w:name="_cfu7i31ldii6" w:id="48"/>
+      <w:bookmarkEnd w:id="48"/>
       <w:r>
         <w:rPr>
           <w:rtl w:val="0"/>
@@ -5470,8 +6177,8 @@
         <w:spacing w:after="120" w:before="120" w:line="275.9999942779541" w:lineRule="auto"/>
         <w:rPr/>
       </w:pPr>
-      <w:bookmarkStart w:colFirst="0" w:colLast="0" w:name="_uvtded69ilo4" w:id="48"/>
-      <w:bookmarkEnd w:id="48"/>
+      <w:bookmarkStart w:colFirst="0" w:colLast="0" w:name="_uvtded69ilo4" w:id="49"/>
+      <w:bookmarkEnd w:id="49"/>
       <w:r>
         <w:rPr>
           <w:rtl w:val="0"/>
@@ -5487,8 +6194,8 @@
         <w:spacing w:after="120" w:before="120" w:line="275.9999942779541" w:lineRule="auto"/>
         <w:rPr/>
       </w:pPr>
-      <w:bookmarkStart w:colFirst="0" w:colLast="0" w:name="_9v4rarhh879u" w:id="49"/>
-      <w:bookmarkEnd w:id="49"/>
+      <w:bookmarkStart w:colFirst="0" w:colLast="0" w:name="_9v4rarhh879u" w:id="50"/>
+      <w:bookmarkEnd w:id="50"/>
       <w:r>
         <w:rPr>
           <w:rtl w:val="0"/>
@@ -5849,8 +6556,8 @@
         <w:pStyle w:val="Heading1"/>
         <w:rPr/>
       </w:pPr>
-      <w:bookmarkStart w:colFirst="0" w:colLast="0" w:name="_nmy49zl7iske" w:id="50"/>
-      <w:bookmarkEnd w:id="50"/>
+      <w:bookmarkStart w:colFirst="0" w:colLast="0" w:name="_nmy49zl7iske" w:id="51"/>
+      <w:bookmarkEnd w:id="51"/>
       <w:r>
         <w:rPr>
           <w:rtl w:val="0"/>
@@ -5874,8 +6581,8 @@
         <w:pStyle w:val="Heading2"/>
         <w:rPr/>
       </w:pPr>
-      <w:bookmarkStart w:colFirst="0" w:colLast="0" w:name="_spl0dmny2sn1" w:id="51"/>
-      <w:bookmarkEnd w:id="51"/>
+      <w:bookmarkStart w:colFirst="0" w:colLast="0" w:name="_spl0dmny2sn1" w:id="52"/>
+      <w:bookmarkEnd w:id="52"/>
       <w:r>
         <w:rPr>
           <w:rtl w:val="0"/>
@@ -5888,8 +6595,8 @@
         <w:pStyle w:val="Heading3"/>
         <w:rPr/>
       </w:pPr>
-      <w:bookmarkStart w:colFirst="0" w:colLast="0" w:name="_12vb9y8d80o" w:id="52"/>
-      <w:bookmarkEnd w:id="52"/>
+      <w:bookmarkStart w:colFirst="0" w:colLast="0" w:name="_12vb9y8d80o" w:id="53"/>
+      <w:bookmarkEnd w:id="53"/>
       <w:r>
         <w:rPr>
           <w:rtl w:val="0"/>
@@ -5924,8 +6631,8 @@
         <w:spacing w:line="276" w:lineRule="auto"/>
         <w:rPr/>
       </w:pPr>
-      <w:bookmarkStart w:colFirst="0" w:colLast="0" w:name="_nucczl4p06er" w:id="53"/>
-      <w:bookmarkEnd w:id="53"/>
+      <w:bookmarkStart w:colFirst="0" w:colLast="0" w:name="_nucczl4p06er" w:id="54"/>
+      <w:bookmarkEnd w:id="54"/>
       <w:r>
         <w:rPr>
           <w:rtl w:val="0"/>
@@ -6051,8 +6758,8 @@
         <w:pStyle w:val="Heading3"/>
         <w:rPr/>
       </w:pPr>
-      <w:bookmarkStart w:colFirst="0" w:colLast="0" w:name="_tdpam7i6pina" w:id="54"/>
-      <w:bookmarkEnd w:id="54"/>
+      <w:bookmarkStart w:colFirst="0" w:colLast="0" w:name="_tdpam7i6pina" w:id="55"/>
+      <w:bookmarkEnd w:id="55"/>
       <w:r>
         <w:rPr>
           <w:rtl w:val="0"/>
@@ -6449,8 +7156,8 @@
         <w:spacing w:after="120" w:before="120" w:line="275.9999942779541" w:lineRule="auto"/>
         <w:rPr/>
       </w:pPr>
-      <w:bookmarkStart w:colFirst="0" w:colLast="0" w:name="_piwmtevnk1rg" w:id="55"/>
-      <w:bookmarkEnd w:id="55"/>
+      <w:bookmarkStart w:colFirst="0" w:colLast="0" w:name="_piwmtevnk1rg" w:id="56"/>
+      <w:bookmarkEnd w:id="56"/>
       <w:r>
         <w:rPr>
           <w:rtl w:val="0"/>
@@ -6466,8 +7173,8 @@
         <w:spacing w:after="120" w:before="120" w:line="275.9999942779541" w:lineRule="auto"/>
         <w:rPr/>
       </w:pPr>
-      <w:bookmarkStart w:colFirst="0" w:colLast="0" w:name="_5jru7cleeqyz" w:id="56"/>
-      <w:bookmarkEnd w:id="56"/>
+      <w:bookmarkStart w:colFirst="0" w:colLast="0" w:name="_5jru7cleeqyz" w:id="57"/>
+      <w:bookmarkEnd w:id="57"/>
       <w:r>
         <w:rPr>
           <w:rtl w:val="0"/>
@@ -6702,8 +7409,8 @@
         <w:spacing w:after="120" w:before="120" w:line="275.9999942779541" w:lineRule="auto"/>
         <w:rPr/>
       </w:pPr>
-      <w:bookmarkStart w:colFirst="0" w:colLast="0" w:name="_cxpiqxfobvqz" w:id="57"/>
-      <w:bookmarkEnd w:id="57"/>
+      <w:bookmarkStart w:colFirst="0" w:colLast="0" w:name="_cxpiqxfobvqz" w:id="58"/>
+      <w:bookmarkEnd w:id="58"/>
       <w:r>
         <w:rPr>
           <w:rtl w:val="0"/>
@@ -7020,8 +7727,8 @@
         <w:spacing w:after="120" w:before="120" w:line="275.9999942779541" w:lineRule="auto"/>
         <w:rPr/>
       </w:pPr>
-      <w:bookmarkStart w:colFirst="0" w:colLast="0" w:name="_4i5f88pxra87" w:id="58"/>
-      <w:bookmarkEnd w:id="58"/>
+      <w:bookmarkStart w:colFirst="0" w:colLast="0" w:name="_4i5f88pxra87" w:id="59"/>
+      <w:bookmarkEnd w:id="59"/>
       <w:r>
         <w:rPr>
           <w:rtl w:val="0"/>
@@ -7294,8 +8001,8 @@
         <w:spacing w:after="120" w:before="120" w:line="275.9999942779541" w:lineRule="auto"/>
         <w:rPr/>
       </w:pPr>
-      <w:bookmarkStart w:colFirst="0" w:colLast="0" w:name="_m22kyf83qkvv" w:id="59"/>
-      <w:bookmarkEnd w:id="59"/>
+      <w:bookmarkStart w:colFirst="0" w:colLast="0" w:name="_m22kyf83qkvv" w:id="60"/>
+      <w:bookmarkEnd w:id="60"/>
       <w:r>
         <w:rPr>
           <w:rtl w:val="0"/>
@@ -7916,8 +8623,8 @@
         <w:spacing w:after="120" w:before="120" w:line="275.9999942779541" w:lineRule="auto"/>
         <w:rPr/>
       </w:pPr>
-      <w:bookmarkStart w:colFirst="0" w:colLast="0" w:name="_a7l1r07awzku" w:id="60"/>
-      <w:bookmarkEnd w:id="60"/>
+      <w:bookmarkStart w:colFirst="0" w:colLast="0" w:name="_a7l1r07awzku" w:id="61"/>
+      <w:bookmarkEnd w:id="61"/>
       <w:r>
         <w:rPr>
           <w:rtl w:val="0"/>
@@ -8105,8 +8812,8 @@
         <w:spacing w:before="0" w:line="275.9999942779541" w:lineRule="auto"/>
         <w:rPr/>
       </w:pPr>
-      <w:bookmarkStart w:colFirst="0" w:colLast="0" w:name="_4qo9vqltf2r0" w:id="61"/>
-      <w:bookmarkEnd w:id="61"/>
+      <w:bookmarkStart w:colFirst="0" w:colLast="0" w:name="_4qo9vqltf2r0" w:id="62"/>
+      <w:bookmarkEnd w:id="62"/>
       <w:r>
         <w:rPr>
           <w:rtl w:val="0"/>
@@ -8202,8 +8909,8 @@
         <w:spacing w:before="0" w:line="275.9999942779541" w:lineRule="auto"/>
         <w:rPr/>
       </w:pPr>
-      <w:bookmarkStart w:colFirst="0" w:colLast="0" w:name="_a0okr8ebjatc" w:id="62"/>
-      <w:bookmarkEnd w:id="62"/>
+      <w:bookmarkStart w:colFirst="0" w:colLast="0" w:name="_a0okr8ebjatc" w:id="63"/>
+      <w:bookmarkEnd w:id="63"/>
       <w:r>
         <w:rPr>
           <w:rtl w:val="0"/>
@@ -8252,12 +8959,12 @@
           <wp:inline distB="19050" distT="19050" distL="19050" distR="19050">
             <wp:extent cx="143470" cy="232655"/>
             <wp:effectExtent b="0" l="0" r="0" t="0"/>
-            <wp:docPr id="16" name="image11.png"/>
+            <wp:docPr id="16" name="image3.png"/>
             <a:graphic>
               <a:graphicData uri="http://schemas.openxmlformats.org/drawingml/2006/picture">
                 <pic:pic>
                   <pic:nvPicPr>
-                    <pic:cNvPr id="0" name="image11.png"/>
+                    <pic:cNvPr id="0" name="image3.png"/>
                     <pic:cNvPicPr preferRelativeResize="0"/>
                   </pic:nvPicPr>
                   <pic:blipFill>
@@ -8316,12 +9023,12 @@
           <wp:inline distB="19050" distT="19050" distL="19050" distR="19050">
             <wp:extent cx="105489" cy="234421"/>
             <wp:effectExtent b="0" l="0" r="0" t="0"/>
-            <wp:docPr id="7" name="image9.png"/>
+            <wp:docPr id="7" name="image22.png"/>
             <a:graphic>
               <a:graphicData uri="http://schemas.openxmlformats.org/drawingml/2006/picture">
                 <pic:pic>
                   <pic:nvPicPr>
-                    <pic:cNvPr id="0" name="image9.png"/>
+                    <pic:cNvPr id="0" name="image22.png"/>
                     <pic:cNvPicPr preferRelativeResize="0"/>
                   </pic:nvPicPr>
                   <pic:blipFill>
@@ -8373,12 +9080,12 @@
           <wp:inline distB="19050" distT="19050" distL="19050" distR="19050">
             <wp:extent cx="771584" cy="229183"/>
             <wp:effectExtent b="0" l="0" r="0" t="0"/>
-            <wp:docPr id="12" name="image8.png"/>
+            <wp:docPr id="12" name="image14.png"/>
             <a:graphic>
               <a:graphicData uri="http://schemas.openxmlformats.org/drawingml/2006/picture">
                 <pic:pic>
                   <pic:nvPicPr>
-                    <pic:cNvPr id="0" name="image8.png"/>
+                    <pic:cNvPr id="0" name="image14.png"/>
                     <pic:cNvPicPr preferRelativeResize="0"/>
                   </pic:nvPicPr>
                   <pic:blipFill>
@@ -8435,12 +9142,12 @@
           <wp:inline distB="19050" distT="19050" distL="19050" distR="19050">
             <wp:extent cx="586919" cy="227194"/>
             <wp:effectExtent b="0" l="0" r="0" t="0"/>
-            <wp:docPr id="4" name="image10.png"/>
+            <wp:docPr id="4" name="image11.png"/>
             <a:graphic>
               <a:graphicData uri="http://schemas.openxmlformats.org/drawingml/2006/picture">
                 <pic:pic>
                   <pic:nvPicPr>
-                    <pic:cNvPr id="0" name="image10.png"/>
+                    <pic:cNvPr id="0" name="image11.png"/>
                     <pic:cNvPicPr preferRelativeResize="0"/>
                   </pic:nvPicPr>
                   <pic:blipFill>
@@ -8505,8 +9212,8 @@
         <w:spacing w:after="120" w:before="120" w:line="275.9999942779541" w:lineRule="auto"/>
         <w:rPr/>
       </w:pPr>
-      <w:bookmarkStart w:colFirst="0" w:colLast="0" w:name="_vm8muwbhqqcn" w:id="63"/>
-      <w:bookmarkEnd w:id="63"/>
+      <w:bookmarkStart w:colFirst="0" w:colLast="0" w:name="_vm8muwbhqqcn" w:id="64"/>
+      <w:bookmarkEnd w:id="64"/>
       <w:r>
         <w:rPr>
           <w:rtl w:val="0"/>
@@ -8550,12 +9257,12 @@
           <wp:inline distB="19050" distT="19050" distL="19050" distR="19050">
             <wp:extent cx="574357" cy="229743"/>
             <wp:effectExtent b="0" l="0" r="0" t="0"/>
-            <wp:docPr id="17" name="image23.png"/>
+            <wp:docPr id="17" name="image1.png"/>
             <a:graphic>
               <a:graphicData uri="http://schemas.openxmlformats.org/drawingml/2006/picture">
                 <pic:pic>
                   <pic:nvPicPr>
-                    <pic:cNvPr id="0" name="image23.png"/>
+                    <pic:cNvPr id="0" name="image1.png"/>
                     <pic:cNvPicPr preferRelativeResize="0"/>
                   </pic:nvPicPr>
                   <pic:blipFill>
@@ -8596,12 +9303,12 @@
           <wp:inline distB="19050" distT="19050" distL="19050" distR="19050">
             <wp:extent cx="79891" cy="239673"/>
             <wp:effectExtent b="0" l="0" r="0" t="0"/>
-            <wp:docPr id="6" name="image7.png"/>
+            <wp:docPr id="6" name="image12.png"/>
             <a:graphic>
               <a:graphicData uri="http://schemas.openxmlformats.org/drawingml/2006/picture">
                 <pic:pic>
                   <pic:nvPicPr>
-                    <pic:cNvPr id="0" name="image7.png"/>
+                    <pic:cNvPr id="0" name="image12.png"/>
                     <pic:cNvPicPr preferRelativeResize="0"/>
                   </pic:nvPicPr>
                   <pic:blipFill>
@@ -8642,12 +9349,12 @@
           <wp:inline distB="19050" distT="19050" distL="19050" distR="19050">
             <wp:extent cx="89475" cy="244024"/>
             <wp:effectExtent b="0" l="0" r="0" t="0"/>
-            <wp:docPr id="2" name="image4.png"/>
+            <wp:docPr id="2" name="image10.png"/>
             <a:graphic>
               <a:graphicData uri="http://schemas.openxmlformats.org/drawingml/2006/picture">
                 <pic:pic>
                   <pic:nvPicPr>
-                    <pic:cNvPr id="0" name="image4.png"/>
+                    <pic:cNvPr id="0" name="image10.png"/>
                     <pic:cNvPicPr preferRelativeResize="0"/>
                   </pic:nvPicPr>
                   <pic:blipFill>
@@ -8688,12 +9395,12 @@
           <wp:inline distB="19050" distT="19050" distL="19050" distR="19050">
             <wp:extent cx="97572" cy="234173"/>
             <wp:effectExtent b="0" l="0" r="0" t="0"/>
-            <wp:docPr id="24" name="image6.png"/>
+            <wp:docPr id="24" name="image7.png"/>
             <a:graphic>
               <a:graphicData uri="http://schemas.openxmlformats.org/drawingml/2006/picture">
                 <pic:pic>
                   <pic:nvPicPr>
-                    <pic:cNvPr id="0" name="image6.png"/>
+                    <pic:cNvPr id="0" name="image7.png"/>
                     <pic:cNvPicPr preferRelativeResize="0"/>
                   </pic:nvPicPr>
                   <pic:blipFill>
@@ -8744,12 +9451,12 @@
           <wp:inline distB="19050" distT="19050" distL="19050" distR="19050">
             <wp:extent cx="3718560" cy="686503"/>
             <wp:effectExtent b="0" l="0" r="0" t="0"/>
-            <wp:docPr id="25" name="image18.png"/>
+            <wp:docPr id="25" name="image15.png"/>
             <a:graphic>
               <a:graphicData uri="http://schemas.openxmlformats.org/drawingml/2006/picture">
                 <pic:pic>
                   <pic:nvPicPr>
-                    <pic:cNvPr id="0" name="image18.png"/>
+                    <pic:cNvPr id="0" name="image15.png"/>
                     <pic:cNvPicPr preferRelativeResize="0"/>
                   </pic:nvPicPr>
                   <pic:blipFill>
@@ -8821,8 +9528,8 @@
         <w:spacing w:before="0" w:line="275.9999942779541" w:lineRule="auto"/>
         <w:rPr/>
       </w:pPr>
-      <w:bookmarkStart w:colFirst="0" w:colLast="0" w:name="_4iycf2g31vp0" w:id="64"/>
-      <w:bookmarkEnd w:id="64"/>
+      <w:bookmarkStart w:colFirst="0" w:colLast="0" w:name="_4iycf2g31vp0" w:id="65"/>
+      <w:bookmarkEnd w:id="65"/>
       <w:r>
         <w:rPr>
           <w:rtl w:val="0"/>
@@ -8880,8 +9587,8 @@
         <w:spacing w:after="240" w:line="275.9999942779541" w:lineRule="auto"/>
         <w:rPr/>
       </w:pPr>
-      <w:bookmarkStart w:colFirst="0" w:colLast="0" w:name="_no37ottu4499" w:id="65"/>
-      <w:bookmarkEnd w:id="65"/>
+      <w:bookmarkStart w:colFirst="0" w:colLast="0" w:name="_no37ottu4499" w:id="66"/>
+      <w:bookmarkEnd w:id="66"/>
       <w:r>
         <w:rPr>
           <w:rtl w:val="0"/>
@@ -8925,12 +9632,12 @@
           <wp:inline distB="19050" distT="19050" distL="19050" distR="19050">
             <wp:extent cx="145018" cy="235165"/>
             <wp:effectExtent b="0" l="0" r="0" t="0"/>
-            <wp:docPr id="8" name="image3.png"/>
+            <wp:docPr id="8" name="image19.png"/>
             <a:graphic>
               <a:graphicData uri="http://schemas.openxmlformats.org/drawingml/2006/picture">
                 <pic:pic>
                   <pic:nvPicPr>
-                    <pic:cNvPr id="0" name="image3.png"/>
+                    <pic:cNvPr id="0" name="image19.png"/>
                     <pic:cNvPicPr preferRelativeResize="0"/>
                   </pic:nvPicPr>
                   <pic:blipFill>
@@ -8971,12 +9678,12 @@
           <wp:inline distB="19050" distT="19050" distL="19050" distR="19050">
             <wp:extent cx="138292" cy="224257"/>
             <wp:effectExtent b="0" l="0" r="0" t="0"/>
-            <wp:docPr id="15" name="image22.png"/>
+            <wp:docPr id="15" name="image2.png"/>
             <a:graphic>
               <a:graphicData uri="http://schemas.openxmlformats.org/drawingml/2006/picture">
                 <pic:pic>
                   <pic:nvPicPr>
-                    <pic:cNvPr id="0" name="image22.png"/>
+                    <pic:cNvPr id="0" name="image2.png"/>
                     <pic:cNvPicPr preferRelativeResize="0"/>
                   </pic:nvPicPr>
                   <pic:blipFill>
@@ -9046,12 +9753,12 @@
           <wp:inline distB="19050" distT="19050" distL="19050" distR="19050">
             <wp:extent cx="3819649" cy="228721"/>
             <wp:effectExtent b="0" l="0" r="0" t="0"/>
-            <wp:docPr id="22" name="image24.png"/>
+            <wp:docPr id="22" name="image25.png"/>
             <a:graphic>
               <a:graphicData uri="http://schemas.openxmlformats.org/drawingml/2006/picture">
                 <pic:pic>
                   <pic:nvPicPr>
-                    <pic:cNvPr id="0" name="image24.png"/>
+                    <pic:cNvPr id="0" name="image25.png"/>
                     <pic:cNvPicPr preferRelativeResize="0"/>
                   </pic:nvPicPr>
                   <pic:blipFill>
@@ -9149,8 +9856,8 @@
         <w:spacing w:after="120" w:before="120" w:line="275.9999942779541" w:lineRule="auto"/>
         <w:rPr/>
       </w:pPr>
-      <w:bookmarkStart w:colFirst="0" w:colLast="0" w:name="_18tl5kxvfivh" w:id="66"/>
-      <w:bookmarkEnd w:id="66"/>
+      <w:bookmarkStart w:colFirst="0" w:colLast="0" w:name="_18tl5kxvfivh" w:id="67"/>
+      <w:bookmarkEnd w:id="67"/>
       <w:r>
         <w:rPr>
           <w:rtl w:val="0"/>
@@ -9223,12 +9930,12 @@
           <wp:inline distB="19050" distT="19050" distL="19050" distR="19050">
             <wp:extent cx="2756002" cy="229031"/>
             <wp:effectExtent b="0" l="0" r="0" t="0"/>
-            <wp:docPr id="10" name="image2.png"/>
+            <wp:docPr id="10" name="image8.png"/>
             <a:graphic>
               <a:graphicData uri="http://schemas.openxmlformats.org/drawingml/2006/picture">
                 <pic:pic>
                   <pic:nvPicPr>
-                    <pic:cNvPr id="0" name="image2.png"/>
+                    <pic:cNvPr id="0" name="image8.png"/>
                     <pic:cNvPicPr preferRelativeResize="0"/>
                   </pic:nvPicPr>
                   <pic:blipFill>
@@ -9353,8 +10060,8 @@
         <w:spacing w:after="120" w:before="120" w:line="275.9999942779541" w:lineRule="auto"/>
         <w:rPr/>
       </w:pPr>
-      <w:bookmarkStart w:colFirst="0" w:colLast="0" w:name="_mm6omsp949hh" w:id="67"/>
-      <w:bookmarkEnd w:id="67"/>
+      <w:bookmarkStart w:colFirst="0" w:colLast="0" w:name="_mm6omsp949hh" w:id="68"/>
+      <w:bookmarkEnd w:id="68"/>
       <w:r>
         <w:rPr>
           <w:rtl w:val="0"/>
@@ -9427,12 +10134,12 @@
           <wp:inline distB="19050" distT="19050" distL="19050" distR="19050">
             <wp:extent cx="2882141" cy="285549"/>
             <wp:effectExtent b="0" l="0" r="0" t="0"/>
-            <wp:docPr id="28" name="image25.png"/>
+            <wp:docPr id="28" name="image24.png"/>
             <a:graphic>
               <a:graphicData uri="http://schemas.openxmlformats.org/drawingml/2006/picture">
                 <pic:pic>
                   <pic:nvPicPr>
-                    <pic:cNvPr id="0" name="image25.png"/>
+                    <pic:cNvPr id="0" name="image24.png"/>
                     <pic:cNvPicPr preferRelativeResize="0"/>
                   </pic:nvPicPr>
                   <pic:blipFill>
@@ -9516,8 +10223,8 @@
         <w:spacing w:before="120" w:line="275.9999942779541" w:lineRule="auto"/>
         <w:rPr/>
       </w:pPr>
-      <w:bookmarkStart w:colFirst="0" w:colLast="0" w:name="_7c369wvv2ed5" w:id="68"/>
-      <w:bookmarkEnd w:id="68"/>
+      <w:bookmarkStart w:colFirst="0" w:colLast="0" w:name="_7c369wvv2ed5" w:id="69"/>
+      <w:bookmarkEnd w:id="69"/>
       <w:r>
         <w:rPr>
           <w:rtl w:val="0"/>
@@ -9542,8 +10249,8 @@
         <w:spacing w:after="120" w:line="275.9999942779541" w:lineRule="auto"/>
         <w:rPr/>
       </w:pPr>
-      <w:bookmarkStart w:colFirst="0" w:colLast="0" w:name="_yxwykud7fa6q" w:id="69"/>
-      <w:bookmarkEnd w:id="69"/>
+      <w:bookmarkStart w:colFirst="0" w:colLast="0" w:name="_yxwykud7fa6q" w:id="70"/>
+      <w:bookmarkEnd w:id="70"/>
       <w:r>
         <w:rPr>
           <w:rtl w:val="0"/>
@@ -9639,12 +10346,12 @@
           <wp:inline distB="19050" distT="19050" distL="19050" distR="19050">
             <wp:extent cx="720923" cy="227660"/>
             <wp:effectExtent b="0" l="0" r="0" t="0"/>
-            <wp:docPr id="19" name="image12.png"/>
+            <wp:docPr id="19" name="image13.png"/>
             <a:graphic>
               <a:graphicData uri="http://schemas.openxmlformats.org/drawingml/2006/picture">
                 <pic:pic>
                   <pic:nvPicPr>
-                    <pic:cNvPr id="0" name="image12.png"/>
+                    <pic:cNvPr id="0" name="image13.png"/>
                     <pic:cNvPicPr preferRelativeResize="0"/>
                   </pic:nvPicPr>
                   <pic:blipFill>
@@ -9719,12 +10426,12 @@
           <wp:inline distB="19050" distT="19050" distL="19050" distR="19050">
             <wp:extent cx="105489" cy="234421"/>
             <wp:effectExtent b="0" l="0" r="0" t="0"/>
-            <wp:docPr id="3" name="image9.png"/>
+            <wp:docPr id="3" name="image22.png"/>
             <a:graphic>
               <a:graphicData uri="http://schemas.openxmlformats.org/drawingml/2006/picture">
                 <pic:pic>
                   <pic:nvPicPr>
-                    <pic:cNvPr id="0" name="image9.png"/>
+                    <pic:cNvPr id="0" name="image22.png"/>
                     <pic:cNvPicPr preferRelativeResize="0"/>
                   </pic:nvPicPr>
                   <pic:blipFill>
@@ -9765,12 +10472,12 @@
           <wp:inline distB="19050" distT="19050" distL="19050" distR="19050">
             <wp:extent cx="97572" cy="234173"/>
             <wp:effectExtent b="0" l="0" r="0" t="0"/>
-            <wp:docPr id="5" name="image6.png"/>
+            <wp:docPr id="5" name="image7.png"/>
             <a:graphic>
               <a:graphicData uri="http://schemas.openxmlformats.org/drawingml/2006/picture">
                 <pic:pic>
                   <pic:nvPicPr>
-                    <pic:cNvPr id="0" name="image6.png"/>
+                    <pic:cNvPr id="0" name="image7.png"/>
                     <pic:cNvPicPr preferRelativeResize="0"/>
                   </pic:nvPicPr>
                   <pic:blipFill>
@@ -9811,12 +10518,12 @@
           <wp:inline distB="19050" distT="19050" distL="19050" distR="19050">
             <wp:extent cx="607516" cy="227818"/>
             <wp:effectExtent b="0" l="0" r="0" t="0"/>
-            <wp:docPr id="21" name="image14.png"/>
+            <wp:docPr id="21" name="image18.png"/>
             <a:graphic>
               <a:graphicData uri="http://schemas.openxmlformats.org/drawingml/2006/picture">
                 <pic:pic>
                   <pic:nvPicPr>
-                    <pic:cNvPr id="0" name="image14.png"/>
+                    <pic:cNvPr id="0" name="image18.png"/>
                     <pic:cNvPicPr preferRelativeResize="0"/>
                   </pic:nvPicPr>
                   <pic:blipFill>
@@ -9891,12 +10598,12 @@
           <wp:inline distB="19050" distT="19050" distL="19050" distR="19050">
             <wp:extent cx="586919" cy="227194"/>
             <wp:effectExtent b="0" l="0" r="0" t="0"/>
-            <wp:docPr id="13" name="image10.png"/>
+            <wp:docPr id="13" name="image11.png"/>
             <a:graphic>
               <a:graphicData uri="http://schemas.openxmlformats.org/drawingml/2006/picture">
                 <pic:pic>
                   <pic:nvPicPr>
-                    <pic:cNvPr id="0" name="image10.png"/>
+                    <pic:cNvPr id="0" name="image11.png"/>
                     <pic:cNvPicPr preferRelativeResize="0"/>
                   </pic:nvPicPr>
                   <pic:blipFill>
@@ -9937,12 +10644,12 @@
           <wp:inline distB="19050" distT="19050" distL="19050" distR="19050">
             <wp:extent cx="105489" cy="234421"/>
             <wp:effectExtent b="0" l="0" r="0" t="0"/>
-            <wp:docPr id="23" name="image9.png"/>
+            <wp:docPr id="23" name="image22.png"/>
             <a:graphic>
               <a:graphicData uri="http://schemas.openxmlformats.org/drawingml/2006/picture">
                 <pic:pic>
                   <pic:nvPicPr>
-                    <pic:cNvPr id="0" name="image9.png"/>
+                    <pic:cNvPr id="0" name="image22.png"/>
                     <pic:cNvPicPr preferRelativeResize="0"/>
                   </pic:nvPicPr>
                   <pic:blipFill>
@@ -10017,12 +10724,12 @@
           <wp:inline distB="19050" distT="19050" distL="19050" distR="19050">
             <wp:extent cx="333911" cy="211093"/>
             <wp:effectExtent b="0" l="0" r="0" t="0"/>
-            <wp:docPr id="14" name="image13.png"/>
+            <wp:docPr id="14" name="image16.png"/>
             <a:graphic>
               <a:graphicData uri="http://schemas.openxmlformats.org/drawingml/2006/picture">
                 <pic:pic>
                   <pic:nvPicPr>
-                    <pic:cNvPr id="0" name="image13.png"/>
+                    <pic:cNvPr id="0" name="image16.png"/>
                     <pic:cNvPicPr preferRelativeResize="0"/>
                   </pic:nvPicPr>
                   <pic:blipFill>
@@ -10133,8 +10840,8 @@
         <w:spacing w:after="120" w:before="120" w:line="275.9999942779541" w:lineRule="auto"/>
         <w:rPr/>
       </w:pPr>
-      <w:bookmarkStart w:colFirst="0" w:colLast="0" w:name="_s3n9c67g1jqj" w:id="70"/>
-      <w:bookmarkEnd w:id="70"/>
+      <w:bookmarkStart w:colFirst="0" w:colLast="0" w:name="_s3n9c67g1jqj" w:id="71"/>
+      <w:bookmarkEnd w:id="71"/>
       <w:r>
         <w:rPr>
           <w:rtl w:val="0"/>
@@ -10264,12 +10971,12 @@
           <wp:inline distB="19050" distT="19050" distL="19050" distR="19050">
             <wp:extent cx="214432" cy="225717"/>
             <wp:effectExtent b="0" l="0" r="0" t="0"/>
-            <wp:docPr id="18" name="image17.png"/>
+            <wp:docPr id="18" name="image4.png"/>
             <a:graphic>
               <a:graphicData uri="http://schemas.openxmlformats.org/drawingml/2006/picture">
                 <pic:pic>
                   <pic:nvPicPr>
-                    <pic:cNvPr id="0" name="image17.png"/>
+                    <pic:cNvPr id="0" name="image4.png"/>
                     <pic:cNvPicPr preferRelativeResize="0"/>
                   </pic:nvPicPr>
                   <pic:blipFill>
@@ -10310,12 +11017,12 @@
           <wp:inline distB="19050" distT="19050" distL="19050" distR="19050">
             <wp:extent cx="214432" cy="225717"/>
             <wp:effectExtent b="0" l="0" r="0" t="0"/>
-            <wp:docPr id="20" name="image19.png"/>
+            <wp:docPr id="20" name="image6.png"/>
             <a:graphic>
               <a:graphicData uri="http://schemas.openxmlformats.org/drawingml/2006/picture">
                 <pic:pic>
                   <pic:nvPicPr>
-                    <pic:cNvPr id="0" name="image19.png"/>
+                    <pic:cNvPr id="0" name="image6.png"/>
                     <pic:cNvPicPr preferRelativeResize="0"/>
                   </pic:nvPicPr>
                   <pic:blipFill>
@@ -10356,12 +11063,12 @@
           <wp:inline distB="19050" distT="19050" distL="19050" distR="19050">
             <wp:extent cx="876836" cy="285925"/>
             <wp:effectExtent b="0" l="0" r="0" t="0"/>
-            <wp:docPr id="11" name="image15.png"/>
+            <wp:docPr id="11" name="image23.png"/>
             <a:graphic>
               <a:graphicData uri="http://schemas.openxmlformats.org/drawingml/2006/picture">
                 <pic:pic>
                   <pic:nvPicPr>
-                    <pic:cNvPr id="0" name="image15.png"/>
+                    <pic:cNvPr id="0" name="image23.png"/>
                     <pic:cNvPicPr preferRelativeResize="0"/>
                   </pic:nvPicPr>
                   <pic:blipFill>
@@ -10436,12 +11143,12 @@
           <wp:inline distB="19050" distT="19050" distL="19050" distR="19050">
             <wp:extent cx="214432" cy="225717"/>
             <wp:effectExtent b="0" l="0" r="0" t="0"/>
-            <wp:docPr id="1" name="image1.png"/>
+            <wp:docPr id="1" name="image9.png"/>
             <a:graphic>
               <a:graphicData uri="http://schemas.openxmlformats.org/drawingml/2006/picture">
                 <pic:pic>
                   <pic:nvPicPr>
-                    <pic:cNvPr id="0" name="image1.png"/>
+                    <pic:cNvPr id="0" name="image9.png"/>
                     <pic:cNvPicPr preferRelativeResize="0"/>
                   </pic:nvPicPr>
                   <pic:blipFill>
@@ -10482,12 +11189,12 @@
           <wp:inline distB="19050" distT="19050" distL="19050" distR="19050">
             <wp:extent cx="214432" cy="225717"/>
             <wp:effectExtent b="0" l="0" r="0" t="0"/>
-            <wp:docPr id="27" name="image16.png"/>
+            <wp:docPr id="27" name="image20.png"/>
             <a:graphic>
               <a:graphicData uri="http://schemas.openxmlformats.org/drawingml/2006/picture">
                 <pic:pic>
                   <pic:nvPicPr>
-                    <pic:cNvPr id="0" name="image16.png"/>
+                    <pic:cNvPr id="0" name="image20.png"/>
                     <pic:cNvPicPr preferRelativeResize="0"/>
                   </pic:nvPicPr>
                   <pic:blipFill>
@@ -10585,8 +11292,8 @@
           <w:color w:val="1f1f1f"/>
         </w:rPr>
       </w:pPr>
-      <w:bookmarkStart w:colFirst="0" w:colLast="0" w:name="_fnazkr4bdku2" w:id="71"/>
-      <w:bookmarkEnd w:id="71"/>
+      <w:bookmarkStart w:colFirst="0" w:colLast="0" w:name="_fnazkr4bdku2" w:id="72"/>
+      <w:bookmarkEnd w:id="72"/>
       <w:r>
         <w:rPr>
           <w:rtl w:val="0"/>
@@ -10600,8 +11307,8 @@
         <w:spacing w:after="120" w:before="120" w:line="275.9999942779541" w:lineRule="auto"/>
         <w:rPr/>
       </w:pPr>
-      <w:bookmarkStart w:colFirst="0" w:colLast="0" w:name="_t55uhadl3d85" w:id="72"/>
-      <w:bookmarkEnd w:id="72"/>
+      <w:bookmarkStart w:colFirst="0" w:colLast="0" w:name="_t55uhadl3d85" w:id="73"/>
+      <w:bookmarkEnd w:id="73"/>
       <w:r>
         <w:rPr>
           <w:rtl w:val="0"/>
@@ -10679,12 +11386,12 @@
           <wp:inline distB="19050" distT="19050" distL="19050" distR="19050">
             <wp:extent cx="3042047" cy="217562"/>
             <wp:effectExtent b="0" l="0" r="0" t="0"/>
-            <wp:docPr id="29" name="image20.png"/>
+            <wp:docPr id="29" name="image17.png"/>
             <a:graphic>
               <a:graphicData uri="http://schemas.openxmlformats.org/drawingml/2006/picture">
                 <pic:pic>
                   <pic:nvPicPr>
-                    <pic:cNvPr id="0" name="image20.png"/>
+                    <pic:cNvPr id="0" name="image17.png"/>
                     <pic:cNvPicPr preferRelativeResize="0"/>
                   </pic:nvPicPr>
                   <pic:blipFill>
@@ -10810,8 +11517,8 @@
         <w:pStyle w:val="Heading1"/>
         <w:rPr/>
       </w:pPr>
-      <w:bookmarkStart w:colFirst="0" w:colLast="0" w:name="_x2alh753drsf" w:id="73"/>
-      <w:bookmarkEnd w:id="73"/>
+      <w:bookmarkStart w:colFirst="0" w:colLast="0" w:name="_x2alh753drsf" w:id="74"/>
+      <w:bookmarkEnd w:id="74"/>
       <w:r>
         <w:rPr>
           <w:rtl w:val="0"/>
@@ -11230,8 +11937,8 @@
           <w:szCs w:val="26"/>
         </w:rPr>
       </w:pPr>
-      <w:bookmarkStart w:colFirst="0" w:colLast="0" w:name="_j0o537wutw82" w:id="74"/>
-      <w:bookmarkEnd w:id="74"/>
+      <w:bookmarkStart w:colFirst="0" w:colLast="0" w:name="_j0o537wutw82" w:id="75"/>
+      <w:bookmarkEnd w:id="75"/>
       <w:r>
         <w:rPr>
           <w:b w:val="1"/>
@@ -12182,8 +12889,8 @@
           <w:szCs w:val="22"/>
         </w:rPr>
       </w:pPr>
-      <w:bookmarkStart w:colFirst="0" w:colLast="0" w:name="_g74vepqqc504" w:id="75"/>
-      <w:bookmarkEnd w:id="75"/>
+      <w:bookmarkStart w:colFirst="0" w:colLast="0" w:name="_g74vepqqc504" w:id="76"/>
+      <w:bookmarkEnd w:id="76"/>
       <w:r>
         <w:rPr>
           <w:b w:val="1"/>
@@ -13767,8 +14474,8 @@
           <w:szCs w:val="26"/>
         </w:rPr>
       </w:pPr>
-      <w:bookmarkStart w:colFirst="0" w:colLast="0" w:name="_y21ui2otgawm" w:id="76"/>
-      <w:bookmarkEnd w:id="76"/>
+      <w:bookmarkStart w:colFirst="0" w:colLast="0" w:name="_y21ui2otgawm" w:id="77"/>
+      <w:bookmarkEnd w:id="77"/>
       <w:r>
         <w:rPr>
           <w:b w:val="1"/>
@@ -14199,8 +14906,8 @@
           <w:szCs w:val="26"/>
         </w:rPr>
       </w:pPr>
-      <w:bookmarkStart w:colFirst="0" w:colLast="0" w:name="_pgpuhn5r4x52" w:id="77"/>
-      <w:bookmarkEnd w:id="77"/>
+      <w:bookmarkStart w:colFirst="0" w:colLast="0" w:name="_pgpuhn5r4x52" w:id="78"/>
+      <w:bookmarkEnd w:id="78"/>
       <w:r>
         <w:rPr>
           <w:b w:val="1"/>
@@ -14701,8 +15408,8 @@
           <w:szCs w:val="26"/>
         </w:rPr>
       </w:pPr>
-      <w:bookmarkStart w:colFirst="0" w:colLast="0" w:name="_1lzmipue0qwj" w:id="78"/>
-      <w:bookmarkEnd w:id="78"/>
+      <w:bookmarkStart w:colFirst="0" w:colLast="0" w:name="_1lzmipue0qwj" w:id="79"/>
+      <w:bookmarkEnd w:id="79"/>
       <w:r>
         <w:rPr>
           <w:b w:val="1"/>
@@ -15061,8 +15768,8 @@
           <w:szCs w:val="26"/>
         </w:rPr>
       </w:pPr>
-      <w:bookmarkStart w:colFirst="0" w:colLast="0" w:name="_azrwkchiq7qy" w:id="79"/>
-      <w:bookmarkEnd w:id="79"/>
+      <w:bookmarkStart w:colFirst="0" w:colLast="0" w:name="_azrwkchiq7qy" w:id="80"/>
+      <w:bookmarkEnd w:id="80"/>
       <w:r>
         <w:rPr>
           <w:b w:val="1"/>
@@ -15339,8 +16046,8 @@
           <w:szCs w:val="26"/>
         </w:rPr>
       </w:pPr>
-      <w:bookmarkStart w:colFirst="0" w:colLast="0" w:name="_16wmba5008i2" w:id="80"/>
-      <w:bookmarkEnd w:id="80"/>
+      <w:bookmarkStart w:colFirst="0" w:colLast="0" w:name="_16wmba5008i2" w:id="81"/>
+      <w:bookmarkEnd w:id="81"/>
       <w:r>
         <w:rPr>
           <w:b w:val="1"/>
@@ -15425,8 +16132,8 @@
         <w:pStyle w:val="Heading1"/>
         <w:rPr/>
       </w:pPr>
-      <w:bookmarkStart w:colFirst="0" w:colLast="0" w:name="_jdvmq35eeewy" w:id="81"/>
-      <w:bookmarkEnd w:id="81"/>
+      <w:bookmarkStart w:colFirst="0" w:colLast="0" w:name="_jdvmq35eeewy" w:id="82"/>
+      <w:bookmarkEnd w:id="82"/>
       <w:r>
         <w:rPr>
           <w:rtl w:val="0"/>
@@ -15442,8 +16149,8 @@
         <w:spacing w:after="80" w:lineRule="auto"/>
         <w:rPr/>
       </w:pPr>
-      <w:bookmarkStart w:colFirst="0" w:colLast="0" w:name="_djif09ngyge9" w:id="82"/>
-      <w:bookmarkEnd w:id="82"/>
+      <w:bookmarkStart w:colFirst="0" w:colLast="0" w:name="_djif09ngyge9" w:id="83"/>
+      <w:bookmarkEnd w:id="83"/>
       <w:r>
         <w:rPr>
           <w:rtl w:val="0"/>
@@ -15804,8 +16511,8 @@
           <w:szCs w:val="34"/>
         </w:rPr>
       </w:pPr>
-      <w:bookmarkStart w:colFirst="0" w:colLast="0" w:name="_ahuf24pgmce4" w:id="83"/>
-      <w:bookmarkEnd w:id="83"/>
+      <w:bookmarkStart w:colFirst="0" w:colLast="0" w:name="_ahuf24pgmce4" w:id="84"/>
+      <w:bookmarkEnd w:id="84"/>
       <w:r>
         <w:rPr>
           <w:b w:val="1"/>
@@ -15855,8 +16562,8 @@
           <w:szCs w:val="26"/>
         </w:rPr>
       </w:pPr>
-      <w:bookmarkStart w:colFirst="0" w:colLast="0" w:name="_wn9lqf3alqvp" w:id="84"/>
-      <w:bookmarkEnd w:id="84"/>
+      <w:bookmarkStart w:colFirst="0" w:colLast="0" w:name="_wn9lqf3alqvp" w:id="85"/>
+      <w:bookmarkEnd w:id="85"/>
       <w:r>
         <w:rPr>
           <w:b w:val="1"/>
@@ -15927,8 +16634,8 @@
           <w:szCs w:val="26"/>
         </w:rPr>
       </w:pPr>
-      <w:bookmarkStart w:colFirst="0" w:colLast="0" w:name="_ghj3b2qiz2nz" w:id="85"/>
-      <w:bookmarkEnd w:id="85"/>
+      <w:bookmarkStart w:colFirst="0" w:colLast="0" w:name="_ghj3b2qiz2nz" w:id="86"/>
+      <w:bookmarkEnd w:id="86"/>
       <w:r>
         <w:rPr>
           <w:b w:val="1"/>
@@ -15966,8 +16673,8 @@
           <w:szCs w:val="26"/>
         </w:rPr>
       </w:pPr>
-      <w:bookmarkStart w:colFirst="0" w:colLast="0" w:name="_rbpoe55k4bsr" w:id="86"/>
-      <w:bookmarkEnd w:id="86"/>
+      <w:bookmarkStart w:colFirst="0" w:colLast="0" w:name="_rbpoe55k4bsr" w:id="87"/>
+      <w:bookmarkEnd w:id="87"/>
       <w:r>
         <w:rPr>
           <w:b w:val="1"/>
@@ -16183,8 +16890,8 @@
           <w:szCs w:val="34"/>
         </w:rPr>
       </w:pPr>
-      <w:bookmarkStart w:colFirst="0" w:colLast="0" w:name="_9jqcd26niuz6" w:id="87"/>
-      <w:bookmarkEnd w:id="87"/>
+      <w:bookmarkStart w:colFirst="0" w:colLast="0" w:name="_9jqcd26niuz6" w:id="88"/>
+      <w:bookmarkEnd w:id="88"/>
       <w:r>
         <w:rPr>
           <w:b w:val="1"/>
@@ -16489,8 +17196,8 @@
           <w:szCs w:val="34"/>
         </w:rPr>
       </w:pPr>
-      <w:bookmarkStart w:colFirst="0" w:colLast="0" w:name="_z6xgmdx6juaq" w:id="88"/>
-      <w:bookmarkEnd w:id="88"/>
+      <w:bookmarkStart w:colFirst="0" w:colLast="0" w:name="_z6xgmdx6juaq" w:id="89"/>
+      <w:bookmarkEnd w:id="89"/>
       <w:r>
         <w:rPr>
           <w:b w:val="1"/>
@@ -16528,8 +17235,8 @@
           <w:szCs w:val="26"/>
         </w:rPr>
       </w:pPr>
-      <w:bookmarkStart w:colFirst="0" w:colLast="0" w:name="_wuds58fujmey" w:id="89"/>
-      <w:bookmarkEnd w:id="89"/>
+      <w:bookmarkStart w:colFirst="0" w:colLast="0" w:name="_wuds58fujmey" w:id="90"/>
+      <w:bookmarkEnd w:id="90"/>
       <w:r>
         <w:rPr>
           <w:b w:val="1"/>
@@ -16612,8 +17319,8 @@
           <w:szCs w:val="26"/>
         </w:rPr>
       </w:pPr>
-      <w:bookmarkStart w:colFirst="0" w:colLast="0" w:name="_ikjk54qbcz50" w:id="90"/>
-      <w:bookmarkEnd w:id="90"/>
+      <w:bookmarkStart w:colFirst="0" w:colLast="0" w:name="_ikjk54qbcz50" w:id="91"/>
+      <w:bookmarkEnd w:id="91"/>
       <w:r>
         <w:rPr>
           <w:b w:val="1"/>
@@ -16914,8 +17621,8 @@
           <w:szCs w:val="34"/>
         </w:rPr>
       </w:pPr>
-      <w:bookmarkStart w:colFirst="0" w:colLast="0" w:name="_mq5837rybr8s" w:id="91"/>
-      <w:bookmarkEnd w:id="91"/>
+      <w:bookmarkStart w:colFirst="0" w:colLast="0" w:name="_mq5837rybr8s" w:id="92"/>
+      <w:bookmarkEnd w:id="92"/>
       <w:r>
         <w:rPr>
           <w:b w:val="1"/>
@@ -17261,8 +17968,8 @@
           <w:szCs w:val="34"/>
         </w:rPr>
       </w:pPr>
-      <w:bookmarkStart w:colFirst="0" w:colLast="0" w:name="_ytmhenu9prh5" w:id="92"/>
-      <w:bookmarkEnd w:id="92"/>
+      <w:bookmarkStart w:colFirst="0" w:colLast="0" w:name="_ytmhenu9prh5" w:id="93"/>
+      <w:bookmarkEnd w:id="93"/>
       <w:r>
         <w:rPr>
           <w:b w:val="1"/>
@@ -17576,8 +18283,8 @@
           <w:szCs w:val="34"/>
         </w:rPr>
       </w:pPr>
-      <w:bookmarkStart w:colFirst="0" w:colLast="0" w:name="_nbsdwrdk33ck" w:id="93"/>
-      <w:bookmarkEnd w:id="93"/>
+      <w:bookmarkStart w:colFirst="0" w:colLast="0" w:name="_nbsdwrdk33ck" w:id="94"/>
+      <w:bookmarkEnd w:id="94"/>
       <w:r>
         <w:rPr>
           <w:b w:val="1"/>
@@ -17873,8 +18580,8 @@
           <w:szCs w:val="34"/>
         </w:rPr>
       </w:pPr>
-      <w:bookmarkStart w:colFirst="0" w:colLast="0" w:name="_sydv4st28e5q" w:id="94"/>
-      <w:bookmarkEnd w:id="94"/>
+      <w:bookmarkStart w:colFirst="0" w:colLast="0" w:name="_sydv4st28e5q" w:id="95"/>
+      <w:bookmarkEnd w:id="95"/>
       <w:r>
         <w:rPr>
           <w:b w:val="1"/>
@@ -18178,8 +18885,8 @@
           <w:szCs w:val="34"/>
         </w:rPr>
       </w:pPr>
-      <w:bookmarkStart w:colFirst="0" w:colLast="0" w:name="_pr7akxs36j5v" w:id="95"/>
-      <w:bookmarkEnd w:id="95"/>
+      <w:bookmarkStart w:colFirst="0" w:colLast="0" w:name="_pr7akxs36j5v" w:id="96"/>
+      <w:bookmarkEnd w:id="96"/>
       <w:r>
         <w:rPr>
           <w:b w:val="1"/>
@@ -18763,8 +19470,8 @@
           <w:szCs w:val="34"/>
         </w:rPr>
       </w:pPr>
-      <w:bookmarkStart w:colFirst="0" w:colLast="0" w:name="_4cukn6vd3jwq" w:id="96"/>
-      <w:bookmarkEnd w:id="96"/>
+      <w:bookmarkStart w:colFirst="0" w:colLast="0" w:name="_4cukn6vd3jwq" w:id="97"/>
+      <w:bookmarkEnd w:id="97"/>
       <w:r>
         <w:rPr>
           <w:b w:val="1"/>
@@ -18802,8 +19509,8 @@
           <w:szCs w:val="26"/>
         </w:rPr>
       </w:pPr>
-      <w:bookmarkStart w:colFirst="0" w:colLast="0" w:name="_veof6fn43rf1" w:id="97"/>
-      <w:bookmarkEnd w:id="97"/>
+      <w:bookmarkStart w:colFirst="0" w:colLast="0" w:name="_veof6fn43rf1" w:id="98"/>
+      <w:bookmarkEnd w:id="98"/>
       <w:r>
         <w:rPr>
           <w:b w:val="1"/>
@@ -19098,8 +19805,8 @@
           <w:szCs w:val="26"/>
         </w:rPr>
       </w:pPr>
-      <w:bookmarkStart w:colFirst="0" w:colLast="0" w:name="_ao59vj1n26jv" w:id="98"/>
-      <w:bookmarkEnd w:id="98"/>
+      <w:bookmarkStart w:colFirst="0" w:colLast="0" w:name="_ao59vj1n26jv" w:id="99"/>
+      <w:bookmarkEnd w:id="99"/>
       <w:r>
         <w:rPr>
           <w:b w:val="1"/>
@@ -19275,8 +19982,8 @@
           <w:szCs w:val="34"/>
         </w:rPr>
       </w:pPr>
-      <w:bookmarkStart w:colFirst="0" w:colLast="0" w:name="_pfarlorjf1hy" w:id="99"/>
-      <w:bookmarkEnd w:id="99"/>
+      <w:bookmarkStart w:colFirst="0" w:colLast="0" w:name="_pfarlorjf1hy" w:id="100"/>
+      <w:bookmarkEnd w:id="100"/>
       <w:r>
         <w:rPr>
           <w:b w:val="1"/>
@@ -19314,8 +20021,8 @@
           <w:szCs w:val="26"/>
         </w:rPr>
       </w:pPr>
-      <w:bookmarkStart w:colFirst="0" w:colLast="0" w:name="_61ydajvxr2wp" w:id="100"/>
-      <w:bookmarkEnd w:id="100"/>
+      <w:bookmarkStart w:colFirst="0" w:colLast="0" w:name="_61ydajvxr2wp" w:id="101"/>
+      <w:bookmarkEnd w:id="101"/>
       <w:r>
         <w:rPr>
           <w:b w:val="1"/>
@@ -19375,8 +20082,8 @@
           <w:szCs w:val="26"/>
         </w:rPr>
       </w:pPr>
-      <w:bookmarkStart w:colFirst="0" w:colLast="0" w:name="_6mqm262r6vn7" w:id="101"/>
-      <w:bookmarkEnd w:id="101"/>
+      <w:bookmarkStart w:colFirst="0" w:colLast="0" w:name="_6mqm262r6vn7" w:id="102"/>
+      <w:bookmarkEnd w:id="102"/>
       <w:r>
         <w:rPr>
           <w:b w:val="1"/>
@@ -19467,8 +20174,8 @@
           <w:szCs w:val="26"/>
         </w:rPr>
       </w:pPr>
-      <w:bookmarkStart w:colFirst="0" w:colLast="0" w:name="_oyke1417i3l2" w:id="102"/>
-      <w:bookmarkEnd w:id="102"/>
+      <w:bookmarkStart w:colFirst="0" w:colLast="0" w:name="_oyke1417i3l2" w:id="103"/>
+      <w:bookmarkEnd w:id="103"/>
       <w:r>
         <w:rPr>
           <w:b w:val="1"/>
@@ -19599,8 +20306,8 @@
           <w:szCs w:val="34"/>
         </w:rPr>
       </w:pPr>
-      <w:bookmarkStart w:colFirst="0" w:colLast="0" w:name="_ig2d8o2e4okb" w:id="103"/>
-      <w:bookmarkEnd w:id="103"/>
+      <w:bookmarkStart w:colFirst="0" w:colLast="0" w:name="_ig2d8o2e4okb" w:id="104"/>
+      <w:bookmarkEnd w:id="104"/>
       <w:r>
         <w:rPr>
           <w:b w:val="1"/>
@@ -19933,8 +20640,8 @@
           <w:szCs w:val="34"/>
         </w:rPr>
       </w:pPr>
-      <w:bookmarkStart w:colFirst="0" w:colLast="0" w:name="_vwmc99tgimjz" w:id="104"/>
-      <w:bookmarkEnd w:id="104"/>
+      <w:bookmarkStart w:colFirst="0" w:colLast="0" w:name="_vwmc99tgimjz" w:id="105"/>
+      <w:bookmarkEnd w:id="105"/>
       <w:r>
         <w:rPr>
           <w:b w:val="1"/>
@@ -20422,8 +21129,8 @@
           <w:szCs w:val="34"/>
         </w:rPr>
       </w:pPr>
-      <w:bookmarkStart w:colFirst="0" w:colLast="0" w:name="_kfksfwviefjs" w:id="105"/>
-      <w:bookmarkEnd w:id="105"/>
+      <w:bookmarkStart w:colFirst="0" w:colLast="0" w:name="_kfksfwviefjs" w:id="106"/>
+      <w:bookmarkEnd w:id="106"/>
       <w:r>
         <w:rPr>
           <w:b w:val="1"/>
@@ -20606,8 +21313,8 @@
           <w:szCs w:val="34"/>
         </w:rPr>
       </w:pPr>
-      <w:bookmarkStart w:colFirst="0" w:colLast="0" w:name="_68q9l0kja2oh" w:id="106"/>
-      <w:bookmarkEnd w:id="106"/>
+      <w:bookmarkStart w:colFirst="0" w:colLast="0" w:name="_68q9l0kja2oh" w:id="107"/>
+      <w:bookmarkEnd w:id="107"/>
       <w:r>
         <w:rPr>
           <w:b w:val="1"/>
@@ -20645,8 +21352,8 @@
           <w:szCs w:val="26"/>
         </w:rPr>
       </w:pPr>
-      <w:bookmarkStart w:colFirst="0" w:colLast="0" w:name="_3hq1lxb1f70g" w:id="107"/>
-      <w:bookmarkEnd w:id="107"/>
+      <w:bookmarkStart w:colFirst="0" w:colLast="0" w:name="_3hq1lxb1f70g" w:id="108"/>
+      <w:bookmarkEnd w:id="108"/>
       <w:r>
         <w:rPr>
           <w:b w:val="1"/>
@@ -20771,8 +21478,8 @@
           <w:szCs w:val="26"/>
         </w:rPr>
       </w:pPr>
-      <w:bookmarkStart w:colFirst="0" w:colLast="0" w:name="_v0kmfil2cex8" w:id="108"/>
-      <w:bookmarkEnd w:id="108"/>
+      <w:bookmarkStart w:colFirst="0" w:colLast="0" w:name="_v0kmfil2cex8" w:id="109"/>
+      <w:bookmarkEnd w:id="109"/>
       <w:r>
         <w:rPr>
           <w:b w:val="1"/>
@@ -20885,8 +21592,8 @@
           <w:szCs w:val="26"/>
         </w:rPr>
       </w:pPr>
-      <w:bookmarkStart w:colFirst="0" w:colLast="0" w:name="_v7v9zyg6uevb" w:id="109"/>
-      <w:bookmarkEnd w:id="109"/>
+      <w:bookmarkStart w:colFirst="0" w:colLast="0" w:name="_v7v9zyg6uevb" w:id="110"/>
+      <w:bookmarkEnd w:id="110"/>
       <w:r>
         <w:rPr>
           <w:b w:val="1"/>
@@ -20957,8 +21664,8 @@
           <w:szCs w:val="26"/>
         </w:rPr>
       </w:pPr>
-      <w:bookmarkStart w:colFirst="0" w:colLast="0" w:name="_8cu5r4gpkpwv" w:id="110"/>
-      <w:bookmarkEnd w:id="110"/>
+      <w:bookmarkStart w:colFirst="0" w:colLast="0" w:name="_8cu5r4gpkpwv" w:id="111"/>
+      <w:bookmarkEnd w:id="111"/>
       <w:r>
         <w:rPr>
           <w:b w:val="1"/>
@@ -21153,8 +21860,8 @@
           <w:szCs w:val="34"/>
         </w:rPr>
       </w:pPr>
-      <w:bookmarkStart w:colFirst="0" w:colLast="0" w:name="_gmv6638ytbnx" w:id="111"/>
-      <w:bookmarkEnd w:id="111"/>
+      <w:bookmarkStart w:colFirst="0" w:colLast="0" w:name="_gmv6638ytbnx" w:id="112"/>
+      <w:bookmarkEnd w:id="112"/>
       <w:r>
         <w:rPr>
           <w:b w:val="1"/>
@@ -21552,8 +22259,8 @@
           <w:szCs w:val="34"/>
         </w:rPr>
       </w:pPr>
-      <w:bookmarkStart w:colFirst="0" w:colLast="0" w:name="_dy72g3tj3c4i" w:id="112"/>
-      <w:bookmarkEnd w:id="112"/>
+      <w:bookmarkStart w:colFirst="0" w:colLast="0" w:name="_dy72g3tj3c4i" w:id="113"/>
+      <w:bookmarkEnd w:id="113"/>
       <w:r>
         <w:rPr>
           <w:b w:val="1"/>
@@ -21738,8 +22445,8 @@
           <w:szCs w:val="34"/>
         </w:rPr>
       </w:pPr>
-      <w:bookmarkStart w:colFirst="0" w:colLast="0" w:name="_t1yextpd5eua" w:id="113"/>
-      <w:bookmarkEnd w:id="113"/>
+      <w:bookmarkStart w:colFirst="0" w:colLast="0" w:name="_t1yextpd5eua" w:id="114"/>
+      <w:bookmarkEnd w:id="114"/>
       <w:r>
         <w:rPr>
           <w:b w:val="1"/>
@@ -21915,8 +22622,8 @@
           <w:szCs w:val="34"/>
         </w:rPr>
       </w:pPr>
-      <w:bookmarkStart w:colFirst="0" w:colLast="0" w:name="_iye60vv5xplf" w:id="114"/>
-      <w:bookmarkEnd w:id="114"/>
+      <w:bookmarkStart w:colFirst="0" w:colLast="0" w:name="_iye60vv5xplf" w:id="115"/>
+      <w:bookmarkEnd w:id="115"/>
       <w:r>
         <w:rPr>
           <w:b w:val="1"/>

--- a/Spec.docx
+++ b/Spec.docx
@@ -2665,54 +2665,128 @@
     </w:p>
     <w:p>
       <w:pPr>
-        <w:rPr>
-          <w:b w:val="1"/>
-          <w:bCs w:val="1"/>
-        </w:rPr>
-      </w:pPr>
-      <w:r>
-        <w:rPr>
-          <w:rtl w:val="0"/>
-        </w:rPr>
-        <w:t xml:space="preserve">(CK, S,  P, O): (EmploymentContextKind, :Peter, :worksFor, :anEnterprise)</w:t>
-      </w:r>
-      <w:r>
-        <w:rPr>
-          <w:rtl w:val="0"/>
-        </w:rPr>
-      </w:r>
-    </w:p>
-    <w:p>
-      <w:pPr>
-        <w:rPr/>
-      </w:pPr>
-      <w:r>
-        <w:rPr>
-          <w:rtl w:val="0"/>
-        </w:rPr>
-        <w:t xml:space="preserve">(SK, S,  P, O): (EmployeeSubjectKind, :Peter, :employer, :anEnterprise)</w:t>
-      </w:r>
-    </w:p>
-    <w:p>
-      <w:pPr>
-        <w:rPr/>
-      </w:pPr>
-      <w:r>
-        <w:rPr>
-          <w:rtl w:val="0"/>
-        </w:rPr>
-        <w:t xml:space="preserve">(PK, S,  P, O): (EmploymentRelationshipPredicateKind, :Peter, :worksFor, :anEnterprise)</w:t>
-      </w:r>
-    </w:p>
-    <w:p>
-      <w:pPr>
-        <w:rPr/>
-      </w:pPr>
-      <w:r>
-        <w:rPr>
-          <w:rtl w:val="0"/>
-        </w:rPr>
-        <w:t xml:space="preserve">(OK, S,  P, O): (EmployerObjectKind, :Peter, :employedBy, :anEnterprise)</w:t>
+        <w:rPr/>
+      </w:pPr>
+      <w:r>
+        <w:rPr>
+          <w:rtl w:val="0"/>
+        </w:rPr>
+        <w:t xml:space="preserve">(ContextCK, S,  P, O):</w:t>
+      </w:r>
+    </w:p>
+    <w:p>
+      <w:pPr>
+        <w:rPr>
+          <w:b w:val="1"/>
+          <w:bCs w:val="1"/>
+        </w:rPr>
+      </w:pPr>
+      <w:r>
+        <w:rPr>
+          <w:rtl w:val="0"/>
+        </w:rPr>
+        <w:t xml:space="preserve">(EmploymentCK, :Peter, :worksFor, :anEnterprise)</w:t>
+      </w:r>
+      <w:r>
+        <w:rPr>
+          <w:rtl w:val="0"/>
+        </w:rPr>
+      </w:r>
+    </w:p>
+    <w:p>
+      <w:pPr>
+        <w:rPr/>
+      </w:pPr>
+      <w:r>
+        <w:rPr>
+          <w:rtl w:val="0"/>
+        </w:rPr>
+      </w:r>
+    </w:p>
+    <w:p>
+      <w:pPr>
+        <w:rPr/>
+      </w:pPr>
+      <w:r>
+        <w:rPr>
+          <w:rtl w:val="0"/>
+        </w:rPr>
+        <w:t xml:space="preserve">(TypeSK, S,  P, O):</w:t>
+      </w:r>
+    </w:p>
+    <w:p>
+      <w:pPr>
+        <w:rPr/>
+      </w:pPr>
+      <w:r>
+        <w:rPr>
+          <w:rtl w:val="0"/>
+        </w:rPr>
+        <w:t xml:space="preserve">(EmployeeTypeSK, :Peter, :employer, :anEnterprise)</w:t>
+      </w:r>
+    </w:p>
+    <w:p>
+      <w:pPr>
+        <w:rPr/>
+      </w:pPr>
+      <w:r>
+        <w:rPr>
+          <w:rtl w:val="0"/>
+        </w:rPr>
+      </w:r>
+    </w:p>
+    <w:p>
+      <w:pPr>
+        <w:rPr/>
+      </w:pPr>
+      <w:r>
+        <w:rPr>
+          <w:rtl w:val="0"/>
+        </w:rPr>
+        <w:t xml:space="preserve">(PropertyPK, S,  P, O):</w:t>
+      </w:r>
+    </w:p>
+    <w:p>
+      <w:pPr>
+        <w:rPr/>
+      </w:pPr>
+      <w:r>
+        <w:rPr>
+          <w:rtl w:val="0"/>
+        </w:rPr>
+        <w:t xml:space="preserve">(EmploymentRelationshipPropertyPK, :Peter, :worksFor, :anEnterprise)</w:t>
+      </w:r>
+    </w:p>
+    <w:p>
+      <w:pPr>
+        <w:rPr/>
+      </w:pPr>
+      <w:r>
+        <w:rPr>
+          <w:rtl w:val="0"/>
+        </w:rPr>
+      </w:r>
+    </w:p>
+    <w:p>
+      <w:pPr>
+        <w:rPr/>
+      </w:pPr>
+      <w:r>
+        <w:rPr>
+          <w:rtl w:val="0"/>
+        </w:rPr>
+        <w:t xml:space="preserve">(ValueOK, S,  P, O):</w:t>
+      </w:r>
+    </w:p>
+    <w:p>
+      <w:pPr>
+        <w:rPr/>
+      </w:pPr>
+      <w:r>
+        <w:rPr>
+          <w:rtl w:val="0"/>
+        </w:rPr>
+        <w:t xml:space="preserve">(EmployerValueOK, :Peter, :employedBy, :anEnterprise)</w:t>
       </w:r>
     </w:p>
     <w:p>
@@ -2786,7 +2860,18 @@
         <w:rPr>
           <w:rtl w:val="0"/>
         </w:rPr>
-        <w:t xml:space="preserve">(CK, SK, PK, OK): (EmploymentContextKind, EmployeeSubjectKind, EmploymentRelationshipPredicateKind, EmployerObjectKind)</w:t>
+        <w:t xml:space="preserve">(ContextCK, TypeSK, PropertyPK, ValueOK):</w:t>
+      </w:r>
+    </w:p>
+    <w:p>
+      <w:pPr>
+        <w:rPr/>
+      </w:pPr>
+      <w:r>
+        <w:rPr>
+          <w:rtl w:val="0"/>
+        </w:rPr>
+        <w:t xml:space="preserve">(EmploymentContextKind, EmployeeSubjectKind, EmploymentRelationshipPredicateKind, EmployerObjectKind)</w:t>
       </w:r>
     </w:p>
     <w:p>
@@ -2974,45 +3059,23 @@
         <w:rPr>
           <w:rtl w:val="0"/>
         </w:rPr>
-        <w:t xml:space="preserve">(C, S, P, O)</w:t>
-      </w:r>
-    </w:p>
-    <w:p>
-      <w:pPr>
-        <w:rPr/>
-      </w:pPr>
-      <w:r>
-        <w:rPr>
-          <w:rtl w:val="0"/>
-        </w:rPr>
-      </w:r>
-    </w:p>
-    <w:p>
-      <w:pPr>
-        <w:rPr/>
-      </w:pPr>
-      <w:r>
-        <w:rPr>
-          <w:rtl w:val="0"/>
-        </w:rPr>
-        <w:t xml:space="preserve">Consumes Data Layer Property Statements as input:</w:t>
-      </w:r>
-    </w:p>
-    <w:p>
-      <w:pPr>
-        <w:rPr/>
-      </w:pPr>
-      <w:r>
-        <w:rPr>
-          <w:rtl w:val="0"/>
-        </w:rPr>
-        <w:t xml:space="preserve">(CK, SK, PK, OK): (EmploymentContextKind, EmployeeSubjectKind, EmploymentRelationshipPredicateKind, EmployerObjectKind) is an example of  the source </w:t>
-      </w:r>
-      <w:r>
-        <w:rPr>
-          <w:rtl w:val="0"/>
-        </w:rPr>
-        <w:t xml:space="preserve">(C, S, P, O) of this layer.</w:t>
+        <w:t xml:space="preserve">(C, S, P, O) :</w:t>
+      </w:r>
+    </w:p>
+    <w:p>
+      <w:pPr>
+        <w:rPr/>
+      </w:pPr>
+      <w:r>
+        <w:rPr>
+          <w:rtl w:val="0"/>
+        </w:rPr>
+        <w:t xml:space="preserve">(ContextCK, TypeSK, PropertyPK, ValueOK) from the previous layer.</w:t>
+      </w:r>
+      <w:r>
+        <w:rPr>
+          <w:rtl w:val="0"/>
+        </w:rPr>
       </w:r>
     </w:p>
     <w:p>
@@ -3088,149 +3151,176 @@
     </w:p>
     <w:p>
       <w:pPr>
-        <w:rPr>
-          <w:b w:val="1"/>
-          <w:bCs w:val="1"/>
-        </w:rPr>
-      </w:pPr>
-      <w:r>
-        <w:rPr>
-          <w:rtl w:val="0"/>
-        </w:rPr>
-      </w:r>
-    </w:p>
-    <w:p>
-      <w:pPr>
-        <w:rPr>
-          <w:b w:val="1"/>
-          <w:bCs w:val="1"/>
-        </w:rPr>
-      </w:pPr>
-      <w:r>
-        <w:rPr>
-          <w:rtl w:val="0"/>
-        </w:rPr>
-        <w:t xml:space="preserve">(CK, S,  P, O): (AggregatedEmploymentContextKind, EmployeeSubjectKind, EmploymentRelationshipPredicateKind, EmployerObjectKind)</w:t>
-      </w:r>
-      <w:r>
-        <w:rPr>
-          <w:rtl w:val="0"/>
-        </w:rPr>
-      </w:r>
-    </w:p>
-    <w:p>
-      <w:pPr>
-        <w:rPr/>
-      </w:pPr>
-      <w:r>
-        <w:rPr>
-          <w:rtl w:val="0"/>
-        </w:rPr>
-        <w:t xml:space="preserve">(SK, S,  P, O):  (AggregatedEmployeeSubjectKind, EmployeeSubjectKind, EmploymentRelationshipPredicateKind, EmployerObjectKind)</w:t>
-      </w:r>
-    </w:p>
-    <w:p>
-      <w:pPr>
-        <w:rPr/>
-      </w:pPr>
-      <w:r>
-        <w:rPr>
-          <w:rtl w:val="0"/>
-        </w:rPr>
-        <w:t xml:space="preserve">(PK, S,  P, O): (AggregatedEmploymentRelationshipPredicateKind, EmployeeSubjectKind, EmploymentRelationshipPredicateKind, EmployerObjectKind)</w:t>
-      </w:r>
-    </w:p>
-    <w:p>
-      <w:pPr>
-        <w:rPr/>
-      </w:pPr>
-      <w:r>
-        <w:rPr>
-          <w:rtl w:val="0"/>
-        </w:rPr>
-        <w:t xml:space="preserve">(OK, S,  P, O): (AggregatedEmployerObjectKind, EmployeeSubjectKind, EmploymentRelationshipPredicateKind, EmployerObjectKind)</w:t>
-      </w:r>
-    </w:p>
-    <w:p>
-      <w:pPr>
-        <w:rPr/>
-      </w:pPr>
-      <w:r>
-        <w:rPr>
-          <w:rtl w:val="0"/>
-        </w:rPr>
-      </w:r>
-    </w:p>
-    <w:p>
-      <w:pPr>
-        <w:rPr>
-          <w:b w:val="1"/>
-          <w:bCs w:val="1"/>
-        </w:rPr>
-      </w:pPr>
-      <w:r>
-        <w:rPr>
-          <w:b w:val="1"/>
-          <w:bCs w:val="1"/>
-          <w:rtl w:val="0"/>
-        </w:rPr>
-        <w:t xml:space="preserve">Rule:</w:t>
-      </w:r>
-    </w:p>
-    <w:p>
-      <w:pPr>
-        <w:rPr>
-          <w:b w:val="1"/>
-          <w:bCs w:val="1"/>
-        </w:rPr>
-      </w:pPr>
-      <w:r>
-        <w:rPr>
-          <w:rtl w:val="0"/>
-        </w:rPr>
-      </w:r>
-    </w:p>
-    <w:p>
-      <w:pPr>
-        <w:rPr>
-          <w:b w:val="1"/>
-          <w:bCs w:val="1"/>
-        </w:rPr>
-      </w:pPr>
-      <w:r>
-        <w:rPr>
-          <w:rtl w:val="0"/>
-        </w:rPr>
-        <w:t xml:space="preserve">Kinds “static schema / class” property definitions. Knowledge Layer Actor CSPO input.</w:t>
-      </w:r>
-      <w:r>
-        <w:rPr>
-          <w:rtl w:val="0"/>
-        </w:rPr>
-      </w:r>
-    </w:p>
-    <w:p>
-      <w:pPr>
-        <w:rPr>
-          <w:b w:val="1"/>
-          <w:bCs w:val="1"/>
-        </w:rPr>
-      </w:pPr>
-      <w:r>
-        <w:rPr>
-          <w:rtl w:val="0"/>
-        </w:rPr>
-      </w:r>
-    </w:p>
-    <w:p>
-      <w:pPr>
-        <w:rPr/>
-      </w:pPr>
-      <w:r>
-        <w:rPr>
-          <w:rtl w:val="0"/>
-        </w:rPr>
-        <w:t xml:space="preserve">(CK, SK, PK, OK): (AggregatedEmploymentContextKind, AggregatedEmployeeSubjectKind, AggregatedEmploymentRelationshipPredicateKind, AggregatedEmployerObjectKind)</w:t>
+        <w:rPr/>
+      </w:pPr>
+      <w:r>
+        <w:rPr>
+          <w:rtl w:val="0"/>
+        </w:rPr>
+      </w:r>
+    </w:p>
+    <w:p>
+      <w:pPr>
+        <w:rPr>
+          <w:b w:val="1"/>
+          <w:bCs w:val="1"/>
+        </w:rPr>
+      </w:pPr>
+      <w:r>
+        <w:rPr>
+          <w:rtl w:val="0"/>
+        </w:rPr>
+        <w:t xml:space="preserve">(TimeDimensionCK, TypeSK, PropertyPK, ValueOK)</w:t>
+      </w:r>
+      <w:r>
+        <w:rPr>
+          <w:rtl w:val="0"/>
+        </w:rPr>
+      </w:r>
+    </w:p>
+    <w:p>
+      <w:pPr>
+        <w:rPr/>
+      </w:pPr>
+      <w:r>
+        <w:rPr>
+          <w:rtl w:val="0"/>
+        </w:rPr>
+      </w:r>
+    </w:p>
+    <w:p>
+      <w:pPr>
+        <w:rPr/>
+      </w:pPr>
+      <w:r>
+        <w:rPr>
+          <w:rtl w:val="0"/>
+        </w:rPr>
+        <w:t xml:space="preserve">(MeasurementSK, TypeSK, PropertyPK, ValueOK)</w:t>
+      </w:r>
+    </w:p>
+    <w:p>
+      <w:pPr>
+        <w:rPr/>
+      </w:pPr>
+      <w:r>
+        <w:rPr>
+          <w:rtl w:val="0"/>
+        </w:rPr>
+      </w:r>
+    </w:p>
+    <w:p>
+      <w:pPr>
+        <w:rPr/>
+      </w:pPr>
+      <w:r>
+        <w:rPr>
+          <w:rtl w:val="0"/>
+        </w:rPr>
+        <w:t xml:space="preserve">(DimensionPK, TypeSK, PropertyPK, ValueOK)</w:t>
+      </w:r>
+    </w:p>
+    <w:p>
+      <w:pPr>
+        <w:rPr/>
+      </w:pPr>
+      <w:r>
+        <w:rPr>
+          <w:rtl w:val="0"/>
+        </w:rPr>
+      </w:r>
+    </w:p>
+    <w:p>
+      <w:pPr>
+        <w:rPr/>
+      </w:pPr>
+      <w:r>
+        <w:rPr>
+          <w:rtl w:val="0"/>
+        </w:rPr>
+        <w:t xml:space="preserve">(MeasurementOK, TypeSK,  PropertyPK, ValueOK):</w:t>
+      </w:r>
+    </w:p>
+    <w:p>
+      <w:pPr>
+        <w:rPr/>
+      </w:pPr>
+      <w:r>
+        <w:rPr>
+          <w:rtl w:val="0"/>
+        </w:rPr>
+      </w:r>
+    </w:p>
+    <w:p>
+      <w:pPr>
+        <w:rPr>
+          <w:b w:val="1"/>
+          <w:bCs w:val="1"/>
+        </w:rPr>
+      </w:pPr>
+      <w:r>
+        <w:rPr>
+          <w:b w:val="1"/>
+          <w:bCs w:val="1"/>
+          <w:rtl w:val="0"/>
+        </w:rPr>
+        <w:t xml:space="preserve">Rule Traversal Statements:</w:t>
+      </w:r>
+    </w:p>
+    <w:p>
+      <w:pPr>
+        <w:rPr>
+          <w:b w:val="1"/>
+          <w:bCs w:val="1"/>
+        </w:rPr>
+      </w:pPr>
+      <w:r>
+        <w:rPr>
+          <w:rtl w:val="0"/>
+        </w:rPr>
+      </w:r>
+    </w:p>
+    <w:p>
+      <w:pPr>
+        <w:rPr>
+          <w:b w:val="1"/>
+          <w:bCs w:val="1"/>
+        </w:rPr>
+      </w:pPr>
+      <w:r>
+        <w:rPr>
+          <w:rtl w:val="0"/>
+        </w:rPr>
+        <w:t xml:space="preserve">Kinds “static schema / class” property definitions. Knowledge Layer Actor CSPO input. Preserver / enforces order and nesting dimensional traversal.</w:t>
+      </w:r>
+      <w:r>
+        <w:rPr>
+          <w:rtl w:val="0"/>
+        </w:rPr>
+      </w:r>
+    </w:p>
+    <w:p>
+      <w:pPr>
+        <w:rPr>
+          <w:b w:val="1"/>
+          <w:bCs w:val="1"/>
+        </w:rPr>
+      </w:pPr>
+      <w:r>
+        <w:rPr>
+          <w:rtl w:val="0"/>
+        </w:rPr>
+      </w:r>
+    </w:p>
+    <w:p>
+      <w:pPr>
+        <w:rPr/>
+      </w:pPr>
+      <w:r>
+        <w:rPr>
+          <w:rtl w:val="0"/>
+        </w:rPr>
+        <w:t xml:space="preserve">(DimensionCK, MeasurementSK, DimensionPK, MeasurementOK):</w:t>
       </w:r>
     </w:p>
     <w:p>
@@ -3418,7 +3508,18 @@
         <w:rPr>
           <w:rtl w:val="0"/>
         </w:rPr>
-        <w:t xml:space="preserve">(C, S, P, O)</w:t>
+        <w:t xml:space="preserve">(C, S, P, O):</w:t>
+      </w:r>
+    </w:p>
+    <w:p>
+      <w:pPr>
+        <w:rPr/>
+      </w:pPr>
+      <w:r>
+        <w:rPr>
+          <w:rtl w:val="0"/>
+        </w:rPr>
+        <w:t xml:space="preserve">(DimensionCK, MeasurementSK, DimensionPK, MeasurementOK) from the previous layer.</w:t>
       </w:r>
     </w:p>
     <w:p>
@@ -3476,7 +3577,7 @@
           <w:bCs w:val="1"/>
           <w:rtl w:val="0"/>
         </w:rPr>
-        <w:t xml:space="preserve">Role Statements:</w:t>
+        <w:t xml:space="preserve">Role Interaction Statements:</w:t>
       </w:r>
     </w:p>
     <w:p>
@@ -3556,45 +3657,75 @@
         <w:rPr>
           <w:rtl w:val="0"/>
         </w:rPr>
-        <w:t xml:space="preserve">(CK, S,  P, O): (EmploymentRoleKind, AggregatedEmployeeSubjectKind, AggregatedEmploymentRelationshipPredicateKind, AggregatedEmployerObjectKind)</w:t>
-      </w:r>
-      <w:r>
-        <w:rPr>
-          <w:rtl w:val="0"/>
-        </w:rPr>
-      </w:r>
-    </w:p>
-    <w:p>
-      <w:pPr>
-        <w:rPr/>
-      </w:pPr>
-      <w:r>
-        <w:rPr>
-          <w:rtl w:val="0"/>
-        </w:rPr>
-        <w:t xml:space="preserve">(SK, S,  P, O): (EmployeeRoleKind, AggregatedEmployeeSubjectKind, AggregatedEmploymentRelationshipPredicateKind, AggregatedEmployerObjectKind)</w:t>
-      </w:r>
-    </w:p>
-    <w:p>
-      <w:pPr>
-        <w:rPr/>
-      </w:pPr>
-      <w:r>
-        <w:rPr>
-          <w:rtl w:val="0"/>
-        </w:rPr>
-        <w:t xml:space="preserve">(PK, S,  P, O): (EmploymentRelationshipRoleKind, AggregatedEmployeeSubjectKind, AggregatedEmploymentRelationshipPredicateKind, AggregatedEmployerObjectKind)</w:t>
-      </w:r>
-    </w:p>
-    <w:p>
-      <w:pPr>
-        <w:rPr/>
-      </w:pPr>
-      <w:r>
-        <w:rPr>
-          <w:rtl w:val="0"/>
-        </w:rPr>
-        <w:t xml:space="preserve">(OK, S,  P, O): (EmploymentProviderRoleKind, AggregatedEmployeeSubjectKind, AggregatedEmploymentRelationshipPredicateKind, AggregatedEmployerObjectKind)</w:t>
+        <w:t xml:space="preserve">(DCIContextCK, MeasurementSK, DimensionPK, MeasurementOK)</w:t>
+      </w:r>
+      <w:r>
+        <w:rPr>
+          <w:rtl w:val="0"/>
+        </w:rPr>
+      </w:r>
+    </w:p>
+    <w:p>
+      <w:pPr>
+        <w:rPr/>
+      </w:pPr>
+      <w:r>
+        <w:rPr>
+          <w:rtl w:val="0"/>
+        </w:rPr>
+      </w:r>
+    </w:p>
+    <w:p>
+      <w:pPr>
+        <w:rPr/>
+      </w:pPr>
+      <w:r>
+        <w:rPr>
+          <w:rtl w:val="0"/>
+        </w:rPr>
+        <w:t xml:space="preserve">(RoleSK, MeasurementSK, DimensionPK, MeasurementOK)</w:t>
+      </w:r>
+    </w:p>
+    <w:p>
+      <w:pPr>
+        <w:rPr/>
+      </w:pPr>
+      <w:r>
+        <w:rPr>
+          <w:rtl w:val="0"/>
+        </w:rPr>
+      </w:r>
+    </w:p>
+    <w:p>
+      <w:pPr>
+        <w:rPr/>
+      </w:pPr>
+      <w:r>
+        <w:rPr>
+          <w:rtl w:val="0"/>
+        </w:rPr>
+        <w:t xml:space="preserve">(ActorPK, MeasurementSK, DimensionPK, MeasurementOK)</w:t>
+      </w:r>
+    </w:p>
+    <w:p>
+      <w:pPr>
+        <w:rPr/>
+      </w:pPr>
+      <w:r>
+        <w:rPr>
+          <w:rtl w:val="0"/>
+        </w:rPr>
+      </w:r>
+    </w:p>
+    <w:p>
+      <w:pPr>
+        <w:rPr/>
+      </w:pPr>
+      <w:r>
+        <w:rPr>
+          <w:rtl w:val="0"/>
+        </w:rPr>
+        <w:t xml:space="preserve">(InteractioOK, MeasurementSK, DimensionPK, MeasurementOK)</w:t>
       </w:r>
     </w:p>
     <w:p>
@@ -3662,7 +3793,7 @@
         <w:rPr>
           <w:rtl w:val="0"/>
         </w:rPr>
-        <w:t xml:space="preserve">(CK, SK, PK, OK) : (EmploymentRoleKind, EmployeeRoleKind, EmploymentRelationshipRoleKind, EmploymentProviderRoleKind)</w:t>
+        <w:t xml:space="preserve">(DCIContextCK, RoleSK, ActorPK, InteractionOK)</w:t>
       </w:r>
     </w:p>
     <w:p>
@@ -10022,12 +10153,12 @@
           <wp:inline distB="19050" distT="19050" distL="19050" distR="19050">
             <wp:extent cx="143470" cy="232655"/>
             <wp:effectExtent b="0" l="0" r="0" t="0"/>
-            <wp:docPr id="16" name="image2.png"/>
+            <wp:docPr id="16" name="image5.png"/>
             <a:graphic>
               <a:graphicData uri="http://schemas.openxmlformats.org/drawingml/2006/picture">
                 <pic:pic>
                   <pic:nvPicPr>
-                    <pic:cNvPr id="0" name="image2.png"/>
+                    <pic:cNvPr id="0" name="image5.png"/>
                     <pic:cNvPicPr preferRelativeResize="0"/>
                   </pic:nvPicPr>
                   <pic:blipFill>
@@ -10086,12 +10217,12 @@
           <wp:inline distB="19050" distT="19050" distL="19050" distR="19050">
             <wp:extent cx="105489" cy="234421"/>
             <wp:effectExtent b="0" l="0" r="0" t="0"/>
-            <wp:docPr id="7" name="image9.png"/>
+            <wp:docPr id="7" name="image10.png"/>
             <a:graphic>
               <a:graphicData uri="http://schemas.openxmlformats.org/drawingml/2006/picture">
                 <pic:pic>
                   <pic:nvPicPr>
-                    <pic:cNvPr id="0" name="image9.png"/>
+                    <pic:cNvPr id="0" name="image10.png"/>
                     <pic:cNvPicPr preferRelativeResize="0"/>
                   </pic:nvPicPr>
                   <pic:blipFill>
@@ -10143,12 +10274,12 @@
           <wp:inline distB="19050" distT="19050" distL="19050" distR="19050">
             <wp:extent cx="771584" cy="229183"/>
             <wp:effectExtent b="0" l="0" r="0" t="0"/>
-            <wp:docPr id="12" name="image13.png"/>
+            <wp:docPr id="12" name="image18.png"/>
             <a:graphic>
               <a:graphicData uri="http://schemas.openxmlformats.org/drawingml/2006/picture">
                 <pic:pic>
                   <pic:nvPicPr>
-                    <pic:cNvPr id="0" name="image13.png"/>
+                    <pic:cNvPr id="0" name="image18.png"/>
                     <pic:cNvPicPr preferRelativeResize="0"/>
                   </pic:nvPicPr>
                   <pic:blipFill>
@@ -10205,12 +10336,12 @@
           <wp:inline distB="19050" distT="19050" distL="19050" distR="19050">
             <wp:extent cx="586919" cy="227194"/>
             <wp:effectExtent b="0" l="0" r="0" t="0"/>
-            <wp:docPr id="4" name="image5.png"/>
+            <wp:docPr id="4" name="image4.png"/>
             <a:graphic>
               <a:graphicData uri="http://schemas.openxmlformats.org/drawingml/2006/picture">
                 <pic:pic>
                   <pic:nvPicPr>
-                    <pic:cNvPr id="0" name="image5.png"/>
+                    <pic:cNvPr id="0" name="image4.png"/>
                     <pic:cNvPicPr preferRelativeResize="0"/>
                   </pic:nvPicPr>
                   <pic:blipFill>
@@ -10366,12 +10497,12 @@
           <wp:inline distB="19050" distT="19050" distL="19050" distR="19050">
             <wp:extent cx="79891" cy="239673"/>
             <wp:effectExtent b="0" l="0" r="0" t="0"/>
-            <wp:docPr id="6" name="image14.png"/>
+            <wp:docPr id="6" name="image23.png"/>
             <a:graphic>
               <a:graphicData uri="http://schemas.openxmlformats.org/drawingml/2006/picture">
                 <pic:pic>
                   <pic:nvPicPr>
-                    <pic:cNvPr id="0" name="image14.png"/>
+                    <pic:cNvPr id="0" name="image23.png"/>
                     <pic:cNvPicPr preferRelativeResize="0"/>
                   </pic:nvPicPr>
                   <pic:blipFill>
@@ -10412,12 +10543,12 @@
           <wp:inline distB="19050" distT="19050" distL="19050" distR="19050">
             <wp:extent cx="89475" cy="244024"/>
             <wp:effectExtent b="0" l="0" r="0" t="0"/>
-            <wp:docPr id="2" name="image17.png"/>
+            <wp:docPr id="2" name="image16.png"/>
             <a:graphic>
               <a:graphicData uri="http://schemas.openxmlformats.org/drawingml/2006/picture">
                 <pic:pic>
                   <pic:nvPicPr>
-                    <pic:cNvPr id="0" name="image17.png"/>
+                    <pic:cNvPr id="0" name="image16.png"/>
                     <pic:cNvPicPr preferRelativeResize="0"/>
                   </pic:nvPicPr>
                   <pic:blipFill>
@@ -10458,12 +10589,12 @@
           <wp:inline distB="19050" distT="19050" distL="19050" distR="19050">
             <wp:extent cx="97572" cy="234173"/>
             <wp:effectExtent b="0" l="0" r="0" t="0"/>
-            <wp:docPr id="24" name="image6.png"/>
+            <wp:docPr id="24" name="image7.png"/>
             <a:graphic>
               <a:graphicData uri="http://schemas.openxmlformats.org/drawingml/2006/picture">
                 <pic:pic>
                   <pic:nvPicPr>
-                    <pic:cNvPr id="0" name="image6.png"/>
+                    <pic:cNvPr id="0" name="image7.png"/>
                     <pic:cNvPicPr preferRelativeResize="0"/>
                   </pic:nvPicPr>
                   <pic:blipFill>
@@ -10514,12 +10645,12 @@
           <wp:inline distB="19050" distT="19050" distL="19050" distR="19050">
             <wp:extent cx="3718560" cy="686503"/>
             <wp:effectExtent b="0" l="0" r="0" t="0"/>
-            <wp:docPr id="25" name="image19.png"/>
+            <wp:docPr id="25" name="image22.png"/>
             <a:graphic>
               <a:graphicData uri="http://schemas.openxmlformats.org/drawingml/2006/picture">
                 <pic:pic>
                   <pic:nvPicPr>
-                    <pic:cNvPr id="0" name="image19.png"/>
+                    <pic:cNvPr id="0" name="image22.png"/>
                     <pic:cNvPicPr preferRelativeResize="0"/>
                   </pic:nvPicPr>
                   <pic:blipFill>
@@ -10695,12 +10826,12 @@
           <wp:inline distB="19050" distT="19050" distL="19050" distR="19050">
             <wp:extent cx="145018" cy="235165"/>
             <wp:effectExtent b="0" l="0" r="0" t="0"/>
-            <wp:docPr id="8" name="image3.png"/>
+            <wp:docPr id="8" name="image2.png"/>
             <a:graphic>
               <a:graphicData uri="http://schemas.openxmlformats.org/drawingml/2006/picture">
                 <pic:pic>
                   <pic:nvPicPr>
-                    <pic:cNvPr id="0" name="image3.png"/>
+                    <pic:cNvPr id="0" name="image2.png"/>
                     <pic:cNvPicPr preferRelativeResize="0"/>
                   </pic:nvPicPr>
                   <pic:blipFill>
@@ -10741,12 +10872,12 @@
           <wp:inline distB="19050" distT="19050" distL="19050" distR="19050">
             <wp:extent cx="138292" cy="224257"/>
             <wp:effectExtent b="0" l="0" r="0" t="0"/>
-            <wp:docPr id="15" name="image12.png"/>
+            <wp:docPr id="15" name="image3.png"/>
             <a:graphic>
               <a:graphicData uri="http://schemas.openxmlformats.org/drawingml/2006/picture">
                 <pic:pic>
                   <pic:nvPicPr>
-                    <pic:cNvPr id="0" name="image12.png"/>
+                    <pic:cNvPr id="0" name="image3.png"/>
                     <pic:cNvPicPr preferRelativeResize="0"/>
                   </pic:nvPicPr>
                   <pic:blipFill>
@@ -10816,12 +10947,12 @@
           <wp:inline distB="19050" distT="19050" distL="19050" distR="19050">
             <wp:extent cx="3819649" cy="228721"/>
             <wp:effectExtent b="0" l="0" r="0" t="0"/>
-            <wp:docPr id="22" name="image20.png"/>
+            <wp:docPr id="22" name="image9.png"/>
             <a:graphic>
               <a:graphicData uri="http://schemas.openxmlformats.org/drawingml/2006/picture">
                 <pic:pic>
                   <pic:nvPicPr>
-                    <pic:cNvPr id="0" name="image20.png"/>
+                    <pic:cNvPr id="0" name="image9.png"/>
                     <pic:cNvPicPr preferRelativeResize="0"/>
                   </pic:nvPicPr>
                   <pic:blipFill>
@@ -10993,12 +11124,12 @@
           <wp:inline distB="19050" distT="19050" distL="19050" distR="19050">
             <wp:extent cx="2756002" cy="229031"/>
             <wp:effectExtent b="0" l="0" r="0" t="0"/>
-            <wp:docPr id="10" name="image4.png"/>
+            <wp:docPr id="10" name="image6.png"/>
             <a:graphic>
               <a:graphicData uri="http://schemas.openxmlformats.org/drawingml/2006/picture">
                 <pic:pic>
                   <pic:nvPicPr>
-                    <pic:cNvPr id="0" name="image4.png"/>
+                    <pic:cNvPr id="0" name="image6.png"/>
                     <pic:cNvPicPr preferRelativeResize="0"/>
                   </pic:nvPicPr>
                   <pic:blipFill>
@@ -11197,12 +11328,12 @@
           <wp:inline distB="19050" distT="19050" distL="19050" distR="19050">
             <wp:extent cx="2882141" cy="285549"/>
             <wp:effectExtent b="0" l="0" r="0" t="0"/>
-            <wp:docPr id="28" name="image21.png"/>
+            <wp:docPr id="28" name="image15.png"/>
             <a:graphic>
               <a:graphicData uri="http://schemas.openxmlformats.org/drawingml/2006/picture">
                 <pic:pic>
                   <pic:nvPicPr>
-                    <pic:cNvPr id="0" name="image21.png"/>
+                    <pic:cNvPr id="0" name="image15.png"/>
                     <pic:cNvPicPr preferRelativeResize="0"/>
                   </pic:nvPicPr>
                   <pic:blipFill>
@@ -11409,12 +11540,12 @@
           <wp:inline distB="19050" distT="19050" distL="19050" distR="19050">
             <wp:extent cx="720923" cy="227660"/>
             <wp:effectExtent b="0" l="0" r="0" t="0"/>
-            <wp:docPr id="19" name="image10.png"/>
+            <wp:docPr id="19" name="image13.png"/>
             <a:graphic>
               <a:graphicData uri="http://schemas.openxmlformats.org/drawingml/2006/picture">
                 <pic:pic>
                   <pic:nvPicPr>
-                    <pic:cNvPr id="0" name="image10.png"/>
+                    <pic:cNvPr id="0" name="image13.png"/>
                     <pic:cNvPicPr preferRelativeResize="0"/>
                   </pic:nvPicPr>
                   <pic:blipFill>
@@ -11489,12 +11620,12 @@
           <wp:inline distB="19050" distT="19050" distL="19050" distR="19050">
             <wp:extent cx="105489" cy="234421"/>
             <wp:effectExtent b="0" l="0" r="0" t="0"/>
-            <wp:docPr id="3" name="image9.png"/>
+            <wp:docPr id="3" name="image10.png"/>
             <a:graphic>
               <a:graphicData uri="http://schemas.openxmlformats.org/drawingml/2006/picture">
                 <pic:pic>
                   <pic:nvPicPr>
-                    <pic:cNvPr id="0" name="image9.png"/>
+                    <pic:cNvPr id="0" name="image10.png"/>
                     <pic:cNvPicPr preferRelativeResize="0"/>
                   </pic:nvPicPr>
                   <pic:blipFill>
@@ -11535,12 +11666,12 @@
           <wp:inline distB="19050" distT="19050" distL="19050" distR="19050">
             <wp:extent cx="97572" cy="234173"/>
             <wp:effectExtent b="0" l="0" r="0" t="0"/>
-            <wp:docPr id="5" name="image6.png"/>
+            <wp:docPr id="5" name="image7.png"/>
             <a:graphic>
               <a:graphicData uri="http://schemas.openxmlformats.org/drawingml/2006/picture">
                 <pic:pic>
                   <pic:nvPicPr>
-                    <pic:cNvPr id="0" name="image6.png"/>
+                    <pic:cNvPr id="0" name="image7.png"/>
                     <pic:cNvPicPr preferRelativeResize="0"/>
                   </pic:nvPicPr>
                   <pic:blipFill>
@@ -11581,12 +11712,12 @@
           <wp:inline distB="19050" distT="19050" distL="19050" distR="19050">
             <wp:extent cx="607516" cy="227818"/>
             <wp:effectExtent b="0" l="0" r="0" t="0"/>
-            <wp:docPr id="21" name="image18.png"/>
+            <wp:docPr id="21" name="image20.png"/>
             <a:graphic>
               <a:graphicData uri="http://schemas.openxmlformats.org/drawingml/2006/picture">
                 <pic:pic>
                   <pic:nvPicPr>
-                    <pic:cNvPr id="0" name="image18.png"/>
+                    <pic:cNvPr id="0" name="image20.png"/>
                     <pic:cNvPicPr preferRelativeResize="0"/>
                   </pic:nvPicPr>
                   <pic:blipFill>
@@ -11661,12 +11792,12 @@
           <wp:inline distB="19050" distT="19050" distL="19050" distR="19050">
             <wp:extent cx="586919" cy="227194"/>
             <wp:effectExtent b="0" l="0" r="0" t="0"/>
-            <wp:docPr id="13" name="image5.png"/>
+            <wp:docPr id="13" name="image4.png"/>
             <a:graphic>
               <a:graphicData uri="http://schemas.openxmlformats.org/drawingml/2006/picture">
                 <pic:pic>
                   <pic:nvPicPr>
-                    <pic:cNvPr id="0" name="image5.png"/>
+                    <pic:cNvPr id="0" name="image4.png"/>
                     <pic:cNvPicPr preferRelativeResize="0"/>
                   </pic:nvPicPr>
                   <pic:blipFill>
@@ -11707,12 +11838,12 @@
           <wp:inline distB="19050" distT="19050" distL="19050" distR="19050">
             <wp:extent cx="105489" cy="234421"/>
             <wp:effectExtent b="0" l="0" r="0" t="0"/>
-            <wp:docPr id="23" name="image9.png"/>
+            <wp:docPr id="23" name="image10.png"/>
             <a:graphic>
               <a:graphicData uri="http://schemas.openxmlformats.org/drawingml/2006/picture">
                 <pic:pic>
                   <pic:nvPicPr>
-                    <pic:cNvPr id="0" name="image9.png"/>
+                    <pic:cNvPr id="0" name="image10.png"/>
                     <pic:cNvPicPr preferRelativeResize="0"/>
                   </pic:nvPicPr>
                   <pic:blipFill>
@@ -11787,12 +11918,12 @@
           <wp:inline distB="19050" distT="19050" distL="19050" distR="19050">
             <wp:extent cx="333911" cy="211093"/>
             <wp:effectExtent b="0" l="0" r="0" t="0"/>
-            <wp:docPr id="14" name="image15.png"/>
+            <wp:docPr id="14" name="image19.png"/>
             <a:graphic>
               <a:graphicData uri="http://schemas.openxmlformats.org/drawingml/2006/picture">
                 <pic:pic>
                   <pic:nvPicPr>
-                    <pic:cNvPr id="0" name="image15.png"/>
+                    <pic:cNvPr id="0" name="image19.png"/>
                     <pic:cNvPicPr preferRelativeResize="0"/>
                   </pic:nvPicPr>
                   <pic:blipFill>
@@ -11833,12 +11964,12 @@
           <wp:inline distB="19050" distT="19050" distL="19050" distR="19050">
             <wp:extent cx="457438" cy="228719"/>
             <wp:effectExtent b="0" l="0" r="0" t="0"/>
-            <wp:docPr id="26" name="image25.png"/>
+            <wp:docPr id="26" name="image24.png"/>
             <a:graphic>
               <a:graphicData uri="http://schemas.openxmlformats.org/drawingml/2006/picture">
                 <pic:pic>
                   <pic:nvPicPr>
-                    <pic:cNvPr id="0" name="image25.png"/>
+                    <pic:cNvPr id="0" name="image24.png"/>
                     <pic:cNvPicPr preferRelativeResize="0"/>
                   </pic:nvPicPr>
                   <pic:blipFill>
@@ -12034,12 +12165,12 @@
           <wp:inline distB="19050" distT="19050" distL="19050" distR="19050">
             <wp:extent cx="214432" cy="225717"/>
             <wp:effectExtent b="0" l="0" r="0" t="0"/>
-            <wp:docPr id="18" name="image7.png"/>
+            <wp:docPr id="18" name="image25.png"/>
             <a:graphic>
               <a:graphicData uri="http://schemas.openxmlformats.org/drawingml/2006/picture">
                 <pic:pic>
                   <pic:nvPicPr>
-                    <pic:cNvPr id="0" name="image7.png"/>
+                    <pic:cNvPr id="0" name="image25.png"/>
                     <pic:cNvPicPr preferRelativeResize="0"/>
                   </pic:nvPicPr>
                   <pic:blipFill>
@@ -12080,12 +12211,12 @@
           <wp:inline distB="19050" distT="19050" distL="19050" distR="19050">
             <wp:extent cx="214432" cy="225717"/>
             <wp:effectExtent b="0" l="0" r="0" t="0"/>
-            <wp:docPr id="20" name="image16.png"/>
+            <wp:docPr id="20" name="image8.png"/>
             <a:graphic>
               <a:graphicData uri="http://schemas.openxmlformats.org/drawingml/2006/picture">
                 <pic:pic>
                   <pic:nvPicPr>
-                    <pic:cNvPr id="0" name="image16.png"/>
+                    <pic:cNvPr id="0" name="image8.png"/>
                     <pic:cNvPicPr preferRelativeResize="0"/>
                   </pic:nvPicPr>
                   <pic:blipFill>
@@ -12206,12 +12337,12 @@
           <wp:inline distB="19050" distT="19050" distL="19050" distR="19050">
             <wp:extent cx="214432" cy="225717"/>
             <wp:effectExtent b="0" l="0" r="0" t="0"/>
-            <wp:docPr id="1" name="image22.png"/>
+            <wp:docPr id="1" name="image21.png"/>
             <a:graphic>
               <a:graphicData uri="http://schemas.openxmlformats.org/drawingml/2006/picture">
                 <pic:pic>
                   <pic:nvPicPr>
-                    <pic:cNvPr id="0" name="image22.png"/>
+                    <pic:cNvPr id="0" name="image21.png"/>
                     <pic:cNvPicPr preferRelativeResize="0"/>
                   </pic:nvPicPr>
                   <pic:blipFill>
@@ -12252,12 +12383,12 @@
           <wp:inline distB="19050" distT="19050" distL="19050" distR="19050">
             <wp:extent cx="214432" cy="225717"/>
             <wp:effectExtent b="0" l="0" r="0" t="0"/>
-            <wp:docPr id="27" name="image23.png"/>
+            <wp:docPr id="27" name="image14.png"/>
             <a:graphic>
               <a:graphicData uri="http://schemas.openxmlformats.org/drawingml/2006/picture">
                 <pic:pic>
                   <pic:nvPicPr>
-                    <pic:cNvPr id="0" name="image23.png"/>
+                    <pic:cNvPr id="0" name="image14.png"/>
                     <pic:cNvPicPr preferRelativeResize="0"/>
                   </pic:nvPicPr>
                   <pic:blipFill>
@@ -12298,12 +12429,12 @@
           <wp:inline distB="19050" distT="19050" distL="19050" distR="19050">
             <wp:extent cx="95905" cy="230173"/>
             <wp:effectExtent b="0" l="0" r="0" t="0"/>
-            <wp:docPr id="9" name="image8.png"/>
+            <wp:docPr id="9" name="image17.png"/>
             <a:graphic>
               <a:graphicData uri="http://schemas.openxmlformats.org/drawingml/2006/picture">
                 <pic:pic>
                   <pic:nvPicPr>
-                    <pic:cNvPr id="0" name="image8.png"/>
+                    <pic:cNvPr id="0" name="image17.png"/>
                     <pic:cNvPicPr preferRelativeResize="0"/>
                   </pic:nvPicPr>
                   <pic:blipFill>
@@ -12449,12 +12580,12 @@
           <wp:inline distB="19050" distT="19050" distL="19050" distR="19050">
             <wp:extent cx="3042047" cy="217562"/>
             <wp:effectExtent b="0" l="0" r="0" t="0"/>
-            <wp:docPr id="29" name="image24.png"/>
+            <wp:docPr id="29" name="image12.png"/>
             <a:graphic>
               <a:graphicData uri="http://schemas.openxmlformats.org/drawingml/2006/picture">
                 <pic:pic>
                   <pic:nvPicPr>
-                    <pic:cNvPr id="0" name="image24.png"/>
+                    <pic:cNvPr id="0" name="image12.png"/>
                     <pic:cNvPicPr preferRelativeResize="0"/>
                   </pic:nvPicPr>
                   <pic:blipFill>

--- a/Spec.docx
+++ b/Spec.docx
@@ -872,7 +872,7 @@
           <w:shd w:fill="f6f8fa" w:val="clear"/>
           <w:rtl w:val="0"/>
         </w:rPr>
-        <w:t xml:space="preserve">class ContextKind extends Context implements Kind&lt;Context, Object, Subject&gt;</w:t>
+        <w:t xml:space="preserve">class ContextKind extends Context implements Kind&lt;Context, Subject, Object&gt;</w:t>
       </w:r>
     </w:p>
     <w:p>
@@ -1609,6 +1609,74 @@
     </w:p>
     <w:p>
       <w:pPr>
+        <w:rPr/>
+      </w:pPr>
+      <w:r>
+        <w:rPr>
+          <w:rtl w:val="0"/>
+        </w:rPr>
+      </w:r>
+    </w:p>
+    <w:p>
+      <w:pPr>
+        <w:rPr>
+          <w:b w:val="1"/>
+          <w:bCs w:val="1"/>
+        </w:rPr>
+      </w:pPr>
+      <w:r>
+        <w:rPr>
+          <w:b w:val="1"/>
+          <w:bCs w:val="1"/>
+          <w:rtl w:val="0"/>
+        </w:rPr>
+        <w:t xml:space="preserve">Kinds based merge:</w:t>
+      </w:r>
+    </w:p>
+    <w:p>
+      <w:pPr>
+        <w:rPr/>
+      </w:pPr>
+      <w:r>
+        <w:rPr>
+          <w:rtl w:val="0"/>
+        </w:rPr>
+      </w:r>
+    </w:p>
+    <w:p>
+      <w:pPr>
+        <w:rPr/>
+      </w:pPr>
+      <w:r>
+        <w:rPr>
+          <w:rtl w:val="0"/>
+        </w:rPr>
+        <w:t xml:space="preserve">If aKind(S1) = A, and aKind(S2) = A, S1 and S2 are equivalent in a given context (CPPE).</w:t>
+      </w:r>
+    </w:p>
+    <w:p>
+      <w:pPr>
+        <w:rPr/>
+      </w:pPr>
+      <w:r>
+        <w:rPr>
+          <w:rtl w:val="0"/>
+        </w:rPr>
+      </w:r>
+    </w:p>
+    <w:p>
+      <w:pPr>
+        <w:rPr/>
+      </w:pPr>
+      <w:r>
+        <w:rPr>
+          <w:rtl w:val="0"/>
+        </w:rPr>
+        <w:t xml:space="preserve">If aKind(S1) = A, aKind(next(S1)) = next(A).. </w:t>
+      </w:r>
+    </w:p>
+    <w:p>
+      <w:pPr>
         <w:pStyle w:val="Heading1"/>
         <w:rPr/>
       </w:pPr>
@@ -2427,7 +2495,7 @@
         <w:rPr>
           <w:rtl w:val="0"/>
         </w:rPr>
-        <w:t xml:space="preserve">DOM Layer: Data / Schema Statements (Roles, Types)</w:t>
+        <w:t xml:space="preserve">DOM (Dynamic Object Model) Layer Data / Schema Statements.</w:t>
       </w:r>
     </w:p>
     <w:p>
@@ -2469,28 +2537,28 @@
         <w:rPr>
           <w:rtl w:val="0"/>
         </w:rPr>
-        <w:t xml:space="preserve">Folding: From input Statements through Property Statements by means of Kinds Aggregation.</w:t>
-      </w:r>
-    </w:p>
-    <w:p>
-      <w:pPr>
-        <w:rPr/>
-      </w:pPr>
-      <w:r>
-        <w:rPr>
-          <w:rtl w:val="0"/>
-        </w:rPr>
-      </w:r>
-    </w:p>
-    <w:p>
-      <w:pPr>
-        <w:rPr/>
-      </w:pPr>
-      <w:r>
-        <w:rPr>
-          <w:rtl w:val="0"/>
-        </w:rPr>
-        <w:t xml:space="preserve">Unfolding: From aggregated Property Kind Statements into their originating Kind Statements.</w:t>
+        <w:t xml:space="preserve">Folding: From input Data Statements through Property Statements by means of Kinds Aggregation.</w:t>
+      </w:r>
+    </w:p>
+    <w:p>
+      <w:pPr>
+        <w:rPr/>
+      </w:pPr>
+      <w:r>
+        <w:rPr>
+          <w:rtl w:val="0"/>
+        </w:rPr>
+      </w:r>
+    </w:p>
+    <w:p>
+      <w:pPr>
+        <w:rPr/>
+      </w:pPr>
+      <w:r>
+        <w:rPr>
+          <w:rtl w:val="0"/>
+        </w:rPr>
+        <w:t xml:space="preserve">Unfolding: From aggregated Property Kind Statements into their originating Data / Instance Statements.</w:t>
       </w:r>
     </w:p>
     <w:p>
@@ -2671,7 +2739,18 @@
         <w:rPr>
           <w:rtl w:val="0"/>
         </w:rPr>
-        <w:t xml:space="preserve">(ContextCK, S,  P, O):</w:t>
+        <w:t xml:space="preserve">(ContextCK, S,  P, O): PlayerType: C, AttributeType: S, ValueType: O. </w:t>
+      </w:r>
+    </w:p>
+    <w:p>
+      <w:pPr>
+        <w:rPr/>
+      </w:pPr>
+      <w:r>
+        <w:rPr>
+          <w:rtl w:val="0"/>
+        </w:rPr>
+        <w:t xml:space="preserve">Example:</w:t>
       </w:r>
     </w:p>
     <w:p>
@@ -2711,7 +2790,18 @@
         <w:rPr>
           <w:rtl w:val="0"/>
         </w:rPr>
-        <w:t xml:space="preserve">(TypeSK, S,  P, O):</w:t>
+        <w:t xml:space="preserve">(TypeSK, S,  P, O): PlayerType: S, AttributeType: P, ValueType: O.</w:t>
+      </w:r>
+    </w:p>
+    <w:p>
+      <w:pPr>
+        <w:rPr/>
+      </w:pPr>
+      <w:r>
+        <w:rPr>
+          <w:rtl w:val="0"/>
+        </w:rPr>
+        <w:t xml:space="preserve">Example:</w:t>
       </w:r>
     </w:p>
     <w:p>
@@ -2743,7 +2833,18 @@
         <w:rPr>
           <w:rtl w:val="0"/>
         </w:rPr>
-        <w:t xml:space="preserve">(PropertyPK, S,  P, O):</w:t>
+        <w:t xml:space="preserve">(PropertyPK, S,  P, O): PlayerType: P, AttributeType: S, ValueType: O.</w:t>
+      </w:r>
+    </w:p>
+    <w:p>
+      <w:pPr>
+        <w:rPr/>
+      </w:pPr>
+      <w:r>
+        <w:rPr>
+          <w:rtl w:val="0"/>
+        </w:rPr>
+        <w:t xml:space="preserve">Example:</w:t>
       </w:r>
     </w:p>
     <w:p>
@@ -2775,7 +2876,18 @@
         <w:rPr>
           <w:rtl w:val="0"/>
         </w:rPr>
-        <w:t xml:space="preserve">(ValueOK, S,  P, O):</w:t>
+        <w:t xml:space="preserve">(ValueOK, S,  P, O): PlayerType: O, AttributeType: P, ValueType: S.</w:t>
+      </w:r>
+    </w:p>
+    <w:p>
+      <w:pPr>
+        <w:rPr/>
+      </w:pPr>
+      <w:r>
+        <w:rPr>
+          <w:rtl w:val="0"/>
+        </w:rPr>
+        <w:t xml:space="preserve">Example:</w:t>
       </w:r>
     </w:p>
     <w:p>
@@ -2861,6 +2973,17 @@
           <w:rtl w:val="0"/>
         </w:rPr>
         <w:t xml:space="preserve">(ContextCK, TypeSK, PropertyPK, ValueOK):</w:t>
+      </w:r>
+    </w:p>
+    <w:p>
+      <w:pPr>
+        <w:rPr/>
+      </w:pPr>
+      <w:r>
+        <w:rPr>
+          <w:rtl w:val="0"/>
+        </w:rPr>
+        <w:t xml:space="preserve">Example:</w:t>
       </w:r>
     </w:p>
     <w:p>
@@ -2896,60 +3019,49 @@
         <w:rPr>
           <w:rtl w:val="0"/>
         </w:rPr>
-        <w:t xml:space="preserve">Dimensional Layer: State / Transition Statements (Matching, Order)</w:t>
-      </w:r>
-    </w:p>
-    <w:p>
-      <w:pPr>
-        <w:rPr/>
-      </w:pPr>
-      <w:r>
-        <w:rPr>
-          <w:rtl w:val="0"/>
-        </w:rPr>
-        <w:t xml:space="preserve">Alignment Agent (State / Transition Statements. Dimensional Layer). Matching / Order</w:t>
-      </w:r>
-    </w:p>
-    <w:p>
-      <w:pPr>
-        <w:rPr/>
-      </w:pPr>
-      <w:r>
-        <w:rPr>
-          <w:rtl w:val="0"/>
-        </w:rPr>
-      </w:r>
-    </w:p>
-    <w:p>
-      <w:pPr>
-        <w:rPr/>
-      </w:pPr>
-      <w:r>
-        <w:rPr>
-          <w:rtl w:val="0"/>
-        </w:rPr>
-        <w:t xml:space="preserve">Alignment phase consumes Aggregation Property Statements, produces Rule Statements.</w:t>
-      </w:r>
-    </w:p>
-    <w:p>
-      <w:pPr>
-        <w:rPr/>
-      </w:pPr>
-      <w:r>
-        <w:rPr>
-          <w:rtl w:val="0"/>
-        </w:rPr>
-      </w:r>
-    </w:p>
-    <w:p>
-      <w:pPr>
-        <w:rPr/>
-      </w:pPr>
-      <w:r>
-        <w:rPr>
-          <w:rtl w:val="0"/>
-        </w:rPr>
-        <w:t xml:space="preserve">Folding: From input Statements through Rule Statements by means of Kinds Aggregation.</w:t>
+        <w:t xml:space="preserve">Dimensional Layer: Recursive Dimensional State / Traversal Statements (Matching, Completion, Order)</w:t>
+      </w:r>
+    </w:p>
+    <w:p>
+      <w:pPr>
+        <w:rPr/>
+      </w:pPr>
+      <w:r>
+        <w:rPr>
+          <w:rtl w:val="0"/>
+        </w:rPr>
+      </w:r>
+    </w:p>
+    <w:p>
+      <w:pPr>
+        <w:rPr/>
+      </w:pPr>
+      <w:r>
+        <w:rPr>
+          <w:rtl w:val="0"/>
+        </w:rPr>
+        <w:t xml:space="preserve">Alignment phase consumes Aggregation Property Statements (Axis Statements), produces Rule Statements.</w:t>
+      </w:r>
+    </w:p>
+    <w:p>
+      <w:pPr>
+        <w:rPr/>
+      </w:pPr>
+      <w:r>
+        <w:rPr>
+          <w:rtl w:val="0"/>
+        </w:rPr>
+      </w:r>
+    </w:p>
+    <w:p>
+      <w:pPr>
+        <w:rPr/>
+      </w:pPr>
+      <w:r>
+        <w:rPr>
+          <w:rtl w:val="0"/>
+        </w:rPr>
+        <w:t xml:space="preserve">Folding: From input Property Statements (Axis Statements) through Rule Statements by means of Kinds Aggregation.</w:t>
       </w:r>
     </w:p>
     <w:p>
@@ -3038,7 +3150,7 @@
         <w:rPr>
           <w:rtl w:val="0"/>
         </w:rPr>
-        <w:t xml:space="preserve">Consumes Data Layer Property CSPO Quad Statements.</w:t>
+        <w:t xml:space="preserve">Consumed Data Layer Property CSPO Quad Statements.</w:t>
       </w:r>
     </w:p>
     <w:p>
@@ -3070,7 +3182,7 @@
         <w:rPr>
           <w:rtl w:val="0"/>
         </w:rPr>
-        <w:t xml:space="preserve">(ContextCK, TypeSK, PropertyPK, ValueOK) from the previous layer.</w:t>
+        <w:t xml:space="preserve">(ContextCK, TypeSK, PropertyPK, ValueOK) from Data Property Statements.</w:t>
       </w:r>
       <w:r>
         <w:rPr>
@@ -3125,7 +3237,7 @@
         <w:rPr>
           <w:rtl w:val="0"/>
         </w:rPr>
-        <w:t xml:space="preserve">Layer Kinds.</w:t>
+        <w:t xml:space="preserve">Layer Kinds. DimensionCK, DimensionPK, MeasurementSK, MeasurementOK are Occurrences of the same Resources. </w:t>
       </w:r>
     </w:p>
     <w:p>
@@ -3161,84 +3273,169 @@
     </w:p>
     <w:p>
       <w:pPr>
-        <w:rPr>
-          <w:b w:val="1"/>
-          <w:bCs w:val="1"/>
-        </w:rPr>
-      </w:pPr>
-      <w:r>
-        <w:rPr>
-          <w:rtl w:val="0"/>
-        </w:rPr>
-        <w:t xml:space="preserve">(TimeDimensionCK, TypeSK, PropertyPK, ValueOK)</w:t>
-      </w:r>
-      <w:r>
-        <w:rPr>
-          <w:rtl w:val="0"/>
-        </w:rPr>
-      </w:r>
-    </w:p>
-    <w:p>
-      <w:pPr>
-        <w:rPr/>
-      </w:pPr>
-      <w:r>
-        <w:rPr>
-          <w:rtl w:val="0"/>
-        </w:rPr>
-      </w:r>
-    </w:p>
-    <w:p>
-      <w:pPr>
-        <w:rPr/>
-      </w:pPr>
-      <w:r>
-        <w:rPr>
-          <w:rtl w:val="0"/>
-        </w:rPr>
-        <w:t xml:space="preserve">(MeasurementSK, TypeSK, PropertyPK, ValueOK)</w:t>
-      </w:r>
-    </w:p>
-    <w:p>
-      <w:pPr>
-        <w:rPr/>
-      </w:pPr>
-      <w:r>
-        <w:rPr>
-          <w:rtl w:val="0"/>
-        </w:rPr>
-      </w:r>
-    </w:p>
-    <w:p>
-      <w:pPr>
-        <w:rPr/>
-      </w:pPr>
-      <w:r>
-        <w:rPr>
-          <w:rtl w:val="0"/>
-        </w:rPr>
-        <w:t xml:space="preserve">(DimensionPK, TypeSK, PropertyPK, ValueOK)</w:t>
-      </w:r>
-    </w:p>
-    <w:p>
-      <w:pPr>
-        <w:rPr/>
-      </w:pPr>
-      <w:r>
-        <w:rPr>
-          <w:rtl w:val="0"/>
-        </w:rPr>
-      </w:r>
-    </w:p>
-    <w:p>
-      <w:pPr>
-        <w:rPr/>
-      </w:pPr>
-      <w:r>
-        <w:rPr>
-          <w:rtl w:val="0"/>
-        </w:rPr>
-        <w:t xml:space="preserve">(MeasurementOK, TypeSK,  PropertyPK, ValueOK):</w:t>
+        <w:rPr/>
+      </w:pPr>
+      <w:r>
+        <w:rPr>
+          <w:rtl w:val="0"/>
+        </w:rPr>
+        <w:t xml:space="preserve">(DimensionCK, TypeSK, PropertyPK, ValueOK): PlayerType: ContextCK, AttributeType: TypeSK, ValueType: ValueOK.</w:t>
+      </w:r>
+    </w:p>
+    <w:p>
+      <w:pPr>
+        <w:rPr/>
+      </w:pPr>
+      <w:r>
+        <w:rPr>
+          <w:rtl w:val="0"/>
+        </w:rPr>
+        <w:t xml:space="preserve">Example:</w:t>
+      </w:r>
+    </w:p>
+    <w:p>
+      <w:pPr>
+        <w:rPr/>
+      </w:pPr>
+      <w:r>
+        <w:rPr>
+          <w:rtl w:val="0"/>
+        </w:rPr>
+        <w:t xml:space="preserve">(EmploymentDepartmentDimensionCK, EmployeeSubjectKind, EmploymentRelationshipPredicateKind, EmployePositionObjectKind)</w:t>
+      </w:r>
+      <w:r>
+        <w:rPr>
+          <w:rtl w:val="0"/>
+        </w:rPr>
+      </w:r>
+    </w:p>
+    <w:p>
+      <w:pPr>
+        <w:rPr/>
+      </w:pPr>
+      <w:r>
+        <w:rPr>
+          <w:rtl w:val="0"/>
+        </w:rPr>
+      </w:r>
+    </w:p>
+    <w:p>
+      <w:pPr>
+        <w:rPr/>
+      </w:pPr>
+      <w:r>
+        <w:rPr>
+          <w:rtl w:val="0"/>
+        </w:rPr>
+        <w:t xml:space="preserve">(MeasurementSK, TypeSK, PropertyPK, ValueOK): PlayerType: TypeSK, AttributeType: PropertyPK, ValueType: ValueOK.</w:t>
+      </w:r>
+    </w:p>
+    <w:p>
+      <w:pPr>
+        <w:rPr/>
+      </w:pPr>
+      <w:r>
+        <w:rPr>
+          <w:rtl w:val="0"/>
+        </w:rPr>
+        <w:t xml:space="preserve">Example:</w:t>
+      </w:r>
+    </w:p>
+    <w:p>
+      <w:pPr>
+        <w:rPr/>
+      </w:pPr>
+      <w:r>
+        <w:rPr>
+          <w:rtl w:val="0"/>
+        </w:rPr>
+        <w:t xml:space="preserve">(EmploymentDepartmentMeasurementSK, EmployeeSubjectKind, EmploymentRelationshipPredicateKind, EmployeePositionObjectKind)</w:t>
+      </w:r>
+    </w:p>
+    <w:p>
+      <w:pPr>
+        <w:rPr/>
+      </w:pPr>
+      <w:r>
+        <w:rPr>
+          <w:rtl w:val="0"/>
+        </w:rPr>
+      </w:r>
+    </w:p>
+    <w:p>
+      <w:pPr>
+        <w:rPr/>
+      </w:pPr>
+      <w:r>
+        <w:rPr>
+          <w:rtl w:val="0"/>
+        </w:rPr>
+        <w:t xml:space="preserve">(DimensionPK, TypeSK, PropertyPK, ValueOK): PlayerType: PropertyPK, AttributeType: TypeSK, ValueType: ValueOK.</w:t>
+      </w:r>
+    </w:p>
+    <w:p>
+      <w:pPr>
+        <w:rPr/>
+      </w:pPr>
+      <w:r>
+        <w:rPr>
+          <w:rtl w:val="0"/>
+        </w:rPr>
+        <w:t xml:space="preserve">Example:</w:t>
+      </w:r>
+    </w:p>
+    <w:p>
+      <w:pPr>
+        <w:rPr/>
+      </w:pPr>
+      <w:r>
+        <w:rPr>
+          <w:rtl w:val="0"/>
+        </w:rPr>
+        <w:t xml:space="preserve">(EmploymentRoleDimensionPK, EmployeeSubjectKind, EmploymentRelationshipPredicateKind, EmployeePositionObjectKind)</w:t>
+      </w:r>
+    </w:p>
+    <w:p>
+      <w:pPr>
+        <w:rPr/>
+      </w:pPr>
+      <w:r>
+        <w:rPr>
+          <w:rtl w:val="0"/>
+        </w:rPr>
+      </w:r>
+    </w:p>
+    <w:p>
+      <w:pPr>
+        <w:rPr/>
+      </w:pPr>
+      <w:r>
+        <w:rPr>
+          <w:rtl w:val="0"/>
+        </w:rPr>
+        <w:t xml:space="preserve">(MeasurementOK, TypeSK,  PropertyPK, ValueOK): PlayerType: ValueOK, AttributeType: PropertyPK, ValueType: TypeSK.</w:t>
+      </w:r>
+    </w:p>
+    <w:p>
+      <w:pPr>
+        <w:rPr/>
+      </w:pPr>
+      <w:r>
+        <w:rPr>
+          <w:rtl w:val="0"/>
+        </w:rPr>
+        <w:t xml:space="preserve">Example:</w:t>
+      </w:r>
+    </w:p>
+    <w:p>
+      <w:pPr>
+        <w:rPr/>
+      </w:pPr>
+      <w:r>
+        <w:rPr>
+          <w:rtl w:val="0"/>
+        </w:rPr>
+        <w:t xml:space="preserve">(EmploymentRoleMeasurementOK, EmployeeSubjectKind, EmploymentRelationshipPredicateKind, EmployeePositionObjectKind)</w:t>
       </w:r>
     </w:p>
     <w:p>
@@ -3321,6 +3518,28 @@
           <w:rtl w:val="0"/>
         </w:rPr>
         <w:t xml:space="preserve">(DimensionCK, MeasurementSK, DimensionPK, MeasurementOK):</w:t>
+      </w:r>
+    </w:p>
+    <w:p>
+      <w:pPr>
+        <w:rPr/>
+      </w:pPr>
+      <w:r>
+        <w:rPr>
+          <w:rtl w:val="0"/>
+        </w:rPr>
+        <w:t xml:space="preserve">Example:</w:t>
+      </w:r>
+    </w:p>
+    <w:p>
+      <w:pPr>
+        <w:rPr/>
+      </w:pPr>
+      <w:r>
+        <w:rPr>
+          <w:rtl w:val="0"/>
+        </w:rPr>
+        <w:t xml:space="preserve">(EmploymentDepartmentDimensionCK, EmploymentDepartmentMeasurementSK, EmploymentRoleDimensionPK, EmploymentRoleMeasurementOK)</w:t>
       </w:r>
     </w:p>
     <w:p>
@@ -3356,6 +3575,16 @@
         <w:rPr>
           <w:rtl w:val="0"/>
         </w:rPr>
+      </w:r>
+    </w:p>
+    <w:p>
+      <w:pPr>
+        <w:rPr/>
+      </w:pPr>
+      <w:r>
+        <w:rPr>
+          <w:rtl w:val="0"/>
+        </w:rPr>
         <w:t xml:space="preserve">DCI Layer: Interaction / Context Statements (Transforms, Rules)</w:t>
       </w:r>
     </w:p>
@@ -3377,7 +3606,7 @@
         <w:rPr>
           <w:rtl w:val="0"/>
         </w:rPr>
-        <w:t xml:space="preserve">Activation phase consumes Alignment Rule Statements, produces Context Statements.</w:t>
+        <w:t xml:space="preserve">Activation phase consumes Alignment Information Rule Statements, produces Context Statements.</w:t>
       </w:r>
     </w:p>
     <w:p>
@@ -3419,7 +3648,7 @@
         <w:rPr>
           <w:rtl w:val="0"/>
         </w:rPr>
-        <w:t xml:space="preserve">Unfolding: From aggregated Context Kind Statements into their originating Kind Statements.</w:t>
+        <w:t xml:space="preserve">Unfolding: From aggregated Context Kind Statements into their originating Actor Kind Statements.</w:t>
       </w:r>
     </w:p>
     <w:p>
@@ -3551,7 +3780,7 @@
         <w:rPr>
           <w:rtl w:val="0"/>
         </w:rPr>
-        <w:t xml:space="preserve">(CK, SK, PK, OK): (AggregatedEmploymentContextKind, AggregatedEmployeeSubjectKind, AggregatedEmploymentRelationshipPredicateKind, AggregatedEmployerObjectKind) is an example of  the source (C, S, P, O) of this layer.</w:t>
+        <w:t xml:space="preserve">(CK, SK, PK, OK): (EmploymentDepartmentDimensionCK, EmploymentDepartmentMeasurementSK, EmploymentRoleDimensionPK, EmploymentRoleMeasurementOK) is an example of  the source (C, S, P, O) of this layer.</w:t>
       </w:r>
     </w:p>
     <w:p>
@@ -3648,84 +3877,169 @@
     </w:p>
     <w:p>
       <w:pPr>
-        <w:rPr>
-          <w:b w:val="1"/>
-          <w:bCs w:val="1"/>
-        </w:rPr>
-      </w:pPr>
-      <w:r>
-        <w:rPr>
-          <w:rtl w:val="0"/>
-        </w:rPr>
-        <w:t xml:space="preserve">(DCIContextCK, MeasurementSK, DimensionPK, MeasurementOK)</w:t>
-      </w:r>
-      <w:r>
-        <w:rPr>
-          <w:rtl w:val="0"/>
-        </w:rPr>
-      </w:r>
-    </w:p>
-    <w:p>
-      <w:pPr>
-        <w:rPr/>
-      </w:pPr>
-      <w:r>
-        <w:rPr>
-          <w:rtl w:val="0"/>
-        </w:rPr>
-      </w:r>
-    </w:p>
-    <w:p>
-      <w:pPr>
-        <w:rPr/>
-      </w:pPr>
-      <w:r>
-        <w:rPr>
-          <w:rtl w:val="0"/>
-        </w:rPr>
-        <w:t xml:space="preserve">(RoleSK, MeasurementSK, DimensionPK, MeasurementOK)</w:t>
-      </w:r>
-    </w:p>
-    <w:p>
-      <w:pPr>
-        <w:rPr/>
-      </w:pPr>
-      <w:r>
-        <w:rPr>
-          <w:rtl w:val="0"/>
-        </w:rPr>
-      </w:r>
-    </w:p>
-    <w:p>
-      <w:pPr>
-        <w:rPr/>
-      </w:pPr>
-      <w:r>
-        <w:rPr>
-          <w:rtl w:val="0"/>
-        </w:rPr>
-        <w:t xml:space="preserve">(ActorPK, MeasurementSK, DimensionPK, MeasurementOK)</w:t>
-      </w:r>
-    </w:p>
-    <w:p>
-      <w:pPr>
-        <w:rPr/>
-      </w:pPr>
-      <w:r>
-        <w:rPr>
-          <w:rtl w:val="0"/>
-        </w:rPr>
-      </w:r>
-    </w:p>
-    <w:p>
-      <w:pPr>
-        <w:rPr/>
-      </w:pPr>
-      <w:r>
-        <w:rPr>
-          <w:rtl w:val="0"/>
-        </w:rPr>
-        <w:t xml:space="preserve">(InteractioOK, MeasurementSK, DimensionPK, MeasurementOK)</w:t>
+        <w:rPr/>
+      </w:pPr>
+      <w:r>
+        <w:rPr>
+          <w:rtl w:val="0"/>
+        </w:rPr>
+        <w:t xml:space="preserve">(DCIContextCK, MeasurementSK, DimensionPK, MeasurementOK): PlayerType: DCIContexCK, AttributeType: MeasurementSK, ValueType: MeasurementOK.</w:t>
+      </w:r>
+    </w:p>
+    <w:p>
+      <w:pPr>
+        <w:rPr/>
+      </w:pPr>
+      <w:r>
+        <w:rPr>
+          <w:rtl w:val="0"/>
+        </w:rPr>
+        <w:t xml:space="preserve">Example:</w:t>
+      </w:r>
+    </w:p>
+    <w:p>
+      <w:pPr>
+        <w:rPr/>
+      </w:pPr>
+      <w:r>
+        <w:rPr>
+          <w:rtl w:val="0"/>
+        </w:rPr>
+        <w:t xml:space="preserve">(EmploymentDepartmentCK, EmploymentDepartmentMeasurementSK, EmploymentRoleDimensionPK, EmploymentRoleMeasurementOK)</w:t>
+      </w:r>
+      <w:r>
+        <w:rPr>
+          <w:rtl w:val="0"/>
+        </w:rPr>
+      </w:r>
+    </w:p>
+    <w:p>
+      <w:pPr>
+        <w:rPr/>
+      </w:pPr>
+      <w:r>
+        <w:rPr>
+          <w:rtl w:val="0"/>
+        </w:rPr>
+      </w:r>
+    </w:p>
+    <w:p>
+      <w:pPr>
+        <w:rPr/>
+      </w:pPr>
+      <w:r>
+        <w:rPr>
+          <w:rtl w:val="0"/>
+        </w:rPr>
+        <w:t xml:space="preserve">(RoleSK, MeasurementSK, DimensionPK, MeasurementOK): PlayerType: RoleSK, AttributeType: DimensionPK, ValueType: MeasurementOK.</w:t>
+      </w:r>
+    </w:p>
+    <w:p>
+      <w:pPr>
+        <w:rPr/>
+      </w:pPr>
+      <w:r>
+        <w:rPr>
+          <w:rtl w:val="0"/>
+        </w:rPr>
+        <w:t xml:space="preserve">Example:</w:t>
+      </w:r>
+    </w:p>
+    <w:p>
+      <w:pPr>
+        <w:rPr/>
+      </w:pPr>
+      <w:r>
+        <w:rPr>
+          <w:rtl w:val="0"/>
+        </w:rPr>
+        <w:t xml:space="preserve">(EmploymentDepartmentRoleSK, EmploymentDepartmentMeasurementSK, EmploymentRoleDimensionPK, EmploymentRoleMeasurementOK)</w:t>
+      </w:r>
+    </w:p>
+    <w:p>
+      <w:pPr>
+        <w:rPr/>
+      </w:pPr>
+      <w:r>
+        <w:rPr>
+          <w:rtl w:val="0"/>
+        </w:rPr>
+      </w:r>
+    </w:p>
+    <w:p>
+      <w:pPr>
+        <w:rPr/>
+      </w:pPr>
+      <w:r>
+        <w:rPr>
+          <w:rtl w:val="0"/>
+        </w:rPr>
+        <w:t xml:space="preserve">(ActorPK, MeasurementSK, DimensionPK, MeasurementOK): PlayerType: DimensionPK, AttributeType: MeasurementSK, ValueType: MeasurementOK.</w:t>
+      </w:r>
+    </w:p>
+    <w:p>
+      <w:pPr>
+        <w:rPr/>
+      </w:pPr>
+      <w:r>
+        <w:rPr>
+          <w:rtl w:val="0"/>
+        </w:rPr>
+        <w:t xml:space="preserve">Example:</w:t>
+      </w:r>
+    </w:p>
+    <w:p>
+      <w:pPr>
+        <w:rPr/>
+      </w:pPr>
+      <w:r>
+        <w:rPr>
+          <w:rtl w:val="0"/>
+        </w:rPr>
+        <w:t xml:space="preserve">(EmploymentDepartmentActorPK, EmploymentDepartmentMeasurementSK, EmploymentRoleDimensionPK, EmploymentRoleMeasurementOK)</w:t>
+      </w:r>
+    </w:p>
+    <w:p>
+      <w:pPr>
+        <w:rPr/>
+      </w:pPr>
+      <w:r>
+        <w:rPr>
+          <w:rtl w:val="0"/>
+        </w:rPr>
+      </w:r>
+    </w:p>
+    <w:p>
+      <w:pPr>
+        <w:rPr/>
+      </w:pPr>
+      <w:r>
+        <w:rPr>
+          <w:rtl w:val="0"/>
+        </w:rPr>
+        <w:t xml:space="preserve">(InteractionOK, MeasurementSK, DimensionPK, MeasurementOK): PlayerType: MeasurementOK, AttributeType: DimensionPK, ValueType: MeasurementSK.</w:t>
+      </w:r>
+    </w:p>
+    <w:p>
+      <w:pPr>
+        <w:rPr/>
+      </w:pPr>
+      <w:r>
+        <w:rPr>
+          <w:rtl w:val="0"/>
+        </w:rPr>
+        <w:t xml:space="preserve">Example:</w:t>
+      </w:r>
+    </w:p>
+    <w:p>
+      <w:pPr>
+        <w:rPr/>
+      </w:pPr>
+      <w:r>
+        <w:rPr>
+          <w:rtl w:val="0"/>
+        </w:rPr>
+        <w:t xml:space="preserve">(EmploymentDepartmentRoleOK, EmploymentRoleMeasurementSK, EmploymentRoleDimensionPK, EmploymentRoleMeasurementOK)</w:t>
       </w:r>
     </w:p>
     <w:p>
@@ -3794,6 +4108,28 @@
           <w:rtl w:val="0"/>
         </w:rPr>
         <w:t xml:space="preserve">(DCIContextCK, RoleSK, ActorPK, InteractionOK)</w:t>
+      </w:r>
+    </w:p>
+    <w:p>
+      <w:pPr>
+        <w:rPr/>
+      </w:pPr>
+      <w:r>
+        <w:rPr>
+          <w:rtl w:val="0"/>
+        </w:rPr>
+        <w:t xml:space="preserve">Example:</w:t>
+      </w:r>
+    </w:p>
+    <w:p>
+      <w:pPr>
+        <w:rPr/>
+      </w:pPr>
+      <w:r>
+        <w:rPr>
+          <w:rtl w:val="0"/>
+        </w:rPr>
+        <w:t xml:space="preserve">(DCIContextCK, EmploymentDepartmentRoleSK, EmploymentDepartmentRoleSK, EmploymentDepartamentRoleOK) </w:t>
       </w:r>
     </w:p>
     <w:p>
@@ -10153,12 +10489,12 @@
           <wp:inline distB="19050" distT="19050" distL="19050" distR="19050">
             <wp:extent cx="143470" cy="232655"/>
             <wp:effectExtent b="0" l="0" r="0" t="0"/>
-            <wp:docPr id="16" name="image5.png"/>
+            <wp:docPr id="16" name="image3.png"/>
             <a:graphic>
               <a:graphicData uri="http://schemas.openxmlformats.org/drawingml/2006/picture">
                 <pic:pic>
                   <pic:nvPicPr>
-                    <pic:cNvPr id="0" name="image5.png"/>
+                    <pic:cNvPr id="0" name="image3.png"/>
                     <pic:cNvPicPr preferRelativeResize="0"/>
                   </pic:nvPicPr>
                   <pic:blipFill>
@@ -10217,12 +10553,12 @@
           <wp:inline distB="19050" distT="19050" distL="19050" distR="19050">
             <wp:extent cx="105489" cy="234421"/>
             <wp:effectExtent b="0" l="0" r="0" t="0"/>
-            <wp:docPr id="7" name="image10.png"/>
+            <wp:docPr id="7" name="image6.png"/>
             <a:graphic>
               <a:graphicData uri="http://schemas.openxmlformats.org/drawingml/2006/picture">
                 <pic:pic>
                   <pic:nvPicPr>
-                    <pic:cNvPr id="0" name="image10.png"/>
+                    <pic:cNvPr id="0" name="image6.png"/>
                     <pic:cNvPicPr preferRelativeResize="0"/>
                   </pic:nvPicPr>
                   <pic:blipFill>
@@ -10274,12 +10610,12 @@
           <wp:inline distB="19050" distT="19050" distL="19050" distR="19050">
             <wp:extent cx="771584" cy="229183"/>
             <wp:effectExtent b="0" l="0" r="0" t="0"/>
-            <wp:docPr id="12" name="image18.png"/>
+            <wp:docPr id="12" name="image5.png"/>
             <a:graphic>
               <a:graphicData uri="http://schemas.openxmlformats.org/drawingml/2006/picture">
                 <pic:pic>
                   <pic:nvPicPr>
-                    <pic:cNvPr id="0" name="image18.png"/>
+                    <pic:cNvPr id="0" name="image5.png"/>
                     <pic:cNvPicPr preferRelativeResize="0"/>
                   </pic:nvPicPr>
                   <pic:blipFill>
@@ -10336,12 +10672,12 @@
           <wp:inline distB="19050" distT="19050" distL="19050" distR="19050">
             <wp:extent cx="586919" cy="227194"/>
             <wp:effectExtent b="0" l="0" r="0" t="0"/>
-            <wp:docPr id="4" name="image4.png"/>
+            <wp:docPr id="4" name="image7.png"/>
             <a:graphic>
               <a:graphicData uri="http://schemas.openxmlformats.org/drawingml/2006/picture">
                 <pic:pic>
                   <pic:nvPicPr>
-                    <pic:cNvPr id="0" name="image4.png"/>
+                    <pic:cNvPr id="0" name="image7.png"/>
                     <pic:cNvPicPr preferRelativeResize="0"/>
                   </pic:nvPicPr>
                   <pic:blipFill>
@@ -10451,12 +10787,12 @@
           <wp:inline distB="19050" distT="19050" distL="19050" distR="19050">
             <wp:extent cx="574357" cy="229743"/>
             <wp:effectExtent b="0" l="0" r="0" t="0"/>
-            <wp:docPr id="17" name="image1.png"/>
+            <wp:docPr id="17" name="image18.png"/>
             <a:graphic>
               <a:graphicData uri="http://schemas.openxmlformats.org/drawingml/2006/picture">
                 <pic:pic>
                   <pic:nvPicPr>
-                    <pic:cNvPr id="0" name="image1.png"/>
+                    <pic:cNvPr id="0" name="image18.png"/>
                     <pic:cNvPicPr preferRelativeResize="0"/>
                   </pic:nvPicPr>
                   <pic:blipFill>
@@ -10497,12 +10833,12 @@
           <wp:inline distB="19050" distT="19050" distL="19050" distR="19050">
             <wp:extent cx="79891" cy="239673"/>
             <wp:effectExtent b="0" l="0" r="0" t="0"/>
-            <wp:docPr id="6" name="image23.png"/>
+            <wp:docPr id="6" name="image13.png"/>
             <a:graphic>
               <a:graphicData uri="http://schemas.openxmlformats.org/drawingml/2006/picture">
                 <pic:pic>
                   <pic:nvPicPr>
-                    <pic:cNvPr id="0" name="image23.png"/>
+                    <pic:cNvPr id="0" name="image13.png"/>
                     <pic:cNvPicPr preferRelativeResize="0"/>
                   </pic:nvPicPr>
                   <pic:blipFill>
@@ -10543,12 +10879,12 @@
           <wp:inline distB="19050" distT="19050" distL="19050" distR="19050">
             <wp:extent cx="89475" cy="244024"/>
             <wp:effectExtent b="0" l="0" r="0" t="0"/>
-            <wp:docPr id="2" name="image16.png"/>
+            <wp:docPr id="2" name="image10.png"/>
             <a:graphic>
               <a:graphicData uri="http://schemas.openxmlformats.org/drawingml/2006/picture">
                 <pic:pic>
                   <pic:nvPicPr>
-                    <pic:cNvPr id="0" name="image16.png"/>
+                    <pic:cNvPr id="0" name="image10.png"/>
                     <pic:cNvPicPr preferRelativeResize="0"/>
                   </pic:nvPicPr>
                   <pic:blipFill>
@@ -10589,12 +10925,12 @@
           <wp:inline distB="19050" distT="19050" distL="19050" distR="19050">
             <wp:extent cx="97572" cy="234173"/>
             <wp:effectExtent b="0" l="0" r="0" t="0"/>
-            <wp:docPr id="24" name="image7.png"/>
+            <wp:docPr id="24" name="image4.png"/>
             <a:graphic>
               <a:graphicData uri="http://schemas.openxmlformats.org/drawingml/2006/picture">
                 <pic:pic>
                   <pic:nvPicPr>
-                    <pic:cNvPr id="0" name="image7.png"/>
+                    <pic:cNvPr id="0" name="image4.png"/>
                     <pic:cNvPicPr preferRelativeResize="0"/>
                   </pic:nvPicPr>
                   <pic:blipFill>
@@ -10645,12 +10981,12 @@
           <wp:inline distB="19050" distT="19050" distL="19050" distR="19050">
             <wp:extent cx="3718560" cy="686503"/>
             <wp:effectExtent b="0" l="0" r="0" t="0"/>
-            <wp:docPr id="25" name="image22.png"/>
+            <wp:docPr id="25" name="image24.png"/>
             <a:graphic>
               <a:graphicData uri="http://schemas.openxmlformats.org/drawingml/2006/picture">
                 <pic:pic>
                   <pic:nvPicPr>
-                    <pic:cNvPr id="0" name="image22.png"/>
+                    <pic:cNvPr id="0" name="image24.png"/>
                     <pic:cNvPicPr preferRelativeResize="0"/>
                   </pic:nvPicPr>
                   <pic:blipFill>
@@ -10826,12 +11162,12 @@
           <wp:inline distB="19050" distT="19050" distL="19050" distR="19050">
             <wp:extent cx="145018" cy="235165"/>
             <wp:effectExtent b="0" l="0" r="0" t="0"/>
-            <wp:docPr id="8" name="image2.png"/>
+            <wp:docPr id="8" name="image15.png"/>
             <a:graphic>
               <a:graphicData uri="http://schemas.openxmlformats.org/drawingml/2006/picture">
                 <pic:pic>
                   <pic:nvPicPr>
-                    <pic:cNvPr id="0" name="image2.png"/>
+                    <pic:cNvPr id="0" name="image15.png"/>
                     <pic:cNvPicPr preferRelativeResize="0"/>
                   </pic:nvPicPr>
                   <pic:blipFill>
@@ -10872,12 +11208,12 @@
           <wp:inline distB="19050" distT="19050" distL="19050" distR="19050">
             <wp:extent cx="138292" cy="224257"/>
             <wp:effectExtent b="0" l="0" r="0" t="0"/>
-            <wp:docPr id="15" name="image3.png"/>
+            <wp:docPr id="15" name="image14.png"/>
             <a:graphic>
               <a:graphicData uri="http://schemas.openxmlformats.org/drawingml/2006/picture">
                 <pic:pic>
                   <pic:nvPicPr>
-                    <pic:cNvPr id="0" name="image3.png"/>
+                    <pic:cNvPr id="0" name="image14.png"/>
                     <pic:cNvPicPr preferRelativeResize="0"/>
                   </pic:nvPicPr>
                   <pic:blipFill>
@@ -10947,12 +11283,12 @@
           <wp:inline distB="19050" distT="19050" distL="19050" distR="19050">
             <wp:extent cx="3819649" cy="228721"/>
             <wp:effectExtent b="0" l="0" r="0" t="0"/>
-            <wp:docPr id="22" name="image9.png"/>
+            <wp:docPr id="22" name="image25.png"/>
             <a:graphic>
               <a:graphicData uri="http://schemas.openxmlformats.org/drawingml/2006/picture">
                 <pic:pic>
                   <pic:nvPicPr>
-                    <pic:cNvPr id="0" name="image9.png"/>
+                    <pic:cNvPr id="0" name="image25.png"/>
                     <pic:cNvPicPr preferRelativeResize="0"/>
                   </pic:nvPicPr>
                   <pic:blipFill>
@@ -11124,12 +11460,12 @@
           <wp:inline distB="19050" distT="19050" distL="19050" distR="19050">
             <wp:extent cx="2756002" cy="229031"/>
             <wp:effectExtent b="0" l="0" r="0" t="0"/>
-            <wp:docPr id="10" name="image6.png"/>
+            <wp:docPr id="10" name="image9.png"/>
             <a:graphic>
               <a:graphicData uri="http://schemas.openxmlformats.org/drawingml/2006/picture">
                 <pic:pic>
                   <pic:nvPicPr>
-                    <pic:cNvPr id="0" name="image6.png"/>
+                    <pic:cNvPr id="0" name="image9.png"/>
                     <pic:cNvPicPr preferRelativeResize="0"/>
                   </pic:nvPicPr>
                   <pic:blipFill>
@@ -11328,12 +11664,12 @@
           <wp:inline distB="19050" distT="19050" distL="19050" distR="19050">
             <wp:extent cx="2882141" cy="285549"/>
             <wp:effectExtent b="0" l="0" r="0" t="0"/>
-            <wp:docPr id="28" name="image15.png"/>
+            <wp:docPr id="28" name="image22.png"/>
             <a:graphic>
               <a:graphicData uri="http://schemas.openxmlformats.org/drawingml/2006/picture">
                 <pic:pic>
                   <pic:nvPicPr>
-                    <pic:cNvPr id="0" name="image15.png"/>
+                    <pic:cNvPr id="0" name="image22.png"/>
                     <pic:cNvPicPr preferRelativeResize="0"/>
                   </pic:nvPicPr>
                   <pic:blipFill>
@@ -11540,12 +11876,12 @@
           <wp:inline distB="19050" distT="19050" distL="19050" distR="19050">
             <wp:extent cx="720923" cy="227660"/>
             <wp:effectExtent b="0" l="0" r="0" t="0"/>
-            <wp:docPr id="19" name="image13.png"/>
+            <wp:docPr id="19" name="image12.png"/>
             <a:graphic>
               <a:graphicData uri="http://schemas.openxmlformats.org/drawingml/2006/picture">
                 <pic:pic>
                   <pic:nvPicPr>
-                    <pic:cNvPr id="0" name="image13.png"/>
+                    <pic:cNvPr id="0" name="image12.png"/>
                     <pic:cNvPicPr preferRelativeResize="0"/>
                   </pic:nvPicPr>
                   <pic:blipFill>
@@ -11620,12 +11956,12 @@
           <wp:inline distB="19050" distT="19050" distL="19050" distR="19050">
             <wp:extent cx="105489" cy="234421"/>
             <wp:effectExtent b="0" l="0" r="0" t="0"/>
-            <wp:docPr id="3" name="image10.png"/>
+            <wp:docPr id="3" name="image6.png"/>
             <a:graphic>
               <a:graphicData uri="http://schemas.openxmlformats.org/drawingml/2006/picture">
                 <pic:pic>
                   <pic:nvPicPr>
-                    <pic:cNvPr id="0" name="image10.png"/>
+                    <pic:cNvPr id="0" name="image6.png"/>
                     <pic:cNvPicPr preferRelativeResize="0"/>
                   </pic:nvPicPr>
                   <pic:blipFill>
@@ -11666,12 +12002,12 @@
           <wp:inline distB="19050" distT="19050" distL="19050" distR="19050">
             <wp:extent cx="97572" cy="234173"/>
             <wp:effectExtent b="0" l="0" r="0" t="0"/>
-            <wp:docPr id="5" name="image7.png"/>
+            <wp:docPr id="5" name="image4.png"/>
             <a:graphic>
               <a:graphicData uri="http://schemas.openxmlformats.org/drawingml/2006/picture">
                 <pic:pic>
                   <pic:nvPicPr>
-                    <pic:cNvPr id="0" name="image7.png"/>
+                    <pic:cNvPr id="0" name="image4.png"/>
                     <pic:cNvPicPr preferRelativeResize="0"/>
                   </pic:nvPicPr>
                   <pic:blipFill>
@@ -11792,12 +12128,12 @@
           <wp:inline distB="19050" distT="19050" distL="19050" distR="19050">
             <wp:extent cx="586919" cy="227194"/>
             <wp:effectExtent b="0" l="0" r="0" t="0"/>
-            <wp:docPr id="13" name="image4.png"/>
+            <wp:docPr id="13" name="image7.png"/>
             <a:graphic>
               <a:graphicData uri="http://schemas.openxmlformats.org/drawingml/2006/picture">
                 <pic:pic>
                   <pic:nvPicPr>
-                    <pic:cNvPr id="0" name="image4.png"/>
+                    <pic:cNvPr id="0" name="image7.png"/>
                     <pic:cNvPicPr preferRelativeResize="0"/>
                   </pic:nvPicPr>
                   <pic:blipFill>
@@ -11838,12 +12174,12 @@
           <wp:inline distB="19050" distT="19050" distL="19050" distR="19050">
             <wp:extent cx="105489" cy="234421"/>
             <wp:effectExtent b="0" l="0" r="0" t="0"/>
-            <wp:docPr id="23" name="image10.png"/>
+            <wp:docPr id="23" name="image6.png"/>
             <a:graphic>
               <a:graphicData uri="http://schemas.openxmlformats.org/drawingml/2006/picture">
                 <pic:pic>
                   <pic:nvPicPr>
-                    <pic:cNvPr id="0" name="image10.png"/>
+                    <pic:cNvPr id="0" name="image6.png"/>
                     <pic:cNvPicPr preferRelativeResize="0"/>
                   </pic:nvPicPr>
                   <pic:blipFill>
@@ -11918,12 +12254,12 @@
           <wp:inline distB="19050" distT="19050" distL="19050" distR="19050">
             <wp:extent cx="333911" cy="211093"/>
             <wp:effectExtent b="0" l="0" r="0" t="0"/>
-            <wp:docPr id="14" name="image19.png"/>
+            <wp:docPr id="14" name="image11.png"/>
             <a:graphic>
               <a:graphicData uri="http://schemas.openxmlformats.org/drawingml/2006/picture">
                 <pic:pic>
                   <pic:nvPicPr>
-                    <pic:cNvPr id="0" name="image19.png"/>
+                    <pic:cNvPr id="0" name="image11.png"/>
                     <pic:cNvPicPr preferRelativeResize="0"/>
                   </pic:nvPicPr>
                   <pic:blipFill>
@@ -11964,12 +12300,12 @@
           <wp:inline distB="19050" distT="19050" distL="19050" distR="19050">
             <wp:extent cx="457438" cy="228719"/>
             <wp:effectExtent b="0" l="0" r="0" t="0"/>
-            <wp:docPr id="26" name="image24.png"/>
+            <wp:docPr id="26" name="image19.png"/>
             <a:graphic>
               <a:graphicData uri="http://schemas.openxmlformats.org/drawingml/2006/picture">
                 <pic:pic>
                   <pic:nvPicPr>
-                    <pic:cNvPr id="0" name="image24.png"/>
+                    <pic:cNvPr id="0" name="image19.png"/>
                     <pic:cNvPicPr preferRelativeResize="0"/>
                   </pic:nvPicPr>
                   <pic:blipFill>
@@ -12165,12 +12501,12 @@
           <wp:inline distB="19050" distT="19050" distL="19050" distR="19050">
             <wp:extent cx="214432" cy="225717"/>
             <wp:effectExtent b="0" l="0" r="0" t="0"/>
-            <wp:docPr id="18" name="image25.png"/>
+            <wp:docPr id="18" name="image1.png"/>
             <a:graphic>
               <a:graphicData uri="http://schemas.openxmlformats.org/drawingml/2006/picture">
                 <pic:pic>
                   <pic:nvPicPr>
-                    <pic:cNvPr id="0" name="image25.png"/>
+                    <pic:cNvPr id="0" name="image1.png"/>
                     <pic:cNvPicPr preferRelativeResize="0"/>
                   </pic:nvPicPr>
                   <pic:blipFill>
@@ -12257,12 +12593,12 @@
           <wp:inline distB="19050" distT="19050" distL="19050" distR="19050">
             <wp:extent cx="876836" cy="285925"/>
             <wp:effectExtent b="0" l="0" r="0" t="0"/>
-            <wp:docPr id="11" name="image11.png"/>
+            <wp:docPr id="11" name="image16.png"/>
             <a:graphic>
               <a:graphicData uri="http://schemas.openxmlformats.org/drawingml/2006/picture">
                 <pic:pic>
                   <pic:nvPicPr>
-                    <pic:cNvPr id="0" name="image11.png"/>
+                    <pic:cNvPr id="0" name="image16.png"/>
                     <pic:cNvPicPr preferRelativeResize="0"/>
                   </pic:nvPicPr>
                   <pic:blipFill>
@@ -12337,12 +12673,12 @@
           <wp:inline distB="19050" distT="19050" distL="19050" distR="19050">
             <wp:extent cx="214432" cy="225717"/>
             <wp:effectExtent b="0" l="0" r="0" t="0"/>
-            <wp:docPr id="1" name="image21.png"/>
+            <wp:docPr id="1" name="image2.png"/>
             <a:graphic>
               <a:graphicData uri="http://schemas.openxmlformats.org/drawingml/2006/picture">
                 <pic:pic>
                   <pic:nvPicPr>
-                    <pic:cNvPr id="0" name="image21.png"/>
+                    <pic:cNvPr id="0" name="image2.png"/>
                     <pic:cNvPicPr preferRelativeResize="0"/>
                   </pic:nvPicPr>
                   <pic:blipFill>
@@ -12383,12 +12719,12 @@
           <wp:inline distB="19050" distT="19050" distL="19050" distR="19050">
             <wp:extent cx="214432" cy="225717"/>
             <wp:effectExtent b="0" l="0" r="0" t="0"/>
-            <wp:docPr id="27" name="image14.png"/>
+            <wp:docPr id="27" name="image23.png"/>
             <a:graphic>
               <a:graphicData uri="http://schemas.openxmlformats.org/drawingml/2006/picture">
                 <pic:pic>
                   <pic:nvPicPr>
-                    <pic:cNvPr id="0" name="image14.png"/>
+                    <pic:cNvPr id="0" name="image23.png"/>
                     <pic:cNvPicPr preferRelativeResize="0"/>
                   </pic:nvPicPr>
                   <pic:blipFill>
@@ -12580,12 +12916,12 @@
           <wp:inline distB="19050" distT="19050" distL="19050" distR="19050">
             <wp:extent cx="3042047" cy="217562"/>
             <wp:effectExtent b="0" l="0" r="0" t="0"/>
-            <wp:docPr id="29" name="image12.png"/>
+            <wp:docPr id="29" name="image21.png"/>
             <a:graphic>
               <a:graphicData uri="http://schemas.openxmlformats.org/drawingml/2006/picture">
                 <pic:pic>
                   <pic:nvPicPr>
-                    <pic:cNvPr id="0" name="image12.png"/>
+                    <pic:cNvPr id="0" name="image21.png"/>
                     <pic:cNvPicPr preferRelativeResize="0"/>
                   </pic:nvPicPr>
                   <pic:blipFill>

--- a/Spec.docx
+++ b/Spec.docx
@@ -269,31 +269,31 @@
       </w:pPr>
       <w:r>
         <w:rPr>
-          <w:rtl w:val="0"/>
-        </w:rPr>
-      </w:r>
-    </w:p>
-    <w:p>
-      <w:pPr>
-        <w:spacing w:line="348" w:lineRule="auto"/>
-        <w:rPr>
           <w:rFonts w:ascii="Courier New" w:cs="Courier New" w:eastAsia="Courier New" w:hAnsi="Courier New"/>
           <w:color w:val="1f2328"/>
           <w:sz w:val="20"/>
           <w:szCs w:val="20"/>
           <w:shd w:fill="f6f8fa" w:val="clear"/>
-        </w:rPr>
-      </w:pPr>
-      <w:r>
+          <w:rtl w:val="0"/>
+        </w:rPr>
+        <w:t xml:space="preserve">+ apply(res: Resource[]) : Resource[]</w:t>
+      </w:r>
+    </w:p>
+    <w:p>
+      <w:pPr>
+        <w:spacing w:line="348" w:lineRule="auto"/>
         <w:rPr>
           <w:rFonts w:ascii="Courier New" w:cs="Courier New" w:eastAsia="Courier New" w:hAnsi="Courier New"/>
           <w:color w:val="1f2328"/>
           <w:sz w:val="20"/>
           <w:szCs w:val="20"/>
           <w:shd w:fill="f6f8fa" w:val="clear"/>
-          <w:rtl w:val="0"/>
-        </w:rPr>
-        <w:t xml:space="preserve">class Occurrence extends Resource  </w:t>
+        </w:rPr>
+      </w:pPr>
+      <w:r>
+        <w:rPr>
+          <w:rtl w:val="0"/>
+        </w:rPr>
       </w:r>
     </w:p>
     <w:p>
@@ -316,7 +316,7 @@
           <w:shd w:fill="f6f8fa" w:val="clear"/>
           <w:rtl w:val="0"/>
         </w:rPr>
-        <w:t xml:space="preserve">+ player : Resource</w:t>
+        <w:t xml:space="preserve">class Occurrence extends Resource  </w:t>
       </w:r>
     </w:p>
     <w:p>
@@ -339,7 +339,7 @@
           <w:shd w:fill="f6f8fa" w:val="clear"/>
           <w:rtl w:val="0"/>
         </w:rPr>
-        <w:t xml:space="preserve">+ context : Resource  </w:t>
+        <w:t xml:space="preserve">+ player : Resource</w:t>
       </w:r>
     </w:p>
     <w:p>
@@ -362,7 +362,7 @@
           <w:shd w:fill="f6f8fa" w:val="clear"/>
           <w:rtl w:val="0"/>
         </w:rPr>
-        <w:t xml:space="preserve">+ role : Resource (Kind?)</w:t>
+        <w:t xml:space="preserve">+ context : Resource  </w:t>
       </w:r>
     </w:p>
     <w:p>
@@ -378,31 +378,31 @@
       </w:pPr>
       <w:r>
         <w:rPr>
-          <w:rtl w:val="0"/>
-        </w:rPr>
-      </w:r>
-    </w:p>
-    <w:p>
-      <w:pPr>
-        <w:spacing w:line="348" w:lineRule="auto"/>
-        <w:rPr>
           <w:rFonts w:ascii="Courier New" w:cs="Courier New" w:eastAsia="Courier New" w:hAnsi="Courier New"/>
           <w:color w:val="1f2328"/>
           <w:sz w:val="20"/>
           <w:szCs w:val="20"/>
           <w:shd w:fill="f6f8fa" w:val="clear"/>
-        </w:rPr>
-      </w:pPr>
-      <w:r>
+          <w:rtl w:val="0"/>
+        </w:rPr>
+        <w:t xml:space="preserve">+ role : Resource (Kind?)</w:t>
+      </w:r>
+    </w:p>
+    <w:p>
+      <w:pPr>
+        <w:spacing w:line="348" w:lineRule="auto"/>
         <w:rPr>
           <w:rFonts w:ascii="Courier New" w:cs="Courier New" w:eastAsia="Courier New" w:hAnsi="Courier New"/>
           <w:color w:val="1f2328"/>
           <w:sz w:val="20"/>
           <w:szCs w:val="20"/>
           <w:shd w:fill="f6f8fa" w:val="clear"/>
-          <w:rtl w:val="0"/>
-        </w:rPr>
-        <w:t xml:space="preserve">class Statement extends Resource</w:t>
+        </w:rPr>
+      </w:pPr>
+      <w:r>
+        <w:rPr>
+          <w:rtl w:val="0"/>
+        </w:rPr>
       </w:r>
     </w:p>
     <w:p>
@@ -425,7 +425,7 @@
           <w:shd w:fill="f6f8fa" w:val="clear"/>
           <w:rtl w:val="0"/>
         </w:rPr>
-        <w:t xml:space="preserve">+ context : Context</w:t>
+        <w:t xml:space="preserve">class Statement extends Resource</w:t>
       </w:r>
     </w:p>
     <w:p>
@@ -448,7 +448,7 @@
           <w:shd w:fill="f6f8fa" w:val="clear"/>
           <w:rtl w:val="0"/>
         </w:rPr>
-        <w:t xml:space="preserve">+ subject : Subject</w:t>
+        <w:t xml:space="preserve">+ context : Context</w:t>
       </w:r>
     </w:p>
     <w:p>
@@ -471,7 +471,7 @@
           <w:shd w:fill="f6f8fa" w:val="clear"/>
           <w:rtl w:val="0"/>
         </w:rPr>
-        <w:t xml:space="preserve">+ predicate : Predicate</w:t>
+        <w:t xml:space="preserve">+ subject : Subject</w:t>
       </w:r>
     </w:p>
     <w:p>
@@ -494,7 +494,7 @@
           <w:shd w:fill="f6f8fa" w:val="clear"/>
           <w:rtl w:val="0"/>
         </w:rPr>
-        <w:t xml:space="preserve">+ object : Object</w:t>
+        <w:t xml:space="preserve">+ predicate : Predicate</w:t>
       </w:r>
     </w:p>
     <w:p>
@@ -510,31 +510,31 @@
       </w:pPr>
       <w:r>
         <w:rPr>
-          <w:rtl w:val="0"/>
-        </w:rPr>
-      </w:r>
-    </w:p>
-    <w:p>
-      <w:pPr>
-        <w:spacing w:line="348" w:lineRule="auto"/>
-        <w:rPr>
           <w:rFonts w:ascii="Courier New" w:cs="Courier New" w:eastAsia="Courier New" w:hAnsi="Courier New"/>
           <w:color w:val="1f2328"/>
           <w:sz w:val="20"/>
           <w:szCs w:val="20"/>
           <w:shd w:fill="f6f8fa" w:val="clear"/>
-        </w:rPr>
-      </w:pPr>
-      <w:r>
+          <w:rtl w:val="0"/>
+        </w:rPr>
+        <w:t xml:space="preserve">+ object : Object</w:t>
+      </w:r>
+    </w:p>
+    <w:p>
+      <w:pPr>
+        <w:spacing w:line="348" w:lineRule="auto"/>
         <w:rPr>
           <w:rFonts w:ascii="Courier New" w:cs="Courier New" w:eastAsia="Courier New" w:hAnsi="Courier New"/>
           <w:color w:val="1f2328"/>
           <w:sz w:val="20"/>
           <w:szCs w:val="20"/>
           <w:shd w:fill="f6f8fa" w:val="clear"/>
-          <w:rtl w:val="0"/>
-        </w:rPr>
-        <w:t xml:space="preserve">class Context extends Occurrence</w:t>
+        </w:rPr>
+      </w:pPr>
+      <w:r>
+        <w:rPr>
+          <w:rtl w:val="0"/>
+        </w:rPr>
       </w:r>
     </w:p>
     <w:p>
@@ -557,7 +557,7 @@
           <w:shd w:fill="f6f8fa" w:val="clear"/>
           <w:rtl w:val="0"/>
         </w:rPr>
-        <w:t xml:space="preserve">+ role : ContextKind</w:t>
+        <w:t xml:space="preserve">class Context extends Occurrence</w:t>
       </w:r>
     </w:p>
     <w:p>
@@ -573,31 +573,31 @@
       </w:pPr>
       <w:r>
         <w:rPr>
-          <w:rtl w:val="0"/>
-        </w:rPr>
-      </w:r>
-    </w:p>
-    <w:p>
-      <w:pPr>
-        <w:spacing w:line="348" w:lineRule="auto"/>
-        <w:rPr>
           <w:rFonts w:ascii="Courier New" w:cs="Courier New" w:eastAsia="Courier New" w:hAnsi="Courier New"/>
           <w:color w:val="1f2328"/>
           <w:sz w:val="20"/>
           <w:szCs w:val="20"/>
           <w:shd w:fill="f6f8fa" w:val="clear"/>
-        </w:rPr>
-      </w:pPr>
-      <w:r>
+          <w:rtl w:val="0"/>
+        </w:rPr>
+        <w:t xml:space="preserve">+ role : ContextKind</w:t>
+      </w:r>
+    </w:p>
+    <w:p>
+      <w:pPr>
+        <w:spacing w:line="348" w:lineRule="auto"/>
         <w:rPr>
           <w:rFonts w:ascii="Courier New" w:cs="Courier New" w:eastAsia="Courier New" w:hAnsi="Courier New"/>
           <w:color w:val="1f2328"/>
           <w:sz w:val="20"/>
           <w:szCs w:val="20"/>
           <w:shd w:fill="f6f8fa" w:val="clear"/>
-          <w:rtl w:val="0"/>
-        </w:rPr>
-        <w:t xml:space="preserve">class Subject extends Occurrence</w:t>
+        </w:rPr>
+      </w:pPr>
+      <w:r>
+        <w:rPr>
+          <w:rtl w:val="0"/>
+        </w:rPr>
       </w:r>
     </w:p>
     <w:p>
@@ -620,7 +620,7 @@
           <w:shd w:fill="f6f8fa" w:val="clear"/>
           <w:rtl w:val="0"/>
         </w:rPr>
-        <w:t xml:space="preserve">+ role : SubjectKind</w:t>
+        <w:t xml:space="preserve">class Subject extends Occurrence</w:t>
       </w:r>
     </w:p>
     <w:p>
@@ -636,31 +636,31 @@
       </w:pPr>
       <w:r>
         <w:rPr>
-          <w:rtl w:val="0"/>
-        </w:rPr>
-      </w:r>
-    </w:p>
-    <w:p>
-      <w:pPr>
-        <w:spacing w:line="348" w:lineRule="auto"/>
-        <w:rPr>
           <w:rFonts w:ascii="Courier New" w:cs="Courier New" w:eastAsia="Courier New" w:hAnsi="Courier New"/>
           <w:color w:val="1f2328"/>
           <w:sz w:val="20"/>
           <w:szCs w:val="20"/>
           <w:shd w:fill="f6f8fa" w:val="clear"/>
-        </w:rPr>
-      </w:pPr>
-      <w:r>
+          <w:rtl w:val="0"/>
+        </w:rPr>
+        <w:t xml:space="preserve">+ role : SubjectKind</w:t>
+      </w:r>
+    </w:p>
+    <w:p>
+      <w:pPr>
+        <w:spacing w:line="348" w:lineRule="auto"/>
         <w:rPr>
           <w:rFonts w:ascii="Courier New" w:cs="Courier New" w:eastAsia="Courier New" w:hAnsi="Courier New"/>
           <w:color w:val="1f2328"/>
           <w:sz w:val="20"/>
           <w:szCs w:val="20"/>
           <w:shd w:fill="f6f8fa" w:val="clear"/>
-          <w:rtl w:val="0"/>
-        </w:rPr>
-        <w:t xml:space="preserve">class Predicate extends Occurrence</w:t>
+        </w:rPr>
+      </w:pPr>
+      <w:r>
+        <w:rPr>
+          <w:rtl w:val="0"/>
+        </w:rPr>
       </w:r>
     </w:p>
     <w:p>
@@ -683,7 +683,7 @@
           <w:shd w:fill="f6f8fa" w:val="clear"/>
           <w:rtl w:val="0"/>
         </w:rPr>
-        <w:t xml:space="preserve">+ role : PredicateKind</w:t>
+        <w:t xml:space="preserve">class Predicate extends Occurrence</w:t>
       </w:r>
     </w:p>
     <w:p>
@@ -699,31 +699,31 @@
       </w:pPr>
       <w:r>
         <w:rPr>
-          <w:rtl w:val="0"/>
-        </w:rPr>
-      </w:r>
-    </w:p>
-    <w:p>
-      <w:pPr>
-        <w:spacing w:line="348" w:lineRule="auto"/>
-        <w:rPr>
           <w:rFonts w:ascii="Courier New" w:cs="Courier New" w:eastAsia="Courier New" w:hAnsi="Courier New"/>
           <w:color w:val="1f2328"/>
           <w:sz w:val="20"/>
           <w:szCs w:val="20"/>
           <w:shd w:fill="f6f8fa" w:val="clear"/>
-        </w:rPr>
-      </w:pPr>
-      <w:r>
+          <w:rtl w:val="0"/>
+        </w:rPr>
+        <w:t xml:space="preserve">+ role : PredicateKind</w:t>
+      </w:r>
+    </w:p>
+    <w:p>
+      <w:pPr>
+        <w:spacing w:line="348" w:lineRule="auto"/>
         <w:rPr>
           <w:rFonts w:ascii="Courier New" w:cs="Courier New" w:eastAsia="Courier New" w:hAnsi="Courier New"/>
           <w:color w:val="1f2328"/>
           <w:sz w:val="20"/>
           <w:szCs w:val="20"/>
           <w:shd w:fill="f6f8fa" w:val="clear"/>
-          <w:rtl w:val="0"/>
-        </w:rPr>
-        <w:t xml:space="preserve">class Object extends Occurrence</w:t>
+        </w:rPr>
+      </w:pPr>
+      <w:r>
+        <w:rPr>
+          <w:rtl w:val="0"/>
+        </w:rPr>
       </w:r>
     </w:p>
     <w:p>
@@ -746,7 +746,7 @@
           <w:shd w:fill="f6f8fa" w:val="clear"/>
           <w:rtl w:val="0"/>
         </w:rPr>
-        <w:t xml:space="preserve">+ role : ObjectKind</w:t>
+        <w:t xml:space="preserve">class Object extends Occurrence</w:t>
       </w:r>
     </w:p>
     <w:p>
@@ -762,31 +762,31 @@
       </w:pPr>
       <w:r>
         <w:rPr>
-          <w:rtl w:val="0"/>
-        </w:rPr>
-      </w:r>
-    </w:p>
-    <w:p>
-      <w:pPr>
-        <w:spacing w:line="348" w:lineRule="auto"/>
-        <w:rPr>
           <w:rFonts w:ascii="Courier New" w:cs="Courier New" w:eastAsia="Courier New" w:hAnsi="Courier New"/>
           <w:color w:val="1f2328"/>
           <w:sz w:val="20"/>
           <w:szCs w:val="20"/>
           <w:shd w:fill="f6f8fa" w:val="clear"/>
-        </w:rPr>
-      </w:pPr>
-      <w:r>
+          <w:rtl w:val="0"/>
+        </w:rPr>
+        <w:t xml:space="preserve">+ role : ObjectKind</w:t>
+      </w:r>
+    </w:p>
+    <w:p>
+      <w:pPr>
+        <w:spacing w:line="348" w:lineRule="auto"/>
         <w:rPr>
           <w:rFonts w:ascii="Courier New" w:cs="Courier New" w:eastAsia="Courier New" w:hAnsi="Courier New"/>
           <w:color w:val="1f2328"/>
           <w:sz w:val="20"/>
           <w:szCs w:val="20"/>
           <w:shd w:fill="f6f8fa" w:val="clear"/>
-          <w:rtl w:val="0"/>
-        </w:rPr>
-        <w:t xml:space="preserve">interface Kind&lt;PlayerType extends Occurrence,</w:t>
+        </w:rPr>
+      </w:pPr>
+      <w:r>
+        <w:rPr>
+          <w:rtl w:val="0"/>
+        </w:rPr>
       </w:r>
     </w:p>
     <w:p>
@@ -809,7 +809,7 @@
           <w:shd w:fill="f6f8fa" w:val="clear"/>
           <w:rtl w:val="0"/>
         </w:rPr>
-        <w:t xml:space="preserve">          AttributeType extends Occurrence,</w:t>
+        <w:t xml:space="preserve">interface Kind&lt;PlayerType extends Occurrence,</w:t>
       </w:r>
     </w:p>
     <w:p>
@@ -832,7 +832,7 @@
           <w:shd w:fill="f6f8fa" w:val="clear"/>
           <w:rtl w:val="0"/>
         </w:rPr>
-        <w:t xml:space="preserve">          ValueType extends Occurrence&gt;</w:t>
+        <w:t xml:space="preserve">          AttributeType extends Occurrence,</w:t>
       </w:r>
     </w:p>
     <w:p>
@@ -848,31 +848,31 @@
       </w:pPr>
       <w:r>
         <w:rPr>
-          <w:rtl w:val="0"/>
-        </w:rPr>
-      </w:r>
-    </w:p>
-    <w:p>
-      <w:pPr>
-        <w:spacing w:line="348" w:lineRule="auto"/>
-        <w:rPr>
           <w:rFonts w:ascii="Courier New" w:cs="Courier New" w:eastAsia="Courier New" w:hAnsi="Courier New"/>
           <w:color w:val="1f2328"/>
           <w:sz w:val="20"/>
           <w:szCs w:val="20"/>
           <w:shd w:fill="f6f8fa" w:val="clear"/>
-        </w:rPr>
-      </w:pPr>
-      <w:r>
+          <w:rtl w:val="0"/>
+        </w:rPr>
+        <w:t xml:space="preserve">          ValueType extends Occurrence&gt;</w:t>
+      </w:r>
+    </w:p>
+    <w:p>
+      <w:pPr>
+        <w:spacing w:line="348" w:lineRule="auto"/>
         <w:rPr>
           <w:rFonts w:ascii="Courier New" w:cs="Courier New" w:eastAsia="Courier New" w:hAnsi="Courier New"/>
           <w:color w:val="1f2328"/>
           <w:sz w:val="20"/>
           <w:szCs w:val="20"/>
           <w:shd w:fill="f6f8fa" w:val="clear"/>
-          <w:rtl w:val="0"/>
-        </w:rPr>
-        <w:t xml:space="preserve">class ContextKind extends Context implements Kind&lt;Context, Subject, Object&gt;</w:t>
+        </w:rPr>
+      </w:pPr>
+      <w:r>
+        <w:rPr>
+          <w:rtl w:val="0"/>
+        </w:rPr>
       </w:r>
     </w:p>
     <w:p>
@@ -888,31 +888,31 @@
       </w:pPr>
       <w:r>
         <w:rPr>
-          <w:rtl w:val="0"/>
-        </w:rPr>
-      </w:r>
-    </w:p>
-    <w:p>
-      <w:pPr>
-        <w:spacing w:line="348" w:lineRule="auto"/>
-        <w:rPr>
           <w:rFonts w:ascii="Courier New" w:cs="Courier New" w:eastAsia="Courier New" w:hAnsi="Courier New"/>
           <w:color w:val="1f2328"/>
           <w:sz w:val="20"/>
           <w:szCs w:val="20"/>
           <w:shd w:fill="f6f8fa" w:val="clear"/>
-        </w:rPr>
-      </w:pPr>
-      <w:r>
+          <w:rtl w:val="0"/>
+        </w:rPr>
+        <w:t xml:space="preserve">class ContextKind extends Context implements Kind&lt;Context, Subject, Object&gt;</w:t>
+      </w:r>
+    </w:p>
+    <w:p>
+      <w:pPr>
+        <w:spacing w:line="348" w:lineRule="auto"/>
         <w:rPr>
           <w:rFonts w:ascii="Courier New" w:cs="Courier New" w:eastAsia="Courier New" w:hAnsi="Courier New"/>
           <w:color w:val="1f2328"/>
           <w:sz w:val="20"/>
           <w:szCs w:val="20"/>
           <w:shd w:fill="f6f8fa" w:val="clear"/>
-          <w:rtl w:val="0"/>
-        </w:rPr>
-        <w:t xml:space="preserve">class SubjectKind extends Subject implements Kind&lt;Subject, Predicate, Object&gt;</w:t>
+        </w:rPr>
+      </w:pPr>
+      <w:r>
+        <w:rPr>
+          <w:rtl w:val="0"/>
+        </w:rPr>
       </w:r>
     </w:p>
     <w:p>
@@ -928,31 +928,31 @@
       </w:pPr>
       <w:r>
         <w:rPr>
-          <w:rtl w:val="0"/>
-        </w:rPr>
-      </w:r>
-    </w:p>
-    <w:p>
-      <w:pPr>
-        <w:spacing w:line="348" w:lineRule="auto"/>
-        <w:rPr>
           <w:rFonts w:ascii="Courier New" w:cs="Courier New" w:eastAsia="Courier New" w:hAnsi="Courier New"/>
           <w:color w:val="1f2328"/>
           <w:sz w:val="20"/>
           <w:szCs w:val="20"/>
           <w:shd w:fill="f6f8fa" w:val="clear"/>
-        </w:rPr>
-      </w:pPr>
-      <w:r>
+          <w:rtl w:val="0"/>
+        </w:rPr>
+        <w:t xml:space="preserve">class SubjectKind extends Subject implements Kind&lt;Subject, Predicate, Object&gt;</w:t>
+      </w:r>
+    </w:p>
+    <w:p>
+      <w:pPr>
+        <w:spacing w:line="348" w:lineRule="auto"/>
         <w:rPr>
           <w:rFonts w:ascii="Courier New" w:cs="Courier New" w:eastAsia="Courier New" w:hAnsi="Courier New"/>
           <w:color w:val="1f2328"/>
           <w:sz w:val="20"/>
           <w:szCs w:val="20"/>
           <w:shd w:fill="f6f8fa" w:val="clear"/>
-          <w:rtl w:val="0"/>
-        </w:rPr>
-        <w:t xml:space="preserve">class PredicateKind extends Predicate implements Kind&lt;Predicate, Subject, Object&gt;</w:t>
+        </w:rPr>
+      </w:pPr>
+      <w:r>
+        <w:rPr>
+          <w:rtl w:val="0"/>
+        </w:rPr>
       </w:r>
     </w:p>
     <w:p>
@@ -968,28 +968,51 @@
       </w:pPr>
       <w:r>
         <w:rPr>
-          <w:rtl w:val="0"/>
-        </w:rPr>
-      </w:r>
-    </w:p>
-    <w:p>
-      <w:pPr>
-        <w:spacing w:line="348" w:lineRule="auto"/>
-        <w:rPr>
           <w:rFonts w:ascii="Courier New" w:cs="Courier New" w:eastAsia="Courier New" w:hAnsi="Courier New"/>
           <w:color w:val="1f2328"/>
           <w:sz w:val="20"/>
           <w:szCs w:val="20"/>
           <w:shd w:fill="f6f8fa" w:val="clear"/>
-        </w:rPr>
-      </w:pPr>
-      <w:r>
+          <w:rtl w:val="0"/>
+        </w:rPr>
+        <w:t xml:space="preserve">class PredicateKind extends Predicate implements Kind&lt;Predicate, Subject, Object&gt;</w:t>
+      </w:r>
+    </w:p>
+    <w:p>
+      <w:pPr>
+        <w:spacing w:line="348" w:lineRule="auto"/>
         <w:rPr>
           <w:rFonts w:ascii="Courier New" w:cs="Courier New" w:eastAsia="Courier New" w:hAnsi="Courier New"/>
           <w:color w:val="1f2328"/>
           <w:sz w:val="20"/>
           <w:szCs w:val="20"/>
           <w:shd w:fill="f6f8fa" w:val="clear"/>
+        </w:rPr>
+      </w:pPr>
+      <w:r>
+        <w:rPr>
+          <w:rtl w:val="0"/>
+        </w:rPr>
+      </w:r>
+    </w:p>
+    <w:p>
+      <w:pPr>
+        <w:spacing w:line="348" w:lineRule="auto"/>
+        <w:rPr>
+          <w:rFonts w:ascii="Courier New" w:cs="Courier New" w:eastAsia="Courier New" w:hAnsi="Courier New"/>
+          <w:color w:val="1f2328"/>
+          <w:sz w:val="20"/>
+          <w:szCs w:val="20"/>
+          <w:shd w:fill="f6f8fa" w:val="clear"/>
+        </w:rPr>
+      </w:pPr>
+      <w:r>
+        <w:rPr>
+          <w:rFonts w:ascii="Courier New" w:cs="Courier New" w:eastAsia="Courier New" w:hAnsi="Courier New"/>
+          <w:color w:val="1f2328"/>
+          <w:sz w:val="20"/>
+          <w:szCs w:val="20"/>
+          <w:shd w:fill="f6f8fa" w:val="clear"/>
           <w:rtl w:val="0"/>
         </w:rPr>
         <w:t xml:space="preserve">class ObjectKind extends Object implements Kind&lt;Object, Predicate, Subject&gt;</w:t>
@@ -2080,49 +2103,133 @@
         <w:rPr>
           <w:rtl w:val="0"/>
         </w:rPr>
-        <w:t xml:space="preserve">In the first case, processing a source Statement type input, it “merges” this input source type Statement with its source level type already known processed Statements, then “folds” (aggregates) the resulting merged Statements into its layer corresponding Kind types Statements, then builds and produces its output production (Kinds) Statement types for publishing.</w:t>
-      </w:r>
-    </w:p>
-    <w:p>
-      <w:pPr>
-        <w:rPr/>
-      </w:pPr>
-      <w:r>
-        <w:rPr>
-          <w:rtl w:val="0"/>
-        </w:rPr>
-      </w:r>
-    </w:p>
-    <w:p>
-      <w:pPr>
-        <w:rPr/>
-      </w:pPr>
-      <w:r>
-        <w:rPr>
-          <w:rtl w:val="0"/>
-        </w:rPr>
-        <w:t xml:space="preserve">In the case of a layer’s production Statement type as the consumed input, agents “unfolds” input Statement components (Kinds) into layer’s Kinds aggregated originating Statements (matching / merging input Statement Kinds with already known Kinds) obtaining this way the source Statement type Statements which originated the input (Kinds) Statement message. It then performs, with each “unfolded” Statement, the same way as if it were like those source Statements where consumed source Statements (merging, folding and publishing). Intermediate source type merged (new) Statements are also published.</w:t>
-      </w:r>
-    </w:p>
-    <w:p>
-      <w:pPr>
-        <w:rPr/>
-      </w:pPr>
-      <w:r>
-        <w:rPr>
-          <w:rtl w:val="0"/>
-        </w:rPr>
-      </w:r>
-    </w:p>
-    <w:p>
-      <w:pPr>
-        <w:rPr/>
-      </w:pPr>
-      <w:r>
-        <w:rPr>
-          <w:rtl w:val="0"/>
-        </w:rPr>
-        <w:t xml:space="preserve">This fan in / fan out approach is intended to be implemented in a reactive functional streams pipeline where each agent consumes and produces knowledge asynchronously and in parallel. An Agent production type Statement is another Agent source type Statement (including the Agent itself) and an Agent source type Statement is the type of another Agent production Statement type. An Agent “accepts” an Statement (source or production) if it is not known already or if it was further processed (updated) its context since the last consumption (or “acceptance” performance is no-op).</w:t>
+        <w:t xml:space="preserve">In the first case, processing a source Statement type input, it “merges” this input source type Statement with its source level type already known processed Statements aggregating, aligning and activating possible new inferred Statements. It then “folds” (aggregates) the resulting merged Statements into its layer corresponding Kind types Statements, then builds and produces its output production (Kinds) Statement types for production publishing.</w:t>
+      </w:r>
+    </w:p>
+    <w:p>
+      <w:pPr>
+        <w:rPr/>
+      </w:pPr>
+      <w:r>
+        <w:rPr>
+          <w:rtl w:val="0"/>
+        </w:rPr>
+      </w:r>
+    </w:p>
+    <w:p>
+      <w:pPr>
+        <w:rPr/>
+      </w:pPr>
+      <w:r>
+        <w:rPr>
+          <w:rtl w:val="0"/>
+        </w:rPr>
+        <w:t xml:space="preserve">In the case of a layer’s production Statement type as the consumed input, agents merges this input with its already known production statement types (matching / merging input Statement Kinds with already known Kinds), it then “unfolds” input Statement components (Kinds) into layer’s Kinds aggregated originating source type Statements obtaining this way the source Statement type Statements which originated the input (Kinds) production Statement message (source Statements). It then performs, with each “unfolded” Statement, the same way as if it were like those source Statements where consumed source Statements (merging, folding and publishing). Intermediate source type merged new inferred Statements are also merged, folded and published.</w:t>
+      </w:r>
+    </w:p>
+    <w:p>
+      <w:pPr>
+        <w:rPr/>
+      </w:pPr>
+      <w:r>
+        <w:rPr>
+          <w:rtl w:val="0"/>
+        </w:rPr>
+      </w:r>
+    </w:p>
+    <w:p>
+      <w:pPr>
+        <w:rPr/>
+      </w:pPr>
+      <w:r>
+        <w:rPr>
+          <w:rtl w:val="0"/>
+        </w:rPr>
+        <w:t xml:space="preserve">This Agent pipeline execution model could be depicted as:</w:t>
+      </w:r>
+    </w:p>
+    <w:p>
+      <w:pPr>
+        <w:rPr/>
+      </w:pPr>
+      <w:r>
+        <w:rPr>
+          <w:rtl w:val="0"/>
+        </w:rPr>
+      </w:r>
+    </w:p>
+    <w:p>
+      <w:pPr>
+        <w:rPr/>
+      </w:pPr>
+      <w:r>
+        <w:rPr>
+          <w:rtl w:val="0"/>
+        </w:rPr>
+        <w:t xml:space="preserve">source statements input / merge -&gt; folding -&gt; production statements merge and publishing</w:t>
+      </w:r>
+    </w:p>
+    <w:p>
+      <w:pPr>
+        <w:rPr/>
+      </w:pPr>
+      <w:r>
+        <w:rPr>
+          <w:rtl w:val="0"/>
+        </w:rPr>
+      </w:r>
+    </w:p>
+    <w:p>
+      <w:pPr>
+        <w:rPr/>
+      </w:pPr>
+      <w:r>
+        <w:rPr>
+          <w:rtl w:val="0"/>
+        </w:rPr>
+        <w:t xml:space="preserve">production statements input / merge -&gt; unfold -&gt; source statements merge and publishing</w:t>
+      </w:r>
+    </w:p>
+    <w:p>
+      <w:pPr>
+        <w:rPr/>
+      </w:pPr>
+      <w:r>
+        <w:rPr>
+          <w:rtl w:val="0"/>
+        </w:rPr>
+      </w:r>
+    </w:p>
+    <w:p>
+      <w:pPr>
+        <w:rPr/>
+      </w:pPr>
+      <w:r>
+        <w:rPr>
+          <w:rtl w:val="0"/>
+        </w:rPr>
+        <w:t xml:space="preserve">The merge steps in the pipeline is where new knowledge (Statements) are Aggregated, Aligned and Activated, where pipeline layers inference is performed materializing inferred knowledge into new Statements of each type. That is why it makes sense to merge new inputs with previous knowledge and inferred knowledge in a pipeline in / out fashion.</w:t>
+      </w:r>
+    </w:p>
+    <w:p>
+      <w:pPr>
+        <w:rPr/>
+      </w:pPr>
+      <w:r>
+        <w:rPr>
+          <w:rtl w:val="0"/>
+        </w:rPr>
+      </w:r>
+    </w:p>
+    <w:p>
+      <w:pPr>
+        <w:rPr/>
+      </w:pPr>
+      <w:r>
+        <w:rPr>
+          <w:rtl w:val="0"/>
+        </w:rPr>
+        <w:t xml:space="preserve">This fan in / fan out approach is intended to be implemented in a reactive functional streams pipeline where each agent consumes and produces knowledge asynchronously and in parallel. An Agent production type Statement is another Agent source type Statement (maybe including the Agent itself) and an Agent source type Statement is the type of another Agent production Statement type. An Agent “accepts” an Statement (source or production) if it is not known already or if it was further processed (updated) its context since the last consumption (or “acceptance” performance is no-op).</w:t>
       </w:r>
     </w:p>
     <w:p>
@@ -2147,7 +2254,7 @@
         <w:rPr>
           <w:rtl w:val="0"/>
         </w:rPr>
-        <w:t xml:space="preserve">Blackboard messaging pattern.</w:t>
+        <w:t xml:space="preserve">Blackboard messaging pattern. Merge, Fold, Unfold phases functional approach.</w:t>
       </w:r>
     </w:p>
     <w:p>
@@ -2189,6 +2296,80 @@
         <w:rPr>
           <w:rtl w:val="0"/>
         </w:rPr>
+        <w:t xml:space="preserve">Resources (Occurrences, Statements, Contexts, Subjects, Predicates, Objects and their corresponding Kinds) are “functional” entities that can be “applied” to another Resources. The signature of such functional composition is as follows:</w:t>
+      </w:r>
+    </w:p>
+    <w:p>
+      <w:pPr>
+        <w:rPr/>
+      </w:pPr>
+      <w:r>
+        <w:rPr>
+          <w:rtl w:val="0"/>
+        </w:rPr>
+      </w:r>
+    </w:p>
+    <w:p>
+      <w:pPr>
+        <w:spacing w:line="348" w:lineRule="auto"/>
+        <w:rPr/>
+      </w:pPr>
+      <w:r>
+        <w:rPr>
+          <w:rFonts w:ascii="Courier New" w:cs="Courier New" w:eastAsia="Courier New" w:hAnsi="Courier New"/>
+          <w:color w:val="1f2328"/>
+          <w:sz w:val="20"/>
+          <w:szCs w:val="20"/>
+          <w:shd w:fill="f6f8fa" w:val="clear"/>
+          <w:rtl w:val="0"/>
+        </w:rPr>
+        <w:t xml:space="preserve">Resource::apply(res: Resource[]) : Resource[]</w:t>
+      </w:r>
+      <w:r>
+        <w:rPr>
+          <w:rtl w:val="0"/>
+        </w:rPr>
+      </w:r>
+    </w:p>
+    <w:p>
+      <w:pPr>
+        <w:rPr/>
+      </w:pPr>
+      <w:r>
+        <w:rPr>
+          <w:rtl w:val="0"/>
+        </w:rPr>
+      </w:r>
+    </w:p>
+    <w:p>
+      <w:pPr>
+        <w:rPr/>
+      </w:pPr>
+      <w:r>
+        <w:rPr>
+          <w:rtl w:val="0"/>
+        </w:rPr>
+        <w:t xml:space="preserve">The semantics of such “application” (argument types and return types) are to be defined for each Resource type leveraging, by means of Helper Services, the following:</w:t>
+      </w:r>
+    </w:p>
+    <w:p>
+      <w:pPr>
+        <w:rPr/>
+      </w:pPr>
+      <w:r>
+        <w:rPr>
+          <w:rtl w:val="0"/>
+        </w:rPr>
+      </w:r>
+    </w:p>
+    <w:p>
+      <w:pPr>
+        <w:rPr/>
+      </w:pPr>
+      <w:r>
+        <w:rPr>
+          <w:rtl w:val="0"/>
+        </w:rPr>
         <w:t xml:space="preserve">Kinds Functional Application.</w:t>
       </w:r>
     </w:p>
@@ -2252,51 +2433,133 @@
         <w:rPr>
           <w:rtl w:val="0"/>
         </w:rPr>
-        <w:t xml:space="preserve">TODO: Determine Resource, Occurrence, Kind, Statement application semantics (functional)</w:t>
-      </w:r>
-    </w:p>
-    <w:p>
-      <w:pPr>
-        <w:rPr/>
-      </w:pPr>
-      <w:r>
-        <w:rPr>
-          <w:rtl w:val="0"/>
-        </w:rPr>
-        <w:t xml:space="preserve">TODO: Determine Statement traversal / destructuring for individual components contextual applications.</w:t>
-      </w:r>
-    </w:p>
-    <w:p>
-      <w:pPr>
-        <w:rPr/>
-      </w:pPr>
-      <w:r>
-        <w:rPr>
-          <w:rtl w:val="0"/>
-        </w:rPr>
-        <w:t xml:space="preserve">TODO: Determine Augmentation layers Statements into layers processing Statements.</w:t>
-      </w:r>
-    </w:p>
-    <w:p>
-      <w:pPr>
-        <w:rPr/>
-      </w:pPr>
-      <w:r>
-        <w:rPr>
-          <w:rtl w:val="0"/>
-        </w:rPr>
-        <w:t xml:space="preserve">TODO: Determine inferred layers processing statement types.</w:t>
-      </w:r>
-    </w:p>
-    <w:p>
-      <w:pPr>
-        <w:rPr/>
-      </w:pPr>
-      <w:r>
-        <w:rPr>
-          <w:rtl w:val="0"/>
-        </w:rPr>
-        <w:t xml:space="preserve">TODO: Determine primitives (raw triples SPO?)</w:t>
+        <w:t xml:space="preserve">Sets Model Representation.</w:t>
+      </w:r>
+    </w:p>
+    <w:p>
+      <w:pPr>
+        <w:rPr/>
+      </w:pPr>
+      <w:r>
+        <w:rPr>
+          <w:rtl w:val="0"/>
+        </w:rPr>
+      </w:r>
+    </w:p>
+    <w:p>
+      <w:pPr>
+        <w:rPr/>
+      </w:pPr>
+      <w:r>
+        <w:rPr>
+          <w:rtl w:val="0"/>
+        </w:rPr>
+        <w:t xml:space="preserve">Merge phase of pipeline agents processing first applies its input source / production Statement to each corresponding already known Statement. It then recursively applies resulting / inferred application result Resource(s) to the corresponding already known Statement structure composition.</w:t>
+      </w:r>
+    </w:p>
+    <w:p>
+      <w:pPr>
+        <w:rPr/>
+      </w:pPr>
+      <w:r>
+        <w:rPr>
+          <w:rtl w:val="0"/>
+        </w:rPr>
+      </w:r>
+    </w:p>
+    <w:p>
+      <w:pPr>
+        <w:rPr/>
+      </w:pPr>
+      <w:r>
+        <w:rPr>
+          <w:rtl w:val="0"/>
+        </w:rPr>
+        <w:t xml:space="preserve">Kinds layers (aggregation Statement types) folding and unfolding may be also defined in terms of Resource(s) functional application. Then the streaming pipeline can be built in terms of those operations (merge, fold and unfold) with streaming flows corresponding to each Augmentation pipeline step.</w:t>
+      </w:r>
+    </w:p>
+    <w:p>
+      <w:pPr>
+        <w:rPr/>
+      </w:pPr>
+      <w:r>
+        <w:rPr>
+          <w:rtl w:val="0"/>
+        </w:rPr>
+      </w:r>
+    </w:p>
+    <w:p>
+      <w:pPr>
+        <w:rPr/>
+      </w:pPr>
+      <w:r>
+        <w:rPr>
+          <w:rtl w:val="0"/>
+        </w:rPr>
+        <w:t xml:space="preserve">In this way, folding and unfolding would become “contextualized” operations, where each application’s context is the previously applied Resource.</w:t>
+      </w:r>
+    </w:p>
+    <w:p>
+      <w:pPr>
+        <w:rPr/>
+      </w:pPr>
+      <w:r>
+        <w:rPr>
+          <w:rtl w:val="0"/>
+        </w:rPr>
+      </w:r>
+    </w:p>
+    <w:p>
+      <w:pPr>
+        <w:rPr/>
+      </w:pPr>
+      <w:r>
+        <w:rPr>
+          <w:rtl w:val="0"/>
+        </w:rPr>
+        <w:t xml:space="preserve">“Primitive” Resources shall exist which allows for executable composition of streams models. Their signature may be a composite traversal of application invocations. For example, for the “createLink” Resource primitive could be invoked like:</w:t>
+      </w:r>
+    </w:p>
+    <w:p>
+      <w:pPr>
+        <w:rPr/>
+      </w:pPr>
+      <w:r>
+        <w:rPr>
+          <w:rtl w:val="0"/>
+        </w:rPr>
+      </w:r>
+    </w:p>
+    <w:p>
+      <w:pPr>
+        <w:rPr/>
+      </w:pPr>
+      <w:r>
+        <w:rPr>
+          <w:rtl w:val="0"/>
+        </w:rPr>
+        <w:t xml:space="preserve">createLinkResource::apply(subjectRes : Resource)::apply(predicateRes : Resource)::apply(objectRes : Resource) : Statement Resource</w:t>
+      </w:r>
+    </w:p>
+    <w:p>
+      <w:pPr>
+        <w:rPr/>
+      </w:pPr>
+      <w:r>
+        <w:rPr>
+          <w:rtl w:val="0"/>
+        </w:rPr>
+      </w:r>
+    </w:p>
+    <w:p>
+      <w:pPr>
+        <w:rPr/>
+      </w:pPr>
+      <w:r>
+        <w:rPr>
+          <w:rtl w:val="0"/>
+        </w:rPr>
+        <w:t xml:space="preserve">TODO</w:t>
       </w:r>
     </w:p>
     <w:p>
@@ -2346,7 +2609,7 @@
         <w:rPr>
           <w:rtl w:val="0"/>
         </w:rPr>
-        <w:t xml:space="preserve">Raw XML Serialization of Base Model Statements and entities. Layers Statements nested composition (tree like structure). Synchronization to and from an eventual TMRM underlying metamodel.</w:t>
+        <w:t xml:space="preserve">All Base Model entities Statements of each layer type must encode all of their corresponding composing entities in a single message. A Statement containing a specific Kind must encode all its Kind’s composing aggregation Statements, for example. </w:t>
       </w:r>
     </w:p>
     <w:p>
@@ -2371,1663 +2634,7 @@
         <w:rPr>
           <w:rtl w:val="0"/>
         </w:rPr>
-        <w:t xml:space="preserve">Raw RDF CSPO URIs Quad Statement Messages Endpoint. Configured to produce configured datasource data and to consume updated Statements. Synchronized state. </w:t>
-      </w:r>
-    </w:p>
-    <w:p>
-      <w:pPr>
-        <w:pStyle w:val="Heading2"/>
-        <w:rPr/>
-      </w:pPr>
-      <w:bookmarkStart w:colFirst="0" w:colLast="0" w:name="_c2ci3n60r14n" w:id="23"/>
-      <w:bookmarkEnd w:id="23"/>
-      <w:r>
-        <w:rPr>
-          <w:rtl w:val="0"/>
-        </w:rPr>
-        <w:t xml:space="preserve">Streaming Agents Augmentation Pipeline</w:t>
-      </w:r>
-    </w:p>
-    <w:p>
-      <w:pPr>
-        <w:rPr/>
-      </w:pPr>
-      <w:r>
-        <w:rPr>
-          <w:rtl w:val="0"/>
-        </w:rPr>
-        <w:t xml:space="preserve">Each pipeline Agent has three types of Statements: its Source Statements (consumes / produces), its internal Kind aggregation Statements (used in the merge phase of its processing) and its Production Statements (produces / consumes).</w:t>
-      </w:r>
-    </w:p>
-    <w:p>
-      <w:pPr>
-        <w:rPr/>
-      </w:pPr>
-      <w:r>
-        <w:rPr>
-          <w:rtl w:val="0"/>
-        </w:rPr>
-      </w:r>
-    </w:p>
-    <w:p>
-      <w:pPr>
-        <w:rPr/>
-      </w:pPr>
-      <w:r>
-        <w:rPr>
-          <w:rtl w:val="0"/>
-        </w:rPr>
-        <w:t xml:space="preserve">Aggregation (Data) Agent:</w:t>
-      </w:r>
-    </w:p>
-    <w:p>
-      <w:pPr>
-        <w:rPr/>
-      </w:pPr>
-      <w:r>
-        <w:rPr>
-          <w:rtl w:val="0"/>
-        </w:rPr>
-        <w:t xml:space="preserve">Source Statement Type: Raw RDF CSPO URIs Quad Statements.</w:t>
-      </w:r>
-    </w:p>
-    <w:p>
-      <w:pPr>
-        <w:rPr/>
-      </w:pPr>
-      <w:r>
-        <w:rPr>
-          <w:rtl w:val="0"/>
-        </w:rPr>
-        <w:t xml:space="preserve">Production Statement Type: (CK, SK, PK, OK) Property Quad Statements.</w:t>
-      </w:r>
-    </w:p>
-    <w:p>
-      <w:pPr>
-        <w:rPr/>
-      </w:pPr>
-      <w:r>
-        <w:rPr>
-          <w:rtl w:val="0"/>
-        </w:rPr>
-      </w:r>
-    </w:p>
-    <w:p>
-      <w:pPr>
-        <w:rPr/>
-      </w:pPr>
-      <w:r>
-        <w:rPr>
-          <w:rtl w:val="0"/>
-        </w:rPr>
-        <w:t xml:space="preserve">Alignment (Information) Agent:</w:t>
-      </w:r>
-    </w:p>
-    <w:p>
-      <w:pPr>
-        <w:rPr/>
-      </w:pPr>
-      <w:r>
-        <w:rPr>
-          <w:rtl w:val="0"/>
-        </w:rPr>
-        <w:t xml:space="preserve">Source Statement Type: (CK, SK, PK, OK) Property Quad Statements.</w:t>
-      </w:r>
-    </w:p>
-    <w:p>
-      <w:pPr>
-        <w:rPr/>
-      </w:pPr>
-      <w:r>
-        <w:rPr>
-          <w:rtl w:val="0"/>
-        </w:rPr>
-        <w:t xml:space="preserve">Production Statement Type: (CK, SK, PK, OK) Rule Quad Statements.</w:t>
-      </w:r>
-    </w:p>
-    <w:p>
-      <w:pPr>
-        <w:rPr/>
-      </w:pPr>
-      <w:r>
-        <w:rPr>
-          <w:rtl w:val="0"/>
-        </w:rPr>
-      </w:r>
-    </w:p>
-    <w:p>
-      <w:pPr>
-        <w:rPr/>
-      </w:pPr>
-      <w:r>
-        <w:rPr>
-          <w:rtl w:val="0"/>
-        </w:rPr>
-        <w:t xml:space="preserve">Activation (Knowledge) Agent:</w:t>
-      </w:r>
-    </w:p>
-    <w:p>
-      <w:pPr>
-        <w:rPr/>
-      </w:pPr>
-      <w:r>
-        <w:rPr>
-          <w:rtl w:val="0"/>
-        </w:rPr>
-        <w:t xml:space="preserve">Source Statement Type: Actor Statements (Alignment Information Layer outputs)</w:t>
-      </w:r>
-    </w:p>
-    <w:p>
-      <w:pPr>
-        <w:rPr/>
-      </w:pPr>
-      <w:r>
-        <w:rPr>
-          <w:rtl w:val="0"/>
-        </w:rPr>
-        <w:t xml:space="preserve">Production Statement Type: (CK, SK, PK, OK) Context Quad Statements.</w:t>
-      </w:r>
-    </w:p>
-    <w:p>
-      <w:pPr>
-        <w:pStyle w:val="Heading3"/>
-        <w:rPr/>
-      </w:pPr>
-      <w:bookmarkStart w:colFirst="0" w:colLast="0" w:name="_ld8kd7o4b1uw" w:id="24"/>
-      <w:bookmarkEnd w:id="24"/>
-      <w:r>
-        <w:rPr>
-          <w:rtl w:val="0"/>
-        </w:rPr>
-        <w:t xml:space="preserve">Aggregation Service Agent</w:t>
-      </w:r>
-    </w:p>
-    <w:p>
-      <w:pPr>
-        <w:rPr/>
-      </w:pPr>
-      <w:r>
-        <w:rPr>
-          <w:rtl w:val="0"/>
-        </w:rPr>
-        <w:t xml:space="preserve">Context / Role / Type inference in the Aggregation Layer.</w:t>
-      </w:r>
-    </w:p>
-    <w:p>
-      <w:pPr>
-        <w:pStyle w:val="Heading4"/>
-        <w:rPr/>
-      </w:pPr>
-      <w:bookmarkStart w:colFirst="0" w:colLast="0" w:name="_ystudlk3l9yc" w:id="25"/>
-      <w:bookmarkEnd w:id="25"/>
-      <w:r>
-        <w:rPr>
-          <w:rtl w:val="0"/>
-        </w:rPr>
-        <w:t xml:space="preserve">Aggregation Agent Domain Model</w:t>
-      </w:r>
-    </w:p>
-    <w:p>
-      <w:pPr>
-        <w:rPr/>
-      </w:pPr>
-      <w:r>
-        <w:rPr>
-          <w:rtl w:val="0"/>
-        </w:rPr>
-        <w:t xml:space="preserve">Data Layer. DOM (Dynamic Object Model)</w:t>
-      </w:r>
-    </w:p>
-    <w:p>
-      <w:pPr>
-        <w:rPr/>
-      </w:pPr>
-      <w:r>
-        <w:rPr>
-          <w:rtl w:val="0"/>
-        </w:rPr>
-      </w:r>
-    </w:p>
-    <w:p>
-      <w:pPr>
-        <w:rPr>
-          <w:b w:val="1"/>
-          <w:bCs w:val="1"/>
-        </w:rPr>
-      </w:pPr>
-      <w:r>
-        <w:rPr>
-          <w:b w:val="1"/>
-          <w:bCs w:val="1"/>
-          <w:rtl w:val="0"/>
-        </w:rPr>
-        <w:t xml:space="preserve">Data / Instance layer input Statements:</w:t>
-      </w:r>
-    </w:p>
-    <w:p>
-      <w:pPr>
-        <w:rPr/>
-      </w:pPr>
-      <w:r>
-        <w:rPr>
-          <w:rtl w:val="0"/>
-        </w:rPr>
-        <w:t xml:space="preserve">Source Statement Type. Raw CSPO Quad Statements.</w:t>
-      </w:r>
-    </w:p>
-    <w:p>
-      <w:pPr>
-        <w:rPr/>
-      </w:pPr>
-      <w:r>
-        <w:rPr>
-          <w:rtl w:val="0"/>
-        </w:rPr>
-      </w:r>
-    </w:p>
-    <w:p>
-      <w:pPr>
-        <w:rPr/>
-      </w:pPr>
-      <w:r>
-        <w:rPr>
-          <w:rtl w:val="0"/>
-        </w:rPr>
-        <w:t xml:space="preserve">(C, S, P, O)</w:t>
-      </w:r>
-    </w:p>
-    <w:p>
-      <w:pPr>
-        <w:rPr/>
-      </w:pPr>
-      <w:r>
-        <w:rPr>
-          <w:rtl w:val="0"/>
-        </w:rPr>
-      </w:r>
-    </w:p>
-    <w:p>
-      <w:pPr>
-        <w:rPr>
-          <w:b w:val="1"/>
-          <w:bCs w:val="1"/>
-        </w:rPr>
-      </w:pPr>
-      <w:r>
-        <w:rPr>
-          <w:b w:val="1"/>
-          <w:bCs w:val="1"/>
-          <w:rtl w:val="0"/>
-        </w:rPr>
-        <w:t xml:space="preserve">Type aggregation Statements:</w:t>
-      </w:r>
-    </w:p>
-    <w:p>
-      <w:pPr>
-        <w:rPr/>
-      </w:pPr>
-      <w:r>
-        <w:rPr>
-          <w:rtl w:val="0"/>
-        </w:rPr>
-        <w:t xml:space="preserve">Kinds aggregation Statement Types.</w:t>
-      </w:r>
-    </w:p>
-    <w:p>
-      <w:pPr>
-        <w:rPr/>
-      </w:pPr>
-      <w:r>
-        <w:rPr>
-          <w:rtl w:val="0"/>
-        </w:rPr>
-      </w:r>
-    </w:p>
-    <w:p>
-      <w:pPr>
-        <w:rPr/>
-      </w:pPr>
-      <w:r>
-        <w:rPr>
-          <w:rtl w:val="0"/>
-        </w:rPr>
-        <w:t xml:space="preserve">(ContextCK, S,  P, O): Context Kind, PlayerType: C, AttributeType: S, ValueType: O. </w:t>
-      </w:r>
-    </w:p>
-    <w:p>
-      <w:pPr>
-        <w:rPr/>
-      </w:pPr>
-      <w:r>
-        <w:rPr>
-          <w:rtl w:val="0"/>
-        </w:rPr>
-        <w:t xml:space="preserve">Example:</w:t>
-      </w:r>
-    </w:p>
-    <w:p>
-      <w:pPr>
-        <w:rPr>
-          <w:b w:val="1"/>
-          <w:bCs w:val="1"/>
-        </w:rPr>
-      </w:pPr>
-      <w:r>
-        <w:rPr>
-          <w:rtl w:val="0"/>
-        </w:rPr>
-        <w:t xml:space="preserve">(EmploymentCK, :Peter, :worksFor, :anEnterprise)</w:t>
-      </w:r>
-      <w:r>
-        <w:rPr>
-          <w:rtl w:val="0"/>
-        </w:rPr>
-      </w:r>
-    </w:p>
-    <w:p>
-      <w:pPr>
-        <w:rPr/>
-      </w:pPr>
-      <w:r>
-        <w:rPr>
-          <w:rtl w:val="0"/>
-        </w:rPr>
-      </w:r>
-    </w:p>
-    <w:p>
-      <w:pPr>
-        <w:rPr/>
-      </w:pPr>
-      <w:r>
-        <w:rPr>
-          <w:rtl w:val="0"/>
-        </w:rPr>
-        <w:t xml:space="preserve">(TypeSK, S,  P, O): SubjectKind, PlayerType: S, AttributeType: P, ValueType: O.</w:t>
-      </w:r>
-    </w:p>
-    <w:p>
-      <w:pPr>
-        <w:rPr/>
-      </w:pPr>
-      <w:r>
-        <w:rPr>
-          <w:rtl w:val="0"/>
-        </w:rPr>
-        <w:t xml:space="preserve">Example:</w:t>
-      </w:r>
-    </w:p>
-    <w:p>
-      <w:pPr>
-        <w:rPr/>
-      </w:pPr>
-      <w:r>
-        <w:rPr>
-          <w:rtl w:val="0"/>
-        </w:rPr>
-        <w:t xml:space="preserve">(EmployeeTypeSK, :Peter, :employer, :anEnterprise)</w:t>
-      </w:r>
-    </w:p>
-    <w:p>
-      <w:pPr>
-        <w:rPr/>
-      </w:pPr>
-      <w:r>
-        <w:rPr>
-          <w:rtl w:val="0"/>
-        </w:rPr>
-      </w:r>
-    </w:p>
-    <w:p>
-      <w:pPr>
-        <w:rPr/>
-      </w:pPr>
-      <w:r>
-        <w:rPr>
-          <w:rtl w:val="0"/>
-        </w:rPr>
-        <w:t xml:space="preserve">(PropertyPK, S,  P, O): Predicate Kind, PlayerType: P, AttributeType: S, ValueType: O.</w:t>
-      </w:r>
-    </w:p>
-    <w:p>
-      <w:pPr>
-        <w:rPr/>
-      </w:pPr>
-      <w:r>
-        <w:rPr>
-          <w:rtl w:val="0"/>
-        </w:rPr>
-        <w:t xml:space="preserve">Example:</w:t>
-      </w:r>
-    </w:p>
-    <w:p>
-      <w:pPr>
-        <w:rPr/>
-      </w:pPr>
-      <w:r>
-        <w:rPr>
-          <w:rtl w:val="0"/>
-        </w:rPr>
-        <w:t xml:space="preserve">(EmploymentRelationshipPropertyPK, :Peter, :worksFor, :anEnterprise)</w:t>
-      </w:r>
-    </w:p>
-    <w:p>
-      <w:pPr>
-        <w:rPr/>
-      </w:pPr>
-      <w:r>
-        <w:rPr>
-          <w:rtl w:val="0"/>
-        </w:rPr>
-      </w:r>
-    </w:p>
-    <w:p>
-      <w:pPr>
-        <w:rPr/>
-      </w:pPr>
-      <w:r>
-        <w:rPr>
-          <w:rtl w:val="0"/>
-        </w:rPr>
-        <w:t xml:space="preserve">(ValueOK, S,  P, O): Object Kind, PlayerType: O, AttributeType: P, ValueType: S.</w:t>
-      </w:r>
-    </w:p>
-    <w:p>
-      <w:pPr>
-        <w:rPr/>
-      </w:pPr>
-      <w:r>
-        <w:rPr>
-          <w:rtl w:val="0"/>
-        </w:rPr>
-        <w:t xml:space="preserve">Example:</w:t>
-      </w:r>
-    </w:p>
-    <w:p>
-      <w:pPr>
-        <w:rPr/>
-      </w:pPr>
-      <w:r>
-        <w:rPr>
-          <w:rtl w:val="0"/>
-        </w:rPr>
-        <w:t xml:space="preserve">(EmployerValueOK, :Peter, :employedBy, :anEnterprise)</w:t>
-      </w:r>
-    </w:p>
-    <w:p>
-      <w:pPr>
-        <w:rPr/>
-      </w:pPr>
-      <w:r>
-        <w:rPr>
-          <w:rtl w:val="0"/>
-        </w:rPr>
-      </w:r>
-    </w:p>
-    <w:p>
-      <w:pPr>
-        <w:rPr>
-          <w:b w:val="1"/>
-          <w:bCs w:val="1"/>
-        </w:rPr>
-      </w:pPr>
-      <w:r>
-        <w:rPr>
-          <w:b w:val="1"/>
-          <w:bCs w:val="1"/>
-          <w:rtl w:val="0"/>
-        </w:rPr>
-        <w:t xml:space="preserve">Property output Statements:</w:t>
-      </w:r>
-    </w:p>
-    <w:p>
-      <w:pPr>
-        <w:rPr/>
-      </w:pPr>
-      <w:r>
-        <w:rPr>
-          <w:rtl w:val="0"/>
-        </w:rPr>
-        <w:t xml:space="preserve">Production Statement Type.</w:t>
-      </w:r>
-    </w:p>
-    <w:p>
-      <w:pPr>
-        <w:rPr>
-          <w:b w:val="1"/>
-          <w:bCs w:val="1"/>
-        </w:rPr>
-      </w:pPr>
-      <w:r>
-        <w:rPr>
-          <w:rtl w:val="0"/>
-        </w:rPr>
-      </w:r>
-    </w:p>
-    <w:p>
-      <w:pPr>
-        <w:rPr/>
-      </w:pPr>
-      <w:r>
-        <w:rPr>
-          <w:rtl w:val="0"/>
-        </w:rPr>
-        <w:t xml:space="preserve">(ContextCK, TypeSK, PropertyPK, ValueOK):</w:t>
-      </w:r>
-    </w:p>
-    <w:p>
-      <w:pPr>
-        <w:rPr/>
-      </w:pPr>
-      <w:r>
-        <w:rPr>
-          <w:rtl w:val="0"/>
-        </w:rPr>
-        <w:t xml:space="preserve">Example:</w:t>
-      </w:r>
-    </w:p>
-    <w:p>
-      <w:pPr>
-        <w:rPr/>
-      </w:pPr>
-      <w:r>
-        <w:rPr>
-          <w:rtl w:val="0"/>
-        </w:rPr>
-        <w:t xml:space="preserve">(EmploymentContextKind, EmployeeSubjectKind, EmploymentRelationshipPredicateKind, EmployerObjectKind)</w:t>
-      </w:r>
-    </w:p>
-    <w:p>
-      <w:pPr>
-        <w:pStyle w:val="Heading3"/>
-        <w:rPr/>
-      </w:pPr>
-      <w:bookmarkStart w:colFirst="0" w:colLast="0" w:name="_lu0ndtng3l8" w:id="26"/>
-      <w:bookmarkEnd w:id="26"/>
-      <w:r>
-        <w:rPr>
-          <w:rtl w:val="0"/>
-        </w:rPr>
-        <w:t xml:space="preserve">Alignment Service Agent</w:t>
-      </w:r>
-    </w:p>
-    <w:p>
-      <w:pPr>
-        <w:rPr/>
-      </w:pPr>
-      <w:r>
-        <w:rPr>
-          <w:rtl w:val="0"/>
-        </w:rPr>
-        <w:t xml:space="preserve">Ontology Matching / Links / Dimensional / Order and Attributes inference in the Alignment Layer.</w:t>
-      </w:r>
-    </w:p>
-    <w:p>
-      <w:pPr>
-        <w:rPr/>
-      </w:pPr>
-      <w:r>
-        <w:rPr>
-          <w:rtl w:val="0"/>
-        </w:rPr>
-      </w:r>
-    </w:p>
-    <w:p>
-      <w:pPr>
-        <w:rPr/>
-      </w:pPr>
-      <w:r>
-        <w:rPr>
-          <w:rtl w:val="0"/>
-        </w:rPr>
-        <w:t xml:space="preserve">Dimensional nesting / hierarchies / order: Dimension Context Kinds and Dimension Predicate Kinds determine paths (traversal) across nested dimensions by means of they being Occurrences of the same Resources. Measurement Subject Kinds and Measurement Object Kinds may also be Occurrences of the same resources. Encoding of those Statements should take into account a parent / child, before / after relationship between Dimensions and Measurements respectively.</w:t>
-      </w:r>
-    </w:p>
-    <w:p>
-      <w:pPr>
-        <w:pStyle w:val="Heading4"/>
-        <w:rPr/>
-      </w:pPr>
-      <w:bookmarkStart w:colFirst="0" w:colLast="0" w:name="_xpp350x451xh" w:id="27"/>
-      <w:bookmarkEnd w:id="27"/>
-      <w:r>
-        <w:rPr>
-          <w:rtl w:val="0"/>
-        </w:rPr>
-        <w:t xml:space="preserve">Alignment Agent Domain Model</w:t>
-      </w:r>
-    </w:p>
-    <w:p>
-      <w:pPr>
-        <w:rPr/>
-      </w:pPr>
-      <w:r>
-        <w:rPr>
-          <w:rtl w:val="0"/>
-        </w:rPr>
-        <w:t xml:space="preserve">Dimensional Layer.</w:t>
-      </w:r>
-    </w:p>
-    <w:p>
-      <w:pPr>
-        <w:rPr/>
-      </w:pPr>
-      <w:r>
-        <w:rPr>
-          <w:rtl w:val="0"/>
-        </w:rPr>
-      </w:r>
-    </w:p>
-    <w:p>
-      <w:pPr>
-        <w:rPr>
-          <w:b w:val="1"/>
-          <w:bCs w:val="1"/>
-        </w:rPr>
-      </w:pPr>
-      <w:r>
-        <w:rPr>
-          <w:b w:val="1"/>
-          <w:bCs w:val="1"/>
-          <w:rtl w:val="0"/>
-        </w:rPr>
-        <w:t xml:space="preserve">Axis layer input Statements:</w:t>
-      </w:r>
-    </w:p>
-    <w:p>
-      <w:pPr>
-        <w:rPr/>
-      </w:pPr>
-      <w:r>
-        <w:rPr>
-          <w:rtl w:val="0"/>
-        </w:rPr>
-        <w:t xml:space="preserve">Source Statement Type. Aggregation Production Statements.</w:t>
-      </w:r>
-    </w:p>
-    <w:p>
-      <w:pPr>
-        <w:rPr/>
-      </w:pPr>
-      <w:r>
-        <w:rPr>
-          <w:rtl w:val="0"/>
-        </w:rPr>
-      </w:r>
-    </w:p>
-    <w:p>
-      <w:pPr>
-        <w:rPr/>
-      </w:pPr>
-      <w:r>
-        <w:rPr>
-          <w:rtl w:val="0"/>
-        </w:rPr>
-        <w:t xml:space="preserve">(C, S, P, O)</w:t>
-      </w:r>
-    </w:p>
-    <w:p>
-      <w:pPr>
-        <w:rPr/>
-      </w:pPr>
-      <w:r>
-        <w:rPr>
-          <w:rtl w:val="0"/>
-        </w:rPr>
-      </w:r>
-    </w:p>
-    <w:p>
-      <w:pPr>
-        <w:rPr/>
-      </w:pPr>
-      <w:r>
-        <w:rPr>
-          <w:rtl w:val="0"/>
-        </w:rPr>
-        <w:t xml:space="preserve">Example:</w:t>
-      </w:r>
-    </w:p>
-    <w:p>
-      <w:pPr>
-        <w:rPr/>
-      </w:pPr>
-      <w:r>
-        <w:rPr>
-          <w:rtl w:val="0"/>
-        </w:rPr>
-        <w:t xml:space="preserve">(ContextCK, TypeSK, PropertyPK, ValueOK) from Aggregation Property Statements.</w:t>
-      </w:r>
-    </w:p>
-    <w:p>
-      <w:pPr>
-        <w:rPr/>
-      </w:pPr>
-      <w:r>
-        <w:rPr>
-          <w:rtl w:val="0"/>
-        </w:rPr>
-      </w:r>
-    </w:p>
-    <w:p>
-      <w:pPr>
-        <w:rPr>
-          <w:b w:val="1"/>
-          <w:bCs w:val="1"/>
-        </w:rPr>
-      </w:pPr>
-      <w:r>
-        <w:rPr>
-          <w:b w:val="1"/>
-          <w:bCs w:val="1"/>
-          <w:rtl w:val="0"/>
-        </w:rPr>
-        <w:t xml:space="preserve">State aggregation Statements:</w:t>
-      </w:r>
-    </w:p>
-    <w:p>
-      <w:pPr>
-        <w:rPr/>
-      </w:pPr>
-      <w:r>
-        <w:rPr>
-          <w:rtl w:val="0"/>
-        </w:rPr>
-        <w:t xml:space="preserve">Kinds aggregation Statement Types.</w:t>
-      </w:r>
-    </w:p>
-    <w:p>
-      <w:pPr>
-        <w:rPr/>
-      </w:pPr>
-      <w:r>
-        <w:rPr>
-          <w:rtl w:val="0"/>
-        </w:rPr>
-      </w:r>
-    </w:p>
-    <w:p>
-      <w:pPr>
-        <w:rPr/>
-      </w:pPr>
-      <w:r>
-        <w:rPr>
-          <w:rtl w:val="0"/>
-        </w:rPr>
-        <w:t xml:space="preserve">(DimensionCK, TypeSK, PropertyPK, ValueOK): Context Kind, PlayerType: ContextCK, AttributeType: TypeSK, ValueType: ValueOK.</w:t>
-      </w:r>
-    </w:p>
-    <w:p>
-      <w:pPr>
-        <w:rPr/>
-      </w:pPr>
-      <w:r>
-        <w:rPr>
-          <w:rtl w:val="0"/>
-        </w:rPr>
-        <w:t xml:space="preserve">Example:</w:t>
-      </w:r>
-    </w:p>
-    <w:p>
-      <w:pPr>
-        <w:rPr/>
-      </w:pPr>
-      <w:r>
-        <w:rPr>
-          <w:rtl w:val="0"/>
-        </w:rPr>
-        <w:t xml:space="preserve">(EmploymentDepartmentDimensionCK, EmployeeSubjectKind, EmploymentRelationshipPredicateKind, EmployePositionObjectKind)</w:t>
-      </w:r>
-    </w:p>
-    <w:p>
-      <w:pPr>
-        <w:rPr/>
-      </w:pPr>
-      <w:r>
-        <w:rPr>
-          <w:rtl w:val="0"/>
-        </w:rPr>
-      </w:r>
-    </w:p>
-    <w:p>
-      <w:pPr>
-        <w:rPr/>
-      </w:pPr>
-      <w:r>
-        <w:rPr>
-          <w:rtl w:val="0"/>
-        </w:rPr>
-        <w:t xml:space="preserve">(MeasurementSK, TypeSK, PropertyPK, ValueOK): Subject Kind, PlayerType: TypeSK, AttributeType: PropertyPK, ValueType: ValueOK.</w:t>
-      </w:r>
-    </w:p>
-    <w:p>
-      <w:pPr>
-        <w:rPr/>
-      </w:pPr>
-      <w:r>
-        <w:rPr>
-          <w:rtl w:val="0"/>
-        </w:rPr>
-        <w:t xml:space="preserve">Example:</w:t>
-      </w:r>
-    </w:p>
-    <w:p>
-      <w:pPr>
-        <w:rPr/>
-      </w:pPr>
-      <w:r>
-        <w:rPr>
-          <w:rtl w:val="0"/>
-        </w:rPr>
-        <w:t xml:space="preserve">(EmploymentDepartmentMeasurementSK, EmployeeSubjectKind, EmploymentRelationshipPredicateKind, EmployeePositionObjectKind)</w:t>
-      </w:r>
-    </w:p>
-    <w:p>
-      <w:pPr>
-        <w:rPr/>
-      </w:pPr>
-      <w:r>
-        <w:rPr>
-          <w:rtl w:val="0"/>
-        </w:rPr>
-      </w:r>
-    </w:p>
-    <w:p>
-      <w:pPr>
-        <w:rPr/>
-      </w:pPr>
-      <w:r>
-        <w:rPr>
-          <w:rtl w:val="0"/>
-        </w:rPr>
-        <w:t xml:space="preserve">(DimensionPK, TypeSK, PropertyPK, ValueOK): Predicate Kind, PlayerType: PropertyPK, AttributeType: TypeSK, ValueType: ValueOK.</w:t>
-      </w:r>
-    </w:p>
-    <w:p>
-      <w:pPr>
-        <w:rPr/>
-      </w:pPr>
-      <w:r>
-        <w:rPr>
-          <w:rtl w:val="0"/>
-        </w:rPr>
-        <w:t xml:space="preserve">Example:</w:t>
-      </w:r>
-    </w:p>
-    <w:p>
-      <w:pPr>
-        <w:rPr/>
-      </w:pPr>
-      <w:r>
-        <w:rPr>
-          <w:rtl w:val="0"/>
-        </w:rPr>
-        <w:t xml:space="preserve">(EmploymentRoleDimensionPK, EmployeeSubjectKind, EmploymentRelationshipPredicateKind, EmployeePositionObjectKind)</w:t>
-      </w:r>
-    </w:p>
-    <w:p>
-      <w:pPr>
-        <w:rPr/>
-      </w:pPr>
-      <w:r>
-        <w:rPr>
-          <w:rtl w:val="0"/>
-        </w:rPr>
-      </w:r>
-    </w:p>
-    <w:p>
-      <w:pPr>
-        <w:rPr/>
-      </w:pPr>
-      <w:r>
-        <w:rPr>
-          <w:rtl w:val="0"/>
-        </w:rPr>
-        <w:t xml:space="preserve">(MeasurementOK, TypeSK,  PropertyPK, ValueOK): Object Kind, PlayerType: ValueOK, AttributeType: PropertyPK, ValueType: TypeSK.</w:t>
-      </w:r>
-    </w:p>
-    <w:p>
-      <w:pPr>
-        <w:rPr/>
-      </w:pPr>
-      <w:r>
-        <w:rPr>
-          <w:rtl w:val="0"/>
-        </w:rPr>
-        <w:t xml:space="preserve">Example:</w:t>
-      </w:r>
-    </w:p>
-    <w:p>
-      <w:pPr>
-        <w:rPr/>
-      </w:pPr>
-      <w:r>
-        <w:rPr>
-          <w:rtl w:val="0"/>
-        </w:rPr>
-        <w:t xml:space="preserve">(EmploymentRoleMeasurementOK, EmployeeSubjectKind, EmploymentRelationshipPredicateKind, EmployeePositionObjectKind)</w:t>
-      </w:r>
-    </w:p>
-    <w:p>
-      <w:pPr>
-        <w:rPr/>
-      </w:pPr>
-      <w:r>
-        <w:rPr>
-          <w:rtl w:val="0"/>
-        </w:rPr>
-      </w:r>
-    </w:p>
-    <w:p>
-      <w:pPr>
-        <w:rPr>
-          <w:b w:val="1"/>
-          <w:bCs w:val="1"/>
-        </w:rPr>
-      </w:pPr>
-      <w:r>
-        <w:rPr>
-          <w:b w:val="1"/>
-          <w:bCs w:val="1"/>
-          <w:rtl w:val="0"/>
-        </w:rPr>
-        <w:t xml:space="preserve">Rule output Statements:</w:t>
-      </w:r>
-    </w:p>
-    <w:p>
-      <w:pPr>
-        <w:rPr/>
-      </w:pPr>
-      <w:r>
-        <w:rPr>
-          <w:rtl w:val="0"/>
-        </w:rPr>
-        <w:t xml:space="preserve">Production Statement Type.</w:t>
-      </w:r>
-    </w:p>
-    <w:p>
-      <w:pPr>
-        <w:rPr>
-          <w:b w:val="1"/>
-          <w:bCs w:val="1"/>
-        </w:rPr>
-      </w:pPr>
-      <w:r>
-        <w:rPr>
-          <w:rtl w:val="0"/>
-        </w:rPr>
-      </w:r>
-    </w:p>
-    <w:p>
-      <w:pPr>
-        <w:rPr/>
-      </w:pPr>
-      <w:r>
-        <w:rPr>
-          <w:rtl w:val="0"/>
-        </w:rPr>
-        <w:t xml:space="preserve">(DimensionCK, MeasurementSK, DimensionPK, MeasurementOK):</w:t>
-      </w:r>
-    </w:p>
-    <w:p>
-      <w:pPr>
-        <w:rPr/>
-      </w:pPr>
-      <w:r>
-        <w:rPr>
-          <w:rtl w:val="0"/>
-        </w:rPr>
-        <w:t xml:space="preserve">Example:</w:t>
-      </w:r>
-    </w:p>
-    <w:p>
-      <w:pPr>
-        <w:rPr/>
-      </w:pPr>
-      <w:r>
-        <w:rPr>
-          <w:rtl w:val="0"/>
-        </w:rPr>
-        <w:t xml:space="preserve">(EmploymentDepartmentDimensionCK, EmploymentDepartmentMeasurementSK, EmploymentRoleDimensionPK, EmploymentRoleMeasurementOK)</w:t>
-      </w:r>
-    </w:p>
-    <w:p>
-      <w:pPr>
-        <w:pStyle w:val="Heading3"/>
-        <w:rPr/>
-      </w:pPr>
-      <w:bookmarkStart w:colFirst="0" w:colLast="0" w:name="_yk4120gc18wf" w:id="28"/>
-      <w:bookmarkEnd w:id="28"/>
-      <w:r>
-        <w:rPr>
-          <w:rtl w:val="0"/>
-        </w:rPr>
-        <w:t xml:space="preserve">Activation Service Agent</w:t>
-      </w:r>
-    </w:p>
-    <w:p>
-      <w:pPr>
-        <w:rPr/>
-      </w:pPr>
-      <w:r>
-        <w:rPr>
-          <w:rtl w:val="0"/>
-        </w:rPr>
-        <w:t xml:space="preserve">Contexts (Use Cases) and behaviors (Interactions) in the Activation Layer.</w:t>
-      </w:r>
-    </w:p>
-    <w:p>
-      <w:pPr>
-        <w:pStyle w:val="Heading4"/>
-        <w:rPr/>
-      </w:pPr>
-      <w:bookmarkStart w:colFirst="0" w:colLast="0" w:name="_iw6492wko9y" w:id="29"/>
-      <w:bookmarkEnd w:id="29"/>
-      <w:r>
-        <w:rPr>
-          <w:rtl w:val="0"/>
-        </w:rPr>
-        <w:t xml:space="preserve">Activation Agent Domain Model</w:t>
-      </w:r>
-    </w:p>
-    <w:p>
-      <w:pPr>
-        <w:rPr/>
-      </w:pPr>
-      <w:r>
-        <w:rPr>
-          <w:rtl w:val="0"/>
-        </w:rPr>
-        <w:t xml:space="preserve">Knowledge Layer. DCI Contexts, Roles, Actors, Interactions.</w:t>
-      </w:r>
-    </w:p>
-    <w:p>
-      <w:pPr>
-        <w:rPr/>
-      </w:pPr>
-      <w:r>
-        <w:rPr>
-          <w:rtl w:val="0"/>
-        </w:rPr>
-      </w:r>
-    </w:p>
-    <w:p>
-      <w:pPr>
-        <w:rPr>
-          <w:b w:val="1"/>
-          <w:bCs w:val="1"/>
-        </w:rPr>
-      </w:pPr>
-      <w:r>
-        <w:rPr>
-          <w:b w:val="1"/>
-          <w:bCs w:val="1"/>
-          <w:rtl w:val="0"/>
-        </w:rPr>
-        <w:t xml:space="preserve">Actor layer input Statements:</w:t>
-      </w:r>
-    </w:p>
-    <w:p>
-      <w:pPr>
-        <w:rPr/>
-      </w:pPr>
-      <w:r>
-        <w:rPr>
-          <w:rtl w:val="0"/>
-        </w:rPr>
-        <w:t xml:space="preserve">Source Statement Type. Alignment Rule Statements.</w:t>
-      </w:r>
-    </w:p>
-    <w:p>
-      <w:pPr>
-        <w:rPr/>
-      </w:pPr>
-      <w:r>
-        <w:rPr>
-          <w:rtl w:val="0"/>
-        </w:rPr>
-      </w:r>
-    </w:p>
-    <w:p>
-      <w:pPr>
-        <w:rPr/>
-      </w:pPr>
-      <w:r>
-        <w:rPr>
-          <w:rtl w:val="0"/>
-        </w:rPr>
-        <w:t xml:space="preserve">(C, S, P, O):</w:t>
-      </w:r>
-    </w:p>
-    <w:p>
-      <w:pPr>
-        <w:rPr/>
-      </w:pPr>
-      <w:r>
-        <w:rPr>
-          <w:rtl w:val="0"/>
-        </w:rPr>
-        <w:t xml:space="preserve">(DimensionCK, MeasurementSK, DimensionPK, MeasurementOK) from Alignment Rule Statements.</w:t>
-      </w:r>
-    </w:p>
-    <w:p>
-      <w:pPr>
-        <w:rPr/>
-      </w:pPr>
-      <w:r>
-        <w:rPr>
-          <w:rtl w:val="0"/>
-        </w:rPr>
-      </w:r>
-    </w:p>
-    <w:p>
-      <w:pPr>
-        <w:rPr/>
-      </w:pPr>
-      <w:r>
-        <w:rPr>
-          <w:rtl w:val="0"/>
-        </w:rPr>
-        <w:t xml:space="preserve">Example:</w:t>
-      </w:r>
-    </w:p>
-    <w:p>
-      <w:pPr>
-        <w:rPr/>
-      </w:pPr>
-      <w:r>
-        <w:rPr>
-          <w:rtl w:val="0"/>
-        </w:rPr>
-        <w:t xml:space="preserve">(EmploymentDepartmentDimensionCK, EmploymentDepartmentMeasurementSK, EmploymentRoleDimensionPK, EmploymentRoleMeasurementOK)</w:t>
-      </w:r>
-    </w:p>
-    <w:p>
-      <w:pPr>
-        <w:rPr/>
-      </w:pPr>
-      <w:r>
-        <w:rPr>
-          <w:rtl w:val="0"/>
-        </w:rPr>
-      </w:r>
-    </w:p>
-    <w:p>
-      <w:pPr>
-        <w:rPr>
-          <w:b w:val="1"/>
-          <w:bCs w:val="1"/>
-        </w:rPr>
-      </w:pPr>
-      <w:r>
-        <w:rPr>
-          <w:b w:val="1"/>
-          <w:bCs w:val="1"/>
-          <w:rtl w:val="0"/>
-        </w:rPr>
-        <w:t xml:space="preserve">Role Interaction aggregation Statements:</w:t>
-      </w:r>
-    </w:p>
-    <w:p>
-      <w:pPr>
-        <w:rPr/>
-      </w:pPr>
-      <w:r>
-        <w:rPr>
-          <w:rtl w:val="0"/>
-        </w:rPr>
-        <w:t xml:space="preserve">Kinds aggregation Statement Types.</w:t>
-      </w:r>
-    </w:p>
-    <w:p>
-      <w:pPr>
-        <w:rPr>
-          <w:b w:val="1"/>
-          <w:bCs w:val="1"/>
-        </w:rPr>
-      </w:pPr>
-      <w:r>
-        <w:rPr>
-          <w:rtl w:val="0"/>
-        </w:rPr>
-      </w:r>
-    </w:p>
-    <w:p>
-      <w:pPr>
-        <w:rPr/>
-      </w:pPr>
-      <w:r>
-        <w:rPr>
-          <w:rtl w:val="0"/>
-        </w:rPr>
-        <w:t xml:space="preserve">(DCIContextCK, MeasurementSK, DimensionPK, MeasurementOK): Context Kind, PlayerType: DCIContexCK, AttributeType: MeasurementSK, ValueType: MeasurementOK.</w:t>
-      </w:r>
-    </w:p>
-    <w:p>
-      <w:pPr>
-        <w:rPr/>
-      </w:pPr>
-      <w:r>
-        <w:rPr>
-          <w:rtl w:val="0"/>
-        </w:rPr>
-        <w:t xml:space="preserve">Example:</w:t>
-      </w:r>
-    </w:p>
-    <w:p>
-      <w:pPr>
-        <w:rPr/>
-      </w:pPr>
-      <w:r>
-        <w:rPr>
-          <w:rtl w:val="0"/>
-        </w:rPr>
-        <w:t xml:space="preserve">(EmploymentDepartmentCK, EmploymentDepartmentMeasurementSK, EmploymentRoleDimensionPK, EmploymentRoleMeasurementOK)</w:t>
-      </w:r>
-    </w:p>
-    <w:p>
-      <w:pPr>
-        <w:rPr/>
-      </w:pPr>
-      <w:r>
-        <w:rPr>
-          <w:rtl w:val="0"/>
-        </w:rPr>
-      </w:r>
-    </w:p>
-    <w:p>
-      <w:pPr>
-        <w:rPr/>
-      </w:pPr>
-      <w:r>
-        <w:rPr>
-          <w:rtl w:val="0"/>
-        </w:rPr>
-        <w:t xml:space="preserve">(RoleSK, MeasurementSK, DimensionPK, MeasurementOK): Subject Kind, PlayerType: RoleSK, AttributeType: DimensionPK, ValueType: MeasurementOK.</w:t>
-      </w:r>
-    </w:p>
-    <w:p>
-      <w:pPr>
-        <w:rPr/>
-      </w:pPr>
-      <w:r>
-        <w:rPr>
-          <w:rtl w:val="0"/>
-        </w:rPr>
-        <w:t xml:space="preserve">Example:</w:t>
-      </w:r>
-    </w:p>
-    <w:p>
-      <w:pPr>
-        <w:rPr/>
-      </w:pPr>
-      <w:r>
-        <w:rPr>
-          <w:rtl w:val="0"/>
-        </w:rPr>
-        <w:t xml:space="preserve">(EmploymentDepartmentRoleSK, EmploymentDepartmentMeasurementSK, EmploymentRoleDimensionPK, EmploymentRoleMeasurementOK)</w:t>
-      </w:r>
-    </w:p>
-    <w:p>
-      <w:pPr>
-        <w:rPr/>
-      </w:pPr>
-      <w:r>
-        <w:rPr>
-          <w:rtl w:val="0"/>
-        </w:rPr>
-      </w:r>
-    </w:p>
-    <w:p>
-      <w:pPr>
-        <w:rPr/>
-      </w:pPr>
-      <w:r>
-        <w:rPr>
-          <w:rtl w:val="0"/>
-        </w:rPr>
-        <w:t xml:space="preserve">(ActorPK, MeasurementSK, DimensionPK, MeasurementOK): Predicate Kind, PlayerType: DimensionPK, AttributeType: MeasurementSK, ValueType: MeasurementOK.</w:t>
-      </w:r>
-    </w:p>
-    <w:p>
-      <w:pPr>
-        <w:rPr/>
-      </w:pPr>
-      <w:r>
-        <w:rPr>
-          <w:rtl w:val="0"/>
-        </w:rPr>
-        <w:t xml:space="preserve">Example:</w:t>
-      </w:r>
-    </w:p>
-    <w:p>
-      <w:pPr>
-        <w:rPr/>
-      </w:pPr>
-      <w:r>
-        <w:rPr>
-          <w:rtl w:val="0"/>
-        </w:rPr>
-        <w:t xml:space="preserve">(EmploymentDepartmentActorPK, EmploymentDepartmentMeasurementSK, EmploymentRoleDimensionPK, EmploymentRoleMeasurementOK)</w:t>
-      </w:r>
-    </w:p>
-    <w:p>
-      <w:pPr>
-        <w:rPr/>
-      </w:pPr>
-      <w:r>
-        <w:rPr>
-          <w:rtl w:val="0"/>
-        </w:rPr>
-      </w:r>
-    </w:p>
-    <w:p>
-      <w:pPr>
-        <w:rPr/>
-      </w:pPr>
-      <w:r>
-        <w:rPr>
-          <w:rtl w:val="0"/>
-        </w:rPr>
-        <w:t xml:space="preserve">(InteractionOK, MeasurementSK, DimensionPK, MeasurementOK): Object Kind, PlayerType: MeasurementOK, AttributeType: DimensionPK, ValueType: MeasurementSK.</w:t>
-      </w:r>
-    </w:p>
-    <w:p>
-      <w:pPr>
-        <w:rPr/>
-      </w:pPr>
-      <w:r>
-        <w:rPr>
-          <w:rtl w:val="0"/>
-        </w:rPr>
-        <w:t xml:space="preserve">Example:</w:t>
-      </w:r>
-    </w:p>
-    <w:p>
-      <w:pPr>
-        <w:rPr/>
-      </w:pPr>
-      <w:r>
-        <w:rPr>
-          <w:rtl w:val="0"/>
-        </w:rPr>
-        <w:t xml:space="preserve">(EmploymentDepartmentRoleOK, EmploymentRoleMeasurementSK, EmploymentRoleDimensionPK, EmploymentRoleMeasurementOK)</w:t>
-      </w:r>
-    </w:p>
-    <w:p>
-      <w:pPr>
-        <w:rPr/>
-      </w:pPr>
-      <w:r>
-        <w:rPr>
-          <w:rtl w:val="0"/>
-        </w:rPr>
-      </w:r>
-    </w:p>
-    <w:p>
-      <w:pPr>
-        <w:rPr>
-          <w:b w:val="1"/>
-          <w:bCs w:val="1"/>
-        </w:rPr>
-      </w:pPr>
-      <w:r>
-        <w:rPr>
-          <w:b w:val="1"/>
-          <w:bCs w:val="1"/>
-          <w:rtl w:val="0"/>
-        </w:rPr>
-        <w:t xml:space="preserve">Context output Statements:</w:t>
-      </w:r>
-    </w:p>
-    <w:p>
-      <w:pPr>
-        <w:rPr/>
-      </w:pPr>
-      <w:r>
-        <w:rPr>
-          <w:rtl w:val="0"/>
-        </w:rPr>
-        <w:t xml:space="preserve">Production Statement Type.</w:t>
-      </w:r>
-    </w:p>
-    <w:p>
-      <w:pPr>
-        <w:rPr/>
-      </w:pPr>
-      <w:r>
-        <w:rPr>
-          <w:rtl w:val="0"/>
-        </w:rPr>
-      </w:r>
-    </w:p>
-    <w:p>
-      <w:pPr>
-        <w:rPr/>
-      </w:pPr>
-      <w:r>
-        <w:rPr>
-          <w:rtl w:val="0"/>
-        </w:rPr>
-        <w:t xml:space="preserve">(DCIContextCK, RoleSK, ActorPK, InteractionOK)</w:t>
-      </w:r>
-    </w:p>
-    <w:p>
-      <w:pPr>
-        <w:rPr/>
-      </w:pPr>
-      <w:r>
-        <w:rPr>
-          <w:rtl w:val="0"/>
-        </w:rPr>
-      </w:r>
-    </w:p>
-    <w:p>
-      <w:pPr>
-        <w:rPr/>
-      </w:pPr>
-      <w:r>
-        <w:rPr>
-          <w:rtl w:val="0"/>
-        </w:rPr>
-        <w:t xml:space="preserve">Example:</w:t>
-      </w:r>
-    </w:p>
-    <w:p>
-      <w:pPr>
-        <w:rPr/>
-      </w:pPr>
-      <w:r>
-        <w:rPr>
-          <w:rtl w:val="0"/>
-        </w:rPr>
-        <w:t xml:space="preserve">(DCIContextCK, EmploymentDepartmentRoleSK, EmploymentDepartmentRoleSK, EmploymentDepartamentRoleOK) </w:t>
-      </w:r>
-    </w:p>
-    <w:p>
-      <w:pPr>
-        <w:pStyle w:val="Heading3"/>
-        <w:rPr/>
-      </w:pPr>
-      <w:bookmarkStart w:colFirst="0" w:colLast="0" w:name="_unxiex8ycrut" w:id="30"/>
-      <w:bookmarkEnd w:id="30"/>
-      <w:r>
-        <w:rPr>
-          <w:rtl w:val="0"/>
-        </w:rPr>
-        <w:t xml:space="preserve">Helper Services</w:t>
-      </w:r>
-    </w:p>
-    <w:p>
-      <w:pPr>
-        <w:rPr/>
-      </w:pPr>
-      <w:r>
-        <w:rPr>
-          <w:rtl w:val="0"/>
-        </w:rPr>
-        <w:t xml:space="preserve">Monadic wrapper bound Base Model Entities (Resource, Occurrence, Statement, Context, Subject, Predicate, Object, Kind, ContextKind, SubjectKind, PredicateKind, ObjectKind) Functional APIs Definitions for stream processing.</w:t>
-      </w:r>
-    </w:p>
-    <w:p>
-      <w:pPr>
-        <w:rPr/>
-      </w:pPr>
-      <w:r>
-        <w:rPr>
-          <w:rtl w:val="0"/>
-        </w:rPr>
-      </w:r>
-    </w:p>
-    <w:p>
-      <w:pPr>
-        <w:rPr/>
-      </w:pPr>
-      <w:r>
-        <w:rPr>
-          <w:rtl w:val="0"/>
-        </w:rPr>
-        <w:t xml:space="preserve">“Leverage X” Sections Functional APIs.</w:t>
-      </w:r>
-    </w:p>
-    <w:p>
-      <w:pPr>
-        <w:rPr/>
-      </w:pPr>
-      <w:r>
-        <w:rPr>
-          <w:rtl w:val="0"/>
-        </w:rPr>
-      </w:r>
-    </w:p>
-    <w:p>
-      <w:pPr>
-        <w:rPr/>
-      </w:pPr>
-      <w:r>
-        <w:rPr>
-          <w:rtl w:val="0"/>
-        </w:rPr>
-        <w:t xml:space="preserve">Kinds as Extensional Function Definitions Functional APIs.</w:t>
-      </w:r>
-    </w:p>
-    <w:p>
-      <w:pPr>
-        <w:rPr/>
-      </w:pPr>
-      <w:r>
-        <w:rPr>
-          <w:rtl w:val="0"/>
-        </w:rPr>
-      </w:r>
-    </w:p>
-    <w:p>
-      <w:pPr>
-        <w:rPr/>
-      </w:pPr>
-      <w:r>
-        <w:rPr>
-          <w:rtl w:val="0"/>
-        </w:rPr>
-        <w:t xml:space="preserve">Resource merge / “application” (transform / template) Functional APIs.</w:t>
-      </w:r>
-    </w:p>
-    <w:p>
-      <w:pPr>
-        <w:pStyle w:val="Heading4"/>
-        <w:rPr/>
-      </w:pPr>
-      <w:bookmarkStart w:colFirst="0" w:colLast="0" w:name="_4qvfuly2ipq2" w:id="31"/>
-      <w:bookmarkEnd w:id="31"/>
-      <w:r>
-        <w:rPr>
-          <w:rtl w:val="0"/>
-        </w:rPr>
-        <w:t xml:space="preserve">Registry Service</w:t>
-      </w:r>
-    </w:p>
-    <w:p>
-      <w:pPr>
-        <w:rPr/>
-      </w:pPr>
-      <w:r>
-        <w:rPr>
-          <w:rtl w:val="0"/>
-        </w:rPr>
-        <w:t xml:space="preserve">Registry API Functional Definitions.</w:t>
-      </w:r>
-    </w:p>
-    <w:p>
-      <w:pPr>
-        <w:pStyle w:val="Heading4"/>
-        <w:rPr/>
-      </w:pPr>
-      <w:bookmarkStart w:colFirst="0" w:colLast="0" w:name="_mjabd397mqn" w:id="32"/>
-      <w:bookmarkEnd w:id="32"/>
-      <w:r>
-        <w:rPr>
-          <w:rtl w:val="0"/>
-        </w:rPr>
-        <w:t xml:space="preserve">Naming Service</w:t>
-      </w:r>
-    </w:p>
-    <w:p>
-      <w:pPr>
-        <w:rPr/>
-      </w:pPr>
-      <w:r>
-        <w:rPr>
-          <w:rtl w:val="0"/>
-        </w:rPr>
-        <w:t xml:space="preserve">Naming API Functional Definitions.</w:t>
-      </w:r>
-    </w:p>
-    <w:p>
-      <w:pPr>
-        <w:pStyle w:val="Heading4"/>
-        <w:rPr/>
-      </w:pPr>
-      <w:bookmarkStart w:colFirst="0" w:colLast="0" w:name="_i87we4txd2xb" w:id="33"/>
-      <w:bookmarkEnd w:id="33"/>
-      <w:r>
-        <w:rPr>
-          <w:rtl w:val="0"/>
-        </w:rPr>
-        <w:t xml:space="preserve">Index Service</w:t>
-      </w:r>
-    </w:p>
-    <w:p>
-      <w:pPr>
-        <w:rPr/>
-      </w:pPr>
-      <w:r>
-        <w:rPr>
-          <w:rtl w:val="0"/>
-        </w:rPr>
-        <w:t xml:space="preserve">Index API Functional Definitions.</w:t>
-      </w:r>
-    </w:p>
-    <w:p>
-      <w:pPr>
-        <w:pStyle w:val="Heading2"/>
-        <w:rPr/>
-      </w:pPr>
-      <w:bookmarkStart w:colFirst="0" w:colLast="0" w:name="_2p39zz22x812" w:id="34"/>
-      <w:bookmarkEnd w:id="34"/>
-      <w:r>
-        <w:rPr>
-          <w:rtl w:val="0"/>
-        </w:rPr>
-        <w:t xml:space="preserve">Dynamic API Endpoints</w:t>
-      </w:r>
-    </w:p>
-    <w:p>
-      <w:pPr>
-        <w:rPr/>
-      </w:pPr>
-      <w:r>
-        <w:rPr>
-          <w:rtl w:val="0"/>
-        </w:rPr>
-        <w:t xml:space="preserve">HAL like or discoverable behavior APIs over Activation activated knowledge statements. Render interfaces for contexts interactions instances. Message driven.</w:t>
+        <w:t xml:space="preserve">Raw RDF CSPO URIs Quad Statement Messages Endpoint. Configured to produce configured datasource data and to consume updated Statements synchronizing state. </w:t>
       </w:r>
     </w:p>
     <w:p>
@@ -4038,13 +2645,34 @@
         <w:spacing w:before="280" w:lineRule="auto"/>
         <w:rPr/>
       </w:pPr>
-      <w:bookmarkStart w:colFirst="0" w:colLast="0" w:name="_xqq82kcfllyv" w:id="35"/>
-      <w:bookmarkEnd w:id="35"/>
-      <w:r>
-        <w:rPr>
-          <w:rtl w:val="0"/>
-        </w:rPr>
-        <w:t xml:space="preserve">Stream-Oriented Unfolding, Merge and Folding of Layered Statements</w:t>
+      <w:bookmarkStart w:colFirst="0" w:colLast="0" w:name="_xqq82kcfllyv" w:id="23"/>
+      <w:bookmarkEnd w:id="23"/>
+      <w:r>
+        <w:rPr>
+          <w:rtl w:val="0"/>
+        </w:rPr>
+        <w:t xml:space="preserve">Stream-Oriented Merge, Fold and Unfold of Layered Statements</w:t>
+      </w:r>
+    </w:p>
+    <w:p>
+      <w:pPr>
+        <w:rPr/>
+      </w:pPr>
+      <w:r>
+        <w:rPr>
+          <w:rtl w:val="0"/>
+        </w:rPr>
+        <w:t xml:space="preserve">As Resource functional composition (Homoiconic approach).</w:t>
+      </w:r>
+    </w:p>
+    <w:p>
+      <w:pPr>
+        <w:rPr/>
+      </w:pPr>
+      <w:r>
+        <w:rPr>
+          <w:rtl w:val="0"/>
+        </w:rPr>
       </w:r>
     </w:p>
     <w:p>
@@ -4056,11 +2684,6 @@
           <w:rtl w:val="0"/>
         </w:rPr>
         <w:t xml:space="preserve">TODO</w:t>
-      </w:r>
-      <w:r>
-        <w:rPr>
-          <w:rtl w:val="0"/>
-        </w:rPr>
       </w:r>
     </w:p>
     <w:p>
@@ -4071,13 +2694,13 @@
         <w:spacing w:before="280" w:lineRule="auto"/>
         <w:rPr/>
       </w:pPr>
-      <w:bookmarkStart w:colFirst="0" w:colLast="0" w:name="_g42q1r9mi3sa" w:id="36"/>
-      <w:bookmarkEnd w:id="36"/>
-      <w:r>
-        <w:rPr>
-          <w:rtl w:val="0"/>
-        </w:rPr>
-        <w:t xml:space="preserve">Merge as the Central Stream Operation</w:t>
+      <w:bookmarkStart w:colFirst="0" w:colLast="0" w:name="_g42q1r9mi3sa" w:id="24"/>
+      <w:bookmarkEnd w:id="24"/>
+      <w:r>
+        <w:rPr>
+          <w:rtl w:val="0"/>
+        </w:rPr>
+        <w:t xml:space="preserve">Fold and Unfold as the Stream Context Resolution Operation</w:t>
       </w:r>
     </w:p>
     <w:p>
@@ -4093,11 +2716,39 @@
     </w:p>
     <w:p>
       <w:pPr>
-        <w:pStyle w:val="Heading1"/>
-        <w:rPr/>
-      </w:pPr>
-      <w:bookmarkStart w:colFirst="0" w:colLast="0" w:name="_rcv56ozv9ek" w:id="37"/>
-      <w:bookmarkEnd w:id="37"/>
+        <w:pStyle w:val="Heading3"/>
+        <w:keepNext w:val="0"/>
+        <w:keepLines w:val="0"/>
+        <w:spacing w:before="280" w:lineRule="auto"/>
+        <w:rPr/>
+      </w:pPr>
+      <w:bookmarkStart w:colFirst="0" w:colLast="0" w:name="_qr3qed17faoc" w:id="25"/>
+      <w:bookmarkEnd w:id="25"/>
+      <w:r>
+        <w:rPr>
+          <w:rtl w:val="0"/>
+        </w:rPr>
+        <w:t xml:space="preserve">Merge as the Central Stream Contexts Operation</w:t>
+      </w:r>
+    </w:p>
+    <w:p>
+      <w:pPr>
+        <w:rPr/>
+      </w:pPr>
+      <w:r>
+        <w:rPr>
+          <w:rtl w:val="0"/>
+        </w:rPr>
+        <w:t xml:space="preserve">TODO</w:t>
+      </w:r>
+    </w:p>
+    <w:p>
+      <w:pPr>
+        <w:pStyle w:val="Heading3"/>
+        <w:rPr/>
+      </w:pPr>
+      <w:bookmarkStart w:colFirst="0" w:colLast="0" w:name="_rcv56ozv9ek" w:id="26"/>
+      <w:bookmarkEnd w:id="26"/>
       <w:r>
         <w:rPr>
           <w:rtl w:val="0"/>
@@ -4340,11 +2991,11 @@
     </w:p>
     <w:p>
       <w:pPr>
-        <w:pStyle w:val="Heading2"/>
-        <w:rPr/>
-      </w:pPr>
-      <w:bookmarkStart w:colFirst="0" w:colLast="0" w:name="_pq9istt44jqw" w:id="38"/>
-      <w:bookmarkEnd w:id="38"/>
+        <w:pStyle w:val="Heading4"/>
+        <w:rPr/>
+      </w:pPr>
+      <w:bookmarkStart w:colFirst="0" w:colLast="0" w:name="_pq9istt44jqw" w:id="27"/>
+      <w:bookmarkEnd w:id="27"/>
       <w:r>
         <w:rPr>
           <w:rtl w:val="0"/>
@@ -4386,11 +3037,11 @@
     </w:p>
     <w:p>
       <w:pPr>
-        <w:pStyle w:val="Heading2"/>
-        <w:rPr/>
-      </w:pPr>
-      <w:bookmarkStart w:colFirst="0" w:colLast="0" w:name="_o8zsm61bt38f" w:id="39"/>
-      <w:bookmarkEnd w:id="39"/>
+        <w:pStyle w:val="Heading4"/>
+        <w:rPr/>
+      </w:pPr>
+      <w:bookmarkStart w:colFirst="0" w:colLast="0" w:name="_o8zsm61bt38f" w:id="28"/>
+      <w:bookmarkEnd w:id="28"/>
       <w:r>
         <w:rPr>
           <w:rtl w:val="0"/>
@@ -4432,11 +3083,11 @@
     </w:p>
     <w:p>
       <w:pPr>
-        <w:pStyle w:val="Heading2"/>
-        <w:rPr/>
-      </w:pPr>
-      <w:bookmarkStart w:colFirst="0" w:colLast="0" w:name="_35yabic8y7so" w:id="40"/>
-      <w:bookmarkEnd w:id="40"/>
+        <w:pStyle w:val="Heading4"/>
+        <w:rPr/>
+      </w:pPr>
+      <w:bookmarkStart w:colFirst="0" w:colLast="0" w:name="_35yabic8y7so" w:id="29"/>
+      <w:bookmarkEnd w:id="29"/>
       <w:r>
         <w:rPr>
           <w:rtl w:val="0"/>
@@ -4478,11 +3129,11 @@
     </w:p>
     <w:p>
       <w:pPr>
-        <w:pStyle w:val="Heading2"/>
-        <w:rPr/>
-      </w:pPr>
-      <w:bookmarkStart w:colFirst="0" w:colLast="0" w:name="_u7d211p37nqm" w:id="41"/>
-      <w:bookmarkEnd w:id="41"/>
+        <w:pStyle w:val="Heading4"/>
+        <w:rPr/>
+      </w:pPr>
+      <w:bookmarkStart w:colFirst="0" w:colLast="0" w:name="_u7d211p37nqm" w:id="30"/>
+      <w:bookmarkEnd w:id="30"/>
       <w:r>
         <w:rPr>
           <w:rtl w:val="0"/>
@@ -4538,48 +3189,1794 @@
     </w:p>
     <w:p>
       <w:pPr>
+        <w:pStyle w:val="Heading4"/>
+        <w:rPr/>
+      </w:pPr>
+      <w:bookmarkStart w:colFirst="0" w:colLast="0" w:name="_fry22qxron9" w:id="31"/>
+      <w:bookmarkEnd w:id="31"/>
+      <w:r>
+        <w:rPr>
+          <w:rtl w:val="0"/>
+        </w:rPr>
+        <w:t xml:space="preserve">Sets Model Based Merge</w:t>
+      </w:r>
+    </w:p>
+    <w:p>
+      <w:pPr>
+        <w:rPr/>
+      </w:pPr>
+      <w:r>
+        <w:rPr>
+          <w:rtl w:val="0"/>
+        </w:rPr>
+        <w:t xml:space="preserve">Rooted in classic set theory, this methodology uses strict mathematical operations (unions, intersections, and relative differences) to combine data. It treats data streams as collections of elements, making it an incredibly fast, deterministic, and highly scalable approach for deduplication and exact-match aggregations.</w:t>
+      </w:r>
+    </w:p>
+    <w:p>
+      <w:pPr>
+        <w:rPr/>
+      </w:pPr>
+      <w:r>
+        <w:rPr>
+          <w:rtl w:val="0"/>
+        </w:rPr>
+      </w:r>
+    </w:p>
+    <w:p>
+      <w:pPr>
+        <w:rPr/>
+      </w:pPr>
+      <w:r>
+        <w:rPr>
+          <w:rtl w:val="0"/>
+        </w:rPr>
+        <w:t xml:space="preserve">Represent Statement components and their relationships as sets and apply set operations such as union, intersection, difference, and compatibility matching. This provides a simple compositional mechanism that can be used as a lower-level merge primitive within the other approaches.</w:t>
+      </w:r>
+    </w:p>
+    <w:p>
+      <w:pPr>
+        <w:pStyle w:val="Heading4"/>
+        <w:rPr/>
+      </w:pPr>
+      <w:bookmarkStart w:colFirst="0" w:colLast="0" w:name="_fx7g0jtvh6d0" w:id="32"/>
+      <w:bookmarkEnd w:id="32"/>
+      <w:r>
+        <w:rPr>
+          <w:rtl w:val="0"/>
+        </w:rPr>
+        <w:t xml:space="preserve">Integration into Streams Processing</w:t>
+      </w:r>
+    </w:p>
+    <w:p>
+      <w:pPr>
+        <w:rPr/>
+      </w:pPr>
+      <w:r>
+        <w:rPr>
+          <w:rtl w:val="0"/>
+        </w:rPr>
+        <w:t xml:space="preserve">TODO</w:t>
+      </w:r>
+    </w:p>
+    <w:p>
+      <w:pPr>
         <w:pStyle w:val="Heading2"/>
         <w:rPr/>
       </w:pPr>
-      <w:bookmarkStart w:colFirst="0" w:colLast="0" w:name="_fry22qxron9" w:id="42"/>
+      <w:bookmarkStart w:colFirst="0" w:colLast="0" w:name="_c2ci3n60r14n" w:id="33"/>
+      <w:bookmarkEnd w:id="33"/>
+      <w:r>
+        <w:rPr>
+          <w:rtl w:val="0"/>
+        </w:rPr>
+        <w:t xml:space="preserve">Streaming Agents Augmentation Pipeline</w:t>
+      </w:r>
+    </w:p>
+    <w:p>
+      <w:pPr>
+        <w:rPr/>
+      </w:pPr>
+      <w:r>
+        <w:rPr>
+          <w:rtl w:val="0"/>
+        </w:rPr>
+        <w:t xml:space="preserve">Each pipeline Agent has three types of Statements: its Source Statements (consumes / produces), its internal Kind aggregation Statements (used in the merge phase of its processing) and its Production Statements (produces / consumes).</w:t>
+      </w:r>
+    </w:p>
+    <w:p>
+      <w:pPr>
+        <w:rPr/>
+      </w:pPr>
+      <w:r>
+        <w:rPr>
+          <w:rtl w:val="0"/>
+        </w:rPr>
+      </w:r>
+    </w:p>
+    <w:p>
+      <w:pPr>
+        <w:rPr/>
+      </w:pPr>
+      <w:r>
+        <w:rPr>
+          <w:rtl w:val="0"/>
+        </w:rPr>
+        <w:t xml:space="preserve">Aggregation (Data) Agent:</w:t>
+      </w:r>
+    </w:p>
+    <w:p>
+      <w:pPr>
+        <w:rPr/>
+      </w:pPr>
+      <w:r>
+        <w:rPr>
+          <w:rtl w:val="0"/>
+        </w:rPr>
+        <w:t xml:space="preserve">Source Statement Type: Raw RDF CSPO URIs Quad Statements.</w:t>
+      </w:r>
+    </w:p>
+    <w:p>
+      <w:pPr>
+        <w:rPr/>
+      </w:pPr>
+      <w:r>
+        <w:rPr>
+          <w:rtl w:val="0"/>
+        </w:rPr>
+        <w:t xml:space="preserve">Production Statement Type: (CK, SK, PK, OK) Property Quad Statements.</w:t>
+      </w:r>
+    </w:p>
+    <w:p>
+      <w:pPr>
+        <w:rPr/>
+      </w:pPr>
+      <w:r>
+        <w:rPr>
+          <w:rtl w:val="0"/>
+        </w:rPr>
+      </w:r>
+    </w:p>
+    <w:p>
+      <w:pPr>
+        <w:rPr/>
+      </w:pPr>
+      <w:r>
+        <w:rPr>
+          <w:rtl w:val="0"/>
+        </w:rPr>
+        <w:t xml:space="preserve">Alignment (Information) Agent:</w:t>
+      </w:r>
+    </w:p>
+    <w:p>
+      <w:pPr>
+        <w:rPr/>
+      </w:pPr>
+      <w:r>
+        <w:rPr>
+          <w:rtl w:val="0"/>
+        </w:rPr>
+        <w:t xml:space="preserve">Source Statement Type: (CK, SK, PK, OK) Property Quad Statements.</w:t>
+      </w:r>
+    </w:p>
+    <w:p>
+      <w:pPr>
+        <w:rPr/>
+      </w:pPr>
+      <w:r>
+        <w:rPr>
+          <w:rtl w:val="0"/>
+        </w:rPr>
+        <w:t xml:space="preserve">Production Statement Type: (CK, SK, PK, OK) Rule Quad Statements.</w:t>
+      </w:r>
+    </w:p>
+    <w:p>
+      <w:pPr>
+        <w:rPr/>
+      </w:pPr>
+      <w:r>
+        <w:rPr>
+          <w:rtl w:val="0"/>
+        </w:rPr>
+      </w:r>
+    </w:p>
+    <w:p>
+      <w:pPr>
+        <w:rPr/>
+      </w:pPr>
+      <w:r>
+        <w:rPr>
+          <w:rtl w:val="0"/>
+        </w:rPr>
+        <w:t xml:space="preserve">Activation (Knowledge) Agent:</w:t>
+      </w:r>
+    </w:p>
+    <w:p>
+      <w:pPr>
+        <w:rPr/>
+      </w:pPr>
+      <w:r>
+        <w:rPr>
+          <w:rtl w:val="0"/>
+        </w:rPr>
+        <w:t xml:space="preserve">Source Statement Type: Actor Statements (Alignment Information Layer outputs)</w:t>
+      </w:r>
+    </w:p>
+    <w:p>
+      <w:pPr>
+        <w:rPr/>
+      </w:pPr>
+      <w:r>
+        <w:rPr>
+          <w:rtl w:val="0"/>
+        </w:rPr>
+        <w:t xml:space="preserve">Production Statement Type: (CK, SK, PK, OK) Context Quad Statements.</w:t>
+      </w:r>
+    </w:p>
+    <w:p>
+      <w:pPr>
+        <w:pStyle w:val="Heading3"/>
+        <w:rPr/>
+      </w:pPr>
+      <w:bookmarkStart w:colFirst="0" w:colLast="0" w:name="_ld8kd7o4b1uw" w:id="34"/>
+      <w:bookmarkEnd w:id="34"/>
+      <w:r>
+        <w:rPr>
+          <w:rtl w:val="0"/>
+        </w:rPr>
+        <w:t xml:space="preserve">Aggregation Service Agent</w:t>
+      </w:r>
+    </w:p>
+    <w:p>
+      <w:pPr>
+        <w:rPr/>
+      </w:pPr>
+      <w:r>
+        <w:rPr>
+          <w:rtl w:val="0"/>
+        </w:rPr>
+        <w:t xml:space="preserve">Context / Role / Type inference in the Aggregation Layer.</w:t>
+      </w:r>
+    </w:p>
+    <w:p>
+      <w:pPr>
+        <w:pStyle w:val="Heading4"/>
+        <w:rPr/>
+      </w:pPr>
+      <w:bookmarkStart w:colFirst="0" w:colLast="0" w:name="_ystudlk3l9yc" w:id="35"/>
+      <w:bookmarkEnd w:id="35"/>
+      <w:r>
+        <w:rPr>
+          <w:rtl w:val="0"/>
+        </w:rPr>
+        <w:t xml:space="preserve">Aggregation Agent Domain Model</w:t>
+      </w:r>
+    </w:p>
+    <w:p>
+      <w:pPr>
+        <w:rPr/>
+      </w:pPr>
+      <w:r>
+        <w:rPr>
+          <w:rtl w:val="0"/>
+        </w:rPr>
+        <w:t xml:space="preserve">Data Layer. DOM (Dynamic Object Model)</w:t>
+      </w:r>
+    </w:p>
+    <w:p>
+      <w:pPr>
+        <w:rPr/>
+      </w:pPr>
+      <w:r>
+        <w:rPr>
+          <w:rtl w:val="0"/>
+        </w:rPr>
+      </w:r>
+    </w:p>
+    <w:p>
+      <w:pPr>
+        <w:rPr>
+          <w:b w:val="1"/>
+          <w:bCs w:val="1"/>
+        </w:rPr>
+      </w:pPr>
+      <w:r>
+        <w:rPr>
+          <w:b w:val="1"/>
+          <w:bCs w:val="1"/>
+          <w:rtl w:val="0"/>
+        </w:rPr>
+        <w:t xml:space="preserve">Data / Instance layer input Statements:</w:t>
+      </w:r>
+    </w:p>
+    <w:p>
+      <w:pPr>
+        <w:rPr/>
+      </w:pPr>
+      <w:r>
+        <w:rPr>
+          <w:rtl w:val="0"/>
+        </w:rPr>
+        <w:t xml:space="preserve">Source Statement Type. Raw CSPO RDF URIs Quad Statements.</w:t>
+      </w:r>
+    </w:p>
+    <w:p>
+      <w:pPr>
+        <w:rPr/>
+      </w:pPr>
+      <w:r>
+        <w:rPr>
+          <w:rtl w:val="0"/>
+        </w:rPr>
+      </w:r>
+    </w:p>
+    <w:p>
+      <w:pPr>
+        <w:rPr/>
+      </w:pPr>
+      <w:r>
+        <w:rPr>
+          <w:rtl w:val="0"/>
+        </w:rPr>
+        <w:t xml:space="preserve">(C, S, P, O)</w:t>
+      </w:r>
+    </w:p>
+    <w:p>
+      <w:pPr>
+        <w:rPr/>
+      </w:pPr>
+      <w:r>
+        <w:rPr>
+          <w:rtl w:val="0"/>
+        </w:rPr>
+      </w:r>
+    </w:p>
+    <w:p>
+      <w:pPr>
+        <w:rPr>
+          <w:b w:val="1"/>
+          <w:bCs w:val="1"/>
+        </w:rPr>
+      </w:pPr>
+      <w:r>
+        <w:rPr>
+          <w:b w:val="1"/>
+          <w:bCs w:val="1"/>
+          <w:rtl w:val="0"/>
+        </w:rPr>
+        <w:t xml:space="preserve">Type aggregation Statements:</w:t>
+      </w:r>
+    </w:p>
+    <w:p>
+      <w:pPr>
+        <w:rPr/>
+      </w:pPr>
+      <w:r>
+        <w:rPr>
+          <w:rtl w:val="0"/>
+        </w:rPr>
+        <w:t xml:space="preserve">Kinds aggregation Statement Types.</w:t>
+      </w:r>
+    </w:p>
+    <w:p>
+      <w:pPr>
+        <w:rPr/>
+      </w:pPr>
+      <w:r>
+        <w:rPr>
+          <w:rtl w:val="0"/>
+        </w:rPr>
+      </w:r>
+    </w:p>
+    <w:p>
+      <w:pPr>
+        <w:rPr/>
+      </w:pPr>
+      <w:r>
+        <w:rPr>
+          <w:rtl w:val="0"/>
+        </w:rPr>
+        <w:t xml:space="preserve">(ContextCK, S,  P, O)</w:t>
+      </w:r>
+    </w:p>
+    <w:p>
+      <w:pPr>
+        <w:rPr/>
+      </w:pPr>
+      <w:r>
+        <w:rPr>
+          <w:rtl w:val="0"/>
+        </w:rPr>
+        <w:t xml:space="preserve">Context Kind, PlayerType: Context, AttributeType: Subject, ValueType: Object. </w:t>
+      </w:r>
+    </w:p>
+    <w:p>
+      <w:pPr>
+        <w:rPr>
+          <w:b w:val="1"/>
+          <w:bCs w:val="1"/>
+        </w:rPr>
+      </w:pPr>
+      <w:r>
+        <w:rPr>
+          <w:rtl w:val="0"/>
+        </w:rPr>
+        <w:t xml:space="preserve">Example: (EmploymentCK, :Peter, :worksFor, :anEnterprise)</w:t>
+      </w:r>
+      <w:r>
+        <w:rPr>
+          <w:rtl w:val="0"/>
+        </w:rPr>
+      </w:r>
+    </w:p>
+    <w:p>
+      <w:pPr>
+        <w:rPr/>
+      </w:pPr>
+      <w:r>
+        <w:rPr>
+          <w:rtl w:val="0"/>
+        </w:rPr>
+      </w:r>
+    </w:p>
+    <w:p>
+      <w:pPr>
+        <w:rPr/>
+      </w:pPr>
+      <w:r>
+        <w:rPr>
+          <w:rtl w:val="0"/>
+        </w:rPr>
+        <w:t xml:space="preserve">(TypeSK, S,  P, O)</w:t>
+      </w:r>
+    </w:p>
+    <w:p>
+      <w:pPr>
+        <w:rPr/>
+      </w:pPr>
+      <w:r>
+        <w:rPr>
+          <w:rtl w:val="0"/>
+        </w:rPr>
+        <w:t xml:space="preserve">SubjectKind, PlayerType: Subject, AttributeType: Predicate, ValueType: Object.</w:t>
+      </w:r>
+    </w:p>
+    <w:p>
+      <w:pPr>
+        <w:rPr/>
+      </w:pPr>
+      <w:r>
+        <w:rPr>
+          <w:rtl w:val="0"/>
+        </w:rPr>
+        <w:t xml:space="preserve">Example: (EmployeeTypeSK, :Peter, :employer, :anEnterprise)</w:t>
+      </w:r>
+    </w:p>
+    <w:p>
+      <w:pPr>
+        <w:rPr/>
+      </w:pPr>
+      <w:r>
+        <w:rPr>
+          <w:rtl w:val="0"/>
+        </w:rPr>
+      </w:r>
+    </w:p>
+    <w:p>
+      <w:pPr>
+        <w:rPr/>
+      </w:pPr>
+      <w:r>
+        <w:rPr>
+          <w:rtl w:val="0"/>
+        </w:rPr>
+        <w:t xml:space="preserve">(PropertyPK, S,  P, O)</w:t>
+      </w:r>
+    </w:p>
+    <w:p>
+      <w:pPr>
+        <w:rPr/>
+      </w:pPr>
+      <w:r>
+        <w:rPr>
+          <w:rtl w:val="0"/>
+        </w:rPr>
+        <w:t xml:space="preserve">Predicate Kind, PlayerType: Predicate, AttributeType: Subject, ValueType: Object.</w:t>
+      </w:r>
+    </w:p>
+    <w:p>
+      <w:pPr>
+        <w:rPr/>
+      </w:pPr>
+      <w:r>
+        <w:rPr>
+          <w:rtl w:val="0"/>
+        </w:rPr>
+        <w:t xml:space="preserve">Example: (EmploymentRelationshipPropertyPK, :Peter, :worksFor, :anEnterprise)</w:t>
+      </w:r>
+    </w:p>
+    <w:p>
+      <w:pPr>
+        <w:rPr/>
+      </w:pPr>
+      <w:r>
+        <w:rPr>
+          <w:rtl w:val="0"/>
+        </w:rPr>
+      </w:r>
+    </w:p>
+    <w:p>
+      <w:pPr>
+        <w:rPr/>
+      </w:pPr>
+      <w:r>
+        <w:rPr>
+          <w:rtl w:val="0"/>
+        </w:rPr>
+        <w:t xml:space="preserve">(ValueOK, S,  P, O)</w:t>
+      </w:r>
+    </w:p>
+    <w:p>
+      <w:pPr>
+        <w:rPr/>
+      </w:pPr>
+      <w:r>
+        <w:rPr>
+          <w:rtl w:val="0"/>
+        </w:rPr>
+        <w:t xml:space="preserve">Object Kind, PlayerType: Object, AttributeType: Predicate, ValueType: Subject.</w:t>
+      </w:r>
+    </w:p>
+    <w:p>
+      <w:pPr>
+        <w:rPr/>
+      </w:pPr>
+      <w:r>
+        <w:rPr>
+          <w:rtl w:val="0"/>
+        </w:rPr>
+        <w:t xml:space="preserve">Example: (EmployerValueOK, :Peter, :employedBy, :anEnterprise)</w:t>
+      </w:r>
+    </w:p>
+    <w:p>
+      <w:pPr>
+        <w:rPr/>
+      </w:pPr>
+      <w:r>
+        <w:rPr>
+          <w:rtl w:val="0"/>
+        </w:rPr>
+      </w:r>
+    </w:p>
+    <w:p>
+      <w:pPr>
+        <w:rPr>
+          <w:b w:val="1"/>
+          <w:bCs w:val="1"/>
+        </w:rPr>
+      </w:pPr>
+      <w:r>
+        <w:rPr>
+          <w:b w:val="1"/>
+          <w:bCs w:val="1"/>
+          <w:rtl w:val="0"/>
+        </w:rPr>
+        <w:t xml:space="preserve">Property output Statements:</w:t>
+      </w:r>
+    </w:p>
+    <w:p>
+      <w:pPr>
+        <w:rPr/>
+      </w:pPr>
+      <w:r>
+        <w:rPr>
+          <w:rtl w:val="0"/>
+        </w:rPr>
+        <w:t xml:space="preserve">Production Statement Type.</w:t>
+      </w:r>
+    </w:p>
+    <w:p>
+      <w:pPr>
+        <w:rPr>
+          <w:b w:val="1"/>
+          <w:bCs w:val="1"/>
+        </w:rPr>
+      </w:pPr>
+      <w:r>
+        <w:rPr>
+          <w:rtl w:val="0"/>
+        </w:rPr>
+      </w:r>
+    </w:p>
+    <w:p>
+      <w:pPr>
+        <w:rPr/>
+      </w:pPr>
+      <w:r>
+        <w:rPr>
+          <w:rtl w:val="0"/>
+        </w:rPr>
+        <w:t xml:space="preserve">(ContextCK, TypeSK, PropertyPK, ValueOK)</w:t>
+      </w:r>
+    </w:p>
+    <w:p>
+      <w:pPr>
+        <w:rPr/>
+      </w:pPr>
+      <w:r>
+        <w:rPr>
+          <w:rtl w:val="0"/>
+        </w:rPr>
+      </w:r>
+    </w:p>
+    <w:p>
+      <w:pPr>
+        <w:rPr/>
+      </w:pPr>
+      <w:r>
+        <w:rPr>
+          <w:rtl w:val="0"/>
+        </w:rPr>
+        <w:t xml:space="preserve">Example:</w:t>
+      </w:r>
+    </w:p>
+    <w:p>
+      <w:pPr>
+        <w:rPr/>
+      </w:pPr>
+      <w:r>
+        <w:rPr>
+          <w:rtl w:val="0"/>
+        </w:rPr>
+        <w:t xml:space="preserve">(EmploymentContextKind, EmployeeSubjectKind, EmploymentRelationshipPredicateKind, EmployerObjectKind)</w:t>
+      </w:r>
+    </w:p>
+    <w:p>
+      <w:pPr>
+        <w:pStyle w:val="Heading4"/>
+        <w:rPr/>
+      </w:pPr>
+      <w:bookmarkStart w:colFirst="0" w:colLast="0" w:name="_5grb8xg6wss3" w:id="36"/>
+      <w:bookmarkEnd w:id="36"/>
+      <w:r>
+        <w:rPr>
+          <w:rtl w:val="0"/>
+        </w:rPr>
+        <w:t xml:space="preserve">Aggregation Agent Merge / Fold / Unfold</w:t>
+      </w:r>
+    </w:p>
+    <w:p>
+      <w:pPr>
+        <w:rPr/>
+      </w:pPr>
+      <w:r>
+        <w:rPr>
+          <w:rtl w:val="0"/>
+        </w:rPr>
+        <w:t xml:space="preserve">See Homoiconic approach. TODO</w:t>
+      </w:r>
+    </w:p>
+    <w:p>
+      <w:pPr>
+        <w:pStyle w:val="Heading3"/>
+        <w:rPr/>
+      </w:pPr>
+      <w:bookmarkStart w:colFirst="0" w:colLast="0" w:name="_lu0ndtng3l8" w:id="37"/>
+      <w:bookmarkEnd w:id="37"/>
+      <w:r>
+        <w:rPr>
+          <w:rtl w:val="0"/>
+        </w:rPr>
+        <w:t xml:space="preserve">Alignment Service Agent</w:t>
+      </w:r>
+    </w:p>
+    <w:p>
+      <w:pPr>
+        <w:rPr/>
+      </w:pPr>
+      <w:r>
+        <w:rPr>
+          <w:rtl w:val="0"/>
+        </w:rPr>
+        <w:t xml:space="preserve">Ontology Matching / Links / Attributes / Dimensional / Order inference in the Alignment Layer.</w:t>
+      </w:r>
+    </w:p>
+    <w:p>
+      <w:pPr>
+        <w:pStyle w:val="Heading4"/>
+        <w:rPr/>
+      </w:pPr>
+      <w:bookmarkStart w:colFirst="0" w:colLast="0" w:name="_xpp350x451xh" w:id="38"/>
+      <w:bookmarkEnd w:id="38"/>
+      <w:r>
+        <w:rPr>
+          <w:rtl w:val="0"/>
+        </w:rPr>
+        <w:t xml:space="preserve">Alignment Agent Domain Model</w:t>
+      </w:r>
+    </w:p>
+    <w:p>
+      <w:pPr>
+        <w:rPr/>
+      </w:pPr>
+      <w:r>
+        <w:rPr>
+          <w:rtl w:val="0"/>
+        </w:rPr>
+        <w:t xml:space="preserve">Information Layer. N-ary Dimensional Relationships Modelling.</w:t>
+      </w:r>
+    </w:p>
+    <w:p>
+      <w:pPr>
+        <w:rPr/>
+      </w:pPr>
+      <w:r>
+        <w:rPr>
+          <w:rtl w:val="0"/>
+        </w:rPr>
+      </w:r>
+    </w:p>
+    <w:p>
+      <w:pPr>
+        <w:rPr>
+          <w:b w:val="1"/>
+          <w:bCs w:val="1"/>
+        </w:rPr>
+      </w:pPr>
+      <w:r>
+        <w:rPr>
+          <w:b w:val="1"/>
+          <w:bCs w:val="1"/>
+          <w:rtl w:val="0"/>
+        </w:rPr>
+        <w:t xml:space="preserve">Axis layer input Statements:</w:t>
+      </w:r>
+    </w:p>
+    <w:p>
+      <w:pPr>
+        <w:rPr/>
+      </w:pPr>
+      <w:r>
+        <w:rPr>
+          <w:rtl w:val="0"/>
+        </w:rPr>
+        <w:t xml:space="preserve">Source Statement Type. Aggregation Production Statements.</w:t>
+      </w:r>
+    </w:p>
+    <w:p>
+      <w:pPr>
+        <w:rPr/>
+      </w:pPr>
+      <w:r>
+        <w:rPr>
+          <w:rtl w:val="0"/>
+        </w:rPr>
+      </w:r>
+    </w:p>
+    <w:p>
+      <w:pPr>
+        <w:rPr/>
+      </w:pPr>
+      <w:r>
+        <w:rPr>
+          <w:rtl w:val="0"/>
+        </w:rPr>
+        <w:t xml:space="preserve">(C, S, P, O)</w:t>
+      </w:r>
+    </w:p>
+    <w:p>
+      <w:pPr>
+        <w:rPr/>
+      </w:pPr>
+      <w:r>
+        <w:rPr>
+          <w:rtl w:val="0"/>
+        </w:rPr>
+      </w:r>
+    </w:p>
+    <w:p>
+      <w:pPr>
+        <w:rPr/>
+      </w:pPr>
+      <w:r>
+        <w:rPr>
+          <w:rtl w:val="0"/>
+        </w:rPr>
+        <w:t xml:space="preserve">(ContextCK, TypeSK, PropertyPK, ValueOK) from Aggregation Property Statements.</w:t>
+      </w:r>
+    </w:p>
+    <w:p>
+      <w:pPr>
+        <w:rPr/>
+      </w:pPr>
+      <w:r>
+        <w:rPr>
+          <w:rtl w:val="0"/>
+        </w:rPr>
+        <w:t xml:space="preserve">Example:</w:t>
+      </w:r>
+    </w:p>
+    <w:p>
+      <w:pPr>
+        <w:rPr/>
+      </w:pPr>
+      <w:r>
+        <w:rPr>
+          <w:rtl w:val="0"/>
+        </w:rPr>
+        <w:t xml:space="preserve">(EmploymentContextKind, EmployeeSubjectKind, EmploymentRelationshipPredicateKind, EmployerObjectKind)</w:t>
+      </w:r>
+    </w:p>
+    <w:p>
+      <w:pPr>
+        <w:rPr/>
+      </w:pPr>
+      <w:r>
+        <w:rPr>
+          <w:rtl w:val="0"/>
+        </w:rPr>
+      </w:r>
+    </w:p>
+    <w:p>
+      <w:pPr>
+        <w:rPr>
+          <w:b w:val="1"/>
+          <w:bCs w:val="1"/>
+        </w:rPr>
+      </w:pPr>
+      <w:r>
+        <w:rPr>
+          <w:b w:val="1"/>
+          <w:bCs w:val="1"/>
+          <w:rtl w:val="0"/>
+        </w:rPr>
+        <w:t xml:space="preserve">State aggregation Statements:</w:t>
+      </w:r>
+    </w:p>
+    <w:p>
+      <w:pPr>
+        <w:rPr/>
+      </w:pPr>
+      <w:r>
+        <w:rPr>
+          <w:rtl w:val="0"/>
+        </w:rPr>
+        <w:t xml:space="preserve">Kinds aggregation Statement Types.</w:t>
+      </w:r>
+    </w:p>
+    <w:p>
+      <w:pPr>
+        <w:rPr/>
+      </w:pPr>
+      <w:r>
+        <w:rPr>
+          <w:rtl w:val="0"/>
+        </w:rPr>
+      </w:r>
+    </w:p>
+    <w:p>
+      <w:pPr>
+        <w:rPr/>
+      </w:pPr>
+      <w:r>
+        <w:rPr>
+          <w:rtl w:val="0"/>
+        </w:rPr>
+        <w:t xml:space="preserve">(RelationshipCK, TypeSK, PropertyPK, ValueOK)</w:t>
+      </w:r>
+    </w:p>
+    <w:p>
+      <w:pPr>
+        <w:rPr/>
+      </w:pPr>
+      <w:r>
+        <w:rPr>
+          <w:rtl w:val="0"/>
+        </w:rPr>
+        <w:t xml:space="preserve">Context Kind, PlayerType: ContextCK, AttributeType: TypeSK, ValueType: ValueOK. </w:t>
+      </w:r>
+    </w:p>
+    <w:p>
+      <w:pPr>
+        <w:rPr/>
+      </w:pPr>
+      <w:r>
+        <w:rPr>
+          <w:rtl w:val="0"/>
+        </w:rPr>
+        <w:t xml:space="preserve">Example: (EmploymentRelationshipCK, EmployeeSubjectKind, EmploymentRelationshipPredicateKind, EmployerObjectKind)</w:t>
+      </w:r>
+    </w:p>
+    <w:p>
+      <w:pPr>
+        <w:rPr/>
+      </w:pPr>
+      <w:r>
+        <w:rPr>
+          <w:rtl w:val="0"/>
+        </w:rPr>
+      </w:r>
+    </w:p>
+    <w:p>
+      <w:pPr>
+        <w:rPr/>
+      </w:pPr>
+      <w:r>
+        <w:rPr>
+          <w:rtl w:val="0"/>
+        </w:rPr>
+        <w:t xml:space="preserve">(SourceEndSK, TypeSK, PropertyPK, ValueOK)</w:t>
+      </w:r>
+    </w:p>
+    <w:p>
+      <w:pPr>
+        <w:rPr/>
+      </w:pPr>
+      <w:r>
+        <w:rPr>
+          <w:rtl w:val="0"/>
+        </w:rPr>
+        <w:t xml:space="preserve">Subject Kind, PlayerType: TypeSK, AttributeType: PropertyPK, ValueType: ValueOK. </w:t>
+      </w:r>
+    </w:p>
+    <w:p>
+      <w:pPr>
+        <w:rPr/>
+      </w:pPr>
+      <w:r>
+        <w:rPr>
+          <w:rtl w:val="0"/>
+        </w:rPr>
+        <w:t xml:space="preserve">Example: (EmployeeRoleSK, EmployeeSubjectKind, EmploymentRoleRelationshipPredicateKind, EmployeeRoleObjectKind)</w:t>
+      </w:r>
+    </w:p>
+    <w:p>
+      <w:pPr>
+        <w:rPr/>
+      </w:pPr>
+      <w:r>
+        <w:rPr>
+          <w:rtl w:val="0"/>
+        </w:rPr>
+      </w:r>
+    </w:p>
+    <w:p>
+      <w:pPr>
+        <w:rPr/>
+      </w:pPr>
+      <w:r>
+        <w:rPr>
+          <w:rtl w:val="0"/>
+        </w:rPr>
+        <w:t xml:space="preserve">(MeasurementContextPK, TypeSK, PropertyPK, ValueOK)</w:t>
+      </w:r>
+    </w:p>
+    <w:p>
+      <w:pPr>
+        <w:rPr/>
+      </w:pPr>
+      <w:r>
+        <w:rPr>
+          <w:rtl w:val="0"/>
+        </w:rPr>
+        <w:t xml:space="preserve">Predicate Kind, PlayerType: PropertySK, AttributeType: TypePK, ValueType: ValueOK. </w:t>
+      </w:r>
+    </w:p>
+    <w:p>
+      <w:pPr>
+        <w:rPr/>
+      </w:pPr>
+      <w:r>
+        <w:rPr>
+          <w:rtl w:val="0"/>
+        </w:rPr>
+        <w:t xml:space="preserve">Example: (EmployeePositionAtDatePK, EmployeeSubjectKind, EmploymentPositionRelationshipPredicateKind, EmployeePositionObjectKind)</w:t>
+      </w:r>
+    </w:p>
+    <w:p>
+      <w:pPr>
+        <w:rPr/>
+      </w:pPr>
+      <w:r>
+        <w:rPr>
+          <w:rtl w:val="0"/>
+        </w:rPr>
+      </w:r>
+    </w:p>
+    <w:p>
+      <w:pPr>
+        <w:rPr/>
+      </w:pPr>
+      <w:r>
+        <w:rPr>
+          <w:rtl w:val="0"/>
+        </w:rPr>
+        <w:t xml:space="preserve">(DestinationEndOK, TypeSK,  PropertyPK, ValueOK)</w:t>
+      </w:r>
+    </w:p>
+    <w:p>
+      <w:pPr>
+        <w:rPr/>
+      </w:pPr>
+      <w:r>
+        <w:rPr>
+          <w:rtl w:val="0"/>
+        </w:rPr>
+        <w:t xml:space="preserve">Object Kind, PlayerType: ValueOK, AttributeType: PropertyPK, ValueType: TypeSK. </w:t>
+      </w:r>
+    </w:p>
+    <w:p>
+      <w:pPr>
+        <w:rPr/>
+      </w:pPr>
+      <w:r>
+        <w:rPr>
+          <w:rtl w:val="0"/>
+        </w:rPr>
+        <w:t xml:space="preserve">Example: (CurrentEmployeeRoleOK, EmployeeSubjectKind, EmploymentRoleRelationshipPredicateKind, EmployeeRoleObjectKind)</w:t>
+      </w:r>
+    </w:p>
+    <w:p>
+      <w:pPr>
+        <w:rPr/>
+      </w:pPr>
+      <w:r>
+        <w:rPr>
+          <w:rtl w:val="0"/>
+        </w:rPr>
+      </w:r>
+    </w:p>
+    <w:p>
+      <w:pPr>
+        <w:rPr>
+          <w:b w:val="1"/>
+          <w:bCs w:val="1"/>
+        </w:rPr>
+      </w:pPr>
+      <w:r>
+        <w:rPr>
+          <w:b w:val="1"/>
+          <w:bCs w:val="1"/>
+          <w:rtl w:val="0"/>
+        </w:rPr>
+        <w:t xml:space="preserve">Rule output Statements:</w:t>
+      </w:r>
+    </w:p>
+    <w:p>
+      <w:pPr>
+        <w:rPr/>
+      </w:pPr>
+      <w:r>
+        <w:rPr>
+          <w:rtl w:val="0"/>
+        </w:rPr>
+        <w:t xml:space="preserve">Production Statement Type.</w:t>
+      </w:r>
+    </w:p>
+    <w:p>
+      <w:pPr>
+        <w:rPr>
+          <w:b w:val="1"/>
+          <w:bCs w:val="1"/>
+        </w:rPr>
+      </w:pPr>
+      <w:r>
+        <w:rPr>
+          <w:rtl w:val="0"/>
+        </w:rPr>
+      </w:r>
+    </w:p>
+    <w:p>
+      <w:pPr>
+        <w:rPr/>
+      </w:pPr>
+      <w:r>
+        <w:rPr>
+          <w:rtl w:val="0"/>
+        </w:rPr>
+        <w:t xml:space="preserve">(RelationshipCK, SourceEndSK, MeasurementContextPK, DestinationEndOK)</w:t>
+      </w:r>
+    </w:p>
+    <w:p>
+      <w:pPr>
+        <w:rPr/>
+      </w:pPr>
+      <w:r>
+        <w:rPr>
+          <w:rtl w:val="0"/>
+        </w:rPr>
+      </w:r>
+    </w:p>
+    <w:p>
+      <w:pPr>
+        <w:rPr/>
+      </w:pPr>
+      <w:r>
+        <w:rPr>
+          <w:rtl w:val="0"/>
+        </w:rPr>
+        <w:t xml:space="preserve">Example:</w:t>
+      </w:r>
+    </w:p>
+    <w:p>
+      <w:pPr>
+        <w:rPr/>
+      </w:pPr>
+      <w:r>
+        <w:rPr>
+          <w:rtl w:val="0"/>
+        </w:rPr>
+        <w:t xml:space="preserve">(EmploymentRelationshipCK, EmployeeRoleSK, EmployeePositionAtDatePK, CurrentEmployeeRoleOK)</w:t>
+      </w:r>
+      <w:r>
+        <w:rPr>
+          <w:rtl w:val="0"/>
+        </w:rPr>
+      </w:r>
+    </w:p>
+    <w:p>
+      <w:pPr>
+        <w:pStyle w:val="Heading4"/>
+        <w:rPr/>
+      </w:pPr>
+      <w:bookmarkStart w:colFirst="0" w:colLast="0" w:name="_2oyhan3vpzdm" w:id="39"/>
+      <w:bookmarkEnd w:id="39"/>
+      <w:r>
+        <w:rPr>
+          <w:rtl w:val="0"/>
+        </w:rPr>
+        <w:t xml:space="preserve">Alignment Agent Merge / Fold / Unfold</w:t>
+      </w:r>
+    </w:p>
+    <w:p>
+      <w:pPr>
+        <w:rPr/>
+      </w:pPr>
+      <w:r>
+        <w:rPr>
+          <w:rtl w:val="0"/>
+        </w:rPr>
+        <w:t xml:space="preserve">See Homoiconic approach. TODO</w:t>
+      </w:r>
+    </w:p>
+    <w:p>
+      <w:pPr>
+        <w:pStyle w:val="Heading3"/>
+        <w:rPr/>
+      </w:pPr>
+      <w:bookmarkStart w:colFirst="0" w:colLast="0" w:name="_yk4120gc18wf" w:id="40"/>
+      <w:bookmarkEnd w:id="40"/>
+      <w:r>
+        <w:rPr>
+          <w:rtl w:val="0"/>
+        </w:rPr>
+        <w:t xml:space="preserve">Activation Service Agent</w:t>
+      </w:r>
+    </w:p>
+    <w:p>
+      <w:pPr>
+        <w:rPr/>
+      </w:pPr>
+      <w:r>
+        <w:rPr>
+          <w:rtl w:val="0"/>
+        </w:rPr>
+        <w:t xml:space="preserve">Contexts (Use Cases) and behaviors (Interactions) in the Activation Layer.</w:t>
+      </w:r>
+    </w:p>
+    <w:p>
+      <w:pPr>
+        <w:pStyle w:val="Heading4"/>
+        <w:rPr/>
+      </w:pPr>
+      <w:bookmarkStart w:colFirst="0" w:colLast="0" w:name="_iw6492wko9y" w:id="41"/>
+      <w:bookmarkEnd w:id="41"/>
+      <w:r>
+        <w:rPr>
+          <w:rtl w:val="0"/>
+        </w:rPr>
+        <w:t xml:space="preserve">Activation Agent Domain Model</w:t>
+      </w:r>
+    </w:p>
+    <w:p>
+      <w:pPr>
+        <w:rPr/>
+      </w:pPr>
+      <w:r>
+        <w:rPr>
+          <w:rtl w:val="0"/>
+        </w:rPr>
+        <w:t xml:space="preserve">Knowledge Layer. DCI Contexts, Roles, Actors, Interactions.</w:t>
+      </w:r>
+    </w:p>
+    <w:p>
+      <w:pPr>
+        <w:rPr/>
+      </w:pPr>
+      <w:r>
+        <w:rPr>
+          <w:rtl w:val="0"/>
+        </w:rPr>
+      </w:r>
+    </w:p>
+    <w:p>
+      <w:pPr>
+        <w:rPr>
+          <w:b w:val="1"/>
+          <w:bCs w:val="1"/>
+        </w:rPr>
+      </w:pPr>
+      <w:r>
+        <w:rPr>
+          <w:b w:val="1"/>
+          <w:bCs w:val="1"/>
+          <w:rtl w:val="0"/>
+        </w:rPr>
+        <w:t xml:space="preserve">Actor layer input Statements:</w:t>
+      </w:r>
+    </w:p>
+    <w:p>
+      <w:pPr>
+        <w:rPr/>
+      </w:pPr>
+      <w:r>
+        <w:rPr>
+          <w:rtl w:val="0"/>
+        </w:rPr>
+        <w:t xml:space="preserve">Source Statement Type. Alignment Rule Statements.</w:t>
+      </w:r>
+    </w:p>
+    <w:p>
+      <w:pPr>
+        <w:rPr/>
+      </w:pPr>
+      <w:r>
+        <w:rPr>
+          <w:rtl w:val="0"/>
+        </w:rPr>
+      </w:r>
+    </w:p>
+    <w:p>
+      <w:pPr>
+        <w:rPr/>
+      </w:pPr>
+      <w:r>
+        <w:rPr>
+          <w:rtl w:val="0"/>
+        </w:rPr>
+        <w:t xml:space="preserve">(C, S, P, O):</w:t>
+      </w:r>
+    </w:p>
+    <w:p>
+      <w:pPr>
+        <w:rPr/>
+      </w:pPr>
+      <w:r>
+        <w:rPr>
+          <w:rtl w:val="0"/>
+        </w:rPr>
+        <w:t xml:space="preserve">(RelationshipCK, SourceEndSK, MeasurementContextPK, DestinationEndOK) from Alignment Rule Statements.</w:t>
+      </w:r>
+    </w:p>
+    <w:p>
+      <w:pPr>
+        <w:rPr/>
+      </w:pPr>
+      <w:r>
+        <w:rPr>
+          <w:rtl w:val="0"/>
+        </w:rPr>
+      </w:r>
+    </w:p>
+    <w:p>
+      <w:pPr>
+        <w:rPr/>
+      </w:pPr>
+      <w:r>
+        <w:rPr>
+          <w:rtl w:val="0"/>
+        </w:rPr>
+        <w:t xml:space="preserve">Example:</w:t>
+      </w:r>
+    </w:p>
+    <w:p>
+      <w:pPr>
+        <w:rPr/>
+      </w:pPr>
+      <w:r>
+        <w:rPr>
+          <w:rtl w:val="0"/>
+        </w:rPr>
+        <w:t xml:space="preserve">(EmploymentRelationshipCK, EmployeeRoleSK, EmployeePositionAtDatePK, CurrentEmployeeRoleOK)</w:t>
+      </w:r>
+    </w:p>
+    <w:p>
+      <w:pPr>
+        <w:rPr/>
+      </w:pPr>
+      <w:r>
+        <w:rPr>
+          <w:rtl w:val="0"/>
+        </w:rPr>
+      </w:r>
+    </w:p>
+    <w:p>
+      <w:pPr>
+        <w:rPr>
+          <w:b w:val="1"/>
+          <w:bCs w:val="1"/>
+        </w:rPr>
+      </w:pPr>
+      <w:r>
+        <w:rPr>
+          <w:b w:val="1"/>
+          <w:bCs w:val="1"/>
+          <w:rtl w:val="0"/>
+        </w:rPr>
+        <w:t xml:space="preserve">Role Interaction aggregation Statements:</w:t>
+      </w:r>
+    </w:p>
+    <w:p>
+      <w:pPr>
+        <w:rPr/>
+      </w:pPr>
+      <w:r>
+        <w:rPr>
+          <w:rtl w:val="0"/>
+        </w:rPr>
+        <w:t xml:space="preserve">Kinds aggregation Statement Types.</w:t>
+      </w:r>
+    </w:p>
+    <w:p>
+      <w:pPr>
+        <w:rPr>
+          <w:b w:val="1"/>
+          <w:bCs w:val="1"/>
+        </w:rPr>
+      </w:pPr>
+      <w:r>
+        <w:rPr>
+          <w:rtl w:val="0"/>
+        </w:rPr>
+      </w:r>
+    </w:p>
+    <w:p>
+      <w:pPr>
+        <w:rPr/>
+      </w:pPr>
+      <w:r>
+        <w:rPr>
+          <w:rtl w:val="0"/>
+        </w:rPr>
+        <w:t xml:space="preserve">(DCIContextCK, SourceEndSK, MeasurementContextPK, DestinationEndOK)</w:t>
+      </w:r>
+    </w:p>
+    <w:p>
+      <w:pPr>
+        <w:rPr/>
+      </w:pPr>
+      <w:r>
+        <w:rPr>
+          <w:rtl w:val="0"/>
+        </w:rPr>
+        <w:t xml:space="preserve">Context Kind, PlayerType: DCIContexCK, AttributeType: MeasurementSK, ValueType: MeasurementOK.</w:t>
+      </w:r>
+    </w:p>
+    <w:p>
+      <w:pPr>
+        <w:rPr/>
+      </w:pPr>
+      <w:r>
+        <w:rPr>
+          <w:rtl w:val="0"/>
+        </w:rPr>
+        <w:t xml:space="preserve">Example: (EmploymentDepartmentCK, EmploymentDepartmentMeasurementSK, EmploymentRoleDimensionPK, EmploymentRoleMeasurementOK)</w:t>
+      </w:r>
+    </w:p>
+    <w:p>
+      <w:pPr>
+        <w:rPr/>
+      </w:pPr>
+      <w:r>
+        <w:rPr>
+          <w:rtl w:val="0"/>
+        </w:rPr>
+      </w:r>
+    </w:p>
+    <w:p>
+      <w:pPr>
+        <w:rPr/>
+      </w:pPr>
+      <w:r>
+        <w:rPr>
+          <w:rtl w:val="0"/>
+        </w:rPr>
+        <w:t xml:space="preserve">(RoleSK, SourceEndSK, MeasurementContextPK, DestinationEndOK)</w:t>
+      </w:r>
+    </w:p>
+    <w:p>
+      <w:pPr>
+        <w:rPr/>
+      </w:pPr>
+      <w:r>
+        <w:rPr>
+          <w:rtl w:val="0"/>
+        </w:rPr>
+        <w:t xml:space="preserve">Subject Kind, PlayerType: RoleSK, AttributeType: DimensionPK, ValueType: MeasurementOK.</w:t>
+      </w:r>
+    </w:p>
+    <w:p>
+      <w:pPr>
+        <w:rPr/>
+      </w:pPr>
+      <w:r>
+        <w:rPr>
+          <w:rtl w:val="0"/>
+        </w:rPr>
+        <w:t xml:space="preserve">Example: (EmploymentDepartmentRoleSK, EmploymentDepartmentMeasurementSK, EmploymentRoleDimensionPK, EmploymentRoleMeasurementOK)</w:t>
+      </w:r>
+    </w:p>
+    <w:p>
+      <w:pPr>
+        <w:rPr/>
+      </w:pPr>
+      <w:r>
+        <w:rPr>
+          <w:rtl w:val="0"/>
+        </w:rPr>
+      </w:r>
+    </w:p>
+    <w:p>
+      <w:pPr>
+        <w:rPr/>
+      </w:pPr>
+      <w:r>
+        <w:rPr>
+          <w:rtl w:val="0"/>
+        </w:rPr>
+        <w:t xml:space="preserve">(ActorPK, SourceEndSK, MeasurementContextPK, DestinationEndOK)</w:t>
+      </w:r>
+    </w:p>
+    <w:p>
+      <w:pPr>
+        <w:rPr/>
+      </w:pPr>
+      <w:r>
+        <w:rPr>
+          <w:rtl w:val="0"/>
+        </w:rPr>
+        <w:t xml:space="preserve">Predicate Kind, PlayerType: DimensionPK, AttributeType: MeasurementSK, ValueType: MeasurementOK.</w:t>
+      </w:r>
+    </w:p>
+    <w:p>
+      <w:pPr>
+        <w:rPr/>
+      </w:pPr>
+      <w:r>
+        <w:rPr>
+          <w:rtl w:val="0"/>
+        </w:rPr>
+        <w:t xml:space="preserve">Example: (EmploymentDepartmentActorPK, EmploymentDepartmentMeasurementSK, EmploymentRoleDimensionPK, EmploymentRoleMeasurementOK)</w:t>
+      </w:r>
+    </w:p>
+    <w:p>
+      <w:pPr>
+        <w:rPr/>
+      </w:pPr>
+      <w:r>
+        <w:rPr>
+          <w:rtl w:val="0"/>
+        </w:rPr>
+      </w:r>
+    </w:p>
+    <w:p>
+      <w:pPr>
+        <w:rPr/>
+      </w:pPr>
+      <w:r>
+        <w:rPr>
+          <w:rtl w:val="0"/>
+        </w:rPr>
+        <w:t xml:space="preserve">(InteractionOK, SourceEndSK, MeasurementContextPK, DestinationEndOK)</w:t>
+      </w:r>
+    </w:p>
+    <w:p>
+      <w:pPr>
+        <w:rPr/>
+      </w:pPr>
+      <w:r>
+        <w:rPr>
+          <w:rtl w:val="0"/>
+        </w:rPr>
+        <w:t xml:space="preserve">Object Kind, PlayerType: MeasurementOK, AttributeType: DimensionPK, ValueType: MeasurementSK.</w:t>
+      </w:r>
+    </w:p>
+    <w:p>
+      <w:pPr>
+        <w:rPr/>
+      </w:pPr>
+      <w:r>
+        <w:rPr>
+          <w:rtl w:val="0"/>
+        </w:rPr>
+        <w:t xml:space="preserve">Example: (EmploymentDepartmentRoleOK, EmploymentRoleMeasurementSK, EmploymentRoleDimensionPK, EmploymentRoleMeasurementOK)</w:t>
+      </w:r>
+    </w:p>
+    <w:p>
+      <w:pPr>
+        <w:rPr/>
+      </w:pPr>
+      <w:r>
+        <w:rPr>
+          <w:rtl w:val="0"/>
+        </w:rPr>
+      </w:r>
+    </w:p>
+    <w:p>
+      <w:pPr>
+        <w:rPr>
+          <w:b w:val="1"/>
+          <w:bCs w:val="1"/>
+        </w:rPr>
+      </w:pPr>
+      <w:r>
+        <w:rPr>
+          <w:b w:val="1"/>
+          <w:bCs w:val="1"/>
+          <w:rtl w:val="0"/>
+        </w:rPr>
+        <w:t xml:space="preserve">Context output Statements:</w:t>
+      </w:r>
+    </w:p>
+    <w:p>
+      <w:pPr>
+        <w:rPr/>
+      </w:pPr>
+      <w:r>
+        <w:rPr>
+          <w:rtl w:val="0"/>
+        </w:rPr>
+        <w:t xml:space="preserve">Production Statement Type.</w:t>
+      </w:r>
+    </w:p>
+    <w:p>
+      <w:pPr>
+        <w:rPr/>
+      </w:pPr>
+      <w:r>
+        <w:rPr>
+          <w:rtl w:val="0"/>
+        </w:rPr>
+      </w:r>
+    </w:p>
+    <w:p>
+      <w:pPr>
+        <w:rPr/>
+      </w:pPr>
+      <w:r>
+        <w:rPr>
+          <w:rtl w:val="0"/>
+        </w:rPr>
+        <w:t xml:space="preserve">(DCIContextCK, RoleSK, ActorPK, InteractionOK)</w:t>
+      </w:r>
+    </w:p>
+    <w:p>
+      <w:pPr>
+        <w:rPr/>
+      </w:pPr>
+      <w:r>
+        <w:rPr>
+          <w:rtl w:val="0"/>
+        </w:rPr>
+      </w:r>
+    </w:p>
+    <w:p>
+      <w:pPr>
+        <w:rPr/>
+      </w:pPr>
+      <w:r>
+        <w:rPr>
+          <w:rtl w:val="0"/>
+        </w:rPr>
+        <w:t xml:space="preserve">Example:</w:t>
+      </w:r>
+    </w:p>
+    <w:p>
+      <w:pPr>
+        <w:rPr/>
+      </w:pPr>
+      <w:r>
+        <w:rPr>
+          <w:rtl w:val="0"/>
+        </w:rPr>
+        <w:t xml:space="preserve">(DCIContextCK, EmploymentDepartmentRoleSK, EmploymentDepartmentRoleSK, EmploymentDepartamentRoleOK) </w:t>
+      </w:r>
+    </w:p>
+    <w:p>
+      <w:pPr>
+        <w:pStyle w:val="Heading4"/>
+        <w:rPr/>
+      </w:pPr>
+      <w:bookmarkStart w:colFirst="0" w:colLast="0" w:name="_sdovydd8jbwj" w:id="42"/>
       <w:bookmarkEnd w:id="42"/>
       <w:r>
         <w:rPr>
           <w:rtl w:val="0"/>
         </w:rPr>
-        <w:t xml:space="preserve">Sets Model Based Merge</w:t>
-      </w:r>
-    </w:p>
-    <w:p>
-      <w:pPr>
-        <w:rPr/>
-      </w:pPr>
-      <w:r>
-        <w:rPr>
-          <w:rtl w:val="0"/>
-        </w:rPr>
-        <w:t xml:space="preserve">Rooted in classic set theory, this methodology uses strict mathematical operations (unions, intersections, and relative differences) to combine data. It treats data streams as collections of elements, making it an incredibly fast, deterministic, and highly scalable approach for deduplication and exact-match aggregations.</w:t>
-      </w:r>
-    </w:p>
-    <w:p>
-      <w:pPr>
-        <w:rPr/>
-      </w:pPr>
-      <w:r>
-        <w:rPr>
-          <w:rtl w:val="0"/>
-        </w:rPr>
-      </w:r>
-    </w:p>
-    <w:p>
-      <w:pPr>
-        <w:rPr/>
-      </w:pPr>
-      <w:r>
-        <w:rPr>
-          <w:rtl w:val="0"/>
-        </w:rPr>
-        <w:t xml:space="preserve">Represent Statement components and their relationships as sets and apply set operations such as union, intersection, difference, and compatibility matching. This provides a simple compositional mechanism that can be used as a lower-level merge primitive within the other approaches.</w:t>
+        <w:t xml:space="preserve">Activation Agent Merge / Fold / Unfold</w:t>
+      </w:r>
+    </w:p>
+    <w:p>
+      <w:pPr>
+        <w:rPr/>
+      </w:pPr>
+      <w:r>
+        <w:rPr>
+          <w:rtl w:val="0"/>
+        </w:rPr>
+        <w:t xml:space="preserve">See Homoiconic approach. TODO</w:t>
+      </w:r>
+    </w:p>
+    <w:p>
+      <w:pPr>
+        <w:pStyle w:val="Heading3"/>
+        <w:rPr/>
+      </w:pPr>
+      <w:bookmarkStart w:colFirst="0" w:colLast="0" w:name="_unxiex8ycrut" w:id="43"/>
+      <w:bookmarkEnd w:id="43"/>
+      <w:r>
+        <w:rPr>
+          <w:rtl w:val="0"/>
+        </w:rPr>
+        <w:t xml:space="preserve">Helper Services</w:t>
+      </w:r>
+    </w:p>
+    <w:p>
+      <w:pPr>
+        <w:rPr/>
+      </w:pPr>
+      <w:r>
+        <w:rPr>
+          <w:rtl w:val="0"/>
+        </w:rPr>
+        <w:t xml:space="preserve">Monadic wrapper bound Base Model Entities (Resource, Occurrence, Statement, Context, Subject, Predicate, Object, Kind, ContextKind, SubjectKind, PredicateKind, ObjectKind) Functional APIs Definitions for stream processing.</w:t>
+      </w:r>
+    </w:p>
+    <w:p>
+      <w:pPr>
+        <w:rPr/>
+      </w:pPr>
+      <w:r>
+        <w:rPr>
+          <w:rtl w:val="0"/>
+        </w:rPr>
+      </w:r>
+    </w:p>
+    <w:p>
+      <w:pPr>
+        <w:rPr/>
+      </w:pPr>
+      <w:r>
+        <w:rPr>
+          <w:rtl w:val="0"/>
+        </w:rPr>
+        <w:t xml:space="preserve">“Leverage X” Sections Functional APIs.</w:t>
+      </w:r>
+    </w:p>
+    <w:p>
+      <w:pPr>
+        <w:rPr/>
+      </w:pPr>
+      <w:r>
+        <w:rPr>
+          <w:rtl w:val="0"/>
+        </w:rPr>
+      </w:r>
+    </w:p>
+    <w:p>
+      <w:pPr>
+        <w:rPr/>
+      </w:pPr>
+      <w:r>
+        <w:rPr>
+          <w:rtl w:val="0"/>
+        </w:rPr>
+        <w:t xml:space="preserve">Kinds as Extensional Function Definitions Functional APIs.</w:t>
+      </w:r>
+    </w:p>
+    <w:p>
+      <w:pPr>
+        <w:rPr/>
+      </w:pPr>
+      <w:r>
+        <w:rPr>
+          <w:rtl w:val="0"/>
+        </w:rPr>
+      </w:r>
+    </w:p>
+    <w:p>
+      <w:pPr>
+        <w:rPr/>
+      </w:pPr>
+      <w:r>
+        <w:rPr>
+          <w:rtl w:val="0"/>
+        </w:rPr>
+        <w:t xml:space="preserve">Resource merge / “application” (transform / template) Functional APIs.</w:t>
+      </w:r>
+    </w:p>
+    <w:p>
+      <w:pPr>
+        <w:pStyle w:val="Heading4"/>
+        <w:rPr/>
+      </w:pPr>
+      <w:bookmarkStart w:colFirst="0" w:colLast="0" w:name="_4qvfuly2ipq2" w:id="44"/>
+      <w:bookmarkEnd w:id="44"/>
+      <w:r>
+        <w:rPr>
+          <w:rtl w:val="0"/>
+        </w:rPr>
+        <w:t xml:space="preserve">Registry Service</w:t>
+      </w:r>
+    </w:p>
+    <w:p>
+      <w:pPr>
+        <w:rPr/>
+      </w:pPr>
+      <w:r>
+        <w:rPr>
+          <w:rtl w:val="0"/>
+        </w:rPr>
+        <w:t xml:space="preserve">Registry API Functional Definitions.</w:t>
+      </w:r>
+    </w:p>
+    <w:p>
+      <w:pPr>
+        <w:pStyle w:val="Heading4"/>
+        <w:rPr/>
+      </w:pPr>
+      <w:bookmarkStart w:colFirst="0" w:colLast="0" w:name="_mjabd397mqn" w:id="45"/>
+      <w:bookmarkEnd w:id="45"/>
+      <w:r>
+        <w:rPr>
+          <w:rtl w:val="0"/>
+        </w:rPr>
+        <w:t xml:space="preserve">Naming Service</w:t>
+      </w:r>
+    </w:p>
+    <w:p>
+      <w:pPr>
+        <w:rPr/>
+      </w:pPr>
+      <w:r>
+        <w:rPr>
+          <w:rtl w:val="0"/>
+        </w:rPr>
+        <w:t xml:space="preserve">Naming API Functional Definitions.</w:t>
+      </w:r>
+    </w:p>
+    <w:p>
+      <w:pPr>
+        <w:pStyle w:val="Heading4"/>
+        <w:rPr/>
+      </w:pPr>
+      <w:bookmarkStart w:colFirst="0" w:colLast="0" w:name="_i87we4txd2xb" w:id="46"/>
+      <w:bookmarkEnd w:id="46"/>
+      <w:r>
+        <w:rPr>
+          <w:rtl w:val="0"/>
+        </w:rPr>
+        <w:t xml:space="preserve">Index Service</w:t>
+      </w:r>
+    </w:p>
+    <w:p>
+      <w:pPr>
+        <w:rPr/>
+      </w:pPr>
+      <w:r>
+        <w:rPr>
+          <w:rtl w:val="0"/>
+        </w:rPr>
+        <w:t xml:space="preserve">Index API Functional Definitions.</w:t>
       </w:r>
     </w:p>
     <w:p>
@@ -4587,24 +4984,24 @@
         <w:pStyle w:val="Heading2"/>
         <w:rPr/>
       </w:pPr>
-      <w:bookmarkStart w:colFirst="0" w:colLast="0" w:name="_fx7g0jtvh6d0" w:id="43"/>
-      <w:bookmarkEnd w:id="43"/>
-      <w:r>
-        <w:rPr>
-          <w:rtl w:val="0"/>
-        </w:rPr>
-        <w:t xml:space="preserve">Integration into Streams Processing</w:t>
-      </w:r>
-    </w:p>
-    <w:p>
-      <w:pPr>
-        <w:rPr/>
-      </w:pPr>
-      <w:r>
-        <w:rPr>
-          <w:rtl w:val="0"/>
-        </w:rPr>
-        <w:t xml:space="preserve">TODO</w:t>
+      <w:bookmarkStart w:colFirst="0" w:colLast="0" w:name="_2p39zz22x812" w:id="47"/>
+      <w:bookmarkEnd w:id="47"/>
+      <w:r>
+        <w:rPr>
+          <w:rtl w:val="0"/>
+        </w:rPr>
+        <w:t xml:space="preserve">Dynamic API Endpoints</w:t>
+      </w:r>
+    </w:p>
+    <w:p>
+      <w:pPr>
+        <w:rPr/>
+      </w:pPr>
+      <w:r>
+        <w:rPr>
+          <w:rtl w:val="0"/>
+        </w:rPr>
+        <w:t xml:space="preserve">HAL like or discoverable behavior APIs over Activation activated knowledge statements. Render interfaces for contexts interactions instances. Message driven API rendering Contexts Interactions (DCI) behaviors (state) and role executions (verbs).</w:t>
       </w:r>
     </w:p>
     <w:p>
@@ -4612,8 +5009,8 @@
         <w:pStyle w:val="Heading1"/>
         <w:rPr/>
       </w:pPr>
-      <w:bookmarkStart w:colFirst="0" w:colLast="0" w:name="_oix1tccg8zfs" w:id="44"/>
-      <w:bookmarkEnd w:id="44"/>
+      <w:bookmarkStart w:colFirst="0" w:colLast="0" w:name="_oix1tccg8zfs" w:id="48"/>
+      <w:bookmarkEnd w:id="48"/>
       <w:r>
         <w:rPr>
           <w:rtl w:val="0"/>
@@ -5045,8 +5442,8 @@
         <w:pStyle w:val="Heading1"/>
         <w:rPr/>
       </w:pPr>
-      <w:bookmarkStart w:colFirst="0" w:colLast="0" w:name="_aouh43ash09o" w:id="45"/>
-      <w:bookmarkEnd w:id="45"/>
+      <w:bookmarkStart w:colFirst="0" w:colLast="0" w:name="_aouh43ash09o" w:id="49"/>
+      <w:bookmarkEnd w:id="49"/>
       <w:r>
         <w:rPr>
           <w:rtl w:val="0"/>
@@ -5410,8 +5807,8 @@
         <w:pStyle w:val="Heading1"/>
         <w:rPr/>
       </w:pPr>
-      <w:bookmarkStart w:colFirst="0" w:colLast="0" w:name="_vui52my0r1b5" w:id="46"/>
-      <w:bookmarkEnd w:id="46"/>
+      <w:bookmarkStart w:colFirst="0" w:colLast="0" w:name="_vui52my0r1b5" w:id="50"/>
+      <w:bookmarkEnd w:id="50"/>
       <w:r>
         <w:rPr>
           <w:rtl w:val="0"/>
@@ -5435,8 +5832,8 @@
         <w:pStyle w:val="Heading1"/>
         <w:rPr/>
       </w:pPr>
-      <w:bookmarkStart w:colFirst="0" w:colLast="0" w:name="_uauz2b7v2nra" w:id="47"/>
-      <w:bookmarkEnd w:id="47"/>
+      <w:bookmarkStart w:colFirst="0" w:colLast="0" w:name="_uauz2b7v2nra" w:id="51"/>
+      <w:bookmarkEnd w:id="51"/>
       <w:r>
         <w:rPr>
           <w:rtl w:val="0"/>
@@ -5460,8 +5857,8 @@
         <w:pStyle w:val="Heading1"/>
         <w:rPr/>
       </w:pPr>
-      <w:bookmarkStart w:colFirst="0" w:colLast="0" w:name="_cfu7i31ldii6" w:id="48"/>
-      <w:bookmarkEnd w:id="48"/>
+      <w:bookmarkStart w:colFirst="0" w:colLast="0" w:name="_cfu7i31ldii6" w:id="52"/>
+      <w:bookmarkEnd w:id="52"/>
       <w:r>
         <w:rPr>
           <w:rtl w:val="0"/>
@@ -5729,8 +6126,8 @@
         <w:spacing w:after="120" w:before="120" w:line="275.9999942779541" w:lineRule="auto"/>
         <w:rPr/>
       </w:pPr>
-      <w:bookmarkStart w:colFirst="0" w:colLast="0" w:name="_9v4rarhh879u" w:id="49"/>
-      <w:bookmarkEnd w:id="49"/>
+      <w:bookmarkStart w:colFirst="0" w:colLast="0" w:name="_9v4rarhh879u" w:id="53"/>
+      <w:bookmarkEnd w:id="53"/>
       <w:r>
         <w:rPr>
           <w:rtl w:val="0"/>
@@ -6071,8 +6468,8 @@
         <w:pStyle w:val="Heading1"/>
         <w:rPr/>
       </w:pPr>
-      <w:bookmarkStart w:colFirst="0" w:colLast="0" w:name="_nmy49zl7iske" w:id="50"/>
-      <w:bookmarkEnd w:id="50"/>
+      <w:bookmarkStart w:colFirst="0" w:colLast="0" w:name="_nmy49zl7iske" w:id="54"/>
+      <w:bookmarkEnd w:id="54"/>
       <w:r>
         <w:rPr>
           <w:rtl w:val="0"/>
@@ -6096,8 +6493,8 @@
         <w:pStyle w:val="Heading2"/>
         <w:rPr/>
       </w:pPr>
-      <w:bookmarkStart w:colFirst="0" w:colLast="0" w:name="_spl0dmny2sn1" w:id="51"/>
-      <w:bookmarkEnd w:id="51"/>
+      <w:bookmarkStart w:colFirst="0" w:colLast="0" w:name="_spl0dmny2sn1" w:id="55"/>
+      <w:bookmarkEnd w:id="55"/>
       <w:r>
         <w:rPr>
           <w:rtl w:val="0"/>
@@ -6110,8 +6507,8 @@
         <w:pStyle w:val="Heading3"/>
         <w:rPr/>
       </w:pPr>
-      <w:bookmarkStart w:colFirst="0" w:colLast="0" w:name="_12vb9y8d80o" w:id="52"/>
-      <w:bookmarkEnd w:id="52"/>
+      <w:bookmarkStart w:colFirst="0" w:colLast="0" w:name="_12vb9y8d80o" w:id="56"/>
+      <w:bookmarkEnd w:id="56"/>
       <w:r>
         <w:rPr>
           <w:rtl w:val="0"/>
@@ -6146,8 +6543,8 @@
         <w:spacing w:line="276" w:lineRule="auto"/>
         <w:rPr/>
       </w:pPr>
-      <w:bookmarkStart w:colFirst="0" w:colLast="0" w:name="_nucczl4p06er" w:id="53"/>
-      <w:bookmarkEnd w:id="53"/>
+      <w:bookmarkStart w:colFirst="0" w:colLast="0" w:name="_nucczl4p06er" w:id="57"/>
+      <w:bookmarkEnd w:id="57"/>
       <w:r>
         <w:rPr>
           <w:rtl w:val="0"/>
@@ -6273,8 +6670,8 @@
         <w:pStyle w:val="Heading3"/>
         <w:rPr/>
       </w:pPr>
-      <w:bookmarkStart w:colFirst="0" w:colLast="0" w:name="_tdpam7i6pina" w:id="54"/>
-      <w:bookmarkEnd w:id="54"/>
+      <w:bookmarkStart w:colFirst="0" w:colLast="0" w:name="_tdpam7i6pina" w:id="58"/>
+      <w:bookmarkEnd w:id="58"/>
       <w:r>
         <w:rPr>
           <w:rtl w:val="0"/>
@@ -6655,8 +7052,8 @@
         <w:spacing w:after="120" w:before="120" w:line="275.9999942779541" w:lineRule="auto"/>
         <w:rPr/>
       </w:pPr>
-      <w:bookmarkStart w:colFirst="0" w:colLast="0" w:name="_piwmtevnk1rg" w:id="55"/>
-      <w:bookmarkEnd w:id="55"/>
+      <w:bookmarkStart w:colFirst="0" w:colLast="0" w:name="_piwmtevnk1rg" w:id="59"/>
+      <w:bookmarkEnd w:id="59"/>
       <w:r>
         <w:rPr>
           <w:rtl w:val="0"/>
@@ -6672,8 +7069,8 @@
         <w:spacing w:after="120" w:before="120" w:line="275.9999942779541" w:lineRule="auto"/>
         <w:rPr/>
       </w:pPr>
-      <w:bookmarkStart w:colFirst="0" w:colLast="0" w:name="_5jru7cleeqyz" w:id="56"/>
-      <w:bookmarkEnd w:id="56"/>
+      <w:bookmarkStart w:colFirst="0" w:colLast="0" w:name="_5jru7cleeqyz" w:id="60"/>
+      <w:bookmarkEnd w:id="60"/>
       <w:r>
         <w:rPr>
           <w:rtl w:val="0"/>
@@ -6895,8 +7292,8 @@
         <w:spacing w:after="120" w:before="120" w:line="275.9999942779541" w:lineRule="auto"/>
         <w:rPr/>
       </w:pPr>
-      <w:bookmarkStart w:colFirst="0" w:colLast="0" w:name="_cxpiqxfobvqz" w:id="57"/>
-      <w:bookmarkEnd w:id="57"/>
+      <w:bookmarkStart w:colFirst="0" w:colLast="0" w:name="_cxpiqxfobvqz" w:id="61"/>
+      <w:bookmarkEnd w:id="61"/>
       <w:r>
         <w:rPr>
           <w:rtl w:val="0"/>
@@ -7206,8 +7603,8 @@
         <w:spacing w:after="120" w:before="120" w:line="275.9999942779541" w:lineRule="auto"/>
         <w:rPr/>
       </w:pPr>
-      <w:bookmarkStart w:colFirst="0" w:colLast="0" w:name="_4i5f88pxra87" w:id="58"/>
-      <w:bookmarkEnd w:id="58"/>
+      <w:bookmarkStart w:colFirst="0" w:colLast="0" w:name="_4i5f88pxra87" w:id="62"/>
+      <w:bookmarkEnd w:id="62"/>
       <w:r>
         <w:rPr>
           <w:rtl w:val="0"/>
@@ -7473,8 +7870,8 @@
         <w:spacing w:after="120" w:before="120" w:line="275.9999942779541" w:lineRule="auto"/>
         <w:rPr/>
       </w:pPr>
-      <w:bookmarkStart w:colFirst="0" w:colLast="0" w:name="_m22kyf83qkvv" w:id="59"/>
-      <w:bookmarkEnd w:id="59"/>
+      <w:bookmarkStart w:colFirst="0" w:colLast="0" w:name="_m22kyf83qkvv" w:id="63"/>
+      <w:bookmarkEnd w:id="63"/>
       <w:r>
         <w:rPr>
           <w:rtl w:val="0"/>
@@ -8072,8 +8469,8 @@
         <w:spacing w:after="120" w:before="120" w:line="275.9999942779541" w:lineRule="auto"/>
         <w:rPr/>
       </w:pPr>
-      <w:bookmarkStart w:colFirst="0" w:colLast="0" w:name="_a7l1r07awzku" w:id="60"/>
-      <w:bookmarkEnd w:id="60"/>
+      <w:bookmarkStart w:colFirst="0" w:colLast="0" w:name="_a7l1r07awzku" w:id="64"/>
+      <w:bookmarkEnd w:id="64"/>
       <w:r>
         <w:rPr>
           <w:rtl w:val="0"/>
@@ -8259,8 +8656,8 @@
         <w:spacing w:before="0" w:line="275.9999942779541" w:lineRule="auto"/>
         <w:rPr/>
       </w:pPr>
-      <w:bookmarkStart w:colFirst="0" w:colLast="0" w:name="_4qo9vqltf2r0" w:id="61"/>
-      <w:bookmarkEnd w:id="61"/>
+      <w:bookmarkStart w:colFirst="0" w:colLast="0" w:name="_4qo9vqltf2r0" w:id="65"/>
+      <w:bookmarkEnd w:id="65"/>
       <w:r>
         <w:rPr>
           <w:rtl w:val="0"/>
@@ -8349,8 +8746,8 @@
         <w:spacing w:before="0" w:line="275.9999942779541" w:lineRule="auto"/>
         <w:rPr/>
       </w:pPr>
-      <w:bookmarkStart w:colFirst="0" w:colLast="0" w:name="_a0okr8ebjatc" w:id="62"/>
-      <w:bookmarkEnd w:id="62"/>
+      <w:bookmarkStart w:colFirst="0" w:colLast="0" w:name="_a0okr8ebjatc" w:id="66"/>
+      <w:bookmarkEnd w:id="66"/>
       <w:r>
         <w:rPr>
           <w:rtl w:val="0"/>
@@ -8395,12 +8792,12 @@
           <wp:inline distB="19050" distT="19050" distL="19050" distR="19050">
             <wp:extent cx="143470" cy="232655"/>
             <wp:effectExtent b="0" l="0" r="0" t="0"/>
-            <wp:docPr id="16" name="image10.png"/>
+            <wp:docPr id="16" name="image12.png"/>
             <a:graphic>
               <a:graphicData uri="http://schemas.openxmlformats.org/drawingml/2006/picture">
                 <pic:pic>
                   <pic:nvPicPr>
-                    <pic:cNvPr id="0" name="image10.png"/>
+                    <pic:cNvPr id="0" name="image12.png"/>
                     <pic:cNvPicPr preferRelativeResize="0"/>
                   </pic:nvPicPr>
                   <pic:blipFill>
@@ -8455,12 +8852,12 @@
           <wp:inline distB="19050" distT="19050" distL="19050" distR="19050">
             <wp:extent cx="105489" cy="234421"/>
             <wp:effectExtent b="0" l="0" r="0" t="0"/>
-            <wp:docPr id="7" name="image2.png"/>
+            <wp:docPr id="7" name="image3.png"/>
             <a:graphic>
               <a:graphicData uri="http://schemas.openxmlformats.org/drawingml/2006/picture">
                 <pic:pic>
                   <pic:nvPicPr>
-                    <pic:cNvPr id="0" name="image2.png"/>
+                    <pic:cNvPr id="0" name="image3.png"/>
                     <pic:cNvPicPr preferRelativeResize="0"/>
                   </pic:nvPicPr>
                   <pic:blipFill>
@@ -8511,12 +8908,12 @@
           <wp:inline distB="19050" distT="19050" distL="19050" distR="19050">
             <wp:extent cx="771584" cy="229183"/>
             <wp:effectExtent b="0" l="0" r="0" t="0"/>
-            <wp:docPr id="12" name="image23.png"/>
+            <wp:docPr id="12" name="image14.png"/>
             <a:graphic>
               <a:graphicData uri="http://schemas.openxmlformats.org/drawingml/2006/picture">
                 <pic:pic>
                   <pic:nvPicPr>
-                    <pic:cNvPr id="0" name="image23.png"/>
+                    <pic:cNvPr id="0" name="image14.png"/>
                     <pic:cNvPicPr preferRelativeResize="0"/>
                   </pic:nvPicPr>
                   <pic:blipFill>
@@ -8572,12 +8969,12 @@
           <wp:inline distB="19050" distT="19050" distL="19050" distR="19050">
             <wp:extent cx="586919" cy="227194"/>
             <wp:effectExtent b="0" l="0" r="0" t="0"/>
-            <wp:docPr id="4" name="image1.png"/>
+            <wp:docPr id="4" name="image2.png"/>
             <a:graphic>
               <a:graphicData uri="http://schemas.openxmlformats.org/drawingml/2006/picture">
                 <pic:pic>
                   <pic:nvPicPr>
-                    <pic:cNvPr id="0" name="image1.png"/>
+                    <pic:cNvPr id="0" name="image2.png"/>
                     <pic:cNvPicPr preferRelativeResize="0"/>
                   </pic:nvPicPr>
                   <pic:blipFill>
@@ -8640,8 +9037,8 @@
         <w:spacing w:after="120" w:before="120" w:line="275.9999942779541" w:lineRule="auto"/>
         <w:rPr/>
       </w:pPr>
-      <w:bookmarkStart w:colFirst="0" w:colLast="0" w:name="_vm8muwbhqqcn" w:id="63"/>
-      <w:bookmarkEnd w:id="63"/>
+      <w:bookmarkStart w:colFirst="0" w:colLast="0" w:name="_vm8muwbhqqcn" w:id="67"/>
+      <w:bookmarkEnd w:id="67"/>
       <w:r>
         <w:rPr>
           <w:rtl w:val="0"/>
@@ -8726,12 +9123,12 @@
           <wp:inline distB="19050" distT="19050" distL="19050" distR="19050">
             <wp:extent cx="79891" cy="239673"/>
             <wp:effectExtent b="0" l="0" r="0" t="0"/>
-            <wp:docPr id="6" name="image12.png"/>
+            <wp:docPr id="6" name="image4.png"/>
             <a:graphic>
               <a:graphicData uri="http://schemas.openxmlformats.org/drawingml/2006/picture">
                 <pic:pic>
                   <pic:nvPicPr>
-                    <pic:cNvPr id="0" name="image12.png"/>
+                    <pic:cNvPr id="0" name="image4.png"/>
                     <pic:cNvPicPr preferRelativeResize="0"/>
                   </pic:nvPicPr>
                   <pic:blipFill>
@@ -8770,12 +9167,12 @@
           <wp:inline distB="19050" distT="19050" distL="19050" distR="19050">
             <wp:extent cx="89475" cy="244024"/>
             <wp:effectExtent b="0" l="0" r="0" t="0"/>
-            <wp:docPr id="2" name="image4.png"/>
+            <wp:docPr id="2" name="image6.png"/>
             <a:graphic>
               <a:graphicData uri="http://schemas.openxmlformats.org/drawingml/2006/picture">
                 <pic:pic>
                   <pic:nvPicPr>
-                    <pic:cNvPr id="0" name="image4.png"/>
+                    <pic:cNvPr id="0" name="image6.png"/>
                     <pic:cNvPicPr preferRelativeResize="0"/>
                   </pic:nvPicPr>
                   <pic:blipFill>
@@ -8814,12 +9211,12 @@
           <wp:inline distB="19050" distT="19050" distL="19050" distR="19050">
             <wp:extent cx="97572" cy="234173"/>
             <wp:effectExtent b="0" l="0" r="0" t="0"/>
-            <wp:docPr id="24" name="image6.png"/>
+            <wp:docPr id="24" name="image5.png"/>
             <a:graphic>
               <a:graphicData uri="http://schemas.openxmlformats.org/drawingml/2006/picture">
                 <pic:pic>
                   <pic:nvPicPr>
-                    <pic:cNvPr id="0" name="image6.png"/>
+                    <pic:cNvPr id="0" name="image5.png"/>
                     <pic:cNvPicPr preferRelativeResize="0"/>
                   </pic:nvPicPr>
                   <pic:blipFill>
@@ -8867,12 +9264,12 @@
           <wp:inline distB="19050" distT="19050" distL="19050" distR="19050">
             <wp:extent cx="3718560" cy="686503"/>
             <wp:effectExtent b="0" l="0" r="0" t="0"/>
-            <wp:docPr id="25" name="image16.png"/>
+            <wp:docPr id="25" name="image18.png"/>
             <a:graphic>
               <a:graphicData uri="http://schemas.openxmlformats.org/drawingml/2006/picture">
                 <pic:pic>
                   <pic:nvPicPr>
-                    <pic:cNvPr id="0" name="image16.png"/>
+                    <pic:cNvPr id="0" name="image18.png"/>
                     <pic:cNvPicPr preferRelativeResize="0"/>
                   </pic:nvPicPr>
                   <pic:blipFill>
@@ -8941,8 +9338,8 @@
         <w:spacing w:before="0" w:line="275.9999942779541" w:lineRule="auto"/>
         <w:rPr/>
       </w:pPr>
-      <w:bookmarkStart w:colFirst="0" w:colLast="0" w:name="_4iycf2g31vp0" w:id="64"/>
-      <w:bookmarkEnd w:id="64"/>
+      <w:bookmarkStart w:colFirst="0" w:colLast="0" w:name="_4iycf2g31vp0" w:id="68"/>
+      <w:bookmarkEnd w:id="68"/>
       <w:r>
         <w:rPr>
           <w:rtl w:val="0"/>
@@ -8997,8 +9394,8 @@
         <w:spacing w:after="240" w:line="275.9999942779541" w:lineRule="auto"/>
         <w:rPr/>
       </w:pPr>
-      <w:bookmarkStart w:colFirst="0" w:colLast="0" w:name="_no37ottu4499" w:id="65"/>
-      <w:bookmarkEnd w:id="65"/>
+      <w:bookmarkStart w:colFirst="0" w:colLast="0" w:name="_no37ottu4499" w:id="69"/>
+      <w:bookmarkEnd w:id="69"/>
       <w:r>
         <w:rPr>
           <w:rtl w:val="0"/>
@@ -9039,12 +9436,12 @@
           <wp:inline distB="19050" distT="19050" distL="19050" distR="19050">
             <wp:extent cx="145018" cy="235165"/>
             <wp:effectExtent b="0" l="0" r="0" t="0"/>
-            <wp:docPr id="8" name="image18.png"/>
+            <wp:docPr id="8" name="image7.png"/>
             <a:graphic>
               <a:graphicData uri="http://schemas.openxmlformats.org/drawingml/2006/picture">
                 <pic:pic>
                   <pic:nvPicPr>
-                    <pic:cNvPr id="0" name="image18.png"/>
+                    <pic:cNvPr id="0" name="image7.png"/>
                     <pic:cNvPicPr preferRelativeResize="0"/>
                   </pic:nvPicPr>
                   <pic:blipFill>
@@ -9083,12 +9480,12 @@
           <wp:inline distB="19050" distT="19050" distL="19050" distR="19050">
             <wp:extent cx="138292" cy="224257"/>
             <wp:effectExtent b="0" l="0" r="0" t="0"/>
-            <wp:docPr id="15" name="image7.png"/>
+            <wp:docPr id="15" name="image13.png"/>
             <a:graphic>
               <a:graphicData uri="http://schemas.openxmlformats.org/drawingml/2006/picture">
                 <pic:pic>
                   <pic:nvPicPr>
-                    <pic:cNvPr id="0" name="image7.png"/>
+                    <pic:cNvPr id="0" name="image13.png"/>
                     <pic:cNvPicPr preferRelativeResize="0"/>
                   </pic:nvPicPr>
                   <pic:blipFill>
@@ -9154,12 +9551,12 @@
           <wp:inline distB="19050" distT="19050" distL="19050" distR="19050">
             <wp:extent cx="3819649" cy="228721"/>
             <wp:effectExtent b="0" l="0" r="0" t="0"/>
-            <wp:docPr id="22" name="image15.png"/>
+            <wp:docPr id="22" name="image22.png"/>
             <a:graphic>
               <a:graphicData uri="http://schemas.openxmlformats.org/drawingml/2006/picture">
                 <pic:pic>
                   <pic:nvPicPr>
-                    <pic:cNvPr id="0" name="image15.png"/>
+                    <pic:cNvPr id="0" name="image22.png"/>
                     <pic:cNvPicPr preferRelativeResize="0"/>
                   </pic:nvPicPr>
                   <pic:blipFill>
@@ -9253,8 +9650,8 @@
         <w:spacing w:after="120" w:before="120" w:line="275.9999942779541" w:lineRule="auto"/>
         <w:rPr/>
       </w:pPr>
-      <w:bookmarkStart w:colFirst="0" w:colLast="0" w:name="_18tl5kxvfivh" w:id="66"/>
-      <w:bookmarkEnd w:id="66"/>
+      <w:bookmarkStart w:colFirst="0" w:colLast="0" w:name="_18tl5kxvfivh" w:id="70"/>
+      <w:bookmarkEnd w:id="70"/>
       <w:r>
         <w:rPr>
           <w:rtl w:val="0"/>
@@ -9322,12 +9719,12 @@
           <wp:inline distB="19050" distT="19050" distL="19050" distR="19050">
             <wp:extent cx="2756002" cy="229031"/>
             <wp:effectExtent b="0" l="0" r="0" t="0"/>
-            <wp:docPr id="10" name="image20.png"/>
+            <wp:docPr id="10" name="image8.png"/>
             <a:graphic>
               <a:graphicData uri="http://schemas.openxmlformats.org/drawingml/2006/picture">
                 <pic:pic>
                   <pic:nvPicPr>
-                    <pic:cNvPr id="0" name="image20.png"/>
+                    <pic:cNvPr id="0" name="image8.png"/>
                     <pic:cNvPicPr preferRelativeResize="0"/>
                   </pic:nvPicPr>
                   <pic:blipFill>
@@ -9447,8 +9844,8 @@
         <w:spacing w:after="120" w:before="120" w:line="275.9999942779541" w:lineRule="auto"/>
         <w:rPr/>
       </w:pPr>
-      <w:bookmarkStart w:colFirst="0" w:colLast="0" w:name="_mm6omsp949hh" w:id="67"/>
-      <w:bookmarkEnd w:id="67"/>
+      <w:bookmarkStart w:colFirst="0" w:colLast="0" w:name="_mm6omsp949hh" w:id="71"/>
+      <w:bookmarkEnd w:id="71"/>
       <w:r>
         <w:rPr>
           <w:rtl w:val="0"/>
@@ -9602,8 +9999,8 @@
         <w:spacing w:before="120" w:line="275.9999942779541" w:lineRule="auto"/>
         <w:rPr/>
       </w:pPr>
-      <w:bookmarkStart w:colFirst="0" w:colLast="0" w:name="_7c369wvv2ed5" w:id="68"/>
-      <w:bookmarkEnd w:id="68"/>
+      <w:bookmarkStart w:colFirst="0" w:colLast="0" w:name="_7c369wvv2ed5" w:id="72"/>
+      <w:bookmarkEnd w:id="72"/>
       <w:r>
         <w:rPr>
           <w:rtl w:val="0"/>
@@ -9628,8 +10025,8 @@
         <w:spacing w:after="120" w:line="275.9999942779541" w:lineRule="auto"/>
         <w:rPr/>
       </w:pPr>
-      <w:bookmarkStart w:colFirst="0" w:colLast="0" w:name="_yxwykud7fa6q" w:id="69"/>
-      <w:bookmarkEnd w:id="69"/>
+      <w:bookmarkStart w:colFirst="0" w:colLast="0" w:name="_yxwykud7fa6q" w:id="73"/>
+      <w:bookmarkEnd w:id="73"/>
       <w:r>
         <w:rPr>
           <w:rtl w:val="0"/>
@@ -9717,12 +10114,12 @@
           <wp:inline distB="19050" distT="19050" distL="19050" distR="19050">
             <wp:extent cx="720923" cy="227660"/>
             <wp:effectExtent b="0" l="0" r="0" t="0"/>
-            <wp:docPr id="19" name="image5.png"/>
+            <wp:docPr id="19" name="image11.png"/>
             <a:graphic>
               <a:graphicData uri="http://schemas.openxmlformats.org/drawingml/2006/picture">
                 <pic:pic>
                   <pic:nvPicPr>
-                    <pic:cNvPr id="0" name="image5.png"/>
+                    <pic:cNvPr id="0" name="image11.png"/>
                     <pic:cNvPicPr preferRelativeResize="0"/>
                   </pic:nvPicPr>
                   <pic:blipFill>
@@ -9793,12 +10190,12 @@
           <wp:inline distB="19050" distT="19050" distL="19050" distR="19050">
             <wp:extent cx="105489" cy="234421"/>
             <wp:effectExtent b="0" l="0" r="0" t="0"/>
-            <wp:docPr id="3" name="image2.png"/>
+            <wp:docPr id="3" name="image3.png"/>
             <a:graphic>
               <a:graphicData uri="http://schemas.openxmlformats.org/drawingml/2006/picture">
                 <pic:pic>
                   <pic:nvPicPr>
-                    <pic:cNvPr id="0" name="image2.png"/>
+                    <pic:cNvPr id="0" name="image3.png"/>
                     <pic:cNvPicPr preferRelativeResize="0"/>
                   </pic:nvPicPr>
                   <pic:blipFill>
@@ -9837,12 +10234,12 @@
           <wp:inline distB="19050" distT="19050" distL="19050" distR="19050">
             <wp:extent cx="97572" cy="234173"/>
             <wp:effectExtent b="0" l="0" r="0" t="0"/>
-            <wp:docPr id="5" name="image6.png"/>
+            <wp:docPr id="5" name="image5.png"/>
             <a:graphic>
               <a:graphicData uri="http://schemas.openxmlformats.org/drawingml/2006/picture">
                 <pic:pic>
                   <pic:nvPicPr>
-                    <pic:cNvPr id="0" name="image6.png"/>
+                    <pic:cNvPr id="0" name="image5.png"/>
                     <pic:cNvPicPr preferRelativeResize="0"/>
                   </pic:nvPicPr>
                   <pic:blipFill>
@@ -9881,12 +10278,12 @@
           <wp:inline distB="19050" distT="19050" distL="19050" distR="19050">
             <wp:extent cx="607516" cy="227818"/>
             <wp:effectExtent b="0" l="0" r="0" t="0"/>
-            <wp:docPr id="21" name="image21.png"/>
+            <wp:docPr id="21" name="image15.png"/>
             <a:graphic>
               <a:graphicData uri="http://schemas.openxmlformats.org/drawingml/2006/picture">
                 <pic:pic>
                   <pic:nvPicPr>
-                    <pic:cNvPr id="0" name="image21.png"/>
+                    <pic:cNvPr id="0" name="image15.png"/>
                     <pic:cNvPicPr preferRelativeResize="0"/>
                   </pic:nvPicPr>
                   <pic:blipFill>
@@ -9957,12 +10354,12 @@
           <wp:inline distB="19050" distT="19050" distL="19050" distR="19050">
             <wp:extent cx="586919" cy="227194"/>
             <wp:effectExtent b="0" l="0" r="0" t="0"/>
-            <wp:docPr id="13" name="image1.png"/>
+            <wp:docPr id="13" name="image2.png"/>
             <a:graphic>
               <a:graphicData uri="http://schemas.openxmlformats.org/drawingml/2006/picture">
                 <pic:pic>
                   <pic:nvPicPr>
-                    <pic:cNvPr id="0" name="image1.png"/>
+                    <pic:cNvPr id="0" name="image2.png"/>
                     <pic:cNvPicPr preferRelativeResize="0"/>
                   </pic:nvPicPr>
                   <pic:blipFill>
@@ -10001,12 +10398,12 @@
           <wp:inline distB="19050" distT="19050" distL="19050" distR="19050">
             <wp:extent cx="105489" cy="234421"/>
             <wp:effectExtent b="0" l="0" r="0" t="0"/>
-            <wp:docPr id="23" name="image2.png"/>
+            <wp:docPr id="23" name="image3.png"/>
             <a:graphic>
               <a:graphicData uri="http://schemas.openxmlformats.org/drawingml/2006/picture">
                 <pic:pic>
                   <pic:nvPicPr>
-                    <pic:cNvPr id="0" name="image2.png"/>
+                    <pic:cNvPr id="0" name="image3.png"/>
                     <pic:cNvPicPr preferRelativeResize="0"/>
                   </pic:nvPicPr>
                   <pic:blipFill>
@@ -10077,12 +10474,12 @@
           <wp:inline distB="19050" distT="19050" distL="19050" distR="19050">
             <wp:extent cx="333911" cy="211093"/>
             <wp:effectExtent b="0" l="0" r="0" t="0"/>
-            <wp:docPr id="14" name="image3.png"/>
+            <wp:docPr id="14" name="image16.png"/>
             <a:graphic>
               <a:graphicData uri="http://schemas.openxmlformats.org/drawingml/2006/picture">
                 <pic:pic>
                   <pic:nvPicPr>
-                    <pic:cNvPr id="0" name="image3.png"/>
+                    <pic:cNvPr id="0" name="image16.png"/>
                     <pic:cNvPicPr preferRelativeResize="0"/>
                   </pic:nvPicPr>
                   <pic:blipFill>
@@ -10121,12 +10518,12 @@
           <wp:inline distB="19050" distT="19050" distL="19050" distR="19050">
             <wp:extent cx="457438" cy="228719"/>
             <wp:effectExtent b="0" l="0" r="0" t="0"/>
-            <wp:docPr id="26" name="image14.png"/>
+            <wp:docPr id="26" name="image21.png"/>
             <a:graphic>
               <a:graphicData uri="http://schemas.openxmlformats.org/drawingml/2006/picture">
                 <pic:pic>
                   <pic:nvPicPr>
-                    <pic:cNvPr id="0" name="image14.png"/>
+                    <pic:cNvPr id="0" name="image21.png"/>
                     <pic:cNvPicPr preferRelativeResize="0"/>
                   </pic:nvPicPr>
                   <pic:blipFill>
@@ -10189,8 +10586,8 @@
         <w:spacing w:after="120" w:before="120" w:line="275.9999942779541" w:lineRule="auto"/>
         <w:rPr/>
       </w:pPr>
-      <w:bookmarkStart w:colFirst="0" w:colLast="0" w:name="_s3n9c67g1jqj" w:id="70"/>
-      <w:bookmarkEnd w:id="70"/>
+      <w:bookmarkStart w:colFirst="0" w:colLast="0" w:name="_s3n9c67g1jqj" w:id="74"/>
+      <w:bookmarkEnd w:id="74"/>
       <w:r>
         <w:rPr>
           <w:rtl w:val="0"/>
@@ -10310,12 +10707,12 @@
           <wp:inline distB="19050" distT="19050" distL="19050" distR="19050">
             <wp:extent cx="214432" cy="225717"/>
             <wp:effectExtent b="0" l="0" r="0" t="0"/>
-            <wp:docPr id="18" name="image24.png"/>
+            <wp:docPr id="18" name="image19.png"/>
             <a:graphic>
               <a:graphicData uri="http://schemas.openxmlformats.org/drawingml/2006/picture">
                 <pic:pic>
                   <pic:nvPicPr>
-                    <pic:cNvPr id="0" name="image24.png"/>
+                    <pic:cNvPr id="0" name="image19.png"/>
                     <pic:cNvPicPr preferRelativeResize="0"/>
                   </pic:nvPicPr>
                   <pic:blipFill>
@@ -10354,12 +10751,12 @@
           <wp:inline distB="19050" distT="19050" distL="19050" distR="19050">
             <wp:extent cx="214432" cy="225717"/>
             <wp:effectExtent b="0" l="0" r="0" t="0"/>
-            <wp:docPr id="20" name="image11.png"/>
+            <wp:docPr id="20" name="image17.png"/>
             <a:graphic>
               <a:graphicData uri="http://schemas.openxmlformats.org/drawingml/2006/picture">
                 <pic:pic>
                   <pic:nvPicPr>
-                    <pic:cNvPr id="0" name="image11.png"/>
+                    <pic:cNvPr id="0" name="image17.png"/>
                     <pic:cNvPicPr preferRelativeResize="0"/>
                   </pic:nvPicPr>
                   <pic:blipFill>
@@ -10398,12 +10795,12 @@
           <wp:inline distB="19050" distT="19050" distL="19050" distR="19050">
             <wp:extent cx="876836" cy="285925"/>
             <wp:effectExtent b="0" l="0" r="0" t="0"/>
-            <wp:docPr id="11" name="image8.png"/>
+            <wp:docPr id="11" name="image24.png"/>
             <a:graphic>
               <a:graphicData uri="http://schemas.openxmlformats.org/drawingml/2006/picture">
                 <pic:pic>
                   <pic:nvPicPr>
-                    <pic:cNvPr id="0" name="image8.png"/>
+                    <pic:cNvPr id="0" name="image24.png"/>
                     <pic:cNvPicPr preferRelativeResize="0"/>
                   </pic:nvPicPr>
                   <pic:blipFill>
@@ -10474,12 +10871,12 @@
           <wp:inline distB="19050" distT="19050" distL="19050" distR="19050">
             <wp:extent cx="214432" cy="225717"/>
             <wp:effectExtent b="0" l="0" r="0" t="0"/>
-            <wp:docPr id="1" name="image19.png"/>
+            <wp:docPr id="1" name="image1.png"/>
             <a:graphic>
               <a:graphicData uri="http://schemas.openxmlformats.org/drawingml/2006/picture">
                 <pic:pic>
                   <pic:nvPicPr>
-                    <pic:cNvPr id="0" name="image19.png"/>
+                    <pic:cNvPr id="0" name="image1.png"/>
                     <pic:cNvPicPr preferRelativeResize="0"/>
                   </pic:nvPicPr>
                   <pic:blipFill>
@@ -10518,12 +10915,12 @@
           <wp:inline distB="19050" distT="19050" distL="19050" distR="19050">
             <wp:extent cx="214432" cy="225717"/>
             <wp:effectExtent b="0" l="0" r="0" t="0"/>
-            <wp:docPr id="27" name="image17.png"/>
+            <wp:docPr id="27" name="image20.png"/>
             <a:graphic>
               <a:graphicData uri="http://schemas.openxmlformats.org/drawingml/2006/picture">
                 <pic:pic>
                   <pic:nvPicPr>
-                    <pic:cNvPr id="0" name="image17.png"/>
+                    <pic:cNvPr id="0" name="image20.png"/>
                     <pic:cNvPicPr preferRelativeResize="0"/>
                   </pic:nvPicPr>
                   <pic:blipFill>
@@ -10562,12 +10959,12 @@
           <wp:inline distB="19050" distT="19050" distL="19050" distR="19050">
             <wp:extent cx="95905" cy="230173"/>
             <wp:effectExtent b="0" l="0" r="0" t="0"/>
-            <wp:docPr id="9" name="image22.png"/>
+            <wp:docPr id="9" name="image10.png"/>
             <a:graphic>
               <a:graphicData uri="http://schemas.openxmlformats.org/drawingml/2006/picture">
                 <pic:pic>
                   <pic:nvPicPr>
-                    <pic:cNvPr id="0" name="image22.png"/>
+                    <pic:cNvPr id="0" name="image10.png"/>
                     <pic:cNvPicPr preferRelativeResize="0"/>
                   </pic:nvPicPr>
                   <pic:blipFill>
@@ -10617,8 +11014,8 @@
           <w:color w:val="1f1f1f"/>
         </w:rPr>
       </w:pPr>
-      <w:bookmarkStart w:colFirst="0" w:colLast="0" w:name="_fnazkr4bdku2" w:id="71"/>
-      <w:bookmarkEnd w:id="71"/>
+      <w:bookmarkStart w:colFirst="0" w:colLast="0" w:name="_fnazkr4bdku2" w:id="75"/>
+      <w:bookmarkEnd w:id="75"/>
       <w:r>
         <w:rPr>
           <w:rtl w:val="0"/>
@@ -10632,8 +11029,8 @@
         <w:spacing w:after="120" w:before="120" w:line="275.9999942779541" w:lineRule="auto"/>
         <w:rPr/>
       </w:pPr>
-      <w:bookmarkStart w:colFirst="0" w:colLast="0" w:name="_t55uhadl3d85" w:id="72"/>
-      <w:bookmarkEnd w:id="72"/>
+      <w:bookmarkStart w:colFirst="0" w:colLast="0" w:name="_t55uhadl3d85" w:id="76"/>
+      <w:bookmarkEnd w:id="76"/>
       <w:r>
         <w:rPr>
           <w:rtl w:val="0"/>
@@ -10705,12 +11102,12 @@
           <wp:inline distB="19050" distT="19050" distL="19050" distR="19050">
             <wp:extent cx="3042047" cy="217562"/>
             <wp:effectExtent b="0" l="0" r="0" t="0"/>
-            <wp:docPr id="29" name="image13.png"/>
+            <wp:docPr id="29" name="image23.png"/>
             <a:graphic>
               <a:graphicData uri="http://schemas.openxmlformats.org/drawingml/2006/picture">
                 <pic:pic>
                   <pic:nvPicPr>
-                    <pic:cNvPr id="0" name="image13.png"/>
+                    <pic:cNvPr id="0" name="image23.png"/>
                     <pic:cNvPicPr preferRelativeResize="0"/>
                   </pic:nvPicPr>
                   <pic:blipFill>
@@ -10830,8 +11227,8 @@
         <w:pStyle w:val="Heading1"/>
         <w:rPr/>
       </w:pPr>
-      <w:bookmarkStart w:colFirst="0" w:colLast="0" w:name="_x2alh753drsf" w:id="73"/>
-      <w:bookmarkEnd w:id="73"/>
+      <w:bookmarkStart w:colFirst="0" w:colLast="0" w:name="_x2alh753drsf" w:id="77"/>
+      <w:bookmarkEnd w:id="77"/>
       <w:r>
         <w:rPr>
           <w:rtl w:val="0"/>
@@ -11209,8 +11606,8 @@
           <w:szCs w:val="26"/>
         </w:rPr>
       </w:pPr>
-      <w:bookmarkStart w:colFirst="0" w:colLast="0" w:name="_16wmba5008i2" w:id="74"/>
-      <w:bookmarkEnd w:id="74"/>
+      <w:bookmarkStart w:colFirst="0" w:colLast="0" w:name="_16wmba5008i2" w:id="78"/>
+      <w:bookmarkEnd w:id="78"/>
       <w:r>
         <w:rPr>
           <w:b w:val="1"/>
@@ -11289,8 +11686,8 @@
         <w:pStyle w:val="Heading1"/>
         <w:rPr/>
       </w:pPr>
-      <w:bookmarkStart w:colFirst="0" w:colLast="0" w:name="_jdvmq35eeewy" w:id="75"/>
-      <w:bookmarkEnd w:id="75"/>
+      <w:bookmarkStart w:colFirst="0" w:colLast="0" w:name="_jdvmq35eeewy" w:id="79"/>
+      <w:bookmarkEnd w:id="79"/>
       <w:r>
         <w:rPr>
           <w:rtl w:val="0"/>
@@ -11305,8 +11702,8 @@
         <w:keepLines w:val="0"/>
         <w:rPr/>
       </w:pPr>
-      <w:bookmarkStart w:colFirst="0" w:colLast="0" w:name="_djif09ngyge9" w:id="76"/>
-      <w:bookmarkEnd w:id="76"/>
+      <w:bookmarkStart w:colFirst="0" w:colLast="0" w:name="_djif09ngyge9" w:id="80"/>
+      <w:bookmarkEnd w:id="80"/>
       <w:r>
         <w:rPr>
           <w:rtl w:val="0"/>
@@ -11667,8 +12064,8 @@
           <w:szCs w:val="34"/>
         </w:rPr>
       </w:pPr>
-      <w:bookmarkStart w:colFirst="0" w:colLast="0" w:name="_ahuf24pgmce4" w:id="77"/>
-      <w:bookmarkEnd w:id="77"/>
+      <w:bookmarkStart w:colFirst="0" w:colLast="0" w:name="_ahuf24pgmce4" w:id="81"/>
+      <w:bookmarkEnd w:id="81"/>
       <w:r>
         <w:rPr>
           <w:b w:val="1"/>
@@ -11718,8 +12115,8 @@
           <w:szCs w:val="26"/>
         </w:rPr>
       </w:pPr>
-      <w:bookmarkStart w:colFirst="0" w:colLast="0" w:name="_wn9lqf3alqvp" w:id="78"/>
-      <w:bookmarkEnd w:id="78"/>
+      <w:bookmarkStart w:colFirst="0" w:colLast="0" w:name="_wn9lqf3alqvp" w:id="82"/>
+      <w:bookmarkEnd w:id="82"/>
       <w:r>
         <w:rPr>
           <w:b w:val="1"/>
@@ -11790,8 +12187,8 @@
           <w:szCs w:val="26"/>
         </w:rPr>
       </w:pPr>
-      <w:bookmarkStart w:colFirst="0" w:colLast="0" w:name="_ghj3b2qiz2nz" w:id="79"/>
-      <w:bookmarkEnd w:id="79"/>
+      <w:bookmarkStart w:colFirst="0" w:colLast="0" w:name="_ghj3b2qiz2nz" w:id="83"/>
+      <w:bookmarkEnd w:id="83"/>
       <w:r>
         <w:rPr>
           <w:b w:val="1"/>
@@ -11829,8 +12226,8 @@
           <w:szCs w:val="26"/>
         </w:rPr>
       </w:pPr>
-      <w:bookmarkStart w:colFirst="0" w:colLast="0" w:name="_rbpoe55k4bsr" w:id="80"/>
-      <w:bookmarkEnd w:id="80"/>
+      <w:bookmarkStart w:colFirst="0" w:colLast="0" w:name="_rbpoe55k4bsr" w:id="84"/>
+      <w:bookmarkEnd w:id="84"/>
       <w:r>
         <w:rPr>
           <w:b w:val="1"/>
@@ -12046,8 +12443,8 @@
           <w:szCs w:val="34"/>
         </w:rPr>
       </w:pPr>
-      <w:bookmarkStart w:colFirst="0" w:colLast="0" w:name="_9jqcd26niuz6" w:id="81"/>
-      <w:bookmarkEnd w:id="81"/>
+      <w:bookmarkStart w:colFirst="0" w:colLast="0" w:name="_9jqcd26niuz6" w:id="85"/>
+      <w:bookmarkEnd w:id="85"/>
       <w:r>
         <w:rPr>
           <w:b w:val="1"/>
@@ -12352,8 +12749,8 @@
           <w:szCs w:val="34"/>
         </w:rPr>
       </w:pPr>
-      <w:bookmarkStart w:colFirst="0" w:colLast="0" w:name="_z6xgmdx6juaq" w:id="82"/>
-      <w:bookmarkEnd w:id="82"/>
+      <w:bookmarkStart w:colFirst="0" w:colLast="0" w:name="_z6xgmdx6juaq" w:id="86"/>
+      <w:bookmarkEnd w:id="86"/>
       <w:r>
         <w:rPr>
           <w:b w:val="1"/>
@@ -12391,8 +12788,8 @@
           <w:szCs w:val="26"/>
         </w:rPr>
       </w:pPr>
-      <w:bookmarkStart w:colFirst="0" w:colLast="0" w:name="_wuds58fujmey" w:id="83"/>
-      <w:bookmarkEnd w:id="83"/>
+      <w:bookmarkStart w:colFirst="0" w:colLast="0" w:name="_wuds58fujmey" w:id="87"/>
+      <w:bookmarkEnd w:id="87"/>
       <w:r>
         <w:rPr>
           <w:b w:val="1"/>
@@ -12475,8 +12872,8 @@
           <w:szCs w:val="26"/>
         </w:rPr>
       </w:pPr>
-      <w:bookmarkStart w:colFirst="0" w:colLast="0" w:name="_ikjk54qbcz50" w:id="84"/>
-      <w:bookmarkEnd w:id="84"/>
+      <w:bookmarkStart w:colFirst="0" w:colLast="0" w:name="_ikjk54qbcz50" w:id="88"/>
+      <w:bookmarkEnd w:id="88"/>
       <w:r>
         <w:rPr>
           <w:b w:val="1"/>
@@ -12777,8 +13174,8 @@
           <w:szCs w:val="34"/>
         </w:rPr>
       </w:pPr>
-      <w:bookmarkStart w:colFirst="0" w:colLast="0" w:name="_mq5837rybr8s" w:id="85"/>
-      <w:bookmarkEnd w:id="85"/>
+      <w:bookmarkStart w:colFirst="0" w:colLast="0" w:name="_mq5837rybr8s" w:id="89"/>
+      <w:bookmarkEnd w:id="89"/>
       <w:r>
         <w:rPr>
           <w:b w:val="1"/>
@@ -13124,8 +13521,8 @@
           <w:szCs w:val="34"/>
         </w:rPr>
       </w:pPr>
-      <w:bookmarkStart w:colFirst="0" w:colLast="0" w:name="_ytmhenu9prh5" w:id="86"/>
-      <w:bookmarkEnd w:id="86"/>
+      <w:bookmarkStart w:colFirst="0" w:colLast="0" w:name="_ytmhenu9prh5" w:id="90"/>
+      <w:bookmarkEnd w:id="90"/>
       <w:r>
         <w:rPr>
           <w:b w:val="1"/>
@@ -13439,8 +13836,8 @@
           <w:szCs w:val="34"/>
         </w:rPr>
       </w:pPr>
-      <w:bookmarkStart w:colFirst="0" w:colLast="0" w:name="_nbsdwrdk33ck" w:id="87"/>
-      <w:bookmarkEnd w:id="87"/>
+      <w:bookmarkStart w:colFirst="0" w:colLast="0" w:name="_nbsdwrdk33ck" w:id="91"/>
+      <w:bookmarkEnd w:id="91"/>
       <w:r>
         <w:rPr>
           <w:b w:val="1"/>
@@ -13736,8 +14133,8 @@
           <w:szCs w:val="34"/>
         </w:rPr>
       </w:pPr>
-      <w:bookmarkStart w:colFirst="0" w:colLast="0" w:name="_sydv4st28e5q" w:id="88"/>
-      <w:bookmarkEnd w:id="88"/>
+      <w:bookmarkStart w:colFirst="0" w:colLast="0" w:name="_sydv4st28e5q" w:id="92"/>
+      <w:bookmarkEnd w:id="92"/>
       <w:r>
         <w:rPr>
           <w:b w:val="1"/>
@@ -14041,8 +14438,8 @@
           <w:szCs w:val="34"/>
         </w:rPr>
       </w:pPr>
-      <w:bookmarkStart w:colFirst="0" w:colLast="0" w:name="_pr7akxs36j5v" w:id="89"/>
-      <w:bookmarkEnd w:id="89"/>
+      <w:bookmarkStart w:colFirst="0" w:colLast="0" w:name="_pr7akxs36j5v" w:id="93"/>
+      <w:bookmarkEnd w:id="93"/>
       <w:r>
         <w:rPr>
           <w:b w:val="1"/>
@@ -14626,8 +15023,8 @@
           <w:szCs w:val="34"/>
         </w:rPr>
       </w:pPr>
-      <w:bookmarkStart w:colFirst="0" w:colLast="0" w:name="_4cukn6vd3jwq" w:id="90"/>
-      <w:bookmarkEnd w:id="90"/>
+      <w:bookmarkStart w:colFirst="0" w:colLast="0" w:name="_4cukn6vd3jwq" w:id="94"/>
+      <w:bookmarkEnd w:id="94"/>
       <w:r>
         <w:rPr>
           <w:b w:val="1"/>
@@ -14665,8 +15062,8 @@
           <w:szCs w:val="26"/>
         </w:rPr>
       </w:pPr>
-      <w:bookmarkStart w:colFirst="0" w:colLast="0" w:name="_veof6fn43rf1" w:id="91"/>
-      <w:bookmarkEnd w:id="91"/>
+      <w:bookmarkStart w:colFirst="0" w:colLast="0" w:name="_veof6fn43rf1" w:id="95"/>
+      <w:bookmarkEnd w:id="95"/>
       <w:r>
         <w:rPr>
           <w:b w:val="1"/>
@@ -14961,8 +15358,8 @@
           <w:szCs w:val="26"/>
         </w:rPr>
       </w:pPr>
-      <w:bookmarkStart w:colFirst="0" w:colLast="0" w:name="_ao59vj1n26jv" w:id="92"/>
-      <w:bookmarkEnd w:id="92"/>
+      <w:bookmarkStart w:colFirst="0" w:colLast="0" w:name="_ao59vj1n26jv" w:id="96"/>
+      <w:bookmarkEnd w:id="96"/>
       <w:r>
         <w:rPr>
           <w:b w:val="1"/>
@@ -15138,8 +15535,8 @@
           <w:szCs w:val="34"/>
         </w:rPr>
       </w:pPr>
-      <w:bookmarkStart w:colFirst="0" w:colLast="0" w:name="_pfarlorjf1hy" w:id="93"/>
-      <w:bookmarkEnd w:id="93"/>
+      <w:bookmarkStart w:colFirst="0" w:colLast="0" w:name="_pfarlorjf1hy" w:id="97"/>
+      <w:bookmarkEnd w:id="97"/>
       <w:r>
         <w:rPr>
           <w:b w:val="1"/>
@@ -15177,8 +15574,8 @@
           <w:szCs w:val="26"/>
         </w:rPr>
       </w:pPr>
-      <w:bookmarkStart w:colFirst="0" w:colLast="0" w:name="_61ydajvxr2wp" w:id="94"/>
-      <w:bookmarkEnd w:id="94"/>
+      <w:bookmarkStart w:colFirst="0" w:colLast="0" w:name="_61ydajvxr2wp" w:id="98"/>
+      <w:bookmarkEnd w:id="98"/>
       <w:r>
         <w:rPr>
           <w:b w:val="1"/>
@@ -15238,8 +15635,8 @@
           <w:szCs w:val="26"/>
         </w:rPr>
       </w:pPr>
-      <w:bookmarkStart w:colFirst="0" w:colLast="0" w:name="_6mqm262r6vn7" w:id="95"/>
-      <w:bookmarkEnd w:id="95"/>
+      <w:bookmarkStart w:colFirst="0" w:colLast="0" w:name="_6mqm262r6vn7" w:id="99"/>
+      <w:bookmarkEnd w:id="99"/>
       <w:r>
         <w:rPr>
           <w:b w:val="1"/>
@@ -15330,8 +15727,8 @@
           <w:szCs w:val="26"/>
         </w:rPr>
       </w:pPr>
-      <w:bookmarkStart w:colFirst="0" w:colLast="0" w:name="_oyke1417i3l2" w:id="96"/>
-      <w:bookmarkEnd w:id="96"/>
+      <w:bookmarkStart w:colFirst="0" w:colLast="0" w:name="_oyke1417i3l2" w:id="100"/>
+      <w:bookmarkEnd w:id="100"/>
       <w:r>
         <w:rPr>
           <w:b w:val="1"/>
@@ -15462,8 +15859,8 @@
           <w:szCs w:val="34"/>
         </w:rPr>
       </w:pPr>
-      <w:bookmarkStart w:colFirst="0" w:colLast="0" w:name="_ig2d8o2e4okb" w:id="97"/>
-      <w:bookmarkEnd w:id="97"/>
+      <w:bookmarkStart w:colFirst="0" w:colLast="0" w:name="_ig2d8o2e4okb" w:id="101"/>
+      <w:bookmarkEnd w:id="101"/>
       <w:r>
         <w:rPr>
           <w:b w:val="1"/>
@@ -15796,8 +16193,8 @@
           <w:szCs w:val="34"/>
         </w:rPr>
       </w:pPr>
-      <w:bookmarkStart w:colFirst="0" w:colLast="0" w:name="_vwmc99tgimjz" w:id="98"/>
-      <w:bookmarkEnd w:id="98"/>
+      <w:bookmarkStart w:colFirst="0" w:colLast="0" w:name="_vwmc99tgimjz" w:id="102"/>
+      <w:bookmarkEnd w:id="102"/>
       <w:r>
         <w:rPr>
           <w:b w:val="1"/>
@@ -16285,8 +16682,8 @@
           <w:szCs w:val="34"/>
         </w:rPr>
       </w:pPr>
-      <w:bookmarkStart w:colFirst="0" w:colLast="0" w:name="_kfksfwviefjs" w:id="99"/>
-      <w:bookmarkEnd w:id="99"/>
+      <w:bookmarkStart w:colFirst="0" w:colLast="0" w:name="_kfksfwviefjs" w:id="103"/>
+      <w:bookmarkEnd w:id="103"/>
       <w:r>
         <w:rPr>
           <w:b w:val="1"/>
@@ -16469,8 +16866,8 @@
           <w:szCs w:val="34"/>
         </w:rPr>
       </w:pPr>
-      <w:bookmarkStart w:colFirst="0" w:colLast="0" w:name="_68q9l0kja2oh" w:id="100"/>
-      <w:bookmarkEnd w:id="100"/>
+      <w:bookmarkStart w:colFirst="0" w:colLast="0" w:name="_68q9l0kja2oh" w:id="104"/>
+      <w:bookmarkEnd w:id="104"/>
       <w:r>
         <w:rPr>
           <w:b w:val="1"/>
@@ -16508,8 +16905,8 @@
           <w:szCs w:val="26"/>
         </w:rPr>
       </w:pPr>
-      <w:bookmarkStart w:colFirst="0" w:colLast="0" w:name="_3hq1lxb1f70g" w:id="101"/>
-      <w:bookmarkEnd w:id="101"/>
+      <w:bookmarkStart w:colFirst="0" w:colLast="0" w:name="_3hq1lxb1f70g" w:id="105"/>
+      <w:bookmarkEnd w:id="105"/>
       <w:r>
         <w:rPr>
           <w:b w:val="1"/>
@@ -16634,8 +17031,8 @@
           <w:szCs w:val="26"/>
         </w:rPr>
       </w:pPr>
-      <w:bookmarkStart w:colFirst="0" w:colLast="0" w:name="_v0kmfil2cex8" w:id="102"/>
-      <w:bookmarkEnd w:id="102"/>
+      <w:bookmarkStart w:colFirst="0" w:colLast="0" w:name="_v0kmfil2cex8" w:id="106"/>
+      <w:bookmarkEnd w:id="106"/>
       <w:r>
         <w:rPr>
           <w:b w:val="1"/>
@@ -16748,8 +17145,8 @@
           <w:szCs w:val="26"/>
         </w:rPr>
       </w:pPr>
-      <w:bookmarkStart w:colFirst="0" w:colLast="0" w:name="_v7v9zyg6uevb" w:id="103"/>
-      <w:bookmarkEnd w:id="103"/>
+      <w:bookmarkStart w:colFirst="0" w:colLast="0" w:name="_v7v9zyg6uevb" w:id="107"/>
+      <w:bookmarkEnd w:id="107"/>
       <w:r>
         <w:rPr>
           <w:b w:val="1"/>
@@ -16820,8 +17217,8 @@
           <w:szCs w:val="26"/>
         </w:rPr>
       </w:pPr>
-      <w:bookmarkStart w:colFirst="0" w:colLast="0" w:name="_8cu5r4gpkpwv" w:id="104"/>
-      <w:bookmarkEnd w:id="104"/>
+      <w:bookmarkStart w:colFirst="0" w:colLast="0" w:name="_8cu5r4gpkpwv" w:id="108"/>
+      <w:bookmarkEnd w:id="108"/>
       <w:r>
         <w:rPr>
           <w:b w:val="1"/>
@@ -17016,8 +17413,8 @@
           <w:szCs w:val="34"/>
         </w:rPr>
       </w:pPr>
-      <w:bookmarkStart w:colFirst="0" w:colLast="0" w:name="_gmv6638ytbnx" w:id="105"/>
-      <w:bookmarkEnd w:id="105"/>
+      <w:bookmarkStart w:colFirst="0" w:colLast="0" w:name="_gmv6638ytbnx" w:id="109"/>
+      <w:bookmarkEnd w:id="109"/>
       <w:r>
         <w:rPr>
           <w:b w:val="1"/>
@@ -17415,8 +17812,8 @@
           <w:szCs w:val="34"/>
         </w:rPr>
       </w:pPr>
-      <w:bookmarkStart w:colFirst="0" w:colLast="0" w:name="_dy72g3tj3c4i" w:id="106"/>
-      <w:bookmarkEnd w:id="106"/>
+      <w:bookmarkStart w:colFirst="0" w:colLast="0" w:name="_dy72g3tj3c4i" w:id="110"/>
+      <w:bookmarkEnd w:id="110"/>
       <w:r>
         <w:rPr>
           <w:b w:val="1"/>
@@ -17601,8 +17998,8 @@
           <w:szCs w:val="34"/>
         </w:rPr>
       </w:pPr>
-      <w:bookmarkStart w:colFirst="0" w:colLast="0" w:name="_t1yextpd5eua" w:id="107"/>
-      <w:bookmarkEnd w:id="107"/>
+      <w:bookmarkStart w:colFirst="0" w:colLast="0" w:name="_t1yextpd5eua" w:id="111"/>
+      <w:bookmarkEnd w:id="111"/>
       <w:r>
         <w:rPr>
           <w:b w:val="1"/>
@@ -17778,8 +18175,8 @@
           <w:szCs w:val="34"/>
         </w:rPr>
       </w:pPr>
-      <w:bookmarkStart w:colFirst="0" w:colLast="0" w:name="_iye60vv5xplf" w:id="108"/>
-      <w:bookmarkEnd w:id="108"/>
+      <w:bookmarkStart w:colFirst="0" w:colLast="0" w:name="_iye60vv5xplf" w:id="112"/>
+      <w:bookmarkEnd w:id="112"/>
       <w:r>
         <w:rPr>
           <w:b w:val="1"/>

--- a/Spec.docx
+++ b/Spec.docx
@@ -2082,7 +2082,7 @@
         <w:rPr>
           <w:rtl w:val="0"/>
         </w:rPr>
-        <w:t xml:space="preserve">Augmentation Agents communicate with each other by means of a Blackboard messaging framework where each layer consumes its input Statements and publishes their output Statements. Layers input and output Statements are of two types: an Augmentation Agent layer can consume both of their source Statements types and their production Statements types.</w:t>
+        <w:t xml:space="preserve">Augmentation Agents communicate with each other by means of a series of messaging endpoints where each layer consumes its input (source) Statements and publishes their output (production) Statements. Layers input and output Statements are of two types: an Augmentation Agent layer can consume both of their source Statements types and their production Statements types.</w:t>
       </w:r>
     </w:p>
     <w:p>
@@ -2254,7 +2254,7 @@
         <w:rPr>
           <w:rtl w:val="0"/>
         </w:rPr>
-        <w:t xml:space="preserve">Blackboard messaging pattern. Merge, Fold, Unfold phases functional approach.</w:t>
+        <w:t xml:space="preserve">Messaging pipeline oriented resources consumption and publishing. Merge, Fold, Unfold phases functional approach.</w:t>
       </w:r>
     </w:p>
     <w:p>
@@ -2347,6 +2347,33 @@
       </w:pPr>
       <w:r>
         <w:rPr>
+          <w:color w:val="222222"/>
+          <w:rtl w:val="0"/>
+        </w:rPr>
+        <w:t xml:space="preserve">Example: Kind applied to a Resource returns all Statements where the Resource is a player of the Kind.</w:t>
+      </w:r>
+      <w:r>
+        <w:rPr>
+          <w:rtl w:val="0"/>
+        </w:rPr>
+      </w:r>
+    </w:p>
+    <w:p>
+      <w:pPr>
+        <w:rPr/>
+      </w:pPr>
+      <w:r>
+        <w:rPr>
+          <w:rtl w:val="0"/>
+        </w:rPr>
+      </w:r>
+    </w:p>
+    <w:p>
+      <w:pPr>
+        <w:rPr/>
+      </w:pPr>
+      <w:r>
+        <w:rPr>
           <w:rtl w:val="0"/>
         </w:rPr>
         <w:t xml:space="preserve">The semantics of such “application” (argument types and return types) are to be defined for each Resource type leveraging, by means of Helper Services, the following:</w:t>
@@ -2559,7 +2586,24 @@
         <w:rPr>
           <w:rtl w:val="0"/>
         </w:rPr>
-        <w:t xml:space="preserve">TODO</w:t>
+        <w:t xml:space="preserve">TODO:</w:t>
+      </w:r>
+    </w:p>
+    <w:p>
+      <w:pPr>
+        <w:rPr/>
+      </w:pPr>
+      <w:r>
+        <w:rPr>
+          <w:color w:val="222222"/>
+          <w:rtl w:val="0"/>
+        </w:rPr>
+        <w:t xml:space="preserve">Resource hierarchy application semantics. Full layers types hierarchy (implement all layers models kinds). Template methods. Implementation Language? (Resources, Streams Processing), XSLT?</w:t>
+      </w:r>
+      <w:r>
+        <w:rPr>
+          <w:rtl w:val="0"/>
+        </w:rPr>
       </w:r>
     </w:p>
     <w:p>
@@ -2584,7 +2628,70 @@
         <w:rPr>
           <w:rtl w:val="0"/>
         </w:rPr>
-        <w:t xml:space="preserve">Blackboard style messaging backbone. All services subscribe and publish to the same topic.</w:t>
+        <w:t xml:space="preserve">Messaging pipeline:</w:t>
+      </w:r>
+    </w:p>
+    <w:p>
+      <w:pPr>
+        <w:rPr/>
+      </w:pPr>
+      <w:r>
+        <w:rPr>
+          <w:rtl w:val="0"/>
+        </w:rPr>
+      </w:r>
+    </w:p>
+    <w:p>
+      <w:pPr>
+        <w:rPr/>
+      </w:pPr>
+      <w:r>
+        <w:rPr>
+          <w:rtl w:val="0"/>
+        </w:rPr>
+        <w:t xml:space="preserve">aggregationSourceTopic &lt;-&gt; Aggregation &lt;-&gt; aggregationProductionTopic</w:t>
+      </w:r>
+    </w:p>
+    <w:p>
+      <w:pPr>
+        <w:rPr/>
+      </w:pPr>
+      <w:r>
+        <w:rPr>
+          <w:rtl w:val="0"/>
+        </w:rPr>
+      </w:r>
+    </w:p>
+    <w:p>
+      <w:pPr>
+        <w:rPr/>
+      </w:pPr>
+      <w:r>
+        <w:rPr>
+          <w:rtl w:val="0"/>
+        </w:rPr>
+        <w:t xml:space="preserve">aggregationProductionTopic &lt;-&gt; Alignment &lt;-&gt; alignmentProductionTopic</w:t>
+      </w:r>
+    </w:p>
+    <w:p>
+      <w:pPr>
+        <w:rPr/>
+      </w:pPr>
+      <w:r>
+        <w:rPr>
+          <w:rtl w:val="0"/>
+        </w:rPr>
+      </w:r>
+    </w:p>
+    <w:p>
+      <w:pPr>
+        <w:rPr/>
+      </w:pPr>
+      <w:r>
+        <w:rPr>
+          <w:rtl w:val="0"/>
+        </w:rPr>
+        <w:t xml:space="preserve">alignmentProductionTopic &lt;-&gt; Activation &lt;-&gt; activationProductionTopic</w:t>
       </w:r>
     </w:p>
     <w:p>
@@ -2610,6 +2717,27 @@
           <w:rtl w:val="0"/>
         </w:rPr>
         <w:t xml:space="preserve">All Base Model entities Statements of each layer type must encode all of their corresponding composing entities in a single message. A Statement containing a specific Kind must encode all its Kind’s composing aggregation Statements, for example. </w:t>
+      </w:r>
+    </w:p>
+    <w:p>
+      <w:pPr>
+        <w:rPr/>
+      </w:pPr>
+      <w:r>
+        <w:rPr>
+          <w:rtl w:val="0"/>
+        </w:rPr>
+      </w:r>
+    </w:p>
+    <w:p>
+      <w:pPr>
+        <w:rPr/>
+      </w:pPr>
+      <w:r>
+        <w:rPr>
+          <w:rtl w:val="0"/>
+        </w:rPr>
+        <w:t xml:space="preserve">Source, Production Messages includes all Statements hierarchy which compose / lead to produced Statements (TreeGraph). Serialization. References to Resources (Registry Helper Service) to reduce message payload size..</w:t>
       </w:r>
     </w:p>
     <w:p>
@@ -2681,6 +2809,33 @@
       </w:pPr>
       <w:r>
         <w:rPr>
+          <w:color w:val="222222"/>
+          <w:rtl w:val="0"/>
+        </w:rPr>
+        <w:t xml:space="preserve">Layers inputs / outputs. Layers functional definitions. Rules from source 'terminals' to production 'non-terminals': produce all possible production source Statements given contexts / constraints. Inferences.</w:t>
+      </w:r>
+      <w:r>
+        <w:rPr>
+          <w:rtl w:val="0"/>
+        </w:rPr>
+      </w:r>
+    </w:p>
+    <w:p>
+      <w:pPr>
+        <w:rPr/>
+      </w:pPr>
+      <w:r>
+        <w:rPr>
+          <w:rtl w:val="0"/>
+        </w:rPr>
+      </w:r>
+    </w:p>
+    <w:p>
+      <w:pPr>
+        <w:rPr/>
+      </w:pPr>
+      <w:r>
+        <w:rPr>
           <w:rtl w:val="0"/>
         </w:rPr>
         <w:t xml:space="preserve">TODO</w:t>
@@ -2739,6 +2894,17 @@
         <w:rPr>
           <w:rtl w:val="0"/>
         </w:rPr>
+        <w:t xml:space="preserve">Inferred new Statements by Augmentation pipeline phase.</w:t>
+      </w:r>
+    </w:p>
+    <w:p>
+      <w:pPr>
+        <w:rPr/>
+      </w:pPr>
+      <w:r>
+        <w:rPr>
+          <w:rtl w:val="0"/>
+        </w:rPr>
         <w:t xml:space="preserve">TODO</w:t>
       </w:r>
     </w:p>
@@ -2965,16 +3131,6 @@
         <w:rPr>
           <w:rtl w:val="0"/>
         </w:rPr>
-      </w:r>
-    </w:p>
-    <w:p>
-      <w:pPr>
-        <w:rPr/>
-      </w:pPr>
-      <w:r>
-        <w:rPr>
-          <w:rtl w:val="0"/>
-        </w:rPr>
         <w:t xml:space="preserve">Name assignment for inferred entities.</w:t>
       </w:r>
     </w:p>
@@ -3299,6 +3455,40 @@
       </w:pPr>
       <w:r>
         <w:rPr>
+          <w:color w:val="222222"/>
+          <w:rtl w:val="0"/>
+        </w:rPr>
+        <w:t xml:space="preserve">Any of the three l</w:t>
+      </w:r>
+      <w:r>
+        <w:rPr>
+          <w:color w:val="222222"/>
+          <w:rtl w:val="0"/>
+        </w:rPr>
+        <w:t xml:space="preserve">ayers can be considered as (sets of) Resources of their types of source and production Statements. Layer state. Streams application processing (layer endpoints, topics).</w:t>
+      </w:r>
+      <w:r>
+        <w:rPr>
+          <w:rtl w:val="0"/>
+        </w:rPr>
+      </w:r>
+    </w:p>
+    <w:p>
+      <w:pPr>
+        <w:rPr/>
+      </w:pPr>
+      <w:r>
+        <w:rPr>
+          <w:rtl w:val="0"/>
+        </w:rPr>
+      </w:r>
+    </w:p>
+    <w:p>
+      <w:pPr>
+        <w:rPr/>
+      </w:pPr>
+      <w:r>
+        <w:rPr>
           <w:rtl w:val="0"/>
         </w:rPr>
         <w:t xml:space="preserve">Aggregation (Data) Agent:</w:t>
@@ -3410,6 +3600,27 @@
           <w:rtl w:val="0"/>
         </w:rPr>
         <w:t xml:space="preserve">Production Statement Type: (CK, SK, PK, OK) Context Quad Statements.</w:t>
+      </w:r>
+    </w:p>
+    <w:p>
+      <w:pPr>
+        <w:rPr/>
+      </w:pPr>
+      <w:r>
+        <w:rPr>
+          <w:rtl w:val="0"/>
+        </w:rPr>
+      </w:r>
+    </w:p>
+    <w:p>
+      <w:pPr>
+        <w:rPr/>
+      </w:pPr>
+      <w:r>
+        <w:rPr>
+          <w:rtl w:val="0"/>
+        </w:rPr>
+        <w:t xml:space="preserve">TODO: Cleanup Agents Domain Model Examples.</w:t>
       </w:r>
     </w:p>
     <w:p>
@@ -8792,12 +9003,12 @@
           <wp:inline distB="19050" distT="19050" distL="19050" distR="19050">
             <wp:extent cx="143470" cy="232655"/>
             <wp:effectExtent b="0" l="0" r="0" t="0"/>
-            <wp:docPr id="16" name="image12.png"/>
+            <wp:docPr id="16" name="image3.png"/>
             <a:graphic>
               <a:graphicData uri="http://schemas.openxmlformats.org/drawingml/2006/picture">
                 <pic:pic>
                   <pic:nvPicPr>
-                    <pic:cNvPr id="0" name="image12.png"/>
+                    <pic:cNvPr id="0" name="image3.png"/>
                     <pic:cNvPicPr preferRelativeResize="0"/>
                   </pic:nvPicPr>
                   <pic:blipFill>
@@ -8852,12 +9063,12 @@
           <wp:inline distB="19050" distT="19050" distL="19050" distR="19050">
             <wp:extent cx="105489" cy="234421"/>
             <wp:effectExtent b="0" l="0" r="0" t="0"/>
-            <wp:docPr id="7" name="image3.png"/>
+            <wp:docPr id="7" name="image13.png"/>
             <a:graphic>
               <a:graphicData uri="http://schemas.openxmlformats.org/drawingml/2006/picture">
                 <pic:pic>
                   <pic:nvPicPr>
-                    <pic:cNvPr id="0" name="image3.png"/>
+                    <pic:cNvPr id="0" name="image13.png"/>
                     <pic:cNvPicPr preferRelativeResize="0"/>
                   </pic:nvPicPr>
                   <pic:blipFill>
@@ -8908,12 +9119,12 @@
           <wp:inline distB="19050" distT="19050" distL="19050" distR="19050">
             <wp:extent cx="771584" cy="229183"/>
             <wp:effectExtent b="0" l="0" r="0" t="0"/>
-            <wp:docPr id="12" name="image14.png"/>
+            <wp:docPr id="12" name="image20.png"/>
             <a:graphic>
               <a:graphicData uri="http://schemas.openxmlformats.org/drawingml/2006/picture">
                 <pic:pic>
                   <pic:nvPicPr>
-                    <pic:cNvPr id="0" name="image14.png"/>
+                    <pic:cNvPr id="0" name="image20.png"/>
                     <pic:cNvPicPr preferRelativeResize="0"/>
                   </pic:nvPicPr>
                   <pic:blipFill>
@@ -8969,12 +9180,12 @@
           <wp:inline distB="19050" distT="19050" distL="19050" distR="19050">
             <wp:extent cx="586919" cy="227194"/>
             <wp:effectExtent b="0" l="0" r="0" t="0"/>
-            <wp:docPr id="4" name="image2.png"/>
+            <wp:docPr id="4" name="image9.png"/>
             <a:graphic>
               <a:graphicData uri="http://schemas.openxmlformats.org/drawingml/2006/picture">
                 <pic:pic>
                   <pic:nvPicPr>
-                    <pic:cNvPr id="0" name="image2.png"/>
+                    <pic:cNvPr id="0" name="image9.png"/>
                     <pic:cNvPicPr preferRelativeResize="0"/>
                   </pic:nvPicPr>
                   <pic:blipFill>
@@ -9079,12 +9290,12 @@
           <wp:inline distB="19050" distT="19050" distL="19050" distR="19050">
             <wp:extent cx="574357" cy="229743"/>
             <wp:effectExtent b="0" l="0" r="0" t="0"/>
-            <wp:docPr id="17" name="image9.png"/>
+            <wp:docPr id="17" name="image2.png"/>
             <a:graphic>
               <a:graphicData uri="http://schemas.openxmlformats.org/drawingml/2006/picture">
                 <pic:pic>
                   <pic:nvPicPr>
-                    <pic:cNvPr id="0" name="image9.png"/>
+                    <pic:cNvPr id="0" name="image2.png"/>
                     <pic:cNvPicPr preferRelativeResize="0"/>
                   </pic:nvPicPr>
                   <pic:blipFill>
@@ -9123,12 +9334,12 @@
           <wp:inline distB="19050" distT="19050" distL="19050" distR="19050">
             <wp:extent cx="79891" cy="239673"/>
             <wp:effectExtent b="0" l="0" r="0" t="0"/>
-            <wp:docPr id="6" name="image4.png"/>
+            <wp:docPr id="6" name="image7.png"/>
             <a:graphic>
               <a:graphicData uri="http://schemas.openxmlformats.org/drawingml/2006/picture">
                 <pic:pic>
                   <pic:nvPicPr>
-                    <pic:cNvPr id="0" name="image4.png"/>
+                    <pic:cNvPr id="0" name="image7.png"/>
                     <pic:cNvPicPr preferRelativeResize="0"/>
                   </pic:nvPicPr>
                   <pic:blipFill>
@@ -9167,12 +9378,12 @@
           <wp:inline distB="19050" distT="19050" distL="19050" distR="19050">
             <wp:extent cx="89475" cy="244024"/>
             <wp:effectExtent b="0" l="0" r="0" t="0"/>
-            <wp:docPr id="2" name="image6.png"/>
+            <wp:docPr id="2" name="image23.png"/>
             <a:graphic>
               <a:graphicData uri="http://schemas.openxmlformats.org/drawingml/2006/picture">
                 <pic:pic>
                   <pic:nvPicPr>
-                    <pic:cNvPr id="0" name="image6.png"/>
+                    <pic:cNvPr id="0" name="image23.png"/>
                     <pic:cNvPicPr preferRelativeResize="0"/>
                   </pic:nvPicPr>
                   <pic:blipFill>
@@ -9211,12 +9422,12 @@
           <wp:inline distB="19050" distT="19050" distL="19050" distR="19050">
             <wp:extent cx="97572" cy="234173"/>
             <wp:effectExtent b="0" l="0" r="0" t="0"/>
-            <wp:docPr id="24" name="image5.png"/>
+            <wp:docPr id="24" name="image10.png"/>
             <a:graphic>
               <a:graphicData uri="http://schemas.openxmlformats.org/drawingml/2006/picture">
                 <pic:pic>
                   <pic:nvPicPr>
-                    <pic:cNvPr id="0" name="image5.png"/>
+                    <pic:cNvPr id="0" name="image10.png"/>
                     <pic:cNvPicPr preferRelativeResize="0"/>
                   </pic:nvPicPr>
                   <pic:blipFill>
@@ -9264,12 +9475,12 @@
           <wp:inline distB="19050" distT="19050" distL="19050" distR="19050">
             <wp:extent cx="3718560" cy="686503"/>
             <wp:effectExtent b="0" l="0" r="0" t="0"/>
-            <wp:docPr id="25" name="image18.png"/>
+            <wp:docPr id="25" name="image19.png"/>
             <a:graphic>
               <a:graphicData uri="http://schemas.openxmlformats.org/drawingml/2006/picture">
                 <pic:pic>
                   <pic:nvPicPr>
-                    <pic:cNvPr id="0" name="image18.png"/>
+                    <pic:cNvPr id="0" name="image19.png"/>
                     <pic:cNvPicPr preferRelativeResize="0"/>
                   </pic:nvPicPr>
                   <pic:blipFill>
@@ -9436,12 +9647,12 @@
           <wp:inline distB="19050" distT="19050" distL="19050" distR="19050">
             <wp:extent cx="145018" cy="235165"/>
             <wp:effectExtent b="0" l="0" r="0" t="0"/>
-            <wp:docPr id="8" name="image7.png"/>
+            <wp:docPr id="8" name="image4.png"/>
             <a:graphic>
               <a:graphicData uri="http://schemas.openxmlformats.org/drawingml/2006/picture">
                 <pic:pic>
                   <pic:nvPicPr>
-                    <pic:cNvPr id="0" name="image7.png"/>
+                    <pic:cNvPr id="0" name="image4.png"/>
                     <pic:cNvPicPr preferRelativeResize="0"/>
                   </pic:nvPicPr>
                   <pic:blipFill>
@@ -9480,12 +9691,12 @@
           <wp:inline distB="19050" distT="19050" distL="19050" distR="19050">
             <wp:extent cx="138292" cy="224257"/>
             <wp:effectExtent b="0" l="0" r="0" t="0"/>
-            <wp:docPr id="15" name="image13.png"/>
+            <wp:docPr id="15" name="image14.png"/>
             <a:graphic>
               <a:graphicData uri="http://schemas.openxmlformats.org/drawingml/2006/picture">
                 <pic:pic>
                   <pic:nvPicPr>
-                    <pic:cNvPr id="0" name="image13.png"/>
+                    <pic:cNvPr id="0" name="image14.png"/>
                     <pic:cNvPicPr preferRelativeResize="0"/>
                   </pic:nvPicPr>
                   <pic:blipFill>
@@ -9551,12 +9762,12 @@
           <wp:inline distB="19050" distT="19050" distL="19050" distR="19050">
             <wp:extent cx="3819649" cy="228721"/>
             <wp:effectExtent b="0" l="0" r="0" t="0"/>
-            <wp:docPr id="22" name="image22.png"/>
+            <wp:docPr id="22" name="image16.png"/>
             <a:graphic>
               <a:graphicData uri="http://schemas.openxmlformats.org/drawingml/2006/picture">
                 <pic:pic>
                   <pic:nvPicPr>
-                    <pic:cNvPr id="0" name="image22.png"/>
+                    <pic:cNvPr id="0" name="image16.png"/>
                     <pic:cNvPicPr preferRelativeResize="0"/>
                   </pic:nvPicPr>
                   <pic:blipFill>
@@ -9719,12 +9930,12 @@
           <wp:inline distB="19050" distT="19050" distL="19050" distR="19050">
             <wp:extent cx="2756002" cy="229031"/>
             <wp:effectExtent b="0" l="0" r="0" t="0"/>
-            <wp:docPr id="10" name="image8.png"/>
+            <wp:docPr id="10" name="image5.png"/>
             <a:graphic>
               <a:graphicData uri="http://schemas.openxmlformats.org/drawingml/2006/picture">
                 <pic:pic>
                   <pic:nvPicPr>
-                    <pic:cNvPr id="0" name="image8.png"/>
+                    <pic:cNvPr id="0" name="image5.png"/>
                     <pic:cNvPicPr preferRelativeResize="0"/>
                   </pic:nvPicPr>
                   <pic:blipFill>
@@ -10114,12 +10325,12 @@
           <wp:inline distB="19050" distT="19050" distL="19050" distR="19050">
             <wp:extent cx="720923" cy="227660"/>
             <wp:effectExtent b="0" l="0" r="0" t="0"/>
-            <wp:docPr id="19" name="image11.png"/>
+            <wp:docPr id="19" name="image12.png"/>
             <a:graphic>
               <a:graphicData uri="http://schemas.openxmlformats.org/drawingml/2006/picture">
                 <pic:pic>
                   <pic:nvPicPr>
-                    <pic:cNvPr id="0" name="image11.png"/>
+                    <pic:cNvPr id="0" name="image12.png"/>
                     <pic:cNvPicPr preferRelativeResize="0"/>
                   </pic:nvPicPr>
                   <pic:blipFill>
@@ -10190,12 +10401,12 @@
           <wp:inline distB="19050" distT="19050" distL="19050" distR="19050">
             <wp:extent cx="105489" cy="234421"/>
             <wp:effectExtent b="0" l="0" r="0" t="0"/>
-            <wp:docPr id="3" name="image3.png"/>
+            <wp:docPr id="3" name="image13.png"/>
             <a:graphic>
               <a:graphicData uri="http://schemas.openxmlformats.org/drawingml/2006/picture">
                 <pic:pic>
                   <pic:nvPicPr>
-                    <pic:cNvPr id="0" name="image3.png"/>
+                    <pic:cNvPr id="0" name="image13.png"/>
                     <pic:cNvPicPr preferRelativeResize="0"/>
                   </pic:nvPicPr>
                   <pic:blipFill>
@@ -10234,12 +10445,12 @@
           <wp:inline distB="19050" distT="19050" distL="19050" distR="19050">
             <wp:extent cx="97572" cy="234173"/>
             <wp:effectExtent b="0" l="0" r="0" t="0"/>
-            <wp:docPr id="5" name="image5.png"/>
+            <wp:docPr id="5" name="image10.png"/>
             <a:graphic>
               <a:graphicData uri="http://schemas.openxmlformats.org/drawingml/2006/picture">
                 <pic:pic>
                   <pic:nvPicPr>
-                    <pic:cNvPr id="0" name="image5.png"/>
+                    <pic:cNvPr id="0" name="image10.png"/>
                     <pic:cNvPicPr preferRelativeResize="0"/>
                   </pic:nvPicPr>
                   <pic:blipFill>
@@ -10354,12 +10565,12 @@
           <wp:inline distB="19050" distT="19050" distL="19050" distR="19050">
             <wp:extent cx="586919" cy="227194"/>
             <wp:effectExtent b="0" l="0" r="0" t="0"/>
-            <wp:docPr id="13" name="image2.png"/>
+            <wp:docPr id="13" name="image9.png"/>
             <a:graphic>
               <a:graphicData uri="http://schemas.openxmlformats.org/drawingml/2006/picture">
                 <pic:pic>
                   <pic:nvPicPr>
-                    <pic:cNvPr id="0" name="image2.png"/>
+                    <pic:cNvPr id="0" name="image9.png"/>
                     <pic:cNvPicPr preferRelativeResize="0"/>
                   </pic:nvPicPr>
                   <pic:blipFill>
@@ -10398,12 +10609,12 @@
           <wp:inline distB="19050" distT="19050" distL="19050" distR="19050">
             <wp:extent cx="105489" cy="234421"/>
             <wp:effectExtent b="0" l="0" r="0" t="0"/>
-            <wp:docPr id="23" name="image3.png"/>
+            <wp:docPr id="23" name="image13.png"/>
             <a:graphic>
               <a:graphicData uri="http://schemas.openxmlformats.org/drawingml/2006/picture">
                 <pic:pic>
                   <pic:nvPicPr>
-                    <pic:cNvPr id="0" name="image3.png"/>
+                    <pic:cNvPr id="0" name="image13.png"/>
                     <pic:cNvPicPr preferRelativeResize="0"/>
                   </pic:nvPicPr>
                   <pic:blipFill>
@@ -10474,12 +10685,12 @@
           <wp:inline distB="19050" distT="19050" distL="19050" distR="19050">
             <wp:extent cx="333911" cy="211093"/>
             <wp:effectExtent b="0" l="0" r="0" t="0"/>
-            <wp:docPr id="14" name="image16.png"/>
+            <wp:docPr id="14" name="image6.png"/>
             <a:graphic>
               <a:graphicData uri="http://schemas.openxmlformats.org/drawingml/2006/picture">
                 <pic:pic>
                   <pic:nvPicPr>
-                    <pic:cNvPr id="0" name="image16.png"/>
+                    <pic:cNvPr id="0" name="image6.png"/>
                     <pic:cNvPicPr preferRelativeResize="0"/>
                   </pic:nvPicPr>
                   <pic:blipFill>
@@ -10518,12 +10729,12 @@
           <wp:inline distB="19050" distT="19050" distL="19050" distR="19050">
             <wp:extent cx="457438" cy="228719"/>
             <wp:effectExtent b="0" l="0" r="0" t="0"/>
-            <wp:docPr id="26" name="image21.png"/>
+            <wp:docPr id="26" name="image22.png"/>
             <a:graphic>
               <a:graphicData uri="http://schemas.openxmlformats.org/drawingml/2006/picture">
                 <pic:pic>
                   <pic:nvPicPr>
-                    <pic:cNvPr id="0" name="image21.png"/>
+                    <pic:cNvPr id="0" name="image22.png"/>
                     <pic:cNvPicPr preferRelativeResize="0"/>
                   </pic:nvPicPr>
                   <pic:blipFill>
@@ -10707,12 +10918,12 @@
           <wp:inline distB="19050" distT="19050" distL="19050" distR="19050">
             <wp:extent cx="214432" cy="225717"/>
             <wp:effectExtent b="0" l="0" r="0" t="0"/>
-            <wp:docPr id="18" name="image19.png"/>
+            <wp:docPr id="18" name="image17.png"/>
             <a:graphic>
               <a:graphicData uri="http://schemas.openxmlformats.org/drawingml/2006/picture">
                 <pic:pic>
                   <pic:nvPicPr>
-                    <pic:cNvPr id="0" name="image19.png"/>
+                    <pic:cNvPr id="0" name="image17.png"/>
                     <pic:cNvPicPr preferRelativeResize="0"/>
                   </pic:nvPicPr>
                   <pic:blipFill>
@@ -10751,12 +10962,12 @@
           <wp:inline distB="19050" distT="19050" distL="19050" distR="19050">
             <wp:extent cx="214432" cy="225717"/>
             <wp:effectExtent b="0" l="0" r="0" t="0"/>
-            <wp:docPr id="20" name="image17.png"/>
+            <wp:docPr id="20" name="image1.png"/>
             <a:graphic>
               <a:graphicData uri="http://schemas.openxmlformats.org/drawingml/2006/picture">
                 <pic:pic>
                   <pic:nvPicPr>
-                    <pic:cNvPr id="0" name="image17.png"/>
+                    <pic:cNvPr id="0" name="image1.png"/>
                     <pic:cNvPicPr preferRelativeResize="0"/>
                   </pic:nvPicPr>
                   <pic:blipFill>
@@ -10795,12 +11006,12 @@
           <wp:inline distB="19050" distT="19050" distL="19050" distR="19050">
             <wp:extent cx="876836" cy="285925"/>
             <wp:effectExtent b="0" l="0" r="0" t="0"/>
-            <wp:docPr id="11" name="image24.png"/>
+            <wp:docPr id="11" name="image8.png"/>
             <a:graphic>
               <a:graphicData uri="http://schemas.openxmlformats.org/drawingml/2006/picture">
                 <pic:pic>
                   <pic:nvPicPr>
-                    <pic:cNvPr id="0" name="image24.png"/>
+                    <pic:cNvPr id="0" name="image8.png"/>
                     <pic:cNvPicPr preferRelativeResize="0"/>
                   </pic:nvPicPr>
                   <pic:blipFill>
@@ -10871,12 +11082,12 @@
           <wp:inline distB="19050" distT="19050" distL="19050" distR="19050">
             <wp:extent cx="214432" cy="225717"/>
             <wp:effectExtent b="0" l="0" r="0" t="0"/>
-            <wp:docPr id="1" name="image1.png"/>
+            <wp:docPr id="1" name="image18.png"/>
             <a:graphic>
               <a:graphicData uri="http://schemas.openxmlformats.org/drawingml/2006/picture">
                 <pic:pic>
                   <pic:nvPicPr>
-                    <pic:cNvPr id="0" name="image1.png"/>
+                    <pic:cNvPr id="0" name="image18.png"/>
                     <pic:cNvPicPr preferRelativeResize="0"/>
                   </pic:nvPicPr>
                   <pic:blipFill>
@@ -10915,12 +11126,12 @@
           <wp:inline distB="19050" distT="19050" distL="19050" distR="19050">
             <wp:extent cx="214432" cy="225717"/>
             <wp:effectExtent b="0" l="0" r="0" t="0"/>
-            <wp:docPr id="27" name="image20.png"/>
+            <wp:docPr id="27" name="image24.png"/>
             <a:graphic>
               <a:graphicData uri="http://schemas.openxmlformats.org/drawingml/2006/picture">
                 <pic:pic>
                   <pic:nvPicPr>
-                    <pic:cNvPr id="0" name="image20.png"/>
+                    <pic:cNvPr id="0" name="image24.png"/>
                     <pic:cNvPicPr preferRelativeResize="0"/>
                   </pic:nvPicPr>
                   <pic:blipFill>
@@ -10959,12 +11170,12 @@
           <wp:inline distB="19050" distT="19050" distL="19050" distR="19050">
             <wp:extent cx="95905" cy="230173"/>
             <wp:effectExtent b="0" l="0" r="0" t="0"/>
-            <wp:docPr id="9" name="image10.png"/>
+            <wp:docPr id="9" name="image11.png"/>
             <a:graphic>
               <a:graphicData uri="http://schemas.openxmlformats.org/drawingml/2006/picture">
                 <pic:pic>
                   <pic:nvPicPr>
-                    <pic:cNvPr id="0" name="image10.png"/>
+                    <pic:cNvPr id="0" name="image11.png"/>
                     <pic:cNvPicPr preferRelativeResize="0"/>
                   </pic:nvPicPr>
                   <pic:blipFill>
@@ -11102,12 +11313,12 @@
           <wp:inline distB="19050" distT="19050" distL="19050" distR="19050">
             <wp:extent cx="3042047" cy="217562"/>
             <wp:effectExtent b="0" l="0" r="0" t="0"/>
-            <wp:docPr id="29" name="image23.png"/>
+            <wp:docPr id="29" name="image21.png"/>
             <a:graphic>
               <a:graphicData uri="http://schemas.openxmlformats.org/drawingml/2006/picture">
                 <pic:pic>
                   <pic:nvPicPr>
-                    <pic:cNvPr id="0" name="image23.png"/>
+                    <pic:cNvPr id="0" name="image21.png"/>
                     <pic:cNvPicPr preferRelativeResize="0"/>
                   </pic:nvPicPr>
                   <pic:blipFill>

--- a/Spec.docx
+++ b/Spec.docx
@@ -2312,23 +2312,359 @@
     <w:p>
       <w:pPr>
         <w:spacing w:line="348" w:lineRule="auto"/>
-        <w:rPr/>
-      </w:pPr>
-      <w:r>
         <w:rPr>
           <w:rFonts w:ascii="Courier New" w:cs="Courier New" w:eastAsia="Courier New" w:hAnsi="Courier New"/>
           <w:color w:val="1f2328"/>
           <w:sz w:val="20"/>
           <w:szCs w:val="20"/>
           <w:shd w:fill="f6f8fa" w:val="clear"/>
-          <w:rtl w:val="0"/>
-        </w:rPr>
-        <w:t xml:space="preserve">Resource::apply(res: Resource[]) : Resource[]</w:t>
-      </w:r>
-      <w:r>
-        <w:rPr>
-          <w:rtl w:val="0"/>
-        </w:rPr>
+        </w:rPr>
+      </w:pPr>
+      <w:r>
+        <w:rPr>
+          <w:rFonts w:ascii="Courier New" w:cs="Courier New" w:eastAsia="Courier New" w:hAnsi="Courier New"/>
+          <w:color w:val="1f2328"/>
+          <w:sz w:val="20"/>
+          <w:szCs w:val="20"/>
+          <w:shd w:fill="f6f8fa" w:val="clear"/>
+          <w:rtl w:val="0"/>
+        </w:rPr>
+        <w:t xml:space="preserve">Resource::apply(res: Resource) : Resource</w:t>
+      </w:r>
+    </w:p>
+    <w:p>
+      <w:pPr>
+        <w:spacing w:line="348" w:lineRule="auto"/>
+        <w:rPr>
+          <w:rFonts w:ascii="Courier New" w:cs="Courier New" w:eastAsia="Courier New" w:hAnsi="Courier New"/>
+          <w:color w:val="1f2328"/>
+          <w:sz w:val="20"/>
+          <w:szCs w:val="20"/>
+          <w:shd w:fill="f6f8fa" w:val="clear"/>
+        </w:rPr>
+      </w:pPr>
+      <w:r>
+        <w:rPr>
+          <w:rFonts w:ascii="Courier New" w:cs="Courier New" w:eastAsia="Courier New" w:hAnsi="Courier New"/>
+          <w:color w:val="1f2328"/>
+          <w:sz w:val="20"/>
+          <w:szCs w:val="20"/>
+          <w:shd w:fill="f6f8fa" w:val="clear"/>
+          <w:rtl w:val="0"/>
+        </w:rPr>
+        <w:t xml:space="preserve">Resource::apply(res: Occurrence) : Resource</w:t>
+      </w:r>
+    </w:p>
+    <w:p>
+      <w:pPr>
+        <w:spacing w:line="348" w:lineRule="auto"/>
+        <w:rPr>
+          <w:rFonts w:ascii="Courier New" w:cs="Courier New" w:eastAsia="Courier New" w:hAnsi="Courier New"/>
+          <w:color w:val="1f2328"/>
+          <w:sz w:val="20"/>
+          <w:szCs w:val="20"/>
+          <w:shd w:fill="f6f8fa" w:val="clear"/>
+        </w:rPr>
+      </w:pPr>
+      <w:r>
+        <w:rPr>
+          <w:rFonts w:ascii="Courier New" w:cs="Courier New" w:eastAsia="Courier New" w:hAnsi="Courier New"/>
+          <w:color w:val="1f2328"/>
+          <w:sz w:val="20"/>
+          <w:szCs w:val="20"/>
+          <w:shd w:fill="f6f8fa" w:val="clear"/>
+          <w:rtl w:val="0"/>
+        </w:rPr>
+        <w:t xml:space="preserve">Resource::apply(res: Statement) : Resource</w:t>
+      </w:r>
+    </w:p>
+    <w:p>
+      <w:pPr>
+        <w:spacing w:line="348" w:lineRule="auto"/>
+        <w:rPr>
+          <w:rFonts w:ascii="Courier New" w:cs="Courier New" w:eastAsia="Courier New" w:hAnsi="Courier New"/>
+          <w:color w:val="1f2328"/>
+          <w:sz w:val="20"/>
+          <w:szCs w:val="20"/>
+          <w:shd w:fill="f6f8fa" w:val="clear"/>
+        </w:rPr>
+      </w:pPr>
+      <w:r>
+        <w:rPr>
+          <w:rFonts w:ascii="Courier New" w:cs="Courier New" w:eastAsia="Courier New" w:hAnsi="Courier New"/>
+          <w:color w:val="1f2328"/>
+          <w:sz w:val="20"/>
+          <w:szCs w:val="20"/>
+          <w:shd w:fill="f6f8fa" w:val="clear"/>
+          <w:rtl w:val="0"/>
+        </w:rPr>
+        <w:t xml:space="preserve">Resource::apply(res: Context) : Resource</w:t>
+      </w:r>
+    </w:p>
+    <w:p>
+      <w:pPr>
+        <w:spacing w:line="348" w:lineRule="auto"/>
+        <w:rPr>
+          <w:rFonts w:ascii="Courier New" w:cs="Courier New" w:eastAsia="Courier New" w:hAnsi="Courier New"/>
+          <w:color w:val="1f2328"/>
+          <w:sz w:val="20"/>
+          <w:szCs w:val="20"/>
+          <w:shd w:fill="f6f8fa" w:val="clear"/>
+        </w:rPr>
+      </w:pPr>
+      <w:r>
+        <w:rPr>
+          <w:rFonts w:ascii="Courier New" w:cs="Courier New" w:eastAsia="Courier New" w:hAnsi="Courier New"/>
+          <w:color w:val="1f2328"/>
+          <w:sz w:val="20"/>
+          <w:szCs w:val="20"/>
+          <w:shd w:fill="f6f8fa" w:val="clear"/>
+          <w:rtl w:val="0"/>
+        </w:rPr>
+        <w:t xml:space="preserve">Resource::apply(res: Subject) : Resource</w:t>
+      </w:r>
+    </w:p>
+    <w:p>
+      <w:pPr>
+        <w:spacing w:line="348" w:lineRule="auto"/>
+        <w:rPr>
+          <w:rFonts w:ascii="Courier New" w:cs="Courier New" w:eastAsia="Courier New" w:hAnsi="Courier New"/>
+          <w:color w:val="1f2328"/>
+          <w:sz w:val="20"/>
+          <w:szCs w:val="20"/>
+          <w:shd w:fill="f6f8fa" w:val="clear"/>
+        </w:rPr>
+      </w:pPr>
+      <w:r>
+        <w:rPr>
+          <w:rFonts w:ascii="Courier New" w:cs="Courier New" w:eastAsia="Courier New" w:hAnsi="Courier New"/>
+          <w:color w:val="1f2328"/>
+          <w:sz w:val="20"/>
+          <w:szCs w:val="20"/>
+          <w:shd w:fill="f6f8fa" w:val="clear"/>
+          <w:rtl w:val="0"/>
+        </w:rPr>
+        <w:t xml:space="preserve">Resource::apply(res: Predicate) : Resource</w:t>
+      </w:r>
+    </w:p>
+    <w:p>
+      <w:pPr>
+        <w:spacing w:line="348" w:lineRule="auto"/>
+        <w:rPr>
+          <w:rFonts w:ascii="Courier New" w:cs="Courier New" w:eastAsia="Courier New" w:hAnsi="Courier New"/>
+          <w:color w:val="1f2328"/>
+          <w:sz w:val="20"/>
+          <w:szCs w:val="20"/>
+          <w:shd w:fill="f6f8fa" w:val="clear"/>
+        </w:rPr>
+      </w:pPr>
+      <w:r>
+        <w:rPr>
+          <w:rFonts w:ascii="Courier New" w:cs="Courier New" w:eastAsia="Courier New" w:hAnsi="Courier New"/>
+          <w:color w:val="1f2328"/>
+          <w:sz w:val="20"/>
+          <w:szCs w:val="20"/>
+          <w:shd w:fill="f6f8fa" w:val="clear"/>
+          <w:rtl w:val="0"/>
+        </w:rPr>
+        <w:t xml:space="preserve">Resource::apply(res: Object) : Resource</w:t>
+      </w:r>
+    </w:p>
+    <w:p>
+      <w:pPr>
+        <w:spacing w:line="348" w:lineRule="auto"/>
+        <w:rPr>
+          <w:rFonts w:ascii="Courier New" w:cs="Courier New" w:eastAsia="Courier New" w:hAnsi="Courier New"/>
+          <w:color w:val="1f2328"/>
+          <w:sz w:val="20"/>
+          <w:szCs w:val="20"/>
+          <w:shd w:fill="f6f8fa" w:val="clear"/>
+        </w:rPr>
+      </w:pPr>
+      <w:r>
+        <w:rPr>
+          <w:rFonts w:ascii="Courier New" w:cs="Courier New" w:eastAsia="Courier New" w:hAnsi="Courier New"/>
+          <w:color w:val="1f2328"/>
+          <w:sz w:val="20"/>
+          <w:szCs w:val="20"/>
+          <w:shd w:fill="f6f8fa" w:val="clear"/>
+          <w:rtl w:val="0"/>
+        </w:rPr>
+        <w:t xml:space="preserve">Resource::apply(res: ContextKind) : Resource</w:t>
+      </w:r>
+    </w:p>
+    <w:p>
+      <w:pPr>
+        <w:spacing w:line="348" w:lineRule="auto"/>
+        <w:rPr>
+          <w:rFonts w:ascii="Courier New" w:cs="Courier New" w:eastAsia="Courier New" w:hAnsi="Courier New"/>
+          <w:color w:val="1f2328"/>
+          <w:sz w:val="20"/>
+          <w:szCs w:val="20"/>
+          <w:shd w:fill="f6f8fa" w:val="clear"/>
+        </w:rPr>
+      </w:pPr>
+      <w:r>
+        <w:rPr>
+          <w:rFonts w:ascii="Courier New" w:cs="Courier New" w:eastAsia="Courier New" w:hAnsi="Courier New"/>
+          <w:color w:val="1f2328"/>
+          <w:sz w:val="20"/>
+          <w:szCs w:val="20"/>
+          <w:shd w:fill="f6f8fa" w:val="clear"/>
+          <w:rtl w:val="0"/>
+        </w:rPr>
+        <w:t xml:space="preserve">Resource::apply(res: SubjectKind) : Resource</w:t>
+      </w:r>
+    </w:p>
+    <w:p>
+      <w:pPr>
+        <w:spacing w:line="348" w:lineRule="auto"/>
+        <w:rPr>
+          <w:rFonts w:ascii="Courier New" w:cs="Courier New" w:eastAsia="Courier New" w:hAnsi="Courier New"/>
+          <w:color w:val="1f2328"/>
+          <w:sz w:val="20"/>
+          <w:szCs w:val="20"/>
+          <w:shd w:fill="f6f8fa" w:val="clear"/>
+        </w:rPr>
+      </w:pPr>
+      <w:r>
+        <w:rPr>
+          <w:rFonts w:ascii="Courier New" w:cs="Courier New" w:eastAsia="Courier New" w:hAnsi="Courier New"/>
+          <w:color w:val="1f2328"/>
+          <w:sz w:val="20"/>
+          <w:szCs w:val="20"/>
+          <w:shd w:fill="f6f8fa" w:val="clear"/>
+          <w:rtl w:val="0"/>
+        </w:rPr>
+        <w:t xml:space="preserve">Resource::apply(res: PredicateKind) : Resource</w:t>
+      </w:r>
+    </w:p>
+    <w:p>
+      <w:pPr>
+        <w:spacing w:line="348" w:lineRule="auto"/>
+        <w:rPr>
+          <w:rFonts w:ascii="Courier New" w:cs="Courier New" w:eastAsia="Courier New" w:hAnsi="Courier New"/>
+          <w:color w:val="1f2328"/>
+          <w:sz w:val="20"/>
+          <w:szCs w:val="20"/>
+          <w:shd w:fill="f6f8fa" w:val="clear"/>
+        </w:rPr>
+      </w:pPr>
+      <w:r>
+        <w:rPr>
+          <w:rFonts w:ascii="Courier New" w:cs="Courier New" w:eastAsia="Courier New" w:hAnsi="Courier New"/>
+          <w:color w:val="1f2328"/>
+          <w:sz w:val="20"/>
+          <w:szCs w:val="20"/>
+          <w:shd w:fill="f6f8fa" w:val="clear"/>
+          <w:rtl w:val="0"/>
+        </w:rPr>
+        <w:t xml:space="preserve">Resource::apply(res: ObjectKind) : Resource</w:t>
+      </w:r>
+    </w:p>
+    <w:p>
+      <w:pPr>
+        <w:rPr/>
+      </w:pPr>
+      <w:r>
+        <w:rPr>
+          <w:rtl w:val="0"/>
+        </w:rPr>
+      </w:r>
+    </w:p>
+    <w:p>
+      <w:pPr>
+        <w:rPr/>
+      </w:pPr>
+      <w:r>
+        <w:rPr>
+          <w:rtl w:val="0"/>
+        </w:rPr>
+        <w:t xml:space="preserve">Each Resource hierarchy class has their own overridden implementation of those ‘apply’ methods. The semantics of such “applications” (argument types and return types) are to be defined for each Resource type subclass implementing or overriding the corresponding ‘apply’ methods, their internal state and leveraging the following by means of Helper Services:</w:t>
+      </w:r>
+    </w:p>
+    <w:p>
+      <w:pPr>
+        <w:rPr/>
+      </w:pPr>
+      <w:r>
+        <w:rPr>
+          <w:rtl w:val="0"/>
+        </w:rPr>
+      </w:r>
+    </w:p>
+    <w:p>
+      <w:pPr>
+        <w:rPr/>
+      </w:pPr>
+      <w:r>
+        <w:rPr>
+          <w:rtl w:val="0"/>
+        </w:rPr>
+        <w:t xml:space="preserve">Kinds Functional Application.</w:t>
+      </w:r>
+    </w:p>
+    <w:p>
+      <w:pPr>
+        <w:rPr/>
+      </w:pPr>
+      <w:r>
+        <w:rPr>
+          <w:rtl w:val="0"/>
+        </w:rPr>
+      </w:r>
+    </w:p>
+    <w:p>
+      <w:pPr>
+        <w:rPr/>
+      </w:pPr>
+      <w:r>
+        <w:rPr>
+          <w:rtl w:val="0"/>
+        </w:rPr>
+        <w:t xml:space="preserve">FCA Inference / Traversal.</w:t>
+      </w:r>
+    </w:p>
+    <w:p>
+      <w:pPr>
+        <w:rPr/>
+      </w:pPr>
+      <w:r>
+        <w:rPr>
+          <w:rtl w:val="0"/>
+        </w:rPr>
+      </w:r>
+    </w:p>
+    <w:p>
+      <w:pPr>
+        <w:rPr/>
+      </w:pPr>
+      <w:r>
+        <w:rPr>
+          <w:rtl w:val="0"/>
+        </w:rPr>
+        <w:t xml:space="preserve">CPPE Contextual Inference.</w:t>
+      </w:r>
+    </w:p>
+    <w:p>
+      <w:pPr>
+        <w:rPr/>
+      </w:pPr>
+      <w:r>
+        <w:rPr>
+          <w:rtl w:val="0"/>
+        </w:rPr>
+      </w:r>
+    </w:p>
+    <w:p>
+      <w:pPr>
+        <w:rPr/>
+      </w:pPr>
+      <w:r>
+        <w:rPr>
+          <w:rtl w:val="0"/>
+        </w:rPr>
+        <w:t xml:space="preserve">Sets Model Representation.</w:t>
       </w:r>
     </w:p>
     <w:p>
@@ -2376,91 +2712,175 @@
         <w:rPr>
           <w:rtl w:val="0"/>
         </w:rPr>
-        <w:t xml:space="preserve">The semantics of such “application” (argument types and return types) are to be defined for each Resource type leveraging, by means of Helper Services, the following:</w:t>
-      </w:r>
-    </w:p>
-    <w:p>
-      <w:pPr>
-        <w:rPr/>
-      </w:pPr>
-      <w:r>
-        <w:rPr>
-          <w:rtl w:val="0"/>
-        </w:rPr>
-      </w:r>
-    </w:p>
-    <w:p>
-      <w:pPr>
-        <w:rPr/>
-      </w:pPr>
-      <w:r>
-        <w:rPr>
-          <w:rtl w:val="0"/>
-        </w:rPr>
-        <w:t xml:space="preserve">Kinds Functional Application.</w:t>
-      </w:r>
-    </w:p>
-    <w:p>
-      <w:pPr>
-        <w:rPr/>
-      </w:pPr>
-      <w:r>
-        <w:rPr>
-          <w:rtl w:val="0"/>
-        </w:rPr>
-      </w:r>
-    </w:p>
-    <w:p>
-      <w:pPr>
-        <w:rPr/>
-      </w:pPr>
-      <w:r>
-        <w:rPr>
-          <w:rtl w:val="0"/>
-        </w:rPr>
-        <w:t xml:space="preserve">FCA Inference / Traversal.</w:t>
-      </w:r>
-    </w:p>
-    <w:p>
-      <w:pPr>
-        <w:rPr/>
-      </w:pPr>
-      <w:r>
-        <w:rPr>
-          <w:rtl w:val="0"/>
-        </w:rPr>
-      </w:r>
-    </w:p>
-    <w:p>
-      <w:pPr>
-        <w:rPr/>
-      </w:pPr>
-      <w:r>
-        <w:rPr>
-          <w:rtl w:val="0"/>
-        </w:rPr>
-        <w:t xml:space="preserve">CPPE Contextual Inference.</w:t>
-      </w:r>
-    </w:p>
-    <w:p>
-      <w:pPr>
-        <w:rPr/>
-      </w:pPr>
-      <w:r>
-        <w:rPr>
-          <w:rtl w:val="0"/>
-        </w:rPr>
-      </w:r>
-    </w:p>
-    <w:p>
-      <w:pPr>
-        <w:rPr/>
-      </w:pPr>
-      <w:r>
-        <w:rPr>
-          <w:rtl w:val="0"/>
-        </w:rPr>
-        <w:t xml:space="preserve">Sets Model Representation.</w:t>
+        <w:t xml:space="preserve">Given a monadic wrapper (Spring Flux, Mono, for example) for handling streams processing:</w:t>
+      </w:r>
+    </w:p>
+    <w:p>
+      <w:pPr>
+        <w:rPr/>
+      </w:pPr>
+      <w:r>
+        <w:rPr>
+          <w:rtl w:val="0"/>
+        </w:rPr>
+      </w:r>
+    </w:p>
+    <w:p>
+      <w:pPr>
+        <w:spacing w:line="348" w:lineRule="auto"/>
+        <w:rPr/>
+      </w:pPr>
+      <w:r>
+        <w:rPr>
+          <w:rFonts w:ascii="Courier New" w:cs="Courier New" w:eastAsia="Courier New" w:hAnsi="Courier New"/>
+          <w:color w:val="1f2328"/>
+          <w:sz w:val="20"/>
+          <w:szCs w:val="20"/>
+          <w:shd w:fill="f6f8fa" w:val="clear"/>
+          <w:rtl w:val="0"/>
+        </w:rPr>
+        <w:t xml:space="preserve">aWrappedResource.map(aResourceInstance::apply) : Flux&lt;AResourceInstanceApplyType&gt;</w:t>
+      </w:r>
+      <w:r>
+        <w:rPr>
+          <w:rtl w:val="0"/>
+        </w:rPr>
+      </w:r>
+    </w:p>
+    <w:p>
+      <w:pPr>
+        <w:rPr/>
+      </w:pPr>
+      <w:r>
+        <w:rPr>
+          <w:rtl w:val="0"/>
+        </w:rPr>
+      </w:r>
+    </w:p>
+    <w:p>
+      <w:pPr>
+        <w:rPr/>
+      </w:pPr>
+      <w:r>
+        <w:rPr>
+          <w:rtl w:val="0"/>
+        </w:rPr>
+        <w:t xml:space="preserve">Then, Resource(s) applications can be chained and combined by means of stream pipelines composition. </w:t>
+      </w:r>
+    </w:p>
+    <w:p>
+      <w:pPr>
+        <w:rPr/>
+      </w:pPr>
+      <w:r>
+        <w:rPr>
+          <w:rtl w:val="0"/>
+        </w:rPr>
+      </w:r>
+    </w:p>
+    <w:p>
+      <w:pPr>
+        <w:rPr>
+          <w:b w:val="1"/>
+          <w:bCs w:val="1"/>
+        </w:rPr>
+      </w:pPr>
+      <w:r>
+        <w:rPr>
+          <w:b w:val="1"/>
+          <w:bCs w:val="1"/>
+          <w:rtl w:val="0"/>
+        </w:rPr>
+        <w:t xml:space="preserve">Materialization of Resources: State / IO</w:t>
+      </w:r>
+    </w:p>
+    <w:p>
+      <w:pPr>
+        <w:rPr/>
+      </w:pPr>
+      <w:r>
+        <w:rPr>
+          <w:rtl w:val="0"/>
+        </w:rPr>
+      </w:r>
+    </w:p>
+    <w:p>
+      <w:pPr>
+        <w:rPr/>
+      </w:pPr>
+      <w:r>
+        <w:rPr>
+          <w:rtl w:val="0"/>
+        </w:rPr>
+        <w:t xml:space="preserve">TODO: Refactor to IO / State Monad. Execution Resource Statements Schema.</w:t>
+      </w:r>
+    </w:p>
+    <w:p>
+      <w:pPr>
+        <w:rPr/>
+      </w:pPr>
+      <w:r>
+        <w:rPr>
+          <w:rtl w:val="0"/>
+        </w:rPr>
+      </w:r>
+    </w:p>
+    <w:p>
+      <w:pPr>
+        <w:rPr/>
+      </w:pPr>
+      <w:r>
+        <w:rPr>
+          <w:rtl w:val="0"/>
+        </w:rPr>
+        <w:t xml:space="preserve">“Primitive” Resources (Kinds) shall exist which allows for executable composition of streams models by their types and their internal instance state. Their signature may be a composite traversal of application invocations. For example, for the “createLink” Resource primitive could be invoked like:</w:t>
+      </w:r>
+    </w:p>
+    <w:p>
+      <w:pPr>
+        <w:rPr/>
+      </w:pPr>
+      <w:r>
+        <w:rPr>
+          <w:rtl w:val="0"/>
+        </w:rPr>
+      </w:r>
+    </w:p>
+    <w:p>
+      <w:pPr>
+        <w:rPr/>
+      </w:pPr>
+      <w:r>
+        <w:rPr>
+          <w:rtl w:val="0"/>
+        </w:rPr>
+        <w:t xml:space="preserve">createLinkResource::apply(subjectRes : Resource)::apply(predicateRes : Resource)::apply(objectRes : Resource) : Statement Resource</w:t>
+      </w:r>
+    </w:p>
+    <w:p>
+      <w:pPr>
+        <w:rPr/>
+      </w:pPr>
+      <w:r>
+        <w:rPr>
+          <w:rtl w:val="0"/>
+        </w:rPr>
+      </w:r>
+    </w:p>
+    <w:p>
+      <w:pPr>
+        <w:rPr>
+          <w:b w:val="1"/>
+          <w:bCs w:val="1"/>
+        </w:rPr>
+      </w:pPr>
+      <w:r>
+        <w:rPr>
+          <w:b w:val="1"/>
+          <w:bCs w:val="1"/>
+          <w:rtl w:val="0"/>
+        </w:rPr>
+        <w:t xml:space="preserve">Merge by means of Resource Application</w:t>
       </w:r>
     </w:p>
     <w:p>
@@ -2496,6 +2916,32 @@
     </w:p>
     <w:p>
       <w:pPr>
+        <w:rPr>
+          <w:b w:val="1"/>
+          <w:bCs w:val="1"/>
+        </w:rPr>
+      </w:pPr>
+      <w:r>
+        <w:rPr>
+          <w:b w:val="1"/>
+          <w:bCs w:val="1"/>
+          <w:rtl w:val="0"/>
+        </w:rPr>
+        <w:t xml:space="preserve">Folding / Unfolding by means of Resource Application</w:t>
+      </w:r>
+    </w:p>
+    <w:p>
+      <w:pPr>
+        <w:rPr/>
+      </w:pPr>
+      <w:r>
+        <w:rPr>
+          <w:rtl w:val="0"/>
+        </w:rPr>
+      </w:r>
+    </w:p>
+    <w:p>
+      <w:pPr>
         <w:rPr/>
       </w:pPr>
       <w:r>
@@ -2538,34 +2984,39 @@
     </w:p>
     <w:p>
       <w:pPr>
-        <w:rPr/>
-      </w:pPr>
-      <w:r>
-        <w:rPr>
-          <w:rtl w:val="0"/>
-        </w:rPr>
-        <w:t xml:space="preserve">“Primitive” Resources shall exist which allows for executable composition of streams models. Their signature may be a composite traversal of application invocations. For example, for the “createLink” Resource primitive could be invoked like:</w:t>
-      </w:r>
-    </w:p>
-    <w:p>
-      <w:pPr>
-        <w:rPr/>
-      </w:pPr>
-      <w:r>
-        <w:rPr>
-          <w:rtl w:val="0"/>
-        </w:rPr>
-      </w:r>
-    </w:p>
-    <w:p>
-      <w:pPr>
-        <w:rPr/>
-      </w:pPr>
-      <w:r>
-        <w:rPr>
-          <w:rtl w:val="0"/>
-        </w:rPr>
-        <w:t xml:space="preserve">createLinkResource::apply(subjectRes : Resource)::apply(predicateRes : Resource)::apply(objectRes : Resource) : Statement Resource</w:t>
+        <w:rPr>
+          <w:b w:val="1"/>
+          <w:bCs w:val="1"/>
+        </w:rPr>
+      </w:pPr>
+      <w:r>
+        <w:rPr>
+          <w:b w:val="1"/>
+          <w:bCs w:val="1"/>
+          <w:rtl w:val="0"/>
+        </w:rPr>
+        <w:t xml:space="preserve">Persistence and Endpoints Interactions by means of Resource Application</w:t>
+      </w:r>
+    </w:p>
+    <w:p>
+      <w:pPr>
+        <w:rPr/>
+      </w:pPr>
+      <w:r>
+        <w:rPr>
+          <w:rtl w:val="0"/>
+        </w:rPr>
+      </w:r>
+    </w:p>
+    <w:p>
+      <w:pPr>
+        <w:rPr/>
+      </w:pPr>
+      <w:r>
+        <w:rPr>
+          <w:rtl w:val="0"/>
+        </w:rPr>
+        <w:t xml:space="preserve">TODO: A schema shall exist which encodes Persistence IO actions and Endpoints Context Interactions behaviors and executions into Execution Statements Materialization / State IO performances.</w:t>
       </w:r>
     </w:p>
     <w:p>
@@ -9003,12 +9454,12 @@
           <wp:inline distB="19050" distT="19050" distL="19050" distR="19050">
             <wp:extent cx="143470" cy="232655"/>
             <wp:effectExtent b="0" l="0" r="0" t="0"/>
-            <wp:docPr id="16" name="image3.png"/>
+            <wp:docPr id="16" name="image16.png"/>
             <a:graphic>
               <a:graphicData uri="http://schemas.openxmlformats.org/drawingml/2006/picture">
                 <pic:pic>
                   <pic:nvPicPr>
-                    <pic:cNvPr id="0" name="image3.png"/>
+                    <pic:cNvPr id="0" name="image16.png"/>
                     <pic:cNvPicPr preferRelativeResize="0"/>
                   </pic:nvPicPr>
                   <pic:blipFill>
@@ -9063,12 +9514,12 @@
           <wp:inline distB="19050" distT="19050" distL="19050" distR="19050">
             <wp:extent cx="105489" cy="234421"/>
             <wp:effectExtent b="0" l="0" r="0" t="0"/>
-            <wp:docPr id="7" name="image13.png"/>
+            <wp:docPr id="7" name="image24.png"/>
             <a:graphic>
               <a:graphicData uri="http://schemas.openxmlformats.org/drawingml/2006/picture">
                 <pic:pic>
                   <pic:nvPicPr>
-                    <pic:cNvPr id="0" name="image13.png"/>
+                    <pic:cNvPr id="0" name="image24.png"/>
                     <pic:cNvPicPr preferRelativeResize="0"/>
                   </pic:nvPicPr>
                   <pic:blipFill>
@@ -9119,12 +9570,12 @@
           <wp:inline distB="19050" distT="19050" distL="19050" distR="19050">
             <wp:extent cx="771584" cy="229183"/>
             <wp:effectExtent b="0" l="0" r="0" t="0"/>
-            <wp:docPr id="12" name="image20.png"/>
+            <wp:docPr id="12" name="image14.png"/>
             <a:graphic>
               <a:graphicData uri="http://schemas.openxmlformats.org/drawingml/2006/picture">
                 <pic:pic>
                   <pic:nvPicPr>
-                    <pic:cNvPr id="0" name="image20.png"/>
+                    <pic:cNvPr id="0" name="image14.png"/>
                     <pic:cNvPicPr preferRelativeResize="0"/>
                   </pic:nvPicPr>
                   <pic:blipFill>
@@ -9180,12 +9631,12 @@
           <wp:inline distB="19050" distT="19050" distL="19050" distR="19050">
             <wp:extent cx="586919" cy="227194"/>
             <wp:effectExtent b="0" l="0" r="0" t="0"/>
-            <wp:docPr id="4" name="image9.png"/>
+            <wp:docPr id="4" name="image18.png"/>
             <a:graphic>
               <a:graphicData uri="http://schemas.openxmlformats.org/drawingml/2006/picture">
                 <pic:pic>
                   <pic:nvPicPr>
-                    <pic:cNvPr id="0" name="image9.png"/>
+                    <pic:cNvPr id="0" name="image18.png"/>
                     <pic:cNvPicPr preferRelativeResize="0"/>
                   </pic:nvPicPr>
                   <pic:blipFill>
@@ -9290,12 +9741,12 @@
           <wp:inline distB="19050" distT="19050" distL="19050" distR="19050">
             <wp:extent cx="574357" cy="229743"/>
             <wp:effectExtent b="0" l="0" r="0" t="0"/>
-            <wp:docPr id="17" name="image2.png"/>
+            <wp:docPr id="17" name="image6.png"/>
             <a:graphic>
               <a:graphicData uri="http://schemas.openxmlformats.org/drawingml/2006/picture">
                 <pic:pic>
                   <pic:nvPicPr>
-                    <pic:cNvPr id="0" name="image2.png"/>
+                    <pic:cNvPr id="0" name="image6.png"/>
                     <pic:cNvPicPr preferRelativeResize="0"/>
                   </pic:nvPicPr>
                   <pic:blipFill>
@@ -9334,12 +9785,12 @@
           <wp:inline distB="19050" distT="19050" distL="19050" distR="19050">
             <wp:extent cx="79891" cy="239673"/>
             <wp:effectExtent b="0" l="0" r="0" t="0"/>
-            <wp:docPr id="6" name="image7.png"/>
+            <wp:docPr id="6" name="image2.png"/>
             <a:graphic>
               <a:graphicData uri="http://schemas.openxmlformats.org/drawingml/2006/picture">
                 <pic:pic>
                   <pic:nvPicPr>
-                    <pic:cNvPr id="0" name="image7.png"/>
+                    <pic:cNvPr id="0" name="image2.png"/>
                     <pic:cNvPicPr preferRelativeResize="0"/>
                   </pic:nvPicPr>
                   <pic:blipFill>
@@ -9378,12 +9829,12 @@
           <wp:inline distB="19050" distT="19050" distL="19050" distR="19050">
             <wp:extent cx="89475" cy="244024"/>
             <wp:effectExtent b="0" l="0" r="0" t="0"/>
-            <wp:docPr id="2" name="image23.png"/>
+            <wp:docPr id="2" name="image13.png"/>
             <a:graphic>
               <a:graphicData uri="http://schemas.openxmlformats.org/drawingml/2006/picture">
                 <pic:pic>
                   <pic:nvPicPr>
-                    <pic:cNvPr id="0" name="image23.png"/>
+                    <pic:cNvPr id="0" name="image13.png"/>
                     <pic:cNvPicPr preferRelativeResize="0"/>
                   </pic:nvPicPr>
                   <pic:blipFill>
@@ -9422,12 +9873,12 @@
           <wp:inline distB="19050" distT="19050" distL="19050" distR="19050">
             <wp:extent cx="97572" cy="234173"/>
             <wp:effectExtent b="0" l="0" r="0" t="0"/>
-            <wp:docPr id="24" name="image10.png"/>
+            <wp:docPr id="24" name="image21.png"/>
             <a:graphic>
               <a:graphicData uri="http://schemas.openxmlformats.org/drawingml/2006/picture">
                 <pic:pic>
                   <pic:nvPicPr>
-                    <pic:cNvPr id="0" name="image10.png"/>
+                    <pic:cNvPr id="0" name="image21.png"/>
                     <pic:cNvPicPr preferRelativeResize="0"/>
                   </pic:nvPicPr>
                   <pic:blipFill>
@@ -9475,12 +9926,12 @@
           <wp:inline distB="19050" distT="19050" distL="19050" distR="19050">
             <wp:extent cx="3718560" cy="686503"/>
             <wp:effectExtent b="0" l="0" r="0" t="0"/>
-            <wp:docPr id="25" name="image19.png"/>
+            <wp:docPr id="25" name="image15.png"/>
             <a:graphic>
               <a:graphicData uri="http://schemas.openxmlformats.org/drawingml/2006/picture">
                 <pic:pic>
                   <pic:nvPicPr>
-                    <pic:cNvPr id="0" name="image19.png"/>
+                    <pic:cNvPr id="0" name="image15.png"/>
                     <pic:cNvPicPr preferRelativeResize="0"/>
                   </pic:nvPicPr>
                   <pic:blipFill>
@@ -9647,12 +10098,12 @@
           <wp:inline distB="19050" distT="19050" distL="19050" distR="19050">
             <wp:extent cx="145018" cy="235165"/>
             <wp:effectExtent b="0" l="0" r="0" t="0"/>
-            <wp:docPr id="8" name="image4.png"/>
+            <wp:docPr id="8" name="image7.png"/>
             <a:graphic>
               <a:graphicData uri="http://schemas.openxmlformats.org/drawingml/2006/picture">
                 <pic:pic>
                   <pic:nvPicPr>
-                    <pic:cNvPr id="0" name="image4.png"/>
+                    <pic:cNvPr id="0" name="image7.png"/>
                     <pic:cNvPicPr preferRelativeResize="0"/>
                   </pic:nvPicPr>
                   <pic:blipFill>
@@ -9691,12 +10142,12 @@
           <wp:inline distB="19050" distT="19050" distL="19050" distR="19050">
             <wp:extent cx="138292" cy="224257"/>
             <wp:effectExtent b="0" l="0" r="0" t="0"/>
-            <wp:docPr id="15" name="image14.png"/>
+            <wp:docPr id="15" name="image3.png"/>
             <a:graphic>
               <a:graphicData uri="http://schemas.openxmlformats.org/drawingml/2006/picture">
                 <pic:pic>
                   <pic:nvPicPr>
-                    <pic:cNvPr id="0" name="image14.png"/>
+                    <pic:cNvPr id="0" name="image3.png"/>
                     <pic:cNvPicPr preferRelativeResize="0"/>
                   </pic:nvPicPr>
                   <pic:blipFill>
@@ -9762,12 +10213,12 @@
           <wp:inline distB="19050" distT="19050" distL="19050" distR="19050">
             <wp:extent cx="3819649" cy="228721"/>
             <wp:effectExtent b="0" l="0" r="0" t="0"/>
-            <wp:docPr id="22" name="image16.png"/>
+            <wp:docPr id="22" name="image17.png"/>
             <a:graphic>
               <a:graphicData uri="http://schemas.openxmlformats.org/drawingml/2006/picture">
                 <pic:pic>
                   <pic:nvPicPr>
-                    <pic:cNvPr id="0" name="image16.png"/>
+                    <pic:cNvPr id="0" name="image17.png"/>
                     <pic:cNvPicPr preferRelativeResize="0"/>
                   </pic:nvPicPr>
                   <pic:blipFill>
@@ -9930,12 +10381,12 @@
           <wp:inline distB="19050" distT="19050" distL="19050" distR="19050">
             <wp:extent cx="2756002" cy="229031"/>
             <wp:effectExtent b="0" l="0" r="0" t="0"/>
-            <wp:docPr id="10" name="image5.png"/>
+            <wp:docPr id="10" name="image10.png"/>
             <a:graphic>
               <a:graphicData uri="http://schemas.openxmlformats.org/drawingml/2006/picture">
                 <pic:pic>
                   <pic:nvPicPr>
-                    <pic:cNvPr id="0" name="image5.png"/>
+                    <pic:cNvPr id="0" name="image10.png"/>
                     <pic:cNvPicPr preferRelativeResize="0"/>
                   </pic:nvPicPr>
                   <pic:blipFill>
@@ -10325,12 +10776,12 @@
           <wp:inline distB="19050" distT="19050" distL="19050" distR="19050">
             <wp:extent cx="720923" cy="227660"/>
             <wp:effectExtent b="0" l="0" r="0" t="0"/>
-            <wp:docPr id="19" name="image12.png"/>
+            <wp:docPr id="19" name="image8.png"/>
             <a:graphic>
               <a:graphicData uri="http://schemas.openxmlformats.org/drawingml/2006/picture">
                 <pic:pic>
                   <pic:nvPicPr>
-                    <pic:cNvPr id="0" name="image12.png"/>
+                    <pic:cNvPr id="0" name="image8.png"/>
                     <pic:cNvPicPr preferRelativeResize="0"/>
                   </pic:nvPicPr>
                   <pic:blipFill>
@@ -10401,12 +10852,12 @@
           <wp:inline distB="19050" distT="19050" distL="19050" distR="19050">
             <wp:extent cx="105489" cy="234421"/>
             <wp:effectExtent b="0" l="0" r="0" t="0"/>
-            <wp:docPr id="3" name="image13.png"/>
+            <wp:docPr id="3" name="image24.png"/>
             <a:graphic>
               <a:graphicData uri="http://schemas.openxmlformats.org/drawingml/2006/picture">
                 <pic:pic>
                   <pic:nvPicPr>
-                    <pic:cNvPr id="0" name="image13.png"/>
+                    <pic:cNvPr id="0" name="image24.png"/>
                     <pic:cNvPicPr preferRelativeResize="0"/>
                   </pic:nvPicPr>
                   <pic:blipFill>
@@ -10445,12 +10896,12 @@
           <wp:inline distB="19050" distT="19050" distL="19050" distR="19050">
             <wp:extent cx="97572" cy="234173"/>
             <wp:effectExtent b="0" l="0" r="0" t="0"/>
-            <wp:docPr id="5" name="image10.png"/>
+            <wp:docPr id="5" name="image21.png"/>
             <a:graphic>
               <a:graphicData uri="http://schemas.openxmlformats.org/drawingml/2006/picture">
                 <pic:pic>
                   <pic:nvPicPr>
-                    <pic:cNvPr id="0" name="image10.png"/>
+                    <pic:cNvPr id="0" name="image21.png"/>
                     <pic:cNvPicPr preferRelativeResize="0"/>
                   </pic:nvPicPr>
                   <pic:blipFill>
@@ -10489,12 +10940,12 @@
           <wp:inline distB="19050" distT="19050" distL="19050" distR="19050">
             <wp:extent cx="607516" cy="227818"/>
             <wp:effectExtent b="0" l="0" r="0" t="0"/>
-            <wp:docPr id="21" name="image15.png"/>
+            <wp:docPr id="21" name="image5.png"/>
             <a:graphic>
               <a:graphicData uri="http://schemas.openxmlformats.org/drawingml/2006/picture">
                 <pic:pic>
                   <pic:nvPicPr>
-                    <pic:cNvPr id="0" name="image15.png"/>
+                    <pic:cNvPr id="0" name="image5.png"/>
                     <pic:cNvPicPr preferRelativeResize="0"/>
                   </pic:nvPicPr>
                   <pic:blipFill>
@@ -10565,12 +11016,12 @@
           <wp:inline distB="19050" distT="19050" distL="19050" distR="19050">
             <wp:extent cx="586919" cy="227194"/>
             <wp:effectExtent b="0" l="0" r="0" t="0"/>
-            <wp:docPr id="13" name="image9.png"/>
+            <wp:docPr id="13" name="image18.png"/>
             <a:graphic>
               <a:graphicData uri="http://schemas.openxmlformats.org/drawingml/2006/picture">
                 <pic:pic>
                   <pic:nvPicPr>
-                    <pic:cNvPr id="0" name="image9.png"/>
+                    <pic:cNvPr id="0" name="image18.png"/>
                     <pic:cNvPicPr preferRelativeResize="0"/>
                   </pic:nvPicPr>
                   <pic:blipFill>
@@ -10609,12 +11060,12 @@
           <wp:inline distB="19050" distT="19050" distL="19050" distR="19050">
             <wp:extent cx="105489" cy="234421"/>
             <wp:effectExtent b="0" l="0" r="0" t="0"/>
-            <wp:docPr id="23" name="image13.png"/>
+            <wp:docPr id="23" name="image24.png"/>
             <a:graphic>
               <a:graphicData uri="http://schemas.openxmlformats.org/drawingml/2006/picture">
                 <pic:pic>
                   <pic:nvPicPr>
-                    <pic:cNvPr id="0" name="image13.png"/>
+                    <pic:cNvPr id="0" name="image24.png"/>
                     <pic:cNvPicPr preferRelativeResize="0"/>
                   </pic:nvPicPr>
                   <pic:blipFill>
@@ -10685,12 +11136,12 @@
           <wp:inline distB="19050" distT="19050" distL="19050" distR="19050">
             <wp:extent cx="333911" cy="211093"/>
             <wp:effectExtent b="0" l="0" r="0" t="0"/>
-            <wp:docPr id="14" name="image6.png"/>
+            <wp:docPr id="14" name="image12.png"/>
             <a:graphic>
               <a:graphicData uri="http://schemas.openxmlformats.org/drawingml/2006/picture">
                 <pic:pic>
                   <pic:nvPicPr>
-                    <pic:cNvPr id="0" name="image6.png"/>
+                    <pic:cNvPr id="0" name="image12.png"/>
                     <pic:cNvPicPr preferRelativeResize="0"/>
                   </pic:nvPicPr>
                   <pic:blipFill>
@@ -10729,12 +11180,12 @@
           <wp:inline distB="19050" distT="19050" distL="19050" distR="19050">
             <wp:extent cx="457438" cy="228719"/>
             <wp:effectExtent b="0" l="0" r="0" t="0"/>
-            <wp:docPr id="26" name="image22.png"/>
+            <wp:docPr id="26" name="image19.png"/>
             <a:graphic>
               <a:graphicData uri="http://schemas.openxmlformats.org/drawingml/2006/picture">
                 <pic:pic>
                   <pic:nvPicPr>
-                    <pic:cNvPr id="0" name="image22.png"/>
+                    <pic:cNvPr id="0" name="image19.png"/>
                     <pic:cNvPicPr preferRelativeResize="0"/>
                   </pic:nvPicPr>
                   <pic:blipFill>
@@ -10918,12 +11369,12 @@
           <wp:inline distB="19050" distT="19050" distL="19050" distR="19050">
             <wp:extent cx="214432" cy="225717"/>
             <wp:effectExtent b="0" l="0" r="0" t="0"/>
-            <wp:docPr id="18" name="image17.png"/>
+            <wp:docPr id="18" name="image20.png"/>
             <a:graphic>
               <a:graphicData uri="http://schemas.openxmlformats.org/drawingml/2006/picture">
                 <pic:pic>
                   <pic:nvPicPr>
-                    <pic:cNvPr id="0" name="image17.png"/>
+                    <pic:cNvPr id="0" name="image20.png"/>
                     <pic:cNvPicPr preferRelativeResize="0"/>
                   </pic:nvPicPr>
                   <pic:blipFill>
@@ -10962,12 +11413,12 @@
           <wp:inline distB="19050" distT="19050" distL="19050" distR="19050">
             <wp:extent cx="214432" cy="225717"/>
             <wp:effectExtent b="0" l="0" r="0" t="0"/>
-            <wp:docPr id="20" name="image1.png"/>
+            <wp:docPr id="20" name="image4.png"/>
             <a:graphic>
               <a:graphicData uri="http://schemas.openxmlformats.org/drawingml/2006/picture">
                 <pic:pic>
                   <pic:nvPicPr>
-                    <pic:cNvPr id="0" name="image1.png"/>
+                    <pic:cNvPr id="0" name="image4.png"/>
                     <pic:cNvPicPr preferRelativeResize="0"/>
                   </pic:nvPicPr>
                   <pic:blipFill>
@@ -11006,12 +11457,12 @@
           <wp:inline distB="19050" distT="19050" distL="19050" distR="19050">
             <wp:extent cx="876836" cy="285925"/>
             <wp:effectExtent b="0" l="0" r="0" t="0"/>
-            <wp:docPr id="11" name="image8.png"/>
+            <wp:docPr id="11" name="image22.png"/>
             <a:graphic>
               <a:graphicData uri="http://schemas.openxmlformats.org/drawingml/2006/picture">
                 <pic:pic>
                   <pic:nvPicPr>
-                    <pic:cNvPr id="0" name="image8.png"/>
+                    <pic:cNvPr id="0" name="image22.png"/>
                     <pic:cNvPicPr preferRelativeResize="0"/>
                   </pic:nvPicPr>
                   <pic:blipFill>
@@ -11082,12 +11533,12 @@
           <wp:inline distB="19050" distT="19050" distL="19050" distR="19050">
             <wp:extent cx="214432" cy="225717"/>
             <wp:effectExtent b="0" l="0" r="0" t="0"/>
-            <wp:docPr id="1" name="image18.png"/>
+            <wp:docPr id="1" name="image1.png"/>
             <a:graphic>
               <a:graphicData uri="http://schemas.openxmlformats.org/drawingml/2006/picture">
                 <pic:pic>
                   <pic:nvPicPr>
-                    <pic:cNvPr id="0" name="image18.png"/>
+                    <pic:cNvPr id="0" name="image1.png"/>
                     <pic:cNvPicPr preferRelativeResize="0"/>
                   </pic:nvPicPr>
                   <pic:blipFill>
@@ -11126,12 +11577,12 @@
           <wp:inline distB="19050" distT="19050" distL="19050" distR="19050">
             <wp:extent cx="214432" cy="225717"/>
             <wp:effectExtent b="0" l="0" r="0" t="0"/>
-            <wp:docPr id="27" name="image24.png"/>
+            <wp:docPr id="27" name="image11.png"/>
             <a:graphic>
               <a:graphicData uri="http://schemas.openxmlformats.org/drawingml/2006/picture">
                 <pic:pic>
                   <pic:nvPicPr>
-                    <pic:cNvPr id="0" name="image24.png"/>
+                    <pic:cNvPr id="0" name="image11.png"/>
                     <pic:cNvPicPr preferRelativeResize="0"/>
                   </pic:nvPicPr>
                   <pic:blipFill>
@@ -11170,12 +11621,12 @@
           <wp:inline distB="19050" distT="19050" distL="19050" distR="19050">
             <wp:extent cx="95905" cy="230173"/>
             <wp:effectExtent b="0" l="0" r="0" t="0"/>
-            <wp:docPr id="9" name="image11.png"/>
+            <wp:docPr id="9" name="image9.png"/>
             <a:graphic>
               <a:graphicData uri="http://schemas.openxmlformats.org/drawingml/2006/picture">
                 <pic:pic>
                   <pic:nvPicPr>
-                    <pic:cNvPr id="0" name="image11.png"/>
+                    <pic:cNvPr id="0" name="image9.png"/>
                     <pic:cNvPicPr preferRelativeResize="0"/>
                   </pic:nvPicPr>
                   <pic:blipFill>
@@ -11313,12 +11764,12 @@
           <wp:inline distB="19050" distT="19050" distL="19050" distR="19050">
             <wp:extent cx="3042047" cy="217562"/>
             <wp:effectExtent b="0" l="0" r="0" t="0"/>
-            <wp:docPr id="29" name="image21.png"/>
+            <wp:docPr id="29" name="image23.png"/>
             <a:graphic>
               <a:graphicData uri="http://schemas.openxmlformats.org/drawingml/2006/picture">
                 <pic:pic>
                   <pic:nvPicPr>
-                    <pic:cNvPr id="0" name="image21.png"/>
+                    <pic:cNvPr id="0" name="image23.png"/>
                     <pic:cNvPicPr preferRelativeResize="0"/>
                   </pic:nvPicPr>
                   <pic:blipFill>

--- a/Spec.docx
+++ b/Spec.docx
@@ -1721,6 +1721,80 @@
     </w:p>
     <w:p>
       <w:pPr>
+        <w:rPr/>
+      </w:pPr>
+      <w:r>
+        <w:rPr>
+          <w:rtl w:val="0"/>
+        </w:rPr>
+      </w:r>
+    </w:p>
+    <w:p>
+      <w:pPr>
+        <w:rPr>
+          <w:b w:val="1"/>
+          <w:bCs w:val="1"/>
+          <w:color w:val="222222"/>
+          <w:sz w:val="24"/>
+          <w:szCs w:val="24"/>
+        </w:rPr>
+      </w:pPr>
+      <w:r>
+        <w:rPr>
+          <w:b w:val="1"/>
+          <w:bCs w:val="1"/>
+          <w:color w:val="222222"/>
+          <w:rtl w:val="0"/>
+        </w:rPr>
+        <w:t xml:space="preserve">Kinds Functional Comprehensions</w:t>
+      </w:r>
+      <w:r>
+        <w:rPr>
+          <w:b w:val="1"/>
+          <w:bCs w:val="1"/>
+          <w:color w:val="222222"/>
+          <w:sz w:val="24"/>
+          <w:szCs w:val="24"/>
+          <w:rtl w:val="0"/>
+        </w:rPr>
+        <w:t xml:space="preserve">:</w:t>
+      </w:r>
+    </w:p>
+    <w:p>
+      <w:pPr>
+        <w:rPr>
+          <w:color w:val="222222"/>
+        </w:rPr>
+      </w:pPr>
+      <w:r>
+        <w:rPr>
+          <w:rtl w:val="0"/>
+        </w:rPr>
+      </w:r>
+    </w:p>
+    <w:p>
+      <w:pPr>
+        <w:rPr>
+          <w:b w:val="1"/>
+          <w:bCs w:val="1"/>
+          <w:color w:val="222222"/>
+        </w:rPr>
+      </w:pPr>
+      <w:r>
+        <w:rPr>
+          <w:color w:val="222222"/>
+          <w:rtl w:val="0"/>
+        </w:rPr>
+        <w:t xml:space="preserve">Kinds: extensional functions definitions. Functions Comprehensions: infer Kinds Functions from CPPE embeddings vía Helpers / ML. Resource Merge / Apply: Kinds inferred Functions inference.</w:t>
+      </w:r>
+      <w:r>
+        <w:rPr>
+          <w:rtl w:val="0"/>
+        </w:rPr>
+      </w:r>
+    </w:p>
+    <w:p>
+      <w:pPr>
         <w:pStyle w:val="Heading1"/>
         <w:rPr/>
       </w:pPr>
@@ -2766,6 +2840,355 @@
           <w:rtl w:val="0"/>
         </w:rPr>
         <w:t xml:space="preserve">Then, Resource(s) applications can be chained and combined by means of stream pipelines composition. </w:t>
+      </w:r>
+    </w:p>
+    <w:p>
+      <w:pPr>
+        <w:rPr/>
+      </w:pPr>
+      <w:r>
+        <w:rPr>
+          <w:rtl w:val="0"/>
+        </w:rPr>
+      </w:r>
+    </w:p>
+    <w:p>
+      <w:pPr>
+        <w:rPr>
+          <w:b w:val="1"/>
+          <w:bCs w:val="1"/>
+          <w:color w:val="222222"/>
+          <w:sz w:val="24"/>
+          <w:szCs w:val="24"/>
+        </w:rPr>
+      </w:pPr>
+      <w:r>
+        <w:rPr>
+          <w:b w:val="1"/>
+          <w:bCs w:val="1"/>
+          <w:color w:val="222222"/>
+          <w:rtl w:val="0"/>
+        </w:rPr>
+        <w:t xml:space="preserve">Kinds Functional Comprehensions</w:t>
+      </w:r>
+      <w:r>
+        <w:rPr>
+          <w:b w:val="1"/>
+          <w:bCs w:val="1"/>
+          <w:color w:val="222222"/>
+          <w:sz w:val="24"/>
+          <w:szCs w:val="24"/>
+          <w:rtl w:val="0"/>
+        </w:rPr>
+        <w:t xml:space="preserve">:</w:t>
+      </w:r>
+    </w:p>
+    <w:p>
+      <w:pPr>
+        <w:rPr>
+          <w:color w:val="222222"/>
+        </w:rPr>
+      </w:pPr>
+      <w:r>
+        <w:rPr>
+          <w:rtl w:val="0"/>
+        </w:rPr>
+      </w:r>
+    </w:p>
+    <w:p>
+      <w:pPr>
+        <w:rPr/>
+      </w:pPr>
+      <w:r>
+        <w:rPr>
+          <w:color w:val="222222"/>
+          <w:rtl w:val="0"/>
+        </w:rPr>
+        <w:t xml:space="preserve">Kinds: extensional functions definitions. Functions Comprehensions: infer Kinds Functions from CPPE embeddings vía Helpers / ML. Resource Merge / Apply: Kinds inferred Functions inference.</w:t>
+      </w:r>
+      <w:r>
+        <w:rPr>
+          <w:rtl w:val="0"/>
+        </w:rPr>
+      </w:r>
+    </w:p>
+    <w:p>
+      <w:pPr>
+        <w:rPr/>
+      </w:pPr>
+      <w:r>
+        <w:rPr>
+          <w:rtl w:val="0"/>
+        </w:rPr>
+      </w:r>
+    </w:p>
+    <w:p>
+      <w:pPr>
+        <w:rPr>
+          <w:b w:val="1"/>
+          <w:bCs w:val="1"/>
+          <w:color w:val="222222"/>
+        </w:rPr>
+      </w:pPr>
+      <w:r>
+        <w:rPr>
+          <w:b w:val="1"/>
+          <w:bCs w:val="1"/>
+          <w:color w:val="222222"/>
+          <w:rtl w:val="0"/>
+        </w:rPr>
+        <w:t xml:space="preserve">Monadic fold / unfold: </w:t>
+      </w:r>
+    </w:p>
+    <w:p>
+      <w:pPr>
+        <w:rPr>
+          <w:color w:val="222222"/>
+        </w:rPr>
+      </w:pPr>
+      <w:r>
+        <w:rPr>
+          <w:rtl w:val="0"/>
+        </w:rPr>
+      </w:r>
+    </w:p>
+    <w:p>
+      <w:pPr>
+        <w:rPr>
+          <w:color w:val="222222"/>
+        </w:rPr>
+      </w:pPr>
+      <w:r>
+        <w:rPr>
+          <w:color w:val="222222"/>
+          <w:rtl w:val="0"/>
+        </w:rPr>
+        <w:t xml:space="preserve">Aggregate (Kinds map / reduce): </w:t>
+      </w:r>
+    </w:p>
+    <w:p>
+      <w:pPr>
+        <w:rPr>
+          <w:color w:val="222222"/>
+        </w:rPr>
+      </w:pPr>
+      <w:r>
+        <w:rPr>
+          <w:color w:val="222222"/>
+          <w:rtl w:val="0"/>
+        </w:rPr>
+        <w:t xml:space="preserve">key (PlayerType), values (AttributeType, ValueType).</w:t>
+      </w:r>
+    </w:p>
+    <w:p>
+      <w:pPr>
+        <w:rPr>
+          <w:color w:val="222222"/>
+        </w:rPr>
+      </w:pPr>
+      <w:r>
+        <w:rPr>
+          <w:rtl w:val="0"/>
+        </w:rPr>
+      </w:r>
+    </w:p>
+    <w:p>
+      <w:pPr>
+        <w:rPr>
+          <w:color w:val="222222"/>
+        </w:rPr>
+      </w:pPr>
+      <w:r>
+        <w:rPr>
+          <w:color w:val="222222"/>
+          <w:rtl w:val="0"/>
+        </w:rPr>
+        <w:t xml:space="preserve">De aggregate: unfold to original Kind Statements (stream scan).</w:t>
+      </w:r>
+    </w:p>
+    <w:p>
+      <w:pPr>
+        <w:rPr>
+          <w:color w:val="222222"/>
+        </w:rPr>
+      </w:pPr>
+      <w:r>
+        <w:rPr>
+          <w:rtl w:val="0"/>
+        </w:rPr>
+      </w:r>
+    </w:p>
+    <w:p>
+      <w:pPr>
+        <w:rPr/>
+      </w:pPr>
+      <w:r>
+        <w:rPr>
+          <w:color w:val="222222"/>
+          <w:rtl w:val="0"/>
+        </w:rPr>
+        <w:t xml:space="preserve">Merge: application of aggregated (folded) / de aggregated (unfolded) Resources to output / input streams (augmented with previous merge results) on each key (fold) aggregation completion and on each unfold stream scan emitted Resource.</w:t>
+      </w:r>
+      <w:r>
+        <w:rPr>
+          <w:rtl w:val="0"/>
+        </w:rPr>
+      </w:r>
+    </w:p>
+    <w:p>
+      <w:pPr>
+        <w:rPr/>
+      </w:pPr>
+      <w:r>
+        <w:rPr>
+          <w:rtl w:val="0"/>
+        </w:rPr>
+      </w:r>
+    </w:p>
+    <w:p>
+      <w:pPr>
+        <w:rPr>
+          <w:color w:val="222222"/>
+        </w:rPr>
+      </w:pPr>
+      <w:r>
+        <w:rPr>
+          <w:color w:val="222222"/>
+          <w:rtl w:val="0"/>
+        </w:rPr>
+        <w:t xml:space="preserve">TODO: Resource</w:t>
+      </w:r>
+      <w:r>
+        <w:rPr>
+          <w:color w:val="222222"/>
+          <w:rtl w:val="0"/>
+        </w:rPr>
+        <w:t xml:space="preserve">::apply Helpers Services approaches: FCA, CPPE, RDF inference, Sets, etc. ML Models / LLMs (classification : Aggregation, clustering : Alignment, regression : Activation). Unify Augmentation application Helper Services approaches APIs.</w:t>
+      </w:r>
+    </w:p>
+    <w:p>
+      <w:pPr>
+        <w:rPr>
+          <w:color w:val="222222"/>
+        </w:rPr>
+      </w:pPr>
+      <w:r>
+        <w:rPr>
+          <w:rtl w:val="0"/>
+        </w:rPr>
+      </w:r>
+    </w:p>
+    <w:p>
+      <w:pPr>
+        <w:rPr>
+          <w:color w:val="222222"/>
+        </w:rPr>
+      </w:pPr>
+      <w:r>
+        <w:rPr>
+          <w:color w:val="222222"/>
+          <w:rtl w:val="0"/>
+        </w:rPr>
+        <w:t xml:space="preserve">Data Structures (Folded Kinds):</w:t>
+      </w:r>
+    </w:p>
+    <w:p>
+      <w:pPr>
+        <w:rPr>
+          <w:color w:val="222222"/>
+        </w:rPr>
+      </w:pPr>
+      <w:r>
+        <w:rPr>
+          <w:rtl w:val="0"/>
+        </w:rPr>
+      </w:r>
+    </w:p>
+    <w:p>
+      <w:pPr>
+        <w:rPr>
+          <w:color w:val="222222"/>
+        </w:rPr>
+      </w:pPr>
+      <w:r>
+        <w:rPr>
+          <w:color w:val="222222"/>
+          <w:rtl w:val="0"/>
+        </w:rPr>
+        <w:t xml:space="preserve">&lt;Map&lt;Resource, Set&lt;Map&lt;Resource, Set&lt;Resource&gt;&gt;&gt;&gt;&gt;</w:t>
+      </w:r>
+    </w:p>
+    <w:p>
+      <w:pPr>
+        <w:rPr>
+          <w:color w:val="222222"/>
+        </w:rPr>
+      </w:pPr>
+      <w:r>
+        <w:rPr>
+          <w:rtl w:val="0"/>
+        </w:rPr>
+      </w:r>
+    </w:p>
+    <w:p>
+      <w:pPr>
+        <w:rPr>
+          <w:color w:val="222222"/>
+        </w:rPr>
+      </w:pPr>
+      <w:r>
+        <w:rPr>
+          <w:color w:val="222222"/>
+          <w:rtl w:val="0"/>
+        </w:rPr>
+        <w:t xml:space="preserve">&lt;Map&lt;Subject, Set&lt;Predicate&gt;&gt;</w:t>
+      </w:r>
+    </w:p>
+    <w:p>
+      <w:pPr>
+        <w:rPr>
+          <w:color w:val="222222"/>
+        </w:rPr>
+      </w:pPr>
+      <w:r>
+        <w:rPr>
+          <w:color w:val="222222"/>
+          <w:rtl w:val="0"/>
+        </w:rPr>
+        <w:t xml:space="preserve">&lt;Map&lt;Set&lt;Predicate&gt;, Type&gt;</w:t>
+      </w:r>
+    </w:p>
+    <w:p>
+      <w:pPr>
+        <w:rPr>
+          <w:color w:val="222222"/>
+        </w:rPr>
+      </w:pPr>
+      <w:r>
+        <w:rPr>
+          <w:color w:val="222222"/>
+          <w:rtl w:val="0"/>
+        </w:rPr>
+        <w:t xml:space="preserve">&lt;Type, Set&lt;Map&lt;Predicate, Value&gt;&gt;&gt;</w:t>
+      </w:r>
+    </w:p>
+    <w:p>
+      <w:pPr>
+        <w:rPr>
+          <w:color w:val="222222"/>
+        </w:rPr>
+      </w:pPr>
+      <w:r>
+        <w:rPr>
+          <w:color w:val="222222"/>
+          <w:rtl w:val="0"/>
+        </w:rPr>
+        <w:t xml:space="preserve">&lt;Map&lt;Set&lt;Map&lt;Predicate, Value&gt;&gt;, State&gt;</w:t>
+      </w:r>
+      <w:r>
+        <w:rPr>
+          <w:rtl w:val="0"/>
+        </w:rPr>
       </w:r>
     </w:p>
     <w:p>
@@ -9454,12 +9877,12 @@
           <wp:inline distB="19050" distT="19050" distL="19050" distR="19050">
             <wp:extent cx="143470" cy="232655"/>
             <wp:effectExtent b="0" l="0" r="0" t="0"/>
-            <wp:docPr id="16" name="image16.png"/>
+            <wp:docPr id="16" name="image3.png"/>
             <a:graphic>
               <a:graphicData uri="http://schemas.openxmlformats.org/drawingml/2006/picture">
                 <pic:pic>
                   <pic:nvPicPr>
-                    <pic:cNvPr id="0" name="image16.png"/>
+                    <pic:cNvPr id="0" name="image3.png"/>
                     <pic:cNvPicPr preferRelativeResize="0"/>
                   </pic:nvPicPr>
                   <pic:blipFill>
@@ -9514,12 +9937,12 @@
           <wp:inline distB="19050" distT="19050" distL="19050" distR="19050">
             <wp:extent cx="105489" cy="234421"/>
             <wp:effectExtent b="0" l="0" r="0" t="0"/>
-            <wp:docPr id="7" name="image24.png"/>
+            <wp:docPr id="7" name="image11.png"/>
             <a:graphic>
               <a:graphicData uri="http://schemas.openxmlformats.org/drawingml/2006/picture">
                 <pic:pic>
                   <pic:nvPicPr>
-                    <pic:cNvPr id="0" name="image24.png"/>
+                    <pic:cNvPr id="0" name="image11.png"/>
                     <pic:cNvPicPr preferRelativeResize="0"/>
                   </pic:nvPicPr>
                   <pic:blipFill>
@@ -9570,12 +9993,12 @@
           <wp:inline distB="19050" distT="19050" distL="19050" distR="19050">
             <wp:extent cx="771584" cy="229183"/>
             <wp:effectExtent b="0" l="0" r="0" t="0"/>
-            <wp:docPr id="12" name="image14.png"/>
+            <wp:docPr id="12" name="image18.png"/>
             <a:graphic>
               <a:graphicData uri="http://schemas.openxmlformats.org/drawingml/2006/picture">
                 <pic:pic>
                   <pic:nvPicPr>
-                    <pic:cNvPr id="0" name="image14.png"/>
+                    <pic:cNvPr id="0" name="image18.png"/>
                     <pic:cNvPicPr preferRelativeResize="0"/>
                   </pic:nvPicPr>
                   <pic:blipFill>
@@ -9631,12 +10054,12 @@
           <wp:inline distB="19050" distT="19050" distL="19050" distR="19050">
             <wp:extent cx="586919" cy="227194"/>
             <wp:effectExtent b="0" l="0" r="0" t="0"/>
-            <wp:docPr id="4" name="image18.png"/>
+            <wp:docPr id="4" name="image7.png"/>
             <a:graphic>
               <a:graphicData uri="http://schemas.openxmlformats.org/drawingml/2006/picture">
                 <pic:pic>
                   <pic:nvPicPr>
-                    <pic:cNvPr id="0" name="image18.png"/>
+                    <pic:cNvPr id="0" name="image7.png"/>
                     <pic:cNvPicPr preferRelativeResize="0"/>
                   </pic:nvPicPr>
                   <pic:blipFill>
@@ -9741,12 +10164,12 @@
           <wp:inline distB="19050" distT="19050" distL="19050" distR="19050">
             <wp:extent cx="574357" cy="229743"/>
             <wp:effectExtent b="0" l="0" r="0" t="0"/>
-            <wp:docPr id="17" name="image6.png"/>
+            <wp:docPr id="17" name="image2.png"/>
             <a:graphic>
               <a:graphicData uri="http://schemas.openxmlformats.org/drawingml/2006/picture">
                 <pic:pic>
                   <pic:nvPicPr>
-                    <pic:cNvPr id="0" name="image6.png"/>
+                    <pic:cNvPr id="0" name="image2.png"/>
                     <pic:cNvPicPr preferRelativeResize="0"/>
                   </pic:nvPicPr>
                   <pic:blipFill>
@@ -9785,12 +10208,12 @@
           <wp:inline distB="19050" distT="19050" distL="19050" distR="19050">
             <wp:extent cx="79891" cy="239673"/>
             <wp:effectExtent b="0" l="0" r="0" t="0"/>
-            <wp:docPr id="6" name="image2.png"/>
+            <wp:docPr id="6" name="image15.png"/>
             <a:graphic>
               <a:graphicData uri="http://schemas.openxmlformats.org/drawingml/2006/picture">
                 <pic:pic>
                   <pic:nvPicPr>
-                    <pic:cNvPr id="0" name="image2.png"/>
+                    <pic:cNvPr id="0" name="image15.png"/>
                     <pic:cNvPicPr preferRelativeResize="0"/>
                   </pic:nvPicPr>
                   <pic:blipFill>
@@ -9829,12 +10252,12 @@
           <wp:inline distB="19050" distT="19050" distL="19050" distR="19050">
             <wp:extent cx="89475" cy="244024"/>
             <wp:effectExtent b="0" l="0" r="0" t="0"/>
-            <wp:docPr id="2" name="image13.png"/>
+            <wp:docPr id="2" name="image9.png"/>
             <a:graphic>
               <a:graphicData uri="http://schemas.openxmlformats.org/drawingml/2006/picture">
                 <pic:pic>
                   <pic:nvPicPr>
-                    <pic:cNvPr id="0" name="image13.png"/>
+                    <pic:cNvPr id="0" name="image9.png"/>
                     <pic:cNvPicPr preferRelativeResize="0"/>
                   </pic:nvPicPr>
                   <pic:blipFill>
@@ -9873,12 +10296,12 @@
           <wp:inline distB="19050" distT="19050" distL="19050" distR="19050">
             <wp:extent cx="97572" cy="234173"/>
             <wp:effectExtent b="0" l="0" r="0" t="0"/>
-            <wp:docPr id="24" name="image21.png"/>
+            <wp:docPr id="24" name="image8.png"/>
             <a:graphic>
               <a:graphicData uri="http://schemas.openxmlformats.org/drawingml/2006/picture">
                 <pic:pic>
                   <pic:nvPicPr>
-                    <pic:cNvPr id="0" name="image21.png"/>
+                    <pic:cNvPr id="0" name="image8.png"/>
                     <pic:cNvPicPr preferRelativeResize="0"/>
                   </pic:nvPicPr>
                   <pic:blipFill>
@@ -9926,12 +10349,12 @@
           <wp:inline distB="19050" distT="19050" distL="19050" distR="19050">
             <wp:extent cx="3718560" cy="686503"/>
             <wp:effectExtent b="0" l="0" r="0" t="0"/>
-            <wp:docPr id="25" name="image15.png"/>
+            <wp:docPr id="25" name="image20.png"/>
             <a:graphic>
               <a:graphicData uri="http://schemas.openxmlformats.org/drawingml/2006/picture">
                 <pic:pic>
                   <pic:nvPicPr>
-                    <pic:cNvPr id="0" name="image15.png"/>
+                    <pic:cNvPr id="0" name="image20.png"/>
                     <pic:cNvPicPr preferRelativeResize="0"/>
                   </pic:nvPicPr>
                   <pic:blipFill>
@@ -10098,12 +10521,12 @@
           <wp:inline distB="19050" distT="19050" distL="19050" distR="19050">
             <wp:extent cx="145018" cy="235165"/>
             <wp:effectExtent b="0" l="0" r="0" t="0"/>
-            <wp:docPr id="8" name="image7.png"/>
+            <wp:docPr id="8" name="image1.png"/>
             <a:graphic>
               <a:graphicData uri="http://schemas.openxmlformats.org/drawingml/2006/picture">
                 <pic:pic>
                   <pic:nvPicPr>
-                    <pic:cNvPr id="0" name="image7.png"/>
+                    <pic:cNvPr id="0" name="image1.png"/>
                     <pic:cNvPicPr preferRelativeResize="0"/>
                   </pic:nvPicPr>
                   <pic:blipFill>
@@ -10142,12 +10565,12 @@
           <wp:inline distB="19050" distT="19050" distL="19050" distR="19050">
             <wp:extent cx="138292" cy="224257"/>
             <wp:effectExtent b="0" l="0" r="0" t="0"/>
-            <wp:docPr id="15" name="image3.png"/>
+            <wp:docPr id="15" name="image10.png"/>
             <a:graphic>
               <a:graphicData uri="http://schemas.openxmlformats.org/drawingml/2006/picture">
                 <pic:pic>
                   <pic:nvPicPr>
-                    <pic:cNvPr id="0" name="image3.png"/>
+                    <pic:cNvPr id="0" name="image10.png"/>
                     <pic:cNvPicPr preferRelativeResize="0"/>
                   </pic:nvPicPr>
                   <pic:blipFill>
@@ -10213,12 +10636,12 @@
           <wp:inline distB="19050" distT="19050" distL="19050" distR="19050">
             <wp:extent cx="3819649" cy="228721"/>
             <wp:effectExtent b="0" l="0" r="0" t="0"/>
-            <wp:docPr id="22" name="image17.png"/>
+            <wp:docPr id="22" name="image19.png"/>
             <a:graphic>
               <a:graphicData uri="http://schemas.openxmlformats.org/drawingml/2006/picture">
                 <pic:pic>
                   <pic:nvPicPr>
-                    <pic:cNvPr id="0" name="image17.png"/>
+                    <pic:cNvPr id="0" name="image19.png"/>
                     <pic:cNvPicPr preferRelativeResize="0"/>
                   </pic:nvPicPr>
                   <pic:blipFill>
@@ -10381,12 +10804,12 @@
           <wp:inline distB="19050" distT="19050" distL="19050" distR="19050">
             <wp:extent cx="2756002" cy="229031"/>
             <wp:effectExtent b="0" l="0" r="0" t="0"/>
-            <wp:docPr id="10" name="image10.png"/>
+            <wp:docPr id="10" name="image6.png"/>
             <a:graphic>
               <a:graphicData uri="http://schemas.openxmlformats.org/drawingml/2006/picture">
                 <pic:pic>
                   <pic:nvPicPr>
-                    <pic:cNvPr id="0" name="image10.png"/>
+                    <pic:cNvPr id="0" name="image6.png"/>
                     <pic:cNvPicPr preferRelativeResize="0"/>
                   </pic:nvPicPr>
                   <pic:blipFill>
@@ -10575,12 +10998,12 @@
           <wp:inline distB="19050" distT="19050" distL="19050" distR="19050">
             <wp:extent cx="2882141" cy="285549"/>
             <wp:effectExtent b="0" l="0" r="0" t="0"/>
-            <wp:docPr id="28" name="image25.png"/>
+            <wp:docPr id="28" name="image21.png"/>
             <a:graphic>
               <a:graphicData uri="http://schemas.openxmlformats.org/drawingml/2006/picture">
                 <pic:pic>
                   <pic:nvPicPr>
-                    <pic:cNvPr id="0" name="image25.png"/>
+                    <pic:cNvPr id="0" name="image21.png"/>
                     <pic:cNvPicPr preferRelativeResize="0"/>
                   </pic:nvPicPr>
                   <pic:blipFill>
@@ -10776,12 +11199,12 @@
           <wp:inline distB="19050" distT="19050" distL="19050" distR="19050">
             <wp:extent cx="720923" cy="227660"/>
             <wp:effectExtent b="0" l="0" r="0" t="0"/>
-            <wp:docPr id="19" name="image8.png"/>
+            <wp:docPr id="19" name="image5.png"/>
             <a:graphic>
               <a:graphicData uri="http://schemas.openxmlformats.org/drawingml/2006/picture">
                 <pic:pic>
                   <pic:nvPicPr>
-                    <pic:cNvPr id="0" name="image8.png"/>
+                    <pic:cNvPr id="0" name="image5.png"/>
                     <pic:cNvPicPr preferRelativeResize="0"/>
                   </pic:nvPicPr>
                   <pic:blipFill>
@@ -10852,12 +11275,12 @@
           <wp:inline distB="19050" distT="19050" distL="19050" distR="19050">
             <wp:extent cx="105489" cy="234421"/>
             <wp:effectExtent b="0" l="0" r="0" t="0"/>
-            <wp:docPr id="3" name="image24.png"/>
+            <wp:docPr id="3" name="image11.png"/>
             <a:graphic>
               <a:graphicData uri="http://schemas.openxmlformats.org/drawingml/2006/picture">
                 <pic:pic>
                   <pic:nvPicPr>
-                    <pic:cNvPr id="0" name="image24.png"/>
+                    <pic:cNvPr id="0" name="image11.png"/>
                     <pic:cNvPicPr preferRelativeResize="0"/>
                   </pic:nvPicPr>
                   <pic:blipFill>
@@ -10896,12 +11319,12 @@
           <wp:inline distB="19050" distT="19050" distL="19050" distR="19050">
             <wp:extent cx="97572" cy="234173"/>
             <wp:effectExtent b="0" l="0" r="0" t="0"/>
-            <wp:docPr id="5" name="image21.png"/>
+            <wp:docPr id="5" name="image8.png"/>
             <a:graphic>
               <a:graphicData uri="http://schemas.openxmlformats.org/drawingml/2006/picture">
                 <pic:pic>
                   <pic:nvPicPr>
-                    <pic:cNvPr id="0" name="image21.png"/>
+                    <pic:cNvPr id="0" name="image8.png"/>
                     <pic:cNvPicPr preferRelativeResize="0"/>
                   </pic:nvPicPr>
                   <pic:blipFill>
@@ -10940,12 +11363,12 @@
           <wp:inline distB="19050" distT="19050" distL="19050" distR="19050">
             <wp:extent cx="607516" cy="227818"/>
             <wp:effectExtent b="0" l="0" r="0" t="0"/>
-            <wp:docPr id="21" name="image5.png"/>
+            <wp:docPr id="21" name="image22.png"/>
             <a:graphic>
               <a:graphicData uri="http://schemas.openxmlformats.org/drawingml/2006/picture">
                 <pic:pic>
                   <pic:nvPicPr>
-                    <pic:cNvPr id="0" name="image5.png"/>
+                    <pic:cNvPr id="0" name="image22.png"/>
                     <pic:cNvPicPr preferRelativeResize="0"/>
                   </pic:nvPicPr>
                   <pic:blipFill>
@@ -11016,12 +11439,12 @@
           <wp:inline distB="19050" distT="19050" distL="19050" distR="19050">
             <wp:extent cx="586919" cy="227194"/>
             <wp:effectExtent b="0" l="0" r="0" t="0"/>
-            <wp:docPr id="13" name="image18.png"/>
+            <wp:docPr id="13" name="image7.png"/>
             <a:graphic>
               <a:graphicData uri="http://schemas.openxmlformats.org/drawingml/2006/picture">
                 <pic:pic>
                   <pic:nvPicPr>
-                    <pic:cNvPr id="0" name="image18.png"/>
+                    <pic:cNvPr id="0" name="image7.png"/>
                     <pic:cNvPicPr preferRelativeResize="0"/>
                   </pic:nvPicPr>
                   <pic:blipFill>
@@ -11060,12 +11483,12 @@
           <wp:inline distB="19050" distT="19050" distL="19050" distR="19050">
             <wp:extent cx="105489" cy="234421"/>
             <wp:effectExtent b="0" l="0" r="0" t="0"/>
-            <wp:docPr id="23" name="image24.png"/>
+            <wp:docPr id="23" name="image11.png"/>
             <a:graphic>
               <a:graphicData uri="http://schemas.openxmlformats.org/drawingml/2006/picture">
                 <pic:pic>
                   <pic:nvPicPr>
-                    <pic:cNvPr id="0" name="image24.png"/>
+                    <pic:cNvPr id="0" name="image11.png"/>
                     <pic:cNvPicPr preferRelativeResize="0"/>
                   </pic:nvPicPr>
                   <pic:blipFill>
@@ -11136,12 +11559,12 @@
           <wp:inline distB="19050" distT="19050" distL="19050" distR="19050">
             <wp:extent cx="333911" cy="211093"/>
             <wp:effectExtent b="0" l="0" r="0" t="0"/>
-            <wp:docPr id="14" name="image12.png"/>
+            <wp:docPr id="14" name="image17.png"/>
             <a:graphic>
               <a:graphicData uri="http://schemas.openxmlformats.org/drawingml/2006/picture">
                 <pic:pic>
                   <pic:nvPicPr>
-                    <pic:cNvPr id="0" name="image12.png"/>
+                    <pic:cNvPr id="0" name="image17.png"/>
                     <pic:cNvPicPr preferRelativeResize="0"/>
                   </pic:nvPicPr>
                   <pic:blipFill>
@@ -11180,12 +11603,12 @@
           <wp:inline distB="19050" distT="19050" distL="19050" distR="19050">
             <wp:extent cx="457438" cy="228719"/>
             <wp:effectExtent b="0" l="0" r="0" t="0"/>
-            <wp:docPr id="26" name="image19.png"/>
+            <wp:docPr id="26" name="image23.png"/>
             <a:graphic>
               <a:graphicData uri="http://schemas.openxmlformats.org/drawingml/2006/picture">
                 <pic:pic>
                   <pic:nvPicPr>
-                    <pic:cNvPr id="0" name="image19.png"/>
+                    <pic:cNvPr id="0" name="image23.png"/>
                     <pic:cNvPicPr preferRelativeResize="0"/>
                   </pic:nvPicPr>
                   <pic:blipFill>
@@ -11369,12 +11792,12 @@
           <wp:inline distB="19050" distT="19050" distL="19050" distR="19050">
             <wp:extent cx="214432" cy="225717"/>
             <wp:effectExtent b="0" l="0" r="0" t="0"/>
-            <wp:docPr id="18" name="image20.png"/>
+            <wp:docPr id="18" name="image12.png"/>
             <a:graphic>
               <a:graphicData uri="http://schemas.openxmlformats.org/drawingml/2006/picture">
                 <pic:pic>
                   <pic:nvPicPr>
-                    <pic:cNvPr id="0" name="image20.png"/>
+                    <pic:cNvPr id="0" name="image12.png"/>
                     <pic:cNvPicPr preferRelativeResize="0"/>
                   </pic:nvPicPr>
                   <pic:blipFill>
@@ -11413,12 +11836,12 @@
           <wp:inline distB="19050" distT="19050" distL="19050" distR="19050">
             <wp:extent cx="214432" cy="225717"/>
             <wp:effectExtent b="0" l="0" r="0" t="0"/>
-            <wp:docPr id="20" name="image4.png"/>
+            <wp:docPr id="20" name="image16.png"/>
             <a:graphic>
               <a:graphicData uri="http://schemas.openxmlformats.org/drawingml/2006/picture">
                 <pic:pic>
                   <pic:nvPicPr>
-                    <pic:cNvPr id="0" name="image4.png"/>
+                    <pic:cNvPr id="0" name="image16.png"/>
                     <pic:cNvPicPr preferRelativeResize="0"/>
                   </pic:nvPicPr>
                   <pic:blipFill>
@@ -11457,12 +11880,12 @@
           <wp:inline distB="19050" distT="19050" distL="19050" distR="19050">
             <wp:extent cx="876836" cy="285925"/>
             <wp:effectExtent b="0" l="0" r="0" t="0"/>
-            <wp:docPr id="11" name="image22.png"/>
+            <wp:docPr id="11" name="image14.png"/>
             <a:graphic>
               <a:graphicData uri="http://schemas.openxmlformats.org/drawingml/2006/picture">
                 <pic:pic>
                   <pic:nvPicPr>
-                    <pic:cNvPr id="0" name="image22.png"/>
+                    <pic:cNvPr id="0" name="image14.png"/>
                     <pic:cNvPicPr preferRelativeResize="0"/>
                   </pic:nvPicPr>
                   <pic:blipFill>
@@ -11533,12 +11956,12 @@
           <wp:inline distB="19050" distT="19050" distL="19050" distR="19050">
             <wp:extent cx="214432" cy="225717"/>
             <wp:effectExtent b="0" l="0" r="0" t="0"/>
-            <wp:docPr id="1" name="image1.png"/>
+            <wp:docPr id="1" name="image13.png"/>
             <a:graphic>
               <a:graphicData uri="http://schemas.openxmlformats.org/drawingml/2006/picture">
                 <pic:pic>
                   <pic:nvPicPr>
-                    <pic:cNvPr id="0" name="image1.png"/>
+                    <pic:cNvPr id="0" name="image13.png"/>
                     <pic:cNvPicPr preferRelativeResize="0"/>
                   </pic:nvPicPr>
                   <pic:blipFill>
@@ -11577,12 +12000,12 @@
           <wp:inline distB="19050" distT="19050" distL="19050" distR="19050">
             <wp:extent cx="214432" cy="225717"/>
             <wp:effectExtent b="0" l="0" r="0" t="0"/>
-            <wp:docPr id="27" name="image11.png"/>
+            <wp:docPr id="27" name="image24.png"/>
             <a:graphic>
               <a:graphicData uri="http://schemas.openxmlformats.org/drawingml/2006/picture">
                 <pic:pic>
                   <pic:nvPicPr>
-                    <pic:cNvPr id="0" name="image11.png"/>
+                    <pic:cNvPr id="0" name="image24.png"/>
                     <pic:cNvPicPr preferRelativeResize="0"/>
                   </pic:nvPicPr>
                   <pic:blipFill>
@@ -11621,12 +12044,12 @@
           <wp:inline distB="19050" distT="19050" distL="19050" distR="19050">
             <wp:extent cx="95905" cy="230173"/>
             <wp:effectExtent b="0" l="0" r="0" t="0"/>
-            <wp:docPr id="9" name="image9.png"/>
+            <wp:docPr id="9" name="image4.png"/>
             <a:graphic>
               <a:graphicData uri="http://schemas.openxmlformats.org/drawingml/2006/picture">
                 <pic:pic>
                   <pic:nvPicPr>
-                    <pic:cNvPr id="0" name="image9.png"/>
+                    <pic:cNvPr id="0" name="image4.png"/>
                     <pic:cNvPicPr preferRelativeResize="0"/>
                   </pic:nvPicPr>
                   <pic:blipFill>
@@ -11764,12 +12187,12 @@
           <wp:inline distB="19050" distT="19050" distL="19050" distR="19050">
             <wp:extent cx="3042047" cy="217562"/>
             <wp:effectExtent b="0" l="0" r="0" t="0"/>
-            <wp:docPr id="29" name="image23.png"/>
+            <wp:docPr id="29" name="image25.png"/>
             <a:graphic>
               <a:graphicData uri="http://schemas.openxmlformats.org/drawingml/2006/picture">
                 <pic:pic>
                   <pic:nvPicPr>
-                    <pic:cNvPr id="0" name="image23.png"/>
+                    <pic:cNvPr id="0" name="image25.png"/>
                     <pic:cNvPicPr preferRelativeResize="0"/>
                   </pic:nvPicPr>
                   <pic:blipFill>

--- a/Spec.docx
+++ b/Spec.docx
@@ -2675,6 +2675,27 @@
         <w:rPr>
           <w:rtl w:val="0"/>
         </w:rPr>
+        <w:t xml:space="preserve">Apply as functional graph traversal by invocations compositions.</w:t>
+      </w:r>
+    </w:p>
+    <w:p>
+      <w:pPr>
+        <w:rPr/>
+      </w:pPr>
+      <w:r>
+        <w:rPr>
+          <w:rtl w:val="0"/>
+        </w:rPr>
+      </w:r>
+    </w:p>
+    <w:p>
+      <w:pPr>
+        <w:rPr/>
+      </w:pPr>
+      <w:r>
+        <w:rPr>
+          <w:rtl w:val="0"/>
+        </w:rPr>
         <w:t xml:space="preserve">Kinds Functional Application.</w:t>
       </w:r>
     </w:p>
@@ -3465,19 +3486,404 @@
     </w:p>
     <w:p>
       <w:pPr>
-        <w:rPr/>
-      </w:pPr>
-      <w:r>
         <w:rPr>
           <w:color w:val="222222"/>
+        </w:rPr>
+      </w:pPr>
+      <w:r>
+        <w:rPr>
+          <w:color w:val="222222"/>
           <w:rtl w:val="0"/>
         </w:rPr>
         <w:t xml:space="preserve">Resource hierarchy application semantics. Full layers types hierarchy (implement all layers models kinds). Template methods. Implementation Language? (Resources, Streams Processing), XSLT?</w:t>
       </w:r>
-      <w:r>
-        <w:rPr>
-          <w:rtl w:val="0"/>
-        </w:rPr>
+    </w:p>
+    <w:p>
+      <w:pPr>
+        <w:pStyle w:val="Heading3"/>
+        <w:rPr/>
+      </w:pPr>
+      <w:bookmarkStart w:colFirst="0" w:colLast="0" w:name="_hz9o9331ejb3" w:id="20"/>
+      <w:bookmarkEnd w:id="20"/>
+      <w:r>
+        <w:rPr>
+          <w:rtl w:val="0"/>
+        </w:rPr>
+        <w:t xml:space="preserve">Comparisons: Dimensional axis Order and Matching</w:t>
+      </w:r>
+    </w:p>
+    <w:p>
+      <w:pPr>
+        <w:rPr/>
+      </w:pPr>
+      <w:r>
+        <w:rPr>
+          <w:rtl w:val="0"/>
+        </w:rPr>
+        <w:t xml:space="preserve">Folding and unfolding Merge operations can leverage comparisons of Resources for sorting and matching. This is sorting in a nested contexts approach where one sorted occurrence may be the ‘parent’ of child sorted occurrences (happened and sorted in the parent occurrence scope). Resource application can be used for sorted structures traversal and further comparisons.</w:t>
+      </w:r>
+    </w:p>
+    <w:p>
+      <w:pPr>
+        <w:rPr/>
+      </w:pPr>
+      <w:r>
+        <w:rPr>
+          <w:rtl w:val="0"/>
+        </w:rPr>
+      </w:r>
+    </w:p>
+    <w:p>
+      <w:pPr>
+        <w:rPr/>
+      </w:pPr>
+      <w:r>
+        <w:rPr>
+          <w:rtl w:val="0"/>
+        </w:rPr>
+        <w:t xml:space="preserve">TODO: For leveraging CPPE, Algebraic Embeddings and FCA the comparison results may be encoded in a 3 bit string mask (octal) representation, for example: 001 is less than, 100 is greater than, 111 is equal, etc.</w:t>
+      </w:r>
+    </w:p>
+    <w:p>
+      <w:pPr>
+        <w:rPr/>
+      </w:pPr>
+      <w:r>
+        <w:rPr>
+          <w:rtl w:val="0"/>
+        </w:rPr>
+      </w:r>
+    </w:p>
+    <w:p>
+      <w:pPr>
+        <w:rPr/>
+      </w:pPr>
+      <w:r>
+        <w:rPr>
+          <w:rtl w:val="0"/>
+        </w:rPr>
+        <w:t xml:space="preserve">One goal would be to be able to encode comparison results as Merge Materialized Merge Traversal Comparison Statements Results. Example: A to B in Context C is like D to E in Context F.</w:t>
+      </w:r>
+    </w:p>
+    <w:p>
+      <w:pPr>
+        <w:rPr/>
+      </w:pPr>
+      <w:r>
+        <w:rPr>
+          <w:rtl w:val="0"/>
+        </w:rPr>
+      </w:r>
+    </w:p>
+    <w:p>
+      <w:pPr>
+        <w:rPr/>
+      </w:pPr>
+      <w:r>
+        <w:rPr>
+          <w:rtl w:val="0"/>
+        </w:rPr>
+        <w:t xml:space="preserve">The means for being able to construct such Statements for comparisons is by means of PredicateKind. Reified Relationships aggregation:</w:t>
+      </w:r>
+    </w:p>
+    <w:p>
+      <w:pPr>
+        <w:rPr/>
+      </w:pPr>
+      <w:r>
+        <w:rPr>
+          <w:rtl w:val="0"/>
+        </w:rPr>
+      </w:r>
+    </w:p>
+    <w:p>
+      <w:pPr>
+        <w:rPr/>
+      </w:pPr>
+      <w:r>
+        <w:rPr>
+          <w:rtl w:val="0"/>
+        </w:rPr>
+        <w:t xml:space="preserve">(:subject, :employer / :position / :salary, :objects...)</w:t>
+      </w:r>
+    </w:p>
+    <w:p>
+      <w:pPr>
+        <w:rPr/>
+      </w:pPr>
+      <w:r>
+        <w:rPr>
+          <w:rtl w:val="0"/>
+        </w:rPr>
+      </w:r>
+    </w:p>
+    <w:p>
+      <w:pPr>
+        <w:rPr/>
+      </w:pPr>
+      <w:r>
+        <w:rPr>
+          <w:rtl w:val="0"/>
+        </w:rPr>
+        <w:t xml:space="preserve">-&gt; (:subject, :employment, :anEmployment)</w:t>
+      </w:r>
+    </w:p>
+    <w:p>
+      <w:pPr>
+        <w:rPr/>
+      </w:pPr>
+      <w:r>
+        <w:rPr>
+          <w:rtl w:val="0"/>
+        </w:rPr>
+      </w:r>
+    </w:p>
+    <w:p>
+      <w:pPr>
+        <w:rPr/>
+      </w:pPr>
+      <w:r>
+        <w:rPr>
+          <w:rtl w:val="0"/>
+        </w:rPr>
+        <w:t xml:space="preserve">-&gt; (:anEmployment, :attributes..., :values…)</w:t>
+      </w:r>
+    </w:p>
+    <w:p>
+      <w:pPr>
+        <w:rPr/>
+      </w:pPr>
+      <w:r>
+        <w:rPr>
+          <w:rtl w:val="0"/>
+        </w:rPr>
+      </w:r>
+    </w:p>
+    <w:p>
+      <w:pPr>
+        <w:rPr/>
+      </w:pPr>
+      <w:r>
+        <w:rPr>
+          <w:rtl w:val="0"/>
+        </w:rPr>
+        <w:t xml:space="preserve">:employment: WorkRelationship PredicateKind (materialize)</w:t>
+      </w:r>
+    </w:p>
+    <w:p>
+      <w:pPr>
+        <w:rPr/>
+      </w:pPr>
+      <w:r>
+        <w:rPr>
+          <w:rtl w:val="0"/>
+        </w:rPr>
+        <w:t xml:space="preserve">:anEmployment: Employment Relationship Resource instance Kinds (ObjectKind, SubjectKind).</w:t>
+      </w:r>
+    </w:p>
+    <w:p>
+      <w:pPr>
+        <w:rPr/>
+      </w:pPr>
+      <w:r>
+        <w:rPr>
+          <w:rtl w:val="0"/>
+        </w:rPr>
+      </w:r>
+    </w:p>
+    <w:p>
+      <w:pPr>
+        <w:rPr/>
+      </w:pPr>
+      <w:r>
+        <w:rPr>
+          <w:rtl w:val="0"/>
+        </w:rPr>
+        <w:t xml:space="preserve">Attributes: Dimensional Axes. Values: PredicateKind ValueType Aggregation. Infer and materialize :anEmployment reified relationship object / subject for :employment predicate of WorkRelationship PredicateKind.</w:t>
+      </w:r>
+    </w:p>
+    <w:p>
+      <w:pPr>
+        <w:rPr/>
+      </w:pPr>
+      <w:r>
+        <w:rPr>
+          <w:rtl w:val="0"/>
+        </w:rPr>
+      </w:r>
+    </w:p>
+    <w:p>
+      <w:pPr>
+        <w:rPr/>
+      </w:pPr>
+      <w:r>
+        <w:rPr>
+          <w:rtl w:val="0"/>
+        </w:rPr>
+        <w:t xml:space="preserve">PredicateKind of SubjectKind Kind Attribute (Employee, Student) / ObjectKind Kind Value (Employer, School).</w:t>
+      </w:r>
+    </w:p>
+    <w:p>
+      <w:pPr>
+        <w:rPr/>
+      </w:pPr>
+      <w:r>
+        <w:rPr>
+          <w:rtl w:val="0"/>
+        </w:rPr>
+      </w:r>
+    </w:p>
+    <w:p>
+      <w:pPr>
+        <w:rPr/>
+      </w:pPr>
+      <w:r>
+        <w:rPr>
+          <w:rtl w:val="0"/>
+        </w:rPr>
+        <w:t xml:space="preserve">TODO: Infer</w:t>
+      </w:r>
+    </w:p>
+    <w:p>
+      <w:pPr>
+        <w:rPr/>
+      </w:pPr>
+      <w:r>
+        <w:rPr>
+          <w:rtl w:val="0"/>
+        </w:rPr>
+        <w:t xml:space="preserve">Employee is to Employer (in WorkRelationship) as Student is to School (in StudentshipRelationship).</w:t>
+      </w:r>
+    </w:p>
+    <w:p>
+      <w:pPr>
+        <w:rPr/>
+      </w:pPr>
+      <w:r>
+        <w:rPr>
+          <w:rtl w:val="0"/>
+        </w:rPr>
+      </w:r>
+    </w:p>
+    <w:p>
+      <w:pPr>
+        <w:rPr/>
+      </w:pPr>
+      <w:r>
+        <w:rPr>
+          <w:rtl w:val="0"/>
+        </w:rPr>
+        <w:t xml:space="preserve">Materialize: (Resource, ComparisonEncoding(axis, binary mask), Resource).</w:t>
+      </w:r>
+    </w:p>
+    <w:p>
+      <w:pPr>
+        <w:rPr/>
+      </w:pPr>
+      <w:r>
+        <w:rPr>
+          <w:rtl w:val="0"/>
+        </w:rPr>
+      </w:r>
+    </w:p>
+    <w:p>
+      <w:pPr>
+        <w:rPr/>
+      </w:pPr>
+      <w:r>
+        <w:rPr>
+          <w:rtl w:val="0"/>
+        </w:rPr>
+        <w:t xml:space="preserve">Merge (materialize) Resources according to their axes binary mask comparison results.</w:t>
+      </w:r>
+    </w:p>
+    <w:p>
+      <w:pPr>
+        <w:rPr/>
+      </w:pPr>
+      <w:r>
+        <w:rPr>
+          <w:rtl w:val="0"/>
+        </w:rPr>
+      </w:r>
+    </w:p>
+    <w:p>
+      <w:pPr>
+        <w:rPr/>
+      </w:pPr>
+      <w:r>
+        <w:rPr>
+          <w:rtl w:val="0"/>
+        </w:rPr>
+        <w:t xml:space="preserve">Leverage CPPE, Algebraic Embeddings, FCA.</w:t>
+      </w:r>
+    </w:p>
+    <w:p>
+      <w:pPr>
+        <w:rPr/>
+      </w:pPr>
+      <w:r>
+        <w:rPr>
+          <w:rtl w:val="0"/>
+        </w:rPr>
+      </w:r>
+    </w:p>
+    <w:p>
+      <w:pPr>
+        <w:rPr>
+          <w:b w:val="1"/>
+          <w:bCs w:val="1"/>
+        </w:rPr>
+      </w:pPr>
+      <w:r>
+        <w:rPr>
+          <w:b w:val="1"/>
+          <w:bCs w:val="1"/>
+          <w:rtl w:val="0"/>
+        </w:rPr>
+        <w:t xml:space="preserve">Augmentation Layers Kinds Relationships Reification</w:t>
+      </w:r>
+    </w:p>
+    <w:p>
+      <w:pPr>
+        <w:rPr/>
+      </w:pPr>
+      <w:r>
+        <w:rPr>
+          <w:rtl w:val="0"/>
+        </w:rPr>
+      </w:r>
+    </w:p>
+    <w:p>
+      <w:pPr>
+        <w:rPr/>
+      </w:pPr>
+      <w:r>
+        <w:rPr>
+          <w:rtl w:val="0"/>
+        </w:rPr>
+        <w:t xml:space="preserve">Augmentation Layers, particularly the Information or Alignment layer already performs such a PredicateKind relationship, aggregating those Kinds from Subject and Object Kinds. Knowledge Activation Layers performs the aggregation over the previously aggregated layer results. Such arrangements should allow for: Information Alignment axes ordering and matching and Knowledge Activation axes ordering and matching.</w:t>
+      </w:r>
+    </w:p>
+    <w:p>
+      <w:pPr>
+        <w:rPr/>
+      </w:pPr>
+      <w:r>
+        <w:rPr>
+          <w:rtl w:val="0"/>
+        </w:rPr>
+      </w:r>
+    </w:p>
+    <w:p>
+      <w:pPr>
+        <w:rPr/>
+      </w:pPr>
+      <w:r>
+        <w:rPr>
+          <w:rtl w:val="0"/>
+        </w:rPr>
+        <w:t xml:space="preserve">The examples shown so far may be appropriate for Information Alignment Layer instance data comparisons and inference. Knowledge Activation layer should materialize ordering and matching of reified contexts and interactions of behavior instance data.</w:t>
       </w:r>
     </w:p>
     <w:p>
@@ -3485,8 +3891,8 @@
         <w:pStyle w:val="Heading2"/>
         <w:rPr/>
       </w:pPr>
-      <w:bookmarkStart w:colFirst="0" w:colLast="0" w:name="_4ec6crc6giqg" w:id="20"/>
-      <w:bookmarkEnd w:id="20"/>
+      <w:bookmarkStart w:colFirst="0" w:colLast="0" w:name="_4ec6crc6giqg" w:id="21"/>
+      <w:bookmarkEnd w:id="21"/>
       <w:r>
         <w:rPr>
           <w:rtl w:val="0"/>
@@ -3573,8 +3979,8 @@
         <w:pStyle w:val="Heading3"/>
         <w:rPr/>
       </w:pPr>
-      <w:bookmarkStart w:colFirst="0" w:colLast="0" w:name="_ylemh96io5z" w:id="21"/>
-      <w:bookmarkEnd w:id="21"/>
+      <w:bookmarkStart w:colFirst="0" w:colLast="0" w:name="_ylemh96io5z" w:id="22"/>
+      <w:bookmarkEnd w:id="22"/>
       <w:r>
         <w:rPr>
           <w:rtl w:val="0"/>
@@ -3619,8 +4025,8 @@
         <w:pStyle w:val="Heading2"/>
         <w:rPr/>
       </w:pPr>
-      <w:bookmarkStart w:colFirst="0" w:colLast="0" w:name="_65m4hhlzd0ey" w:id="22"/>
-      <w:bookmarkEnd w:id="22"/>
+      <w:bookmarkStart w:colFirst="0" w:colLast="0" w:name="_65m4hhlzd0ey" w:id="23"/>
+      <w:bookmarkEnd w:id="23"/>
       <w:r>
         <w:rPr>
           <w:rtl w:val="0"/>
@@ -3647,8 +4053,8 @@
         <w:spacing w:before="280" w:lineRule="auto"/>
         <w:rPr/>
       </w:pPr>
-      <w:bookmarkStart w:colFirst="0" w:colLast="0" w:name="_xqq82kcfllyv" w:id="23"/>
-      <w:bookmarkEnd w:id="23"/>
+      <w:bookmarkStart w:colFirst="0" w:colLast="0" w:name="_xqq82kcfllyv" w:id="24"/>
+      <w:bookmarkEnd w:id="24"/>
       <w:r>
         <w:rPr>
           <w:rtl w:val="0"/>
@@ -3723,8 +4129,8 @@
         <w:spacing w:before="280" w:lineRule="auto"/>
         <w:rPr/>
       </w:pPr>
-      <w:bookmarkStart w:colFirst="0" w:colLast="0" w:name="_g42q1r9mi3sa" w:id="24"/>
-      <w:bookmarkEnd w:id="24"/>
+      <w:bookmarkStart w:colFirst="0" w:colLast="0" w:name="_g42q1r9mi3sa" w:id="25"/>
+      <w:bookmarkEnd w:id="25"/>
       <w:r>
         <w:rPr>
           <w:rtl w:val="0"/>
@@ -3751,8 +4157,8 @@
         <w:spacing w:before="280" w:lineRule="auto"/>
         <w:rPr/>
       </w:pPr>
-      <w:bookmarkStart w:colFirst="0" w:colLast="0" w:name="_qr3qed17faoc" w:id="25"/>
-      <w:bookmarkEnd w:id="25"/>
+      <w:bookmarkStart w:colFirst="0" w:colLast="0" w:name="_qr3qed17faoc" w:id="26"/>
+      <w:bookmarkEnd w:id="26"/>
       <w:r>
         <w:rPr>
           <w:rtl w:val="0"/>
@@ -3787,8 +4193,8 @@
         <w:pStyle w:val="Heading3"/>
         <w:rPr/>
       </w:pPr>
-      <w:bookmarkStart w:colFirst="0" w:colLast="0" w:name="_rcv56ozv9ek" w:id="26"/>
-      <w:bookmarkEnd w:id="26"/>
+      <w:bookmarkStart w:colFirst="0" w:colLast="0" w:name="_rcv56ozv9ek" w:id="27"/>
+      <w:bookmarkEnd w:id="27"/>
       <w:r>
         <w:rPr>
           <w:rtl w:val="0"/>
@@ -4024,8 +4430,8 @@
         <w:pStyle w:val="Heading4"/>
         <w:rPr/>
       </w:pPr>
-      <w:bookmarkStart w:colFirst="0" w:colLast="0" w:name="_pq9istt44jqw" w:id="27"/>
-      <w:bookmarkEnd w:id="27"/>
+      <w:bookmarkStart w:colFirst="0" w:colLast="0" w:name="_pq9istt44jqw" w:id="28"/>
+      <w:bookmarkEnd w:id="28"/>
       <w:r>
         <w:rPr>
           <w:rtl w:val="0"/>
@@ -4070,8 +4476,8 @@
         <w:pStyle w:val="Heading4"/>
         <w:rPr/>
       </w:pPr>
-      <w:bookmarkStart w:colFirst="0" w:colLast="0" w:name="_o8zsm61bt38f" w:id="28"/>
-      <w:bookmarkEnd w:id="28"/>
+      <w:bookmarkStart w:colFirst="0" w:colLast="0" w:name="_o8zsm61bt38f" w:id="29"/>
+      <w:bookmarkEnd w:id="29"/>
       <w:r>
         <w:rPr>
           <w:rtl w:val="0"/>
@@ -4116,8 +4522,8 @@
         <w:pStyle w:val="Heading4"/>
         <w:rPr/>
       </w:pPr>
-      <w:bookmarkStart w:colFirst="0" w:colLast="0" w:name="_35yabic8y7so" w:id="29"/>
-      <w:bookmarkEnd w:id="29"/>
+      <w:bookmarkStart w:colFirst="0" w:colLast="0" w:name="_35yabic8y7so" w:id="30"/>
+      <w:bookmarkEnd w:id="30"/>
       <w:r>
         <w:rPr>
           <w:rtl w:val="0"/>
@@ -4162,8 +4568,8 @@
         <w:pStyle w:val="Heading4"/>
         <w:rPr/>
       </w:pPr>
-      <w:bookmarkStart w:colFirst="0" w:colLast="0" w:name="_u7d211p37nqm" w:id="30"/>
-      <w:bookmarkEnd w:id="30"/>
+      <w:bookmarkStart w:colFirst="0" w:colLast="0" w:name="_u7d211p37nqm" w:id="31"/>
+      <w:bookmarkEnd w:id="31"/>
       <w:r>
         <w:rPr>
           <w:rtl w:val="0"/>
@@ -4222,8 +4628,8 @@
         <w:pStyle w:val="Heading4"/>
         <w:rPr/>
       </w:pPr>
-      <w:bookmarkStart w:colFirst="0" w:colLast="0" w:name="_fry22qxron9" w:id="31"/>
-      <w:bookmarkEnd w:id="31"/>
+      <w:bookmarkStart w:colFirst="0" w:colLast="0" w:name="_fry22qxron9" w:id="32"/>
+      <w:bookmarkEnd w:id="32"/>
       <w:r>
         <w:rPr>
           <w:rtl w:val="0"/>
@@ -4268,8 +4674,8 @@
         <w:pStyle w:val="Heading4"/>
         <w:rPr/>
       </w:pPr>
-      <w:bookmarkStart w:colFirst="0" w:colLast="0" w:name="_fx7g0jtvh6d0" w:id="32"/>
-      <w:bookmarkEnd w:id="32"/>
+      <w:bookmarkStart w:colFirst="0" w:colLast="0" w:name="_fx7g0jtvh6d0" w:id="33"/>
+      <w:bookmarkEnd w:id="33"/>
       <w:r>
         <w:rPr>
           <w:rtl w:val="0"/>
@@ -4293,8 +4699,8 @@
         <w:pStyle w:val="Heading2"/>
         <w:rPr/>
       </w:pPr>
-      <w:bookmarkStart w:colFirst="0" w:colLast="0" w:name="_c2ci3n60r14n" w:id="33"/>
-      <w:bookmarkEnd w:id="33"/>
+      <w:bookmarkStart w:colFirst="0" w:colLast="0" w:name="_c2ci3n60r14n" w:id="34"/>
+      <w:bookmarkEnd w:id="34"/>
       <w:r>
         <w:rPr>
           <w:rtl w:val="0"/>
@@ -4502,8 +4908,8 @@
         <w:pStyle w:val="Heading3"/>
         <w:rPr/>
       </w:pPr>
-      <w:bookmarkStart w:colFirst="0" w:colLast="0" w:name="_ld8kd7o4b1uw" w:id="34"/>
-      <w:bookmarkEnd w:id="34"/>
+      <w:bookmarkStart w:colFirst="0" w:colLast="0" w:name="_ld8kd7o4b1uw" w:id="35"/>
+      <w:bookmarkEnd w:id="35"/>
       <w:r>
         <w:rPr>
           <w:rtl w:val="0"/>
@@ -4527,8 +4933,8 @@
         <w:pStyle w:val="Heading4"/>
         <w:rPr/>
       </w:pPr>
-      <w:bookmarkStart w:colFirst="0" w:colLast="0" w:name="_ystudlk3l9yc" w:id="35"/>
-      <w:bookmarkEnd w:id="35"/>
+      <w:bookmarkStart w:colFirst="0" w:colLast="0" w:name="_ystudlk3l9yc" w:id="36"/>
+      <w:bookmarkEnd w:id="36"/>
       <w:r>
         <w:rPr>
           <w:rtl w:val="0"/>
@@ -4920,8 +5326,8 @@
         <w:pStyle w:val="Heading4"/>
         <w:rPr/>
       </w:pPr>
-      <w:bookmarkStart w:colFirst="0" w:colLast="0" w:name="_5grb8xg6wss3" w:id="36"/>
-      <w:bookmarkEnd w:id="36"/>
+      <w:bookmarkStart w:colFirst="0" w:colLast="0" w:name="_5grb8xg6wss3" w:id="37"/>
+      <w:bookmarkEnd w:id="37"/>
       <w:r>
         <w:rPr>
           <w:rtl w:val="0"/>
@@ -4945,8 +5351,8 @@
         <w:pStyle w:val="Heading3"/>
         <w:rPr/>
       </w:pPr>
-      <w:bookmarkStart w:colFirst="0" w:colLast="0" w:name="_lu0ndtng3l8" w:id="37"/>
-      <w:bookmarkEnd w:id="37"/>
+      <w:bookmarkStart w:colFirst="0" w:colLast="0" w:name="_lu0ndtng3l8" w:id="38"/>
+      <w:bookmarkEnd w:id="38"/>
       <w:r>
         <w:rPr>
           <w:rtl w:val="0"/>
@@ -4970,8 +5376,8 @@
         <w:pStyle w:val="Heading4"/>
         <w:rPr/>
       </w:pPr>
-      <w:bookmarkStart w:colFirst="0" w:colLast="0" w:name="_xpp350x451xh" w:id="38"/>
-      <w:bookmarkEnd w:id="38"/>
+      <w:bookmarkStart w:colFirst="0" w:colLast="0" w:name="_xpp350x451xh" w:id="39"/>
+      <w:bookmarkEnd w:id="39"/>
       <w:r>
         <w:rPr>
           <w:rtl w:val="0"/>
@@ -5403,8 +5809,8 @@
         <w:pStyle w:val="Heading4"/>
         <w:rPr/>
       </w:pPr>
-      <w:bookmarkStart w:colFirst="0" w:colLast="0" w:name="_2oyhan3vpzdm" w:id="39"/>
-      <w:bookmarkEnd w:id="39"/>
+      <w:bookmarkStart w:colFirst="0" w:colLast="0" w:name="_2oyhan3vpzdm" w:id="40"/>
+      <w:bookmarkEnd w:id="40"/>
       <w:r>
         <w:rPr>
           <w:rtl w:val="0"/>
@@ -5428,8 +5834,8 @@
         <w:pStyle w:val="Heading3"/>
         <w:rPr/>
       </w:pPr>
-      <w:bookmarkStart w:colFirst="0" w:colLast="0" w:name="_yk4120gc18wf" w:id="40"/>
-      <w:bookmarkEnd w:id="40"/>
+      <w:bookmarkStart w:colFirst="0" w:colLast="0" w:name="_yk4120gc18wf" w:id="41"/>
+      <w:bookmarkEnd w:id="41"/>
       <w:r>
         <w:rPr>
           <w:rtl w:val="0"/>
@@ -5453,8 +5859,8 @@
         <w:pStyle w:val="Heading4"/>
         <w:rPr/>
       </w:pPr>
-      <w:bookmarkStart w:colFirst="0" w:colLast="0" w:name="_iw6492wko9y" w:id="41"/>
-      <w:bookmarkEnd w:id="41"/>
+      <w:bookmarkStart w:colFirst="0" w:colLast="0" w:name="_iw6492wko9y" w:id="42"/>
+      <w:bookmarkEnd w:id="42"/>
       <w:r>
         <w:rPr>
           <w:rtl w:val="0"/>
@@ -5881,8 +6287,8 @@
         <w:pStyle w:val="Heading4"/>
         <w:rPr/>
       </w:pPr>
-      <w:bookmarkStart w:colFirst="0" w:colLast="0" w:name="_sdovydd8jbwj" w:id="42"/>
-      <w:bookmarkEnd w:id="42"/>
+      <w:bookmarkStart w:colFirst="0" w:colLast="0" w:name="_sdovydd8jbwj" w:id="43"/>
+      <w:bookmarkEnd w:id="43"/>
       <w:r>
         <w:rPr>
           <w:rtl w:val="0"/>
@@ -5906,8 +6312,8 @@
         <w:pStyle w:val="Heading3"/>
         <w:rPr/>
       </w:pPr>
-      <w:bookmarkStart w:colFirst="0" w:colLast="0" w:name="_unxiex8ycrut" w:id="43"/>
-      <w:bookmarkEnd w:id="43"/>
+      <w:bookmarkStart w:colFirst="0" w:colLast="0" w:name="_unxiex8ycrut" w:id="44"/>
+      <w:bookmarkEnd w:id="44"/>
       <w:r>
         <w:rPr>
           <w:rtl w:val="0"/>
@@ -5994,8 +6400,8 @@
         <w:pStyle w:val="Heading4"/>
         <w:rPr/>
       </w:pPr>
-      <w:bookmarkStart w:colFirst="0" w:colLast="0" w:name="_4qvfuly2ipq2" w:id="44"/>
-      <w:bookmarkEnd w:id="44"/>
+      <w:bookmarkStart w:colFirst="0" w:colLast="0" w:name="_4qvfuly2ipq2" w:id="45"/>
+      <w:bookmarkEnd w:id="45"/>
       <w:r>
         <w:rPr>
           <w:rtl w:val="0"/>
@@ -6019,8 +6425,8 @@
         <w:pStyle w:val="Heading4"/>
         <w:rPr/>
       </w:pPr>
-      <w:bookmarkStart w:colFirst="0" w:colLast="0" w:name="_mjabd397mqn" w:id="45"/>
-      <w:bookmarkEnd w:id="45"/>
+      <w:bookmarkStart w:colFirst="0" w:colLast="0" w:name="_mjabd397mqn" w:id="46"/>
+      <w:bookmarkEnd w:id="46"/>
       <w:r>
         <w:rPr>
           <w:rtl w:val="0"/>
@@ -6044,8 +6450,8 @@
         <w:pStyle w:val="Heading4"/>
         <w:rPr/>
       </w:pPr>
-      <w:bookmarkStart w:colFirst="0" w:colLast="0" w:name="_i87we4txd2xb" w:id="46"/>
-      <w:bookmarkEnd w:id="46"/>
+      <w:bookmarkStart w:colFirst="0" w:colLast="0" w:name="_i87we4txd2xb" w:id="47"/>
+      <w:bookmarkEnd w:id="47"/>
       <w:r>
         <w:rPr>
           <w:rtl w:val="0"/>
@@ -6069,8 +6475,8 @@
         <w:pStyle w:val="Heading2"/>
         <w:rPr/>
       </w:pPr>
-      <w:bookmarkStart w:colFirst="0" w:colLast="0" w:name="_2p39zz22x812" w:id="47"/>
-      <w:bookmarkEnd w:id="47"/>
+      <w:bookmarkStart w:colFirst="0" w:colLast="0" w:name="_2p39zz22x812" w:id="48"/>
+      <w:bookmarkEnd w:id="48"/>
       <w:r>
         <w:rPr>
           <w:rtl w:val="0"/>
@@ -6094,8 +6500,8 @@
         <w:pStyle w:val="Heading1"/>
         <w:rPr/>
       </w:pPr>
-      <w:bookmarkStart w:colFirst="0" w:colLast="0" w:name="_oix1tccg8zfs" w:id="48"/>
-      <w:bookmarkEnd w:id="48"/>
+      <w:bookmarkStart w:colFirst="0" w:colLast="0" w:name="_oix1tccg8zfs" w:id="49"/>
+      <w:bookmarkEnd w:id="49"/>
       <w:r>
         <w:rPr>
           <w:rtl w:val="0"/>
@@ -6527,8 +6933,8 @@
         <w:pStyle w:val="Heading1"/>
         <w:rPr/>
       </w:pPr>
-      <w:bookmarkStart w:colFirst="0" w:colLast="0" w:name="_aouh43ash09o" w:id="49"/>
-      <w:bookmarkEnd w:id="49"/>
+      <w:bookmarkStart w:colFirst="0" w:colLast="0" w:name="_aouh43ash09o" w:id="50"/>
+      <w:bookmarkEnd w:id="50"/>
       <w:r>
         <w:rPr>
           <w:rtl w:val="0"/>
@@ -6892,8 +7298,8 @@
         <w:pStyle w:val="Heading1"/>
         <w:rPr/>
       </w:pPr>
-      <w:bookmarkStart w:colFirst="0" w:colLast="0" w:name="_vui52my0r1b5" w:id="50"/>
-      <w:bookmarkEnd w:id="50"/>
+      <w:bookmarkStart w:colFirst="0" w:colLast="0" w:name="_vui52my0r1b5" w:id="51"/>
+      <w:bookmarkEnd w:id="51"/>
       <w:r>
         <w:rPr>
           <w:rtl w:val="0"/>
@@ -6917,8 +7323,8 @@
         <w:pStyle w:val="Heading1"/>
         <w:rPr/>
       </w:pPr>
-      <w:bookmarkStart w:colFirst="0" w:colLast="0" w:name="_uauz2b7v2nra" w:id="51"/>
-      <w:bookmarkEnd w:id="51"/>
+      <w:bookmarkStart w:colFirst="0" w:colLast="0" w:name="_uauz2b7v2nra" w:id="52"/>
+      <w:bookmarkEnd w:id="52"/>
       <w:r>
         <w:rPr>
           <w:rtl w:val="0"/>
@@ -6942,8 +7348,8 @@
         <w:pStyle w:val="Heading1"/>
         <w:rPr/>
       </w:pPr>
-      <w:bookmarkStart w:colFirst="0" w:colLast="0" w:name="_cfu7i31ldii6" w:id="52"/>
-      <w:bookmarkEnd w:id="52"/>
+      <w:bookmarkStart w:colFirst="0" w:colLast="0" w:name="_cfu7i31ldii6" w:id="53"/>
+      <w:bookmarkEnd w:id="53"/>
       <w:r>
         <w:rPr>
           <w:rtl w:val="0"/>
@@ -7211,8 +7617,8 @@
         <w:spacing w:after="120" w:before="120" w:line="275.9999942779541" w:lineRule="auto"/>
         <w:rPr/>
       </w:pPr>
-      <w:bookmarkStart w:colFirst="0" w:colLast="0" w:name="_9v4rarhh879u" w:id="53"/>
-      <w:bookmarkEnd w:id="53"/>
+      <w:bookmarkStart w:colFirst="0" w:colLast="0" w:name="_9v4rarhh879u" w:id="54"/>
+      <w:bookmarkEnd w:id="54"/>
       <w:r>
         <w:rPr>
           <w:rtl w:val="0"/>
@@ -7553,8 +7959,8 @@
         <w:pStyle w:val="Heading1"/>
         <w:rPr/>
       </w:pPr>
-      <w:bookmarkStart w:colFirst="0" w:colLast="0" w:name="_nmy49zl7iske" w:id="54"/>
-      <w:bookmarkEnd w:id="54"/>
+      <w:bookmarkStart w:colFirst="0" w:colLast="0" w:name="_nmy49zl7iske" w:id="55"/>
+      <w:bookmarkEnd w:id="55"/>
       <w:r>
         <w:rPr>
           <w:rtl w:val="0"/>
@@ -7578,8 +7984,8 @@
         <w:pStyle w:val="Heading2"/>
         <w:rPr/>
       </w:pPr>
-      <w:bookmarkStart w:colFirst="0" w:colLast="0" w:name="_spl0dmny2sn1" w:id="55"/>
-      <w:bookmarkEnd w:id="55"/>
+      <w:bookmarkStart w:colFirst="0" w:colLast="0" w:name="_spl0dmny2sn1" w:id="56"/>
+      <w:bookmarkEnd w:id="56"/>
       <w:r>
         <w:rPr>
           <w:rtl w:val="0"/>
@@ -7592,8 +7998,8 @@
         <w:pStyle w:val="Heading3"/>
         <w:rPr/>
       </w:pPr>
-      <w:bookmarkStart w:colFirst="0" w:colLast="0" w:name="_12vb9y8d80o" w:id="56"/>
-      <w:bookmarkEnd w:id="56"/>
+      <w:bookmarkStart w:colFirst="0" w:colLast="0" w:name="_12vb9y8d80o" w:id="57"/>
+      <w:bookmarkEnd w:id="57"/>
       <w:r>
         <w:rPr>
           <w:rtl w:val="0"/>
@@ -7628,8 +8034,8 @@
         <w:spacing w:line="276" w:lineRule="auto"/>
         <w:rPr/>
       </w:pPr>
-      <w:bookmarkStart w:colFirst="0" w:colLast="0" w:name="_nucczl4p06er" w:id="57"/>
-      <w:bookmarkEnd w:id="57"/>
+      <w:bookmarkStart w:colFirst="0" w:colLast="0" w:name="_nucczl4p06er" w:id="58"/>
+      <w:bookmarkEnd w:id="58"/>
       <w:r>
         <w:rPr>
           <w:rtl w:val="0"/>
@@ -7755,8 +8161,8 @@
         <w:pStyle w:val="Heading3"/>
         <w:rPr/>
       </w:pPr>
-      <w:bookmarkStart w:colFirst="0" w:colLast="0" w:name="_tdpam7i6pina" w:id="58"/>
-      <w:bookmarkEnd w:id="58"/>
+      <w:bookmarkStart w:colFirst="0" w:colLast="0" w:name="_tdpam7i6pina" w:id="59"/>
+      <w:bookmarkEnd w:id="59"/>
       <w:r>
         <w:rPr>
           <w:rtl w:val="0"/>
@@ -8137,8 +8543,8 @@
         <w:spacing w:after="120" w:before="120" w:line="275.9999942779541" w:lineRule="auto"/>
         <w:rPr/>
       </w:pPr>
-      <w:bookmarkStart w:colFirst="0" w:colLast="0" w:name="_piwmtevnk1rg" w:id="59"/>
-      <w:bookmarkEnd w:id="59"/>
+      <w:bookmarkStart w:colFirst="0" w:colLast="0" w:name="_piwmtevnk1rg" w:id="60"/>
+      <w:bookmarkEnd w:id="60"/>
       <w:r>
         <w:rPr>
           <w:rtl w:val="0"/>
@@ -8154,8 +8560,8 @@
         <w:spacing w:after="120" w:before="120" w:line="275.9999942779541" w:lineRule="auto"/>
         <w:rPr/>
       </w:pPr>
-      <w:bookmarkStart w:colFirst="0" w:colLast="0" w:name="_5jru7cleeqyz" w:id="60"/>
-      <w:bookmarkEnd w:id="60"/>
+      <w:bookmarkStart w:colFirst="0" w:colLast="0" w:name="_5jru7cleeqyz" w:id="61"/>
+      <w:bookmarkEnd w:id="61"/>
       <w:r>
         <w:rPr>
           <w:rtl w:val="0"/>
@@ -8377,8 +8783,8 @@
         <w:spacing w:after="120" w:before="120" w:line="275.9999942779541" w:lineRule="auto"/>
         <w:rPr/>
       </w:pPr>
-      <w:bookmarkStart w:colFirst="0" w:colLast="0" w:name="_cxpiqxfobvqz" w:id="61"/>
-      <w:bookmarkEnd w:id="61"/>
+      <w:bookmarkStart w:colFirst="0" w:colLast="0" w:name="_cxpiqxfobvqz" w:id="62"/>
+      <w:bookmarkEnd w:id="62"/>
       <w:r>
         <w:rPr>
           <w:rtl w:val="0"/>
@@ -8688,8 +9094,8 @@
         <w:spacing w:after="120" w:before="120" w:line="275.9999942779541" w:lineRule="auto"/>
         <w:rPr/>
       </w:pPr>
-      <w:bookmarkStart w:colFirst="0" w:colLast="0" w:name="_4i5f88pxra87" w:id="62"/>
-      <w:bookmarkEnd w:id="62"/>
+      <w:bookmarkStart w:colFirst="0" w:colLast="0" w:name="_4i5f88pxra87" w:id="63"/>
+      <w:bookmarkEnd w:id="63"/>
       <w:r>
         <w:rPr>
           <w:rtl w:val="0"/>
@@ -8955,8 +9361,8 @@
         <w:spacing w:after="120" w:before="120" w:line="275.9999942779541" w:lineRule="auto"/>
         <w:rPr/>
       </w:pPr>
-      <w:bookmarkStart w:colFirst="0" w:colLast="0" w:name="_m22kyf83qkvv" w:id="63"/>
-      <w:bookmarkEnd w:id="63"/>
+      <w:bookmarkStart w:colFirst="0" w:colLast="0" w:name="_m22kyf83qkvv" w:id="64"/>
+      <w:bookmarkEnd w:id="64"/>
       <w:r>
         <w:rPr>
           <w:rtl w:val="0"/>
@@ -9554,8 +9960,8 @@
         <w:spacing w:after="120" w:before="120" w:line="275.9999942779541" w:lineRule="auto"/>
         <w:rPr/>
       </w:pPr>
-      <w:bookmarkStart w:colFirst="0" w:colLast="0" w:name="_a7l1r07awzku" w:id="64"/>
-      <w:bookmarkEnd w:id="64"/>
+      <w:bookmarkStart w:colFirst="0" w:colLast="0" w:name="_a7l1r07awzku" w:id="65"/>
+      <w:bookmarkEnd w:id="65"/>
       <w:r>
         <w:rPr>
           <w:rtl w:val="0"/>
@@ -9741,8 +10147,8 @@
         <w:spacing w:before="0" w:line="275.9999942779541" w:lineRule="auto"/>
         <w:rPr/>
       </w:pPr>
-      <w:bookmarkStart w:colFirst="0" w:colLast="0" w:name="_4qo9vqltf2r0" w:id="65"/>
-      <w:bookmarkEnd w:id="65"/>
+      <w:bookmarkStart w:colFirst="0" w:colLast="0" w:name="_4qo9vqltf2r0" w:id="66"/>
+      <w:bookmarkEnd w:id="66"/>
       <w:r>
         <w:rPr>
           <w:rtl w:val="0"/>
@@ -9831,8 +10237,8 @@
         <w:spacing w:before="0" w:line="275.9999942779541" w:lineRule="auto"/>
         <w:rPr/>
       </w:pPr>
-      <w:bookmarkStart w:colFirst="0" w:colLast="0" w:name="_a0okr8ebjatc" w:id="66"/>
-      <w:bookmarkEnd w:id="66"/>
+      <w:bookmarkStart w:colFirst="0" w:colLast="0" w:name="_a0okr8ebjatc" w:id="67"/>
+      <w:bookmarkEnd w:id="67"/>
       <w:r>
         <w:rPr>
           <w:rtl w:val="0"/>
@@ -9877,12 +10283,12 @@
           <wp:inline distB="19050" distT="19050" distL="19050" distR="19050">
             <wp:extent cx="143470" cy="232655"/>
             <wp:effectExtent b="0" l="0" r="0" t="0"/>
-            <wp:docPr id="16" name="image3.png"/>
+            <wp:docPr id="16" name="image6.png"/>
             <a:graphic>
               <a:graphicData uri="http://schemas.openxmlformats.org/drawingml/2006/picture">
                 <pic:pic>
                   <pic:nvPicPr>
-                    <pic:cNvPr id="0" name="image3.png"/>
+                    <pic:cNvPr id="0" name="image6.png"/>
                     <pic:cNvPicPr preferRelativeResize="0"/>
                   </pic:nvPicPr>
                   <pic:blipFill>
@@ -9937,12 +10343,12 @@
           <wp:inline distB="19050" distT="19050" distL="19050" distR="19050">
             <wp:extent cx="105489" cy="234421"/>
             <wp:effectExtent b="0" l="0" r="0" t="0"/>
-            <wp:docPr id="7" name="image11.png"/>
+            <wp:docPr id="7" name="image1.png"/>
             <a:graphic>
               <a:graphicData uri="http://schemas.openxmlformats.org/drawingml/2006/picture">
                 <pic:pic>
                   <pic:nvPicPr>
-                    <pic:cNvPr id="0" name="image11.png"/>
+                    <pic:cNvPr id="0" name="image1.png"/>
                     <pic:cNvPicPr preferRelativeResize="0"/>
                   </pic:nvPicPr>
                   <pic:blipFill>
@@ -9993,12 +10399,12 @@
           <wp:inline distB="19050" distT="19050" distL="19050" distR="19050">
             <wp:extent cx="771584" cy="229183"/>
             <wp:effectExtent b="0" l="0" r="0" t="0"/>
-            <wp:docPr id="12" name="image18.png"/>
+            <wp:docPr id="12" name="image2.png"/>
             <a:graphic>
               <a:graphicData uri="http://schemas.openxmlformats.org/drawingml/2006/picture">
                 <pic:pic>
                   <pic:nvPicPr>
-                    <pic:cNvPr id="0" name="image18.png"/>
+                    <pic:cNvPr id="0" name="image2.png"/>
                     <pic:cNvPicPr preferRelativeResize="0"/>
                   </pic:nvPicPr>
                   <pic:blipFill>
@@ -10054,12 +10460,12 @@
           <wp:inline distB="19050" distT="19050" distL="19050" distR="19050">
             <wp:extent cx="586919" cy="227194"/>
             <wp:effectExtent b="0" l="0" r="0" t="0"/>
-            <wp:docPr id="4" name="image7.png"/>
+            <wp:docPr id="4" name="image5.png"/>
             <a:graphic>
               <a:graphicData uri="http://schemas.openxmlformats.org/drawingml/2006/picture">
                 <pic:pic>
                   <pic:nvPicPr>
-                    <pic:cNvPr id="0" name="image7.png"/>
+                    <pic:cNvPr id="0" name="image5.png"/>
                     <pic:cNvPicPr preferRelativeResize="0"/>
                   </pic:nvPicPr>
                   <pic:blipFill>
@@ -10122,8 +10528,8 @@
         <w:spacing w:after="120" w:before="120" w:line="275.9999942779541" w:lineRule="auto"/>
         <w:rPr/>
       </w:pPr>
-      <w:bookmarkStart w:colFirst="0" w:colLast="0" w:name="_vm8muwbhqqcn" w:id="67"/>
-      <w:bookmarkEnd w:id="67"/>
+      <w:bookmarkStart w:colFirst="0" w:colLast="0" w:name="_vm8muwbhqqcn" w:id="68"/>
+      <w:bookmarkEnd w:id="68"/>
       <w:r>
         <w:rPr>
           <w:rtl w:val="0"/>
@@ -10164,12 +10570,12 @@
           <wp:inline distB="19050" distT="19050" distL="19050" distR="19050">
             <wp:extent cx="574357" cy="229743"/>
             <wp:effectExtent b="0" l="0" r="0" t="0"/>
-            <wp:docPr id="17" name="image2.png"/>
+            <wp:docPr id="17" name="image8.png"/>
             <a:graphic>
               <a:graphicData uri="http://schemas.openxmlformats.org/drawingml/2006/picture">
                 <pic:pic>
                   <pic:nvPicPr>
-                    <pic:cNvPr id="0" name="image2.png"/>
+                    <pic:cNvPr id="0" name="image8.png"/>
                     <pic:cNvPicPr preferRelativeResize="0"/>
                   </pic:nvPicPr>
                   <pic:blipFill>
@@ -10208,12 +10614,12 @@
           <wp:inline distB="19050" distT="19050" distL="19050" distR="19050">
             <wp:extent cx="79891" cy="239673"/>
             <wp:effectExtent b="0" l="0" r="0" t="0"/>
-            <wp:docPr id="6" name="image15.png"/>
+            <wp:docPr id="6" name="image24.png"/>
             <a:graphic>
               <a:graphicData uri="http://schemas.openxmlformats.org/drawingml/2006/picture">
                 <pic:pic>
                   <pic:nvPicPr>
-                    <pic:cNvPr id="0" name="image15.png"/>
+                    <pic:cNvPr id="0" name="image24.png"/>
                     <pic:cNvPicPr preferRelativeResize="0"/>
                   </pic:nvPicPr>
                   <pic:blipFill>
@@ -10252,12 +10658,12 @@
           <wp:inline distB="19050" distT="19050" distL="19050" distR="19050">
             <wp:extent cx="89475" cy="244024"/>
             <wp:effectExtent b="0" l="0" r="0" t="0"/>
-            <wp:docPr id="2" name="image9.png"/>
+            <wp:docPr id="2" name="image3.png"/>
             <a:graphic>
               <a:graphicData uri="http://schemas.openxmlformats.org/drawingml/2006/picture">
                 <pic:pic>
                   <pic:nvPicPr>
-                    <pic:cNvPr id="0" name="image9.png"/>
+                    <pic:cNvPr id="0" name="image3.png"/>
                     <pic:cNvPicPr preferRelativeResize="0"/>
                   </pic:nvPicPr>
                   <pic:blipFill>
@@ -10296,12 +10702,12 @@
           <wp:inline distB="19050" distT="19050" distL="19050" distR="19050">
             <wp:extent cx="97572" cy="234173"/>
             <wp:effectExtent b="0" l="0" r="0" t="0"/>
-            <wp:docPr id="24" name="image8.png"/>
+            <wp:docPr id="24" name="image13.png"/>
             <a:graphic>
               <a:graphicData uri="http://schemas.openxmlformats.org/drawingml/2006/picture">
                 <pic:pic>
                   <pic:nvPicPr>
-                    <pic:cNvPr id="0" name="image8.png"/>
+                    <pic:cNvPr id="0" name="image13.png"/>
                     <pic:cNvPicPr preferRelativeResize="0"/>
                   </pic:nvPicPr>
                   <pic:blipFill>
@@ -10349,12 +10755,12 @@
           <wp:inline distB="19050" distT="19050" distL="19050" distR="19050">
             <wp:extent cx="3718560" cy="686503"/>
             <wp:effectExtent b="0" l="0" r="0" t="0"/>
-            <wp:docPr id="25" name="image20.png"/>
+            <wp:docPr id="25" name="image22.png"/>
             <a:graphic>
               <a:graphicData uri="http://schemas.openxmlformats.org/drawingml/2006/picture">
                 <pic:pic>
                   <pic:nvPicPr>
-                    <pic:cNvPr id="0" name="image20.png"/>
+                    <pic:cNvPr id="0" name="image22.png"/>
                     <pic:cNvPicPr preferRelativeResize="0"/>
                   </pic:nvPicPr>
                   <pic:blipFill>
@@ -10423,8 +10829,8 @@
         <w:spacing w:before="0" w:line="275.9999942779541" w:lineRule="auto"/>
         <w:rPr/>
       </w:pPr>
-      <w:bookmarkStart w:colFirst="0" w:colLast="0" w:name="_4iycf2g31vp0" w:id="68"/>
-      <w:bookmarkEnd w:id="68"/>
+      <w:bookmarkStart w:colFirst="0" w:colLast="0" w:name="_4iycf2g31vp0" w:id="69"/>
+      <w:bookmarkEnd w:id="69"/>
       <w:r>
         <w:rPr>
           <w:rtl w:val="0"/>
@@ -10479,8 +10885,8 @@
         <w:spacing w:after="240" w:line="275.9999942779541" w:lineRule="auto"/>
         <w:rPr/>
       </w:pPr>
-      <w:bookmarkStart w:colFirst="0" w:colLast="0" w:name="_no37ottu4499" w:id="69"/>
-      <w:bookmarkEnd w:id="69"/>
+      <w:bookmarkStart w:colFirst="0" w:colLast="0" w:name="_no37ottu4499" w:id="70"/>
+      <w:bookmarkEnd w:id="70"/>
       <w:r>
         <w:rPr>
           <w:rtl w:val="0"/>
@@ -10521,12 +10927,12 @@
           <wp:inline distB="19050" distT="19050" distL="19050" distR="19050">
             <wp:extent cx="145018" cy="235165"/>
             <wp:effectExtent b="0" l="0" r="0" t="0"/>
-            <wp:docPr id="8" name="image1.png"/>
+            <wp:docPr id="8" name="image11.png"/>
             <a:graphic>
               <a:graphicData uri="http://schemas.openxmlformats.org/drawingml/2006/picture">
                 <pic:pic>
                   <pic:nvPicPr>
-                    <pic:cNvPr id="0" name="image1.png"/>
+                    <pic:cNvPr id="0" name="image11.png"/>
                     <pic:cNvPicPr preferRelativeResize="0"/>
                   </pic:nvPicPr>
                   <pic:blipFill>
@@ -10565,12 +10971,12 @@
           <wp:inline distB="19050" distT="19050" distL="19050" distR="19050">
             <wp:extent cx="138292" cy="224257"/>
             <wp:effectExtent b="0" l="0" r="0" t="0"/>
-            <wp:docPr id="15" name="image10.png"/>
+            <wp:docPr id="15" name="image7.png"/>
             <a:graphic>
               <a:graphicData uri="http://schemas.openxmlformats.org/drawingml/2006/picture">
                 <pic:pic>
                   <pic:nvPicPr>
-                    <pic:cNvPr id="0" name="image10.png"/>
+                    <pic:cNvPr id="0" name="image7.png"/>
                     <pic:cNvPicPr preferRelativeResize="0"/>
                   </pic:nvPicPr>
                   <pic:blipFill>
@@ -10735,8 +11141,8 @@
         <w:spacing w:after="120" w:before="120" w:line="275.9999942779541" w:lineRule="auto"/>
         <w:rPr/>
       </w:pPr>
-      <w:bookmarkStart w:colFirst="0" w:colLast="0" w:name="_18tl5kxvfivh" w:id="70"/>
-      <w:bookmarkEnd w:id="70"/>
+      <w:bookmarkStart w:colFirst="0" w:colLast="0" w:name="_18tl5kxvfivh" w:id="71"/>
+      <w:bookmarkEnd w:id="71"/>
       <w:r>
         <w:rPr>
           <w:rtl w:val="0"/>
@@ -10804,12 +11210,12 @@
           <wp:inline distB="19050" distT="19050" distL="19050" distR="19050">
             <wp:extent cx="2756002" cy="229031"/>
             <wp:effectExtent b="0" l="0" r="0" t="0"/>
-            <wp:docPr id="10" name="image6.png"/>
+            <wp:docPr id="10" name="image15.png"/>
             <a:graphic>
               <a:graphicData uri="http://schemas.openxmlformats.org/drawingml/2006/picture">
                 <pic:pic>
                   <pic:nvPicPr>
-                    <pic:cNvPr id="0" name="image6.png"/>
+                    <pic:cNvPr id="0" name="image15.png"/>
                     <pic:cNvPicPr preferRelativeResize="0"/>
                   </pic:nvPicPr>
                   <pic:blipFill>
@@ -10929,8 +11335,8 @@
         <w:spacing w:after="120" w:before="120" w:line="275.9999942779541" w:lineRule="auto"/>
         <w:rPr/>
       </w:pPr>
-      <w:bookmarkStart w:colFirst="0" w:colLast="0" w:name="_mm6omsp949hh" w:id="71"/>
-      <w:bookmarkEnd w:id="71"/>
+      <w:bookmarkStart w:colFirst="0" w:colLast="0" w:name="_mm6omsp949hh" w:id="72"/>
+      <w:bookmarkEnd w:id="72"/>
       <w:r>
         <w:rPr>
           <w:rtl w:val="0"/>
@@ -10998,12 +11404,12 @@
           <wp:inline distB="19050" distT="19050" distL="19050" distR="19050">
             <wp:extent cx="2882141" cy="285549"/>
             <wp:effectExtent b="0" l="0" r="0" t="0"/>
-            <wp:docPr id="28" name="image21.png"/>
+            <wp:docPr id="28" name="image25.png"/>
             <a:graphic>
               <a:graphicData uri="http://schemas.openxmlformats.org/drawingml/2006/picture">
                 <pic:pic>
                   <pic:nvPicPr>
-                    <pic:cNvPr id="0" name="image21.png"/>
+                    <pic:cNvPr id="0" name="image25.png"/>
                     <pic:cNvPicPr preferRelativeResize="0"/>
                   </pic:nvPicPr>
                   <pic:blipFill>
@@ -11084,8 +11490,8 @@
         <w:spacing w:before="120" w:line="275.9999942779541" w:lineRule="auto"/>
         <w:rPr/>
       </w:pPr>
-      <w:bookmarkStart w:colFirst="0" w:colLast="0" w:name="_7c369wvv2ed5" w:id="72"/>
-      <w:bookmarkEnd w:id="72"/>
+      <w:bookmarkStart w:colFirst="0" w:colLast="0" w:name="_7c369wvv2ed5" w:id="73"/>
+      <w:bookmarkEnd w:id="73"/>
       <w:r>
         <w:rPr>
           <w:rtl w:val="0"/>
@@ -11110,8 +11516,8 @@
         <w:spacing w:after="120" w:line="275.9999942779541" w:lineRule="auto"/>
         <w:rPr/>
       </w:pPr>
-      <w:bookmarkStart w:colFirst="0" w:colLast="0" w:name="_yxwykud7fa6q" w:id="73"/>
-      <w:bookmarkEnd w:id="73"/>
+      <w:bookmarkStart w:colFirst="0" w:colLast="0" w:name="_yxwykud7fa6q" w:id="74"/>
+      <w:bookmarkEnd w:id="74"/>
       <w:r>
         <w:rPr>
           <w:rtl w:val="0"/>
@@ -11199,12 +11605,12 @@
           <wp:inline distB="19050" distT="19050" distL="19050" distR="19050">
             <wp:extent cx="720923" cy="227660"/>
             <wp:effectExtent b="0" l="0" r="0" t="0"/>
-            <wp:docPr id="19" name="image5.png"/>
+            <wp:docPr id="19" name="image4.png"/>
             <a:graphic>
               <a:graphicData uri="http://schemas.openxmlformats.org/drawingml/2006/picture">
                 <pic:pic>
                   <pic:nvPicPr>
-                    <pic:cNvPr id="0" name="image5.png"/>
+                    <pic:cNvPr id="0" name="image4.png"/>
                     <pic:cNvPicPr preferRelativeResize="0"/>
                   </pic:nvPicPr>
                   <pic:blipFill>
@@ -11275,12 +11681,12 @@
           <wp:inline distB="19050" distT="19050" distL="19050" distR="19050">
             <wp:extent cx="105489" cy="234421"/>
             <wp:effectExtent b="0" l="0" r="0" t="0"/>
-            <wp:docPr id="3" name="image11.png"/>
+            <wp:docPr id="3" name="image1.png"/>
             <a:graphic>
               <a:graphicData uri="http://schemas.openxmlformats.org/drawingml/2006/picture">
                 <pic:pic>
                   <pic:nvPicPr>
-                    <pic:cNvPr id="0" name="image11.png"/>
+                    <pic:cNvPr id="0" name="image1.png"/>
                     <pic:cNvPicPr preferRelativeResize="0"/>
                   </pic:nvPicPr>
                   <pic:blipFill>
@@ -11319,12 +11725,12 @@
           <wp:inline distB="19050" distT="19050" distL="19050" distR="19050">
             <wp:extent cx="97572" cy="234173"/>
             <wp:effectExtent b="0" l="0" r="0" t="0"/>
-            <wp:docPr id="5" name="image8.png"/>
+            <wp:docPr id="5" name="image13.png"/>
             <a:graphic>
               <a:graphicData uri="http://schemas.openxmlformats.org/drawingml/2006/picture">
                 <pic:pic>
                   <pic:nvPicPr>
-                    <pic:cNvPr id="0" name="image8.png"/>
+                    <pic:cNvPr id="0" name="image13.png"/>
                     <pic:cNvPicPr preferRelativeResize="0"/>
                   </pic:nvPicPr>
                   <pic:blipFill>
@@ -11363,12 +11769,12 @@
           <wp:inline distB="19050" distT="19050" distL="19050" distR="19050">
             <wp:extent cx="607516" cy="227818"/>
             <wp:effectExtent b="0" l="0" r="0" t="0"/>
-            <wp:docPr id="21" name="image22.png"/>
+            <wp:docPr id="21" name="image17.png"/>
             <a:graphic>
               <a:graphicData uri="http://schemas.openxmlformats.org/drawingml/2006/picture">
                 <pic:pic>
                   <pic:nvPicPr>
-                    <pic:cNvPr id="0" name="image22.png"/>
+                    <pic:cNvPr id="0" name="image17.png"/>
                     <pic:cNvPicPr preferRelativeResize="0"/>
                   </pic:nvPicPr>
                   <pic:blipFill>
@@ -11439,12 +11845,12 @@
           <wp:inline distB="19050" distT="19050" distL="19050" distR="19050">
             <wp:extent cx="586919" cy="227194"/>
             <wp:effectExtent b="0" l="0" r="0" t="0"/>
-            <wp:docPr id="13" name="image7.png"/>
+            <wp:docPr id="13" name="image5.png"/>
             <a:graphic>
               <a:graphicData uri="http://schemas.openxmlformats.org/drawingml/2006/picture">
                 <pic:pic>
                   <pic:nvPicPr>
-                    <pic:cNvPr id="0" name="image7.png"/>
+                    <pic:cNvPr id="0" name="image5.png"/>
                     <pic:cNvPicPr preferRelativeResize="0"/>
                   </pic:nvPicPr>
                   <pic:blipFill>
@@ -11483,12 +11889,12 @@
           <wp:inline distB="19050" distT="19050" distL="19050" distR="19050">
             <wp:extent cx="105489" cy="234421"/>
             <wp:effectExtent b="0" l="0" r="0" t="0"/>
-            <wp:docPr id="23" name="image11.png"/>
+            <wp:docPr id="23" name="image1.png"/>
             <a:graphic>
               <a:graphicData uri="http://schemas.openxmlformats.org/drawingml/2006/picture">
                 <pic:pic>
                   <pic:nvPicPr>
-                    <pic:cNvPr id="0" name="image11.png"/>
+                    <pic:cNvPr id="0" name="image1.png"/>
                     <pic:cNvPicPr preferRelativeResize="0"/>
                   </pic:nvPicPr>
                   <pic:blipFill>
@@ -11559,12 +11965,12 @@
           <wp:inline distB="19050" distT="19050" distL="19050" distR="19050">
             <wp:extent cx="333911" cy="211093"/>
             <wp:effectExtent b="0" l="0" r="0" t="0"/>
-            <wp:docPr id="14" name="image17.png"/>
+            <wp:docPr id="14" name="image10.png"/>
             <a:graphic>
               <a:graphicData uri="http://schemas.openxmlformats.org/drawingml/2006/picture">
                 <pic:pic>
                   <pic:nvPicPr>
-                    <pic:cNvPr id="0" name="image17.png"/>
+                    <pic:cNvPr id="0" name="image10.png"/>
                     <pic:cNvPicPr preferRelativeResize="0"/>
                   </pic:nvPicPr>
                   <pic:blipFill>
@@ -11603,12 +12009,12 @@
           <wp:inline distB="19050" distT="19050" distL="19050" distR="19050">
             <wp:extent cx="457438" cy="228719"/>
             <wp:effectExtent b="0" l="0" r="0" t="0"/>
-            <wp:docPr id="26" name="image23.png"/>
+            <wp:docPr id="26" name="image20.png"/>
             <a:graphic>
               <a:graphicData uri="http://schemas.openxmlformats.org/drawingml/2006/picture">
                 <pic:pic>
                   <pic:nvPicPr>
-                    <pic:cNvPr id="0" name="image23.png"/>
+                    <pic:cNvPr id="0" name="image20.png"/>
                     <pic:cNvPicPr preferRelativeResize="0"/>
                   </pic:nvPicPr>
                   <pic:blipFill>
@@ -11671,8 +12077,8 @@
         <w:spacing w:after="120" w:before="120" w:line="275.9999942779541" w:lineRule="auto"/>
         <w:rPr/>
       </w:pPr>
-      <w:bookmarkStart w:colFirst="0" w:colLast="0" w:name="_s3n9c67g1jqj" w:id="74"/>
-      <w:bookmarkEnd w:id="74"/>
+      <w:bookmarkStart w:colFirst="0" w:colLast="0" w:name="_s3n9c67g1jqj" w:id="75"/>
+      <w:bookmarkEnd w:id="75"/>
       <w:r>
         <w:rPr>
           <w:rtl w:val="0"/>
@@ -11792,12 +12198,12 @@
           <wp:inline distB="19050" distT="19050" distL="19050" distR="19050">
             <wp:extent cx="214432" cy="225717"/>
             <wp:effectExtent b="0" l="0" r="0" t="0"/>
-            <wp:docPr id="18" name="image12.png"/>
+            <wp:docPr id="18" name="image14.png"/>
             <a:graphic>
               <a:graphicData uri="http://schemas.openxmlformats.org/drawingml/2006/picture">
                 <pic:pic>
                   <pic:nvPicPr>
-                    <pic:cNvPr id="0" name="image12.png"/>
+                    <pic:cNvPr id="0" name="image14.png"/>
                     <pic:cNvPicPr preferRelativeResize="0"/>
                   </pic:nvPicPr>
                   <pic:blipFill>
@@ -11836,12 +12242,12 @@
           <wp:inline distB="19050" distT="19050" distL="19050" distR="19050">
             <wp:extent cx="214432" cy="225717"/>
             <wp:effectExtent b="0" l="0" r="0" t="0"/>
-            <wp:docPr id="20" name="image16.png"/>
+            <wp:docPr id="20" name="image9.png"/>
             <a:graphic>
               <a:graphicData uri="http://schemas.openxmlformats.org/drawingml/2006/picture">
                 <pic:pic>
                   <pic:nvPicPr>
-                    <pic:cNvPr id="0" name="image16.png"/>
+                    <pic:cNvPr id="0" name="image9.png"/>
                     <pic:cNvPicPr preferRelativeResize="0"/>
                   </pic:nvPicPr>
                   <pic:blipFill>
@@ -11880,12 +12286,12 @@
           <wp:inline distB="19050" distT="19050" distL="19050" distR="19050">
             <wp:extent cx="876836" cy="285925"/>
             <wp:effectExtent b="0" l="0" r="0" t="0"/>
-            <wp:docPr id="11" name="image14.png"/>
+            <wp:docPr id="11" name="image12.png"/>
             <a:graphic>
               <a:graphicData uri="http://schemas.openxmlformats.org/drawingml/2006/picture">
                 <pic:pic>
                   <pic:nvPicPr>
-                    <pic:cNvPr id="0" name="image14.png"/>
+                    <pic:cNvPr id="0" name="image12.png"/>
                     <pic:cNvPicPr preferRelativeResize="0"/>
                   </pic:nvPicPr>
                   <pic:blipFill>
@@ -11956,12 +12362,12 @@
           <wp:inline distB="19050" distT="19050" distL="19050" distR="19050">
             <wp:extent cx="214432" cy="225717"/>
             <wp:effectExtent b="0" l="0" r="0" t="0"/>
-            <wp:docPr id="1" name="image13.png"/>
+            <wp:docPr id="1" name="image18.png"/>
             <a:graphic>
               <a:graphicData uri="http://schemas.openxmlformats.org/drawingml/2006/picture">
                 <pic:pic>
                   <pic:nvPicPr>
-                    <pic:cNvPr id="0" name="image13.png"/>
+                    <pic:cNvPr id="0" name="image18.png"/>
                     <pic:cNvPicPr preferRelativeResize="0"/>
                   </pic:nvPicPr>
                   <pic:blipFill>
@@ -12000,12 +12406,12 @@
           <wp:inline distB="19050" distT="19050" distL="19050" distR="19050">
             <wp:extent cx="214432" cy="225717"/>
             <wp:effectExtent b="0" l="0" r="0" t="0"/>
-            <wp:docPr id="27" name="image24.png"/>
+            <wp:docPr id="27" name="image23.png"/>
             <a:graphic>
               <a:graphicData uri="http://schemas.openxmlformats.org/drawingml/2006/picture">
                 <pic:pic>
                   <pic:nvPicPr>
-                    <pic:cNvPr id="0" name="image24.png"/>
+                    <pic:cNvPr id="0" name="image23.png"/>
                     <pic:cNvPicPr preferRelativeResize="0"/>
                   </pic:nvPicPr>
                   <pic:blipFill>
@@ -12044,12 +12450,12 @@
           <wp:inline distB="19050" distT="19050" distL="19050" distR="19050">
             <wp:extent cx="95905" cy="230173"/>
             <wp:effectExtent b="0" l="0" r="0" t="0"/>
-            <wp:docPr id="9" name="image4.png"/>
+            <wp:docPr id="9" name="image16.png"/>
             <a:graphic>
               <a:graphicData uri="http://schemas.openxmlformats.org/drawingml/2006/picture">
                 <pic:pic>
                   <pic:nvPicPr>
-                    <pic:cNvPr id="0" name="image4.png"/>
+                    <pic:cNvPr id="0" name="image16.png"/>
                     <pic:cNvPicPr preferRelativeResize="0"/>
                   </pic:nvPicPr>
                   <pic:blipFill>
@@ -12099,8 +12505,8 @@
           <w:color w:val="1f1f1f"/>
         </w:rPr>
       </w:pPr>
-      <w:bookmarkStart w:colFirst="0" w:colLast="0" w:name="_fnazkr4bdku2" w:id="75"/>
-      <w:bookmarkEnd w:id="75"/>
+      <w:bookmarkStart w:colFirst="0" w:colLast="0" w:name="_fnazkr4bdku2" w:id="76"/>
+      <w:bookmarkEnd w:id="76"/>
       <w:r>
         <w:rPr>
           <w:rtl w:val="0"/>
@@ -12114,8 +12520,8 @@
         <w:spacing w:after="120" w:before="120" w:line="275.9999942779541" w:lineRule="auto"/>
         <w:rPr/>
       </w:pPr>
-      <w:bookmarkStart w:colFirst="0" w:colLast="0" w:name="_t55uhadl3d85" w:id="76"/>
-      <w:bookmarkEnd w:id="76"/>
+      <w:bookmarkStart w:colFirst="0" w:colLast="0" w:name="_t55uhadl3d85" w:id="77"/>
+      <w:bookmarkEnd w:id="77"/>
       <w:r>
         <w:rPr>
           <w:rtl w:val="0"/>
@@ -12187,12 +12593,12 @@
           <wp:inline distB="19050" distT="19050" distL="19050" distR="19050">
             <wp:extent cx="3042047" cy="217562"/>
             <wp:effectExtent b="0" l="0" r="0" t="0"/>
-            <wp:docPr id="29" name="image25.png"/>
+            <wp:docPr id="29" name="image21.png"/>
             <a:graphic>
               <a:graphicData uri="http://schemas.openxmlformats.org/drawingml/2006/picture">
                 <pic:pic>
                   <pic:nvPicPr>
-                    <pic:cNvPr id="0" name="image25.png"/>
+                    <pic:cNvPr id="0" name="image21.png"/>
                     <pic:cNvPicPr preferRelativeResize="0"/>
                   </pic:nvPicPr>
                   <pic:blipFill>
@@ -12312,8 +12718,8 @@
         <w:pStyle w:val="Heading1"/>
         <w:rPr/>
       </w:pPr>
-      <w:bookmarkStart w:colFirst="0" w:colLast="0" w:name="_x2alh753drsf" w:id="77"/>
-      <w:bookmarkEnd w:id="77"/>
+      <w:bookmarkStart w:colFirst="0" w:colLast="0" w:name="_x2alh753drsf" w:id="78"/>
+      <w:bookmarkEnd w:id="78"/>
       <w:r>
         <w:rPr>
           <w:rtl w:val="0"/>
@@ -12691,8 +13097,8 @@
           <w:szCs w:val="26"/>
         </w:rPr>
       </w:pPr>
-      <w:bookmarkStart w:colFirst="0" w:colLast="0" w:name="_16wmba5008i2" w:id="78"/>
-      <w:bookmarkEnd w:id="78"/>
+      <w:bookmarkStart w:colFirst="0" w:colLast="0" w:name="_16wmba5008i2" w:id="79"/>
+      <w:bookmarkEnd w:id="79"/>
       <w:r>
         <w:rPr>
           <w:b w:val="1"/>
@@ -12771,8 +13177,8 @@
         <w:pStyle w:val="Heading1"/>
         <w:rPr/>
       </w:pPr>
-      <w:bookmarkStart w:colFirst="0" w:colLast="0" w:name="_jdvmq35eeewy" w:id="79"/>
-      <w:bookmarkEnd w:id="79"/>
+      <w:bookmarkStart w:colFirst="0" w:colLast="0" w:name="_jdvmq35eeewy" w:id="80"/>
+      <w:bookmarkEnd w:id="80"/>
       <w:r>
         <w:rPr>
           <w:rtl w:val="0"/>
@@ -12787,8 +13193,8 @@
         <w:keepLines w:val="0"/>
         <w:rPr/>
       </w:pPr>
-      <w:bookmarkStart w:colFirst="0" w:colLast="0" w:name="_djif09ngyge9" w:id="80"/>
-      <w:bookmarkEnd w:id="80"/>
+      <w:bookmarkStart w:colFirst="0" w:colLast="0" w:name="_djif09ngyge9" w:id="81"/>
+      <w:bookmarkEnd w:id="81"/>
       <w:r>
         <w:rPr>
           <w:rtl w:val="0"/>
@@ -13149,8 +13555,8 @@
           <w:szCs w:val="34"/>
         </w:rPr>
       </w:pPr>
-      <w:bookmarkStart w:colFirst="0" w:colLast="0" w:name="_ahuf24pgmce4" w:id="81"/>
-      <w:bookmarkEnd w:id="81"/>
+      <w:bookmarkStart w:colFirst="0" w:colLast="0" w:name="_ahuf24pgmce4" w:id="82"/>
+      <w:bookmarkEnd w:id="82"/>
       <w:r>
         <w:rPr>
           <w:b w:val="1"/>
@@ -13200,8 +13606,8 @@
           <w:szCs w:val="26"/>
         </w:rPr>
       </w:pPr>
-      <w:bookmarkStart w:colFirst="0" w:colLast="0" w:name="_wn9lqf3alqvp" w:id="82"/>
-      <w:bookmarkEnd w:id="82"/>
+      <w:bookmarkStart w:colFirst="0" w:colLast="0" w:name="_wn9lqf3alqvp" w:id="83"/>
+      <w:bookmarkEnd w:id="83"/>
       <w:r>
         <w:rPr>
           <w:b w:val="1"/>
@@ -13272,8 +13678,8 @@
           <w:szCs w:val="26"/>
         </w:rPr>
       </w:pPr>
-      <w:bookmarkStart w:colFirst="0" w:colLast="0" w:name="_ghj3b2qiz2nz" w:id="83"/>
-      <w:bookmarkEnd w:id="83"/>
+      <w:bookmarkStart w:colFirst="0" w:colLast="0" w:name="_ghj3b2qiz2nz" w:id="84"/>
+      <w:bookmarkEnd w:id="84"/>
       <w:r>
         <w:rPr>
           <w:b w:val="1"/>
@@ -13311,8 +13717,8 @@
           <w:szCs w:val="26"/>
         </w:rPr>
       </w:pPr>
-      <w:bookmarkStart w:colFirst="0" w:colLast="0" w:name="_rbpoe55k4bsr" w:id="84"/>
-      <w:bookmarkEnd w:id="84"/>
+      <w:bookmarkStart w:colFirst="0" w:colLast="0" w:name="_rbpoe55k4bsr" w:id="85"/>
+      <w:bookmarkEnd w:id="85"/>
       <w:r>
         <w:rPr>
           <w:b w:val="1"/>
@@ -13528,8 +13934,8 @@
           <w:szCs w:val="34"/>
         </w:rPr>
       </w:pPr>
-      <w:bookmarkStart w:colFirst="0" w:colLast="0" w:name="_9jqcd26niuz6" w:id="85"/>
-      <w:bookmarkEnd w:id="85"/>
+      <w:bookmarkStart w:colFirst="0" w:colLast="0" w:name="_9jqcd26niuz6" w:id="86"/>
+      <w:bookmarkEnd w:id="86"/>
       <w:r>
         <w:rPr>
           <w:b w:val="1"/>
@@ -13834,8 +14240,8 @@
           <w:szCs w:val="34"/>
         </w:rPr>
       </w:pPr>
-      <w:bookmarkStart w:colFirst="0" w:colLast="0" w:name="_z6xgmdx6juaq" w:id="86"/>
-      <w:bookmarkEnd w:id="86"/>
+      <w:bookmarkStart w:colFirst="0" w:colLast="0" w:name="_z6xgmdx6juaq" w:id="87"/>
+      <w:bookmarkEnd w:id="87"/>
       <w:r>
         <w:rPr>
           <w:b w:val="1"/>
@@ -13873,8 +14279,8 @@
           <w:szCs w:val="26"/>
         </w:rPr>
       </w:pPr>
-      <w:bookmarkStart w:colFirst="0" w:colLast="0" w:name="_wuds58fujmey" w:id="87"/>
-      <w:bookmarkEnd w:id="87"/>
+      <w:bookmarkStart w:colFirst="0" w:colLast="0" w:name="_wuds58fujmey" w:id="88"/>
+      <w:bookmarkEnd w:id="88"/>
       <w:r>
         <w:rPr>
           <w:b w:val="1"/>
@@ -13957,8 +14363,8 @@
           <w:szCs w:val="26"/>
         </w:rPr>
       </w:pPr>
-      <w:bookmarkStart w:colFirst="0" w:colLast="0" w:name="_ikjk54qbcz50" w:id="88"/>
-      <w:bookmarkEnd w:id="88"/>
+      <w:bookmarkStart w:colFirst="0" w:colLast="0" w:name="_ikjk54qbcz50" w:id="89"/>
+      <w:bookmarkEnd w:id="89"/>
       <w:r>
         <w:rPr>
           <w:b w:val="1"/>
@@ -14259,8 +14665,8 @@
           <w:szCs w:val="34"/>
         </w:rPr>
       </w:pPr>
-      <w:bookmarkStart w:colFirst="0" w:colLast="0" w:name="_mq5837rybr8s" w:id="89"/>
-      <w:bookmarkEnd w:id="89"/>
+      <w:bookmarkStart w:colFirst="0" w:colLast="0" w:name="_mq5837rybr8s" w:id="90"/>
+      <w:bookmarkEnd w:id="90"/>
       <w:r>
         <w:rPr>
           <w:b w:val="1"/>
@@ -14606,8 +15012,8 @@
           <w:szCs w:val="34"/>
         </w:rPr>
       </w:pPr>
-      <w:bookmarkStart w:colFirst="0" w:colLast="0" w:name="_ytmhenu9prh5" w:id="90"/>
-      <w:bookmarkEnd w:id="90"/>
+      <w:bookmarkStart w:colFirst="0" w:colLast="0" w:name="_ytmhenu9prh5" w:id="91"/>
+      <w:bookmarkEnd w:id="91"/>
       <w:r>
         <w:rPr>
           <w:b w:val="1"/>
@@ -14921,8 +15327,8 @@
           <w:szCs w:val="34"/>
         </w:rPr>
       </w:pPr>
-      <w:bookmarkStart w:colFirst="0" w:colLast="0" w:name="_nbsdwrdk33ck" w:id="91"/>
-      <w:bookmarkEnd w:id="91"/>
+      <w:bookmarkStart w:colFirst="0" w:colLast="0" w:name="_nbsdwrdk33ck" w:id="92"/>
+      <w:bookmarkEnd w:id="92"/>
       <w:r>
         <w:rPr>
           <w:b w:val="1"/>
@@ -15218,8 +15624,8 @@
           <w:szCs w:val="34"/>
         </w:rPr>
       </w:pPr>
-      <w:bookmarkStart w:colFirst="0" w:colLast="0" w:name="_sydv4st28e5q" w:id="92"/>
-      <w:bookmarkEnd w:id="92"/>
+      <w:bookmarkStart w:colFirst="0" w:colLast="0" w:name="_sydv4st28e5q" w:id="93"/>
+      <w:bookmarkEnd w:id="93"/>
       <w:r>
         <w:rPr>
           <w:b w:val="1"/>
@@ -15523,8 +15929,8 @@
           <w:szCs w:val="34"/>
         </w:rPr>
       </w:pPr>
-      <w:bookmarkStart w:colFirst="0" w:colLast="0" w:name="_pr7akxs36j5v" w:id="93"/>
-      <w:bookmarkEnd w:id="93"/>
+      <w:bookmarkStart w:colFirst="0" w:colLast="0" w:name="_pr7akxs36j5v" w:id="94"/>
+      <w:bookmarkEnd w:id="94"/>
       <w:r>
         <w:rPr>
           <w:b w:val="1"/>
@@ -16108,8 +16514,8 @@
           <w:szCs w:val="34"/>
         </w:rPr>
       </w:pPr>
-      <w:bookmarkStart w:colFirst="0" w:colLast="0" w:name="_4cukn6vd3jwq" w:id="94"/>
-      <w:bookmarkEnd w:id="94"/>
+      <w:bookmarkStart w:colFirst="0" w:colLast="0" w:name="_4cukn6vd3jwq" w:id="95"/>
+      <w:bookmarkEnd w:id="95"/>
       <w:r>
         <w:rPr>
           <w:b w:val="1"/>
@@ -16147,8 +16553,8 @@
           <w:szCs w:val="26"/>
         </w:rPr>
       </w:pPr>
-      <w:bookmarkStart w:colFirst="0" w:colLast="0" w:name="_veof6fn43rf1" w:id="95"/>
-      <w:bookmarkEnd w:id="95"/>
+      <w:bookmarkStart w:colFirst="0" w:colLast="0" w:name="_veof6fn43rf1" w:id="96"/>
+      <w:bookmarkEnd w:id="96"/>
       <w:r>
         <w:rPr>
           <w:b w:val="1"/>
@@ -16443,8 +16849,8 @@
           <w:szCs w:val="26"/>
         </w:rPr>
       </w:pPr>
-      <w:bookmarkStart w:colFirst="0" w:colLast="0" w:name="_ao59vj1n26jv" w:id="96"/>
-      <w:bookmarkEnd w:id="96"/>
+      <w:bookmarkStart w:colFirst="0" w:colLast="0" w:name="_ao59vj1n26jv" w:id="97"/>
+      <w:bookmarkEnd w:id="97"/>
       <w:r>
         <w:rPr>
           <w:b w:val="1"/>
@@ -16620,8 +17026,8 @@
           <w:szCs w:val="34"/>
         </w:rPr>
       </w:pPr>
-      <w:bookmarkStart w:colFirst="0" w:colLast="0" w:name="_pfarlorjf1hy" w:id="97"/>
-      <w:bookmarkEnd w:id="97"/>
+      <w:bookmarkStart w:colFirst="0" w:colLast="0" w:name="_pfarlorjf1hy" w:id="98"/>
+      <w:bookmarkEnd w:id="98"/>
       <w:r>
         <w:rPr>
           <w:b w:val="1"/>
@@ -16659,8 +17065,8 @@
           <w:szCs w:val="26"/>
         </w:rPr>
       </w:pPr>
-      <w:bookmarkStart w:colFirst="0" w:colLast="0" w:name="_61ydajvxr2wp" w:id="98"/>
-      <w:bookmarkEnd w:id="98"/>
+      <w:bookmarkStart w:colFirst="0" w:colLast="0" w:name="_61ydajvxr2wp" w:id="99"/>
+      <w:bookmarkEnd w:id="99"/>
       <w:r>
         <w:rPr>
           <w:b w:val="1"/>
@@ -16720,8 +17126,8 @@
           <w:szCs w:val="26"/>
         </w:rPr>
       </w:pPr>
-      <w:bookmarkStart w:colFirst="0" w:colLast="0" w:name="_6mqm262r6vn7" w:id="99"/>
-      <w:bookmarkEnd w:id="99"/>
+      <w:bookmarkStart w:colFirst="0" w:colLast="0" w:name="_6mqm262r6vn7" w:id="100"/>
+      <w:bookmarkEnd w:id="100"/>
       <w:r>
         <w:rPr>
           <w:b w:val="1"/>
@@ -16812,8 +17218,8 @@
           <w:szCs w:val="26"/>
         </w:rPr>
       </w:pPr>
-      <w:bookmarkStart w:colFirst="0" w:colLast="0" w:name="_oyke1417i3l2" w:id="100"/>
-      <w:bookmarkEnd w:id="100"/>
+      <w:bookmarkStart w:colFirst="0" w:colLast="0" w:name="_oyke1417i3l2" w:id="101"/>
+      <w:bookmarkEnd w:id="101"/>
       <w:r>
         <w:rPr>
           <w:b w:val="1"/>
@@ -16944,8 +17350,8 @@
           <w:szCs w:val="34"/>
         </w:rPr>
       </w:pPr>
-      <w:bookmarkStart w:colFirst="0" w:colLast="0" w:name="_ig2d8o2e4okb" w:id="101"/>
-      <w:bookmarkEnd w:id="101"/>
+      <w:bookmarkStart w:colFirst="0" w:colLast="0" w:name="_ig2d8o2e4okb" w:id="102"/>
+      <w:bookmarkEnd w:id="102"/>
       <w:r>
         <w:rPr>
           <w:b w:val="1"/>
@@ -17278,8 +17684,8 @@
           <w:szCs w:val="34"/>
         </w:rPr>
       </w:pPr>
-      <w:bookmarkStart w:colFirst="0" w:colLast="0" w:name="_vwmc99tgimjz" w:id="102"/>
-      <w:bookmarkEnd w:id="102"/>
+      <w:bookmarkStart w:colFirst="0" w:colLast="0" w:name="_vwmc99tgimjz" w:id="103"/>
+      <w:bookmarkEnd w:id="103"/>
       <w:r>
         <w:rPr>
           <w:b w:val="1"/>
@@ -17767,8 +18173,8 @@
           <w:szCs w:val="34"/>
         </w:rPr>
       </w:pPr>
-      <w:bookmarkStart w:colFirst="0" w:colLast="0" w:name="_kfksfwviefjs" w:id="103"/>
-      <w:bookmarkEnd w:id="103"/>
+      <w:bookmarkStart w:colFirst="0" w:colLast="0" w:name="_kfksfwviefjs" w:id="104"/>
+      <w:bookmarkEnd w:id="104"/>
       <w:r>
         <w:rPr>
           <w:b w:val="1"/>
@@ -17951,8 +18357,8 @@
           <w:szCs w:val="34"/>
         </w:rPr>
       </w:pPr>
-      <w:bookmarkStart w:colFirst="0" w:colLast="0" w:name="_68q9l0kja2oh" w:id="104"/>
-      <w:bookmarkEnd w:id="104"/>
+      <w:bookmarkStart w:colFirst="0" w:colLast="0" w:name="_68q9l0kja2oh" w:id="105"/>
+      <w:bookmarkEnd w:id="105"/>
       <w:r>
         <w:rPr>
           <w:b w:val="1"/>
@@ -17990,8 +18396,8 @@
           <w:szCs w:val="26"/>
         </w:rPr>
       </w:pPr>
-      <w:bookmarkStart w:colFirst="0" w:colLast="0" w:name="_3hq1lxb1f70g" w:id="105"/>
-      <w:bookmarkEnd w:id="105"/>
+      <w:bookmarkStart w:colFirst="0" w:colLast="0" w:name="_3hq1lxb1f70g" w:id="106"/>
+      <w:bookmarkEnd w:id="106"/>
       <w:r>
         <w:rPr>
           <w:b w:val="1"/>
@@ -18116,8 +18522,8 @@
           <w:szCs w:val="26"/>
         </w:rPr>
       </w:pPr>
-      <w:bookmarkStart w:colFirst="0" w:colLast="0" w:name="_v0kmfil2cex8" w:id="106"/>
-      <w:bookmarkEnd w:id="106"/>
+      <w:bookmarkStart w:colFirst="0" w:colLast="0" w:name="_v0kmfil2cex8" w:id="107"/>
+      <w:bookmarkEnd w:id="107"/>
       <w:r>
         <w:rPr>
           <w:b w:val="1"/>
@@ -18230,8 +18636,8 @@
           <w:szCs w:val="26"/>
         </w:rPr>
       </w:pPr>
-      <w:bookmarkStart w:colFirst="0" w:colLast="0" w:name="_v7v9zyg6uevb" w:id="107"/>
-      <w:bookmarkEnd w:id="107"/>
+      <w:bookmarkStart w:colFirst="0" w:colLast="0" w:name="_v7v9zyg6uevb" w:id="108"/>
+      <w:bookmarkEnd w:id="108"/>
       <w:r>
         <w:rPr>
           <w:b w:val="1"/>
@@ -18302,8 +18708,8 @@
           <w:szCs w:val="26"/>
         </w:rPr>
       </w:pPr>
-      <w:bookmarkStart w:colFirst="0" w:colLast="0" w:name="_8cu5r4gpkpwv" w:id="108"/>
-      <w:bookmarkEnd w:id="108"/>
+      <w:bookmarkStart w:colFirst="0" w:colLast="0" w:name="_8cu5r4gpkpwv" w:id="109"/>
+      <w:bookmarkEnd w:id="109"/>
       <w:r>
         <w:rPr>
           <w:b w:val="1"/>
@@ -18498,8 +18904,8 @@
           <w:szCs w:val="34"/>
         </w:rPr>
       </w:pPr>
-      <w:bookmarkStart w:colFirst="0" w:colLast="0" w:name="_gmv6638ytbnx" w:id="109"/>
-      <w:bookmarkEnd w:id="109"/>
+      <w:bookmarkStart w:colFirst="0" w:colLast="0" w:name="_gmv6638ytbnx" w:id="110"/>
+      <w:bookmarkEnd w:id="110"/>
       <w:r>
         <w:rPr>
           <w:b w:val="1"/>
@@ -18897,8 +19303,8 @@
           <w:szCs w:val="34"/>
         </w:rPr>
       </w:pPr>
-      <w:bookmarkStart w:colFirst="0" w:colLast="0" w:name="_dy72g3tj3c4i" w:id="110"/>
-      <w:bookmarkEnd w:id="110"/>
+      <w:bookmarkStart w:colFirst="0" w:colLast="0" w:name="_dy72g3tj3c4i" w:id="111"/>
+      <w:bookmarkEnd w:id="111"/>
       <w:r>
         <w:rPr>
           <w:b w:val="1"/>
@@ -19083,8 +19489,8 @@
           <w:szCs w:val="34"/>
         </w:rPr>
       </w:pPr>
-      <w:bookmarkStart w:colFirst="0" w:colLast="0" w:name="_t1yextpd5eua" w:id="111"/>
-      <w:bookmarkEnd w:id="111"/>
+      <w:bookmarkStart w:colFirst="0" w:colLast="0" w:name="_t1yextpd5eua" w:id="112"/>
+      <w:bookmarkEnd w:id="112"/>
       <w:r>
         <w:rPr>
           <w:b w:val="1"/>
@@ -19260,8 +19666,8 @@
           <w:szCs w:val="34"/>
         </w:rPr>
       </w:pPr>
-      <w:bookmarkStart w:colFirst="0" w:colLast="0" w:name="_iye60vv5xplf" w:id="112"/>
-      <w:bookmarkEnd w:id="112"/>
+      <w:bookmarkStart w:colFirst="0" w:colLast="0" w:name="_iye60vv5xplf" w:id="113"/>
+      <w:bookmarkEnd w:id="113"/>
       <w:r>
         <w:rPr>
           <w:b w:val="1"/>

--- a/Spec.docx
+++ b/Spec.docx
@@ -7290,7 +7290,7 @@
         <w:rPr>
           <w:rtl w:val="0"/>
         </w:rPr>
-        <w:t xml:space="preserve">Possible Prompts in context. Contexts Roles behaviors Flows. Inference context productions from grammars. Statements as grammars rules / productions.</w:t>
+        <w:t xml:space="preserve">Possible Prompts in context. Contexts Roles behaviors Flows. Inference context productions from grammars. Statements as grammar rules / productions.</w:t>
       </w:r>
     </w:p>
     <w:p>
@@ -7298,12 +7298,324 @@
         <w:pStyle w:val="Heading1"/>
         <w:rPr/>
       </w:pPr>
-      <w:bookmarkStart w:colFirst="0" w:colLast="0" w:name="_vui52my0r1b5" w:id="51"/>
+      <w:bookmarkStart w:colFirst="0" w:colLast="0" w:name="_592zb552u5uq" w:id="51"/>
       <w:bookmarkEnd w:id="51"/>
       <w:r>
         <w:rPr>
           <w:rtl w:val="0"/>
         </w:rPr>
+        <w:t xml:space="preserve">Leverage Formal Grammars</w:t>
+      </w:r>
+    </w:p>
+    <w:p>
+      <w:pPr>
+        <w:rPr/>
+      </w:pPr>
+      <w:r>
+        <w:rPr>
+          <w:rtl w:val="0"/>
+        </w:rPr>
+        <w:t xml:space="preserve">Layered Production Rules Composition:</w:t>
+      </w:r>
+    </w:p>
+    <w:p>
+      <w:pPr>
+        <w:rPr/>
+      </w:pPr>
+      <w:r>
+        <w:rPr>
+          <w:rtl w:val="0"/>
+        </w:rPr>
+      </w:r>
+    </w:p>
+    <w:p>
+      <w:pPr>
+        <w:rPr/>
+      </w:pPr>
+      <w:r>
+        <w:rPr>
+          <w:rtl w:val="0"/>
+        </w:rPr>
+        <w:t xml:space="preserve">Formal Grammars Rules Productions for Classification, Matching, Completion, Order / Comparisons and potential Contexts / Interactions Rules Productions.</w:t>
+      </w:r>
+    </w:p>
+    <w:p>
+      <w:pPr>
+        <w:rPr/>
+      </w:pPr>
+      <w:r>
+        <w:rPr>
+          <w:rtl w:val="0"/>
+        </w:rPr>
+      </w:r>
+    </w:p>
+    <w:p>
+      <w:pPr>
+        <w:rPr/>
+      </w:pPr>
+      <w:r>
+        <w:rPr>
+          <w:b w:val="1"/>
+          <w:bCs w:val="1"/>
+          <w:rtl w:val="0"/>
+        </w:rPr>
+        <w:t xml:space="preserve">Non Terminals:</w:t>
+      </w:r>
+      <w:r>
+        <w:rPr>
+          <w:rtl w:val="0"/>
+        </w:rPr>
+        <w:t xml:space="preserve"> Kinds</w:t>
+      </w:r>
+    </w:p>
+    <w:p>
+      <w:pPr>
+        <w:rPr/>
+      </w:pPr>
+      <w:r>
+        <w:rPr>
+          <w:b w:val="1"/>
+          <w:bCs w:val="1"/>
+          <w:rtl w:val="0"/>
+        </w:rPr>
+        <w:t xml:space="preserve">Terminals:</w:t>
+      </w:r>
+      <w:r>
+        <w:rPr>
+          <w:rtl w:val="0"/>
+        </w:rPr>
+        <w:t xml:space="preserve"> Resources</w:t>
+      </w:r>
+    </w:p>
+    <w:p>
+      <w:pPr>
+        <w:rPr/>
+      </w:pPr>
+      <w:r>
+        <w:rPr>
+          <w:b w:val="1"/>
+          <w:bCs w:val="1"/>
+          <w:rtl w:val="0"/>
+        </w:rPr>
+        <w:t xml:space="preserve">Production Rules:</w:t>
+      </w:r>
+      <w:r>
+        <w:rPr>
+          <w:rtl w:val="0"/>
+        </w:rPr>
+        <w:t xml:space="preserve"> Aggregation, Alignment, Activation layers input / source, output / production Statements.</w:t>
+      </w:r>
+    </w:p>
+    <w:p>
+      <w:pPr>
+        <w:rPr/>
+      </w:pPr>
+      <w:r>
+        <w:rPr>
+          <w:b w:val="1"/>
+          <w:bCs w:val="1"/>
+          <w:rtl w:val="0"/>
+        </w:rPr>
+        <w:t xml:space="preserve">Start Symbol:</w:t>
+      </w:r>
+      <w:r>
+        <w:rPr>
+          <w:rtl w:val="0"/>
+        </w:rPr>
+        <w:t xml:space="preserve"> (Resource, Resource, Resource, Resource)</w:t>
+      </w:r>
+    </w:p>
+    <w:p>
+      <w:pPr>
+        <w:rPr/>
+      </w:pPr>
+      <w:r>
+        <w:rPr>
+          <w:rtl w:val="0"/>
+        </w:rPr>
+      </w:r>
+    </w:p>
+    <w:p>
+      <w:pPr>
+        <w:rPr/>
+      </w:pPr>
+      <w:r>
+        <w:rPr>
+          <w:b w:val="1"/>
+          <w:bCs w:val="1"/>
+          <w:rtl w:val="0"/>
+        </w:rPr>
+        <w:t xml:space="preserve">Rules Productions:</w:t>
+      </w:r>
+      <w:r>
+        <w:rPr>
+          <w:rtl w:val="0"/>
+        </w:rPr>
+        <w:t xml:space="preserve"> Layered Rules Production Statements materialization. Contextualized, until no non-terminals: Non Terminals: Functional Relationships (functional merge).</w:t>
+      </w:r>
+    </w:p>
+    <w:p>
+      <w:pPr>
+        <w:rPr/>
+      </w:pPr>
+      <w:r>
+        <w:rPr>
+          <w:rtl w:val="0"/>
+        </w:rPr>
+      </w:r>
+    </w:p>
+    <w:p>
+      <w:pPr>
+        <w:rPr/>
+      </w:pPr>
+      <w:r>
+        <w:rPr>
+          <w:b w:val="1"/>
+          <w:bCs w:val="1"/>
+          <w:rtl w:val="0"/>
+        </w:rPr>
+        <w:t xml:space="preserve">Monadic parser.</w:t>
+      </w:r>
+      <w:r>
+        <w:rPr>
+          <w:rtl w:val="0"/>
+        </w:rPr>
+        <w:t xml:space="preserve"> Dynamic grammars / DSLs (upper Grammars / Contexts / Kinds aligned). Rules / Productions : Schema / Occurrences.</w:t>
+      </w:r>
+    </w:p>
+    <w:p>
+      <w:pPr>
+        <w:rPr/>
+      </w:pPr>
+      <w:r>
+        <w:rPr>
+          <w:rtl w:val="0"/>
+        </w:rPr>
+      </w:r>
+    </w:p>
+    <w:p>
+      <w:pPr>
+        <w:rPr>
+          <w:b w:val="1"/>
+          <w:bCs w:val="1"/>
+        </w:rPr>
+      </w:pPr>
+      <w:r>
+        <w:rPr>
+          <w:b w:val="1"/>
+          <w:bCs w:val="1"/>
+          <w:rtl w:val="0"/>
+        </w:rPr>
+        <w:t xml:space="preserve">Aggregation:</w:t>
+      </w:r>
+    </w:p>
+    <w:p>
+      <w:pPr>
+        <w:rPr/>
+      </w:pPr>
+      <w:r>
+        <w:rPr>
+          <w:rtl w:val="0"/>
+        </w:rPr>
+        <w:t xml:space="preserve">Infer Rules (Grammar) from Productions (Statements).</w:t>
+      </w:r>
+    </w:p>
+    <w:p>
+      <w:pPr>
+        <w:rPr/>
+      </w:pPr>
+      <w:r>
+        <w:rPr>
+          <w:rtl w:val="0"/>
+        </w:rPr>
+      </w:r>
+    </w:p>
+    <w:p>
+      <w:pPr>
+        <w:rPr>
+          <w:b w:val="1"/>
+          <w:bCs w:val="1"/>
+        </w:rPr>
+      </w:pPr>
+      <w:r>
+        <w:rPr>
+          <w:b w:val="1"/>
+          <w:bCs w:val="1"/>
+          <w:rtl w:val="0"/>
+        </w:rPr>
+        <w:t xml:space="preserve">Alignment:</w:t>
+      </w:r>
+    </w:p>
+    <w:p>
+      <w:pPr>
+        <w:rPr/>
+      </w:pPr>
+      <w:r>
+        <w:rPr>
+          <w:rtl w:val="0"/>
+        </w:rPr>
+        <w:t xml:space="preserve">All possible Grammar Production Rules Statements, all actual / valid grammar rules production Statements (matches Functional Relationships / Kinds merge).</w:t>
+      </w:r>
+    </w:p>
+    <w:p>
+      <w:pPr>
+        <w:rPr/>
+      </w:pPr>
+      <w:r>
+        <w:rPr>
+          <w:rtl w:val="0"/>
+        </w:rPr>
+        <w:t xml:space="preserve">Order / Dimensions: Rules Productions as part / step of another Production Rule.</w:t>
+      </w:r>
+    </w:p>
+    <w:p>
+      <w:pPr>
+        <w:rPr/>
+      </w:pPr>
+      <w:r>
+        <w:rPr>
+          <w:rtl w:val="0"/>
+        </w:rPr>
+      </w:r>
+    </w:p>
+    <w:p>
+      <w:pPr>
+        <w:rPr>
+          <w:b w:val="1"/>
+          <w:bCs w:val="1"/>
+        </w:rPr>
+      </w:pPr>
+      <w:r>
+        <w:rPr>
+          <w:b w:val="1"/>
+          <w:bCs w:val="1"/>
+          <w:rtl w:val="0"/>
+        </w:rPr>
+        <w:t xml:space="preserve">Activation:</w:t>
+      </w:r>
+    </w:p>
+    <w:p>
+      <w:pPr>
+        <w:rPr/>
+      </w:pPr>
+      <w:r>
+        <w:rPr>
+          <w:rtl w:val="0"/>
+        </w:rPr>
+        <w:t xml:space="preserve">Prompt: Statement (from contextual possible start statements interactions list), Merge: Abstract Statement Production Rules (Aggregation), Unfold: scan all possible Statements from abstracted Statement Production Rules (Alignment). Perform Productions from Rules starting at scanned possible Statements.</w:t>
+      </w:r>
+    </w:p>
+    <w:p>
+      <w:pPr>
+        <w:pStyle w:val="Heading1"/>
+        <w:rPr/>
+      </w:pPr>
+      <w:bookmarkStart w:colFirst="0" w:colLast="0" w:name="_vui52my0r1b5" w:id="52"/>
+      <w:bookmarkEnd w:id="52"/>
+      <w:r>
+        <w:rPr>
+          <w:rtl w:val="0"/>
+        </w:rPr>
         <w:t xml:space="preserve">Leverage RDF</w:t>
       </w:r>
     </w:p>
@@ -7323,8 +7635,8 @@
         <w:pStyle w:val="Heading1"/>
         <w:rPr/>
       </w:pPr>
-      <w:bookmarkStart w:colFirst="0" w:colLast="0" w:name="_uauz2b7v2nra" w:id="52"/>
-      <w:bookmarkEnd w:id="52"/>
+      <w:bookmarkStart w:colFirst="0" w:colLast="0" w:name="_uauz2b7v2nra" w:id="53"/>
+      <w:bookmarkEnd w:id="53"/>
       <w:r>
         <w:rPr>
           <w:rtl w:val="0"/>
@@ -7348,8 +7660,8 @@
         <w:pStyle w:val="Heading1"/>
         <w:rPr/>
       </w:pPr>
-      <w:bookmarkStart w:colFirst="0" w:colLast="0" w:name="_cfu7i31ldii6" w:id="53"/>
-      <w:bookmarkEnd w:id="53"/>
+      <w:bookmarkStart w:colFirst="0" w:colLast="0" w:name="_cfu7i31ldii6" w:id="54"/>
+      <w:bookmarkEnd w:id="54"/>
       <w:r>
         <w:rPr>
           <w:rtl w:val="0"/>
@@ -7617,8 +7929,8 @@
         <w:spacing w:after="120" w:before="120" w:line="275.9999942779541" w:lineRule="auto"/>
         <w:rPr/>
       </w:pPr>
-      <w:bookmarkStart w:colFirst="0" w:colLast="0" w:name="_9v4rarhh879u" w:id="54"/>
-      <w:bookmarkEnd w:id="54"/>
+      <w:bookmarkStart w:colFirst="0" w:colLast="0" w:name="_9v4rarhh879u" w:id="55"/>
+      <w:bookmarkEnd w:id="55"/>
       <w:r>
         <w:rPr>
           <w:rtl w:val="0"/>
@@ -7959,8 +8271,8 @@
         <w:pStyle w:val="Heading1"/>
         <w:rPr/>
       </w:pPr>
-      <w:bookmarkStart w:colFirst="0" w:colLast="0" w:name="_nmy49zl7iske" w:id="55"/>
-      <w:bookmarkEnd w:id="55"/>
+      <w:bookmarkStart w:colFirst="0" w:colLast="0" w:name="_nmy49zl7iske" w:id="56"/>
+      <w:bookmarkEnd w:id="56"/>
       <w:r>
         <w:rPr>
           <w:rtl w:val="0"/>
@@ -7984,8 +8296,8 @@
         <w:pStyle w:val="Heading2"/>
         <w:rPr/>
       </w:pPr>
-      <w:bookmarkStart w:colFirst="0" w:colLast="0" w:name="_spl0dmny2sn1" w:id="56"/>
-      <w:bookmarkEnd w:id="56"/>
+      <w:bookmarkStart w:colFirst="0" w:colLast="0" w:name="_spl0dmny2sn1" w:id="57"/>
+      <w:bookmarkEnd w:id="57"/>
       <w:r>
         <w:rPr>
           <w:rtl w:val="0"/>
@@ -7998,8 +8310,8 @@
         <w:pStyle w:val="Heading3"/>
         <w:rPr/>
       </w:pPr>
-      <w:bookmarkStart w:colFirst="0" w:colLast="0" w:name="_12vb9y8d80o" w:id="57"/>
-      <w:bookmarkEnd w:id="57"/>
+      <w:bookmarkStart w:colFirst="0" w:colLast="0" w:name="_12vb9y8d80o" w:id="58"/>
+      <w:bookmarkEnd w:id="58"/>
       <w:r>
         <w:rPr>
           <w:rtl w:val="0"/>
@@ -8034,8 +8346,8 @@
         <w:spacing w:line="276" w:lineRule="auto"/>
         <w:rPr/>
       </w:pPr>
-      <w:bookmarkStart w:colFirst="0" w:colLast="0" w:name="_nucczl4p06er" w:id="58"/>
-      <w:bookmarkEnd w:id="58"/>
+      <w:bookmarkStart w:colFirst="0" w:colLast="0" w:name="_nucczl4p06er" w:id="59"/>
+      <w:bookmarkEnd w:id="59"/>
       <w:r>
         <w:rPr>
           <w:rtl w:val="0"/>
@@ -8161,8 +8473,8 @@
         <w:pStyle w:val="Heading3"/>
         <w:rPr/>
       </w:pPr>
-      <w:bookmarkStart w:colFirst="0" w:colLast="0" w:name="_tdpam7i6pina" w:id="59"/>
-      <w:bookmarkEnd w:id="59"/>
+      <w:bookmarkStart w:colFirst="0" w:colLast="0" w:name="_tdpam7i6pina" w:id="60"/>
+      <w:bookmarkEnd w:id="60"/>
       <w:r>
         <w:rPr>
           <w:rtl w:val="0"/>
@@ -8543,8 +8855,8 @@
         <w:spacing w:after="120" w:before="120" w:line="275.9999942779541" w:lineRule="auto"/>
         <w:rPr/>
       </w:pPr>
-      <w:bookmarkStart w:colFirst="0" w:colLast="0" w:name="_piwmtevnk1rg" w:id="60"/>
-      <w:bookmarkEnd w:id="60"/>
+      <w:bookmarkStart w:colFirst="0" w:colLast="0" w:name="_piwmtevnk1rg" w:id="61"/>
+      <w:bookmarkEnd w:id="61"/>
       <w:r>
         <w:rPr>
           <w:rtl w:val="0"/>
@@ -8560,8 +8872,8 @@
         <w:spacing w:after="120" w:before="120" w:line="275.9999942779541" w:lineRule="auto"/>
         <w:rPr/>
       </w:pPr>
-      <w:bookmarkStart w:colFirst="0" w:colLast="0" w:name="_5jru7cleeqyz" w:id="61"/>
-      <w:bookmarkEnd w:id="61"/>
+      <w:bookmarkStart w:colFirst="0" w:colLast="0" w:name="_5jru7cleeqyz" w:id="62"/>
+      <w:bookmarkEnd w:id="62"/>
       <w:r>
         <w:rPr>
           <w:rtl w:val="0"/>
@@ -8783,8 +9095,8 @@
         <w:spacing w:after="120" w:before="120" w:line="275.9999942779541" w:lineRule="auto"/>
         <w:rPr/>
       </w:pPr>
-      <w:bookmarkStart w:colFirst="0" w:colLast="0" w:name="_cxpiqxfobvqz" w:id="62"/>
-      <w:bookmarkEnd w:id="62"/>
+      <w:bookmarkStart w:colFirst="0" w:colLast="0" w:name="_cxpiqxfobvqz" w:id="63"/>
+      <w:bookmarkEnd w:id="63"/>
       <w:r>
         <w:rPr>
           <w:rtl w:val="0"/>
@@ -9094,8 +9406,8 @@
         <w:spacing w:after="120" w:before="120" w:line="275.9999942779541" w:lineRule="auto"/>
         <w:rPr/>
       </w:pPr>
-      <w:bookmarkStart w:colFirst="0" w:colLast="0" w:name="_4i5f88pxra87" w:id="63"/>
-      <w:bookmarkEnd w:id="63"/>
+      <w:bookmarkStart w:colFirst="0" w:colLast="0" w:name="_4i5f88pxra87" w:id="64"/>
+      <w:bookmarkEnd w:id="64"/>
       <w:r>
         <w:rPr>
           <w:rtl w:val="0"/>
@@ -9361,8 +9673,8 @@
         <w:spacing w:after="120" w:before="120" w:line="275.9999942779541" w:lineRule="auto"/>
         <w:rPr/>
       </w:pPr>
-      <w:bookmarkStart w:colFirst="0" w:colLast="0" w:name="_m22kyf83qkvv" w:id="64"/>
-      <w:bookmarkEnd w:id="64"/>
+      <w:bookmarkStart w:colFirst="0" w:colLast="0" w:name="_m22kyf83qkvv" w:id="65"/>
+      <w:bookmarkEnd w:id="65"/>
       <w:r>
         <w:rPr>
           <w:rtl w:val="0"/>
@@ -9960,8 +10272,8 @@
         <w:spacing w:after="120" w:before="120" w:line="275.9999942779541" w:lineRule="auto"/>
         <w:rPr/>
       </w:pPr>
-      <w:bookmarkStart w:colFirst="0" w:colLast="0" w:name="_a7l1r07awzku" w:id="65"/>
-      <w:bookmarkEnd w:id="65"/>
+      <w:bookmarkStart w:colFirst="0" w:colLast="0" w:name="_a7l1r07awzku" w:id="66"/>
+      <w:bookmarkEnd w:id="66"/>
       <w:r>
         <w:rPr>
           <w:rtl w:val="0"/>
@@ -10147,8 +10459,8 @@
         <w:spacing w:before="0" w:line="275.9999942779541" w:lineRule="auto"/>
         <w:rPr/>
       </w:pPr>
-      <w:bookmarkStart w:colFirst="0" w:colLast="0" w:name="_4qo9vqltf2r0" w:id="66"/>
-      <w:bookmarkEnd w:id="66"/>
+      <w:bookmarkStart w:colFirst="0" w:colLast="0" w:name="_4qo9vqltf2r0" w:id="67"/>
+      <w:bookmarkEnd w:id="67"/>
       <w:r>
         <w:rPr>
           <w:rtl w:val="0"/>
@@ -10237,8 +10549,8 @@
         <w:spacing w:before="0" w:line="275.9999942779541" w:lineRule="auto"/>
         <w:rPr/>
       </w:pPr>
-      <w:bookmarkStart w:colFirst="0" w:colLast="0" w:name="_a0okr8ebjatc" w:id="67"/>
-      <w:bookmarkEnd w:id="67"/>
+      <w:bookmarkStart w:colFirst="0" w:colLast="0" w:name="_a0okr8ebjatc" w:id="68"/>
+      <w:bookmarkEnd w:id="68"/>
       <w:r>
         <w:rPr>
           <w:rtl w:val="0"/>
@@ -10343,12 +10655,12 @@
           <wp:inline distB="19050" distT="19050" distL="19050" distR="19050">
             <wp:extent cx="105489" cy="234421"/>
             <wp:effectExtent b="0" l="0" r="0" t="0"/>
-            <wp:docPr id="7" name="image1.png"/>
+            <wp:docPr id="7" name="image2.png"/>
             <a:graphic>
               <a:graphicData uri="http://schemas.openxmlformats.org/drawingml/2006/picture">
                 <pic:pic>
                   <pic:nvPicPr>
-                    <pic:cNvPr id="0" name="image1.png"/>
+                    <pic:cNvPr id="0" name="image2.png"/>
                     <pic:cNvPicPr preferRelativeResize="0"/>
                   </pic:nvPicPr>
                   <pic:blipFill>
@@ -10399,12 +10711,12 @@
           <wp:inline distB="19050" distT="19050" distL="19050" distR="19050">
             <wp:extent cx="771584" cy="229183"/>
             <wp:effectExtent b="0" l="0" r="0" t="0"/>
-            <wp:docPr id="12" name="image2.png"/>
+            <wp:docPr id="12" name="image11.png"/>
             <a:graphic>
               <a:graphicData uri="http://schemas.openxmlformats.org/drawingml/2006/picture">
                 <pic:pic>
                   <pic:nvPicPr>
-                    <pic:cNvPr id="0" name="image2.png"/>
+                    <pic:cNvPr id="0" name="image11.png"/>
                     <pic:cNvPicPr preferRelativeResize="0"/>
                   </pic:nvPicPr>
                   <pic:blipFill>
@@ -10460,12 +10772,12 @@
           <wp:inline distB="19050" distT="19050" distL="19050" distR="19050">
             <wp:extent cx="586919" cy="227194"/>
             <wp:effectExtent b="0" l="0" r="0" t="0"/>
-            <wp:docPr id="4" name="image5.png"/>
+            <wp:docPr id="4" name="image3.png"/>
             <a:graphic>
               <a:graphicData uri="http://schemas.openxmlformats.org/drawingml/2006/picture">
                 <pic:pic>
                   <pic:nvPicPr>
-                    <pic:cNvPr id="0" name="image5.png"/>
+                    <pic:cNvPr id="0" name="image3.png"/>
                     <pic:cNvPicPr preferRelativeResize="0"/>
                   </pic:nvPicPr>
                   <pic:blipFill>
@@ -10528,8 +10840,8 @@
         <w:spacing w:after="120" w:before="120" w:line="275.9999942779541" w:lineRule="auto"/>
         <w:rPr/>
       </w:pPr>
-      <w:bookmarkStart w:colFirst="0" w:colLast="0" w:name="_vm8muwbhqqcn" w:id="68"/>
-      <w:bookmarkEnd w:id="68"/>
+      <w:bookmarkStart w:colFirst="0" w:colLast="0" w:name="_vm8muwbhqqcn" w:id="69"/>
+      <w:bookmarkEnd w:id="69"/>
       <w:r>
         <w:rPr>
           <w:rtl w:val="0"/>
@@ -10570,12 +10882,12 @@
           <wp:inline distB="19050" distT="19050" distL="19050" distR="19050">
             <wp:extent cx="574357" cy="229743"/>
             <wp:effectExtent b="0" l="0" r="0" t="0"/>
-            <wp:docPr id="17" name="image8.png"/>
+            <wp:docPr id="17" name="image16.png"/>
             <a:graphic>
               <a:graphicData uri="http://schemas.openxmlformats.org/drawingml/2006/picture">
                 <pic:pic>
                   <pic:nvPicPr>
-                    <pic:cNvPr id="0" name="image8.png"/>
+                    <pic:cNvPr id="0" name="image16.png"/>
                     <pic:cNvPicPr preferRelativeResize="0"/>
                   </pic:nvPicPr>
                   <pic:blipFill>
@@ -10614,12 +10926,12 @@
           <wp:inline distB="19050" distT="19050" distL="19050" distR="19050">
             <wp:extent cx="79891" cy="239673"/>
             <wp:effectExtent b="0" l="0" r="0" t="0"/>
-            <wp:docPr id="6" name="image24.png"/>
+            <wp:docPr id="6" name="image15.png"/>
             <a:graphic>
               <a:graphicData uri="http://schemas.openxmlformats.org/drawingml/2006/picture">
                 <pic:pic>
                   <pic:nvPicPr>
-                    <pic:cNvPr id="0" name="image24.png"/>
+                    <pic:cNvPr id="0" name="image15.png"/>
                     <pic:cNvPicPr preferRelativeResize="0"/>
                   </pic:nvPicPr>
                   <pic:blipFill>
@@ -10658,12 +10970,12 @@
           <wp:inline distB="19050" distT="19050" distL="19050" distR="19050">
             <wp:extent cx="89475" cy="244024"/>
             <wp:effectExtent b="0" l="0" r="0" t="0"/>
-            <wp:docPr id="2" name="image3.png"/>
+            <wp:docPr id="2" name="image5.png"/>
             <a:graphic>
               <a:graphicData uri="http://schemas.openxmlformats.org/drawingml/2006/picture">
                 <pic:pic>
                   <pic:nvPicPr>
-                    <pic:cNvPr id="0" name="image3.png"/>
+                    <pic:cNvPr id="0" name="image5.png"/>
                     <pic:cNvPicPr preferRelativeResize="0"/>
                   </pic:nvPicPr>
                   <pic:blipFill>
@@ -10702,12 +11014,12 @@
           <wp:inline distB="19050" distT="19050" distL="19050" distR="19050">
             <wp:extent cx="97572" cy="234173"/>
             <wp:effectExtent b="0" l="0" r="0" t="0"/>
-            <wp:docPr id="24" name="image13.png"/>
+            <wp:docPr id="24" name="image1.png"/>
             <a:graphic>
               <a:graphicData uri="http://schemas.openxmlformats.org/drawingml/2006/picture">
                 <pic:pic>
                   <pic:nvPicPr>
-                    <pic:cNvPr id="0" name="image13.png"/>
+                    <pic:cNvPr id="0" name="image1.png"/>
                     <pic:cNvPicPr preferRelativeResize="0"/>
                   </pic:nvPicPr>
                   <pic:blipFill>
@@ -10755,12 +11067,12 @@
           <wp:inline distB="19050" distT="19050" distL="19050" distR="19050">
             <wp:extent cx="3718560" cy="686503"/>
             <wp:effectExtent b="0" l="0" r="0" t="0"/>
-            <wp:docPr id="25" name="image22.png"/>
+            <wp:docPr id="25" name="image21.png"/>
             <a:graphic>
               <a:graphicData uri="http://schemas.openxmlformats.org/drawingml/2006/picture">
                 <pic:pic>
                   <pic:nvPicPr>
-                    <pic:cNvPr id="0" name="image22.png"/>
+                    <pic:cNvPr id="0" name="image21.png"/>
                     <pic:cNvPicPr preferRelativeResize="0"/>
                   </pic:nvPicPr>
                   <pic:blipFill>
@@ -10829,8 +11141,8 @@
         <w:spacing w:before="0" w:line="275.9999942779541" w:lineRule="auto"/>
         <w:rPr/>
       </w:pPr>
-      <w:bookmarkStart w:colFirst="0" w:colLast="0" w:name="_4iycf2g31vp0" w:id="69"/>
-      <w:bookmarkEnd w:id="69"/>
+      <w:bookmarkStart w:colFirst="0" w:colLast="0" w:name="_4iycf2g31vp0" w:id="70"/>
+      <w:bookmarkEnd w:id="70"/>
       <w:r>
         <w:rPr>
           <w:rtl w:val="0"/>
@@ -10885,8 +11197,8 @@
         <w:spacing w:after="240" w:line="275.9999942779541" w:lineRule="auto"/>
         <w:rPr/>
       </w:pPr>
-      <w:bookmarkStart w:colFirst="0" w:colLast="0" w:name="_no37ottu4499" w:id="70"/>
-      <w:bookmarkEnd w:id="70"/>
+      <w:bookmarkStart w:colFirst="0" w:colLast="0" w:name="_no37ottu4499" w:id="71"/>
+      <w:bookmarkEnd w:id="71"/>
       <w:r>
         <w:rPr>
           <w:rtl w:val="0"/>
@@ -10927,12 +11239,12 @@
           <wp:inline distB="19050" distT="19050" distL="19050" distR="19050">
             <wp:extent cx="145018" cy="235165"/>
             <wp:effectExtent b="0" l="0" r="0" t="0"/>
-            <wp:docPr id="8" name="image11.png"/>
+            <wp:docPr id="8" name="image8.png"/>
             <a:graphic>
               <a:graphicData uri="http://schemas.openxmlformats.org/drawingml/2006/picture">
                 <pic:pic>
                   <pic:nvPicPr>
-                    <pic:cNvPr id="0" name="image11.png"/>
+                    <pic:cNvPr id="0" name="image8.png"/>
                     <pic:cNvPicPr preferRelativeResize="0"/>
                   </pic:nvPicPr>
                   <pic:blipFill>
@@ -10971,12 +11283,12 @@
           <wp:inline distB="19050" distT="19050" distL="19050" distR="19050">
             <wp:extent cx="138292" cy="224257"/>
             <wp:effectExtent b="0" l="0" r="0" t="0"/>
-            <wp:docPr id="15" name="image7.png"/>
+            <wp:docPr id="15" name="image13.png"/>
             <a:graphic>
               <a:graphicData uri="http://schemas.openxmlformats.org/drawingml/2006/picture">
                 <pic:pic>
                   <pic:nvPicPr>
-                    <pic:cNvPr id="0" name="image7.png"/>
+                    <pic:cNvPr id="0" name="image13.png"/>
                     <pic:cNvPicPr preferRelativeResize="0"/>
                   </pic:nvPicPr>
                   <pic:blipFill>
@@ -11042,12 +11354,12 @@
           <wp:inline distB="19050" distT="19050" distL="19050" distR="19050">
             <wp:extent cx="3819649" cy="228721"/>
             <wp:effectExtent b="0" l="0" r="0" t="0"/>
-            <wp:docPr id="22" name="image19.png"/>
+            <wp:docPr id="22" name="image20.png"/>
             <a:graphic>
               <a:graphicData uri="http://schemas.openxmlformats.org/drawingml/2006/picture">
                 <pic:pic>
                   <pic:nvPicPr>
-                    <pic:cNvPr id="0" name="image19.png"/>
+                    <pic:cNvPr id="0" name="image20.png"/>
                     <pic:cNvPicPr preferRelativeResize="0"/>
                   </pic:nvPicPr>
                   <pic:blipFill>
@@ -11141,8 +11453,8 @@
         <w:spacing w:after="120" w:before="120" w:line="275.9999942779541" w:lineRule="auto"/>
         <w:rPr/>
       </w:pPr>
-      <w:bookmarkStart w:colFirst="0" w:colLast="0" w:name="_18tl5kxvfivh" w:id="71"/>
-      <w:bookmarkEnd w:id="71"/>
+      <w:bookmarkStart w:colFirst="0" w:colLast="0" w:name="_18tl5kxvfivh" w:id="72"/>
+      <w:bookmarkEnd w:id="72"/>
       <w:r>
         <w:rPr>
           <w:rtl w:val="0"/>
@@ -11210,12 +11522,12 @@
           <wp:inline distB="19050" distT="19050" distL="19050" distR="19050">
             <wp:extent cx="2756002" cy="229031"/>
             <wp:effectExtent b="0" l="0" r="0" t="0"/>
-            <wp:docPr id="10" name="image15.png"/>
+            <wp:docPr id="10" name="image18.png"/>
             <a:graphic>
               <a:graphicData uri="http://schemas.openxmlformats.org/drawingml/2006/picture">
                 <pic:pic>
                   <pic:nvPicPr>
-                    <pic:cNvPr id="0" name="image15.png"/>
+                    <pic:cNvPr id="0" name="image18.png"/>
                     <pic:cNvPicPr preferRelativeResize="0"/>
                   </pic:nvPicPr>
                   <pic:blipFill>
@@ -11335,8 +11647,8 @@
         <w:spacing w:after="120" w:before="120" w:line="275.9999942779541" w:lineRule="auto"/>
         <w:rPr/>
       </w:pPr>
-      <w:bookmarkStart w:colFirst="0" w:colLast="0" w:name="_mm6omsp949hh" w:id="72"/>
-      <w:bookmarkEnd w:id="72"/>
+      <w:bookmarkStart w:colFirst="0" w:colLast="0" w:name="_mm6omsp949hh" w:id="73"/>
+      <w:bookmarkEnd w:id="73"/>
       <w:r>
         <w:rPr>
           <w:rtl w:val="0"/>
@@ -11404,12 +11716,12 @@
           <wp:inline distB="19050" distT="19050" distL="19050" distR="19050">
             <wp:extent cx="2882141" cy="285549"/>
             <wp:effectExtent b="0" l="0" r="0" t="0"/>
-            <wp:docPr id="28" name="image25.png"/>
+            <wp:docPr id="28" name="image22.png"/>
             <a:graphic>
               <a:graphicData uri="http://schemas.openxmlformats.org/drawingml/2006/picture">
                 <pic:pic>
                   <pic:nvPicPr>
-                    <pic:cNvPr id="0" name="image25.png"/>
+                    <pic:cNvPr id="0" name="image22.png"/>
                     <pic:cNvPicPr preferRelativeResize="0"/>
                   </pic:nvPicPr>
                   <pic:blipFill>
@@ -11490,8 +11802,8 @@
         <w:spacing w:before="120" w:line="275.9999942779541" w:lineRule="auto"/>
         <w:rPr/>
       </w:pPr>
-      <w:bookmarkStart w:colFirst="0" w:colLast="0" w:name="_7c369wvv2ed5" w:id="73"/>
-      <w:bookmarkEnd w:id="73"/>
+      <w:bookmarkStart w:colFirst="0" w:colLast="0" w:name="_7c369wvv2ed5" w:id="74"/>
+      <w:bookmarkEnd w:id="74"/>
       <w:r>
         <w:rPr>
           <w:rtl w:val="0"/>
@@ -11516,8 +11828,8 @@
         <w:spacing w:after="120" w:line="275.9999942779541" w:lineRule="auto"/>
         <w:rPr/>
       </w:pPr>
-      <w:bookmarkStart w:colFirst="0" w:colLast="0" w:name="_yxwykud7fa6q" w:id="74"/>
-      <w:bookmarkEnd w:id="74"/>
+      <w:bookmarkStart w:colFirst="0" w:colLast="0" w:name="_yxwykud7fa6q" w:id="75"/>
+      <w:bookmarkEnd w:id="75"/>
       <w:r>
         <w:rPr>
           <w:rtl w:val="0"/>
@@ -11605,12 +11917,12 @@
           <wp:inline distB="19050" distT="19050" distL="19050" distR="19050">
             <wp:extent cx="720923" cy="227660"/>
             <wp:effectExtent b="0" l="0" r="0" t="0"/>
-            <wp:docPr id="19" name="image4.png"/>
+            <wp:docPr id="19" name="image14.png"/>
             <a:graphic>
               <a:graphicData uri="http://schemas.openxmlformats.org/drawingml/2006/picture">
                 <pic:pic>
                   <pic:nvPicPr>
-                    <pic:cNvPr id="0" name="image4.png"/>
+                    <pic:cNvPr id="0" name="image14.png"/>
                     <pic:cNvPicPr preferRelativeResize="0"/>
                   </pic:nvPicPr>
                   <pic:blipFill>
@@ -11681,12 +11993,12 @@
           <wp:inline distB="19050" distT="19050" distL="19050" distR="19050">
             <wp:extent cx="105489" cy="234421"/>
             <wp:effectExtent b="0" l="0" r="0" t="0"/>
-            <wp:docPr id="3" name="image1.png"/>
+            <wp:docPr id="3" name="image2.png"/>
             <a:graphic>
               <a:graphicData uri="http://schemas.openxmlformats.org/drawingml/2006/picture">
                 <pic:pic>
                   <pic:nvPicPr>
-                    <pic:cNvPr id="0" name="image1.png"/>
+                    <pic:cNvPr id="0" name="image2.png"/>
                     <pic:cNvPicPr preferRelativeResize="0"/>
                   </pic:nvPicPr>
                   <pic:blipFill>
@@ -11725,12 +12037,12 @@
           <wp:inline distB="19050" distT="19050" distL="19050" distR="19050">
             <wp:extent cx="97572" cy="234173"/>
             <wp:effectExtent b="0" l="0" r="0" t="0"/>
-            <wp:docPr id="5" name="image13.png"/>
+            <wp:docPr id="5" name="image1.png"/>
             <a:graphic>
               <a:graphicData uri="http://schemas.openxmlformats.org/drawingml/2006/picture">
                 <pic:pic>
                   <pic:nvPicPr>
-                    <pic:cNvPr id="0" name="image13.png"/>
+                    <pic:cNvPr id="0" name="image1.png"/>
                     <pic:cNvPicPr preferRelativeResize="0"/>
                   </pic:nvPicPr>
                   <pic:blipFill>
@@ -11845,12 +12157,12 @@
           <wp:inline distB="19050" distT="19050" distL="19050" distR="19050">
             <wp:extent cx="586919" cy="227194"/>
             <wp:effectExtent b="0" l="0" r="0" t="0"/>
-            <wp:docPr id="13" name="image5.png"/>
+            <wp:docPr id="13" name="image3.png"/>
             <a:graphic>
               <a:graphicData uri="http://schemas.openxmlformats.org/drawingml/2006/picture">
                 <pic:pic>
                   <pic:nvPicPr>
-                    <pic:cNvPr id="0" name="image5.png"/>
+                    <pic:cNvPr id="0" name="image3.png"/>
                     <pic:cNvPicPr preferRelativeResize="0"/>
                   </pic:nvPicPr>
                   <pic:blipFill>
@@ -11889,12 +12201,12 @@
           <wp:inline distB="19050" distT="19050" distL="19050" distR="19050">
             <wp:extent cx="105489" cy="234421"/>
             <wp:effectExtent b="0" l="0" r="0" t="0"/>
-            <wp:docPr id="23" name="image1.png"/>
+            <wp:docPr id="23" name="image2.png"/>
             <a:graphic>
               <a:graphicData uri="http://schemas.openxmlformats.org/drawingml/2006/picture">
                 <pic:pic>
                   <pic:nvPicPr>
-                    <pic:cNvPr id="0" name="image1.png"/>
+                    <pic:cNvPr id="0" name="image2.png"/>
                     <pic:cNvPicPr preferRelativeResize="0"/>
                   </pic:nvPicPr>
                   <pic:blipFill>
@@ -11965,12 +12277,12 @@
           <wp:inline distB="19050" distT="19050" distL="19050" distR="19050">
             <wp:extent cx="333911" cy="211093"/>
             <wp:effectExtent b="0" l="0" r="0" t="0"/>
-            <wp:docPr id="14" name="image10.png"/>
+            <wp:docPr id="14" name="image9.png"/>
             <a:graphic>
               <a:graphicData uri="http://schemas.openxmlformats.org/drawingml/2006/picture">
                 <pic:pic>
                   <pic:nvPicPr>
-                    <pic:cNvPr id="0" name="image10.png"/>
+                    <pic:cNvPr id="0" name="image9.png"/>
                     <pic:cNvPicPr preferRelativeResize="0"/>
                   </pic:nvPicPr>
                   <pic:blipFill>
@@ -12009,12 +12321,12 @@
           <wp:inline distB="19050" distT="19050" distL="19050" distR="19050">
             <wp:extent cx="457438" cy="228719"/>
             <wp:effectExtent b="0" l="0" r="0" t="0"/>
-            <wp:docPr id="26" name="image20.png"/>
+            <wp:docPr id="26" name="image19.png"/>
             <a:graphic>
               <a:graphicData uri="http://schemas.openxmlformats.org/drawingml/2006/picture">
                 <pic:pic>
                   <pic:nvPicPr>
-                    <pic:cNvPr id="0" name="image20.png"/>
+                    <pic:cNvPr id="0" name="image19.png"/>
                     <pic:cNvPicPr preferRelativeResize="0"/>
                   </pic:nvPicPr>
                   <pic:blipFill>
@@ -12077,8 +12389,8 @@
         <w:spacing w:after="120" w:before="120" w:line="275.9999942779541" w:lineRule="auto"/>
         <w:rPr/>
       </w:pPr>
-      <w:bookmarkStart w:colFirst="0" w:colLast="0" w:name="_s3n9c67g1jqj" w:id="75"/>
-      <w:bookmarkEnd w:id="75"/>
+      <w:bookmarkStart w:colFirst="0" w:colLast="0" w:name="_s3n9c67g1jqj" w:id="76"/>
+      <w:bookmarkEnd w:id="76"/>
       <w:r>
         <w:rPr>
           <w:rtl w:val="0"/>
@@ -12198,12 +12510,12 @@
           <wp:inline distB="19050" distT="19050" distL="19050" distR="19050">
             <wp:extent cx="214432" cy="225717"/>
             <wp:effectExtent b="0" l="0" r="0" t="0"/>
-            <wp:docPr id="18" name="image14.png"/>
+            <wp:docPr id="18" name="image7.png"/>
             <a:graphic>
               <a:graphicData uri="http://schemas.openxmlformats.org/drawingml/2006/picture">
                 <pic:pic>
                   <pic:nvPicPr>
-                    <pic:cNvPr id="0" name="image14.png"/>
+                    <pic:cNvPr id="0" name="image7.png"/>
                     <pic:cNvPicPr preferRelativeResize="0"/>
                   </pic:nvPicPr>
                   <pic:blipFill>
@@ -12242,12 +12554,12 @@
           <wp:inline distB="19050" distT="19050" distL="19050" distR="19050">
             <wp:extent cx="214432" cy="225717"/>
             <wp:effectExtent b="0" l="0" r="0" t="0"/>
-            <wp:docPr id="20" name="image9.png"/>
+            <wp:docPr id="20" name="image25.png"/>
             <a:graphic>
               <a:graphicData uri="http://schemas.openxmlformats.org/drawingml/2006/picture">
                 <pic:pic>
                   <pic:nvPicPr>
-                    <pic:cNvPr id="0" name="image9.png"/>
+                    <pic:cNvPr id="0" name="image25.png"/>
                     <pic:cNvPicPr preferRelativeResize="0"/>
                   </pic:nvPicPr>
                   <pic:blipFill>
@@ -12286,12 +12598,12 @@
           <wp:inline distB="19050" distT="19050" distL="19050" distR="19050">
             <wp:extent cx="876836" cy="285925"/>
             <wp:effectExtent b="0" l="0" r="0" t="0"/>
-            <wp:docPr id="11" name="image12.png"/>
+            <wp:docPr id="11" name="image4.png"/>
             <a:graphic>
               <a:graphicData uri="http://schemas.openxmlformats.org/drawingml/2006/picture">
                 <pic:pic>
                   <pic:nvPicPr>
-                    <pic:cNvPr id="0" name="image12.png"/>
+                    <pic:cNvPr id="0" name="image4.png"/>
                     <pic:cNvPicPr preferRelativeResize="0"/>
                   </pic:nvPicPr>
                   <pic:blipFill>
@@ -12362,12 +12674,12 @@
           <wp:inline distB="19050" distT="19050" distL="19050" distR="19050">
             <wp:extent cx="214432" cy="225717"/>
             <wp:effectExtent b="0" l="0" r="0" t="0"/>
-            <wp:docPr id="1" name="image18.png"/>
+            <wp:docPr id="1" name="image12.png"/>
             <a:graphic>
               <a:graphicData uri="http://schemas.openxmlformats.org/drawingml/2006/picture">
                 <pic:pic>
                   <pic:nvPicPr>
-                    <pic:cNvPr id="0" name="image18.png"/>
+                    <pic:cNvPr id="0" name="image12.png"/>
                     <pic:cNvPicPr preferRelativeResize="0"/>
                   </pic:nvPicPr>
                   <pic:blipFill>
@@ -12406,12 +12718,12 @@
           <wp:inline distB="19050" distT="19050" distL="19050" distR="19050">
             <wp:extent cx="214432" cy="225717"/>
             <wp:effectExtent b="0" l="0" r="0" t="0"/>
-            <wp:docPr id="27" name="image23.png"/>
+            <wp:docPr id="27" name="image24.png"/>
             <a:graphic>
               <a:graphicData uri="http://schemas.openxmlformats.org/drawingml/2006/picture">
                 <pic:pic>
                   <pic:nvPicPr>
-                    <pic:cNvPr id="0" name="image23.png"/>
+                    <pic:cNvPr id="0" name="image24.png"/>
                     <pic:cNvPicPr preferRelativeResize="0"/>
                   </pic:nvPicPr>
                   <pic:blipFill>
@@ -12450,12 +12762,12 @@
           <wp:inline distB="19050" distT="19050" distL="19050" distR="19050">
             <wp:extent cx="95905" cy="230173"/>
             <wp:effectExtent b="0" l="0" r="0" t="0"/>
-            <wp:docPr id="9" name="image16.png"/>
+            <wp:docPr id="9" name="image10.png"/>
             <a:graphic>
               <a:graphicData uri="http://schemas.openxmlformats.org/drawingml/2006/picture">
                 <pic:pic>
                   <pic:nvPicPr>
-                    <pic:cNvPr id="0" name="image16.png"/>
+                    <pic:cNvPr id="0" name="image10.png"/>
                     <pic:cNvPicPr preferRelativeResize="0"/>
                   </pic:nvPicPr>
                   <pic:blipFill>
@@ -12505,8 +12817,8 @@
           <w:color w:val="1f1f1f"/>
         </w:rPr>
       </w:pPr>
-      <w:bookmarkStart w:colFirst="0" w:colLast="0" w:name="_fnazkr4bdku2" w:id="76"/>
-      <w:bookmarkEnd w:id="76"/>
+      <w:bookmarkStart w:colFirst="0" w:colLast="0" w:name="_fnazkr4bdku2" w:id="77"/>
+      <w:bookmarkEnd w:id="77"/>
       <w:r>
         <w:rPr>
           <w:rtl w:val="0"/>
@@ -12520,8 +12832,8 @@
         <w:spacing w:after="120" w:before="120" w:line="275.9999942779541" w:lineRule="auto"/>
         <w:rPr/>
       </w:pPr>
-      <w:bookmarkStart w:colFirst="0" w:colLast="0" w:name="_t55uhadl3d85" w:id="77"/>
-      <w:bookmarkEnd w:id="77"/>
+      <w:bookmarkStart w:colFirst="0" w:colLast="0" w:name="_t55uhadl3d85" w:id="78"/>
+      <w:bookmarkEnd w:id="78"/>
       <w:r>
         <w:rPr>
           <w:rtl w:val="0"/>
@@ -12593,12 +12905,12 @@
           <wp:inline distB="19050" distT="19050" distL="19050" distR="19050">
             <wp:extent cx="3042047" cy="217562"/>
             <wp:effectExtent b="0" l="0" r="0" t="0"/>
-            <wp:docPr id="29" name="image21.png"/>
+            <wp:docPr id="29" name="image23.png"/>
             <a:graphic>
               <a:graphicData uri="http://schemas.openxmlformats.org/drawingml/2006/picture">
                 <pic:pic>
                   <pic:nvPicPr>
-                    <pic:cNvPr id="0" name="image21.png"/>
+                    <pic:cNvPr id="0" name="image23.png"/>
                     <pic:cNvPicPr preferRelativeResize="0"/>
                   </pic:nvPicPr>
                   <pic:blipFill>
@@ -12718,8 +13030,8 @@
         <w:pStyle w:val="Heading1"/>
         <w:rPr/>
       </w:pPr>
-      <w:bookmarkStart w:colFirst="0" w:colLast="0" w:name="_x2alh753drsf" w:id="78"/>
-      <w:bookmarkEnd w:id="78"/>
+      <w:bookmarkStart w:colFirst="0" w:colLast="0" w:name="_x2alh753drsf" w:id="79"/>
+      <w:bookmarkEnd w:id="79"/>
       <w:r>
         <w:rPr>
           <w:rtl w:val="0"/>
@@ -13097,8 +13409,8 @@
           <w:szCs w:val="26"/>
         </w:rPr>
       </w:pPr>
-      <w:bookmarkStart w:colFirst="0" w:colLast="0" w:name="_16wmba5008i2" w:id="79"/>
-      <w:bookmarkEnd w:id="79"/>
+      <w:bookmarkStart w:colFirst="0" w:colLast="0" w:name="_16wmba5008i2" w:id="80"/>
+      <w:bookmarkEnd w:id="80"/>
       <w:r>
         <w:rPr>
           <w:b w:val="1"/>
@@ -13177,8 +13489,8 @@
         <w:pStyle w:val="Heading1"/>
         <w:rPr/>
       </w:pPr>
-      <w:bookmarkStart w:colFirst="0" w:colLast="0" w:name="_jdvmq35eeewy" w:id="80"/>
-      <w:bookmarkEnd w:id="80"/>
+      <w:bookmarkStart w:colFirst="0" w:colLast="0" w:name="_jdvmq35eeewy" w:id="81"/>
+      <w:bookmarkEnd w:id="81"/>
       <w:r>
         <w:rPr>
           <w:rtl w:val="0"/>
@@ -13193,8 +13505,8 @@
         <w:keepLines w:val="0"/>
         <w:rPr/>
       </w:pPr>
-      <w:bookmarkStart w:colFirst="0" w:colLast="0" w:name="_djif09ngyge9" w:id="81"/>
-      <w:bookmarkEnd w:id="81"/>
+      <w:bookmarkStart w:colFirst="0" w:colLast="0" w:name="_djif09ngyge9" w:id="82"/>
+      <w:bookmarkEnd w:id="82"/>
       <w:r>
         <w:rPr>
           <w:rtl w:val="0"/>
@@ -13555,8 +13867,8 @@
           <w:szCs w:val="34"/>
         </w:rPr>
       </w:pPr>
-      <w:bookmarkStart w:colFirst="0" w:colLast="0" w:name="_ahuf24pgmce4" w:id="82"/>
-      <w:bookmarkEnd w:id="82"/>
+      <w:bookmarkStart w:colFirst="0" w:colLast="0" w:name="_ahuf24pgmce4" w:id="83"/>
+      <w:bookmarkEnd w:id="83"/>
       <w:r>
         <w:rPr>
           <w:b w:val="1"/>
@@ -13606,8 +13918,8 @@
           <w:szCs w:val="26"/>
         </w:rPr>
       </w:pPr>
-      <w:bookmarkStart w:colFirst="0" w:colLast="0" w:name="_wn9lqf3alqvp" w:id="83"/>
-      <w:bookmarkEnd w:id="83"/>
+      <w:bookmarkStart w:colFirst="0" w:colLast="0" w:name="_wn9lqf3alqvp" w:id="84"/>
+      <w:bookmarkEnd w:id="84"/>
       <w:r>
         <w:rPr>
           <w:b w:val="1"/>
@@ -13678,8 +13990,8 @@
           <w:szCs w:val="26"/>
         </w:rPr>
       </w:pPr>
-      <w:bookmarkStart w:colFirst="0" w:colLast="0" w:name="_ghj3b2qiz2nz" w:id="84"/>
-      <w:bookmarkEnd w:id="84"/>
+      <w:bookmarkStart w:colFirst="0" w:colLast="0" w:name="_ghj3b2qiz2nz" w:id="85"/>
+      <w:bookmarkEnd w:id="85"/>
       <w:r>
         <w:rPr>
           <w:b w:val="1"/>
@@ -13717,8 +14029,8 @@
           <w:szCs w:val="26"/>
         </w:rPr>
       </w:pPr>
-      <w:bookmarkStart w:colFirst="0" w:colLast="0" w:name="_rbpoe55k4bsr" w:id="85"/>
-      <w:bookmarkEnd w:id="85"/>
+      <w:bookmarkStart w:colFirst="0" w:colLast="0" w:name="_rbpoe55k4bsr" w:id="86"/>
+      <w:bookmarkEnd w:id="86"/>
       <w:r>
         <w:rPr>
           <w:b w:val="1"/>
@@ -13934,8 +14246,8 @@
           <w:szCs w:val="34"/>
         </w:rPr>
       </w:pPr>
-      <w:bookmarkStart w:colFirst="0" w:colLast="0" w:name="_9jqcd26niuz6" w:id="86"/>
-      <w:bookmarkEnd w:id="86"/>
+      <w:bookmarkStart w:colFirst="0" w:colLast="0" w:name="_9jqcd26niuz6" w:id="87"/>
+      <w:bookmarkEnd w:id="87"/>
       <w:r>
         <w:rPr>
           <w:b w:val="1"/>
@@ -14240,8 +14552,8 @@
           <w:szCs w:val="34"/>
         </w:rPr>
       </w:pPr>
-      <w:bookmarkStart w:colFirst="0" w:colLast="0" w:name="_z6xgmdx6juaq" w:id="87"/>
-      <w:bookmarkEnd w:id="87"/>
+      <w:bookmarkStart w:colFirst="0" w:colLast="0" w:name="_z6xgmdx6juaq" w:id="88"/>
+      <w:bookmarkEnd w:id="88"/>
       <w:r>
         <w:rPr>
           <w:b w:val="1"/>
@@ -14279,8 +14591,8 @@
           <w:szCs w:val="26"/>
         </w:rPr>
       </w:pPr>
-      <w:bookmarkStart w:colFirst="0" w:colLast="0" w:name="_wuds58fujmey" w:id="88"/>
-      <w:bookmarkEnd w:id="88"/>
+      <w:bookmarkStart w:colFirst="0" w:colLast="0" w:name="_wuds58fujmey" w:id="89"/>
+      <w:bookmarkEnd w:id="89"/>
       <w:r>
         <w:rPr>
           <w:b w:val="1"/>
@@ -14363,8 +14675,8 @@
           <w:szCs w:val="26"/>
         </w:rPr>
       </w:pPr>
-      <w:bookmarkStart w:colFirst="0" w:colLast="0" w:name="_ikjk54qbcz50" w:id="89"/>
-      <w:bookmarkEnd w:id="89"/>
+      <w:bookmarkStart w:colFirst="0" w:colLast="0" w:name="_ikjk54qbcz50" w:id="90"/>
+      <w:bookmarkEnd w:id="90"/>
       <w:r>
         <w:rPr>
           <w:b w:val="1"/>
@@ -14665,8 +14977,8 @@
           <w:szCs w:val="34"/>
         </w:rPr>
       </w:pPr>
-      <w:bookmarkStart w:colFirst="0" w:colLast="0" w:name="_mq5837rybr8s" w:id="90"/>
-      <w:bookmarkEnd w:id="90"/>
+      <w:bookmarkStart w:colFirst="0" w:colLast="0" w:name="_mq5837rybr8s" w:id="91"/>
+      <w:bookmarkEnd w:id="91"/>
       <w:r>
         <w:rPr>
           <w:b w:val="1"/>
@@ -15012,8 +15324,8 @@
           <w:szCs w:val="34"/>
         </w:rPr>
       </w:pPr>
-      <w:bookmarkStart w:colFirst="0" w:colLast="0" w:name="_ytmhenu9prh5" w:id="91"/>
-      <w:bookmarkEnd w:id="91"/>
+      <w:bookmarkStart w:colFirst="0" w:colLast="0" w:name="_ytmhenu9prh5" w:id="92"/>
+      <w:bookmarkEnd w:id="92"/>
       <w:r>
         <w:rPr>
           <w:b w:val="1"/>
@@ -15327,8 +15639,8 @@
           <w:szCs w:val="34"/>
         </w:rPr>
       </w:pPr>
-      <w:bookmarkStart w:colFirst="0" w:colLast="0" w:name="_nbsdwrdk33ck" w:id="92"/>
-      <w:bookmarkEnd w:id="92"/>
+      <w:bookmarkStart w:colFirst="0" w:colLast="0" w:name="_nbsdwrdk33ck" w:id="93"/>
+      <w:bookmarkEnd w:id="93"/>
       <w:r>
         <w:rPr>
           <w:b w:val="1"/>
@@ -15624,8 +15936,8 @@
           <w:szCs w:val="34"/>
         </w:rPr>
       </w:pPr>
-      <w:bookmarkStart w:colFirst="0" w:colLast="0" w:name="_sydv4st28e5q" w:id="93"/>
-      <w:bookmarkEnd w:id="93"/>
+      <w:bookmarkStart w:colFirst="0" w:colLast="0" w:name="_sydv4st28e5q" w:id="94"/>
+      <w:bookmarkEnd w:id="94"/>
       <w:r>
         <w:rPr>
           <w:b w:val="1"/>
@@ -15929,8 +16241,8 @@
           <w:szCs w:val="34"/>
         </w:rPr>
       </w:pPr>
-      <w:bookmarkStart w:colFirst="0" w:colLast="0" w:name="_pr7akxs36j5v" w:id="94"/>
-      <w:bookmarkEnd w:id="94"/>
+      <w:bookmarkStart w:colFirst="0" w:colLast="0" w:name="_pr7akxs36j5v" w:id="95"/>
+      <w:bookmarkEnd w:id="95"/>
       <w:r>
         <w:rPr>
           <w:b w:val="1"/>
@@ -16514,8 +16826,8 @@
           <w:szCs w:val="34"/>
         </w:rPr>
       </w:pPr>
-      <w:bookmarkStart w:colFirst="0" w:colLast="0" w:name="_4cukn6vd3jwq" w:id="95"/>
-      <w:bookmarkEnd w:id="95"/>
+      <w:bookmarkStart w:colFirst="0" w:colLast="0" w:name="_4cukn6vd3jwq" w:id="96"/>
+      <w:bookmarkEnd w:id="96"/>
       <w:r>
         <w:rPr>
           <w:b w:val="1"/>
@@ -16553,8 +16865,8 @@
           <w:szCs w:val="26"/>
         </w:rPr>
       </w:pPr>
-      <w:bookmarkStart w:colFirst="0" w:colLast="0" w:name="_veof6fn43rf1" w:id="96"/>
-      <w:bookmarkEnd w:id="96"/>
+      <w:bookmarkStart w:colFirst="0" w:colLast="0" w:name="_veof6fn43rf1" w:id="97"/>
+      <w:bookmarkEnd w:id="97"/>
       <w:r>
         <w:rPr>
           <w:b w:val="1"/>
@@ -16849,8 +17161,8 @@
           <w:szCs w:val="26"/>
         </w:rPr>
       </w:pPr>
-      <w:bookmarkStart w:colFirst="0" w:colLast="0" w:name="_ao59vj1n26jv" w:id="97"/>
-      <w:bookmarkEnd w:id="97"/>
+      <w:bookmarkStart w:colFirst="0" w:colLast="0" w:name="_ao59vj1n26jv" w:id="98"/>
+      <w:bookmarkEnd w:id="98"/>
       <w:r>
         <w:rPr>
           <w:b w:val="1"/>
@@ -17026,8 +17338,8 @@
           <w:szCs w:val="34"/>
         </w:rPr>
       </w:pPr>
-      <w:bookmarkStart w:colFirst="0" w:colLast="0" w:name="_pfarlorjf1hy" w:id="98"/>
-      <w:bookmarkEnd w:id="98"/>
+      <w:bookmarkStart w:colFirst="0" w:colLast="0" w:name="_pfarlorjf1hy" w:id="99"/>
+      <w:bookmarkEnd w:id="99"/>
       <w:r>
         <w:rPr>
           <w:b w:val="1"/>
@@ -17065,8 +17377,8 @@
           <w:szCs w:val="26"/>
         </w:rPr>
       </w:pPr>
-      <w:bookmarkStart w:colFirst="0" w:colLast="0" w:name="_61ydajvxr2wp" w:id="99"/>
-      <w:bookmarkEnd w:id="99"/>
+      <w:bookmarkStart w:colFirst="0" w:colLast="0" w:name="_61ydajvxr2wp" w:id="100"/>
+      <w:bookmarkEnd w:id="100"/>
       <w:r>
         <w:rPr>
           <w:b w:val="1"/>
@@ -17126,8 +17438,8 @@
           <w:szCs w:val="26"/>
         </w:rPr>
       </w:pPr>
-      <w:bookmarkStart w:colFirst="0" w:colLast="0" w:name="_6mqm262r6vn7" w:id="100"/>
-      <w:bookmarkEnd w:id="100"/>
+      <w:bookmarkStart w:colFirst="0" w:colLast="0" w:name="_6mqm262r6vn7" w:id="101"/>
+      <w:bookmarkEnd w:id="101"/>
       <w:r>
         <w:rPr>
           <w:b w:val="1"/>
@@ -17218,8 +17530,8 @@
           <w:szCs w:val="26"/>
         </w:rPr>
       </w:pPr>
-      <w:bookmarkStart w:colFirst="0" w:colLast="0" w:name="_oyke1417i3l2" w:id="101"/>
-      <w:bookmarkEnd w:id="101"/>
+      <w:bookmarkStart w:colFirst="0" w:colLast="0" w:name="_oyke1417i3l2" w:id="102"/>
+      <w:bookmarkEnd w:id="102"/>
       <w:r>
         <w:rPr>
           <w:b w:val="1"/>
@@ -17350,8 +17662,8 @@
           <w:szCs w:val="34"/>
         </w:rPr>
       </w:pPr>
-      <w:bookmarkStart w:colFirst="0" w:colLast="0" w:name="_ig2d8o2e4okb" w:id="102"/>
-      <w:bookmarkEnd w:id="102"/>
+      <w:bookmarkStart w:colFirst="0" w:colLast="0" w:name="_ig2d8o2e4okb" w:id="103"/>
+      <w:bookmarkEnd w:id="103"/>
       <w:r>
         <w:rPr>
           <w:b w:val="1"/>
@@ -17684,8 +17996,8 @@
           <w:szCs w:val="34"/>
         </w:rPr>
       </w:pPr>
-      <w:bookmarkStart w:colFirst="0" w:colLast="0" w:name="_vwmc99tgimjz" w:id="103"/>
-      <w:bookmarkEnd w:id="103"/>
+      <w:bookmarkStart w:colFirst="0" w:colLast="0" w:name="_vwmc99tgimjz" w:id="104"/>
+      <w:bookmarkEnd w:id="104"/>
       <w:r>
         <w:rPr>
           <w:b w:val="1"/>
@@ -18173,8 +18485,8 @@
           <w:szCs w:val="34"/>
         </w:rPr>
       </w:pPr>
-      <w:bookmarkStart w:colFirst="0" w:colLast="0" w:name="_kfksfwviefjs" w:id="104"/>
-      <w:bookmarkEnd w:id="104"/>
+      <w:bookmarkStart w:colFirst="0" w:colLast="0" w:name="_kfksfwviefjs" w:id="105"/>
+      <w:bookmarkEnd w:id="105"/>
       <w:r>
         <w:rPr>
           <w:b w:val="1"/>
@@ -18357,8 +18669,8 @@
           <w:szCs w:val="34"/>
         </w:rPr>
       </w:pPr>
-      <w:bookmarkStart w:colFirst="0" w:colLast="0" w:name="_68q9l0kja2oh" w:id="105"/>
-      <w:bookmarkEnd w:id="105"/>
+      <w:bookmarkStart w:colFirst="0" w:colLast="0" w:name="_68q9l0kja2oh" w:id="106"/>
+      <w:bookmarkEnd w:id="106"/>
       <w:r>
         <w:rPr>
           <w:b w:val="1"/>
@@ -18396,8 +18708,8 @@
           <w:szCs w:val="26"/>
         </w:rPr>
       </w:pPr>
-      <w:bookmarkStart w:colFirst="0" w:colLast="0" w:name="_3hq1lxb1f70g" w:id="106"/>
-      <w:bookmarkEnd w:id="106"/>
+      <w:bookmarkStart w:colFirst="0" w:colLast="0" w:name="_3hq1lxb1f70g" w:id="107"/>
+      <w:bookmarkEnd w:id="107"/>
       <w:r>
         <w:rPr>
           <w:b w:val="1"/>
@@ -18522,8 +18834,8 @@
           <w:szCs w:val="26"/>
         </w:rPr>
       </w:pPr>
-      <w:bookmarkStart w:colFirst="0" w:colLast="0" w:name="_v0kmfil2cex8" w:id="107"/>
-      <w:bookmarkEnd w:id="107"/>
+      <w:bookmarkStart w:colFirst="0" w:colLast="0" w:name="_v0kmfil2cex8" w:id="108"/>
+      <w:bookmarkEnd w:id="108"/>
       <w:r>
         <w:rPr>
           <w:b w:val="1"/>
@@ -18636,8 +18948,8 @@
           <w:szCs w:val="26"/>
         </w:rPr>
       </w:pPr>
-      <w:bookmarkStart w:colFirst="0" w:colLast="0" w:name="_v7v9zyg6uevb" w:id="108"/>
-      <w:bookmarkEnd w:id="108"/>
+      <w:bookmarkStart w:colFirst="0" w:colLast="0" w:name="_v7v9zyg6uevb" w:id="109"/>
+      <w:bookmarkEnd w:id="109"/>
       <w:r>
         <w:rPr>
           <w:b w:val="1"/>
@@ -18708,8 +19020,8 @@
           <w:szCs w:val="26"/>
         </w:rPr>
       </w:pPr>
-      <w:bookmarkStart w:colFirst="0" w:colLast="0" w:name="_8cu5r4gpkpwv" w:id="109"/>
-      <w:bookmarkEnd w:id="109"/>
+      <w:bookmarkStart w:colFirst="0" w:colLast="0" w:name="_8cu5r4gpkpwv" w:id="110"/>
+      <w:bookmarkEnd w:id="110"/>
       <w:r>
         <w:rPr>
           <w:b w:val="1"/>
@@ -18904,8 +19216,8 @@
           <w:szCs w:val="34"/>
         </w:rPr>
       </w:pPr>
-      <w:bookmarkStart w:colFirst="0" w:colLast="0" w:name="_gmv6638ytbnx" w:id="110"/>
-      <w:bookmarkEnd w:id="110"/>
+      <w:bookmarkStart w:colFirst="0" w:colLast="0" w:name="_gmv6638ytbnx" w:id="111"/>
+      <w:bookmarkEnd w:id="111"/>
       <w:r>
         <w:rPr>
           <w:b w:val="1"/>
@@ -19303,8 +19615,8 @@
           <w:szCs w:val="34"/>
         </w:rPr>
       </w:pPr>
-      <w:bookmarkStart w:colFirst="0" w:colLast="0" w:name="_dy72g3tj3c4i" w:id="111"/>
-      <w:bookmarkEnd w:id="111"/>
+      <w:bookmarkStart w:colFirst="0" w:colLast="0" w:name="_dy72g3tj3c4i" w:id="112"/>
+      <w:bookmarkEnd w:id="112"/>
       <w:r>
         <w:rPr>
           <w:b w:val="1"/>
@@ -19489,8 +19801,8 @@
           <w:szCs w:val="34"/>
         </w:rPr>
       </w:pPr>
-      <w:bookmarkStart w:colFirst="0" w:colLast="0" w:name="_t1yextpd5eua" w:id="112"/>
-      <w:bookmarkEnd w:id="112"/>
+      <w:bookmarkStart w:colFirst="0" w:colLast="0" w:name="_t1yextpd5eua" w:id="113"/>
+      <w:bookmarkEnd w:id="113"/>
       <w:r>
         <w:rPr>
           <w:b w:val="1"/>
@@ -19666,8 +19978,8 @@
           <w:szCs w:val="34"/>
         </w:rPr>
       </w:pPr>
-      <w:bookmarkStart w:colFirst="0" w:colLast="0" w:name="_iye60vv5xplf" w:id="113"/>
-      <w:bookmarkEnd w:id="113"/>
+      <w:bookmarkStart w:colFirst="0" w:colLast="0" w:name="_iye60vv5xplf" w:id="114"/>
+      <w:bookmarkEnd w:id="114"/>
       <w:r>
         <w:rPr>
           <w:b w:val="1"/>

--- a/Spec.docx
+++ b/Spec.docx
@@ -7422,7 +7422,18 @@
         <w:rPr>
           <w:rtl w:val="0"/>
         </w:rPr>
-        <w:t xml:space="preserve"> (Resource, Resource, Resource, Resource)</w:t>
+        <w:t xml:space="preserve"> (Occurrence, Occurrence, Occurrence, Occurrence):</w:t>
+      </w:r>
+    </w:p>
+    <w:p>
+      <w:pPr>
+        <w:rPr/>
+      </w:pPr>
+      <w:r>
+        <w:rPr>
+          <w:rtl w:val="0"/>
+        </w:rPr>
+        <w:t xml:space="preserve">TODO: Refactor class model. Context, Subject, Predicate, Object are the roles in the Statement determined by the Kind of the Occurrence.</w:t>
       </w:r>
     </w:p>
     <w:p>
@@ -10595,12 +10606,12 @@
           <wp:inline distB="19050" distT="19050" distL="19050" distR="19050">
             <wp:extent cx="143470" cy="232655"/>
             <wp:effectExtent b="0" l="0" r="0" t="0"/>
-            <wp:docPr id="16" name="image6.png"/>
+            <wp:docPr id="16" name="image9.png"/>
             <a:graphic>
               <a:graphicData uri="http://schemas.openxmlformats.org/drawingml/2006/picture">
                 <pic:pic>
                   <pic:nvPicPr>
-                    <pic:cNvPr id="0" name="image6.png"/>
+                    <pic:cNvPr id="0" name="image9.png"/>
                     <pic:cNvPicPr preferRelativeResize="0"/>
                   </pic:nvPicPr>
                   <pic:blipFill>
@@ -10655,12 +10666,12 @@
           <wp:inline distB="19050" distT="19050" distL="19050" distR="19050">
             <wp:extent cx="105489" cy="234421"/>
             <wp:effectExtent b="0" l="0" r="0" t="0"/>
-            <wp:docPr id="7" name="image2.png"/>
+            <wp:docPr id="7" name="image6.png"/>
             <a:graphic>
               <a:graphicData uri="http://schemas.openxmlformats.org/drawingml/2006/picture">
                 <pic:pic>
                   <pic:nvPicPr>
-                    <pic:cNvPr id="0" name="image2.png"/>
+                    <pic:cNvPr id="0" name="image6.png"/>
                     <pic:cNvPicPr preferRelativeResize="0"/>
                   </pic:nvPicPr>
                   <pic:blipFill>
@@ -10772,12 +10783,12 @@
           <wp:inline distB="19050" distT="19050" distL="19050" distR="19050">
             <wp:extent cx="586919" cy="227194"/>
             <wp:effectExtent b="0" l="0" r="0" t="0"/>
-            <wp:docPr id="4" name="image3.png"/>
+            <wp:docPr id="4" name="image17.png"/>
             <a:graphic>
               <a:graphicData uri="http://schemas.openxmlformats.org/drawingml/2006/picture">
                 <pic:pic>
                   <pic:nvPicPr>
-                    <pic:cNvPr id="0" name="image3.png"/>
+                    <pic:cNvPr id="0" name="image17.png"/>
                     <pic:cNvPicPr preferRelativeResize="0"/>
                   </pic:nvPicPr>
                   <pic:blipFill>
@@ -10882,12 +10893,12 @@
           <wp:inline distB="19050" distT="19050" distL="19050" distR="19050">
             <wp:extent cx="574357" cy="229743"/>
             <wp:effectExtent b="0" l="0" r="0" t="0"/>
-            <wp:docPr id="17" name="image16.png"/>
+            <wp:docPr id="17" name="image22.png"/>
             <a:graphic>
               <a:graphicData uri="http://schemas.openxmlformats.org/drawingml/2006/picture">
                 <pic:pic>
                   <pic:nvPicPr>
-                    <pic:cNvPr id="0" name="image16.png"/>
+                    <pic:cNvPr id="0" name="image22.png"/>
                     <pic:cNvPicPr preferRelativeResize="0"/>
                   </pic:nvPicPr>
                   <pic:blipFill>
@@ -10926,12 +10937,12 @@
           <wp:inline distB="19050" distT="19050" distL="19050" distR="19050">
             <wp:extent cx="79891" cy="239673"/>
             <wp:effectExtent b="0" l="0" r="0" t="0"/>
-            <wp:docPr id="6" name="image15.png"/>
+            <wp:docPr id="6" name="image5.png"/>
             <a:graphic>
               <a:graphicData uri="http://schemas.openxmlformats.org/drawingml/2006/picture">
                 <pic:pic>
                   <pic:nvPicPr>
-                    <pic:cNvPr id="0" name="image15.png"/>
+                    <pic:cNvPr id="0" name="image5.png"/>
                     <pic:cNvPicPr preferRelativeResize="0"/>
                   </pic:nvPicPr>
                   <pic:blipFill>
@@ -10970,12 +10981,12 @@
           <wp:inline distB="19050" distT="19050" distL="19050" distR="19050">
             <wp:extent cx="89475" cy="244024"/>
             <wp:effectExtent b="0" l="0" r="0" t="0"/>
-            <wp:docPr id="2" name="image5.png"/>
+            <wp:docPr id="2" name="image1.png"/>
             <a:graphic>
               <a:graphicData uri="http://schemas.openxmlformats.org/drawingml/2006/picture">
                 <pic:pic>
                   <pic:nvPicPr>
-                    <pic:cNvPr id="0" name="image5.png"/>
+                    <pic:cNvPr id="0" name="image1.png"/>
                     <pic:cNvPicPr preferRelativeResize="0"/>
                   </pic:nvPicPr>
                   <pic:blipFill>
@@ -11014,12 +11025,12 @@
           <wp:inline distB="19050" distT="19050" distL="19050" distR="19050">
             <wp:extent cx="97572" cy="234173"/>
             <wp:effectExtent b="0" l="0" r="0" t="0"/>
-            <wp:docPr id="24" name="image1.png"/>
+            <wp:docPr id="24" name="image2.png"/>
             <a:graphic>
               <a:graphicData uri="http://schemas.openxmlformats.org/drawingml/2006/picture">
                 <pic:pic>
                   <pic:nvPicPr>
-                    <pic:cNvPr id="0" name="image1.png"/>
+                    <pic:cNvPr id="0" name="image2.png"/>
                     <pic:cNvPicPr preferRelativeResize="0"/>
                   </pic:nvPicPr>
                   <pic:blipFill>
@@ -11067,12 +11078,12 @@
           <wp:inline distB="19050" distT="19050" distL="19050" distR="19050">
             <wp:extent cx="3718560" cy="686503"/>
             <wp:effectExtent b="0" l="0" r="0" t="0"/>
-            <wp:docPr id="25" name="image21.png"/>
+            <wp:docPr id="25" name="image24.png"/>
             <a:graphic>
               <a:graphicData uri="http://schemas.openxmlformats.org/drawingml/2006/picture">
                 <pic:pic>
                   <pic:nvPicPr>
-                    <pic:cNvPr id="0" name="image21.png"/>
+                    <pic:cNvPr id="0" name="image24.png"/>
                     <pic:cNvPicPr preferRelativeResize="0"/>
                   </pic:nvPicPr>
                   <pic:blipFill>
@@ -11239,12 +11250,12 @@
           <wp:inline distB="19050" distT="19050" distL="19050" distR="19050">
             <wp:extent cx="145018" cy="235165"/>
             <wp:effectExtent b="0" l="0" r="0" t="0"/>
-            <wp:docPr id="8" name="image8.png"/>
+            <wp:docPr id="8" name="image10.png"/>
             <a:graphic>
               <a:graphicData uri="http://schemas.openxmlformats.org/drawingml/2006/picture">
                 <pic:pic>
                   <pic:nvPicPr>
-                    <pic:cNvPr id="0" name="image8.png"/>
+                    <pic:cNvPr id="0" name="image10.png"/>
                     <pic:cNvPicPr preferRelativeResize="0"/>
                   </pic:nvPicPr>
                   <pic:blipFill>
@@ -11283,12 +11294,12 @@
           <wp:inline distB="19050" distT="19050" distL="19050" distR="19050">
             <wp:extent cx="138292" cy="224257"/>
             <wp:effectExtent b="0" l="0" r="0" t="0"/>
-            <wp:docPr id="15" name="image13.png"/>
+            <wp:docPr id="15" name="image20.png"/>
             <a:graphic>
               <a:graphicData uri="http://schemas.openxmlformats.org/drawingml/2006/picture">
                 <pic:pic>
                   <pic:nvPicPr>
-                    <pic:cNvPr id="0" name="image13.png"/>
+                    <pic:cNvPr id="0" name="image20.png"/>
                     <pic:cNvPicPr preferRelativeResize="0"/>
                   </pic:nvPicPr>
                   <pic:blipFill>
@@ -11354,12 +11365,12 @@
           <wp:inline distB="19050" distT="19050" distL="19050" distR="19050">
             <wp:extent cx="3819649" cy="228721"/>
             <wp:effectExtent b="0" l="0" r="0" t="0"/>
-            <wp:docPr id="22" name="image20.png"/>
+            <wp:docPr id="22" name="image21.png"/>
             <a:graphic>
               <a:graphicData uri="http://schemas.openxmlformats.org/drawingml/2006/picture">
                 <pic:pic>
                   <pic:nvPicPr>
-                    <pic:cNvPr id="0" name="image20.png"/>
+                    <pic:cNvPr id="0" name="image21.png"/>
                     <pic:cNvPicPr preferRelativeResize="0"/>
                   </pic:nvPicPr>
                   <pic:blipFill>
@@ -11522,12 +11533,12 @@
           <wp:inline distB="19050" distT="19050" distL="19050" distR="19050">
             <wp:extent cx="2756002" cy="229031"/>
             <wp:effectExtent b="0" l="0" r="0" t="0"/>
-            <wp:docPr id="10" name="image18.png"/>
+            <wp:docPr id="10" name="image8.png"/>
             <a:graphic>
               <a:graphicData uri="http://schemas.openxmlformats.org/drawingml/2006/picture">
                 <pic:pic>
                   <pic:nvPicPr>
-                    <pic:cNvPr id="0" name="image18.png"/>
+                    <pic:cNvPr id="0" name="image8.png"/>
                     <pic:cNvPicPr preferRelativeResize="0"/>
                   </pic:nvPicPr>
                   <pic:blipFill>
@@ -11716,12 +11727,12 @@
           <wp:inline distB="19050" distT="19050" distL="19050" distR="19050">
             <wp:extent cx="2882141" cy="285549"/>
             <wp:effectExtent b="0" l="0" r="0" t="0"/>
-            <wp:docPr id="28" name="image22.png"/>
+            <wp:docPr id="28" name="image25.png"/>
             <a:graphic>
               <a:graphicData uri="http://schemas.openxmlformats.org/drawingml/2006/picture">
                 <pic:pic>
                   <pic:nvPicPr>
-                    <pic:cNvPr id="0" name="image22.png"/>
+                    <pic:cNvPr id="0" name="image25.png"/>
                     <pic:cNvPicPr preferRelativeResize="0"/>
                   </pic:nvPicPr>
                   <pic:blipFill>
@@ -11917,12 +11928,12 @@
           <wp:inline distB="19050" distT="19050" distL="19050" distR="19050">
             <wp:extent cx="720923" cy="227660"/>
             <wp:effectExtent b="0" l="0" r="0" t="0"/>
-            <wp:docPr id="19" name="image14.png"/>
+            <wp:docPr id="19" name="image15.png"/>
             <a:graphic>
               <a:graphicData uri="http://schemas.openxmlformats.org/drawingml/2006/picture">
                 <pic:pic>
                   <pic:nvPicPr>
-                    <pic:cNvPr id="0" name="image14.png"/>
+                    <pic:cNvPr id="0" name="image15.png"/>
                     <pic:cNvPicPr preferRelativeResize="0"/>
                   </pic:nvPicPr>
                   <pic:blipFill>
@@ -11993,12 +12004,12 @@
           <wp:inline distB="19050" distT="19050" distL="19050" distR="19050">
             <wp:extent cx="105489" cy="234421"/>
             <wp:effectExtent b="0" l="0" r="0" t="0"/>
-            <wp:docPr id="3" name="image2.png"/>
+            <wp:docPr id="3" name="image6.png"/>
             <a:graphic>
               <a:graphicData uri="http://schemas.openxmlformats.org/drawingml/2006/picture">
                 <pic:pic>
                   <pic:nvPicPr>
-                    <pic:cNvPr id="0" name="image2.png"/>
+                    <pic:cNvPr id="0" name="image6.png"/>
                     <pic:cNvPicPr preferRelativeResize="0"/>
                   </pic:nvPicPr>
                   <pic:blipFill>
@@ -12037,12 +12048,12 @@
           <wp:inline distB="19050" distT="19050" distL="19050" distR="19050">
             <wp:extent cx="97572" cy="234173"/>
             <wp:effectExtent b="0" l="0" r="0" t="0"/>
-            <wp:docPr id="5" name="image1.png"/>
+            <wp:docPr id="5" name="image2.png"/>
             <a:graphic>
               <a:graphicData uri="http://schemas.openxmlformats.org/drawingml/2006/picture">
                 <pic:pic>
                   <pic:nvPicPr>
-                    <pic:cNvPr id="0" name="image1.png"/>
+                    <pic:cNvPr id="0" name="image2.png"/>
                     <pic:cNvPicPr preferRelativeResize="0"/>
                   </pic:nvPicPr>
                   <pic:blipFill>
@@ -12081,12 +12092,12 @@
           <wp:inline distB="19050" distT="19050" distL="19050" distR="19050">
             <wp:extent cx="607516" cy="227818"/>
             <wp:effectExtent b="0" l="0" r="0" t="0"/>
-            <wp:docPr id="21" name="image17.png"/>
+            <wp:docPr id="21" name="image14.png"/>
             <a:graphic>
               <a:graphicData uri="http://schemas.openxmlformats.org/drawingml/2006/picture">
                 <pic:pic>
                   <pic:nvPicPr>
-                    <pic:cNvPr id="0" name="image17.png"/>
+                    <pic:cNvPr id="0" name="image14.png"/>
                     <pic:cNvPicPr preferRelativeResize="0"/>
                   </pic:nvPicPr>
                   <pic:blipFill>
@@ -12157,12 +12168,12 @@
           <wp:inline distB="19050" distT="19050" distL="19050" distR="19050">
             <wp:extent cx="586919" cy="227194"/>
             <wp:effectExtent b="0" l="0" r="0" t="0"/>
-            <wp:docPr id="13" name="image3.png"/>
+            <wp:docPr id="13" name="image17.png"/>
             <a:graphic>
               <a:graphicData uri="http://schemas.openxmlformats.org/drawingml/2006/picture">
                 <pic:pic>
                   <pic:nvPicPr>
-                    <pic:cNvPr id="0" name="image3.png"/>
+                    <pic:cNvPr id="0" name="image17.png"/>
                     <pic:cNvPicPr preferRelativeResize="0"/>
                   </pic:nvPicPr>
                   <pic:blipFill>
@@ -12201,12 +12212,12 @@
           <wp:inline distB="19050" distT="19050" distL="19050" distR="19050">
             <wp:extent cx="105489" cy="234421"/>
             <wp:effectExtent b="0" l="0" r="0" t="0"/>
-            <wp:docPr id="23" name="image2.png"/>
+            <wp:docPr id="23" name="image6.png"/>
             <a:graphic>
               <a:graphicData uri="http://schemas.openxmlformats.org/drawingml/2006/picture">
                 <pic:pic>
                   <pic:nvPicPr>
-                    <pic:cNvPr id="0" name="image2.png"/>
+                    <pic:cNvPr id="0" name="image6.png"/>
                     <pic:cNvPicPr preferRelativeResize="0"/>
                   </pic:nvPicPr>
                   <pic:blipFill>
@@ -12277,12 +12288,12 @@
           <wp:inline distB="19050" distT="19050" distL="19050" distR="19050">
             <wp:extent cx="333911" cy="211093"/>
             <wp:effectExtent b="0" l="0" r="0" t="0"/>
-            <wp:docPr id="14" name="image9.png"/>
+            <wp:docPr id="14" name="image4.png"/>
             <a:graphic>
               <a:graphicData uri="http://schemas.openxmlformats.org/drawingml/2006/picture">
                 <pic:pic>
                   <pic:nvPicPr>
-                    <pic:cNvPr id="0" name="image9.png"/>
+                    <pic:cNvPr id="0" name="image4.png"/>
                     <pic:cNvPicPr preferRelativeResize="0"/>
                   </pic:nvPicPr>
                   <pic:blipFill>
@@ -12321,12 +12332,12 @@
           <wp:inline distB="19050" distT="19050" distL="19050" distR="19050">
             <wp:extent cx="457438" cy="228719"/>
             <wp:effectExtent b="0" l="0" r="0" t="0"/>
-            <wp:docPr id="26" name="image19.png"/>
+            <wp:docPr id="26" name="image12.png"/>
             <a:graphic>
               <a:graphicData uri="http://schemas.openxmlformats.org/drawingml/2006/picture">
                 <pic:pic>
                   <pic:nvPicPr>
-                    <pic:cNvPr id="0" name="image19.png"/>
+                    <pic:cNvPr id="0" name="image12.png"/>
                     <pic:cNvPicPr preferRelativeResize="0"/>
                   </pic:nvPicPr>
                   <pic:blipFill>
@@ -12554,12 +12565,12 @@
           <wp:inline distB="19050" distT="19050" distL="19050" distR="19050">
             <wp:extent cx="214432" cy="225717"/>
             <wp:effectExtent b="0" l="0" r="0" t="0"/>
-            <wp:docPr id="20" name="image25.png"/>
+            <wp:docPr id="20" name="image16.png"/>
             <a:graphic>
               <a:graphicData uri="http://schemas.openxmlformats.org/drawingml/2006/picture">
                 <pic:pic>
                   <pic:nvPicPr>
-                    <pic:cNvPr id="0" name="image25.png"/>
+                    <pic:cNvPr id="0" name="image16.png"/>
                     <pic:cNvPicPr preferRelativeResize="0"/>
                   </pic:nvPicPr>
                   <pic:blipFill>
@@ -12598,12 +12609,12 @@
           <wp:inline distB="19050" distT="19050" distL="19050" distR="19050">
             <wp:extent cx="876836" cy="285925"/>
             <wp:effectExtent b="0" l="0" r="0" t="0"/>
-            <wp:docPr id="11" name="image4.png"/>
+            <wp:docPr id="11" name="image23.png"/>
             <a:graphic>
               <a:graphicData uri="http://schemas.openxmlformats.org/drawingml/2006/picture">
                 <pic:pic>
                   <pic:nvPicPr>
-                    <pic:cNvPr id="0" name="image4.png"/>
+                    <pic:cNvPr id="0" name="image23.png"/>
                     <pic:cNvPicPr preferRelativeResize="0"/>
                   </pic:nvPicPr>
                   <pic:blipFill>
@@ -12674,12 +12685,12 @@
           <wp:inline distB="19050" distT="19050" distL="19050" distR="19050">
             <wp:extent cx="214432" cy="225717"/>
             <wp:effectExtent b="0" l="0" r="0" t="0"/>
-            <wp:docPr id="1" name="image12.png"/>
+            <wp:docPr id="1" name="image13.png"/>
             <a:graphic>
               <a:graphicData uri="http://schemas.openxmlformats.org/drawingml/2006/picture">
                 <pic:pic>
                   <pic:nvPicPr>
-                    <pic:cNvPr id="0" name="image12.png"/>
+                    <pic:cNvPr id="0" name="image13.png"/>
                     <pic:cNvPicPr preferRelativeResize="0"/>
                   </pic:nvPicPr>
                   <pic:blipFill>
@@ -12718,12 +12729,12 @@
           <wp:inline distB="19050" distT="19050" distL="19050" distR="19050">
             <wp:extent cx="214432" cy="225717"/>
             <wp:effectExtent b="0" l="0" r="0" t="0"/>
-            <wp:docPr id="27" name="image24.png"/>
+            <wp:docPr id="27" name="image19.png"/>
             <a:graphic>
               <a:graphicData uri="http://schemas.openxmlformats.org/drawingml/2006/picture">
                 <pic:pic>
                   <pic:nvPicPr>
-                    <pic:cNvPr id="0" name="image24.png"/>
+                    <pic:cNvPr id="0" name="image19.png"/>
                     <pic:cNvPicPr preferRelativeResize="0"/>
                   </pic:nvPicPr>
                   <pic:blipFill>
@@ -12762,12 +12773,12 @@
           <wp:inline distB="19050" distT="19050" distL="19050" distR="19050">
             <wp:extent cx="95905" cy="230173"/>
             <wp:effectExtent b="0" l="0" r="0" t="0"/>
-            <wp:docPr id="9" name="image10.png"/>
+            <wp:docPr id="9" name="image3.png"/>
             <a:graphic>
               <a:graphicData uri="http://schemas.openxmlformats.org/drawingml/2006/picture">
                 <pic:pic>
                   <pic:nvPicPr>
-                    <pic:cNvPr id="0" name="image10.png"/>
+                    <pic:cNvPr id="0" name="image3.png"/>
                     <pic:cNvPicPr preferRelativeResize="0"/>
                   </pic:nvPicPr>
                   <pic:blipFill>
@@ -12905,12 +12916,12 @@
           <wp:inline distB="19050" distT="19050" distL="19050" distR="19050">
             <wp:extent cx="3042047" cy="217562"/>
             <wp:effectExtent b="0" l="0" r="0" t="0"/>
-            <wp:docPr id="29" name="image23.png"/>
+            <wp:docPr id="29" name="image18.png"/>
             <a:graphic>
               <a:graphicData uri="http://schemas.openxmlformats.org/drawingml/2006/picture">
                 <pic:pic>
                   <pic:nvPicPr>
-                    <pic:cNvPr id="0" name="image23.png"/>
+                    <pic:cNvPr id="0" name="image18.png"/>
                     <pic:cNvPicPr preferRelativeResize="0"/>
                   </pic:nvPicPr>
                   <pic:blipFill>

--- a/Spec.docx
+++ b/Spec.docx
@@ -157,7 +157,7 @@
     </w:p>
     <w:sdt>
       <w:sdtPr>
-        <w:id w:val="-1937700350"/>
+        <w:id w:val="-1254176571"/>
         <w:docPartObj>
           <w:docPartGallery w:val="Table of Contents"/>
           <w:docPartUnique w:val="1"/>
@@ -11477,7 +11477,7 @@
         <w:rPr>
           <w:rtl w:val="0"/>
         </w:rPr>
-        <w:t xml:space="preserve">Contexts Set (Universal Set: Subjects, Predicates, Objects and Subjects Set, Predicates Set and Objects Set union).</w:t>
+        <w:t xml:space="preserve">Contexts Set: Context Dimensional Point Set.</w:t>
       </w:r>
     </w:p>
     <w:p>
@@ -11561,7 +11561,7 @@
         <w:rPr>
           <w:rtl w:val="0"/>
         </w:rPr>
-        <w:t xml:space="preserve">Context Kinds Set (Subject Kinds Set, Predicate Kinds Set, Object Kinds Set union).</w:t>
+        <w:t xml:space="preserve">Context (Statements) Set: (Subject Set, Predicate Set, Object Set intersection).</w:t>
       </w:r>
     </w:p>
     <w:p>
@@ -11593,7 +11593,6 @@
         <w:rPr>
           <w:rtl w:val="0"/>
         </w:rPr>
-        <w:t xml:space="preserve">    </w:t>
       </w:r>
     </w:p>
     <w:p>
@@ -11615,7 +11614,6 @@
         <w:rPr>
           <w:rtl w:val="0"/>
         </w:rPr>
-        <w:t xml:space="preserve">    </w:t>
       </w:r>
     </w:p>
     <w:p>
@@ -11686,11 +11684,111 @@
     </w:p>
     <w:p>
       <w:pPr>
+        <w:pStyle w:val="Heading3"/>
+        <w:rPr/>
+      </w:pPr>
+      <w:bookmarkStart w:colFirst="0" w:colLast="0" w:name="_wrnybev1sdsl" w:id="18"/>
+      <w:bookmarkEnd w:id="18"/>
+      <w:r>
+        <w:rPr>
+          <w:rtl w:val="0"/>
+        </w:rPr>
+        <w:t xml:space="preserve">Sets layout for Dimensional Analysis</w:t>
+      </w:r>
+    </w:p>
+    <w:p>
+      <w:pPr>
+        <w:rPr/>
+      </w:pPr>
+      <w:r>
+        <w:rPr>
+          <w:rtl w:val="0"/>
+        </w:rPr>
+        <w:t xml:space="preserve">The above Sets Layout diagram represents the structure of a snapshot of the Resources occurrences in their corresponding Roles for a given Context Dimensional Point (axes Statements).</w:t>
+      </w:r>
+    </w:p>
+    <w:p>
+      <w:pPr>
+        <w:rPr/>
+      </w:pPr>
+      <w:r>
+        <w:rPr>
+          <w:rtl w:val="0"/>
+        </w:rPr>
+      </w:r>
+    </w:p>
+    <w:p>
+      <w:pPr>
+        <w:rPr/>
+      </w:pPr>
+      <w:r>
+        <w:rPr>
+          <w:rtl w:val="0"/>
+        </w:rPr>
+        <w:t xml:space="preserve">Contexts (Statements: SPO Intersection) represents all the possible Statements for an aggregated Context dimensional point. All possible Dimension Point Kinds (SK, PK, OK) are then aggregated. Then all SPO Resource Occurrences are assigned to their corresponding Roles.  </w:t>
+      </w:r>
+    </w:p>
+    <w:p>
+      <w:pPr>
+        <w:rPr/>
+      </w:pPr>
+      <w:r>
+        <w:rPr>
+          <w:rtl w:val="0"/>
+        </w:rPr>
+      </w:r>
+    </w:p>
+    <w:p>
+      <w:pPr>
+        <w:rPr/>
+      </w:pPr>
+      <w:r>
+        <w:rPr>
+          <w:rtl w:val="0"/>
+        </w:rPr>
+        <w:t xml:space="preserve">TODO: Encode Context Statements. Resolve Context Statements SPO Statements.</w:t>
+      </w:r>
+    </w:p>
+    <w:p>
+      <w:pPr>
+        <w:rPr/>
+      </w:pPr>
+      <w:r>
+        <w:rPr>
+          <w:rtl w:val="0"/>
+        </w:rPr>
+        <w:t xml:space="preserve">TODO: Refactor Base Model for CSPO Contexts representing Dimensional Aggregation Points (axes Statements): ContextKind&lt;Subject, Predicate, Object&gt;.</w:t>
+      </w:r>
+    </w:p>
+    <w:p>
+      <w:pPr>
+        <w:rPr/>
+      </w:pPr>
+      <w:r>
+        <w:rPr>
+          <w:rtl w:val="0"/>
+        </w:rPr>
+        <w:t xml:space="preserve">TODO: Inference through Sets based operations.</w:t>
+      </w:r>
+    </w:p>
+    <w:p>
+      <w:pPr>
+        <w:rPr/>
+      </w:pPr>
+      <w:r>
+        <w:rPr>
+          <w:rtl w:val="0"/>
+        </w:rPr>
+        <w:t xml:space="preserve">TODO: Reify Kinds as SPO Resource Occurrences.</w:t>
+      </w:r>
+    </w:p>
+    <w:p>
+      <w:pPr>
         <w:pStyle w:val="Heading2"/>
         <w:rPr/>
       </w:pPr>
-      <w:bookmarkStart w:colFirst="0" w:colLast="0" w:name="_pvsxaxwjbfxk" w:id="18"/>
-      <w:bookmarkEnd w:id="18"/>
+      <w:bookmarkStart w:colFirst="0" w:colLast="0" w:name="_pvsxaxwjbfxk" w:id="19"/>
+      <w:bookmarkEnd w:id="19"/>
       <w:r>
         <w:rPr>
           <w:rtl w:val="0"/>
@@ -11830,8 +11928,8 @@
         <w:pStyle w:val="Heading2"/>
         <w:rPr/>
       </w:pPr>
-      <w:bookmarkStart w:colFirst="0" w:colLast="0" w:name="_iwbaw3hnzpa2" w:id="19"/>
-      <w:bookmarkEnd w:id="19"/>
+      <w:bookmarkStart w:colFirst="0" w:colLast="0" w:name="_iwbaw3hnzpa2" w:id="20"/>
+      <w:bookmarkEnd w:id="20"/>
       <w:r>
         <w:rPr>
           <w:rtl w:val="0"/>
@@ -12060,8 +12158,8 @@
         <w:pStyle w:val="Heading2"/>
         <w:rPr/>
       </w:pPr>
-      <w:bookmarkStart w:colFirst="0" w:colLast="0" w:name="_x2jf5gd50y1" w:id="20"/>
-      <w:bookmarkEnd w:id="20"/>
+      <w:bookmarkStart w:colFirst="0" w:colLast="0" w:name="_x2jf5gd50y1" w:id="21"/>
+      <w:bookmarkEnd w:id="21"/>
       <w:r>
         <w:rPr>
           <w:rtl w:val="0"/>
@@ -12207,8 +12305,8 @@
         <w:pStyle w:val="Heading2"/>
         <w:rPr/>
       </w:pPr>
-      <w:bookmarkStart w:colFirst="0" w:colLast="0" w:name="_x82vw51rpmy4" w:id="21"/>
-      <w:bookmarkEnd w:id="21"/>
+      <w:bookmarkStart w:colFirst="0" w:colLast="0" w:name="_x82vw51rpmy4" w:id="22"/>
+      <w:bookmarkEnd w:id="22"/>
       <w:r>
         <w:rPr>
           <w:rtl w:val="0"/>
@@ -13430,8 +13528,8 @@
         <w:pStyle w:val="Heading1"/>
         <w:rPr/>
       </w:pPr>
-      <w:bookmarkStart w:colFirst="0" w:colLast="0" w:name="_huu3bjun52ae" w:id="22"/>
-      <w:bookmarkEnd w:id="22"/>
+      <w:bookmarkStart w:colFirst="0" w:colLast="0" w:name="_huu3bjun52ae" w:id="23"/>
+      <w:bookmarkEnd w:id="23"/>
       <w:r>
         <w:rPr>
           <w:rtl w:val="0"/>
@@ -13623,8 +13721,8 @@
         <w:pStyle w:val="Heading2"/>
         <w:rPr/>
       </w:pPr>
-      <w:bookmarkStart w:colFirst="0" w:colLast="0" w:name="_ecoazujj9rr4" w:id="23"/>
-      <w:bookmarkEnd w:id="23"/>
+      <w:bookmarkStart w:colFirst="0" w:colLast="0" w:name="_ecoazujj9rr4" w:id="24"/>
+      <w:bookmarkEnd w:id="24"/>
       <w:r>
         <w:rPr>
           <w:rtl w:val="0"/>
@@ -14815,8 +14913,8 @@
         <w:pStyle w:val="Heading3"/>
         <w:rPr/>
       </w:pPr>
-      <w:bookmarkStart w:colFirst="0" w:colLast="0" w:name="_hz9o9331ejb3" w:id="24"/>
-      <w:bookmarkEnd w:id="24"/>
+      <w:bookmarkStart w:colFirst="0" w:colLast="0" w:name="_hz9o9331ejb3" w:id="25"/>
+      <w:bookmarkEnd w:id="25"/>
       <w:r>
         <w:rPr>
           <w:rtl w:val="0"/>
@@ -15203,8 +15301,8 @@
         <w:pStyle w:val="Heading2"/>
         <w:rPr/>
       </w:pPr>
-      <w:bookmarkStart w:colFirst="0" w:colLast="0" w:name="_4ec6crc6giqg" w:id="25"/>
-      <w:bookmarkEnd w:id="25"/>
+      <w:bookmarkStart w:colFirst="0" w:colLast="0" w:name="_4ec6crc6giqg" w:id="26"/>
+      <w:bookmarkEnd w:id="26"/>
       <w:r>
         <w:rPr>
           <w:rtl w:val="0"/>
@@ -15291,8 +15389,8 @@
         <w:pStyle w:val="Heading3"/>
         <w:rPr/>
       </w:pPr>
-      <w:bookmarkStart w:colFirst="0" w:colLast="0" w:name="_ylemh96io5z" w:id="26"/>
-      <w:bookmarkEnd w:id="26"/>
+      <w:bookmarkStart w:colFirst="0" w:colLast="0" w:name="_ylemh96io5z" w:id="27"/>
+      <w:bookmarkEnd w:id="27"/>
       <w:r>
         <w:rPr>
           <w:rtl w:val="0"/>
@@ -15337,8 +15435,8 @@
         <w:pStyle w:val="Heading2"/>
         <w:rPr/>
       </w:pPr>
-      <w:bookmarkStart w:colFirst="0" w:colLast="0" w:name="_65m4hhlzd0ey" w:id="27"/>
-      <w:bookmarkEnd w:id="27"/>
+      <w:bookmarkStart w:colFirst="0" w:colLast="0" w:name="_65m4hhlzd0ey" w:id="28"/>
+      <w:bookmarkEnd w:id="28"/>
       <w:r>
         <w:rPr>
           <w:rtl w:val="0"/>
@@ -15365,8 +15463,8 @@
         <w:spacing w:before="280" w:lineRule="auto"/>
         <w:rPr/>
       </w:pPr>
-      <w:bookmarkStart w:colFirst="0" w:colLast="0" w:name="_xqq82kcfllyv" w:id="28"/>
-      <w:bookmarkEnd w:id="28"/>
+      <w:bookmarkStart w:colFirst="0" w:colLast="0" w:name="_xqq82kcfllyv" w:id="29"/>
+      <w:bookmarkEnd w:id="29"/>
       <w:r>
         <w:rPr>
           <w:rtl w:val="0"/>
@@ -15441,8 +15539,8 @@
         <w:spacing w:before="280" w:lineRule="auto"/>
         <w:rPr/>
       </w:pPr>
-      <w:bookmarkStart w:colFirst="0" w:colLast="0" w:name="_g42q1r9mi3sa" w:id="29"/>
-      <w:bookmarkEnd w:id="29"/>
+      <w:bookmarkStart w:colFirst="0" w:colLast="0" w:name="_g42q1r9mi3sa" w:id="30"/>
+      <w:bookmarkEnd w:id="30"/>
       <w:r>
         <w:rPr>
           <w:rtl w:val="0"/>
@@ -15469,8 +15567,8 @@
         <w:spacing w:before="280" w:lineRule="auto"/>
         <w:rPr/>
       </w:pPr>
-      <w:bookmarkStart w:colFirst="0" w:colLast="0" w:name="_qr3qed17faoc" w:id="30"/>
-      <w:bookmarkEnd w:id="30"/>
+      <w:bookmarkStart w:colFirst="0" w:colLast="0" w:name="_qr3qed17faoc" w:id="31"/>
+      <w:bookmarkEnd w:id="31"/>
       <w:r>
         <w:rPr>
           <w:rtl w:val="0"/>
@@ -15505,8 +15603,8 @@
         <w:pStyle w:val="Heading3"/>
         <w:rPr/>
       </w:pPr>
-      <w:bookmarkStart w:colFirst="0" w:colLast="0" w:name="_rcv56ozv9ek" w:id="31"/>
-      <w:bookmarkEnd w:id="31"/>
+      <w:bookmarkStart w:colFirst="0" w:colLast="0" w:name="_rcv56ozv9ek" w:id="32"/>
+      <w:bookmarkEnd w:id="32"/>
       <w:r>
         <w:rPr>
           <w:rtl w:val="0"/>
@@ -15742,8 +15840,8 @@
         <w:pStyle w:val="Heading4"/>
         <w:rPr/>
       </w:pPr>
-      <w:bookmarkStart w:colFirst="0" w:colLast="0" w:name="_pq9istt44jqw" w:id="32"/>
-      <w:bookmarkEnd w:id="32"/>
+      <w:bookmarkStart w:colFirst="0" w:colLast="0" w:name="_pq9istt44jqw" w:id="33"/>
+      <w:bookmarkEnd w:id="33"/>
       <w:r>
         <w:rPr>
           <w:rtl w:val="0"/>
@@ -15788,8 +15886,8 @@
         <w:pStyle w:val="Heading4"/>
         <w:rPr/>
       </w:pPr>
-      <w:bookmarkStart w:colFirst="0" w:colLast="0" w:name="_o8zsm61bt38f" w:id="33"/>
-      <w:bookmarkEnd w:id="33"/>
+      <w:bookmarkStart w:colFirst="0" w:colLast="0" w:name="_o8zsm61bt38f" w:id="34"/>
+      <w:bookmarkEnd w:id="34"/>
       <w:r>
         <w:rPr>
           <w:rtl w:val="0"/>
@@ -15834,8 +15932,8 @@
         <w:pStyle w:val="Heading4"/>
         <w:rPr/>
       </w:pPr>
-      <w:bookmarkStart w:colFirst="0" w:colLast="0" w:name="_35yabic8y7so" w:id="34"/>
-      <w:bookmarkEnd w:id="34"/>
+      <w:bookmarkStart w:colFirst="0" w:colLast="0" w:name="_35yabic8y7so" w:id="35"/>
+      <w:bookmarkEnd w:id="35"/>
       <w:r>
         <w:rPr>
           <w:rtl w:val="0"/>
@@ -15880,8 +15978,8 @@
         <w:pStyle w:val="Heading4"/>
         <w:rPr/>
       </w:pPr>
-      <w:bookmarkStart w:colFirst="0" w:colLast="0" w:name="_u7d211p37nqm" w:id="35"/>
-      <w:bookmarkEnd w:id="35"/>
+      <w:bookmarkStart w:colFirst="0" w:colLast="0" w:name="_u7d211p37nqm" w:id="36"/>
+      <w:bookmarkEnd w:id="36"/>
       <w:r>
         <w:rPr>
           <w:rtl w:val="0"/>
@@ -15940,8 +16038,8 @@
         <w:pStyle w:val="Heading4"/>
         <w:rPr/>
       </w:pPr>
-      <w:bookmarkStart w:colFirst="0" w:colLast="0" w:name="_fry22qxron9" w:id="36"/>
-      <w:bookmarkEnd w:id="36"/>
+      <w:bookmarkStart w:colFirst="0" w:colLast="0" w:name="_fry22qxron9" w:id="37"/>
+      <w:bookmarkEnd w:id="37"/>
       <w:r>
         <w:rPr>
           <w:rtl w:val="0"/>
@@ -15986,8 +16084,8 @@
         <w:pStyle w:val="Heading4"/>
         <w:rPr/>
       </w:pPr>
-      <w:bookmarkStart w:colFirst="0" w:colLast="0" w:name="_fx7g0jtvh6d0" w:id="37"/>
-      <w:bookmarkEnd w:id="37"/>
+      <w:bookmarkStart w:colFirst="0" w:colLast="0" w:name="_fx7g0jtvh6d0" w:id="38"/>
+      <w:bookmarkEnd w:id="38"/>
       <w:r>
         <w:rPr>
           <w:rtl w:val="0"/>
@@ -16011,8 +16109,8 @@
         <w:pStyle w:val="Heading2"/>
         <w:rPr/>
       </w:pPr>
-      <w:bookmarkStart w:colFirst="0" w:colLast="0" w:name="_c2ci3n60r14n" w:id="38"/>
-      <w:bookmarkEnd w:id="38"/>
+      <w:bookmarkStart w:colFirst="0" w:colLast="0" w:name="_c2ci3n60r14n" w:id="39"/>
+      <w:bookmarkEnd w:id="39"/>
       <w:r>
         <w:rPr>
           <w:rtl w:val="0"/>
@@ -16220,8 +16318,8 @@
         <w:pStyle w:val="Heading3"/>
         <w:rPr/>
       </w:pPr>
-      <w:bookmarkStart w:colFirst="0" w:colLast="0" w:name="_ld8kd7o4b1uw" w:id="39"/>
-      <w:bookmarkEnd w:id="39"/>
+      <w:bookmarkStart w:colFirst="0" w:colLast="0" w:name="_ld8kd7o4b1uw" w:id="40"/>
+      <w:bookmarkEnd w:id="40"/>
       <w:r>
         <w:rPr>
           <w:rtl w:val="0"/>
@@ -16245,8 +16343,8 @@
         <w:pStyle w:val="Heading4"/>
         <w:rPr/>
       </w:pPr>
-      <w:bookmarkStart w:colFirst="0" w:colLast="0" w:name="_ystudlk3l9yc" w:id="40"/>
-      <w:bookmarkEnd w:id="40"/>
+      <w:bookmarkStart w:colFirst="0" w:colLast="0" w:name="_ystudlk3l9yc" w:id="41"/>
+      <w:bookmarkEnd w:id="41"/>
       <w:r>
         <w:rPr>
           <w:rtl w:val="0"/>
@@ -16638,8 +16736,8 @@
         <w:pStyle w:val="Heading4"/>
         <w:rPr/>
       </w:pPr>
-      <w:bookmarkStart w:colFirst="0" w:colLast="0" w:name="_5grb8xg6wss3" w:id="41"/>
-      <w:bookmarkEnd w:id="41"/>
+      <w:bookmarkStart w:colFirst="0" w:colLast="0" w:name="_5grb8xg6wss3" w:id="42"/>
+      <w:bookmarkEnd w:id="42"/>
       <w:r>
         <w:rPr>
           <w:rtl w:val="0"/>
@@ -16655,7 +16753,34 @@
         <w:rPr>
           <w:rtl w:val="0"/>
         </w:rPr>
-        <w:t xml:space="preserve">See Homoiconic approach. TODO</w:t>
+        <w:t xml:space="preserve">See: </w:t>
+      </w:r>
+      <w:hyperlink r:id="rId9">
+        <w:r>
+          <w:rPr>
+            <w:color w:val="1155cc"/>
+            <w:u w:val="single"/>
+            <w:rtl w:val="0"/>
+          </w:rPr>
+          <w:t xml:space="preserve">Homoiconic (code as data) approach</w:t>
+        </w:r>
+      </w:hyperlink>
+      <w:r>
+        <w:rPr>
+          <w:rtl w:val="0"/>
+        </w:rPr>
+        <w:t xml:space="preserve">.</w:t>
+      </w:r>
+    </w:p>
+    <w:p>
+      <w:pPr>
+        <w:rPr/>
+      </w:pPr>
+      <w:r>
+        <w:rPr>
+          <w:rtl w:val="0"/>
+        </w:rPr>
+        <w:t xml:space="preserve">TODO.</w:t>
       </w:r>
     </w:p>
     <w:p>
@@ -16663,8 +16788,8 @@
         <w:pStyle w:val="Heading3"/>
         <w:rPr/>
       </w:pPr>
-      <w:bookmarkStart w:colFirst="0" w:colLast="0" w:name="_lu0ndtng3l8" w:id="42"/>
-      <w:bookmarkEnd w:id="42"/>
+      <w:bookmarkStart w:colFirst="0" w:colLast="0" w:name="_lu0ndtng3l8" w:id="43"/>
+      <w:bookmarkEnd w:id="43"/>
       <w:r>
         <w:rPr>
           <w:rtl w:val="0"/>
@@ -16688,8 +16813,8 @@
         <w:pStyle w:val="Heading4"/>
         <w:rPr/>
       </w:pPr>
-      <w:bookmarkStart w:colFirst="0" w:colLast="0" w:name="_xpp350x451xh" w:id="43"/>
-      <w:bookmarkEnd w:id="43"/>
+      <w:bookmarkStart w:colFirst="0" w:colLast="0" w:name="_xpp350x451xh" w:id="44"/>
+      <w:bookmarkEnd w:id="44"/>
       <w:r>
         <w:rPr>
           <w:rtl w:val="0"/>
@@ -17121,8 +17246,8 @@
         <w:pStyle w:val="Heading4"/>
         <w:rPr/>
       </w:pPr>
-      <w:bookmarkStart w:colFirst="0" w:colLast="0" w:name="_2oyhan3vpzdm" w:id="44"/>
-      <w:bookmarkEnd w:id="44"/>
+      <w:bookmarkStart w:colFirst="0" w:colLast="0" w:name="_2oyhan3vpzdm" w:id="45"/>
+      <w:bookmarkEnd w:id="45"/>
       <w:r>
         <w:rPr>
           <w:rtl w:val="0"/>
@@ -17138,7 +17263,34 @@
         <w:rPr>
           <w:rtl w:val="0"/>
         </w:rPr>
-        <w:t xml:space="preserve">See Homoiconic approach. TODO</w:t>
+        <w:t xml:space="preserve">See: </w:t>
+      </w:r>
+      <w:hyperlink w:anchor="_ecoazujj9rr4">
+        <w:r>
+          <w:rPr>
+            <w:color w:val="1155cc"/>
+            <w:u w:val="single"/>
+            <w:rtl w:val="0"/>
+          </w:rPr>
+          <w:t xml:space="preserve">Homoiconic (code as data) approach</w:t>
+        </w:r>
+      </w:hyperlink>
+      <w:r>
+        <w:rPr>
+          <w:rtl w:val="0"/>
+        </w:rPr>
+        <w:t xml:space="preserve">.</w:t>
+      </w:r>
+    </w:p>
+    <w:p>
+      <w:pPr>
+        <w:rPr/>
+      </w:pPr>
+      <w:r>
+        <w:rPr>
+          <w:rtl w:val="0"/>
+        </w:rPr>
+        <w:t xml:space="preserve">TODO.</w:t>
       </w:r>
     </w:p>
     <w:p>
@@ -17146,8 +17298,8 @@
         <w:pStyle w:val="Heading3"/>
         <w:rPr/>
       </w:pPr>
-      <w:bookmarkStart w:colFirst="0" w:colLast="0" w:name="_yk4120gc18wf" w:id="45"/>
-      <w:bookmarkEnd w:id="45"/>
+      <w:bookmarkStart w:colFirst="0" w:colLast="0" w:name="_yk4120gc18wf" w:id="46"/>
+      <w:bookmarkEnd w:id="46"/>
       <w:r>
         <w:rPr>
           <w:rtl w:val="0"/>
@@ -17171,8 +17323,8 @@
         <w:pStyle w:val="Heading4"/>
         <w:rPr/>
       </w:pPr>
-      <w:bookmarkStart w:colFirst="0" w:colLast="0" w:name="_iw6492wko9y" w:id="46"/>
-      <w:bookmarkEnd w:id="46"/>
+      <w:bookmarkStart w:colFirst="0" w:colLast="0" w:name="_iw6492wko9y" w:id="47"/>
+      <w:bookmarkEnd w:id="47"/>
       <w:r>
         <w:rPr>
           <w:rtl w:val="0"/>
@@ -17599,8 +17751,8 @@
         <w:pStyle w:val="Heading4"/>
         <w:rPr/>
       </w:pPr>
-      <w:bookmarkStart w:colFirst="0" w:colLast="0" w:name="_sdovydd8jbwj" w:id="47"/>
-      <w:bookmarkEnd w:id="47"/>
+      <w:bookmarkStart w:colFirst="0" w:colLast="0" w:name="_sdovydd8jbwj" w:id="48"/>
+      <w:bookmarkEnd w:id="48"/>
       <w:r>
         <w:rPr>
           <w:rtl w:val="0"/>
@@ -17616,7 +17768,34 @@
         <w:rPr>
           <w:rtl w:val="0"/>
         </w:rPr>
-        <w:t xml:space="preserve">See Homoiconic approach. TODO</w:t>
+        <w:t xml:space="preserve">See: </w:t>
+      </w:r>
+      <w:hyperlink r:id="rId10">
+        <w:r>
+          <w:rPr>
+            <w:color w:val="1155cc"/>
+            <w:u w:val="single"/>
+            <w:rtl w:val="0"/>
+          </w:rPr>
+          <w:t xml:space="preserve">Homoiconic (code as data) approach</w:t>
+        </w:r>
+      </w:hyperlink>
+      <w:r>
+        <w:rPr>
+          <w:rtl w:val="0"/>
+        </w:rPr>
+        <w:t xml:space="preserve">.</w:t>
+      </w:r>
+    </w:p>
+    <w:p>
+      <w:pPr>
+        <w:rPr/>
+      </w:pPr>
+      <w:r>
+        <w:rPr>
+          <w:rtl w:val="0"/>
+        </w:rPr>
+        <w:t xml:space="preserve">TODO.</w:t>
       </w:r>
     </w:p>
     <w:p>
@@ -17624,8 +17803,8 @@
         <w:pStyle w:val="Heading3"/>
         <w:rPr/>
       </w:pPr>
-      <w:bookmarkStart w:colFirst="0" w:colLast="0" w:name="_unxiex8ycrut" w:id="48"/>
-      <w:bookmarkEnd w:id="48"/>
+      <w:bookmarkStart w:colFirst="0" w:colLast="0" w:name="_unxiex8ycrut" w:id="49"/>
+      <w:bookmarkEnd w:id="49"/>
       <w:r>
         <w:rPr>
           <w:rtl w:val="0"/>
@@ -17712,8 +17891,8 @@
         <w:pStyle w:val="Heading4"/>
         <w:rPr/>
       </w:pPr>
-      <w:bookmarkStart w:colFirst="0" w:colLast="0" w:name="_4qvfuly2ipq2" w:id="49"/>
-      <w:bookmarkEnd w:id="49"/>
+      <w:bookmarkStart w:colFirst="0" w:colLast="0" w:name="_4qvfuly2ipq2" w:id="50"/>
+      <w:bookmarkEnd w:id="50"/>
       <w:r>
         <w:rPr>
           <w:rtl w:val="0"/>
@@ -17737,8 +17916,8 @@
         <w:pStyle w:val="Heading4"/>
         <w:rPr/>
       </w:pPr>
-      <w:bookmarkStart w:colFirst="0" w:colLast="0" w:name="_mjabd397mqn" w:id="50"/>
-      <w:bookmarkEnd w:id="50"/>
+      <w:bookmarkStart w:colFirst="0" w:colLast="0" w:name="_mjabd397mqn" w:id="51"/>
+      <w:bookmarkEnd w:id="51"/>
       <w:r>
         <w:rPr>
           <w:rtl w:val="0"/>
@@ -17762,8 +17941,8 @@
         <w:pStyle w:val="Heading4"/>
         <w:rPr/>
       </w:pPr>
-      <w:bookmarkStart w:colFirst="0" w:colLast="0" w:name="_i87we4txd2xb" w:id="51"/>
-      <w:bookmarkEnd w:id="51"/>
+      <w:bookmarkStart w:colFirst="0" w:colLast="0" w:name="_i87we4txd2xb" w:id="52"/>
+      <w:bookmarkEnd w:id="52"/>
       <w:r>
         <w:rPr>
           <w:rtl w:val="0"/>
@@ -17787,8 +17966,8 @@
         <w:pStyle w:val="Heading2"/>
         <w:rPr/>
       </w:pPr>
-      <w:bookmarkStart w:colFirst="0" w:colLast="0" w:name="_2p39zz22x812" w:id="52"/>
-      <w:bookmarkEnd w:id="52"/>
+      <w:bookmarkStart w:colFirst="0" w:colLast="0" w:name="_2p39zz22x812" w:id="53"/>
+      <w:bookmarkEnd w:id="53"/>
       <w:r>
         <w:rPr>
           <w:rtl w:val="0"/>
@@ -18341,8 +18520,8 @@
         <w:spacing w:before="0" w:lineRule="auto"/>
         <w:rPr/>
       </w:pPr>
-      <w:bookmarkStart w:colFirst="0" w:colLast="0" w:name="_w1ucun912xzg" w:id="53"/>
-      <w:bookmarkEnd w:id="53"/>
+      <w:bookmarkStart w:colFirst="0" w:colLast="0" w:name="_w1ucun912xzg" w:id="54"/>
+      <w:bookmarkEnd w:id="54"/>
       <w:r>
         <w:rPr>
           <w:rtl w:val="0"/>
@@ -18370,8 +18549,8 @@
         <w:spacing w:before="0" w:lineRule="auto"/>
         <w:rPr/>
       </w:pPr>
-      <w:bookmarkStart w:colFirst="0" w:colLast="0" w:name="_e0dkh5f02gl" w:id="54"/>
-      <w:bookmarkEnd w:id="54"/>
+      <w:bookmarkStart w:colFirst="0" w:colLast="0" w:name="_e0dkh5f02gl" w:id="55"/>
+      <w:bookmarkEnd w:id="55"/>
       <w:r>
         <w:rPr>
           <w:rtl w:val="0"/>
@@ -18738,8 +18917,8 @@
         <w:spacing w:before="0" w:lineRule="auto"/>
         <w:rPr/>
       </w:pPr>
-      <w:bookmarkStart w:colFirst="0" w:colLast="0" w:name="_y5ejppv6cphl" w:id="55"/>
-      <w:bookmarkEnd w:id="55"/>
+      <w:bookmarkStart w:colFirst="0" w:colLast="0" w:name="_y5ejppv6cphl" w:id="56"/>
+      <w:bookmarkEnd w:id="56"/>
       <w:r>
         <w:rPr>
           <w:rtl w:val="0"/>
@@ -19000,8 +19179,8 @@
         <w:spacing w:before="0" w:lineRule="auto"/>
         <w:rPr/>
       </w:pPr>
-      <w:bookmarkStart w:colFirst="0" w:colLast="0" w:name="_i7kqq0fzog2r" w:id="56"/>
-      <w:bookmarkEnd w:id="56"/>
+      <w:bookmarkStart w:colFirst="0" w:colLast="0" w:name="_i7kqq0fzog2r" w:id="57"/>
+      <w:bookmarkEnd w:id="57"/>
       <w:r>
         <w:rPr>
           <w:rtl w:val="0"/>
@@ -19082,8 +19261,8 @@
         <w:pStyle w:val="Heading3"/>
         <w:rPr/>
       </w:pPr>
-      <w:bookmarkStart w:colFirst="0" w:colLast="0" w:name="_iob5mj1me7r1" w:id="57"/>
-      <w:bookmarkEnd w:id="57"/>
+      <w:bookmarkStart w:colFirst="0" w:colLast="0" w:name="_iob5mj1me7r1" w:id="58"/>
+      <w:bookmarkEnd w:id="58"/>
       <w:r>
         <w:rPr>
           <w:rtl w:val="0"/>
@@ -19122,8 +19301,8 @@
         <w:pStyle w:val="Heading4"/>
         <w:rPr/>
       </w:pPr>
-      <w:bookmarkStart w:colFirst="0" w:colLast="0" w:name="_jb43y6h0bcqs" w:id="58"/>
-      <w:bookmarkEnd w:id="58"/>
+      <w:bookmarkStart w:colFirst="0" w:colLast="0" w:name="_jb43y6h0bcqs" w:id="59"/>
+      <w:bookmarkEnd w:id="59"/>
       <w:r>
         <w:rPr>
           <w:rtl w:val="0"/>
@@ -19324,8 +19503,8 @@
         <w:pStyle w:val="Heading4"/>
         <w:rPr/>
       </w:pPr>
-      <w:bookmarkStart w:colFirst="0" w:colLast="0" w:name="_hypccgsddhji" w:id="59"/>
-      <w:bookmarkEnd w:id="59"/>
+      <w:bookmarkStart w:colFirst="0" w:colLast="0" w:name="_hypccgsddhji" w:id="60"/>
+      <w:bookmarkEnd w:id="60"/>
       <w:r>
         <w:rPr>
           <w:rtl w:val="0"/>
@@ -19542,8 +19721,8 @@
         <w:pStyle w:val="Heading4"/>
         <w:rPr/>
       </w:pPr>
-      <w:bookmarkStart w:colFirst="0" w:colLast="0" w:name="_m5v0ub8sstln" w:id="60"/>
-      <w:bookmarkEnd w:id="60"/>
+      <w:bookmarkStart w:colFirst="0" w:colLast="0" w:name="_m5v0ub8sstln" w:id="61"/>
+      <w:bookmarkEnd w:id="61"/>
       <w:r>
         <w:rPr>
           <w:rtl w:val="0"/>
@@ -20039,8 +20218,8 @@
         <w:keepLines w:val="0"/>
         <w:rPr/>
       </w:pPr>
-      <w:bookmarkStart w:colFirst="0" w:colLast="0" w:name="_lwtzrej1sx7g" w:id="61"/>
-      <w:bookmarkEnd w:id="61"/>
+      <w:bookmarkStart w:colFirst="0" w:colLast="0" w:name="_lwtzrej1sx7g" w:id="62"/>
+      <w:bookmarkEnd w:id="62"/>
       <w:r>
         <w:rPr>
           <w:rtl w:val="0"/>
@@ -20116,8 +20295,8 @@
         <w:keepLines w:val="0"/>
         <w:rPr/>
       </w:pPr>
-      <w:bookmarkStart w:colFirst="0" w:colLast="0" w:name="_ay2k4p6dghuc" w:id="62"/>
-      <w:bookmarkEnd w:id="62"/>
+      <w:bookmarkStart w:colFirst="0" w:colLast="0" w:name="_ay2k4p6dghuc" w:id="63"/>
+      <w:bookmarkEnd w:id="63"/>
       <w:r>
         <w:rPr>
           <w:rtl w:val="0"/>
@@ -20453,8 +20632,8 @@
         <w:keepLines w:val="0"/>
         <w:rPr/>
       </w:pPr>
-      <w:bookmarkStart w:colFirst="0" w:colLast="0" w:name="_209rhjytjkfn" w:id="63"/>
-      <w:bookmarkEnd w:id="63"/>
+      <w:bookmarkStart w:colFirst="0" w:colLast="0" w:name="_209rhjytjkfn" w:id="64"/>
+      <w:bookmarkEnd w:id="64"/>
       <w:r>
         <w:rPr>
           <w:rtl w:val="0"/>
@@ -20735,8 +20914,8 @@
         <w:keepLines w:val="0"/>
         <w:rPr/>
       </w:pPr>
-      <w:bookmarkStart w:colFirst="0" w:colLast="0" w:name="_lv78s8wad61t" w:id="64"/>
-      <w:bookmarkEnd w:id="64"/>
+      <w:bookmarkStart w:colFirst="0" w:colLast="0" w:name="_lv78s8wad61t" w:id="65"/>
+      <w:bookmarkEnd w:id="65"/>
       <w:r>
         <w:rPr>
           <w:rFonts w:ascii="Arial Unicode MS" w:cs="Arial Unicode MS" w:eastAsia="Arial Unicode MS" w:hAnsi="Arial Unicode MS"/>
@@ -21253,8 +21432,8 @@
         <w:keepLines w:val="0"/>
         <w:rPr/>
       </w:pPr>
-      <w:bookmarkStart w:colFirst="0" w:colLast="0" w:name="_ssf43tc8yylx" w:id="65"/>
-      <w:bookmarkEnd w:id="65"/>
+      <w:bookmarkStart w:colFirst="0" w:colLast="0" w:name="_ssf43tc8yylx" w:id="66"/>
+      <w:bookmarkEnd w:id="66"/>
       <w:r>
         <w:rPr>
           <w:rtl w:val="0"/>
@@ -21713,8 +21892,8 @@
         <w:keepLines w:val="0"/>
         <w:rPr/>
       </w:pPr>
-      <w:bookmarkStart w:colFirst="0" w:colLast="0" w:name="_1oybv4extmjv" w:id="66"/>
-      <w:bookmarkEnd w:id="66"/>
+      <w:bookmarkStart w:colFirst="0" w:colLast="0" w:name="_1oybv4extmjv" w:id="67"/>
+      <w:bookmarkEnd w:id="67"/>
       <w:r>
         <w:rPr>
           <w:rtl w:val="0"/>
@@ -22331,8 +22510,8 @@
         <w:keepLines w:val="0"/>
         <w:rPr/>
       </w:pPr>
-      <w:bookmarkStart w:colFirst="0" w:colLast="0" w:name="_ihhxdq40quja" w:id="67"/>
-      <w:bookmarkEnd w:id="67"/>
+      <w:bookmarkStart w:colFirst="0" w:colLast="0" w:name="_ihhxdq40quja" w:id="68"/>
+      <w:bookmarkEnd w:id="68"/>
       <w:r>
         <w:rPr>
           <w:rtl w:val="0"/>
@@ -22614,8 +22793,8 @@
         <w:keepLines w:val="0"/>
         <w:rPr/>
       </w:pPr>
-      <w:bookmarkStart w:colFirst="0" w:colLast="0" w:name="_5q6p9khg8pgm" w:id="68"/>
-      <w:bookmarkEnd w:id="68"/>
+      <w:bookmarkStart w:colFirst="0" w:colLast="0" w:name="_5q6p9khg8pgm" w:id="69"/>
+      <w:bookmarkEnd w:id="69"/>
       <w:r>
         <w:rPr>
           <w:rtl w:val="0"/>
@@ -23094,8 +23273,8 @@
         <w:keepLines w:val="0"/>
         <w:rPr/>
       </w:pPr>
-      <w:bookmarkStart w:colFirst="0" w:colLast="0" w:name="_5pb65nbm2occ" w:id="69"/>
-      <w:bookmarkEnd w:id="69"/>
+      <w:bookmarkStart w:colFirst="0" w:colLast="0" w:name="_5pb65nbm2occ" w:id="70"/>
+      <w:bookmarkEnd w:id="70"/>
       <w:r>
         <w:rPr>
           <w:rtl w:val="0"/>
@@ -23341,8 +23520,8 @@
         <w:keepLines w:val="0"/>
         <w:rPr/>
       </w:pPr>
-      <w:bookmarkStart w:colFirst="0" w:colLast="0" w:name="_qukml9eoakot" w:id="70"/>
-      <w:bookmarkEnd w:id="70"/>
+      <w:bookmarkStart w:colFirst="0" w:colLast="0" w:name="_qukml9eoakot" w:id="71"/>
+      <w:bookmarkEnd w:id="71"/>
       <w:r>
         <w:rPr>
           <w:rtl w:val="0"/>
@@ -23783,8 +23962,8 @@
         <w:keepLines w:val="0"/>
         <w:rPr/>
       </w:pPr>
-      <w:bookmarkStart w:colFirst="0" w:colLast="0" w:name="_5nyruv2vagx2" w:id="71"/>
-      <w:bookmarkEnd w:id="71"/>
+      <w:bookmarkStart w:colFirst="0" w:colLast="0" w:name="_5nyruv2vagx2" w:id="72"/>
+      <w:bookmarkEnd w:id="72"/>
       <w:r>
         <w:rPr>
           <w:rtl w:val="0"/>
@@ -23935,8 +24114,8 @@
         <w:pStyle w:val="Heading2"/>
         <w:rPr/>
       </w:pPr>
-      <w:bookmarkStart w:colFirst="0" w:colLast="0" w:name="_wmvlolm6dh4n" w:id="72"/>
-      <w:bookmarkEnd w:id="72"/>
+      <w:bookmarkStart w:colFirst="0" w:colLast="0" w:name="_wmvlolm6dh4n" w:id="73"/>
+      <w:bookmarkEnd w:id="73"/>
       <w:r>
         <w:rPr>
           <w:rtl w:val="0"/>
@@ -24183,8 +24362,8 @@
         <w:pStyle w:val="Heading1"/>
         <w:rPr/>
       </w:pPr>
-      <w:bookmarkStart w:colFirst="0" w:colLast="0" w:name="_b830mzeig3ye" w:id="73"/>
-      <w:bookmarkEnd w:id="73"/>
+      <w:bookmarkStart w:colFirst="0" w:colLast="0" w:name="_b830mzeig3ye" w:id="74"/>
+      <w:bookmarkEnd w:id="74"/>
       <w:r>
         <w:rPr>
           <w:rtl w:val="0"/>
@@ -24271,8 +24450,8 @@
         <w:pStyle w:val="Heading2"/>
         <w:rPr/>
       </w:pPr>
-      <w:bookmarkStart w:colFirst="0" w:colLast="0" w:name="_oix1tccg8zfs" w:id="74"/>
-      <w:bookmarkEnd w:id="74"/>
+      <w:bookmarkStart w:colFirst="0" w:colLast="0" w:name="_oix1tccg8zfs" w:id="75"/>
+      <w:bookmarkEnd w:id="75"/>
       <w:r>
         <w:rPr>
           <w:rtl w:val="0"/>
@@ -24305,8 +24484,8 @@
           <w:szCs w:val="22"/>
         </w:rPr>
       </w:pPr>
-      <w:bookmarkStart w:colFirst="0" w:colLast="0" w:name="_l199yyvrpusf" w:id="75"/>
-      <w:bookmarkEnd w:id="75"/>
+      <w:bookmarkStart w:colFirst="0" w:colLast="0" w:name="_l199yyvrpusf" w:id="76"/>
+      <w:bookmarkEnd w:id="76"/>
       <w:r>
         <w:rPr>
           <w:rtl w:val="0"/>
@@ -24836,23 +25015,47 @@
     <w:p>
       <w:pPr>
         <w:pStyle w:val="Heading2"/>
-        <w:rPr>
-          <w:rFonts w:ascii="Google Sans" w:cs="Google Sans" w:eastAsia="Google Sans" w:hAnsi="Google Sans"/>
-          <w:b w:val="1"/>
-          <w:bCs w:val="1"/>
-          <w:color w:val="000000"/>
-          <w:sz w:val="26"/>
-          <w:szCs w:val="26"/>
-        </w:rPr>
-      </w:pPr>
-      <w:bookmarkStart w:colFirst="0" w:colLast="0" w:name="_aouh43ash09o" w:id="76"/>
-      <w:bookmarkEnd w:id="76"/>
+        <w:rPr/>
+      </w:pPr>
+      <w:bookmarkStart w:colFirst="0" w:colLast="0" w:name="_aouh43ash09o" w:id="77"/>
+      <w:bookmarkEnd w:id="77"/>
       <w:r>
         <w:rPr>
           <w:rtl w:val="0"/>
         </w:rPr>
         <w:t xml:space="preserve">Leverage Dimensional Features</w:t>
       </w:r>
+    </w:p>
+    <w:p>
+      <w:pPr>
+        <w:rPr/>
+      </w:pPr>
+      <w:r>
+        <w:rPr>
+          <w:rtl w:val="0"/>
+        </w:rPr>
+        <w:t xml:space="preserve">See: </w:t>
+      </w:r>
+      <w:hyperlink w:anchor="_wrnybev1sdsl">
+        <w:r>
+          <w:rPr>
+            <w:color w:val="1155cc"/>
+            <w:u w:val="single"/>
+            <w:rtl w:val="0"/>
+          </w:rPr>
+          <w:t xml:space="preserve">Sets layout for Dimensional Analysis</w:t>
+        </w:r>
+      </w:hyperlink>
+      <w:r>
+        <w:rPr>
+          <w:rtl w:val="0"/>
+        </w:rPr>
+      </w:r>
+    </w:p>
+    <w:p>
+      <w:pPr>
+        <w:rPr/>
+      </w:pPr>
       <w:r>
         <w:rPr>
           <w:rtl w:val="0"/>
@@ -25527,8 +25730,8 @@
         <w:pStyle w:val="Heading2"/>
         <w:rPr/>
       </w:pPr>
-      <w:bookmarkStart w:colFirst="0" w:colLast="0" w:name="_592zb552u5uq" w:id="77"/>
-      <w:bookmarkEnd w:id="77"/>
+      <w:bookmarkStart w:colFirst="0" w:colLast="0" w:name="_592zb552u5uq" w:id="78"/>
+      <w:bookmarkEnd w:id="78"/>
       <w:r>
         <w:rPr>
           <w:rtl w:val="0"/>
@@ -26048,8 +26251,8 @@
         <w:pStyle w:val="Heading2"/>
         <w:rPr/>
       </w:pPr>
-      <w:bookmarkStart w:colFirst="0" w:colLast="0" w:name="_vui52my0r1b5" w:id="78"/>
-      <w:bookmarkEnd w:id="78"/>
+      <w:bookmarkStart w:colFirst="0" w:colLast="0" w:name="_vui52my0r1b5" w:id="79"/>
+      <w:bookmarkEnd w:id="79"/>
       <w:r>
         <w:rPr>
           <w:rtl w:val="0"/>
@@ -26302,13 +26505,55 @@
         <w:pStyle w:val="Heading2"/>
         <w:rPr/>
       </w:pPr>
-      <w:bookmarkStart w:colFirst="0" w:colLast="0" w:name="_uauz2b7v2nra" w:id="79"/>
-      <w:bookmarkEnd w:id="79"/>
+      <w:bookmarkStart w:colFirst="0" w:colLast="0" w:name="_uauz2b7v2nra" w:id="80"/>
+      <w:bookmarkEnd w:id="80"/>
       <w:r>
         <w:rPr>
           <w:rtl w:val="0"/>
         </w:rPr>
         <w:t xml:space="preserve">Leverage Sets Model</w:t>
+      </w:r>
+    </w:p>
+    <w:p>
+      <w:pPr>
+        <w:rPr>
+          <w:b w:val="1"/>
+          <w:bCs w:val="1"/>
+        </w:rPr>
+      </w:pPr>
+      <w:r>
+        <w:rPr>
+          <w:rtl w:val="0"/>
+        </w:rPr>
+        <w:t xml:space="preserve">See: </w:t>
+      </w:r>
+      <w:hyperlink r:id="rId11">
+        <w:r>
+          <w:rPr>
+            <w:color w:val="1155cc"/>
+            <w:u w:val="single"/>
+            <w:rtl w:val="0"/>
+          </w:rPr>
+          <w:t xml:space="preserve">Sets layout for Dimensional Analysis</w:t>
+        </w:r>
+      </w:hyperlink>
+      <w:r>
+        <w:rPr>
+          <w:rtl w:val="0"/>
+        </w:rPr>
+      </w:r>
+    </w:p>
+    <w:p>
+      <w:pPr>
+        <w:rPr>
+          <w:b w:val="1"/>
+          <w:bCs w:val="1"/>
+        </w:rPr>
+      </w:pPr>
+      <w:r>
+        <w:rPr>
+          <w:rtl w:val="0"/>
+        </w:rPr>
       </w:r>
     </w:p>
     <w:p>
@@ -26677,8 +26922,8 @@
         <w:pStyle w:val="Heading2"/>
         <w:rPr/>
       </w:pPr>
-      <w:bookmarkStart w:colFirst="0" w:colLast="0" w:name="_856j90br4gam" w:id="80"/>
-      <w:bookmarkEnd w:id="80"/>
+      <w:bookmarkStart w:colFirst="0" w:colLast="0" w:name="_856j90br4gam" w:id="81"/>
+      <w:bookmarkEnd w:id="81"/>
       <w:r>
         <w:rPr>
           <w:rtl w:val="0"/>
@@ -26860,8 +27105,8 @@
         <w:pStyle w:val="Heading2"/>
         <w:rPr/>
       </w:pPr>
-      <w:bookmarkStart w:colFirst="0" w:colLast="0" w:name="_wbbvatzicokl" w:id="81"/>
-      <w:bookmarkEnd w:id="81"/>
+      <w:bookmarkStart w:colFirst="0" w:colLast="0" w:name="_wbbvatzicokl" w:id="82"/>
+      <w:bookmarkEnd w:id="82"/>
       <w:r>
         <w:rPr>
           <w:rtl w:val="0"/>
@@ -27027,8 +27272,8 @@
         <w:pStyle w:val="Heading2"/>
         <w:rPr/>
       </w:pPr>
-      <w:bookmarkStart w:colFirst="0" w:colLast="0" w:name="_cfu7i31ldii6" w:id="82"/>
-      <w:bookmarkEnd w:id="82"/>
+      <w:bookmarkStart w:colFirst="0" w:colLast="0" w:name="_cfu7i31ldii6" w:id="83"/>
+      <w:bookmarkEnd w:id="83"/>
       <w:r>
         <w:rPr>
           <w:rtl w:val="0"/>
@@ -27683,8 +27928,8 @@
         <w:spacing w:before="120" w:line="275.9999942779541" w:lineRule="auto"/>
         <w:rPr/>
       </w:pPr>
-      <w:bookmarkStart w:colFirst="0" w:colLast="0" w:name="_9v4rarhh879u" w:id="83"/>
-      <w:bookmarkEnd w:id="83"/>
+      <w:bookmarkStart w:colFirst="0" w:colLast="0" w:name="_9v4rarhh879u" w:id="84"/>
+      <w:bookmarkEnd w:id="84"/>
       <w:r>
         <w:rPr>
           <w:rtl w:val="0"/>
@@ -28025,8 +28270,8 @@
         <w:pStyle w:val="Heading2"/>
         <w:rPr/>
       </w:pPr>
-      <w:bookmarkStart w:colFirst="0" w:colLast="0" w:name="_nmy49zl7iske" w:id="84"/>
-      <w:bookmarkEnd w:id="84"/>
+      <w:bookmarkStart w:colFirst="0" w:colLast="0" w:name="_nmy49zl7iske" w:id="85"/>
+      <w:bookmarkEnd w:id="85"/>
       <w:r>
         <w:rPr>
           <w:rtl w:val="0"/>
@@ -28319,8 +28564,8 @@
         <w:pStyle w:val="Heading3"/>
         <w:rPr/>
       </w:pPr>
-      <w:bookmarkStart w:colFirst="0" w:colLast="0" w:name="_spl0dmny2sn1" w:id="85"/>
-      <w:bookmarkEnd w:id="85"/>
+      <w:bookmarkStart w:colFirst="0" w:colLast="0" w:name="_spl0dmny2sn1" w:id="86"/>
+      <w:bookmarkEnd w:id="86"/>
       <w:r>
         <w:rPr>
           <w:rtl w:val="0"/>
@@ -28333,8 +28578,8 @@
         <w:pStyle w:val="Heading4"/>
         <w:rPr/>
       </w:pPr>
-      <w:bookmarkStart w:colFirst="0" w:colLast="0" w:name="_12vb9y8d80o" w:id="86"/>
-      <w:bookmarkEnd w:id="86"/>
+      <w:bookmarkStart w:colFirst="0" w:colLast="0" w:name="_12vb9y8d80o" w:id="87"/>
+      <w:bookmarkEnd w:id="87"/>
       <w:r>
         <w:rPr>
           <w:rtl w:val="0"/>
@@ -28359,8 +28604,8 @@
         <w:spacing w:line="276" w:lineRule="auto"/>
         <w:rPr/>
       </w:pPr>
-      <w:bookmarkStart w:colFirst="0" w:colLast="0" w:name="_nucczl4p06er" w:id="87"/>
-      <w:bookmarkEnd w:id="87"/>
+      <w:bookmarkStart w:colFirst="0" w:colLast="0" w:name="_nucczl4p06er" w:id="88"/>
+      <w:bookmarkEnd w:id="88"/>
       <w:r>
         <w:rPr>
           <w:rtl w:val="0"/>
@@ -28466,8 +28711,8 @@
         <w:pStyle w:val="Heading4"/>
         <w:rPr/>
       </w:pPr>
-      <w:bookmarkStart w:colFirst="0" w:colLast="0" w:name="_tdpam7i6pina" w:id="88"/>
-      <w:bookmarkEnd w:id="88"/>
+      <w:bookmarkStart w:colFirst="0" w:colLast="0" w:name="_tdpam7i6pina" w:id="89"/>
+      <w:bookmarkEnd w:id="89"/>
       <w:r>
         <w:rPr>
           <w:rtl w:val="0"/>
@@ -28853,8 +29098,8 @@
         <w:spacing w:after="120" w:before="120" w:line="275.9999942779541" w:lineRule="auto"/>
         <w:rPr/>
       </w:pPr>
-      <w:bookmarkStart w:colFirst="0" w:colLast="0" w:name="_5jru7cleeqyz" w:id="89"/>
-      <w:bookmarkEnd w:id="89"/>
+      <w:bookmarkStart w:colFirst="0" w:colLast="0" w:name="_5jru7cleeqyz" w:id="90"/>
+      <w:bookmarkEnd w:id="90"/>
       <w:r>
         <w:rPr>
           <w:rtl w:val="0"/>
@@ -29073,8 +29318,8 @@
           <w:color w:val="1b1c1d"/>
         </w:rPr>
       </w:pPr>
-      <w:bookmarkStart w:colFirst="0" w:colLast="0" w:name="_cxpiqxfobvqz" w:id="90"/>
-      <w:bookmarkEnd w:id="90"/>
+      <w:bookmarkStart w:colFirst="0" w:colLast="0" w:name="_cxpiqxfobvqz" w:id="91"/>
+      <w:bookmarkEnd w:id="91"/>
       <w:r>
         <w:rPr>
           <w:rtl w:val="0"/>
@@ -29375,8 +29620,8 @@
         <w:spacing w:after="120" w:before="120" w:line="275.9999942779541" w:lineRule="auto"/>
         <w:rPr/>
       </w:pPr>
-      <w:bookmarkStart w:colFirst="0" w:colLast="0" w:name="_4i5f88pxra87" w:id="91"/>
-      <w:bookmarkEnd w:id="91"/>
+      <w:bookmarkStart w:colFirst="0" w:colLast="0" w:name="_4i5f88pxra87" w:id="92"/>
+      <w:bookmarkEnd w:id="92"/>
       <w:r>
         <w:rPr>
           <w:rtl w:val="0"/>
@@ -29637,8 +29882,8 @@
         <w:spacing w:after="120" w:before="120" w:line="275.9999942779541" w:lineRule="auto"/>
         <w:rPr/>
       </w:pPr>
-      <w:bookmarkStart w:colFirst="0" w:colLast="0" w:name="_m22kyf83qkvv" w:id="92"/>
-      <w:bookmarkEnd w:id="92"/>
+      <w:bookmarkStart w:colFirst="0" w:colLast="0" w:name="_m22kyf83qkvv" w:id="93"/>
+      <w:bookmarkEnd w:id="93"/>
       <w:r>
         <w:rPr>
           <w:rtl w:val="0"/>
@@ -30231,8 +30476,8 @@
         <w:spacing w:after="120" w:before="120" w:line="275.9999942779541" w:lineRule="auto"/>
         <w:rPr/>
       </w:pPr>
-      <w:bookmarkStart w:colFirst="0" w:colLast="0" w:name="_a7l1r07awzku" w:id="93"/>
-      <w:bookmarkEnd w:id="93"/>
+      <w:bookmarkStart w:colFirst="0" w:colLast="0" w:name="_a7l1r07awzku" w:id="94"/>
+      <w:bookmarkEnd w:id="94"/>
       <w:r>
         <w:rPr>
           <w:rtl w:val="0"/>
@@ -30413,8 +30658,8 @@
         <w:spacing w:before="0" w:line="275.9999942779541" w:lineRule="auto"/>
         <w:rPr/>
       </w:pPr>
-      <w:bookmarkStart w:colFirst="0" w:colLast="0" w:name="_4qo9vqltf2r0" w:id="94"/>
-      <w:bookmarkEnd w:id="94"/>
+      <w:bookmarkStart w:colFirst="0" w:colLast="0" w:name="_4qo9vqltf2r0" w:id="95"/>
+      <w:bookmarkEnd w:id="95"/>
       <w:r>
         <w:rPr>
           <w:rtl w:val="0"/>
@@ -30500,8 +30745,8 @@
           <w:color w:val="1f1f1f"/>
         </w:rPr>
       </w:pPr>
-      <w:bookmarkStart w:colFirst="0" w:colLast="0" w:name="_a0okr8ebjatc" w:id="95"/>
-      <w:bookmarkEnd w:id="95"/>
+      <w:bookmarkStart w:colFirst="0" w:colLast="0" w:name="_a0okr8ebjatc" w:id="96"/>
+      <w:bookmarkEnd w:id="96"/>
       <w:r>
         <w:rPr>
           <w:rtl w:val="0"/>
@@ -30537,16 +30782,16 @@
           <wp:inline distB="19050" distT="19050" distL="19050" distR="19050">
             <wp:extent cx="143470" cy="232655"/>
             <wp:effectExtent b="0" l="0" r="0" t="0"/>
-            <wp:docPr id="23" name="image20.png"/>
+            <wp:docPr id="23" name="image21.png"/>
             <a:graphic>
               <a:graphicData uri="http://schemas.openxmlformats.org/drawingml/2006/picture">
                 <pic:pic>
                   <pic:nvPicPr>
-                    <pic:cNvPr id="0" name="image20.png"/>
+                    <pic:cNvPr id="0" name="image21.png"/>
                     <pic:cNvPicPr preferRelativeResize="0"/>
                   </pic:nvPicPr>
                   <pic:blipFill>
-                    <a:blip r:embed="rId9"/>
+                    <a:blip r:embed="rId12"/>
                     <a:srcRect b="0" l="0" r="0" t="0"/>
                     <a:stretch>
                       <a:fillRect/>
@@ -30597,16 +30842,16 @@
           <wp:inline distB="19050" distT="19050" distL="19050" distR="19050">
             <wp:extent cx="105489" cy="234421"/>
             <wp:effectExtent b="0" l="0" r="0" t="0"/>
-            <wp:docPr id="19" name="image16.png"/>
+            <wp:docPr id="19" name="image6.png"/>
             <a:graphic>
               <a:graphicData uri="http://schemas.openxmlformats.org/drawingml/2006/picture">
                 <pic:pic>
                   <pic:nvPicPr>
-                    <pic:cNvPr id="0" name="image16.png"/>
+                    <pic:cNvPr id="0" name="image6.png"/>
                     <pic:cNvPicPr preferRelativeResize="0"/>
                   </pic:nvPicPr>
                   <pic:blipFill>
-                    <a:blip r:embed="rId10"/>
+                    <a:blip r:embed="rId13"/>
                     <a:srcRect b="0" l="0" r="0" t="0"/>
                     <a:stretch>
                       <a:fillRect/>
@@ -30662,7 +30907,7 @@
                     <pic:cNvPicPr preferRelativeResize="0"/>
                   </pic:nvPicPr>
                   <pic:blipFill>
-                    <a:blip r:embed="rId11"/>
+                    <a:blip r:embed="rId14"/>
                     <a:srcRect b="0" l="0" r="0" t="0"/>
                     <a:stretch>
                       <a:fillRect/>
@@ -30714,16 +30959,16 @@
           <wp:inline distB="19050" distT="19050" distL="19050" distR="19050">
             <wp:extent cx="586919" cy="227194"/>
             <wp:effectExtent b="0" l="0" r="0" t="0"/>
-            <wp:docPr id="2" name="image5.png"/>
+            <wp:docPr id="2" name="image17.png"/>
             <a:graphic>
               <a:graphicData uri="http://schemas.openxmlformats.org/drawingml/2006/picture">
                 <pic:pic>
                   <pic:nvPicPr>
-                    <pic:cNvPr id="0" name="image5.png"/>
+                    <pic:cNvPr id="0" name="image17.png"/>
                     <pic:cNvPicPr preferRelativeResize="0"/>
                   </pic:nvPicPr>
                   <pic:blipFill>
-                    <a:blip r:embed="rId12"/>
+                    <a:blip r:embed="rId15"/>
                     <a:srcRect b="0" l="0" r="0" t="0"/>
                     <a:stretch>
                       <a:fillRect/>
@@ -30782,8 +31027,8 @@
         <w:spacing w:after="120" w:before="120" w:line="275.9999942779541" w:lineRule="auto"/>
         <w:rPr/>
       </w:pPr>
-      <w:bookmarkStart w:colFirst="0" w:colLast="0" w:name="_vm8muwbhqqcn" w:id="96"/>
-      <w:bookmarkEnd w:id="96"/>
+      <w:bookmarkStart w:colFirst="0" w:colLast="0" w:name="_vm8muwbhqqcn" w:id="97"/>
+      <w:bookmarkEnd w:id="97"/>
       <w:r>
         <w:rPr>
           <w:rtl w:val="0"/>
@@ -30814,16 +31059,16 @@
           <wp:inline distB="19050" distT="19050" distL="19050" distR="19050">
             <wp:extent cx="574357" cy="229743"/>
             <wp:effectExtent b="0" l="0" r="0" t="0"/>
-            <wp:docPr id="9" name="image15.png"/>
+            <wp:docPr id="9" name="image11.png"/>
             <a:graphic>
               <a:graphicData uri="http://schemas.openxmlformats.org/drawingml/2006/picture">
                 <pic:pic>
                   <pic:nvPicPr>
-                    <pic:cNvPr id="0" name="image15.png"/>
+                    <pic:cNvPr id="0" name="image11.png"/>
                     <pic:cNvPicPr preferRelativeResize="0"/>
                   </pic:nvPicPr>
                   <pic:blipFill>
-                    <a:blip r:embed="rId13"/>
+                    <a:blip r:embed="rId16"/>
                     <a:srcRect b="0" l="0" r="0" t="0"/>
                     <a:stretch>
                       <a:fillRect/>
@@ -30858,16 +31103,16 @@
           <wp:inline distB="19050" distT="19050" distL="19050" distR="19050">
             <wp:extent cx="79891" cy="239673"/>
             <wp:effectExtent b="0" l="0" r="0" t="0"/>
-            <wp:docPr id="18" name="image11.png"/>
+            <wp:docPr id="18" name="image9.png"/>
             <a:graphic>
               <a:graphicData uri="http://schemas.openxmlformats.org/drawingml/2006/picture">
                 <pic:pic>
                   <pic:nvPicPr>
-                    <pic:cNvPr id="0" name="image11.png"/>
+                    <pic:cNvPr id="0" name="image9.png"/>
                     <pic:cNvPicPr preferRelativeResize="0"/>
                   </pic:nvPicPr>
                   <pic:blipFill>
-                    <a:blip r:embed="rId14"/>
+                    <a:blip r:embed="rId17"/>
                     <a:srcRect b="0" l="0" r="0" t="0"/>
                     <a:stretch>
                       <a:fillRect/>
@@ -30902,16 +31147,16 @@
           <wp:inline distB="19050" distT="19050" distL="19050" distR="19050">
             <wp:extent cx="89475" cy="244024"/>
             <wp:effectExtent b="0" l="0" r="0" t="0"/>
-            <wp:docPr id="16" name="image13.png"/>
+            <wp:docPr id="16" name="image7.png"/>
             <a:graphic>
               <a:graphicData uri="http://schemas.openxmlformats.org/drawingml/2006/picture">
                 <pic:pic>
                   <pic:nvPicPr>
-                    <pic:cNvPr id="0" name="image13.png"/>
+                    <pic:cNvPr id="0" name="image7.png"/>
                     <pic:cNvPicPr preferRelativeResize="0"/>
                   </pic:nvPicPr>
                   <pic:blipFill>
-                    <a:blip r:embed="rId15"/>
+                    <a:blip r:embed="rId18"/>
                     <a:srcRect b="0" l="0" r="0" t="0"/>
                     <a:stretch>
                       <a:fillRect/>
@@ -30946,16 +31191,16 @@
           <wp:inline distB="19050" distT="19050" distL="19050" distR="19050">
             <wp:extent cx="97572" cy="234173"/>
             <wp:effectExtent b="0" l="0" r="0" t="0"/>
-            <wp:docPr id="12" name="image3.png"/>
+            <wp:docPr id="12" name="image1.png"/>
             <a:graphic>
               <a:graphicData uri="http://schemas.openxmlformats.org/drawingml/2006/picture">
                 <pic:pic>
                   <pic:nvPicPr>
-                    <pic:cNvPr id="0" name="image3.png"/>
+                    <pic:cNvPr id="0" name="image1.png"/>
                     <pic:cNvPicPr preferRelativeResize="0"/>
                   </pic:nvPicPr>
                   <pic:blipFill>
-                    <a:blip r:embed="rId16"/>
+                    <a:blip r:embed="rId19"/>
                     <a:srcRect b="0" l="0" r="0" t="0"/>
                     <a:stretch>
                       <a:fillRect/>
@@ -30999,16 +31244,16 @@
           <wp:inline distB="19050" distT="19050" distL="19050" distR="19050">
             <wp:extent cx="3718560" cy="686503"/>
             <wp:effectExtent b="0" l="0" r="0" t="0"/>
-            <wp:docPr id="13" name="image4.png"/>
+            <wp:docPr id="13" name="image14.png"/>
             <a:graphic>
               <a:graphicData uri="http://schemas.openxmlformats.org/drawingml/2006/picture">
                 <pic:pic>
                   <pic:nvPicPr>
-                    <pic:cNvPr id="0" name="image4.png"/>
+                    <pic:cNvPr id="0" name="image14.png"/>
                     <pic:cNvPicPr preferRelativeResize="0"/>
                   </pic:nvPicPr>
                   <pic:blipFill>
-                    <a:blip r:embed="rId17"/>
+                    <a:blip r:embed="rId20"/>
                     <a:srcRect b="0" l="0" r="0" t="0"/>
                     <a:stretch>
                       <a:fillRect/>
@@ -31059,8 +31304,8 @@
         <w:spacing w:before="0" w:line="275.9999942779541" w:lineRule="auto"/>
         <w:rPr/>
       </w:pPr>
-      <w:bookmarkStart w:colFirst="0" w:colLast="0" w:name="_4iycf2g31vp0" w:id="97"/>
-      <w:bookmarkEnd w:id="97"/>
+      <w:bookmarkStart w:colFirst="0" w:colLast="0" w:name="_4iycf2g31vp0" w:id="98"/>
+      <w:bookmarkEnd w:id="98"/>
       <w:r>
         <w:rPr>
           <w:rtl w:val="0"/>
@@ -31096,8 +31341,8 @@
         <w:spacing w:after="240" w:line="275.9999942779541" w:lineRule="auto"/>
         <w:rPr/>
       </w:pPr>
-      <w:bookmarkStart w:colFirst="0" w:colLast="0" w:name="_no37ottu4499" w:id="98"/>
-      <w:bookmarkEnd w:id="98"/>
+      <w:bookmarkStart w:colFirst="0" w:colLast="0" w:name="_no37ottu4499" w:id="99"/>
+      <w:bookmarkEnd w:id="99"/>
       <w:r>
         <w:rPr>
           <w:rtl w:val="0"/>
@@ -31123,16 +31368,16 @@
           <wp:inline distB="19050" distT="19050" distL="19050" distR="19050">
             <wp:extent cx="145018" cy="235165"/>
             <wp:effectExtent b="0" l="0" r="0" t="0"/>
-            <wp:docPr id="20" name="image9.png"/>
+            <wp:docPr id="20" name="image4.png"/>
             <a:graphic>
               <a:graphicData uri="http://schemas.openxmlformats.org/drawingml/2006/picture">
                 <pic:pic>
                   <pic:nvPicPr>
-                    <pic:cNvPr id="0" name="image9.png"/>
+                    <pic:cNvPr id="0" name="image4.png"/>
                     <pic:cNvPicPr preferRelativeResize="0"/>
                   </pic:nvPicPr>
                   <pic:blipFill>
-                    <a:blip r:embed="rId18"/>
+                    <a:blip r:embed="rId21"/>
                     <a:srcRect b="0" l="0" r="0" t="0"/>
                     <a:stretch>
                       <a:fillRect/>
@@ -31164,16 +31409,16 @@
           <wp:inline distB="19050" distT="19050" distL="19050" distR="19050">
             <wp:extent cx="138292" cy="224257"/>
             <wp:effectExtent b="0" l="0" r="0" t="0"/>
-            <wp:docPr id="8" name="image2.png"/>
+            <wp:docPr id="8" name="image3.png"/>
             <a:graphic>
               <a:graphicData uri="http://schemas.openxmlformats.org/drawingml/2006/picture">
                 <pic:pic>
                   <pic:nvPicPr>
-                    <pic:cNvPr id="0" name="image2.png"/>
+                    <pic:cNvPr id="0" name="image3.png"/>
                     <pic:cNvPicPr preferRelativeResize="0"/>
                   </pic:nvPicPr>
                   <pic:blipFill>
-                    <a:blip r:embed="rId19"/>
+                    <a:blip r:embed="rId22"/>
                     <a:srcRect b="0" l="0" r="0" t="0"/>
                     <a:stretch>
                       <a:fillRect/>
@@ -31234,16 +31479,16 @@
           <wp:inline distB="19050" distT="19050" distL="19050" distR="19050">
             <wp:extent cx="3819649" cy="228721"/>
             <wp:effectExtent b="0" l="0" r="0" t="0"/>
-            <wp:docPr id="27" name="image17.png"/>
+            <wp:docPr id="27" name="image23.png"/>
             <a:graphic>
               <a:graphicData uri="http://schemas.openxmlformats.org/drawingml/2006/picture">
                 <pic:pic>
                   <pic:nvPicPr>
-                    <pic:cNvPr id="0" name="image17.png"/>
+                    <pic:cNvPr id="0" name="image23.png"/>
                     <pic:cNvPicPr preferRelativeResize="0"/>
                   </pic:nvPicPr>
                   <pic:blipFill>
-                    <a:blip r:embed="rId20"/>
+                    <a:blip r:embed="rId23"/>
                     <a:srcRect b="0" l="0" r="0" t="0"/>
                     <a:stretch>
                       <a:fillRect/>
@@ -31333,8 +31578,8 @@
         <w:spacing w:after="120" w:before="120" w:line="275.9999942779541" w:lineRule="auto"/>
         <w:rPr/>
       </w:pPr>
-      <w:bookmarkStart w:colFirst="0" w:colLast="0" w:name="_18tl5kxvfivh" w:id="99"/>
-      <w:bookmarkEnd w:id="99"/>
+      <w:bookmarkStart w:colFirst="0" w:colLast="0" w:name="_18tl5kxvfivh" w:id="100"/>
+      <w:bookmarkEnd w:id="100"/>
       <w:r>
         <w:rPr>
           <w:rtl w:val="0"/>
@@ -31389,16 +31634,16 @@
           <wp:inline distB="19050" distT="19050" distL="19050" distR="19050">
             <wp:extent cx="2756002" cy="229031"/>
             <wp:effectExtent b="0" l="0" r="0" t="0"/>
-            <wp:docPr id="5" name="image10.png"/>
+            <wp:docPr id="5" name="image13.png"/>
             <a:graphic>
               <a:graphicData uri="http://schemas.openxmlformats.org/drawingml/2006/picture">
                 <pic:pic>
                   <pic:nvPicPr>
-                    <pic:cNvPr id="0" name="image10.png"/>
+                    <pic:cNvPr id="0" name="image13.png"/>
                     <pic:cNvPicPr preferRelativeResize="0"/>
                   </pic:nvPicPr>
                   <pic:blipFill>
-                    <a:blip r:embed="rId21"/>
+                    <a:blip r:embed="rId24"/>
                     <a:srcRect b="0" l="0" r="0" t="0"/>
                     <a:stretch>
                       <a:fillRect/>
@@ -31514,8 +31759,8 @@
         <w:spacing w:after="120" w:before="120" w:line="275.9999942779541" w:lineRule="auto"/>
         <w:rPr/>
       </w:pPr>
-      <w:bookmarkStart w:colFirst="0" w:colLast="0" w:name="_mm6omsp949hh" w:id="100"/>
-      <w:bookmarkEnd w:id="100"/>
+      <w:bookmarkStart w:colFirst="0" w:colLast="0" w:name="_mm6omsp949hh" w:id="101"/>
+      <w:bookmarkEnd w:id="101"/>
       <w:r>
         <w:rPr>
           <w:rtl w:val="0"/>
@@ -31568,16 +31813,16 @@
           <wp:inline distB="19050" distT="19050" distL="19050" distR="19050">
             <wp:extent cx="2882141" cy="285549"/>
             <wp:effectExtent b="0" l="0" r="0" t="0"/>
-            <wp:docPr id="14" name="image14.png"/>
+            <wp:docPr id="14" name="image12.png"/>
             <a:graphic>
               <a:graphicData uri="http://schemas.openxmlformats.org/drawingml/2006/picture">
                 <pic:pic>
                   <pic:nvPicPr>
-                    <pic:cNvPr id="0" name="image14.png"/>
+                    <pic:cNvPr id="0" name="image12.png"/>
                     <pic:cNvPicPr preferRelativeResize="0"/>
                   </pic:nvPicPr>
                   <pic:blipFill>
-                    <a:blip r:embed="rId22"/>
+                    <a:blip r:embed="rId25"/>
                     <a:srcRect b="0" l="0" r="0" t="0"/>
                     <a:stretch>
                       <a:fillRect/>
@@ -31650,8 +31895,8 @@
         <w:pStyle w:val="Heading5"/>
         <w:rPr/>
       </w:pPr>
-      <w:bookmarkStart w:colFirst="0" w:colLast="0" w:name="_7c369wvv2ed5" w:id="101"/>
-      <w:bookmarkEnd w:id="101"/>
+      <w:bookmarkStart w:colFirst="0" w:colLast="0" w:name="_7c369wvv2ed5" w:id="102"/>
+      <w:bookmarkEnd w:id="102"/>
       <w:r>
         <w:rPr>
           <w:rtl w:val="0"/>
@@ -31664,8 +31909,8 @@
         <w:pStyle w:val="Heading6"/>
         <w:rPr/>
       </w:pPr>
-      <w:bookmarkStart w:colFirst="0" w:colLast="0" w:name="_yxwykud7fa6q" w:id="102"/>
-      <w:bookmarkEnd w:id="102"/>
+      <w:bookmarkStart w:colFirst="0" w:colLast="0" w:name="_yxwykud7fa6q" w:id="103"/>
+      <w:bookmarkEnd w:id="103"/>
       <w:r>
         <w:rPr>
           <w:rtl w:val="0"/>
@@ -31753,16 +31998,16 @@
           <wp:inline distB="19050" distT="19050" distL="19050" distR="19050">
             <wp:extent cx="720923" cy="227660"/>
             <wp:effectExtent b="0" l="0" r="0" t="0"/>
-            <wp:docPr id="24" name="image21.png"/>
+            <wp:docPr id="24" name="image19.png"/>
             <a:graphic>
               <a:graphicData uri="http://schemas.openxmlformats.org/drawingml/2006/picture">
                 <pic:pic>
                   <pic:nvPicPr>
-                    <pic:cNvPr id="0" name="image21.png"/>
+                    <pic:cNvPr id="0" name="image19.png"/>
                     <pic:cNvPicPr preferRelativeResize="0"/>
                   </pic:nvPicPr>
                   <pic:blipFill>
-                    <a:blip r:embed="rId23"/>
+                    <a:blip r:embed="rId26"/>
                     <a:srcRect b="0" l="0" r="0" t="0"/>
                     <a:stretch>
                       <a:fillRect/>
@@ -31829,16 +32074,16 @@
           <wp:inline distB="19050" distT="19050" distL="19050" distR="19050">
             <wp:extent cx="105489" cy="234421"/>
             <wp:effectExtent b="0" l="0" r="0" t="0"/>
-            <wp:docPr id="17" name="image16.png"/>
+            <wp:docPr id="17" name="image6.png"/>
             <a:graphic>
               <a:graphicData uri="http://schemas.openxmlformats.org/drawingml/2006/picture">
                 <pic:pic>
                   <pic:nvPicPr>
-                    <pic:cNvPr id="0" name="image16.png"/>
+                    <pic:cNvPr id="0" name="image6.png"/>
                     <pic:cNvPicPr preferRelativeResize="0"/>
                   </pic:nvPicPr>
                   <pic:blipFill>
-                    <a:blip r:embed="rId10"/>
+                    <a:blip r:embed="rId13"/>
                     <a:srcRect b="0" l="0" r="0" t="0"/>
                     <a:stretch>
                       <a:fillRect/>
@@ -31873,16 +32118,16 @@
           <wp:inline distB="19050" distT="19050" distL="19050" distR="19050">
             <wp:extent cx="97572" cy="234173"/>
             <wp:effectExtent b="0" l="0" r="0" t="0"/>
-            <wp:docPr id="3" name="image3.png"/>
+            <wp:docPr id="3" name="image1.png"/>
             <a:graphic>
               <a:graphicData uri="http://schemas.openxmlformats.org/drawingml/2006/picture">
                 <pic:pic>
                   <pic:nvPicPr>
-                    <pic:cNvPr id="0" name="image3.png"/>
+                    <pic:cNvPr id="0" name="image1.png"/>
                     <pic:cNvPicPr preferRelativeResize="0"/>
                   </pic:nvPicPr>
                   <pic:blipFill>
-                    <a:blip r:embed="rId16"/>
+                    <a:blip r:embed="rId19"/>
                     <a:srcRect b="0" l="0" r="0" t="0"/>
                     <a:stretch>
                       <a:fillRect/>
@@ -31917,16 +32162,16 @@
           <wp:inline distB="19050" distT="19050" distL="19050" distR="19050">
             <wp:extent cx="607516" cy="227818"/>
             <wp:effectExtent b="0" l="0" r="0" t="0"/>
-            <wp:docPr id="11" name="image1.png"/>
+            <wp:docPr id="11" name="image16.png"/>
             <a:graphic>
               <a:graphicData uri="http://schemas.openxmlformats.org/drawingml/2006/picture">
                 <pic:pic>
                   <pic:nvPicPr>
-                    <pic:cNvPr id="0" name="image1.png"/>
+                    <pic:cNvPr id="0" name="image16.png"/>
                     <pic:cNvPicPr preferRelativeResize="0"/>
                   </pic:nvPicPr>
                   <pic:blipFill>
-                    <a:blip r:embed="rId24"/>
+                    <a:blip r:embed="rId27"/>
                     <a:srcRect b="0" l="0" r="0" t="0"/>
                     <a:stretch>
                       <a:fillRect/>
@@ -31993,16 +32238,16 @@
           <wp:inline distB="19050" distT="19050" distL="19050" distR="19050">
             <wp:extent cx="586919" cy="227194"/>
             <wp:effectExtent b="0" l="0" r="0" t="0"/>
-            <wp:docPr id="7" name="image5.png"/>
+            <wp:docPr id="7" name="image17.png"/>
             <a:graphic>
               <a:graphicData uri="http://schemas.openxmlformats.org/drawingml/2006/picture">
                 <pic:pic>
                   <pic:nvPicPr>
-                    <pic:cNvPr id="0" name="image5.png"/>
+                    <pic:cNvPr id="0" name="image17.png"/>
                     <pic:cNvPicPr preferRelativeResize="0"/>
                   </pic:nvPicPr>
                   <pic:blipFill>
-                    <a:blip r:embed="rId12"/>
+                    <a:blip r:embed="rId15"/>
                     <a:srcRect b="0" l="0" r="0" t="0"/>
                     <a:stretch>
                       <a:fillRect/>
@@ -32037,16 +32282,16 @@
           <wp:inline distB="19050" distT="19050" distL="19050" distR="19050">
             <wp:extent cx="105489" cy="234421"/>
             <wp:effectExtent b="0" l="0" r="0" t="0"/>
-            <wp:docPr id="28" name="image16.png"/>
+            <wp:docPr id="28" name="image6.png"/>
             <a:graphic>
               <a:graphicData uri="http://schemas.openxmlformats.org/drawingml/2006/picture">
                 <pic:pic>
                   <pic:nvPicPr>
-                    <pic:cNvPr id="0" name="image16.png"/>
+                    <pic:cNvPr id="0" name="image6.png"/>
                     <pic:cNvPicPr preferRelativeResize="0"/>
                   </pic:nvPicPr>
                   <pic:blipFill>
-                    <a:blip r:embed="rId10"/>
+                    <a:blip r:embed="rId13"/>
                     <a:srcRect b="0" l="0" r="0" t="0"/>
                     <a:stretch>
                       <a:fillRect/>
@@ -32113,16 +32358,16 @@
           <wp:inline distB="19050" distT="19050" distL="19050" distR="19050">
             <wp:extent cx="333911" cy="211093"/>
             <wp:effectExtent b="0" l="0" r="0" t="0"/>
-            <wp:docPr id="22" name="image23.png"/>
+            <wp:docPr id="22" name="image18.png"/>
             <a:graphic>
               <a:graphicData uri="http://schemas.openxmlformats.org/drawingml/2006/picture">
                 <pic:pic>
                   <pic:nvPicPr>
-                    <pic:cNvPr id="0" name="image23.png"/>
+                    <pic:cNvPr id="0" name="image18.png"/>
                     <pic:cNvPicPr preferRelativeResize="0"/>
                   </pic:nvPicPr>
                   <pic:blipFill>
-                    <a:blip r:embed="rId25"/>
+                    <a:blip r:embed="rId28"/>
                     <a:srcRect b="0" l="0" r="0" t="0"/>
                     <a:stretch>
                       <a:fillRect/>
@@ -32157,16 +32402,16 @@
           <wp:inline distB="19050" distT="19050" distL="19050" distR="19050">
             <wp:extent cx="457438" cy="228719"/>
             <wp:effectExtent b="0" l="0" r="0" t="0"/>
-            <wp:docPr id="29" name="image26.png"/>
+            <wp:docPr id="29" name="image20.png"/>
             <a:graphic>
               <a:graphicData uri="http://schemas.openxmlformats.org/drawingml/2006/picture">
                 <pic:pic>
                   <pic:nvPicPr>
-                    <pic:cNvPr id="0" name="image26.png"/>
+                    <pic:cNvPr id="0" name="image20.png"/>
                     <pic:cNvPicPr preferRelativeResize="0"/>
                   </pic:nvPicPr>
                   <pic:blipFill>
-                    <a:blip r:embed="rId26"/>
+                    <a:blip r:embed="rId29"/>
                     <a:srcRect b="0" l="0" r="0" t="0"/>
                     <a:stretch>
                       <a:fillRect/>
@@ -32223,8 +32468,8 @@
         <w:pStyle w:val="Heading6"/>
         <w:rPr/>
       </w:pPr>
-      <w:bookmarkStart w:colFirst="0" w:colLast="0" w:name="_s3n9c67g1jqj" w:id="103"/>
-      <w:bookmarkEnd w:id="103"/>
+      <w:bookmarkStart w:colFirst="0" w:colLast="0" w:name="_s3n9c67g1jqj" w:id="104"/>
+      <w:bookmarkEnd w:id="104"/>
       <w:r>
         <w:rPr>
           <w:rtl w:val="0"/>
@@ -32344,176 +32589,12 @@
           <wp:inline distB="19050" distT="19050" distL="19050" distR="19050">
             <wp:extent cx="214432" cy="225717"/>
             <wp:effectExtent b="0" l="0" r="0" t="0"/>
-            <wp:docPr id="10" name="image6.png"/>
+            <wp:docPr id="10" name="image15.png"/>
             <a:graphic>
               <a:graphicData uri="http://schemas.openxmlformats.org/drawingml/2006/picture">
                 <pic:pic>
                   <pic:nvPicPr>
-                    <pic:cNvPr id="0" name="image6.png"/>
-                    <pic:cNvPicPr preferRelativeResize="0"/>
-                  </pic:nvPicPr>
-                  <pic:blipFill>
-                    <a:blip r:embed="rId27"/>
-                    <a:srcRect b="0" l="0" r="0" t="0"/>
-                    <a:stretch>
-                      <a:fillRect/>
-                    </a:stretch>
-                  </pic:blipFill>
-                  <pic:spPr>
-                    <a:xfrm>
-                      <a:off x="0" y="0"/>
-                      <a:ext cx="214432" cy="225717"/>
-                    </a:xfrm>
-                    <a:prstGeom prst="rect"/>
-                    <a:ln/>
-                  </pic:spPr>
-                </pic:pic>
-              </a:graphicData>
-            </a:graphic>
-          </wp:inline>
-        </w:drawing>
-      </w:r>
-      <w:r>
-        <w:rPr>
-          <w:color w:val="1f1f1f"/>
-          <w:rtl w:val="0"/>
-        </w:rPr>
-        <w:t xml:space="preserve"> and </w:t>
-      </w:r>
-      <w:r>
-        <w:rPr>
-          <w:color w:val="1f1f1f"/>
-        </w:rPr>
-        <w:drawing>
-          <wp:inline distB="19050" distT="19050" distL="19050" distR="19050">
-            <wp:extent cx="214432" cy="225717"/>
-            <wp:effectExtent b="0" l="0" r="0" t="0"/>
-            <wp:docPr id="25" name="image22.png"/>
-            <a:graphic>
-              <a:graphicData uri="http://schemas.openxmlformats.org/drawingml/2006/picture">
-                <pic:pic>
-                  <pic:nvPicPr>
-                    <pic:cNvPr id="0" name="image22.png"/>
-                    <pic:cNvPicPr preferRelativeResize="0"/>
-                  </pic:nvPicPr>
-                  <pic:blipFill>
-                    <a:blip r:embed="rId28"/>
-                    <a:srcRect b="0" l="0" r="0" t="0"/>
-                    <a:stretch>
-                      <a:fillRect/>
-                    </a:stretch>
-                  </pic:blipFill>
-                  <pic:spPr>
-                    <a:xfrm>
-                      <a:off x="0" y="0"/>
-                      <a:ext cx="214432" cy="225717"/>
-                    </a:xfrm>
-                    <a:prstGeom prst="rect"/>
-                    <a:ln/>
-                  </pic:spPr>
-                </pic:pic>
-              </a:graphicData>
-            </a:graphic>
-          </wp:inline>
-        </w:drawing>
-      </w:r>
-      <w:r>
-        <w:rPr>
-          <w:color w:val="1f1f1f"/>
-          <w:rtl w:val="0"/>
-        </w:rPr>
-        <w:t xml:space="preserve"> as </w:t>
-      </w:r>
-      <w:r>
-        <w:rPr>
-          <w:color w:val="1f1f1f"/>
-        </w:rPr>
-        <w:drawing>
-          <wp:inline distB="19050" distT="19050" distL="19050" distR="19050">
-            <wp:extent cx="876836" cy="285925"/>
-            <wp:effectExtent b="0" l="0" r="0" t="0"/>
-            <wp:docPr id="21" name="image18.png"/>
-            <a:graphic>
-              <a:graphicData uri="http://schemas.openxmlformats.org/drawingml/2006/picture">
-                <pic:pic>
-                  <pic:nvPicPr>
-                    <pic:cNvPr id="0" name="image18.png"/>
-                    <pic:cNvPicPr preferRelativeResize="0"/>
-                  </pic:nvPicPr>
-                  <pic:blipFill>
-                    <a:blip r:embed="rId29"/>
-                    <a:srcRect b="0" l="0" r="0" t="0"/>
-                    <a:stretch>
-                      <a:fillRect/>
-                    </a:stretch>
-                  </pic:blipFill>
-                  <pic:spPr>
-                    <a:xfrm>
-                      <a:off x="0" y="0"/>
-                      <a:ext cx="876836" cy="285925"/>
-                    </a:xfrm>
-                    <a:prstGeom prst="rect"/>
-                    <a:ln/>
-                  </pic:spPr>
-                </pic:pic>
-              </a:graphicData>
-            </a:graphic>
-          </wp:inline>
-        </w:drawing>
-      </w:r>
-      <w:r>
-        <w:rPr>
-          <w:color w:val="1f1f1f"/>
-          <w:rtl w:val="0"/>
-        </w:rPr>
-        <w:t xml:space="preserve">.</w:t>
-      </w:r>
-      <w:r>
-        <w:rPr>
-          <w:rtl w:val="0"/>
-        </w:rPr>
-      </w:r>
-    </w:p>
-    <w:p>
-      <w:pPr>
-        <w:widowControl w:val="0"/>
-        <w:numPr>
-          <w:ilvl w:val="0"/>
-          <w:numId w:val="42"/>
-        </w:numPr>
-        <w:spacing w:after="120" w:line="275.9999942779541" w:lineRule="auto"/>
-        <w:ind w:left="480" w:hanging="360"/>
-      </w:pPr>
-      <w:r>
-        <w:rPr>
-          <w:b w:val="1"/>
-          <w:bCs w:val="1"/>
-          <w:color w:val="1f1f1f"/>
-          <w:rtl w:val="0"/>
-        </w:rPr>
-        <w:t xml:space="preserve">Discovery</w:t>
-      </w:r>
-      <w:r>
-        <w:rPr>
-          <w:color w:val="1f1f1f"/>
-          <w:rtl w:val="0"/>
-        </w:rPr>
-        <w:t xml:space="preserve">: If </w:t>
-      </w:r>
-      <w:r>
-        <w:rPr>
-          <w:color w:val="1f1f1f"/>
-        </w:rPr>
-        <w:drawing>
-          <wp:inline distB="19050" distT="19050" distL="19050" distR="19050">
-            <wp:extent cx="214432" cy="225717"/>
-            <wp:effectExtent b="0" l="0" r="0" t="0"/>
-            <wp:docPr id="1" name="image25.png"/>
-            <a:graphic>
-              <a:graphicData uri="http://schemas.openxmlformats.org/drawingml/2006/picture">
-                <pic:pic>
-                  <pic:nvPicPr>
-                    <pic:cNvPr id="0" name="image25.png"/>
+                    <pic:cNvPr id="0" name="image15.png"/>
                     <pic:cNvPicPr preferRelativeResize="0"/>
                   </pic:nvPicPr>
                   <pic:blipFill>
@@ -32552,12 +32633,12 @@
           <wp:inline distB="19050" distT="19050" distL="19050" distR="19050">
             <wp:extent cx="214432" cy="225717"/>
             <wp:effectExtent b="0" l="0" r="0" t="0"/>
-            <wp:docPr id="30" name="image19.png"/>
+            <wp:docPr id="25" name="image26.png"/>
             <a:graphic>
               <a:graphicData uri="http://schemas.openxmlformats.org/drawingml/2006/picture">
                 <pic:pic>
                   <pic:nvPicPr>
-                    <pic:cNvPr id="0" name="image19.png"/>
+                    <pic:cNvPr id="0" name="image26.png"/>
                     <pic:cNvPicPr preferRelativeResize="0"/>
                   </pic:nvPicPr>
                   <pic:blipFill>
@@ -32586,6 +32667,170 @@
           <w:color w:val="1f1f1f"/>
           <w:rtl w:val="0"/>
         </w:rPr>
+        <w:t xml:space="preserve"> as </w:t>
+      </w:r>
+      <w:r>
+        <w:rPr>
+          <w:color w:val="1f1f1f"/>
+        </w:rPr>
+        <w:drawing>
+          <wp:inline distB="19050" distT="19050" distL="19050" distR="19050">
+            <wp:extent cx="876836" cy="285925"/>
+            <wp:effectExtent b="0" l="0" r="0" t="0"/>
+            <wp:docPr id="21" name="image25.png"/>
+            <a:graphic>
+              <a:graphicData uri="http://schemas.openxmlformats.org/drawingml/2006/picture">
+                <pic:pic>
+                  <pic:nvPicPr>
+                    <pic:cNvPr id="0" name="image25.png"/>
+                    <pic:cNvPicPr preferRelativeResize="0"/>
+                  </pic:nvPicPr>
+                  <pic:blipFill>
+                    <a:blip r:embed="rId32"/>
+                    <a:srcRect b="0" l="0" r="0" t="0"/>
+                    <a:stretch>
+                      <a:fillRect/>
+                    </a:stretch>
+                  </pic:blipFill>
+                  <pic:spPr>
+                    <a:xfrm>
+                      <a:off x="0" y="0"/>
+                      <a:ext cx="876836" cy="285925"/>
+                    </a:xfrm>
+                    <a:prstGeom prst="rect"/>
+                    <a:ln/>
+                  </pic:spPr>
+                </pic:pic>
+              </a:graphicData>
+            </a:graphic>
+          </wp:inline>
+        </w:drawing>
+      </w:r>
+      <w:r>
+        <w:rPr>
+          <w:color w:val="1f1f1f"/>
+          <w:rtl w:val="0"/>
+        </w:rPr>
+        <w:t xml:space="preserve">.</w:t>
+      </w:r>
+      <w:r>
+        <w:rPr>
+          <w:rtl w:val="0"/>
+        </w:rPr>
+      </w:r>
+    </w:p>
+    <w:p>
+      <w:pPr>
+        <w:widowControl w:val="0"/>
+        <w:numPr>
+          <w:ilvl w:val="0"/>
+          <w:numId w:val="42"/>
+        </w:numPr>
+        <w:spacing w:after="120" w:line="275.9999942779541" w:lineRule="auto"/>
+        <w:ind w:left="480" w:hanging="360"/>
+      </w:pPr>
+      <w:r>
+        <w:rPr>
+          <w:b w:val="1"/>
+          <w:bCs w:val="1"/>
+          <w:color w:val="1f1f1f"/>
+          <w:rtl w:val="0"/>
+        </w:rPr>
+        <w:t xml:space="preserve">Discovery</w:t>
+      </w:r>
+      <w:r>
+        <w:rPr>
+          <w:color w:val="1f1f1f"/>
+          <w:rtl w:val="0"/>
+        </w:rPr>
+        <w:t xml:space="preserve">: If </w:t>
+      </w:r>
+      <w:r>
+        <w:rPr>
+          <w:color w:val="1f1f1f"/>
+        </w:rPr>
+        <w:drawing>
+          <wp:inline distB="19050" distT="19050" distL="19050" distR="19050">
+            <wp:extent cx="214432" cy="225717"/>
+            <wp:effectExtent b="0" l="0" r="0" t="0"/>
+            <wp:docPr id="1" name="image5.png"/>
+            <a:graphic>
+              <a:graphicData uri="http://schemas.openxmlformats.org/drawingml/2006/picture">
+                <pic:pic>
+                  <pic:nvPicPr>
+                    <pic:cNvPr id="0" name="image5.png"/>
+                    <pic:cNvPicPr preferRelativeResize="0"/>
+                  </pic:nvPicPr>
+                  <pic:blipFill>
+                    <a:blip r:embed="rId33"/>
+                    <a:srcRect b="0" l="0" r="0" t="0"/>
+                    <a:stretch>
+                      <a:fillRect/>
+                    </a:stretch>
+                  </pic:blipFill>
+                  <pic:spPr>
+                    <a:xfrm>
+                      <a:off x="0" y="0"/>
+                      <a:ext cx="214432" cy="225717"/>
+                    </a:xfrm>
+                    <a:prstGeom prst="rect"/>
+                    <a:ln/>
+                  </pic:spPr>
+                </pic:pic>
+              </a:graphicData>
+            </a:graphic>
+          </wp:inline>
+        </w:drawing>
+      </w:r>
+      <w:r>
+        <w:rPr>
+          <w:color w:val="1f1f1f"/>
+          <w:rtl w:val="0"/>
+        </w:rPr>
+        <w:t xml:space="preserve"> and </w:t>
+      </w:r>
+      <w:r>
+        <w:rPr>
+          <w:color w:val="1f1f1f"/>
+        </w:rPr>
+        <w:drawing>
+          <wp:inline distB="19050" distT="19050" distL="19050" distR="19050">
+            <wp:extent cx="214432" cy="225717"/>
+            <wp:effectExtent b="0" l="0" r="0" t="0"/>
+            <wp:docPr id="30" name="image22.png"/>
+            <a:graphic>
+              <a:graphicData uri="http://schemas.openxmlformats.org/drawingml/2006/picture">
+                <pic:pic>
+                  <pic:nvPicPr>
+                    <pic:cNvPr id="0" name="image22.png"/>
+                    <pic:cNvPicPr preferRelativeResize="0"/>
+                  </pic:nvPicPr>
+                  <pic:blipFill>
+                    <a:blip r:embed="rId34"/>
+                    <a:srcRect b="0" l="0" r="0" t="0"/>
+                    <a:stretch>
+                      <a:fillRect/>
+                    </a:stretch>
+                  </pic:blipFill>
+                  <pic:spPr>
+                    <a:xfrm>
+                      <a:off x="0" y="0"/>
+                      <a:ext cx="214432" cy="225717"/>
+                    </a:xfrm>
+                    <a:prstGeom prst="rect"/>
+                    <a:ln/>
+                  </pic:spPr>
+                </pic:pic>
+              </a:graphicData>
+            </a:graphic>
+          </wp:inline>
+        </w:drawing>
+      </w:r>
+      <w:r>
+        <w:rPr>
+          <w:color w:val="1f1f1f"/>
+          <w:rtl w:val="0"/>
+        </w:rPr>
         <w:t xml:space="preserve"> share the same ratio </w:t>
       </w:r>
       <w:r>
@@ -32596,16 +32841,16 @@
           <wp:inline distB="19050" distT="19050" distL="19050" distR="19050">
             <wp:extent cx="95905" cy="230173"/>
             <wp:effectExtent b="0" l="0" r="0" t="0"/>
-            <wp:docPr id="4" name="image12.png"/>
+            <wp:docPr id="4" name="image10.png"/>
             <a:graphic>
               <a:graphicData uri="http://schemas.openxmlformats.org/drawingml/2006/picture">
                 <pic:pic>
                   <pic:nvPicPr>
-                    <pic:cNvPr id="0" name="image12.png"/>
+                    <pic:cNvPr id="0" name="image10.png"/>
                     <pic:cNvPicPr preferRelativeResize="0"/>
                   </pic:nvPicPr>
                   <pic:blipFill>
-                    <a:blip r:embed="rId32"/>
+                    <a:blip r:embed="rId35"/>
                     <a:srcRect b="0" l="0" r="0" t="0"/>
                     <a:stretch>
                       <a:fillRect/>
@@ -32651,8 +32896,8 @@
           <w:color w:val="1f1f1f"/>
         </w:rPr>
       </w:pPr>
-      <w:bookmarkStart w:colFirst="0" w:colLast="0" w:name="_fnazkr4bdku2" w:id="104"/>
-      <w:bookmarkEnd w:id="104"/>
+      <w:bookmarkStart w:colFirst="0" w:colLast="0" w:name="_fnazkr4bdku2" w:id="105"/>
+      <w:bookmarkEnd w:id="105"/>
       <w:r>
         <w:rPr>
           <w:rtl w:val="0"/>
@@ -32664,8 +32909,8 @@
         <w:pStyle w:val="Heading6"/>
         <w:rPr/>
       </w:pPr>
-      <w:bookmarkStart w:colFirst="0" w:colLast="0" w:name="_t55uhadl3d85" w:id="105"/>
-      <w:bookmarkEnd w:id="105"/>
+      <w:bookmarkStart w:colFirst="0" w:colLast="0" w:name="_t55uhadl3d85" w:id="106"/>
+      <w:bookmarkEnd w:id="106"/>
       <w:r>
         <w:rPr>
           <w:rtl w:val="0"/>
@@ -32737,16 +32982,16 @@
           <wp:inline distB="19050" distT="19050" distL="19050" distR="19050">
             <wp:extent cx="3042047" cy="217562"/>
             <wp:effectExtent b="0" l="0" r="0" t="0"/>
-            <wp:docPr id="15" name="image7.png"/>
+            <wp:docPr id="15" name="image2.png"/>
             <a:graphic>
               <a:graphicData uri="http://schemas.openxmlformats.org/drawingml/2006/picture">
                 <pic:pic>
                   <pic:nvPicPr>
-                    <pic:cNvPr id="0" name="image7.png"/>
+                    <pic:cNvPr id="0" name="image2.png"/>
                     <pic:cNvPicPr preferRelativeResize="0"/>
                   </pic:nvPicPr>
                   <pic:blipFill>
-                    <a:blip r:embed="rId33"/>
+                    <a:blip r:embed="rId36"/>
                     <a:srcRect b="0" l="0" r="0" t="0"/>
                     <a:stretch>
                       <a:fillRect/>
@@ -32857,8 +33102,8 @@
         <w:pStyle w:val="Heading2"/>
         <w:rPr/>
       </w:pPr>
-      <w:bookmarkStart w:colFirst="0" w:colLast="0" w:name="_x2alh753drsf" w:id="106"/>
-      <w:bookmarkEnd w:id="106"/>
+      <w:bookmarkStart w:colFirst="0" w:colLast="0" w:name="_x2alh753drsf" w:id="107"/>
+      <w:bookmarkEnd w:id="107"/>
       <w:r>
         <w:rPr>
           <w:rtl w:val="0"/>
@@ -33276,8 +33521,8 @@
           <w:szCs w:val="26"/>
         </w:rPr>
       </w:pPr>
-      <w:bookmarkStart w:colFirst="0" w:colLast="0" w:name="_16wmba5008i2" w:id="107"/>
-      <w:bookmarkEnd w:id="107"/>
+      <w:bookmarkStart w:colFirst="0" w:colLast="0" w:name="_16wmba5008i2" w:id="108"/>
+      <w:bookmarkEnd w:id="108"/>
       <w:r>
         <w:rPr>
           <w:b w:val="1"/>
@@ -33352,8 +33597,8 @@
         <w:spacing w:after="240" w:before="240" w:lineRule="auto"/>
         <w:rPr/>
       </w:pPr>
-      <w:bookmarkStart w:colFirst="0" w:colLast="0" w:name="_jzqaohjonzv6" w:id="108"/>
-      <w:bookmarkEnd w:id="108"/>
+      <w:bookmarkStart w:colFirst="0" w:colLast="0" w:name="_jzqaohjonzv6" w:id="109"/>
+      <w:bookmarkEnd w:id="109"/>
       <w:r>
         <w:rPr>
           <w:rtl w:val="0"/>
@@ -35488,8 +35733,8 @@
         <w:spacing w:after="80" w:before="0" w:lineRule="auto"/>
         <w:rPr/>
       </w:pPr>
-      <w:bookmarkStart w:colFirst="0" w:colLast="0" w:name="_dlsnfqeg1elz" w:id="109"/>
-      <w:bookmarkEnd w:id="109"/>
+      <w:bookmarkStart w:colFirst="0" w:colLast="0" w:name="_dlsnfqeg1elz" w:id="110"/>
+      <w:bookmarkEnd w:id="110"/>
       <w:r>
         <w:rPr>
           <w:rtl w:val="0"/>
@@ -35652,8 +35897,8 @@
         <w:pStyle w:val="Heading2"/>
         <w:rPr/>
       </w:pPr>
-      <w:bookmarkStart w:colFirst="0" w:colLast="0" w:name="_mazsh5o8bi8t" w:id="110"/>
-      <w:bookmarkEnd w:id="110"/>
+      <w:bookmarkStart w:colFirst="0" w:colLast="0" w:name="_mazsh5o8bi8t" w:id="111"/>
+      <w:bookmarkEnd w:id="111"/>
       <w:r>
         <w:rPr>
           <w:rtl w:val="0"/>
@@ -35948,8 +36193,8 @@
         <w:pStyle w:val="Heading2"/>
         <w:rPr/>
       </w:pPr>
-      <w:bookmarkStart w:colFirst="0" w:colLast="0" w:name="_tzvwq35vkv59" w:id="111"/>
-      <w:bookmarkEnd w:id="111"/>
+      <w:bookmarkStart w:colFirst="0" w:colLast="0" w:name="_tzvwq35vkv59" w:id="112"/>
+      <w:bookmarkEnd w:id="112"/>
       <w:r>
         <w:rPr>
           <w:rtl w:val="0"/>
@@ -35962,8 +36207,8 @@
         <w:pStyle w:val="Heading3"/>
         <w:rPr/>
       </w:pPr>
-      <w:bookmarkStart w:colFirst="0" w:colLast="0" w:name="_vuckggc2w8w3" w:id="112"/>
-      <w:bookmarkEnd w:id="112"/>
+      <w:bookmarkStart w:colFirst="0" w:colLast="0" w:name="_vuckggc2w8w3" w:id="113"/>
+      <w:bookmarkEnd w:id="113"/>
       <w:r>
         <w:rPr>
           <w:rtl w:val="0"/>
@@ -36323,8 +36568,8 @@
         <w:pStyle w:val="Heading3"/>
         <w:rPr/>
       </w:pPr>
-      <w:bookmarkStart w:colFirst="0" w:colLast="0" w:name="_svvt7ek0l18f" w:id="113"/>
-      <w:bookmarkEnd w:id="113"/>
+      <w:bookmarkStart w:colFirst="0" w:colLast="0" w:name="_svvt7ek0l18f" w:id="114"/>
+      <w:bookmarkEnd w:id="114"/>
       <w:r>
         <w:rPr>
           <w:rtl w:val="0"/>
@@ -36419,8 +36664,8 @@
         <w:pStyle w:val="Heading2"/>
         <w:rPr/>
       </w:pPr>
-      <w:bookmarkStart w:colFirst="0" w:colLast="0" w:name="_x78g6icz43i4" w:id="114"/>
-      <w:bookmarkEnd w:id="114"/>
+      <w:bookmarkStart w:colFirst="0" w:colLast="0" w:name="_x78g6icz43i4" w:id="115"/>
+      <w:bookmarkEnd w:id="115"/>
       <w:r>
         <w:rPr>
           <w:rtl w:val="0"/>
@@ -36433,8 +36678,8 @@
         <w:pStyle w:val="Heading3"/>
         <w:rPr/>
       </w:pPr>
-      <w:bookmarkStart w:colFirst="0" w:colLast="0" w:name="_n39udiortv2h" w:id="115"/>
-      <w:bookmarkEnd w:id="115"/>
+      <w:bookmarkStart w:colFirst="0" w:colLast="0" w:name="_n39udiortv2h" w:id="116"/>
+      <w:bookmarkEnd w:id="116"/>
       <w:r>
         <w:rPr>
           <w:rtl w:val="0"/>
@@ -36598,8 +36843,8 @@
         <w:pStyle w:val="Heading3"/>
         <w:rPr/>
       </w:pPr>
-      <w:bookmarkStart w:colFirst="0" w:colLast="0" w:name="_fk9grk3ssbau" w:id="116"/>
-      <w:bookmarkEnd w:id="116"/>
+      <w:bookmarkStart w:colFirst="0" w:colLast="0" w:name="_fk9grk3ssbau" w:id="117"/>
+      <w:bookmarkEnd w:id="117"/>
       <w:r>
         <w:rPr>
           <w:rtl w:val="0"/>
@@ -36707,8 +36952,8 @@
         <w:pStyle w:val="Heading2"/>
         <w:rPr/>
       </w:pPr>
-      <w:bookmarkStart w:colFirst="0" w:colLast="0" w:name="_nk18u3ust4ti" w:id="117"/>
-      <w:bookmarkEnd w:id="117"/>
+      <w:bookmarkStart w:colFirst="0" w:colLast="0" w:name="_nk18u3ust4ti" w:id="118"/>
+      <w:bookmarkEnd w:id="118"/>
       <w:r>
         <w:rPr>
           <w:rtl w:val="0"/>
@@ -36721,8 +36966,8 @@
         <w:pStyle w:val="Heading3"/>
         <w:rPr/>
       </w:pPr>
-      <w:bookmarkStart w:colFirst="0" w:colLast="0" w:name="_88yoyrcvk6tu" w:id="118"/>
-      <w:bookmarkEnd w:id="118"/>
+      <w:bookmarkStart w:colFirst="0" w:colLast="0" w:name="_88yoyrcvk6tu" w:id="119"/>
+      <w:bookmarkEnd w:id="119"/>
       <w:r>
         <w:rPr>
           <w:rtl w:val="0"/>
@@ -37001,8 +37246,8 @@
         <w:pStyle w:val="Heading3"/>
         <w:rPr/>
       </w:pPr>
-      <w:bookmarkStart w:colFirst="0" w:colLast="0" w:name="_q8oq4oopjpyt" w:id="119"/>
-      <w:bookmarkEnd w:id="119"/>
+      <w:bookmarkStart w:colFirst="0" w:colLast="0" w:name="_q8oq4oopjpyt" w:id="120"/>
+      <w:bookmarkEnd w:id="120"/>
       <w:r>
         <w:rPr>
           <w:rtl w:val="0"/>
@@ -37037,8 +37282,8 @@
         <w:pStyle w:val="Heading2"/>
         <w:rPr/>
       </w:pPr>
-      <w:bookmarkStart w:colFirst="0" w:colLast="0" w:name="_pepcxsmaf8s0" w:id="120"/>
-      <w:bookmarkEnd w:id="120"/>
+      <w:bookmarkStart w:colFirst="0" w:colLast="0" w:name="_pepcxsmaf8s0" w:id="121"/>
+      <w:bookmarkEnd w:id="121"/>
       <w:r>
         <w:rPr>
           <w:rtl w:val="0"/>
@@ -37063,8 +37308,8 @@
         <w:pStyle w:val="Heading3"/>
         <w:rPr/>
       </w:pPr>
-      <w:bookmarkStart w:colFirst="0" w:colLast="0" w:name="_6jmv28tv8m6w" w:id="121"/>
-      <w:bookmarkEnd w:id="121"/>
+      <w:bookmarkStart w:colFirst="0" w:colLast="0" w:name="_6jmv28tv8m6w" w:id="122"/>
+      <w:bookmarkEnd w:id="122"/>
       <w:r>
         <w:rPr>
           <w:rtl w:val="0"/>
@@ -38119,8 +38364,8 @@
         <w:pStyle w:val="Heading3"/>
         <w:rPr/>
       </w:pPr>
-      <w:bookmarkStart w:colFirst="0" w:colLast="0" w:name="_rx962in65sqj" w:id="122"/>
-      <w:bookmarkEnd w:id="122"/>
+      <w:bookmarkStart w:colFirst="0" w:colLast="0" w:name="_rx962in65sqj" w:id="123"/>
+      <w:bookmarkEnd w:id="123"/>
       <w:r>
         <w:rPr>
           <w:rtl w:val="0"/>
@@ -38458,8 +38703,8 @@
         <w:spacing w:after="80" w:lineRule="auto"/>
         <w:rPr/>
       </w:pPr>
-      <w:bookmarkStart w:colFirst="0" w:colLast="0" w:name="_y7psa04lbxoj" w:id="123"/>
-      <w:bookmarkEnd w:id="123"/>
+      <w:bookmarkStart w:colFirst="0" w:colLast="0" w:name="_y7psa04lbxoj" w:id="124"/>
+      <w:bookmarkEnd w:id="124"/>
       <w:r>
         <w:rPr>
           <w:rtl w:val="0"/>
@@ -38583,8 +38828,8 @@
         <w:spacing w:before="280" w:lineRule="auto"/>
         <w:rPr/>
       </w:pPr>
-      <w:bookmarkStart w:colFirst="0" w:colLast="0" w:name="_z3ipiskkkef2" w:id="124"/>
-      <w:bookmarkEnd w:id="124"/>
+      <w:bookmarkStart w:colFirst="0" w:colLast="0" w:name="_z3ipiskkkef2" w:id="125"/>
+      <w:bookmarkEnd w:id="125"/>
       <w:r>
         <w:rPr>
           <w:rtl w:val="0"/>
@@ -38947,8 +39192,8 @@
         <w:spacing w:before="280" w:lineRule="auto"/>
         <w:rPr/>
       </w:pPr>
-      <w:bookmarkStart w:colFirst="0" w:colLast="0" w:name="_libwnanxtzkx" w:id="125"/>
-      <w:bookmarkEnd w:id="125"/>
+      <w:bookmarkStart w:colFirst="0" w:colLast="0" w:name="_libwnanxtzkx" w:id="126"/>
+      <w:bookmarkEnd w:id="126"/>
       <w:r>
         <w:rPr>
           <w:rtl w:val="0"/>
@@ -39607,8 +39852,8 @@
         <w:spacing w:before="280" w:lineRule="auto"/>
         <w:rPr/>
       </w:pPr>
-      <w:bookmarkStart w:colFirst="0" w:colLast="0" w:name="_w92tsyxrete1" w:id="126"/>
-      <w:bookmarkEnd w:id="126"/>
+      <w:bookmarkStart w:colFirst="0" w:colLast="0" w:name="_w92tsyxrete1" w:id="127"/>
+      <w:bookmarkEnd w:id="127"/>
       <w:r>
         <w:rPr>
           <w:rtl w:val="0"/>
@@ -40361,8 +40606,8 @@
         <w:spacing w:before="280" w:lineRule="auto"/>
         <w:rPr/>
       </w:pPr>
-      <w:bookmarkStart w:colFirst="0" w:colLast="0" w:name="_flsajguc46mk" w:id="127"/>
-      <w:bookmarkEnd w:id="127"/>
+      <w:bookmarkStart w:colFirst="0" w:colLast="0" w:name="_flsajguc46mk" w:id="128"/>
+      <w:bookmarkEnd w:id="128"/>
       <w:r>
         <w:rPr>
           <w:rtl w:val="0"/>
@@ -40570,8 +40815,8 @@
         <w:spacing w:before="280" w:lineRule="auto"/>
         <w:rPr/>
       </w:pPr>
-      <w:bookmarkStart w:colFirst="0" w:colLast="0" w:name="_b84bf9uwhksk" w:id="128"/>
-      <w:bookmarkEnd w:id="128"/>
+      <w:bookmarkStart w:colFirst="0" w:colLast="0" w:name="_b84bf9uwhksk" w:id="129"/>
+      <w:bookmarkEnd w:id="129"/>
       <w:r>
         <w:rPr>
           <w:rtl w:val="0"/>
@@ -41072,8 +41317,8 @@
         <w:spacing w:before="280" w:lineRule="auto"/>
         <w:rPr/>
       </w:pPr>
-      <w:bookmarkStart w:colFirst="0" w:colLast="0" w:name="_srt7hy9f6vvs" w:id="129"/>
-      <w:bookmarkEnd w:id="129"/>
+      <w:bookmarkStart w:colFirst="0" w:colLast="0" w:name="_srt7hy9f6vvs" w:id="130"/>
+      <w:bookmarkEnd w:id="130"/>
       <w:r>
         <w:rPr>
           <w:rtl w:val="0"/>
@@ -41488,8 +41733,8 @@
         <w:spacing w:before="280" w:lineRule="auto"/>
         <w:rPr/>
       </w:pPr>
-      <w:bookmarkStart w:colFirst="0" w:colLast="0" w:name="_q835thbpx26t" w:id="130"/>
-      <w:bookmarkEnd w:id="130"/>
+      <w:bookmarkStart w:colFirst="0" w:colLast="0" w:name="_q835thbpx26t" w:id="131"/>
+      <w:bookmarkEnd w:id="131"/>
       <w:r>
         <w:rPr>
           <w:rtl w:val="0"/>
@@ -41517,8 +41762,8 @@
         <w:spacing w:after="40" w:before="240" w:lineRule="auto"/>
         <w:rPr/>
       </w:pPr>
-      <w:bookmarkStart w:colFirst="0" w:colLast="0" w:name="_6a1u1z4g7hhb" w:id="131"/>
-      <w:bookmarkEnd w:id="131"/>
+      <w:bookmarkStart w:colFirst="0" w:colLast="0" w:name="_6a1u1z4g7hhb" w:id="132"/>
+      <w:bookmarkEnd w:id="132"/>
       <w:r>
         <w:rPr>
           <w:rtl w:val="0"/>
@@ -41602,8 +41847,8 @@
         <w:spacing w:after="40" w:before="240" w:lineRule="auto"/>
         <w:rPr/>
       </w:pPr>
-      <w:bookmarkStart w:colFirst="0" w:colLast="0" w:name="_xtf7g2uq62ua" w:id="132"/>
-      <w:bookmarkEnd w:id="132"/>
+      <w:bookmarkStart w:colFirst="0" w:colLast="0" w:name="_xtf7g2uq62ua" w:id="133"/>
+      <w:bookmarkEnd w:id="133"/>
       <w:r>
         <w:rPr>
           <w:rtl w:val="0"/>
@@ -41699,8 +41944,8 @@
         <w:spacing w:before="280" w:lineRule="auto"/>
         <w:rPr/>
       </w:pPr>
-      <w:bookmarkStart w:colFirst="0" w:colLast="0" w:name="_5262ppt7bc7c" w:id="133"/>
-      <w:bookmarkEnd w:id="133"/>
+      <w:bookmarkStart w:colFirst="0" w:colLast="0" w:name="_5262ppt7bc7c" w:id="134"/>
+      <w:bookmarkEnd w:id="134"/>
       <w:r>
         <w:rPr>
           <w:rtl w:val="0"/>
@@ -41954,8 +42199,8 @@
         <w:spacing w:before="280" w:lineRule="auto"/>
         <w:rPr/>
       </w:pPr>
-      <w:bookmarkStart w:colFirst="0" w:colLast="0" w:name="_gmnx2uskgk0h" w:id="134"/>
-      <w:bookmarkEnd w:id="134"/>
+      <w:bookmarkStart w:colFirst="0" w:colLast="0" w:name="_gmnx2uskgk0h" w:id="135"/>
+      <w:bookmarkEnd w:id="135"/>
       <w:r>
         <w:rPr>
           <w:rtl w:val="0"/>
@@ -42311,8 +42556,8 @@
         <w:spacing w:before="280" w:lineRule="auto"/>
         <w:rPr/>
       </w:pPr>
-      <w:bookmarkStart w:colFirst="0" w:colLast="0" w:name="_4thec3pul68u" w:id="135"/>
-      <w:bookmarkEnd w:id="135"/>
+      <w:bookmarkStart w:colFirst="0" w:colLast="0" w:name="_4thec3pul68u" w:id="136"/>
+      <w:bookmarkEnd w:id="136"/>
       <w:r>
         <w:rPr>
           <w:rtl w:val="0"/>
@@ -42538,8 +42783,8 @@
         <w:spacing w:before="280" w:lineRule="auto"/>
         <w:rPr/>
       </w:pPr>
-      <w:bookmarkStart w:colFirst="0" w:colLast="0" w:name="_yciq02kk7bmt" w:id="136"/>
-      <w:bookmarkEnd w:id="136"/>
+      <w:bookmarkStart w:colFirst="0" w:colLast="0" w:name="_yciq02kk7bmt" w:id="137"/>
+      <w:bookmarkEnd w:id="137"/>
       <w:r>
         <w:rPr>
           <w:rtl w:val="0"/>
@@ -42878,8 +43123,8 @@
         <w:pStyle w:val="Heading2"/>
         <w:rPr/>
       </w:pPr>
-      <w:bookmarkStart w:colFirst="0" w:colLast="0" w:name="_m0mwacksgz2e" w:id="137"/>
-      <w:bookmarkEnd w:id="137"/>
+      <w:bookmarkStart w:colFirst="0" w:colLast="0" w:name="_m0mwacksgz2e" w:id="138"/>
+      <w:bookmarkEnd w:id="138"/>
       <w:r>
         <w:rPr>
           <w:rtl w:val="0"/>
@@ -43320,8 +43565,8 @@
         <w:pStyle w:val="Heading2"/>
         <w:rPr/>
       </w:pPr>
-      <w:bookmarkStart w:colFirst="0" w:colLast="0" w:name="_za2y7plr0x42" w:id="138"/>
-      <w:bookmarkEnd w:id="138"/>
+      <w:bookmarkStart w:colFirst="0" w:colLast="0" w:name="_za2y7plr0x42" w:id="139"/>
+      <w:bookmarkEnd w:id="139"/>
       <w:r>
         <w:rPr>
           <w:rtl w:val="0"/>
@@ -43430,8 +43675,8 @@
         <w:pStyle w:val="Heading3"/>
         <w:rPr/>
       </w:pPr>
-      <w:bookmarkStart w:colFirst="0" w:colLast="0" w:name="_mfkjij2zri7m" w:id="139"/>
-      <w:bookmarkEnd w:id="139"/>
+      <w:bookmarkStart w:colFirst="0" w:colLast="0" w:name="_mfkjij2zri7m" w:id="140"/>
+      <w:bookmarkEnd w:id="140"/>
       <w:r>
         <w:rPr>
           <w:rtl w:val="0"/>
@@ -43507,8 +43752,8 @@
         <w:pStyle w:val="Heading3"/>
         <w:rPr/>
       </w:pPr>
-      <w:bookmarkStart w:colFirst="0" w:colLast="0" w:name="_gil24kim3yek" w:id="140"/>
-      <w:bookmarkEnd w:id="140"/>
+      <w:bookmarkStart w:colFirst="0" w:colLast="0" w:name="_gil24kim3yek" w:id="141"/>
+      <w:bookmarkEnd w:id="141"/>
       <w:r>
         <w:rPr>
           <w:rtl w:val="0"/>
@@ -43632,8 +43877,8 @@
         <w:pStyle w:val="Heading3"/>
         <w:rPr/>
       </w:pPr>
-      <w:bookmarkStart w:colFirst="0" w:colLast="0" w:name="_rq17b51qwwc0" w:id="141"/>
-      <w:bookmarkEnd w:id="141"/>
+      <w:bookmarkStart w:colFirst="0" w:colLast="0" w:name="_rq17b51qwwc0" w:id="142"/>
+      <w:bookmarkEnd w:id="142"/>
       <w:r>
         <w:rPr>
           <w:rtl w:val="0"/>
@@ -43754,8 +43999,8 @@
         <w:spacing w:before="480" w:lineRule="auto"/>
         <w:rPr/>
       </w:pPr>
-      <w:bookmarkStart w:colFirst="0" w:colLast="0" w:name="_t73ypbl8peru" w:id="142"/>
-      <w:bookmarkEnd w:id="142"/>
+      <w:bookmarkStart w:colFirst="0" w:colLast="0" w:name="_t73ypbl8peru" w:id="143"/>
+      <w:bookmarkEnd w:id="143"/>
       <w:r>
         <w:rPr>
           <w:rtl w:val="0"/>
@@ -43933,8 +44178,8 @@
         <w:pStyle w:val="Heading3"/>
         <w:rPr/>
       </w:pPr>
-      <w:bookmarkStart w:colFirst="0" w:colLast="0" w:name="_um4c8fh58c0k" w:id="143"/>
-      <w:bookmarkEnd w:id="143"/>
+      <w:bookmarkStart w:colFirst="0" w:colLast="0" w:name="_um4c8fh58c0k" w:id="144"/>
+      <w:bookmarkEnd w:id="144"/>
       <w:r>
         <w:rPr>
           <w:rtl w:val="0"/>
@@ -44092,8 +44337,8 @@
         <w:pStyle w:val="Heading3"/>
         <w:rPr/>
       </w:pPr>
-      <w:bookmarkStart w:colFirst="0" w:colLast="0" w:name="_hrmhwl25f1ey" w:id="144"/>
-      <w:bookmarkEnd w:id="144"/>
+      <w:bookmarkStart w:colFirst="0" w:colLast="0" w:name="_hrmhwl25f1ey" w:id="145"/>
+      <w:bookmarkEnd w:id="145"/>
       <w:r>
         <w:rPr>
           <w:rtl w:val="0"/>
@@ -44177,8 +44422,8 @@
         <w:pStyle w:val="Heading3"/>
         <w:rPr/>
       </w:pPr>
-      <w:bookmarkStart w:colFirst="0" w:colLast="0" w:name="_qvbr938jacfc" w:id="145"/>
-      <w:bookmarkEnd w:id="145"/>
+      <w:bookmarkStart w:colFirst="0" w:colLast="0" w:name="_qvbr938jacfc" w:id="146"/>
+      <w:bookmarkEnd w:id="146"/>
       <w:r>
         <w:rPr>
           <w:rtl w:val="0"/>
@@ -44285,8 +44530,8 @@
         <w:spacing w:before="480" w:lineRule="auto"/>
         <w:rPr/>
       </w:pPr>
-      <w:bookmarkStart w:colFirst="0" w:colLast="0" w:name="_l5u1up64v08n" w:id="146"/>
-      <w:bookmarkEnd w:id="146"/>
+      <w:bookmarkStart w:colFirst="0" w:colLast="0" w:name="_l5u1up64v08n" w:id="147"/>
+      <w:bookmarkEnd w:id="147"/>
       <w:r>
         <w:rPr>
           <w:rtl w:val="0"/>
@@ -44484,8 +44729,8 @@
         <w:pStyle w:val="Heading3"/>
         <w:rPr/>
       </w:pPr>
-      <w:bookmarkStart w:colFirst="0" w:colLast="0" w:name="_20ekxs6a0h0p" w:id="147"/>
-      <w:bookmarkEnd w:id="147"/>
+      <w:bookmarkStart w:colFirst="0" w:colLast="0" w:name="_20ekxs6a0h0p" w:id="148"/>
+      <w:bookmarkEnd w:id="148"/>
       <w:r>
         <w:rPr>
           <w:rtl w:val="0"/>
@@ -44567,8 +44812,8 @@
         <w:pStyle w:val="Heading3"/>
         <w:rPr/>
       </w:pPr>
-      <w:bookmarkStart w:colFirst="0" w:colLast="0" w:name="_i1m54yox956p" w:id="148"/>
-      <w:bookmarkEnd w:id="148"/>
+      <w:bookmarkStart w:colFirst="0" w:colLast="0" w:name="_i1m54yox956p" w:id="149"/>
+      <w:bookmarkEnd w:id="149"/>
       <w:r>
         <w:rPr>
           <w:rtl w:val="0"/>
@@ -44741,8 +44986,8 @@
         <w:pStyle w:val="Heading3"/>
         <w:rPr/>
       </w:pPr>
-      <w:bookmarkStart w:colFirst="0" w:colLast="0" w:name="_2se6n3cm22n0" w:id="149"/>
-      <w:bookmarkEnd w:id="149"/>
+      <w:bookmarkStart w:colFirst="0" w:colLast="0" w:name="_2se6n3cm22n0" w:id="150"/>
+      <w:bookmarkEnd w:id="150"/>
       <w:r>
         <w:rPr>
           <w:rtl w:val="0"/>
@@ -44868,8 +45113,8 @@
         <w:spacing w:before="480" w:lineRule="auto"/>
         <w:rPr/>
       </w:pPr>
-      <w:bookmarkStart w:colFirst="0" w:colLast="0" w:name="_ls8qqr6ifdj1" w:id="150"/>
-      <w:bookmarkEnd w:id="150"/>
+      <w:bookmarkStart w:colFirst="0" w:colLast="0" w:name="_ls8qqr6ifdj1" w:id="151"/>
+      <w:bookmarkEnd w:id="151"/>
       <w:r>
         <w:rPr>
           <w:rFonts w:ascii="Arial Unicode MS" w:cs="Arial Unicode MS" w:eastAsia="Arial Unicode MS" w:hAnsi="Arial Unicode MS"/>
@@ -45055,8 +45300,8 @@
         <w:pStyle w:val="Heading3"/>
         <w:rPr/>
       </w:pPr>
-      <w:bookmarkStart w:colFirst="0" w:colLast="0" w:name="_kpeholr0l7pi" w:id="151"/>
-      <w:bookmarkEnd w:id="151"/>
+      <w:bookmarkStart w:colFirst="0" w:colLast="0" w:name="_kpeholr0l7pi" w:id="152"/>
+      <w:bookmarkEnd w:id="152"/>
       <w:r>
         <w:rPr>
           <w:rtl w:val="0"/>
@@ -45157,8 +45402,8 @@
         <w:pStyle w:val="Heading3"/>
         <w:rPr/>
       </w:pPr>
-      <w:bookmarkStart w:colFirst="0" w:colLast="0" w:name="_fy1embkokoy9" w:id="152"/>
-      <w:bookmarkEnd w:id="152"/>
+      <w:bookmarkStart w:colFirst="0" w:colLast="0" w:name="_fy1embkokoy9" w:id="153"/>
+      <w:bookmarkEnd w:id="153"/>
       <w:r>
         <w:rPr>
           <w:rtl w:val="0"/>
@@ -45255,8 +45500,8 @@
         <w:pStyle w:val="Heading3"/>
         <w:rPr/>
       </w:pPr>
-      <w:bookmarkStart w:colFirst="0" w:colLast="0" w:name="_11dl4mtqvpwm" w:id="153"/>
-      <w:bookmarkEnd w:id="153"/>
+      <w:bookmarkStart w:colFirst="0" w:colLast="0" w:name="_11dl4mtqvpwm" w:id="154"/>
+      <w:bookmarkEnd w:id="154"/>
       <w:r>
         <w:rPr>
           <w:rtl w:val="0"/>
@@ -45353,8 +45598,8 @@
         <w:spacing w:before="480" w:lineRule="auto"/>
         <w:rPr/>
       </w:pPr>
-      <w:bookmarkStart w:colFirst="0" w:colLast="0" w:name="_3cd1zlnjt3mb" w:id="154"/>
-      <w:bookmarkEnd w:id="154"/>
+      <w:bookmarkStart w:colFirst="0" w:colLast="0" w:name="_3cd1zlnjt3mb" w:id="155"/>
+      <w:bookmarkEnd w:id="155"/>
       <w:r>
         <w:rPr>
           <w:rtl w:val="0"/>
@@ -45610,8 +45855,8 @@
         <w:pStyle w:val="Heading3"/>
         <w:rPr/>
       </w:pPr>
-      <w:bookmarkStart w:colFirst="0" w:colLast="0" w:name="_ok7u9xftn9li" w:id="155"/>
-      <w:bookmarkEnd w:id="155"/>
+      <w:bookmarkStart w:colFirst="0" w:colLast="0" w:name="_ok7u9xftn9li" w:id="156"/>
+      <w:bookmarkEnd w:id="156"/>
       <w:r>
         <w:rPr>
           <w:rtl w:val="0"/>
@@ -45662,8 +45907,8 @@
         <w:pStyle w:val="Heading3"/>
         <w:rPr/>
       </w:pPr>
-      <w:bookmarkStart w:colFirst="0" w:colLast="0" w:name="_md5wbh9qxy3b" w:id="156"/>
-      <w:bookmarkEnd w:id="156"/>
+      <w:bookmarkStart w:colFirst="0" w:colLast="0" w:name="_md5wbh9qxy3b" w:id="157"/>
+      <w:bookmarkEnd w:id="157"/>
       <w:r>
         <w:rPr>
           <w:rtl w:val="0"/>
@@ -45792,8 +46037,8 @@
         <w:spacing w:before="480" w:lineRule="auto"/>
         <w:rPr/>
       </w:pPr>
-      <w:bookmarkStart w:colFirst="0" w:colLast="0" w:name="_mwl6ux7k204i" w:id="157"/>
-      <w:bookmarkEnd w:id="157"/>
+      <w:bookmarkStart w:colFirst="0" w:colLast="0" w:name="_mwl6ux7k204i" w:id="158"/>
+      <w:bookmarkEnd w:id="158"/>
       <w:r>
         <w:rPr>
           <w:rFonts w:ascii="Arial Unicode MS" w:cs="Arial Unicode MS" w:eastAsia="Arial Unicode MS" w:hAnsi="Arial Unicode MS"/>
@@ -46037,8 +46282,8 @@
         <w:pStyle w:val="Heading3"/>
         <w:rPr/>
       </w:pPr>
-      <w:bookmarkStart w:colFirst="0" w:colLast="0" w:name="_xkebn71bnzrh" w:id="158"/>
-      <w:bookmarkEnd w:id="158"/>
+      <w:bookmarkStart w:colFirst="0" w:colLast="0" w:name="_xkebn71bnzrh" w:id="159"/>
+      <w:bookmarkEnd w:id="159"/>
       <w:r>
         <w:rPr>
           <w:rtl w:val="0"/>
@@ -46063,8 +46308,8 @@
         <w:pStyle w:val="Heading3"/>
         <w:rPr/>
       </w:pPr>
-      <w:bookmarkStart w:colFirst="0" w:colLast="0" w:name="_jlpbw1i1f7wb" w:id="159"/>
-      <w:bookmarkEnd w:id="159"/>
+      <w:bookmarkStart w:colFirst="0" w:colLast="0" w:name="_jlpbw1i1f7wb" w:id="160"/>
+      <w:bookmarkEnd w:id="160"/>
       <w:r>
         <w:rPr>
           <w:rtl w:val="0"/>
@@ -46145,8 +46390,8 @@
         <w:pStyle w:val="Heading3"/>
         <w:rPr/>
       </w:pPr>
-      <w:bookmarkStart w:colFirst="0" w:colLast="0" w:name="_ny0dhm1tweck" w:id="160"/>
-      <w:bookmarkEnd w:id="160"/>
+      <w:bookmarkStart w:colFirst="0" w:colLast="0" w:name="_ny0dhm1tweck" w:id="161"/>
+      <w:bookmarkEnd w:id="161"/>
       <w:r>
         <w:rPr>
           <w:rtl w:val="0"/>
@@ -46233,8 +46478,8 @@
         <w:spacing w:before="480" w:lineRule="auto"/>
         <w:rPr/>
       </w:pPr>
-      <w:bookmarkStart w:colFirst="0" w:colLast="0" w:name="_gcugb5asdcpi" w:id="161"/>
-      <w:bookmarkEnd w:id="161"/>
+      <w:bookmarkStart w:colFirst="0" w:colLast="0" w:name="_gcugb5asdcpi" w:id="162"/>
+      <w:bookmarkEnd w:id="162"/>
       <w:r>
         <w:rPr>
           <w:rtl w:val="0"/>
@@ -46468,8 +46713,8 @@
         <w:pStyle w:val="Heading3"/>
         <w:rPr/>
       </w:pPr>
-      <w:bookmarkStart w:colFirst="0" w:colLast="0" w:name="_44sffs49w5ql" w:id="162"/>
-      <w:bookmarkEnd w:id="162"/>
+      <w:bookmarkStart w:colFirst="0" w:colLast="0" w:name="_44sffs49w5ql" w:id="163"/>
+      <w:bookmarkEnd w:id="163"/>
       <w:r>
         <w:rPr>
           <w:rtl w:val="0"/>
@@ -46596,8 +46841,8 @@
         <w:pStyle w:val="Heading3"/>
         <w:rPr/>
       </w:pPr>
-      <w:bookmarkStart w:colFirst="0" w:colLast="0" w:name="_qhpi2zn7o6dw" w:id="163"/>
-      <w:bookmarkEnd w:id="163"/>
+      <w:bookmarkStart w:colFirst="0" w:colLast="0" w:name="_qhpi2zn7o6dw" w:id="164"/>
+      <w:bookmarkEnd w:id="164"/>
       <w:r>
         <w:rPr>
           <w:rtl w:val="0"/>
@@ -46696,8 +46941,8 @@
         <w:spacing w:before="480" w:lineRule="auto"/>
         <w:rPr/>
       </w:pPr>
-      <w:bookmarkStart w:colFirst="0" w:colLast="0" w:name="_p4txiq8jdkmr" w:id="164"/>
-      <w:bookmarkEnd w:id="164"/>
+      <w:bookmarkStart w:colFirst="0" w:colLast="0" w:name="_p4txiq8jdkmr" w:id="165"/>
+      <w:bookmarkEnd w:id="165"/>
       <w:r>
         <w:rPr>
           <w:rtl w:val="0"/>
@@ -47086,8 +47331,8 @@
         <w:spacing w:before="480" w:lineRule="auto"/>
         <w:rPr/>
       </w:pPr>
-      <w:bookmarkStart w:colFirst="0" w:colLast="0" w:name="_xdcsq6gmmuc8" w:id="165"/>
-      <w:bookmarkEnd w:id="165"/>
+      <w:bookmarkStart w:colFirst="0" w:colLast="0" w:name="_xdcsq6gmmuc8" w:id="166"/>
+      <w:bookmarkEnd w:id="166"/>
       <w:r>
         <w:rPr>
           <w:rtl w:val="0"/>
@@ -47499,8 +47744,8 @@
         <w:spacing w:before="480" w:lineRule="auto"/>
         <w:rPr/>
       </w:pPr>
-      <w:bookmarkStart w:colFirst="0" w:colLast="0" w:name="_bnoshdx80fhu" w:id="166"/>
-      <w:bookmarkEnd w:id="166"/>
+      <w:bookmarkStart w:colFirst="0" w:colLast="0" w:name="_bnoshdx80fhu" w:id="167"/>
+      <w:bookmarkEnd w:id="167"/>
       <w:r>
         <w:rPr>
           <w:rtl w:val="0"/>
@@ -48058,8 +48303,8 @@
         <w:pStyle w:val="Heading1"/>
         <w:rPr/>
       </w:pPr>
-      <w:bookmarkStart w:colFirst="0" w:colLast="0" w:name="_jdvmq35eeewy" w:id="167"/>
-      <w:bookmarkEnd w:id="167"/>
+      <w:bookmarkStart w:colFirst="0" w:colLast="0" w:name="_jdvmq35eeewy" w:id="168"/>
+      <w:bookmarkEnd w:id="168"/>
       <w:r>
         <w:rPr>
           <w:rtl w:val="0"/>
@@ -48071,7 +48316,7 @@
       <w:pPr>
         <w:rPr/>
       </w:pPr>
-      <w:hyperlink r:id="rId34">
+      <w:hyperlink r:id="rId37">
         <w:r>
           <w:rPr>
             <w:color w:val="1155cc"/>
@@ -48093,8 +48338,8 @@
         <w:pStyle w:val="Heading1"/>
         <w:rPr/>
       </w:pPr>
-      <w:bookmarkStart w:colFirst="0" w:colLast="0" w:name="_3nbynh82z9vn" w:id="168"/>
-      <w:bookmarkEnd w:id="168"/>
+      <w:bookmarkStart w:colFirst="0" w:colLast="0" w:name="_3nbynh82z9vn" w:id="169"/>
+      <w:bookmarkEnd w:id="169"/>
       <w:r>
         <w:rPr>
           <w:rtl w:val="0"/>
@@ -48106,7 +48351,7 @@
       <w:pPr>
         <w:rPr/>
       </w:pPr>
-      <w:hyperlink r:id="rId35">
+      <w:hyperlink r:id="rId38">
         <w:r>
           <w:rPr>
             <w:color w:val="1155cc"/>

--- a/Spec.docx
+++ b/Spec.docx
@@ -157,7 +157,7 @@
     </w:p>
     <w:sdt>
       <w:sdtPr>
-        <w:id w:val="-1254176571"/>
+        <w:id w:val="481128815"/>
         <w:docPartObj>
           <w:docPartGallery w:val="Table of Contents"/>
           <w:docPartUnique w:val="1"/>
@@ -11647,12 +11647,12 @@
           <wp:inline distB="114300" distT="114300" distL="114300" distR="114300">
             <wp:extent cx="9144000" cy="5143500"/>
             <wp:effectExtent b="0" l="0" r="0" t="0"/>
-            <wp:docPr id="26" name="image24.png"/>
+            <wp:docPr id="26" name="image23.png"/>
             <a:graphic>
               <a:graphicData uri="http://schemas.openxmlformats.org/drawingml/2006/picture">
                 <pic:pic>
                   <pic:nvPicPr>
-                    <pic:cNvPr id="0" name="image24.png"/>
+                    <pic:cNvPr id="0" name="image23.png"/>
                     <pic:cNvPicPr preferRelativeResize="0"/>
                   </pic:nvPicPr>
                   <pic:blipFill>
@@ -16755,16 +16755,12 @@
         </w:rPr>
         <w:t xml:space="preserve">See: </w:t>
       </w:r>
-      <w:hyperlink r:id="rId9">
-        <w:r>
-          <w:rPr>
-            <w:color w:val="1155cc"/>
-            <w:u w:val="single"/>
-            <w:rtl w:val="0"/>
-          </w:rPr>
-          <w:t xml:space="preserve">Homoiconic (code as data) approach</w:t>
-        </w:r>
-      </w:hyperlink>
+      <w:r>
+        <w:rPr>
+          <w:rtl w:val="0"/>
+        </w:rPr>
+        <w:t xml:space="preserve">Homoiconic (code as data) approach</w:t>
+      </w:r>
       <w:r>
         <w:rPr>
           <w:rtl w:val="0"/>
@@ -17265,16 +17261,12 @@
         </w:rPr>
         <w:t xml:space="preserve">See: </w:t>
       </w:r>
-      <w:hyperlink w:anchor="_ecoazujj9rr4">
-        <w:r>
-          <w:rPr>
-            <w:color w:val="1155cc"/>
-            <w:u w:val="single"/>
-            <w:rtl w:val="0"/>
-          </w:rPr>
-          <w:t xml:space="preserve">Homoiconic (code as data) approach</w:t>
-        </w:r>
-      </w:hyperlink>
+      <w:r>
+        <w:rPr>
+          <w:rtl w:val="0"/>
+        </w:rPr>
+        <w:t xml:space="preserve">Homoiconic (code as data) approach</w:t>
+      </w:r>
       <w:r>
         <w:rPr>
           <w:rtl w:val="0"/>
@@ -17770,16 +17762,12 @@
         </w:rPr>
         <w:t xml:space="preserve">See: </w:t>
       </w:r>
-      <w:hyperlink r:id="rId10">
-        <w:r>
-          <w:rPr>
-            <w:color w:val="1155cc"/>
-            <w:u w:val="single"/>
-            <w:rtl w:val="0"/>
-          </w:rPr>
-          <w:t xml:space="preserve">Homoiconic (code as data) approach</w:t>
-        </w:r>
-      </w:hyperlink>
+      <w:r>
+        <w:rPr>
+          <w:rtl w:val="0"/>
+        </w:rPr>
+        <w:t xml:space="preserve">Homoiconic (code as data) approach</w:t>
+      </w:r>
       <w:r>
         <w:rPr>
           <w:rtl w:val="0"/>
@@ -25036,16 +25024,12 @@
         </w:rPr>
         <w:t xml:space="preserve">See: </w:t>
       </w:r>
-      <w:hyperlink w:anchor="_wrnybev1sdsl">
-        <w:r>
-          <w:rPr>
-            <w:color w:val="1155cc"/>
-            <w:u w:val="single"/>
-            <w:rtl w:val="0"/>
-          </w:rPr>
-          <w:t xml:space="preserve">Sets layout for Dimensional Analysis</w:t>
-        </w:r>
-      </w:hyperlink>
+      <w:r>
+        <w:rPr>
+          <w:rtl w:val="0"/>
+        </w:rPr>
+        <w:t xml:space="preserve">Sets layout for Dimensional Analysis</w:t>
+      </w:r>
       <w:r>
         <w:rPr>
           <w:rtl w:val="0"/>
@@ -26527,16 +26511,12 @@
         </w:rPr>
         <w:t xml:space="preserve">See: </w:t>
       </w:r>
-      <w:hyperlink r:id="rId11">
-        <w:r>
-          <w:rPr>
-            <w:color w:val="1155cc"/>
-            <w:u w:val="single"/>
-            <w:rtl w:val="0"/>
-          </w:rPr>
-          <w:t xml:space="preserve">Sets layout for Dimensional Analysis</w:t>
-        </w:r>
-      </w:hyperlink>
+      <w:r>
+        <w:rPr>
+          <w:rtl w:val="0"/>
+        </w:rPr>
+        <w:t xml:space="preserve">Sets layout for Dimensional Analysis</w:t>
+      </w:r>
       <w:r>
         <w:rPr>
           <w:rtl w:val="0"/>
@@ -30791,7 +30771,7 @@
                     <pic:cNvPicPr preferRelativeResize="0"/>
                   </pic:nvPicPr>
                   <pic:blipFill>
-                    <a:blip r:embed="rId12"/>
+                    <a:blip r:embed="rId9"/>
                     <a:srcRect b="0" l="0" r="0" t="0"/>
                     <a:stretch>
                       <a:fillRect/>
@@ -30842,16 +30822,16 @@
           <wp:inline distB="19050" distT="19050" distL="19050" distR="19050">
             <wp:extent cx="105489" cy="234421"/>
             <wp:effectExtent b="0" l="0" r="0" t="0"/>
-            <wp:docPr id="19" name="image6.png"/>
+            <wp:docPr id="19" name="image13.png"/>
             <a:graphic>
               <a:graphicData uri="http://schemas.openxmlformats.org/drawingml/2006/picture">
                 <pic:pic>
                   <pic:nvPicPr>
-                    <pic:cNvPr id="0" name="image6.png"/>
+                    <pic:cNvPr id="0" name="image13.png"/>
                     <pic:cNvPicPr preferRelativeResize="0"/>
                   </pic:nvPicPr>
                   <pic:blipFill>
-                    <a:blip r:embed="rId13"/>
+                    <a:blip r:embed="rId10"/>
                     <a:srcRect b="0" l="0" r="0" t="0"/>
                     <a:stretch>
                       <a:fillRect/>
@@ -30898,16 +30878,16 @@
           <wp:inline distB="19050" distT="19050" distL="19050" distR="19050">
             <wp:extent cx="771584" cy="229183"/>
             <wp:effectExtent b="0" l="0" r="0" t="0"/>
-            <wp:docPr id="6" name="image8.png"/>
+            <wp:docPr id="6" name="image1.png"/>
             <a:graphic>
               <a:graphicData uri="http://schemas.openxmlformats.org/drawingml/2006/picture">
                 <pic:pic>
                   <pic:nvPicPr>
-                    <pic:cNvPr id="0" name="image8.png"/>
+                    <pic:cNvPr id="0" name="image1.png"/>
                     <pic:cNvPicPr preferRelativeResize="0"/>
                   </pic:nvPicPr>
                   <pic:blipFill>
-                    <a:blip r:embed="rId14"/>
+                    <a:blip r:embed="rId11"/>
                     <a:srcRect b="0" l="0" r="0" t="0"/>
                     <a:stretch>
                       <a:fillRect/>
@@ -30959,16 +30939,16 @@
           <wp:inline distB="19050" distT="19050" distL="19050" distR="19050">
             <wp:extent cx="586919" cy="227194"/>
             <wp:effectExtent b="0" l="0" r="0" t="0"/>
-            <wp:docPr id="2" name="image17.png"/>
+            <wp:docPr id="2" name="image3.png"/>
             <a:graphic>
               <a:graphicData uri="http://schemas.openxmlformats.org/drawingml/2006/picture">
                 <pic:pic>
                   <pic:nvPicPr>
-                    <pic:cNvPr id="0" name="image17.png"/>
+                    <pic:cNvPr id="0" name="image3.png"/>
                     <pic:cNvPicPr preferRelativeResize="0"/>
                   </pic:nvPicPr>
                   <pic:blipFill>
-                    <a:blip r:embed="rId15"/>
+                    <a:blip r:embed="rId12"/>
                     <a:srcRect b="0" l="0" r="0" t="0"/>
                     <a:stretch>
                       <a:fillRect/>
@@ -31059,16 +31039,16 @@
           <wp:inline distB="19050" distT="19050" distL="19050" distR="19050">
             <wp:extent cx="574357" cy="229743"/>
             <wp:effectExtent b="0" l="0" r="0" t="0"/>
-            <wp:docPr id="9" name="image11.png"/>
+            <wp:docPr id="9" name="image2.png"/>
             <a:graphic>
               <a:graphicData uri="http://schemas.openxmlformats.org/drawingml/2006/picture">
                 <pic:pic>
                   <pic:nvPicPr>
-                    <pic:cNvPr id="0" name="image11.png"/>
+                    <pic:cNvPr id="0" name="image2.png"/>
                     <pic:cNvPicPr preferRelativeResize="0"/>
                   </pic:nvPicPr>
                   <pic:blipFill>
-                    <a:blip r:embed="rId16"/>
+                    <a:blip r:embed="rId13"/>
                     <a:srcRect b="0" l="0" r="0" t="0"/>
                     <a:stretch>
                       <a:fillRect/>
@@ -31103,16 +31083,16 @@
           <wp:inline distB="19050" distT="19050" distL="19050" distR="19050">
             <wp:extent cx="79891" cy="239673"/>
             <wp:effectExtent b="0" l="0" r="0" t="0"/>
-            <wp:docPr id="18" name="image9.png"/>
+            <wp:docPr id="18" name="image4.png"/>
             <a:graphic>
               <a:graphicData uri="http://schemas.openxmlformats.org/drawingml/2006/picture">
                 <pic:pic>
                   <pic:nvPicPr>
-                    <pic:cNvPr id="0" name="image9.png"/>
+                    <pic:cNvPr id="0" name="image4.png"/>
                     <pic:cNvPicPr preferRelativeResize="0"/>
                   </pic:nvPicPr>
                   <pic:blipFill>
-                    <a:blip r:embed="rId17"/>
+                    <a:blip r:embed="rId14"/>
                     <a:srcRect b="0" l="0" r="0" t="0"/>
                     <a:stretch>
                       <a:fillRect/>
@@ -31147,16 +31127,16 @@
           <wp:inline distB="19050" distT="19050" distL="19050" distR="19050">
             <wp:extent cx="89475" cy="244024"/>
             <wp:effectExtent b="0" l="0" r="0" t="0"/>
-            <wp:docPr id="16" name="image7.png"/>
+            <wp:docPr id="16" name="image6.png"/>
             <a:graphic>
               <a:graphicData uri="http://schemas.openxmlformats.org/drawingml/2006/picture">
                 <pic:pic>
                   <pic:nvPicPr>
-                    <pic:cNvPr id="0" name="image7.png"/>
+                    <pic:cNvPr id="0" name="image6.png"/>
                     <pic:cNvPicPr preferRelativeResize="0"/>
                   </pic:nvPicPr>
                   <pic:blipFill>
-                    <a:blip r:embed="rId18"/>
+                    <a:blip r:embed="rId15"/>
                     <a:srcRect b="0" l="0" r="0" t="0"/>
                     <a:stretch>
                       <a:fillRect/>
@@ -31191,16 +31171,16 @@
           <wp:inline distB="19050" distT="19050" distL="19050" distR="19050">
             <wp:extent cx="97572" cy="234173"/>
             <wp:effectExtent b="0" l="0" r="0" t="0"/>
-            <wp:docPr id="12" name="image1.png"/>
+            <wp:docPr id="12" name="image9.png"/>
             <a:graphic>
               <a:graphicData uri="http://schemas.openxmlformats.org/drawingml/2006/picture">
                 <pic:pic>
                   <pic:nvPicPr>
-                    <pic:cNvPr id="0" name="image1.png"/>
+                    <pic:cNvPr id="0" name="image9.png"/>
                     <pic:cNvPicPr preferRelativeResize="0"/>
                   </pic:nvPicPr>
                   <pic:blipFill>
-                    <a:blip r:embed="rId19"/>
+                    <a:blip r:embed="rId16"/>
                     <a:srcRect b="0" l="0" r="0" t="0"/>
                     <a:stretch>
                       <a:fillRect/>
@@ -31244,16 +31224,16 @@
           <wp:inline distB="19050" distT="19050" distL="19050" distR="19050">
             <wp:extent cx="3718560" cy="686503"/>
             <wp:effectExtent b="0" l="0" r="0" t="0"/>
-            <wp:docPr id="13" name="image14.png"/>
+            <wp:docPr id="13" name="image8.png"/>
             <a:graphic>
               <a:graphicData uri="http://schemas.openxmlformats.org/drawingml/2006/picture">
                 <pic:pic>
                   <pic:nvPicPr>
-                    <pic:cNvPr id="0" name="image14.png"/>
+                    <pic:cNvPr id="0" name="image8.png"/>
                     <pic:cNvPicPr preferRelativeResize="0"/>
                   </pic:nvPicPr>
                   <pic:blipFill>
-                    <a:blip r:embed="rId20"/>
+                    <a:blip r:embed="rId17"/>
                     <a:srcRect b="0" l="0" r="0" t="0"/>
                     <a:stretch>
                       <a:fillRect/>
@@ -31368,16 +31348,16 @@
           <wp:inline distB="19050" distT="19050" distL="19050" distR="19050">
             <wp:extent cx="145018" cy="235165"/>
             <wp:effectExtent b="0" l="0" r="0" t="0"/>
-            <wp:docPr id="20" name="image4.png"/>
+            <wp:docPr id="20" name="image12.png"/>
             <a:graphic>
               <a:graphicData uri="http://schemas.openxmlformats.org/drawingml/2006/picture">
                 <pic:pic>
                   <pic:nvPicPr>
-                    <pic:cNvPr id="0" name="image4.png"/>
+                    <pic:cNvPr id="0" name="image12.png"/>
                     <pic:cNvPicPr preferRelativeResize="0"/>
                   </pic:nvPicPr>
                   <pic:blipFill>
-                    <a:blip r:embed="rId21"/>
+                    <a:blip r:embed="rId18"/>
                     <a:srcRect b="0" l="0" r="0" t="0"/>
                     <a:stretch>
                       <a:fillRect/>
@@ -31409,16 +31389,16 @@
           <wp:inline distB="19050" distT="19050" distL="19050" distR="19050">
             <wp:extent cx="138292" cy="224257"/>
             <wp:effectExtent b="0" l="0" r="0" t="0"/>
-            <wp:docPr id="8" name="image3.png"/>
+            <wp:docPr id="8" name="image17.png"/>
             <a:graphic>
               <a:graphicData uri="http://schemas.openxmlformats.org/drawingml/2006/picture">
                 <pic:pic>
                   <pic:nvPicPr>
-                    <pic:cNvPr id="0" name="image3.png"/>
+                    <pic:cNvPr id="0" name="image17.png"/>
                     <pic:cNvPicPr preferRelativeResize="0"/>
                   </pic:nvPicPr>
                   <pic:blipFill>
-                    <a:blip r:embed="rId22"/>
+                    <a:blip r:embed="rId19"/>
                     <a:srcRect b="0" l="0" r="0" t="0"/>
                     <a:stretch>
                       <a:fillRect/>
@@ -31479,16 +31459,16 @@
           <wp:inline distB="19050" distT="19050" distL="19050" distR="19050">
             <wp:extent cx="3819649" cy="228721"/>
             <wp:effectExtent b="0" l="0" r="0" t="0"/>
-            <wp:docPr id="27" name="image23.png"/>
+            <wp:docPr id="27" name="image24.png"/>
             <a:graphic>
               <a:graphicData uri="http://schemas.openxmlformats.org/drawingml/2006/picture">
                 <pic:pic>
                   <pic:nvPicPr>
-                    <pic:cNvPr id="0" name="image23.png"/>
+                    <pic:cNvPr id="0" name="image24.png"/>
                     <pic:cNvPicPr preferRelativeResize="0"/>
                   </pic:nvPicPr>
                   <pic:blipFill>
-                    <a:blip r:embed="rId23"/>
+                    <a:blip r:embed="rId20"/>
                     <a:srcRect b="0" l="0" r="0" t="0"/>
                     <a:stretch>
                       <a:fillRect/>
@@ -31634,16 +31614,16 @@
           <wp:inline distB="19050" distT="19050" distL="19050" distR="19050">
             <wp:extent cx="2756002" cy="229031"/>
             <wp:effectExtent b="0" l="0" r="0" t="0"/>
-            <wp:docPr id="5" name="image13.png"/>
+            <wp:docPr id="5" name="image16.png"/>
             <a:graphic>
               <a:graphicData uri="http://schemas.openxmlformats.org/drawingml/2006/picture">
                 <pic:pic>
                   <pic:nvPicPr>
-                    <pic:cNvPr id="0" name="image13.png"/>
+                    <pic:cNvPr id="0" name="image16.png"/>
                     <pic:cNvPicPr preferRelativeResize="0"/>
                   </pic:nvPicPr>
                   <pic:blipFill>
-                    <a:blip r:embed="rId24"/>
+                    <a:blip r:embed="rId21"/>
                     <a:srcRect b="0" l="0" r="0" t="0"/>
                     <a:stretch>
                       <a:fillRect/>
@@ -31813,16 +31793,16 @@
           <wp:inline distB="19050" distT="19050" distL="19050" distR="19050">
             <wp:extent cx="2882141" cy="285549"/>
             <wp:effectExtent b="0" l="0" r="0" t="0"/>
-            <wp:docPr id="14" name="image12.png"/>
+            <wp:docPr id="14" name="image7.png"/>
             <a:graphic>
               <a:graphicData uri="http://schemas.openxmlformats.org/drawingml/2006/picture">
                 <pic:pic>
                   <pic:nvPicPr>
-                    <pic:cNvPr id="0" name="image12.png"/>
+                    <pic:cNvPr id="0" name="image7.png"/>
                     <pic:cNvPicPr preferRelativeResize="0"/>
                   </pic:nvPicPr>
                   <pic:blipFill>
-                    <a:blip r:embed="rId25"/>
+                    <a:blip r:embed="rId22"/>
                     <a:srcRect b="0" l="0" r="0" t="0"/>
                     <a:stretch>
                       <a:fillRect/>
@@ -31998,16 +31978,16 @@
           <wp:inline distB="19050" distT="19050" distL="19050" distR="19050">
             <wp:extent cx="720923" cy="227660"/>
             <wp:effectExtent b="0" l="0" r="0" t="0"/>
-            <wp:docPr id="24" name="image19.png"/>
+            <wp:docPr id="24" name="image18.png"/>
             <a:graphic>
               <a:graphicData uri="http://schemas.openxmlformats.org/drawingml/2006/picture">
                 <pic:pic>
                   <pic:nvPicPr>
-                    <pic:cNvPr id="0" name="image19.png"/>
+                    <pic:cNvPr id="0" name="image18.png"/>
                     <pic:cNvPicPr preferRelativeResize="0"/>
                   </pic:nvPicPr>
                   <pic:blipFill>
-                    <a:blip r:embed="rId26"/>
+                    <a:blip r:embed="rId23"/>
                     <a:srcRect b="0" l="0" r="0" t="0"/>
                     <a:stretch>
                       <a:fillRect/>
@@ -32074,16 +32054,16 @@
           <wp:inline distB="19050" distT="19050" distL="19050" distR="19050">
             <wp:extent cx="105489" cy="234421"/>
             <wp:effectExtent b="0" l="0" r="0" t="0"/>
-            <wp:docPr id="17" name="image6.png"/>
+            <wp:docPr id="17" name="image13.png"/>
             <a:graphic>
               <a:graphicData uri="http://schemas.openxmlformats.org/drawingml/2006/picture">
                 <pic:pic>
                   <pic:nvPicPr>
-                    <pic:cNvPr id="0" name="image6.png"/>
+                    <pic:cNvPr id="0" name="image13.png"/>
                     <pic:cNvPicPr preferRelativeResize="0"/>
                   </pic:nvPicPr>
                   <pic:blipFill>
-                    <a:blip r:embed="rId13"/>
+                    <a:blip r:embed="rId10"/>
                     <a:srcRect b="0" l="0" r="0" t="0"/>
                     <a:stretch>
                       <a:fillRect/>
@@ -32118,16 +32098,16 @@
           <wp:inline distB="19050" distT="19050" distL="19050" distR="19050">
             <wp:extent cx="97572" cy="234173"/>
             <wp:effectExtent b="0" l="0" r="0" t="0"/>
-            <wp:docPr id="3" name="image1.png"/>
+            <wp:docPr id="3" name="image9.png"/>
             <a:graphic>
               <a:graphicData uri="http://schemas.openxmlformats.org/drawingml/2006/picture">
                 <pic:pic>
                   <pic:nvPicPr>
-                    <pic:cNvPr id="0" name="image1.png"/>
+                    <pic:cNvPr id="0" name="image9.png"/>
                     <pic:cNvPicPr preferRelativeResize="0"/>
                   </pic:nvPicPr>
                   <pic:blipFill>
-                    <a:blip r:embed="rId19"/>
+                    <a:blip r:embed="rId16"/>
                     <a:srcRect b="0" l="0" r="0" t="0"/>
                     <a:stretch>
                       <a:fillRect/>
@@ -32162,16 +32142,16 @@
           <wp:inline distB="19050" distT="19050" distL="19050" distR="19050">
             <wp:extent cx="607516" cy="227818"/>
             <wp:effectExtent b="0" l="0" r="0" t="0"/>
-            <wp:docPr id="11" name="image16.png"/>
+            <wp:docPr id="11" name="image15.png"/>
             <a:graphic>
               <a:graphicData uri="http://schemas.openxmlformats.org/drawingml/2006/picture">
                 <pic:pic>
                   <pic:nvPicPr>
-                    <pic:cNvPr id="0" name="image16.png"/>
+                    <pic:cNvPr id="0" name="image15.png"/>
                     <pic:cNvPicPr preferRelativeResize="0"/>
                   </pic:nvPicPr>
                   <pic:blipFill>
-                    <a:blip r:embed="rId27"/>
+                    <a:blip r:embed="rId24"/>
                     <a:srcRect b="0" l="0" r="0" t="0"/>
                     <a:stretch>
                       <a:fillRect/>
@@ -32238,16 +32218,16 @@
           <wp:inline distB="19050" distT="19050" distL="19050" distR="19050">
             <wp:extent cx="586919" cy="227194"/>
             <wp:effectExtent b="0" l="0" r="0" t="0"/>
-            <wp:docPr id="7" name="image17.png"/>
+            <wp:docPr id="7" name="image3.png"/>
             <a:graphic>
               <a:graphicData uri="http://schemas.openxmlformats.org/drawingml/2006/picture">
                 <pic:pic>
                   <pic:nvPicPr>
-                    <pic:cNvPr id="0" name="image17.png"/>
+                    <pic:cNvPr id="0" name="image3.png"/>
                     <pic:cNvPicPr preferRelativeResize="0"/>
                   </pic:nvPicPr>
                   <pic:blipFill>
-                    <a:blip r:embed="rId15"/>
+                    <a:blip r:embed="rId12"/>
                     <a:srcRect b="0" l="0" r="0" t="0"/>
                     <a:stretch>
                       <a:fillRect/>
@@ -32282,16 +32262,16 @@
           <wp:inline distB="19050" distT="19050" distL="19050" distR="19050">
             <wp:extent cx="105489" cy="234421"/>
             <wp:effectExtent b="0" l="0" r="0" t="0"/>
-            <wp:docPr id="28" name="image6.png"/>
+            <wp:docPr id="28" name="image13.png"/>
             <a:graphic>
               <a:graphicData uri="http://schemas.openxmlformats.org/drawingml/2006/picture">
                 <pic:pic>
                   <pic:nvPicPr>
-                    <pic:cNvPr id="0" name="image6.png"/>
+                    <pic:cNvPr id="0" name="image13.png"/>
                     <pic:cNvPicPr preferRelativeResize="0"/>
                   </pic:nvPicPr>
                   <pic:blipFill>
-                    <a:blip r:embed="rId13"/>
+                    <a:blip r:embed="rId10"/>
                     <a:srcRect b="0" l="0" r="0" t="0"/>
                     <a:stretch>
                       <a:fillRect/>
@@ -32358,16 +32338,16 @@
           <wp:inline distB="19050" distT="19050" distL="19050" distR="19050">
             <wp:extent cx="333911" cy="211093"/>
             <wp:effectExtent b="0" l="0" r="0" t="0"/>
-            <wp:docPr id="22" name="image18.png"/>
+            <wp:docPr id="22" name="image20.png"/>
             <a:graphic>
               <a:graphicData uri="http://schemas.openxmlformats.org/drawingml/2006/picture">
                 <pic:pic>
                   <pic:nvPicPr>
-                    <pic:cNvPr id="0" name="image18.png"/>
+                    <pic:cNvPr id="0" name="image20.png"/>
                     <pic:cNvPicPr preferRelativeResize="0"/>
                   </pic:nvPicPr>
                   <pic:blipFill>
-                    <a:blip r:embed="rId28"/>
+                    <a:blip r:embed="rId25"/>
                     <a:srcRect b="0" l="0" r="0" t="0"/>
                     <a:stretch>
                       <a:fillRect/>
@@ -32402,16 +32382,16 @@
           <wp:inline distB="19050" distT="19050" distL="19050" distR="19050">
             <wp:extent cx="457438" cy="228719"/>
             <wp:effectExtent b="0" l="0" r="0" t="0"/>
-            <wp:docPr id="29" name="image20.png"/>
+            <wp:docPr id="29" name="image22.png"/>
             <a:graphic>
               <a:graphicData uri="http://schemas.openxmlformats.org/drawingml/2006/picture">
                 <pic:pic>
                   <pic:nvPicPr>
-                    <pic:cNvPr id="0" name="image20.png"/>
+                    <pic:cNvPr id="0" name="image22.png"/>
                     <pic:cNvPicPr preferRelativeResize="0"/>
                   </pic:nvPicPr>
                   <pic:blipFill>
-                    <a:blip r:embed="rId29"/>
+                    <a:blip r:embed="rId26"/>
                     <a:srcRect b="0" l="0" r="0" t="0"/>
                     <a:stretch>
                       <a:fillRect/>
@@ -32589,12 +32569,176 @@
           <wp:inline distB="19050" distT="19050" distL="19050" distR="19050">
             <wp:extent cx="214432" cy="225717"/>
             <wp:effectExtent b="0" l="0" r="0" t="0"/>
-            <wp:docPr id="10" name="image15.png"/>
+            <wp:docPr id="10" name="image10.png"/>
             <a:graphic>
               <a:graphicData uri="http://schemas.openxmlformats.org/drawingml/2006/picture">
                 <pic:pic>
                   <pic:nvPicPr>
-                    <pic:cNvPr id="0" name="image15.png"/>
+                    <pic:cNvPr id="0" name="image10.png"/>
+                    <pic:cNvPicPr preferRelativeResize="0"/>
+                  </pic:nvPicPr>
+                  <pic:blipFill>
+                    <a:blip r:embed="rId27"/>
+                    <a:srcRect b="0" l="0" r="0" t="0"/>
+                    <a:stretch>
+                      <a:fillRect/>
+                    </a:stretch>
+                  </pic:blipFill>
+                  <pic:spPr>
+                    <a:xfrm>
+                      <a:off x="0" y="0"/>
+                      <a:ext cx="214432" cy="225717"/>
+                    </a:xfrm>
+                    <a:prstGeom prst="rect"/>
+                    <a:ln/>
+                  </pic:spPr>
+                </pic:pic>
+              </a:graphicData>
+            </a:graphic>
+          </wp:inline>
+        </w:drawing>
+      </w:r>
+      <w:r>
+        <w:rPr>
+          <w:color w:val="1f1f1f"/>
+          <w:rtl w:val="0"/>
+        </w:rPr>
+        <w:t xml:space="preserve"> and </w:t>
+      </w:r>
+      <w:r>
+        <w:rPr>
+          <w:color w:val="1f1f1f"/>
+        </w:rPr>
+        <w:drawing>
+          <wp:inline distB="19050" distT="19050" distL="19050" distR="19050">
+            <wp:extent cx="214432" cy="225717"/>
+            <wp:effectExtent b="0" l="0" r="0" t="0"/>
+            <wp:docPr id="25" name="image25.png"/>
+            <a:graphic>
+              <a:graphicData uri="http://schemas.openxmlformats.org/drawingml/2006/picture">
+                <pic:pic>
+                  <pic:nvPicPr>
+                    <pic:cNvPr id="0" name="image25.png"/>
+                    <pic:cNvPicPr preferRelativeResize="0"/>
+                  </pic:nvPicPr>
+                  <pic:blipFill>
+                    <a:blip r:embed="rId28"/>
+                    <a:srcRect b="0" l="0" r="0" t="0"/>
+                    <a:stretch>
+                      <a:fillRect/>
+                    </a:stretch>
+                  </pic:blipFill>
+                  <pic:spPr>
+                    <a:xfrm>
+                      <a:off x="0" y="0"/>
+                      <a:ext cx="214432" cy="225717"/>
+                    </a:xfrm>
+                    <a:prstGeom prst="rect"/>
+                    <a:ln/>
+                  </pic:spPr>
+                </pic:pic>
+              </a:graphicData>
+            </a:graphic>
+          </wp:inline>
+        </w:drawing>
+      </w:r>
+      <w:r>
+        <w:rPr>
+          <w:color w:val="1f1f1f"/>
+          <w:rtl w:val="0"/>
+        </w:rPr>
+        <w:t xml:space="preserve"> as </w:t>
+      </w:r>
+      <w:r>
+        <w:rPr>
+          <w:color w:val="1f1f1f"/>
+        </w:rPr>
+        <w:drawing>
+          <wp:inline distB="19050" distT="19050" distL="19050" distR="19050">
+            <wp:extent cx="876836" cy="285925"/>
+            <wp:effectExtent b="0" l="0" r="0" t="0"/>
+            <wp:docPr id="21" name="image19.png"/>
+            <a:graphic>
+              <a:graphicData uri="http://schemas.openxmlformats.org/drawingml/2006/picture">
+                <pic:pic>
+                  <pic:nvPicPr>
+                    <pic:cNvPr id="0" name="image19.png"/>
+                    <pic:cNvPicPr preferRelativeResize="0"/>
+                  </pic:nvPicPr>
+                  <pic:blipFill>
+                    <a:blip r:embed="rId29"/>
+                    <a:srcRect b="0" l="0" r="0" t="0"/>
+                    <a:stretch>
+                      <a:fillRect/>
+                    </a:stretch>
+                  </pic:blipFill>
+                  <pic:spPr>
+                    <a:xfrm>
+                      <a:off x="0" y="0"/>
+                      <a:ext cx="876836" cy="285925"/>
+                    </a:xfrm>
+                    <a:prstGeom prst="rect"/>
+                    <a:ln/>
+                  </pic:spPr>
+                </pic:pic>
+              </a:graphicData>
+            </a:graphic>
+          </wp:inline>
+        </w:drawing>
+      </w:r>
+      <w:r>
+        <w:rPr>
+          <w:color w:val="1f1f1f"/>
+          <w:rtl w:val="0"/>
+        </w:rPr>
+        <w:t xml:space="preserve">.</w:t>
+      </w:r>
+      <w:r>
+        <w:rPr>
+          <w:rtl w:val="0"/>
+        </w:rPr>
+      </w:r>
+    </w:p>
+    <w:p>
+      <w:pPr>
+        <w:widowControl w:val="0"/>
+        <w:numPr>
+          <w:ilvl w:val="0"/>
+          <w:numId w:val="42"/>
+        </w:numPr>
+        <w:spacing w:after="120" w:line="275.9999942779541" w:lineRule="auto"/>
+        <w:ind w:left="480" w:hanging="360"/>
+      </w:pPr>
+      <w:r>
+        <w:rPr>
+          <w:b w:val="1"/>
+          <w:bCs w:val="1"/>
+          <w:color w:val="1f1f1f"/>
+          <w:rtl w:val="0"/>
+        </w:rPr>
+        <w:t xml:space="preserve">Discovery</w:t>
+      </w:r>
+      <w:r>
+        <w:rPr>
+          <w:color w:val="1f1f1f"/>
+          <w:rtl w:val="0"/>
+        </w:rPr>
+        <w:t xml:space="preserve">: If </w:t>
+      </w:r>
+      <w:r>
+        <w:rPr>
+          <w:color w:val="1f1f1f"/>
+        </w:rPr>
+        <w:drawing>
+          <wp:inline distB="19050" distT="19050" distL="19050" distR="19050">
+            <wp:extent cx="214432" cy="225717"/>
+            <wp:effectExtent b="0" l="0" r="0" t="0"/>
+            <wp:docPr id="1" name="image11.png"/>
+            <a:graphic>
+              <a:graphicData uri="http://schemas.openxmlformats.org/drawingml/2006/picture">
+                <pic:pic>
+                  <pic:nvPicPr>
+                    <pic:cNvPr id="0" name="image11.png"/>
                     <pic:cNvPicPr preferRelativeResize="0"/>
                   </pic:nvPicPr>
                   <pic:blipFill>
@@ -32633,7 +32777,7 @@
           <wp:inline distB="19050" distT="19050" distL="19050" distR="19050">
             <wp:extent cx="214432" cy="225717"/>
             <wp:effectExtent b="0" l="0" r="0" t="0"/>
-            <wp:docPr id="25" name="image26.png"/>
+            <wp:docPr id="30" name="image26.png"/>
             <a:graphic>
               <a:graphicData uri="http://schemas.openxmlformats.org/drawingml/2006/picture">
                 <pic:pic>
@@ -32667,7 +32811,7 @@
           <w:color w:val="1f1f1f"/>
           <w:rtl w:val="0"/>
         </w:rPr>
-        <w:t xml:space="preserve"> as </w:t>
+        <w:t xml:space="preserve"> share the same ratio </w:t>
       </w:r>
       <w:r>
         <w:rPr>
@@ -32675,182 +32819,18 @@
         </w:rPr>
         <w:drawing>
           <wp:inline distB="19050" distT="19050" distL="19050" distR="19050">
-            <wp:extent cx="876836" cy="285925"/>
+            <wp:extent cx="95905" cy="230173"/>
             <wp:effectExtent b="0" l="0" r="0" t="0"/>
-            <wp:docPr id="21" name="image25.png"/>
+            <wp:docPr id="4" name="image14.png"/>
             <a:graphic>
               <a:graphicData uri="http://schemas.openxmlformats.org/drawingml/2006/picture">
                 <pic:pic>
                   <pic:nvPicPr>
-                    <pic:cNvPr id="0" name="image25.png"/>
+                    <pic:cNvPr id="0" name="image14.png"/>
                     <pic:cNvPicPr preferRelativeResize="0"/>
                   </pic:nvPicPr>
                   <pic:blipFill>
                     <a:blip r:embed="rId32"/>
-                    <a:srcRect b="0" l="0" r="0" t="0"/>
-                    <a:stretch>
-                      <a:fillRect/>
-                    </a:stretch>
-                  </pic:blipFill>
-                  <pic:spPr>
-                    <a:xfrm>
-                      <a:off x="0" y="0"/>
-                      <a:ext cx="876836" cy="285925"/>
-                    </a:xfrm>
-                    <a:prstGeom prst="rect"/>
-                    <a:ln/>
-                  </pic:spPr>
-                </pic:pic>
-              </a:graphicData>
-            </a:graphic>
-          </wp:inline>
-        </w:drawing>
-      </w:r>
-      <w:r>
-        <w:rPr>
-          <w:color w:val="1f1f1f"/>
-          <w:rtl w:val="0"/>
-        </w:rPr>
-        <w:t xml:space="preserve">.</w:t>
-      </w:r>
-      <w:r>
-        <w:rPr>
-          <w:rtl w:val="0"/>
-        </w:rPr>
-      </w:r>
-    </w:p>
-    <w:p>
-      <w:pPr>
-        <w:widowControl w:val="0"/>
-        <w:numPr>
-          <w:ilvl w:val="0"/>
-          <w:numId w:val="42"/>
-        </w:numPr>
-        <w:spacing w:after="120" w:line="275.9999942779541" w:lineRule="auto"/>
-        <w:ind w:left="480" w:hanging="360"/>
-      </w:pPr>
-      <w:r>
-        <w:rPr>
-          <w:b w:val="1"/>
-          <w:bCs w:val="1"/>
-          <w:color w:val="1f1f1f"/>
-          <w:rtl w:val="0"/>
-        </w:rPr>
-        <w:t xml:space="preserve">Discovery</w:t>
-      </w:r>
-      <w:r>
-        <w:rPr>
-          <w:color w:val="1f1f1f"/>
-          <w:rtl w:val="0"/>
-        </w:rPr>
-        <w:t xml:space="preserve">: If </w:t>
-      </w:r>
-      <w:r>
-        <w:rPr>
-          <w:color w:val="1f1f1f"/>
-        </w:rPr>
-        <w:drawing>
-          <wp:inline distB="19050" distT="19050" distL="19050" distR="19050">
-            <wp:extent cx="214432" cy="225717"/>
-            <wp:effectExtent b="0" l="0" r="0" t="0"/>
-            <wp:docPr id="1" name="image5.png"/>
-            <a:graphic>
-              <a:graphicData uri="http://schemas.openxmlformats.org/drawingml/2006/picture">
-                <pic:pic>
-                  <pic:nvPicPr>
-                    <pic:cNvPr id="0" name="image5.png"/>
-                    <pic:cNvPicPr preferRelativeResize="0"/>
-                  </pic:nvPicPr>
-                  <pic:blipFill>
-                    <a:blip r:embed="rId33"/>
-                    <a:srcRect b="0" l="0" r="0" t="0"/>
-                    <a:stretch>
-                      <a:fillRect/>
-                    </a:stretch>
-                  </pic:blipFill>
-                  <pic:spPr>
-                    <a:xfrm>
-                      <a:off x="0" y="0"/>
-                      <a:ext cx="214432" cy="225717"/>
-                    </a:xfrm>
-                    <a:prstGeom prst="rect"/>
-                    <a:ln/>
-                  </pic:spPr>
-                </pic:pic>
-              </a:graphicData>
-            </a:graphic>
-          </wp:inline>
-        </w:drawing>
-      </w:r>
-      <w:r>
-        <w:rPr>
-          <w:color w:val="1f1f1f"/>
-          <w:rtl w:val="0"/>
-        </w:rPr>
-        <w:t xml:space="preserve"> and </w:t>
-      </w:r>
-      <w:r>
-        <w:rPr>
-          <w:color w:val="1f1f1f"/>
-        </w:rPr>
-        <w:drawing>
-          <wp:inline distB="19050" distT="19050" distL="19050" distR="19050">
-            <wp:extent cx="214432" cy="225717"/>
-            <wp:effectExtent b="0" l="0" r="0" t="0"/>
-            <wp:docPr id="30" name="image22.png"/>
-            <a:graphic>
-              <a:graphicData uri="http://schemas.openxmlformats.org/drawingml/2006/picture">
-                <pic:pic>
-                  <pic:nvPicPr>
-                    <pic:cNvPr id="0" name="image22.png"/>
-                    <pic:cNvPicPr preferRelativeResize="0"/>
-                  </pic:nvPicPr>
-                  <pic:blipFill>
-                    <a:blip r:embed="rId34"/>
-                    <a:srcRect b="0" l="0" r="0" t="0"/>
-                    <a:stretch>
-                      <a:fillRect/>
-                    </a:stretch>
-                  </pic:blipFill>
-                  <pic:spPr>
-                    <a:xfrm>
-                      <a:off x="0" y="0"/>
-                      <a:ext cx="214432" cy="225717"/>
-                    </a:xfrm>
-                    <a:prstGeom prst="rect"/>
-                    <a:ln/>
-                  </pic:spPr>
-                </pic:pic>
-              </a:graphicData>
-            </a:graphic>
-          </wp:inline>
-        </w:drawing>
-      </w:r>
-      <w:r>
-        <w:rPr>
-          <w:color w:val="1f1f1f"/>
-          <w:rtl w:val="0"/>
-        </w:rPr>
-        <w:t xml:space="preserve"> share the same ratio </w:t>
-      </w:r>
-      <w:r>
-        <w:rPr>
-          <w:color w:val="1f1f1f"/>
-        </w:rPr>
-        <w:drawing>
-          <wp:inline distB="19050" distT="19050" distL="19050" distR="19050">
-            <wp:extent cx="95905" cy="230173"/>
-            <wp:effectExtent b="0" l="0" r="0" t="0"/>
-            <wp:docPr id="4" name="image10.png"/>
-            <a:graphic>
-              <a:graphicData uri="http://schemas.openxmlformats.org/drawingml/2006/picture">
-                <pic:pic>
-                  <pic:nvPicPr>
-                    <pic:cNvPr id="0" name="image10.png"/>
-                    <pic:cNvPicPr preferRelativeResize="0"/>
-                  </pic:nvPicPr>
-                  <pic:blipFill>
-                    <a:blip r:embed="rId35"/>
                     <a:srcRect b="0" l="0" r="0" t="0"/>
                     <a:stretch>
                       <a:fillRect/>
@@ -32982,16 +32962,16 @@
           <wp:inline distB="19050" distT="19050" distL="19050" distR="19050">
             <wp:extent cx="3042047" cy="217562"/>
             <wp:effectExtent b="0" l="0" r="0" t="0"/>
-            <wp:docPr id="15" name="image2.png"/>
+            <wp:docPr id="15" name="image5.png"/>
             <a:graphic>
               <a:graphicData uri="http://schemas.openxmlformats.org/drawingml/2006/picture">
                 <pic:pic>
                   <pic:nvPicPr>
-                    <pic:cNvPr id="0" name="image2.png"/>
+                    <pic:cNvPr id="0" name="image5.png"/>
                     <pic:cNvPicPr preferRelativeResize="0"/>
                   </pic:nvPicPr>
                   <pic:blipFill>
-                    <a:blip r:embed="rId36"/>
+                    <a:blip r:embed="rId33"/>
                     <a:srcRect b="0" l="0" r="0" t="0"/>
                     <a:stretch>
                       <a:fillRect/>
@@ -48316,7 +48296,7 @@
       <w:pPr>
         <w:rPr/>
       </w:pPr>
-      <w:hyperlink r:id="rId37">
+      <w:hyperlink r:id="rId34">
         <w:r>
           <w:rPr>
             <w:color w:val="1155cc"/>
@@ -48351,7 +48331,7 @@
       <w:pPr>
         <w:rPr/>
       </w:pPr>
-      <w:hyperlink r:id="rId38">
+      <w:hyperlink r:id="rId35">
         <w:r>
           <w:rPr>
             <w:color w:val="1155cc"/>

--- a/Spec.docx
+++ b/Spec.docx
@@ -157,7 +157,7 @@
     </w:p>
     <w:sdt>
       <w:sdtPr>
-        <w:id w:val="481128815"/>
+        <w:id w:val="-1937700350"/>
         <w:docPartObj>
           <w:docPartGallery w:val="Table of Contents"/>
           <w:docPartUnique w:val="1"/>
@@ -11477,7 +11477,7 @@
         <w:rPr>
           <w:rtl w:val="0"/>
         </w:rPr>
-        <w:t xml:space="preserve">Contexts Set: Context Dimensional Point Set.</w:t>
+        <w:t xml:space="preserve">Contexts Set (Universal Set: Subjects, Predicates, Objects and Subjects Set, Predicates Set and Objects Set union).</w:t>
       </w:r>
     </w:p>
     <w:p>
@@ -11561,7 +11561,7 @@
         <w:rPr>
           <w:rtl w:val="0"/>
         </w:rPr>
-        <w:t xml:space="preserve">Context (Statements) Set: (Subject Set, Predicate Set, Object Set intersection).</w:t>
+        <w:t xml:space="preserve">Context Kinds Set (Subject Kinds Set, Predicate Kinds Set, Object Kinds Set union).</w:t>
       </w:r>
     </w:p>
     <w:p>
@@ -11593,6 +11593,7 @@
         <w:rPr>
           <w:rtl w:val="0"/>
         </w:rPr>
+        <w:t xml:space="preserve">    </w:t>
       </w:r>
     </w:p>
     <w:p>
@@ -11614,6 +11615,7 @@
         <w:rPr>
           <w:rtl w:val="0"/>
         </w:rPr>
+        <w:t xml:space="preserve">    </w:t>
       </w:r>
     </w:p>
     <w:p>
@@ -11647,12 +11649,12 @@
           <wp:inline distB="114300" distT="114300" distL="114300" distR="114300">
             <wp:extent cx="9144000" cy="5143500"/>
             <wp:effectExtent b="0" l="0" r="0" t="0"/>
-            <wp:docPr id="26" name="image23.png"/>
+            <wp:docPr id="26" name="image24.png"/>
             <a:graphic>
               <a:graphicData uri="http://schemas.openxmlformats.org/drawingml/2006/picture">
                 <pic:pic>
                   <pic:nvPicPr>
-                    <pic:cNvPr id="0" name="image23.png"/>
+                    <pic:cNvPr id="0" name="image24.png"/>
                     <pic:cNvPicPr preferRelativeResize="0"/>
                   </pic:nvPicPr>
                   <pic:blipFill>
@@ -11684,111 +11686,11 @@
     </w:p>
     <w:p>
       <w:pPr>
-        <w:pStyle w:val="Heading3"/>
-        <w:rPr/>
-      </w:pPr>
-      <w:bookmarkStart w:colFirst="0" w:colLast="0" w:name="_wrnybev1sdsl" w:id="18"/>
+        <w:pStyle w:val="Heading2"/>
+        <w:rPr/>
+      </w:pPr>
+      <w:bookmarkStart w:colFirst="0" w:colLast="0" w:name="_pvsxaxwjbfxk" w:id="18"/>
       <w:bookmarkEnd w:id="18"/>
-      <w:r>
-        <w:rPr>
-          <w:rtl w:val="0"/>
-        </w:rPr>
-        <w:t xml:space="preserve">Sets layout for Dimensional Analysis</w:t>
-      </w:r>
-    </w:p>
-    <w:p>
-      <w:pPr>
-        <w:rPr/>
-      </w:pPr>
-      <w:r>
-        <w:rPr>
-          <w:rtl w:val="0"/>
-        </w:rPr>
-        <w:t xml:space="preserve">The above Sets Layout diagram represents the structure of a snapshot of the Resources occurrences in their corresponding Roles for a given Context Dimensional Point (axes Statements).</w:t>
-      </w:r>
-    </w:p>
-    <w:p>
-      <w:pPr>
-        <w:rPr/>
-      </w:pPr>
-      <w:r>
-        <w:rPr>
-          <w:rtl w:val="0"/>
-        </w:rPr>
-      </w:r>
-    </w:p>
-    <w:p>
-      <w:pPr>
-        <w:rPr/>
-      </w:pPr>
-      <w:r>
-        <w:rPr>
-          <w:rtl w:val="0"/>
-        </w:rPr>
-        <w:t xml:space="preserve">Contexts (Statements: SPO Intersection) represents all the possible Statements for an aggregated Context dimensional point. All possible Dimension Point Kinds (SK, PK, OK) are then aggregated. Then all SPO Resource Occurrences are assigned to their corresponding Roles.  </w:t>
-      </w:r>
-    </w:p>
-    <w:p>
-      <w:pPr>
-        <w:rPr/>
-      </w:pPr>
-      <w:r>
-        <w:rPr>
-          <w:rtl w:val="0"/>
-        </w:rPr>
-      </w:r>
-    </w:p>
-    <w:p>
-      <w:pPr>
-        <w:rPr/>
-      </w:pPr>
-      <w:r>
-        <w:rPr>
-          <w:rtl w:val="0"/>
-        </w:rPr>
-        <w:t xml:space="preserve">TODO: Encode Context Statements. Resolve Context Statements SPO Statements.</w:t>
-      </w:r>
-    </w:p>
-    <w:p>
-      <w:pPr>
-        <w:rPr/>
-      </w:pPr>
-      <w:r>
-        <w:rPr>
-          <w:rtl w:val="0"/>
-        </w:rPr>
-        <w:t xml:space="preserve">TODO: Refactor Base Model for CSPO Contexts representing Dimensional Aggregation Points (axes Statements): ContextKind&lt;Subject, Predicate, Object&gt;.</w:t>
-      </w:r>
-    </w:p>
-    <w:p>
-      <w:pPr>
-        <w:rPr/>
-      </w:pPr>
-      <w:r>
-        <w:rPr>
-          <w:rtl w:val="0"/>
-        </w:rPr>
-        <w:t xml:space="preserve">TODO: Inference through Sets based operations.</w:t>
-      </w:r>
-    </w:p>
-    <w:p>
-      <w:pPr>
-        <w:rPr/>
-      </w:pPr>
-      <w:r>
-        <w:rPr>
-          <w:rtl w:val="0"/>
-        </w:rPr>
-        <w:t xml:space="preserve">TODO: Reify Kinds as SPO Resource Occurrences.</w:t>
-      </w:r>
-    </w:p>
-    <w:p>
-      <w:pPr>
-        <w:pStyle w:val="Heading2"/>
-        <w:rPr/>
-      </w:pPr>
-      <w:bookmarkStart w:colFirst="0" w:colLast="0" w:name="_pvsxaxwjbfxk" w:id="19"/>
-      <w:bookmarkEnd w:id="19"/>
       <w:r>
         <w:rPr>
           <w:rtl w:val="0"/>
@@ -11928,8 +11830,8 @@
         <w:pStyle w:val="Heading2"/>
         <w:rPr/>
       </w:pPr>
-      <w:bookmarkStart w:colFirst="0" w:colLast="0" w:name="_iwbaw3hnzpa2" w:id="20"/>
-      <w:bookmarkEnd w:id="20"/>
+      <w:bookmarkStart w:colFirst="0" w:colLast="0" w:name="_iwbaw3hnzpa2" w:id="19"/>
+      <w:bookmarkEnd w:id="19"/>
       <w:r>
         <w:rPr>
           <w:rtl w:val="0"/>
@@ -12158,8 +12060,8 @@
         <w:pStyle w:val="Heading2"/>
         <w:rPr/>
       </w:pPr>
-      <w:bookmarkStart w:colFirst="0" w:colLast="0" w:name="_x2jf5gd50y1" w:id="21"/>
-      <w:bookmarkEnd w:id="21"/>
+      <w:bookmarkStart w:colFirst="0" w:colLast="0" w:name="_x2jf5gd50y1" w:id="20"/>
+      <w:bookmarkEnd w:id="20"/>
       <w:r>
         <w:rPr>
           <w:rtl w:val="0"/>
@@ -12305,8 +12207,8 @@
         <w:pStyle w:val="Heading2"/>
         <w:rPr/>
       </w:pPr>
-      <w:bookmarkStart w:colFirst="0" w:colLast="0" w:name="_x82vw51rpmy4" w:id="22"/>
-      <w:bookmarkEnd w:id="22"/>
+      <w:bookmarkStart w:colFirst="0" w:colLast="0" w:name="_x82vw51rpmy4" w:id="21"/>
+      <w:bookmarkEnd w:id="21"/>
       <w:r>
         <w:rPr>
           <w:rtl w:val="0"/>
@@ -13528,201 +13430,201 @@
         <w:pStyle w:val="Heading1"/>
         <w:rPr/>
       </w:pPr>
-      <w:bookmarkStart w:colFirst="0" w:colLast="0" w:name="_huu3bjun52ae" w:id="23"/>
+      <w:bookmarkStart w:colFirst="0" w:colLast="0" w:name="_huu3bjun52ae" w:id="22"/>
+      <w:bookmarkEnd w:id="22"/>
+      <w:r>
+        <w:rPr>
+          <w:rtl w:val="0"/>
+        </w:rPr>
+        <w:t xml:space="preserve">Execution Model: Augmentation Agents Pipeline </w:t>
+      </w:r>
+    </w:p>
+    <w:p>
+      <w:pPr>
+        <w:rPr/>
+      </w:pPr>
+      <w:r>
+        <w:rPr>
+          <w:rtl w:val="0"/>
+        </w:rPr>
+        <w:t xml:space="preserve">A sequential message driven execution model, the Augmentation Pipeline, performs, by means of message exchange streams processing (unfolding, merging and folding), the Semantic Streams Augmentation of raw RDF CSPO URIs Quads input Statements (from configurable Datasources*) into executable models of knowledge gathered by means of (1) Aggregation, (2) Alignment and (3) Activation of Statements (messages) encoding corresponding layers domain models Statement types structures.  </w:t>
+      </w:r>
+    </w:p>
+    <w:p>
+      <w:pPr>
+        <w:rPr/>
+      </w:pPr>
+      <w:r>
+        <w:rPr>
+          <w:rtl w:val="0"/>
+        </w:rPr>
+      </w:r>
+    </w:p>
+    <w:p>
+      <w:pPr>
+        <w:rPr/>
+      </w:pPr>
+      <w:r>
+        <w:rPr>
+          <w:rtl w:val="0"/>
+        </w:rPr>
+        <w:t xml:space="preserve">Augmentation Agents communicate with each other by means of a series of messaging endpoints where each layer consumes its input (source) Statements and publishes their output (production) Statements. Layers input and output Statements are of two types: an Augmentation Agent layer can consume both of their source Statements types and their production Statements types.</w:t>
+      </w:r>
+    </w:p>
+    <w:p>
+      <w:pPr>
+        <w:rPr/>
+      </w:pPr>
+      <w:r>
+        <w:rPr>
+          <w:rtl w:val="0"/>
+        </w:rPr>
+      </w:r>
+    </w:p>
+    <w:p>
+      <w:pPr>
+        <w:rPr/>
+      </w:pPr>
+      <w:r>
+        <w:rPr>
+          <w:rtl w:val="0"/>
+        </w:rPr>
+        <w:t xml:space="preserve">In the first case, processing a source Statement type input, it “merges” this input source type Statement with its source level type already known processed Statements aggregating, aligning and activating possible new inferred Statements. It then “folds” (aggregates) the resulting merged Statements into its layer corresponding Kind types Statements, then builds and produces its output production (Kinds) Statement types for production publishing.</w:t>
+      </w:r>
+    </w:p>
+    <w:p>
+      <w:pPr>
+        <w:rPr/>
+      </w:pPr>
+      <w:r>
+        <w:rPr>
+          <w:rtl w:val="0"/>
+        </w:rPr>
+      </w:r>
+    </w:p>
+    <w:p>
+      <w:pPr>
+        <w:rPr/>
+      </w:pPr>
+      <w:r>
+        <w:rPr>
+          <w:rtl w:val="0"/>
+        </w:rPr>
+        <w:t xml:space="preserve">In the case of a layer’s production Statement type as the consumed input, agents merges this input with its already known production statement types (matching / merging input Statement Kinds with already known Kinds), it then “unfolds” input Statement components (Kinds) into layer’s Kinds aggregated originating source type Statements obtaining this way the source Statement type Statements which originated the input (Kinds) production Statement message (source Statements). It then performs, with each “unfolded” Statement, the same way as if it were like those source Statements where consumed source Statements (merging, folding and publishing). Intermediate source type merged new inferred Statements are also merged, folded and published.</w:t>
+      </w:r>
+    </w:p>
+    <w:p>
+      <w:pPr>
+        <w:rPr/>
+      </w:pPr>
+      <w:r>
+        <w:rPr>
+          <w:rtl w:val="0"/>
+        </w:rPr>
+      </w:r>
+    </w:p>
+    <w:p>
+      <w:pPr>
+        <w:rPr/>
+      </w:pPr>
+      <w:r>
+        <w:rPr>
+          <w:rtl w:val="0"/>
+        </w:rPr>
+        <w:t xml:space="preserve">This Agent pipeline execution model could be depicted as:</w:t>
+      </w:r>
+    </w:p>
+    <w:p>
+      <w:pPr>
+        <w:rPr/>
+      </w:pPr>
+      <w:r>
+        <w:rPr>
+          <w:rtl w:val="0"/>
+        </w:rPr>
+      </w:r>
+    </w:p>
+    <w:p>
+      <w:pPr>
+        <w:rPr/>
+      </w:pPr>
+      <w:r>
+        <w:rPr>
+          <w:rtl w:val="0"/>
+        </w:rPr>
+        <w:t xml:space="preserve">source statements input / merge -&gt; folding -&gt; production statements merge and publishing</w:t>
+      </w:r>
+    </w:p>
+    <w:p>
+      <w:pPr>
+        <w:rPr/>
+      </w:pPr>
+      <w:r>
+        <w:rPr>
+          <w:rtl w:val="0"/>
+        </w:rPr>
+      </w:r>
+    </w:p>
+    <w:p>
+      <w:pPr>
+        <w:rPr/>
+      </w:pPr>
+      <w:r>
+        <w:rPr>
+          <w:rtl w:val="0"/>
+        </w:rPr>
+        <w:t xml:space="preserve">production statements input / merge -&gt; unfold -&gt; source statements merge and publishing</w:t>
+      </w:r>
+    </w:p>
+    <w:p>
+      <w:pPr>
+        <w:rPr/>
+      </w:pPr>
+      <w:r>
+        <w:rPr>
+          <w:rtl w:val="0"/>
+        </w:rPr>
+      </w:r>
+    </w:p>
+    <w:p>
+      <w:pPr>
+        <w:rPr/>
+      </w:pPr>
+      <w:r>
+        <w:rPr>
+          <w:rtl w:val="0"/>
+        </w:rPr>
+        <w:t xml:space="preserve">The merge steps in the pipeline is where new knowledge (Statements) are Aggregated, Aligned and Activated, where pipeline layers inference is performed materializing inferred knowledge into new Statements of each type. That is why it makes sense to merge new inputs with previous knowledge and inferred knowledge in a pipeline in / out fashion.</w:t>
+      </w:r>
+    </w:p>
+    <w:p>
+      <w:pPr>
+        <w:rPr/>
+      </w:pPr>
+      <w:r>
+        <w:rPr>
+          <w:rtl w:val="0"/>
+        </w:rPr>
+      </w:r>
+    </w:p>
+    <w:p>
+      <w:pPr>
+        <w:rPr/>
+      </w:pPr>
+      <w:r>
+        <w:rPr>
+          <w:rtl w:val="0"/>
+        </w:rPr>
+        <w:t xml:space="preserve">This fan in / fan out approach is intended to be implemented in a reactive functional streams pipeline where each agent consumes and produces knowledge asynchronously and in parallel. An Agent production type Statement is another Agent source type Statement (maybe including the Agent itself) and an Agent source type Statement is the type of another Agent production Statement type. An Agent “accepts” an Statement (source or production) if it is not known already or if it was further processed (updated) its context since the last consumption (or “acceptance” performance is no-op).</w:t>
+      </w:r>
+    </w:p>
+    <w:p>
+      <w:pPr>
+        <w:pStyle w:val="Heading2"/>
+        <w:rPr/>
+      </w:pPr>
+      <w:bookmarkStart w:colFirst="0" w:colLast="0" w:name="_ecoazujj9rr4" w:id="23"/>
       <w:bookmarkEnd w:id="23"/>
-      <w:r>
-        <w:rPr>
-          <w:rtl w:val="0"/>
-        </w:rPr>
-        <w:t xml:space="preserve">Execution Model: Augmentation Agents Pipeline </w:t>
-      </w:r>
-    </w:p>
-    <w:p>
-      <w:pPr>
-        <w:rPr/>
-      </w:pPr>
-      <w:r>
-        <w:rPr>
-          <w:rtl w:val="0"/>
-        </w:rPr>
-        <w:t xml:space="preserve">A sequential message driven execution model, the Augmentation Pipeline, performs, by means of message exchange streams processing (unfolding, merging and folding), the Semantic Streams Augmentation of raw RDF CSPO URIs Quads input Statements (from configurable Datasources*) into executable models of knowledge gathered by means of (1) Aggregation, (2) Alignment and (3) Activation of Statements (messages) encoding corresponding layers domain models Statement types structures.  </w:t>
-      </w:r>
-    </w:p>
-    <w:p>
-      <w:pPr>
-        <w:rPr/>
-      </w:pPr>
-      <w:r>
-        <w:rPr>
-          <w:rtl w:val="0"/>
-        </w:rPr>
-      </w:r>
-    </w:p>
-    <w:p>
-      <w:pPr>
-        <w:rPr/>
-      </w:pPr>
-      <w:r>
-        <w:rPr>
-          <w:rtl w:val="0"/>
-        </w:rPr>
-        <w:t xml:space="preserve">Augmentation Agents communicate with each other by means of a series of messaging endpoints where each layer consumes its input (source) Statements and publishes their output (production) Statements. Layers input and output Statements are of two types: an Augmentation Agent layer can consume both of their source Statements types and their production Statements types.</w:t>
-      </w:r>
-    </w:p>
-    <w:p>
-      <w:pPr>
-        <w:rPr/>
-      </w:pPr>
-      <w:r>
-        <w:rPr>
-          <w:rtl w:val="0"/>
-        </w:rPr>
-      </w:r>
-    </w:p>
-    <w:p>
-      <w:pPr>
-        <w:rPr/>
-      </w:pPr>
-      <w:r>
-        <w:rPr>
-          <w:rtl w:val="0"/>
-        </w:rPr>
-        <w:t xml:space="preserve">In the first case, processing a source Statement type input, it “merges” this input source type Statement with its source level type already known processed Statements aggregating, aligning and activating possible new inferred Statements. It then “folds” (aggregates) the resulting merged Statements into its layer corresponding Kind types Statements, then builds and produces its output production (Kinds) Statement types for production publishing.</w:t>
-      </w:r>
-    </w:p>
-    <w:p>
-      <w:pPr>
-        <w:rPr/>
-      </w:pPr>
-      <w:r>
-        <w:rPr>
-          <w:rtl w:val="0"/>
-        </w:rPr>
-      </w:r>
-    </w:p>
-    <w:p>
-      <w:pPr>
-        <w:rPr/>
-      </w:pPr>
-      <w:r>
-        <w:rPr>
-          <w:rtl w:val="0"/>
-        </w:rPr>
-        <w:t xml:space="preserve">In the case of a layer’s production Statement type as the consumed input, agents merges this input with its already known production statement types (matching / merging input Statement Kinds with already known Kinds), it then “unfolds” input Statement components (Kinds) into layer’s Kinds aggregated originating source type Statements obtaining this way the source Statement type Statements which originated the input (Kinds) production Statement message (source Statements). It then performs, with each “unfolded” Statement, the same way as if it were like those source Statements where consumed source Statements (merging, folding and publishing). Intermediate source type merged new inferred Statements are also merged, folded and published.</w:t>
-      </w:r>
-    </w:p>
-    <w:p>
-      <w:pPr>
-        <w:rPr/>
-      </w:pPr>
-      <w:r>
-        <w:rPr>
-          <w:rtl w:val="0"/>
-        </w:rPr>
-      </w:r>
-    </w:p>
-    <w:p>
-      <w:pPr>
-        <w:rPr/>
-      </w:pPr>
-      <w:r>
-        <w:rPr>
-          <w:rtl w:val="0"/>
-        </w:rPr>
-        <w:t xml:space="preserve">This Agent pipeline execution model could be depicted as:</w:t>
-      </w:r>
-    </w:p>
-    <w:p>
-      <w:pPr>
-        <w:rPr/>
-      </w:pPr>
-      <w:r>
-        <w:rPr>
-          <w:rtl w:val="0"/>
-        </w:rPr>
-      </w:r>
-    </w:p>
-    <w:p>
-      <w:pPr>
-        <w:rPr/>
-      </w:pPr>
-      <w:r>
-        <w:rPr>
-          <w:rtl w:val="0"/>
-        </w:rPr>
-        <w:t xml:space="preserve">source statements input / merge -&gt; folding -&gt; production statements merge and publishing</w:t>
-      </w:r>
-    </w:p>
-    <w:p>
-      <w:pPr>
-        <w:rPr/>
-      </w:pPr>
-      <w:r>
-        <w:rPr>
-          <w:rtl w:val="0"/>
-        </w:rPr>
-      </w:r>
-    </w:p>
-    <w:p>
-      <w:pPr>
-        <w:rPr/>
-      </w:pPr>
-      <w:r>
-        <w:rPr>
-          <w:rtl w:val="0"/>
-        </w:rPr>
-        <w:t xml:space="preserve">production statements input / merge -&gt; unfold -&gt; source statements merge and publishing</w:t>
-      </w:r>
-    </w:p>
-    <w:p>
-      <w:pPr>
-        <w:rPr/>
-      </w:pPr>
-      <w:r>
-        <w:rPr>
-          <w:rtl w:val="0"/>
-        </w:rPr>
-      </w:r>
-    </w:p>
-    <w:p>
-      <w:pPr>
-        <w:rPr/>
-      </w:pPr>
-      <w:r>
-        <w:rPr>
-          <w:rtl w:val="0"/>
-        </w:rPr>
-        <w:t xml:space="preserve">The merge steps in the pipeline is where new knowledge (Statements) are Aggregated, Aligned and Activated, where pipeline layers inference is performed materializing inferred knowledge into new Statements of each type. That is why it makes sense to merge new inputs with previous knowledge and inferred knowledge in a pipeline in / out fashion.</w:t>
-      </w:r>
-    </w:p>
-    <w:p>
-      <w:pPr>
-        <w:rPr/>
-      </w:pPr>
-      <w:r>
-        <w:rPr>
-          <w:rtl w:val="0"/>
-        </w:rPr>
-      </w:r>
-    </w:p>
-    <w:p>
-      <w:pPr>
-        <w:rPr/>
-      </w:pPr>
-      <w:r>
-        <w:rPr>
-          <w:rtl w:val="0"/>
-        </w:rPr>
-        <w:t xml:space="preserve">This fan in / fan out approach is intended to be implemented in a reactive functional streams pipeline where each agent consumes and produces knowledge asynchronously and in parallel. An Agent production type Statement is another Agent source type Statement (maybe including the Agent itself) and an Agent source type Statement is the type of another Agent production Statement type. An Agent “accepts” an Statement (source or production) if it is not known already or if it was further processed (updated) its context since the last consumption (or “acceptance” performance is no-op).</w:t>
-      </w:r>
-    </w:p>
-    <w:p>
-      <w:pPr>
-        <w:pStyle w:val="Heading2"/>
-        <w:rPr/>
-      </w:pPr>
-      <w:bookmarkStart w:colFirst="0" w:colLast="0" w:name="_ecoazujj9rr4" w:id="24"/>
-      <w:bookmarkEnd w:id="24"/>
       <w:r>
         <w:rPr>
           <w:rtl w:val="0"/>
@@ -14913,8 +14815,8 @@
         <w:pStyle w:val="Heading3"/>
         <w:rPr/>
       </w:pPr>
-      <w:bookmarkStart w:colFirst="0" w:colLast="0" w:name="_hz9o9331ejb3" w:id="25"/>
-      <w:bookmarkEnd w:id="25"/>
+      <w:bookmarkStart w:colFirst="0" w:colLast="0" w:name="_hz9o9331ejb3" w:id="24"/>
+      <w:bookmarkEnd w:id="24"/>
       <w:r>
         <w:rPr>
           <w:rtl w:val="0"/>
@@ -15301,142 +15203,142 @@
         <w:pStyle w:val="Heading2"/>
         <w:rPr/>
       </w:pPr>
-      <w:bookmarkStart w:colFirst="0" w:colLast="0" w:name="_4ec6crc6giqg" w:id="26"/>
+      <w:bookmarkStart w:colFirst="0" w:colLast="0" w:name="_4ec6crc6giqg" w:id="25"/>
+      <w:bookmarkEnd w:id="25"/>
+      <w:r>
+        <w:rPr>
+          <w:rtl w:val="0"/>
+        </w:rPr>
+        <w:t xml:space="preserve">Messaging Infrastructure</w:t>
+      </w:r>
+    </w:p>
+    <w:p>
+      <w:pPr>
+        <w:rPr/>
+      </w:pPr>
+      <w:r>
+        <w:rPr>
+          <w:rtl w:val="0"/>
+        </w:rPr>
+        <w:t xml:space="preserve">Messaging pipeline:</w:t>
+      </w:r>
+    </w:p>
+    <w:p>
+      <w:pPr>
+        <w:rPr/>
+      </w:pPr>
+      <w:r>
+        <w:rPr>
+          <w:rtl w:val="0"/>
+        </w:rPr>
+      </w:r>
+    </w:p>
+    <w:p>
+      <w:pPr>
+        <w:rPr/>
+      </w:pPr>
+      <w:r>
+        <w:rPr>
+          <w:rtl w:val="0"/>
+        </w:rPr>
+        <w:t xml:space="preserve">aggregationSourceTopic &lt;-&gt; Aggregation &lt;-&gt; aggregationProductionTopic</w:t>
+      </w:r>
+    </w:p>
+    <w:p>
+      <w:pPr>
+        <w:rPr/>
+      </w:pPr>
+      <w:r>
+        <w:rPr>
+          <w:rtl w:val="0"/>
+        </w:rPr>
+      </w:r>
+    </w:p>
+    <w:p>
+      <w:pPr>
+        <w:rPr/>
+      </w:pPr>
+      <w:r>
+        <w:rPr>
+          <w:rtl w:val="0"/>
+        </w:rPr>
+        <w:t xml:space="preserve">aggregationProductionTopic &lt;-&gt; Alignment &lt;-&gt; alignmentProductionTopic</w:t>
+      </w:r>
+    </w:p>
+    <w:p>
+      <w:pPr>
+        <w:rPr/>
+      </w:pPr>
+      <w:r>
+        <w:rPr>
+          <w:rtl w:val="0"/>
+        </w:rPr>
+      </w:r>
+    </w:p>
+    <w:p>
+      <w:pPr>
+        <w:rPr/>
+      </w:pPr>
+      <w:r>
+        <w:rPr>
+          <w:rtl w:val="0"/>
+        </w:rPr>
+        <w:t xml:space="preserve">alignmentProductionTopic &lt;-&gt; Activation &lt;-&gt; activationProductionTopic</w:t>
+      </w:r>
+    </w:p>
+    <w:p>
+      <w:pPr>
+        <w:pStyle w:val="Heading3"/>
+        <w:rPr/>
+      </w:pPr>
+      <w:bookmarkStart w:colFirst="0" w:colLast="0" w:name="_ylemh96io5z" w:id="26"/>
       <w:bookmarkEnd w:id="26"/>
       <w:r>
         <w:rPr>
           <w:rtl w:val="0"/>
         </w:rPr>
-        <w:t xml:space="preserve">Messaging Infrastructure</w:t>
-      </w:r>
-    </w:p>
-    <w:p>
-      <w:pPr>
-        <w:rPr/>
-      </w:pPr>
-      <w:r>
-        <w:rPr>
-          <w:rtl w:val="0"/>
-        </w:rPr>
-        <w:t xml:space="preserve">Messaging pipeline:</w:t>
-      </w:r>
-    </w:p>
-    <w:p>
-      <w:pPr>
-        <w:rPr/>
-      </w:pPr>
-      <w:r>
-        <w:rPr>
-          <w:rtl w:val="0"/>
-        </w:rPr>
-      </w:r>
-    </w:p>
-    <w:p>
-      <w:pPr>
-        <w:rPr/>
-      </w:pPr>
-      <w:r>
-        <w:rPr>
-          <w:rtl w:val="0"/>
-        </w:rPr>
-        <w:t xml:space="preserve">aggregationSourceTopic &lt;-&gt; Aggregation &lt;-&gt; aggregationProductionTopic</w:t>
-      </w:r>
-    </w:p>
-    <w:p>
-      <w:pPr>
-        <w:rPr/>
-      </w:pPr>
-      <w:r>
-        <w:rPr>
-          <w:rtl w:val="0"/>
-        </w:rPr>
-      </w:r>
-    </w:p>
-    <w:p>
-      <w:pPr>
-        <w:rPr/>
-      </w:pPr>
-      <w:r>
-        <w:rPr>
-          <w:rtl w:val="0"/>
-        </w:rPr>
-        <w:t xml:space="preserve">aggregationProductionTopic &lt;-&gt; Alignment &lt;-&gt; alignmentProductionTopic</w:t>
-      </w:r>
-    </w:p>
-    <w:p>
-      <w:pPr>
-        <w:rPr/>
-      </w:pPr>
-      <w:r>
-        <w:rPr>
-          <w:rtl w:val="0"/>
-        </w:rPr>
-      </w:r>
-    </w:p>
-    <w:p>
-      <w:pPr>
-        <w:rPr/>
-      </w:pPr>
-      <w:r>
-        <w:rPr>
-          <w:rtl w:val="0"/>
-        </w:rPr>
-        <w:t xml:space="preserve">alignmentProductionTopic &lt;-&gt; Activation &lt;-&gt; activationProductionTopic</w:t>
-      </w:r>
-    </w:p>
-    <w:p>
-      <w:pPr>
-        <w:pStyle w:val="Heading3"/>
-        <w:rPr/>
-      </w:pPr>
-      <w:bookmarkStart w:colFirst="0" w:colLast="0" w:name="_ylemh96io5z" w:id="27"/>
+        <w:t xml:space="preserve">Messaging Format: TreeGraph</w:t>
+      </w:r>
+    </w:p>
+    <w:p>
+      <w:pPr>
+        <w:rPr/>
+      </w:pPr>
+      <w:r>
+        <w:rPr>
+          <w:rtl w:val="0"/>
+        </w:rPr>
+        <w:t xml:space="preserve">All Base Model entities Statements of each layer type must encode all of their corresponding composing entities in a single message. A Statement containing a specific Kind must encode all its Kind’s composing aggregation Statements, for example. </w:t>
+      </w:r>
+    </w:p>
+    <w:p>
+      <w:pPr>
+        <w:rPr/>
+      </w:pPr>
+      <w:r>
+        <w:rPr>
+          <w:rtl w:val="0"/>
+        </w:rPr>
+      </w:r>
+    </w:p>
+    <w:p>
+      <w:pPr>
+        <w:rPr/>
+      </w:pPr>
+      <w:r>
+        <w:rPr>
+          <w:rtl w:val="0"/>
+        </w:rPr>
+        <w:t xml:space="preserve">Source, Production Messages includes all Statements hierarchy which compose / lead to produced Statements (TreeGraph). Serialization. References to Resources (Registry Helper Service) to reduce message payload size..</w:t>
+      </w:r>
+    </w:p>
+    <w:p>
+      <w:pPr>
+        <w:pStyle w:val="Heading2"/>
+        <w:rPr/>
+      </w:pPr>
+      <w:bookmarkStart w:colFirst="0" w:colLast="0" w:name="_65m4hhlzd0ey" w:id="27"/>
       <w:bookmarkEnd w:id="27"/>
-      <w:r>
-        <w:rPr>
-          <w:rtl w:val="0"/>
-        </w:rPr>
-        <w:t xml:space="preserve">Messaging Format: TreeGraph</w:t>
-      </w:r>
-    </w:p>
-    <w:p>
-      <w:pPr>
-        <w:rPr/>
-      </w:pPr>
-      <w:r>
-        <w:rPr>
-          <w:rtl w:val="0"/>
-        </w:rPr>
-        <w:t xml:space="preserve">All Base Model entities Statements of each layer type must encode all of their corresponding composing entities in a single message. A Statement containing a specific Kind must encode all its Kind’s composing aggregation Statements, for example. </w:t>
-      </w:r>
-    </w:p>
-    <w:p>
-      <w:pPr>
-        <w:rPr/>
-      </w:pPr>
-      <w:r>
-        <w:rPr>
-          <w:rtl w:val="0"/>
-        </w:rPr>
-      </w:r>
-    </w:p>
-    <w:p>
-      <w:pPr>
-        <w:rPr/>
-      </w:pPr>
-      <w:r>
-        <w:rPr>
-          <w:rtl w:val="0"/>
-        </w:rPr>
-        <w:t xml:space="preserve">Source, Production Messages includes all Statements hierarchy which compose / lead to produced Statements (TreeGraph). Serialization. References to Resources (Registry Helper Service) to reduce message payload size..</w:t>
-      </w:r>
-    </w:p>
-    <w:p>
-      <w:pPr>
-        <w:pStyle w:val="Heading2"/>
-        <w:rPr/>
-      </w:pPr>
-      <w:bookmarkStart w:colFirst="0" w:colLast="0" w:name="_65m4hhlzd0ey" w:id="28"/>
-      <w:bookmarkEnd w:id="28"/>
       <w:r>
         <w:rPr>
           <w:rtl w:val="0"/>
@@ -15463,8 +15365,8 @@
         <w:spacing w:before="280" w:lineRule="auto"/>
         <w:rPr/>
       </w:pPr>
-      <w:bookmarkStart w:colFirst="0" w:colLast="0" w:name="_xqq82kcfllyv" w:id="29"/>
-      <w:bookmarkEnd w:id="29"/>
+      <w:bookmarkStart w:colFirst="0" w:colLast="0" w:name="_xqq82kcfllyv" w:id="28"/>
+      <w:bookmarkEnd w:id="28"/>
       <w:r>
         <w:rPr>
           <w:rtl w:val="0"/>
@@ -15539,8 +15441,8 @@
         <w:spacing w:before="280" w:lineRule="auto"/>
         <w:rPr/>
       </w:pPr>
-      <w:bookmarkStart w:colFirst="0" w:colLast="0" w:name="_g42q1r9mi3sa" w:id="30"/>
-      <w:bookmarkEnd w:id="30"/>
+      <w:bookmarkStart w:colFirst="0" w:colLast="0" w:name="_g42q1r9mi3sa" w:id="29"/>
+      <w:bookmarkEnd w:id="29"/>
       <w:r>
         <w:rPr>
           <w:rtl w:val="0"/>
@@ -15567,44 +15469,44 @@
         <w:spacing w:before="280" w:lineRule="auto"/>
         <w:rPr/>
       </w:pPr>
-      <w:bookmarkStart w:colFirst="0" w:colLast="0" w:name="_qr3qed17faoc" w:id="31"/>
+      <w:bookmarkStart w:colFirst="0" w:colLast="0" w:name="_qr3qed17faoc" w:id="30"/>
+      <w:bookmarkEnd w:id="30"/>
+      <w:r>
+        <w:rPr>
+          <w:rtl w:val="0"/>
+        </w:rPr>
+        <w:t xml:space="preserve">Merge as the Central Stream Contexts Operation</w:t>
+      </w:r>
+    </w:p>
+    <w:p>
+      <w:pPr>
+        <w:rPr/>
+      </w:pPr>
+      <w:r>
+        <w:rPr>
+          <w:rtl w:val="0"/>
+        </w:rPr>
+        <w:t xml:space="preserve">Inferred new Statements by Augmentation pipeline phase.</w:t>
+      </w:r>
+    </w:p>
+    <w:p>
+      <w:pPr>
+        <w:rPr/>
+      </w:pPr>
+      <w:r>
+        <w:rPr>
+          <w:rtl w:val="0"/>
+        </w:rPr>
+        <w:t xml:space="preserve">TODO</w:t>
+      </w:r>
+    </w:p>
+    <w:p>
+      <w:pPr>
+        <w:pStyle w:val="Heading3"/>
+        <w:rPr/>
+      </w:pPr>
+      <w:bookmarkStart w:colFirst="0" w:colLast="0" w:name="_rcv56ozv9ek" w:id="31"/>
       <w:bookmarkEnd w:id="31"/>
-      <w:r>
-        <w:rPr>
-          <w:rtl w:val="0"/>
-        </w:rPr>
-        <w:t xml:space="preserve">Merge as the Central Stream Contexts Operation</w:t>
-      </w:r>
-    </w:p>
-    <w:p>
-      <w:pPr>
-        <w:rPr/>
-      </w:pPr>
-      <w:r>
-        <w:rPr>
-          <w:rtl w:val="0"/>
-        </w:rPr>
-        <w:t xml:space="preserve">Inferred new Statements by Augmentation pipeline phase.</w:t>
-      </w:r>
-    </w:p>
-    <w:p>
-      <w:pPr>
-        <w:rPr/>
-      </w:pPr>
-      <w:r>
-        <w:rPr>
-          <w:rtl w:val="0"/>
-        </w:rPr>
-        <w:t xml:space="preserve">TODO</w:t>
-      </w:r>
-    </w:p>
-    <w:p>
-      <w:pPr>
-        <w:pStyle w:val="Heading3"/>
-        <w:rPr/>
-      </w:pPr>
-      <w:bookmarkStart w:colFirst="0" w:colLast="0" w:name="_rcv56ozv9ek" w:id="32"/>
-      <w:bookmarkEnd w:id="32"/>
       <w:r>
         <w:rPr>
           <w:rtl w:val="0"/>
@@ -15840,45 +15742,91 @@
         <w:pStyle w:val="Heading4"/>
         <w:rPr/>
       </w:pPr>
-      <w:bookmarkStart w:colFirst="0" w:colLast="0" w:name="_pq9istt44jqw" w:id="33"/>
+      <w:bookmarkStart w:colFirst="0" w:colLast="0" w:name="_pq9istt44jqw" w:id="32"/>
+      <w:bookmarkEnd w:id="32"/>
+      <w:r>
+        <w:rPr>
+          <w:rtl w:val="0"/>
+        </w:rPr>
+        <w:t xml:space="preserve">RDF Merge</w:t>
+      </w:r>
+    </w:p>
+    <w:p>
+      <w:pPr>
+        <w:rPr/>
+      </w:pPr>
+      <w:r>
+        <w:rPr>
+          <w:rtl w:val="0"/>
+        </w:rPr>
+        <w:t xml:space="preserve">This approach relies on graph theory. It essentially performs a graph union of multiple RDF datasets. A critical function of an RDF merge is the standardization and renaming of "blank nodes" (anonymous resources) across different graphs to avoid collisions, resulting in a single, unified knowledge graph of subject-predicate-object triples.</w:t>
+      </w:r>
+    </w:p>
+    <w:p>
+      <w:pPr>
+        <w:rPr/>
+      </w:pPr>
+      <w:r>
+        <w:rPr>
+          <w:rtl w:val="0"/>
+        </w:rPr>
+      </w:r>
+    </w:p>
+    <w:p>
+      <w:pPr>
+        <w:rPr/>
+      </w:pPr>
+      <w:r>
+        <w:rPr>
+          <w:rtl w:val="0"/>
+        </w:rPr>
+        <w:t xml:space="preserve">Merge Statements as RDF graph patterns, combining compatible subjects, predicates, and objects while preserving graph identity and provenance. This provides a straightforward representation for stream-level graph merging and interoperability with RDF-based tooling.</w:t>
+      </w:r>
+    </w:p>
+    <w:p>
+      <w:pPr>
+        <w:pStyle w:val="Heading4"/>
+        <w:rPr/>
+      </w:pPr>
+      <w:bookmarkStart w:colFirst="0" w:colLast="0" w:name="_o8zsm61bt38f" w:id="33"/>
       <w:bookmarkEnd w:id="33"/>
       <w:r>
         <w:rPr>
           <w:rtl w:val="0"/>
         </w:rPr>
-        <w:t xml:space="preserve">RDF Merge</w:t>
-      </w:r>
-    </w:p>
-    <w:p>
-      <w:pPr>
-        <w:rPr/>
-      </w:pPr>
-      <w:r>
-        <w:rPr>
-          <w:rtl w:val="0"/>
-        </w:rPr>
-        <w:t xml:space="preserve">This approach relies on graph theory. It essentially performs a graph union of multiple RDF datasets. A critical function of an RDF merge is the standardization and renaming of "blank nodes" (anonymous resources) across different graphs to avoid collisions, resulting in a single, unified knowledge graph of subject-predicate-object triples.</w:t>
-      </w:r>
-    </w:p>
-    <w:p>
-      <w:pPr>
-        <w:rPr/>
-      </w:pPr>
-      <w:r>
-        <w:rPr>
-          <w:rtl w:val="0"/>
-        </w:rPr>
-      </w:r>
-    </w:p>
-    <w:p>
-      <w:pPr>
-        <w:rPr/>
-      </w:pPr>
-      <w:r>
-        <w:rPr>
-          <w:rtl w:val="0"/>
-        </w:rPr>
-        <w:t xml:space="preserve">Merge Statements as RDF graph patterns, combining compatible subjects, predicates, and objects while preserving graph identity and provenance. This provides a straightforward representation for stream-level graph merging and interoperability with RDF-based tooling.</w:t>
+        <w:t xml:space="preserve">TMRM Merge</w:t>
+      </w:r>
+    </w:p>
+    <w:p>
+      <w:pPr>
+        <w:rPr/>
+      </w:pPr>
+      <w:r>
+        <w:rPr>
+          <w:rtl w:val="0"/>
+        </w:rPr>
+        <w:t xml:space="preserve">TMRM merging is driven strictly by subject identity. If two topics (entities) across different data streams share the same subject locator, subject identifier, or item identifier, they are deterministically merged into a single topic. The resulting merged topic accumulates all the names, occurrences, and associations of the original topics.</w:t>
+      </w:r>
+    </w:p>
+    <w:p>
+      <w:pPr>
+        <w:rPr/>
+      </w:pPr>
+      <w:r>
+        <w:rPr>
+          <w:rtl w:val="0"/>
+        </w:rPr>
+      </w:r>
+    </w:p>
+    <w:p>
+      <w:pPr>
+        <w:rPr/>
+      </w:pPr>
+      <w:r>
+        <w:rPr>
+          <w:rtl w:val="0"/>
+        </w:rPr>
+        <w:t xml:space="preserve">Perform merging at the TMRM metamodel level, using Resources, Occurrences, Statements, Subjects, Predicates, Objects, and Kinds as the semantic structures being matched and consolidated. This provides the underlying subject-centric merge and identity model for the pipeline.</w:t>
       </w:r>
     </w:p>
     <w:p>
@@ -15886,45 +15834,45 @@
         <w:pStyle w:val="Heading4"/>
         <w:rPr/>
       </w:pPr>
-      <w:bookmarkStart w:colFirst="0" w:colLast="0" w:name="_o8zsm61bt38f" w:id="34"/>
+      <w:bookmarkStart w:colFirst="0" w:colLast="0" w:name="_35yabic8y7so" w:id="34"/>
       <w:bookmarkEnd w:id="34"/>
       <w:r>
         <w:rPr>
           <w:rtl w:val="0"/>
         </w:rPr>
-        <w:t xml:space="preserve">TMRM Merge</w:t>
-      </w:r>
-    </w:p>
-    <w:p>
-      <w:pPr>
-        <w:rPr/>
-      </w:pPr>
-      <w:r>
-        <w:rPr>
-          <w:rtl w:val="0"/>
-        </w:rPr>
-        <w:t xml:space="preserve">TMRM merging is driven strictly by subject identity. If two topics (entities) across different data streams share the same subject locator, subject identifier, or item identifier, they are deterministically merged into a single topic. The resulting merged topic accumulates all the names, occurrences, and associations of the original topics.</w:t>
-      </w:r>
-    </w:p>
-    <w:p>
-      <w:pPr>
-        <w:rPr/>
-      </w:pPr>
-      <w:r>
-        <w:rPr>
-          <w:rtl w:val="0"/>
-        </w:rPr>
-      </w:r>
-    </w:p>
-    <w:p>
-      <w:pPr>
-        <w:rPr/>
-      </w:pPr>
-      <w:r>
-        <w:rPr>
-          <w:rtl w:val="0"/>
-        </w:rPr>
-        <w:t xml:space="preserve">Perform merging at the TMRM metamodel level, using Resources, Occurrences, Statements, Subjects, Predicates, Objects, and Kinds as the semantic structures being matched and consolidated. This provides the underlying subject-centric merge and identity model for the pipeline.</w:t>
+        <w:t xml:space="preserve">FCA Merge</w:t>
+      </w:r>
+    </w:p>
+    <w:p>
+      <w:pPr>
+        <w:rPr/>
+      </w:pPr>
+      <w:r>
+        <w:rPr>
+          <w:rtl w:val="0"/>
+        </w:rPr>
+        <w:t xml:space="preserve">This approach merges data at the conceptual level by combining "formal contexts" (mappings of objects to their attributes). When two concept lattices are merged, the FCA algorithm recalculates the matrix to build a new, unified lattice. This is highly effective for discovering new structural hierarchies and implicit relationships that weren't visible in the isolated data streams.</w:t>
+      </w:r>
+    </w:p>
+    <w:p>
+      <w:pPr>
+        <w:rPr/>
+      </w:pPr>
+      <w:r>
+        <w:rPr>
+          <w:rtl w:val="0"/>
+        </w:rPr>
+      </w:r>
+    </w:p>
+    <w:p>
+      <w:pPr>
+        <w:rPr/>
+      </w:pPr>
+      <w:r>
+        <w:rPr>
+          <w:rtl w:val="0"/>
+        </w:rPr>
+        <w:t xml:space="preserve">Treat matching Statements as formal contexts and merge compatible contexts to derive shared Properties and higher-level relationships. This is particularly suited to the Aggregation phase, where input Statements are consolidated into Property Statements. </w:t>
       </w:r>
     </w:p>
     <w:p>
@@ -15932,54 +15880,8 @@
         <w:pStyle w:val="Heading4"/>
         <w:rPr/>
       </w:pPr>
-      <w:bookmarkStart w:colFirst="0" w:colLast="0" w:name="_35yabic8y7so" w:id="35"/>
+      <w:bookmarkStart w:colFirst="0" w:colLast="0" w:name="_u7d211p37nqm" w:id="35"/>
       <w:bookmarkEnd w:id="35"/>
-      <w:r>
-        <w:rPr>
-          <w:rtl w:val="0"/>
-        </w:rPr>
-        <w:t xml:space="preserve">FCA Merge</w:t>
-      </w:r>
-    </w:p>
-    <w:p>
-      <w:pPr>
-        <w:rPr/>
-      </w:pPr>
-      <w:r>
-        <w:rPr>
-          <w:rtl w:val="0"/>
-        </w:rPr>
-        <w:t xml:space="preserve">This approach merges data at the conceptual level by combining "formal contexts" (mappings of objects to their attributes). When two concept lattices are merged, the FCA algorithm recalculates the matrix to build a new, unified lattice. This is highly effective for discovering new structural hierarchies and implicit relationships that weren't visible in the isolated data streams.</w:t>
-      </w:r>
-    </w:p>
-    <w:p>
-      <w:pPr>
-        <w:rPr/>
-      </w:pPr>
-      <w:r>
-        <w:rPr>
-          <w:rtl w:val="0"/>
-        </w:rPr>
-      </w:r>
-    </w:p>
-    <w:p>
-      <w:pPr>
-        <w:rPr/>
-      </w:pPr>
-      <w:r>
-        <w:rPr>
-          <w:rtl w:val="0"/>
-        </w:rPr>
-        <w:t xml:space="preserve">Treat matching Statements as formal contexts and merge compatible contexts to derive shared Properties and higher-level relationships. This is particularly suited to the Aggregation phase, where input Statements are consolidated into Property Statements. </w:t>
-      </w:r>
-    </w:p>
-    <w:p>
-      <w:pPr>
-        <w:pStyle w:val="Heading4"/>
-        <w:rPr/>
-      </w:pPr>
-      <w:bookmarkStart w:colFirst="0" w:colLast="0" w:name="_u7d211p37nqm" w:id="36"/>
-      <w:bookmarkEnd w:id="36"/>
       <w:r>
         <w:rPr>
           <w:rtl w:val="0"/>
@@ -16038,45 +15940,304 @@
         <w:pStyle w:val="Heading4"/>
         <w:rPr/>
       </w:pPr>
-      <w:bookmarkStart w:colFirst="0" w:colLast="0" w:name="_fry22qxron9" w:id="37"/>
+      <w:bookmarkStart w:colFirst="0" w:colLast="0" w:name="_fry22qxron9" w:id="36"/>
+      <w:bookmarkEnd w:id="36"/>
+      <w:r>
+        <w:rPr>
+          <w:rtl w:val="0"/>
+        </w:rPr>
+        <w:t xml:space="preserve">Sets Model Based Merge</w:t>
+      </w:r>
+    </w:p>
+    <w:p>
+      <w:pPr>
+        <w:rPr/>
+      </w:pPr>
+      <w:r>
+        <w:rPr>
+          <w:rtl w:val="0"/>
+        </w:rPr>
+        <w:t xml:space="preserve">Rooted in classic set theory, this methodology uses strict mathematical operations (unions, intersections, and relative differences) to combine data. It treats data streams as collections of elements, making it an incredibly fast, deterministic, and highly scalable approach for deduplication and exact-match aggregations.</w:t>
+      </w:r>
+    </w:p>
+    <w:p>
+      <w:pPr>
+        <w:rPr/>
+      </w:pPr>
+      <w:r>
+        <w:rPr>
+          <w:rtl w:val="0"/>
+        </w:rPr>
+      </w:r>
+    </w:p>
+    <w:p>
+      <w:pPr>
+        <w:rPr/>
+      </w:pPr>
+      <w:r>
+        <w:rPr>
+          <w:rtl w:val="0"/>
+        </w:rPr>
+        <w:t xml:space="preserve">Represent Statement components and their relationships as sets and apply set operations such as union, intersection, difference, and compatibility matching. This provides a simple compositional mechanism that can be used as a lower-level merge primitive within the other approaches.</w:t>
+      </w:r>
+    </w:p>
+    <w:p>
+      <w:pPr>
+        <w:pStyle w:val="Heading4"/>
+        <w:rPr/>
+      </w:pPr>
+      <w:bookmarkStart w:colFirst="0" w:colLast="0" w:name="_fx7g0jtvh6d0" w:id="37"/>
       <w:bookmarkEnd w:id="37"/>
       <w:r>
         <w:rPr>
           <w:rtl w:val="0"/>
         </w:rPr>
-        <w:t xml:space="preserve">Sets Model Based Merge</w:t>
-      </w:r>
-    </w:p>
-    <w:p>
-      <w:pPr>
-        <w:rPr/>
-      </w:pPr>
-      <w:r>
-        <w:rPr>
-          <w:rtl w:val="0"/>
-        </w:rPr>
-        <w:t xml:space="preserve">Rooted in classic set theory, this methodology uses strict mathematical operations (unions, intersections, and relative differences) to combine data. It treats data streams as collections of elements, making it an incredibly fast, deterministic, and highly scalable approach for deduplication and exact-match aggregations.</w:t>
-      </w:r>
-    </w:p>
-    <w:p>
-      <w:pPr>
-        <w:rPr/>
-      </w:pPr>
-      <w:r>
-        <w:rPr>
-          <w:rtl w:val="0"/>
-        </w:rPr>
-      </w:r>
-    </w:p>
-    <w:p>
-      <w:pPr>
-        <w:rPr/>
-      </w:pPr>
-      <w:r>
-        <w:rPr>
-          <w:rtl w:val="0"/>
-        </w:rPr>
-        <w:t xml:space="preserve">Represent Statement components and their relationships as sets and apply set operations such as union, intersection, difference, and compatibility matching. This provides a simple compositional mechanism that can be used as a lower-level merge primitive within the other approaches.</w:t>
+        <w:t xml:space="preserve">Integration into Streams Processing</w:t>
+      </w:r>
+    </w:p>
+    <w:p>
+      <w:pPr>
+        <w:rPr/>
+      </w:pPr>
+      <w:r>
+        <w:rPr>
+          <w:rtl w:val="0"/>
+        </w:rPr>
+        <w:t xml:space="preserve">TODO</w:t>
+      </w:r>
+    </w:p>
+    <w:p>
+      <w:pPr>
+        <w:pStyle w:val="Heading2"/>
+        <w:rPr/>
+      </w:pPr>
+      <w:bookmarkStart w:colFirst="0" w:colLast="0" w:name="_c2ci3n60r14n" w:id="38"/>
+      <w:bookmarkEnd w:id="38"/>
+      <w:r>
+        <w:rPr>
+          <w:rtl w:val="0"/>
+        </w:rPr>
+        <w:t xml:space="preserve">Streaming Agents Augmentation Pipeline</w:t>
+      </w:r>
+    </w:p>
+    <w:p>
+      <w:pPr>
+        <w:rPr/>
+      </w:pPr>
+      <w:r>
+        <w:rPr>
+          <w:rtl w:val="0"/>
+        </w:rPr>
+        <w:t xml:space="preserve">Each pipeline Agent has three types of Statements: its Source Statements (consumes / produces), its internal Kind aggregation Statements (used in the merge phase of its processing) and its Production Statements (produces / consumes).</w:t>
+      </w:r>
+    </w:p>
+    <w:p>
+      <w:pPr>
+        <w:rPr/>
+      </w:pPr>
+      <w:r>
+        <w:rPr>
+          <w:rtl w:val="0"/>
+        </w:rPr>
+      </w:r>
+    </w:p>
+    <w:p>
+      <w:pPr>
+        <w:rPr/>
+      </w:pPr>
+      <w:r>
+        <w:rPr>
+          <w:color w:val="222222"/>
+          <w:rtl w:val="0"/>
+        </w:rPr>
+        <w:t xml:space="preserve">Any of the three l</w:t>
+      </w:r>
+      <w:r>
+        <w:rPr>
+          <w:color w:val="222222"/>
+          <w:rtl w:val="0"/>
+        </w:rPr>
+        <w:t xml:space="preserve">ayers can be considered as (sets of) Resources of their types of source and production Statements. Layer state. Streams application processing (layer endpoints, topics).</w:t>
+      </w:r>
+      <w:r>
+        <w:rPr>
+          <w:rtl w:val="0"/>
+        </w:rPr>
+      </w:r>
+    </w:p>
+    <w:p>
+      <w:pPr>
+        <w:rPr/>
+      </w:pPr>
+      <w:r>
+        <w:rPr>
+          <w:rtl w:val="0"/>
+        </w:rPr>
+      </w:r>
+    </w:p>
+    <w:p>
+      <w:pPr>
+        <w:rPr/>
+      </w:pPr>
+      <w:r>
+        <w:rPr>
+          <w:rtl w:val="0"/>
+        </w:rPr>
+        <w:t xml:space="preserve">Aggregation (Data) Agent:</w:t>
+      </w:r>
+    </w:p>
+    <w:p>
+      <w:pPr>
+        <w:rPr/>
+      </w:pPr>
+      <w:r>
+        <w:rPr>
+          <w:rtl w:val="0"/>
+        </w:rPr>
+        <w:t xml:space="preserve">Source Statement Type: Raw RDF CSPO URIs Quad Statements.</w:t>
+      </w:r>
+    </w:p>
+    <w:p>
+      <w:pPr>
+        <w:rPr/>
+      </w:pPr>
+      <w:r>
+        <w:rPr>
+          <w:rtl w:val="0"/>
+        </w:rPr>
+        <w:t xml:space="preserve">Production Statement Type: (CK, SK, PK, OK) Property Quad Statements.</w:t>
+      </w:r>
+    </w:p>
+    <w:p>
+      <w:pPr>
+        <w:rPr/>
+      </w:pPr>
+      <w:r>
+        <w:rPr>
+          <w:rtl w:val="0"/>
+        </w:rPr>
+      </w:r>
+    </w:p>
+    <w:p>
+      <w:pPr>
+        <w:rPr/>
+      </w:pPr>
+      <w:r>
+        <w:rPr>
+          <w:rtl w:val="0"/>
+        </w:rPr>
+        <w:t xml:space="preserve">Alignment (Information) Agent:</w:t>
+      </w:r>
+    </w:p>
+    <w:p>
+      <w:pPr>
+        <w:rPr/>
+      </w:pPr>
+      <w:r>
+        <w:rPr>
+          <w:rtl w:val="0"/>
+        </w:rPr>
+        <w:t xml:space="preserve">Source Statement Type: (CK, SK, PK, OK) Property Quad Statements.</w:t>
+      </w:r>
+    </w:p>
+    <w:p>
+      <w:pPr>
+        <w:rPr/>
+      </w:pPr>
+      <w:r>
+        <w:rPr>
+          <w:rtl w:val="0"/>
+        </w:rPr>
+        <w:t xml:space="preserve">Production Statement Type: (CK, SK, PK, OK) Rule Quad Statements.</w:t>
+      </w:r>
+    </w:p>
+    <w:p>
+      <w:pPr>
+        <w:rPr/>
+      </w:pPr>
+      <w:r>
+        <w:rPr>
+          <w:rtl w:val="0"/>
+        </w:rPr>
+      </w:r>
+    </w:p>
+    <w:p>
+      <w:pPr>
+        <w:rPr/>
+      </w:pPr>
+      <w:r>
+        <w:rPr>
+          <w:rtl w:val="0"/>
+        </w:rPr>
+        <w:t xml:space="preserve">Activation (Knowledge) Agent:</w:t>
+      </w:r>
+    </w:p>
+    <w:p>
+      <w:pPr>
+        <w:rPr/>
+      </w:pPr>
+      <w:r>
+        <w:rPr>
+          <w:rtl w:val="0"/>
+        </w:rPr>
+        <w:t xml:space="preserve">Source Statement Type: Actor Statements (Alignment Information Layer outputs)</w:t>
+      </w:r>
+    </w:p>
+    <w:p>
+      <w:pPr>
+        <w:rPr/>
+      </w:pPr>
+      <w:r>
+        <w:rPr>
+          <w:rtl w:val="0"/>
+        </w:rPr>
+        <w:t xml:space="preserve">Production Statement Type: (CK, SK, PK, OK) Context Quad Statements.</w:t>
+      </w:r>
+    </w:p>
+    <w:p>
+      <w:pPr>
+        <w:rPr/>
+      </w:pPr>
+      <w:r>
+        <w:rPr>
+          <w:rtl w:val="0"/>
+        </w:rPr>
+      </w:r>
+    </w:p>
+    <w:p>
+      <w:pPr>
+        <w:rPr/>
+      </w:pPr>
+      <w:r>
+        <w:rPr>
+          <w:rtl w:val="0"/>
+        </w:rPr>
+        <w:t xml:space="preserve">TODO: Cleanup Agents Domain Model Examples.</w:t>
+      </w:r>
+    </w:p>
+    <w:p>
+      <w:pPr>
+        <w:pStyle w:val="Heading3"/>
+        <w:rPr/>
+      </w:pPr>
+      <w:bookmarkStart w:colFirst="0" w:colLast="0" w:name="_ld8kd7o4b1uw" w:id="39"/>
+      <w:bookmarkEnd w:id="39"/>
+      <w:r>
+        <w:rPr>
+          <w:rtl w:val="0"/>
+        </w:rPr>
+        <w:t xml:space="preserve">Aggregation Service Agent</w:t>
+      </w:r>
+    </w:p>
+    <w:p>
+      <w:pPr>
+        <w:rPr/>
+      </w:pPr>
+      <w:r>
+        <w:rPr>
+          <w:rtl w:val="0"/>
+        </w:rPr>
+        <w:t xml:space="preserve">Context / Role / Type inference in the Aggregation Layer.</w:t>
       </w:r>
     </w:p>
     <w:p>
@@ -16084,267 +16245,8 @@
         <w:pStyle w:val="Heading4"/>
         <w:rPr/>
       </w:pPr>
-      <w:bookmarkStart w:colFirst="0" w:colLast="0" w:name="_fx7g0jtvh6d0" w:id="38"/>
-      <w:bookmarkEnd w:id="38"/>
-      <w:r>
-        <w:rPr>
-          <w:rtl w:val="0"/>
-        </w:rPr>
-        <w:t xml:space="preserve">Integration into Streams Processing</w:t>
-      </w:r>
-    </w:p>
-    <w:p>
-      <w:pPr>
-        <w:rPr/>
-      </w:pPr>
-      <w:r>
-        <w:rPr>
-          <w:rtl w:val="0"/>
-        </w:rPr>
-        <w:t xml:space="preserve">TODO</w:t>
-      </w:r>
-    </w:p>
-    <w:p>
-      <w:pPr>
-        <w:pStyle w:val="Heading2"/>
-        <w:rPr/>
-      </w:pPr>
-      <w:bookmarkStart w:colFirst="0" w:colLast="0" w:name="_c2ci3n60r14n" w:id="39"/>
-      <w:bookmarkEnd w:id="39"/>
-      <w:r>
-        <w:rPr>
-          <w:rtl w:val="0"/>
-        </w:rPr>
-        <w:t xml:space="preserve">Streaming Agents Augmentation Pipeline</w:t>
-      </w:r>
-    </w:p>
-    <w:p>
-      <w:pPr>
-        <w:rPr/>
-      </w:pPr>
-      <w:r>
-        <w:rPr>
-          <w:rtl w:val="0"/>
-        </w:rPr>
-        <w:t xml:space="preserve">Each pipeline Agent has three types of Statements: its Source Statements (consumes / produces), its internal Kind aggregation Statements (used in the merge phase of its processing) and its Production Statements (produces / consumes).</w:t>
-      </w:r>
-    </w:p>
-    <w:p>
-      <w:pPr>
-        <w:rPr/>
-      </w:pPr>
-      <w:r>
-        <w:rPr>
-          <w:rtl w:val="0"/>
-        </w:rPr>
-      </w:r>
-    </w:p>
-    <w:p>
-      <w:pPr>
-        <w:rPr/>
-      </w:pPr>
-      <w:r>
-        <w:rPr>
-          <w:color w:val="222222"/>
-          <w:rtl w:val="0"/>
-        </w:rPr>
-        <w:t xml:space="preserve">Any of the three l</w:t>
-      </w:r>
-      <w:r>
-        <w:rPr>
-          <w:color w:val="222222"/>
-          <w:rtl w:val="0"/>
-        </w:rPr>
-        <w:t xml:space="preserve">ayers can be considered as (sets of) Resources of their types of source and production Statements. Layer state. Streams application processing (layer endpoints, topics).</w:t>
-      </w:r>
-      <w:r>
-        <w:rPr>
-          <w:rtl w:val="0"/>
-        </w:rPr>
-      </w:r>
-    </w:p>
-    <w:p>
-      <w:pPr>
-        <w:rPr/>
-      </w:pPr>
-      <w:r>
-        <w:rPr>
-          <w:rtl w:val="0"/>
-        </w:rPr>
-      </w:r>
-    </w:p>
-    <w:p>
-      <w:pPr>
-        <w:rPr/>
-      </w:pPr>
-      <w:r>
-        <w:rPr>
-          <w:rtl w:val="0"/>
-        </w:rPr>
-        <w:t xml:space="preserve">Aggregation (Data) Agent:</w:t>
-      </w:r>
-    </w:p>
-    <w:p>
-      <w:pPr>
-        <w:rPr/>
-      </w:pPr>
-      <w:r>
-        <w:rPr>
-          <w:rtl w:val="0"/>
-        </w:rPr>
-        <w:t xml:space="preserve">Source Statement Type: Raw RDF CSPO URIs Quad Statements.</w:t>
-      </w:r>
-    </w:p>
-    <w:p>
-      <w:pPr>
-        <w:rPr/>
-      </w:pPr>
-      <w:r>
-        <w:rPr>
-          <w:rtl w:val="0"/>
-        </w:rPr>
-        <w:t xml:space="preserve">Production Statement Type: (CK, SK, PK, OK) Property Quad Statements.</w:t>
-      </w:r>
-    </w:p>
-    <w:p>
-      <w:pPr>
-        <w:rPr/>
-      </w:pPr>
-      <w:r>
-        <w:rPr>
-          <w:rtl w:val="0"/>
-        </w:rPr>
-      </w:r>
-    </w:p>
-    <w:p>
-      <w:pPr>
-        <w:rPr/>
-      </w:pPr>
-      <w:r>
-        <w:rPr>
-          <w:rtl w:val="0"/>
-        </w:rPr>
-        <w:t xml:space="preserve">Alignment (Information) Agent:</w:t>
-      </w:r>
-    </w:p>
-    <w:p>
-      <w:pPr>
-        <w:rPr/>
-      </w:pPr>
-      <w:r>
-        <w:rPr>
-          <w:rtl w:val="0"/>
-        </w:rPr>
-        <w:t xml:space="preserve">Source Statement Type: (CK, SK, PK, OK) Property Quad Statements.</w:t>
-      </w:r>
-    </w:p>
-    <w:p>
-      <w:pPr>
-        <w:rPr/>
-      </w:pPr>
-      <w:r>
-        <w:rPr>
-          <w:rtl w:val="0"/>
-        </w:rPr>
-        <w:t xml:space="preserve">Production Statement Type: (CK, SK, PK, OK) Rule Quad Statements.</w:t>
-      </w:r>
-    </w:p>
-    <w:p>
-      <w:pPr>
-        <w:rPr/>
-      </w:pPr>
-      <w:r>
-        <w:rPr>
-          <w:rtl w:val="0"/>
-        </w:rPr>
-      </w:r>
-    </w:p>
-    <w:p>
-      <w:pPr>
-        <w:rPr/>
-      </w:pPr>
-      <w:r>
-        <w:rPr>
-          <w:rtl w:val="0"/>
-        </w:rPr>
-        <w:t xml:space="preserve">Activation (Knowledge) Agent:</w:t>
-      </w:r>
-    </w:p>
-    <w:p>
-      <w:pPr>
-        <w:rPr/>
-      </w:pPr>
-      <w:r>
-        <w:rPr>
-          <w:rtl w:val="0"/>
-        </w:rPr>
-        <w:t xml:space="preserve">Source Statement Type: Actor Statements (Alignment Information Layer outputs)</w:t>
-      </w:r>
-    </w:p>
-    <w:p>
-      <w:pPr>
-        <w:rPr/>
-      </w:pPr>
-      <w:r>
-        <w:rPr>
-          <w:rtl w:val="0"/>
-        </w:rPr>
-        <w:t xml:space="preserve">Production Statement Type: (CK, SK, PK, OK) Context Quad Statements.</w:t>
-      </w:r>
-    </w:p>
-    <w:p>
-      <w:pPr>
-        <w:rPr/>
-      </w:pPr>
-      <w:r>
-        <w:rPr>
-          <w:rtl w:val="0"/>
-        </w:rPr>
-      </w:r>
-    </w:p>
-    <w:p>
-      <w:pPr>
-        <w:rPr/>
-      </w:pPr>
-      <w:r>
-        <w:rPr>
-          <w:rtl w:val="0"/>
-        </w:rPr>
-        <w:t xml:space="preserve">TODO: Cleanup Agents Domain Model Examples.</w:t>
-      </w:r>
-    </w:p>
-    <w:p>
-      <w:pPr>
-        <w:pStyle w:val="Heading3"/>
-        <w:rPr/>
-      </w:pPr>
-      <w:bookmarkStart w:colFirst="0" w:colLast="0" w:name="_ld8kd7o4b1uw" w:id="40"/>
+      <w:bookmarkStart w:colFirst="0" w:colLast="0" w:name="_ystudlk3l9yc" w:id="40"/>
       <w:bookmarkEnd w:id="40"/>
-      <w:r>
-        <w:rPr>
-          <w:rtl w:val="0"/>
-        </w:rPr>
-        <w:t xml:space="preserve">Aggregation Service Agent</w:t>
-      </w:r>
-    </w:p>
-    <w:p>
-      <w:pPr>
-        <w:rPr/>
-      </w:pPr>
-      <w:r>
-        <w:rPr>
-          <w:rtl w:val="0"/>
-        </w:rPr>
-        <w:t xml:space="preserve">Context / Role / Type inference in the Aggregation Layer.</w:t>
-      </w:r>
-    </w:p>
-    <w:p>
-      <w:pPr>
-        <w:pStyle w:val="Heading4"/>
-        <w:rPr/>
-      </w:pPr>
-      <w:bookmarkStart w:colFirst="0" w:colLast="0" w:name="_ystudlk3l9yc" w:id="41"/>
-      <w:bookmarkEnd w:id="41"/>
       <w:r>
         <w:rPr>
           <w:rtl w:val="0"/>
@@ -16736,81 +16638,58 @@
         <w:pStyle w:val="Heading4"/>
         <w:rPr/>
       </w:pPr>
-      <w:bookmarkStart w:colFirst="0" w:colLast="0" w:name="_5grb8xg6wss3" w:id="42"/>
+      <w:bookmarkStart w:colFirst="0" w:colLast="0" w:name="_5grb8xg6wss3" w:id="41"/>
+      <w:bookmarkEnd w:id="41"/>
+      <w:r>
+        <w:rPr>
+          <w:rtl w:val="0"/>
+        </w:rPr>
+        <w:t xml:space="preserve">Aggregation Agent Merge / Fold / Unfold</w:t>
+      </w:r>
+    </w:p>
+    <w:p>
+      <w:pPr>
+        <w:rPr/>
+      </w:pPr>
+      <w:r>
+        <w:rPr>
+          <w:rtl w:val="0"/>
+        </w:rPr>
+        <w:t xml:space="preserve">See Homoiconic approach. TODO</w:t>
+      </w:r>
+    </w:p>
+    <w:p>
+      <w:pPr>
+        <w:pStyle w:val="Heading3"/>
+        <w:rPr/>
+      </w:pPr>
+      <w:bookmarkStart w:colFirst="0" w:colLast="0" w:name="_lu0ndtng3l8" w:id="42"/>
       <w:bookmarkEnd w:id="42"/>
       <w:r>
         <w:rPr>
           <w:rtl w:val="0"/>
         </w:rPr>
-        <w:t xml:space="preserve">Aggregation Agent Merge / Fold / Unfold</w:t>
-      </w:r>
-    </w:p>
-    <w:p>
-      <w:pPr>
-        <w:rPr/>
-      </w:pPr>
-      <w:r>
-        <w:rPr>
-          <w:rtl w:val="0"/>
-        </w:rPr>
-        <w:t xml:space="preserve">See: </w:t>
-      </w:r>
-      <w:r>
-        <w:rPr>
-          <w:rtl w:val="0"/>
-        </w:rPr>
-        <w:t xml:space="preserve">Homoiconic (code as data) approach</w:t>
-      </w:r>
-      <w:r>
-        <w:rPr>
-          <w:rtl w:val="0"/>
-        </w:rPr>
-        <w:t xml:space="preserve">.</w:t>
-      </w:r>
-    </w:p>
-    <w:p>
-      <w:pPr>
-        <w:rPr/>
-      </w:pPr>
-      <w:r>
-        <w:rPr>
-          <w:rtl w:val="0"/>
-        </w:rPr>
-        <w:t xml:space="preserve">TODO.</w:t>
-      </w:r>
-    </w:p>
-    <w:p>
-      <w:pPr>
-        <w:pStyle w:val="Heading3"/>
-        <w:rPr/>
-      </w:pPr>
-      <w:bookmarkStart w:colFirst="0" w:colLast="0" w:name="_lu0ndtng3l8" w:id="43"/>
+        <w:t xml:space="preserve">Alignment Service Agent</w:t>
+      </w:r>
+    </w:p>
+    <w:p>
+      <w:pPr>
+        <w:rPr/>
+      </w:pPr>
+      <w:r>
+        <w:rPr>
+          <w:rtl w:val="0"/>
+        </w:rPr>
+        <w:t xml:space="preserve">Ontology Matching / Links / Attributes / Dimensional / Order inference in the Alignment Layer.</w:t>
+      </w:r>
+    </w:p>
+    <w:p>
+      <w:pPr>
+        <w:pStyle w:val="Heading4"/>
+        <w:rPr/>
+      </w:pPr>
+      <w:bookmarkStart w:colFirst="0" w:colLast="0" w:name="_xpp350x451xh" w:id="43"/>
       <w:bookmarkEnd w:id="43"/>
-      <w:r>
-        <w:rPr>
-          <w:rtl w:val="0"/>
-        </w:rPr>
-        <w:t xml:space="preserve">Alignment Service Agent</w:t>
-      </w:r>
-    </w:p>
-    <w:p>
-      <w:pPr>
-        <w:rPr/>
-      </w:pPr>
-      <w:r>
-        <w:rPr>
-          <w:rtl w:val="0"/>
-        </w:rPr>
-        <w:t xml:space="preserve">Ontology Matching / Links / Attributes / Dimensional / Order inference in the Alignment Layer.</w:t>
-      </w:r>
-    </w:p>
-    <w:p>
-      <w:pPr>
-        <w:pStyle w:val="Heading4"/>
-        <w:rPr/>
-      </w:pPr>
-      <w:bookmarkStart w:colFirst="0" w:colLast="0" w:name="_xpp350x451xh" w:id="44"/>
-      <w:bookmarkEnd w:id="44"/>
       <w:r>
         <w:rPr>
           <w:rtl w:val="0"/>
@@ -17242,81 +17121,58 @@
         <w:pStyle w:val="Heading4"/>
         <w:rPr/>
       </w:pPr>
-      <w:bookmarkStart w:colFirst="0" w:colLast="0" w:name="_2oyhan3vpzdm" w:id="45"/>
+      <w:bookmarkStart w:colFirst="0" w:colLast="0" w:name="_2oyhan3vpzdm" w:id="44"/>
+      <w:bookmarkEnd w:id="44"/>
+      <w:r>
+        <w:rPr>
+          <w:rtl w:val="0"/>
+        </w:rPr>
+        <w:t xml:space="preserve">Alignment Agent Merge / Fold / Unfold</w:t>
+      </w:r>
+    </w:p>
+    <w:p>
+      <w:pPr>
+        <w:rPr/>
+      </w:pPr>
+      <w:r>
+        <w:rPr>
+          <w:rtl w:val="0"/>
+        </w:rPr>
+        <w:t xml:space="preserve">See Homoiconic approach. TODO</w:t>
+      </w:r>
+    </w:p>
+    <w:p>
+      <w:pPr>
+        <w:pStyle w:val="Heading3"/>
+        <w:rPr/>
+      </w:pPr>
+      <w:bookmarkStart w:colFirst="0" w:colLast="0" w:name="_yk4120gc18wf" w:id="45"/>
       <w:bookmarkEnd w:id="45"/>
       <w:r>
         <w:rPr>
           <w:rtl w:val="0"/>
         </w:rPr>
-        <w:t xml:space="preserve">Alignment Agent Merge / Fold / Unfold</w:t>
-      </w:r>
-    </w:p>
-    <w:p>
-      <w:pPr>
-        <w:rPr/>
-      </w:pPr>
-      <w:r>
-        <w:rPr>
-          <w:rtl w:val="0"/>
-        </w:rPr>
-        <w:t xml:space="preserve">See: </w:t>
-      </w:r>
-      <w:r>
-        <w:rPr>
-          <w:rtl w:val="0"/>
-        </w:rPr>
-        <w:t xml:space="preserve">Homoiconic (code as data) approach</w:t>
-      </w:r>
-      <w:r>
-        <w:rPr>
-          <w:rtl w:val="0"/>
-        </w:rPr>
-        <w:t xml:space="preserve">.</w:t>
-      </w:r>
-    </w:p>
-    <w:p>
-      <w:pPr>
-        <w:rPr/>
-      </w:pPr>
-      <w:r>
-        <w:rPr>
-          <w:rtl w:val="0"/>
-        </w:rPr>
-        <w:t xml:space="preserve">TODO.</w:t>
-      </w:r>
-    </w:p>
-    <w:p>
-      <w:pPr>
-        <w:pStyle w:val="Heading3"/>
-        <w:rPr/>
-      </w:pPr>
-      <w:bookmarkStart w:colFirst="0" w:colLast="0" w:name="_yk4120gc18wf" w:id="46"/>
+        <w:t xml:space="preserve">Activation Service Agent</w:t>
+      </w:r>
+    </w:p>
+    <w:p>
+      <w:pPr>
+        <w:rPr/>
+      </w:pPr>
+      <w:r>
+        <w:rPr>
+          <w:rtl w:val="0"/>
+        </w:rPr>
+        <w:t xml:space="preserve">Contexts (Use Cases) and behaviors (Interactions) in the Activation Layer.</w:t>
+      </w:r>
+    </w:p>
+    <w:p>
+      <w:pPr>
+        <w:pStyle w:val="Heading4"/>
+        <w:rPr/>
+      </w:pPr>
+      <w:bookmarkStart w:colFirst="0" w:colLast="0" w:name="_iw6492wko9y" w:id="46"/>
       <w:bookmarkEnd w:id="46"/>
-      <w:r>
-        <w:rPr>
-          <w:rtl w:val="0"/>
-        </w:rPr>
-        <w:t xml:space="preserve">Activation Service Agent</w:t>
-      </w:r>
-    </w:p>
-    <w:p>
-      <w:pPr>
-        <w:rPr/>
-      </w:pPr>
-      <w:r>
-        <w:rPr>
-          <w:rtl w:val="0"/>
-        </w:rPr>
-        <w:t xml:space="preserve">Contexts (Use Cases) and behaviors (Interactions) in the Activation Layer.</w:t>
-      </w:r>
-    </w:p>
-    <w:p>
-      <w:pPr>
-        <w:pStyle w:val="Heading4"/>
-        <w:rPr/>
-      </w:pPr>
-      <w:bookmarkStart w:colFirst="0" w:colLast="0" w:name="_iw6492wko9y" w:id="47"/>
-      <w:bookmarkEnd w:id="47"/>
       <w:r>
         <w:rPr>
           <w:rtl w:val="0"/>
@@ -17743,135 +17599,137 @@
         <w:pStyle w:val="Heading4"/>
         <w:rPr/>
       </w:pPr>
-      <w:bookmarkStart w:colFirst="0" w:colLast="0" w:name="_sdovydd8jbwj" w:id="48"/>
+      <w:bookmarkStart w:colFirst="0" w:colLast="0" w:name="_sdovydd8jbwj" w:id="47"/>
+      <w:bookmarkEnd w:id="47"/>
+      <w:r>
+        <w:rPr>
+          <w:rtl w:val="0"/>
+        </w:rPr>
+        <w:t xml:space="preserve">Activation Agent Merge / Fold / Unfold</w:t>
+      </w:r>
+    </w:p>
+    <w:p>
+      <w:pPr>
+        <w:rPr/>
+      </w:pPr>
+      <w:r>
+        <w:rPr>
+          <w:rtl w:val="0"/>
+        </w:rPr>
+        <w:t xml:space="preserve">See Homoiconic approach. TODO</w:t>
+      </w:r>
+    </w:p>
+    <w:p>
+      <w:pPr>
+        <w:pStyle w:val="Heading3"/>
+        <w:rPr/>
+      </w:pPr>
+      <w:bookmarkStart w:colFirst="0" w:colLast="0" w:name="_unxiex8ycrut" w:id="48"/>
       <w:bookmarkEnd w:id="48"/>
       <w:r>
         <w:rPr>
           <w:rtl w:val="0"/>
         </w:rPr>
-        <w:t xml:space="preserve">Activation Agent Merge / Fold / Unfold</w:t>
-      </w:r>
-    </w:p>
-    <w:p>
-      <w:pPr>
-        <w:rPr/>
-      </w:pPr>
-      <w:r>
-        <w:rPr>
-          <w:rtl w:val="0"/>
-        </w:rPr>
-        <w:t xml:space="preserve">See: </w:t>
-      </w:r>
-      <w:r>
-        <w:rPr>
-          <w:rtl w:val="0"/>
-        </w:rPr>
-        <w:t xml:space="preserve">Homoiconic (code as data) approach</w:t>
-      </w:r>
-      <w:r>
-        <w:rPr>
-          <w:rtl w:val="0"/>
-        </w:rPr>
-        <w:t xml:space="preserve">.</w:t>
-      </w:r>
-    </w:p>
-    <w:p>
-      <w:pPr>
-        <w:rPr/>
-      </w:pPr>
-      <w:r>
-        <w:rPr>
-          <w:rtl w:val="0"/>
-        </w:rPr>
-        <w:t xml:space="preserve">TODO.</w:t>
-      </w:r>
-    </w:p>
-    <w:p>
-      <w:pPr>
-        <w:pStyle w:val="Heading3"/>
-        <w:rPr/>
-      </w:pPr>
-      <w:bookmarkStart w:colFirst="0" w:colLast="0" w:name="_unxiex8ycrut" w:id="49"/>
+        <w:t xml:space="preserve">Helper Services</w:t>
+      </w:r>
+    </w:p>
+    <w:p>
+      <w:pPr>
+        <w:rPr/>
+      </w:pPr>
+      <w:r>
+        <w:rPr>
+          <w:rtl w:val="0"/>
+        </w:rPr>
+        <w:t xml:space="preserve">Monadic wrapper bound Base Model Entities (Resource, Occurrence, Statement, Context, Subject, Predicate, Object, Kind, ContextKind, SubjectKind, PredicateKind, ObjectKind) Functional APIs Definitions for stream processing.</w:t>
+      </w:r>
+    </w:p>
+    <w:p>
+      <w:pPr>
+        <w:rPr/>
+      </w:pPr>
+      <w:r>
+        <w:rPr>
+          <w:rtl w:val="0"/>
+        </w:rPr>
+      </w:r>
+    </w:p>
+    <w:p>
+      <w:pPr>
+        <w:rPr/>
+      </w:pPr>
+      <w:r>
+        <w:rPr>
+          <w:rtl w:val="0"/>
+        </w:rPr>
+        <w:t xml:space="preserve">“Leverage X” Sections Functional APIs.</w:t>
+      </w:r>
+    </w:p>
+    <w:p>
+      <w:pPr>
+        <w:rPr/>
+      </w:pPr>
+      <w:r>
+        <w:rPr>
+          <w:rtl w:val="0"/>
+        </w:rPr>
+      </w:r>
+    </w:p>
+    <w:p>
+      <w:pPr>
+        <w:rPr/>
+      </w:pPr>
+      <w:r>
+        <w:rPr>
+          <w:rtl w:val="0"/>
+        </w:rPr>
+        <w:t xml:space="preserve">Kinds as Extensional Function Definitions Functional APIs.</w:t>
+      </w:r>
+    </w:p>
+    <w:p>
+      <w:pPr>
+        <w:rPr/>
+      </w:pPr>
+      <w:r>
+        <w:rPr>
+          <w:rtl w:val="0"/>
+        </w:rPr>
+      </w:r>
+    </w:p>
+    <w:p>
+      <w:pPr>
+        <w:rPr/>
+      </w:pPr>
+      <w:r>
+        <w:rPr>
+          <w:rtl w:val="0"/>
+        </w:rPr>
+        <w:t xml:space="preserve">Resource merge / “application” (transform / template) Functional APIs.</w:t>
+      </w:r>
+    </w:p>
+    <w:p>
+      <w:pPr>
+        <w:pStyle w:val="Heading4"/>
+        <w:rPr/>
+      </w:pPr>
+      <w:bookmarkStart w:colFirst="0" w:colLast="0" w:name="_4qvfuly2ipq2" w:id="49"/>
       <w:bookmarkEnd w:id="49"/>
       <w:r>
         <w:rPr>
           <w:rtl w:val="0"/>
         </w:rPr>
-        <w:t xml:space="preserve">Helper Services</w:t>
-      </w:r>
-    </w:p>
-    <w:p>
-      <w:pPr>
-        <w:rPr/>
-      </w:pPr>
-      <w:r>
-        <w:rPr>
-          <w:rtl w:val="0"/>
-        </w:rPr>
-        <w:t xml:space="preserve">Monadic wrapper bound Base Model Entities (Resource, Occurrence, Statement, Context, Subject, Predicate, Object, Kind, ContextKind, SubjectKind, PredicateKind, ObjectKind) Functional APIs Definitions for stream processing.</w:t>
-      </w:r>
-    </w:p>
-    <w:p>
-      <w:pPr>
-        <w:rPr/>
-      </w:pPr>
-      <w:r>
-        <w:rPr>
-          <w:rtl w:val="0"/>
-        </w:rPr>
-      </w:r>
-    </w:p>
-    <w:p>
-      <w:pPr>
-        <w:rPr/>
-      </w:pPr>
-      <w:r>
-        <w:rPr>
-          <w:rtl w:val="0"/>
-        </w:rPr>
-        <w:t xml:space="preserve">“Leverage X” Sections Functional APIs.</w:t>
-      </w:r>
-    </w:p>
-    <w:p>
-      <w:pPr>
-        <w:rPr/>
-      </w:pPr>
-      <w:r>
-        <w:rPr>
-          <w:rtl w:val="0"/>
-        </w:rPr>
-      </w:r>
-    </w:p>
-    <w:p>
-      <w:pPr>
-        <w:rPr/>
-      </w:pPr>
-      <w:r>
-        <w:rPr>
-          <w:rtl w:val="0"/>
-        </w:rPr>
-        <w:t xml:space="preserve">Kinds as Extensional Function Definitions Functional APIs.</w:t>
-      </w:r>
-    </w:p>
-    <w:p>
-      <w:pPr>
-        <w:rPr/>
-      </w:pPr>
-      <w:r>
-        <w:rPr>
-          <w:rtl w:val="0"/>
-        </w:rPr>
-      </w:r>
-    </w:p>
-    <w:p>
-      <w:pPr>
-        <w:rPr/>
-      </w:pPr>
-      <w:r>
-        <w:rPr>
-          <w:rtl w:val="0"/>
-        </w:rPr>
-        <w:t xml:space="preserve">Resource merge / “application” (transform / template) Functional APIs.</w:t>
+        <w:t xml:space="preserve">Registry Service</w:t>
+      </w:r>
+    </w:p>
+    <w:p>
+      <w:pPr>
+        <w:rPr/>
+      </w:pPr>
+      <w:r>
+        <w:rPr>
+          <w:rtl w:val="0"/>
+        </w:rPr>
+        <w:t xml:space="preserve">Registry API Functional Definitions.</w:t>
       </w:r>
     </w:p>
     <w:p>
@@ -17879,24 +17737,24 @@
         <w:pStyle w:val="Heading4"/>
         <w:rPr/>
       </w:pPr>
-      <w:bookmarkStart w:colFirst="0" w:colLast="0" w:name="_4qvfuly2ipq2" w:id="50"/>
+      <w:bookmarkStart w:colFirst="0" w:colLast="0" w:name="_mjabd397mqn" w:id="50"/>
       <w:bookmarkEnd w:id="50"/>
       <w:r>
         <w:rPr>
           <w:rtl w:val="0"/>
         </w:rPr>
-        <w:t xml:space="preserve">Registry Service</w:t>
-      </w:r>
-    </w:p>
-    <w:p>
-      <w:pPr>
-        <w:rPr/>
-      </w:pPr>
-      <w:r>
-        <w:rPr>
-          <w:rtl w:val="0"/>
-        </w:rPr>
-        <w:t xml:space="preserve">Registry API Functional Definitions.</w:t>
+        <w:t xml:space="preserve">Naming Service</w:t>
+      </w:r>
+    </w:p>
+    <w:p>
+      <w:pPr>
+        <w:rPr/>
+      </w:pPr>
+      <w:r>
+        <w:rPr>
+          <w:rtl w:val="0"/>
+        </w:rPr>
+        <w:t xml:space="preserve">Naming API Functional Definitions.</w:t>
       </w:r>
     </w:p>
     <w:p>
@@ -17904,58 +17762,33 @@
         <w:pStyle w:val="Heading4"/>
         <w:rPr/>
       </w:pPr>
-      <w:bookmarkStart w:colFirst="0" w:colLast="0" w:name="_mjabd397mqn" w:id="51"/>
+      <w:bookmarkStart w:colFirst="0" w:colLast="0" w:name="_i87we4txd2xb" w:id="51"/>
       <w:bookmarkEnd w:id="51"/>
       <w:r>
         <w:rPr>
           <w:rtl w:val="0"/>
         </w:rPr>
-        <w:t xml:space="preserve">Naming Service</w:t>
-      </w:r>
-    </w:p>
-    <w:p>
-      <w:pPr>
-        <w:rPr/>
-      </w:pPr>
-      <w:r>
-        <w:rPr>
-          <w:rtl w:val="0"/>
-        </w:rPr>
-        <w:t xml:space="preserve">Naming API Functional Definitions.</w:t>
-      </w:r>
-    </w:p>
-    <w:p>
-      <w:pPr>
-        <w:pStyle w:val="Heading4"/>
-        <w:rPr/>
-      </w:pPr>
-      <w:bookmarkStart w:colFirst="0" w:colLast="0" w:name="_i87we4txd2xb" w:id="52"/>
+        <w:t xml:space="preserve">Index Service</w:t>
+      </w:r>
+    </w:p>
+    <w:p>
+      <w:pPr>
+        <w:rPr/>
+      </w:pPr>
+      <w:r>
+        <w:rPr>
+          <w:rtl w:val="0"/>
+        </w:rPr>
+        <w:t xml:space="preserve">Index API Functional Definitions.</w:t>
+      </w:r>
+    </w:p>
+    <w:p>
+      <w:pPr>
+        <w:pStyle w:val="Heading2"/>
+        <w:rPr/>
+      </w:pPr>
+      <w:bookmarkStart w:colFirst="0" w:colLast="0" w:name="_2p39zz22x812" w:id="52"/>
       <w:bookmarkEnd w:id="52"/>
-      <w:r>
-        <w:rPr>
-          <w:rtl w:val="0"/>
-        </w:rPr>
-        <w:t xml:space="preserve">Index Service</w:t>
-      </w:r>
-    </w:p>
-    <w:p>
-      <w:pPr>
-        <w:rPr/>
-      </w:pPr>
-      <w:r>
-        <w:rPr>
-          <w:rtl w:val="0"/>
-        </w:rPr>
-        <w:t xml:space="preserve">Index API Functional Definitions.</w:t>
-      </w:r>
-    </w:p>
-    <w:p>
-      <w:pPr>
-        <w:pStyle w:val="Heading2"/>
-        <w:rPr/>
-      </w:pPr>
-      <w:bookmarkStart w:colFirst="0" w:colLast="0" w:name="_2p39zz22x812" w:id="53"/>
-      <w:bookmarkEnd w:id="53"/>
       <w:r>
         <w:rPr>
           <w:rtl w:val="0"/>
@@ -18508,8 +18341,8 @@
         <w:spacing w:before="0" w:lineRule="auto"/>
         <w:rPr/>
       </w:pPr>
-      <w:bookmarkStart w:colFirst="0" w:colLast="0" w:name="_w1ucun912xzg" w:id="54"/>
-      <w:bookmarkEnd w:id="54"/>
+      <w:bookmarkStart w:colFirst="0" w:colLast="0" w:name="_w1ucun912xzg" w:id="53"/>
+      <w:bookmarkEnd w:id="53"/>
       <w:r>
         <w:rPr>
           <w:rtl w:val="0"/>
@@ -18537,8 +18370,8 @@
         <w:spacing w:before="0" w:lineRule="auto"/>
         <w:rPr/>
       </w:pPr>
-      <w:bookmarkStart w:colFirst="0" w:colLast="0" w:name="_e0dkh5f02gl" w:id="55"/>
-      <w:bookmarkEnd w:id="55"/>
+      <w:bookmarkStart w:colFirst="0" w:colLast="0" w:name="_e0dkh5f02gl" w:id="54"/>
+      <w:bookmarkEnd w:id="54"/>
       <w:r>
         <w:rPr>
           <w:rtl w:val="0"/>
@@ -18905,8 +18738,8 @@
         <w:spacing w:before="0" w:lineRule="auto"/>
         <w:rPr/>
       </w:pPr>
-      <w:bookmarkStart w:colFirst="0" w:colLast="0" w:name="_y5ejppv6cphl" w:id="56"/>
-      <w:bookmarkEnd w:id="56"/>
+      <w:bookmarkStart w:colFirst="0" w:colLast="0" w:name="_y5ejppv6cphl" w:id="55"/>
+      <w:bookmarkEnd w:id="55"/>
       <w:r>
         <w:rPr>
           <w:rtl w:val="0"/>
@@ -19167,8 +19000,8 @@
         <w:spacing w:before="0" w:lineRule="auto"/>
         <w:rPr/>
       </w:pPr>
-      <w:bookmarkStart w:colFirst="0" w:colLast="0" w:name="_i7kqq0fzog2r" w:id="57"/>
-      <w:bookmarkEnd w:id="57"/>
+      <w:bookmarkStart w:colFirst="0" w:colLast="0" w:name="_i7kqq0fzog2r" w:id="56"/>
+      <w:bookmarkEnd w:id="56"/>
       <w:r>
         <w:rPr>
           <w:rtl w:val="0"/>
@@ -19249,8 +19082,8 @@
         <w:pStyle w:val="Heading3"/>
         <w:rPr/>
       </w:pPr>
-      <w:bookmarkStart w:colFirst="0" w:colLast="0" w:name="_iob5mj1me7r1" w:id="58"/>
-      <w:bookmarkEnd w:id="58"/>
+      <w:bookmarkStart w:colFirst="0" w:colLast="0" w:name="_iob5mj1me7r1" w:id="57"/>
+      <w:bookmarkEnd w:id="57"/>
       <w:r>
         <w:rPr>
           <w:rtl w:val="0"/>
@@ -19289,8 +19122,8 @@
         <w:pStyle w:val="Heading4"/>
         <w:rPr/>
       </w:pPr>
-      <w:bookmarkStart w:colFirst="0" w:colLast="0" w:name="_jb43y6h0bcqs" w:id="59"/>
-      <w:bookmarkEnd w:id="59"/>
+      <w:bookmarkStart w:colFirst="0" w:colLast="0" w:name="_jb43y6h0bcqs" w:id="58"/>
+      <w:bookmarkEnd w:id="58"/>
       <w:r>
         <w:rPr>
           <w:rtl w:val="0"/>
@@ -19491,8 +19324,8 @@
         <w:pStyle w:val="Heading4"/>
         <w:rPr/>
       </w:pPr>
-      <w:bookmarkStart w:colFirst="0" w:colLast="0" w:name="_hypccgsddhji" w:id="60"/>
-      <w:bookmarkEnd w:id="60"/>
+      <w:bookmarkStart w:colFirst="0" w:colLast="0" w:name="_hypccgsddhji" w:id="59"/>
+      <w:bookmarkEnd w:id="59"/>
       <w:r>
         <w:rPr>
           <w:rtl w:val="0"/>
@@ -19709,8 +19542,8 @@
         <w:pStyle w:val="Heading4"/>
         <w:rPr/>
       </w:pPr>
-      <w:bookmarkStart w:colFirst="0" w:colLast="0" w:name="_m5v0ub8sstln" w:id="61"/>
-      <w:bookmarkEnd w:id="61"/>
+      <w:bookmarkStart w:colFirst="0" w:colLast="0" w:name="_m5v0ub8sstln" w:id="60"/>
+      <w:bookmarkEnd w:id="60"/>
       <w:r>
         <w:rPr>
           <w:rtl w:val="0"/>
@@ -20206,8 +20039,8 @@
         <w:keepLines w:val="0"/>
         <w:rPr/>
       </w:pPr>
-      <w:bookmarkStart w:colFirst="0" w:colLast="0" w:name="_lwtzrej1sx7g" w:id="62"/>
-      <w:bookmarkEnd w:id="62"/>
+      <w:bookmarkStart w:colFirst="0" w:colLast="0" w:name="_lwtzrej1sx7g" w:id="61"/>
+      <w:bookmarkEnd w:id="61"/>
       <w:r>
         <w:rPr>
           <w:rtl w:val="0"/>
@@ -20283,8 +20116,8 @@
         <w:keepLines w:val="0"/>
         <w:rPr/>
       </w:pPr>
-      <w:bookmarkStart w:colFirst="0" w:colLast="0" w:name="_ay2k4p6dghuc" w:id="63"/>
-      <w:bookmarkEnd w:id="63"/>
+      <w:bookmarkStart w:colFirst="0" w:colLast="0" w:name="_ay2k4p6dghuc" w:id="62"/>
+      <w:bookmarkEnd w:id="62"/>
       <w:r>
         <w:rPr>
           <w:rtl w:val="0"/>
@@ -20620,8 +20453,8 @@
         <w:keepLines w:val="0"/>
         <w:rPr/>
       </w:pPr>
-      <w:bookmarkStart w:colFirst="0" w:colLast="0" w:name="_209rhjytjkfn" w:id="64"/>
-      <w:bookmarkEnd w:id="64"/>
+      <w:bookmarkStart w:colFirst="0" w:colLast="0" w:name="_209rhjytjkfn" w:id="63"/>
+      <w:bookmarkEnd w:id="63"/>
       <w:r>
         <w:rPr>
           <w:rtl w:val="0"/>
@@ -20902,8 +20735,8 @@
         <w:keepLines w:val="0"/>
         <w:rPr/>
       </w:pPr>
-      <w:bookmarkStart w:colFirst="0" w:colLast="0" w:name="_lv78s8wad61t" w:id="65"/>
-      <w:bookmarkEnd w:id="65"/>
+      <w:bookmarkStart w:colFirst="0" w:colLast="0" w:name="_lv78s8wad61t" w:id="64"/>
+      <w:bookmarkEnd w:id="64"/>
       <w:r>
         <w:rPr>
           <w:rFonts w:ascii="Arial Unicode MS" w:cs="Arial Unicode MS" w:eastAsia="Arial Unicode MS" w:hAnsi="Arial Unicode MS"/>
@@ -21420,8 +21253,8 @@
         <w:keepLines w:val="0"/>
         <w:rPr/>
       </w:pPr>
-      <w:bookmarkStart w:colFirst="0" w:colLast="0" w:name="_ssf43tc8yylx" w:id="66"/>
-      <w:bookmarkEnd w:id="66"/>
+      <w:bookmarkStart w:colFirst="0" w:colLast="0" w:name="_ssf43tc8yylx" w:id="65"/>
+      <w:bookmarkEnd w:id="65"/>
       <w:r>
         <w:rPr>
           <w:rtl w:val="0"/>
@@ -21880,8 +21713,8 @@
         <w:keepLines w:val="0"/>
         <w:rPr/>
       </w:pPr>
-      <w:bookmarkStart w:colFirst="0" w:colLast="0" w:name="_1oybv4extmjv" w:id="67"/>
-      <w:bookmarkEnd w:id="67"/>
+      <w:bookmarkStart w:colFirst="0" w:colLast="0" w:name="_1oybv4extmjv" w:id="66"/>
+      <w:bookmarkEnd w:id="66"/>
       <w:r>
         <w:rPr>
           <w:rtl w:val="0"/>
@@ -22498,8 +22331,8 @@
         <w:keepLines w:val="0"/>
         <w:rPr/>
       </w:pPr>
-      <w:bookmarkStart w:colFirst="0" w:colLast="0" w:name="_ihhxdq40quja" w:id="68"/>
-      <w:bookmarkEnd w:id="68"/>
+      <w:bookmarkStart w:colFirst="0" w:colLast="0" w:name="_ihhxdq40quja" w:id="67"/>
+      <w:bookmarkEnd w:id="67"/>
       <w:r>
         <w:rPr>
           <w:rtl w:val="0"/>
@@ -22781,8 +22614,8 @@
         <w:keepLines w:val="0"/>
         <w:rPr/>
       </w:pPr>
-      <w:bookmarkStart w:colFirst="0" w:colLast="0" w:name="_5q6p9khg8pgm" w:id="69"/>
-      <w:bookmarkEnd w:id="69"/>
+      <w:bookmarkStart w:colFirst="0" w:colLast="0" w:name="_5q6p9khg8pgm" w:id="68"/>
+      <w:bookmarkEnd w:id="68"/>
       <w:r>
         <w:rPr>
           <w:rtl w:val="0"/>
@@ -23261,8 +23094,8 @@
         <w:keepLines w:val="0"/>
         <w:rPr/>
       </w:pPr>
-      <w:bookmarkStart w:colFirst="0" w:colLast="0" w:name="_5pb65nbm2occ" w:id="70"/>
-      <w:bookmarkEnd w:id="70"/>
+      <w:bookmarkStart w:colFirst="0" w:colLast="0" w:name="_5pb65nbm2occ" w:id="69"/>
+      <w:bookmarkEnd w:id="69"/>
       <w:r>
         <w:rPr>
           <w:rtl w:val="0"/>
@@ -23508,8 +23341,8 @@
         <w:keepLines w:val="0"/>
         <w:rPr/>
       </w:pPr>
-      <w:bookmarkStart w:colFirst="0" w:colLast="0" w:name="_qukml9eoakot" w:id="71"/>
-      <w:bookmarkEnd w:id="71"/>
+      <w:bookmarkStart w:colFirst="0" w:colLast="0" w:name="_qukml9eoakot" w:id="70"/>
+      <w:bookmarkEnd w:id="70"/>
       <w:r>
         <w:rPr>
           <w:rtl w:val="0"/>
@@ -23950,8 +23783,8 @@
         <w:keepLines w:val="0"/>
         <w:rPr/>
       </w:pPr>
-      <w:bookmarkStart w:colFirst="0" w:colLast="0" w:name="_5nyruv2vagx2" w:id="72"/>
-      <w:bookmarkEnd w:id="72"/>
+      <w:bookmarkStart w:colFirst="0" w:colLast="0" w:name="_5nyruv2vagx2" w:id="71"/>
+      <w:bookmarkEnd w:id="71"/>
       <w:r>
         <w:rPr>
           <w:rtl w:val="0"/>
@@ -24102,8 +23935,8 @@
         <w:pStyle w:val="Heading2"/>
         <w:rPr/>
       </w:pPr>
-      <w:bookmarkStart w:colFirst="0" w:colLast="0" w:name="_wmvlolm6dh4n" w:id="73"/>
-      <w:bookmarkEnd w:id="73"/>
+      <w:bookmarkStart w:colFirst="0" w:colLast="0" w:name="_wmvlolm6dh4n" w:id="72"/>
+      <w:bookmarkEnd w:id="72"/>
       <w:r>
         <w:rPr>
           <w:rtl w:val="0"/>
@@ -24350,8 +24183,8 @@
         <w:pStyle w:val="Heading1"/>
         <w:rPr/>
       </w:pPr>
-      <w:bookmarkStart w:colFirst="0" w:colLast="0" w:name="_b830mzeig3ye" w:id="74"/>
-      <w:bookmarkEnd w:id="74"/>
+      <w:bookmarkStart w:colFirst="0" w:colLast="0" w:name="_b830mzeig3ye" w:id="73"/>
+      <w:bookmarkEnd w:id="73"/>
       <w:r>
         <w:rPr>
           <w:rtl w:val="0"/>
@@ -24438,8 +24271,8 @@
         <w:pStyle w:val="Heading2"/>
         <w:rPr/>
       </w:pPr>
-      <w:bookmarkStart w:colFirst="0" w:colLast="0" w:name="_oix1tccg8zfs" w:id="75"/>
-      <w:bookmarkEnd w:id="75"/>
+      <w:bookmarkStart w:colFirst="0" w:colLast="0" w:name="_oix1tccg8zfs" w:id="74"/>
+      <w:bookmarkEnd w:id="74"/>
       <w:r>
         <w:rPr>
           <w:rtl w:val="0"/>
@@ -24472,8 +24305,8 @@
           <w:szCs w:val="22"/>
         </w:rPr>
       </w:pPr>
-      <w:bookmarkStart w:colFirst="0" w:colLast="0" w:name="_l199yyvrpusf" w:id="76"/>
-      <w:bookmarkEnd w:id="76"/>
+      <w:bookmarkStart w:colFirst="0" w:colLast="0" w:name="_l199yyvrpusf" w:id="75"/>
+      <w:bookmarkEnd w:id="75"/>
       <w:r>
         <w:rPr>
           <w:rtl w:val="0"/>
@@ -25003,43 +24836,23 @@
     <w:p>
       <w:pPr>
         <w:pStyle w:val="Heading2"/>
-        <w:rPr/>
-      </w:pPr>
-      <w:bookmarkStart w:colFirst="0" w:colLast="0" w:name="_aouh43ash09o" w:id="77"/>
-      <w:bookmarkEnd w:id="77"/>
+        <w:rPr>
+          <w:rFonts w:ascii="Google Sans" w:cs="Google Sans" w:eastAsia="Google Sans" w:hAnsi="Google Sans"/>
+          <w:b w:val="1"/>
+          <w:bCs w:val="1"/>
+          <w:color w:val="000000"/>
+          <w:sz w:val="26"/>
+          <w:szCs w:val="26"/>
+        </w:rPr>
+      </w:pPr>
+      <w:bookmarkStart w:colFirst="0" w:colLast="0" w:name="_aouh43ash09o" w:id="76"/>
+      <w:bookmarkEnd w:id="76"/>
       <w:r>
         <w:rPr>
           <w:rtl w:val="0"/>
         </w:rPr>
         <w:t xml:space="preserve">Leverage Dimensional Features</w:t>
       </w:r>
-    </w:p>
-    <w:p>
-      <w:pPr>
-        <w:rPr/>
-      </w:pPr>
-      <w:r>
-        <w:rPr>
-          <w:rtl w:val="0"/>
-        </w:rPr>
-        <w:t xml:space="preserve">See: </w:t>
-      </w:r>
-      <w:r>
-        <w:rPr>
-          <w:rtl w:val="0"/>
-        </w:rPr>
-        <w:t xml:space="preserve">Sets layout for Dimensional Analysis</w:t>
-      </w:r>
-      <w:r>
-        <w:rPr>
-          <w:rtl w:val="0"/>
-        </w:rPr>
-      </w:r>
-    </w:p>
-    <w:p>
-      <w:pPr>
-        <w:rPr/>
-      </w:pPr>
       <w:r>
         <w:rPr>
           <w:rtl w:val="0"/>
@@ -25714,8 +25527,8 @@
         <w:pStyle w:val="Heading2"/>
         <w:rPr/>
       </w:pPr>
-      <w:bookmarkStart w:colFirst="0" w:colLast="0" w:name="_592zb552u5uq" w:id="78"/>
-      <w:bookmarkEnd w:id="78"/>
+      <w:bookmarkStart w:colFirst="0" w:colLast="0" w:name="_592zb552u5uq" w:id="77"/>
+      <w:bookmarkEnd w:id="77"/>
       <w:r>
         <w:rPr>
           <w:rtl w:val="0"/>
@@ -26235,8 +26048,8 @@
         <w:pStyle w:val="Heading2"/>
         <w:rPr/>
       </w:pPr>
-      <w:bookmarkStart w:colFirst="0" w:colLast="0" w:name="_vui52my0r1b5" w:id="79"/>
-      <w:bookmarkEnd w:id="79"/>
+      <w:bookmarkStart w:colFirst="0" w:colLast="0" w:name="_vui52my0r1b5" w:id="78"/>
+      <w:bookmarkEnd w:id="78"/>
       <w:r>
         <w:rPr>
           <w:rtl w:val="0"/>
@@ -26489,51 +26302,13 @@
         <w:pStyle w:val="Heading2"/>
         <w:rPr/>
       </w:pPr>
-      <w:bookmarkStart w:colFirst="0" w:colLast="0" w:name="_uauz2b7v2nra" w:id="80"/>
-      <w:bookmarkEnd w:id="80"/>
+      <w:bookmarkStart w:colFirst="0" w:colLast="0" w:name="_uauz2b7v2nra" w:id="79"/>
+      <w:bookmarkEnd w:id="79"/>
       <w:r>
         <w:rPr>
           <w:rtl w:val="0"/>
         </w:rPr>
         <w:t xml:space="preserve">Leverage Sets Model</w:t>
-      </w:r>
-    </w:p>
-    <w:p>
-      <w:pPr>
-        <w:rPr>
-          <w:b w:val="1"/>
-          <w:bCs w:val="1"/>
-        </w:rPr>
-      </w:pPr>
-      <w:r>
-        <w:rPr>
-          <w:rtl w:val="0"/>
-        </w:rPr>
-        <w:t xml:space="preserve">See: </w:t>
-      </w:r>
-      <w:r>
-        <w:rPr>
-          <w:rtl w:val="0"/>
-        </w:rPr>
-        <w:t xml:space="preserve">Sets layout for Dimensional Analysis</w:t>
-      </w:r>
-      <w:r>
-        <w:rPr>
-          <w:rtl w:val="0"/>
-        </w:rPr>
-      </w:r>
-    </w:p>
-    <w:p>
-      <w:pPr>
-        <w:rPr>
-          <w:b w:val="1"/>
-          <w:bCs w:val="1"/>
-        </w:rPr>
-      </w:pPr>
-      <w:r>
-        <w:rPr>
-          <w:rtl w:val="0"/>
-        </w:rPr>
       </w:r>
     </w:p>
     <w:p>
@@ -26902,8 +26677,8 @@
         <w:pStyle w:val="Heading2"/>
         <w:rPr/>
       </w:pPr>
-      <w:bookmarkStart w:colFirst="0" w:colLast="0" w:name="_856j90br4gam" w:id="81"/>
-      <w:bookmarkEnd w:id="81"/>
+      <w:bookmarkStart w:colFirst="0" w:colLast="0" w:name="_856j90br4gam" w:id="80"/>
+      <w:bookmarkEnd w:id="80"/>
       <w:r>
         <w:rPr>
           <w:rtl w:val="0"/>
@@ -27085,8 +26860,8 @@
         <w:pStyle w:val="Heading2"/>
         <w:rPr/>
       </w:pPr>
-      <w:bookmarkStart w:colFirst="0" w:colLast="0" w:name="_wbbvatzicokl" w:id="82"/>
-      <w:bookmarkEnd w:id="82"/>
+      <w:bookmarkStart w:colFirst="0" w:colLast="0" w:name="_wbbvatzicokl" w:id="81"/>
+      <w:bookmarkEnd w:id="81"/>
       <w:r>
         <w:rPr>
           <w:rtl w:val="0"/>
@@ -27252,8 +27027,8 @@
         <w:pStyle w:val="Heading2"/>
         <w:rPr/>
       </w:pPr>
-      <w:bookmarkStart w:colFirst="0" w:colLast="0" w:name="_cfu7i31ldii6" w:id="83"/>
-      <w:bookmarkEnd w:id="83"/>
+      <w:bookmarkStart w:colFirst="0" w:colLast="0" w:name="_cfu7i31ldii6" w:id="82"/>
+      <w:bookmarkEnd w:id="82"/>
       <w:r>
         <w:rPr>
           <w:rtl w:val="0"/>
@@ -27908,8 +27683,8 @@
         <w:spacing w:before="120" w:line="275.9999942779541" w:lineRule="auto"/>
         <w:rPr/>
       </w:pPr>
-      <w:bookmarkStart w:colFirst="0" w:colLast="0" w:name="_9v4rarhh879u" w:id="84"/>
-      <w:bookmarkEnd w:id="84"/>
+      <w:bookmarkStart w:colFirst="0" w:colLast="0" w:name="_9v4rarhh879u" w:id="83"/>
+      <w:bookmarkEnd w:id="83"/>
       <w:r>
         <w:rPr>
           <w:rtl w:val="0"/>
@@ -28250,8 +28025,8 @@
         <w:pStyle w:val="Heading2"/>
         <w:rPr/>
       </w:pPr>
-      <w:bookmarkStart w:colFirst="0" w:colLast="0" w:name="_nmy49zl7iske" w:id="85"/>
-      <w:bookmarkEnd w:id="85"/>
+      <w:bookmarkStart w:colFirst="0" w:colLast="0" w:name="_nmy49zl7iske" w:id="84"/>
+      <w:bookmarkEnd w:id="84"/>
       <w:r>
         <w:rPr>
           <w:rtl w:val="0"/>
@@ -28544,22 +28319,22 @@
         <w:pStyle w:val="Heading3"/>
         <w:rPr/>
       </w:pPr>
-      <w:bookmarkStart w:colFirst="0" w:colLast="0" w:name="_spl0dmny2sn1" w:id="86"/>
+      <w:bookmarkStart w:colFirst="0" w:colLast="0" w:name="_spl0dmny2sn1" w:id="85"/>
+      <w:bookmarkEnd w:id="85"/>
+      <w:r>
+        <w:rPr>
+          <w:rtl w:val="0"/>
+        </w:rPr>
+        <w:t xml:space="preserve">Algebraic Semantic Embeddings (CPPE):</w:t>
+      </w:r>
+    </w:p>
+    <w:p>
+      <w:pPr>
+        <w:pStyle w:val="Heading4"/>
+        <w:rPr/>
+      </w:pPr>
+      <w:bookmarkStart w:colFirst="0" w:colLast="0" w:name="_12vb9y8d80o" w:id="86"/>
       <w:bookmarkEnd w:id="86"/>
-      <w:r>
-        <w:rPr>
-          <w:rtl w:val="0"/>
-        </w:rPr>
-        <w:t xml:space="preserve">Algebraic Semantic Embeddings (CPPE):</w:t>
-      </w:r>
-    </w:p>
-    <w:p>
-      <w:pPr>
-        <w:pStyle w:val="Heading4"/>
-        <w:rPr/>
-      </w:pPr>
-      <w:bookmarkStart w:colFirst="0" w:colLast="0" w:name="_12vb9y8d80o" w:id="87"/>
-      <w:bookmarkEnd w:id="87"/>
       <w:r>
         <w:rPr>
           <w:rtl w:val="0"/>
@@ -28584,115 +28359,115 @@
         <w:spacing w:line="276" w:lineRule="auto"/>
         <w:rPr/>
       </w:pPr>
-      <w:bookmarkStart w:colFirst="0" w:colLast="0" w:name="_nucczl4p06er" w:id="88"/>
+      <w:bookmarkStart w:colFirst="0" w:colLast="0" w:name="_nucczl4p06er" w:id="87"/>
+      <w:bookmarkEnd w:id="87"/>
+      <w:r>
+        <w:rPr>
+          <w:rtl w:val="0"/>
+        </w:rPr>
+        <w:t xml:space="preserve">Prime ID Embeddings:</w:t>
+      </w:r>
+    </w:p>
+    <w:p>
+      <w:pPr>
+        <w:spacing w:line="276" w:lineRule="auto"/>
+        <w:rPr/>
+      </w:pPr>
+      <w:r>
+        <w:rPr>
+          <w:rtl w:val="0"/>
+        </w:rPr>
+        <w:t xml:space="preserve">Each Resource is assigned an unique incremental Prime Number Identifier.</w:t>
+      </w:r>
+    </w:p>
+    <w:p>
+      <w:pPr>
+        <w:spacing w:line="276" w:lineRule="auto"/>
+        <w:rPr/>
+      </w:pPr>
+      <w:r>
+        <w:rPr>
+          <w:rtl w:val="0"/>
+        </w:rPr>
+      </w:r>
+    </w:p>
+    <w:p>
+      <w:pPr>
+        <w:spacing w:line="276" w:lineRule="auto"/>
+        <w:rPr/>
+      </w:pPr>
+      <w:r>
+        <w:rPr>
+          <w:rtl w:val="0"/>
+        </w:rPr>
+        <w:t xml:space="preserve">For a given Resource occurrence in a given Statement context its Prime ID Embedding is calculated as the product of this occurrence Resource Prime ID Embedding with the Prime ID Embeddings of the other two parts of the Statement occurrences.</w:t>
+      </w:r>
+    </w:p>
+    <w:p>
+      <w:pPr>
+        <w:spacing w:line="276" w:lineRule="auto"/>
+        <w:rPr/>
+      </w:pPr>
+      <w:r>
+        <w:rPr>
+          <w:rtl w:val="0"/>
+        </w:rPr>
+      </w:r>
+    </w:p>
+    <w:p>
+      <w:pPr>
+        <w:spacing w:line="276" w:lineRule="auto"/>
+        <w:rPr/>
+      </w:pPr>
+      <w:r>
+        <w:rPr>
+          <w:rtl w:val="0"/>
+        </w:rPr>
+        <w:t xml:space="preserve">For example: given an object occurrences its Prime ID Embedding is the product of its Prime ID (Embedding) by the Prime ID (Embedding) of the other occurrences components.</w:t>
+      </w:r>
+    </w:p>
+    <w:p>
+      <w:pPr>
+        <w:spacing w:line="276" w:lineRule="auto"/>
+        <w:rPr/>
+      </w:pPr>
+      <w:r>
+        <w:rPr>
+          <w:rtl w:val="0"/>
+        </w:rPr>
+      </w:r>
+    </w:p>
+    <w:p>
+      <w:pPr>
+        <w:spacing w:line="276" w:lineRule="auto"/>
+        <w:rPr/>
+      </w:pPr>
+      <w:r>
+        <w:rPr>
+          <w:rtl w:val="0"/>
+        </w:rPr>
+        <w:t xml:space="preserve">Augmentation Layers. Stream Pipelines:</w:t>
+      </w:r>
+    </w:p>
+    <w:p>
+      <w:pPr>
+        <w:spacing w:line="276" w:lineRule="auto"/>
+        <w:rPr/>
+      </w:pPr>
+      <w:r>
+        <w:rPr>
+          <w:rtl w:val="0"/>
+        </w:rPr>
+        <w:t xml:space="preserve">Aggregation, Alignment, Activation steps. Leverage Prime ID Embeddings for reactive functional composition.</w:t>
+      </w:r>
+    </w:p>
+    <w:p>
+      <w:pPr>
+        <w:pStyle w:val="Heading4"/>
+        <w:rPr/>
+      </w:pPr>
+      <w:bookmarkStart w:colFirst="0" w:colLast="0" w:name="_tdpam7i6pina" w:id="88"/>
       <w:bookmarkEnd w:id="88"/>
-      <w:r>
-        <w:rPr>
-          <w:rtl w:val="0"/>
-        </w:rPr>
-        <w:t xml:space="preserve">Prime ID Embeddings:</w:t>
-      </w:r>
-    </w:p>
-    <w:p>
-      <w:pPr>
-        <w:spacing w:line="276" w:lineRule="auto"/>
-        <w:rPr/>
-      </w:pPr>
-      <w:r>
-        <w:rPr>
-          <w:rtl w:val="0"/>
-        </w:rPr>
-        <w:t xml:space="preserve">Each Resource is assigned an unique incremental Prime Number Identifier.</w:t>
-      </w:r>
-    </w:p>
-    <w:p>
-      <w:pPr>
-        <w:spacing w:line="276" w:lineRule="auto"/>
-        <w:rPr/>
-      </w:pPr>
-      <w:r>
-        <w:rPr>
-          <w:rtl w:val="0"/>
-        </w:rPr>
-      </w:r>
-    </w:p>
-    <w:p>
-      <w:pPr>
-        <w:spacing w:line="276" w:lineRule="auto"/>
-        <w:rPr/>
-      </w:pPr>
-      <w:r>
-        <w:rPr>
-          <w:rtl w:val="0"/>
-        </w:rPr>
-        <w:t xml:space="preserve">For a given Resource occurrence in a given Statement context its Prime ID Embedding is calculated as the product of this occurrence Resource Prime ID Embedding with the Prime ID Embeddings of the other two parts of the Statement occurrences.</w:t>
-      </w:r>
-    </w:p>
-    <w:p>
-      <w:pPr>
-        <w:spacing w:line="276" w:lineRule="auto"/>
-        <w:rPr/>
-      </w:pPr>
-      <w:r>
-        <w:rPr>
-          <w:rtl w:val="0"/>
-        </w:rPr>
-      </w:r>
-    </w:p>
-    <w:p>
-      <w:pPr>
-        <w:spacing w:line="276" w:lineRule="auto"/>
-        <w:rPr/>
-      </w:pPr>
-      <w:r>
-        <w:rPr>
-          <w:rtl w:val="0"/>
-        </w:rPr>
-        <w:t xml:space="preserve">For example: given an object occurrences its Prime ID Embedding is the product of its Prime ID (Embedding) by the Prime ID (Embedding) of the other occurrences components.</w:t>
-      </w:r>
-    </w:p>
-    <w:p>
-      <w:pPr>
-        <w:spacing w:line="276" w:lineRule="auto"/>
-        <w:rPr/>
-      </w:pPr>
-      <w:r>
-        <w:rPr>
-          <w:rtl w:val="0"/>
-        </w:rPr>
-      </w:r>
-    </w:p>
-    <w:p>
-      <w:pPr>
-        <w:spacing w:line="276" w:lineRule="auto"/>
-        <w:rPr/>
-      </w:pPr>
-      <w:r>
-        <w:rPr>
-          <w:rtl w:val="0"/>
-        </w:rPr>
-        <w:t xml:space="preserve">Augmentation Layers. Stream Pipelines:</w:t>
-      </w:r>
-    </w:p>
-    <w:p>
-      <w:pPr>
-        <w:spacing w:line="276" w:lineRule="auto"/>
-        <w:rPr/>
-      </w:pPr>
-      <w:r>
-        <w:rPr>
-          <w:rtl w:val="0"/>
-        </w:rPr>
-        <w:t xml:space="preserve">Aggregation, Alignment, Activation steps. Leverage Prime ID Embeddings for reactive functional composition.</w:t>
-      </w:r>
-    </w:p>
-    <w:p>
-      <w:pPr>
-        <w:pStyle w:val="Heading4"/>
-        <w:rPr/>
-      </w:pPr>
-      <w:bookmarkStart w:colFirst="0" w:colLast="0" w:name="_tdpam7i6pina" w:id="89"/>
-      <w:bookmarkEnd w:id="89"/>
       <w:r>
         <w:rPr>
           <w:rtl w:val="0"/>
@@ -29078,8 +28853,8 @@
         <w:spacing w:after="120" w:before="120" w:line="275.9999942779541" w:lineRule="auto"/>
         <w:rPr/>
       </w:pPr>
-      <w:bookmarkStart w:colFirst="0" w:colLast="0" w:name="_5jru7cleeqyz" w:id="90"/>
-      <w:bookmarkEnd w:id="90"/>
+      <w:bookmarkStart w:colFirst="0" w:colLast="0" w:name="_5jru7cleeqyz" w:id="89"/>
+      <w:bookmarkEnd w:id="89"/>
       <w:r>
         <w:rPr>
           <w:rtl w:val="0"/>
@@ -29298,8 +29073,8 @@
           <w:color w:val="1b1c1d"/>
         </w:rPr>
       </w:pPr>
-      <w:bookmarkStart w:colFirst="0" w:colLast="0" w:name="_cxpiqxfobvqz" w:id="91"/>
-      <w:bookmarkEnd w:id="91"/>
+      <w:bookmarkStart w:colFirst="0" w:colLast="0" w:name="_cxpiqxfobvqz" w:id="90"/>
+      <w:bookmarkEnd w:id="90"/>
       <w:r>
         <w:rPr>
           <w:rtl w:val="0"/>
@@ -29600,8 +29375,8 @@
         <w:spacing w:after="120" w:before="120" w:line="275.9999942779541" w:lineRule="auto"/>
         <w:rPr/>
       </w:pPr>
-      <w:bookmarkStart w:colFirst="0" w:colLast="0" w:name="_4i5f88pxra87" w:id="92"/>
-      <w:bookmarkEnd w:id="92"/>
+      <w:bookmarkStart w:colFirst="0" w:colLast="0" w:name="_4i5f88pxra87" w:id="91"/>
+      <w:bookmarkEnd w:id="91"/>
       <w:r>
         <w:rPr>
           <w:rtl w:val="0"/>
@@ -29862,8 +29637,8 @@
         <w:spacing w:after="120" w:before="120" w:line="275.9999942779541" w:lineRule="auto"/>
         <w:rPr/>
       </w:pPr>
-      <w:bookmarkStart w:colFirst="0" w:colLast="0" w:name="_m22kyf83qkvv" w:id="93"/>
-      <w:bookmarkEnd w:id="93"/>
+      <w:bookmarkStart w:colFirst="0" w:colLast="0" w:name="_m22kyf83qkvv" w:id="92"/>
+      <w:bookmarkEnd w:id="92"/>
       <w:r>
         <w:rPr>
           <w:rtl w:val="0"/>
@@ -30456,8 +30231,8 @@
         <w:spacing w:after="120" w:before="120" w:line="275.9999942779541" w:lineRule="auto"/>
         <w:rPr/>
       </w:pPr>
-      <w:bookmarkStart w:colFirst="0" w:colLast="0" w:name="_a7l1r07awzku" w:id="94"/>
-      <w:bookmarkEnd w:id="94"/>
+      <w:bookmarkStart w:colFirst="0" w:colLast="0" w:name="_a7l1r07awzku" w:id="93"/>
+      <w:bookmarkEnd w:id="93"/>
       <w:r>
         <w:rPr>
           <w:rtl w:val="0"/>
@@ -30638,8 +30413,8 @@
         <w:spacing w:before="0" w:line="275.9999942779541" w:lineRule="auto"/>
         <w:rPr/>
       </w:pPr>
-      <w:bookmarkStart w:colFirst="0" w:colLast="0" w:name="_4qo9vqltf2r0" w:id="95"/>
-      <w:bookmarkEnd w:id="95"/>
+      <w:bookmarkStart w:colFirst="0" w:colLast="0" w:name="_4qo9vqltf2r0" w:id="94"/>
+      <w:bookmarkEnd w:id="94"/>
       <w:r>
         <w:rPr>
           <w:rtl w:val="0"/>
@@ -30725,8 +30500,8 @@
           <w:color w:val="1f1f1f"/>
         </w:rPr>
       </w:pPr>
-      <w:bookmarkStart w:colFirst="0" w:colLast="0" w:name="_a0okr8ebjatc" w:id="96"/>
-      <w:bookmarkEnd w:id="96"/>
+      <w:bookmarkStart w:colFirst="0" w:colLast="0" w:name="_a0okr8ebjatc" w:id="95"/>
+      <w:bookmarkEnd w:id="95"/>
       <w:r>
         <w:rPr>
           <w:rtl w:val="0"/>
@@ -30762,12 +30537,12 @@
           <wp:inline distB="19050" distT="19050" distL="19050" distR="19050">
             <wp:extent cx="143470" cy="232655"/>
             <wp:effectExtent b="0" l="0" r="0" t="0"/>
-            <wp:docPr id="23" name="image21.png"/>
+            <wp:docPr id="23" name="image20.png"/>
             <a:graphic>
               <a:graphicData uri="http://schemas.openxmlformats.org/drawingml/2006/picture">
                 <pic:pic>
                   <pic:nvPicPr>
-                    <pic:cNvPr id="0" name="image21.png"/>
+                    <pic:cNvPr id="0" name="image20.png"/>
                     <pic:cNvPicPr preferRelativeResize="0"/>
                   </pic:nvPicPr>
                   <pic:blipFill>
@@ -30822,12 +30597,12 @@
           <wp:inline distB="19050" distT="19050" distL="19050" distR="19050">
             <wp:extent cx="105489" cy="234421"/>
             <wp:effectExtent b="0" l="0" r="0" t="0"/>
-            <wp:docPr id="19" name="image13.png"/>
+            <wp:docPr id="19" name="image16.png"/>
             <a:graphic>
               <a:graphicData uri="http://schemas.openxmlformats.org/drawingml/2006/picture">
                 <pic:pic>
                   <pic:nvPicPr>
-                    <pic:cNvPr id="0" name="image13.png"/>
+                    <pic:cNvPr id="0" name="image16.png"/>
                     <pic:cNvPicPr preferRelativeResize="0"/>
                   </pic:nvPicPr>
                   <pic:blipFill>
@@ -30878,12 +30653,12 @@
           <wp:inline distB="19050" distT="19050" distL="19050" distR="19050">
             <wp:extent cx="771584" cy="229183"/>
             <wp:effectExtent b="0" l="0" r="0" t="0"/>
-            <wp:docPr id="6" name="image1.png"/>
+            <wp:docPr id="6" name="image8.png"/>
             <a:graphic>
               <a:graphicData uri="http://schemas.openxmlformats.org/drawingml/2006/picture">
                 <pic:pic>
                   <pic:nvPicPr>
-                    <pic:cNvPr id="0" name="image1.png"/>
+                    <pic:cNvPr id="0" name="image8.png"/>
                     <pic:cNvPicPr preferRelativeResize="0"/>
                   </pic:nvPicPr>
                   <pic:blipFill>
@@ -30939,12 +30714,12 @@
           <wp:inline distB="19050" distT="19050" distL="19050" distR="19050">
             <wp:extent cx="586919" cy="227194"/>
             <wp:effectExtent b="0" l="0" r="0" t="0"/>
-            <wp:docPr id="2" name="image3.png"/>
+            <wp:docPr id="2" name="image5.png"/>
             <a:graphic>
               <a:graphicData uri="http://schemas.openxmlformats.org/drawingml/2006/picture">
                 <pic:pic>
                   <pic:nvPicPr>
-                    <pic:cNvPr id="0" name="image3.png"/>
+                    <pic:cNvPr id="0" name="image5.png"/>
                     <pic:cNvPicPr preferRelativeResize="0"/>
                   </pic:nvPicPr>
                   <pic:blipFill>
@@ -31007,8 +30782,8 @@
         <w:spacing w:after="120" w:before="120" w:line="275.9999942779541" w:lineRule="auto"/>
         <w:rPr/>
       </w:pPr>
-      <w:bookmarkStart w:colFirst="0" w:colLast="0" w:name="_vm8muwbhqqcn" w:id="97"/>
-      <w:bookmarkEnd w:id="97"/>
+      <w:bookmarkStart w:colFirst="0" w:colLast="0" w:name="_vm8muwbhqqcn" w:id="96"/>
+      <w:bookmarkEnd w:id="96"/>
       <w:r>
         <w:rPr>
           <w:rtl w:val="0"/>
@@ -31039,12 +30814,12 @@
           <wp:inline distB="19050" distT="19050" distL="19050" distR="19050">
             <wp:extent cx="574357" cy="229743"/>
             <wp:effectExtent b="0" l="0" r="0" t="0"/>
-            <wp:docPr id="9" name="image2.png"/>
+            <wp:docPr id="9" name="image15.png"/>
             <a:graphic>
               <a:graphicData uri="http://schemas.openxmlformats.org/drawingml/2006/picture">
                 <pic:pic>
                   <pic:nvPicPr>
-                    <pic:cNvPr id="0" name="image2.png"/>
+                    <pic:cNvPr id="0" name="image15.png"/>
                     <pic:cNvPicPr preferRelativeResize="0"/>
                   </pic:nvPicPr>
                   <pic:blipFill>
@@ -31083,12 +30858,12 @@
           <wp:inline distB="19050" distT="19050" distL="19050" distR="19050">
             <wp:extent cx="79891" cy="239673"/>
             <wp:effectExtent b="0" l="0" r="0" t="0"/>
-            <wp:docPr id="18" name="image4.png"/>
+            <wp:docPr id="18" name="image11.png"/>
             <a:graphic>
               <a:graphicData uri="http://schemas.openxmlformats.org/drawingml/2006/picture">
                 <pic:pic>
                   <pic:nvPicPr>
-                    <pic:cNvPr id="0" name="image4.png"/>
+                    <pic:cNvPr id="0" name="image11.png"/>
                     <pic:cNvPicPr preferRelativeResize="0"/>
                   </pic:nvPicPr>
                   <pic:blipFill>
@@ -31127,12 +30902,12 @@
           <wp:inline distB="19050" distT="19050" distL="19050" distR="19050">
             <wp:extent cx="89475" cy="244024"/>
             <wp:effectExtent b="0" l="0" r="0" t="0"/>
-            <wp:docPr id="16" name="image6.png"/>
+            <wp:docPr id="16" name="image13.png"/>
             <a:graphic>
               <a:graphicData uri="http://schemas.openxmlformats.org/drawingml/2006/picture">
                 <pic:pic>
                   <pic:nvPicPr>
-                    <pic:cNvPr id="0" name="image6.png"/>
+                    <pic:cNvPr id="0" name="image13.png"/>
                     <pic:cNvPicPr preferRelativeResize="0"/>
                   </pic:nvPicPr>
                   <pic:blipFill>
@@ -31171,12 +30946,12 @@
           <wp:inline distB="19050" distT="19050" distL="19050" distR="19050">
             <wp:extent cx="97572" cy="234173"/>
             <wp:effectExtent b="0" l="0" r="0" t="0"/>
-            <wp:docPr id="12" name="image9.png"/>
+            <wp:docPr id="12" name="image3.png"/>
             <a:graphic>
               <a:graphicData uri="http://schemas.openxmlformats.org/drawingml/2006/picture">
                 <pic:pic>
                   <pic:nvPicPr>
-                    <pic:cNvPr id="0" name="image9.png"/>
+                    <pic:cNvPr id="0" name="image3.png"/>
                     <pic:cNvPicPr preferRelativeResize="0"/>
                   </pic:nvPicPr>
                   <pic:blipFill>
@@ -31224,12 +30999,12 @@
           <wp:inline distB="19050" distT="19050" distL="19050" distR="19050">
             <wp:extent cx="3718560" cy="686503"/>
             <wp:effectExtent b="0" l="0" r="0" t="0"/>
-            <wp:docPr id="13" name="image8.png"/>
+            <wp:docPr id="13" name="image4.png"/>
             <a:graphic>
               <a:graphicData uri="http://schemas.openxmlformats.org/drawingml/2006/picture">
                 <pic:pic>
                   <pic:nvPicPr>
-                    <pic:cNvPr id="0" name="image8.png"/>
+                    <pic:cNvPr id="0" name="image4.png"/>
                     <pic:cNvPicPr preferRelativeResize="0"/>
                   </pic:nvPicPr>
                   <pic:blipFill>
@@ -31284,8 +31059,8 @@
         <w:spacing w:before="0" w:line="275.9999942779541" w:lineRule="auto"/>
         <w:rPr/>
       </w:pPr>
-      <w:bookmarkStart w:colFirst="0" w:colLast="0" w:name="_4iycf2g31vp0" w:id="98"/>
-      <w:bookmarkEnd w:id="98"/>
+      <w:bookmarkStart w:colFirst="0" w:colLast="0" w:name="_4iycf2g31vp0" w:id="97"/>
+      <w:bookmarkEnd w:id="97"/>
       <w:r>
         <w:rPr>
           <w:rtl w:val="0"/>
@@ -31321,8 +31096,8 @@
         <w:spacing w:after="240" w:line="275.9999942779541" w:lineRule="auto"/>
         <w:rPr/>
       </w:pPr>
-      <w:bookmarkStart w:colFirst="0" w:colLast="0" w:name="_no37ottu4499" w:id="99"/>
-      <w:bookmarkEnd w:id="99"/>
+      <w:bookmarkStart w:colFirst="0" w:colLast="0" w:name="_no37ottu4499" w:id="98"/>
+      <w:bookmarkEnd w:id="98"/>
       <w:r>
         <w:rPr>
           <w:rtl w:val="0"/>
@@ -31348,12 +31123,12 @@
           <wp:inline distB="19050" distT="19050" distL="19050" distR="19050">
             <wp:extent cx="145018" cy="235165"/>
             <wp:effectExtent b="0" l="0" r="0" t="0"/>
-            <wp:docPr id="20" name="image12.png"/>
+            <wp:docPr id="20" name="image9.png"/>
             <a:graphic>
               <a:graphicData uri="http://schemas.openxmlformats.org/drawingml/2006/picture">
                 <pic:pic>
                   <pic:nvPicPr>
-                    <pic:cNvPr id="0" name="image12.png"/>
+                    <pic:cNvPr id="0" name="image9.png"/>
                     <pic:cNvPicPr preferRelativeResize="0"/>
                   </pic:nvPicPr>
                   <pic:blipFill>
@@ -31389,12 +31164,12 @@
           <wp:inline distB="19050" distT="19050" distL="19050" distR="19050">
             <wp:extent cx="138292" cy="224257"/>
             <wp:effectExtent b="0" l="0" r="0" t="0"/>
-            <wp:docPr id="8" name="image17.png"/>
+            <wp:docPr id="8" name="image2.png"/>
             <a:graphic>
               <a:graphicData uri="http://schemas.openxmlformats.org/drawingml/2006/picture">
                 <pic:pic>
                   <pic:nvPicPr>
-                    <pic:cNvPr id="0" name="image17.png"/>
+                    <pic:cNvPr id="0" name="image2.png"/>
                     <pic:cNvPicPr preferRelativeResize="0"/>
                   </pic:nvPicPr>
                   <pic:blipFill>
@@ -31459,12 +31234,12 @@
           <wp:inline distB="19050" distT="19050" distL="19050" distR="19050">
             <wp:extent cx="3819649" cy="228721"/>
             <wp:effectExtent b="0" l="0" r="0" t="0"/>
-            <wp:docPr id="27" name="image24.png"/>
+            <wp:docPr id="27" name="image17.png"/>
             <a:graphic>
               <a:graphicData uri="http://schemas.openxmlformats.org/drawingml/2006/picture">
                 <pic:pic>
                   <pic:nvPicPr>
-                    <pic:cNvPr id="0" name="image24.png"/>
+                    <pic:cNvPr id="0" name="image17.png"/>
                     <pic:cNvPicPr preferRelativeResize="0"/>
                   </pic:nvPicPr>
                   <pic:blipFill>
@@ -31558,8 +31333,8 @@
         <w:spacing w:after="120" w:before="120" w:line="275.9999942779541" w:lineRule="auto"/>
         <w:rPr/>
       </w:pPr>
-      <w:bookmarkStart w:colFirst="0" w:colLast="0" w:name="_18tl5kxvfivh" w:id="100"/>
-      <w:bookmarkEnd w:id="100"/>
+      <w:bookmarkStart w:colFirst="0" w:colLast="0" w:name="_18tl5kxvfivh" w:id="99"/>
+      <w:bookmarkEnd w:id="99"/>
       <w:r>
         <w:rPr>
           <w:rtl w:val="0"/>
@@ -31614,12 +31389,12 @@
           <wp:inline distB="19050" distT="19050" distL="19050" distR="19050">
             <wp:extent cx="2756002" cy="229031"/>
             <wp:effectExtent b="0" l="0" r="0" t="0"/>
-            <wp:docPr id="5" name="image16.png"/>
+            <wp:docPr id="5" name="image10.png"/>
             <a:graphic>
               <a:graphicData uri="http://schemas.openxmlformats.org/drawingml/2006/picture">
                 <pic:pic>
                   <pic:nvPicPr>
-                    <pic:cNvPr id="0" name="image16.png"/>
+                    <pic:cNvPr id="0" name="image10.png"/>
                     <pic:cNvPicPr preferRelativeResize="0"/>
                   </pic:nvPicPr>
                   <pic:blipFill>
@@ -31739,8 +31514,8 @@
         <w:spacing w:after="120" w:before="120" w:line="275.9999942779541" w:lineRule="auto"/>
         <w:rPr/>
       </w:pPr>
-      <w:bookmarkStart w:colFirst="0" w:colLast="0" w:name="_mm6omsp949hh" w:id="101"/>
-      <w:bookmarkEnd w:id="101"/>
+      <w:bookmarkStart w:colFirst="0" w:colLast="0" w:name="_mm6omsp949hh" w:id="100"/>
+      <w:bookmarkEnd w:id="100"/>
       <w:r>
         <w:rPr>
           <w:rtl w:val="0"/>
@@ -31793,12 +31568,12 @@
           <wp:inline distB="19050" distT="19050" distL="19050" distR="19050">
             <wp:extent cx="2882141" cy="285549"/>
             <wp:effectExtent b="0" l="0" r="0" t="0"/>
-            <wp:docPr id="14" name="image7.png"/>
+            <wp:docPr id="14" name="image14.png"/>
             <a:graphic>
               <a:graphicData uri="http://schemas.openxmlformats.org/drawingml/2006/picture">
                 <pic:pic>
                   <pic:nvPicPr>
-                    <pic:cNvPr id="0" name="image7.png"/>
+                    <pic:cNvPr id="0" name="image14.png"/>
                     <pic:cNvPicPr preferRelativeResize="0"/>
                   </pic:nvPicPr>
                   <pic:blipFill>
@@ -31875,22 +31650,22 @@
         <w:pStyle w:val="Heading5"/>
         <w:rPr/>
       </w:pPr>
-      <w:bookmarkStart w:colFirst="0" w:colLast="0" w:name="_7c369wvv2ed5" w:id="102"/>
+      <w:bookmarkStart w:colFirst="0" w:colLast="0" w:name="_7c369wvv2ed5" w:id="101"/>
+      <w:bookmarkEnd w:id="101"/>
+      <w:r>
+        <w:rPr>
+          <w:rtl w:val="0"/>
+        </w:rPr>
+        <w:t xml:space="preserve">3. Pipeline Stages Revisited via CPPE:</w:t>
+      </w:r>
+    </w:p>
+    <w:p>
+      <w:pPr>
+        <w:pStyle w:val="Heading6"/>
+        <w:rPr/>
+      </w:pPr>
+      <w:bookmarkStart w:colFirst="0" w:colLast="0" w:name="_yxwykud7fa6q" w:id="102"/>
       <w:bookmarkEnd w:id="102"/>
-      <w:r>
-        <w:rPr>
-          <w:rtl w:val="0"/>
-        </w:rPr>
-        <w:t xml:space="preserve">3. Pipeline Stages Revisited via CPPE:</w:t>
-      </w:r>
-    </w:p>
-    <w:p>
-      <w:pPr>
-        <w:pStyle w:val="Heading6"/>
-        <w:rPr/>
-      </w:pPr>
-      <w:bookmarkStart w:colFirst="0" w:colLast="0" w:name="_yxwykud7fa6q" w:id="103"/>
-      <w:bookmarkEnd w:id="103"/>
       <w:r>
         <w:rPr>
           <w:rtl w:val="0"/>
@@ -31978,12 +31753,12 @@
           <wp:inline distB="19050" distT="19050" distL="19050" distR="19050">
             <wp:extent cx="720923" cy="227660"/>
             <wp:effectExtent b="0" l="0" r="0" t="0"/>
-            <wp:docPr id="24" name="image18.png"/>
+            <wp:docPr id="24" name="image21.png"/>
             <a:graphic>
               <a:graphicData uri="http://schemas.openxmlformats.org/drawingml/2006/picture">
                 <pic:pic>
                   <pic:nvPicPr>
-                    <pic:cNvPr id="0" name="image18.png"/>
+                    <pic:cNvPr id="0" name="image21.png"/>
                     <pic:cNvPicPr preferRelativeResize="0"/>
                   </pic:nvPicPr>
                   <pic:blipFill>
@@ -32054,12 +31829,12 @@
           <wp:inline distB="19050" distT="19050" distL="19050" distR="19050">
             <wp:extent cx="105489" cy="234421"/>
             <wp:effectExtent b="0" l="0" r="0" t="0"/>
-            <wp:docPr id="17" name="image13.png"/>
+            <wp:docPr id="17" name="image16.png"/>
             <a:graphic>
               <a:graphicData uri="http://schemas.openxmlformats.org/drawingml/2006/picture">
                 <pic:pic>
                   <pic:nvPicPr>
-                    <pic:cNvPr id="0" name="image13.png"/>
+                    <pic:cNvPr id="0" name="image16.png"/>
                     <pic:cNvPicPr preferRelativeResize="0"/>
                   </pic:nvPicPr>
                   <pic:blipFill>
@@ -32098,12 +31873,12 @@
           <wp:inline distB="19050" distT="19050" distL="19050" distR="19050">
             <wp:extent cx="97572" cy="234173"/>
             <wp:effectExtent b="0" l="0" r="0" t="0"/>
-            <wp:docPr id="3" name="image9.png"/>
+            <wp:docPr id="3" name="image3.png"/>
             <a:graphic>
               <a:graphicData uri="http://schemas.openxmlformats.org/drawingml/2006/picture">
                 <pic:pic>
                   <pic:nvPicPr>
-                    <pic:cNvPr id="0" name="image9.png"/>
+                    <pic:cNvPr id="0" name="image3.png"/>
                     <pic:cNvPicPr preferRelativeResize="0"/>
                   </pic:nvPicPr>
                   <pic:blipFill>
@@ -32142,12 +31917,12 @@
           <wp:inline distB="19050" distT="19050" distL="19050" distR="19050">
             <wp:extent cx="607516" cy="227818"/>
             <wp:effectExtent b="0" l="0" r="0" t="0"/>
-            <wp:docPr id="11" name="image15.png"/>
+            <wp:docPr id="11" name="image1.png"/>
             <a:graphic>
               <a:graphicData uri="http://schemas.openxmlformats.org/drawingml/2006/picture">
                 <pic:pic>
                   <pic:nvPicPr>
-                    <pic:cNvPr id="0" name="image15.png"/>
+                    <pic:cNvPr id="0" name="image1.png"/>
                     <pic:cNvPicPr preferRelativeResize="0"/>
                   </pic:nvPicPr>
                   <pic:blipFill>
@@ -32218,12 +31993,12 @@
           <wp:inline distB="19050" distT="19050" distL="19050" distR="19050">
             <wp:extent cx="586919" cy="227194"/>
             <wp:effectExtent b="0" l="0" r="0" t="0"/>
-            <wp:docPr id="7" name="image3.png"/>
+            <wp:docPr id="7" name="image5.png"/>
             <a:graphic>
               <a:graphicData uri="http://schemas.openxmlformats.org/drawingml/2006/picture">
                 <pic:pic>
                   <pic:nvPicPr>
-                    <pic:cNvPr id="0" name="image3.png"/>
+                    <pic:cNvPr id="0" name="image5.png"/>
                     <pic:cNvPicPr preferRelativeResize="0"/>
                   </pic:nvPicPr>
                   <pic:blipFill>
@@ -32262,12 +32037,12 @@
           <wp:inline distB="19050" distT="19050" distL="19050" distR="19050">
             <wp:extent cx="105489" cy="234421"/>
             <wp:effectExtent b="0" l="0" r="0" t="0"/>
-            <wp:docPr id="28" name="image13.png"/>
+            <wp:docPr id="28" name="image16.png"/>
             <a:graphic>
               <a:graphicData uri="http://schemas.openxmlformats.org/drawingml/2006/picture">
                 <pic:pic>
                   <pic:nvPicPr>
-                    <pic:cNvPr id="0" name="image13.png"/>
+                    <pic:cNvPr id="0" name="image16.png"/>
                     <pic:cNvPicPr preferRelativeResize="0"/>
                   </pic:nvPicPr>
                   <pic:blipFill>
@@ -32338,12 +32113,12 @@
           <wp:inline distB="19050" distT="19050" distL="19050" distR="19050">
             <wp:extent cx="333911" cy="211093"/>
             <wp:effectExtent b="0" l="0" r="0" t="0"/>
-            <wp:docPr id="22" name="image20.png"/>
+            <wp:docPr id="22" name="image23.png"/>
             <a:graphic>
               <a:graphicData uri="http://schemas.openxmlformats.org/drawingml/2006/picture">
                 <pic:pic>
                   <pic:nvPicPr>
-                    <pic:cNvPr id="0" name="image20.png"/>
+                    <pic:cNvPr id="0" name="image23.png"/>
                     <pic:cNvPicPr preferRelativeResize="0"/>
                   </pic:nvPicPr>
                   <pic:blipFill>
@@ -32382,12 +32157,12 @@
           <wp:inline distB="19050" distT="19050" distL="19050" distR="19050">
             <wp:extent cx="457438" cy="228719"/>
             <wp:effectExtent b="0" l="0" r="0" t="0"/>
-            <wp:docPr id="29" name="image22.png"/>
+            <wp:docPr id="29" name="image26.png"/>
             <a:graphic>
               <a:graphicData uri="http://schemas.openxmlformats.org/drawingml/2006/picture">
                 <pic:pic>
                   <pic:nvPicPr>
-                    <pic:cNvPr id="0" name="image22.png"/>
+                    <pic:cNvPr id="0" name="image26.png"/>
                     <pic:cNvPicPr preferRelativeResize="0"/>
                   </pic:nvPicPr>
                   <pic:blipFill>
@@ -32448,8 +32223,8 @@
         <w:pStyle w:val="Heading6"/>
         <w:rPr/>
       </w:pPr>
-      <w:bookmarkStart w:colFirst="0" w:colLast="0" w:name="_s3n9c67g1jqj" w:id="104"/>
-      <w:bookmarkEnd w:id="104"/>
+      <w:bookmarkStart w:colFirst="0" w:colLast="0" w:name="_s3n9c67g1jqj" w:id="103"/>
+      <w:bookmarkEnd w:id="103"/>
       <w:r>
         <w:rPr>
           <w:rtl w:val="0"/>
@@ -32569,12 +32344,12 @@
           <wp:inline distB="19050" distT="19050" distL="19050" distR="19050">
             <wp:extent cx="214432" cy="225717"/>
             <wp:effectExtent b="0" l="0" r="0" t="0"/>
-            <wp:docPr id="10" name="image10.png"/>
+            <wp:docPr id="10" name="image6.png"/>
             <a:graphic>
               <a:graphicData uri="http://schemas.openxmlformats.org/drawingml/2006/picture">
                 <pic:pic>
                   <pic:nvPicPr>
-                    <pic:cNvPr id="0" name="image10.png"/>
+                    <pic:cNvPr id="0" name="image6.png"/>
                     <pic:cNvPicPr preferRelativeResize="0"/>
                   </pic:nvPicPr>
                   <pic:blipFill>
@@ -32613,12 +32388,12 @@
           <wp:inline distB="19050" distT="19050" distL="19050" distR="19050">
             <wp:extent cx="214432" cy="225717"/>
             <wp:effectExtent b="0" l="0" r="0" t="0"/>
-            <wp:docPr id="25" name="image25.png"/>
+            <wp:docPr id="25" name="image22.png"/>
             <a:graphic>
               <a:graphicData uri="http://schemas.openxmlformats.org/drawingml/2006/picture">
                 <pic:pic>
                   <pic:nvPicPr>
-                    <pic:cNvPr id="0" name="image25.png"/>
+                    <pic:cNvPr id="0" name="image22.png"/>
                     <pic:cNvPicPr preferRelativeResize="0"/>
                   </pic:nvPicPr>
                   <pic:blipFill>
@@ -32657,12 +32432,12 @@
           <wp:inline distB="19050" distT="19050" distL="19050" distR="19050">
             <wp:extent cx="876836" cy="285925"/>
             <wp:effectExtent b="0" l="0" r="0" t="0"/>
-            <wp:docPr id="21" name="image19.png"/>
+            <wp:docPr id="21" name="image18.png"/>
             <a:graphic>
               <a:graphicData uri="http://schemas.openxmlformats.org/drawingml/2006/picture">
                 <pic:pic>
                   <pic:nvPicPr>
-                    <pic:cNvPr id="0" name="image19.png"/>
+                    <pic:cNvPr id="0" name="image18.png"/>
                     <pic:cNvPicPr preferRelativeResize="0"/>
                   </pic:nvPicPr>
                   <pic:blipFill>
@@ -32733,12 +32508,12 @@
           <wp:inline distB="19050" distT="19050" distL="19050" distR="19050">
             <wp:extent cx="214432" cy="225717"/>
             <wp:effectExtent b="0" l="0" r="0" t="0"/>
-            <wp:docPr id="1" name="image11.png"/>
+            <wp:docPr id="1" name="image25.png"/>
             <a:graphic>
               <a:graphicData uri="http://schemas.openxmlformats.org/drawingml/2006/picture">
                 <pic:pic>
                   <pic:nvPicPr>
-                    <pic:cNvPr id="0" name="image11.png"/>
+                    <pic:cNvPr id="0" name="image25.png"/>
                     <pic:cNvPicPr preferRelativeResize="0"/>
                   </pic:nvPicPr>
                   <pic:blipFill>
@@ -32777,12 +32552,12 @@
           <wp:inline distB="19050" distT="19050" distL="19050" distR="19050">
             <wp:extent cx="214432" cy="225717"/>
             <wp:effectExtent b="0" l="0" r="0" t="0"/>
-            <wp:docPr id="30" name="image26.png"/>
+            <wp:docPr id="30" name="image19.png"/>
             <a:graphic>
               <a:graphicData uri="http://schemas.openxmlformats.org/drawingml/2006/picture">
                 <pic:pic>
                   <pic:nvPicPr>
-                    <pic:cNvPr id="0" name="image26.png"/>
+                    <pic:cNvPr id="0" name="image19.png"/>
                     <pic:cNvPicPr preferRelativeResize="0"/>
                   </pic:nvPicPr>
                   <pic:blipFill>
@@ -32821,12 +32596,12 @@
           <wp:inline distB="19050" distT="19050" distL="19050" distR="19050">
             <wp:extent cx="95905" cy="230173"/>
             <wp:effectExtent b="0" l="0" r="0" t="0"/>
-            <wp:docPr id="4" name="image14.png"/>
+            <wp:docPr id="4" name="image12.png"/>
             <a:graphic>
               <a:graphicData uri="http://schemas.openxmlformats.org/drawingml/2006/picture">
                 <pic:pic>
                   <pic:nvPicPr>
-                    <pic:cNvPr id="0" name="image14.png"/>
+                    <pic:cNvPr id="0" name="image12.png"/>
                     <pic:cNvPicPr preferRelativeResize="0"/>
                   </pic:nvPicPr>
                   <pic:blipFill>
@@ -32876,21 +32651,21 @@
           <w:color w:val="1f1f1f"/>
         </w:rPr>
       </w:pPr>
-      <w:bookmarkStart w:colFirst="0" w:colLast="0" w:name="_fnazkr4bdku2" w:id="105"/>
+      <w:bookmarkStart w:colFirst="0" w:colLast="0" w:name="_fnazkr4bdku2" w:id="104"/>
+      <w:bookmarkEnd w:id="104"/>
+      <w:r>
+        <w:rPr>
+          <w:rtl w:val="0"/>
+        </w:rPr>
+      </w:r>
+    </w:p>
+    <w:p>
+      <w:pPr>
+        <w:pStyle w:val="Heading6"/>
+        <w:rPr/>
+      </w:pPr>
+      <w:bookmarkStart w:colFirst="0" w:colLast="0" w:name="_t55uhadl3d85" w:id="105"/>
       <w:bookmarkEnd w:id="105"/>
-      <w:r>
-        <w:rPr>
-          <w:rtl w:val="0"/>
-        </w:rPr>
-      </w:r>
-    </w:p>
-    <w:p>
-      <w:pPr>
-        <w:pStyle w:val="Heading6"/>
-        <w:rPr/>
-      </w:pPr>
-      <w:bookmarkStart w:colFirst="0" w:colLast="0" w:name="_t55uhadl3d85" w:id="106"/>
-      <w:bookmarkEnd w:id="106"/>
       <w:r>
         <w:rPr>
           <w:rtl w:val="0"/>
@@ -32962,12 +32737,12 @@
           <wp:inline distB="19050" distT="19050" distL="19050" distR="19050">
             <wp:extent cx="3042047" cy="217562"/>
             <wp:effectExtent b="0" l="0" r="0" t="0"/>
-            <wp:docPr id="15" name="image5.png"/>
+            <wp:docPr id="15" name="image7.png"/>
             <a:graphic>
               <a:graphicData uri="http://schemas.openxmlformats.org/drawingml/2006/picture">
                 <pic:pic>
                   <pic:nvPicPr>
-                    <pic:cNvPr id="0" name="image5.png"/>
+                    <pic:cNvPr id="0" name="image7.png"/>
                     <pic:cNvPicPr preferRelativeResize="0"/>
                   </pic:nvPicPr>
                   <pic:blipFill>
@@ -33082,8 +32857,8 @@
         <w:pStyle w:val="Heading2"/>
         <w:rPr/>
       </w:pPr>
-      <w:bookmarkStart w:colFirst="0" w:colLast="0" w:name="_x2alh753drsf" w:id="107"/>
-      <w:bookmarkEnd w:id="107"/>
+      <w:bookmarkStart w:colFirst="0" w:colLast="0" w:name="_x2alh753drsf" w:id="106"/>
+      <w:bookmarkEnd w:id="106"/>
       <w:r>
         <w:rPr>
           <w:rtl w:val="0"/>
@@ -33501,8 +33276,8 @@
           <w:szCs w:val="26"/>
         </w:rPr>
       </w:pPr>
-      <w:bookmarkStart w:colFirst="0" w:colLast="0" w:name="_16wmba5008i2" w:id="108"/>
-      <w:bookmarkEnd w:id="108"/>
+      <w:bookmarkStart w:colFirst="0" w:colLast="0" w:name="_16wmba5008i2" w:id="107"/>
+      <w:bookmarkEnd w:id="107"/>
       <w:r>
         <w:rPr>
           <w:b w:val="1"/>
@@ -33577,8 +33352,8 @@
         <w:spacing w:after="240" w:before="240" w:lineRule="auto"/>
         <w:rPr/>
       </w:pPr>
-      <w:bookmarkStart w:colFirst="0" w:colLast="0" w:name="_jzqaohjonzv6" w:id="109"/>
-      <w:bookmarkEnd w:id="109"/>
+      <w:bookmarkStart w:colFirst="0" w:colLast="0" w:name="_jzqaohjonzv6" w:id="108"/>
+      <w:bookmarkEnd w:id="108"/>
       <w:r>
         <w:rPr>
           <w:rtl w:val="0"/>
@@ -35713,8 +35488,8 @@
         <w:spacing w:after="80" w:before="0" w:lineRule="auto"/>
         <w:rPr/>
       </w:pPr>
-      <w:bookmarkStart w:colFirst="0" w:colLast="0" w:name="_dlsnfqeg1elz" w:id="110"/>
-      <w:bookmarkEnd w:id="110"/>
+      <w:bookmarkStart w:colFirst="0" w:colLast="0" w:name="_dlsnfqeg1elz" w:id="109"/>
+      <w:bookmarkEnd w:id="109"/>
       <w:r>
         <w:rPr>
           <w:rtl w:val="0"/>
@@ -35877,8 +35652,8 @@
         <w:pStyle w:val="Heading2"/>
         <w:rPr/>
       </w:pPr>
-      <w:bookmarkStart w:colFirst="0" w:colLast="0" w:name="_mazsh5o8bi8t" w:id="111"/>
-      <w:bookmarkEnd w:id="111"/>
+      <w:bookmarkStart w:colFirst="0" w:colLast="0" w:name="_mazsh5o8bi8t" w:id="110"/>
+      <w:bookmarkEnd w:id="110"/>
       <w:r>
         <w:rPr>
           <w:rtl w:val="0"/>
@@ -36173,22 +35948,22 @@
         <w:pStyle w:val="Heading2"/>
         <w:rPr/>
       </w:pPr>
-      <w:bookmarkStart w:colFirst="0" w:colLast="0" w:name="_tzvwq35vkv59" w:id="112"/>
+      <w:bookmarkStart w:colFirst="0" w:colLast="0" w:name="_tzvwq35vkv59" w:id="111"/>
+      <w:bookmarkEnd w:id="111"/>
+      <w:r>
+        <w:rPr>
+          <w:rtl w:val="0"/>
+        </w:rPr>
+        <w:t xml:space="preserve">2. Stage 1: Aggregation Service Agent (Data Layer - Type &amp; Role Inference)</w:t>
+      </w:r>
+    </w:p>
+    <w:p>
+      <w:pPr>
+        <w:pStyle w:val="Heading3"/>
+        <w:rPr/>
+      </w:pPr>
+      <w:bookmarkStart w:colFirst="0" w:colLast="0" w:name="_vuckggc2w8w3" w:id="112"/>
       <w:bookmarkEnd w:id="112"/>
-      <w:r>
-        <w:rPr>
-          <w:rtl w:val="0"/>
-        </w:rPr>
-        <w:t xml:space="preserve">2. Stage 1: Aggregation Service Agent (Data Layer - Type &amp; Role Inference)</w:t>
-      </w:r>
-    </w:p>
-    <w:p>
-      <w:pPr>
-        <w:pStyle w:val="Heading3"/>
-        <w:rPr/>
-      </w:pPr>
-      <w:bookmarkStart w:colFirst="0" w:colLast="0" w:name="_vuckggc2w8w3" w:id="113"/>
-      <w:bookmarkEnd w:id="113"/>
       <w:r>
         <w:rPr>
           <w:rtl w:val="0"/>
@@ -36548,8 +36323,8 @@
         <w:pStyle w:val="Heading3"/>
         <w:rPr/>
       </w:pPr>
-      <w:bookmarkStart w:colFirst="0" w:colLast="0" w:name="_svvt7ek0l18f" w:id="114"/>
-      <w:bookmarkEnd w:id="114"/>
+      <w:bookmarkStart w:colFirst="0" w:colLast="0" w:name="_svvt7ek0l18f" w:id="113"/>
+      <w:bookmarkEnd w:id="113"/>
       <w:r>
         <w:rPr>
           <w:rtl w:val="0"/>
@@ -36644,22 +36419,22 @@
         <w:pStyle w:val="Heading2"/>
         <w:rPr/>
       </w:pPr>
-      <w:bookmarkStart w:colFirst="0" w:colLast="0" w:name="_x78g6icz43i4" w:id="115"/>
+      <w:bookmarkStart w:colFirst="0" w:colLast="0" w:name="_x78g6icz43i4" w:id="114"/>
+      <w:bookmarkEnd w:id="114"/>
+      <w:r>
+        <w:rPr>
+          <w:rtl w:val="0"/>
+        </w:rPr>
+        <w:t xml:space="preserve">3. Stage 2: Alignment Service Agent (Information Layer - Schema Matching &amp; Identity Resolution)</w:t>
+      </w:r>
+    </w:p>
+    <w:p>
+      <w:pPr>
+        <w:pStyle w:val="Heading3"/>
+        <w:rPr/>
+      </w:pPr>
+      <w:bookmarkStart w:colFirst="0" w:colLast="0" w:name="_n39udiortv2h" w:id="115"/>
       <w:bookmarkEnd w:id="115"/>
-      <w:r>
-        <w:rPr>
-          <w:rtl w:val="0"/>
-        </w:rPr>
-        <w:t xml:space="preserve">3. Stage 2: Alignment Service Agent (Information Layer - Schema Matching &amp; Identity Resolution)</w:t>
-      </w:r>
-    </w:p>
-    <w:p>
-      <w:pPr>
-        <w:pStyle w:val="Heading3"/>
-        <w:rPr/>
-      </w:pPr>
-      <w:bookmarkStart w:colFirst="0" w:colLast="0" w:name="_n39udiortv2h" w:id="116"/>
-      <w:bookmarkEnd w:id="116"/>
       <w:r>
         <w:rPr>
           <w:rtl w:val="0"/>
@@ -36823,8 +36598,8 @@
         <w:pStyle w:val="Heading3"/>
         <w:rPr/>
       </w:pPr>
-      <w:bookmarkStart w:colFirst="0" w:colLast="0" w:name="_fk9grk3ssbau" w:id="117"/>
-      <w:bookmarkEnd w:id="117"/>
+      <w:bookmarkStart w:colFirst="0" w:colLast="0" w:name="_fk9grk3ssbau" w:id="116"/>
+      <w:bookmarkEnd w:id="116"/>
       <w:r>
         <w:rPr>
           <w:rtl w:val="0"/>
@@ -36932,22 +36707,22 @@
         <w:pStyle w:val="Heading2"/>
         <w:rPr/>
       </w:pPr>
-      <w:bookmarkStart w:colFirst="0" w:colLast="0" w:name="_nk18u3ust4ti" w:id="118"/>
+      <w:bookmarkStart w:colFirst="0" w:colLast="0" w:name="_nk18u3ust4ti" w:id="117"/>
+      <w:bookmarkEnd w:id="117"/>
+      <w:r>
+        <w:rPr>
+          <w:rtl w:val="0"/>
+        </w:rPr>
+        <w:t xml:space="preserve">4. Stage 3: Activation Service Agent (Knowledge Layer - Use Cases &amp; Behaviors)</w:t>
+      </w:r>
+    </w:p>
+    <w:p>
+      <w:pPr>
+        <w:pStyle w:val="Heading3"/>
+        <w:rPr/>
+      </w:pPr>
+      <w:bookmarkStart w:colFirst="0" w:colLast="0" w:name="_88yoyrcvk6tu" w:id="118"/>
       <w:bookmarkEnd w:id="118"/>
-      <w:r>
-        <w:rPr>
-          <w:rtl w:val="0"/>
-        </w:rPr>
-        <w:t xml:space="preserve">4. Stage 3: Activation Service Agent (Knowledge Layer - Use Cases &amp; Behaviors)</w:t>
-      </w:r>
-    </w:p>
-    <w:p>
-      <w:pPr>
-        <w:pStyle w:val="Heading3"/>
-        <w:rPr/>
-      </w:pPr>
-      <w:bookmarkStart w:colFirst="0" w:colLast="0" w:name="_88yoyrcvk6tu" w:id="119"/>
-      <w:bookmarkEnd w:id="119"/>
       <w:r>
         <w:rPr>
           <w:rtl w:val="0"/>
@@ -37226,70 +37001,70 @@
         <w:pStyle w:val="Heading3"/>
         <w:rPr/>
       </w:pPr>
-      <w:bookmarkStart w:colFirst="0" w:colLast="0" w:name="_q8oq4oopjpyt" w:id="120"/>
+      <w:bookmarkStart w:colFirst="0" w:colLast="0" w:name="_q8oq4oopjpyt" w:id="119"/>
+      <w:bookmarkEnd w:id="119"/>
+      <w:r>
+        <w:rPr>
+          <w:rtl w:val="0"/>
+        </w:rPr>
+        <w:t xml:space="preserve">Production Output (Executable Context Quad Statements)</w:t>
+      </w:r>
+    </w:p>
+    <w:p>
+      <w:pPr>
+        <w:rPr/>
+      </w:pPr>
+      <w:r>
+        <w:rPr>
+          <w:rtl w:val="0"/>
+        </w:rPr>
+        <w:t xml:space="preserve"># Format: (DCIContextCK, RoleSK, ActorPK, InteractionOK)</w:t>
+      </w:r>
+    </w:p>
+    <w:p>
+      <w:pPr>
+        <w:rPr/>
+      </w:pPr>
+      <w:r>
+        <w:rPr>
+          <w:rtl w:val="0"/>
+        </w:rPr>
+        <w:t xml:space="preserve">(:CustomerOnboardingDCIContextCK, :ProjectManagerRoleSK, :JiraSyncActorPK, :InitiateOnboardingInteractionOK)</w:t>
+      </w:r>
+    </w:p>
+    <w:p>
+      <w:pPr>
+        <w:pStyle w:val="Heading2"/>
+        <w:rPr/>
+      </w:pPr>
+      <w:bookmarkStart w:colFirst="0" w:colLast="0" w:name="_pepcxsmaf8s0" w:id="120"/>
       <w:bookmarkEnd w:id="120"/>
       <w:r>
         <w:rPr>
           <w:rtl w:val="0"/>
         </w:rPr>
-        <w:t xml:space="preserve">Production Output (Executable Context Quad Statements)</w:t>
-      </w:r>
-    </w:p>
-    <w:p>
-      <w:pPr>
-        <w:rPr/>
-      </w:pPr>
-      <w:r>
-        <w:rPr>
-          <w:rtl w:val="0"/>
-        </w:rPr>
-        <w:t xml:space="preserve"># Format: (DCIContextCK, RoleSK, ActorPK, InteractionOK)</w:t>
-      </w:r>
-    </w:p>
-    <w:p>
-      <w:pPr>
-        <w:rPr/>
-      </w:pPr>
-      <w:r>
-        <w:rPr>
-          <w:rtl w:val="0"/>
-        </w:rPr>
-        <w:t xml:space="preserve">(:CustomerOnboardingDCIContextCK, :ProjectManagerRoleSK, :JiraSyncActorPK, :InitiateOnboardingInteractionOK)</w:t>
-      </w:r>
-    </w:p>
-    <w:p>
-      <w:pPr>
-        <w:pStyle w:val="Heading2"/>
-        <w:rPr/>
-      </w:pPr>
-      <w:bookmarkStart w:colFirst="0" w:colLast="0" w:name="_pepcxsmaf8s0" w:id="121"/>
+        <w:t xml:space="preserve">5. Unified Contexts &amp; Interactions API (Dynamic Endpoint Execution)</w:t>
+      </w:r>
+    </w:p>
+    <w:p>
+      <w:pPr>
+        <w:spacing w:after="240" w:lineRule="auto"/>
+        <w:rPr/>
+      </w:pPr>
+      <w:r>
+        <w:rPr>
+          <w:rtl w:val="0"/>
+        </w:rPr>
+        <w:t xml:space="preserve">The framework exposes a dynamic, discoverable API (such as HAL or Model Context Protocol / MCP) based on the activated knowledge statements. External systems or AI agents interact with this unified facade rather than querying individual backends.</w:t>
+      </w:r>
+    </w:p>
+    <w:p>
+      <w:pPr>
+        <w:pStyle w:val="Heading3"/>
+        <w:rPr/>
+      </w:pPr>
+      <w:bookmarkStart w:colFirst="0" w:colLast="0" w:name="_6jmv28tv8m6w" w:id="121"/>
       <w:bookmarkEnd w:id="121"/>
-      <w:r>
-        <w:rPr>
-          <w:rtl w:val="0"/>
-        </w:rPr>
-        <w:t xml:space="preserve">5. Unified Contexts &amp; Interactions API (Dynamic Endpoint Execution)</w:t>
-      </w:r>
-    </w:p>
-    <w:p>
-      <w:pPr>
-        <w:spacing w:after="240" w:lineRule="auto"/>
-        <w:rPr/>
-      </w:pPr>
-      <w:r>
-        <w:rPr>
-          <w:rtl w:val="0"/>
-        </w:rPr>
-        <w:t xml:space="preserve">The framework exposes a dynamic, discoverable API (such as HAL or Model Context Protocol / MCP) based on the activated knowledge statements. External systems or AI agents interact with this unified facade rather than querying individual backends.</w:t>
-      </w:r>
-    </w:p>
-    <w:p>
-      <w:pPr>
-        <w:pStyle w:val="Heading3"/>
-        <w:rPr/>
-      </w:pPr>
-      <w:bookmarkStart w:colFirst="0" w:colLast="0" w:name="_6jmv28tv8m6w" w:id="122"/>
-      <w:bookmarkEnd w:id="122"/>
       <w:r>
         <w:rPr>
           <w:rtl w:val="0"/>
@@ -38344,8 +38119,8 @@
         <w:pStyle w:val="Heading3"/>
         <w:rPr/>
       </w:pPr>
-      <w:bookmarkStart w:colFirst="0" w:colLast="0" w:name="_rx962in65sqj" w:id="123"/>
-      <w:bookmarkEnd w:id="123"/>
+      <w:bookmarkStart w:colFirst="0" w:colLast="0" w:name="_rx962in65sqj" w:id="122"/>
+      <w:bookmarkEnd w:id="122"/>
       <w:r>
         <w:rPr>
           <w:rtl w:val="0"/>
@@ -38683,8 +38458,8 @@
         <w:spacing w:after="80" w:lineRule="auto"/>
         <w:rPr/>
       </w:pPr>
-      <w:bookmarkStart w:colFirst="0" w:colLast="0" w:name="_y7psa04lbxoj" w:id="124"/>
-      <w:bookmarkEnd w:id="124"/>
+      <w:bookmarkStart w:colFirst="0" w:colLast="0" w:name="_y7psa04lbxoj" w:id="123"/>
+      <w:bookmarkEnd w:id="123"/>
       <w:r>
         <w:rPr>
           <w:rtl w:val="0"/>
@@ -38808,8 +38583,8 @@
         <w:spacing w:before="280" w:lineRule="auto"/>
         <w:rPr/>
       </w:pPr>
-      <w:bookmarkStart w:colFirst="0" w:colLast="0" w:name="_z3ipiskkkef2" w:id="125"/>
-      <w:bookmarkEnd w:id="125"/>
+      <w:bookmarkStart w:colFirst="0" w:colLast="0" w:name="_z3ipiskkkef2" w:id="124"/>
+      <w:bookmarkEnd w:id="124"/>
       <w:r>
         <w:rPr>
           <w:rtl w:val="0"/>
@@ -39172,8 +38947,8 @@
         <w:spacing w:before="280" w:lineRule="auto"/>
         <w:rPr/>
       </w:pPr>
-      <w:bookmarkStart w:colFirst="0" w:colLast="0" w:name="_libwnanxtzkx" w:id="126"/>
-      <w:bookmarkEnd w:id="126"/>
+      <w:bookmarkStart w:colFirst="0" w:colLast="0" w:name="_libwnanxtzkx" w:id="125"/>
+      <w:bookmarkEnd w:id="125"/>
       <w:r>
         <w:rPr>
           <w:rtl w:val="0"/>
@@ -39832,8 +39607,8 @@
         <w:spacing w:before="280" w:lineRule="auto"/>
         <w:rPr/>
       </w:pPr>
-      <w:bookmarkStart w:colFirst="0" w:colLast="0" w:name="_w92tsyxrete1" w:id="127"/>
-      <w:bookmarkEnd w:id="127"/>
+      <w:bookmarkStart w:colFirst="0" w:colLast="0" w:name="_w92tsyxrete1" w:id="126"/>
+      <w:bookmarkEnd w:id="126"/>
       <w:r>
         <w:rPr>
           <w:rtl w:val="0"/>
@@ -40586,8 +40361,8 @@
         <w:spacing w:before="280" w:lineRule="auto"/>
         <w:rPr/>
       </w:pPr>
-      <w:bookmarkStart w:colFirst="0" w:colLast="0" w:name="_flsajguc46mk" w:id="128"/>
-      <w:bookmarkEnd w:id="128"/>
+      <w:bookmarkStart w:colFirst="0" w:colLast="0" w:name="_flsajguc46mk" w:id="127"/>
+      <w:bookmarkEnd w:id="127"/>
       <w:r>
         <w:rPr>
           <w:rtl w:val="0"/>
@@ -40795,8 +40570,8 @@
         <w:spacing w:before="280" w:lineRule="auto"/>
         <w:rPr/>
       </w:pPr>
-      <w:bookmarkStart w:colFirst="0" w:colLast="0" w:name="_b84bf9uwhksk" w:id="129"/>
-      <w:bookmarkEnd w:id="129"/>
+      <w:bookmarkStart w:colFirst="0" w:colLast="0" w:name="_b84bf9uwhksk" w:id="128"/>
+      <w:bookmarkEnd w:id="128"/>
       <w:r>
         <w:rPr>
           <w:rtl w:val="0"/>
@@ -41297,8 +41072,8 @@
         <w:spacing w:before="280" w:lineRule="auto"/>
         <w:rPr/>
       </w:pPr>
-      <w:bookmarkStart w:colFirst="0" w:colLast="0" w:name="_srt7hy9f6vvs" w:id="130"/>
-      <w:bookmarkEnd w:id="130"/>
+      <w:bookmarkStart w:colFirst="0" w:colLast="0" w:name="_srt7hy9f6vvs" w:id="129"/>
+      <w:bookmarkEnd w:id="129"/>
       <w:r>
         <w:rPr>
           <w:rtl w:val="0"/>
@@ -41713,8 +41488,8 @@
         <w:spacing w:before="280" w:lineRule="auto"/>
         <w:rPr/>
       </w:pPr>
-      <w:bookmarkStart w:colFirst="0" w:colLast="0" w:name="_q835thbpx26t" w:id="131"/>
-      <w:bookmarkEnd w:id="131"/>
+      <w:bookmarkStart w:colFirst="0" w:colLast="0" w:name="_q835thbpx26t" w:id="130"/>
+      <w:bookmarkEnd w:id="130"/>
       <w:r>
         <w:rPr>
           <w:rtl w:val="0"/>
@@ -41742,8 +41517,8 @@
         <w:spacing w:after="40" w:before="240" w:lineRule="auto"/>
         <w:rPr/>
       </w:pPr>
-      <w:bookmarkStart w:colFirst="0" w:colLast="0" w:name="_6a1u1z4g7hhb" w:id="132"/>
-      <w:bookmarkEnd w:id="132"/>
+      <w:bookmarkStart w:colFirst="0" w:colLast="0" w:name="_6a1u1z4g7hhb" w:id="131"/>
+      <w:bookmarkEnd w:id="131"/>
       <w:r>
         <w:rPr>
           <w:rtl w:val="0"/>
@@ -41827,8 +41602,8 @@
         <w:spacing w:after="40" w:before="240" w:lineRule="auto"/>
         <w:rPr/>
       </w:pPr>
-      <w:bookmarkStart w:colFirst="0" w:colLast="0" w:name="_xtf7g2uq62ua" w:id="133"/>
-      <w:bookmarkEnd w:id="133"/>
+      <w:bookmarkStart w:colFirst="0" w:colLast="0" w:name="_xtf7g2uq62ua" w:id="132"/>
+      <w:bookmarkEnd w:id="132"/>
       <w:r>
         <w:rPr>
           <w:rtl w:val="0"/>
@@ -41924,8 +41699,8 @@
         <w:spacing w:before="280" w:lineRule="auto"/>
         <w:rPr/>
       </w:pPr>
-      <w:bookmarkStart w:colFirst="0" w:colLast="0" w:name="_5262ppt7bc7c" w:id="134"/>
-      <w:bookmarkEnd w:id="134"/>
+      <w:bookmarkStart w:colFirst="0" w:colLast="0" w:name="_5262ppt7bc7c" w:id="133"/>
+      <w:bookmarkEnd w:id="133"/>
       <w:r>
         <w:rPr>
           <w:rtl w:val="0"/>
@@ -42179,8 +41954,8 @@
         <w:spacing w:before="280" w:lineRule="auto"/>
         <w:rPr/>
       </w:pPr>
-      <w:bookmarkStart w:colFirst="0" w:colLast="0" w:name="_gmnx2uskgk0h" w:id="135"/>
-      <w:bookmarkEnd w:id="135"/>
+      <w:bookmarkStart w:colFirst="0" w:colLast="0" w:name="_gmnx2uskgk0h" w:id="134"/>
+      <w:bookmarkEnd w:id="134"/>
       <w:r>
         <w:rPr>
           <w:rtl w:val="0"/>
@@ -42536,8 +42311,8 @@
         <w:spacing w:before="280" w:lineRule="auto"/>
         <w:rPr/>
       </w:pPr>
-      <w:bookmarkStart w:colFirst="0" w:colLast="0" w:name="_4thec3pul68u" w:id="136"/>
-      <w:bookmarkEnd w:id="136"/>
+      <w:bookmarkStart w:colFirst="0" w:colLast="0" w:name="_4thec3pul68u" w:id="135"/>
+      <w:bookmarkEnd w:id="135"/>
       <w:r>
         <w:rPr>
           <w:rtl w:val="0"/>
@@ -42763,8 +42538,8 @@
         <w:spacing w:before="280" w:lineRule="auto"/>
         <w:rPr/>
       </w:pPr>
-      <w:bookmarkStart w:colFirst="0" w:colLast="0" w:name="_yciq02kk7bmt" w:id="137"/>
-      <w:bookmarkEnd w:id="137"/>
+      <w:bookmarkStart w:colFirst="0" w:colLast="0" w:name="_yciq02kk7bmt" w:id="136"/>
+      <w:bookmarkEnd w:id="136"/>
       <w:r>
         <w:rPr>
           <w:rtl w:val="0"/>
@@ -43103,8 +42878,8 @@
         <w:pStyle w:val="Heading2"/>
         <w:rPr/>
       </w:pPr>
-      <w:bookmarkStart w:colFirst="0" w:colLast="0" w:name="_m0mwacksgz2e" w:id="138"/>
-      <w:bookmarkEnd w:id="138"/>
+      <w:bookmarkStart w:colFirst="0" w:colLast="0" w:name="_m0mwacksgz2e" w:id="137"/>
+      <w:bookmarkEnd w:id="137"/>
       <w:r>
         <w:rPr>
           <w:rtl w:val="0"/>
@@ -43545,8 +43320,8 @@
         <w:pStyle w:val="Heading2"/>
         <w:rPr/>
       </w:pPr>
-      <w:bookmarkStart w:colFirst="0" w:colLast="0" w:name="_za2y7plr0x42" w:id="139"/>
-      <w:bookmarkEnd w:id="139"/>
+      <w:bookmarkStart w:colFirst="0" w:colLast="0" w:name="_za2y7plr0x42" w:id="138"/>
+      <w:bookmarkEnd w:id="138"/>
       <w:r>
         <w:rPr>
           <w:rtl w:val="0"/>
@@ -43655,8 +43430,8 @@
         <w:pStyle w:val="Heading3"/>
         <w:rPr/>
       </w:pPr>
-      <w:bookmarkStart w:colFirst="0" w:colLast="0" w:name="_mfkjij2zri7m" w:id="140"/>
-      <w:bookmarkEnd w:id="140"/>
+      <w:bookmarkStart w:colFirst="0" w:colLast="0" w:name="_mfkjij2zri7m" w:id="139"/>
+      <w:bookmarkEnd w:id="139"/>
       <w:r>
         <w:rPr>
           <w:rtl w:val="0"/>
@@ -43732,8 +43507,8 @@
         <w:pStyle w:val="Heading3"/>
         <w:rPr/>
       </w:pPr>
-      <w:bookmarkStart w:colFirst="0" w:colLast="0" w:name="_gil24kim3yek" w:id="141"/>
-      <w:bookmarkEnd w:id="141"/>
+      <w:bookmarkStart w:colFirst="0" w:colLast="0" w:name="_gil24kim3yek" w:id="140"/>
+      <w:bookmarkEnd w:id="140"/>
       <w:r>
         <w:rPr>
           <w:rtl w:val="0"/>
@@ -43857,8 +43632,8 @@
         <w:pStyle w:val="Heading3"/>
         <w:rPr/>
       </w:pPr>
-      <w:bookmarkStart w:colFirst="0" w:colLast="0" w:name="_rq17b51qwwc0" w:id="142"/>
-      <w:bookmarkEnd w:id="142"/>
+      <w:bookmarkStart w:colFirst="0" w:colLast="0" w:name="_rq17b51qwwc0" w:id="141"/>
+      <w:bookmarkEnd w:id="141"/>
       <w:r>
         <w:rPr>
           <w:rtl w:val="0"/>
@@ -43979,8 +43754,8 @@
         <w:spacing w:before="480" w:lineRule="auto"/>
         <w:rPr/>
       </w:pPr>
-      <w:bookmarkStart w:colFirst="0" w:colLast="0" w:name="_t73ypbl8peru" w:id="143"/>
-      <w:bookmarkEnd w:id="143"/>
+      <w:bookmarkStart w:colFirst="0" w:colLast="0" w:name="_t73ypbl8peru" w:id="142"/>
+      <w:bookmarkEnd w:id="142"/>
       <w:r>
         <w:rPr>
           <w:rtl w:val="0"/>
@@ -44158,13 +43933,172 @@
         <w:pStyle w:val="Heading3"/>
         <w:rPr/>
       </w:pPr>
-      <w:bookmarkStart w:colFirst="0" w:colLast="0" w:name="_um4c8fh58c0k" w:id="144"/>
+      <w:bookmarkStart w:colFirst="0" w:colLast="0" w:name="_um4c8fh58c0k" w:id="143"/>
+      <w:bookmarkEnd w:id="143"/>
+      <w:r>
+        <w:rPr>
+          <w:rtl w:val="0"/>
+        </w:rPr>
+        <w:t xml:space="preserve">Aggregation</w:t>
+      </w:r>
+    </w:p>
+    <w:p>
+      <w:pPr>
+        <w:spacing w:after="240" w:before="240" w:lineRule="auto"/>
+        <w:rPr/>
+      </w:pPr>
+      <w:r>
+        <w:rPr>
+          <w:rtl w:val="0"/>
+        </w:rPr>
+        <w:t xml:space="preserve">The framework could infer Kinds around:</w:t>
+      </w:r>
+    </w:p>
+    <w:p>
+      <w:pPr>
+        <w:rPr/>
+      </w:pPr>
+      <w:r>
+        <w:rPr>
+          <w:rtl w:val="0"/>
+        </w:rPr>
+        <w:t xml:space="preserve">Customer</w:t>
+      </w:r>
+    </w:p>
+    <w:p>
+      <w:pPr>
+        <w:rPr/>
+      </w:pPr>
+      <w:r>
+        <w:rPr>
+          <w:rtl w:val="0"/>
+        </w:rPr>
+        <w:t xml:space="preserve">Order</w:t>
+      </w:r>
+    </w:p>
+    <w:p>
+      <w:pPr>
+        <w:rPr/>
+      </w:pPr>
+      <w:r>
+        <w:rPr>
+          <w:rtl w:val="0"/>
+        </w:rPr>
+        <w:t xml:space="preserve">OrderLine</w:t>
+      </w:r>
+    </w:p>
+    <w:p>
+      <w:pPr>
+        <w:rPr/>
+      </w:pPr>
+      <w:r>
+        <w:rPr>
+          <w:rtl w:val="0"/>
+        </w:rPr>
+        <w:t xml:space="preserve">Product</w:t>
+      </w:r>
+    </w:p>
+    <w:p>
+      <w:pPr>
+        <w:rPr/>
+      </w:pPr>
+      <w:r>
+        <w:rPr>
+          <w:rtl w:val="0"/>
+        </w:rPr>
+        <w:t xml:space="preserve">InventoryReservation</w:t>
+      </w:r>
+    </w:p>
+    <w:p>
+      <w:pPr>
+        <w:rPr/>
+      </w:pPr>
+      <w:r>
+        <w:rPr>
+          <w:rtl w:val="0"/>
+        </w:rPr>
+        <w:t xml:space="preserve">Package</w:t>
+      </w:r>
+    </w:p>
+    <w:p>
+      <w:pPr>
+        <w:rPr/>
+      </w:pPr>
+      <w:r>
+        <w:rPr>
+          <w:rtl w:val="0"/>
+        </w:rPr>
+        <w:t xml:space="preserve">Shipment</w:t>
+      </w:r>
+    </w:p>
+    <w:p>
+      <w:pPr>
+        <w:spacing w:after="240" w:before="240" w:lineRule="auto"/>
+        <w:rPr/>
+      </w:pPr>
+      <w:r>
+        <w:rPr>
+          <w:rtl w:val="0"/>
+        </w:rPr>
+        <w:t xml:space="preserve">and recurring relationships such as:</w:t>
+      </w:r>
+    </w:p>
+    <w:p>
+      <w:pPr>
+        <w:rPr/>
+      </w:pPr>
+      <w:r>
+        <w:rPr>
+          <w:rtl w:val="0"/>
+        </w:rPr>
+        <w:t xml:space="preserve">Order --contains--&gt; Product</w:t>
+      </w:r>
+    </w:p>
+    <w:p>
+      <w:pPr>
+        <w:rPr/>
+      </w:pPr>
+      <w:r>
+        <w:rPr>
+          <w:rtl w:val="0"/>
+        </w:rPr>
+        <w:t xml:space="preserve">Product --reservedBy--&gt; Order</w:t>
+      </w:r>
+    </w:p>
+    <w:p>
+      <w:pPr>
+        <w:rPr/>
+      </w:pPr>
+      <w:r>
+        <w:rPr>
+          <w:rtl w:val="0"/>
+        </w:rPr>
+        <w:t xml:space="preserve">Order --fulfilledBy--&gt; Package</w:t>
+      </w:r>
+    </w:p>
+    <w:p>
+      <w:pPr>
+        <w:rPr/>
+      </w:pPr>
+      <w:r>
+        <w:rPr>
+          <w:rtl w:val="0"/>
+        </w:rPr>
+        <w:t xml:space="preserve">Package --shippedAs--&gt; Shipment</w:t>
+      </w:r>
+    </w:p>
+    <w:p>
+      <w:pPr>
+        <w:pStyle w:val="Heading3"/>
+        <w:rPr/>
+      </w:pPr>
+      <w:bookmarkStart w:colFirst="0" w:colLast="0" w:name="_hrmhwl25f1ey" w:id="144"/>
       <w:bookmarkEnd w:id="144"/>
       <w:r>
         <w:rPr>
           <w:rtl w:val="0"/>
         </w:rPr>
-        <w:t xml:space="preserve">Aggregation</w:t>
+        <w:t xml:space="preserve">Alignment</w:t>
       </w:r>
     </w:p>
     <w:p>
@@ -44176,18 +44110,7 @@
         <w:rPr>
           <w:rtl w:val="0"/>
         </w:rPr>
-        <w:t xml:space="preserve">The framework could infer Kinds around:</w:t>
-      </w:r>
-    </w:p>
-    <w:p>
-      <w:pPr>
-        <w:rPr/>
-      </w:pPr>
-      <w:r>
-        <w:rPr>
-          <w:rtl w:val="0"/>
-        </w:rPr>
-        <w:t xml:space="preserve">Customer</w:t>
+        <w:t xml:space="preserve">The interesting inference is that these are not independent concepts but stages of one larger relationship:</w:t>
       </w:r>
     </w:p>
     <w:p>
@@ -44207,53 +44130,34 @@
       </w:pPr>
       <w:r>
         <w:rPr>
-          <w:rtl w:val="0"/>
-        </w:rPr>
-        <w:t xml:space="preserve">OrderLine</w:t>
-      </w:r>
-    </w:p>
-    <w:p>
-      <w:pPr>
-        <w:rPr/>
-      </w:pPr>
-      <w:r>
-        <w:rPr>
-          <w:rtl w:val="0"/>
-        </w:rPr>
-        <w:t xml:space="preserve">Product</w:t>
-      </w:r>
-    </w:p>
-    <w:p>
-      <w:pPr>
-        <w:rPr/>
-      </w:pPr>
-      <w:r>
-        <w:rPr>
-          <w:rtl w:val="0"/>
-        </w:rPr>
-        <w:t xml:space="preserve">InventoryReservation</w:t>
-      </w:r>
-    </w:p>
-    <w:p>
-      <w:pPr>
-        <w:rPr/>
-      </w:pPr>
-      <w:r>
-        <w:rPr>
-          <w:rtl w:val="0"/>
-        </w:rPr>
-        <w:t xml:space="preserve">Package</w:t>
-      </w:r>
-    </w:p>
-    <w:p>
-      <w:pPr>
-        <w:rPr/>
-      </w:pPr>
-      <w:r>
-        <w:rPr>
-          <w:rtl w:val="0"/>
-        </w:rPr>
-        <w:t xml:space="preserve">Shipment</w:t>
+          <w:rFonts w:ascii="Arial Unicode MS" w:cs="Arial Unicode MS" w:eastAsia="Arial Unicode MS" w:hAnsi="Arial Unicode MS"/>
+          <w:rtl w:val="0"/>
+        </w:rPr>
+        <w:t xml:space="preserve">  → Reservation</w:t>
+      </w:r>
+    </w:p>
+    <w:p>
+      <w:pPr>
+        <w:rPr/>
+      </w:pPr>
+      <w:r>
+        <w:rPr>
+          <w:rFonts w:ascii="Arial Unicode MS" w:cs="Arial Unicode MS" w:eastAsia="Arial Unicode MS" w:hAnsi="Arial Unicode MS"/>
+          <w:rtl w:val="0"/>
+        </w:rPr>
+        <w:t xml:space="preserve">  → Fulfillment</w:t>
+      </w:r>
+    </w:p>
+    <w:p>
+      <w:pPr>
+        <w:rPr/>
+      </w:pPr>
+      <w:r>
+        <w:rPr>
+          <w:rFonts w:ascii="Arial Unicode MS" w:cs="Arial Unicode MS" w:eastAsia="Arial Unicode MS" w:hAnsi="Arial Unicode MS"/>
+          <w:rtl w:val="0"/>
+        </w:rPr>
+        <w:t xml:space="preserve">  → Shipment</w:t>
       </w:r>
     </w:p>
     <w:p>
@@ -44265,51 +44169,7 @@
         <w:rPr>
           <w:rtl w:val="0"/>
         </w:rPr>
-        <w:t xml:space="preserve">and recurring relationships such as:</w:t>
-      </w:r>
-    </w:p>
-    <w:p>
-      <w:pPr>
-        <w:rPr/>
-      </w:pPr>
-      <w:r>
-        <w:rPr>
-          <w:rtl w:val="0"/>
-        </w:rPr>
-        <w:t xml:space="preserve">Order --contains--&gt; Product</w:t>
-      </w:r>
-    </w:p>
-    <w:p>
-      <w:pPr>
-        <w:rPr/>
-      </w:pPr>
-      <w:r>
-        <w:rPr>
-          <w:rtl w:val="0"/>
-        </w:rPr>
-        <w:t xml:space="preserve">Product --reservedBy--&gt; Order</w:t>
-      </w:r>
-    </w:p>
-    <w:p>
-      <w:pPr>
-        <w:rPr/>
-      </w:pPr>
-      <w:r>
-        <w:rPr>
-          <w:rtl w:val="0"/>
-        </w:rPr>
-        <w:t xml:space="preserve">Order --fulfilledBy--&gt; Package</w:t>
-      </w:r>
-    </w:p>
-    <w:p>
-      <w:pPr>
-        <w:rPr/>
-      </w:pPr>
-      <w:r>
-        <w:rPr>
-          <w:rtl w:val="0"/>
-        </w:rPr>
-        <w:t xml:space="preserve">Package --shippedAs--&gt; Shipment</w:t>
+        <w:t xml:space="preserve">The dimensional machinery in the document is suited to expressing these as ordered states/transitions, including Previous/Current/Next structures.</w:t>
       </w:r>
     </w:p>
     <w:p>
@@ -44317,93 +44177,8 @@
         <w:pStyle w:val="Heading3"/>
         <w:rPr/>
       </w:pPr>
-      <w:bookmarkStart w:colFirst="0" w:colLast="0" w:name="_hrmhwl25f1ey" w:id="145"/>
+      <w:bookmarkStart w:colFirst="0" w:colLast="0" w:name="_qvbr938jacfc" w:id="145"/>
       <w:bookmarkEnd w:id="145"/>
-      <w:r>
-        <w:rPr>
-          <w:rtl w:val="0"/>
-        </w:rPr>
-        <w:t xml:space="preserve">Alignment</w:t>
-      </w:r>
-    </w:p>
-    <w:p>
-      <w:pPr>
-        <w:spacing w:after="240" w:before="240" w:lineRule="auto"/>
-        <w:rPr/>
-      </w:pPr>
-      <w:r>
-        <w:rPr>
-          <w:rtl w:val="0"/>
-        </w:rPr>
-        <w:t xml:space="preserve">The interesting inference is that these are not independent concepts but stages of one larger relationship:</w:t>
-      </w:r>
-    </w:p>
-    <w:p>
-      <w:pPr>
-        <w:rPr/>
-      </w:pPr>
-      <w:r>
-        <w:rPr>
-          <w:rtl w:val="0"/>
-        </w:rPr>
-        <w:t xml:space="preserve">Order</w:t>
-      </w:r>
-    </w:p>
-    <w:p>
-      <w:pPr>
-        <w:rPr/>
-      </w:pPr>
-      <w:r>
-        <w:rPr>
-          <w:rFonts w:ascii="Arial Unicode MS" w:cs="Arial Unicode MS" w:eastAsia="Arial Unicode MS" w:hAnsi="Arial Unicode MS"/>
-          <w:rtl w:val="0"/>
-        </w:rPr>
-        <w:t xml:space="preserve">  → Reservation</w:t>
-      </w:r>
-    </w:p>
-    <w:p>
-      <w:pPr>
-        <w:rPr/>
-      </w:pPr>
-      <w:r>
-        <w:rPr>
-          <w:rFonts w:ascii="Arial Unicode MS" w:cs="Arial Unicode MS" w:eastAsia="Arial Unicode MS" w:hAnsi="Arial Unicode MS"/>
-          <w:rtl w:val="0"/>
-        </w:rPr>
-        <w:t xml:space="preserve">  → Fulfillment</w:t>
-      </w:r>
-    </w:p>
-    <w:p>
-      <w:pPr>
-        <w:rPr/>
-      </w:pPr>
-      <w:r>
-        <w:rPr>
-          <w:rFonts w:ascii="Arial Unicode MS" w:cs="Arial Unicode MS" w:eastAsia="Arial Unicode MS" w:hAnsi="Arial Unicode MS"/>
-          <w:rtl w:val="0"/>
-        </w:rPr>
-        <w:t xml:space="preserve">  → Shipment</w:t>
-      </w:r>
-    </w:p>
-    <w:p>
-      <w:pPr>
-        <w:spacing w:after="240" w:before="240" w:lineRule="auto"/>
-        <w:rPr/>
-      </w:pPr>
-      <w:r>
-        <w:rPr>
-          <w:rtl w:val="0"/>
-        </w:rPr>
-        <w:t xml:space="preserve">The dimensional machinery in the document is suited to expressing these as ordered states/transitions, including Previous/Current/Next structures.</w:t>
-      </w:r>
-    </w:p>
-    <w:p>
-      <w:pPr>
-        <w:pStyle w:val="Heading3"/>
-        <w:rPr/>
-      </w:pPr>
-      <w:bookmarkStart w:colFirst="0" w:colLast="0" w:name="_qvbr938jacfc" w:id="146"/>
-      <w:bookmarkEnd w:id="146"/>
       <w:r>
         <w:rPr>
           <w:rtl w:val="0"/>
@@ -44510,8 +44285,8 @@
         <w:spacing w:before="480" w:lineRule="auto"/>
         <w:rPr/>
       </w:pPr>
-      <w:bookmarkStart w:colFirst="0" w:colLast="0" w:name="_l5u1up64v08n" w:id="147"/>
-      <w:bookmarkEnd w:id="147"/>
+      <w:bookmarkStart w:colFirst="0" w:colLast="0" w:name="_l5u1up64v08n" w:id="146"/>
+      <w:bookmarkEnd w:id="146"/>
       <w:r>
         <w:rPr>
           <w:rtl w:val="0"/>
@@ -44709,13 +44484,96 @@
         <w:pStyle w:val="Heading3"/>
         <w:rPr/>
       </w:pPr>
-      <w:bookmarkStart w:colFirst="0" w:colLast="0" w:name="_20ekxs6a0h0p" w:id="148"/>
+      <w:bookmarkStart w:colFirst="0" w:colLast="0" w:name="_20ekxs6a0h0p" w:id="147"/>
+      <w:bookmarkEnd w:id="147"/>
+      <w:r>
+        <w:rPr>
+          <w:rtl w:val="0"/>
+        </w:rPr>
+        <w:t xml:space="preserve">Aggregation</w:t>
+      </w:r>
+    </w:p>
+    <w:p>
+      <w:pPr>
+        <w:spacing w:after="240" w:before="240" w:lineRule="auto"/>
+        <w:rPr/>
+      </w:pPr>
+      <w:r>
+        <w:rPr>
+          <w:rtl w:val="0"/>
+        </w:rPr>
+        <w:t xml:space="preserve">Each datasource independently produces its own Kinds.</w:t>
+      </w:r>
+    </w:p>
+    <w:p>
+      <w:pPr>
+        <w:spacing w:after="240" w:before="240" w:lineRule="auto"/>
+        <w:rPr/>
+      </w:pPr>
+      <w:r>
+        <w:rPr>
+          <w:rtl w:val="0"/>
+        </w:rPr>
+        <w:t xml:space="preserve">For example:</w:t>
+      </w:r>
+    </w:p>
+    <w:p>
+      <w:pPr>
+        <w:rPr/>
+      </w:pPr>
+      <w:r>
+        <w:rPr>
+          <w:rtl w:val="0"/>
+        </w:rPr>
+        <w:t xml:space="preserve">CRM.Customer</w:t>
+      </w:r>
+    </w:p>
+    <w:p>
+      <w:pPr>
+        <w:rPr/>
+      </w:pPr>
+      <w:r>
+        <w:rPr>
+          <w:rtl w:val="0"/>
+        </w:rPr>
+        <w:t xml:space="preserve">Billing.Account</w:t>
+      </w:r>
+    </w:p>
+    <w:p>
+      <w:pPr>
+        <w:rPr/>
+      </w:pPr>
+      <w:r>
+        <w:rPr>
+          <w:rtl w:val="0"/>
+        </w:rPr>
+        <w:t xml:space="preserve">Support.Customer</w:t>
+      </w:r>
+    </w:p>
+    <w:p>
+      <w:pPr>
+        <w:spacing w:after="240" w:before="240" w:lineRule="auto"/>
+        <w:rPr/>
+      </w:pPr>
+      <w:r>
+        <w:rPr>
+          <w:rtl w:val="0"/>
+        </w:rPr>
+        <w:t xml:space="preserve">may have different schemas but overlapping occurrence structures.</w:t>
+      </w:r>
+    </w:p>
+    <w:p>
+      <w:pPr>
+        <w:pStyle w:val="Heading3"/>
+        <w:rPr/>
+      </w:pPr>
+      <w:bookmarkStart w:colFirst="0" w:colLast="0" w:name="_i1m54yox956p" w:id="148"/>
       <w:bookmarkEnd w:id="148"/>
       <w:r>
         <w:rPr>
           <w:rtl w:val="0"/>
         </w:rPr>
-        <w:t xml:space="preserve">Aggregation</w:t>
+        <w:t xml:space="preserve">Alignment</w:t>
       </w:r>
     </w:p>
     <w:p>
@@ -44727,7 +44585,64 @@
         <w:rPr>
           <w:rtl w:val="0"/>
         </w:rPr>
-        <w:t xml:space="preserve">Each datasource independently produces its own Kinds.</w:t>
+        <w:t xml:space="preserve">The Alignment layer could discover a correspondence like:</w:t>
+      </w:r>
+    </w:p>
+    <w:p>
+      <w:pPr>
+        <w:rPr/>
+      </w:pPr>
+      <w:r>
+        <w:rPr>
+          <w:rtl w:val="0"/>
+        </w:rPr>
+        <w:t xml:space="preserve">CRM.Customer</w:t>
+      </w:r>
+    </w:p>
+    <w:p>
+      <w:pPr>
+        <w:rPr/>
+      </w:pPr>
+      <w:r>
+        <w:rPr>
+          <w:rFonts w:ascii="Arial Unicode MS" w:cs="Arial Unicode MS" w:eastAsia="Arial Unicode MS" w:hAnsi="Arial Unicode MS"/>
+          <w:rtl w:val="0"/>
+        </w:rPr>
+        <w:t xml:space="preserve">      ↕</w:t>
+      </w:r>
+    </w:p>
+    <w:p>
+      <w:pPr>
+        <w:rPr/>
+      </w:pPr>
+      <w:r>
+        <w:rPr>
+          <w:rtl w:val="0"/>
+        </w:rPr>
+        <w:t xml:space="preserve">Billing.Account</w:t>
+      </w:r>
+    </w:p>
+    <w:p>
+      <w:pPr>
+        <w:rPr/>
+      </w:pPr>
+      <w:r>
+        <w:rPr>
+          <w:rFonts w:ascii="Arial Unicode MS" w:cs="Arial Unicode MS" w:eastAsia="Arial Unicode MS" w:hAnsi="Arial Unicode MS"/>
+          <w:rtl w:val="0"/>
+        </w:rPr>
+        <w:t xml:space="preserve">      ↕</w:t>
+      </w:r>
+    </w:p>
+    <w:p>
+      <w:pPr>
+        <w:rPr/>
+      </w:pPr>
+      <w:r>
+        <w:rPr>
+          <w:rtl w:val="0"/>
+        </w:rPr>
+        <w:t xml:space="preserve">Support.Customer</w:t>
       </w:r>
     </w:p>
     <w:p>
@@ -44739,40 +44654,7 @@
         <w:rPr>
           <w:rtl w:val="0"/>
         </w:rPr>
-        <w:t xml:space="preserve">For example:</w:t>
-      </w:r>
-    </w:p>
-    <w:p>
-      <w:pPr>
-        <w:rPr/>
-      </w:pPr>
-      <w:r>
-        <w:rPr>
-          <w:rtl w:val="0"/>
-        </w:rPr>
-        <w:t xml:space="preserve">CRM.Customer</w:t>
-      </w:r>
-    </w:p>
-    <w:p>
-      <w:pPr>
-        <w:rPr/>
-      </w:pPr>
-      <w:r>
-        <w:rPr>
-          <w:rtl w:val="0"/>
-        </w:rPr>
-        <w:t xml:space="preserve">Billing.Account</w:t>
-      </w:r>
-    </w:p>
-    <w:p>
-      <w:pPr>
-        <w:rPr/>
-      </w:pPr>
-      <w:r>
-        <w:rPr>
-          <w:rtl w:val="0"/>
-        </w:rPr>
-        <w:t xml:space="preserve">Support.Customer</w:t>
+        <w:t xml:space="preserve">and merge those identities into one canonical Resource while retaining provenance/context from each datasource.</w:t>
       </w:r>
     </w:p>
     <w:p>
@@ -44784,7 +44666,74 @@
         <w:rPr>
           <w:rtl w:val="0"/>
         </w:rPr>
-        <w:t xml:space="preserve">may have different schemas but overlapping occurrence structures.</w:t>
+        <w:t xml:space="preserve">Identity and merging are explicitly part of the proposed graph infrastructure.</w:t>
+      </w:r>
+    </w:p>
+    <w:p>
+      <w:pPr>
+        <w:spacing w:after="240" w:before="240" w:lineRule="auto"/>
+        <w:rPr/>
+      </w:pPr>
+      <w:r>
+        <w:rPr>
+          <w:rtl w:val="0"/>
+        </w:rPr>
+        <w:t xml:space="preserve">It could then infer a broader relationship:</w:t>
+      </w:r>
+    </w:p>
+    <w:p>
+      <w:pPr>
+        <w:rPr/>
+      </w:pPr>
+      <w:r>
+        <w:rPr>
+          <w:rtl w:val="0"/>
+        </w:rPr>
+        <w:t xml:space="preserve">Customer</w:t>
+      </w:r>
+    </w:p>
+    <w:p>
+      <w:pPr>
+        <w:rPr/>
+      </w:pPr>
+      <w:r>
+        <w:rPr>
+          <w:rtl w:val="0"/>
+        </w:rPr>
+        <w:t xml:space="preserve"> ├── hasOpportunity</w:t>
+      </w:r>
+    </w:p>
+    <w:p>
+      <w:pPr>
+        <w:rPr/>
+      </w:pPr>
+      <w:r>
+        <w:rPr>
+          <w:rtl w:val="0"/>
+        </w:rPr>
+        <w:t xml:space="preserve"> ├── hasInvoice</w:t>
+      </w:r>
+    </w:p>
+    <w:p>
+      <w:pPr>
+        <w:rPr/>
+      </w:pPr>
+      <w:r>
+        <w:rPr>
+          <w:rtl w:val="0"/>
+        </w:rPr>
+        <w:t xml:space="preserve"> ├── hasPayment</w:t>
+      </w:r>
+    </w:p>
+    <w:p>
+      <w:pPr>
+        <w:rPr/>
+      </w:pPr>
+      <w:r>
+        <w:rPr>
+          <w:rtl w:val="0"/>
+        </w:rPr>
+        <w:t xml:space="preserve"> └── hasSupportCase</w:t>
       </w:r>
     </w:p>
     <w:p>
@@ -44792,182 +44741,8 @@
         <w:pStyle w:val="Heading3"/>
         <w:rPr/>
       </w:pPr>
-      <w:bookmarkStart w:colFirst="0" w:colLast="0" w:name="_i1m54yox956p" w:id="149"/>
+      <w:bookmarkStart w:colFirst="0" w:colLast="0" w:name="_2se6n3cm22n0" w:id="149"/>
       <w:bookmarkEnd w:id="149"/>
-      <w:r>
-        <w:rPr>
-          <w:rtl w:val="0"/>
-        </w:rPr>
-        <w:t xml:space="preserve">Alignment</w:t>
-      </w:r>
-    </w:p>
-    <w:p>
-      <w:pPr>
-        <w:spacing w:after="240" w:before="240" w:lineRule="auto"/>
-        <w:rPr/>
-      </w:pPr>
-      <w:r>
-        <w:rPr>
-          <w:rtl w:val="0"/>
-        </w:rPr>
-        <w:t xml:space="preserve">The Alignment layer could discover a correspondence like:</w:t>
-      </w:r>
-    </w:p>
-    <w:p>
-      <w:pPr>
-        <w:rPr/>
-      </w:pPr>
-      <w:r>
-        <w:rPr>
-          <w:rtl w:val="0"/>
-        </w:rPr>
-        <w:t xml:space="preserve">CRM.Customer</w:t>
-      </w:r>
-    </w:p>
-    <w:p>
-      <w:pPr>
-        <w:rPr/>
-      </w:pPr>
-      <w:r>
-        <w:rPr>
-          <w:rFonts w:ascii="Arial Unicode MS" w:cs="Arial Unicode MS" w:eastAsia="Arial Unicode MS" w:hAnsi="Arial Unicode MS"/>
-          <w:rtl w:val="0"/>
-        </w:rPr>
-        <w:t xml:space="preserve">      ↕</w:t>
-      </w:r>
-    </w:p>
-    <w:p>
-      <w:pPr>
-        <w:rPr/>
-      </w:pPr>
-      <w:r>
-        <w:rPr>
-          <w:rtl w:val="0"/>
-        </w:rPr>
-        <w:t xml:space="preserve">Billing.Account</w:t>
-      </w:r>
-    </w:p>
-    <w:p>
-      <w:pPr>
-        <w:rPr/>
-      </w:pPr>
-      <w:r>
-        <w:rPr>
-          <w:rFonts w:ascii="Arial Unicode MS" w:cs="Arial Unicode MS" w:eastAsia="Arial Unicode MS" w:hAnsi="Arial Unicode MS"/>
-          <w:rtl w:val="0"/>
-        </w:rPr>
-        <w:t xml:space="preserve">      ↕</w:t>
-      </w:r>
-    </w:p>
-    <w:p>
-      <w:pPr>
-        <w:rPr/>
-      </w:pPr>
-      <w:r>
-        <w:rPr>
-          <w:rtl w:val="0"/>
-        </w:rPr>
-        <w:t xml:space="preserve">Support.Customer</w:t>
-      </w:r>
-    </w:p>
-    <w:p>
-      <w:pPr>
-        <w:spacing w:after="240" w:before="240" w:lineRule="auto"/>
-        <w:rPr/>
-      </w:pPr>
-      <w:r>
-        <w:rPr>
-          <w:rtl w:val="0"/>
-        </w:rPr>
-        <w:t xml:space="preserve">and merge those identities into one canonical Resource while retaining provenance/context from each datasource.</w:t>
-      </w:r>
-    </w:p>
-    <w:p>
-      <w:pPr>
-        <w:spacing w:after="240" w:before="240" w:lineRule="auto"/>
-        <w:rPr/>
-      </w:pPr>
-      <w:r>
-        <w:rPr>
-          <w:rtl w:val="0"/>
-        </w:rPr>
-        <w:t xml:space="preserve">Identity and merging are explicitly part of the proposed graph infrastructure.</w:t>
-      </w:r>
-    </w:p>
-    <w:p>
-      <w:pPr>
-        <w:spacing w:after="240" w:before="240" w:lineRule="auto"/>
-        <w:rPr/>
-      </w:pPr>
-      <w:r>
-        <w:rPr>
-          <w:rtl w:val="0"/>
-        </w:rPr>
-        <w:t xml:space="preserve">It could then infer a broader relationship:</w:t>
-      </w:r>
-    </w:p>
-    <w:p>
-      <w:pPr>
-        <w:rPr/>
-      </w:pPr>
-      <w:r>
-        <w:rPr>
-          <w:rtl w:val="0"/>
-        </w:rPr>
-        <w:t xml:space="preserve">Customer</w:t>
-      </w:r>
-    </w:p>
-    <w:p>
-      <w:pPr>
-        <w:rPr/>
-      </w:pPr>
-      <w:r>
-        <w:rPr>
-          <w:rtl w:val="0"/>
-        </w:rPr>
-        <w:t xml:space="preserve"> ├── hasOpportunity</w:t>
-      </w:r>
-    </w:p>
-    <w:p>
-      <w:pPr>
-        <w:rPr/>
-      </w:pPr>
-      <w:r>
-        <w:rPr>
-          <w:rtl w:val="0"/>
-        </w:rPr>
-        <w:t xml:space="preserve"> ├── hasInvoice</w:t>
-      </w:r>
-    </w:p>
-    <w:p>
-      <w:pPr>
-        <w:rPr/>
-      </w:pPr>
-      <w:r>
-        <w:rPr>
-          <w:rtl w:val="0"/>
-        </w:rPr>
-        <w:t xml:space="preserve"> ├── hasPayment</w:t>
-      </w:r>
-    </w:p>
-    <w:p>
-      <w:pPr>
-        <w:rPr/>
-      </w:pPr>
-      <w:r>
-        <w:rPr>
-          <w:rtl w:val="0"/>
-        </w:rPr>
-        <w:t xml:space="preserve"> └── hasSupportCase</w:t>
-      </w:r>
-    </w:p>
-    <w:p>
-      <w:pPr>
-        <w:pStyle w:val="Heading3"/>
-        <w:rPr/>
-      </w:pPr>
-      <w:bookmarkStart w:colFirst="0" w:colLast="0" w:name="_2se6n3cm22n0" w:id="150"/>
-      <w:bookmarkEnd w:id="150"/>
       <w:r>
         <w:rPr>
           <w:rtl w:val="0"/>
@@ -45093,8 +44868,8 @@
         <w:spacing w:before="480" w:lineRule="auto"/>
         <w:rPr/>
       </w:pPr>
-      <w:bookmarkStart w:colFirst="0" w:colLast="0" w:name="_ls8qqr6ifdj1" w:id="151"/>
-      <w:bookmarkEnd w:id="151"/>
+      <w:bookmarkStart w:colFirst="0" w:colLast="0" w:name="_ls8qqr6ifdj1" w:id="150"/>
+      <w:bookmarkEnd w:id="150"/>
       <w:r>
         <w:rPr>
           <w:rFonts w:ascii="Arial Unicode MS" w:cs="Arial Unicode MS" w:eastAsia="Arial Unicode MS" w:hAnsi="Arial Unicode MS"/>
@@ -45280,110 +45055,110 @@
         <w:pStyle w:val="Heading3"/>
         <w:rPr/>
       </w:pPr>
-      <w:bookmarkStart w:colFirst="0" w:colLast="0" w:name="_kpeholr0l7pi" w:id="152"/>
+      <w:bookmarkStart w:colFirst="0" w:colLast="0" w:name="_kpeholr0l7pi" w:id="151"/>
+      <w:bookmarkEnd w:id="151"/>
+      <w:r>
+        <w:rPr>
+          <w:rtl w:val="0"/>
+        </w:rPr>
+        <w:t xml:space="preserve">Aggregation</w:t>
+      </w:r>
+    </w:p>
+    <w:p>
+      <w:pPr>
+        <w:spacing w:after="240" w:before="240" w:lineRule="auto"/>
+        <w:rPr/>
+      </w:pPr>
+      <w:r>
+        <w:rPr>
+          <w:rtl w:val="0"/>
+        </w:rPr>
+        <w:t xml:space="preserve">The framework could derive:</w:t>
+      </w:r>
+    </w:p>
+    <w:p>
+      <w:pPr>
+        <w:rPr/>
+      </w:pPr>
+      <w:r>
+        <w:rPr>
+          <w:rtl w:val="0"/>
+        </w:rPr>
+        <w:t xml:space="preserve">EmployeeSubjectKind</w:t>
+      </w:r>
+    </w:p>
+    <w:p>
+      <w:pPr>
+        <w:rPr/>
+      </w:pPr>
+      <w:r>
+        <w:rPr>
+          <w:rtl w:val="0"/>
+        </w:rPr>
+        <w:t xml:space="preserve">EmployerObjectKind</w:t>
+      </w:r>
+    </w:p>
+    <w:p>
+      <w:pPr>
+        <w:rPr/>
+      </w:pPr>
+      <w:r>
+        <w:rPr>
+          <w:rtl w:val="0"/>
+        </w:rPr>
+        <w:t xml:space="preserve">WorkRelationshipPredicateKind</w:t>
+      </w:r>
+    </w:p>
+    <w:p>
+      <w:pPr>
+        <w:rPr/>
+      </w:pPr>
+      <w:r>
+        <w:rPr>
+          <w:rtl w:val="0"/>
+        </w:rPr>
+      </w:r>
+    </w:p>
+    <w:p>
+      <w:pPr>
+        <w:rPr/>
+      </w:pPr>
+      <w:r>
+        <w:rPr>
+          <w:rtl w:val="0"/>
+        </w:rPr>
+        <w:t xml:space="preserve">StudentSubjectKind</w:t>
+      </w:r>
+    </w:p>
+    <w:p>
+      <w:pPr>
+        <w:rPr/>
+      </w:pPr>
+      <w:r>
+        <w:rPr>
+          <w:rtl w:val="0"/>
+        </w:rPr>
+        <w:t xml:space="preserve">SchoolObjectKind</w:t>
+      </w:r>
+    </w:p>
+    <w:p>
+      <w:pPr>
+        <w:rPr/>
+      </w:pPr>
+      <w:r>
+        <w:rPr>
+          <w:rtl w:val="0"/>
+        </w:rPr>
+        <w:t xml:space="preserve">StudentshipRelationshipPredicateKind</w:t>
+      </w:r>
+    </w:p>
+    <w:p>
+      <w:pPr>
+        <w:pStyle w:val="Heading3"/>
+        <w:rPr/>
+      </w:pPr>
+      <w:bookmarkStart w:colFirst="0" w:colLast="0" w:name="_fy1embkokoy9" w:id="152"/>
       <w:bookmarkEnd w:id="152"/>
-      <w:r>
-        <w:rPr>
-          <w:rtl w:val="0"/>
-        </w:rPr>
-        <w:t xml:space="preserve">Aggregation</w:t>
-      </w:r>
-    </w:p>
-    <w:p>
-      <w:pPr>
-        <w:spacing w:after="240" w:before="240" w:lineRule="auto"/>
-        <w:rPr/>
-      </w:pPr>
-      <w:r>
-        <w:rPr>
-          <w:rtl w:val="0"/>
-        </w:rPr>
-        <w:t xml:space="preserve">The framework could derive:</w:t>
-      </w:r>
-    </w:p>
-    <w:p>
-      <w:pPr>
-        <w:rPr/>
-      </w:pPr>
-      <w:r>
-        <w:rPr>
-          <w:rtl w:val="0"/>
-        </w:rPr>
-        <w:t xml:space="preserve">EmployeeSubjectKind</w:t>
-      </w:r>
-    </w:p>
-    <w:p>
-      <w:pPr>
-        <w:rPr/>
-      </w:pPr>
-      <w:r>
-        <w:rPr>
-          <w:rtl w:val="0"/>
-        </w:rPr>
-        <w:t xml:space="preserve">EmployerObjectKind</w:t>
-      </w:r>
-    </w:p>
-    <w:p>
-      <w:pPr>
-        <w:rPr/>
-      </w:pPr>
-      <w:r>
-        <w:rPr>
-          <w:rtl w:val="0"/>
-        </w:rPr>
-        <w:t xml:space="preserve">WorkRelationshipPredicateKind</w:t>
-      </w:r>
-    </w:p>
-    <w:p>
-      <w:pPr>
-        <w:rPr/>
-      </w:pPr>
-      <w:r>
-        <w:rPr>
-          <w:rtl w:val="0"/>
-        </w:rPr>
-      </w:r>
-    </w:p>
-    <w:p>
-      <w:pPr>
-        <w:rPr/>
-      </w:pPr>
-      <w:r>
-        <w:rPr>
-          <w:rtl w:val="0"/>
-        </w:rPr>
-        <w:t xml:space="preserve">StudentSubjectKind</w:t>
-      </w:r>
-    </w:p>
-    <w:p>
-      <w:pPr>
-        <w:rPr/>
-      </w:pPr>
-      <w:r>
-        <w:rPr>
-          <w:rtl w:val="0"/>
-        </w:rPr>
-        <w:t xml:space="preserve">SchoolObjectKind</w:t>
-      </w:r>
-    </w:p>
-    <w:p>
-      <w:pPr>
-        <w:rPr/>
-      </w:pPr>
-      <w:r>
-        <w:rPr>
-          <w:rtl w:val="0"/>
-        </w:rPr>
-        <w:t xml:space="preserve">StudentshipRelationshipPredicateKind</w:t>
-      </w:r>
-    </w:p>
-    <w:p>
-      <w:pPr>
-        <w:pStyle w:val="Heading3"/>
-        <w:rPr/>
-      </w:pPr>
-      <w:bookmarkStart w:colFirst="0" w:colLast="0" w:name="_fy1embkokoy9" w:id="153"/>
-      <w:bookmarkEnd w:id="153"/>
       <w:r>
         <w:rPr>
           <w:rtl w:val="0"/>
@@ -45480,8 +45255,8 @@
         <w:pStyle w:val="Heading3"/>
         <w:rPr/>
       </w:pPr>
-      <w:bookmarkStart w:colFirst="0" w:colLast="0" w:name="_11dl4mtqvpwm" w:id="154"/>
-      <w:bookmarkEnd w:id="154"/>
+      <w:bookmarkStart w:colFirst="0" w:colLast="0" w:name="_11dl4mtqvpwm" w:id="153"/>
+      <w:bookmarkEnd w:id="153"/>
       <w:r>
         <w:rPr>
           <w:rtl w:val="0"/>
@@ -45578,8 +45353,8 @@
         <w:spacing w:before="480" w:lineRule="auto"/>
         <w:rPr/>
       </w:pPr>
-      <w:bookmarkStart w:colFirst="0" w:colLast="0" w:name="_3cd1zlnjt3mb" w:id="155"/>
-      <w:bookmarkEnd w:id="155"/>
+      <w:bookmarkStart w:colFirst="0" w:colLast="0" w:name="_3cd1zlnjt3mb" w:id="154"/>
+      <w:bookmarkEnd w:id="154"/>
       <w:r>
         <w:rPr>
           <w:rtl w:val="0"/>
@@ -45835,8 +45610,8 @@
         <w:pStyle w:val="Heading3"/>
         <w:rPr/>
       </w:pPr>
-      <w:bookmarkStart w:colFirst="0" w:colLast="0" w:name="_ok7u9xftn9li" w:id="156"/>
-      <w:bookmarkEnd w:id="156"/>
+      <w:bookmarkStart w:colFirst="0" w:colLast="0" w:name="_ok7u9xftn9li" w:id="155"/>
+      <w:bookmarkEnd w:id="155"/>
       <w:r>
         <w:rPr>
           <w:rtl w:val="0"/>
@@ -45887,8 +45662,8 @@
         <w:pStyle w:val="Heading3"/>
         <w:rPr/>
       </w:pPr>
-      <w:bookmarkStart w:colFirst="0" w:colLast="0" w:name="_md5wbh9qxy3b" w:id="157"/>
-      <w:bookmarkEnd w:id="157"/>
+      <w:bookmarkStart w:colFirst="0" w:colLast="0" w:name="_md5wbh9qxy3b" w:id="156"/>
+      <w:bookmarkEnd w:id="156"/>
       <w:r>
         <w:rPr>
           <w:rtl w:val="0"/>
@@ -46017,8 +45792,8 @@
         <w:spacing w:before="480" w:lineRule="auto"/>
         <w:rPr/>
       </w:pPr>
-      <w:bookmarkStart w:colFirst="0" w:colLast="0" w:name="_mwl6ux7k204i" w:id="158"/>
-      <w:bookmarkEnd w:id="158"/>
+      <w:bookmarkStart w:colFirst="0" w:colLast="0" w:name="_mwl6ux7k204i" w:id="157"/>
+      <w:bookmarkEnd w:id="157"/>
       <w:r>
         <w:rPr>
           <w:rFonts w:ascii="Arial Unicode MS" w:cs="Arial Unicode MS" w:eastAsia="Arial Unicode MS" w:hAnsi="Arial Unicode MS"/>
@@ -46262,13 +46037,39 @@
         <w:pStyle w:val="Heading3"/>
         <w:rPr/>
       </w:pPr>
-      <w:bookmarkStart w:colFirst="0" w:colLast="0" w:name="_xkebn71bnzrh" w:id="159"/>
+      <w:bookmarkStart w:colFirst="0" w:colLast="0" w:name="_xkebn71bnzrh" w:id="158"/>
+      <w:bookmarkEnd w:id="158"/>
+      <w:r>
+        <w:rPr>
+          <w:rtl w:val="0"/>
+        </w:rPr>
+        <w:t xml:space="preserve">Aggregation</w:t>
+      </w:r>
+    </w:p>
+    <w:p>
+      <w:pPr>
+        <w:spacing w:after="240" w:before="240" w:lineRule="auto"/>
+        <w:rPr/>
+      </w:pPr>
+      <w:r>
+        <w:rPr>
+          <w:rtl w:val="0"/>
+        </w:rPr>
+        <w:t xml:space="preserve">Infer the different entity and relationship Kinds.</w:t>
+      </w:r>
+    </w:p>
+    <w:p>
+      <w:pPr>
+        <w:pStyle w:val="Heading3"/>
+        <w:rPr/>
+      </w:pPr>
+      <w:bookmarkStart w:colFirst="0" w:colLast="0" w:name="_jlpbw1i1f7wb" w:id="159"/>
       <w:bookmarkEnd w:id="159"/>
       <w:r>
         <w:rPr>
           <w:rtl w:val="0"/>
         </w:rPr>
-        <w:t xml:space="preserve">Aggregation</w:t>
+        <w:t xml:space="preserve">Alignment</w:t>
       </w:r>
     </w:p>
     <w:p>
@@ -46280,7 +46081,63 @@
         <w:rPr>
           <w:rtl w:val="0"/>
         </w:rPr>
-        <w:t xml:space="preserve">Infer the different entity and relationship Kinds.</w:t>
+        <w:t xml:space="preserve">Resolve:</w:t>
+      </w:r>
+    </w:p>
+    <w:p>
+      <w:pPr>
+        <w:rPr/>
+      </w:pPr>
+      <w:r>
+        <w:rPr>
+          <w:rtl w:val="0"/>
+        </w:rPr>
+        <w:t xml:space="preserve">Marketing.Lead.person</w:t>
+      </w:r>
+    </w:p>
+    <w:p>
+      <w:pPr>
+        <w:rPr/>
+      </w:pPr>
+      <w:r>
+        <w:rPr>
+          <w:rtl w:val="0"/>
+        </w:rPr>
+        <w:t xml:space="preserve">CRM.Customer.person</w:t>
+      </w:r>
+    </w:p>
+    <w:p>
+      <w:pPr>
+        <w:rPr/>
+      </w:pPr>
+      <w:r>
+        <w:rPr>
+          <w:rtl w:val="0"/>
+        </w:rPr>
+        <w:t xml:space="preserve">ERP.Contract.account</w:t>
+      </w:r>
+    </w:p>
+    <w:p>
+      <w:pPr>
+        <w:rPr/>
+      </w:pPr>
+      <w:r>
+        <w:rPr>
+          <w:rtl w:val="0"/>
+        </w:rPr>
+        <w:t xml:space="preserve">Support.Case.account</w:t>
+      </w:r>
+    </w:p>
+    <w:p>
+      <w:pPr>
+        <w:spacing w:after="240" w:before="240" w:lineRule="auto"/>
+        <w:rPr/>
+      </w:pPr>
+      <w:r>
+        <w:rPr>
+          <w:rtl w:val="0"/>
+        </w:rPr>
+        <w:t xml:space="preserve">into a coherent network of Resources.</w:t>
       </w:r>
     </w:p>
     <w:p>
@@ -46288,90 +46145,8 @@
         <w:pStyle w:val="Heading3"/>
         <w:rPr/>
       </w:pPr>
-      <w:bookmarkStart w:colFirst="0" w:colLast="0" w:name="_jlpbw1i1f7wb" w:id="160"/>
+      <w:bookmarkStart w:colFirst="0" w:colLast="0" w:name="_ny0dhm1tweck" w:id="160"/>
       <w:bookmarkEnd w:id="160"/>
-      <w:r>
-        <w:rPr>
-          <w:rtl w:val="0"/>
-        </w:rPr>
-        <w:t xml:space="preserve">Alignment</w:t>
-      </w:r>
-    </w:p>
-    <w:p>
-      <w:pPr>
-        <w:spacing w:after="240" w:before="240" w:lineRule="auto"/>
-        <w:rPr/>
-      </w:pPr>
-      <w:r>
-        <w:rPr>
-          <w:rtl w:val="0"/>
-        </w:rPr>
-        <w:t xml:space="preserve">Resolve:</w:t>
-      </w:r>
-    </w:p>
-    <w:p>
-      <w:pPr>
-        <w:rPr/>
-      </w:pPr>
-      <w:r>
-        <w:rPr>
-          <w:rtl w:val="0"/>
-        </w:rPr>
-        <w:t xml:space="preserve">Marketing.Lead.person</w:t>
-      </w:r>
-    </w:p>
-    <w:p>
-      <w:pPr>
-        <w:rPr/>
-      </w:pPr>
-      <w:r>
-        <w:rPr>
-          <w:rtl w:val="0"/>
-        </w:rPr>
-        <w:t xml:space="preserve">CRM.Customer.person</w:t>
-      </w:r>
-    </w:p>
-    <w:p>
-      <w:pPr>
-        <w:rPr/>
-      </w:pPr>
-      <w:r>
-        <w:rPr>
-          <w:rtl w:val="0"/>
-        </w:rPr>
-        <w:t xml:space="preserve">ERP.Contract.account</w:t>
-      </w:r>
-    </w:p>
-    <w:p>
-      <w:pPr>
-        <w:rPr/>
-      </w:pPr>
-      <w:r>
-        <w:rPr>
-          <w:rtl w:val="0"/>
-        </w:rPr>
-        <w:t xml:space="preserve">Support.Case.account</w:t>
-      </w:r>
-    </w:p>
-    <w:p>
-      <w:pPr>
-        <w:spacing w:after="240" w:before="240" w:lineRule="auto"/>
-        <w:rPr/>
-      </w:pPr>
-      <w:r>
-        <w:rPr>
-          <w:rtl w:val="0"/>
-        </w:rPr>
-        <w:t xml:space="preserve">into a coherent network of Resources.</w:t>
-      </w:r>
-    </w:p>
-    <w:p>
-      <w:pPr>
-        <w:pStyle w:val="Heading3"/>
-        <w:rPr/>
-      </w:pPr>
-      <w:bookmarkStart w:colFirst="0" w:colLast="0" w:name="_ny0dhm1tweck" w:id="161"/>
-      <w:bookmarkEnd w:id="161"/>
       <w:r>
         <w:rPr>
           <w:rtl w:val="0"/>
@@ -46458,8 +46233,8 @@
         <w:spacing w:before="480" w:lineRule="auto"/>
         <w:rPr/>
       </w:pPr>
-      <w:bookmarkStart w:colFirst="0" w:colLast="0" w:name="_gcugb5asdcpi" w:id="162"/>
-      <w:bookmarkEnd w:id="162"/>
+      <w:bookmarkStart w:colFirst="0" w:colLast="0" w:name="_gcugb5asdcpi" w:id="161"/>
+      <w:bookmarkEnd w:id="161"/>
       <w:r>
         <w:rPr>
           <w:rtl w:val="0"/>
@@ -46693,136 +46468,136 @@
         <w:pStyle w:val="Heading3"/>
         <w:rPr/>
       </w:pPr>
-      <w:bookmarkStart w:colFirst="0" w:colLast="0" w:name="_44sffs49w5ql" w:id="163"/>
+      <w:bookmarkStart w:colFirst="0" w:colLast="0" w:name="_44sffs49w5ql" w:id="162"/>
+      <w:bookmarkEnd w:id="162"/>
+      <w:r>
+        <w:rPr>
+          <w:rtl w:val="0"/>
+        </w:rPr>
+        <w:t xml:space="preserve">Alignment</w:t>
+      </w:r>
+    </w:p>
+    <w:p>
+      <w:pPr>
+        <w:spacing w:after="240" w:before="240" w:lineRule="auto"/>
+        <w:rPr/>
+      </w:pPr>
+      <w:r>
+        <w:rPr>
+          <w:rtl w:val="0"/>
+        </w:rPr>
+        <w:t xml:space="preserve">Structural matching could discover:</w:t>
+      </w:r>
+    </w:p>
+    <w:p>
+      <w:pPr>
+        <w:rPr/>
+      </w:pPr>
+      <w:r>
+        <w:rPr>
+          <w:rtl w:val="0"/>
+        </w:rPr>
+        <w:t xml:space="preserve">Sales.Customer</w:t>
+      </w:r>
+    </w:p>
+    <w:p>
+      <w:pPr>
+        <w:rPr/>
+      </w:pPr>
+      <w:r>
+        <w:rPr>
+          <w:rFonts w:ascii="Arial Unicode MS" w:cs="Arial Unicode MS" w:eastAsia="Arial Unicode MS" w:hAnsi="Arial Unicode MS"/>
+          <w:rtl w:val="0"/>
+        </w:rPr>
+        <w:t xml:space="preserve">      ≈</w:t>
+      </w:r>
+    </w:p>
+    <w:p>
+      <w:pPr>
+        <w:rPr/>
+      </w:pPr>
+      <w:r>
+        <w:rPr>
+          <w:rtl w:val="0"/>
+        </w:rPr>
+        <w:t xml:space="preserve">Billing.Account</w:t>
+      </w:r>
+    </w:p>
+    <w:p>
+      <w:pPr>
+        <w:rPr/>
+      </w:pPr>
+      <w:r>
+        <w:rPr>
+          <w:rFonts w:ascii="Arial Unicode MS" w:cs="Arial Unicode MS" w:eastAsia="Arial Unicode MS" w:hAnsi="Arial Unicode MS"/>
+          <w:rtl w:val="0"/>
+        </w:rPr>
+        <w:t xml:space="preserve">      ≈</w:t>
+      </w:r>
+    </w:p>
+    <w:p>
+      <w:pPr>
+        <w:rPr/>
+      </w:pPr>
+      <w:r>
+        <w:rPr>
+          <w:rtl w:val="0"/>
+        </w:rPr>
+        <w:t xml:space="preserve">Payments.Account</w:t>
+      </w:r>
+    </w:p>
+    <w:p>
+      <w:pPr>
+        <w:spacing w:after="240" w:before="240" w:lineRule="auto"/>
+        <w:rPr/>
+      </w:pPr>
+      <w:r>
+        <w:rPr>
+          <w:rtl w:val="0"/>
+        </w:rPr>
+        <w:t xml:space="preserve">and dimensional relationships between:</w:t>
+      </w:r>
+    </w:p>
+    <w:p>
+      <w:pPr>
+        <w:rPr/>
+      </w:pPr>
+      <w:r>
+        <w:rPr>
+          <w:rtl w:val="0"/>
+        </w:rPr>
+        <w:t xml:space="preserve">OrderTotal</w:t>
+      </w:r>
+    </w:p>
+    <w:p>
+      <w:pPr>
+        <w:rPr/>
+      </w:pPr>
+      <w:r>
+        <w:rPr>
+          <w:rtl w:val="0"/>
+        </w:rPr>
+        <w:t xml:space="preserve">InvoiceTotal</w:t>
+      </w:r>
+    </w:p>
+    <w:p>
+      <w:pPr>
+        <w:rPr/>
+      </w:pPr>
+      <w:r>
+        <w:rPr>
+          <w:rtl w:val="0"/>
+        </w:rPr>
+        <w:t xml:space="preserve">PaymentAmount</w:t>
+      </w:r>
+    </w:p>
+    <w:p>
+      <w:pPr>
+        <w:pStyle w:val="Heading3"/>
+        <w:rPr/>
+      </w:pPr>
+      <w:bookmarkStart w:colFirst="0" w:colLast="0" w:name="_qhpi2zn7o6dw" w:id="163"/>
       <w:bookmarkEnd w:id="163"/>
-      <w:r>
-        <w:rPr>
-          <w:rtl w:val="0"/>
-        </w:rPr>
-        <w:t xml:space="preserve">Alignment</w:t>
-      </w:r>
-    </w:p>
-    <w:p>
-      <w:pPr>
-        <w:spacing w:after="240" w:before="240" w:lineRule="auto"/>
-        <w:rPr/>
-      </w:pPr>
-      <w:r>
-        <w:rPr>
-          <w:rtl w:val="0"/>
-        </w:rPr>
-        <w:t xml:space="preserve">Structural matching could discover:</w:t>
-      </w:r>
-    </w:p>
-    <w:p>
-      <w:pPr>
-        <w:rPr/>
-      </w:pPr>
-      <w:r>
-        <w:rPr>
-          <w:rtl w:val="0"/>
-        </w:rPr>
-        <w:t xml:space="preserve">Sales.Customer</w:t>
-      </w:r>
-    </w:p>
-    <w:p>
-      <w:pPr>
-        <w:rPr/>
-      </w:pPr>
-      <w:r>
-        <w:rPr>
-          <w:rFonts w:ascii="Arial Unicode MS" w:cs="Arial Unicode MS" w:eastAsia="Arial Unicode MS" w:hAnsi="Arial Unicode MS"/>
-          <w:rtl w:val="0"/>
-        </w:rPr>
-        <w:t xml:space="preserve">      ≈</w:t>
-      </w:r>
-    </w:p>
-    <w:p>
-      <w:pPr>
-        <w:rPr/>
-      </w:pPr>
-      <w:r>
-        <w:rPr>
-          <w:rtl w:val="0"/>
-        </w:rPr>
-        <w:t xml:space="preserve">Billing.Account</w:t>
-      </w:r>
-    </w:p>
-    <w:p>
-      <w:pPr>
-        <w:rPr/>
-      </w:pPr>
-      <w:r>
-        <w:rPr>
-          <w:rFonts w:ascii="Arial Unicode MS" w:cs="Arial Unicode MS" w:eastAsia="Arial Unicode MS" w:hAnsi="Arial Unicode MS"/>
-          <w:rtl w:val="0"/>
-        </w:rPr>
-        <w:t xml:space="preserve">      ≈</w:t>
-      </w:r>
-    </w:p>
-    <w:p>
-      <w:pPr>
-        <w:rPr/>
-      </w:pPr>
-      <w:r>
-        <w:rPr>
-          <w:rtl w:val="0"/>
-        </w:rPr>
-        <w:t xml:space="preserve">Payments.Account</w:t>
-      </w:r>
-    </w:p>
-    <w:p>
-      <w:pPr>
-        <w:spacing w:after="240" w:before="240" w:lineRule="auto"/>
-        <w:rPr/>
-      </w:pPr>
-      <w:r>
-        <w:rPr>
-          <w:rtl w:val="0"/>
-        </w:rPr>
-        <w:t xml:space="preserve">and dimensional relationships between:</w:t>
-      </w:r>
-    </w:p>
-    <w:p>
-      <w:pPr>
-        <w:rPr/>
-      </w:pPr>
-      <w:r>
-        <w:rPr>
-          <w:rtl w:val="0"/>
-        </w:rPr>
-        <w:t xml:space="preserve">OrderTotal</w:t>
-      </w:r>
-    </w:p>
-    <w:p>
-      <w:pPr>
-        <w:rPr/>
-      </w:pPr>
-      <w:r>
-        <w:rPr>
-          <w:rtl w:val="0"/>
-        </w:rPr>
-        <w:t xml:space="preserve">InvoiceTotal</w:t>
-      </w:r>
-    </w:p>
-    <w:p>
-      <w:pPr>
-        <w:rPr/>
-      </w:pPr>
-      <w:r>
-        <w:rPr>
-          <w:rtl w:val="0"/>
-        </w:rPr>
-        <w:t xml:space="preserve">PaymentAmount</w:t>
-      </w:r>
-    </w:p>
-    <w:p>
-      <w:pPr>
-        <w:pStyle w:val="Heading3"/>
-        <w:rPr/>
-      </w:pPr>
-      <w:bookmarkStart w:colFirst="0" w:colLast="0" w:name="_qhpi2zn7o6dw" w:id="164"/>
-      <w:bookmarkEnd w:id="164"/>
       <w:r>
         <w:rPr>
           <w:rtl w:val="0"/>
@@ -46921,8 +46696,8 @@
         <w:spacing w:before="480" w:lineRule="auto"/>
         <w:rPr/>
       </w:pPr>
-      <w:bookmarkStart w:colFirst="0" w:colLast="0" w:name="_p4txiq8jdkmr" w:id="165"/>
-      <w:bookmarkEnd w:id="165"/>
+      <w:bookmarkStart w:colFirst="0" w:colLast="0" w:name="_p4txiq8jdkmr" w:id="164"/>
+      <w:bookmarkEnd w:id="164"/>
       <w:r>
         <w:rPr>
           <w:rtl w:val="0"/>
@@ -47311,8 +47086,8 @@
         <w:spacing w:before="480" w:lineRule="auto"/>
         <w:rPr/>
       </w:pPr>
-      <w:bookmarkStart w:colFirst="0" w:colLast="0" w:name="_xdcsq6gmmuc8" w:id="166"/>
-      <w:bookmarkEnd w:id="166"/>
+      <w:bookmarkStart w:colFirst="0" w:colLast="0" w:name="_xdcsq6gmmuc8" w:id="165"/>
+      <w:bookmarkEnd w:id="165"/>
       <w:r>
         <w:rPr>
           <w:rtl w:val="0"/>
@@ -47724,8 +47499,8 @@
         <w:spacing w:before="480" w:lineRule="auto"/>
         <w:rPr/>
       </w:pPr>
-      <w:bookmarkStart w:colFirst="0" w:colLast="0" w:name="_bnoshdx80fhu" w:id="167"/>
-      <w:bookmarkEnd w:id="167"/>
+      <w:bookmarkStart w:colFirst="0" w:colLast="0" w:name="_bnoshdx80fhu" w:id="166"/>
+      <w:bookmarkEnd w:id="166"/>
       <w:r>
         <w:rPr>
           <w:rtl w:val="0"/>
@@ -48283,8 +48058,8 @@
         <w:pStyle w:val="Heading1"/>
         <w:rPr/>
       </w:pPr>
-      <w:bookmarkStart w:colFirst="0" w:colLast="0" w:name="_jdvmq35eeewy" w:id="168"/>
-      <w:bookmarkEnd w:id="168"/>
+      <w:bookmarkStart w:colFirst="0" w:colLast="0" w:name="_jdvmq35eeewy" w:id="167"/>
+      <w:bookmarkEnd w:id="167"/>
       <w:r>
         <w:rPr>
           <w:rtl w:val="0"/>
@@ -48318,8 +48093,8 @@
         <w:pStyle w:val="Heading1"/>
         <w:rPr/>
       </w:pPr>
-      <w:bookmarkStart w:colFirst="0" w:colLast="0" w:name="_3nbynh82z9vn" w:id="169"/>
-      <w:bookmarkEnd w:id="169"/>
+      <w:bookmarkStart w:colFirst="0" w:colLast="0" w:name="_3nbynh82z9vn" w:id="168"/>
+      <w:bookmarkEnd w:id="168"/>
       <w:r>
         <w:rPr>
           <w:rtl w:val="0"/>

--- a/Spec.docx
+++ b/Spec.docx
@@ -157,7 +157,7 @@
     </w:p>
     <w:sdt>
       <w:sdtPr>
-        <w:id w:val="-1937700350"/>
+        <w:id w:val="481128815"/>
         <w:docPartObj>
           <w:docPartGallery w:val="Table of Contents"/>
           <w:docPartUnique w:val="1"/>
@@ -11477,7 +11477,7 @@
         <w:rPr>
           <w:rtl w:val="0"/>
         </w:rPr>
-        <w:t xml:space="preserve">Contexts Set (Universal Set: Subjects, Predicates, Objects and Subjects Set, Predicates Set and Objects Set union).</w:t>
+        <w:t xml:space="preserve">Contexts Set: Context Dimensional Point Set.</w:t>
       </w:r>
     </w:p>
     <w:p>
@@ -11561,7 +11561,7 @@
         <w:rPr>
           <w:rtl w:val="0"/>
         </w:rPr>
-        <w:t xml:space="preserve">Context Kinds Set (Subject Kinds Set, Predicate Kinds Set, Object Kinds Set union).</w:t>
+        <w:t xml:space="preserve">Context (Statements) Set: (Subject Set, Predicate Set, Object Set intersection).</w:t>
       </w:r>
     </w:p>
     <w:p>
@@ -11593,7 +11593,6 @@
         <w:rPr>
           <w:rtl w:val="0"/>
         </w:rPr>
-        <w:t xml:space="preserve">    </w:t>
       </w:r>
     </w:p>
     <w:p>
@@ -11615,7 +11614,6 @@
         <w:rPr>
           <w:rtl w:val="0"/>
         </w:rPr>
-        <w:t xml:space="preserve">    </w:t>
       </w:r>
     </w:p>
     <w:p>
@@ -11649,12 +11647,12 @@
           <wp:inline distB="114300" distT="114300" distL="114300" distR="114300">
             <wp:extent cx="9144000" cy="5143500"/>
             <wp:effectExtent b="0" l="0" r="0" t="0"/>
-            <wp:docPr id="26" name="image24.png"/>
+            <wp:docPr id="26" name="image23.png"/>
             <a:graphic>
               <a:graphicData uri="http://schemas.openxmlformats.org/drawingml/2006/picture">
                 <pic:pic>
                   <pic:nvPicPr>
-                    <pic:cNvPr id="0" name="image24.png"/>
+                    <pic:cNvPr id="0" name="image23.png"/>
                     <pic:cNvPicPr preferRelativeResize="0"/>
                   </pic:nvPicPr>
                   <pic:blipFill>
@@ -11686,11 +11684,111 @@
     </w:p>
     <w:p>
       <w:pPr>
+        <w:pStyle w:val="Heading3"/>
+        <w:rPr/>
+      </w:pPr>
+      <w:bookmarkStart w:colFirst="0" w:colLast="0" w:name="_wrnybev1sdsl" w:id="18"/>
+      <w:bookmarkEnd w:id="18"/>
+      <w:r>
+        <w:rPr>
+          <w:rtl w:val="0"/>
+        </w:rPr>
+        <w:t xml:space="preserve">Sets layout for Dimensional Analysis</w:t>
+      </w:r>
+    </w:p>
+    <w:p>
+      <w:pPr>
+        <w:rPr/>
+      </w:pPr>
+      <w:r>
+        <w:rPr>
+          <w:rtl w:val="0"/>
+        </w:rPr>
+        <w:t xml:space="preserve">The above Sets Layout diagram represents the structure of a snapshot of the Resources occurrences in their corresponding Roles for a given Context Dimensional Point (axes Statements).</w:t>
+      </w:r>
+    </w:p>
+    <w:p>
+      <w:pPr>
+        <w:rPr/>
+      </w:pPr>
+      <w:r>
+        <w:rPr>
+          <w:rtl w:val="0"/>
+        </w:rPr>
+      </w:r>
+    </w:p>
+    <w:p>
+      <w:pPr>
+        <w:rPr/>
+      </w:pPr>
+      <w:r>
+        <w:rPr>
+          <w:rtl w:val="0"/>
+        </w:rPr>
+        <w:t xml:space="preserve">Contexts (Statements: SPO Intersection) represents all the possible Statements for an aggregated Context dimensional point. All possible Dimension Point Kinds (SK, PK, OK) are then aggregated. Then all SPO Resource Occurrences are assigned to their corresponding Roles.  </w:t>
+      </w:r>
+    </w:p>
+    <w:p>
+      <w:pPr>
+        <w:rPr/>
+      </w:pPr>
+      <w:r>
+        <w:rPr>
+          <w:rtl w:val="0"/>
+        </w:rPr>
+      </w:r>
+    </w:p>
+    <w:p>
+      <w:pPr>
+        <w:rPr/>
+      </w:pPr>
+      <w:r>
+        <w:rPr>
+          <w:rtl w:val="0"/>
+        </w:rPr>
+        <w:t xml:space="preserve">TODO: Encode Context Statements. Resolve Context Statements SPO Statements.</w:t>
+      </w:r>
+    </w:p>
+    <w:p>
+      <w:pPr>
+        <w:rPr/>
+      </w:pPr>
+      <w:r>
+        <w:rPr>
+          <w:rtl w:val="0"/>
+        </w:rPr>
+        <w:t xml:space="preserve">TODO: Refactor Base Model for CSPO Contexts representing Dimensional Aggregation Points (axes Statements): ContextKind&lt;Subject, Predicate, Object&gt;.</w:t>
+      </w:r>
+    </w:p>
+    <w:p>
+      <w:pPr>
+        <w:rPr/>
+      </w:pPr>
+      <w:r>
+        <w:rPr>
+          <w:rtl w:val="0"/>
+        </w:rPr>
+        <w:t xml:space="preserve">TODO: Inference through Sets based operations.</w:t>
+      </w:r>
+    </w:p>
+    <w:p>
+      <w:pPr>
+        <w:rPr/>
+      </w:pPr>
+      <w:r>
+        <w:rPr>
+          <w:rtl w:val="0"/>
+        </w:rPr>
+        <w:t xml:space="preserve">TODO: Reify Kinds as SPO Resource Occurrences.</w:t>
+      </w:r>
+    </w:p>
+    <w:p>
+      <w:pPr>
         <w:pStyle w:val="Heading2"/>
         <w:rPr/>
       </w:pPr>
-      <w:bookmarkStart w:colFirst="0" w:colLast="0" w:name="_pvsxaxwjbfxk" w:id="18"/>
-      <w:bookmarkEnd w:id="18"/>
+      <w:bookmarkStart w:colFirst="0" w:colLast="0" w:name="_pvsxaxwjbfxk" w:id="19"/>
+      <w:bookmarkEnd w:id="19"/>
       <w:r>
         <w:rPr>
           <w:rtl w:val="0"/>
@@ -11830,8 +11928,8 @@
         <w:pStyle w:val="Heading2"/>
         <w:rPr/>
       </w:pPr>
-      <w:bookmarkStart w:colFirst="0" w:colLast="0" w:name="_iwbaw3hnzpa2" w:id="19"/>
-      <w:bookmarkEnd w:id="19"/>
+      <w:bookmarkStart w:colFirst="0" w:colLast="0" w:name="_iwbaw3hnzpa2" w:id="20"/>
+      <w:bookmarkEnd w:id="20"/>
       <w:r>
         <w:rPr>
           <w:rtl w:val="0"/>
@@ -12060,8 +12158,8 @@
         <w:pStyle w:val="Heading2"/>
         <w:rPr/>
       </w:pPr>
-      <w:bookmarkStart w:colFirst="0" w:colLast="0" w:name="_x2jf5gd50y1" w:id="20"/>
-      <w:bookmarkEnd w:id="20"/>
+      <w:bookmarkStart w:colFirst="0" w:colLast="0" w:name="_x2jf5gd50y1" w:id="21"/>
+      <w:bookmarkEnd w:id="21"/>
       <w:r>
         <w:rPr>
           <w:rtl w:val="0"/>
@@ -12207,8 +12305,8 @@
         <w:pStyle w:val="Heading2"/>
         <w:rPr/>
       </w:pPr>
-      <w:bookmarkStart w:colFirst="0" w:colLast="0" w:name="_x82vw51rpmy4" w:id="21"/>
-      <w:bookmarkEnd w:id="21"/>
+      <w:bookmarkStart w:colFirst="0" w:colLast="0" w:name="_x82vw51rpmy4" w:id="22"/>
+      <w:bookmarkEnd w:id="22"/>
       <w:r>
         <w:rPr>
           <w:rtl w:val="0"/>
@@ -13430,8 +13528,8 @@
         <w:pStyle w:val="Heading1"/>
         <w:rPr/>
       </w:pPr>
-      <w:bookmarkStart w:colFirst="0" w:colLast="0" w:name="_huu3bjun52ae" w:id="22"/>
-      <w:bookmarkEnd w:id="22"/>
+      <w:bookmarkStart w:colFirst="0" w:colLast="0" w:name="_huu3bjun52ae" w:id="23"/>
+      <w:bookmarkEnd w:id="23"/>
       <w:r>
         <w:rPr>
           <w:rtl w:val="0"/>
@@ -13623,8 +13721,8 @@
         <w:pStyle w:val="Heading2"/>
         <w:rPr/>
       </w:pPr>
-      <w:bookmarkStart w:colFirst="0" w:colLast="0" w:name="_ecoazujj9rr4" w:id="23"/>
-      <w:bookmarkEnd w:id="23"/>
+      <w:bookmarkStart w:colFirst="0" w:colLast="0" w:name="_ecoazujj9rr4" w:id="24"/>
+      <w:bookmarkEnd w:id="24"/>
       <w:r>
         <w:rPr>
           <w:rtl w:val="0"/>
@@ -14815,8 +14913,8 @@
         <w:pStyle w:val="Heading3"/>
         <w:rPr/>
       </w:pPr>
-      <w:bookmarkStart w:colFirst="0" w:colLast="0" w:name="_hz9o9331ejb3" w:id="24"/>
-      <w:bookmarkEnd w:id="24"/>
+      <w:bookmarkStart w:colFirst="0" w:colLast="0" w:name="_hz9o9331ejb3" w:id="25"/>
+      <w:bookmarkEnd w:id="25"/>
       <w:r>
         <w:rPr>
           <w:rtl w:val="0"/>
@@ -15203,8 +15301,8 @@
         <w:pStyle w:val="Heading2"/>
         <w:rPr/>
       </w:pPr>
-      <w:bookmarkStart w:colFirst="0" w:colLast="0" w:name="_4ec6crc6giqg" w:id="25"/>
-      <w:bookmarkEnd w:id="25"/>
+      <w:bookmarkStart w:colFirst="0" w:colLast="0" w:name="_4ec6crc6giqg" w:id="26"/>
+      <w:bookmarkEnd w:id="26"/>
       <w:r>
         <w:rPr>
           <w:rtl w:val="0"/>
@@ -15291,8 +15389,8 @@
         <w:pStyle w:val="Heading3"/>
         <w:rPr/>
       </w:pPr>
-      <w:bookmarkStart w:colFirst="0" w:colLast="0" w:name="_ylemh96io5z" w:id="26"/>
-      <w:bookmarkEnd w:id="26"/>
+      <w:bookmarkStart w:colFirst="0" w:colLast="0" w:name="_ylemh96io5z" w:id="27"/>
+      <w:bookmarkEnd w:id="27"/>
       <w:r>
         <w:rPr>
           <w:rtl w:val="0"/>
@@ -15337,8 +15435,8 @@
         <w:pStyle w:val="Heading2"/>
         <w:rPr/>
       </w:pPr>
-      <w:bookmarkStart w:colFirst="0" w:colLast="0" w:name="_65m4hhlzd0ey" w:id="27"/>
-      <w:bookmarkEnd w:id="27"/>
+      <w:bookmarkStart w:colFirst="0" w:colLast="0" w:name="_65m4hhlzd0ey" w:id="28"/>
+      <w:bookmarkEnd w:id="28"/>
       <w:r>
         <w:rPr>
           <w:rtl w:val="0"/>
@@ -15365,8 +15463,8 @@
         <w:spacing w:before="280" w:lineRule="auto"/>
         <w:rPr/>
       </w:pPr>
-      <w:bookmarkStart w:colFirst="0" w:colLast="0" w:name="_xqq82kcfllyv" w:id="28"/>
-      <w:bookmarkEnd w:id="28"/>
+      <w:bookmarkStart w:colFirst="0" w:colLast="0" w:name="_xqq82kcfllyv" w:id="29"/>
+      <w:bookmarkEnd w:id="29"/>
       <w:r>
         <w:rPr>
           <w:rtl w:val="0"/>
@@ -15441,8 +15539,8 @@
         <w:spacing w:before="280" w:lineRule="auto"/>
         <w:rPr/>
       </w:pPr>
-      <w:bookmarkStart w:colFirst="0" w:colLast="0" w:name="_g42q1r9mi3sa" w:id="29"/>
-      <w:bookmarkEnd w:id="29"/>
+      <w:bookmarkStart w:colFirst="0" w:colLast="0" w:name="_g42q1r9mi3sa" w:id="30"/>
+      <w:bookmarkEnd w:id="30"/>
       <w:r>
         <w:rPr>
           <w:rtl w:val="0"/>
@@ -15469,8 +15567,8 @@
         <w:spacing w:before="280" w:lineRule="auto"/>
         <w:rPr/>
       </w:pPr>
-      <w:bookmarkStart w:colFirst="0" w:colLast="0" w:name="_qr3qed17faoc" w:id="30"/>
-      <w:bookmarkEnd w:id="30"/>
+      <w:bookmarkStart w:colFirst="0" w:colLast="0" w:name="_qr3qed17faoc" w:id="31"/>
+      <w:bookmarkEnd w:id="31"/>
       <w:r>
         <w:rPr>
           <w:rtl w:val="0"/>
@@ -15505,8 +15603,8 @@
         <w:pStyle w:val="Heading3"/>
         <w:rPr/>
       </w:pPr>
-      <w:bookmarkStart w:colFirst="0" w:colLast="0" w:name="_rcv56ozv9ek" w:id="31"/>
-      <w:bookmarkEnd w:id="31"/>
+      <w:bookmarkStart w:colFirst="0" w:colLast="0" w:name="_rcv56ozv9ek" w:id="32"/>
+      <w:bookmarkEnd w:id="32"/>
       <w:r>
         <w:rPr>
           <w:rtl w:val="0"/>
@@ -15742,8 +15840,8 @@
         <w:pStyle w:val="Heading4"/>
         <w:rPr/>
       </w:pPr>
-      <w:bookmarkStart w:colFirst="0" w:colLast="0" w:name="_pq9istt44jqw" w:id="32"/>
-      <w:bookmarkEnd w:id="32"/>
+      <w:bookmarkStart w:colFirst="0" w:colLast="0" w:name="_pq9istt44jqw" w:id="33"/>
+      <w:bookmarkEnd w:id="33"/>
       <w:r>
         <w:rPr>
           <w:rtl w:val="0"/>
@@ -15788,8 +15886,8 @@
         <w:pStyle w:val="Heading4"/>
         <w:rPr/>
       </w:pPr>
-      <w:bookmarkStart w:colFirst="0" w:colLast="0" w:name="_o8zsm61bt38f" w:id="33"/>
-      <w:bookmarkEnd w:id="33"/>
+      <w:bookmarkStart w:colFirst="0" w:colLast="0" w:name="_o8zsm61bt38f" w:id="34"/>
+      <w:bookmarkEnd w:id="34"/>
       <w:r>
         <w:rPr>
           <w:rtl w:val="0"/>
@@ -15834,8 +15932,8 @@
         <w:pStyle w:val="Heading4"/>
         <w:rPr/>
       </w:pPr>
-      <w:bookmarkStart w:colFirst="0" w:colLast="0" w:name="_35yabic8y7so" w:id="34"/>
-      <w:bookmarkEnd w:id="34"/>
+      <w:bookmarkStart w:colFirst="0" w:colLast="0" w:name="_35yabic8y7so" w:id="35"/>
+      <w:bookmarkEnd w:id="35"/>
       <w:r>
         <w:rPr>
           <w:rtl w:val="0"/>
@@ -15880,8 +15978,8 @@
         <w:pStyle w:val="Heading4"/>
         <w:rPr/>
       </w:pPr>
-      <w:bookmarkStart w:colFirst="0" w:colLast="0" w:name="_u7d211p37nqm" w:id="35"/>
-      <w:bookmarkEnd w:id="35"/>
+      <w:bookmarkStart w:colFirst="0" w:colLast="0" w:name="_u7d211p37nqm" w:id="36"/>
+      <w:bookmarkEnd w:id="36"/>
       <w:r>
         <w:rPr>
           <w:rtl w:val="0"/>
@@ -15940,8 +16038,8 @@
         <w:pStyle w:val="Heading4"/>
         <w:rPr/>
       </w:pPr>
-      <w:bookmarkStart w:colFirst="0" w:colLast="0" w:name="_fry22qxron9" w:id="36"/>
-      <w:bookmarkEnd w:id="36"/>
+      <w:bookmarkStart w:colFirst="0" w:colLast="0" w:name="_fry22qxron9" w:id="37"/>
+      <w:bookmarkEnd w:id="37"/>
       <w:r>
         <w:rPr>
           <w:rtl w:val="0"/>
@@ -15986,8 +16084,8 @@
         <w:pStyle w:val="Heading4"/>
         <w:rPr/>
       </w:pPr>
-      <w:bookmarkStart w:colFirst="0" w:colLast="0" w:name="_fx7g0jtvh6d0" w:id="37"/>
-      <w:bookmarkEnd w:id="37"/>
+      <w:bookmarkStart w:colFirst="0" w:colLast="0" w:name="_fx7g0jtvh6d0" w:id="38"/>
+      <w:bookmarkEnd w:id="38"/>
       <w:r>
         <w:rPr>
           <w:rtl w:val="0"/>
@@ -16011,8 +16109,8 @@
         <w:pStyle w:val="Heading2"/>
         <w:rPr/>
       </w:pPr>
-      <w:bookmarkStart w:colFirst="0" w:colLast="0" w:name="_c2ci3n60r14n" w:id="38"/>
-      <w:bookmarkEnd w:id="38"/>
+      <w:bookmarkStart w:colFirst="0" w:colLast="0" w:name="_c2ci3n60r14n" w:id="39"/>
+      <w:bookmarkEnd w:id="39"/>
       <w:r>
         <w:rPr>
           <w:rtl w:val="0"/>
@@ -16220,8 +16318,8 @@
         <w:pStyle w:val="Heading3"/>
         <w:rPr/>
       </w:pPr>
-      <w:bookmarkStart w:colFirst="0" w:colLast="0" w:name="_ld8kd7o4b1uw" w:id="39"/>
-      <w:bookmarkEnd w:id="39"/>
+      <w:bookmarkStart w:colFirst="0" w:colLast="0" w:name="_ld8kd7o4b1uw" w:id="40"/>
+      <w:bookmarkEnd w:id="40"/>
       <w:r>
         <w:rPr>
           <w:rtl w:val="0"/>
@@ -16245,8 +16343,8 @@
         <w:pStyle w:val="Heading4"/>
         <w:rPr/>
       </w:pPr>
-      <w:bookmarkStart w:colFirst="0" w:colLast="0" w:name="_ystudlk3l9yc" w:id="40"/>
-      <w:bookmarkEnd w:id="40"/>
+      <w:bookmarkStart w:colFirst="0" w:colLast="0" w:name="_ystudlk3l9yc" w:id="41"/>
+      <w:bookmarkEnd w:id="41"/>
       <w:r>
         <w:rPr>
           <w:rtl w:val="0"/>
@@ -16638,8 +16736,8 @@
         <w:pStyle w:val="Heading4"/>
         <w:rPr/>
       </w:pPr>
-      <w:bookmarkStart w:colFirst="0" w:colLast="0" w:name="_5grb8xg6wss3" w:id="41"/>
-      <w:bookmarkEnd w:id="41"/>
+      <w:bookmarkStart w:colFirst="0" w:colLast="0" w:name="_5grb8xg6wss3" w:id="42"/>
+      <w:bookmarkEnd w:id="42"/>
       <w:r>
         <w:rPr>
           <w:rtl w:val="0"/>
@@ -16655,7 +16753,30 @@
         <w:rPr>
           <w:rtl w:val="0"/>
         </w:rPr>
-        <w:t xml:space="preserve">See Homoiconic approach. TODO</w:t>
+        <w:t xml:space="preserve">See: </w:t>
+      </w:r>
+      <w:r>
+        <w:rPr>
+          <w:rtl w:val="0"/>
+        </w:rPr>
+        <w:t xml:space="preserve">Homoiconic (code as data) approach</w:t>
+      </w:r>
+      <w:r>
+        <w:rPr>
+          <w:rtl w:val="0"/>
+        </w:rPr>
+        <w:t xml:space="preserve">.</w:t>
+      </w:r>
+    </w:p>
+    <w:p>
+      <w:pPr>
+        <w:rPr/>
+      </w:pPr>
+      <w:r>
+        <w:rPr>
+          <w:rtl w:val="0"/>
+        </w:rPr>
+        <w:t xml:space="preserve">TODO.</w:t>
       </w:r>
     </w:p>
     <w:p>
@@ -16663,8 +16784,8 @@
         <w:pStyle w:val="Heading3"/>
         <w:rPr/>
       </w:pPr>
-      <w:bookmarkStart w:colFirst="0" w:colLast="0" w:name="_lu0ndtng3l8" w:id="42"/>
-      <w:bookmarkEnd w:id="42"/>
+      <w:bookmarkStart w:colFirst="0" w:colLast="0" w:name="_lu0ndtng3l8" w:id="43"/>
+      <w:bookmarkEnd w:id="43"/>
       <w:r>
         <w:rPr>
           <w:rtl w:val="0"/>
@@ -16688,8 +16809,8 @@
         <w:pStyle w:val="Heading4"/>
         <w:rPr/>
       </w:pPr>
-      <w:bookmarkStart w:colFirst="0" w:colLast="0" w:name="_xpp350x451xh" w:id="43"/>
-      <w:bookmarkEnd w:id="43"/>
+      <w:bookmarkStart w:colFirst="0" w:colLast="0" w:name="_xpp350x451xh" w:id="44"/>
+      <w:bookmarkEnd w:id="44"/>
       <w:r>
         <w:rPr>
           <w:rtl w:val="0"/>
@@ -17121,8 +17242,8 @@
         <w:pStyle w:val="Heading4"/>
         <w:rPr/>
       </w:pPr>
-      <w:bookmarkStart w:colFirst="0" w:colLast="0" w:name="_2oyhan3vpzdm" w:id="44"/>
-      <w:bookmarkEnd w:id="44"/>
+      <w:bookmarkStart w:colFirst="0" w:colLast="0" w:name="_2oyhan3vpzdm" w:id="45"/>
+      <w:bookmarkEnd w:id="45"/>
       <w:r>
         <w:rPr>
           <w:rtl w:val="0"/>
@@ -17138,7 +17259,30 @@
         <w:rPr>
           <w:rtl w:val="0"/>
         </w:rPr>
-        <w:t xml:space="preserve">See Homoiconic approach. TODO</w:t>
+        <w:t xml:space="preserve">See: </w:t>
+      </w:r>
+      <w:r>
+        <w:rPr>
+          <w:rtl w:val="0"/>
+        </w:rPr>
+        <w:t xml:space="preserve">Homoiconic (code as data) approach</w:t>
+      </w:r>
+      <w:r>
+        <w:rPr>
+          <w:rtl w:val="0"/>
+        </w:rPr>
+        <w:t xml:space="preserve">.</w:t>
+      </w:r>
+    </w:p>
+    <w:p>
+      <w:pPr>
+        <w:rPr/>
+      </w:pPr>
+      <w:r>
+        <w:rPr>
+          <w:rtl w:val="0"/>
+        </w:rPr>
+        <w:t xml:space="preserve">TODO.</w:t>
       </w:r>
     </w:p>
     <w:p>
@@ -17146,8 +17290,8 @@
         <w:pStyle w:val="Heading3"/>
         <w:rPr/>
       </w:pPr>
-      <w:bookmarkStart w:colFirst="0" w:colLast="0" w:name="_yk4120gc18wf" w:id="45"/>
-      <w:bookmarkEnd w:id="45"/>
+      <w:bookmarkStart w:colFirst="0" w:colLast="0" w:name="_yk4120gc18wf" w:id="46"/>
+      <w:bookmarkEnd w:id="46"/>
       <w:r>
         <w:rPr>
           <w:rtl w:val="0"/>
@@ -17171,8 +17315,8 @@
         <w:pStyle w:val="Heading4"/>
         <w:rPr/>
       </w:pPr>
-      <w:bookmarkStart w:colFirst="0" w:colLast="0" w:name="_iw6492wko9y" w:id="46"/>
-      <w:bookmarkEnd w:id="46"/>
+      <w:bookmarkStart w:colFirst="0" w:colLast="0" w:name="_iw6492wko9y" w:id="47"/>
+      <w:bookmarkEnd w:id="47"/>
       <w:r>
         <w:rPr>
           <w:rtl w:val="0"/>
@@ -17599,8 +17743,8 @@
         <w:pStyle w:val="Heading4"/>
         <w:rPr/>
       </w:pPr>
-      <w:bookmarkStart w:colFirst="0" w:colLast="0" w:name="_sdovydd8jbwj" w:id="47"/>
-      <w:bookmarkEnd w:id="47"/>
+      <w:bookmarkStart w:colFirst="0" w:colLast="0" w:name="_sdovydd8jbwj" w:id="48"/>
+      <w:bookmarkEnd w:id="48"/>
       <w:r>
         <w:rPr>
           <w:rtl w:val="0"/>
@@ -17616,7 +17760,30 @@
         <w:rPr>
           <w:rtl w:val="0"/>
         </w:rPr>
-        <w:t xml:space="preserve">See Homoiconic approach. TODO</w:t>
+        <w:t xml:space="preserve">See: </w:t>
+      </w:r>
+      <w:r>
+        <w:rPr>
+          <w:rtl w:val="0"/>
+        </w:rPr>
+        <w:t xml:space="preserve">Homoiconic (code as data) approach</w:t>
+      </w:r>
+      <w:r>
+        <w:rPr>
+          <w:rtl w:val="0"/>
+        </w:rPr>
+        <w:t xml:space="preserve">.</w:t>
+      </w:r>
+    </w:p>
+    <w:p>
+      <w:pPr>
+        <w:rPr/>
+      </w:pPr>
+      <w:r>
+        <w:rPr>
+          <w:rtl w:val="0"/>
+        </w:rPr>
+        <w:t xml:space="preserve">TODO.</w:t>
       </w:r>
     </w:p>
     <w:p>
@@ -17624,8 +17791,8 @@
         <w:pStyle w:val="Heading3"/>
         <w:rPr/>
       </w:pPr>
-      <w:bookmarkStart w:colFirst="0" w:colLast="0" w:name="_unxiex8ycrut" w:id="48"/>
-      <w:bookmarkEnd w:id="48"/>
+      <w:bookmarkStart w:colFirst="0" w:colLast="0" w:name="_unxiex8ycrut" w:id="49"/>
+      <w:bookmarkEnd w:id="49"/>
       <w:r>
         <w:rPr>
           <w:rtl w:val="0"/>
@@ -17712,8 +17879,8 @@
         <w:pStyle w:val="Heading4"/>
         <w:rPr/>
       </w:pPr>
-      <w:bookmarkStart w:colFirst="0" w:colLast="0" w:name="_4qvfuly2ipq2" w:id="49"/>
-      <w:bookmarkEnd w:id="49"/>
+      <w:bookmarkStart w:colFirst="0" w:colLast="0" w:name="_4qvfuly2ipq2" w:id="50"/>
+      <w:bookmarkEnd w:id="50"/>
       <w:r>
         <w:rPr>
           <w:rtl w:val="0"/>
@@ -17737,8 +17904,8 @@
         <w:pStyle w:val="Heading4"/>
         <w:rPr/>
       </w:pPr>
-      <w:bookmarkStart w:colFirst="0" w:colLast="0" w:name="_mjabd397mqn" w:id="50"/>
-      <w:bookmarkEnd w:id="50"/>
+      <w:bookmarkStart w:colFirst="0" w:colLast="0" w:name="_mjabd397mqn" w:id="51"/>
+      <w:bookmarkEnd w:id="51"/>
       <w:r>
         <w:rPr>
           <w:rtl w:val="0"/>
@@ -17762,8 +17929,8 @@
         <w:pStyle w:val="Heading4"/>
         <w:rPr/>
       </w:pPr>
-      <w:bookmarkStart w:colFirst="0" w:colLast="0" w:name="_i87we4txd2xb" w:id="51"/>
-      <w:bookmarkEnd w:id="51"/>
+      <w:bookmarkStart w:colFirst="0" w:colLast="0" w:name="_i87we4txd2xb" w:id="52"/>
+      <w:bookmarkEnd w:id="52"/>
       <w:r>
         <w:rPr>
           <w:rtl w:val="0"/>
@@ -17787,8 +17954,8 @@
         <w:pStyle w:val="Heading2"/>
         <w:rPr/>
       </w:pPr>
-      <w:bookmarkStart w:colFirst="0" w:colLast="0" w:name="_2p39zz22x812" w:id="52"/>
-      <w:bookmarkEnd w:id="52"/>
+      <w:bookmarkStart w:colFirst="0" w:colLast="0" w:name="_2p39zz22x812" w:id="53"/>
+      <w:bookmarkEnd w:id="53"/>
       <w:r>
         <w:rPr>
           <w:rtl w:val="0"/>
@@ -18341,8 +18508,8 @@
         <w:spacing w:before="0" w:lineRule="auto"/>
         <w:rPr/>
       </w:pPr>
-      <w:bookmarkStart w:colFirst="0" w:colLast="0" w:name="_w1ucun912xzg" w:id="53"/>
-      <w:bookmarkEnd w:id="53"/>
+      <w:bookmarkStart w:colFirst="0" w:colLast="0" w:name="_w1ucun912xzg" w:id="54"/>
+      <w:bookmarkEnd w:id="54"/>
       <w:r>
         <w:rPr>
           <w:rtl w:val="0"/>
@@ -18370,8 +18537,8 @@
         <w:spacing w:before="0" w:lineRule="auto"/>
         <w:rPr/>
       </w:pPr>
-      <w:bookmarkStart w:colFirst="0" w:colLast="0" w:name="_e0dkh5f02gl" w:id="54"/>
-      <w:bookmarkEnd w:id="54"/>
+      <w:bookmarkStart w:colFirst="0" w:colLast="0" w:name="_e0dkh5f02gl" w:id="55"/>
+      <w:bookmarkEnd w:id="55"/>
       <w:r>
         <w:rPr>
           <w:rtl w:val="0"/>
@@ -18738,8 +18905,8 @@
         <w:spacing w:before="0" w:lineRule="auto"/>
         <w:rPr/>
       </w:pPr>
-      <w:bookmarkStart w:colFirst="0" w:colLast="0" w:name="_y5ejppv6cphl" w:id="55"/>
-      <w:bookmarkEnd w:id="55"/>
+      <w:bookmarkStart w:colFirst="0" w:colLast="0" w:name="_y5ejppv6cphl" w:id="56"/>
+      <w:bookmarkEnd w:id="56"/>
       <w:r>
         <w:rPr>
           <w:rtl w:val="0"/>
@@ -19000,8 +19167,8 @@
         <w:spacing w:before="0" w:lineRule="auto"/>
         <w:rPr/>
       </w:pPr>
-      <w:bookmarkStart w:colFirst="0" w:colLast="0" w:name="_i7kqq0fzog2r" w:id="56"/>
-      <w:bookmarkEnd w:id="56"/>
+      <w:bookmarkStart w:colFirst="0" w:colLast="0" w:name="_i7kqq0fzog2r" w:id="57"/>
+      <w:bookmarkEnd w:id="57"/>
       <w:r>
         <w:rPr>
           <w:rtl w:val="0"/>
@@ -19082,8 +19249,8 @@
         <w:pStyle w:val="Heading3"/>
         <w:rPr/>
       </w:pPr>
-      <w:bookmarkStart w:colFirst="0" w:colLast="0" w:name="_iob5mj1me7r1" w:id="57"/>
-      <w:bookmarkEnd w:id="57"/>
+      <w:bookmarkStart w:colFirst="0" w:colLast="0" w:name="_iob5mj1me7r1" w:id="58"/>
+      <w:bookmarkEnd w:id="58"/>
       <w:r>
         <w:rPr>
           <w:rtl w:val="0"/>
@@ -19122,8 +19289,8 @@
         <w:pStyle w:val="Heading4"/>
         <w:rPr/>
       </w:pPr>
-      <w:bookmarkStart w:colFirst="0" w:colLast="0" w:name="_jb43y6h0bcqs" w:id="58"/>
-      <w:bookmarkEnd w:id="58"/>
+      <w:bookmarkStart w:colFirst="0" w:colLast="0" w:name="_jb43y6h0bcqs" w:id="59"/>
+      <w:bookmarkEnd w:id="59"/>
       <w:r>
         <w:rPr>
           <w:rtl w:val="0"/>
@@ -19324,8 +19491,8 @@
         <w:pStyle w:val="Heading4"/>
         <w:rPr/>
       </w:pPr>
-      <w:bookmarkStart w:colFirst="0" w:colLast="0" w:name="_hypccgsddhji" w:id="59"/>
-      <w:bookmarkEnd w:id="59"/>
+      <w:bookmarkStart w:colFirst="0" w:colLast="0" w:name="_hypccgsddhji" w:id="60"/>
+      <w:bookmarkEnd w:id="60"/>
       <w:r>
         <w:rPr>
           <w:rtl w:val="0"/>
@@ -19542,8 +19709,8 @@
         <w:pStyle w:val="Heading4"/>
         <w:rPr/>
       </w:pPr>
-      <w:bookmarkStart w:colFirst="0" w:colLast="0" w:name="_m5v0ub8sstln" w:id="60"/>
-      <w:bookmarkEnd w:id="60"/>
+      <w:bookmarkStart w:colFirst="0" w:colLast="0" w:name="_m5v0ub8sstln" w:id="61"/>
+      <w:bookmarkEnd w:id="61"/>
       <w:r>
         <w:rPr>
           <w:rtl w:val="0"/>
@@ -20039,8 +20206,8 @@
         <w:keepLines w:val="0"/>
         <w:rPr/>
       </w:pPr>
-      <w:bookmarkStart w:colFirst="0" w:colLast="0" w:name="_lwtzrej1sx7g" w:id="61"/>
-      <w:bookmarkEnd w:id="61"/>
+      <w:bookmarkStart w:colFirst="0" w:colLast="0" w:name="_lwtzrej1sx7g" w:id="62"/>
+      <w:bookmarkEnd w:id="62"/>
       <w:r>
         <w:rPr>
           <w:rtl w:val="0"/>
@@ -20116,8 +20283,8 @@
         <w:keepLines w:val="0"/>
         <w:rPr/>
       </w:pPr>
-      <w:bookmarkStart w:colFirst="0" w:colLast="0" w:name="_ay2k4p6dghuc" w:id="62"/>
-      <w:bookmarkEnd w:id="62"/>
+      <w:bookmarkStart w:colFirst="0" w:colLast="0" w:name="_ay2k4p6dghuc" w:id="63"/>
+      <w:bookmarkEnd w:id="63"/>
       <w:r>
         <w:rPr>
           <w:rtl w:val="0"/>
@@ -20453,8 +20620,8 @@
         <w:keepLines w:val="0"/>
         <w:rPr/>
       </w:pPr>
-      <w:bookmarkStart w:colFirst="0" w:colLast="0" w:name="_209rhjytjkfn" w:id="63"/>
-      <w:bookmarkEnd w:id="63"/>
+      <w:bookmarkStart w:colFirst="0" w:colLast="0" w:name="_209rhjytjkfn" w:id="64"/>
+      <w:bookmarkEnd w:id="64"/>
       <w:r>
         <w:rPr>
           <w:rtl w:val="0"/>
@@ -20735,8 +20902,8 @@
         <w:keepLines w:val="0"/>
         <w:rPr/>
       </w:pPr>
-      <w:bookmarkStart w:colFirst="0" w:colLast="0" w:name="_lv78s8wad61t" w:id="64"/>
-      <w:bookmarkEnd w:id="64"/>
+      <w:bookmarkStart w:colFirst="0" w:colLast="0" w:name="_lv78s8wad61t" w:id="65"/>
+      <w:bookmarkEnd w:id="65"/>
       <w:r>
         <w:rPr>
           <w:rFonts w:ascii="Arial Unicode MS" w:cs="Arial Unicode MS" w:eastAsia="Arial Unicode MS" w:hAnsi="Arial Unicode MS"/>
@@ -21253,8 +21420,8 @@
         <w:keepLines w:val="0"/>
         <w:rPr/>
       </w:pPr>
-      <w:bookmarkStart w:colFirst="0" w:colLast="0" w:name="_ssf43tc8yylx" w:id="65"/>
-      <w:bookmarkEnd w:id="65"/>
+      <w:bookmarkStart w:colFirst="0" w:colLast="0" w:name="_ssf43tc8yylx" w:id="66"/>
+      <w:bookmarkEnd w:id="66"/>
       <w:r>
         <w:rPr>
           <w:rtl w:val="0"/>
@@ -21713,8 +21880,8 @@
         <w:keepLines w:val="0"/>
         <w:rPr/>
       </w:pPr>
-      <w:bookmarkStart w:colFirst="0" w:colLast="0" w:name="_1oybv4extmjv" w:id="66"/>
-      <w:bookmarkEnd w:id="66"/>
+      <w:bookmarkStart w:colFirst="0" w:colLast="0" w:name="_1oybv4extmjv" w:id="67"/>
+      <w:bookmarkEnd w:id="67"/>
       <w:r>
         <w:rPr>
           <w:rtl w:val="0"/>
@@ -22331,8 +22498,8 @@
         <w:keepLines w:val="0"/>
         <w:rPr/>
       </w:pPr>
-      <w:bookmarkStart w:colFirst="0" w:colLast="0" w:name="_ihhxdq40quja" w:id="67"/>
-      <w:bookmarkEnd w:id="67"/>
+      <w:bookmarkStart w:colFirst="0" w:colLast="0" w:name="_ihhxdq40quja" w:id="68"/>
+      <w:bookmarkEnd w:id="68"/>
       <w:r>
         <w:rPr>
           <w:rtl w:val="0"/>
@@ -22614,8 +22781,8 @@
         <w:keepLines w:val="0"/>
         <w:rPr/>
       </w:pPr>
-      <w:bookmarkStart w:colFirst="0" w:colLast="0" w:name="_5q6p9khg8pgm" w:id="68"/>
-      <w:bookmarkEnd w:id="68"/>
+      <w:bookmarkStart w:colFirst="0" w:colLast="0" w:name="_5q6p9khg8pgm" w:id="69"/>
+      <w:bookmarkEnd w:id="69"/>
       <w:r>
         <w:rPr>
           <w:rtl w:val="0"/>
@@ -23094,8 +23261,8 @@
         <w:keepLines w:val="0"/>
         <w:rPr/>
       </w:pPr>
-      <w:bookmarkStart w:colFirst="0" w:colLast="0" w:name="_5pb65nbm2occ" w:id="69"/>
-      <w:bookmarkEnd w:id="69"/>
+      <w:bookmarkStart w:colFirst="0" w:colLast="0" w:name="_5pb65nbm2occ" w:id="70"/>
+      <w:bookmarkEnd w:id="70"/>
       <w:r>
         <w:rPr>
           <w:rtl w:val="0"/>
@@ -23341,8 +23508,8 @@
         <w:keepLines w:val="0"/>
         <w:rPr/>
       </w:pPr>
-      <w:bookmarkStart w:colFirst="0" w:colLast="0" w:name="_qukml9eoakot" w:id="70"/>
-      <w:bookmarkEnd w:id="70"/>
+      <w:bookmarkStart w:colFirst="0" w:colLast="0" w:name="_qukml9eoakot" w:id="71"/>
+      <w:bookmarkEnd w:id="71"/>
       <w:r>
         <w:rPr>
           <w:rtl w:val="0"/>
@@ -23783,8 +23950,8 @@
         <w:keepLines w:val="0"/>
         <w:rPr/>
       </w:pPr>
-      <w:bookmarkStart w:colFirst="0" w:colLast="0" w:name="_5nyruv2vagx2" w:id="71"/>
-      <w:bookmarkEnd w:id="71"/>
+      <w:bookmarkStart w:colFirst="0" w:colLast="0" w:name="_5nyruv2vagx2" w:id="72"/>
+      <w:bookmarkEnd w:id="72"/>
       <w:r>
         <w:rPr>
           <w:rtl w:val="0"/>
@@ -23935,8 +24102,8 @@
         <w:pStyle w:val="Heading2"/>
         <w:rPr/>
       </w:pPr>
-      <w:bookmarkStart w:colFirst="0" w:colLast="0" w:name="_wmvlolm6dh4n" w:id="72"/>
-      <w:bookmarkEnd w:id="72"/>
+      <w:bookmarkStart w:colFirst="0" w:colLast="0" w:name="_wmvlolm6dh4n" w:id="73"/>
+      <w:bookmarkEnd w:id="73"/>
       <w:r>
         <w:rPr>
           <w:rtl w:val="0"/>
@@ -24183,8 +24350,8 @@
         <w:pStyle w:val="Heading1"/>
         <w:rPr/>
       </w:pPr>
-      <w:bookmarkStart w:colFirst="0" w:colLast="0" w:name="_b830mzeig3ye" w:id="73"/>
-      <w:bookmarkEnd w:id="73"/>
+      <w:bookmarkStart w:colFirst="0" w:colLast="0" w:name="_b830mzeig3ye" w:id="74"/>
+      <w:bookmarkEnd w:id="74"/>
       <w:r>
         <w:rPr>
           <w:rtl w:val="0"/>
@@ -24271,8 +24438,8 @@
         <w:pStyle w:val="Heading2"/>
         <w:rPr/>
       </w:pPr>
-      <w:bookmarkStart w:colFirst="0" w:colLast="0" w:name="_oix1tccg8zfs" w:id="74"/>
-      <w:bookmarkEnd w:id="74"/>
+      <w:bookmarkStart w:colFirst="0" w:colLast="0" w:name="_oix1tccg8zfs" w:id="75"/>
+      <w:bookmarkEnd w:id="75"/>
       <w:r>
         <w:rPr>
           <w:rtl w:val="0"/>
@@ -24305,8 +24472,8 @@
           <w:szCs w:val="22"/>
         </w:rPr>
       </w:pPr>
-      <w:bookmarkStart w:colFirst="0" w:colLast="0" w:name="_l199yyvrpusf" w:id="75"/>
-      <w:bookmarkEnd w:id="75"/>
+      <w:bookmarkStart w:colFirst="0" w:colLast="0" w:name="_l199yyvrpusf" w:id="76"/>
+      <w:bookmarkEnd w:id="76"/>
       <w:r>
         <w:rPr>
           <w:rtl w:val="0"/>
@@ -24836,23 +25003,43 @@
     <w:p>
       <w:pPr>
         <w:pStyle w:val="Heading2"/>
-        <w:rPr>
-          <w:rFonts w:ascii="Google Sans" w:cs="Google Sans" w:eastAsia="Google Sans" w:hAnsi="Google Sans"/>
-          <w:b w:val="1"/>
-          <w:bCs w:val="1"/>
-          <w:color w:val="000000"/>
-          <w:sz w:val="26"/>
-          <w:szCs w:val="26"/>
-        </w:rPr>
-      </w:pPr>
-      <w:bookmarkStart w:colFirst="0" w:colLast="0" w:name="_aouh43ash09o" w:id="76"/>
-      <w:bookmarkEnd w:id="76"/>
+        <w:rPr/>
+      </w:pPr>
+      <w:bookmarkStart w:colFirst="0" w:colLast="0" w:name="_aouh43ash09o" w:id="77"/>
+      <w:bookmarkEnd w:id="77"/>
       <w:r>
         <w:rPr>
           <w:rtl w:val="0"/>
         </w:rPr>
         <w:t xml:space="preserve">Leverage Dimensional Features</w:t>
       </w:r>
+    </w:p>
+    <w:p>
+      <w:pPr>
+        <w:rPr/>
+      </w:pPr>
+      <w:r>
+        <w:rPr>
+          <w:rtl w:val="0"/>
+        </w:rPr>
+        <w:t xml:space="preserve">See: </w:t>
+      </w:r>
+      <w:r>
+        <w:rPr>
+          <w:rtl w:val="0"/>
+        </w:rPr>
+        <w:t xml:space="preserve">Sets layout for Dimensional Analysis</w:t>
+      </w:r>
+      <w:r>
+        <w:rPr>
+          <w:rtl w:val="0"/>
+        </w:rPr>
+      </w:r>
+    </w:p>
+    <w:p>
+      <w:pPr>
+        <w:rPr/>
+      </w:pPr>
       <w:r>
         <w:rPr>
           <w:rtl w:val="0"/>
@@ -25527,8 +25714,8 @@
         <w:pStyle w:val="Heading2"/>
         <w:rPr/>
       </w:pPr>
-      <w:bookmarkStart w:colFirst="0" w:colLast="0" w:name="_592zb552u5uq" w:id="77"/>
-      <w:bookmarkEnd w:id="77"/>
+      <w:bookmarkStart w:colFirst="0" w:colLast="0" w:name="_592zb552u5uq" w:id="78"/>
+      <w:bookmarkEnd w:id="78"/>
       <w:r>
         <w:rPr>
           <w:rtl w:val="0"/>
@@ -26048,8 +26235,8 @@
         <w:pStyle w:val="Heading2"/>
         <w:rPr/>
       </w:pPr>
-      <w:bookmarkStart w:colFirst="0" w:colLast="0" w:name="_vui52my0r1b5" w:id="78"/>
-      <w:bookmarkEnd w:id="78"/>
+      <w:bookmarkStart w:colFirst="0" w:colLast="0" w:name="_vui52my0r1b5" w:id="79"/>
+      <w:bookmarkEnd w:id="79"/>
       <w:r>
         <w:rPr>
           <w:rtl w:val="0"/>
@@ -26302,13 +26489,51 @@
         <w:pStyle w:val="Heading2"/>
         <w:rPr/>
       </w:pPr>
-      <w:bookmarkStart w:colFirst="0" w:colLast="0" w:name="_uauz2b7v2nra" w:id="79"/>
-      <w:bookmarkEnd w:id="79"/>
+      <w:bookmarkStart w:colFirst="0" w:colLast="0" w:name="_uauz2b7v2nra" w:id="80"/>
+      <w:bookmarkEnd w:id="80"/>
       <w:r>
         <w:rPr>
           <w:rtl w:val="0"/>
         </w:rPr>
         <w:t xml:space="preserve">Leverage Sets Model</w:t>
+      </w:r>
+    </w:p>
+    <w:p>
+      <w:pPr>
+        <w:rPr>
+          <w:b w:val="1"/>
+          <w:bCs w:val="1"/>
+        </w:rPr>
+      </w:pPr>
+      <w:r>
+        <w:rPr>
+          <w:rtl w:val="0"/>
+        </w:rPr>
+        <w:t xml:space="preserve">See: </w:t>
+      </w:r>
+      <w:r>
+        <w:rPr>
+          <w:rtl w:val="0"/>
+        </w:rPr>
+        <w:t xml:space="preserve">Sets layout for Dimensional Analysis</w:t>
+      </w:r>
+      <w:r>
+        <w:rPr>
+          <w:rtl w:val="0"/>
+        </w:rPr>
+      </w:r>
+    </w:p>
+    <w:p>
+      <w:pPr>
+        <w:rPr>
+          <w:b w:val="1"/>
+          <w:bCs w:val="1"/>
+        </w:rPr>
+      </w:pPr>
+      <w:r>
+        <w:rPr>
+          <w:rtl w:val="0"/>
+        </w:rPr>
       </w:r>
     </w:p>
     <w:p>
@@ -26677,8 +26902,8 @@
         <w:pStyle w:val="Heading2"/>
         <w:rPr/>
       </w:pPr>
-      <w:bookmarkStart w:colFirst="0" w:colLast="0" w:name="_856j90br4gam" w:id="80"/>
-      <w:bookmarkEnd w:id="80"/>
+      <w:bookmarkStart w:colFirst="0" w:colLast="0" w:name="_856j90br4gam" w:id="81"/>
+      <w:bookmarkEnd w:id="81"/>
       <w:r>
         <w:rPr>
           <w:rtl w:val="0"/>
@@ -26860,8 +27085,8 @@
         <w:pStyle w:val="Heading2"/>
         <w:rPr/>
       </w:pPr>
-      <w:bookmarkStart w:colFirst="0" w:colLast="0" w:name="_wbbvatzicokl" w:id="81"/>
-      <w:bookmarkEnd w:id="81"/>
+      <w:bookmarkStart w:colFirst="0" w:colLast="0" w:name="_wbbvatzicokl" w:id="82"/>
+      <w:bookmarkEnd w:id="82"/>
       <w:r>
         <w:rPr>
           <w:rtl w:val="0"/>
@@ -27027,8 +27252,8 @@
         <w:pStyle w:val="Heading2"/>
         <w:rPr/>
       </w:pPr>
-      <w:bookmarkStart w:colFirst="0" w:colLast="0" w:name="_cfu7i31ldii6" w:id="82"/>
-      <w:bookmarkEnd w:id="82"/>
+      <w:bookmarkStart w:colFirst="0" w:colLast="0" w:name="_cfu7i31ldii6" w:id="83"/>
+      <w:bookmarkEnd w:id="83"/>
       <w:r>
         <w:rPr>
           <w:rtl w:val="0"/>
@@ -27683,8 +27908,8 @@
         <w:spacing w:before="120" w:line="275.9999942779541" w:lineRule="auto"/>
         <w:rPr/>
       </w:pPr>
-      <w:bookmarkStart w:colFirst="0" w:colLast="0" w:name="_9v4rarhh879u" w:id="83"/>
-      <w:bookmarkEnd w:id="83"/>
+      <w:bookmarkStart w:colFirst="0" w:colLast="0" w:name="_9v4rarhh879u" w:id="84"/>
+      <w:bookmarkEnd w:id="84"/>
       <w:r>
         <w:rPr>
           <w:rtl w:val="0"/>
@@ -28025,8 +28250,8 @@
         <w:pStyle w:val="Heading2"/>
         <w:rPr/>
       </w:pPr>
-      <w:bookmarkStart w:colFirst="0" w:colLast="0" w:name="_nmy49zl7iske" w:id="84"/>
-      <w:bookmarkEnd w:id="84"/>
+      <w:bookmarkStart w:colFirst="0" w:colLast="0" w:name="_nmy49zl7iske" w:id="85"/>
+      <w:bookmarkEnd w:id="85"/>
       <w:r>
         <w:rPr>
           <w:rtl w:val="0"/>
@@ -28319,8 +28544,8 @@
         <w:pStyle w:val="Heading3"/>
         <w:rPr/>
       </w:pPr>
-      <w:bookmarkStart w:colFirst="0" w:colLast="0" w:name="_spl0dmny2sn1" w:id="85"/>
-      <w:bookmarkEnd w:id="85"/>
+      <w:bookmarkStart w:colFirst="0" w:colLast="0" w:name="_spl0dmny2sn1" w:id="86"/>
+      <w:bookmarkEnd w:id="86"/>
       <w:r>
         <w:rPr>
           <w:rtl w:val="0"/>
@@ -28333,8 +28558,8 @@
         <w:pStyle w:val="Heading4"/>
         <w:rPr/>
       </w:pPr>
-      <w:bookmarkStart w:colFirst="0" w:colLast="0" w:name="_12vb9y8d80o" w:id="86"/>
-      <w:bookmarkEnd w:id="86"/>
+      <w:bookmarkStart w:colFirst="0" w:colLast="0" w:name="_12vb9y8d80o" w:id="87"/>
+      <w:bookmarkEnd w:id="87"/>
       <w:r>
         <w:rPr>
           <w:rtl w:val="0"/>
@@ -28359,8 +28584,8 @@
         <w:spacing w:line="276" w:lineRule="auto"/>
         <w:rPr/>
       </w:pPr>
-      <w:bookmarkStart w:colFirst="0" w:colLast="0" w:name="_nucczl4p06er" w:id="87"/>
-      <w:bookmarkEnd w:id="87"/>
+      <w:bookmarkStart w:colFirst="0" w:colLast="0" w:name="_nucczl4p06er" w:id="88"/>
+      <w:bookmarkEnd w:id="88"/>
       <w:r>
         <w:rPr>
           <w:rtl w:val="0"/>
@@ -28466,8 +28691,8 @@
         <w:pStyle w:val="Heading4"/>
         <w:rPr/>
       </w:pPr>
-      <w:bookmarkStart w:colFirst="0" w:colLast="0" w:name="_tdpam7i6pina" w:id="88"/>
-      <w:bookmarkEnd w:id="88"/>
+      <w:bookmarkStart w:colFirst="0" w:colLast="0" w:name="_tdpam7i6pina" w:id="89"/>
+      <w:bookmarkEnd w:id="89"/>
       <w:r>
         <w:rPr>
           <w:rtl w:val="0"/>
@@ -28853,8 +29078,8 @@
         <w:spacing w:after="120" w:before="120" w:line="275.9999942779541" w:lineRule="auto"/>
         <w:rPr/>
       </w:pPr>
-      <w:bookmarkStart w:colFirst="0" w:colLast="0" w:name="_5jru7cleeqyz" w:id="89"/>
-      <w:bookmarkEnd w:id="89"/>
+      <w:bookmarkStart w:colFirst="0" w:colLast="0" w:name="_5jru7cleeqyz" w:id="90"/>
+      <w:bookmarkEnd w:id="90"/>
       <w:r>
         <w:rPr>
           <w:rtl w:val="0"/>
@@ -29073,8 +29298,8 @@
           <w:color w:val="1b1c1d"/>
         </w:rPr>
       </w:pPr>
-      <w:bookmarkStart w:colFirst="0" w:colLast="0" w:name="_cxpiqxfobvqz" w:id="90"/>
-      <w:bookmarkEnd w:id="90"/>
+      <w:bookmarkStart w:colFirst="0" w:colLast="0" w:name="_cxpiqxfobvqz" w:id="91"/>
+      <w:bookmarkEnd w:id="91"/>
       <w:r>
         <w:rPr>
           <w:rtl w:val="0"/>
@@ -29375,8 +29600,8 @@
         <w:spacing w:after="120" w:before="120" w:line="275.9999942779541" w:lineRule="auto"/>
         <w:rPr/>
       </w:pPr>
-      <w:bookmarkStart w:colFirst="0" w:colLast="0" w:name="_4i5f88pxra87" w:id="91"/>
-      <w:bookmarkEnd w:id="91"/>
+      <w:bookmarkStart w:colFirst="0" w:colLast="0" w:name="_4i5f88pxra87" w:id="92"/>
+      <w:bookmarkEnd w:id="92"/>
       <w:r>
         <w:rPr>
           <w:rtl w:val="0"/>
@@ -29637,8 +29862,8 @@
         <w:spacing w:after="120" w:before="120" w:line="275.9999942779541" w:lineRule="auto"/>
         <w:rPr/>
       </w:pPr>
-      <w:bookmarkStart w:colFirst="0" w:colLast="0" w:name="_m22kyf83qkvv" w:id="92"/>
-      <w:bookmarkEnd w:id="92"/>
+      <w:bookmarkStart w:colFirst="0" w:colLast="0" w:name="_m22kyf83qkvv" w:id="93"/>
+      <w:bookmarkEnd w:id="93"/>
       <w:r>
         <w:rPr>
           <w:rtl w:val="0"/>
@@ -30231,8 +30456,8 @@
         <w:spacing w:after="120" w:before="120" w:line="275.9999942779541" w:lineRule="auto"/>
         <w:rPr/>
       </w:pPr>
-      <w:bookmarkStart w:colFirst="0" w:colLast="0" w:name="_a7l1r07awzku" w:id="93"/>
-      <w:bookmarkEnd w:id="93"/>
+      <w:bookmarkStart w:colFirst="0" w:colLast="0" w:name="_a7l1r07awzku" w:id="94"/>
+      <w:bookmarkEnd w:id="94"/>
       <w:r>
         <w:rPr>
           <w:rtl w:val="0"/>
@@ -30413,8 +30638,8 @@
         <w:spacing w:before="0" w:line="275.9999942779541" w:lineRule="auto"/>
         <w:rPr/>
       </w:pPr>
-      <w:bookmarkStart w:colFirst="0" w:colLast="0" w:name="_4qo9vqltf2r0" w:id="94"/>
-      <w:bookmarkEnd w:id="94"/>
+      <w:bookmarkStart w:colFirst="0" w:colLast="0" w:name="_4qo9vqltf2r0" w:id="95"/>
+      <w:bookmarkEnd w:id="95"/>
       <w:r>
         <w:rPr>
           <w:rtl w:val="0"/>
@@ -30500,8 +30725,8 @@
           <w:color w:val="1f1f1f"/>
         </w:rPr>
       </w:pPr>
-      <w:bookmarkStart w:colFirst="0" w:colLast="0" w:name="_a0okr8ebjatc" w:id="95"/>
-      <w:bookmarkEnd w:id="95"/>
+      <w:bookmarkStart w:colFirst="0" w:colLast="0" w:name="_a0okr8ebjatc" w:id="96"/>
+      <w:bookmarkEnd w:id="96"/>
       <w:r>
         <w:rPr>
           <w:rtl w:val="0"/>
@@ -30537,12 +30762,12 @@
           <wp:inline distB="19050" distT="19050" distL="19050" distR="19050">
             <wp:extent cx="143470" cy="232655"/>
             <wp:effectExtent b="0" l="0" r="0" t="0"/>
-            <wp:docPr id="23" name="image20.png"/>
+            <wp:docPr id="23" name="image21.png"/>
             <a:graphic>
               <a:graphicData uri="http://schemas.openxmlformats.org/drawingml/2006/picture">
                 <pic:pic>
                   <pic:nvPicPr>
-                    <pic:cNvPr id="0" name="image20.png"/>
+                    <pic:cNvPr id="0" name="image21.png"/>
                     <pic:cNvPicPr preferRelativeResize="0"/>
                   </pic:nvPicPr>
                   <pic:blipFill>
@@ -30597,12 +30822,12 @@
           <wp:inline distB="19050" distT="19050" distL="19050" distR="19050">
             <wp:extent cx="105489" cy="234421"/>
             <wp:effectExtent b="0" l="0" r="0" t="0"/>
-            <wp:docPr id="19" name="image16.png"/>
+            <wp:docPr id="19" name="image13.png"/>
             <a:graphic>
               <a:graphicData uri="http://schemas.openxmlformats.org/drawingml/2006/picture">
                 <pic:pic>
                   <pic:nvPicPr>
-                    <pic:cNvPr id="0" name="image16.png"/>
+                    <pic:cNvPr id="0" name="image13.png"/>
                     <pic:cNvPicPr preferRelativeResize="0"/>
                   </pic:nvPicPr>
                   <pic:blipFill>
@@ -30653,12 +30878,12 @@
           <wp:inline distB="19050" distT="19050" distL="19050" distR="19050">
             <wp:extent cx="771584" cy="229183"/>
             <wp:effectExtent b="0" l="0" r="0" t="0"/>
-            <wp:docPr id="6" name="image8.png"/>
+            <wp:docPr id="6" name="image1.png"/>
             <a:graphic>
               <a:graphicData uri="http://schemas.openxmlformats.org/drawingml/2006/picture">
                 <pic:pic>
                   <pic:nvPicPr>
-                    <pic:cNvPr id="0" name="image8.png"/>
+                    <pic:cNvPr id="0" name="image1.png"/>
                     <pic:cNvPicPr preferRelativeResize="0"/>
                   </pic:nvPicPr>
                   <pic:blipFill>
@@ -30714,12 +30939,12 @@
           <wp:inline distB="19050" distT="19050" distL="19050" distR="19050">
             <wp:extent cx="586919" cy="227194"/>
             <wp:effectExtent b="0" l="0" r="0" t="0"/>
-            <wp:docPr id="2" name="image5.png"/>
+            <wp:docPr id="2" name="image3.png"/>
             <a:graphic>
               <a:graphicData uri="http://schemas.openxmlformats.org/drawingml/2006/picture">
                 <pic:pic>
                   <pic:nvPicPr>
-                    <pic:cNvPr id="0" name="image5.png"/>
+                    <pic:cNvPr id="0" name="image3.png"/>
                     <pic:cNvPicPr preferRelativeResize="0"/>
                   </pic:nvPicPr>
                   <pic:blipFill>
@@ -30782,8 +31007,8 @@
         <w:spacing w:after="120" w:before="120" w:line="275.9999942779541" w:lineRule="auto"/>
         <w:rPr/>
       </w:pPr>
-      <w:bookmarkStart w:colFirst="0" w:colLast="0" w:name="_vm8muwbhqqcn" w:id="96"/>
-      <w:bookmarkEnd w:id="96"/>
+      <w:bookmarkStart w:colFirst="0" w:colLast="0" w:name="_vm8muwbhqqcn" w:id="97"/>
+      <w:bookmarkEnd w:id="97"/>
       <w:r>
         <w:rPr>
           <w:rtl w:val="0"/>
@@ -30814,12 +31039,12 @@
           <wp:inline distB="19050" distT="19050" distL="19050" distR="19050">
             <wp:extent cx="574357" cy="229743"/>
             <wp:effectExtent b="0" l="0" r="0" t="0"/>
-            <wp:docPr id="9" name="image15.png"/>
+            <wp:docPr id="9" name="image2.png"/>
             <a:graphic>
               <a:graphicData uri="http://schemas.openxmlformats.org/drawingml/2006/picture">
                 <pic:pic>
                   <pic:nvPicPr>
-                    <pic:cNvPr id="0" name="image15.png"/>
+                    <pic:cNvPr id="0" name="image2.png"/>
                     <pic:cNvPicPr preferRelativeResize="0"/>
                   </pic:nvPicPr>
                   <pic:blipFill>
@@ -30858,12 +31083,12 @@
           <wp:inline distB="19050" distT="19050" distL="19050" distR="19050">
             <wp:extent cx="79891" cy="239673"/>
             <wp:effectExtent b="0" l="0" r="0" t="0"/>
-            <wp:docPr id="18" name="image11.png"/>
+            <wp:docPr id="18" name="image4.png"/>
             <a:graphic>
               <a:graphicData uri="http://schemas.openxmlformats.org/drawingml/2006/picture">
                 <pic:pic>
                   <pic:nvPicPr>
-                    <pic:cNvPr id="0" name="image11.png"/>
+                    <pic:cNvPr id="0" name="image4.png"/>
                     <pic:cNvPicPr preferRelativeResize="0"/>
                   </pic:nvPicPr>
                   <pic:blipFill>
@@ -30902,12 +31127,12 @@
           <wp:inline distB="19050" distT="19050" distL="19050" distR="19050">
             <wp:extent cx="89475" cy="244024"/>
             <wp:effectExtent b="0" l="0" r="0" t="0"/>
-            <wp:docPr id="16" name="image13.png"/>
+            <wp:docPr id="16" name="image6.png"/>
             <a:graphic>
               <a:graphicData uri="http://schemas.openxmlformats.org/drawingml/2006/picture">
                 <pic:pic>
                   <pic:nvPicPr>
-                    <pic:cNvPr id="0" name="image13.png"/>
+                    <pic:cNvPr id="0" name="image6.png"/>
                     <pic:cNvPicPr preferRelativeResize="0"/>
                   </pic:nvPicPr>
                   <pic:blipFill>
@@ -30946,12 +31171,12 @@
           <wp:inline distB="19050" distT="19050" distL="19050" distR="19050">
             <wp:extent cx="97572" cy="234173"/>
             <wp:effectExtent b="0" l="0" r="0" t="0"/>
-            <wp:docPr id="12" name="image3.png"/>
+            <wp:docPr id="12" name="image9.png"/>
             <a:graphic>
               <a:graphicData uri="http://schemas.openxmlformats.org/drawingml/2006/picture">
                 <pic:pic>
                   <pic:nvPicPr>
-                    <pic:cNvPr id="0" name="image3.png"/>
+                    <pic:cNvPr id="0" name="image9.png"/>
                     <pic:cNvPicPr preferRelativeResize="0"/>
                   </pic:nvPicPr>
                   <pic:blipFill>
@@ -30999,12 +31224,12 @@
           <wp:inline distB="19050" distT="19050" distL="19050" distR="19050">
             <wp:extent cx="3718560" cy="686503"/>
             <wp:effectExtent b="0" l="0" r="0" t="0"/>
-            <wp:docPr id="13" name="image4.png"/>
+            <wp:docPr id="13" name="image8.png"/>
             <a:graphic>
               <a:graphicData uri="http://schemas.openxmlformats.org/drawingml/2006/picture">
                 <pic:pic>
                   <pic:nvPicPr>
-                    <pic:cNvPr id="0" name="image4.png"/>
+                    <pic:cNvPr id="0" name="image8.png"/>
                     <pic:cNvPicPr preferRelativeResize="0"/>
                   </pic:nvPicPr>
                   <pic:blipFill>
@@ -31059,8 +31284,8 @@
         <w:spacing w:before="0" w:line="275.9999942779541" w:lineRule="auto"/>
         <w:rPr/>
       </w:pPr>
-      <w:bookmarkStart w:colFirst="0" w:colLast="0" w:name="_4iycf2g31vp0" w:id="97"/>
-      <w:bookmarkEnd w:id="97"/>
+      <w:bookmarkStart w:colFirst="0" w:colLast="0" w:name="_4iycf2g31vp0" w:id="98"/>
+      <w:bookmarkEnd w:id="98"/>
       <w:r>
         <w:rPr>
           <w:rtl w:val="0"/>
@@ -31096,8 +31321,8 @@
         <w:spacing w:after="240" w:line="275.9999942779541" w:lineRule="auto"/>
         <w:rPr/>
       </w:pPr>
-      <w:bookmarkStart w:colFirst="0" w:colLast="0" w:name="_no37ottu4499" w:id="98"/>
-      <w:bookmarkEnd w:id="98"/>
+      <w:bookmarkStart w:colFirst="0" w:colLast="0" w:name="_no37ottu4499" w:id="99"/>
+      <w:bookmarkEnd w:id="99"/>
       <w:r>
         <w:rPr>
           <w:rtl w:val="0"/>
@@ -31123,12 +31348,12 @@
           <wp:inline distB="19050" distT="19050" distL="19050" distR="19050">
             <wp:extent cx="145018" cy="235165"/>
             <wp:effectExtent b="0" l="0" r="0" t="0"/>
-            <wp:docPr id="20" name="image9.png"/>
+            <wp:docPr id="20" name="image12.png"/>
             <a:graphic>
               <a:graphicData uri="http://schemas.openxmlformats.org/drawingml/2006/picture">
                 <pic:pic>
                   <pic:nvPicPr>
-                    <pic:cNvPr id="0" name="image9.png"/>
+                    <pic:cNvPr id="0" name="image12.png"/>
                     <pic:cNvPicPr preferRelativeResize="0"/>
                   </pic:nvPicPr>
                   <pic:blipFill>
@@ -31164,12 +31389,12 @@
           <wp:inline distB="19050" distT="19050" distL="19050" distR="19050">
             <wp:extent cx="138292" cy="224257"/>
             <wp:effectExtent b="0" l="0" r="0" t="0"/>
-            <wp:docPr id="8" name="image2.png"/>
+            <wp:docPr id="8" name="image17.png"/>
             <a:graphic>
               <a:graphicData uri="http://schemas.openxmlformats.org/drawingml/2006/picture">
                 <pic:pic>
                   <pic:nvPicPr>
-                    <pic:cNvPr id="0" name="image2.png"/>
+                    <pic:cNvPr id="0" name="image17.png"/>
                     <pic:cNvPicPr preferRelativeResize="0"/>
                   </pic:nvPicPr>
                   <pic:blipFill>
@@ -31234,12 +31459,12 @@
           <wp:inline distB="19050" distT="19050" distL="19050" distR="19050">
             <wp:extent cx="3819649" cy="228721"/>
             <wp:effectExtent b="0" l="0" r="0" t="0"/>
-            <wp:docPr id="27" name="image17.png"/>
+            <wp:docPr id="27" name="image24.png"/>
             <a:graphic>
               <a:graphicData uri="http://schemas.openxmlformats.org/drawingml/2006/picture">
                 <pic:pic>
                   <pic:nvPicPr>
-                    <pic:cNvPr id="0" name="image17.png"/>
+                    <pic:cNvPr id="0" name="image24.png"/>
                     <pic:cNvPicPr preferRelativeResize="0"/>
                   </pic:nvPicPr>
                   <pic:blipFill>
@@ -31333,8 +31558,8 @@
         <w:spacing w:after="120" w:before="120" w:line="275.9999942779541" w:lineRule="auto"/>
         <w:rPr/>
       </w:pPr>
-      <w:bookmarkStart w:colFirst="0" w:colLast="0" w:name="_18tl5kxvfivh" w:id="99"/>
-      <w:bookmarkEnd w:id="99"/>
+      <w:bookmarkStart w:colFirst="0" w:colLast="0" w:name="_18tl5kxvfivh" w:id="100"/>
+      <w:bookmarkEnd w:id="100"/>
       <w:r>
         <w:rPr>
           <w:rtl w:val="0"/>
@@ -31389,12 +31614,12 @@
           <wp:inline distB="19050" distT="19050" distL="19050" distR="19050">
             <wp:extent cx="2756002" cy="229031"/>
             <wp:effectExtent b="0" l="0" r="0" t="0"/>
-            <wp:docPr id="5" name="image10.png"/>
+            <wp:docPr id="5" name="image16.png"/>
             <a:graphic>
               <a:graphicData uri="http://schemas.openxmlformats.org/drawingml/2006/picture">
                 <pic:pic>
                   <pic:nvPicPr>
-                    <pic:cNvPr id="0" name="image10.png"/>
+                    <pic:cNvPr id="0" name="image16.png"/>
                     <pic:cNvPicPr preferRelativeResize="0"/>
                   </pic:nvPicPr>
                   <pic:blipFill>
@@ -31514,8 +31739,8 @@
         <w:spacing w:after="120" w:before="120" w:line="275.9999942779541" w:lineRule="auto"/>
         <w:rPr/>
       </w:pPr>
-      <w:bookmarkStart w:colFirst="0" w:colLast="0" w:name="_mm6omsp949hh" w:id="100"/>
-      <w:bookmarkEnd w:id="100"/>
+      <w:bookmarkStart w:colFirst="0" w:colLast="0" w:name="_mm6omsp949hh" w:id="101"/>
+      <w:bookmarkEnd w:id="101"/>
       <w:r>
         <w:rPr>
           <w:rtl w:val="0"/>
@@ -31568,12 +31793,12 @@
           <wp:inline distB="19050" distT="19050" distL="19050" distR="19050">
             <wp:extent cx="2882141" cy="285549"/>
             <wp:effectExtent b="0" l="0" r="0" t="0"/>
-            <wp:docPr id="14" name="image14.png"/>
+            <wp:docPr id="14" name="image7.png"/>
             <a:graphic>
               <a:graphicData uri="http://schemas.openxmlformats.org/drawingml/2006/picture">
                 <pic:pic>
                   <pic:nvPicPr>
-                    <pic:cNvPr id="0" name="image14.png"/>
+                    <pic:cNvPr id="0" name="image7.png"/>
                     <pic:cNvPicPr preferRelativeResize="0"/>
                   </pic:nvPicPr>
                   <pic:blipFill>
@@ -31650,8 +31875,8 @@
         <w:pStyle w:val="Heading5"/>
         <w:rPr/>
       </w:pPr>
-      <w:bookmarkStart w:colFirst="0" w:colLast="0" w:name="_7c369wvv2ed5" w:id="101"/>
-      <w:bookmarkEnd w:id="101"/>
+      <w:bookmarkStart w:colFirst="0" w:colLast="0" w:name="_7c369wvv2ed5" w:id="102"/>
+      <w:bookmarkEnd w:id="102"/>
       <w:r>
         <w:rPr>
           <w:rtl w:val="0"/>
@@ -31664,8 +31889,8 @@
         <w:pStyle w:val="Heading6"/>
         <w:rPr/>
       </w:pPr>
-      <w:bookmarkStart w:colFirst="0" w:colLast="0" w:name="_yxwykud7fa6q" w:id="102"/>
-      <w:bookmarkEnd w:id="102"/>
+      <w:bookmarkStart w:colFirst="0" w:colLast="0" w:name="_yxwykud7fa6q" w:id="103"/>
+      <w:bookmarkEnd w:id="103"/>
       <w:r>
         <w:rPr>
           <w:rtl w:val="0"/>
@@ -31753,12 +31978,12 @@
           <wp:inline distB="19050" distT="19050" distL="19050" distR="19050">
             <wp:extent cx="720923" cy="227660"/>
             <wp:effectExtent b="0" l="0" r="0" t="0"/>
-            <wp:docPr id="24" name="image21.png"/>
+            <wp:docPr id="24" name="image18.png"/>
             <a:graphic>
               <a:graphicData uri="http://schemas.openxmlformats.org/drawingml/2006/picture">
                 <pic:pic>
                   <pic:nvPicPr>
-                    <pic:cNvPr id="0" name="image21.png"/>
+                    <pic:cNvPr id="0" name="image18.png"/>
                     <pic:cNvPicPr preferRelativeResize="0"/>
                   </pic:nvPicPr>
                   <pic:blipFill>
@@ -31829,12 +32054,12 @@
           <wp:inline distB="19050" distT="19050" distL="19050" distR="19050">
             <wp:extent cx="105489" cy="234421"/>
             <wp:effectExtent b="0" l="0" r="0" t="0"/>
-            <wp:docPr id="17" name="image16.png"/>
+            <wp:docPr id="17" name="image13.png"/>
             <a:graphic>
               <a:graphicData uri="http://schemas.openxmlformats.org/drawingml/2006/picture">
                 <pic:pic>
                   <pic:nvPicPr>
-                    <pic:cNvPr id="0" name="image16.png"/>
+                    <pic:cNvPr id="0" name="image13.png"/>
                     <pic:cNvPicPr preferRelativeResize="0"/>
                   </pic:nvPicPr>
                   <pic:blipFill>
@@ -31873,12 +32098,12 @@
           <wp:inline distB="19050" distT="19050" distL="19050" distR="19050">
             <wp:extent cx="97572" cy="234173"/>
             <wp:effectExtent b="0" l="0" r="0" t="0"/>
-            <wp:docPr id="3" name="image3.png"/>
+            <wp:docPr id="3" name="image9.png"/>
             <a:graphic>
               <a:graphicData uri="http://schemas.openxmlformats.org/drawingml/2006/picture">
                 <pic:pic>
                   <pic:nvPicPr>
-                    <pic:cNvPr id="0" name="image3.png"/>
+                    <pic:cNvPr id="0" name="image9.png"/>
                     <pic:cNvPicPr preferRelativeResize="0"/>
                   </pic:nvPicPr>
                   <pic:blipFill>
@@ -31917,12 +32142,12 @@
           <wp:inline distB="19050" distT="19050" distL="19050" distR="19050">
             <wp:extent cx="607516" cy="227818"/>
             <wp:effectExtent b="0" l="0" r="0" t="0"/>
-            <wp:docPr id="11" name="image1.png"/>
+            <wp:docPr id="11" name="image15.png"/>
             <a:graphic>
               <a:graphicData uri="http://schemas.openxmlformats.org/drawingml/2006/picture">
                 <pic:pic>
                   <pic:nvPicPr>
-                    <pic:cNvPr id="0" name="image1.png"/>
+                    <pic:cNvPr id="0" name="image15.png"/>
                     <pic:cNvPicPr preferRelativeResize="0"/>
                   </pic:nvPicPr>
                   <pic:blipFill>
@@ -31993,12 +32218,12 @@
           <wp:inline distB="19050" distT="19050" distL="19050" distR="19050">
             <wp:extent cx="586919" cy="227194"/>
             <wp:effectExtent b="0" l="0" r="0" t="0"/>
-            <wp:docPr id="7" name="image5.png"/>
+            <wp:docPr id="7" name="image3.png"/>
             <a:graphic>
               <a:graphicData uri="http://schemas.openxmlformats.org/drawingml/2006/picture">
                 <pic:pic>
                   <pic:nvPicPr>
-                    <pic:cNvPr id="0" name="image5.png"/>
+                    <pic:cNvPr id="0" name="image3.png"/>
                     <pic:cNvPicPr preferRelativeResize="0"/>
                   </pic:nvPicPr>
                   <pic:blipFill>
@@ -32037,12 +32262,12 @@
           <wp:inline distB="19050" distT="19050" distL="19050" distR="19050">
             <wp:extent cx="105489" cy="234421"/>
             <wp:effectExtent b="0" l="0" r="0" t="0"/>
-            <wp:docPr id="28" name="image16.png"/>
+            <wp:docPr id="28" name="image13.png"/>
             <a:graphic>
               <a:graphicData uri="http://schemas.openxmlformats.org/drawingml/2006/picture">
                 <pic:pic>
                   <pic:nvPicPr>
-                    <pic:cNvPr id="0" name="image16.png"/>
+                    <pic:cNvPr id="0" name="image13.png"/>
                     <pic:cNvPicPr preferRelativeResize="0"/>
                   </pic:nvPicPr>
                   <pic:blipFill>
@@ -32113,12 +32338,12 @@
           <wp:inline distB="19050" distT="19050" distL="19050" distR="19050">
             <wp:extent cx="333911" cy="211093"/>
             <wp:effectExtent b="0" l="0" r="0" t="0"/>
-            <wp:docPr id="22" name="image23.png"/>
+            <wp:docPr id="22" name="image20.png"/>
             <a:graphic>
               <a:graphicData uri="http://schemas.openxmlformats.org/drawingml/2006/picture">
                 <pic:pic>
                   <pic:nvPicPr>
-                    <pic:cNvPr id="0" name="image23.png"/>
+                    <pic:cNvPr id="0" name="image20.png"/>
                     <pic:cNvPicPr preferRelativeResize="0"/>
                   </pic:nvPicPr>
                   <pic:blipFill>
@@ -32157,12 +32382,12 @@
           <wp:inline distB="19050" distT="19050" distL="19050" distR="19050">
             <wp:extent cx="457438" cy="228719"/>
             <wp:effectExtent b="0" l="0" r="0" t="0"/>
-            <wp:docPr id="29" name="image26.png"/>
+            <wp:docPr id="29" name="image22.png"/>
             <a:graphic>
               <a:graphicData uri="http://schemas.openxmlformats.org/drawingml/2006/picture">
                 <pic:pic>
                   <pic:nvPicPr>
-                    <pic:cNvPr id="0" name="image26.png"/>
+                    <pic:cNvPr id="0" name="image22.png"/>
                     <pic:cNvPicPr preferRelativeResize="0"/>
                   </pic:nvPicPr>
                   <pic:blipFill>
@@ -32223,8 +32448,8 @@
         <w:pStyle w:val="Heading6"/>
         <w:rPr/>
       </w:pPr>
-      <w:bookmarkStart w:colFirst="0" w:colLast="0" w:name="_s3n9c67g1jqj" w:id="103"/>
-      <w:bookmarkEnd w:id="103"/>
+      <w:bookmarkStart w:colFirst="0" w:colLast="0" w:name="_s3n9c67g1jqj" w:id="104"/>
+      <w:bookmarkEnd w:id="104"/>
       <w:r>
         <w:rPr>
           <w:rtl w:val="0"/>
@@ -32344,12 +32569,12 @@
           <wp:inline distB="19050" distT="19050" distL="19050" distR="19050">
             <wp:extent cx="214432" cy="225717"/>
             <wp:effectExtent b="0" l="0" r="0" t="0"/>
-            <wp:docPr id="10" name="image6.png"/>
+            <wp:docPr id="10" name="image10.png"/>
             <a:graphic>
               <a:graphicData uri="http://schemas.openxmlformats.org/drawingml/2006/picture">
                 <pic:pic>
                   <pic:nvPicPr>
-                    <pic:cNvPr id="0" name="image6.png"/>
+                    <pic:cNvPr id="0" name="image10.png"/>
                     <pic:cNvPicPr preferRelativeResize="0"/>
                   </pic:nvPicPr>
                   <pic:blipFill>
@@ -32388,12 +32613,12 @@
           <wp:inline distB="19050" distT="19050" distL="19050" distR="19050">
             <wp:extent cx="214432" cy="225717"/>
             <wp:effectExtent b="0" l="0" r="0" t="0"/>
-            <wp:docPr id="25" name="image22.png"/>
+            <wp:docPr id="25" name="image25.png"/>
             <a:graphic>
               <a:graphicData uri="http://schemas.openxmlformats.org/drawingml/2006/picture">
                 <pic:pic>
                   <pic:nvPicPr>
-                    <pic:cNvPr id="0" name="image22.png"/>
+                    <pic:cNvPr id="0" name="image25.png"/>
                     <pic:cNvPicPr preferRelativeResize="0"/>
                   </pic:nvPicPr>
                   <pic:blipFill>
@@ -32432,12 +32657,12 @@
           <wp:inline distB="19050" distT="19050" distL="19050" distR="19050">
             <wp:extent cx="876836" cy="285925"/>
             <wp:effectExtent b="0" l="0" r="0" t="0"/>
-            <wp:docPr id="21" name="image18.png"/>
+            <wp:docPr id="21" name="image19.png"/>
             <a:graphic>
               <a:graphicData uri="http://schemas.openxmlformats.org/drawingml/2006/picture">
                 <pic:pic>
                   <pic:nvPicPr>
-                    <pic:cNvPr id="0" name="image18.png"/>
+                    <pic:cNvPr id="0" name="image19.png"/>
                     <pic:cNvPicPr preferRelativeResize="0"/>
                   </pic:nvPicPr>
                   <pic:blipFill>
@@ -32508,12 +32733,12 @@
           <wp:inline distB="19050" distT="19050" distL="19050" distR="19050">
             <wp:extent cx="214432" cy="225717"/>
             <wp:effectExtent b="0" l="0" r="0" t="0"/>
-            <wp:docPr id="1" name="image25.png"/>
+            <wp:docPr id="1" name="image11.png"/>
             <a:graphic>
               <a:graphicData uri="http://schemas.openxmlformats.org/drawingml/2006/picture">
                 <pic:pic>
                   <pic:nvPicPr>
-                    <pic:cNvPr id="0" name="image25.png"/>
+                    <pic:cNvPr id="0" name="image11.png"/>
                     <pic:cNvPicPr preferRelativeResize="0"/>
                   </pic:nvPicPr>
                   <pic:blipFill>
@@ -32552,12 +32777,12 @@
           <wp:inline distB="19050" distT="19050" distL="19050" distR="19050">
             <wp:extent cx="214432" cy="225717"/>
             <wp:effectExtent b="0" l="0" r="0" t="0"/>
-            <wp:docPr id="30" name="image19.png"/>
+            <wp:docPr id="30" name="image26.png"/>
             <a:graphic>
               <a:graphicData uri="http://schemas.openxmlformats.org/drawingml/2006/picture">
                 <pic:pic>
                   <pic:nvPicPr>
-                    <pic:cNvPr id="0" name="image19.png"/>
+                    <pic:cNvPr id="0" name="image26.png"/>
                     <pic:cNvPicPr preferRelativeResize="0"/>
                   </pic:nvPicPr>
                   <pic:blipFill>
@@ -32596,12 +32821,12 @@
           <wp:inline distB="19050" distT="19050" distL="19050" distR="19050">
             <wp:extent cx="95905" cy="230173"/>
             <wp:effectExtent b="0" l="0" r="0" t="0"/>
-            <wp:docPr id="4" name="image12.png"/>
+            <wp:docPr id="4" name="image14.png"/>
             <a:graphic>
               <a:graphicData uri="http://schemas.openxmlformats.org/drawingml/2006/picture">
                 <pic:pic>
                   <pic:nvPicPr>
-                    <pic:cNvPr id="0" name="image12.png"/>
+                    <pic:cNvPr id="0" name="image14.png"/>
                     <pic:cNvPicPr preferRelativeResize="0"/>
                   </pic:nvPicPr>
                   <pic:blipFill>
@@ -32651,8 +32876,8 @@
           <w:color w:val="1f1f1f"/>
         </w:rPr>
       </w:pPr>
-      <w:bookmarkStart w:colFirst="0" w:colLast="0" w:name="_fnazkr4bdku2" w:id="104"/>
-      <w:bookmarkEnd w:id="104"/>
+      <w:bookmarkStart w:colFirst="0" w:colLast="0" w:name="_fnazkr4bdku2" w:id="105"/>
+      <w:bookmarkEnd w:id="105"/>
       <w:r>
         <w:rPr>
           <w:rtl w:val="0"/>
@@ -32664,8 +32889,8 @@
         <w:pStyle w:val="Heading6"/>
         <w:rPr/>
       </w:pPr>
-      <w:bookmarkStart w:colFirst="0" w:colLast="0" w:name="_t55uhadl3d85" w:id="105"/>
-      <w:bookmarkEnd w:id="105"/>
+      <w:bookmarkStart w:colFirst="0" w:colLast="0" w:name="_t55uhadl3d85" w:id="106"/>
+      <w:bookmarkEnd w:id="106"/>
       <w:r>
         <w:rPr>
           <w:rtl w:val="0"/>
@@ -32737,12 +32962,12 @@
           <wp:inline distB="19050" distT="19050" distL="19050" distR="19050">
             <wp:extent cx="3042047" cy="217562"/>
             <wp:effectExtent b="0" l="0" r="0" t="0"/>
-            <wp:docPr id="15" name="image7.png"/>
+            <wp:docPr id="15" name="image5.png"/>
             <a:graphic>
               <a:graphicData uri="http://schemas.openxmlformats.org/drawingml/2006/picture">
                 <pic:pic>
                   <pic:nvPicPr>
-                    <pic:cNvPr id="0" name="image7.png"/>
+                    <pic:cNvPr id="0" name="image5.png"/>
                     <pic:cNvPicPr preferRelativeResize="0"/>
                   </pic:nvPicPr>
                   <pic:blipFill>
@@ -32857,8 +33082,8 @@
         <w:pStyle w:val="Heading2"/>
         <w:rPr/>
       </w:pPr>
-      <w:bookmarkStart w:colFirst="0" w:colLast="0" w:name="_x2alh753drsf" w:id="106"/>
-      <w:bookmarkEnd w:id="106"/>
+      <w:bookmarkStart w:colFirst="0" w:colLast="0" w:name="_x2alh753drsf" w:id="107"/>
+      <w:bookmarkEnd w:id="107"/>
       <w:r>
         <w:rPr>
           <w:rtl w:val="0"/>
@@ -33276,8 +33501,8 @@
           <w:szCs w:val="26"/>
         </w:rPr>
       </w:pPr>
-      <w:bookmarkStart w:colFirst="0" w:colLast="0" w:name="_16wmba5008i2" w:id="107"/>
-      <w:bookmarkEnd w:id="107"/>
+      <w:bookmarkStart w:colFirst="0" w:colLast="0" w:name="_16wmba5008i2" w:id="108"/>
+      <w:bookmarkEnd w:id="108"/>
       <w:r>
         <w:rPr>
           <w:b w:val="1"/>
@@ -33352,8 +33577,8 @@
         <w:spacing w:after="240" w:before="240" w:lineRule="auto"/>
         <w:rPr/>
       </w:pPr>
-      <w:bookmarkStart w:colFirst="0" w:colLast="0" w:name="_jzqaohjonzv6" w:id="108"/>
-      <w:bookmarkEnd w:id="108"/>
+      <w:bookmarkStart w:colFirst="0" w:colLast="0" w:name="_jzqaohjonzv6" w:id="109"/>
+      <w:bookmarkEnd w:id="109"/>
       <w:r>
         <w:rPr>
           <w:rtl w:val="0"/>
@@ -35488,8 +35713,8 @@
         <w:spacing w:after="80" w:before="0" w:lineRule="auto"/>
         <w:rPr/>
       </w:pPr>
-      <w:bookmarkStart w:colFirst="0" w:colLast="0" w:name="_dlsnfqeg1elz" w:id="109"/>
-      <w:bookmarkEnd w:id="109"/>
+      <w:bookmarkStart w:colFirst="0" w:colLast="0" w:name="_dlsnfqeg1elz" w:id="110"/>
+      <w:bookmarkEnd w:id="110"/>
       <w:r>
         <w:rPr>
           <w:rtl w:val="0"/>
@@ -35652,8 +35877,8 @@
         <w:pStyle w:val="Heading2"/>
         <w:rPr/>
       </w:pPr>
-      <w:bookmarkStart w:colFirst="0" w:colLast="0" w:name="_mazsh5o8bi8t" w:id="110"/>
-      <w:bookmarkEnd w:id="110"/>
+      <w:bookmarkStart w:colFirst="0" w:colLast="0" w:name="_mazsh5o8bi8t" w:id="111"/>
+      <w:bookmarkEnd w:id="111"/>
       <w:r>
         <w:rPr>
           <w:rtl w:val="0"/>
@@ -35948,8 +36173,8 @@
         <w:pStyle w:val="Heading2"/>
         <w:rPr/>
       </w:pPr>
-      <w:bookmarkStart w:colFirst="0" w:colLast="0" w:name="_tzvwq35vkv59" w:id="111"/>
-      <w:bookmarkEnd w:id="111"/>
+      <w:bookmarkStart w:colFirst="0" w:colLast="0" w:name="_tzvwq35vkv59" w:id="112"/>
+      <w:bookmarkEnd w:id="112"/>
       <w:r>
         <w:rPr>
           <w:rtl w:val="0"/>
@@ -35962,8 +36187,8 @@
         <w:pStyle w:val="Heading3"/>
         <w:rPr/>
       </w:pPr>
-      <w:bookmarkStart w:colFirst="0" w:colLast="0" w:name="_vuckggc2w8w3" w:id="112"/>
-      <w:bookmarkEnd w:id="112"/>
+      <w:bookmarkStart w:colFirst="0" w:colLast="0" w:name="_vuckggc2w8w3" w:id="113"/>
+      <w:bookmarkEnd w:id="113"/>
       <w:r>
         <w:rPr>
           <w:rtl w:val="0"/>
@@ -36323,8 +36548,8 @@
         <w:pStyle w:val="Heading3"/>
         <w:rPr/>
       </w:pPr>
-      <w:bookmarkStart w:colFirst="0" w:colLast="0" w:name="_svvt7ek0l18f" w:id="113"/>
-      <w:bookmarkEnd w:id="113"/>
+      <w:bookmarkStart w:colFirst="0" w:colLast="0" w:name="_svvt7ek0l18f" w:id="114"/>
+      <w:bookmarkEnd w:id="114"/>
       <w:r>
         <w:rPr>
           <w:rtl w:val="0"/>
@@ -36419,8 +36644,8 @@
         <w:pStyle w:val="Heading2"/>
         <w:rPr/>
       </w:pPr>
-      <w:bookmarkStart w:colFirst="0" w:colLast="0" w:name="_x78g6icz43i4" w:id="114"/>
-      <w:bookmarkEnd w:id="114"/>
+      <w:bookmarkStart w:colFirst="0" w:colLast="0" w:name="_x78g6icz43i4" w:id="115"/>
+      <w:bookmarkEnd w:id="115"/>
       <w:r>
         <w:rPr>
           <w:rtl w:val="0"/>
@@ -36433,8 +36658,8 @@
         <w:pStyle w:val="Heading3"/>
         <w:rPr/>
       </w:pPr>
-      <w:bookmarkStart w:colFirst="0" w:colLast="0" w:name="_n39udiortv2h" w:id="115"/>
-      <w:bookmarkEnd w:id="115"/>
+      <w:bookmarkStart w:colFirst="0" w:colLast="0" w:name="_n39udiortv2h" w:id="116"/>
+      <w:bookmarkEnd w:id="116"/>
       <w:r>
         <w:rPr>
           <w:rtl w:val="0"/>
@@ -36598,8 +36823,8 @@
         <w:pStyle w:val="Heading3"/>
         <w:rPr/>
       </w:pPr>
-      <w:bookmarkStart w:colFirst="0" w:colLast="0" w:name="_fk9grk3ssbau" w:id="116"/>
-      <w:bookmarkEnd w:id="116"/>
+      <w:bookmarkStart w:colFirst="0" w:colLast="0" w:name="_fk9grk3ssbau" w:id="117"/>
+      <w:bookmarkEnd w:id="117"/>
       <w:r>
         <w:rPr>
           <w:rtl w:val="0"/>
@@ -36707,8 +36932,8 @@
         <w:pStyle w:val="Heading2"/>
         <w:rPr/>
       </w:pPr>
-      <w:bookmarkStart w:colFirst="0" w:colLast="0" w:name="_nk18u3ust4ti" w:id="117"/>
-      <w:bookmarkEnd w:id="117"/>
+      <w:bookmarkStart w:colFirst="0" w:colLast="0" w:name="_nk18u3ust4ti" w:id="118"/>
+      <w:bookmarkEnd w:id="118"/>
       <w:r>
         <w:rPr>
           <w:rtl w:val="0"/>
@@ -36721,8 +36946,8 @@
         <w:pStyle w:val="Heading3"/>
         <w:rPr/>
       </w:pPr>
-      <w:bookmarkStart w:colFirst="0" w:colLast="0" w:name="_88yoyrcvk6tu" w:id="118"/>
-      <w:bookmarkEnd w:id="118"/>
+      <w:bookmarkStart w:colFirst="0" w:colLast="0" w:name="_88yoyrcvk6tu" w:id="119"/>
+      <w:bookmarkEnd w:id="119"/>
       <w:r>
         <w:rPr>
           <w:rtl w:val="0"/>
@@ -37001,8 +37226,8 @@
         <w:pStyle w:val="Heading3"/>
         <w:rPr/>
       </w:pPr>
-      <w:bookmarkStart w:colFirst="0" w:colLast="0" w:name="_q8oq4oopjpyt" w:id="119"/>
-      <w:bookmarkEnd w:id="119"/>
+      <w:bookmarkStart w:colFirst="0" w:colLast="0" w:name="_q8oq4oopjpyt" w:id="120"/>
+      <w:bookmarkEnd w:id="120"/>
       <w:r>
         <w:rPr>
           <w:rtl w:val="0"/>
@@ -37037,8 +37262,8 @@
         <w:pStyle w:val="Heading2"/>
         <w:rPr/>
       </w:pPr>
-      <w:bookmarkStart w:colFirst="0" w:colLast="0" w:name="_pepcxsmaf8s0" w:id="120"/>
-      <w:bookmarkEnd w:id="120"/>
+      <w:bookmarkStart w:colFirst="0" w:colLast="0" w:name="_pepcxsmaf8s0" w:id="121"/>
+      <w:bookmarkEnd w:id="121"/>
       <w:r>
         <w:rPr>
           <w:rtl w:val="0"/>
@@ -37063,8 +37288,8 @@
         <w:pStyle w:val="Heading3"/>
         <w:rPr/>
       </w:pPr>
-      <w:bookmarkStart w:colFirst="0" w:colLast="0" w:name="_6jmv28tv8m6w" w:id="121"/>
-      <w:bookmarkEnd w:id="121"/>
+      <w:bookmarkStart w:colFirst="0" w:colLast="0" w:name="_6jmv28tv8m6w" w:id="122"/>
+      <w:bookmarkEnd w:id="122"/>
       <w:r>
         <w:rPr>
           <w:rtl w:val="0"/>
@@ -38119,8 +38344,8 @@
         <w:pStyle w:val="Heading3"/>
         <w:rPr/>
       </w:pPr>
-      <w:bookmarkStart w:colFirst="0" w:colLast="0" w:name="_rx962in65sqj" w:id="122"/>
-      <w:bookmarkEnd w:id="122"/>
+      <w:bookmarkStart w:colFirst="0" w:colLast="0" w:name="_rx962in65sqj" w:id="123"/>
+      <w:bookmarkEnd w:id="123"/>
       <w:r>
         <w:rPr>
           <w:rtl w:val="0"/>
@@ -38458,8 +38683,8 @@
         <w:spacing w:after="80" w:lineRule="auto"/>
         <w:rPr/>
       </w:pPr>
-      <w:bookmarkStart w:colFirst="0" w:colLast="0" w:name="_y7psa04lbxoj" w:id="123"/>
-      <w:bookmarkEnd w:id="123"/>
+      <w:bookmarkStart w:colFirst="0" w:colLast="0" w:name="_y7psa04lbxoj" w:id="124"/>
+      <w:bookmarkEnd w:id="124"/>
       <w:r>
         <w:rPr>
           <w:rtl w:val="0"/>
@@ -38583,8 +38808,8 @@
         <w:spacing w:before="280" w:lineRule="auto"/>
         <w:rPr/>
       </w:pPr>
-      <w:bookmarkStart w:colFirst="0" w:colLast="0" w:name="_z3ipiskkkef2" w:id="124"/>
-      <w:bookmarkEnd w:id="124"/>
+      <w:bookmarkStart w:colFirst="0" w:colLast="0" w:name="_z3ipiskkkef2" w:id="125"/>
+      <w:bookmarkEnd w:id="125"/>
       <w:r>
         <w:rPr>
           <w:rtl w:val="0"/>
@@ -38947,8 +39172,8 @@
         <w:spacing w:before="280" w:lineRule="auto"/>
         <w:rPr/>
       </w:pPr>
-      <w:bookmarkStart w:colFirst="0" w:colLast="0" w:name="_libwnanxtzkx" w:id="125"/>
-      <w:bookmarkEnd w:id="125"/>
+      <w:bookmarkStart w:colFirst="0" w:colLast="0" w:name="_libwnanxtzkx" w:id="126"/>
+      <w:bookmarkEnd w:id="126"/>
       <w:r>
         <w:rPr>
           <w:rtl w:val="0"/>
@@ -39607,8 +39832,8 @@
         <w:spacing w:before="280" w:lineRule="auto"/>
         <w:rPr/>
       </w:pPr>
-      <w:bookmarkStart w:colFirst="0" w:colLast="0" w:name="_w92tsyxrete1" w:id="126"/>
-      <w:bookmarkEnd w:id="126"/>
+      <w:bookmarkStart w:colFirst="0" w:colLast="0" w:name="_w92tsyxrete1" w:id="127"/>
+      <w:bookmarkEnd w:id="127"/>
       <w:r>
         <w:rPr>
           <w:rtl w:val="0"/>
@@ -40361,8 +40586,8 @@
         <w:spacing w:before="280" w:lineRule="auto"/>
         <w:rPr/>
       </w:pPr>
-      <w:bookmarkStart w:colFirst="0" w:colLast="0" w:name="_flsajguc46mk" w:id="127"/>
-      <w:bookmarkEnd w:id="127"/>
+      <w:bookmarkStart w:colFirst="0" w:colLast="0" w:name="_flsajguc46mk" w:id="128"/>
+      <w:bookmarkEnd w:id="128"/>
       <w:r>
         <w:rPr>
           <w:rtl w:val="0"/>
@@ -40570,8 +40795,8 @@
         <w:spacing w:before="280" w:lineRule="auto"/>
         <w:rPr/>
       </w:pPr>
-      <w:bookmarkStart w:colFirst="0" w:colLast="0" w:name="_b84bf9uwhksk" w:id="128"/>
-      <w:bookmarkEnd w:id="128"/>
+      <w:bookmarkStart w:colFirst="0" w:colLast="0" w:name="_b84bf9uwhksk" w:id="129"/>
+      <w:bookmarkEnd w:id="129"/>
       <w:r>
         <w:rPr>
           <w:rtl w:val="0"/>
@@ -41072,8 +41297,8 @@
         <w:spacing w:before="280" w:lineRule="auto"/>
         <w:rPr/>
       </w:pPr>
-      <w:bookmarkStart w:colFirst="0" w:colLast="0" w:name="_srt7hy9f6vvs" w:id="129"/>
-      <w:bookmarkEnd w:id="129"/>
+      <w:bookmarkStart w:colFirst="0" w:colLast="0" w:name="_srt7hy9f6vvs" w:id="130"/>
+      <w:bookmarkEnd w:id="130"/>
       <w:r>
         <w:rPr>
           <w:rtl w:val="0"/>
@@ -41488,8 +41713,8 @@
         <w:spacing w:before="280" w:lineRule="auto"/>
         <w:rPr/>
       </w:pPr>
-      <w:bookmarkStart w:colFirst="0" w:colLast="0" w:name="_q835thbpx26t" w:id="130"/>
-      <w:bookmarkEnd w:id="130"/>
+      <w:bookmarkStart w:colFirst="0" w:colLast="0" w:name="_q835thbpx26t" w:id="131"/>
+      <w:bookmarkEnd w:id="131"/>
       <w:r>
         <w:rPr>
           <w:rtl w:val="0"/>
@@ -41517,8 +41742,8 @@
         <w:spacing w:after="40" w:before="240" w:lineRule="auto"/>
         <w:rPr/>
       </w:pPr>
-      <w:bookmarkStart w:colFirst="0" w:colLast="0" w:name="_6a1u1z4g7hhb" w:id="131"/>
-      <w:bookmarkEnd w:id="131"/>
+      <w:bookmarkStart w:colFirst="0" w:colLast="0" w:name="_6a1u1z4g7hhb" w:id="132"/>
+      <w:bookmarkEnd w:id="132"/>
       <w:r>
         <w:rPr>
           <w:rtl w:val="0"/>
@@ -41602,8 +41827,8 @@
         <w:spacing w:after="40" w:before="240" w:lineRule="auto"/>
         <w:rPr/>
       </w:pPr>
-      <w:bookmarkStart w:colFirst="0" w:colLast="0" w:name="_xtf7g2uq62ua" w:id="132"/>
-      <w:bookmarkEnd w:id="132"/>
+      <w:bookmarkStart w:colFirst="0" w:colLast="0" w:name="_xtf7g2uq62ua" w:id="133"/>
+      <w:bookmarkEnd w:id="133"/>
       <w:r>
         <w:rPr>
           <w:rtl w:val="0"/>
@@ -41699,8 +41924,8 @@
         <w:spacing w:before="280" w:lineRule="auto"/>
         <w:rPr/>
       </w:pPr>
-      <w:bookmarkStart w:colFirst="0" w:colLast="0" w:name="_5262ppt7bc7c" w:id="133"/>
-      <w:bookmarkEnd w:id="133"/>
+      <w:bookmarkStart w:colFirst="0" w:colLast="0" w:name="_5262ppt7bc7c" w:id="134"/>
+      <w:bookmarkEnd w:id="134"/>
       <w:r>
         <w:rPr>
           <w:rtl w:val="0"/>
@@ -41954,8 +42179,8 @@
         <w:spacing w:before="280" w:lineRule="auto"/>
         <w:rPr/>
       </w:pPr>
-      <w:bookmarkStart w:colFirst="0" w:colLast="0" w:name="_gmnx2uskgk0h" w:id="134"/>
-      <w:bookmarkEnd w:id="134"/>
+      <w:bookmarkStart w:colFirst="0" w:colLast="0" w:name="_gmnx2uskgk0h" w:id="135"/>
+      <w:bookmarkEnd w:id="135"/>
       <w:r>
         <w:rPr>
           <w:rtl w:val="0"/>
@@ -42311,8 +42536,8 @@
         <w:spacing w:before="280" w:lineRule="auto"/>
         <w:rPr/>
       </w:pPr>
-      <w:bookmarkStart w:colFirst="0" w:colLast="0" w:name="_4thec3pul68u" w:id="135"/>
-      <w:bookmarkEnd w:id="135"/>
+      <w:bookmarkStart w:colFirst="0" w:colLast="0" w:name="_4thec3pul68u" w:id="136"/>
+      <w:bookmarkEnd w:id="136"/>
       <w:r>
         <w:rPr>
           <w:rtl w:val="0"/>
@@ -42538,8 +42763,8 @@
         <w:spacing w:before="280" w:lineRule="auto"/>
         <w:rPr/>
       </w:pPr>
-      <w:bookmarkStart w:colFirst="0" w:colLast="0" w:name="_yciq02kk7bmt" w:id="136"/>
-      <w:bookmarkEnd w:id="136"/>
+      <w:bookmarkStart w:colFirst="0" w:colLast="0" w:name="_yciq02kk7bmt" w:id="137"/>
+      <w:bookmarkEnd w:id="137"/>
       <w:r>
         <w:rPr>
           <w:rtl w:val="0"/>
@@ -42878,8 +43103,8 @@
         <w:pStyle w:val="Heading2"/>
         <w:rPr/>
       </w:pPr>
-      <w:bookmarkStart w:colFirst="0" w:colLast="0" w:name="_m0mwacksgz2e" w:id="137"/>
-      <w:bookmarkEnd w:id="137"/>
+      <w:bookmarkStart w:colFirst="0" w:colLast="0" w:name="_m0mwacksgz2e" w:id="138"/>
+      <w:bookmarkEnd w:id="138"/>
       <w:r>
         <w:rPr>
           <w:rtl w:val="0"/>
@@ -43320,8 +43545,8 @@
         <w:pStyle w:val="Heading2"/>
         <w:rPr/>
       </w:pPr>
-      <w:bookmarkStart w:colFirst="0" w:colLast="0" w:name="_za2y7plr0x42" w:id="138"/>
-      <w:bookmarkEnd w:id="138"/>
+      <w:bookmarkStart w:colFirst="0" w:colLast="0" w:name="_za2y7plr0x42" w:id="139"/>
+      <w:bookmarkEnd w:id="139"/>
       <w:r>
         <w:rPr>
           <w:rtl w:val="0"/>
@@ -43430,8 +43655,8 @@
         <w:pStyle w:val="Heading3"/>
         <w:rPr/>
       </w:pPr>
-      <w:bookmarkStart w:colFirst="0" w:colLast="0" w:name="_mfkjij2zri7m" w:id="139"/>
-      <w:bookmarkEnd w:id="139"/>
+      <w:bookmarkStart w:colFirst="0" w:colLast="0" w:name="_mfkjij2zri7m" w:id="140"/>
+      <w:bookmarkEnd w:id="140"/>
       <w:r>
         <w:rPr>
           <w:rtl w:val="0"/>
@@ -43507,8 +43732,8 @@
         <w:pStyle w:val="Heading3"/>
         <w:rPr/>
       </w:pPr>
-      <w:bookmarkStart w:colFirst="0" w:colLast="0" w:name="_gil24kim3yek" w:id="140"/>
-      <w:bookmarkEnd w:id="140"/>
+      <w:bookmarkStart w:colFirst="0" w:colLast="0" w:name="_gil24kim3yek" w:id="141"/>
+      <w:bookmarkEnd w:id="141"/>
       <w:r>
         <w:rPr>
           <w:rtl w:val="0"/>
@@ -43632,8 +43857,8 @@
         <w:pStyle w:val="Heading3"/>
         <w:rPr/>
       </w:pPr>
-      <w:bookmarkStart w:colFirst="0" w:colLast="0" w:name="_rq17b51qwwc0" w:id="141"/>
-      <w:bookmarkEnd w:id="141"/>
+      <w:bookmarkStart w:colFirst="0" w:colLast="0" w:name="_rq17b51qwwc0" w:id="142"/>
+      <w:bookmarkEnd w:id="142"/>
       <w:r>
         <w:rPr>
           <w:rtl w:val="0"/>
@@ -43754,8 +43979,8 @@
         <w:spacing w:before="480" w:lineRule="auto"/>
         <w:rPr/>
       </w:pPr>
-      <w:bookmarkStart w:colFirst="0" w:colLast="0" w:name="_t73ypbl8peru" w:id="142"/>
-      <w:bookmarkEnd w:id="142"/>
+      <w:bookmarkStart w:colFirst="0" w:colLast="0" w:name="_t73ypbl8peru" w:id="143"/>
+      <w:bookmarkEnd w:id="143"/>
       <w:r>
         <w:rPr>
           <w:rtl w:val="0"/>
@@ -43933,8 +44158,8 @@
         <w:pStyle w:val="Heading3"/>
         <w:rPr/>
       </w:pPr>
-      <w:bookmarkStart w:colFirst="0" w:colLast="0" w:name="_um4c8fh58c0k" w:id="143"/>
-      <w:bookmarkEnd w:id="143"/>
+      <w:bookmarkStart w:colFirst="0" w:colLast="0" w:name="_um4c8fh58c0k" w:id="144"/>
+      <w:bookmarkEnd w:id="144"/>
       <w:r>
         <w:rPr>
           <w:rtl w:val="0"/>
@@ -44092,8 +44317,8 @@
         <w:pStyle w:val="Heading3"/>
         <w:rPr/>
       </w:pPr>
-      <w:bookmarkStart w:colFirst="0" w:colLast="0" w:name="_hrmhwl25f1ey" w:id="144"/>
-      <w:bookmarkEnd w:id="144"/>
+      <w:bookmarkStart w:colFirst="0" w:colLast="0" w:name="_hrmhwl25f1ey" w:id="145"/>
+      <w:bookmarkEnd w:id="145"/>
       <w:r>
         <w:rPr>
           <w:rtl w:val="0"/>
@@ -44177,8 +44402,8 @@
         <w:pStyle w:val="Heading3"/>
         <w:rPr/>
       </w:pPr>
-      <w:bookmarkStart w:colFirst="0" w:colLast="0" w:name="_qvbr938jacfc" w:id="145"/>
-      <w:bookmarkEnd w:id="145"/>
+      <w:bookmarkStart w:colFirst="0" w:colLast="0" w:name="_qvbr938jacfc" w:id="146"/>
+      <w:bookmarkEnd w:id="146"/>
       <w:r>
         <w:rPr>
           <w:rtl w:val="0"/>
@@ -44285,8 +44510,8 @@
         <w:spacing w:before="480" w:lineRule="auto"/>
         <w:rPr/>
       </w:pPr>
-      <w:bookmarkStart w:colFirst="0" w:colLast="0" w:name="_l5u1up64v08n" w:id="146"/>
-      <w:bookmarkEnd w:id="146"/>
+      <w:bookmarkStart w:colFirst="0" w:colLast="0" w:name="_l5u1up64v08n" w:id="147"/>
+      <w:bookmarkEnd w:id="147"/>
       <w:r>
         <w:rPr>
           <w:rtl w:val="0"/>
@@ -44484,8 +44709,8 @@
         <w:pStyle w:val="Heading3"/>
         <w:rPr/>
       </w:pPr>
-      <w:bookmarkStart w:colFirst="0" w:colLast="0" w:name="_20ekxs6a0h0p" w:id="147"/>
-      <w:bookmarkEnd w:id="147"/>
+      <w:bookmarkStart w:colFirst="0" w:colLast="0" w:name="_20ekxs6a0h0p" w:id="148"/>
+      <w:bookmarkEnd w:id="148"/>
       <w:r>
         <w:rPr>
           <w:rtl w:val="0"/>
@@ -44567,8 +44792,8 @@
         <w:pStyle w:val="Heading3"/>
         <w:rPr/>
       </w:pPr>
-      <w:bookmarkStart w:colFirst="0" w:colLast="0" w:name="_i1m54yox956p" w:id="148"/>
-      <w:bookmarkEnd w:id="148"/>
+      <w:bookmarkStart w:colFirst="0" w:colLast="0" w:name="_i1m54yox956p" w:id="149"/>
+      <w:bookmarkEnd w:id="149"/>
       <w:r>
         <w:rPr>
           <w:rtl w:val="0"/>
@@ -44741,8 +44966,8 @@
         <w:pStyle w:val="Heading3"/>
         <w:rPr/>
       </w:pPr>
-      <w:bookmarkStart w:colFirst="0" w:colLast="0" w:name="_2se6n3cm22n0" w:id="149"/>
-      <w:bookmarkEnd w:id="149"/>
+      <w:bookmarkStart w:colFirst="0" w:colLast="0" w:name="_2se6n3cm22n0" w:id="150"/>
+      <w:bookmarkEnd w:id="150"/>
       <w:r>
         <w:rPr>
           <w:rtl w:val="0"/>
@@ -44868,8 +45093,8 @@
         <w:spacing w:before="480" w:lineRule="auto"/>
         <w:rPr/>
       </w:pPr>
-      <w:bookmarkStart w:colFirst="0" w:colLast="0" w:name="_ls8qqr6ifdj1" w:id="150"/>
-      <w:bookmarkEnd w:id="150"/>
+      <w:bookmarkStart w:colFirst="0" w:colLast="0" w:name="_ls8qqr6ifdj1" w:id="151"/>
+      <w:bookmarkEnd w:id="151"/>
       <w:r>
         <w:rPr>
           <w:rFonts w:ascii="Arial Unicode MS" w:cs="Arial Unicode MS" w:eastAsia="Arial Unicode MS" w:hAnsi="Arial Unicode MS"/>
@@ -45055,8 +45280,8 @@
         <w:pStyle w:val="Heading3"/>
         <w:rPr/>
       </w:pPr>
-      <w:bookmarkStart w:colFirst="0" w:colLast="0" w:name="_kpeholr0l7pi" w:id="151"/>
-      <w:bookmarkEnd w:id="151"/>
+      <w:bookmarkStart w:colFirst="0" w:colLast="0" w:name="_kpeholr0l7pi" w:id="152"/>
+      <w:bookmarkEnd w:id="152"/>
       <w:r>
         <w:rPr>
           <w:rtl w:val="0"/>
@@ -45157,8 +45382,8 @@
         <w:pStyle w:val="Heading3"/>
         <w:rPr/>
       </w:pPr>
-      <w:bookmarkStart w:colFirst="0" w:colLast="0" w:name="_fy1embkokoy9" w:id="152"/>
-      <w:bookmarkEnd w:id="152"/>
+      <w:bookmarkStart w:colFirst="0" w:colLast="0" w:name="_fy1embkokoy9" w:id="153"/>
+      <w:bookmarkEnd w:id="153"/>
       <w:r>
         <w:rPr>
           <w:rtl w:val="0"/>
@@ -45255,8 +45480,8 @@
         <w:pStyle w:val="Heading3"/>
         <w:rPr/>
       </w:pPr>
-      <w:bookmarkStart w:colFirst="0" w:colLast="0" w:name="_11dl4mtqvpwm" w:id="153"/>
-      <w:bookmarkEnd w:id="153"/>
+      <w:bookmarkStart w:colFirst="0" w:colLast="0" w:name="_11dl4mtqvpwm" w:id="154"/>
+      <w:bookmarkEnd w:id="154"/>
       <w:r>
         <w:rPr>
           <w:rtl w:val="0"/>
@@ -45353,8 +45578,8 @@
         <w:spacing w:before="480" w:lineRule="auto"/>
         <w:rPr/>
       </w:pPr>
-      <w:bookmarkStart w:colFirst="0" w:colLast="0" w:name="_3cd1zlnjt3mb" w:id="154"/>
-      <w:bookmarkEnd w:id="154"/>
+      <w:bookmarkStart w:colFirst="0" w:colLast="0" w:name="_3cd1zlnjt3mb" w:id="155"/>
+      <w:bookmarkEnd w:id="155"/>
       <w:r>
         <w:rPr>
           <w:rtl w:val="0"/>
@@ -45610,8 +45835,8 @@
         <w:pStyle w:val="Heading3"/>
         <w:rPr/>
       </w:pPr>
-      <w:bookmarkStart w:colFirst="0" w:colLast="0" w:name="_ok7u9xftn9li" w:id="155"/>
-      <w:bookmarkEnd w:id="155"/>
+      <w:bookmarkStart w:colFirst="0" w:colLast="0" w:name="_ok7u9xftn9li" w:id="156"/>
+      <w:bookmarkEnd w:id="156"/>
       <w:r>
         <w:rPr>
           <w:rtl w:val="0"/>
@@ -45662,8 +45887,8 @@
         <w:pStyle w:val="Heading3"/>
         <w:rPr/>
       </w:pPr>
-      <w:bookmarkStart w:colFirst="0" w:colLast="0" w:name="_md5wbh9qxy3b" w:id="156"/>
-      <w:bookmarkEnd w:id="156"/>
+      <w:bookmarkStart w:colFirst="0" w:colLast="0" w:name="_md5wbh9qxy3b" w:id="157"/>
+      <w:bookmarkEnd w:id="157"/>
       <w:r>
         <w:rPr>
           <w:rtl w:val="0"/>
@@ -45792,8 +46017,8 @@
         <w:spacing w:before="480" w:lineRule="auto"/>
         <w:rPr/>
       </w:pPr>
-      <w:bookmarkStart w:colFirst="0" w:colLast="0" w:name="_mwl6ux7k204i" w:id="157"/>
-      <w:bookmarkEnd w:id="157"/>
+      <w:bookmarkStart w:colFirst="0" w:colLast="0" w:name="_mwl6ux7k204i" w:id="158"/>
+      <w:bookmarkEnd w:id="158"/>
       <w:r>
         <w:rPr>
           <w:rFonts w:ascii="Arial Unicode MS" w:cs="Arial Unicode MS" w:eastAsia="Arial Unicode MS" w:hAnsi="Arial Unicode MS"/>
@@ -46037,8 +46262,8 @@
         <w:pStyle w:val="Heading3"/>
         <w:rPr/>
       </w:pPr>
-      <w:bookmarkStart w:colFirst="0" w:colLast="0" w:name="_xkebn71bnzrh" w:id="158"/>
-      <w:bookmarkEnd w:id="158"/>
+      <w:bookmarkStart w:colFirst="0" w:colLast="0" w:name="_xkebn71bnzrh" w:id="159"/>
+      <w:bookmarkEnd w:id="159"/>
       <w:r>
         <w:rPr>
           <w:rtl w:val="0"/>
@@ -46063,8 +46288,8 @@
         <w:pStyle w:val="Heading3"/>
         <w:rPr/>
       </w:pPr>
-      <w:bookmarkStart w:colFirst="0" w:colLast="0" w:name="_jlpbw1i1f7wb" w:id="159"/>
-      <w:bookmarkEnd w:id="159"/>
+      <w:bookmarkStart w:colFirst="0" w:colLast="0" w:name="_jlpbw1i1f7wb" w:id="160"/>
+      <w:bookmarkEnd w:id="160"/>
       <w:r>
         <w:rPr>
           <w:rtl w:val="0"/>
@@ -46145,8 +46370,8 @@
         <w:pStyle w:val="Heading3"/>
         <w:rPr/>
       </w:pPr>
-      <w:bookmarkStart w:colFirst="0" w:colLast="0" w:name="_ny0dhm1tweck" w:id="160"/>
-      <w:bookmarkEnd w:id="160"/>
+      <w:bookmarkStart w:colFirst="0" w:colLast="0" w:name="_ny0dhm1tweck" w:id="161"/>
+      <w:bookmarkEnd w:id="161"/>
       <w:r>
         <w:rPr>
           <w:rtl w:val="0"/>
@@ -46233,8 +46458,8 @@
         <w:spacing w:before="480" w:lineRule="auto"/>
         <w:rPr/>
       </w:pPr>
-      <w:bookmarkStart w:colFirst="0" w:colLast="0" w:name="_gcugb5asdcpi" w:id="161"/>
-      <w:bookmarkEnd w:id="161"/>
+      <w:bookmarkStart w:colFirst="0" w:colLast="0" w:name="_gcugb5asdcpi" w:id="162"/>
+      <w:bookmarkEnd w:id="162"/>
       <w:r>
         <w:rPr>
           <w:rtl w:val="0"/>
@@ -46468,8 +46693,8 @@
         <w:pStyle w:val="Heading3"/>
         <w:rPr/>
       </w:pPr>
-      <w:bookmarkStart w:colFirst="0" w:colLast="0" w:name="_44sffs49w5ql" w:id="162"/>
-      <w:bookmarkEnd w:id="162"/>
+      <w:bookmarkStart w:colFirst="0" w:colLast="0" w:name="_44sffs49w5ql" w:id="163"/>
+      <w:bookmarkEnd w:id="163"/>
       <w:r>
         <w:rPr>
           <w:rtl w:val="0"/>
@@ -46596,8 +46821,8 @@
         <w:pStyle w:val="Heading3"/>
         <w:rPr/>
       </w:pPr>
-      <w:bookmarkStart w:colFirst="0" w:colLast="0" w:name="_qhpi2zn7o6dw" w:id="163"/>
-      <w:bookmarkEnd w:id="163"/>
+      <w:bookmarkStart w:colFirst="0" w:colLast="0" w:name="_qhpi2zn7o6dw" w:id="164"/>
+      <w:bookmarkEnd w:id="164"/>
       <w:r>
         <w:rPr>
           <w:rtl w:val="0"/>
@@ -46696,8 +46921,8 @@
         <w:spacing w:before="480" w:lineRule="auto"/>
         <w:rPr/>
       </w:pPr>
-      <w:bookmarkStart w:colFirst="0" w:colLast="0" w:name="_p4txiq8jdkmr" w:id="164"/>
-      <w:bookmarkEnd w:id="164"/>
+      <w:bookmarkStart w:colFirst="0" w:colLast="0" w:name="_p4txiq8jdkmr" w:id="165"/>
+      <w:bookmarkEnd w:id="165"/>
       <w:r>
         <w:rPr>
           <w:rtl w:val="0"/>
@@ -47086,8 +47311,8 @@
         <w:spacing w:before="480" w:lineRule="auto"/>
         <w:rPr/>
       </w:pPr>
-      <w:bookmarkStart w:colFirst="0" w:colLast="0" w:name="_xdcsq6gmmuc8" w:id="165"/>
-      <w:bookmarkEnd w:id="165"/>
+      <w:bookmarkStart w:colFirst="0" w:colLast="0" w:name="_xdcsq6gmmuc8" w:id="166"/>
+      <w:bookmarkEnd w:id="166"/>
       <w:r>
         <w:rPr>
           <w:rtl w:val="0"/>
@@ -47499,8 +47724,8 @@
         <w:spacing w:before="480" w:lineRule="auto"/>
         <w:rPr/>
       </w:pPr>
-      <w:bookmarkStart w:colFirst="0" w:colLast="0" w:name="_bnoshdx80fhu" w:id="166"/>
-      <w:bookmarkEnd w:id="166"/>
+      <w:bookmarkStart w:colFirst="0" w:colLast="0" w:name="_bnoshdx80fhu" w:id="167"/>
+      <w:bookmarkEnd w:id="167"/>
       <w:r>
         <w:rPr>
           <w:rtl w:val="0"/>
@@ -48058,8 +48283,8 @@
         <w:pStyle w:val="Heading1"/>
         <w:rPr/>
       </w:pPr>
-      <w:bookmarkStart w:colFirst="0" w:colLast="0" w:name="_jdvmq35eeewy" w:id="167"/>
-      <w:bookmarkEnd w:id="167"/>
+      <w:bookmarkStart w:colFirst="0" w:colLast="0" w:name="_jdvmq35eeewy" w:id="168"/>
+      <w:bookmarkEnd w:id="168"/>
       <w:r>
         <w:rPr>
           <w:rtl w:val="0"/>
@@ -48093,8 +48318,8 @@
         <w:pStyle w:val="Heading1"/>
         <w:rPr/>
       </w:pPr>
-      <w:bookmarkStart w:colFirst="0" w:colLast="0" w:name="_3nbynh82z9vn" w:id="168"/>
-      <w:bookmarkEnd w:id="168"/>
+      <w:bookmarkStart w:colFirst="0" w:colLast="0" w:name="_3nbynh82z9vn" w:id="169"/>
+      <w:bookmarkEnd w:id="169"/>
       <w:r>
         <w:rPr>
           <w:rtl w:val="0"/>

--- a/Spec.docx
+++ b/Spec.docx
@@ -157,7 +157,7 @@
     </w:p>
     <w:sdt>
       <w:sdtPr>
-        <w:id w:val="-587830822"/>
+        <w:id w:val="1614482686"/>
         <w:docPartObj>
           <w:docPartGallery w:val="Table of Contents"/>
           <w:docPartUnique w:val="1"/>
@@ -1609,7 +1609,7 @@
           <w:pPr>
             <w:widowControl w:val="0"/>
             <w:spacing w:before="60" w:line="240" w:lineRule="auto"/>
-            <w:ind w:left="720" w:firstLine="0"/>
+            <w:ind w:left="1080" w:firstLine="0"/>
             <w:rPr>
               <w:rFonts w:ascii="Arial" w:cs="Arial" w:eastAsia="Arial" w:hAnsi="Arial"/>
               <w:b w:val="0"/>
@@ -1644,7 +1644,7 @@
                 <w:vertAlign w:val="baseline"/>
                 <w:rtl w:val="0"/>
               </w:rPr>
-              <w:t xml:space="preserve">Streams Augmentations: Pipeline Agents Merge, Fold, Unfold</w:t>
+              <w:t xml:space="preserve">Streams Augmentations Agents Model</w:t>
             </w:r>
           </w:hyperlink>
           <w:r>
@@ -2172,7 +2172,7 @@
                 <w:vertAlign w:val="baseline"/>
                 <w:rtl w:val="0"/>
               </w:rPr>
-              <w:t xml:space="preserve">Comparisons: Dimensional axis Order and Matching</w:t>
+              <w:t xml:space="preserve">Comparisons: Dimensional axis Order and Matching (refactor as Dimensional and Ordering addressing features).</w:t>
             </w:r>
           </w:hyperlink>
           <w:r>
@@ -12451,12 +12451,12 @@
           <wp:inline distB="114300" distT="114300" distL="114300" distR="114300">
             <wp:extent cx="9144000" cy="5143500"/>
             <wp:effectExtent b="0" l="0" r="0" t="0"/>
-            <wp:docPr id="26" name="image24.png"/>
+            <wp:docPr id="26" name="image26.png"/>
             <a:graphic>
               <a:graphicData uri="http://schemas.openxmlformats.org/drawingml/2006/picture">
                 <pic:pic>
                   <pic:nvPicPr>
-                    <pic:cNvPr id="0" name="image24.png"/>
+                    <pic:cNvPr id="0" name="image26.png"/>
                     <pic:cNvPicPr preferRelativeResize="0"/>
                   </pic:nvPicPr>
                   <pic:blipFill>
@@ -14453,154 +14453,351 @@
         <w:rPr>
           <w:rtl w:val="0"/>
         </w:rPr>
-        <w:t xml:space="preserve">Augmentation Agents communicate with each other by means of a series of messaging endpoints where each layer consumes its input Statements and publishes their output Statements. Layers input and output Statements are handled in two ways.</w:t>
-      </w:r>
-    </w:p>
-    <w:p>
-      <w:pPr>
-        <w:rPr/>
-      </w:pPr>
-      <w:r>
-        <w:rPr>
-          <w:rtl w:val="0"/>
-        </w:rPr>
-      </w:r>
-    </w:p>
-    <w:p>
-      <w:pPr>
-        <w:rPr/>
-      </w:pPr>
-      <w:r>
-        <w:rPr>
-          <w:rtl w:val="0"/>
-        </w:rPr>
-        <w:t xml:space="preserve">Statements coming from an upper layer (raw Resources for the initial Aggregation layer)  are to be “merged” with existing layer’s knowledge by means of Kinds aggregation (input Statements and layer previously known Statements) and then “folded” with previous knowledge into dimensional statements and publishes them into an output endpoint to be consumed by a lower layer. Merge, fold. Merge of dimensional Statements.</w:t>
-      </w:r>
-    </w:p>
-    <w:p>
-      <w:pPr>
-        <w:rPr/>
-      </w:pPr>
-      <w:r>
-        <w:rPr>
-          <w:rtl w:val="0"/>
-        </w:rPr>
-      </w:r>
-    </w:p>
-    <w:p>
-      <w:pPr>
-        <w:rPr/>
-      </w:pPr>
-      <w:r>
-        <w:rPr>
-          <w:rtl w:val="0"/>
-        </w:rPr>
-        <w:t xml:space="preserve">Statements coming from a lower layer (dimensional Statements) are “unfolded” into their source Statements and then “merged” with the layer previous knowledge Statements by means of Kinds aggregation (unfolded Statements and layer previously known Statements) and then performs with the merged Statements as if they were Statements coming from an upper layer. Unfold, merge, fold.</w:t>
-      </w:r>
-    </w:p>
-    <w:p>
-      <w:pPr>
-        <w:rPr/>
-      </w:pPr>
-      <w:r>
-        <w:rPr>
-          <w:rtl w:val="0"/>
-        </w:rPr>
-      </w:r>
-    </w:p>
-    <w:p>
-      <w:pPr>
-        <w:rPr/>
-      </w:pPr>
-      <w:r>
-        <w:rPr>
-          <w:rtl w:val="0"/>
-        </w:rPr>
-        <w:t xml:space="preserve">This Agent pipeline execution model could be depicted as:</w:t>
-      </w:r>
-    </w:p>
-    <w:p>
-      <w:pPr>
-        <w:rPr/>
-      </w:pPr>
-      <w:r>
-        <w:rPr>
-          <w:rtl w:val="0"/>
-        </w:rPr>
-      </w:r>
-    </w:p>
-    <w:p>
-      <w:pPr>
-        <w:rPr/>
-      </w:pPr>
-      <w:r>
-        <w:rPr>
-          <w:rtl w:val="0"/>
-        </w:rPr>
-        <w:t xml:space="preserve">source statements input -&gt; merge -&gt; fold -&gt; dimensional statements publishing</w:t>
-      </w:r>
-    </w:p>
-    <w:p>
-      <w:pPr>
-        <w:rPr/>
-      </w:pPr>
-      <w:r>
-        <w:rPr>
-          <w:rtl w:val="0"/>
-        </w:rPr>
-      </w:r>
-    </w:p>
-    <w:p>
-      <w:pPr>
-        <w:rPr/>
-      </w:pPr>
-      <w:r>
-        <w:rPr>
-          <w:rtl w:val="0"/>
-        </w:rPr>
-        <w:t xml:space="preserve">dimensional statements input -&gt; unfold -&gt; merge -&gt; fold -&gt; dimensional statements publishing</w:t>
-      </w:r>
-    </w:p>
-    <w:p>
-      <w:pPr>
-        <w:rPr/>
-      </w:pPr>
-      <w:r>
-        <w:rPr>
-          <w:rtl w:val="0"/>
-        </w:rPr>
-      </w:r>
-    </w:p>
-    <w:p>
-      <w:pPr>
-        <w:rPr/>
-      </w:pPr>
-      <w:r>
-        <w:rPr>
-          <w:rtl w:val="0"/>
-        </w:rPr>
-        <w:t xml:space="preserve">The merge steps in the pipeline is where new knowledge (Statements) are Aggregated, Aligned and Activated, where pipeline layers inference is performed materializing inferred knowledge into new Statements of each type. That is why it makes sense to merge new inputs with previous knowledge and inferred knowledge in a pipeline fan in / fan out fashion.</w:t>
-      </w:r>
-    </w:p>
-    <w:p>
-      <w:pPr>
-        <w:rPr/>
-      </w:pPr>
-      <w:r>
-        <w:rPr>
-          <w:rtl w:val="0"/>
-        </w:rPr>
-      </w:r>
-    </w:p>
-    <w:p>
-      <w:pPr>
-        <w:rPr/>
-      </w:pPr>
-      <w:r>
-        <w:rPr>
-          <w:rtl w:val="0"/>
-        </w:rPr>
-        <w:t xml:space="preserve">This fan in / fan out approach is intended to be implemented in a reactive functional streams pipeline where each agent consumes and produces knowledge asynchronously and in parallel. An Agent production type Statement is another Agent source type Statement (including the producing Agent itself) and an Agent production type Statement is the type of another Agent source Statement type. An Agent “accepts” an Statement (source or production) if it is not known already or if it was further processed (updated) its context since the last consumption (or “acceptance” performance is no-op).</w:t>
+        <w:t xml:space="preserve">Augmentation Agents communicate with each other by means of a series of messaging endpoints where each layer consumes its input Statements and publishes their output Statements. The main operations a layer performs in a Statements streams are: merge, fold and unfold. Layers input and output Statements are handled in two ways:</w:t>
+      </w:r>
+    </w:p>
+    <w:p>
+      <w:pPr>
+        <w:rPr/>
+      </w:pPr>
+      <w:r>
+        <w:rPr>
+          <w:rtl w:val="0"/>
+        </w:rPr>
+      </w:r>
+    </w:p>
+    <w:p>
+      <w:pPr>
+        <w:rPr/>
+      </w:pPr>
+      <w:r>
+        <w:rPr>
+          <w:rtl w:val="0"/>
+        </w:rPr>
+        <w:t xml:space="preserve">Augmentation layers listen for Statements coming from an upper or lower layer. Augmentation layers publish their fold results and merge results for consumption of following or previous layers respectively. </w:t>
+      </w:r>
+    </w:p>
+    <w:p>
+      <w:pPr>
+        <w:rPr/>
+      </w:pPr>
+      <w:r>
+        <w:rPr>
+          <w:rtl w:val="0"/>
+        </w:rPr>
+      </w:r>
+    </w:p>
+    <w:p>
+      <w:pPr>
+        <w:rPr/>
+      </w:pPr>
+      <w:r>
+        <w:rPr>
+          <w:rtl w:val="0"/>
+        </w:rPr>
+        <w:t xml:space="preserve">Statements coming from an upper layer (raw Resources for the initial Aggregation layer) are to be “merged” with existing layer’s knowledge by means of Kinds aggregation (input Statements and layer previously known Statements) and then “folded” with previous knowledge into dimensional statements and published into an output endpoint to be consumed by a lower layer.</w:t>
+      </w:r>
+    </w:p>
+    <w:p>
+      <w:pPr>
+        <w:rPr/>
+      </w:pPr>
+      <w:r>
+        <w:rPr>
+          <w:rtl w:val="0"/>
+        </w:rPr>
+      </w:r>
+    </w:p>
+    <w:p>
+      <w:pPr>
+        <w:rPr/>
+      </w:pPr>
+      <w:r>
+        <w:rPr>
+          <w:rtl w:val="0"/>
+        </w:rPr>
+        <w:t xml:space="preserve">Statements coming from a lower layer (dimensional Statements) are “unfolded” into their source Statements and then “merged” with the layer previous knowledge Statements by means of Kinds aggregation (unfolded Statements and layer previously known Statements) and the merge results are published into an output endpoint to be consumed by an upper layer. The merge result Statements are also processed as if they were Statements coming from an upper layer.</w:t>
+      </w:r>
+    </w:p>
+    <w:p>
+      <w:pPr>
+        <w:rPr/>
+      </w:pPr>
+      <w:r>
+        <w:rPr>
+          <w:rtl w:val="0"/>
+        </w:rPr>
+      </w:r>
+    </w:p>
+    <w:p>
+      <w:pPr>
+        <w:rPr/>
+      </w:pPr>
+      <w:r>
+        <w:rPr>
+          <w:rtl w:val="0"/>
+        </w:rPr>
+        <w:t xml:space="preserve">This fan in / fan out approach is intended to be implemented in a reactive functional streams pipeline where each agent consumes and produces knowledge asynchronously and in parallel. An Agent output type Statement is another Agent source type Statement and an Agent output type Statement is the type of another Agent source Statement type. An Agent “accepts” an Statement if it is not known already or if it was further processed (updated) its context since the last consumption (or “acceptance” performance is no-op).</w:t>
+      </w:r>
+    </w:p>
+    <w:p>
+      <w:pPr>
+        <w:rPr/>
+      </w:pPr>
+      <w:r>
+        <w:rPr>
+          <w:rtl w:val="0"/>
+        </w:rPr>
+      </w:r>
+    </w:p>
+    <w:p>
+      <w:pPr>
+        <w:rPr/>
+      </w:pPr>
+      <w:r>
+        <w:rPr>
+          <w:rtl w:val="0"/>
+        </w:rPr>
+        <w:t xml:space="preserve">Endpoints are configured in this way:</w:t>
+      </w:r>
+    </w:p>
+    <w:p>
+      <w:pPr>
+        <w:rPr/>
+      </w:pPr>
+      <w:r>
+        <w:rPr>
+          <w:rtl w:val="0"/>
+        </w:rPr>
+      </w:r>
+    </w:p>
+    <w:p>
+      <w:pPr>
+        <w:rPr/>
+      </w:pPr>
+      <w:r>
+        <w:rPr>
+          <w:rtl w:val="0"/>
+        </w:rPr>
+        <w:t xml:space="preserve">Workflow:</w:t>
+      </w:r>
+    </w:p>
+    <w:p>
+      <w:pPr>
+        <w:rPr/>
+      </w:pPr>
+      <w:r>
+        <w:rPr>
+          <w:rtl w:val="0"/>
+        </w:rPr>
+        <w:t xml:space="preserve">Upper layer source consumed Statements: merge, fold -&gt; publish (to be consumed by a lower layer).</w:t>
+      </w:r>
+    </w:p>
+    <w:p>
+      <w:pPr>
+        <w:rPr/>
+      </w:pPr>
+      <w:r>
+        <w:rPr>
+          <w:rtl w:val="0"/>
+        </w:rPr>
+        <w:t xml:space="preserve">Lower layer source consumed Statements: unfold, merge -&gt; publish (to be consumed by an upper layer).</w:t>
+      </w:r>
+    </w:p>
+    <w:p>
+      <w:pPr>
+        <w:rPr/>
+      </w:pPr>
+      <w:r>
+        <w:rPr>
+          <w:rtl w:val="0"/>
+        </w:rPr>
+      </w:r>
+    </w:p>
+    <w:p>
+      <w:pPr>
+        <w:rPr/>
+      </w:pPr>
+      <w:r>
+        <w:rPr>
+          <w:rtl w:val="0"/>
+        </w:rPr>
+        <w:t xml:space="preserve">Datasources &lt;-&gt; Aggregation &lt;-&gt; Alignment &lt;-&gt; Activation &lt;-&gt; Dynamic Endpoints API</w:t>
+      </w:r>
+    </w:p>
+    <w:p>
+      <w:pPr>
+        <w:rPr/>
+      </w:pPr>
+      <w:r>
+        <w:rPr>
+          <w:rtl w:val="0"/>
+        </w:rPr>
+      </w:r>
+    </w:p>
+    <w:p>
+      <w:pPr>
+        <w:rPr/>
+      </w:pPr>
+      <w:r>
+        <w:rPr>
+          <w:rtl w:val="0"/>
+        </w:rPr>
+        <w:t xml:space="preserve">Datasources</w:t>
+      </w:r>
+    </w:p>
+    <w:p>
+      <w:pPr>
+        <w:rPr/>
+      </w:pPr>
+      <w:r>
+        <w:rPr>
+          <w:rtl w:val="0"/>
+        </w:rPr>
+        <w:t xml:space="preserve">&lt;-&gt;</w:t>
+      </w:r>
+    </w:p>
+    <w:p>
+      <w:pPr>
+        <w:rPr/>
+      </w:pPr>
+      <w:r>
+        <w:rPr>
+          <w:rtl w:val="0"/>
+        </w:rPr>
+        <w:t xml:space="preserve">(raw Statements)</w:t>
+      </w:r>
+    </w:p>
+    <w:p>
+      <w:pPr>
+        <w:rPr/>
+      </w:pPr>
+      <w:r>
+        <w:rPr>
+          <w:rtl w:val="0"/>
+        </w:rPr>
+        <w:t xml:space="preserve">Aggregation</w:t>
+      </w:r>
+    </w:p>
+    <w:p>
+      <w:pPr>
+        <w:rPr/>
+      </w:pPr>
+      <w:r>
+        <w:rPr>
+          <w:rtl w:val="0"/>
+        </w:rPr>
+        <w:t xml:space="preserve">(dimensional Aggregation Statements / raw Alignment Statements)</w:t>
+      </w:r>
+    </w:p>
+    <w:p>
+      <w:pPr>
+        <w:rPr/>
+      </w:pPr>
+      <w:r>
+        <w:rPr>
+          <w:rtl w:val="0"/>
+        </w:rPr>
+        <w:t xml:space="preserve">&lt;-&gt;</w:t>
+      </w:r>
+    </w:p>
+    <w:p>
+      <w:pPr>
+        <w:rPr/>
+      </w:pPr>
+      <w:r>
+        <w:rPr>
+          <w:rtl w:val="0"/>
+        </w:rPr>
+        <w:t xml:space="preserve">(dimensional Aggregation Statements / raw Alignment Statements)</w:t>
+      </w:r>
+    </w:p>
+    <w:p>
+      <w:pPr>
+        <w:rPr/>
+      </w:pPr>
+      <w:r>
+        <w:rPr>
+          <w:rtl w:val="0"/>
+        </w:rPr>
+        <w:t xml:space="preserve">Alignment</w:t>
+      </w:r>
+    </w:p>
+    <w:p>
+      <w:pPr>
+        <w:rPr/>
+      </w:pPr>
+      <w:r>
+        <w:rPr>
+          <w:rtl w:val="0"/>
+        </w:rPr>
+        <w:t xml:space="preserve">(dimensional Alignment Statements / raw Activation Statements)</w:t>
+      </w:r>
+    </w:p>
+    <w:p>
+      <w:pPr>
+        <w:rPr/>
+      </w:pPr>
+      <w:r>
+        <w:rPr>
+          <w:rtl w:val="0"/>
+        </w:rPr>
+        <w:t xml:space="preserve">&lt;-&gt;</w:t>
+      </w:r>
+    </w:p>
+    <w:p>
+      <w:pPr>
+        <w:rPr/>
+      </w:pPr>
+      <w:r>
+        <w:rPr>
+          <w:rtl w:val="0"/>
+        </w:rPr>
+        <w:t xml:space="preserve">(dimensional Alignment Statements / raw Activation Statements)</w:t>
+      </w:r>
+    </w:p>
+    <w:p>
+      <w:pPr>
+        <w:rPr/>
+      </w:pPr>
+      <w:r>
+        <w:rPr>
+          <w:rtl w:val="0"/>
+        </w:rPr>
+        <w:t xml:space="preserve">Activation</w:t>
+      </w:r>
+    </w:p>
+    <w:p>
+      <w:pPr>
+        <w:rPr/>
+      </w:pPr>
+      <w:r>
+        <w:rPr>
+          <w:rtl w:val="0"/>
+        </w:rPr>
+        <w:t xml:space="preserve">(dimensional Activation Statements)</w:t>
+      </w:r>
+    </w:p>
+    <w:p>
+      <w:pPr>
+        <w:rPr/>
+      </w:pPr>
+      <w:r>
+        <w:rPr>
+          <w:rtl w:val="0"/>
+        </w:rPr>
+        <w:t xml:space="preserve">&lt;-&gt;</w:t>
+      </w:r>
+    </w:p>
+    <w:p>
+      <w:pPr>
+        <w:rPr/>
+      </w:pPr>
+      <w:r>
+        <w:rPr>
+          <w:rtl w:val="0"/>
+        </w:rPr>
+        <w:t xml:space="preserve">Dynamic Endpoints API</w:t>
       </w:r>
     </w:p>
     <w:p>
@@ -17485,28 +17682,28 @@
         <w:rPr>
           <w:rtl w:val="0"/>
         </w:rPr>
-        <w:t xml:space="preserve">Kinds aggregation Statement Types.</w:t>
-      </w:r>
-    </w:p>
-    <w:p>
-      <w:pPr>
-        <w:rPr/>
-      </w:pPr>
-      <w:r>
-        <w:rPr>
-          <w:rtl w:val="0"/>
-        </w:rPr>
-      </w:r>
-    </w:p>
-    <w:p>
-      <w:pPr>
-        <w:rPr/>
-      </w:pPr>
-      <w:r>
-        <w:rPr>
-          <w:rtl w:val="0"/>
-        </w:rPr>
-        <w:t xml:space="preserve">(ContextCK, S,  P, O)</w:t>
+        <w:t xml:space="preserve">Kinds Merge aggregation Statement Types.</w:t>
+      </w:r>
+    </w:p>
+    <w:p>
+      <w:pPr>
+        <w:rPr/>
+      </w:pPr>
+      <w:r>
+        <w:rPr>
+          <w:rtl w:val="0"/>
+        </w:rPr>
+      </w:r>
+    </w:p>
+    <w:p>
+      <w:pPr>
+        <w:rPr/>
+      </w:pPr>
+      <w:r>
+        <w:rPr>
+          <w:rtl w:val="0"/>
+        </w:rPr>
+        <w:t xml:space="preserve">(ContextKind, S,  P, O)</w:t>
       </w:r>
     </w:p>
     <w:p>
@@ -17557,7 +17754,7 @@
         <w:rPr>
           <w:rtl w:val="0"/>
         </w:rPr>
-        <w:t xml:space="preserve">(TypeSK, S,  P, O)</w:t>
+        <w:t xml:space="preserve">(SubjectKind, S,  P, O)</w:t>
       </w:r>
     </w:p>
     <w:p>
@@ -17600,7 +17797,7 @@
         <w:rPr>
           <w:rtl w:val="0"/>
         </w:rPr>
-        <w:t xml:space="preserve">(PropertyPK, S,  P, O)</w:t>
+        <w:t xml:space="preserve">(PredicateKind, S,  P, O)</w:t>
       </w:r>
     </w:p>
     <w:p>
@@ -17643,7 +17840,7 @@
         <w:rPr>
           <w:rtl w:val="0"/>
         </w:rPr>
-        <w:t xml:space="preserve">(ValueOK, S,  P, O)</w:t>
+        <w:t xml:space="preserve">(ObjectKind, S,  P, O)</w:t>
       </w:r>
     </w:p>
     <w:p>
@@ -17702,7 +17899,7 @@
         <w:rPr>
           <w:rtl w:val="0"/>
         </w:rPr>
-        <w:t xml:space="preserve">Production Statement Type.</w:t>
+        <w:t xml:space="preserve">Production Fold Statement Type.</w:t>
       </w:r>
     </w:p>
     <w:p>
@@ -17726,7 +17923,7 @@
         <w:rPr>
           <w:rtl w:val="0"/>
         </w:rPr>
-        <w:t xml:space="preserve">(ContextCK, TypeSK, PropertyPK, ValueOK)</w:t>
+        <w:t xml:space="preserve">(ContextKind, SubjectKind, PredicateKind, ObjectKind)</w:t>
       </w:r>
     </w:p>
     <w:p>
@@ -17935,7 +18132,7 @@
         <w:rPr>
           <w:rtl w:val="0"/>
         </w:rPr>
-        <w:t xml:space="preserve">(ContextCK, TypeSK, PropertyPK, ValueOK) from Aggregation Property Statements.</w:t>
+        <w:t xml:space="preserve">(ContextKind, SubjectKind, PredicateKind, ObjectKind) from Aggregation Property Statements.</w:t>
       </w:r>
     </w:p>
     <w:p>
@@ -17994,28 +18191,28 @@
         <w:rPr>
           <w:rtl w:val="0"/>
         </w:rPr>
-        <w:t xml:space="preserve">Kinds aggregation Statement Types.</w:t>
-      </w:r>
-    </w:p>
-    <w:p>
-      <w:pPr>
-        <w:rPr/>
-      </w:pPr>
-      <w:r>
-        <w:rPr>
-          <w:rtl w:val="0"/>
-        </w:rPr>
-      </w:r>
-    </w:p>
-    <w:p>
-      <w:pPr>
-        <w:rPr/>
-      </w:pPr>
-      <w:r>
-        <w:rPr>
-          <w:rtl w:val="0"/>
-        </w:rPr>
-        <w:t xml:space="preserve">(RelationshipCK, TypeSK, PropertyPK, ValueOK)</w:t>
+        <w:t xml:space="preserve">Kinds Merge aggregation Statement Types.</w:t>
+      </w:r>
+    </w:p>
+    <w:p>
+      <w:pPr>
+        <w:rPr/>
+      </w:pPr>
+      <w:r>
+        <w:rPr>
+          <w:rtl w:val="0"/>
+        </w:rPr>
+      </w:r>
+    </w:p>
+    <w:p>
+      <w:pPr>
+        <w:rPr/>
+      </w:pPr>
+      <w:r>
+        <w:rPr>
+          <w:rtl w:val="0"/>
+        </w:rPr>
+        <w:t xml:space="preserve">(RelationshipCK, SubjectKind, PredicateKind, ObjectKind)</w:t>
       </w:r>
     </w:p>
     <w:p>
@@ -18058,7 +18255,7 @@
         <w:rPr>
           <w:rtl w:val="0"/>
         </w:rPr>
-        <w:t xml:space="preserve">(SourceEndSK, TypeSK, PropertyPK, ValueOK)</w:t>
+        <w:t xml:space="preserve">(SourceEndSK, SubjectKind, PredicateKind, ObjectKind)</w:t>
       </w:r>
     </w:p>
     <w:p>
@@ -18101,7 +18298,7 @@
         <w:rPr>
           <w:rtl w:val="0"/>
         </w:rPr>
-        <w:t xml:space="preserve">(MeasurementContextPK, TypeSK, PropertyPK, ValueOK)</w:t>
+        <w:t xml:space="preserve">(MeasurementContextPK, SubjectKind, PredicateKind, ObjectKind)</w:t>
       </w:r>
     </w:p>
     <w:p>
@@ -18144,7 +18341,7 @@
         <w:rPr>
           <w:rtl w:val="0"/>
         </w:rPr>
-        <w:t xml:space="preserve">(DestinationEndOK, TypeSK,  PropertyPK, ValueOK)</w:t>
+        <w:t xml:space="preserve">(DestinationEndOK, SubjectKind, PredicateKind, ObjectKind)</w:t>
       </w:r>
     </w:p>
     <w:p>
@@ -18203,7 +18400,7 @@
         <w:rPr>
           <w:rtl w:val="0"/>
         </w:rPr>
-        <w:t xml:space="preserve">Production Statement Type.</w:t>
+        <w:t xml:space="preserve">Production Fold Statement Type.</w:t>
       </w:r>
     </w:p>
     <w:p>
@@ -18500,7 +18697,7 @@
         <w:rPr>
           <w:rtl w:val="0"/>
         </w:rPr>
-        <w:t xml:space="preserve">Kinds aggregation Statement Types.</w:t>
+        <w:t xml:space="preserve">Kinds Merge aggregation Statement Types.</w:t>
       </w:r>
     </w:p>
     <w:p>
@@ -18712,7 +18909,7 @@
         <w:rPr>
           <w:rtl w:val="0"/>
         </w:rPr>
-        <w:t xml:space="preserve">Production Statement Type.</w:t>
+        <w:t xml:space="preserve">Production Fold Statement Type.</w:t>
       </w:r>
     </w:p>
     <w:p>
@@ -32526,12 +32723,12 @@
           <wp:inline distB="19050" distT="19050" distL="19050" distR="19050">
             <wp:extent cx="143470" cy="232655"/>
             <wp:effectExtent b="0" l="0" r="0" t="0"/>
-            <wp:docPr id="23" name="image23.png"/>
+            <wp:docPr id="23" name="image17.png"/>
             <a:graphic>
               <a:graphicData uri="http://schemas.openxmlformats.org/drawingml/2006/picture">
                 <pic:pic>
                   <pic:nvPicPr>
-                    <pic:cNvPr id="0" name="image23.png"/>
+                    <pic:cNvPr id="0" name="image17.png"/>
                     <pic:cNvPicPr preferRelativeResize="0"/>
                   </pic:nvPicPr>
                   <pic:blipFill>
@@ -32586,12 +32783,12 @@
           <wp:inline distB="19050" distT="19050" distL="19050" distR="19050">
             <wp:extent cx="105489" cy="234421"/>
             <wp:effectExtent b="0" l="0" r="0" t="0"/>
-            <wp:docPr id="19" name="image2.png"/>
+            <wp:docPr id="19" name="image12.png"/>
             <a:graphic>
               <a:graphicData uri="http://schemas.openxmlformats.org/drawingml/2006/picture">
                 <pic:pic>
                   <pic:nvPicPr>
-                    <pic:cNvPr id="0" name="image2.png"/>
+                    <pic:cNvPr id="0" name="image12.png"/>
                     <pic:cNvPicPr preferRelativeResize="0"/>
                   </pic:nvPicPr>
                   <pic:blipFill>
@@ -32703,12 +32900,12 @@
           <wp:inline distB="19050" distT="19050" distL="19050" distR="19050">
             <wp:extent cx="586919" cy="227194"/>
             <wp:effectExtent b="0" l="0" r="0" t="0"/>
-            <wp:docPr id="2" name="image7.png"/>
+            <wp:docPr id="2" name="image3.png"/>
             <a:graphic>
               <a:graphicData uri="http://schemas.openxmlformats.org/drawingml/2006/picture">
                 <pic:pic>
                   <pic:nvPicPr>
-                    <pic:cNvPr id="0" name="image7.png"/>
+                    <pic:cNvPr id="0" name="image3.png"/>
                     <pic:cNvPicPr preferRelativeResize="0"/>
                   </pic:nvPicPr>
                   <pic:blipFill>
@@ -32803,12 +33000,12 @@
           <wp:inline distB="19050" distT="19050" distL="19050" distR="19050">
             <wp:extent cx="574357" cy="229743"/>
             <wp:effectExtent b="0" l="0" r="0" t="0"/>
-            <wp:docPr id="9" name="image12.png"/>
+            <wp:docPr id="9" name="image11.png"/>
             <a:graphic>
               <a:graphicData uri="http://schemas.openxmlformats.org/drawingml/2006/picture">
                 <pic:pic>
                   <pic:nvPicPr>
-                    <pic:cNvPr id="0" name="image12.png"/>
+                    <pic:cNvPr id="0" name="image11.png"/>
                     <pic:cNvPicPr preferRelativeResize="0"/>
                   </pic:nvPicPr>
                   <pic:blipFill>
@@ -32847,12 +33044,12 @@
           <wp:inline distB="19050" distT="19050" distL="19050" distR="19050">
             <wp:extent cx="79891" cy="239673"/>
             <wp:effectExtent b="0" l="0" r="0" t="0"/>
-            <wp:docPr id="18" name="image20.png"/>
+            <wp:docPr id="18" name="image14.png"/>
             <a:graphic>
               <a:graphicData uri="http://schemas.openxmlformats.org/drawingml/2006/picture">
                 <pic:pic>
                   <pic:nvPicPr>
-                    <pic:cNvPr id="0" name="image20.png"/>
+                    <pic:cNvPr id="0" name="image14.png"/>
                     <pic:cNvPicPr preferRelativeResize="0"/>
                   </pic:nvPicPr>
                   <pic:blipFill>
@@ -32891,12 +33088,12 @@
           <wp:inline distB="19050" distT="19050" distL="19050" distR="19050">
             <wp:extent cx="89475" cy="244024"/>
             <wp:effectExtent b="0" l="0" r="0" t="0"/>
-            <wp:docPr id="16" name="image13.png"/>
+            <wp:docPr id="16" name="image10.png"/>
             <a:graphic>
               <a:graphicData uri="http://schemas.openxmlformats.org/drawingml/2006/picture">
                 <pic:pic>
                   <pic:nvPicPr>
-                    <pic:cNvPr id="0" name="image13.png"/>
+                    <pic:cNvPr id="0" name="image10.png"/>
                     <pic:cNvPicPr preferRelativeResize="0"/>
                   </pic:nvPicPr>
                   <pic:blipFill>
@@ -32935,12 +33132,12 @@
           <wp:inline distB="19050" distT="19050" distL="19050" distR="19050">
             <wp:extent cx="97572" cy="234173"/>
             <wp:effectExtent b="0" l="0" r="0" t="0"/>
-            <wp:docPr id="12" name="image21.png"/>
+            <wp:docPr id="12" name="image4.png"/>
             <a:graphic>
               <a:graphicData uri="http://schemas.openxmlformats.org/drawingml/2006/picture">
                 <pic:pic>
                   <pic:nvPicPr>
-                    <pic:cNvPr id="0" name="image21.png"/>
+                    <pic:cNvPr id="0" name="image4.png"/>
                     <pic:cNvPicPr preferRelativeResize="0"/>
                   </pic:nvPicPr>
                   <pic:blipFill>
@@ -32988,12 +33185,12 @@
           <wp:inline distB="19050" distT="19050" distL="19050" distR="19050">
             <wp:extent cx="3718560" cy="686503"/>
             <wp:effectExtent b="0" l="0" r="0" t="0"/>
-            <wp:docPr id="13" name="image18.png"/>
+            <wp:docPr id="13" name="image13.png"/>
             <a:graphic>
               <a:graphicData uri="http://schemas.openxmlformats.org/drawingml/2006/picture">
                 <pic:pic>
                   <pic:nvPicPr>
-                    <pic:cNvPr id="0" name="image18.png"/>
+                    <pic:cNvPr id="0" name="image13.png"/>
                     <pic:cNvPicPr preferRelativeResize="0"/>
                   </pic:nvPicPr>
                   <pic:blipFill>
@@ -33112,12 +33309,12 @@
           <wp:inline distB="19050" distT="19050" distL="19050" distR="19050">
             <wp:extent cx="145018" cy="235165"/>
             <wp:effectExtent b="0" l="0" r="0" t="0"/>
-            <wp:docPr id="20" name="image11.png"/>
+            <wp:docPr id="20" name="image24.png"/>
             <a:graphic>
               <a:graphicData uri="http://schemas.openxmlformats.org/drawingml/2006/picture">
                 <pic:pic>
                   <pic:nvPicPr>
-                    <pic:cNvPr id="0" name="image11.png"/>
+                    <pic:cNvPr id="0" name="image24.png"/>
                     <pic:cNvPicPr preferRelativeResize="0"/>
                   </pic:nvPicPr>
                   <pic:blipFill>
@@ -33153,12 +33350,12 @@
           <wp:inline distB="19050" distT="19050" distL="19050" distR="19050">
             <wp:extent cx="138292" cy="224257"/>
             <wp:effectExtent b="0" l="0" r="0" t="0"/>
-            <wp:docPr id="8" name="image8.png"/>
+            <wp:docPr id="8" name="image7.png"/>
             <a:graphic>
               <a:graphicData uri="http://schemas.openxmlformats.org/drawingml/2006/picture">
                 <pic:pic>
                   <pic:nvPicPr>
-                    <pic:cNvPr id="0" name="image8.png"/>
+                    <pic:cNvPr id="0" name="image7.png"/>
                     <pic:cNvPicPr preferRelativeResize="0"/>
                   </pic:nvPicPr>
                   <pic:blipFill>
@@ -33223,12 +33420,12 @@
           <wp:inline distB="19050" distT="19050" distL="19050" distR="19050">
             <wp:extent cx="3819649" cy="228721"/>
             <wp:effectExtent b="0" l="0" r="0" t="0"/>
-            <wp:docPr id="27" name="image26.png"/>
+            <wp:docPr id="27" name="image21.png"/>
             <a:graphic>
               <a:graphicData uri="http://schemas.openxmlformats.org/drawingml/2006/picture">
                 <pic:pic>
                   <pic:nvPicPr>
-                    <pic:cNvPr id="0" name="image26.png"/>
+                    <pic:cNvPr id="0" name="image21.png"/>
                     <pic:cNvPicPr preferRelativeResize="0"/>
                   </pic:nvPicPr>
                   <pic:blipFill>
@@ -33378,12 +33575,12 @@
           <wp:inline distB="19050" distT="19050" distL="19050" distR="19050">
             <wp:extent cx="2756002" cy="229031"/>
             <wp:effectExtent b="0" l="0" r="0" t="0"/>
-            <wp:docPr id="5" name="image6.png"/>
+            <wp:docPr id="5" name="image1.png"/>
             <a:graphic>
               <a:graphicData uri="http://schemas.openxmlformats.org/drawingml/2006/picture">
                 <pic:pic>
                   <pic:nvPicPr>
-                    <pic:cNvPr id="0" name="image6.png"/>
+                    <pic:cNvPr id="0" name="image1.png"/>
                     <pic:cNvPicPr preferRelativeResize="0"/>
                   </pic:nvPicPr>
                   <pic:blipFill>
@@ -33557,12 +33754,12 @@
           <wp:inline distB="19050" distT="19050" distL="19050" distR="19050">
             <wp:extent cx="2882141" cy="285549"/>
             <wp:effectExtent b="0" l="0" r="0" t="0"/>
-            <wp:docPr id="14" name="image3.png"/>
+            <wp:docPr id="14" name="image6.png"/>
             <a:graphic>
               <a:graphicData uri="http://schemas.openxmlformats.org/drawingml/2006/picture">
                 <pic:pic>
                   <pic:nvPicPr>
-                    <pic:cNvPr id="0" name="image3.png"/>
+                    <pic:cNvPr id="0" name="image6.png"/>
                     <pic:cNvPicPr preferRelativeResize="0"/>
                   </pic:nvPicPr>
                   <pic:blipFill>
@@ -33742,12 +33939,12 @@
           <wp:inline distB="19050" distT="19050" distL="19050" distR="19050">
             <wp:extent cx="720923" cy="227660"/>
             <wp:effectExtent b="0" l="0" r="0" t="0"/>
-            <wp:docPr id="24" name="image15.png"/>
+            <wp:docPr id="24" name="image19.png"/>
             <a:graphic>
               <a:graphicData uri="http://schemas.openxmlformats.org/drawingml/2006/picture">
                 <pic:pic>
                   <pic:nvPicPr>
-                    <pic:cNvPr id="0" name="image15.png"/>
+                    <pic:cNvPr id="0" name="image19.png"/>
                     <pic:cNvPicPr preferRelativeResize="0"/>
                   </pic:nvPicPr>
                   <pic:blipFill>
@@ -33818,12 +34015,12 @@
           <wp:inline distB="19050" distT="19050" distL="19050" distR="19050">
             <wp:extent cx="105489" cy="234421"/>
             <wp:effectExtent b="0" l="0" r="0" t="0"/>
-            <wp:docPr id="17" name="image2.png"/>
+            <wp:docPr id="17" name="image12.png"/>
             <a:graphic>
               <a:graphicData uri="http://schemas.openxmlformats.org/drawingml/2006/picture">
                 <pic:pic>
                   <pic:nvPicPr>
-                    <pic:cNvPr id="0" name="image2.png"/>
+                    <pic:cNvPr id="0" name="image12.png"/>
                     <pic:cNvPicPr preferRelativeResize="0"/>
                   </pic:nvPicPr>
                   <pic:blipFill>
@@ -33862,12 +34059,12 @@
           <wp:inline distB="19050" distT="19050" distL="19050" distR="19050">
             <wp:extent cx="97572" cy="234173"/>
             <wp:effectExtent b="0" l="0" r="0" t="0"/>
-            <wp:docPr id="3" name="image21.png"/>
+            <wp:docPr id="3" name="image4.png"/>
             <a:graphic>
               <a:graphicData uri="http://schemas.openxmlformats.org/drawingml/2006/picture">
                 <pic:pic>
                   <pic:nvPicPr>
-                    <pic:cNvPr id="0" name="image21.png"/>
+                    <pic:cNvPr id="0" name="image4.png"/>
                     <pic:cNvPicPr preferRelativeResize="0"/>
                   </pic:nvPicPr>
                   <pic:blipFill>
@@ -33906,12 +34103,12 @@
           <wp:inline distB="19050" distT="19050" distL="19050" distR="19050">
             <wp:extent cx="607516" cy="227818"/>
             <wp:effectExtent b="0" l="0" r="0" t="0"/>
-            <wp:docPr id="11" name="image17.png"/>
+            <wp:docPr id="11" name="image9.png"/>
             <a:graphic>
               <a:graphicData uri="http://schemas.openxmlformats.org/drawingml/2006/picture">
                 <pic:pic>
                   <pic:nvPicPr>
-                    <pic:cNvPr id="0" name="image17.png"/>
+                    <pic:cNvPr id="0" name="image9.png"/>
                     <pic:cNvPicPr preferRelativeResize="0"/>
                   </pic:nvPicPr>
                   <pic:blipFill>
@@ -33982,12 +34179,12 @@
           <wp:inline distB="19050" distT="19050" distL="19050" distR="19050">
             <wp:extent cx="586919" cy="227194"/>
             <wp:effectExtent b="0" l="0" r="0" t="0"/>
-            <wp:docPr id="7" name="image7.png"/>
+            <wp:docPr id="7" name="image3.png"/>
             <a:graphic>
               <a:graphicData uri="http://schemas.openxmlformats.org/drawingml/2006/picture">
                 <pic:pic>
                   <pic:nvPicPr>
-                    <pic:cNvPr id="0" name="image7.png"/>
+                    <pic:cNvPr id="0" name="image3.png"/>
                     <pic:cNvPicPr preferRelativeResize="0"/>
                   </pic:nvPicPr>
                   <pic:blipFill>
@@ -34026,12 +34223,12 @@
           <wp:inline distB="19050" distT="19050" distL="19050" distR="19050">
             <wp:extent cx="105489" cy="234421"/>
             <wp:effectExtent b="0" l="0" r="0" t="0"/>
-            <wp:docPr id="28" name="image2.png"/>
+            <wp:docPr id="28" name="image12.png"/>
             <a:graphic>
               <a:graphicData uri="http://schemas.openxmlformats.org/drawingml/2006/picture">
                 <pic:pic>
                   <pic:nvPicPr>
-                    <pic:cNvPr id="0" name="image2.png"/>
+                    <pic:cNvPr id="0" name="image12.png"/>
                     <pic:cNvPicPr preferRelativeResize="0"/>
                   </pic:nvPicPr>
                   <pic:blipFill>
@@ -34102,12 +34299,12 @@
           <wp:inline distB="19050" distT="19050" distL="19050" distR="19050">
             <wp:extent cx="333911" cy="211093"/>
             <wp:effectExtent b="0" l="0" r="0" t="0"/>
-            <wp:docPr id="22" name="image22.png"/>
+            <wp:docPr id="22" name="image18.png"/>
             <a:graphic>
               <a:graphicData uri="http://schemas.openxmlformats.org/drawingml/2006/picture">
                 <pic:pic>
                   <pic:nvPicPr>
-                    <pic:cNvPr id="0" name="image22.png"/>
+                    <pic:cNvPr id="0" name="image18.png"/>
                     <pic:cNvPicPr preferRelativeResize="0"/>
                   </pic:nvPicPr>
                   <pic:blipFill>
@@ -34146,12 +34343,12 @@
           <wp:inline distB="19050" distT="19050" distL="19050" distR="19050">
             <wp:extent cx="457438" cy="228719"/>
             <wp:effectExtent b="0" l="0" r="0" t="0"/>
-            <wp:docPr id="29" name="image25.png"/>
+            <wp:docPr id="29" name="image22.png"/>
             <a:graphic>
               <a:graphicData uri="http://schemas.openxmlformats.org/drawingml/2006/picture">
                 <pic:pic>
                   <pic:nvPicPr>
-                    <pic:cNvPr id="0" name="image25.png"/>
+                    <pic:cNvPr id="0" name="image22.png"/>
                     <pic:cNvPicPr preferRelativeResize="0"/>
                   </pic:nvPicPr>
                   <pic:blipFill>
@@ -34333,12 +34530,12 @@
           <wp:inline distB="19050" distT="19050" distL="19050" distR="19050">
             <wp:extent cx="214432" cy="225717"/>
             <wp:effectExtent b="0" l="0" r="0" t="0"/>
-            <wp:docPr id="10" name="image1.png"/>
+            <wp:docPr id="10" name="image16.png"/>
             <a:graphic>
               <a:graphicData uri="http://schemas.openxmlformats.org/drawingml/2006/picture">
                 <pic:pic>
                   <pic:nvPicPr>
-                    <pic:cNvPr id="0" name="image1.png"/>
+                    <pic:cNvPr id="0" name="image16.png"/>
                     <pic:cNvPicPr preferRelativeResize="0"/>
                   </pic:nvPicPr>
                   <pic:blipFill>
@@ -34377,12 +34574,12 @@
           <wp:inline distB="19050" distT="19050" distL="19050" distR="19050">
             <wp:extent cx="214432" cy="225717"/>
             <wp:effectExtent b="0" l="0" r="0" t="0"/>
-            <wp:docPr id="25" name="image16.png"/>
+            <wp:docPr id="25" name="image23.png"/>
             <a:graphic>
               <a:graphicData uri="http://schemas.openxmlformats.org/drawingml/2006/picture">
                 <pic:pic>
                   <pic:nvPicPr>
-                    <pic:cNvPr id="0" name="image16.png"/>
+                    <pic:cNvPr id="0" name="image23.png"/>
                     <pic:cNvPicPr preferRelativeResize="0"/>
                   </pic:nvPicPr>
                   <pic:blipFill>
@@ -34421,12 +34618,12 @@
           <wp:inline distB="19050" distT="19050" distL="19050" distR="19050">
             <wp:extent cx="876836" cy="285925"/>
             <wp:effectExtent b="0" l="0" r="0" t="0"/>
-            <wp:docPr id="21" name="image14.png"/>
+            <wp:docPr id="21" name="image20.png"/>
             <a:graphic>
               <a:graphicData uri="http://schemas.openxmlformats.org/drawingml/2006/picture">
                 <pic:pic>
                   <pic:nvPicPr>
-                    <pic:cNvPr id="0" name="image14.png"/>
+                    <pic:cNvPr id="0" name="image20.png"/>
                     <pic:cNvPicPr preferRelativeResize="0"/>
                   </pic:nvPicPr>
                   <pic:blipFill>
@@ -34497,12 +34694,12 @@
           <wp:inline distB="19050" distT="19050" distL="19050" distR="19050">
             <wp:extent cx="214432" cy="225717"/>
             <wp:effectExtent b="0" l="0" r="0" t="0"/>
-            <wp:docPr id="1" name="image10.png"/>
+            <wp:docPr id="1" name="image8.png"/>
             <a:graphic>
               <a:graphicData uri="http://schemas.openxmlformats.org/drawingml/2006/picture">
                 <pic:pic>
                   <pic:nvPicPr>
-                    <pic:cNvPr id="0" name="image10.png"/>
+                    <pic:cNvPr id="0" name="image8.png"/>
                     <pic:cNvPicPr preferRelativeResize="0"/>
                   </pic:nvPicPr>
                   <pic:blipFill>
@@ -34541,12 +34738,12 @@
           <wp:inline distB="19050" distT="19050" distL="19050" distR="19050">
             <wp:extent cx="214432" cy="225717"/>
             <wp:effectExtent b="0" l="0" r="0" t="0"/>
-            <wp:docPr id="30" name="image19.png"/>
+            <wp:docPr id="30" name="image25.png"/>
             <a:graphic>
               <a:graphicData uri="http://schemas.openxmlformats.org/drawingml/2006/picture">
                 <pic:pic>
                   <pic:nvPicPr>
-                    <pic:cNvPr id="0" name="image19.png"/>
+                    <pic:cNvPr id="0" name="image25.png"/>
                     <pic:cNvPicPr preferRelativeResize="0"/>
                   </pic:nvPicPr>
                   <pic:blipFill>
@@ -34585,12 +34782,12 @@
           <wp:inline distB="19050" distT="19050" distL="19050" distR="19050">
             <wp:extent cx="95905" cy="230173"/>
             <wp:effectExtent b="0" l="0" r="0" t="0"/>
-            <wp:docPr id="4" name="image9.png"/>
+            <wp:docPr id="4" name="image2.png"/>
             <a:graphic>
               <a:graphicData uri="http://schemas.openxmlformats.org/drawingml/2006/picture">
                 <pic:pic>
                   <pic:nvPicPr>
-                    <pic:cNvPr id="0" name="image9.png"/>
+                    <pic:cNvPr id="0" name="image2.png"/>
                     <pic:cNvPicPr preferRelativeResize="0"/>
                   </pic:nvPicPr>
                   <pic:blipFill>
@@ -34726,12 +34923,12 @@
           <wp:inline distB="19050" distT="19050" distL="19050" distR="19050">
             <wp:extent cx="3042047" cy="217562"/>
             <wp:effectExtent b="0" l="0" r="0" t="0"/>
-            <wp:docPr id="15" name="image4.png"/>
+            <wp:docPr id="15" name="image15.png"/>
             <a:graphic>
               <a:graphicData uri="http://schemas.openxmlformats.org/drawingml/2006/picture">
                 <pic:pic>
                   <pic:nvPicPr>
-                    <pic:cNvPr id="0" name="image4.png"/>
+                    <pic:cNvPr id="0" name="image15.png"/>
                     <pic:cNvPicPr preferRelativeResize="0"/>
                   </pic:nvPicPr>
                   <pic:blipFill>

--- a/Spec.docx
+++ b/Spec.docx
@@ -157,7 +157,7 @@
     </w:p>
     <w:sdt>
       <w:sdtPr>
-        <w:id w:val="1614482686"/>
+        <w:id w:val="-462898353"/>
         <w:docPartObj>
           <w:docPartGallery w:val="Table of Contents"/>
           <w:docPartUnique w:val="1"/>
@@ -8649,6 +8649,29 @@
     </w:p>
     <w:p>
       <w:pPr>
+        <w:spacing w:line="276" w:lineRule="auto"/>
+        <w:rPr/>
+      </w:pPr>
+      <w:r>
+        <w:rPr>
+          <w:rtl w:val="0"/>
+        </w:rPr>
+      </w:r>
+    </w:p>
+    <w:p>
+      <w:pPr>
+        <w:spacing w:line="276" w:lineRule="auto"/>
+        <w:rPr/>
+      </w:pPr>
+      <w:r>
+        <w:rPr>
+          <w:rtl w:val="0"/>
+        </w:rPr>
+        <w:t xml:space="preserve">This can be regarded as “reverse engineering” of business applications rendering them in an executable semantic model, which can run in parallel with original business applications, thus providing means for outlining potential inter-applications integration use cases.  </w:t>
+      </w:r>
+    </w:p>
+    <w:p>
+      <w:pPr>
         <w:pStyle w:val="Heading2"/>
         <w:rPr/>
       </w:pPr>
@@ -9592,7 +9615,7 @@
           <w:shd w:fill="f6f8fa" w:val="clear"/>
           <w:rtl w:val="0"/>
         </w:rPr>
-        <w:t xml:space="preserve">+ apply(res: Resource) : Resource</w:t>
+        <w:t xml:space="preserve">+ apply(res: Resource[]) : Resource[]</w:t>
       </w:r>
     </w:p>
     <w:p>
@@ -9632,7 +9655,7 @@
           <w:shd w:fill="f6f8fa" w:val="clear"/>
           <w:rtl w:val="0"/>
         </w:rPr>
-        <w:t xml:space="preserve">class Occurrence extends Resource  </w:t>
+        <w:t xml:space="preserve">class Occurrence extends Resource</w:t>
       </w:r>
     </w:p>
     <w:p>
@@ -9678,7 +9701,7 @@
           <w:shd w:fill="f6f8fa" w:val="clear"/>
           <w:rtl w:val="0"/>
         </w:rPr>
-        <w:t xml:space="preserve">+ context : Resource</w:t>
+        <w:t xml:space="preserve">+ context : Statement</w:t>
       </w:r>
     </w:p>
     <w:p>
@@ -9764,7 +9787,7 @@
           <w:shd w:fill="f6f8fa" w:val="clear"/>
           <w:rtl w:val="0"/>
         </w:rPr>
-        <w:t xml:space="preserve">+ context : Occurrence</w:t>
+        <w:t xml:space="preserve">+ context : ContextKind</w:t>
       </w:r>
     </w:p>
     <w:p>
@@ -9873,7 +9896,7 @@
           <w:shd w:fill="f6f8fa" w:val="clear"/>
           <w:rtl w:val="0"/>
         </w:rPr>
-        <w:t xml:space="preserve">// All Resource’s Context Occurrences</w:t>
+        <w:t xml:space="preserve">// Holds all Resource’s Context Occurrences</w:t>
       </w:r>
     </w:p>
     <w:p>
@@ -9936,7 +9959,7 @@
           <w:shd w:fill="f6f8fa" w:val="clear"/>
           <w:rtl w:val="0"/>
         </w:rPr>
-        <w:t xml:space="preserve">// All Resource’s Subject Occurrences</w:t>
+        <w:t xml:space="preserve">// Holds all Resource’s Subject Occurrences</w:t>
       </w:r>
     </w:p>
     <w:p>
@@ -9999,7 +10022,7 @@
           <w:shd w:fill="f6f8fa" w:val="clear"/>
           <w:rtl w:val="0"/>
         </w:rPr>
-        <w:t xml:space="preserve">// All Resource’s Predicate Occurrences</w:t>
+        <w:t xml:space="preserve">// Holds all Resource’s Predicate Occurrences</w:t>
       </w:r>
     </w:p>
     <w:p>
@@ -10062,7 +10085,7 @@
           <w:shd w:fill="f6f8fa" w:val="clear"/>
           <w:rtl w:val="0"/>
         </w:rPr>
-        <w:t xml:space="preserve">// All Resource’s Object Occurrences</w:t>
+        <w:t xml:space="preserve">// Holds all Resource’s Object Occurrences</w:t>
       </w:r>
     </w:p>
     <w:p>
@@ -10279,31 +10302,31 @@
       </w:pPr>
       <w:r>
         <w:rPr>
-          <w:rtl w:val="0"/>
-        </w:rPr>
-      </w:r>
-    </w:p>
-    <w:p>
-      <w:pPr>
-        <w:spacing w:line="348" w:lineRule="auto"/>
-        <w:rPr>
           <w:rFonts w:ascii="Courier New" w:cs="Courier New" w:eastAsia="Courier New" w:hAnsi="Courier New"/>
           <w:color w:val="1f2328"/>
           <w:sz w:val="20"/>
           <w:szCs w:val="20"/>
           <w:shd w:fill="f6f8fa" w:val="clear"/>
-        </w:rPr>
-      </w:pPr>
-      <w:r>
+          <w:rtl w:val="0"/>
+        </w:rPr>
+        <w:t xml:space="preserve">getOccurrences() : Occurrence[]</w:t>
+      </w:r>
+    </w:p>
+    <w:p>
+      <w:pPr>
+        <w:spacing w:line="348" w:lineRule="auto"/>
         <w:rPr>
           <w:rFonts w:ascii="Courier New" w:cs="Courier New" w:eastAsia="Courier New" w:hAnsi="Courier New"/>
           <w:color w:val="1f2328"/>
           <w:sz w:val="20"/>
           <w:szCs w:val="20"/>
           <w:shd w:fill="f6f8fa" w:val="clear"/>
-          <w:rtl w:val="0"/>
-        </w:rPr>
-        <w:t xml:space="preserve">class ContextKind extends Kind&lt;SubjectKind, PredicateKind, ObjectKind&gt;</w:t>
+        </w:rPr>
+      </w:pPr>
+      <w:r>
+        <w:rPr>
+          <w:rtl w:val="0"/>
+        </w:rPr>
       </w:r>
     </w:p>
     <w:p>
@@ -10319,31 +10342,31 @@
       </w:pPr>
       <w:r>
         <w:rPr>
-          <w:rtl w:val="0"/>
-        </w:rPr>
-      </w:r>
-    </w:p>
-    <w:p>
-      <w:pPr>
-        <w:spacing w:line="348" w:lineRule="auto"/>
-        <w:rPr>
           <w:rFonts w:ascii="Courier New" w:cs="Courier New" w:eastAsia="Courier New" w:hAnsi="Courier New"/>
           <w:color w:val="1f2328"/>
           <w:sz w:val="20"/>
           <w:szCs w:val="20"/>
           <w:shd w:fill="f6f8fa" w:val="clear"/>
-        </w:rPr>
-      </w:pPr>
-      <w:r>
+          <w:rtl w:val="0"/>
+        </w:rPr>
+        <w:t xml:space="preserve">class ContextKind extends Kind&lt;SubjectKind, PredicateKind, ObjectKind&gt;</w:t>
+      </w:r>
+    </w:p>
+    <w:p>
+      <w:pPr>
+        <w:spacing w:line="348" w:lineRule="auto"/>
         <w:rPr>
           <w:rFonts w:ascii="Courier New" w:cs="Courier New" w:eastAsia="Courier New" w:hAnsi="Courier New"/>
           <w:color w:val="1f2328"/>
           <w:sz w:val="20"/>
           <w:szCs w:val="20"/>
           <w:shd w:fill="f6f8fa" w:val="clear"/>
-          <w:rtl w:val="0"/>
-        </w:rPr>
-        <w:t xml:space="preserve">class SubjectKind extends Kind&lt;Subject, Predicate, Object&gt;</w:t>
+        </w:rPr>
+      </w:pPr>
+      <w:r>
+        <w:rPr>
+          <w:rtl w:val="0"/>
+        </w:rPr>
       </w:r>
     </w:p>
     <w:p>
@@ -10359,31 +10382,31 @@
       </w:pPr>
       <w:r>
         <w:rPr>
-          <w:rtl w:val="0"/>
-        </w:rPr>
-      </w:r>
-    </w:p>
-    <w:p>
-      <w:pPr>
-        <w:spacing w:line="348" w:lineRule="auto"/>
-        <w:rPr>
           <w:rFonts w:ascii="Courier New" w:cs="Courier New" w:eastAsia="Courier New" w:hAnsi="Courier New"/>
           <w:color w:val="1f2328"/>
           <w:sz w:val="20"/>
           <w:szCs w:val="20"/>
           <w:shd w:fill="f6f8fa" w:val="clear"/>
-        </w:rPr>
-      </w:pPr>
-      <w:r>
+          <w:rtl w:val="0"/>
+        </w:rPr>
+        <w:t xml:space="preserve">class SubjectKind extends Kind&lt;Subject, Predicate, Object&gt;</w:t>
+      </w:r>
+    </w:p>
+    <w:p>
+      <w:pPr>
+        <w:spacing w:line="348" w:lineRule="auto"/>
         <w:rPr>
           <w:rFonts w:ascii="Courier New" w:cs="Courier New" w:eastAsia="Courier New" w:hAnsi="Courier New"/>
           <w:color w:val="1f2328"/>
           <w:sz w:val="20"/>
           <w:szCs w:val="20"/>
           <w:shd w:fill="f6f8fa" w:val="clear"/>
-          <w:rtl w:val="0"/>
-        </w:rPr>
-        <w:t xml:space="preserve">class PredicateKind extends Kind&lt;Predicate, Subject, Object&gt;</w:t>
+        </w:rPr>
+      </w:pPr>
+      <w:r>
+        <w:rPr>
+          <w:rtl w:val="0"/>
+        </w:rPr>
       </w:r>
     </w:p>
     <w:p>
@@ -10399,28 +10422,51 @@
       </w:pPr>
       <w:r>
         <w:rPr>
-          <w:rtl w:val="0"/>
-        </w:rPr>
-      </w:r>
-    </w:p>
-    <w:p>
-      <w:pPr>
-        <w:spacing w:line="348" w:lineRule="auto"/>
-        <w:rPr>
           <w:rFonts w:ascii="Courier New" w:cs="Courier New" w:eastAsia="Courier New" w:hAnsi="Courier New"/>
           <w:color w:val="1f2328"/>
           <w:sz w:val="20"/>
           <w:szCs w:val="20"/>
           <w:shd w:fill="f6f8fa" w:val="clear"/>
-        </w:rPr>
-      </w:pPr>
-      <w:r>
+          <w:rtl w:val="0"/>
+        </w:rPr>
+        <w:t xml:space="preserve">class PredicateKind extends Kind&lt;Predicate, Subject, Object&gt;</w:t>
+      </w:r>
+    </w:p>
+    <w:p>
+      <w:pPr>
+        <w:spacing w:line="348" w:lineRule="auto"/>
         <w:rPr>
           <w:rFonts w:ascii="Courier New" w:cs="Courier New" w:eastAsia="Courier New" w:hAnsi="Courier New"/>
           <w:color w:val="1f2328"/>
           <w:sz w:val="20"/>
           <w:szCs w:val="20"/>
           <w:shd w:fill="f6f8fa" w:val="clear"/>
+        </w:rPr>
+      </w:pPr>
+      <w:r>
+        <w:rPr>
+          <w:rtl w:val="0"/>
+        </w:rPr>
+      </w:r>
+    </w:p>
+    <w:p>
+      <w:pPr>
+        <w:spacing w:line="348" w:lineRule="auto"/>
+        <w:rPr>
+          <w:rFonts w:ascii="Courier New" w:cs="Courier New" w:eastAsia="Courier New" w:hAnsi="Courier New"/>
+          <w:color w:val="1f2328"/>
+          <w:sz w:val="20"/>
+          <w:szCs w:val="20"/>
+          <w:shd w:fill="f6f8fa" w:val="clear"/>
+        </w:rPr>
+      </w:pPr>
+      <w:r>
+        <w:rPr>
+          <w:rFonts w:ascii="Courier New" w:cs="Courier New" w:eastAsia="Courier New" w:hAnsi="Courier New"/>
+          <w:color w:val="1f2328"/>
+          <w:sz w:val="20"/>
+          <w:szCs w:val="20"/>
+          <w:shd w:fill="f6f8fa" w:val="clear"/>
           <w:rtl w:val="0"/>
         </w:rPr>
         <w:t xml:space="preserve">class ObjectKind extends Kind&lt;Object, Predicate, Subject&gt;</w:t>
@@ -10448,7 +10494,7 @@
         <w:rPr>
           <w:rtl w:val="0"/>
         </w:rPr>
-        <w:t xml:space="preserve">Everything is a Resource identified by an URI, assigned a Prime Number ID, keeping track of its Occurrences and thus enabling the calculation of their CPPE (Prime Number Contextual Embedding) by means of the product of its Prime Number ID by the Prime Number IDs of the other Resources in their (nested) Occurrences contexts.</w:t>
+        <w:t xml:space="preserve">Everything is a Resource identified by an URI, assigned a Prime Number ID, keeping track of its Occurrences and thus enabling the calculation of their CPPE (Prime Number Contextual Embedding) by means of the product of its Prime Number ID by the Prime Number IDs of the other Resources in their aggregated Occurrences contexts.</w:t>
       </w:r>
       <w:r>
         <w:rPr>
@@ -10478,7 +10524,7 @@
         <w:rPr>
           <w:rtl w:val="0"/>
         </w:rPr>
-        <w:t xml:space="preserve">Participation of a Resource in an Occurrence in a given Role (Kind) in a given Context (Statement).</w:t>
+        <w:t xml:space="preserve">Participation of a Resource in an Occurrence playing a given Role (Kind) in a given occurrence context (Statement).</w:t>
       </w:r>
       <w:r>
         <w:rPr>
@@ -10491,24 +10537,87 @@
         <w:pStyle w:val="Heading3"/>
         <w:rPr/>
       </w:pPr>
-      <w:bookmarkStart w:colFirst="0" w:colLast="0" w:name="_yt0n94958tm1" w:id="8"/>
+      <w:bookmarkStart w:colFirst="0" w:colLast="0" w:name="_4rwl7o6xjpqg" w:id="8"/>
       <w:bookmarkEnd w:id="8"/>
       <w:r>
         <w:rPr>
           <w:rtl w:val="0"/>
         </w:rPr>
-        <w:t xml:space="preserve">Statement Occurrences</w:t>
-      </w:r>
-    </w:p>
-    <w:p>
-      <w:pPr>
-        <w:rPr/>
-      </w:pPr>
-      <w:r>
-        <w:rPr>
-          <w:rtl w:val="0"/>
-        </w:rPr>
-        <w:t xml:space="preserve">Statements are Resources whose occurrences are their Contexts, Subjects, Predicates and Objects in a given Dimensional Context space. Statement Contexts (Quads Contexts) ContextKinds aggregates all of the dimensional axes (SPOs) of the corresponding Statement Occurrence.</w:t>
+        <w:t xml:space="preserve">CSPO Occurrences</w:t>
+      </w:r>
+    </w:p>
+    <w:p>
+      <w:pPr>
+        <w:rPr/>
+      </w:pPr>
+      <w:r>
+        <w:rPr>
+          <w:rtl w:val="0"/>
+        </w:rPr>
+        <w:t xml:space="preserve">Subjects, Predicates and Objects are Occurrences playing those roles in a Statement.</w:t>
+      </w:r>
+    </w:p>
+    <w:p>
+      <w:pPr>
+        <w:rPr/>
+      </w:pPr>
+      <w:r>
+        <w:rPr>
+          <w:rtl w:val="0"/>
+        </w:rPr>
+      </w:r>
+    </w:p>
+    <w:p>
+      <w:pPr>
+        <w:rPr/>
+      </w:pPr>
+      <w:r>
+        <w:rPr>
+          <w:rtl w:val="0"/>
+        </w:rPr>
+        <w:t xml:space="preserve">SPO Occurrences (Statements) are to be assigned their corresponding role Kind onto this Occurrence into their occurring Statements by means of Kinds type aggregation.</w:t>
+      </w:r>
+    </w:p>
+    <w:p>
+      <w:pPr>
+        <w:rPr/>
+      </w:pPr>
+      <w:r>
+        <w:rPr>
+          <w:rtl w:val="0"/>
+        </w:rPr>
+      </w:r>
+    </w:p>
+    <w:p>
+      <w:pPr>
+        <w:rPr/>
+      </w:pPr>
+      <w:r>
+        <w:rPr>
+          <w:rtl w:val="0"/>
+        </w:rPr>
+        <w:t xml:space="preserve">Subject, Predicate and Object are the positional roles of an Occurrence instance in a Statement occurring context. Statement quad Contexts play the special role of being a ContextKind holding the corresponding SPO Statement Occurrences Kind roles as their Player, Attribute and Value Kind parameters instances.</w:t>
+      </w:r>
+    </w:p>
+    <w:p>
+      <w:pPr>
+        <w:rPr/>
+      </w:pPr>
+      <w:r>
+        <w:rPr>
+          <w:rtl w:val="0"/>
+        </w:rPr>
+      </w:r>
+    </w:p>
+    <w:p>
+      <w:pPr>
+        <w:rPr/>
+      </w:pPr>
+      <w:r>
+        <w:rPr>
+          <w:rtl w:val="0"/>
+        </w:rPr>
+        <w:t xml:space="preserve">The role of a Resource Occurrence in a Statement is typed by its Statement Occurrence position and its Occurrence role type (Kind). A Resource can occur in more than one role or occurrence type (SPO) in different Statements with its corresponding occurrence position role Kind type. The type of the role (Kind) of the Resource Occurrence is determined by the type of the position it plays in a given Statement (SK, PK, OK).</w:t>
       </w:r>
     </w:p>
     <w:p>
@@ -10516,37 +10625,12 @@
         <w:pStyle w:val="Heading3"/>
         <w:rPr/>
       </w:pPr>
-      <w:bookmarkStart w:colFirst="0" w:colLast="0" w:name="_4rwl7o6xjpqg" w:id="9"/>
+      <w:bookmarkStart w:colFirst="0" w:colLast="0" w:name="_awjj3uno8b1z" w:id="9"/>
       <w:bookmarkEnd w:id="9"/>
       <w:r>
         <w:rPr>
           <w:rtl w:val="0"/>
         </w:rPr>
-        <w:t xml:space="preserve">CSPO Occurrences</w:t>
-      </w:r>
-    </w:p>
-    <w:p>
-      <w:pPr>
-        <w:rPr/>
-      </w:pPr>
-      <w:r>
-        <w:rPr>
-          <w:rtl w:val="0"/>
-        </w:rPr>
-        <w:t xml:space="preserve">CSPO Occurrences (Statements) are to be assigned their corresponding Kind onto this Occurrence into their occurring Statements.</w:t>
-      </w:r>
-    </w:p>
-    <w:p>
-      <w:pPr>
-        <w:pStyle w:val="Heading3"/>
-        <w:rPr/>
-      </w:pPr>
-      <w:bookmarkStart w:colFirst="0" w:colLast="0" w:name="_awjj3uno8b1z" w:id="10"/>
-      <w:bookmarkEnd w:id="10"/>
-      <w:r>
-        <w:rPr>
-          <w:rtl w:val="0"/>
-        </w:rPr>
         <w:t xml:space="preserve">Kinds Occurrences</w:t>
       </w:r>
     </w:p>
@@ -10558,70 +10642,196 @@
         <w:rPr>
           <w:rtl w:val="0"/>
         </w:rPr>
-        <w:t xml:space="preserve">Kinds aggregates Player, Attribute, Value types Player Statement Occurrences Resources by means of their common Attributes (types) and then by their common Attribute Values (states).</w:t>
-      </w:r>
-    </w:p>
-    <w:p>
-      <w:pPr>
-        <w:rPr/>
-      </w:pPr>
-      <w:r>
-        <w:rPr>
-          <w:rtl w:val="0"/>
-        </w:rPr>
-      </w:r>
-    </w:p>
-    <w:p>
-      <w:pPr>
-        <w:rPr/>
-      </w:pPr>
-      <w:r>
-        <w:rPr>
-          <w:rtl w:val="0"/>
-        </w:rPr>
-        <w:t xml:space="preserve">They are Resources reifiable as Context, Subject, Predicate, Object. Occurrences of the Kind as Resources: Kinds occurring in Statements in C, S, P, O Roles.</w:t>
-      </w:r>
-    </w:p>
-    <w:p>
-      <w:pPr>
-        <w:rPr/>
-      </w:pPr>
-      <w:r>
-        <w:rPr>
-          <w:rtl w:val="0"/>
-        </w:rPr>
-      </w:r>
-    </w:p>
-    <w:p>
-      <w:pPr>
-        <w:rPr/>
-      </w:pPr>
-      <w:r>
-        <w:rPr>
-          <w:rtl w:val="0"/>
-        </w:rPr>
-        <w:t xml:space="preserve">A Kind is defined by all of the Statements on which the Kind (Kind Resource) plays the Statement Context occurrence role.</w:t>
-      </w:r>
-    </w:p>
-    <w:p>
-      <w:pPr>
-        <w:rPr/>
-      </w:pPr>
-      <w:r>
-        <w:rPr>
-          <w:rtl w:val="0"/>
-        </w:rPr>
-      </w:r>
-    </w:p>
-    <w:p>
-      <w:pPr>
-        <w:rPr/>
-      </w:pPr>
-      <w:r>
-        <w:rPr>
-          <w:rtl w:val="0"/>
-        </w:rPr>
-        <w:t xml:space="preserve">Kinds are represented as an aggregation of Statements whose Statement Contexts are the Kind instance itself (Kind reified Context Resource Occurrence), and their Subjects, Predicates and Objects plays the PlayerType, AttributeType and ValueType of their Kind definition. Thus, the definition of a Kind is the set of Statements of its corresponding Kind as Resource Occurrence of their Statement Contexts.</w:t>
+        <w:t xml:space="preserve">Kinds aggregates Player, Attribute, Value types Statement Occurrences Resources by means of their common Attributes (types) and then by their common Attribute Values (states).</w:t>
+      </w:r>
+    </w:p>
+    <w:p>
+      <w:pPr>
+        <w:rPr/>
+      </w:pPr>
+      <w:r>
+        <w:rPr>
+          <w:rtl w:val="0"/>
+        </w:rPr>
+      </w:r>
+    </w:p>
+    <w:p>
+      <w:pPr>
+        <w:rPr/>
+      </w:pPr>
+      <w:r>
+        <w:rPr>
+          <w:rtl w:val="0"/>
+        </w:rPr>
+        <w:t xml:space="preserve">They are Resources, reifiable as Subject, Predicate, Object Occurrence Resources playing the role of the Kind corresponding to its given Kind type aggregation (meta type).</w:t>
+      </w:r>
+    </w:p>
+    <w:p>
+      <w:pPr>
+        <w:rPr/>
+      </w:pPr>
+      <w:r>
+        <w:rPr>
+          <w:rtl w:val="0"/>
+        </w:rPr>
+      </w:r>
+    </w:p>
+    <w:p>
+      <w:pPr>
+        <w:rPr/>
+      </w:pPr>
+      <w:r>
+        <w:rPr>
+          <w:rtl w:val="0"/>
+        </w:rPr>
+        <w:t xml:space="preserve">A Kind is defined by all of the Statements on which the Kind Player Resource shares common attributes and Kind’s Attribute Resource shares common values.</w:t>
+      </w:r>
+    </w:p>
+    <w:p>
+      <w:pPr>
+        <w:rPr/>
+      </w:pPr>
+      <w:r>
+        <w:rPr>
+          <w:rtl w:val="0"/>
+        </w:rPr>
+      </w:r>
+    </w:p>
+    <w:p>
+      <w:pPr>
+        <w:rPr/>
+      </w:pPr>
+      <w:r>
+        <w:rPr>
+          <w:rtl w:val="0"/>
+        </w:rPr>
+        <w:t xml:space="preserve">A Kind is the definition of the aggregation by type and state of a set of Resource Occurrences (Statements) given its Player type Kind parameter and by its Attribute type and Value type Kind parameters. A Resource Occurrence plays a specific Kind role in a specific Statement Occurrence. Occurrences sharing common Attributes (type) and common Attribute Values (state) are aggregated into the same Kinds.</w:t>
+      </w:r>
+    </w:p>
+    <w:p>
+      <w:pPr>
+        <w:rPr/>
+      </w:pPr>
+      <w:r>
+        <w:rPr>
+          <w:rtl w:val="0"/>
+        </w:rPr>
+      </w:r>
+    </w:p>
+    <w:p>
+      <w:pPr>
+        <w:rPr/>
+      </w:pPr>
+      <w:r>
+        <w:rPr>
+          <w:rtl w:val="0"/>
+        </w:rPr>
+        <w:t xml:space="preserve">Kinds aggregation is performed before the merge phase of an Augmentation pipeline layer. Resulting Kinds are merged into the same Kinds until Kinds identifying the same / equivalent instances are found. The Kind role is to be assigned to the Occurrence role type. The Occurrence (Statement) Context (ContextKind) is to be assigned its corresponding SubjectKind, PredicateKind and ObjectKind given those of the Statement SPO Occurrences Kinds.</w:t>
+      </w:r>
+    </w:p>
+    <w:p>
+      <w:pPr>
+        <w:rPr/>
+      </w:pPr>
+      <w:r>
+        <w:rPr>
+          <w:rtl w:val="0"/>
+        </w:rPr>
+      </w:r>
+    </w:p>
+    <w:p>
+      <w:pPr>
+        <w:rPr/>
+      </w:pPr>
+      <w:r>
+        <w:rPr>
+          <w:rtl w:val="0"/>
+        </w:rPr>
+        <w:t xml:space="preserve">TODO.</w:t>
+      </w:r>
+    </w:p>
+    <w:p>
+      <w:pPr>
+        <w:rPr/>
+      </w:pPr>
+      <w:r>
+        <w:rPr>
+          <w:rtl w:val="0"/>
+        </w:rPr>
+      </w:r>
+    </w:p>
+    <w:p>
+      <w:pPr>
+        <w:rPr/>
+      </w:pPr>
+      <w:r>
+        <w:rPr>
+          <w:rtl w:val="0"/>
+        </w:rPr>
+        <w:t xml:space="preserve">Kinds are represented as an aggregation of Kind Resource occurrence Statements whose Statement Contexts are the Kind Resource occurrence instance itself (Kind reified Context Resource Occurrence), and their Subjects, Predicates and Objects plays the PlayerType, AttributeType and ValueType of their Kind definition. Thus, the definition of a Kind is the set of Statements of its corresponding Kind as Resource Occurrence of their Statement Contexts.</w:t>
+      </w:r>
+    </w:p>
+    <w:p>
+      <w:pPr>
+        <w:rPr/>
+      </w:pPr>
+      <w:r>
+        <w:rPr>
+          <w:rtl w:val="0"/>
+        </w:rPr>
+      </w:r>
+    </w:p>
+    <w:p>
+      <w:pPr>
+        <w:rPr/>
+      </w:pPr>
+      <w:r>
+        <w:rPr>
+          <w:rtl w:val="0"/>
+        </w:rPr>
+        <w:t xml:space="preserve">Kinds Aggregation of PlayerType(s) Resource Occurrences (SPOs) is performed by common AttributeType(s) (types) and then by common ValueTypes(s) (states). Parameterized interface for each Kind type (CK, SK, PK, OK). This process is called “Merge”.</w:t>
+      </w:r>
+    </w:p>
+    <w:p>
+      <w:pPr>
+        <w:rPr/>
+      </w:pPr>
+      <w:r>
+        <w:rPr>
+          <w:rtl w:val="0"/>
+        </w:rPr>
+      </w:r>
+    </w:p>
+    <w:p>
+      <w:pPr>
+        <w:rPr/>
+      </w:pPr>
+      <w:r>
+        <w:rPr>
+          <w:rtl w:val="0"/>
+        </w:rPr>
+        <w:t xml:space="preserve">Kinds are a kind of “type / state in context inference mechanism”: if a Subject shares common attributes with another Subject, it is of the same Kind “type”. If their common attributes share common values, it is of the same Kind “state”. The same applies for Predicate and Object Kinds.</w:t>
+      </w:r>
+    </w:p>
+    <w:p>
+      <w:pPr>
+        <w:rPr/>
+      </w:pPr>
+      <w:r>
+        <w:rPr>
+          <w:rtl w:val="0"/>
+        </w:rPr>
+      </w:r>
+    </w:p>
+    <w:p>
+      <w:pPr>
+        <w:rPr/>
+      </w:pPr>
+      <w:r>
+        <w:rPr>
+          <w:rtl w:val="0"/>
+        </w:rPr>
+        <w:t xml:space="preserve">The exception to this rule is the ContextKind Kind type which aggregates the S, P, O occurrences role Kinds instead of the occurrences Resources. This process is called “Fold”.</w:t>
       </w:r>
     </w:p>
     <w:p>
@@ -10647,40 +10857,190 @@
           <w:bCs w:val="1"/>
           <w:rtl w:val="0"/>
         </w:rPr>
-        <w:t xml:space="preserve">Kind Functional Definition:</w:t>
-      </w:r>
-    </w:p>
-    <w:p>
-      <w:pPr>
-        <w:rPr/>
-      </w:pPr>
-      <w:r>
-        <w:rPr>
-          <w:rtl w:val="0"/>
-        </w:rPr>
-      </w:r>
-    </w:p>
-    <w:p>
-      <w:pPr>
-        <w:rPr/>
-      </w:pPr>
-      <w:r>
-        <w:rPr>
-          <w:rtl w:val="0"/>
-        </w:rPr>
-        <w:t xml:space="preserve">Statement Contexts (occurring Statement Contexts) for a given Player (context) a given Attribute has a corresponding functional Value. </w:t>
-      </w:r>
-      <w:r>
-        <w:rPr>
-          <w:color w:val="222222"/>
-          <w:rtl w:val="0"/>
-        </w:rPr>
-        <w:t xml:space="preserve">Kinds are functional given their occurrences in given dimensional contexts. Otherwise, an attribute could have multiple values.</w:t>
-      </w:r>
-      <w:r>
-        <w:rPr>
-          <w:rtl w:val="0"/>
-        </w:rPr>
+        <w:t xml:space="preserve">Kinds hierarchies, basic inheritance:</w:t>
+      </w:r>
+    </w:p>
+    <w:p>
+      <w:pPr>
+        <w:rPr>
+          <w:b w:val="1"/>
+          <w:bCs w:val="1"/>
+        </w:rPr>
+      </w:pPr>
+      <w:r>
+        <w:rPr>
+          <w:rtl w:val="0"/>
+        </w:rPr>
+      </w:r>
+    </w:p>
+    <w:p>
+      <w:pPr>
+        <w:rPr/>
+      </w:pPr>
+      <w:r>
+        <w:rPr>
+          <w:rtl w:val="0"/>
+        </w:rPr>
+        <w:t xml:space="preserve">If a Subject attribute set is the superset of another Subject attribute set, it can be regarded as an “extension” of the first Subject type. TODO: Leverage this with other inference mechanisms (FCA, for example).</w:t>
+      </w:r>
+    </w:p>
+    <w:p>
+      <w:pPr>
+        <w:rPr/>
+      </w:pPr>
+      <w:r>
+        <w:rPr>
+          <w:rtl w:val="0"/>
+        </w:rPr>
+      </w:r>
+    </w:p>
+    <w:p>
+      <w:pPr>
+        <w:rPr>
+          <w:b w:val="1"/>
+          <w:bCs w:val="1"/>
+        </w:rPr>
+      </w:pPr>
+      <w:r>
+        <w:rPr>
+          <w:b w:val="1"/>
+          <w:bCs w:val="1"/>
+          <w:rtl w:val="0"/>
+        </w:rPr>
+        <w:t xml:space="preserve">Kinds ordering:</w:t>
+      </w:r>
+    </w:p>
+    <w:p>
+      <w:pPr>
+        <w:rPr>
+          <w:b w:val="1"/>
+          <w:bCs w:val="1"/>
+        </w:rPr>
+      </w:pPr>
+      <w:r>
+        <w:rPr>
+          <w:rtl w:val="0"/>
+        </w:rPr>
+      </w:r>
+    </w:p>
+    <w:p>
+      <w:pPr>
+        <w:rPr/>
+      </w:pPr>
+      <w:r>
+        <w:rPr>
+          <w:rtl w:val="0"/>
+        </w:rPr>
+        <w:t xml:space="preserve">a Subject “extended” by another Subject attributes set can be regarded as being “before” the first Subject. This assumes the existence of a super type is necessary for the existence of a sub type.</w:t>
+      </w:r>
+    </w:p>
+    <w:p>
+      <w:pPr>
+        <w:rPr/>
+      </w:pPr>
+      <w:r>
+        <w:rPr>
+          <w:rtl w:val="0"/>
+        </w:rPr>
+      </w:r>
+    </w:p>
+    <w:p>
+      <w:pPr>
+        <w:rPr>
+          <w:b w:val="1"/>
+          <w:bCs w:val="1"/>
+        </w:rPr>
+      </w:pPr>
+      <w:r>
+        <w:rPr>
+          <w:b w:val="1"/>
+          <w:bCs w:val="1"/>
+          <w:rtl w:val="0"/>
+        </w:rPr>
+        <w:t xml:space="preserve">Kinds Aggregation:</w:t>
+      </w:r>
+    </w:p>
+    <w:p>
+      <w:pPr>
+        <w:rPr/>
+      </w:pPr>
+      <w:r>
+        <w:rPr>
+          <w:rtl w:val="0"/>
+        </w:rPr>
+      </w:r>
+    </w:p>
+    <w:p>
+      <w:pPr>
+        <w:rPr/>
+      </w:pPr>
+      <w:r>
+        <w:rPr>
+          <w:rtl w:val="0"/>
+        </w:rPr>
+        <w:t xml:space="preserve">Kinds aggregation is performed before the merge phase of an Augmentation pipeline layer. Resulting Kinds are merged into the same Kinds until Kinds identifying the same / equivalent instances are found. Kinds Player Type(s) Attribute Type(s) groups equivalent types. Kinds Attribute Type(s) Value Type(s) groups instances of a type in an equivalent state. Merge of Kinds determines whether Kinds are of the same type, same state and, if it is the case, whether two Kinds hold instances that are equivalent (same as).</w:t>
+      </w:r>
+    </w:p>
+    <w:p>
+      <w:pPr>
+        <w:pStyle w:val="Heading3"/>
+        <w:rPr/>
+      </w:pPr>
+      <w:bookmarkStart w:colFirst="0" w:colLast="0" w:name="_yt0n94958tm1" w:id="10"/>
+      <w:bookmarkEnd w:id="10"/>
+      <w:r>
+        <w:rPr>
+          <w:rtl w:val="0"/>
+        </w:rPr>
+        <w:t xml:space="preserve">Statement Occurrences</w:t>
+      </w:r>
+    </w:p>
+    <w:p>
+      <w:pPr>
+        <w:rPr/>
+      </w:pPr>
+      <w:r>
+        <w:rPr>
+          <w:rtl w:val="0"/>
+        </w:rPr>
+        <w:t xml:space="preserve">Statements are Resources whose occurrences are their Subjects, Predicates and Objects in a given Statement Context Dimensional space. Statement Contexts (Quads Contexts) ContextKinds aggregates all of the dimensional axes (SPOs) Occurrences of the corresponding Statement SPOs Occurrences role Kind.</w:t>
+      </w:r>
+    </w:p>
+    <w:p>
+      <w:pPr>
+        <w:rPr/>
+      </w:pPr>
+      <w:r>
+        <w:rPr>
+          <w:rtl w:val="0"/>
+        </w:rPr>
+      </w:r>
+    </w:p>
+    <w:p>
+      <w:pPr>
+        <w:rPr>
+          <w:b w:val="1"/>
+          <w:bCs w:val="1"/>
+        </w:rPr>
+      </w:pPr>
+      <w:r>
+        <w:rPr>
+          <w:b w:val="1"/>
+          <w:bCs w:val="1"/>
+          <w:rtl w:val="0"/>
+        </w:rPr>
+        <w:t xml:space="preserve">Statements Reification:</w:t>
+      </w:r>
+    </w:p>
+    <w:p>
+      <w:pPr>
+        <w:rPr/>
+      </w:pPr>
+      <w:r>
+        <w:rPr>
+          <w:rtl w:val="0"/>
+        </w:rPr>
+        <w:t xml:space="preserve">Being a Statement an instance of Resource, it can play the Resource role in an Occurrence, being it a Statement Subject, Predicate or Object Occurrence player Resource.</w:t>
       </w:r>
     </w:p>
     <w:p>
@@ -10688,12 +11048,26 @@
         <w:pStyle w:val="Heading2"/>
         <w:rPr/>
       </w:pPr>
-      <w:bookmarkStart w:colFirst="0" w:colLast="0" w:name="_v23pq5u3sni" w:id="11"/>
+      <w:bookmarkStart w:colFirst="0" w:colLast="0" w:name="_k5sz5mgpkrqn" w:id="11"/>
       <w:bookmarkEnd w:id="11"/>
       <w:r>
         <w:rPr>
           <w:rtl w:val="0"/>
         </w:rPr>
+        <w:t xml:space="preserve">Kinds</w:t>
+      </w:r>
+    </w:p>
+    <w:p>
+      <w:pPr>
+        <w:pStyle w:val="Heading2"/>
+        <w:rPr/>
+      </w:pPr>
+      <w:bookmarkStart w:colFirst="0" w:colLast="0" w:name="_v23pq5u3sni" w:id="12"/>
+      <w:bookmarkEnd w:id="12"/>
+      <w:r>
+        <w:rPr>
+          <w:rtl w:val="0"/>
+        </w:rPr>
         <w:t xml:space="preserve">Statements</w:t>
       </w:r>
     </w:p>
@@ -10755,8 +11129,8 @@
         <w:pStyle w:val="Heading3"/>
         <w:rPr/>
       </w:pPr>
-      <w:bookmarkStart w:colFirst="0" w:colLast="0" w:name="_kydyys19ulet" w:id="12"/>
-      <w:bookmarkEnd w:id="12"/>
+      <w:bookmarkStart w:colFirst="0" w:colLast="0" w:name="_kydyys19ulet" w:id="13"/>
+      <w:bookmarkEnd w:id="13"/>
       <w:r>
         <w:rPr>
           <w:rtl w:val="0"/>
@@ -10793,7 +11167,9 @@
         </w:numPr>
         <w:ind w:left="720" w:hanging="360"/>
         <w:rPr>
-          <w:u w:val="none"/>
+          <w:color w:val="000000"/>
+          <w:sz w:val="22"/>
+          <w:szCs w:val="22"/>
         </w:rPr>
       </w:pPr>
       <w:r>
@@ -10819,7 +11195,9 @@
         </w:numPr>
         <w:ind w:left="720" w:hanging="360"/>
         <w:rPr>
-          <w:u w:val="none"/>
+          <w:color w:val="000000"/>
+          <w:sz w:val="22"/>
+          <w:szCs w:val="22"/>
         </w:rPr>
       </w:pPr>
       <w:r>
@@ -10845,7 +11223,9 @@
         </w:numPr>
         <w:ind w:left="720" w:hanging="360"/>
         <w:rPr>
-          <w:u w:val="none"/>
+          <w:color w:val="000000"/>
+          <w:sz w:val="22"/>
+          <w:szCs w:val="22"/>
         </w:rPr>
       </w:pPr>
       <w:r>
@@ -10871,7 +11251,9 @@
         </w:numPr>
         <w:ind w:left="720" w:hanging="360"/>
         <w:rPr>
-          <w:u w:val="none"/>
+          <w:color w:val="000000"/>
+          <w:sz w:val="22"/>
+          <w:szCs w:val="22"/>
         </w:rPr>
       </w:pPr>
       <w:r>
@@ -10925,161 +11307,54 @@
     </w:p>
     <w:p>
       <w:pPr>
-        <w:pStyle w:val="Heading2"/>
-        <w:rPr/>
-      </w:pPr>
-      <w:bookmarkStart w:colFirst="0" w:colLast="0" w:name="_x4x30fhkgclg" w:id="13"/>
-      <w:bookmarkEnd w:id="13"/>
-      <w:r>
-        <w:rPr>
-          <w:rtl w:val="0"/>
-        </w:rPr>
-        <w:t xml:space="preserve">Contexts, Subjects, Predicates, Objects</w:t>
-      </w:r>
-    </w:p>
-    <w:p>
-      <w:pPr>
-        <w:rPr/>
-      </w:pPr>
-      <w:r>
-        <w:rPr>
-          <w:rtl w:val="0"/>
-        </w:rPr>
-        <w:t xml:space="preserve">Context, Subject, Predicate and Object are the (positional) roles of an Occurrence instance in a Statement occurring context.</w:t>
-      </w:r>
-    </w:p>
-    <w:p>
-      <w:pPr>
-        <w:rPr/>
-      </w:pPr>
-      <w:r>
-        <w:rPr>
-          <w:rtl w:val="0"/>
-        </w:rPr>
-      </w:r>
-    </w:p>
-    <w:p>
-      <w:pPr>
-        <w:rPr/>
-      </w:pPr>
-      <w:r>
-        <w:rPr>
-          <w:rtl w:val="0"/>
-        </w:rPr>
-        <w:t xml:space="preserve">The role of a Resource Occurrence in a Statement is typed by its Statement Occurrence position and its Occurrence Role type (Kind). A Resource can occur in more than one role or occurrence type (CSPO) in different Statements with its corresponding position role Kind type. The type of the role (Kind) of the Resource Occurrence is determined by the type of the position it plays in a given Statement.</w:t>
-      </w:r>
-    </w:p>
-    <w:p>
-      <w:pPr>
-        <w:rPr/>
-      </w:pPr>
-      <w:r>
-        <w:rPr>
-          <w:rtl w:val="0"/>
-        </w:rPr>
-      </w:r>
-    </w:p>
-    <w:p>
-      <w:pPr>
-        <w:rPr/>
-      </w:pPr>
-      <w:r>
-        <w:rPr>
-          <w:rtl w:val="0"/>
-        </w:rPr>
-        <w:t xml:space="preserve">The Context Kind of the Statement Context Occurrence may be of SubjectKind, PredicateKind or ObjectKind role types being the Statement a Kind Context (Type Kinds) Statement type.</w:t>
-      </w:r>
-    </w:p>
-    <w:p>
-      <w:pPr>
-        <w:rPr/>
-      </w:pPr>
-      <w:r>
-        <w:rPr>
-          <w:rtl w:val="0"/>
-        </w:rPr>
-      </w:r>
-    </w:p>
-    <w:p>
-      <w:pPr>
-        <w:rPr/>
-      </w:pPr>
-      <w:r>
-        <w:rPr>
-          <w:rtl w:val="0"/>
-        </w:rPr>
-        <w:t xml:space="preserve">The Context Kind of the Statement Context Occurrence may be of ContextKind role type being the Statement a Kind Dimensional Context (Dimensional Kinds) Statement.</w:t>
-      </w:r>
-    </w:p>
-    <w:p>
-      <w:pPr>
-        <w:pStyle w:val="Heading2"/>
-        <w:rPr/>
-      </w:pPr>
-      <w:bookmarkStart w:colFirst="0" w:colLast="0" w:name="_hytyektcnf1l" w:id="14"/>
+        <w:pStyle w:val="Heading4"/>
+        <w:rPr/>
+      </w:pPr>
+      <w:bookmarkStart w:colFirst="0" w:colLast="0" w:name="_c2rhkxscq3gs" w:id="14"/>
       <w:bookmarkEnd w:id="14"/>
       <w:r>
         <w:rPr>
           <w:rtl w:val="0"/>
         </w:rPr>
-        <w:t xml:space="preserve">Context, Subject, Predicate, Object Kinds</w:t>
-      </w:r>
-    </w:p>
-    <w:p>
-      <w:pPr>
-        <w:rPr/>
-      </w:pPr>
-      <w:r>
-        <w:rPr>
-          <w:rtl w:val="0"/>
-        </w:rPr>
-        <w:t xml:space="preserve">Kinds aggregates Player, Attribute, Value triples scoped by their Kind Resource Context Occurrence.</w:t>
-      </w:r>
-    </w:p>
-    <w:p>
-      <w:pPr>
-        <w:rPr/>
-      </w:pPr>
-      <w:r>
-        <w:rPr>
-          <w:rtl w:val="0"/>
-        </w:rPr>
-      </w:r>
-    </w:p>
-    <w:p>
-      <w:pPr>
-        <w:rPr/>
-      </w:pPr>
-      <w:r>
-        <w:rPr>
-          <w:rtl w:val="0"/>
-        </w:rPr>
-        <w:t xml:space="preserve">A Kind is defined by all of the Statements on which the Kind of the Kind Resource plays the Statement Context occurrence role.</w:t>
-      </w:r>
-    </w:p>
-    <w:p>
-      <w:pPr>
-        <w:rPr/>
-      </w:pPr>
-      <w:r>
-        <w:rPr>
-          <w:rtl w:val="0"/>
-        </w:rPr>
-      </w:r>
-    </w:p>
-    <w:p>
-      <w:pPr>
-        <w:rPr/>
-      </w:pPr>
-      <w:r>
-        <w:rPr>
-          <w:rtl w:val="0"/>
-        </w:rPr>
-        <w:t xml:space="preserve">Kinds are represented as an aggregation of Kind Resource occurrence Statements whose Statement Contexts are the Kind Resource occurrence instance itself (Kind reified Context Resource Occurrence), and their Subjects, Predicates and Objects plays the PlayerType, AttributeType and ValueType of their Kind definition. Thus, the definition of a Kind is the set of Statements of its corresponding Kind as Resource Occurrence of their Statement Contexts.</w:t>
-      </w:r>
-    </w:p>
-    <w:p>
-      <w:pPr>
+        <w:t xml:space="preserve">Kinds Context Statements</w:t>
+      </w:r>
+    </w:p>
+    <w:p>
+      <w:pPr>
+        <w:rPr/>
+      </w:pPr>
+      <w:r>
+        <w:rPr>
+          <w:rtl w:val="0"/>
+        </w:rPr>
+        <w:t xml:space="preserve">Statement’s Context role Kind type is one of SubjectKind, PredicateKind, ObjectKind. Statements S, P, O are Resource Occurrences. The Statement’s Context role Kind (SK, PK, OK) Resource (URI) aggregates all Kind’s SPO Statements Occurrences.</w:t>
+      </w:r>
+    </w:p>
+    <w:p>
+      <w:pPr>
+        <w:rPr/>
+      </w:pPr>
+      <w:r>
+        <w:rPr>
+          <w:rtl w:val="0"/>
+        </w:rPr>
+      </w:r>
+    </w:p>
+    <w:p>
+      <w:pPr>
+        <w:ind w:left="0" w:firstLine="0"/>
+        <w:rPr/>
+      </w:pPr>
+      <w:r>
+        <w:rPr>
+          <w:rtl w:val="0"/>
+        </w:rPr>
+        <w:t xml:space="preserve">Statement’s Context role Kind type is one of SubjectKind, PredicateKind, ObjectKind. Statements S, P, O are Resource Occurrences aggregated by the Context Kind role instance. The Statement’s Context role Kind (SK, PK, OK) Resource (URI) aggregates all Kind’s SPO Statements Occurrences.</w:t>
+      </w:r>
+    </w:p>
+    <w:p>
+      <w:pPr>
+        <w:ind w:left="0" w:firstLine="0"/>
         <w:rPr/>
       </w:pPr>
       <w:r>
@@ -11101,144 +11376,213 @@
     </w:p>
     <w:p>
       <w:pPr>
-        <w:rPr/>
-      </w:pPr>
-      <w:r>
-        <w:rPr>
-          <w:rtl w:val="0"/>
-        </w:rPr>
-      </w:r>
-    </w:p>
-    <w:p>
-      <w:pPr>
-        <w:rPr/>
-      </w:pPr>
-      <w:r>
-        <w:rPr>
-          <w:rtl w:val="0"/>
-        </w:rPr>
-        <w:t xml:space="preserve">Kinds are a kind of “type / state in context inference mechanism”: if a Subject shares common attributes with another Subject, it is of the same Kind “type”. If their common attributes share common values, it is of the same Kind “state”. The same applies for Predicate and Object Kinds.</w:t>
-      </w:r>
-    </w:p>
-    <w:p>
-      <w:pPr>
-        <w:rPr/>
-      </w:pPr>
-      <w:r>
-        <w:rPr>
-          <w:rtl w:val="0"/>
-        </w:rPr>
-      </w:r>
-    </w:p>
-    <w:p>
-      <w:pPr>
-        <w:rPr/>
-      </w:pPr>
-      <w:r>
-        <w:rPr>
-          <w:rtl w:val="0"/>
-        </w:rPr>
-        <w:t xml:space="preserve">The exception to this rule is the ContextKind Kind type which aggregates the S, P, O occurrences role Kinds instead of the occurrences Resources. This process is called “Fold”.</w:t>
-      </w:r>
-    </w:p>
-    <w:p>
-      <w:pPr>
-        <w:rPr/>
-      </w:pPr>
-      <w:r>
-        <w:rPr>
-          <w:rtl w:val="0"/>
-        </w:rPr>
-      </w:r>
-    </w:p>
-    <w:p>
-      <w:pPr>
-        <w:rPr>
-          <w:b w:val="1"/>
-          <w:bCs w:val="1"/>
-        </w:rPr>
-      </w:pPr>
-      <w:r>
-        <w:rPr>
-          <w:b w:val="1"/>
-          <w:bCs w:val="1"/>
-          <w:rtl w:val="0"/>
-        </w:rPr>
-        <w:t xml:space="preserve">Kinds hierarchies, basic inheritance:</w:t>
-      </w:r>
-    </w:p>
-    <w:p>
-      <w:pPr>
-        <w:rPr>
-          <w:b w:val="1"/>
-          <w:bCs w:val="1"/>
-        </w:rPr>
-      </w:pPr>
-      <w:r>
-        <w:rPr>
-          <w:rtl w:val="0"/>
-        </w:rPr>
-      </w:r>
-    </w:p>
-    <w:p>
-      <w:pPr>
-        <w:rPr/>
-      </w:pPr>
-      <w:r>
-        <w:rPr>
-          <w:rtl w:val="0"/>
-        </w:rPr>
-        <w:t xml:space="preserve">If a Subject attribute set is the superset of another Subject attribute set, it can be regarded as an “extension” of the first Subject type. TODO: Leverage this with other inference mechanisms (FCA, for example).</w:t>
-      </w:r>
-    </w:p>
-    <w:p>
-      <w:pPr>
-        <w:rPr/>
-      </w:pPr>
-      <w:r>
-        <w:rPr>
-          <w:rtl w:val="0"/>
-        </w:rPr>
-      </w:r>
-    </w:p>
-    <w:p>
-      <w:pPr>
-        <w:rPr>
-          <w:b w:val="1"/>
-          <w:bCs w:val="1"/>
-        </w:rPr>
-      </w:pPr>
-      <w:r>
-        <w:rPr>
-          <w:b w:val="1"/>
-          <w:bCs w:val="1"/>
-          <w:rtl w:val="0"/>
-        </w:rPr>
-        <w:t xml:space="preserve">Kinds ordering:</w:t>
-      </w:r>
-    </w:p>
-    <w:p>
-      <w:pPr>
-        <w:rPr>
-          <w:b w:val="1"/>
-          <w:bCs w:val="1"/>
-        </w:rPr>
-      </w:pPr>
-      <w:r>
-        <w:rPr>
-          <w:rtl w:val="0"/>
-        </w:rPr>
-      </w:r>
-    </w:p>
-    <w:p>
-      <w:pPr>
-        <w:rPr/>
-      </w:pPr>
-      <w:r>
-        <w:rPr>
-          <w:rtl w:val="0"/>
-        </w:rPr>
-        <w:t xml:space="preserve">a Subject “extended” by another Subject attributes set can be regarded as being “before” the first Subject. This assumes the existence of a super type is necessary for the existence of a sub type.</w:t>
+        <w:pStyle w:val="Heading4"/>
+        <w:rPr/>
+      </w:pPr>
+      <w:bookmarkStart w:colFirst="0" w:colLast="0" w:name="_grhj7gpyogs7" w:id="15"/>
+      <w:bookmarkEnd w:id="15"/>
+      <w:r>
+        <w:rPr>
+          <w:rtl w:val="0"/>
+        </w:rPr>
+        <w:t xml:space="preserve">Dimensional Kinds Context Statements</w:t>
+      </w:r>
+    </w:p>
+    <w:p>
+      <w:pPr>
+        <w:rPr/>
+      </w:pPr>
+      <w:r>
+        <w:rPr>
+          <w:rtl w:val="0"/>
+        </w:rPr>
+        <w:t xml:space="preserve">The Statement Context ContextKind Kind type aggregates the S, P, O occurrences role Kinds Player, Attribute and Values  instead of the occurrences Resources. This process is called “Fold”.</w:t>
+      </w:r>
+    </w:p>
+    <w:p>
+      <w:pPr>
+        <w:rPr/>
+      </w:pPr>
+      <w:r>
+        <w:rPr>
+          <w:rtl w:val="0"/>
+        </w:rPr>
+      </w:r>
+    </w:p>
+    <w:p>
+      <w:pPr>
+        <w:ind w:left="0" w:firstLine="0"/>
+        <w:rPr/>
+      </w:pPr>
+      <w:r>
+        <w:rPr>
+          <w:rtl w:val="0"/>
+        </w:rPr>
+        <w:t xml:space="preserve">Statement’s Context role Kind type is of ContextKind type (SubjectKind PlayerType, PredicateKind AttributeType and ObjectKind ValueType). Statements S, P, O are of SubjectKind, PredicateKind and ObjectKind Kinds respectively. The Kind Statements define the ContextKind definition (Resource occurrences) aggregated dimensional context axes and state (temporal / dimensional parts) addressing “coordinates” (SK, PK, OK) of a given Resource.</w:t>
+      </w:r>
+    </w:p>
+    <w:p>
+      <w:pPr>
+        <w:ind w:left="0" w:firstLine="0"/>
+        <w:rPr/>
+      </w:pPr>
+      <w:r>
+        <w:rPr>
+          <w:rtl w:val="0"/>
+        </w:rPr>
+      </w:r>
+    </w:p>
+    <w:p>
+      <w:pPr>
+        <w:ind w:left="0" w:firstLine="0"/>
+        <w:rPr/>
+      </w:pPr>
+      <w:r>
+        <w:rPr>
+          <w:rtl w:val="0"/>
+        </w:rPr>
+        <w:t xml:space="preserve">TODO: Aggregate ContextKind Statements S, P, Os (SKs, PKs, OKs). Aggregated Statement S, P, O Occurrences Kinds SKs, PKs, OKs: (Dimension, Axis, Value)? Kind Dimensional Context Statements SPOs are further typed as Kind Context Statements (Augmentation Layers)? Meta Kinds?</w:t>
+      </w:r>
+    </w:p>
+    <w:p>
+      <w:pPr>
+        <w:rPr/>
+      </w:pPr>
+      <w:r>
+        <w:rPr>
+          <w:rtl w:val="0"/>
+        </w:rPr>
+        <w:t xml:space="preserve">TODO: Dimensional Contexts (Context’s Occurrences ContextKind roles) shall encode data, information and knowledge which will allow to reference, classify, relate, order, group and address specific Statement(s).</w:t>
+      </w:r>
+    </w:p>
+    <w:p>
+      <w:pPr>
+        <w:rPr/>
+      </w:pPr>
+      <w:r>
+        <w:rPr>
+          <w:rtl w:val="0"/>
+        </w:rPr>
+        <w:t xml:space="preserve">TODO: Infer Order and relationships renderable as a previous, current, next materialized relation statements (containment, time, etc.). Temporal / dimensional parts.</w:t>
+      </w:r>
+    </w:p>
+    <w:p>
+      <w:pPr>
+        <w:rPr/>
+      </w:pPr>
+      <w:r>
+        <w:rPr>
+          <w:rtl w:val="0"/>
+        </w:rPr>
+        <w:t xml:space="preserve">TODO: Infer Dimensional Contexts Occurrences ContextKind(s). ML / Clustering?</w:t>
+      </w:r>
+    </w:p>
+    <w:p>
+      <w:pPr>
+        <w:pStyle w:val="Heading4"/>
+        <w:rPr/>
+      </w:pPr>
+      <w:bookmarkStart w:colFirst="0" w:colLast="0" w:name="_qmpmou7wv4i2" w:id="16"/>
+      <w:bookmarkEnd w:id="16"/>
+      <w:r>
+        <w:rPr>
+          <w:rtl w:val="0"/>
+        </w:rPr>
+        <w:t xml:space="preserve">Retrieve Type Kinds Statements (Merge)</w:t>
+      </w:r>
+    </w:p>
+    <w:p>
+      <w:pPr>
+        <w:rPr/>
+      </w:pPr>
+      <w:r>
+        <w:rPr>
+          <w:rtl w:val="0"/>
+        </w:rPr>
+        <w:t xml:space="preserve">Type Kind Statements aggregation.</w:t>
+      </w:r>
+    </w:p>
+    <w:p>
+      <w:pPr>
+        <w:rPr/>
+      </w:pPr>
+      <w:r>
+        <w:rPr>
+          <w:rtl w:val="0"/>
+        </w:rPr>
+        <w:t xml:space="preserve">TODO.</w:t>
+      </w:r>
+    </w:p>
+    <w:p>
+      <w:pPr>
+        <w:pStyle w:val="Heading4"/>
+        <w:rPr/>
+      </w:pPr>
+      <w:bookmarkStart w:colFirst="0" w:colLast="0" w:name="_spcxeh94g6ur" w:id="17"/>
+      <w:bookmarkEnd w:id="17"/>
+      <w:r>
+        <w:rPr>
+          <w:rtl w:val="0"/>
+        </w:rPr>
+        <w:t xml:space="preserve">Retrieve Statements Dimensional Contexts (Fold)</w:t>
+      </w:r>
+    </w:p>
+    <w:p>
+      <w:pPr>
+        <w:rPr/>
+      </w:pPr>
+      <w:r>
+        <w:rPr>
+          <w:rtl w:val="0"/>
+        </w:rPr>
+        <w:t xml:space="preserve">ContextKind Dimensional Statements aggregation.</w:t>
+      </w:r>
+    </w:p>
+    <w:p>
+      <w:pPr>
+        <w:rPr/>
+      </w:pPr>
+      <w:r>
+        <w:rPr>
+          <w:rtl w:val="0"/>
+        </w:rPr>
+        <w:t xml:space="preserve">TODO.</w:t>
+      </w:r>
+    </w:p>
+    <w:p>
+      <w:pPr>
+        <w:pStyle w:val="Heading4"/>
+        <w:rPr/>
+      </w:pPr>
+      <w:bookmarkStart w:colFirst="0" w:colLast="0" w:name="_pcbp3ima5zok" w:id="18"/>
+      <w:bookmarkEnd w:id="18"/>
+      <w:r>
+        <w:rPr>
+          <w:rtl w:val="0"/>
+        </w:rPr>
+        <w:t xml:space="preserve">Retrieve Dimensional Contexts Statements (Unfold)</w:t>
+      </w:r>
+    </w:p>
+    <w:p>
+      <w:pPr>
+        <w:rPr/>
+      </w:pPr>
+      <w:r>
+        <w:rPr>
+          <w:rtl w:val="0"/>
+        </w:rPr>
+        <w:t xml:space="preserve">ContextKind Dimensional Statements de-aggregation: retrieve Dimension source Statements.</w:t>
+      </w:r>
+    </w:p>
+    <w:p>
+      <w:pPr>
+        <w:rPr/>
+      </w:pPr>
+      <w:r>
+        <w:rPr>
+          <w:rtl w:val="0"/>
+        </w:rPr>
+        <w:t xml:space="preserve">TODO.</w:t>
       </w:r>
     </w:p>
     <w:p>
@@ -11246,288 +11590,8 @@
         <w:pStyle w:val="Heading3"/>
         <w:rPr/>
       </w:pPr>
-      <w:bookmarkStart w:colFirst="0" w:colLast="0" w:name="_kgz1ahvhmxmr" w:id="15"/>
-      <w:bookmarkEnd w:id="15"/>
-      <w:r>
-        <w:rPr>
-          <w:rtl w:val="0"/>
-        </w:rPr>
-        <w:t xml:space="preserve">Type Kinds Context Statements</w:t>
-      </w:r>
-    </w:p>
-    <w:p>
-      <w:pPr>
-        <w:rPr/>
-      </w:pPr>
-      <w:r>
-        <w:rPr>
-          <w:rtl w:val="0"/>
-        </w:rPr>
-        <w:t xml:space="preserve">Statement’s Context role Kind type is one of SubjectKind, PredicateKind, ObjectKind. Statements S, P, O are Resource Occurrences. The Statement’s Context role Kind (SK, PK, OK) Resource (URI) aggregates all Kind’s SPO Statements Occurrences.</w:t>
-      </w:r>
-    </w:p>
-    <w:p>
-      <w:pPr>
-        <w:rPr/>
-      </w:pPr>
-      <w:r>
-        <w:rPr>
-          <w:rtl w:val="0"/>
-        </w:rPr>
-      </w:r>
-    </w:p>
-    <w:p>
-      <w:pPr>
-        <w:ind w:left="0" w:firstLine="0"/>
-        <w:rPr/>
-      </w:pPr>
-      <w:r>
-        <w:rPr>
-          <w:rtl w:val="0"/>
-        </w:rPr>
-        <w:t xml:space="preserve">Statement’s Context role Kind type is one of SubjectKind, PredicateKind, ObjectKind. Statements S, P, O are Resource Occurrences aggregated by the Context Kind role instance. The Statement’s Context role Kind (SK, PK, OK) Resource (URI) aggregates all Kind’s SPO Statements Occurrences.</w:t>
-      </w:r>
-    </w:p>
-    <w:p>
-      <w:pPr>
-        <w:ind w:left="0" w:firstLine="0"/>
-        <w:rPr/>
-      </w:pPr>
-      <w:r>
-        <w:rPr>
-          <w:rtl w:val="0"/>
-        </w:rPr>
-      </w:r>
-    </w:p>
-    <w:p>
-      <w:pPr>
-        <w:rPr/>
-      </w:pPr>
-      <w:r>
-        <w:rPr>
-          <w:rtl w:val="0"/>
-        </w:rPr>
-        <w:t xml:space="preserve">Kinds Aggregation of PlayerType(s) Resource Occurrences (SPOs) is performed by common AttributeType(s) (types) and then by common ValueTypes(s) (states). Parameterized interface for each Kind type (CK, SK, PK, OK). This process is called “Merge”.</w:t>
-      </w:r>
-    </w:p>
-    <w:p>
-      <w:pPr>
-        <w:pStyle w:val="Heading3"/>
-        <w:rPr/>
-      </w:pPr>
-      <w:bookmarkStart w:colFirst="0" w:colLast="0" w:name="_grhj7gpyogs7" w:id="16"/>
-      <w:bookmarkEnd w:id="16"/>
-      <w:r>
-        <w:rPr>
-          <w:rtl w:val="0"/>
-        </w:rPr>
-        <w:t xml:space="preserve">Dimensional Kinds Context Statements</w:t>
-      </w:r>
-    </w:p>
-    <w:p>
-      <w:pPr>
-        <w:rPr/>
-      </w:pPr>
-      <w:r>
-        <w:rPr>
-          <w:rtl w:val="0"/>
-        </w:rPr>
-        <w:t xml:space="preserve">The Statement Context ContextKind Kind type aggregates the S, P, O occurrences role Kinds Player, Attribute and Values  instead of the occurrences Resources. This process is called “Fold”.</w:t>
-      </w:r>
-    </w:p>
-    <w:p>
-      <w:pPr>
-        <w:rPr/>
-      </w:pPr>
-      <w:r>
-        <w:rPr>
-          <w:rtl w:val="0"/>
-        </w:rPr>
-      </w:r>
-    </w:p>
-    <w:p>
-      <w:pPr>
-        <w:ind w:left="0" w:firstLine="0"/>
-        <w:rPr/>
-      </w:pPr>
-      <w:r>
-        <w:rPr>
-          <w:rtl w:val="0"/>
-        </w:rPr>
-        <w:t xml:space="preserve">Statement’s Context role Kind type is of ContextKind type (SubjectKind PlayerType, PredicateKind AttributeType and ObjectKind ValueType). Statements S, P, O are of SubjectKind, PredicateKind and ObjectKind Kinds respectively. The Kind Statements define the ContextKind definition (Resource occurrences) aggregated dimensional context axes and state (temporal / dimensional parts) addressing “coordinates” (SK, PK, OK) of a given Resource.</w:t>
-      </w:r>
-    </w:p>
-    <w:p>
-      <w:pPr>
-        <w:ind w:left="0" w:firstLine="0"/>
-        <w:rPr/>
-      </w:pPr>
-      <w:r>
-        <w:rPr>
-          <w:rtl w:val="0"/>
-        </w:rPr>
-      </w:r>
-    </w:p>
-    <w:p>
-      <w:pPr>
-        <w:ind w:left="0" w:firstLine="0"/>
-        <w:rPr/>
-      </w:pPr>
-      <w:r>
-        <w:rPr>
-          <w:rtl w:val="0"/>
-        </w:rPr>
-        <w:t xml:space="preserve">TODO: Aggregate ContextKind Statements S, P, Os (SKs, PKs, OKs). Aggregated Statement S, P, O Occurrences Kinds SKs, PKs, OKs: (Dimension, Axis, Value)? Kind Dimensional Context Statements SPOs are further typed as Kind Context Statements (Augmentation Layers)? Meta Kinds?</w:t>
-      </w:r>
-    </w:p>
-    <w:p>
-      <w:pPr>
-        <w:rPr/>
-      </w:pPr>
-      <w:r>
-        <w:rPr>
-          <w:rtl w:val="0"/>
-        </w:rPr>
-        <w:t xml:space="preserve">TODO: Dimensional Contexts (Context’s Occurrences ContextKind roles) shall encode data, information and knowledge which will allow to reference, classify, relate, order, group and address specific Statement(s).</w:t>
-      </w:r>
-    </w:p>
-    <w:p>
-      <w:pPr>
-        <w:rPr/>
-      </w:pPr>
-      <w:r>
-        <w:rPr>
-          <w:rtl w:val="0"/>
-        </w:rPr>
-        <w:t xml:space="preserve">TODO: Infer Order and relationships renderable as a previous, current, next materialized relation statements (containment, time, etc.). Temporal / dimensional parts.</w:t>
-      </w:r>
-    </w:p>
-    <w:p>
-      <w:pPr>
-        <w:rPr/>
-      </w:pPr>
-      <w:r>
-        <w:rPr>
-          <w:rtl w:val="0"/>
-        </w:rPr>
-        <w:t xml:space="preserve">TODO: Infer Dimensional Contexts Occurrences ContextKind(s). ML / Clustering?</w:t>
-      </w:r>
-    </w:p>
-    <w:p>
-      <w:pPr>
-        <w:pStyle w:val="Heading4"/>
-        <w:rPr/>
-      </w:pPr>
-      <w:bookmarkStart w:colFirst="0" w:colLast="0" w:name="_qmpmou7wv4i2" w:id="17"/>
-      <w:bookmarkEnd w:id="17"/>
-      <w:r>
-        <w:rPr>
-          <w:rtl w:val="0"/>
-        </w:rPr>
-        <w:t xml:space="preserve">Retrieve Type Kinds Statements (Merge)</w:t>
-      </w:r>
-    </w:p>
-    <w:p>
-      <w:pPr>
-        <w:rPr/>
-      </w:pPr>
-      <w:r>
-        <w:rPr>
-          <w:rtl w:val="0"/>
-        </w:rPr>
-        <w:t xml:space="preserve">Type Kind Statements aggregation.</w:t>
-      </w:r>
-    </w:p>
-    <w:p>
-      <w:pPr>
-        <w:rPr/>
-      </w:pPr>
-      <w:r>
-        <w:rPr>
-          <w:rtl w:val="0"/>
-        </w:rPr>
-        <w:t xml:space="preserve">TODO.</w:t>
-      </w:r>
-    </w:p>
-    <w:p>
-      <w:pPr>
-        <w:pStyle w:val="Heading4"/>
-        <w:rPr/>
-      </w:pPr>
-      <w:bookmarkStart w:colFirst="0" w:colLast="0" w:name="_spcxeh94g6ur" w:id="18"/>
-      <w:bookmarkEnd w:id="18"/>
-      <w:r>
-        <w:rPr>
-          <w:rtl w:val="0"/>
-        </w:rPr>
-        <w:t xml:space="preserve">Retrieve Statements Dimensional Contexts (Fold)</w:t>
-      </w:r>
-    </w:p>
-    <w:p>
-      <w:pPr>
-        <w:rPr/>
-      </w:pPr>
-      <w:r>
-        <w:rPr>
-          <w:rtl w:val="0"/>
-        </w:rPr>
-        <w:t xml:space="preserve">ContextKind Dimensional Statements aggregation.</w:t>
-      </w:r>
-    </w:p>
-    <w:p>
-      <w:pPr>
-        <w:rPr/>
-      </w:pPr>
-      <w:r>
-        <w:rPr>
-          <w:rtl w:val="0"/>
-        </w:rPr>
-        <w:t xml:space="preserve">TODO.</w:t>
-      </w:r>
-    </w:p>
-    <w:p>
-      <w:pPr>
-        <w:pStyle w:val="Heading4"/>
-        <w:rPr/>
-      </w:pPr>
-      <w:bookmarkStart w:colFirst="0" w:colLast="0" w:name="_pcbp3ima5zok" w:id="19"/>
+      <w:bookmarkStart w:colFirst="0" w:colLast="0" w:name="_c6xkoixrpgkw" w:id="19"/>
       <w:bookmarkEnd w:id="19"/>
-      <w:r>
-        <w:rPr>
-          <w:rtl w:val="0"/>
-        </w:rPr>
-        <w:t xml:space="preserve">Retrieve Dimensional Contexts Statements (Unfold)</w:t>
-      </w:r>
-    </w:p>
-    <w:p>
-      <w:pPr>
-        <w:rPr/>
-      </w:pPr>
-      <w:r>
-        <w:rPr>
-          <w:rtl w:val="0"/>
-        </w:rPr>
-        <w:t xml:space="preserve">ContextKind Dimensional Statements de-aggregation: retrieve Dimension source Statements.</w:t>
-      </w:r>
-    </w:p>
-    <w:p>
-      <w:pPr>
-        <w:rPr/>
-      </w:pPr>
-      <w:r>
-        <w:rPr>
-          <w:rtl w:val="0"/>
-        </w:rPr>
-        <w:t xml:space="preserve">TODO.</w:t>
-      </w:r>
-    </w:p>
-    <w:p>
-      <w:pPr>
-        <w:pStyle w:val="Heading3"/>
-        <w:rPr/>
-      </w:pPr>
-      <w:bookmarkStart w:colFirst="0" w:colLast="0" w:name="_c6xkoixrpgkw" w:id="20"/>
-      <w:bookmarkEnd w:id="20"/>
       <w:r>
         <w:rPr>
           <w:rtl w:val="0"/>
@@ -11801,8 +11865,8 @@
         <w:pStyle w:val="Heading1"/>
         <w:rPr/>
       </w:pPr>
-      <w:bookmarkStart w:colFirst="0" w:colLast="0" w:name="_q1h85p3u11x0" w:id="21"/>
-      <w:bookmarkEnd w:id="21"/>
+      <w:bookmarkStart w:colFirst="0" w:colLast="0" w:name="_q1h85p3u11x0" w:id="20"/>
+      <w:bookmarkEnd w:id="20"/>
       <w:r>
         <w:rPr>
           <w:rtl w:val="0"/>
@@ -11896,8 +11960,8 @@
         <w:pStyle w:val="Heading2"/>
         <w:rPr/>
       </w:pPr>
-      <w:bookmarkStart w:colFirst="0" w:colLast="0" w:name="_wet20rmfu5qq" w:id="22"/>
-      <w:bookmarkEnd w:id="22"/>
+      <w:bookmarkStart w:colFirst="0" w:colLast="0" w:name="_wet20rmfu5qq" w:id="21"/>
+      <w:bookmarkEnd w:id="21"/>
       <w:r>
         <w:rPr>
           <w:rtl w:val="0"/>
@@ -12122,8 +12186,8 @@
         <w:pStyle w:val="Heading2"/>
         <w:rPr/>
       </w:pPr>
-      <w:bookmarkStart w:colFirst="0" w:colLast="0" w:name="_gm9mvgowieo6" w:id="23"/>
-      <w:bookmarkEnd w:id="23"/>
+      <w:bookmarkStart w:colFirst="0" w:colLast="0" w:name="_gm9mvgowieo6" w:id="22"/>
+      <w:bookmarkEnd w:id="22"/>
       <w:r>
         <w:rPr>
           <w:rtl w:val="0"/>
@@ -12451,12 +12515,12 @@
           <wp:inline distB="114300" distT="114300" distL="114300" distR="114300">
             <wp:extent cx="9144000" cy="5143500"/>
             <wp:effectExtent b="0" l="0" r="0" t="0"/>
-            <wp:docPr id="26" name="image26.png"/>
+            <wp:docPr id="26" name="image21.png"/>
             <a:graphic>
               <a:graphicData uri="http://schemas.openxmlformats.org/drawingml/2006/picture">
                 <pic:pic>
                   <pic:nvPicPr>
-                    <pic:cNvPr id="0" name="image26.png"/>
+                    <pic:cNvPr id="0" name="image21.png"/>
                     <pic:cNvPicPr preferRelativeResize="0"/>
                   </pic:nvPicPr>
                   <pic:blipFill>
@@ -12491,8 +12555,8 @@
         <w:pStyle w:val="Heading3"/>
         <w:rPr/>
       </w:pPr>
-      <w:bookmarkStart w:colFirst="0" w:colLast="0" w:name="_wrnybev1sdsl" w:id="24"/>
-      <w:bookmarkEnd w:id="24"/>
+      <w:bookmarkStart w:colFirst="0" w:colLast="0" w:name="_wrnybev1sdsl" w:id="23"/>
+      <w:bookmarkEnd w:id="23"/>
       <w:r>
         <w:rPr>
           <w:rtl w:val="0"/>
@@ -12674,8 +12738,8 @@
         <w:pStyle w:val="Heading2"/>
         <w:rPr/>
       </w:pPr>
-      <w:bookmarkStart w:colFirst="0" w:colLast="0" w:name="_pvsxaxwjbfxk" w:id="25"/>
-      <w:bookmarkEnd w:id="25"/>
+      <w:bookmarkStart w:colFirst="0" w:colLast="0" w:name="_pvsxaxwjbfxk" w:id="24"/>
+      <w:bookmarkEnd w:id="24"/>
       <w:r>
         <w:rPr>
           <w:rtl w:val="0"/>
@@ -12815,8 +12879,8 @@
         <w:pStyle w:val="Heading2"/>
         <w:rPr/>
       </w:pPr>
-      <w:bookmarkStart w:colFirst="0" w:colLast="0" w:name="_iwbaw3hnzpa2" w:id="26"/>
-      <w:bookmarkEnd w:id="26"/>
+      <w:bookmarkStart w:colFirst="0" w:colLast="0" w:name="_iwbaw3hnzpa2" w:id="25"/>
+      <w:bookmarkEnd w:id="25"/>
       <w:r>
         <w:rPr>
           <w:rtl w:val="0"/>
@@ -13045,8 +13109,8 @@
         <w:pStyle w:val="Heading2"/>
         <w:rPr/>
       </w:pPr>
-      <w:bookmarkStart w:colFirst="0" w:colLast="0" w:name="_x2jf5gd50y1" w:id="27"/>
-      <w:bookmarkEnd w:id="27"/>
+      <w:bookmarkStart w:colFirst="0" w:colLast="0" w:name="_x2jf5gd50y1" w:id="26"/>
+      <w:bookmarkEnd w:id="26"/>
       <w:r>
         <w:rPr>
           <w:rtl w:val="0"/>
@@ -13192,8 +13256,8 @@
         <w:pStyle w:val="Heading2"/>
         <w:rPr/>
       </w:pPr>
-      <w:bookmarkStart w:colFirst="0" w:colLast="0" w:name="_x82vw51rpmy4" w:id="28"/>
-      <w:bookmarkEnd w:id="28"/>
+      <w:bookmarkStart w:colFirst="0" w:colLast="0" w:name="_x82vw51rpmy4" w:id="27"/>
+      <w:bookmarkEnd w:id="27"/>
       <w:r>
         <w:rPr>
           <w:rtl w:val="0"/>
@@ -14415,402 +14479,402 @@
         <w:pStyle w:val="Heading1"/>
         <w:rPr/>
       </w:pPr>
-      <w:bookmarkStart w:colFirst="0" w:colLast="0" w:name="_huu3bjun52ae" w:id="29"/>
+      <w:bookmarkStart w:colFirst="0" w:colLast="0" w:name="_huu3bjun52ae" w:id="28"/>
+      <w:bookmarkEnd w:id="28"/>
+      <w:r>
+        <w:rPr>
+          <w:rtl w:val="0"/>
+        </w:rPr>
+        <w:t xml:space="preserve">Execution Model: Augmentation Agents Pipeline </w:t>
+      </w:r>
+    </w:p>
+    <w:p>
+      <w:pPr>
+        <w:rPr/>
+      </w:pPr>
+      <w:r>
+        <w:rPr>
+          <w:rtl w:val="0"/>
+        </w:rPr>
+        <w:t xml:space="preserve">A sequential message driven execution model, the Augmentation Pipeline, performs, by means of message exchange streams processing (Augmentation Agents Statements type (Kinds) aggregation, Kinds merge, fold and unfolding), the Semantic Streams Augmentation of raw RDF CSPO URIs Quads input Statements (from configurable Datasources, by means of appropriate system Statements) into executable models of knowledge gathered by means of (1) Aggregation, (2) Alignment and (3) Activation of Statements (messages) encoding corresponding layers domain models Statement types structures.  </w:t>
+      </w:r>
+    </w:p>
+    <w:p>
+      <w:pPr>
+        <w:rPr/>
+      </w:pPr>
+      <w:r>
+        <w:rPr>
+          <w:rtl w:val="0"/>
+        </w:rPr>
+      </w:r>
+    </w:p>
+    <w:p>
+      <w:pPr>
+        <w:rPr/>
+      </w:pPr>
+      <w:r>
+        <w:rPr>
+          <w:rtl w:val="0"/>
+        </w:rPr>
+        <w:t xml:space="preserve">Augmentation Agents communicate with each other by means of a series of messaging endpoints where each layer consumes its input Statements and publishes their output Statements. The main operations a layer performs in a Statements stream are: type (Kinds) aggregation, Kinds merge, fold and unfolding of layers Statements. Layers input and output Statements are handled in two ways:</w:t>
+      </w:r>
+    </w:p>
+    <w:p>
+      <w:pPr>
+        <w:rPr/>
+      </w:pPr>
+      <w:r>
+        <w:rPr>
+          <w:rtl w:val="0"/>
+        </w:rPr>
+      </w:r>
+    </w:p>
+    <w:p>
+      <w:pPr>
+        <w:rPr/>
+      </w:pPr>
+      <w:r>
+        <w:rPr>
+          <w:rtl w:val="0"/>
+        </w:rPr>
+        <w:t xml:space="preserve">Augmentation layers listen for Statements coming from an upper or lower layer. Augmentation layers publish their folding results and aggregated Kinds merge results for consumption of following or previous layers respectively. </w:t>
+      </w:r>
+    </w:p>
+    <w:p>
+      <w:pPr>
+        <w:rPr/>
+      </w:pPr>
+      <w:r>
+        <w:rPr>
+          <w:rtl w:val="0"/>
+        </w:rPr>
+      </w:r>
+    </w:p>
+    <w:p>
+      <w:pPr>
+        <w:rPr/>
+      </w:pPr>
+      <w:r>
+        <w:rPr>
+          <w:rtl w:val="0"/>
+        </w:rPr>
+        <w:t xml:space="preserve">Statements coming from an upper layer (raw Resources for the initial Aggregation layer) are to be “merged” with existing layer’s knowledge by means of Kinds aggregation (input Statements aggregated Kinds and layer previously known Statements Kinds) and then “folded” with previous knowledge into dimensional statements and published into an output endpoint to be consumed by a lower layer.</w:t>
+      </w:r>
+    </w:p>
+    <w:p>
+      <w:pPr>
+        <w:rPr/>
+      </w:pPr>
+      <w:r>
+        <w:rPr>
+          <w:rtl w:val="0"/>
+        </w:rPr>
+      </w:r>
+    </w:p>
+    <w:p>
+      <w:pPr>
+        <w:rPr/>
+      </w:pPr>
+      <w:r>
+        <w:rPr>
+          <w:rtl w:val="0"/>
+        </w:rPr>
+        <w:t xml:space="preserve">Statements coming from a lower layer (dimensional Statements) are “unfolded” into their source Statements and then “merged” with the layer previous knowledge Statements by means of Kinds aggregation (unfolded Statements and layer previously known Statements Kinds) and the merge results are published into an output endpoint to be consumed by an upper layer. The merge result Statements are also processed as if they were Statements coming from an upper layer.</w:t>
+      </w:r>
+    </w:p>
+    <w:p>
+      <w:pPr>
+        <w:rPr/>
+      </w:pPr>
+      <w:r>
+        <w:rPr>
+          <w:rtl w:val="0"/>
+        </w:rPr>
+      </w:r>
+    </w:p>
+    <w:p>
+      <w:pPr>
+        <w:rPr/>
+      </w:pPr>
+      <w:r>
+        <w:rPr>
+          <w:rtl w:val="0"/>
+        </w:rPr>
+        <w:t xml:space="preserve">This fan in / fan out approach is intended to be implemented in a reactive functional streams pipeline where each agent consumes and produces knowledge asynchronously and in parallel. An Agent output type Statement is another Agent source type Statement and an Agent output type Statement is the type of another Agent source Statement type. An Agent “accepts” an Statement if it is not known already or if it was further processed (updated) its context since the last consumption (or “acceptance” performance is no-op).</w:t>
+      </w:r>
+    </w:p>
+    <w:p>
+      <w:pPr>
+        <w:rPr/>
+      </w:pPr>
+      <w:r>
+        <w:rPr>
+          <w:rtl w:val="0"/>
+        </w:rPr>
+      </w:r>
+    </w:p>
+    <w:p>
+      <w:pPr>
+        <w:rPr/>
+      </w:pPr>
+      <w:r>
+        <w:rPr>
+          <w:rtl w:val="0"/>
+        </w:rPr>
+        <w:t xml:space="preserve">Endpoints are configured in this way:</w:t>
+      </w:r>
+    </w:p>
+    <w:p>
+      <w:pPr>
+        <w:rPr/>
+      </w:pPr>
+      <w:r>
+        <w:rPr>
+          <w:rtl w:val="0"/>
+        </w:rPr>
+      </w:r>
+    </w:p>
+    <w:p>
+      <w:pPr>
+        <w:rPr/>
+      </w:pPr>
+      <w:r>
+        <w:rPr>
+          <w:rtl w:val="0"/>
+        </w:rPr>
+        <w:t xml:space="preserve">Workflow:</w:t>
+      </w:r>
+    </w:p>
+    <w:p>
+      <w:pPr>
+        <w:rPr/>
+      </w:pPr>
+      <w:r>
+        <w:rPr>
+          <w:rtl w:val="0"/>
+        </w:rPr>
+        <w:t xml:space="preserve">Upper layer source consumed Statements: Kinds aggregation merge, fold -&gt; publish (to be consumed by a lower layer).</w:t>
+      </w:r>
+    </w:p>
+    <w:p>
+      <w:pPr>
+        <w:rPr/>
+      </w:pPr>
+      <w:r>
+        <w:rPr>
+          <w:rtl w:val="0"/>
+        </w:rPr>
+        <w:t xml:space="preserve">Lower layer source consumed Statements: unfold, Kinds aggregation merge -&gt; publish (to be consumed by an upper layer).</w:t>
+      </w:r>
+    </w:p>
+    <w:p>
+      <w:pPr>
+        <w:rPr/>
+      </w:pPr>
+      <w:r>
+        <w:rPr>
+          <w:rtl w:val="0"/>
+        </w:rPr>
+      </w:r>
+    </w:p>
+    <w:p>
+      <w:pPr>
+        <w:rPr/>
+      </w:pPr>
+      <w:r>
+        <w:rPr>
+          <w:rtl w:val="0"/>
+        </w:rPr>
+        <w:t xml:space="preserve">Datasources &lt;-&gt; Aggregation &lt;-&gt; Alignment &lt;-&gt; Activation &lt;-&gt; Dynamic Endpoints API</w:t>
+      </w:r>
+    </w:p>
+    <w:p>
+      <w:pPr>
+        <w:rPr/>
+      </w:pPr>
+      <w:r>
+        <w:rPr>
+          <w:rtl w:val="0"/>
+        </w:rPr>
+      </w:r>
+    </w:p>
+    <w:p>
+      <w:pPr>
+        <w:rPr/>
+      </w:pPr>
+      <w:r>
+        <w:rPr>
+          <w:rtl w:val="0"/>
+        </w:rPr>
+        <w:t xml:space="preserve">Datasources</w:t>
+      </w:r>
+    </w:p>
+    <w:p>
+      <w:pPr>
+        <w:rPr/>
+      </w:pPr>
+      <w:r>
+        <w:rPr>
+          <w:rtl w:val="0"/>
+        </w:rPr>
+        <w:t xml:space="preserve">&lt;-&gt;</w:t>
+      </w:r>
+    </w:p>
+    <w:p>
+      <w:pPr>
+        <w:rPr/>
+      </w:pPr>
+      <w:r>
+        <w:rPr>
+          <w:rtl w:val="0"/>
+        </w:rPr>
+        <w:t xml:space="preserve">(raw Statements in / raw Statements out)</w:t>
+      </w:r>
+    </w:p>
+    <w:p>
+      <w:pPr>
+        <w:rPr/>
+      </w:pPr>
+      <w:r>
+        <w:rPr>
+          <w:rtl w:val="0"/>
+        </w:rPr>
+        <w:t xml:space="preserve">Aggregation</w:t>
+      </w:r>
+    </w:p>
+    <w:p>
+      <w:pPr>
+        <w:rPr/>
+      </w:pPr>
+      <w:r>
+        <w:rPr>
+          <w:rtl w:val="0"/>
+        </w:rPr>
+        <w:t xml:space="preserve">(dimensional Aggregation Statements out / raw Alignment Statements in)</w:t>
+      </w:r>
+    </w:p>
+    <w:p>
+      <w:pPr>
+        <w:rPr/>
+      </w:pPr>
+      <w:r>
+        <w:rPr>
+          <w:rtl w:val="0"/>
+        </w:rPr>
+        <w:t xml:space="preserve">&lt;-&gt;</w:t>
+      </w:r>
+    </w:p>
+    <w:p>
+      <w:pPr>
+        <w:rPr/>
+      </w:pPr>
+      <w:r>
+        <w:rPr>
+          <w:rtl w:val="0"/>
+        </w:rPr>
+        <w:t xml:space="preserve">(dimensional Aggregation Statements in / raw Alignment Statements out)</w:t>
+      </w:r>
+    </w:p>
+    <w:p>
+      <w:pPr>
+        <w:rPr/>
+      </w:pPr>
+      <w:r>
+        <w:rPr>
+          <w:rtl w:val="0"/>
+        </w:rPr>
+        <w:t xml:space="preserve">Alignment</w:t>
+      </w:r>
+    </w:p>
+    <w:p>
+      <w:pPr>
+        <w:rPr/>
+      </w:pPr>
+      <w:r>
+        <w:rPr>
+          <w:rtl w:val="0"/>
+        </w:rPr>
+        <w:t xml:space="preserve">(dimensional Alignment Statements out / raw Activation Statements in)</w:t>
+      </w:r>
+    </w:p>
+    <w:p>
+      <w:pPr>
+        <w:rPr/>
+      </w:pPr>
+      <w:r>
+        <w:rPr>
+          <w:rtl w:val="0"/>
+        </w:rPr>
+        <w:t xml:space="preserve">&lt;-&gt;</w:t>
+      </w:r>
+    </w:p>
+    <w:p>
+      <w:pPr>
+        <w:rPr/>
+      </w:pPr>
+      <w:r>
+        <w:rPr>
+          <w:rtl w:val="0"/>
+        </w:rPr>
+        <w:t xml:space="preserve">(dimensional Alignment Statements in / raw Activation Statements out)</w:t>
+      </w:r>
+    </w:p>
+    <w:p>
+      <w:pPr>
+        <w:rPr/>
+      </w:pPr>
+      <w:r>
+        <w:rPr>
+          <w:rtl w:val="0"/>
+        </w:rPr>
+        <w:t xml:space="preserve">Activation</w:t>
+      </w:r>
+    </w:p>
+    <w:p>
+      <w:pPr>
+        <w:rPr/>
+      </w:pPr>
+      <w:r>
+        <w:rPr>
+          <w:rtl w:val="0"/>
+        </w:rPr>
+        <w:t xml:space="preserve">(dimensional Activation Statements out / dimensional Activation Statements in)</w:t>
+      </w:r>
+    </w:p>
+    <w:p>
+      <w:pPr>
+        <w:rPr/>
+      </w:pPr>
+      <w:r>
+        <w:rPr>
+          <w:rtl w:val="0"/>
+        </w:rPr>
+        <w:t xml:space="preserve">&lt;-&gt;</w:t>
+      </w:r>
+    </w:p>
+    <w:p>
+      <w:pPr>
+        <w:rPr/>
+      </w:pPr>
+      <w:r>
+        <w:rPr>
+          <w:rtl w:val="0"/>
+        </w:rPr>
+        <w:t xml:space="preserve">Dynamic Endpoints API</w:t>
+      </w:r>
+    </w:p>
+    <w:p>
+      <w:pPr>
+        <w:pStyle w:val="Heading2"/>
+        <w:rPr/>
+      </w:pPr>
+      <w:bookmarkStart w:colFirst="0" w:colLast="0" w:name="_ecoazujj9rr4" w:id="29"/>
       <w:bookmarkEnd w:id="29"/>
       <w:r>
         <w:rPr>
           <w:rtl w:val="0"/>
         </w:rPr>
-        <w:t xml:space="preserve">Execution Model: Augmentation Agents Pipeline </w:t>
-      </w:r>
-    </w:p>
-    <w:p>
-      <w:pPr>
-        <w:rPr/>
-      </w:pPr>
-      <w:r>
-        <w:rPr>
-          <w:rtl w:val="0"/>
-        </w:rPr>
-        <w:t xml:space="preserve">A sequential message driven execution model, the Augmentation Pipeline, performs, by means of message exchange streams processing (Augmentation Agents Statements merge, fold and unfold), the Semantic Streams Augmentation of raw RDF CSPO URIs Quads input Statements (from configurable Datasources, by means of appropriate system Statements) into executable models of knowledge gathered by means of (1) Aggregation, (2) Alignment and (3) Activation of Statements (messages) encoding corresponding layers domain models Statement types structures.  </w:t>
-      </w:r>
-    </w:p>
-    <w:p>
-      <w:pPr>
-        <w:rPr/>
-      </w:pPr>
-      <w:r>
-        <w:rPr>
-          <w:rtl w:val="0"/>
-        </w:rPr>
-      </w:r>
-    </w:p>
-    <w:p>
-      <w:pPr>
-        <w:rPr/>
-      </w:pPr>
-      <w:r>
-        <w:rPr>
-          <w:rtl w:val="0"/>
-        </w:rPr>
-        <w:t xml:space="preserve">Augmentation Agents communicate with each other by means of a series of messaging endpoints where each layer consumes its input Statements and publishes their output Statements. The main operations a layer performs in a Statements streams are: merge, fold and unfold. Layers input and output Statements are handled in two ways:</w:t>
-      </w:r>
-    </w:p>
-    <w:p>
-      <w:pPr>
-        <w:rPr/>
-      </w:pPr>
-      <w:r>
-        <w:rPr>
-          <w:rtl w:val="0"/>
-        </w:rPr>
-      </w:r>
-    </w:p>
-    <w:p>
-      <w:pPr>
-        <w:rPr/>
-      </w:pPr>
-      <w:r>
-        <w:rPr>
-          <w:rtl w:val="0"/>
-        </w:rPr>
-        <w:t xml:space="preserve">Augmentation layers listen for Statements coming from an upper or lower layer. Augmentation layers publish their fold results and merge results for consumption of following or previous layers respectively. </w:t>
-      </w:r>
-    </w:p>
-    <w:p>
-      <w:pPr>
-        <w:rPr/>
-      </w:pPr>
-      <w:r>
-        <w:rPr>
-          <w:rtl w:val="0"/>
-        </w:rPr>
-      </w:r>
-    </w:p>
-    <w:p>
-      <w:pPr>
-        <w:rPr/>
-      </w:pPr>
-      <w:r>
-        <w:rPr>
-          <w:rtl w:val="0"/>
-        </w:rPr>
-        <w:t xml:space="preserve">Statements coming from an upper layer (raw Resources for the initial Aggregation layer) are to be “merged” with existing layer’s knowledge by means of Kinds aggregation (input Statements and layer previously known Statements) and then “folded” with previous knowledge into dimensional statements and published into an output endpoint to be consumed by a lower layer.</w:t>
-      </w:r>
-    </w:p>
-    <w:p>
-      <w:pPr>
-        <w:rPr/>
-      </w:pPr>
-      <w:r>
-        <w:rPr>
-          <w:rtl w:val="0"/>
-        </w:rPr>
-      </w:r>
-    </w:p>
-    <w:p>
-      <w:pPr>
-        <w:rPr/>
-      </w:pPr>
-      <w:r>
-        <w:rPr>
-          <w:rtl w:val="0"/>
-        </w:rPr>
-        <w:t xml:space="preserve">Statements coming from a lower layer (dimensional Statements) are “unfolded” into their source Statements and then “merged” with the layer previous knowledge Statements by means of Kinds aggregation (unfolded Statements and layer previously known Statements) and the merge results are published into an output endpoint to be consumed by an upper layer. The merge result Statements are also processed as if they were Statements coming from an upper layer.</w:t>
-      </w:r>
-    </w:p>
-    <w:p>
-      <w:pPr>
-        <w:rPr/>
-      </w:pPr>
-      <w:r>
-        <w:rPr>
-          <w:rtl w:val="0"/>
-        </w:rPr>
-      </w:r>
-    </w:p>
-    <w:p>
-      <w:pPr>
-        <w:rPr/>
-      </w:pPr>
-      <w:r>
-        <w:rPr>
-          <w:rtl w:val="0"/>
-        </w:rPr>
-        <w:t xml:space="preserve">This fan in / fan out approach is intended to be implemented in a reactive functional streams pipeline where each agent consumes and produces knowledge asynchronously and in parallel. An Agent output type Statement is another Agent source type Statement and an Agent output type Statement is the type of another Agent source Statement type. An Agent “accepts” an Statement if it is not known already or if it was further processed (updated) its context since the last consumption (or “acceptance” performance is no-op).</w:t>
-      </w:r>
-    </w:p>
-    <w:p>
-      <w:pPr>
-        <w:rPr/>
-      </w:pPr>
-      <w:r>
-        <w:rPr>
-          <w:rtl w:val="0"/>
-        </w:rPr>
-      </w:r>
-    </w:p>
-    <w:p>
-      <w:pPr>
-        <w:rPr/>
-      </w:pPr>
-      <w:r>
-        <w:rPr>
-          <w:rtl w:val="0"/>
-        </w:rPr>
-        <w:t xml:space="preserve">Endpoints are configured in this way:</w:t>
-      </w:r>
-    </w:p>
-    <w:p>
-      <w:pPr>
-        <w:rPr/>
-      </w:pPr>
-      <w:r>
-        <w:rPr>
-          <w:rtl w:val="0"/>
-        </w:rPr>
-      </w:r>
-    </w:p>
-    <w:p>
-      <w:pPr>
-        <w:rPr/>
-      </w:pPr>
-      <w:r>
-        <w:rPr>
-          <w:rtl w:val="0"/>
-        </w:rPr>
-        <w:t xml:space="preserve">Workflow:</w:t>
-      </w:r>
-    </w:p>
-    <w:p>
-      <w:pPr>
-        <w:rPr/>
-      </w:pPr>
-      <w:r>
-        <w:rPr>
-          <w:rtl w:val="0"/>
-        </w:rPr>
-        <w:t xml:space="preserve">Upper layer source consumed Statements: merge, fold -&gt; publish (to be consumed by a lower layer).</w:t>
-      </w:r>
-    </w:p>
-    <w:p>
-      <w:pPr>
-        <w:rPr/>
-      </w:pPr>
-      <w:r>
-        <w:rPr>
-          <w:rtl w:val="0"/>
-        </w:rPr>
-        <w:t xml:space="preserve">Lower layer source consumed Statements: unfold, merge -&gt; publish (to be consumed by an upper layer).</w:t>
-      </w:r>
-    </w:p>
-    <w:p>
-      <w:pPr>
-        <w:rPr/>
-      </w:pPr>
-      <w:r>
-        <w:rPr>
-          <w:rtl w:val="0"/>
-        </w:rPr>
-      </w:r>
-    </w:p>
-    <w:p>
-      <w:pPr>
-        <w:rPr/>
-      </w:pPr>
-      <w:r>
-        <w:rPr>
-          <w:rtl w:val="0"/>
-        </w:rPr>
-        <w:t xml:space="preserve">Datasources &lt;-&gt; Aggregation &lt;-&gt; Alignment &lt;-&gt; Activation &lt;-&gt; Dynamic Endpoints API</w:t>
-      </w:r>
-    </w:p>
-    <w:p>
-      <w:pPr>
-        <w:rPr/>
-      </w:pPr>
-      <w:r>
-        <w:rPr>
-          <w:rtl w:val="0"/>
-        </w:rPr>
-      </w:r>
-    </w:p>
-    <w:p>
-      <w:pPr>
-        <w:rPr/>
-      </w:pPr>
-      <w:r>
-        <w:rPr>
-          <w:rtl w:val="0"/>
-        </w:rPr>
-        <w:t xml:space="preserve">Datasources</w:t>
-      </w:r>
-    </w:p>
-    <w:p>
-      <w:pPr>
-        <w:rPr/>
-      </w:pPr>
-      <w:r>
-        <w:rPr>
-          <w:rtl w:val="0"/>
-        </w:rPr>
-        <w:t xml:space="preserve">&lt;-&gt;</w:t>
-      </w:r>
-    </w:p>
-    <w:p>
-      <w:pPr>
-        <w:rPr/>
-      </w:pPr>
-      <w:r>
-        <w:rPr>
-          <w:rtl w:val="0"/>
-        </w:rPr>
-        <w:t xml:space="preserve">(raw Statements)</w:t>
-      </w:r>
-    </w:p>
-    <w:p>
-      <w:pPr>
-        <w:rPr/>
-      </w:pPr>
-      <w:r>
-        <w:rPr>
-          <w:rtl w:val="0"/>
-        </w:rPr>
-        <w:t xml:space="preserve">Aggregation</w:t>
-      </w:r>
-    </w:p>
-    <w:p>
-      <w:pPr>
-        <w:rPr/>
-      </w:pPr>
-      <w:r>
-        <w:rPr>
-          <w:rtl w:val="0"/>
-        </w:rPr>
-        <w:t xml:space="preserve">(dimensional Aggregation Statements / raw Alignment Statements)</w:t>
-      </w:r>
-    </w:p>
-    <w:p>
-      <w:pPr>
-        <w:rPr/>
-      </w:pPr>
-      <w:r>
-        <w:rPr>
-          <w:rtl w:val="0"/>
-        </w:rPr>
-        <w:t xml:space="preserve">&lt;-&gt;</w:t>
-      </w:r>
-    </w:p>
-    <w:p>
-      <w:pPr>
-        <w:rPr/>
-      </w:pPr>
-      <w:r>
-        <w:rPr>
-          <w:rtl w:val="0"/>
-        </w:rPr>
-        <w:t xml:space="preserve">(dimensional Aggregation Statements / raw Alignment Statements)</w:t>
-      </w:r>
-    </w:p>
-    <w:p>
-      <w:pPr>
-        <w:rPr/>
-      </w:pPr>
-      <w:r>
-        <w:rPr>
-          <w:rtl w:val="0"/>
-        </w:rPr>
-        <w:t xml:space="preserve">Alignment</w:t>
-      </w:r>
-    </w:p>
-    <w:p>
-      <w:pPr>
-        <w:rPr/>
-      </w:pPr>
-      <w:r>
-        <w:rPr>
-          <w:rtl w:val="0"/>
-        </w:rPr>
-        <w:t xml:space="preserve">(dimensional Alignment Statements / raw Activation Statements)</w:t>
-      </w:r>
-    </w:p>
-    <w:p>
-      <w:pPr>
-        <w:rPr/>
-      </w:pPr>
-      <w:r>
-        <w:rPr>
-          <w:rtl w:val="0"/>
-        </w:rPr>
-        <w:t xml:space="preserve">&lt;-&gt;</w:t>
-      </w:r>
-    </w:p>
-    <w:p>
-      <w:pPr>
-        <w:rPr/>
-      </w:pPr>
-      <w:r>
-        <w:rPr>
-          <w:rtl w:val="0"/>
-        </w:rPr>
-        <w:t xml:space="preserve">(dimensional Alignment Statements / raw Activation Statements)</w:t>
-      </w:r>
-    </w:p>
-    <w:p>
-      <w:pPr>
-        <w:rPr/>
-      </w:pPr>
-      <w:r>
-        <w:rPr>
-          <w:rtl w:val="0"/>
-        </w:rPr>
-        <w:t xml:space="preserve">Activation</w:t>
-      </w:r>
-    </w:p>
-    <w:p>
-      <w:pPr>
-        <w:rPr/>
-      </w:pPr>
-      <w:r>
-        <w:rPr>
-          <w:rtl w:val="0"/>
-        </w:rPr>
-        <w:t xml:space="preserve">(dimensional Activation Statements)</w:t>
-      </w:r>
-    </w:p>
-    <w:p>
-      <w:pPr>
-        <w:rPr/>
-      </w:pPr>
-      <w:r>
-        <w:rPr>
-          <w:rtl w:val="0"/>
-        </w:rPr>
-        <w:t xml:space="preserve">&lt;-&gt;</w:t>
-      </w:r>
-    </w:p>
-    <w:p>
-      <w:pPr>
-        <w:rPr/>
-      </w:pPr>
-      <w:r>
-        <w:rPr>
-          <w:rtl w:val="0"/>
-        </w:rPr>
-        <w:t xml:space="preserve">Dynamic Endpoints API</w:t>
-      </w:r>
-    </w:p>
-    <w:p>
-      <w:pPr>
-        <w:pStyle w:val="Heading2"/>
-        <w:rPr/>
-      </w:pPr>
-      <w:bookmarkStart w:colFirst="0" w:colLast="0" w:name="_ecoazujj9rr4" w:id="30"/>
-      <w:bookmarkEnd w:id="30"/>
-      <w:r>
-        <w:rPr>
-          <w:rtl w:val="0"/>
-        </w:rPr>
         <w:t xml:space="preserve">Homoiconic (code as data) approach</w:t>
       </w:r>
     </w:p>
@@ -14843,7 +14907,7 @@
         <w:rPr>
           <w:rtl w:val="0"/>
         </w:rPr>
-        <w:t xml:space="preserve">Merging (Kind aggregation) input, unfolded and folded data against previously known data, inferring type, state and contextual relationships is what is meant with “code as data”.</w:t>
+        <w:t xml:space="preserve">Merging (Kind aggregated) input, unfolded and folded data against previously known data, inferring type, state and contextual relationships is what is meant with “code as data”.</w:t>
       </w:r>
     </w:p>
     <w:p>
@@ -15674,78 +15738,78 @@
         <w:spacing w:before="280" w:lineRule="auto"/>
         <w:rPr/>
       </w:pPr>
-      <w:bookmarkStart w:colFirst="0" w:colLast="0" w:name="_xqq82kcfllyv" w:id="31"/>
+      <w:bookmarkStart w:colFirst="0" w:colLast="0" w:name="_xqq82kcfllyv" w:id="30"/>
+      <w:bookmarkEnd w:id="30"/>
+      <w:r>
+        <w:rPr>
+          <w:rtl w:val="0"/>
+        </w:rPr>
+        <w:t xml:space="preserve">Stream-Oriented Merge, Fold and Unfold of Layered Statements</w:t>
+      </w:r>
+    </w:p>
+    <w:p>
+      <w:pPr>
+        <w:rPr/>
+      </w:pPr>
+      <w:r>
+        <w:rPr>
+          <w:rtl w:val="0"/>
+        </w:rPr>
+        <w:t xml:space="preserve">As Resource functional composition (Homoiconic approach).</w:t>
+      </w:r>
+    </w:p>
+    <w:p>
+      <w:pPr>
+        <w:rPr/>
+      </w:pPr>
+      <w:r>
+        <w:rPr>
+          <w:rtl w:val="0"/>
+        </w:rPr>
+      </w:r>
+    </w:p>
+    <w:p>
+      <w:pPr>
+        <w:rPr>
+          <w:color w:val="222222"/>
+        </w:rPr>
+      </w:pPr>
+      <w:r>
+        <w:rPr>
+          <w:color w:val="222222"/>
+          <w:rtl w:val="0"/>
+        </w:rPr>
+        <w:t xml:space="preserve">Layers inputs / outputs. Layers functional definitions. Rules from source 'terminals' to production 'non-terminals': produce all possible production source Statements given contexts / constraints. Inferences.</w:t>
+      </w:r>
+    </w:p>
+    <w:p>
+      <w:pPr>
+        <w:rPr/>
+      </w:pPr>
+      <w:r>
+        <w:rPr>
+          <w:rtl w:val="0"/>
+        </w:rPr>
+      </w:r>
+    </w:p>
+    <w:p>
+      <w:pPr>
+        <w:rPr/>
+      </w:pPr>
+      <w:r>
+        <w:rPr>
+          <w:rtl w:val="0"/>
+        </w:rPr>
+        <w:t xml:space="preserve">TODO</w:t>
+      </w:r>
+    </w:p>
+    <w:p>
+      <w:pPr>
+        <w:pStyle w:val="Heading4"/>
+        <w:rPr/>
+      </w:pPr>
+      <w:bookmarkStart w:colFirst="0" w:colLast="0" w:name="_j0nk17a5muyf" w:id="31"/>
       <w:bookmarkEnd w:id="31"/>
-      <w:r>
-        <w:rPr>
-          <w:rtl w:val="0"/>
-        </w:rPr>
-        <w:t xml:space="preserve">Stream-Oriented Merge, Fold and Unfold of Layered Statements</w:t>
-      </w:r>
-    </w:p>
-    <w:p>
-      <w:pPr>
-        <w:rPr/>
-      </w:pPr>
-      <w:r>
-        <w:rPr>
-          <w:rtl w:val="0"/>
-        </w:rPr>
-        <w:t xml:space="preserve">As Resource functional composition (Homoiconic approach).</w:t>
-      </w:r>
-    </w:p>
-    <w:p>
-      <w:pPr>
-        <w:rPr/>
-      </w:pPr>
-      <w:r>
-        <w:rPr>
-          <w:rtl w:val="0"/>
-        </w:rPr>
-      </w:r>
-    </w:p>
-    <w:p>
-      <w:pPr>
-        <w:rPr>
-          <w:color w:val="222222"/>
-        </w:rPr>
-      </w:pPr>
-      <w:r>
-        <w:rPr>
-          <w:color w:val="222222"/>
-          <w:rtl w:val="0"/>
-        </w:rPr>
-        <w:t xml:space="preserve">Layers inputs / outputs. Layers functional definitions. Rules from source 'terminals' to production 'non-terminals': produce all possible production source Statements given contexts / constraints. Inferences.</w:t>
-      </w:r>
-    </w:p>
-    <w:p>
-      <w:pPr>
-        <w:rPr/>
-      </w:pPr>
-      <w:r>
-        <w:rPr>
-          <w:rtl w:val="0"/>
-        </w:rPr>
-      </w:r>
-    </w:p>
-    <w:p>
-      <w:pPr>
-        <w:rPr/>
-      </w:pPr>
-      <w:r>
-        <w:rPr>
-          <w:rtl w:val="0"/>
-        </w:rPr>
-        <w:t xml:space="preserve">TODO</w:t>
-      </w:r>
-    </w:p>
-    <w:p>
-      <w:pPr>
-        <w:pStyle w:val="Heading4"/>
-        <w:rPr/>
-      </w:pPr>
-      <w:bookmarkStart w:colFirst="0" w:colLast="0" w:name="_j0nk17a5muyf" w:id="32"/>
-      <w:bookmarkEnd w:id="32"/>
       <w:r>
         <w:rPr>
           <w:rtl w:val="0"/>
@@ -16010,8 +16074,8 @@
         <w:spacing w:before="280" w:lineRule="auto"/>
         <w:rPr/>
       </w:pPr>
-      <w:bookmarkStart w:colFirst="0" w:colLast="0" w:name="_g42q1r9mi3sa" w:id="33"/>
-      <w:bookmarkEnd w:id="33"/>
+      <w:bookmarkStart w:colFirst="0" w:colLast="0" w:name="_g42q1r9mi3sa" w:id="32"/>
+      <w:bookmarkEnd w:id="32"/>
       <w:r>
         <w:rPr>
           <w:rtl w:val="0"/>
@@ -16070,8 +16134,8 @@
         <w:spacing w:before="280" w:lineRule="auto"/>
         <w:rPr/>
       </w:pPr>
-      <w:bookmarkStart w:colFirst="0" w:colLast="0" w:name="_synz2x5mwr7a" w:id="34"/>
-      <w:bookmarkEnd w:id="34"/>
+      <w:bookmarkStart w:colFirst="0" w:colLast="0" w:name="_synz2x5mwr7a" w:id="33"/>
+      <w:bookmarkEnd w:id="33"/>
       <w:r>
         <w:rPr>
           <w:rtl w:val="0"/>
@@ -16109,75 +16173,75 @@
         <w:spacing w:before="280" w:lineRule="auto"/>
         <w:rPr/>
       </w:pPr>
-      <w:bookmarkStart w:colFirst="0" w:colLast="0" w:name="_qr3qed17faoc" w:id="35"/>
+      <w:bookmarkStart w:colFirst="0" w:colLast="0" w:name="_qr3qed17faoc" w:id="34"/>
+      <w:bookmarkEnd w:id="34"/>
+      <w:r>
+        <w:rPr>
+          <w:rtl w:val="0"/>
+        </w:rPr>
+        <w:t xml:space="preserve">Merge as the Central Stream Contexts Operation</w:t>
+      </w:r>
+    </w:p>
+    <w:p>
+      <w:pPr>
+        <w:rPr/>
+      </w:pPr>
+      <w:r>
+        <w:rPr>
+          <w:rtl w:val="0"/>
+        </w:rPr>
+        <w:t xml:space="preserve">Type Kind Statements aggregation.</w:t>
+      </w:r>
+    </w:p>
+    <w:p>
+      <w:pPr>
+        <w:rPr/>
+      </w:pPr>
+      <w:r>
+        <w:rPr>
+          <w:rtl w:val="0"/>
+        </w:rPr>
+      </w:r>
+    </w:p>
+    <w:p>
+      <w:pPr>
+        <w:rPr/>
+      </w:pPr>
+      <w:r>
+        <w:rPr>
+          <w:rtl w:val="0"/>
+        </w:rPr>
+        <w:t xml:space="preserve">Inferred new Statements by Augmentation pipeline phase. Leverage Kind Context Statements and Kind Dimensional Context Statements.</w:t>
+      </w:r>
+    </w:p>
+    <w:p>
+      <w:pPr>
+        <w:rPr/>
+      </w:pPr>
+      <w:r>
+        <w:rPr>
+          <w:rtl w:val="0"/>
+        </w:rPr>
+      </w:r>
+    </w:p>
+    <w:p>
+      <w:pPr>
+        <w:rPr/>
+      </w:pPr>
+      <w:r>
+        <w:rPr>
+          <w:rtl w:val="0"/>
+        </w:rPr>
+        <w:t xml:space="preserve">TODO</w:t>
+      </w:r>
+    </w:p>
+    <w:p>
+      <w:pPr>
+        <w:pStyle w:val="Heading4"/>
+        <w:rPr/>
+      </w:pPr>
+      <w:bookmarkStart w:colFirst="0" w:colLast="0" w:name="_rcv56ozv9ek" w:id="35"/>
       <w:bookmarkEnd w:id="35"/>
-      <w:r>
-        <w:rPr>
-          <w:rtl w:val="0"/>
-        </w:rPr>
-        <w:t xml:space="preserve">Merge as the Central Stream Contexts Operation</w:t>
-      </w:r>
-    </w:p>
-    <w:p>
-      <w:pPr>
-        <w:rPr/>
-      </w:pPr>
-      <w:r>
-        <w:rPr>
-          <w:rtl w:val="0"/>
-        </w:rPr>
-        <w:t xml:space="preserve">Type Kind Statements aggregation.</w:t>
-      </w:r>
-    </w:p>
-    <w:p>
-      <w:pPr>
-        <w:rPr/>
-      </w:pPr>
-      <w:r>
-        <w:rPr>
-          <w:rtl w:val="0"/>
-        </w:rPr>
-      </w:r>
-    </w:p>
-    <w:p>
-      <w:pPr>
-        <w:rPr/>
-      </w:pPr>
-      <w:r>
-        <w:rPr>
-          <w:rtl w:val="0"/>
-        </w:rPr>
-        <w:t xml:space="preserve">Inferred new Statements by Augmentation pipeline phase. Leverage Kind Context Statements and Kind Dimensional Context Statements.</w:t>
-      </w:r>
-    </w:p>
-    <w:p>
-      <w:pPr>
-        <w:rPr/>
-      </w:pPr>
-      <w:r>
-        <w:rPr>
-          <w:rtl w:val="0"/>
-        </w:rPr>
-      </w:r>
-    </w:p>
-    <w:p>
-      <w:pPr>
-        <w:rPr/>
-      </w:pPr>
-      <w:r>
-        <w:rPr>
-          <w:rtl w:val="0"/>
-        </w:rPr>
-        <w:t xml:space="preserve">TODO</w:t>
-      </w:r>
-    </w:p>
-    <w:p>
-      <w:pPr>
-        <w:pStyle w:val="Heading4"/>
-        <w:rPr/>
-      </w:pPr>
-      <w:bookmarkStart w:colFirst="0" w:colLast="0" w:name="_rcv56ozv9ek" w:id="36"/>
-      <w:bookmarkEnd w:id="36"/>
       <w:r>
         <w:rPr>
           <w:rtl w:val="0"/>
@@ -16413,45 +16477,91 @@
         <w:pStyle w:val="Heading5"/>
         <w:rPr/>
       </w:pPr>
-      <w:bookmarkStart w:colFirst="0" w:colLast="0" w:name="_pq9istt44jqw" w:id="37"/>
+      <w:bookmarkStart w:colFirst="0" w:colLast="0" w:name="_pq9istt44jqw" w:id="36"/>
+      <w:bookmarkEnd w:id="36"/>
+      <w:r>
+        <w:rPr>
+          <w:rtl w:val="0"/>
+        </w:rPr>
+        <w:t xml:space="preserve">RDF Merge</w:t>
+      </w:r>
+    </w:p>
+    <w:p>
+      <w:pPr>
+        <w:rPr/>
+      </w:pPr>
+      <w:r>
+        <w:rPr>
+          <w:rtl w:val="0"/>
+        </w:rPr>
+        <w:t xml:space="preserve">This approach relies on graph theory. It essentially performs a graph union of multiple RDF datasets. A critical function of an RDF merge is the standardization and renaming of "blank nodes" (anonymous resources) across different graphs to avoid collisions, resulting in a single, unified knowledge graph of subject-predicate-object triples.</w:t>
+      </w:r>
+    </w:p>
+    <w:p>
+      <w:pPr>
+        <w:rPr/>
+      </w:pPr>
+      <w:r>
+        <w:rPr>
+          <w:rtl w:val="0"/>
+        </w:rPr>
+      </w:r>
+    </w:p>
+    <w:p>
+      <w:pPr>
+        <w:rPr/>
+      </w:pPr>
+      <w:r>
+        <w:rPr>
+          <w:rtl w:val="0"/>
+        </w:rPr>
+        <w:t xml:space="preserve">Merge Statements as RDF graph patterns, combining compatible subjects, predicates, and objects while preserving graph identity and provenance. This provides a straightforward representation for stream-level graph merging and interoperability with RDF-based tooling.</w:t>
+      </w:r>
+    </w:p>
+    <w:p>
+      <w:pPr>
+        <w:pStyle w:val="Heading5"/>
+        <w:rPr/>
+      </w:pPr>
+      <w:bookmarkStart w:colFirst="0" w:colLast="0" w:name="_o8zsm61bt38f" w:id="37"/>
       <w:bookmarkEnd w:id="37"/>
       <w:r>
         <w:rPr>
           <w:rtl w:val="0"/>
         </w:rPr>
-        <w:t xml:space="preserve">RDF Merge</w:t>
-      </w:r>
-    </w:p>
-    <w:p>
-      <w:pPr>
-        <w:rPr/>
-      </w:pPr>
-      <w:r>
-        <w:rPr>
-          <w:rtl w:val="0"/>
-        </w:rPr>
-        <w:t xml:space="preserve">This approach relies on graph theory. It essentially performs a graph union of multiple RDF datasets. A critical function of an RDF merge is the standardization and renaming of "blank nodes" (anonymous resources) across different graphs to avoid collisions, resulting in a single, unified knowledge graph of subject-predicate-object triples.</w:t>
-      </w:r>
-    </w:p>
-    <w:p>
-      <w:pPr>
-        <w:rPr/>
-      </w:pPr>
-      <w:r>
-        <w:rPr>
-          <w:rtl w:val="0"/>
-        </w:rPr>
-      </w:r>
-    </w:p>
-    <w:p>
-      <w:pPr>
-        <w:rPr/>
-      </w:pPr>
-      <w:r>
-        <w:rPr>
-          <w:rtl w:val="0"/>
-        </w:rPr>
-        <w:t xml:space="preserve">Merge Statements as RDF graph patterns, combining compatible subjects, predicates, and objects while preserving graph identity and provenance. This provides a straightforward representation for stream-level graph merging and interoperability with RDF-based tooling.</w:t>
+        <w:t xml:space="preserve">TMRM Merge</w:t>
+      </w:r>
+    </w:p>
+    <w:p>
+      <w:pPr>
+        <w:rPr/>
+      </w:pPr>
+      <w:r>
+        <w:rPr>
+          <w:rtl w:val="0"/>
+        </w:rPr>
+        <w:t xml:space="preserve">TMRM merging is driven strictly by subject identity. If two topics (entities) across different data streams share the same subject locator, subject identifier, or item identifier, they are deterministically merged into a single topic. The resulting merged topic accumulates all the names, occurrences, and associations of the original topics.</w:t>
+      </w:r>
+    </w:p>
+    <w:p>
+      <w:pPr>
+        <w:rPr/>
+      </w:pPr>
+      <w:r>
+        <w:rPr>
+          <w:rtl w:val="0"/>
+        </w:rPr>
+      </w:r>
+    </w:p>
+    <w:p>
+      <w:pPr>
+        <w:rPr/>
+      </w:pPr>
+      <w:r>
+        <w:rPr>
+          <w:rtl w:val="0"/>
+        </w:rPr>
+        <w:t xml:space="preserve">Perform merging at the TMRM metamodel level, using Resources, Occurrences, Statements, Subjects, Predicates, Objects, and Kinds as the semantic structures being matched and consolidated. This provides the underlying subject-centric merge and identity model for the pipeline.</w:t>
       </w:r>
     </w:p>
     <w:p>
@@ -16459,45 +16569,45 @@
         <w:pStyle w:val="Heading5"/>
         <w:rPr/>
       </w:pPr>
-      <w:bookmarkStart w:colFirst="0" w:colLast="0" w:name="_o8zsm61bt38f" w:id="38"/>
+      <w:bookmarkStart w:colFirst="0" w:colLast="0" w:name="_35yabic8y7so" w:id="38"/>
       <w:bookmarkEnd w:id="38"/>
       <w:r>
         <w:rPr>
           <w:rtl w:val="0"/>
         </w:rPr>
-        <w:t xml:space="preserve">TMRM Merge</w:t>
-      </w:r>
-    </w:p>
-    <w:p>
-      <w:pPr>
-        <w:rPr/>
-      </w:pPr>
-      <w:r>
-        <w:rPr>
-          <w:rtl w:val="0"/>
-        </w:rPr>
-        <w:t xml:space="preserve">TMRM merging is driven strictly by subject identity. If two topics (entities) across different data streams share the same subject locator, subject identifier, or item identifier, they are deterministically merged into a single topic. The resulting merged topic accumulates all the names, occurrences, and associations of the original topics.</w:t>
-      </w:r>
-    </w:p>
-    <w:p>
-      <w:pPr>
-        <w:rPr/>
-      </w:pPr>
-      <w:r>
-        <w:rPr>
-          <w:rtl w:val="0"/>
-        </w:rPr>
-      </w:r>
-    </w:p>
-    <w:p>
-      <w:pPr>
-        <w:rPr/>
-      </w:pPr>
-      <w:r>
-        <w:rPr>
-          <w:rtl w:val="0"/>
-        </w:rPr>
-        <w:t xml:space="preserve">Perform merging at the TMRM metamodel level, using Resources, Occurrences, Statements, Subjects, Predicates, Objects, and Kinds as the semantic structures being matched and consolidated. This provides the underlying subject-centric merge and identity model for the pipeline.</w:t>
+        <w:t xml:space="preserve">FCA Merge</w:t>
+      </w:r>
+    </w:p>
+    <w:p>
+      <w:pPr>
+        <w:rPr/>
+      </w:pPr>
+      <w:r>
+        <w:rPr>
+          <w:rtl w:val="0"/>
+        </w:rPr>
+        <w:t xml:space="preserve">This approach merges data at the conceptual level by combining "formal contexts" (mappings of objects to their attributes). When two concept lattices are merged, the FCA algorithm recalculates the matrix to build a new, unified lattice. This is highly effective for discovering new structural hierarchies and implicit relationships that weren't visible in the isolated data streams.</w:t>
+      </w:r>
+    </w:p>
+    <w:p>
+      <w:pPr>
+        <w:rPr/>
+      </w:pPr>
+      <w:r>
+        <w:rPr>
+          <w:rtl w:val="0"/>
+        </w:rPr>
+      </w:r>
+    </w:p>
+    <w:p>
+      <w:pPr>
+        <w:rPr/>
+      </w:pPr>
+      <w:r>
+        <w:rPr>
+          <w:rtl w:val="0"/>
+        </w:rPr>
+        <w:t xml:space="preserve">Treat matching Statements as formal contexts and merge compatible contexts to derive shared Properties and higher-level relationships. This is particularly suited to the Aggregation phase, where input Statements are consolidated into Property Statements. </w:t>
       </w:r>
     </w:p>
     <w:p>
@@ -16505,54 +16615,8 @@
         <w:pStyle w:val="Heading5"/>
         <w:rPr/>
       </w:pPr>
-      <w:bookmarkStart w:colFirst="0" w:colLast="0" w:name="_35yabic8y7so" w:id="39"/>
+      <w:bookmarkStart w:colFirst="0" w:colLast="0" w:name="_u7d211p37nqm" w:id="39"/>
       <w:bookmarkEnd w:id="39"/>
-      <w:r>
-        <w:rPr>
-          <w:rtl w:val="0"/>
-        </w:rPr>
-        <w:t xml:space="preserve">FCA Merge</w:t>
-      </w:r>
-    </w:p>
-    <w:p>
-      <w:pPr>
-        <w:rPr/>
-      </w:pPr>
-      <w:r>
-        <w:rPr>
-          <w:rtl w:val="0"/>
-        </w:rPr>
-        <w:t xml:space="preserve">This approach merges data at the conceptual level by combining "formal contexts" (mappings of objects to their attributes). When two concept lattices are merged, the FCA algorithm recalculates the matrix to build a new, unified lattice. This is highly effective for discovering new structural hierarchies and implicit relationships that weren't visible in the isolated data streams.</w:t>
-      </w:r>
-    </w:p>
-    <w:p>
-      <w:pPr>
-        <w:rPr/>
-      </w:pPr>
-      <w:r>
-        <w:rPr>
-          <w:rtl w:val="0"/>
-        </w:rPr>
-      </w:r>
-    </w:p>
-    <w:p>
-      <w:pPr>
-        <w:rPr/>
-      </w:pPr>
-      <w:r>
-        <w:rPr>
-          <w:rtl w:val="0"/>
-        </w:rPr>
-        <w:t xml:space="preserve">Treat matching Statements as formal contexts and merge compatible contexts to derive shared Properties and higher-level relationships. This is particularly suited to the Aggregation phase, where input Statements are consolidated into Property Statements. </w:t>
-      </w:r>
-    </w:p>
-    <w:p>
-      <w:pPr>
-        <w:pStyle w:val="Heading5"/>
-        <w:rPr/>
-      </w:pPr>
-      <w:bookmarkStart w:colFirst="0" w:colLast="0" w:name="_u7d211p37nqm" w:id="40"/>
-      <w:bookmarkEnd w:id="40"/>
       <w:r>
         <w:rPr>
           <w:rtl w:val="0"/>
@@ -16611,79 +16675,79 @@
         <w:pStyle w:val="Heading5"/>
         <w:rPr/>
       </w:pPr>
-      <w:bookmarkStart w:colFirst="0" w:colLast="0" w:name="_fry22qxron9" w:id="41"/>
+      <w:bookmarkStart w:colFirst="0" w:colLast="0" w:name="_fry22qxron9" w:id="40"/>
+      <w:bookmarkEnd w:id="40"/>
+      <w:r>
+        <w:rPr>
+          <w:rtl w:val="0"/>
+        </w:rPr>
+        <w:t xml:space="preserve">Sets Model Based Merge</w:t>
+      </w:r>
+    </w:p>
+    <w:p>
+      <w:pPr>
+        <w:rPr/>
+      </w:pPr>
+      <w:r>
+        <w:rPr>
+          <w:rtl w:val="0"/>
+        </w:rPr>
+        <w:t xml:space="preserve">Rooted in classic set theory, this methodology uses strict mathematical operations (unions, intersections, and relative differences) to combine data. It treats data streams as collections of elements, making it an incredibly fast, deterministic, and highly scalable approach for deduplication and exact-match aggregations.</w:t>
+      </w:r>
+    </w:p>
+    <w:p>
+      <w:pPr>
+        <w:rPr/>
+      </w:pPr>
+      <w:r>
+        <w:rPr>
+          <w:rtl w:val="0"/>
+        </w:rPr>
+      </w:r>
+    </w:p>
+    <w:p>
+      <w:pPr>
+        <w:rPr/>
+      </w:pPr>
+      <w:r>
+        <w:rPr>
+          <w:rtl w:val="0"/>
+        </w:rPr>
+        <w:t xml:space="preserve">Represent Statement components and their relationships as sets and apply set operations such as union, intersection, difference, and compatibility matching. This provides a simple compositional mechanism that can be used as a lower-level merge primitive within the other approaches.</w:t>
+      </w:r>
+    </w:p>
+    <w:p>
+      <w:pPr>
+        <w:pStyle w:val="Heading5"/>
+        <w:rPr/>
+      </w:pPr>
+      <w:bookmarkStart w:colFirst="0" w:colLast="0" w:name="_fx7g0jtvh6d0" w:id="41"/>
       <w:bookmarkEnd w:id="41"/>
       <w:r>
         <w:rPr>
           <w:rtl w:val="0"/>
         </w:rPr>
-        <w:t xml:space="preserve">Sets Model Based Merge</w:t>
-      </w:r>
-    </w:p>
-    <w:p>
-      <w:pPr>
-        <w:rPr/>
-      </w:pPr>
-      <w:r>
-        <w:rPr>
-          <w:rtl w:val="0"/>
-        </w:rPr>
-        <w:t xml:space="preserve">Rooted in classic set theory, this methodology uses strict mathematical operations (unions, intersections, and relative differences) to combine data. It treats data streams as collections of elements, making it an incredibly fast, deterministic, and highly scalable approach for deduplication and exact-match aggregations.</w:t>
-      </w:r>
-    </w:p>
-    <w:p>
-      <w:pPr>
-        <w:rPr/>
-      </w:pPr>
-      <w:r>
-        <w:rPr>
-          <w:rtl w:val="0"/>
-        </w:rPr>
-      </w:r>
-    </w:p>
-    <w:p>
-      <w:pPr>
-        <w:rPr/>
-      </w:pPr>
-      <w:r>
-        <w:rPr>
-          <w:rtl w:val="0"/>
-        </w:rPr>
-        <w:t xml:space="preserve">Represent Statement components and their relationships as sets and apply set operations such as union, intersection, difference, and compatibility matching. This provides a simple compositional mechanism that can be used as a lower-level merge primitive within the other approaches.</w:t>
-      </w:r>
-    </w:p>
-    <w:p>
-      <w:pPr>
-        <w:pStyle w:val="Heading5"/>
-        <w:rPr/>
-      </w:pPr>
-      <w:bookmarkStart w:colFirst="0" w:colLast="0" w:name="_fx7g0jtvh6d0" w:id="42"/>
+        <w:t xml:space="preserve">Integration into Streams Processing</w:t>
+      </w:r>
+    </w:p>
+    <w:p>
+      <w:pPr>
+        <w:rPr/>
+      </w:pPr>
+      <w:r>
+        <w:rPr>
+          <w:rtl w:val="0"/>
+        </w:rPr>
+        <w:t xml:space="preserve">TODO</w:t>
+      </w:r>
+    </w:p>
+    <w:p>
+      <w:pPr>
+        <w:pStyle w:val="Heading2"/>
+        <w:rPr/>
+      </w:pPr>
+      <w:bookmarkStart w:colFirst="0" w:colLast="0" w:name="_hz9o9331ejb3" w:id="42"/>
       <w:bookmarkEnd w:id="42"/>
-      <w:r>
-        <w:rPr>
-          <w:rtl w:val="0"/>
-        </w:rPr>
-        <w:t xml:space="preserve">Integration into Streams Processing</w:t>
-      </w:r>
-    </w:p>
-    <w:p>
-      <w:pPr>
-        <w:rPr/>
-      </w:pPr>
-      <w:r>
-        <w:rPr>
-          <w:rtl w:val="0"/>
-        </w:rPr>
-        <w:t xml:space="preserve">TODO</w:t>
-      </w:r>
-    </w:p>
-    <w:p>
-      <w:pPr>
-        <w:pStyle w:val="Heading2"/>
-        <w:rPr/>
-      </w:pPr>
-      <w:bookmarkStart w:colFirst="0" w:colLast="0" w:name="_hz9o9331ejb3" w:id="43"/>
-      <w:bookmarkEnd w:id="43"/>
       <w:r>
         <w:rPr>
           <w:rtl w:val="0"/>
@@ -17135,87 +17199,409 @@
         <w:pStyle w:val="Heading2"/>
         <w:rPr/>
       </w:pPr>
-      <w:bookmarkStart w:colFirst="0" w:colLast="0" w:name="_4ec6crc6giqg" w:id="44"/>
+      <w:bookmarkStart w:colFirst="0" w:colLast="0" w:name="_4ec6crc6giqg" w:id="43"/>
+      <w:bookmarkEnd w:id="43"/>
+      <w:r>
+        <w:rPr>
+          <w:rtl w:val="0"/>
+        </w:rPr>
+        <w:t xml:space="preserve">Messaging Infrastructure</w:t>
+      </w:r>
+    </w:p>
+    <w:p>
+      <w:pPr>
+        <w:rPr/>
+      </w:pPr>
+      <w:r>
+        <w:rPr>
+          <w:rtl w:val="0"/>
+        </w:rPr>
+        <w:t xml:space="preserve">Messaging pipeline:</w:t>
+      </w:r>
+    </w:p>
+    <w:p>
+      <w:pPr>
+        <w:rPr/>
+      </w:pPr>
+      <w:r>
+        <w:rPr>
+          <w:rtl w:val="0"/>
+        </w:rPr>
+      </w:r>
+    </w:p>
+    <w:p>
+      <w:pPr>
+        <w:rPr/>
+      </w:pPr>
+      <w:r>
+        <w:rPr>
+          <w:rtl w:val="0"/>
+        </w:rPr>
+        <w:t xml:space="preserve">aggregationSourceTopic &lt;-&gt; Aggregation &lt;-&gt; aggregationProductionTopic</w:t>
+      </w:r>
+    </w:p>
+    <w:p>
+      <w:pPr>
+        <w:rPr/>
+      </w:pPr>
+      <w:r>
+        <w:rPr>
+          <w:rtl w:val="0"/>
+        </w:rPr>
+      </w:r>
+    </w:p>
+    <w:p>
+      <w:pPr>
+        <w:rPr/>
+      </w:pPr>
+      <w:r>
+        <w:rPr>
+          <w:rtl w:val="0"/>
+        </w:rPr>
+        <w:t xml:space="preserve">aggregationProductionTopic &lt;-&gt; Alignment &lt;-&gt; alignmentProductionTopic</w:t>
+      </w:r>
+    </w:p>
+    <w:p>
+      <w:pPr>
+        <w:rPr/>
+      </w:pPr>
+      <w:r>
+        <w:rPr>
+          <w:rtl w:val="0"/>
+        </w:rPr>
+      </w:r>
+    </w:p>
+    <w:p>
+      <w:pPr>
+        <w:rPr/>
+      </w:pPr>
+      <w:r>
+        <w:rPr>
+          <w:rtl w:val="0"/>
+        </w:rPr>
+        <w:t xml:space="preserve">alignmentProductionTopic &lt;-&gt; Activation &lt;-&gt; activationProductionTopic</w:t>
+      </w:r>
+    </w:p>
+    <w:p>
+      <w:pPr>
+        <w:pStyle w:val="Heading3"/>
+        <w:rPr/>
+      </w:pPr>
+      <w:bookmarkStart w:colFirst="0" w:colLast="0" w:name="_ylemh96io5z" w:id="44"/>
       <w:bookmarkEnd w:id="44"/>
       <w:r>
         <w:rPr>
           <w:rtl w:val="0"/>
         </w:rPr>
-        <w:t xml:space="preserve">Messaging Infrastructure</w:t>
-      </w:r>
-    </w:p>
-    <w:p>
-      <w:pPr>
-        <w:rPr/>
-      </w:pPr>
-      <w:r>
-        <w:rPr>
-          <w:rtl w:val="0"/>
-        </w:rPr>
-        <w:t xml:space="preserve">Messaging pipeline:</w:t>
-      </w:r>
-    </w:p>
-    <w:p>
-      <w:pPr>
-        <w:rPr/>
-      </w:pPr>
-      <w:r>
-        <w:rPr>
-          <w:rtl w:val="0"/>
-        </w:rPr>
-      </w:r>
-    </w:p>
-    <w:p>
-      <w:pPr>
-        <w:rPr/>
-      </w:pPr>
-      <w:r>
-        <w:rPr>
-          <w:rtl w:val="0"/>
-        </w:rPr>
-        <w:t xml:space="preserve">aggregationSourceTopic &lt;-&gt; Aggregation &lt;-&gt; aggregationProductionTopic</w:t>
-      </w:r>
-    </w:p>
-    <w:p>
-      <w:pPr>
-        <w:rPr/>
-      </w:pPr>
-      <w:r>
-        <w:rPr>
-          <w:rtl w:val="0"/>
-        </w:rPr>
-      </w:r>
-    </w:p>
-    <w:p>
-      <w:pPr>
-        <w:rPr/>
-      </w:pPr>
-      <w:r>
-        <w:rPr>
-          <w:rtl w:val="0"/>
-        </w:rPr>
-        <w:t xml:space="preserve">aggregationProductionTopic &lt;-&gt; Alignment &lt;-&gt; alignmentProductionTopic</w:t>
-      </w:r>
-    </w:p>
-    <w:p>
-      <w:pPr>
-        <w:rPr/>
-      </w:pPr>
-      <w:r>
-        <w:rPr>
-          <w:rtl w:val="0"/>
-        </w:rPr>
-      </w:r>
-    </w:p>
-    <w:p>
-      <w:pPr>
-        <w:rPr/>
-      </w:pPr>
-      <w:r>
-        <w:rPr>
-          <w:rtl w:val="0"/>
-        </w:rPr>
-        <w:t xml:space="preserve">alignmentProductionTopic &lt;-&gt; Activation &lt;-&gt; activationProductionTopic</w:t>
+        <w:t xml:space="preserve">Messaging Format Representation: TreeGraph</w:t>
+      </w:r>
+    </w:p>
+    <w:p>
+      <w:pPr>
+        <w:rPr/>
+      </w:pPr>
+      <w:r>
+        <w:rPr>
+          <w:rtl w:val="0"/>
+        </w:rPr>
+        <w:t xml:space="preserve">All Base Model entities Statements of each layer type must encode all of their corresponding composing entities in a single message. A Statement containing a specific Kind must encode all its Kind’s composing aggregation Statements, for example. </w:t>
+      </w:r>
+    </w:p>
+    <w:p>
+      <w:pPr>
+        <w:rPr/>
+      </w:pPr>
+      <w:r>
+        <w:rPr>
+          <w:rtl w:val="0"/>
+        </w:rPr>
+      </w:r>
+    </w:p>
+    <w:p>
+      <w:pPr>
+        <w:rPr/>
+      </w:pPr>
+      <w:r>
+        <w:rPr>
+          <w:rtl w:val="0"/>
+        </w:rPr>
+        <w:t xml:space="preserve">Source, Production Messages includes all Statements hierarchy which compose / lead to produced Statements (TreeGraph). Serialization. References to Resources (Registry Helper Service) to reduce message payload size..</w:t>
+      </w:r>
+    </w:p>
+    <w:p>
+      <w:pPr>
+        <w:pStyle w:val="Heading2"/>
+        <w:rPr/>
+      </w:pPr>
+      <w:bookmarkStart w:colFirst="0" w:colLast="0" w:name="_65m4hhlzd0ey" w:id="45"/>
+      <w:bookmarkEnd w:id="45"/>
+      <w:r>
+        <w:rPr>
+          <w:rtl w:val="0"/>
+        </w:rPr>
+        <w:t xml:space="preserve">Datasources</w:t>
+      </w:r>
+    </w:p>
+    <w:p>
+      <w:pPr>
+        <w:rPr/>
+      </w:pPr>
+      <w:r>
+        <w:rPr>
+          <w:rtl w:val="0"/>
+        </w:rPr>
+        <w:t xml:space="preserve">Raw RDF CSPO URIs Quad Statement Messages Endpoint. Configured to produce configured datasource data and to consume updated Statements synchronizing state. </w:t>
+      </w:r>
+    </w:p>
+    <w:p>
+      <w:pPr>
+        <w:pStyle w:val="Heading2"/>
+        <w:rPr/>
+      </w:pPr>
+      <w:bookmarkStart w:colFirst="0" w:colLast="0" w:name="_c2ci3n60r14n" w:id="46"/>
+      <w:bookmarkEnd w:id="46"/>
+      <w:r>
+        <w:rPr>
+          <w:rtl w:val="0"/>
+        </w:rPr>
+        <w:t xml:space="preserve">Streaming Agents Augmentation Pipeline</w:t>
+      </w:r>
+    </w:p>
+    <w:p>
+      <w:pPr>
+        <w:rPr/>
+      </w:pPr>
+      <w:r>
+        <w:rPr>
+          <w:rtl w:val="0"/>
+        </w:rPr>
+        <w:t xml:space="preserve">The core of the framework is the Augmentation pipeline. It performs Aggregation, Alignment and Activation of input Resources in a streaming fashion.</w:t>
+      </w:r>
+    </w:p>
+    <w:p>
+      <w:pPr>
+        <w:rPr/>
+      </w:pPr>
+      <w:r>
+        <w:rPr>
+          <w:rtl w:val="0"/>
+        </w:rPr>
+      </w:r>
+    </w:p>
+    <w:p>
+      <w:pPr>
+        <w:rPr/>
+      </w:pPr>
+      <w:r>
+        <w:rPr>
+          <w:rtl w:val="0"/>
+        </w:rPr>
+        <w:t xml:space="preserve">Each pipeline Agent has three types of Statements: its Source Statements (consumes / produces), its internal Kind aggregation Statements (used in the merge phase of its processing) and its Production Statements (produces / consumes).</w:t>
+      </w:r>
+    </w:p>
+    <w:p>
+      <w:pPr>
+        <w:rPr/>
+      </w:pPr>
+      <w:r>
+        <w:rPr>
+          <w:rtl w:val="0"/>
+        </w:rPr>
+      </w:r>
+    </w:p>
+    <w:p>
+      <w:pPr>
+        <w:rPr/>
+      </w:pPr>
+      <w:r>
+        <w:rPr>
+          <w:color w:val="222222"/>
+          <w:rtl w:val="0"/>
+        </w:rPr>
+        <w:t xml:space="preserve">Any of the three l</w:t>
+      </w:r>
+      <w:r>
+        <w:rPr>
+          <w:color w:val="222222"/>
+          <w:rtl w:val="0"/>
+        </w:rPr>
+        <w:t xml:space="preserve">ayers can be considered as (sets of) Resources of their types of source and production Statements. Layer state. Streams application processing (layer endpoints, topics).</w:t>
+      </w:r>
+      <w:r>
+        <w:rPr>
+          <w:rtl w:val="0"/>
+        </w:rPr>
+      </w:r>
+    </w:p>
+    <w:p>
+      <w:pPr>
+        <w:rPr/>
+      </w:pPr>
+      <w:r>
+        <w:rPr>
+          <w:rtl w:val="0"/>
+        </w:rPr>
+      </w:r>
+    </w:p>
+    <w:p>
+      <w:pPr>
+        <w:rPr/>
+      </w:pPr>
+      <w:r>
+        <w:rPr>
+          <w:rtl w:val="0"/>
+        </w:rPr>
+        <w:t xml:space="preserve">See: “Statement Types”.</w:t>
+      </w:r>
+    </w:p>
+    <w:p>
+      <w:pPr>
+        <w:rPr/>
+      </w:pPr>
+      <w:r>
+        <w:rPr>
+          <w:rtl w:val="0"/>
+        </w:rPr>
+      </w:r>
+    </w:p>
+    <w:p>
+      <w:pPr>
+        <w:rPr/>
+      </w:pPr>
+      <w:r>
+        <w:rPr>
+          <w:rtl w:val="0"/>
+        </w:rPr>
+        <w:t xml:space="preserve">Aggregation (Data) Agent:</w:t>
+      </w:r>
+    </w:p>
+    <w:p>
+      <w:pPr>
+        <w:rPr/>
+      </w:pPr>
+      <w:r>
+        <w:rPr>
+          <w:rtl w:val="0"/>
+        </w:rPr>
+        <w:t xml:space="preserve">Source Statement Type: Raw RDF CSPO URIs Quad Statements. Kind Context Statements.</w:t>
+      </w:r>
+    </w:p>
+    <w:p>
+      <w:pPr>
+        <w:rPr/>
+      </w:pPr>
+      <w:r>
+        <w:rPr>
+          <w:rtl w:val="0"/>
+        </w:rPr>
+        <w:t xml:space="preserve">Production Statement Type: (CK, SK, PK, OK) Property Quad Statements. Kind Dimensional Context Statements.</w:t>
+      </w:r>
+    </w:p>
+    <w:p>
+      <w:pPr>
+        <w:rPr/>
+      </w:pPr>
+      <w:r>
+        <w:rPr>
+          <w:rtl w:val="0"/>
+        </w:rPr>
+      </w:r>
+    </w:p>
+    <w:p>
+      <w:pPr>
+        <w:rPr/>
+      </w:pPr>
+      <w:r>
+        <w:rPr>
+          <w:rtl w:val="0"/>
+        </w:rPr>
+        <w:t xml:space="preserve">Alignment (Information) Agent:</w:t>
+      </w:r>
+    </w:p>
+    <w:p>
+      <w:pPr>
+        <w:rPr/>
+      </w:pPr>
+      <w:r>
+        <w:rPr>
+          <w:rtl w:val="0"/>
+        </w:rPr>
+        <w:t xml:space="preserve">Source Statement Type: (CK, SK, PK, OK) Property Quad Statements. Kind Context Statements.</w:t>
+      </w:r>
+    </w:p>
+    <w:p>
+      <w:pPr>
+        <w:rPr/>
+      </w:pPr>
+      <w:r>
+        <w:rPr>
+          <w:rtl w:val="0"/>
+        </w:rPr>
+        <w:t xml:space="preserve">Production Statement Type: (CK, SK, PK, OK) Rule Quad Statements. Kind Dimensional Context Statements.</w:t>
+      </w:r>
+    </w:p>
+    <w:p>
+      <w:pPr>
+        <w:rPr/>
+      </w:pPr>
+      <w:r>
+        <w:rPr>
+          <w:rtl w:val="0"/>
+        </w:rPr>
+      </w:r>
+    </w:p>
+    <w:p>
+      <w:pPr>
+        <w:rPr/>
+      </w:pPr>
+      <w:r>
+        <w:rPr>
+          <w:rtl w:val="0"/>
+        </w:rPr>
+        <w:t xml:space="preserve">Activation (Knowledge) Agent:</w:t>
+      </w:r>
+    </w:p>
+    <w:p>
+      <w:pPr>
+        <w:rPr/>
+      </w:pPr>
+      <w:r>
+        <w:rPr>
+          <w:rtl w:val="0"/>
+        </w:rPr>
+        <w:t xml:space="preserve">Source Statement Type: Actor Statements (Alignment Information Layer outputs). Kind Context Statements.</w:t>
+      </w:r>
+    </w:p>
+    <w:p>
+      <w:pPr>
+        <w:rPr/>
+      </w:pPr>
+      <w:r>
+        <w:rPr>
+          <w:rtl w:val="0"/>
+        </w:rPr>
+        <w:t xml:space="preserve">Production Statement Type: (CK, SK, PK, OK) Context Quad Statements. Kind Dimensional Context Statements.</w:t>
+      </w:r>
+    </w:p>
+    <w:p>
+      <w:pPr>
+        <w:rPr/>
+      </w:pPr>
+      <w:r>
+        <w:rPr>
+          <w:rtl w:val="0"/>
+        </w:rPr>
+      </w:r>
+    </w:p>
+    <w:p>
+      <w:pPr>
+        <w:rPr/>
+      </w:pPr>
+      <w:r>
+        <w:rPr>
+          <w:rtl w:val="0"/>
+        </w:rPr>
+        <w:t xml:space="preserve">TODO: Cleanup Agents Domain Model Examples.</w:t>
       </w:r>
     </w:p>
     <w:p>
@@ -17223,355 +17609,33 @@
         <w:pStyle w:val="Heading3"/>
         <w:rPr/>
       </w:pPr>
-      <w:bookmarkStart w:colFirst="0" w:colLast="0" w:name="_ylemh96io5z" w:id="45"/>
-      <w:bookmarkEnd w:id="45"/>
-      <w:r>
-        <w:rPr>
-          <w:rtl w:val="0"/>
-        </w:rPr>
-        <w:t xml:space="preserve">Messaging Format Representation: TreeGraph</w:t>
-      </w:r>
-    </w:p>
-    <w:p>
-      <w:pPr>
-        <w:rPr/>
-      </w:pPr>
-      <w:r>
-        <w:rPr>
-          <w:rtl w:val="0"/>
-        </w:rPr>
-        <w:t xml:space="preserve">All Base Model entities Statements of each layer type must encode all of their corresponding composing entities in a single message. A Statement containing a specific Kind must encode all its Kind’s composing aggregation Statements, for example. </w:t>
-      </w:r>
-    </w:p>
-    <w:p>
-      <w:pPr>
-        <w:rPr/>
-      </w:pPr>
-      <w:r>
-        <w:rPr>
-          <w:rtl w:val="0"/>
-        </w:rPr>
-      </w:r>
-    </w:p>
-    <w:p>
-      <w:pPr>
-        <w:rPr/>
-      </w:pPr>
-      <w:r>
-        <w:rPr>
-          <w:rtl w:val="0"/>
-        </w:rPr>
-        <w:t xml:space="preserve">Source, Production Messages includes all Statements hierarchy which compose / lead to produced Statements (TreeGraph). Serialization. References to Resources (Registry Helper Service) to reduce message payload size..</w:t>
-      </w:r>
-    </w:p>
-    <w:p>
-      <w:pPr>
-        <w:pStyle w:val="Heading2"/>
-        <w:rPr/>
-      </w:pPr>
-      <w:bookmarkStart w:colFirst="0" w:colLast="0" w:name="_65m4hhlzd0ey" w:id="46"/>
-      <w:bookmarkEnd w:id="46"/>
-      <w:r>
-        <w:rPr>
-          <w:rtl w:val="0"/>
-        </w:rPr>
-        <w:t xml:space="preserve">Datasources</w:t>
-      </w:r>
-    </w:p>
-    <w:p>
-      <w:pPr>
-        <w:rPr/>
-      </w:pPr>
-      <w:r>
-        <w:rPr>
-          <w:rtl w:val="0"/>
-        </w:rPr>
-        <w:t xml:space="preserve">Raw RDF CSPO URIs Quad Statement Messages Endpoint. Configured to produce configured datasource data and to consume updated Statements synchronizing state. </w:t>
-      </w:r>
-    </w:p>
-    <w:p>
-      <w:pPr>
-        <w:pStyle w:val="Heading2"/>
-        <w:rPr/>
-      </w:pPr>
-      <w:bookmarkStart w:colFirst="0" w:colLast="0" w:name="_c2ci3n60r14n" w:id="47"/>
+      <w:bookmarkStart w:colFirst="0" w:colLast="0" w:name="_ld8kd7o4b1uw" w:id="47"/>
       <w:bookmarkEnd w:id="47"/>
       <w:r>
         <w:rPr>
           <w:rtl w:val="0"/>
         </w:rPr>
-        <w:t xml:space="preserve">Streaming Agents Augmentation Pipeline</w:t>
-      </w:r>
-    </w:p>
-    <w:p>
-      <w:pPr>
-        <w:rPr/>
-      </w:pPr>
-      <w:r>
-        <w:rPr>
-          <w:rtl w:val="0"/>
-        </w:rPr>
-        <w:t xml:space="preserve">The core of the framework is the Augmentation pipeline. It performs Aggregation, Alignment and Activation of input Resources in a streaming fashion.</w:t>
-      </w:r>
-    </w:p>
-    <w:p>
-      <w:pPr>
-        <w:rPr/>
-      </w:pPr>
-      <w:r>
-        <w:rPr>
-          <w:rtl w:val="0"/>
-        </w:rPr>
-      </w:r>
-    </w:p>
-    <w:p>
-      <w:pPr>
-        <w:rPr/>
-      </w:pPr>
-      <w:r>
-        <w:rPr>
-          <w:rtl w:val="0"/>
-        </w:rPr>
-        <w:t xml:space="preserve">Each pipeline Agent has three types of Statements: its Source Statements (consumes / produces), its internal Kind aggregation Statements (used in the merge phase of its processing) and its Production Statements (produces / consumes).</w:t>
-      </w:r>
-    </w:p>
-    <w:p>
-      <w:pPr>
-        <w:rPr/>
-      </w:pPr>
-      <w:r>
-        <w:rPr>
-          <w:rtl w:val="0"/>
-        </w:rPr>
-      </w:r>
-    </w:p>
-    <w:p>
-      <w:pPr>
-        <w:rPr/>
-      </w:pPr>
-      <w:r>
-        <w:rPr>
-          <w:color w:val="222222"/>
-          <w:rtl w:val="0"/>
-        </w:rPr>
-        <w:t xml:space="preserve">Any of the three l</w:t>
-      </w:r>
-      <w:r>
-        <w:rPr>
-          <w:color w:val="222222"/>
-          <w:rtl w:val="0"/>
-        </w:rPr>
-        <w:t xml:space="preserve">ayers can be considered as (sets of) Resources of their types of source and production Statements. Layer state. Streams application processing (layer endpoints, topics).</w:t>
-      </w:r>
-      <w:r>
-        <w:rPr>
-          <w:rtl w:val="0"/>
-        </w:rPr>
-      </w:r>
-    </w:p>
-    <w:p>
-      <w:pPr>
-        <w:rPr/>
-      </w:pPr>
-      <w:r>
-        <w:rPr>
-          <w:rtl w:val="0"/>
-        </w:rPr>
-      </w:r>
-    </w:p>
-    <w:p>
-      <w:pPr>
-        <w:rPr/>
-      </w:pPr>
-      <w:r>
-        <w:rPr>
-          <w:rtl w:val="0"/>
-        </w:rPr>
-        <w:t xml:space="preserve">See: “Statement Types”.</w:t>
-      </w:r>
-    </w:p>
-    <w:p>
-      <w:pPr>
-        <w:rPr/>
-      </w:pPr>
-      <w:r>
-        <w:rPr>
-          <w:rtl w:val="0"/>
-        </w:rPr>
-      </w:r>
-    </w:p>
-    <w:p>
-      <w:pPr>
-        <w:rPr/>
-      </w:pPr>
-      <w:r>
-        <w:rPr>
-          <w:rtl w:val="0"/>
-        </w:rPr>
-        <w:t xml:space="preserve">Aggregation (Data) Agent:</w:t>
-      </w:r>
-    </w:p>
-    <w:p>
-      <w:pPr>
-        <w:rPr/>
-      </w:pPr>
-      <w:r>
-        <w:rPr>
-          <w:rtl w:val="0"/>
-        </w:rPr>
-        <w:t xml:space="preserve">Source Statement Type: Raw RDF CSPO URIs Quad Statements. Kind Context Statements.</w:t>
-      </w:r>
-    </w:p>
-    <w:p>
-      <w:pPr>
-        <w:rPr/>
-      </w:pPr>
-      <w:r>
-        <w:rPr>
-          <w:rtl w:val="0"/>
-        </w:rPr>
-        <w:t xml:space="preserve">Production Statement Type: (CK, SK, PK, OK) Property Quad Statements. Kind Dimensional Context Statements.</w:t>
-      </w:r>
-    </w:p>
-    <w:p>
-      <w:pPr>
-        <w:rPr/>
-      </w:pPr>
-      <w:r>
-        <w:rPr>
-          <w:rtl w:val="0"/>
-        </w:rPr>
-      </w:r>
-    </w:p>
-    <w:p>
-      <w:pPr>
-        <w:rPr/>
-      </w:pPr>
-      <w:r>
-        <w:rPr>
-          <w:rtl w:val="0"/>
-        </w:rPr>
-        <w:t xml:space="preserve">Alignment (Information) Agent:</w:t>
-      </w:r>
-    </w:p>
-    <w:p>
-      <w:pPr>
-        <w:rPr/>
-      </w:pPr>
-      <w:r>
-        <w:rPr>
-          <w:rtl w:val="0"/>
-        </w:rPr>
-        <w:t xml:space="preserve">Source Statement Type: (CK, SK, PK, OK) Property Quad Statements. Kind Context Statements.</w:t>
-      </w:r>
-    </w:p>
-    <w:p>
-      <w:pPr>
-        <w:rPr/>
-      </w:pPr>
-      <w:r>
-        <w:rPr>
-          <w:rtl w:val="0"/>
-        </w:rPr>
-        <w:t xml:space="preserve">Production Statement Type: (CK, SK, PK, OK) Rule Quad Statements. Kind Dimensional Context Statements.</w:t>
-      </w:r>
-    </w:p>
-    <w:p>
-      <w:pPr>
-        <w:rPr/>
-      </w:pPr>
-      <w:r>
-        <w:rPr>
-          <w:rtl w:val="0"/>
-        </w:rPr>
-      </w:r>
-    </w:p>
-    <w:p>
-      <w:pPr>
-        <w:rPr/>
-      </w:pPr>
-      <w:r>
-        <w:rPr>
-          <w:rtl w:val="0"/>
-        </w:rPr>
-        <w:t xml:space="preserve">Activation (Knowledge) Agent:</w:t>
-      </w:r>
-    </w:p>
-    <w:p>
-      <w:pPr>
-        <w:rPr/>
-      </w:pPr>
-      <w:r>
-        <w:rPr>
-          <w:rtl w:val="0"/>
-        </w:rPr>
-        <w:t xml:space="preserve">Source Statement Type: Actor Statements (Alignment Information Layer outputs). Kind Context Statements.</w:t>
-      </w:r>
-    </w:p>
-    <w:p>
-      <w:pPr>
-        <w:rPr/>
-      </w:pPr>
-      <w:r>
-        <w:rPr>
-          <w:rtl w:val="0"/>
-        </w:rPr>
-        <w:t xml:space="preserve">Production Statement Type: (CK, SK, PK, OK) Context Quad Statements. Kind Dimensional Context Statements.</w:t>
-      </w:r>
-    </w:p>
-    <w:p>
-      <w:pPr>
-        <w:rPr/>
-      </w:pPr>
-      <w:r>
-        <w:rPr>
-          <w:rtl w:val="0"/>
-        </w:rPr>
-      </w:r>
-    </w:p>
-    <w:p>
-      <w:pPr>
-        <w:rPr/>
-      </w:pPr>
-      <w:r>
-        <w:rPr>
-          <w:rtl w:val="0"/>
-        </w:rPr>
-        <w:t xml:space="preserve">TODO: Cleanup Agents Domain Model Examples.</w:t>
-      </w:r>
-    </w:p>
-    <w:p>
-      <w:pPr>
-        <w:pStyle w:val="Heading3"/>
-        <w:rPr/>
-      </w:pPr>
-      <w:bookmarkStart w:colFirst="0" w:colLast="0" w:name="_ld8kd7o4b1uw" w:id="48"/>
+        <w:t xml:space="preserve">Aggregation Service Agent</w:t>
+      </w:r>
+    </w:p>
+    <w:p>
+      <w:pPr>
+        <w:rPr/>
+      </w:pPr>
+      <w:r>
+        <w:rPr>
+          <w:rtl w:val="0"/>
+        </w:rPr>
+        <w:t xml:space="preserve">Context / Role / Type inference in the Aggregation Layer. Classification.</w:t>
+      </w:r>
+    </w:p>
+    <w:p>
+      <w:pPr>
+        <w:pStyle w:val="Heading4"/>
+        <w:rPr/>
+      </w:pPr>
+      <w:bookmarkStart w:colFirst="0" w:colLast="0" w:name="_ystudlk3l9yc" w:id="48"/>
       <w:bookmarkEnd w:id="48"/>
-      <w:r>
-        <w:rPr>
-          <w:rtl w:val="0"/>
-        </w:rPr>
-        <w:t xml:space="preserve">Aggregation Service Agent</w:t>
-      </w:r>
-    </w:p>
-    <w:p>
-      <w:pPr>
-        <w:rPr/>
-      </w:pPr>
-      <w:r>
-        <w:rPr>
-          <w:rtl w:val="0"/>
-        </w:rPr>
-        <w:t xml:space="preserve">Context / Role / Type inference in the Aggregation Layer. Classification.</w:t>
-      </w:r>
-    </w:p>
-    <w:p>
-      <w:pPr>
-        <w:pStyle w:val="Heading4"/>
-        <w:rPr/>
-      </w:pPr>
-      <w:bookmarkStart w:colFirst="0" w:colLast="0" w:name="_ystudlk3l9yc" w:id="49"/>
-      <w:bookmarkEnd w:id="49"/>
       <w:r>
         <w:rPr>
           <w:rtl w:val="0"/>
@@ -17963,81 +18027,81 @@
         <w:pStyle w:val="Heading4"/>
         <w:rPr/>
       </w:pPr>
-      <w:bookmarkStart w:colFirst="0" w:colLast="0" w:name="_5grb8xg6wss3" w:id="50"/>
+      <w:bookmarkStart w:colFirst="0" w:colLast="0" w:name="_5grb8xg6wss3" w:id="49"/>
+      <w:bookmarkEnd w:id="49"/>
+      <w:r>
+        <w:rPr>
+          <w:rtl w:val="0"/>
+        </w:rPr>
+        <w:t xml:space="preserve">Aggregation Agent Merge / Fold / Unfold</w:t>
+      </w:r>
+    </w:p>
+    <w:p>
+      <w:pPr>
+        <w:rPr/>
+      </w:pPr>
+      <w:r>
+        <w:rPr>
+          <w:rtl w:val="0"/>
+        </w:rPr>
+        <w:t xml:space="preserve">See: </w:t>
+      </w:r>
+      <w:r>
+        <w:rPr>
+          <w:rtl w:val="0"/>
+        </w:rPr>
+        <w:t xml:space="preserve">Homoiconic (code as data) approach</w:t>
+      </w:r>
+      <w:r>
+        <w:rPr>
+          <w:rtl w:val="0"/>
+        </w:rPr>
+        <w:t xml:space="preserve">.</w:t>
+      </w:r>
+    </w:p>
+    <w:p>
+      <w:pPr>
+        <w:rPr/>
+      </w:pPr>
+      <w:r>
+        <w:rPr>
+          <w:rtl w:val="0"/>
+        </w:rPr>
+        <w:t xml:space="preserve">TODO.</w:t>
+      </w:r>
+    </w:p>
+    <w:p>
+      <w:pPr>
+        <w:pStyle w:val="Heading3"/>
+        <w:rPr/>
+      </w:pPr>
+      <w:bookmarkStart w:colFirst="0" w:colLast="0" w:name="_lu0ndtng3l8" w:id="50"/>
       <w:bookmarkEnd w:id="50"/>
       <w:r>
         <w:rPr>
           <w:rtl w:val="0"/>
         </w:rPr>
-        <w:t xml:space="preserve">Aggregation Agent Merge / Fold / Unfold</w:t>
-      </w:r>
-    </w:p>
-    <w:p>
-      <w:pPr>
-        <w:rPr/>
-      </w:pPr>
-      <w:r>
-        <w:rPr>
-          <w:rtl w:val="0"/>
-        </w:rPr>
-        <w:t xml:space="preserve">See: </w:t>
-      </w:r>
-      <w:r>
-        <w:rPr>
-          <w:rtl w:val="0"/>
-        </w:rPr>
-        <w:t xml:space="preserve">Homoiconic (code as data) approach</w:t>
-      </w:r>
-      <w:r>
-        <w:rPr>
-          <w:rtl w:val="0"/>
-        </w:rPr>
-        <w:t xml:space="preserve">.</w:t>
-      </w:r>
-    </w:p>
-    <w:p>
-      <w:pPr>
-        <w:rPr/>
-      </w:pPr>
-      <w:r>
-        <w:rPr>
-          <w:rtl w:val="0"/>
-        </w:rPr>
-        <w:t xml:space="preserve">TODO.</w:t>
-      </w:r>
-    </w:p>
-    <w:p>
-      <w:pPr>
-        <w:pStyle w:val="Heading3"/>
-        <w:rPr/>
-      </w:pPr>
-      <w:bookmarkStart w:colFirst="0" w:colLast="0" w:name="_lu0ndtng3l8" w:id="51"/>
+        <w:t xml:space="preserve">Alignment Service Agent</w:t>
+      </w:r>
+    </w:p>
+    <w:p>
+      <w:pPr>
+        <w:rPr/>
+      </w:pPr>
+      <w:r>
+        <w:rPr>
+          <w:rtl w:val="0"/>
+        </w:rPr>
+        <w:t xml:space="preserve">Ontology Matching / Links / Attributes / Dimensional / Order inference in the Alignment Layer. Clustering.</w:t>
+      </w:r>
+    </w:p>
+    <w:p>
+      <w:pPr>
+        <w:pStyle w:val="Heading4"/>
+        <w:rPr/>
+      </w:pPr>
+      <w:bookmarkStart w:colFirst="0" w:colLast="0" w:name="_xpp350x451xh" w:id="51"/>
       <w:bookmarkEnd w:id="51"/>
-      <w:r>
-        <w:rPr>
-          <w:rtl w:val="0"/>
-        </w:rPr>
-        <w:t xml:space="preserve">Alignment Service Agent</w:t>
-      </w:r>
-    </w:p>
-    <w:p>
-      <w:pPr>
-        <w:rPr/>
-      </w:pPr>
-      <w:r>
-        <w:rPr>
-          <w:rtl w:val="0"/>
-        </w:rPr>
-        <w:t xml:space="preserve">Ontology Matching / Links / Attributes / Dimensional / Order inference in the Alignment Layer. Clustering.</w:t>
-      </w:r>
-    </w:p>
-    <w:p>
-      <w:pPr>
-        <w:pStyle w:val="Heading4"/>
-        <w:rPr/>
-      </w:pPr>
-      <w:bookmarkStart w:colFirst="0" w:colLast="0" w:name="_xpp350x451xh" w:id="52"/>
-      <w:bookmarkEnd w:id="52"/>
       <w:r>
         <w:rPr>
           <w:rtl w:val="0"/>
@@ -18469,81 +18533,81 @@
         <w:pStyle w:val="Heading4"/>
         <w:rPr/>
       </w:pPr>
-      <w:bookmarkStart w:colFirst="0" w:colLast="0" w:name="_2oyhan3vpzdm" w:id="53"/>
+      <w:bookmarkStart w:colFirst="0" w:colLast="0" w:name="_2oyhan3vpzdm" w:id="52"/>
+      <w:bookmarkEnd w:id="52"/>
+      <w:r>
+        <w:rPr>
+          <w:rtl w:val="0"/>
+        </w:rPr>
+        <w:t xml:space="preserve">Alignment Agent Merge / Fold / Unfold</w:t>
+      </w:r>
+    </w:p>
+    <w:p>
+      <w:pPr>
+        <w:rPr/>
+      </w:pPr>
+      <w:r>
+        <w:rPr>
+          <w:rtl w:val="0"/>
+        </w:rPr>
+        <w:t xml:space="preserve">See: </w:t>
+      </w:r>
+      <w:r>
+        <w:rPr>
+          <w:rtl w:val="0"/>
+        </w:rPr>
+        <w:t xml:space="preserve">Homoiconic (code as data) approach</w:t>
+      </w:r>
+      <w:r>
+        <w:rPr>
+          <w:rtl w:val="0"/>
+        </w:rPr>
+        <w:t xml:space="preserve">.</w:t>
+      </w:r>
+    </w:p>
+    <w:p>
+      <w:pPr>
+        <w:rPr/>
+      </w:pPr>
+      <w:r>
+        <w:rPr>
+          <w:rtl w:val="0"/>
+        </w:rPr>
+        <w:t xml:space="preserve">TODO.</w:t>
+      </w:r>
+    </w:p>
+    <w:p>
+      <w:pPr>
+        <w:pStyle w:val="Heading3"/>
+        <w:rPr/>
+      </w:pPr>
+      <w:bookmarkStart w:colFirst="0" w:colLast="0" w:name="_yk4120gc18wf" w:id="53"/>
       <w:bookmarkEnd w:id="53"/>
       <w:r>
         <w:rPr>
           <w:rtl w:val="0"/>
         </w:rPr>
-        <w:t xml:space="preserve">Alignment Agent Merge / Fold / Unfold</w:t>
-      </w:r>
-    </w:p>
-    <w:p>
-      <w:pPr>
-        <w:rPr/>
-      </w:pPr>
-      <w:r>
-        <w:rPr>
-          <w:rtl w:val="0"/>
-        </w:rPr>
-        <w:t xml:space="preserve">See: </w:t>
-      </w:r>
-      <w:r>
-        <w:rPr>
-          <w:rtl w:val="0"/>
-        </w:rPr>
-        <w:t xml:space="preserve">Homoiconic (code as data) approach</w:t>
-      </w:r>
-      <w:r>
-        <w:rPr>
-          <w:rtl w:val="0"/>
-        </w:rPr>
-        <w:t xml:space="preserve">.</w:t>
-      </w:r>
-    </w:p>
-    <w:p>
-      <w:pPr>
-        <w:rPr/>
-      </w:pPr>
-      <w:r>
-        <w:rPr>
-          <w:rtl w:val="0"/>
-        </w:rPr>
-        <w:t xml:space="preserve">TODO.</w:t>
-      </w:r>
-    </w:p>
-    <w:p>
-      <w:pPr>
-        <w:pStyle w:val="Heading3"/>
-        <w:rPr/>
-      </w:pPr>
-      <w:bookmarkStart w:colFirst="0" w:colLast="0" w:name="_yk4120gc18wf" w:id="54"/>
+        <w:t xml:space="preserve">Activation Service Agent</w:t>
+      </w:r>
+    </w:p>
+    <w:p>
+      <w:pPr>
+        <w:rPr/>
+      </w:pPr>
+      <w:r>
+        <w:rPr>
+          <w:rtl w:val="0"/>
+        </w:rPr>
+        <w:t xml:space="preserve">Contexts (Use Cases) and behaviors (Interactions) in the Activation Layer. Regression.</w:t>
+      </w:r>
+    </w:p>
+    <w:p>
+      <w:pPr>
+        <w:pStyle w:val="Heading4"/>
+        <w:rPr/>
+      </w:pPr>
+      <w:bookmarkStart w:colFirst="0" w:colLast="0" w:name="_iw6492wko9y" w:id="54"/>
       <w:bookmarkEnd w:id="54"/>
-      <w:r>
-        <w:rPr>
-          <w:rtl w:val="0"/>
-        </w:rPr>
-        <w:t xml:space="preserve">Activation Service Agent</w:t>
-      </w:r>
-    </w:p>
-    <w:p>
-      <w:pPr>
-        <w:rPr/>
-      </w:pPr>
-      <w:r>
-        <w:rPr>
-          <w:rtl w:val="0"/>
-        </w:rPr>
-        <w:t xml:space="preserve">Contexts (Use Cases) and behaviors (Interactions) in the Activation Layer. Regression.</w:t>
-      </w:r>
-    </w:p>
-    <w:p>
-      <w:pPr>
-        <w:pStyle w:val="Heading4"/>
-        <w:rPr/>
-      </w:pPr>
-      <w:bookmarkStart w:colFirst="0" w:colLast="0" w:name="_iw6492wko9y" w:id="55"/>
-      <w:bookmarkEnd w:id="55"/>
       <w:r>
         <w:rPr>
           <w:rtl w:val="0"/>
@@ -18970,144 +19034,144 @@
         <w:pStyle w:val="Heading4"/>
         <w:rPr/>
       </w:pPr>
-      <w:bookmarkStart w:colFirst="0" w:colLast="0" w:name="_sdovydd8jbwj" w:id="56"/>
+      <w:bookmarkStart w:colFirst="0" w:colLast="0" w:name="_sdovydd8jbwj" w:id="55"/>
+      <w:bookmarkEnd w:id="55"/>
+      <w:r>
+        <w:rPr>
+          <w:rtl w:val="0"/>
+        </w:rPr>
+        <w:t xml:space="preserve">Activation Agent Merge / Fold / Unfold</w:t>
+      </w:r>
+    </w:p>
+    <w:p>
+      <w:pPr>
+        <w:rPr/>
+      </w:pPr>
+      <w:r>
+        <w:rPr>
+          <w:rtl w:val="0"/>
+        </w:rPr>
+        <w:t xml:space="preserve">See: </w:t>
+      </w:r>
+      <w:r>
+        <w:rPr>
+          <w:rtl w:val="0"/>
+        </w:rPr>
+        <w:t xml:space="preserve">Homoiconic (code as data) approach</w:t>
+      </w:r>
+      <w:r>
+        <w:rPr>
+          <w:rtl w:val="0"/>
+        </w:rPr>
+        <w:t xml:space="preserve">.</w:t>
+      </w:r>
+    </w:p>
+    <w:p>
+      <w:pPr>
+        <w:rPr/>
+      </w:pPr>
+      <w:r>
+        <w:rPr>
+          <w:rtl w:val="0"/>
+        </w:rPr>
+        <w:t xml:space="preserve">TODO.</w:t>
+      </w:r>
+    </w:p>
+    <w:p>
+      <w:pPr>
+        <w:pStyle w:val="Heading3"/>
+        <w:rPr/>
+      </w:pPr>
+      <w:bookmarkStart w:colFirst="0" w:colLast="0" w:name="_unxiex8ycrut" w:id="56"/>
       <w:bookmarkEnd w:id="56"/>
       <w:r>
         <w:rPr>
           <w:rtl w:val="0"/>
         </w:rPr>
-        <w:t xml:space="preserve">Activation Agent Merge / Fold / Unfold</w:t>
-      </w:r>
-    </w:p>
-    <w:p>
-      <w:pPr>
-        <w:rPr/>
-      </w:pPr>
-      <w:r>
-        <w:rPr>
-          <w:rtl w:val="0"/>
-        </w:rPr>
-        <w:t xml:space="preserve">See: </w:t>
-      </w:r>
-      <w:r>
-        <w:rPr>
-          <w:rtl w:val="0"/>
-        </w:rPr>
-        <w:t xml:space="preserve">Homoiconic (code as data) approach</w:t>
-      </w:r>
-      <w:r>
-        <w:rPr>
-          <w:rtl w:val="0"/>
-        </w:rPr>
-        <w:t xml:space="preserve">.</w:t>
-      </w:r>
-    </w:p>
-    <w:p>
-      <w:pPr>
-        <w:rPr/>
-      </w:pPr>
-      <w:r>
-        <w:rPr>
-          <w:rtl w:val="0"/>
-        </w:rPr>
-        <w:t xml:space="preserve">TODO.</w:t>
-      </w:r>
-    </w:p>
-    <w:p>
-      <w:pPr>
-        <w:pStyle w:val="Heading3"/>
-        <w:rPr/>
-      </w:pPr>
-      <w:bookmarkStart w:colFirst="0" w:colLast="0" w:name="_unxiex8ycrut" w:id="57"/>
+        <w:t xml:space="preserve">Helper Services</w:t>
+      </w:r>
+    </w:p>
+    <w:p>
+      <w:pPr>
+        <w:rPr/>
+      </w:pPr>
+      <w:r>
+        <w:rPr>
+          <w:rtl w:val="0"/>
+        </w:rPr>
+        <w:t xml:space="preserve">Monadic wrapper bound Base Model Entities (Resource, Occurrence, Statement, Context, Subject, Predicate, Object, Kind, ContextKind, SubjectKind, PredicateKind, ObjectKind) Functional APIs Definitions for stream processing.</w:t>
+      </w:r>
+    </w:p>
+    <w:p>
+      <w:pPr>
+        <w:rPr/>
+      </w:pPr>
+      <w:r>
+        <w:rPr>
+          <w:rtl w:val="0"/>
+        </w:rPr>
+      </w:r>
+    </w:p>
+    <w:p>
+      <w:pPr>
+        <w:rPr/>
+      </w:pPr>
+      <w:r>
+        <w:rPr>
+          <w:rtl w:val="0"/>
+        </w:rPr>
+        <w:t xml:space="preserve">“Leverage X” Sections Functional APIs.</w:t>
+      </w:r>
+    </w:p>
+    <w:p>
+      <w:pPr>
+        <w:rPr/>
+      </w:pPr>
+      <w:r>
+        <w:rPr>
+          <w:rtl w:val="0"/>
+        </w:rPr>
+      </w:r>
+    </w:p>
+    <w:p>
+      <w:pPr>
+        <w:rPr/>
+      </w:pPr>
+      <w:r>
+        <w:rPr>
+          <w:rtl w:val="0"/>
+        </w:rPr>
+        <w:t xml:space="preserve">Kinds as Extensional Function Definitions Functional APIs.</w:t>
+      </w:r>
+    </w:p>
+    <w:p>
+      <w:pPr>
+        <w:rPr/>
+      </w:pPr>
+      <w:r>
+        <w:rPr>
+          <w:rtl w:val="0"/>
+        </w:rPr>
+      </w:r>
+    </w:p>
+    <w:p>
+      <w:pPr>
+        <w:rPr/>
+      </w:pPr>
+      <w:r>
+        <w:rPr>
+          <w:rtl w:val="0"/>
+        </w:rPr>
+        <w:t xml:space="preserve">Resource merge / “application” (transform / template) Functional APIs.</w:t>
+      </w:r>
+    </w:p>
+    <w:p>
+      <w:pPr>
+        <w:pStyle w:val="Heading4"/>
+        <w:rPr/>
+      </w:pPr>
+      <w:bookmarkStart w:colFirst="0" w:colLast="0" w:name="_4qvfuly2ipq2" w:id="57"/>
       <w:bookmarkEnd w:id="57"/>
-      <w:r>
-        <w:rPr>
-          <w:rtl w:val="0"/>
-        </w:rPr>
-        <w:t xml:space="preserve">Helper Services</w:t>
-      </w:r>
-    </w:p>
-    <w:p>
-      <w:pPr>
-        <w:rPr/>
-      </w:pPr>
-      <w:r>
-        <w:rPr>
-          <w:rtl w:val="0"/>
-        </w:rPr>
-        <w:t xml:space="preserve">Monadic wrapper bound Base Model Entities (Resource, Occurrence, Statement, Context, Subject, Predicate, Object, Kind, ContextKind, SubjectKind, PredicateKind, ObjectKind) Functional APIs Definitions for stream processing.</w:t>
-      </w:r>
-    </w:p>
-    <w:p>
-      <w:pPr>
-        <w:rPr/>
-      </w:pPr>
-      <w:r>
-        <w:rPr>
-          <w:rtl w:val="0"/>
-        </w:rPr>
-      </w:r>
-    </w:p>
-    <w:p>
-      <w:pPr>
-        <w:rPr/>
-      </w:pPr>
-      <w:r>
-        <w:rPr>
-          <w:rtl w:val="0"/>
-        </w:rPr>
-        <w:t xml:space="preserve">“Leverage X” Sections Functional APIs.</w:t>
-      </w:r>
-    </w:p>
-    <w:p>
-      <w:pPr>
-        <w:rPr/>
-      </w:pPr>
-      <w:r>
-        <w:rPr>
-          <w:rtl w:val="0"/>
-        </w:rPr>
-      </w:r>
-    </w:p>
-    <w:p>
-      <w:pPr>
-        <w:rPr/>
-      </w:pPr>
-      <w:r>
-        <w:rPr>
-          <w:rtl w:val="0"/>
-        </w:rPr>
-        <w:t xml:space="preserve">Kinds as Extensional Function Definitions Functional APIs.</w:t>
-      </w:r>
-    </w:p>
-    <w:p>
-      <w:pPr>
-        <w:rPr/>
-      </w:pPr>
-      <w:r>
-        <w:rPr>
-          <w:rtl w:val="0"/>
-        </w:rPr>
-      </w:r>
-    </w:p>
-    <w:p>
-      <w:pPr>
-        <w:rPr/>
-      </w:pPr>
-      <w:r>
-        <w:rPr>
-          <w:rtl w:val="0"/>
-        </w:rPr>
-        <w:t xml:space="preserve">Resource merge / “application” (transform / template) Functional APIs.</w:t>
-      </w:r>
-    </w:p>
-    <w:p>
-      <w:pPr>
-        <w:pStyle w:val="Heading4"/>
-        <w:rPr/>
-      </w:pPr>
-      <w:bookmarkStart w:colFirst="0" w:colLast="0" w:name="_4qvfuly2ipq2" w:id="58"/>
-      <w:bookmarkEnd w:id="58"/>
       <w:r>
         <w:rPr>
           <w:rtl w:val="0"/>
@@ -19331,97 +19395,97 @@
         <w:pStyle w:val="Heading4"/>
         <w:rPr/>
       </w:pPr>
-      <w:bookmarkStart w:colFirst="0" w:colLast="0" w:name="_mjabd397mqn" w:id="59"/>
+      <w:bookmarkStart w:colFirst="0" w:colLast="0" w:name="_mjabd397mqn" w:id="58"/>
+      <w:bookmarkEnd w:id="58"/>
+      <w:r>
+        <w:rPr>
+          <w:rtl w:val="0"/>
+        </w:rPr>
+        <w:t xml:space="preserve">Naming Service</w:t>
+      </w:r>
+    </w:p>
+    <w:p>
+      <w:pPr>
+        <w:rPr/>
+      </w:pPr>
+      <w:r>
+        <w:rPr>
+          <w:rtl w:val="0"/>
+        </w:rPr>
+        <w:t xml:space="preserve">Naming API Functional Definitions.</w:t>
+      </w:r>
+    </w:p>
+    <w:p>
+      <w:pPr>
+        <w:rPr/>
+      </w:pPr>
+      <w:r>
+        <w:rPr>
+          <w:rtl w:val="0"/>
+        </w:rPr>
+      </w:r>
+    </w:p>
+    <w:p>
+      <w:pPr>
+        <w:rPr/>
+      </w:pPr>
+      <w:r>
+        <w:rPr>
+          <w:rtl w:val="0"/>
+        </w:rPr>
+        <w:t xml:space="preserve">Formal Grammars / LLM Models.</w:t>
+      </w:r>
+    </w:p>
+    <w:p>
+      <w:pPr>
+        <w:rPr/>
+      </w:pPr>
+      <w:r>
+        <w:rPr>
+          <w:rtl w:val="0"/>
+        </w:rPr>
+        <w:t xml:space="preserve">Names Relationships in Contexts / Identity Resolution (NER).</w:t>
+      </w:r>
+    </w:p>
+    <w:p>
+      <w:pPr>
+        <w:rPr/>
+      </w:pPr>
+      <w:r>
+        <w:rPr>
+          <w:rtl w:val="0"/>
+        </w:rPr>
+        <w:t xml:space="preserve">Representations Rendering / Parsing. Messages Representations.</w:t>
+      </w:r>
+    </w:p>
+    <w:p>
+      <w:pPr>
+        <w:rPr/>
+      </w:pPr>
+      <w:r>
+        <w:rPr>
+          <w:rtl w:val="0"/>
+        </w:rPr>
+      </w:r>
+    </w:p>
+    <w:p>
+      <w:pPr>
+        <w:rPr/>
+      </w:pPr>
+      <w:r>
+        <w:rPr>
+          <w:rtl w:val="0"/>
+        </w:rPr>
+        <w:t xml:space="preserve">TODO</w:t>
+      </w:r>
+    </w:p>
+    <w:p>
+      <w:pPr>
+        <w:pStyle w:val="Heading4"/>
+        <w:rPr/>
+      </w:pPr>
+      <w:bookmarkStart w:colFirst="0" w:colLast="0" w:name="_i87we4txd2xb" w:id="59"/>
       <w:bookmarkEnd w:id="59"/>
-      <w:r>
-        <w:rPr>
-          <w:rtl w:val="0"/>
-        </w:rPr>
-        <w:t xml:space="preserve">Naming Service</w:t>
-      </w:r>
-    </w:p>
-    <w:p>
-      <w:pPr>
-        <w:rPr/>
-      </w:pPr>
-      <w:r>
-        <w:rPr>
-          <w:rtl w:val="0"/>
-        </w:rPr>
-        <w:t xml:space="preserve">Naming API Functional Definitions.</w:t>
-      </w:r>
-    </w:p>
-    <w:p>
-      <w:pPr>
-        <w:rPr/>
-      </w:pPr>
-      <w:r>
-        <w:rPr>
-          <w:rtl w:val="0"/>
-        </w:rPr>
-      </w:r>
-    </w:p>
-    <w:p>
-      <w:pPr>
-        <w:rPr/>
-      </w:pPr>
-      <w:r>
-        <w:rPr>
-          <w:rtl w:val="0"/>
-        </w:rPr>
-        <w:t xml:space="preserve">Formal Grammars / LLM Models.</w:t>
-      </w:r>
-    </w:p>
-    <w:p>
-      <w:pPr>
-        <w:rPr/>
-      </w:pPr>
-      <w:r>
-        <w:rPr>
-          <w:rtl w:val="0"/>
-        </w:rPr>
-        <w:t xml:space="preserve">Names Relationships in Contexts / Identity Resolution (NER).</w:t>
-      </w:r>
-    </w:p>
-    <w:p>
-      <w:pPr>
-        <w:rPr/>
-      </w:pPr>
-      <w:r>
-        <w:rPr>
-          <w:rtl w:val="0"/>
-        </w:rPr>
-        <w:t xml:space="preserve">Representations Rendering / Parsing. Messages Representations.</w:t>
-      </w:r>
-    </w:p>
-    <w:p>
-      <w:pPr>
-        <w:rPr/>
-      </w:pPr>
-      <w:r>
-        <w:rPr>
-          <w:rtl w:val="0"/>
-        </w:rPr>
-      </w:r>
-    </w:p>
-    <w:p>
-      <w:pPr>
-        <w:rPr/>
-      </w:pPr>
-      <w:r>
-        <w:rPr>
-          <w:rtl w:val="0"/>
-        </w:rPr>
-        <w:t xml:space="preserve">TODO</w:t>
-      </w:r>
-    </w:p>
-    <w:p>
-      <w:pPr>
-        <w:pStyle w:val="Heading4"/>
-        <w:rPr/>
-      </w:pPr>
-      <w:bookmarkStart w:colFirst="0" w:colLast="0" w:name="_i87we4txd2xb" w:id="60"/>
-      <w:bookmarkEnd w:id="60"/>
       <w:r>
         <w:rPr>
           <w:rtl w:val="0"/>
@@ -19811,8 +19875,8 @@
         <w:pStyle w:val="Heading2"/>
         <w:rPr/>
       </w:pPr>
-      <w:bookmarkStart w:colFirst="0" w:colLast="0" w:name="_2p39zz22x812" w:id="61"/>
-      <w:bookmarkEnd w:id="61"/>
+      <w:bookmarkStart w:colFirst="0" w:colLast="0" w:name="_2p39zz22x812" w:id="60"/>
+      <w:bookmarkEnd w:id="60"/>
       <w:r>
         <w:rPr>
           <w:rtl w:val="0"/>
@@ -20463,8 +20527,8 @@
         <w:spacing w:before="0" w:lineRule="auto"/>
         <w:rPr/>
       </w:pPr>
-      <w:bookmarkStart w:colFirst="0" w:colLast="0" w:name="_w1ucun912xzg" w:id="62"/>
-      <w:bookmarkEnd w:id="62"/>
+      <w:bookmarkStart w:colFirst="0" w:colLast="0" w:name="_w1ucun912xzg" w:id="61"/>
+      <w:bookmarkEnd w:id="61"/>
       <w:r>
         <w:rPr>
           <w:rtl w:val="0"/>
@@ -20492,8 +20556,8 @@
         <w:spacing w:before="0" w:lineRule="auto"/>
         <w:rPr/>
       </w:pPr>
-      <w:bookmarkStart w:colFirst="0" w:colLast="0" w:name="_e0dkh5f02gl" w:id="63"/>
-      <w:bookmarkEnd w:id="63"/>
+      <w:bookmarkStart w:colFirst="0" w:colLast="0" w:name="_e0dkh5f02gl" w:id="62"/>
+      <w:bookmarkEnd w:id="62"/>
       <w:r>
         <w:rPr>
           <w:rtl w:val="0"/>
@@ -20860,8 +20924,8 @@
         <w:spacing w:before="0" w:lineRule="auto"/>
         <w:rPr/>
       </w:pPr>
-      <w:bookmarkStart w:colFirst="0" w:colLast="0" w:name="_y5ejppv6cphl" w:id="64"/>
-      <w:bookmarkEnd w:id="64"/>
+      <w:bookmarkStart w:colFirst="0" w:colLast="0" w:name="_y5ejppv6cphl" w:id="63"/>
+      <w:bookmarkEnd w:id="63"/>
       <w:r>
         <w:rPr>
           <w:rtl w:val="0"/>
@@ -21122,8 +21186,8 @@
         <w:spacing w:before="0" w:lineRule="auto"/>
         <w:rPr/>
       </w:pPr>
-      <w:bookmarkStart w:colFirst="0" w:colLast="0" w:name="_i7kqq0fzog2r" w:id="65"/>
-      <w:bookmarkEnd w:id="65"/>
+      <w:bookmarkStart w:colFirst="0" w:colLast="0" w:name="_i7kqq0fzog2r" w:id="64"/>
+      <w:bookmarkEnd w:id="64"/>
       <w:r>
         <w:rPr>
           <w:rtl w:val="0"/>
@@ -21204,8 +21268,8 @@
         <w:pStyle w:val="Heading3"/>
         <w:rPr/>
       </w:pPr>
-      <w:bookmarkStart w:colFirst="0" w:colLast="0" w:name="_iob5mj1me7r1" w:id="66"/>
-      <w:bookmarkEnd w:id="66"/>
+      <w:bookmarkStart w:colFirst="0" w:colLast="0" w:name="_iob5mj1me7r1" w:id="65"/>
+      <w:bookmarkEnd w:id="65"/>
       <w:r>
         <w:rPr>
           <w:rtl w:val="0"/>
@@ -21244,8 +21308,8 @@
         <w:pStyle w:val="Heading4"/>
         <w:rPr/>
       </w:pPr>
-      <w:bookmarkStart w:colFirst="0" w:colLast="0" w:name="_jb43y6h0bcqs" w:id="67"/>
-      <w:bookmarkEnd w:id="67"/>
+      <w:bookmarkStart w:colFirst="0" w:colLast="0" w:name="_jb43y6h0bcqs" w:id="66"/>
+      <w:bookmarkEnd w:id="66"/>
       <w:r>
         <w:rPr>
           <w:rtl w:val="0"/>
@@ -21446,8 +21510,8 @@
         <w:pStyle w:val="Heading4"/>
         <w:rPr/>
       </w:pPr>
-      <w:bookmarkStart w:colFirst="0" w:colLast="0" w:name="_hypccgsddhji" w:id="68"/>
-      <w:bookmarkEnd w:id="68"/>
+      <w:bookmarkStart w:colFirst="0" w:colLast="0" w:name="_hypccgsddhji" w:id="67"/>
+      <w:bookmarkEnd w:id="67"/>
       <w:r>
         <w:rPr>
           <w:rtl w:val="0"/>
@@ -21664,8 +21728,8 @@
         <w:pStyle w:val="Heading4"/>
         <w:rPr/>
       </w:pPr>
-      <w:bookmarkStart w:colFirst="0" w:colLast="0" w:name="_m5v0ub8sstln" w:id="69"/>
-      <w:bookmarkEnd w:id="69"/>
+      <w:bookmarkStart w:colFirst="0" w:colLast="0" w:name="_m5v0ub8sstln" w:id="68"/>
+      <w:bookmarkEnd w:id="68"/>
       <w:r>
         <w:rPr>
           <w:rtl w:val="0"/>
@@ -22161,8 +22225,8 @@
         <w:keepLines w:val="0"/>
         <w:rPr/>
       </w:pPr>
-      <w:bookmarkStart w:colFirst="0" w:colLast="0" w:name="_lwtzrej1sx7g" w:id="70"/>
-      <w:bookmarkEnd w:id="70"/>
+      <w:bookmarkStart w:colFirst="0" w:colLast="0" w:name="_lwtzrej1sx7g" w:id="69"/>
+      <w:bookmarkEnd w:id="69"/>
       <w:r>
         <w:rPr>
           <w:rtl w:val="0"/>
@@ -22238,8 +22302,8 @@
         <w:keepLines w:val="0"/>
         <w:rPr/>
       </w:pPr>
-      <w:bookmarkStart w:colFirst="0" w:colLast="0" w:name="_ay2k4p6dghuc" w:id="71"/>
-      <w:bookmarkEnd w:id="71"/>
+      <w:bookmarkStart w:colFirst="0" w:colLast="0" w:name="_ay2k4p6dghuc" w:id="70"/>
+      <w:bookmarkEnd w:id="70"/>
       <w:r>
         <w:rPr>
           <w:rtl w:val="0"/>
@@ -22575,8 +22639,8 @@
         <w:keepLines w:val="0"/>
         <w:rPr/>
       </w:pPr>
-      <w:bookmarkStart w:colFirst="0" w:colLast="0" w:name="_209rhjytjkfn" w:id="72"/>
-      <w:bookmarkEnd w:id="72"/>
+      <w:bookmarkStart w:colFirst="0" w:colLast="0" w:name="_209rhjytjkfn" w:id="71"/>
+      <w:bookmarkEnd w:id="71"/>
       <w:r>
         <w:rPr>
           <w:rtl w:val="0"/>
@@ -22857,8 +22921,8 @@
         <w:keepLines w:val="0"/>
         <w:rPr/>
       </w:pPr>
-      <w:bookmarkStart w:colFirst="0" w:colLast="0" w:name="_lv78s8wad61t" w:id="73"/>
-      <w:bookmarkEnd w:id="73"/>
+      <w:bookmarkStart w:colFirst="0" w:colLast="0" w:name="_lv78s8wad61t" w:id="72"/>
+      <w:bookmarkEnd w:id="72"/>
       <w:r>
         <w:rPr>
           <w:rFonts w:ascii="Arial Unicode MS" w:cs="Arial Unicode MS" w:eastAsia="Arial Unicode MS" w:hAnsi="Arial Unicode MS"/>
@@ -23375,8 +23439,8 @@
         <w:keepLines w:val="0"/>
         <w:rPr/>
       </w:pPr>
-      <w:bookmarkStart w:colFirst="0" w:colLast="0" w:name="_ssf43tc8yylx" w:id="74"/>
-      <w:bookmarkEnd w:id="74"/>
+      <w:bookmarkStart w:colFirst="0" w:colLast="0" w:name="_ssf43tc8yylx" w:id="73"/>
+      <w:bookmarkEnd w:id="73"/>
       <w:r>
         <w:rPr>
           <w:rtl w:val="0"/>
@@ -23835,8 +23899,8 @@
         <w:keepLines w:val="0"/>
         <w:rPr/>
       </w:pPr>
-      <w:bookmarkStart w:colFirst="0" w:colLast="0" w:name="_1oybv4extmjv" w:id="75"/>
-      <w:bookmarkEnd w:id="75"/>
+      <w:bookmarkStart w:colFirst="0" w:colLast="0" w:name="_1oybv4extmjv" w:id="74"/>
+      <w:bookmarkEnd w:id="74"/>
       <w:r>
         <w:rPr>
           <w:rtl w:val="0"/>
@@ -24453,8 +24517,8 @@
         <w:keepLines w:val="0"/>
         <w:rPr/>
       </w:pPr>
-      <w:bookmarkStart w:colFirst="0" w:colLast="0" w:name="_ihhxdq40quja" w:id="76"/>
-      <w:bookmarkEnd w:id="76"/>
+      <w:bookmarkStart w:colFirst="0" w:colLast="0" w:name="_ihhxdq40quja" w:id="75"/>
+      <w:bookmarkEnd w:id="75"/>
       <w:r>
         <w:rPr>
           <w:rtl w:val="0"/>
@@ -24736,8 +24800,8 @@
         <w:keepLines w:val="0"/>
         <w:rPr/>
       </w:pPr>
-      <w:bookmarkStart w:colFirst="0" w:colLast="0" w:name="_5q6p9khg8pgm" w:id="77"/>
-      <w:bookmarkEnd w:id="77"/>
+      <w:bookmarkStart w:colFirst="0" w:colLast="0" w:name="_5q6p9khg8pgm" w:id="76"/>
+      <w:bookmarkEnd w:id="76"/>
       <w:r>
         <w:rPr>
           <w:rtl w:val="0"/>
@@ -25216,8 +25280,8 @@
         <w:keepLines w:val="0"/>
         <w:rPr/>
       </w:pPr>
-      <w:bookmarkStart w:colFirst="0" w:colLast="0" w:name="_5pb65nbm2occ" w:id="78"/>
-      <w:bookmarkEnd w:id="78"/>
+      <w:bookmarkStart w:colFirst="0" w:colLast="0" w:name="_5pb65nbm2occ" w:id="77"/>
+      <w:bookmarkEnd w:id="77"/>
       <w:r>
         <w:rPr>
           <w:rtl w:val="0"/>
@@ -25463,8 +25527,8 @@
         <w:keepLines w:val="0"/>
         <w:rPr/>
       </w:pPr>
-      <w:bookmarkStart w:colFirst="0" w:colLast="0" w:name="_qukml9eoakot" w:id="79"/>
-      <w:bookmarkEnd w:id="79"/>
+      <w:bookmarkStart w:colFirst="0" w:colLast="0" w:name="_qukml9eoakot" w:id="78"/>
+      <w:bookmarkEnd w:id="78"/>
       <w:r>
         <w:rPr>
           <w:rtl w:val="0"/>
@@ -25905,8 +25969,8 @@
         <w:keepLines w:val="0"/>
         <w:rPr/>
       </w:pPr>
-      <w:bookmarkStart w:colFirst="0" w:colLast="0" w:name="_5nyruv2vagx2" w:id="80"/>
-      <w:bookmarkEnd w:id="80"/>
+      <w:bookmarkStart w:colFirst="0" w:colLast="0" w:name="_5nyruv2vagx2" w:id="79"/>
+      <w:bookmarkEnd w:id="79"/>
       <w:r>
         <w:rPr>
           <w:rtl w:val="0"/>
@@ -26057,8 +26121,8 @@
         <w:pStyle w:val="Heading2"/>
         <w:rPr/>
       </w:pPr>
-      <w:bookmarkStart w:colFirst="0" w:colLast="0" w:name="_wmvlolm6dh4n" w:id="81"/>
-      <w:bookmarkEnd w:id="81"/>
+      <w:bookmarkStart w:colFirst="0" w:colLast="0" w:name="_wmvlolm6dh4n" w:id="80"/>
+      <w:bookmarkEnd w:id="80"/>
       <w:r>
         <w:rPr>
           <w:rtl w:val="0"/>
@@ -26305,8 +26369,8 @@
         <w:pStyle w:val="Heading1"/>
         <w:rPr/>
       </w:pPr>
-      <w:bookmarkStart w:colFirst="0" w:colLast="0" w:name="_b830mzeig3ye" w:id="82"/>
-      <w:bookmarkEnd w:id="82"/>
+      <w:bookmarkStart w:colFirst="0" w:colLast="0" w:name="_b830mzeig3ye" w:id="81"/>
+      <w:bookmarkEnd w:id="81"/>
       <w:r>
         <w:rPr>
           <w:rtl w:val="0"/>
@@ -26393,8 +26457,8 @@
         <w:pStyle w:val="Heading2"/>
         <w:rPr/>
       </w:pPr>
-      <w:bookmarkStart w:colFirst="0" w:colLast="0" w:name="_oix1tccg8zfs" w:id="83"/>
-      <w:bookmarkEnd w:id="83"/>
+      <w:bookmarkStart w:colFirst="0" w:colLast="0" w:name="_oix1tccg8zfs" w:id="82"/>
+      <w:bookmarkEnd w:id="82"/>
       <w:r>
         <w:rPr>
           <w:rtl w:val="0"/>
@@ -26427,8 +26491,8 @@
           <w:szCs w:val="22"/>
         </w:rPr>
       </w:pPr>
-      <w:bookmarkStart w:colFirst="0" w:colLast="0" w:name="_l199yyvrpusf" w:id="84"/>
-      <w:bookmarkEnd w:id="84"/>
+      <w:bookmarkStart w:colFirst="0" w:colLast="0" w:name="_l199yyvrpusf" w:id="83"/>
+      <w:bookmarkEnd w:id="83"/>
       <w:r>
         <w:rPr>
           <w:rtl w:val="0"/>
@@ -26960,8 +27024,8 @@
         <w:pStyle w:val="Heading2"/>
         <w:rPr/>
       </w:pPr>
-      <w:bookmarkStart w:colFirst="0" w:colLast="0" w:name="_aouh43ash09o" w:id="85"/>
-      <w:bookmarkEnd w:id="85"/>
+      <w:bookmarkStart w:colFirst="0" w:colLast="0" w:name="_aouh43ash09o" w:id="84"/>
+      <w:bookmarkEnd w:id="84"/>
       <w:r>
         <w:rPr>
           <w:rtl w:val="0"/>
@@ -27675,8 +27739,8 @@
         <w:pStyle w:val="Heading2"/>
         <w:rPr/>
       </w:pPr>
-      <w:bookmarkStart w:colFirst="0" w:colLast="0" w:name="_592zb552u5uq" w:id="86"/>
-      <w:bookmarkEnd w:id="86"/>
+      <w:bookmarkStart w:colFirst="0" w:colLast="0" w:name="_592zb552u5uq" w:id="85"/>
+      <w:bookmarkEnd w:id="85"/>
       <w:r>
         <w:rPr>
           <w:rtl w:val="0"/>
@@ -28196,8 +28260,8 @@
         <w:pStyle w:val="Heading2"/>
         <w:rPr/>
       </w:pPr>
-      <w:bookmarkStart w:colFirst="0" w:colLast="0" w:name="_vui52my0r1b5" w:id="87"/>
-      <w:bookmarkEnd w:id="87"/>
+      <w:bookmarkStart w:colFirst="0" w:colLast="0" w:name="_vui52my0r1b5" w:id="86"/>
+      <w:bookmarkEnd w:id="86"/>
       <w:r>
         <w:rPr>
           <w:rtl w:val="0"/>
@@ -28450,8 +28514,8 @@
         <w:pStyle w:val="Heading2"/>
         <w:rPr/>
       </w:pPr>
-      <w:bookmarkStart w:colFirst="0" w:colLast="0" w:name="_uauz2b7v2nra" w:id="88"/>
-      <w:bookmarkEnd w:id="88"/>
+      <w:bookmarkStart w:colFirst="0" w:colLast="0" w:name="_uauz2b7v2nra" w:id="87"/>
+      <w:bookmarkEnd w:id="87"/>
       <w:r>
         <w:rPr>
           <w:rtl w:val="0"/>
@@ -28863,8 +28927,8 @@
         <w:pStyle w:val="Heading2"/>
         <w:rPr/>
       </w:pPr>
-      <w:bookmarkStart w:colFirst="0" w:colLast="0" w:name="_856j90br4gam" w:id="89"/>
-      <w:bookmarkEnd w:id="89"/>
+      <w:bookmarkStart w:colFirst="0" w:colLast="0" w:name="_856j90br4gam" w:id="88"/>
+      <w:bookmarkEnd w:id="88"/>
       <w:r>
         <w:rPr>
           <w:rtl w:val="0"/>
@@ -29046,8 +29110,8 @@
         <w:pStyle w:val="Heading2"/>
         <w:rPr/>
       </w:pPr>
-      <w:bookmarkStart w:colFirst="0" w:colLast="0" w:name="_wbbvatzicokl" w:id="90"/>
-      <w:bookmarkEnd w:id="90"/>
+      <w:bookmarkStart w:colFirst="0" w:colLast="0" w:name="_wbbvatzicokl" w:id="89"/>
+      <w:bookmarkEnd w:id="89"/>
       <w:r>
         <w:rPr>
           <w:rtl w:val="0"/>
@@ -29213,8 +29277,8 @@
         <w:pStyle w:val="Heading2"/>
         <w:rPr/>
       </w:pPr>
-      <w:bookmarkStart w:colFirst="0" w:colLast="0" w:name="_cfu7i31ldii6" w:id="91"/>
-      <w:bookmarkEnd w:id="91"/>
+      <w:bookmarkStart w:colFirst="0" w:colLast="0" w:name="_cfu7i31ldii6" w:id="90"/>
+      <w:bookmarkEnd w:id="90"/>
       <w:r>
         <w:rPr>
           <w:rtl w:val="0"/>
@@ -29869,8 +29933,8 @@
         <w:spacing w:before="120" w:line="275.9999942779541" w:lineRule="auto"/>
         <w:rPr/>
       </w:pPr>
-      <w:bookmarkStart w:colFirst="0" w:colLast="0" w:name="_9v4rarhh879u" w:id="92"/>
-      <w:bookmarkEnd w:id="92"/>
+      <w:bookmarkStart w:colFirst="0" w:colLast="0" w:name="_9v4rarhh879u" w:id="91"/>
+      <w:bookmarkEnd w:id="91"/>
       <w:r>
         <w:rPr>
           <w:rtl w:val="0"/>
@@ -30211,8 +30275,8 @@
         <w:pStyle w:val="Heading2"/>
         <w:rPr/>
       </w:pPr>
-      <w:bookmarkStart w:colFirst="0" w:colLast="0" w:name="_nmy49zl7iske" w:id="93"/>
-      <w:bookmarkEnd w:id="93"/>
+      <w:bookmarkStart w:colFirst="0" w:colLast="0" w:name="_nmy49zl7iske" w:id="92"/>
+      <w:bookmarkEnd w:id="92"/>
       <w:r>
         <w:rPr>
           <w:rtl w:val="0"/>
@@ -30505,22 +30569,22 @@
         <w:pStyle w:val="Heading3"/>
         <w:rPr/>
       </w:pPr>
-      <w:bookmarkStart w:colFirst="0" w:colLast="0" w:name="_spl0dmny2sn1" w:id="94"/>
+      <w:bookmarkStart w:colFirst="0" w:colLast="0" w:name="_spl0dmny2sn1" w:id="93"/>
+      <w:bookmarkEnd w:id="93"/>
+      <w:r>
+        <w:rPr>
+          <w:rtl w:val="0"/>
+        </w:rPr>
+        <w:t xml:space="preserve">Algebraic Semantic Embeddings (CPPE):</w:t>
+      </w:r>
+    </w:p>
+    <w:p>
+      <w:pPr>
+        <w:pStyle w:val="Heading4"/>
+        <w:rPr/>
+      </w:pPr>
+      <w:bookmarkStart w:colFirst="0" w:colLast="0" w:name="_12vb9y8d80o" w:id="94"/>
       <w:bookmarkEnd w:id="94"/>
-      <w:r>
-        <w:rPr>
-          <w:rtl w:val="0"/>
-        </w:rPr>
-        <w:t xml:space="preserve">Algebraic Semantic Embeddings (CPPE):</w:t>
-      </w:r>
-    </w:p>
-    <w:p>
-      <w:pPr>
-        <w:pStyle w:val="Heading4"/>
-        <w:rPr/>
-      </w:pPr>
-      <w:bookmarkStart w:colFirst="0" w:colLast="0" w:name="_12vb9y8d80o" w:id="95"/>
-      <w:bookmarkEnd w:id="95"/>
       <w:r>
         <w:rPr>
           <w:rtl w:val="0"/>
@@ -30545,115 +30609,115 @@
         <w:spacing w:line="276" w:lineRule="auto"/>
         <w:rPr/>
       </w:pPr>
-      <w:bookmarkStart w:colFirst="0" w:colLast="0" w:name="_nucczl4p06er" w:id="96"/>
+      <w:bookmarkStart w:colFirst="0" w:colLast="0" w:name="_nucczl4p06er" w:id="95"/>
+      <w:bookmarkEnd w:id="95"/>
+      <w:r>
+        <w:rPr>
+          <w:rtl w:val="0"/>
+        </w:rPr>
+        <w:t xml:space="preserve">Prime ID Embeddings:</w:t>
+      </w:r>
+    </w:p>
+    <w:p>
+      <w:pPr>
+        <w:spacing w:line="276" w:lineRule="auto"/>
+        <w:rPr/>
+      </w:pPr>
+      <w:r>
+        <w:rPr>
+          <w:rtl w:val="0"/>
+        </w:rPr>
+        <w:t xml:space="preserve">Each Resource is assigned an unique incremental Prime Number Identifier.</w:t>
+      </w:r>
+    </w:p>
+    <w:p>
+      <w:pPr>
+        <w:spacing w:line="276" w:lineRule="auto"/>
+        <w:rPr/>
+      </w:pPr>
+      <w:r>
+        <w:rPr>
+          <w:rtl w:val="0"/>
+        </w:rPr>
+      </w:r>
+    </w:p>
+    <w:p>
+      <w:pPr>
+        <w:spacing w:line="276" w:lineRule="auto"/>
+        <w:rPr/>
+      </w:pPr>
+      <w:r>
+        <w:rPr>
+          <w:rtl w:val="0"/>
+        </w:rPr>
+        <w:t xml:space="preserve">For a given Resource occurrence in a given Statement context its Prime ID Embedding is calculated as the product of this occurrence Resource Prime ID Embedding with the Prime ID Embeddings of the other two parts of the Statement occurrences.</w:t>
+      </w:r>
+    </w:p>
+    <w:p>
+      <w:pPr>
+        <w:spacing w:line="276" w:lineRule="auto"/>
+        <w:rPr/>
+      </w:pPr>
+      <w:r>
+        <w:rPr>
+          <w:rtl w:val="0"/>
+        </w:rPr>
+      </w:r>
+    </w:p>
+    <w:p>
+      <w:pPr>
+        <w:spacing w:line="276" w:lineRule="auto"/>
+        <w:rPr/>
+      </w:pPr>
+      <w:r>
+        <w:rPr>
+          <w:rtl w:val="0"/>
+        </w:rPr>
+        <w:t xml:space="preserve">For example: given an object occurrences its Prime ID Embedding is the product of its Prime ID (Embedding) by the Prime ID (Embedding) of the other occurrences components.</w:t>
+      </w:r>
+    </w:p>
+    <w:p>
+      <w:pPr>
+        <w:spacing w:line="276" w:lineRule="auto"/>
+        <w:rPr/>
+      </w:pPr>
+      <w:r>
+        <w:rPr>
+          <w:rtl w:val="0"/>
+        </w:rPr>
+      </w:r>
+    </w:p>
+    <w:p>
+      <w:pPr>
+        <w:spacing w:line="276" w:lineRule="auto"/>
+        <w:rPr/>
+      </w:pPr>
+      <w:r>
+        <w:rPr>
+          <w:rtl w:val="0"/>
+        </w:rPr>
+        <w:t xml:space="preserve">Augmentation Layers. Stream Pipelines:</w:t>
+      </w:r>
+    </w:p>
+    <w:p>
+      <w:pPr>
+        <w:spacing w:line="276" w:lineRule="auto"/>
+        <w:rPr/>
+      </w:pPr>
+      <w:r>
+        <w:rPr>
+          <w:rtl w:val="0"/>
+        </w:rPr>
+        <w:t xml:space="preserve">Aggregation, Alignment, Activation steps. Leverage Prime ID Embeddings for reactive functional composition.</w:t>
+      </w:r>
+    </w:p>
+    <w:p>
+      <w:pPr>
+        <w:pStyle w:val="Heading4"/>
+        <w:rPr/>
+      </w:pPr>
+      <w:bookmarkStart w:colFirst="0" w:colLast="0" w:name="_tdpam7i6pina" w:id="96"/>
       <w:bookmarkEnd w:id="96"/>
-      <w:r>
-        <w:rPr>
-          <w:rtl w:val="0"/>
-        </w:rPr>
-        <w:t xml:space="preserve">Prime ID Embeddings:</w:t>
-      </w:r>
-    </w:p>
-    <w:p>
-      <w:pPr>
-        <w:spacing w:line="276" w:lineRule="auto"/>
-        <w:rPr/>
-      </w:pPr>
-      <w:r>
-        <w:rPr>
-          <w:rtl w:val="0"/>
-        </w:rPr>
-        <w:t xml:space="preserve">Each Resource is assigned an unique incremental Prime Number Identifier.</w:t>
-      </w:r>
-    </w:p>
-    <w:p>
-      <w:pPr>
-        <w:spacing w:line="276" w:lineRule="auto"/>
-        <w:rPr/>
-      </w:pPr>
-      <w:r>
-        <w:rPr>
-          <w:rtl w:val="0"/>
-        </w:rPr>
-      </w:r>
-    </w:p>
-    <w:p>
-      <w:pPr>
-        <w:spacing w:line="276" w:lineRule="auto"/>
-        <w:rPr/>
-      </w:pPr>
-      <w:r>
-        <w:rPr>
-          <w:rtl w:val="0"/>
-        </w:rPr>
-        <w:t xml:space="preserve">For a given Resource occurrence in a given Statement context its Prime ID Embedding is calculated as the product of this occurrence Resource Prime ID Embedding with the Prime ID Embeddings of the other two parts of the Statement occurrences.</w:t>
-      </w:r>
-    </w:p>
-    <w:p>
-      <w:pPr>
-        <w:spacing w:line="276" w:lineRule="auto"/>
-        <w:rPr/>
-      </w:pPr>
-      <w:r>
-        <w:rPr>
-          <w:rtl w:val="0"/>
-        </w:rPr>
-      </w:r>
-    </w:p>
-    <w:p>
-      <w:pPr>
-        <w:spacing w:line="276" w:lineRule="auto"/>
-        <w:rPr/>
-      </w:pPr>
-      <w:r>
-        <w:rPr>
-          <w:rtl w:val="0"/>
-        </w:rPr>
-        <w:t xml:space="preserve">For example: given an object occurrences its Prime ID Embedding is the product of its Prime ID (Embedding) by the Prime ID (Embedding) of the other occurrences components.</w:t>
-      </w:r>
-    </w:p>
-    <w:p>
-      <w:pPr>
-        <w:spacing w:line="276" w:lineRule="auto"/>
-        <w:rPr/>
-      </w:pPr>
-      <w:r>
-        <w:rPr>
-          <w:rtl w:val="0"/>
-        </w:rPr>
-      </w:r>
-    </w:p>
-    <w:p>
-      <w:pPr>
-        <w:spacing w:line="276" w:lineRule="auto"/>
-        <w:rPr/>
-      </w:pPr>
-      <w:r>
-        <w:rPr>
-          <w:rtl w:val="0"/>
-        </w:rPr>
-        <w:t xml:space="preserve">Augmentation Layers. Stream Pipelines:</w:t>
-      </w:r>
-    </w:p>
-    <w:p>
-      <w:pPr>
-        <w:spacing w:line="276" w:lineRule="auto"/>
-        <w:rPr/>
-      </w:pPr>
-      <w:r>
-        <w:rPr>
-          <w:rtl w:val="0"/>
-        </w:rPr>
-        <w:t xml:space="preserve">Aggregation, Alignment, Activation steps. Leverage Prime ID Embeddings for reactive functional composition.</w:t>
-      </w:r>
-    </w:p>
-    <w:p>
-      <w:pPr>
-        <w:pStyle w:val="Heading4"/>
-        <w:rPr/>
-      </w:pPr>
-      <w:bookmarkStart w:colFirst="0" w:colLast="0" w:name="_tdpam7i6pina" w:id="97"/>
-      <w:bookmarkEnd w:id="97"/>
       <w:r>
         <w:rPr>
           <w:rtl w:val="0"/>
@@ -31039,8 +31103,8 @@
         <w:spacing w:after="120" w:before="120" w:line="275.9999942779541" w:lineRule="auto"/>
         <w:rPr/>
       </w:pPr>
-      <w:bookmarkStart w:colFirst="0" w:colLast="0" w:name="_5jru7cleeqyz" w:id="98"/>
-      <w:bookmarkEnd w:id="98"/>
+      <w:bookmarkStart w:colFirst="0" w:colLast="0" w:name="_5jru7cleeqyz" w:id="97"/>
+      <w:bookmarkEnd w:id="97"/>
       <w:r>
         <w:rPr>
           <w:rtl w:val="0"/>
@@ -31259,8 +31323,8 @@
           <w:color w:val="1b1c1d"/>
         </w:rPr>
       </w:pPr>
-      <w:bookmarkStart w:colFirst="0" w:colLast="0" w:name="_cxpiqxfobvqz" w:id="99"/>
-      <w:bookmarkEnd w:id="99"/>
+      <w:bookmarkStart w:colFirst="0" w:colLast="0" w:name="_cxpiqxfobvqz" w:id="98"/>
+      <w:bookmarkEnd w:id="98"/>
       <w:r>
         <w:rPr>
           <w:rtl w:val="0"/>
@@ -31561,8 +31625,8 @@
         <w:spacing w:after="120" w:before="120" w:line="275.9999942779541" w:lineRule="auto"/>
         <w:rPr/>
       </w:pPr>
-      <w:bookmarkStart w:colFirst="0" w:colLast="0" w:name="_4i5f88pxra87" w:id="100"/>
-      <w:bookmarkEnd w:id="100"/>
+      <w:bookmarkStart w:colFirst="0" w:colLast="0" w:name="_4i5f88pxra87" w:id="99"/>
+      <w:bookmarkEnd w:id="99"/>
       <w:r>
         <w:rPr>
           <w:rtl w:val="0"/>
@@ -31823,8 +31887,8 @@
         <w:spacing w:after="120" w:before="120" w:line="275.9999942779541" w:lineRule="auto"/>
         <w:rPr/>
       </w:pPr>
-      <w:bookmarkStart w:colFirst="0" w:colLast="0" w:name="_m22kyf83qkvv" w:id="101"/>
-      <w:bookmarkEnd w:id="101"/>
+      <w:bookmarkStart w:colFirst="0" w:colLast="0" w:name="_m22kyf83qkvv" w:id="100"/>
+      <w:bookmarkEnd w:id="100"/>
       <w:r>
         <w:rPr>
           <w:rtl w:val="0"/>
@@ -32417,8 +32481,8 @@
         <w:spacing w:after="120" w:before="120" w:line="275.9999942779541" w:lineRule="auto"/>
         <w:rPr/>
       </w:pPr>
-      <w:bookmarkStart w:colFirst="0" w:colLast="0" w:name="_a7l1r07awzku" w:id="102"/>
-      <w:bookmarkEnd w:id="102"/>
+      <w:bookmarkStart w:colFirst="0" w:colLast="0" w:name="_a7l1r07awzku" w:id="101"/>
+      <w:bookmarkEnd w:id="101"/>
       <w:r>
         <w:rPr>
           <w:rtl w:val="0"/>
@@ -32599,8 +32663,8 @@
         <w:spacing w:before="0" w:line="275.9999942779541" w:lineRule="auto"/>
         <w:rPr/>
       </w:pPr>
-      <w:bookmarkStart w:colFirst="0" w:colLast="0" w:name="_4qo9vqltf2r0" w:id="103"/>
-      <w:bookmarkEnd w:id="103"/>
+      <w:bookmarkStart w:colFirst="0" w:colLast="0" w:name="_4qo9vqltf2r0" w:id="102"/>
+      <w:bookmarkEnd w:id="102"/>
       <w:r>
         <w:rPr>
           <w:rtl w:val="0"/>
@@ -32686,8 +32750,8 @@
           <w:color w:val="1f1f1f"/>
         </w:rPr>
       </w:pPr>
-      <w:bookmarkStart w:colFirst="0" w:colLast="0" w:name="_a0okr8ebjatc" w:id="104"/>
-      <w:bookmarkEnd w:id="104"/>
+      <w:bookmarkStart w:colFirst="0" w:colLast="0" w:name="_a0okr8ebjatc" w:id="103"/>
+      <w:bookmarkEnd w:id="103"/>
       <w:r>
         <w:rPr>
           <w:rtl w:val="0"/>
@@ -32723,12 +32787,12 @@
           <wp:inline distB="19050" distT="19050" distL="19050" distR="19050">
             <wp:extent cx="143470" cy="232655"/>
             <wp:effectExtent b="0" l="0" r="0" t="0"/>
-            <wp:docPr id="23" name="image17.png"/>
+            <wp:docPr id="23" name="image22.png"/>
             <a:graphic>
               <a:graphicData uri="http://schemas.openxmlformats.org/drawingml/2006/picture">
                 <pic:pic>
                   <pic:nvPicPr>
-                    <pic:cNvPr id="0" name="image17.png"/>
+                    <pic:cNvPr id="0" name="image22.png"/>
                     <pic:cNvPicPr preferRelativeResize="0"/>
                   </pic:nvPicPr>
                   <pic:blipFill>
@@ -32783,12 +32847,12 @@
           <wp:inline distB="19050" distT="19050" distL="19050" distR="19050">
             <wp:extent cx="105489" cy="234421"/>
             <wp:effectExtent b="0" l="0" r="0" t="0"/>
-            <wp:docPr id="19" name="image12.png"/>
+            <wp:docPr id="19" name="image17.png"/>
             <a:graphic>
               <a:graphicData uri="http://schemas.openxmlformats.org/drawingml/2006/picture">
                 <pic:pic>
                   <pic:nvPicPr>
-                    <pic:cNvPr id="0" name="image12.png"/>
+                    <pic:cNvPr id="0" name="image17.png"/>
                     <pic:cNvPicPr preferRelativeResize="0"/>
                   </pic:nvPicPr>
                   <pic:blipFill>
@@ -32839,12 +32903,12 @@
           <wp:inline distB="19050" distT="19050" distL="19050" distR="19050">
             <wp:extent cx="771584" cy="229183"/>
             <wp:effectExtent b="0" l="0" r="0" t="0"/>
-            <wp:docPr id="6" name="image5.png"/>
+            <wp:docPr id="6" name="image7.png"/>
             <a:graphic>
               <a:graphicData uri="http://schemas.openxmlformats.org/drawingml/2006/picture">
                 <pic:pic>
                   <pic:nvPicPr>
-                    <pic:cNvPr id="0" name="image5.png"/>
+                    <pic:cNvPr id="0" name="image7.png"/>
                     <pic:cNvPicPr preferRelativeResize="0"/>
                   </pic:nvPicPr>
                   <pic:blipFill>
@@ -32968,8 +33032,8 @@
         <w:spacing w:after="120" w:before="120" w:line="275.9999942779541" w:lineRule="auto"/>
         <w:rPr/>
       </w:pPr>
-      <w:bookmarkStart w:colFirst="0" w:colLast="0" w:name="_vm8muwbhqqcn" w:id="105"/>
-      <w:bookmarkEnd w:id="105"/>
+      <w:bookmarkStart w:colFirst="0" w:colLast="0" w:name="_vm8muwbhqqcn" w:id="104"/>
+      <w:bookmarkEnd w:id="104"/>
       <w:r>
         <w:rPr>
           <w:rtl w:val="0"/>
@@ -33000,12 +33064,12 @@
           <wp:inline distB="19050" distT="19050" distL="19050" distR="19050">
             <wp:extent cx="574357" cy="229743"/>
             <wp:effectExtent b="0" l="0" r="0" t="0"/>
-            <wp:docPr id="9" name="image11.png"/>
+            <wp:docPr id="9" name="image4.png"/>
             <a:graphic>
               <a:graphicData uri="http://schemas.openxmlformats.org/drawingml/2006/picture">
                 <pic:pic>
                   <pic:nvPicPr>
-                    <pic:cNvPr id="0" name="image11.png"/>
+                    <pic:cNvPr id="0" name="image4.png"/>
                     <pic:cNvPicPr preferRelativeResize="0"/>
                   </pic:nvPicPr>
                   <pic:blipFill>
@@ -33044,12 +33108,12 @@
           <wp:inline distB="19050" distT="19050" distL="19050" distR="19050">
             <wp:extent cx="79891" cy="239673"/>
             <wp:effectExtent b="0" l="0" r="0" t="0"/>
-            <wp:docPr id="18" name="image14.png"/>
+            <wp:docPr id="18" name="image9.png"/>
             <a:graphic>
               <a:graphicData uri="http://schemas.openxmlformats.org/drawingml/2006/picture">
                 <pic:pic>
                   <pic:nvPicPr>
-                    <pic:cNvPr id="0" name="image14.png"/>
+                    <pic:cNvPr id="0" name="image9.png"/>
                     <pic:cNvPicPr preferRelativeResize="0"/>
                   </pic:nvPicPr>
                   <pic:blipFill>
@@ -33088,12 +33152,12 @@
           <wp:inline distB="19050" distT="19050" distL="19050" distR="19050">
             <wp:extent cx="89475" cy="244024"/>
             <wp:effectExtent b="0" l="0" r="0" t="0"/>
-            <wp:docPr id="16" name="image10.png"/>
+            <wp:docPr id="16" name="image1.png"/>
             <a:graphic>
               <a:graphicData uri="http://schemas.openxmlformats.org/drawingml/2006/picture">
                 <pic:pic>
                   <pic:nvPicPr>
-                    <pic:cNvPr id="0" name="image10.png"/>
+                    <pic:cNvPr id="0" name="image1.png"/>
                     <pic:cNvPicPr preferRelativeResize="0"/>
                   </pic:nvPicPr>
                   <pic:blipFill>
@@ -33132,12 +33196,12 @@
           <wp:inline distB="19050" distT="19050" distL="19050" distR="19050">
             <wp:extent cx="97572" cy="234173"/>
             <wp:effectExtent b="0" l="0" r="0" t="0"/>
-            <wp:docPr id="12" name="image4.png"/>
+            <wp:docPr id="12" name="image25.png"/>
             <a:graphic>
               <a:graphicData uri="http://schemas.openxmlformats.org/drawingml/2006/picture">
                 <pic:pic>
                   <pic:nvPicPr>
-                    <pic:cNvPr id="0" name="image4.png"/>
+                    <pic:cNvPr id="0" name="image25.png"/>
                     <pic:cNvPicPr preferRelativeResize="0"/>
                   </pic:nvPicPr>
                   <pic:blipFill>
@@ -33185,12 +33249,12 @@
           <wp:inline distB="19050" distT="19050" distL="19050" distR="19050">
             <wp:extent cx="3718560" cy="686503"/>
             <wp:effectExtent b="0" l="0" r="0" t="0"/>
-            <wp:docPr id="13" name="image13.png"/>
+            <wp:docPr id="13" name="image2.png"/>
             <a:graphic>
               <a:graphicData uri="http://schemas.openxmlformats.org/drawingml/2006/picture">
                 <pic:pic>
                   <pic:nvPicPr>
-                    <pic:cNvPr id="0" name="image13.png"/>
+                    <pic:cNvPr id="0" name="image2.png"/>
                     <pic:cNvPicPr preferRelativeResize="0"/>
                   </pic:nvPicPr>
                   <pic:blipFill>
@@ -33245,8 +33309,8 @@
         <w:spacing w:before="0" w:line="275.9999942779541" w:lineRule="auto"/>
         <w:rPr/>
       </w:pPr>
-      <w:bookmarkStart w:colFirst="0" w:colLast="0" w:name="_4iycf2g31vp0" w:id="106"/>
-      <w:bookmarkEnd w:id="106"/>
+      <w:bookmarkStart w:colFirst="0" w:colLast="0" w:name="_4iycf2g31vp0" w:id="105"/>
+      <w:bookmarkEnd w:id="105"/>
       <w:r>
         <w:rPr>
           <w:rtl w:val="0"/>
@@ -33282,8 +33346,8 @@
         <w:spacing w:after="240" w:line="275.9999942779541" w:lineRule="auto"/>
         <w:rPr/>
       </w:pPr>
-      <w:bookmarkStart w:colFirst="0" w:colLast="0" w:name="_no37ottu4499" w:id="107"/>
-      <w:bookmarkEnd w:id="107"/>
+      <w:bookmarkStart w:colFirst="0" w:colLast="0" w:name="_no37ottu4499" w:id="106"/>
+      <w:bookmarkEnd w:id="106"/>
       <w:r>
         <w:rPr>
           <w:rtl w:val="0"/>
@@ -33309,12 +33373,12 @@
           <wp:inline distB="19050" distT="19050" distL="19050" distR="19050">
             <wp:extent cx="145018" cy="235165"/>
             <wp:effectExtent b="0" l="0" r="0" t="0"/>
-            <wp:docPr id="20" name="image24.png"/>
+            <wp:docPr id="20" name="image5.png"/>
             <a:graphic>
               <a:graphicData uri="http://schemas.openxmlformats.org/drawingml/2006/picture">
                 <pic:pic>
                   <pic:nvPicPr>
-                    <pic:cNvPr id="0" name="image24.png"/>
+                    <pic:cNvPr id="0" name="image5.png"/>
                     <pic:cNvPicPr preferRelativeResize="0"/>
                   </pic:nvPicPr>
                   <pic:blipFill>
@@ -33350,12 +33414,12 @@
           <wp:inline distB="19050" distT="19050" distL="19050" distR="19050">
             <wp:extent cx="138292" cy="224257"/>
             <wp:effectExtent b="0" l="0" r="0" t="0"/>
-            <wp:docPr id="8" name="image7.png"/>
+            <wp:docPr id="8" name="image12.png"/>
             <a:graphic>
               <a:graphicData uri="http://schemas.openxmlformats.org/drawingml/2006/picture">
                 <pic:pic>
                   <pic:nvPicPr>
-                    <pic:cNvPr id="0" name="image7.png"/>
+                    <pic:cNvPr id="0" name="image12.png"/>
                     <pic:cNvPicPr preferRelativeResize="0"/>
                   </pic:nvPicPr>
                   <pic:blipFill>
@@ -33420,12 +33484,12 @@
           <wp:inline distB="19050" distT="19050" distL="19050" distR="19050">
             <wp:extent cx="3819649" cy="228721"/>
             <wp:effectExtent b="0" l="0" r="0" t="0"/>
-            <wp:docPr id="27" name="image21.png"/>
+            <wp:docPr id="27" name="image19.png"/>
             <a:graphic>
               <a:graphicData uri="http://schemas.openxmlformats.org/drawingml/2006/picture">
                 <pic:pic>
                   <pic:nvPicPr>
-                    <pic:cNvPr id="0" name="image21.png"/>
+                    <pic:cNvPr id="0" name="image19.png"/>
                     <pic:cNvPicPr preferRelativeResize="0"/>
                   </pic:nvPicPr>
                   <pic:blipFill>
@@ -33519,8 +33583,8 @@
         <w:spacing w:after="120" w:before="120" w:line="275.9999942779541" w:lineRule="auto"/>
         <w:rPr/>
       </w:pPr>
-      <w:bookmarkStart w:colFirst="0" w:colLast="0" w:name="_18tl5kxvfivh" w:id="108"/>
-      <w:bookmarkEnd w:id="108"/>
+      <w:bookmarkStart w:colFirst="0" w:colLast="0" w:name="_18tl5kxvfivh" w:id="107"/>
+      <w:bookmarkEnd w:id="107"/>
       <w:r>
         <w:rPr>
           <w:rtl w:val="0"/>
@@ -33575,12 +33639,12 @@
           <wp:inline distB="19050" distT="19050" distL="19050" distR="19050">
             <wp:extent cx="2756002" cy="229031"/>
             <wp:effectExtent b="0" l="0" r="0" t="0"/>
-            <wp:docPr id="5" name="image1.png"/>
+            <wp:docPr id="5" name="image8.png"/>
             <a:graphic>
               <a:graphicData uri="http://schemas.openxmlformats.org/drawingml/2006/picture">
                 <pic:pic>
                   <pic:nvPicPr>
-                    <pic:cNvPr id="0" name="image1.png"/>
+                    <pic:cNvPr id="0" name="image8.png"/>
                     <pic:cNvPicPr preferRelativeResize="0"/>
                   </pic:nvPicPr>
                   <pic:blipFill>
@@ -33700,8 +33764,8 @@
         <w:spacing w:after="120" w:before="120" w:line="275.9999942779541" w:lineRule="auto"/>
         <w:rPr/>
       </w:pPr>
-      <w:bookmarkStart w:colFirst="0" w:colLast="0" w:name="_mm6omsp949hh" w:id="109"/>
-      <w:bookmarkEnd w:id="109"/>
+      <w:bookmarkStart w:colFirst="0" w:colLast="0" w:name="_mm6omsp949hh" w:id="108"/>
+      <w:bookmarkEnd w:id="108"/>
       <w:r>
         <w:rPr>
           <w:rtl w:val="0"/>
@@ -33754,12 +33818,12 @@
           <wp:inline distB="19050" distT="19050" distL="19050" distR="19050">
             <wp:extent cx="2882141" cy="285549"/>
             <wp:effectExtent b="0" l="0" r="0" t="0"/>
-            <wp:docPr id="14" name="image6.png"/>
+            <wp:docPr id="14" name="image13.png"/>
             <a:graphic>
               <a:graphicData uri="http://schemas.openxmlformats.org/drawingml/2006/picture">
                 <pic:pic>
                   <pic:nvPicPr>
-                    <pic:cNvPr id="0" name="image6.png"/>
+                    <pic:cNvPr id="0" name="image13.png"/>
                     <pic:cNvPicPr preferRelativeResize="0"/>
                   </pic:nvPicPr>
                   <pic:blipFill>
@@ -33836,22 +33900,22 @@
         <w:pStyle w:val="Heading5"/>
         <w:rPr/>
       </w:pPr>
-      <w:bookmarkStart w:colFirst="0" w:colLast="0" w:name="_7c369wvv2ed5" w:id="110"/>
+      <w:bookmarkStart w:colFirst="0" w:colLast="0" w:name="_7c369wvv2ed5" w:id="109"/>
+      <w:bookmarkEnd w:id="109"/>
+      <w:r>
+        <w:rPr>
+          <w:rtl w:val="0"/>
+        </w:rPr>
+        <w:t xml:space="preserve">3. Pipeline Stages Revisited via CPPE:</w:t>
+      </w:r>
+    </w:p>
+    <w:p>
+      <w:pPr>
+        <w:pStyle w:val="Heading6"/>
+        <w:rPr/>
+      </w:pPr>
+      <w:bookmarkStart w:colFirst="0" w:colLast="0" w:name="_yxwykud7fa6q" w:id="110"/>
       <w:bookmarkEnd w:id="110"/>
-      <w:r>
-        <w:rPr>
-          <w:rtl w:val="0"/>
-        </w:rPr>
-        <w:t xml:space="preserve">3. Pipeline Stages Revisited via CPPE:</w:t>
-      </w:r>
-    </w:p>
-    <w:p>
-      <w:pPr>
-        <w:pStyle w:val="Heading6"/>
-        <w:rPr/>
-      </w:pPr>
-      <w:bookmarkStart w:colFirst="0" w:colLast="0" w:name="_yxwykud7fa6q" w:id="111"/>
-      <w:bookmarkEnd w:id="111"/>
       <w:r>
         <w:rPr>
           <w:rtl w:val="0"/>
@@ -33939,12 +34003,12 @@
           <wp:inline distB="19050" distT="19050" distL="19050" distR="19050">
             <wp:extent cx="720923" cy="227660"/>
             <wp:effectExtent b="0" l="0" r="0" t="0"/>
-            <wp:docPr id="24" name="image19.png"/>
+            <wp:docPr id="24" name="image14.png"/>
             <a:graphic>
               <a:graphicData uri="http://schemas.openxmlformats.org/drawingml/2006/picture">
                 <pic:pic>
                   <pic:nvPicPr>
-                    <pic:cNvPr id="0" name="image19.png"/>
+                    <pic:cNvPr id="0" name="image14.png"/>
                     <pic:cNvPicPr preferRelativeResize="0"/>
                   </pic:nvPicPr>
                   <pic:blipFill>
@@ -34015,12 +34079,12 @@
           <wp:inline distB="19050" distT="19050" distL="19050" distR="19050">
             <wp:extent cx="105489" cy="234421"/>
             <wp:effectExtent b="0" l="0" r="0" t="0"/>
-            <wp:docPr id="17" name="image12.png"/>
+            <wp:docPr id="17" name="image17.png"/>
             <a:graphic>
               <a:graphicData uri="http://schemas.openxmlformats.org/drawingml/2006/picture">
                 <pic:pic>
                   <pic:nvPicPr>
-                    <pic:cNvPr id="0" name="image12.png"/>
+                    <pic:cNvPr id="0" name="image17.png"/>
                     <pic:cNvPicPr preferRelativeResize="0"/>
                   </pic:nvPicPr>
                   <pic:blipFill>
@@ -34059,12 +34123,12 @@
           <wp:inline distB="19050" distT="19050" distL="19050" distR="19050">
             <wp:extent cx="97572" cy="234173"/>
             <wp:effectExtent b="0" l="0" r="0" t="0"/>
-            <wp:docPr id="3" name="image4.png"/>
+            <wp:docPr id="3" name="image25.png"/>
             <a:graphic>
               <a:graphicData uri="http://schemas.openxmlformats.org/drawingml/2006/picture">
                 <pic:pic>
                   <pic:nvPicPr>
-                    <pic:cNvPr id="0" name="image4.png"/>
+                    <pic:cNvPr id="0" name="image25.png"/>
                     <pic:cNvPicPr preferRelativeResize="0"/>
                   </pic:nvPicPr>
                   <pic:blipFill>
@@ -34103,12 +34167,12 @@
           <wp:inline distB="19050" distT="19050" distL="19050" distR="19050">
             <wp:extent cx="607516" cy="227818"/>
             <wp:effectExtent b="0" l="0" r="0" t="0"/>
-            <wp:docPr id="11" name="image9.png"/>
+            <wp:docPr id="11" name="image6.png"/>
             <a:graphic>
               <a:graphicData uri="http://schemas.openxmlformats.org/drawingml/2006/picture">
                 <pic:pic>
                   <pic:nvPicPr>
-                    <pic:cNvPr id="0" name="image9.png"/>
+                    <pic:cNvPr id="0" name="image6.png"/>
                     <pic:cNvPicPr preferRelativeResize="0"/>
                   </pic:nvPicPr>
                   <pic:blipFill>
@@ -34223,12 +34287,12 @@
           <wp:inline distB="19050" distT="19050" distL="19050" distR="19050">
             <wp:extent cx="105489" cy="234421"/>
             <wp:effectExtent b="0" l="0" r="0" t="0"/>
-            <wp:docPr id="28" name="image12.png"/>
+            <wp:docPr id="28" name="image17.png"/>
             <a:graphic>
               <a:graphicData uri="http://schemas.openxmlformats.org/drawingml/2006/picture">
                 <pic:pic>
                   <pic:nvPicPr>
-                    <pic:cNvPr id="0" name="image12.png"/>
+                    <pic:cNvPr id="0" name="image17.png"/>
                     <pic:cNvPicPr preferRelativeResize="0"/>
                   </pic:nvPicPr>
                   <pic:blipFill>
@@ -34343,12 +34407,12 @@
           <wp:inline distB="19050" distT="19050" distL="19050" distR="19050">
             <wp:extent cx="457438" cy="228719"/>
             <wp:effectExtent b="0" l="0" r="0" t="0"/>
-            <wp:docPr id="29" name="image22.png"/>
+            <wp:docPr id="29" name="image24.png"/>
             <a:graphic>
               <a:graphicData uri="http://schemas.openxmlformats.org/drawingml/2006/picture">
                 <pic:pic>
                   <pic:nvPicPr>
-                    <pic:cNvPr id="0" name="image22.png"/>
+                    <pic:cNvPr id="0" name="image24.png"/>
                     <pic:cNvPicPr preferRelativeResize="0"/>
                   </pic:nvPicPr>
                   <pic:blipFill>
@@ -34409,8 +34473,8 @@
         <w:pStyle w:val="Heading6"/>
         <w:rPr/>
       </w:pPr>
-      <w:bookmarkStart w:colFirst="0" w:colLast="0" w:name="_s3n9c67g1jqj" w:id="112"/>
-      <w:bookmarkEnd w:id="112"/>
+      <w:bookmarkStart w:colFirst="0" w:colLast="0" w:name="_s3n9c67g1jqj" w:id="111"/>
+      <w:bookmarkEnd w:id="111"/>
       <w:r>
         <w:rPr>
           <w:rtl w:val="0"/>
@@ -34530,12 +34594,12 @@
           <wp:inline distB="19050" distT="19050" distL="19050" distR="19050">
             <wp:extent cx="214432" cy="225717"/>
             <wp:effectExtent b="0" l="0" r="0" t="0"/>
-            <wp:docPr id="10" name="image16.png"/>
+            <wp:docPr id="10" name="image11.png"/>
             <a:graphic>
               <a:graphicData uri="http://schemas.openxmlformats.org/drawingml/2006/picture">
                 <pic:pic>
                   <pic:nvPicPr>
-                    <pic:cNvPr id="0" name="image16.png"/>
+                    <pic:cNvPr id="0" name="image11.png"/>
                     <pic:cNvPicPr preferRelativeResize="0"/>
                   </pic:nvPicPr>
                   <pic:blipFill>
@@ -34574,12 +34638,12 @@
           <wp:inline distB="19050" distT="19050" distL="19050" distR="19050">
             <wp:extent cx="214432" cy="225717"/>
             <wp:effectExtent b="0" l="0" r="0" t="0"/>
-            <wp:docPr id="25" name="image23.png"/>
+            <wp:docPr id="25" name="image15.png"/>
             <a:graphic>
               <a:graphicData uri="http://schemas.openxmlformats.org/drawingml/2006/picture">
                 <pic:pic>
                   <pic:nvPicPr>
-                    <pic:cNvPr id="0" name="image23.png"/>
+                    <pic:cNvPr id="0" name="image15.png"/>
                     <pic:cNvPicPr preferRelativeResize="0"/>
                   </pic:nvPicPr>
                   <pic:blipFill>
@@ -34694,12 +34758,12 @@
           <wp:inline distB="19050" distT="19050" distL="19050" distR="19050">
             <wp:extent cx="214432" cy="225717"/>
             <wp:effectExtent b="0" l="0" r="0" t="0"/>
-            <wp:docPr id="1" name="image8.png"/>
+            <wp:docPr id="1" name="image10.png"/>
             <a:graphic>
               <a:graphicData uri="http://schemas.openxmlformats.org/drawingml/2006/picture">
                 <pic:pic>
                   <pic:nvPicPr>
-                    <pic:cNvPr id="0" name="image8.png"/>
+                    <pic:cNvPr id="0" name="image10.png"/>
                     <pic:cNvPicPr preferRelativeResize="0"/>
                   </pic:nvPicPr>
                   <pic:blipFill>
@@ -34738,12 +34802,12 @@
           <wp:inline distB="19050" distT="19050" distL="19050" distR="19050">
             <wp:extent cx="214432" cy="225717"/>
             <wp:effectExtent b="0" l="0" r="0" t="0"/>
-            <wp:docPr id="30" name="image25.png"/>
+            <wp:docPr id="30" name="image23.png"/>
             <a:graphic>
               <a:graphicData uri="http://schemas.openxmlformats.org/drawingml/2006/picture">
                 <pic:pic>
                   <pic:nvPicPr>
-                    <pic:cNvPr id="0" name="image25.png"/>
+                    <pic:cNvPr id="0" name="image23.png"/>
                     <pic:cNvPicPr preferRelativeResize="0"/>
                   </pic:nvPicPr>
                   <pic:blipFill>
@@ -34782,12 +34846,12 @@
           <wp:inline distB="19050" distT="19050" distL="19050" distR="19050">
             <wp:extent cx="95905" cy="230173"/>
             <wp:effectExtent b="0" l="0" r="0" t="0"/>
-            <wp:docPr id="4" name="image2.png"/>
+            <wp:docPr id="4" name="image26.png"/>
             <a:graphic>
               <a:graphicData uri="http://schemas.openxmlformats.org/drawingml/2006/picture">
                 <pic:pic>
                   <pic:nvPicPr>
-                    <pic:cNvPr id="0" name="image2.png"/>
+                    <pic:cNvPr id="0" name="image26.png"/>
                     <pic:cNvPicPr preferRelativeResize="0"/>
                   </pic:nvPicPr>
                   <pic:blipFill>
@@ -34837,21 +34901,21 @@
           <w:color w:val="1f1f1f"/>
         </w:rPr>
       </w:pPr>
-      <w:bookmarkStart w:colFirst="0" w:colLast="0" w:name="_fnazkr4bdku2" w:id="113"/>
+      <w:bookmarkStart w:colFirst="0" w:colLast="0" w:name="_fnazkr4bdku2" w:id="112"/>
+      <w:bookmarkEnd w:id="112"/>
+      <w:r>
+        <w:rPr>
+          <w:rtl w:val="0"/>
+        </w:rPr>
+      </w:r>
+    </w:p>
+    <w:p>
+      <w:pPr>
+        <w:pStyle w:val="Heading6"/>
+        <w:rPr/>
+      </w:pPr>
+      <w:bookmarkStart w:colFirst="0" w:colLast="0" w:name="_t55uhadl3d85" w:id="113"/>
       <w:bookmarkEnd w:id="113"/>
-      <w:r>
-        <w:rPr>
-          <w:rtl w:val="0"/>
-        </w:rPr>
-      </w:r>
-    </w:p>
-    <w:p>
-      <w:pPr>
-        <w:pStyle w:val="Heading6"/>
-        <w:rPr/>
-      </w:pPr>
-      <w:bookmarkStart w:colFirst="0" w:colLast="0" w:name="_t55uhadl3d85" w:id="114"/>
-      <w:bookmarkEnd w:id="114"/>
       <w:r>
         <w:rPr>
           <w:rtl w:val="0"/>
@@ -34923,12 +34987,12 @@
           <wp:inline distB="19050" distT="19050" distL="19050" distR="19050">
             <wp:extent cx="3042047" cy="217562"/>
             <wp:effectExtent b="0" l="0" r="0" t="0"/>
-            <wp:docPr id="15" name="image15.png"/>
+            <wp:docPr id="15" name="image16.png"/>
             <a:graphic>
               <a:graphicData uri="http://schemas.openxmlformats.org/drawingml/2006/picture">
                 <pic:pic>
                   <pic:nvPicPr>
-                    <pic:cNvPr id="0" name="image15.png"/>
+                    <pic:cNvPr id="0" name="image16.png"/>
                     <pic:cNvPicPr preferRelativeResize="0"/>
                   </pic:nvPicPr>
                   <pic:blipFill>
@@ -35043,8 +35107,8 @@
         <w:pStyle w:val="Heading2"/>
         <w:rPr/>
       </w:pPr>
-      <w:bookmarkStart w:colFirst="0" w:colLast="0" w:name="_x2alh753drsf" w:id="115"/>
-      <w:bookmarkEnd w:id="115"/>
+      <w:bookmarkStart w:colFirst="0" w:colLast="0" w:name="_x2alh753drsf" w:id="114"/>
+      <w:bookmarkEnd w:id="114"/>
       <w:r>
         <w:rPr>
           <w:rtl w:val="0"/>
@@ -35462,8 +35526,8 @@
           <w:szCs w:val="26"/>
         </w:rPr>
       </w:pPr>
-      <w:bookmarkStart w:colFirst="0" w:colLast="0" w:name="_16wmba5008i2" w:id="116"/>
-      <w:bookmarkEnd w:id="116"/>
+      <w:bookmarkStart w:colFirst="0" w:colLast="0" w:name="_16wmba5008i2" w:id="115"/>
+      <w:bookmarkEnd w:id="115"/>
       <w:r>
         <w:rPr>
           <w:b w:val="1"/>
@@ -35538,8 +35602,8 @@
         <w:spacing w:after="240" w:before="240" w:lineRule="auto"/>
         <w:rPr/>
       </w:pPr>
-      <w:bookmarkStart w:colFirst="0" w:colLast="0" w:name="_jzqaohjonzv6" w:id="117"/>
-      <w:bookmarkEnd w:id="117"/>
+      <w:bookmarkStart w:colFirst="0" w:colLast="0" w:name="_jzqaohjonzv6" w:id="116"/>
+      <w:bookmarkEnd w:id="116"/>
       <w:r>
         <w:rPr>
           <w:rtl w:val="0"/>
@@ -37674,8 +37738,8 @@
         <w:spacing w:after="80" w:before="0" w:lineRule="auto"/>
         <w:rPr/>
       </w:pPr>
-      <w:bookmarkStart w:colFirst="0" w:colLast="0" w:name="_dlsnfqeg1elz" w:id="118"/>
-      <w:bookmarkEnd w:id="118"/>
+      <w:bookmarkStart w:colFirst="0" w:colLast="0" w:name="_dlsnfqeg1elz" w:id="117"/>
+      <w:bookmarkEnd w:id="117"/>
       <w:r>
         <w:rPr>
           <w:rtl w:val="0"/>
@@ -37838,8 +37902,8 @@
         <w:pStyle w:val="Heading2"/>
         <w:rPr/>
       </w:pPr>
-      <w:bookmarkStart w:colFirst="0" w:colLast="0" w:name="_mazsh5o8bi8t" w:id="119"/>
-      <w:bookmarkEnd w:id="119"/>
+      <w:bookmarkStart w:colFirst="0" w:colLast="0" w:name="_mazsh5o8bi8t" w:id="118"/>
+      <w:bookmarkEnd w:id="118"/>
       <w:r>
         <w:rPr>
           <w:rtl w:val="0"/>
@@ -38134,22 +38198,22 @@
         <w:pStyle w:val="Heading2"/>
         <w:rPr/>
       </w:pPr>
-      <w:bookmarkStart w:colFirst="0" w:colLast="0" w:name="_tzvwq35vkv59" w:id="120"/>
+      <w:bookmarkStart w:colFirst="0" w:colLast="0" w:name="_tzvwq35vkv59" w:id="119"/>
+      <w:bookmarkEnd w:id="119"/>
+      <w:r>
+        <w:rPr>
+          <w:rtl w:val="0"/>
+        </w:rPr>
+        <w:t xml:space="preserve">2. Stage 1: Aggregation Service Agent (Data Layer - Type &amp; Role Inference)</w:t>
+      </w:r>
+    </w:p>
+    <w:p>
+      <w:pPr>
+        <w:pStyle w:val="Heading3"/>
+        <w:rPr/>
+      </w:pPr>
+      <w:bookmarkStart w:colFirst="0" w:colLast="0" w:name="_vuckggc2w8w3" w:id="120"/>
       <w:bookmarkEnd w:id="120"/>
-      <w:r>
-        <w:rPr>
-          <w:rtl w:val="0"/>
-        </w:rPr>
-        <w:t xml:space="preserve">2. Stage 1: Aggregation Service Agent (Data Layer - Type &amp; Role Inference)</w:t>
-      </w:r>
-    </w:p>
-    <w:p>
-      <w:pPr>
-        <w:pStyle w:val="Heading3"/>
-        <w:rPr/>
-      </w:pPr>
-      <w:bookmarkStart w:colFirst="0" w:colLast="0" w:name="_vuckggc2w8w3" w:id="121"/>
-      <w:bookmarkEnd w:id="121"/>
       <w:r>
         <w:rPr>
           <w:rtl w:val="0"/>
@@ -38509,8 +38573,8 @@
         <w:pStyle w:val="Heading3"/>
         <w:rPr/>
       </w:pPr>
-      <w:bookmarkStart w:colFirst="0" w:colLast="0" w:name="_svvt7ek0l18f" w:id="122"/>
-      <w:bookmarkEnd w:id="122"/>
+      <w:bookmarkStart w:colFirst="0" w:colLast="0" w:name="_svvt7ek0l18f" w:id="121"/>
+      <w:bookmarkEnd w:id="121"/>
       <w:r>
         <w:rPr>
           <w:rtl w:val="0"/>
@@ -38605,22 +38669,22 @@
         <w:pStyle w:val="Heading2"/>
         <w:rPr/>
       </w:pPr>
-      <w:bookmarkStart w:colFirst="0" w:colLast="0" w:name="_x78g6icz43i4" w:id="123"/>
+      <w:bookmarkStart w:colFirst="0" w:colLast="0" w:name="_x78g6icz43i4" w:id="122"/>
+      <w:bookmarkEnd w:id="122"/>
+      <w:r>
+        <w:rPr>
+          <w:rtl w:val="0"/>
+        </w:rPr>
+        <w:t xml:space="preserve">3. Stage 2: Alignment Service Agent (Information Layer - Schema Matching &amp; Identity Resolution)</w:t>
+      </w:r>
+    </w:p>
+    <w:p>
+      <w:pPr>
+        <w:pStyle w:val="Heading3"/>
+        <w:rPr/>
+      </w:pPr>
+      <w:bookmarkStart w:colFirst="0" w:colLast="0" w:name="_n39udiortv2h" w:id="123"/>
       <w:bookmarkEnd w:id="123"/>
-      <w:r>
-        <w:rPr>
-          <w:rtl w:val="0"/>
-        </w:rPr>
-        <w:t xml:space="preserve">3. Stage 2: Alignment Service Agent (Information Layer - Schema Matching &amp; Identity Resolution)</w:t>
-      </w:r>
-    </w:p>
-    <w:p>
-      <w:pPr>
-        <w:pStyle w:val="Heading3"/>
-        <w:rPr/>
-      </w:pPr>
-      <w:bookmarkStart w:colFirst="0" w:colLast="0" w:name="_n39udiortv2h" w:id="124"/>
-      <w:bookmarkEnd w:id="124"/>
       <w:r>
         <w:rPr>
           <w:rtl w:val="0"/>
@@ -38784,8 +38848,8 @@
         <w:pStyle w:val="Heading3"/>
         <w:rPr/>
       </w:pPr>
-      <w:bookmarkStart w:colFirst="0" w:colLast="0" w:name="_fk9grk3ssbau" w:id="125"/>
-      <w:bookmarkEnd w:id="125"/>
+      <w:bookmarkStart w:colFirst="0" w:colLast="0" w:name="_fk9grk3ssbau" w:id="124"/>
+      <w:bookmarkEnd w:id="124"/>
       <w:r>
         <w:rPr>
           <w:rtl w:val="0"/>
@@ -38893,22 +38957,22 @@
         <w:pStyle w:val="Heading2"/>
         <w:rPr/>
       </w:pPr>
-      <w:bookmarkStart w:colFirst="0" w:colLast="0" w:name="_nk18u3ust4ti" w:id="126"/>
+      <w:bookmarkStart w:colFirst="0" w:colLast="0" w:name="_nk18u3ust4ti" w:id="125"/>
+      <w:bookmarkEnd w:id="125"/>
+      <w:r>
+        <w:rPr>
+          <w:rtl w:val="0"/>
+        </w:rPr>
+        <w:t xml:space="preserve">4. Stage 3: Activation Service Agent (Knowledge Layer - Use Cases &amp; Behaviors)</w:t>
+      </w:r>
+    </w:p>
+    <w:p>
+      <w:pPr>
+        <w:pStyle w:val="Heading3"/>
+        <w:rPr/>
+      </w:pPr>
+      <w:bookmarkStart w:colFirst="0" w:colLast="0" w:name="_88yoyrcvk6tu" w:id="126"/>
       <w:bookmarkEnd w:id="126"/>
-      <w:r>
-        <w:rPr>
-          <w:rtl w:val="0"/>
-        </w:rPr>
-        <w:t xml:space="preserve">4. Stage 3: Activation Service Agent (Knowledge Layer - Use Cases &amp; Behaviors)</w:t>
-      </w:r>
-    </w:p>
-    <w:p>
-      <w:pPr>
-        <w:pStyle w:val="Heading3"/>
-        <w:rPr/>
-      </w:pPr>
-      <w:bookmarkStart w:colFirst="0" w:colLast="0" w:name="_88yoyrcvk6tu" w:id="127"/>
-      <w:bookmarkEnd w:id="127"/>
       <w:r>
         <w:rPr>
           <w:rtl w:val="0"/>
@@ -39187,70 +39251,70 @@
         <w:pStyle w:val="Heading3"/>
         <w:rPr/>
       </w:pPr>
-      <w:bookmarkStart w:colFirst="0" w:colLast="0" w:name="_q8oq4oopjpyt" w:id="128"/>
+      <w:bookmarkStart w:colFirst="0" w:colLast="0" w:name="_q8oq4oopjpyt" w:id="127"/>
+      <w:bookmarkEnd w:id="127"/>
+      <w:r>
+        <w:rPr>
+          <w:rtl w:val="0"/>
+        </w:rPr>
+        <w:t xml:space="preserve">Production Output (Executable Context Quad Statements)</w:t>
+      </w:r>
+    </w:p>
+    <w:p>
+      <w:pPr>
+        <w:rPr/>
+      </w:pPr>
+      <w:r>
+        <w:rPr>
+          <w:rtl w:val="0"/>
+        </w:rPr>
+        <w:t xml:space="preserve"># Format: (DCIContextCK, RoleSK, ActorPK, InteractionOK)</w:t>
+      </w:r>
+    </w:p>
+    <w:p>
+      <w:pPr>
+        <w:rPr/>
+      </w:pPr>
+      <w:r>
+        <w:rPr>
+          <w:rtl w:val="0"/>
+        </w:rPr>
+        <w:t xml:space="preserve">(:CustomerOnboardingDCIContextCK, :ProjectManagerRoleSK, :JiraSyncActorPK, :InitiateOnboardingInteractionOK)</w:t>
+      </w:r>
+    </w:p>
+    <w:p>
+      <w:pPr>
+        <w:pStyle w:val="Heading2"/>
+        <w:rPr/>
+      </w:pPr>
+      <w:bookmarkStart w:colFirst="0" w:colLast="0" w:name="_pepcxsmaf8s0" w:id="128"/>
       <w:bookmarkEnd w:id="128"/>
       <w:r>
         <w:rPr>
           <w:rtl w:val="0"/>
         </w:rPr>
-        <w:t xml:space="preserve">Production Output (Executable Context Quad Statements)</w:t>
-      </w:r>
-    </w:p>
-    <w:p>
-      <w:pPr>
-        <w:rPr/>
-      </w:pPr>
-      <w:r>
-        <w:rPr>
-          <w:rtl w:val="0"/>
-        </w:rPr>
-        <w:t xml:space="preserve"># Format: (DCIContextCK, RoleSK, ActorPK, InteractionOK)</w:t>
-      </w:r>
-    </w:p>
-    <w:p>
-      <w:pPr>
-        <w:rPr/>
-      </w:pPr>
-      <w:r>
-        <w:rPr>
-          <w:rtl w:val="0"/>
-        </w:rPr>
-        <w:t xml:space="preserve">(:CustomerOnboardingDCIContextCK, :ProjectManagerRoleSK, :JiraSyncActorPK, :InitiateOnboardingInteractionOK)</w:t>
-      </w:r>
-    </w:p>
-    <w:p>
-      <w:pPr>
-        <w:pStyle w:val="Heading2"/>
-        <w:rPr/>
-      </w:pPr>
-      <w:bookmarkStart w:colFirst="0" w:colLast="0" w:name="_pepcxsmaf8s0" w:id="129"/>
+        <w:t xml:space="preserve">5. Unified Contexts &amp; Interactions API (Dynamic Endpoint Execution)</w:t>
+      </w:r>
+    </w:p>
+    <w:p>
+      <w:pPr>
+        <w:spacing w:after="240" w:lineRule="auto"/>
+        <w:rPr/>
+      </w:pPr>
+      <w:r>
+        <w:rPr>
+          <w:rtl w:val="0"/>
+        </w:rPr>
+        <w:t xml:space="preserve">The framework exposes a dynamic, discoverable API (such as HAL or Model Context Protocol / MCP) based on the activated knowledge statements. External systems or AI agents interact with this unified facade rather than querying individual backends.</w:t>
+      </w:r>
+    </w:p>
+    <w:p>
+      <w:pPr>
+        <w:pStyle w:val="Heading3"/>
+        <w:rPr/>
+      </w:pPr>
+      <w:bookmarkStart w:colFirst="0" w:colLast="0" w:name="_6jmv28tv8m6w" w:id="129"/>
       <w:bookmarkEnd w:id="129"/>
-      <w:r>
-        <w:rPr>
-          <w:rtl w:val="0"/>
-        </w:rPr>
-        <w:t xml:space="preserve">5. Unified Contexts &amp; Interactions API (Dynamic Endpoint Execution)</w:t>
-      </w:r>
-    </w:p>
-    <w:p>
-      <w:pPr>
-        <w:spacing w:after="240" w:lineRule="auto"/>
-        <w:rPr/>
-      </w:pPr>
-      <w:r>
-        <w:rPr>
-          <w:rtl w:val="0"/>
-        </w:rPr>
-        <w:t xml:space="preserve">The framework exposes a dynamic, discoverable API (such as HAL or Model Context Protocol / MCP) based on the activated knowledge statements. External systems or AI agents interact with this unified facade rather than querying individual backends.</w:t>
-      </w:r>
-    </w:p>
-    <w:p>
-      <w:pPr>
-        <w:pStyle w:val="Heading3"/>
-        <w:rPr/>
-      </w:pPr>
-      <w:bookmarkStart w:colFirst="0" w:colLast="0" w:name="_6jmv28tv8m6w" w:id="130"/>
-      <w:bookmarkEnd w:id="130"/>
       <w:r>
         <w:rPr>
           <w:rtl w:val="0"/>
@@ -40305,8 +40369,8 @@
         <w:pStyle w:val="Heading3"/>
         <w:rPr/>
       </w:pPr>
-      <w:bookmarkStart w:colFirst="0" w:colLast="0" w:name="_rx962in65sqj" w:id="131"/>
-      <w:bookmarkEnd w:id="131"/>
+      <w:bookmarkStart w:colFirst="0" w:colLast="0" w:name="_rx962in65sqj" w:id="130"/>
+      <w:bookmarkEnd w:id="130"/>
       <w:r>
         <w:rPr>
           <w:rtl w:val="0"/>
@@ -40644,8 +40708,8 @@
         <w:spacing w:after="80" w:lineRule="auto"/>
         <w:rPr/>
       </w:pPr>
-      <w:bookmarkStart w:colFirst="0" w:colLast="0" w:name="_y7psa04lbxoj" w:id="132"/>
-      <w:bookmarkEnd w:id="132"/>
+      <w:bookmarkStart w:colFirst="0" w:colLast="0" w:name="_y7psa04lbxoj" w:id="131"/>
+      <w:bookmarkEnd w:id="131"/>
       <w:r>
         <w:rPr>
           <w:rtl w:val="0"/>
@@ -40769,8 +40833,8 @@
         <w:spacing w:before="280" w:lineRule="auto"/>
         <w:rPr/>
       </w:pPr>
-      <w:bookmarkStart w:colFirst="0" w:colLast="0" w:name="_z3ipiskkkef2" w:id="133"/>
-      <w:bookmarkEnd w:id="133"/>
+      <w:bookmarkStart w:colFirst="0" w:colLast="0" w:name="_z3ipiskkkef2" w:id="132"/>
+      <w:bookmarkEnd w:id="132"/>
       <w:r>
         <w:rPr>
           <w:rtl w:val="0"/>
@@ -41133,8 +41197,8 @@
         <w:spacing w:before="280" w:lineRule="auto"/>
         <w:rPr/>
       </w:pPr>
-      <w:bookmarkStart w:colFirst="0" w:colLast="0" w:name="_libwnanxtzkx" w:id="134"/>
-      <w:bookmarkEnd w:id="134"/>
+      <w:bookmarkStart w:colFirst="0" w:colLast="0" w:name="_libwnanxtzkx" w:id="133"/>
+      <w:bookmarkEnd w:id="133"/>
       <w:r>
         <w:rPr>
           <w:rtl w:val="0"/>
@@ -41793,8 +41857,8 @@
         <w:spacing w:before="280" w:lineRule="auto"/>
         <w:rPr/>
       </w:pPr>
-      <w:bookmarkStart w:colFirst="0" w:colLast="0" w:name="_w92tsyxrete1" w:id="135"/>
-      <w:bookmarkEnd w:id="135"/>
+      <w:bookmarkStart w:colFirst="0" w:colLast="0" w:name="_w92tsyxrete1" w:id="134"/>
+      <w:bookmarkEnd w:id="134"/>
       <w:r>
         <w:rPr>
           <w:rtl w:val="0"/>
@@ -42547,8 +42611,8 @@
         <w:spacing w:before="280" w:lineRule="auto"/>
         <w:rPr/>
       </w:pPr>
-      <w:bookmarkStart w:colFirst="0" w:colLast="0" w:name="_flsajguc46mk" w:id="136"/>
-      <w:bookmarkEnd w:id="136"/>
+      <w:bookmarkStart w:colFirst="0" w:colLast="0" w:name="_flsajguc46mk" w:id="135"/>
+      <w:bookmarkEnd w:id="135"/>
       <w:r>
         <w:rPr>
           <w:rtl w:val="0"/>
@@ -42756,8 +42820,8 @@
         <w:spacing w:before="280" w:lineRule="auto"/>
         <w:rPr/>
       </w:pPr>
-      <w:bookmarkStart w:colFirst="0" w:colLast="0" w:name="_b84bf9uwhksk" w:id="137"/>
-      <w:bookmarkEnd w:id="137"/>
+      <w:bookmarkStart w:colFirst="0" w:colLast="0" w:name="_b84bf9uwhksk" w:id="136"/>
+      <w:bookmarkEnd w:id="136"/>
       <w:r>
         <w:rPr>
           <w:rtl w:val="0"/>
@@ -43258,8 +43322,8 @@
         <w:spacing w:before="280" w:lineRule="auto"/>
         <w:rPr/>
       </w:pPr>
-      <w:bookmarkStart w:colFirst="0" w:colLast="0" w:name="_srt7hy9f6vvs" w:id="138"/>
-      <w:bookmarkEnd w:id="138"/>
+      <w:bookmarkStart w:colFirst="0" w:colLast="0" w:name="_srt7hy9f6vvs" w:id="137"/>
+      <w:bookmarkEnd w:id="137"/>
       <w:r>
         <w:rPr>
           <w:rtl w:val="0"/>
@@ -43674,8 +43738,8 @@
         <w:spacing w:before="280" w:lineRule="auto"/>
         <w:rPr/>
       </w:pPr>
-      <w:bookmarkStart w:colFirst="0" w:colLast="0" w:name="_q835thbpx26t" w:id="139"/>
-      <w:bookmarkEnd w:id="139"/>
+      <w:bookmarkStart w:colFirst="0" w:colLast="0" w:name="_q835thbpx26t" w:id="138"/>
+      <w:bookmarkEnd w:id="138"/>
       <w:r>
         <w:rPr>
           <w:rtl w:val="0"/>
@@ -43703,8 +43767,8 @@
         <w:spacing w:after="40" w:before="240" w:lineRule="auto"/>
         <w:rPr/>
       </w:pPr>
-      <w:bookmarkStart w:colFirst="0" w:colLast="0" w:name="_6a1u1z4g7hhb" w:id="140"/>
-      <w:bookmarkEnd w:id="140"/>
+      <w:bookmarkStart w:colFirst="0" w:colLast="0" w:name="_6a1u1z4g7hhb" w:id="139"/>
+      <w:bookmarkEnd w:id="139"/>
       <w:r>
         <w:rPr>
           <w:rtl w:val="0"/>
@@ -43788,8 +43852,8 @@
         <w:spacing w:after="40" w:before="240" w:lineRule="auto"/>
         <w:rPr/>
       </w:pPr>
-      <w:bookmarkStart w:colFirst="0" w:colLast="0" w:name="_xtf7g2uq62ua" w:id="141"/>
-      <w:bookmarkEnd w:id="141"/>
+      <w:bookmarkStart w:colFirst="0" w:colLast="0" w:name="_xtf7g2uq62ua" w:id="140"/>
+      <w:bookmarkEnd w:id="140"/>
       <w:r>
         <w:rPr>
           <w:rtl w:val="0"/>
@@ -43885,8 +43949,8 @@
         <w:spacing w:before="280" w:lineRule="auto"/>
         <w:rPr/>
       </w:pPr>
-      <w:bookmarkStart w:colFirst="0" w:colLast="0" w:name="_5262ppt7bc7c" w:id="142"/>
-      <w:bookmarkEnd w:id="142"/>
+      <w:bookmarkStart w:colFirst="0" w:colLast="0" w:name="_5262ppt7bc7c" w:id="141"/>
+      <w:bookmarkEnd w:id="141"/>
       <w:r>
         <w:rPr>
           <w:rtl w:val="0"/>
@@ -44140,8 +44204,8 @@
         <w:spacing w:before="280" w:lineRule="auto"/>
         <w:rPr/>
       </w:pPr>
-      <w:bookmarkStart w:colFirst="0" w:colLast="0" w:name="_gmnx2uskgk0h" w:id="143"/>
-      <w:bookmarkEnd w:id="143"/>
+      <w:bookmarkStart w:colFirst="0" w:colLast="0" w:name="_gmnx2uskgk0h" w:id="142"/>
+      <w:bookmarkEnd w:id="142"/>
       <w:r>
         <w:rPr>
           <w:rtl w:val="0"/>
@@ -44497,8 +44561,8 @@
         <w:spacing w:before="280" w:lineRule="auto"/>
         <w:rPr/>
       </w:pPr>
-      <w:bookmarkStart w:colFirst="0" w:colLast="0" w:name="_4thec3pul68u" w:id="144"/>
-      <w:bookmarkEnd w:id="144"/>
+      <w:bookmarkStart w:colFirst="0" w:colLast="0" w:name="_4thec3pul68u" w:id="143"/>
+      <w:bookmarkEnd w:id="143"/>
       <w:r>
         <w:rPr>
           <w:rtl w:val="0"/>
@@ -44724,8 +44788,8 @@
         <w:spacing w:before="280" w:lineRule="auto"/>
         <w:rPr/>
       </w:pPr>
-      <w:bookmarkStart w:colFirst="0" w:colLast="0" w:name="_yciq02kk7bmt" w:id="145"/>
-      <w:bookmarkEnd w:id="145"/>
+      <w:bookmarkStart w:colFirst="0" w:colLast="0" w:name="_yciq02kk7bmt" w:id="144"/>
+      <w:bookmarkEnd w:id="144"/>
       <w:r>
         <w:rPr>
           <w:rtl w:val="0"/>
@@ -45064,8 +45128,8 @@
         <w:pStyle w:val="Heading2"/>
         <w:rPr/>
       </w:pPr>
-      <w:bookmarkStart w:colFirst="0" w:colLast="0" w:name="_m0mwacksgz2e" w:id="146"/>
-      <w:bookmarkEnd w:id="146"/>
+      <w:bookmarkStart w:colFirst="0" w:colLast="0" w:name="_m0mwacksgz2e" w:id="145"/>
+      <w:bookmarkEnd w:id="145"/>
       <w:r>
         <w:rPr>
           <w:rtl w:val="0"/>
@@ -45506,8 +45570,8 @@
         <w:pStyle w:val="Heading2"/>
         <w:rPr/>
       </w:pPr>
-      <w:bookmarkStart w:colFirst="0" w:colLast="0" w:name="_za2y7plr0x42" w:id="147"/>
-      <w:bookmarkEnd w:id="147"/>
+      <w:bookmarkStart w:colFirst="0" w:colLast="0" w:name="_za2y7plr0x42" w:id="146"/>
+      <w:bookmarkEnd w:id="146"/>
       <w:r>
         <w:rPr>
           <w:rtl w:val="0"/>
@@ -45616,8 +45680,8 @@
         <w:pStyle w:val="Heading3"/>
         <w:rPr/>
       </w:pPr>
-      <w:bookmarkStart w:colFirst="0" w:colLast="0" w:name="_mfkjij2zri7m" w:id="148"/>
-      <w:bookmarkEnd w:id="148"/>
+      <w:bookmarkStart w:colFirst="0" w:colLast="0" w:name="_mfkjij2zri7m" w:id="147"/>
+      <w:bookmarkEnd w:id="147"/>
       <w:r>
         <w:rPr>
           <w:rtl w:val="0"/>
@@ -45693,8 +45757,8 @@
         <w:pStyle w:val="Heading3"/>
         <w:rPr/>
       </w:pPr>
-      <w:bookmarkStart w:colFirst="0" w:colLast="0" w:name="_gil24kim3yek" w:id="149"/>
-      <w:bookmarkEnd w:id="149"/>
+      <w:bookmarkStart w:colFirst="0" w:colLast="0" w:name="_gil24kim3yek" w:id="148"/>
+      <w:bookmarkEnd w:id="148"/>
       <w:r>
         <w:rPr>
           <w:rtl w:val="0"/>
@@ -45818,8 +45882,8 @@
         <w:pStyle w:val="Heading3"/>
         <w:rPr/>
       </w:pPr>
-      <w:bookmarkStart w:colFirst="0" w:colLast="0" w:name="_rq17b51qwwc0" w:id="150"/>
-      <w:bookmarkEnd w:id="150"/>
+      <w:bookmarkStart w:colFirst="0" w:colLast="0" w:name="_rq17b51qwwc0" w:id="149"/>
+      <w:bookmarkEnd w:id="149"/>
       <w:r>
         <w:rPr>
           <w:rtl w:val="0"/>
@@ -45940,8 +46004,8 @@
         <w:spacing w:before="480" w:lineRule="auto"/>
         <w:rPr/>
       </w:pPr>
-      <w:bookmarkStart w:colFirst="0" w:colLast="0" w:name="_t73ypbl8peru" w:id="151"/>
-      <w:bookmarkEnd w:id="151"/>
+      <w:bookmarkStart w:colFirst="0" w:colLast="0" w:name="_t73ypbl8peru" w:id="150"/>
+      <w:bookmarkEnd w:id="150"/>
       <w:r>
         <w:rPr>
           <w:rtl w:val="0"/>
@@ -46119,13 +46183,172 @@
         <w:pStyle w:val="Heading3"/>
         <w:rPr/>
       </w:pPr>
-      <w:bookmarkStart w:colFirst="0" w:colLast="0" w:name="_um4c8fh58c0k" w:id="152"/>
+      <w:bookmarkStart w:colFirst="0" w:colLast="0" w:name="_um4c8fh58c0k" w:id="151"/>
+      <w:bookmarkEnd w:id="151"/>
+      <w:r>
+        <w:rPr>
+          <w:rtl w:val="0"/>
+        </w:rPr>
+        <w:t xml:space="preserve">Aggregation</w:t>
+      </w:r>
+    </w:p>
+    <w:p>
+      <w:pPr>
+        <w:spacing w:after="240" w:before="240" w:lineRule="auto"/>
+        <w:rPr/>
+      </w:pPr>
+      <w:r>
+        <w:rPr>
+          <w:rtl w:val="0"/>
+        </w:rPr>
+        <w:t xml:space="preserve">The framework could infer Kinds around:</w:t>
+      </w:r>
+    </w:p>
+    <w:p>
+      <w:pPr>
+        <w:rPr/>
+      </w:pPr>
+      <w:r>
+        <w:rPr>
+          <w:rtl w:val="0"/>
+        </w:rPr>
+        <w:t xml:space="preserve">Customer</w:t>
+      </w:r>
+    </w:p>
+    <w:p>
+      <w:pPr>
+        <w:rPr/>
+      </w:pPr>
+      <w:r>
+        <w:rPr>
+          <w:rtl w:val="0"/>
+        </w:rPr>
+        <w:t xml:space="preserve">Order</w:t>
+      </w:r>
+    </w:p>
+    <w:p>
+      <w:pPr>
+        <w:rPr/>
+      </w:pPr>
+      <w:r>
+        <w:rPr>
+          <w:rtl w:val="0"/>
+        </w:rPr>
+        <w:t xml:space="preserve">OrderLine</w:t>
+      </w:r>
+    </w:p>
+    <w:p>
+      <w:pPr>
+        <w:rPr/>
+      </w:pPr>
+      <w:r>
+        <w:rPr>
+          <w:rtl w:val="0"/>
+        </w:rPr>
+        <w:t xml:space="preserve">Product</w:t>
+      </w:r>
+    </w:p>
+    <w:p>
+      <w:pPr>
+        <w:rPr/>
+      </w:pPr>
+      <w:r>
+        <w:rPr>
+          <w:rtl w:val="0"/>
+        </w:rPr>
+        <w:t xml:space="preserve">InventoryReservation</w:t>
+      </w:r>
+    </w:p>
+    <w:p>
+      <w:pPr>
+        <w:rPr/>
+      </w:pPr>
+      <w:r>
+        <w:rPr>
+          <w:rtl w:val="0"/>
+        </w:rPr>
+        <w:t xml:space="preserve">Package</w:t>
+      </w:r>
+    </w:p>
+    <w:p>
+      <w:pPr>
+        <w:rPr/>
+      </w:pPr>
+      <w:r>
+        <w:rPr>
+          <w:rtl w:val="0"/>
+        </w:rPr>
+        <w:t xml:space="preserve">Shipment</w:t>
+      </w:r>
+    </w:p>
+    <w:p>
+      <w:pPr>
+        <w:spacing w:after="240" w:before="240" w:lineRule="auto"/>
+        <w:rPr/>
+      </w:pPr>
+      <w:r>
+        <w:rPr>
+          <w:rtl w:val="0"/>
+        </w:rPr>
+        <w:t xml:space="preserve">and recurring relationships such as:</w:t>
+      </w:r>
+    </w:p>
+    <w:p>
+      <w:pPr>
+        <w:rPr/>
+      </w:pPr>
+      <w:r>
+        <w:rPr>
+          <w:rtl w:val="0"/>
+        </w:rPr>
+        <w:t xml:space="preserve">Order --contains--&gt; Product</w:t>
+      </w:r>
+    </w:p>
+    <w:p>
+      <w:pPr>
+        <w:rPr/>
+      </w:pPr>
+      <w:r>
+        <w:rPr>
+          <w:rtl w:val="0"/>
+        </w:rPr>
+        <w:t xml:space="preserve">Product --reservedBy--&gt; Order</w:t>
+      </w:r>
+    </w:p>
+    <w:p>
+      <w:pPr>
+        <w:rPr/>
+      </w:pPr>
+      <w:r>
+        <w:rPr>
+          <w:rtl w:val="0"/>
+        </w:rPr>
+        <w:t xml:space="preserve">Order --fulfilledBy--&gt; Package</w:t>
+      </w:r>
+    </w:p>
+    <w:p>
+      <w:pPr>
+        <w:rPr/>
+      </w:pPr>
+      <w:r>
+        <w:rPr>
+          <w:rtl w:val="0"/>
+        </w:rPr>
+        <w:t xml:space="preserve">Package --shippedAs--&gt; Shipment</w:t>
+      </w:r>
+    </w:p>
+    <w:p>
+      <w:pPr>
+        <w:pStyle w:val="Heading3"/>
+        <w:rPr/>
+      </w:pPr>
+      <w:bookmarkStart w:colFirst="0" w:colLast="0" w:name="_hrmhwl25f1ey" w:id="152"/>
       <w:bookmarkEnd w:id="152"/>
       <w:r>
         <w:rPr>
           <w:rtl w:val="0"/>
         </w:rPr>
-        <w:t xml:space="preserve">Aggregation</w:t>
+        <w:t xml:space="preserve">Alignment</w:t>
       </w:r>
     </w:p>
     <w:p>
@@ -46137,18 +46360,7 @@
         <w:rPr>
           <w:rtl w:val="0"/>
         </w:rPr>
-        <w:t xml:space="preserve">The framework could infer Kinds around:</w:t>
-      </w:r>
-    </w:p>
-    <w:p>
-      <w:pPr>
-        <w:rPr/>
-      </w:pPr>
-      <w:r>
-        <w:rPr>
-          <w:rtl w:val="0"/>
-        </w:rPr>
-        <w:t xml:space="preserve">Customer</w:t>
+        <w:t xml:space="preserve">The interesting inference is that these are not independent concepts but stages of one larger relationship:</w:t>
       </w:r>
     </w:p>
     <w:p>
@@ -46168,53 +46380,34 @@
       </w:pPr>
       <w:r>
         <w:rPr>
-          <w:rtl w:val="0"/>
-        </w:rPr>
-        <w:t xml:space="preserve">OrderLine</w:t>
-      </w:r>
-    </w:p>
-    <w:p>
-      <w:pPr>
-        <w:rPr/>
-      </w:pPr>
-      <w:r>
-        <w:rPr>
-          <w:rtl w:val="0"/>
-        </w:rPr>
-        <w:t xml:space="preserve">Product</w:t>
-      </w:r>
-    </w:p>
-    <w:p>
-      <w:pPr>
-        <w:rPr/>
-      </w:pPr>
-      <w:r>
-        <w:rPr>
-          <w:rtl w:val="0"/>
-        </w:rPr>
-        <w:t xml:space="preserve">InventoryReservation</w:t>
-      </w:r>
-    </w:p>
-    <w:p>
-      <w:pPr>
-        <w:rPr/>
-      </w:pPr>
-      <w:r>
-        <w:rPr>
-          <w:rtl w:val="0"/>
-        </w:rPr>
-        <w:t xml:space="preserve">Package</w:t>
-      </w:r>
-    </w:p>
-    <w:p>
-      <w:pPr>
-        <w:rPr/>
-      </w:pPr>
-      <w:r>
-        <w:rPr>
-          <w:rtl w:val="0"/>
-        </w:rPr>
-        <w:t xml:space="preserve">Shipment</w:t>
+          <w:rFonts w:ascii="Arial Unicode MS" w:cs="Arial Unicode MS" w:eastAsia="Arial Unicode MS" w:hAnsi="Arial Unicode MS"/>
+          <w:rtl w:val="0"/>
+        </w:rPr>
+        <w:t xml:space="preserve">  → Reservation</w:t>
+      </w:r>
+    </w:p>
+    <w:p>
+      <w:pPr>
+        <w:rPr/>
+      </w:pPr>
+      <w:r>
+        <w:rPr>
+          <w:rFonts w:ascii="Arial Unicode MS" w:cs="Arial Unicode MS" w:eastAsia="Arial Unicode MS" w:hAnsi="Arial Unicode MS"/>
+          <w:rtl w:val="0"/>
+        </w:rPr>
+        <w:t xml:space="preserve">  → Fulfillment</w:t>
+      </w:r>
+    </w:p>
+    <w:p>
+      <w:pPr>
+        <w:rPr/>
+      </w:pPr>
+      <w:r>
+        <w:rPr>
+          <w:rFonts w:ascii="Arial Unicode MS" w:cs="Arial Unicode MS" w:eastAsia="Arial Unicode MS" w:hAnsi="Arial Unicode MS"/>
+          <w:rtl w:val="0"/>
+        </w:rPr>
+        <w:t xml:space="preserve">  → Shipment</w:t>
       </w:r>
     </w:p>
     <w:p>
@@ -46226,51 +46419,7 @@
         <w:rPr>
           <w:rtl w:val="0"/>
         </w:rPr>
-        <w:t xml:space="preserve">and recurring relationships such as:</w:t>
-      </w:r>
-    </w:p>
-    <w:p>
-      <w:pPr>
-        <w:rPr/>
-      </w:pPr>
-      <w:r>
-        <w:rPr>
-          <w:rtl w:val="0"/>
-        </w:rPr>
-        <w:t xml:space="preserve">Order --contains--&gt; Product</w:t>
-      </w:r>
-    </w:p>
-    <w:p>
-      <w:pPr>
-        <w:rPr/>
-      </w:pPr>
-      <w:r>
-        <w:rPr>
-          <w:rtl w:val="0"/>
-        </w:rPr>
-        <w:t xml:space="preserve">Product --reservedBy--&gt; Order</w:t>
-      </w:r>
-    </w:p>
-    <w:p>
-      <w:pPr>
-        <w:rPr/>
-      </w:pPr>
-      <w:r>
-        <w:rPr>
-          <w:rtl w:val="0"/>
-        </w:rPr>
-        <w:t xml:space="preserve">Order --fulfilledBy--&gt; Package</w:t>
-      </w:r>
-    </w:p>
-    <w:p>
-      <w:pPr>
-        <w:rPr/>
-      </w:pPr>
-      <w:r>
-        <w:rPr>
-          <w:rtl w:val="0"/>
-        </w:rPr>
-        <w:t xml:space="preserve">Package --shippedAs--&gt; Shipment</w:t>
+        <w:t xml:space="preserve">The dimensional machinery in the document is suited to expressing these as ordered states/transitions, including Previous/Current/Next structures.</w:t>
       </w:r>
     </w:p>
     <w:p>
@@ -46278,93 +46427,8 @@
         <w:pStyle w:val="Heading3"/>
         <w:rPr/>
       </w:pPr>
-      <w:bookmarkStart w:colFirst="0" w:colLast="0" w:name="_hrmhwl25f1ey" w:id="153"/>
+      <w:bookmarkStart w:colFirst="0" w:colLast="0" w:name="_qvbr938jacfc" w:id="153"/>
       <w:bookmarkEnd w:id="153"/>
-      <w:r>
-        <w:rPr>
-          <w:rtl w:val="0"/>
-        </w:rPr>
-        <w:t xml:space="preserve">Alignment</w:t>
-      </w:r>
-    </w:p>
-    <w:p>
-      <w:pPr>
-        <w:spacing w:after="240" w:before="240" w:lineRule="auto"/>
-        <w:rPr/>
-      </w:pPr>
-      <w:r>
-        <w:rPr>
-          <w:rtl w:val="0"/>
-        </w:rPr>
-        <w:t xml:space="preserve">The interesting inference is that these are not independent concepts but stages of one larger relationship:</w:t>
-      </w:r>
-    </w:p>
-    <w:p>
-      <w:pPr>
-        <w:rPr/>
-      </w:pPr>
-      <w:r>
-        <w:rPr>
-          <w:rtl w:val="0"/>
-        </w:rPr>
-        <w:t xml:space="preserve">Order</w:t>
-      </w:r>
-    </w:p>
-    <w:p>
-      <w:pPr>
-        <w:rPr/>
-      </w:pPr>
-      <w:r>
-        <w:rPr>
-          <w:rFonts w:ascii="Arial Unicode MS" w:cs="Arial Unicode MS" w:eastAsia="Arial Unicode MS" w:hAnsi="Arial Unicode MS"/>
-          <w:rtl w:val="0"/>
-        </w:rPr>
-        <w:t xml:space="preserve">  → Reservation</w:t>
-      </w:r>
-    </w:p>
-    <w:p>
-      <w:pPr>
-        <w:rPr/>
-      </w:pPr>
-      <w:r>
-        <w:rPr>
-          <w:rFonts w:ascii="Arial Unicode MS" w:cs="Arial Unicode MS" w:eastAsia="Arial Unicode MS" w:hAnsi="Arial Unicode MS"/>
-          <w:rtl w:val="0"/>
-        </w:rPr>
-        <w:t xml:space="preserve">  → Fulfillment</w:t>
-      </w:r>
-    </w:p>
-    <w:p>
-      <w:pPr>
-        <w:rPr/>
-      </w:pPr>
-      <w:r>
-        <w:rPr>
-          <w:rFonts w:ascii="Arial Unicode MS" w:cs="Arial Unicode MS" w:eastAsia="Arial Unicode MS" w:hAnsi="Arial Unicode MS"/>
-          <w:rtl w:val="0"/>
-        </w:rPr>
-        <w:t xml:space="preserve">  → Shipment</w:t>
-      </w:r>
-    </w:p>
-    <w:p>
-      <w:pPr>
-        <w:spacing w:after="240" w:before="240" w:lineRule="auto"/>
-        <w:rPr/>
-      </w:pPr>
-      <w:r>
-        <w:rPr>
-          <w:rtl w:val="0"/>
-        </w:rPr>
-        <w:t xml:space="preserve">The dimensional machinery in the document is suited to expressing these as ordered states/transitions, including Previous/Current/Next structures.</w:t>
-      </w:r>
-    </w:p>
-    <w:p>
-      <w:pPr>
-        <w:pStyle w:val="Heading3"/>
-        <w:rPr/>
-      </w:pPr>
-      <w:bookmarkStart w:colFirst="0" w:colLast="0" w:name="_qvbr938jacfc" w:id="154"/>
-      <w:bookmarkEnd w:id="154"/>
       <w:r>
         <w:rPr>
           <w:rtl w:val="0"/>
@@ -46471,8 +46535,8 @@
         <w:spacing w:before="480" w:lineRule="auto"/>
         <w:rPr/>
       </w:pPr>
-      <w:bookmarkStart w:colFirst="0" w:colLast="0" w:name="_l5u1up64v08n" w:id="155"/>
-      <w:bookmarkEnd w:id="155"/>
+      <w:bookmarkStart w:colFirst="0" w:colLast="0" w:name="_l5u1up64v08n" w:id="154"/>
+      <w:bookmarkEnd w:id="154"/>
       <w:r>
         <w:rPr>
           <w:rtl w:val="0"/>
@@ -46670,13 +46734,96 @@
         <w:pStyle w:val="Heading3"/>
         <w:rPr/>
       </w:pPr>
-      <w:bookmarkStart w:colFirst="0" w:colLast="0" w:name="_20ekxs6a0h0p" w:id="156"/>
+      <w:bookmarkStart w:colFirst="0" w:colLast="0" w:name="_20ekxs6a0h0p" w:id="155"/>
+      <w:bookmarkEnd w:id="155"/>
+      <w:r>
+        <w:rPr>
+          <w:rtl w:val="0"/>
+        </w:rPr>
+        <w:t xml:space="preserve">Aggregation</w:t>
+      </w:r>
+    </w:p>
+    <w:p>
+      <w:pPr>
+        <w:spacing w:after="240" w:before="240" w:lineRule="auto"/>
+        <w:rPr/>
+      </w:pPr>
+      <w:r>
+        <w:rPr>
+          <w:rtl w:val="0"/>
+        </w:rPr>
+        <w:t xml:space="preserve">Each datasource independently produces its own Kinds.</w:t>
+      </w:r>
+    </w:p>
+    <w:p>
+      <w:pPr>
+        <w:spacing w:after="240" w:before="240" w:lineRule="auto"/>
+        <w:rPr/>
+      </w:pPr>
+      <w:r>
+        <w:rPr>
+          <w:rtl w:val="0"/>
+        </w:rPr>
+        <w:t xml:space="preserve">For example:</w:t>
+      </w:r>
+    </w:p>
+    <w:p>
+      <w:pPr>
+        <w:rPr/>
+      </w:pPr>
+      <w:r>
+        <w:rPr>
+          <w:rtl w:val="0"/>
+        </w:rPr>
+        <w:t xml:space="preserve">CRM.Customer</w:t>
+      </w:r>
+    </w:p>
+    <w:p>
+      <w:pPr>
+        <w:rPr/>
+      </w:pPr>
+      <w:r>
+        <w:rPr>
+          <w:rtl w:val="0"/>
+        </w:rPr>
+        <w:t xml:space="preserve">Billing.Account</w:t>
+      </w:r>
+    </w:p>
+    <w:p>
+      <w:pPr>
+        <w:rPr/>
+      </w:pPr>
+      <w:r>
+        <w:rPr>
+          <w:rtl w:val="0"/>
+        </w:rPr>
+        <w:t xml:space="preserve">Support.Customer</w:t>
+      </w:r>
+    </w:p>
+    <w:p>
+      <w:pPr>
+        <w:spacing w:after="240" w:before="240" w:lineRule="auto"/>
+        <w:rPr/>
+      </w:pPr>
+      <w:r>
+        <w:rPr>
+          <w:rtl w:val="0"/>
+        </w:rPr>
+        <w:t xml:space="preserve">may have different schemas but overlapping occurrence structures.</w:t>
+      </w:r>
+    </w:p>
+    <w:p>
+      <w:pPr>
+        <w:pStyle w:val="Heading3"/>
+        <w:rPr/>
+      </w:pPr>
+      <w:bookmarkStart w:colFirst="0" w:colLast="0" w:name="_i1m54yox956p" w:id="156"/>
       <w:bookmarkEnd w:id="156"/>
       <w:r>
         <w:rPr>
           <w:rtl w:val="0"/>
         </w:rPr>
-        <w:t xml:space="preserve">Aggregation</w:t>
+        <w:t xml:space="preserve">Alignment</w:t>
       </w:r>
     </w:p>
     <w:p>
@@ -46688,7 +46835,64 @@
         <w:rPr>
           <w:rtl w:val="0"/>
         </w:rPr>
-        <w:t xml:space="preserve">Each datasource independently produces its own Kinds.</w:t>
+        <w:t xml:space="preserve">The Alignment layer could discover a correspondence like:</w:t>
+      </w:r>
+    </w:p>
+    <w:p>
+      <w:pPr>
+        <w:rPr/>
+      </w:pPr>
+      <w:r>
+        <w:rPr>
+          <w:rtl w:val="0"/>
+        </w:rPr>
+        <w:t xml:space="preserve">CRM.Customer</w:t>
+      </w:r>
+    </w:p>
+    <w:p>
+      <w:pPr>
+        <w:rPr/>
+      </w:pPr>
+      <w:r>
+        <w:rPr>
+          <w:rFonts w:ascii="Arial Unicode MS" w:cs="Arial Unicode MS" w:eastAsia="Arial Unicode MS" w:hAnsi="Arial Unicode MS"/>
+          <w:rtl w:val="0"/>
+        </w:rPr>
+        <w:t xml:space="preserve">      ↕</w:t>
+      </w:r>
+    </w:p>
+    <w:p>
+      <w:pPr>
+        <w:rPr/>
+      </w:pPr>
+      <w:r>
+        <w:rPr>
+          <w:rtl w:val="0"/>
+        </w:rPr>
+        <w:t xml:space="preserve">Billing.Account</w:t>
+      </w:r>
+    </w:p>
+    <w:p>
+      <w:pPr>
+        <w:rPr/>
+      </w:pPr>
+      <w:r>
+        <w:rPr>
+          <w:rFonts w:ascii="Arial Unicode MS" w:cs="Arial Unicode MS" w:eastAsia="Arial Unicode MS" w:hAnsi="Arial Unicode MS"/>
+          <w:rtl w:val="0"/>
+        </w:rPr>
+        <w:t xml:space="preserve">      ↕</w:t>
+      </w:r>
+    </w:p>
+    <w:p>
+      <w:pPr>
+        <w:rPr/>
+      </w:pPr>
+      <w:r>
+        <w:rPr>
+          <w:rtl w:val="0"/>
+        </w:rPr>
+        <w:t xml:space="preserve">Support.Customer</w:t>
       </w:r>
     </w:p>
     <w:p>
@@ -46700,40 +46904,7 @@
         <w:rPr>
           <w:rtl w:val="0"/>
         </w:rPr>
-        <w:t xml:space="preserve">For example:</w:t>
-      </w:r>
-    </w:p>
-    <w:p>
-      <w:pPr>
-        <w:rPr/>
-      </w:pPr>
-      <w:r>
-        <w:rPr>
-          <w:rtl w:val="0"/>
-        </w:rPr>
-        <w:t xml:space="preserve">CRM.Customer</w:t>
-      </w:r>
-    </w:p>
-    <w:p>
-      <w:pPr>
-        <w:rPr/>
-      </w:pPr>
-      <w:r>
-        <w:rPr>
-          <w:rtl w:val="0"/>
-        </w:rPr>
-        <w:t xml:space="preserve">Billing.Account</w:t>
-      </w:r>
-    </w:p>
-    <w:p>
-      <w:pPr>
-        <w:rPr/>
-      </w:pPr>
-      <w:r>
-        <w:rPr>
-          <w:rtl w:val="0"/>
-        </w:rPr>
-        <w:t xml:space="preserve">Support.Customer</w:t>
+        <w:t xml:space="preserve">and merge those identities into one canonical Resource while retaining provenance/context from each datasource.</w:t>
       </w:r>
     </w:p>
     <w:p>
@@ -46745,7 +46916,74 @@
         <w:rPr>
           <w:rtl w:val="0"/>
         </w:rPr>
-        <w:t xml:space="preserve">may have different schemas but overlapping occurrence structures.</w:t>
+        <w:t xml:space="preserve">Identity and merging are explicitly part of the proposed graph infrastructure.</w:t>
+      </w:r>
+    </w:p>
+    <w:p>
+      <w:pPr>
+        <w:spacing w:after="240" w:before="240" w:lineRule="auto"/>
+        <w:rPr/>
+      </w:pPr>
+      <w:r>
+        <w:rPr>
+          <w:rtl w:val="0"/>
+        </w:rPr>
+        <w:t xml:space="preserve">It could then infer a broader relationship:</w:t>
+      </w:r>
+    </w:p>
+    <w:p>
+      <w:pPr>
+        <w:rPr/>
+      </w:pPr>
+      <w:r>
+        <w:rPr>
+          <w:rtl w:val="0"/>
+        </w:rPr>
+        <w:t xml:space="preserve">Customer</w:t>
+      </w:r>
+    </w:p>
+    <w:p>
+      <w:pPr>
+        <w:rPr/>
+      </w:pPr>
+      <w:r>
+        <w:rPr>
+          <w:rtl w:val="0"/>
+        </w:rPr>
+        <w:t xml:space="preserve"> ├── hasOpportunity</w:t>
+      </w:r>
+    </w:p>
+    <w:p>
+      <w:pPr>
+        <w:rPr/>
+      </w:pPr>
+      <w:r>
+        <w:rPr>
+          <w:rtl w:val="0"/>
+        </w:rPr>
+        <w:t xml:space="preserve"> ├── hasInvoice</w:t>
+      </w:r>
+    </w:p>
+    <w:p>
+      <w:pPr>
+        <w:rPr/>
+      </w:pPr>
+      <w:r>
+        <w:rPr>
+          <w:rtl w:val="0"/>
+        </w:rPr>
+        <w:t xml:space="preserve"> ├── hasPayment</w:t>
+      </w:r>
+    </w:p>
+    <w:p>
+      <w:pPr>
+        <w:rPr/>
+      </w:pPr>
+      <w:r>
+        <w:rPr>
+          <w:rtl w:val="0"/>
+        </w:rPr>
+        <w:t xml:space="preserve"> └── hasSupportCase</w:t>
       </w:r>
     </w:p>
     <w:p>
@@ -46753,182 +46991,8 @@
         <w:pStyle w:val="Heading3"/>
         <w:rPr/>
       </w:pPr>
-      <w:bookmarkStart w:colFirst="0" w:colLast="0" w:name="_i1m54yox956p" w:id="157"/>
+      <w:bookmarkStart w:colFirst="0" w:colLast="0" w:name="_2se6n3cm22n0" w:id="157"/>
       <w:bookmarkEnd w:id="157"/>
-      <w:r>
-        <w:rPr>
-          <w:rtl w:val="0"/>
-        </w:rPr>
-        <w:t xml:space="preserve">Alignment</w:t>
-      </w:r>
-    </w:p>
-    <w:p>
-      <w:pPr>
-        <w:spacing w:after="240" w:before="240" w:lineRule="auto"/>
-        <w:rPr/>
-      </w:pPr>
-      <w:r>
-        <w:rPr>
-          <w:rtl w:val="0"/>
-        </w:rPr>
-        <w:t xml:space="preserve">The Alignment layer could discover a correspondence like:</w:t>
-      </w:r>
-    </w:p>
-    <w:p>
-      <w:pPr>
-        <w:rPr/>
-      </w:pPr>
-      <w:r>
-        <w:rPr>
-          <w:rtl w:val="0"/>
-        </w:rPr>
-        <w:t xml:space="preserve">CRM.Customer</w:t>
-      </w:r>
-    </w:p>
-    <w:p>
-      <w:pPr>
-        <w:rPr/>
-      </w:pPr>
-      <w:r>
-        <w:rPr>
-          <w:rFonts w:ascii="Arial Unicode MS" w:cs="Arial Unicode MS" w:eastAsia="Arial Unicode MS" w:hAnsi="Arial Unicode MS"/>
-          <w:rtl w:val="0"/>
-        </w:rPr>
-        <w:t xml:space="preserve">      ↕</w:t>
-      </w:r>
-    </w:p>
-    <w:p>
-      <w:pPr>
-        <w:rPr/>
-      </w:pPr>
-      <w:r>
-        <w:rPr>
-          <w:rtl w:val="0"/>
-        </w:rPr>
-        <w:t xml:space="preserve">Billing.Account</w:t>
-      </w:r>
-    </w:p>
-    <w:p>
-      <w:pPr>
-        <w:rPr/>
-      </w:pPr>
-      <w:r>
-        <w:rPr>
-          <w:rFonts w:ascii="Arial Unicode MS" w:cs="Arial Unicode MS" w:eastAsia="Arial Unicode MS" w:hAnsi="Arial Unicode MS"/>
-          <w:rtl w:val="0"/>
-        </w:rPr>
-        <w:t xml:space="preserve">      ↕</w:t>
-      </w:r>
-    </w:p>
-    <w:p>
-      <w:pPr>
-        <w:rPr/>
-      </w:pPr>
-      <w:r>
-        <w:rPr>
-          <w:rtl w:val="0"/>
-        </w:rPr>
-        <w:t xml:space="preserve">Support.Customer</w:t>
-      </w:r>
-    </w:p>
-    <w:p>
-      <w:pPr>
-        <w:spacing w:after="240" w:before="240" w:lineRule="auto"/>
-        <w:rPr/>
-      </w:pPr>
-      <w:r>
-        <w:rPr>
-          <w:rtl w:val="0"/>
-        </w:rPr>
-        <w:t xml:space="preserve">and merge those identities into one canonical Resource while retaining provenance/context from each datasource.</w:t>
-      </w:r>
-    </w:p>
-    <w:p>
-      <w:pPr>
-        <w:spacing w:after="240" w:before="240" w:lineRule="auto"/>
-        <w:rPr/>
-      </w:pPr>
-      <w:r>
-        <w:rPr>
-          <w:rtl w:val="0"/>
-        </w:rPr>
-        <w:t xml:space="preserve">Identity and merging are explicitly part of the proposed graph infrastructure.</w:t>
-      </w:r>
-    </w:p>
-    <w:p>
-      <w:pPr>
-        <w:spacing w:after="240" w:before="240" w:lineRule="auto"/>
-        <w:rPr/>
-      </w:pPr>
-      <w:r>
-        <w:rPr>
-          <w:rtl w:val="0"/>
-        </w:rPr>
-        <w:t xml:space="preserve">It could then infer a broader relationship:</w:t>
-      </w:r>
-    </w:p>
-    <w:p>
-      <w:pPr>
-        <w:rPr/>
-      </w:pPr>
-      <w:r>
-        <w:rPr>
-          <w:rtl w:val="0"/>
-        </w:rPr>
-        <w:t xml:space="preserve">Customer</w:t>
-      </w:r>
-    </w:p>
-    <w:p>
-      <w:pPr>
-        <w:rPr/>
-      </w:pPr>
-      <w:r>
-        <w:rPr>
-          <w:rtl w:val="0"/>
-        </w:rPr>
-        <w:t xml:space="preserve"> ├── hasOpportunity</w:t>
-      </w:r>
-    </w:p>
-    <w:p>
-      <w:pPr>
-        <w:rPr/>
-      </w:pPr>
-      <w:r>
-        <w:rPr>
-          <w:rtl w:val="0"/>
-        </w:rPr>
-        <w:t xml:space="preserve"> ├── hasInvoice</w:t>
-      </w:r>
-    </w:p>
-    <w:p>
-      <w:pPr>
-        <w:rPr/>
-      </w:pPr>
-      <w:r>
-        <w:rPr>
-          <w:rtl w:val="0"/>
-        </w:rPr>
-        <w:t xml:space="preserve"> ├── hasPayment</w:t>
-      </w:r>
-    </w:p>
-    <w:p>
-      <w:pPr>
-        <w:rPr/>
-      </w:pPr>
-      <w:r>
-        <w:rPr>
-          <w:rtl w:val="0"/>
-        </w:rPr>
-        <w:t xml:space="preserve"> └── hasSupportCase</w:t>
-      </w:r>
-    </w:p>
-    <w:p>
-      <w:pPr>
-        <w:pStyle w:val="Heading3"/>
-        <w:rPr/>
-      </w:pPr>
-      <w:bookmarkStart w:colFirst="0" w:colLast="0" w:name="_2se6n3cm22n0" w:id="158"/>
-      <w:bookmarkEnd w:id="158"/>
       <w:r>
         <w:rPr>
           <w:rtl w:val="0"/>
@@ -47054,8 +47118,8 @@
         <w:spacing w:before="480" w:lineRule="auto"/>
         <w:rPr/>
       </w:pPr>
-      <w:bookmarkStart w:colFirst="0" w:colLast="0" w:name="_ls8qqr6ifdj1" w:id="159"/>
-      <w:bookmarkEnd w:id="159"/>
+      <w:bookmarkStart w:colFirst="0" w:colLast="0" w:name="_ls8qqr6ifdj1" w:id="158"/>
+      <w:bookmarkEnd w:id="158"/>
       <w:r>
         <w:rPr>
           <w:rFonts w:ascii="Arial Unicode MS" w:cs="Arial Unicode MS" w:eastAsia="Arial Unicode MS" w:hAnsi="Arial Unicode MS"/>
@@ -47241,110 +47305,110 @@
         <w:pStyle w:val="Heading3"/>
         <w:rPr/>
       </w:pPr>
-      <w:bookmarkStart w:colFirst="0" w:colLast="0" w:name="_kpeholr0l7pi" w:id="160"/>
+      <w:bookmarkStart w:colFirst="0" w:colLast="0" w:name="_kpeholr0l7pi" w:id="159"/>
+      <w:bookmarkEnd w:id="159"/>
+      <w:r>
+        <w:rPr>
+          <w:rtl w:val="0"/>
+        </w:rPr>
+        <w:t xml:space="preserve">Aggregation</w:t>
+      </w:r>
+    </w:p>
+    <w:p>
+      <w:pPr>
+        <w:spacing w:after="240" w:before="240" w:lineRule="auto"/>
+        <w:rPr/>
+      </w:pPr>
+      <w:r>
+        <w:rPr>
+          <w:rtl w:val="0"/>
+        </w:rPr>
+        <w:t xml:space="preserve">The framework could derive:</w:t>
+      </w:r>
+    </w:p>
+    <w:p>
+      <w:pPr>
+        <w:rPr/>
+      </w:pPr>
+      <w:r>
+        <w:rPr>
+          <w:rtl w:val="0"/>
+        </w:rPr>
+        <w:t xml:space="preserve">EmployeeSubjectKind</w:t>
+      </w:r>
+    </w:p>
+    <w:p>
+      <w:pPr>
+        <w:rPr/>
+      </w:pPr>
+      <w:r>
+        <w:rPr>
+          <w:rtl w:val="0"/>
+        </w:rPr>
+        <w:t xml:space="preserve">EmployerObjectKind</w:t>
+      </w:r>
+    </w:p>
+    <w:p>
+      <w:pPr>
+        <w:rPr/>
+      </w:pPr>
+      <w:r>
+        <w:rPr>
+          <w:rtl w:val="0"/>
+        </w:rPr>
+        <w:t xml:space="preserve">WorkRelationshipPredicateKind</w:t>
+      </w:r>
+    </w:p>
+    <w:p>
+      <w:pPr>
+        <w:rPr/>
+      </w:pPr>
+      <w:r>
+        <w:rPr>
+          <w:rtl w:val="0"/>
+        </w:rPr>
+      </w:r>
+    </w:p>
+    <w:p>
+      <w:pPr>
+        <w:rPr/>
+      </w:pPr>
+      <w:r>
+        <w:rPr>
+          <w:rtl w:val="0"/>
+        </w:rPr>
+        <w:t xml:space="preserve">StudentSubjectKind</w:t>
+      </w:r>
+    </w:p>
+    <w:p>
+      <w:pPr>
+        <w:rPr/>
+      </w:pPr>
+      <w:r>
+        <w:rPr>
+          <w:rtl w:val="0"/>
+        </w:rPr>
+        <w:t xml:space="preserve">SchoolObjectKind</w:t>
+      </w:r>
+    </w:p>
+    <w:p>
+      <w:pPr>
+        <w:rPr/>
+      </w:pPr>
+      <w:r>
+        <w:rPr>
+          <w:rtl w:val="0"/>
+        </w:rPr>
+        <w:t xml:space="preserve">StudentshipRelationshipPredicateKind</w:t>
+      </w:r>
+    </w:p>
+    <w:p>
+      <w:pPr>
+        <w:pStyle w:val="Heading3"/>
+        <w:rPr/>
+      </w:pPr>
+      <w:bookmarkStart w:colFirst="0" w:colLast="0" w:name="_fy1embkokoy9" w:id="160"/>
       <w:bookmarkEnd w:id="160"/>
-      <w:r>
-        <w:rPr>
-          <w:rtl w:val="0"/>
-        </w:rPr>
-        <w:t xml:space="preserve">Aggregation</w:t>
-      </w:r>
-    </w:p>
-    <w:p>
-      <w:pPr>
-        <w:spacing w:after="240" w:before="240" w:lineRule="auto"/>
-        <w:rPr/>
-      </w:pPr>
-      <w:r>
-        <w:rPr>
-          <w:rtl w:val="0"/>
-        </w:rPr>
-        <w:t xml:space="preserve">The framework could derive:</w:t>
-      </w:r>
-    </w:p>
-    <w:p>
-      <w:pPr>
-        <w:rPr/>
-      </w:pPr>
-      <w:r>
-        <w:rPr>
-          <w:rtl w:val="0"/>
-        </w:rPr>
-        <w:t xml:space="preserve">EmployeeSubjectKind</w:t>
-      </w:r>
-    </w:p>
-    <w:p>
-      <w:pPr>
-        <w:rPr/>
-      </w:pPr>
-      <w:r>
-        <w:rPr>
-          <w:rtl w:val="0"/>
-        </w:rPr>
-        <w:t xml:space="preserve">EmployerObjectKind</w:t>
-      </w:r>
-    </w:p>
-    <w:p>
-      <w:pPr>
-        <w:rPr/>
-      </w:pPr>
-      <w:r>
-        <w:rPr>
-          <w:rtl w:val="0"/>
-        </w:rPr>
-        <w:t xml:space="preserve">WorkRelationshipPredicateKind</w:t>
-      </w:r>
-    </w:p>
-    <w:p>
-      <w:pPr>
-        <w:rPr/>
-      </w:pPr>
-      <w:r>
-        <w:rPr>
-          <w:rtl w:val="0"/>
-        </w:rPr>
-      </w:r>
-    </w:p>
-    <w:p>
-      <w:pPr>
-        <w:rPr/>
-      </w:pPr>
-      <w:r>
-        <w:rPr>
-          <w:rtl w:val="0"/>
-        </w:rPr>
-        <w:t xml:space="preserve">StudentSubjectKind</w:t>
-      </w:r>
-    </w:p>
-    <w:p>
-      <w:pPr>
-        <w:rPr/>
-      </w:pPr>
-      <w:r>
-        <w:rPr>
-          <w:rtl w:val="0"/>
-        </w:rPr>
-        <w:t xml:space="preserve">SchoolObjectKind</w:t>
-      </w:r>
-    </w:p>
-    <w:p>
-      <w:pPr>
-        <w:rPr/>
-      </w:pPr>
-      <w:r>
-        <w:rPr>
-          <w:rtl w:val="0"/>
-        </w:rPr>
-        <w:t xml:space="preserve">StudentshipRelationshipPredicateKind</w:t>
-      </w:r>
-    </w:p>
-    <w:p>
-      <w:pPr>
-        <w:pStyle w:val="Heading3"/>
-        <w:rPr/>
-      </w:pPr>
-      <w:bookmarkStart w:colFirst="0" w:colLast="0" w:name="_fy1embkokoy9" w:id="161"/>
-      <w:bookmarkEnd w:id="161"/>
       <w:r>
         <w:rPr>
           <w:rtl w:val="0"/>
@@ -47441,8 +47505,8 @@
         <w:pStyle w:val="Heading3"/>
         <w:rPr/>
       </w:pPr>
-      <w:bookmarkStart w:colFirst="0" w:colLast="0" w:name="_11dl4mtqvpwm" w:id="162"/>
-      <w:bookmarkEnd w:id="162"/>
+      <w:bookmarkStart w:colFirst="0" w:colLast="0" w:name="_11dl4mtqvpwm" w:id="161"/>
+      <w:bookmarkEnd w:id="161"/>
       <w:r>
         <w:rPr>
           <w:rtl w:val="0"/>
@@ -47539,8 +47603,8 @@
         <w:spacing w:before="480" w:lineRule="auto"/>
         <w:rPr/>
       </w:pPr>
-      <w:bookmarkStart w:colFirst="0" w:colLast="0" w:name="_3cd1zlnjt3mb" w:id="163"/>
-      <w:bookmarkEnd w:id="163"/>
+      <w:bookmarkStart w:colFirst="0" w:colLast="0" w:name="_3cd1zlnjt3mb" w:id="162"/>
+      <w:bookmarkEnd w:id="162"/>
       <w:r>
         <w:rPr>
           <w:rtl w:val="0"/>
@@ -47796,8 +47860,8 @@
         <w:pStyle w:val="Heading3"/>
         <w:rPr/>
       </w:pPr>
-      <w:bookmarkStart w:colFirst="0" w:colLast="0" w:name="_ok7u9xftn9li" w:id="164"/>
-      <w:bookmarkEnd w:id="164"/>
+      <w:bookmarkStart w:colFirst="0" w:colLast="0" w:name="_ok7u9xftn9li" w:id="163"/>
+      <w:bookmarkEnd w:id="163"/>
       <w:r>
         <w:rPr>
           <w:rtl w:val="0"/>
@@ -47848,8 +47912,8 @@
         <w:pStyle w:val="Heading3"/>
         <w:rPr/>
       </w:pPr>
-      <w:bookmarkStart w:colFirst="0" w:colLast="0" w:name="_md5wbh9qxy3b" w:id="165"/>
-      <w:bookmarkEnd w:id="165"/>
+      <w:bookmarkStart w:colFirst="0" w:colLast="0" w:name="_md5wbh9qxy3b" w:id="164"/>
+      <w:bookmarkEnd w:id="164"/>
       <w:r>
         <w:rPr>
           <w:rtl w:val="0"/>
@@ -47978,8 +48042,8 @@
         <w:spacing w:before="480" w:lineRule="auto"/>
         <w:rPr/>
       </w:pPr>
-      <w:bookmarkStart w:colFirst="0" w:colLast="0" w:name="_mwl6ux7k204i" w:id="166"/>
-      <w:bookmarkEnd w:id="166"/>
+      <w:bookmarkStart w:colFirst="0" w:colLast="0" w:name="_mwl6ux7k204i" w:id="165"/>
+      <w:bookmarkEnd w:id="165"/>
       <w:r>
         <w:rPr>
           <w:rFonts w:ascii="Arial Unicode MS" w:cs="Arial Unicode MS" w:eastAsia="Arial Unicode MS" w:hAnsi="Arial Unicode MS"/>
@@ -48223,13 +48287,39 @@
         <w:pStyle w:val="Heading3"/>
         <w:rPr/>
       </w:pPr>
-      <w:bookmarkStart w:colFirst="0" w:colLast="0" w:name="_xkebn71bnzrh" w:id="167"/>
+      <w:bookmarkStart w:colFirst="0" w:colLast="0" w:name="_xkebn71bnzrh" w:id="166"/>
+      <w:bookmarkEnd w:id="166"/>
+      <w:r>
+        <w:rPr>
+          <w:rtl w:val="0"/>
+        </w:rPr>
+        <w:t xml:space="preserve">Aggregation</w:t>
+      </w:r>
+    </w:p>
+    <w:p>
+      <w:pPr>
+        <w:spacing w:after="240" w:before="240" w:lineRule="auto"/>
+        <w:rPr/>
+      </w:pPr>
+      <w:r>
+        <w:rPr>
+          <w:rtl w:val="0"/>
+        </w:rPr>
+        <w:t xml:space="preserve">Infer the different entity and relationship Kinds.</w:t>
+      </w:r>
+    </w:p>
+    <w:p>
+      <w:pPr>
+        <w:pStyle w:val="Heading3"/>
+        <w:rPr/>
+      </w:pPr>
+      <w:bookmarkStart w:colFirst="0" w:colLast="0" w:name="_jlpbw1i1f7wb" w:id="167"/>
       <w:bookmarkEnd w:id="167"/>
       <w:r>
         <w:rPr>
           <w:rtl w:val="0"/>
         </w:rPr>
-        <w:t xml:space="preserve">Aggregation</w:t>
+        <w:t xml:space="preserve">Alignment</w:t>
       </w:r>
     </w:p>
     <w:p>
@@ -48241,7 +48331,63 @@
         <w:rPr>
           <w:rtl w:val="0"/>
         </w:rPr>
-        <w:t xml:space="preserve">Infer the different entity and relationship Kinds.</w:t>
+        <w:t xml:space="preserve">Resolve:</w:t>
+      </w:r>
+    </w:p>
+    <w:p>
+      <w:pPr>
+        <w:rPr/>
+      </w:pPr>
+      <w:r>
+        <w:rPr>
+          <w:rtl w:val="0"/>
+        </w:rPr>
+        <w:t xml:space="preserve">Marketing.Lead.person</w:t>
+      </w:r>
+    </w:p>
+    <w:p>
+      <w:pPr>
+        <w:rPr/>
+      </w:pPr>
+      <w:r>
+        <w:rPr>
+          <w:rtl w:val="0"/>
+        </w:rPr>
+        <w:t xml:space="preserve">CRM.Customer.person</w:t>
+      </w:r>
+    </w:p>
+    <w:p>
+      <w:pPr>
+        <w:rPr/>
+      </w:pPr>
+      <w:r>
+        <w:rPr>
+          <w:rtl w:val="0"/>
+        </w:rPr>
+        <w:t xml:space="preserve">ERP.Contract.account</w:t>
+      </w:r>
+    </w:p>
+    <w:p>
+      <w:pPr>
+        <w:rPr/>
+      </w:pPr>
+      <w:r>
+        <w:rPr>
+          <w:rtl w:val="0"/>
+        </w:rPr>
+        <w:t xml:space="preserve">Support.Case.account</w:t>
+      </w:r>
+    </w:p>
+    <w:p>
+      <w:pPr>
+        <w:spacing w:after="240" w:before="240" w:lineRule="auto"/>
+        <w:rPr/>
+      </w:pPr>
+      <w:r>
+        <w:rPr>
+          <w:rtl w:val="0"/>
+        </w:rPr>
+        <w:t xml:space="preserve">into a coherent network of Resources.</w:t>
       </w:r>
     </w:p>
     <w:p>
@@ -48249,90 +48395,8 @@
         <w:pStyle w:val="Heading3"/>
         <w:rPr/>
       </w:pPr>
-      <w:bookmarkStart w:colFirst="0" w:colLast="0" w:name="_jlpbw1i1f7wb" w:id="168"/>
+      <w:bookmarkStart w:colFirst="0" w:colLast="0" w:name="_ny0dhm1tweck" w:id="168"/>
       <w:bookmarkEnd w:id="168"/>
-      <w:r>
-        <w:rPr>
-          <w:rtl w:val="0"/>
-        </w:rPr>
-        <w:t xml:space="preserve">Alignment</w:t>
-      </w:r>
-    </w:p>
-    <w:p>
-      <w:pPr>
-        <w:spacing w:after="240" w:before="240" w:lineRule="auto"/>
-        <w:rPr/>
-      </w:pPr>
-      <w:r>
-        <w:rPr>
-          <w:rtl w:val="0"/>
-        </w:rPr>
-        <w:t xml:space="preserve">Resolve:</w:t>
-      </w:r>
-    </w:p>
-    <w:p>
-      <w:pPr>
-        <w:rPr/>
-      </w:pPr>
-      <w:r>
-        <w:rPr>
-          <w:rtl w:val="0"/>
-        </w:rPr>
-        <w:t xml:space="preserve">Marketing.Lead.person</w:t>
-      </w:r>
-    </w:p>
-    <w:p>
-      <w:pPr>
-        <w:rPr/>
-      </w:pPr>
-      <w:r>
-        <w:rPr>
-          <w:rtl w:val="0"/>
-        </w:rPr>
-        <w:t xml:space="preserve">CRM.Customer.person</w:t>
-      </w:r>
-    </w:p>
-    <w:p>
-      <w:pPr>
-        <w:rPr/>
-      </w:pPr>
-      <w:r>
-        <w:rPr>
-          <w:rtl w:val="0"/>
-        </w:rPr>
-        <w:t xml:space="preserve">ERP.Contract.account</w:t>
-      </w:r>
-    </w:p>
-    <w:p>
-      <w:pPr>
-        <w:rPr/>
-      </w:pPr>
-      <w:r>
-        <w:rPr>
-          <w:rtl w:val="0"/>
-        </w:rPr>
-        <w:t xml:space="preserve">Support.Case.account</w:t>
-      </w:r>
-    </w:p>
-    <w:p>
-      <w:pPr>
-        <w:spacing w:after="240" w:before="240" w:lineRule="auto"/>
-        <w:rPr/>
-      </w:pPr>
-      <w:r>
-        <w:rPr>
-          <w:rtl w:val="0"/>
-        </w:rPr>
-        <w:t xml:space="preserve">into a coherent network of Resources.</w:t>
-      </w:r>
-    </w:p>
-    <w:p>
-      <w:pPr>
-        <w:pStyle w:val="Heading3"/>
-        <w:rPr/>
-      </w:pPr>
-      <w:bookmarkStart w:colFirst="0" w:colLast="0" w:name="_ny0dhm1tweck" w:id="169"/>
-      <w:bookmarkEnd w:id="169"/>
       <w:r>
         <w:rPr>
           <w:rtl w:val="0"/>
@@ -48419,8 +48483,8 @@
         <w:spacing w:before="480" w:lineRule="auto"/>
         <w:rPr/>
       </w:pPr>
-      <w:bookmarkStart w:colFirst="0" w:colLast="0" w:name="_gcugb5asdcpi" w:id="170"/>
-      <w:bookmarkEnd w:id="170"/>
+      <w:bookmarkStart w:colFirst="0" w:colLast="0" w:name="_gcugb5asdcpi" w:id="169"/>
+      <w:bookmarkEnd w:id="169"/>
       <w:r>
         <w:rPr>
           <w:rtl w:val="0"/>
@@ -48654,136 +48718,136 @@
         <w:pStyle w:val="Heading3"/>
         <w:rPr/>
       </w:pPr>
-      <w:bookmarkStart w:colFirst="0" w:colLast="0" w:name="_44sffs49w5ql" w:id="171"/>
+      <w:bookmarkStart w:colFirst="0" w:colLast="0" w:name="_44sffs49w5ql" w:id="170"/>
+      <w:bookmarkEnd w:id="170"/>
+      <w:r>
+        <w:rPr>
+          <w:rtl w:val="0"/>
+        </w:rPr>
+        <w:t xml:space="preserve">Alignment</w:t>
+      </w:r>
+    </w:p>
+    <w:p>
+      <w:pPr>
+        <w:spacing w:after="240" w:before="240" w:lineRule="auto"/>
+        <w:rPr/>
+      </w:pPr>
+      <w:r>
+        <w:rPr>
+          <w:rtl w:val="0"/>
+        </w:rPr>
+        <w:t xml:space="preserve">Structural matching could discover:</w:t>
+      </w:r>
+    </w:p>
+    <w:p>
+      <w:pPr>
+        <w:rPr/>
+      </w:pPr>
+      <w:r>
+        <w:rPr>
+          <w:rtl w:val="0"/>
+        </w:rPr>
+        <w:t xml:space="preserve">Sales.Customer</w:t>
+      </w:r>
+    </w:p>
+    <w:p>
+      <w:pPr>
+        <w:rPr/>
+      </w:pPr>
+      <w:r>
+        <w:rPr>
+          <w:rFonts w:ascii="Arial Unicode MS" w:cs="Arial Unicode MS" w:eastAsia="Arial Unicode MS" w:hAnsi="Arial Unicode MS"/>
+          <w:rtl w:val="0"/>
+        </w:rPr>
+        <w:t xml:space="preserve">      ≈</w:t>
+      </w:r>
+    </w:p>
+    <w:p>
+      <w:pPr>
+        <w:rPr/>
+      </w:pPr>
+      <w:r>
+        <w:rPr>
+          <w:rtl w:val="0"/>
+        </w:rPr>
+        <w:t xml:space="preserve">Billing.Account</w:t>
+      </w:r>
+    </w:p>
+    <w:p>
+      <w:pPr>
+        <w:rPr/>
+      </w:pPr>
+      <w:r>
+        <w:rPr>
+          <w:rFonts w:ascii="Arial Unicode MS" w:cs="Arial Unicode MS" w:eastAsia="Arial Unicode MS" w:hAnsi="Arial Unicode MS"/>
+          <w:rtl w:val="0"/>
+        </w:rPr>
+        <w:t xml:space="preserve">      ≈</w:t>
+      </w:r>
+    </w:p>
+    <w:p>
+      <w:pPr>
+        <w:rPr/>
+      </w:pPr>
+      <w:r>
+        <w:rPr>
+          <w:rtl w:val="0"/>
+        </w:rPr>
+        <w:t xml:space="preserve">Payments.Account</w:t>
+      </w:r>
+    </w:p>
+    <w:p>
+      <w:pPr>
+        <w:spacing w:after="240" w:before="240" w:lineRule="auto"/>
+        <w:rPr/>
+      </w:pPr>
+      <w:r>
+        <w:rPr>
+          <w:rtl w:val="0"/>
+        </w:rPr>
+        <w:t xml:space="preserve">and dimensional relationships between:</w:t>
+      </w:r>
+    </w:p>
+    <w:p>
+      <w:pPr>
+        <w:rPr/>
+      </w:pPr>
+      <w:r>
+        <w:rPr>
+          <w:rtl w:val="0"/>
+        </w:rPr>
+        <w:t xml:space="preserve">OrderTotal</w:t>
+      </w:r>
+    </w:p>
+    <w:p>
+      <w:pPr>
+        <w:rPr/>
+      </w:pPr>
+      <w:r>
+        <w:rPr>
+          <w:rtl w:val="0"/>
+        </w:rPr>
+        <w:t xml:space="preserve">InvoiceTotal</w:t>
+      </w:r>
+    </w:p>
+    <w:p>
+      <w:pPr>
+        <w:rPr/>
+      </w:pPr>
+      <w:r>
+        <w:rPr>
+          <w:rtl w:val="0"/>
+        </w:rPr>
+        <w:t xml:space="preserve">PaymentAmount</w:t>
+      </w:r>
+    </w:p>
+    <w:p>
+      <w:pPr>
+        <w:pStyle w:val="Heading3"/>
+        <w:rPr/>
+      </w:pPr>
+      <w:bookmarkStart w:colFirst="0" w:colLast="0" w:name="_qhpi2zn7o6dw" w:id="171"/>
       <w:bookmarkEnd w:id="171"/>
-      <w:r>
-        <w:rPr>
-          <w:rtl w:val="0"/>
-        </w:rPr>
-        <w:t xml:space="preserve">Alignment</w:t>
-      </w:r>
-    </w:p>
-    <w:p>
-      <w:pPr>
-        <w:spacing w:after="240" w:before="240" w:lineRule="auto"/>
-        <w:rPr/>
-      </w:pPr>
-      <w:r>
-        <w:rPr>
-          <w:rtl w:val="0"/>
-        </w:rPr>
-        <w:t xml:space="preserve">Structural matching could discover:</w:t>
-      </w:r>
-    </w:p>
-    <w:p>
-      <w:pPr>
-        <w:rPr/>
-      </w:pPr>
-      <w:r>
-        <w:rPr>
-          <w:rtl w:val="0"/>
-        </w:rPr>
-        <w:t xml:space="preserve">Sales.Customer</w:t>
-      </w:r>
-    </w:p>
-    <w:p>
-      <w:pPr>
-        <w:rPr/>
-      </w:pPr>
-      <w:r>
-        <w:rPr>
-          <w:rFonts w:ascii="Arial Unicode MS" w:cs="Arial Unicode MS" w:eastAsia="Arial Unicode MS" w:hAnsi="Arial Unicode MS"/>
-          <w:rtl w:val="0"/>
-        </w:rPr>
-        <w:t xml:space="preserve">      ≈</w:t>
-      </w:r>
-    </w:p>
-    <w:p>
-      <w:pPr>
-        <w:rPr/>
-      </w:pPr>
-      <w:r>
-        <w:rPr>
-          <w:rtl w:val="0"/>
-        </w:rPr>
-        <w:t xml:space="preserve">Billing.Account</w:t>
-      </w:r>
-    </w:p>
-    <w:p>
-      <w:pPr>
-        <w:rPr/>
-      </w:pPr>
-      <w:r>
-        <w:rPr>
-          <w:rFonts w:ascii="Arial Unicode MS" w:cs="Arial Unicode MS" w:eastAsia="Arial Unicode MS" w:hAnsi="Arial Unicode MS"/>
-          <w:rtl w:val="0"/>
-        </w:rPr>
-        <w:t xml:space="preserve">      ≈</w:t>
-      </w:r>
-    </w:p>
-    <w:p>
-      <w:pPr>
-        <w:rPr/>
-      </w:pPr>
-      <w:r>
-        <w:rPr>
-          <w:rtl w:val="0"/>
-        </w:rPr>
-        <w:t xml:space="preserve">Payments.Account</w:t>
-      </w:r>
-    </w:p>
-    <w:p>
-      <w:pPr>
-        <w:spacing w:after="240" w:before="240" w:lineRule="auto"/>
-        <w:rPr/>
-      </w:pPr>
-      <w:r>
-        <w:rPr>
-          <w:rtl w:val="0"/>
-        </w:rPr>
-        <w:t xml:space="preserve">and dimensional relationships between:</w:t>
-      </w:r>
-    </w:p>
-    <w:p>
-      <w:pPr>
-        <w:rPr/>
-      </w:pPr>
-      <w:r>
-        <w:rPr>
-          <w:rtl w:val="0"/>
-        </w:rPr>
-        <w:t xml:space="preserve">OrderTotal</w:t>
-      </w:r>
-    </w:p>
-    <w:p>
-      <w:pPr>
-        <w:rPr/>
-      </w:pPr>
-      <w:r>
-        <w:rPr>
-          <w:rtl w:val="0"/>
-        </w:rPr>
-        <w:t xml:space="preserve">InvoiceTotal</w:t>
-      </w:r>
-    </w:p>
-    <w:p>
-      <w:pPr>
-        <w:rPr/>
-      </w:pPr>
-      <w:r>
-        <w:rPr>
-          <w:rtl w:val="0"/>
-        </w:rPr>
-        <w:t xml:space="preserve">PaymentAmount</w:t>
-      </w:r>
-    </w:p>
-    <w:p>
-      <w:pPr>
-        <w:pStyle w:val="Heading3"/>
-        <w:rPr/>
-      </w:pPr>
-      <w:bookmarkStart w:colFirst="0" w:colLast="0" w:name="_qhpi2zn7o6dw" w:id="172"/>
-      <w:bookmarkEnd w:id="172"/>
       <w:r>
         <w:rPr>
           <w:rtl w:val="0"/>
@@ -48882,8 +48946,8 @@
         <w:spacing w:before="480" w:lineRule="auto"/>
         <w:rPr/>
       </w:pPr>
-      <w:bookmarkStart w:colFirst="0" w:colLast="0" w:name="_p4txiq8jdkmr" w:id="173"/>
-      <w:bookmarkEnd w:id="173"/>
+      <w:bookmarkStart w:colFirst="0" w:colLast="0" w:name="_p4txiq8jdkmr" w:id="172"/>
+      <w:bookmarkEnd w:id="172"/>
       <w:r>
         <w:rPr>
           <w:rtl w:val="0"/>
@@ -49272,8 +49336,8 @@
         <w:spacing w:before="480" w:lineRule="auto"/>
         <w:rPr/>
       </w:pPr>
-      <w:bookmarkStart w:colFirst="0" w:colLast="0" w:name="_xdcsq6gmmuc8" w:id="174"/>
-      <w:bookmarkEnd w:id="174"/>
+      <w:bookmarkStart w:colFirst="0" w:colLast="0" w:name="_xdcsq6gmmuc8" w:id="173"/>
+      <w:bookmarkEnd w:id="173"/>
       <w:r>
         <w:rPr>
           <w:rtl w:val="0"/>
@@ -49685,8 +49749,8 @@
         <w:spacing w:before="480" w:lineRule="auto"/>
         <w:rPr/>
       </w:pPr>
-      <w:bookmarkStart w:colFirst="0" w:colLast="0" w:name="_bnoshdx80fhu" w:id="175"/>
-      <w:bookmarkEnd w:id="175"/>
+      <w:bookmarkStart w:colFirst="0" w:colLast="0" w:name="_bnoshdx80fhu" w:id="174"/>
+      <w:bookmarkEnd w:id="174"/>
       <w:r>
         <w:rPr>
           <w:rtl w:val="0"/>
@@ -50244,8 +50308,8 @@
         <w:pStyle w:val="Heading1"/>
         <w:rPr/>
       </w:pPr>
-      <w:bookmarkStart w:colFirst="0" w:colLast="0" w:name="_jdvmq35eeewy" w:id="176"/>
-      <w:bookmarkEnd w:id="176"/>
+      <w:bookmarkStart w:colFirst="0" w:colLast="0" w:name="_jdvmq35eeewy" w:id="175"/>
+      <w:bookmarkEnd w:id="175"/>
       <w:r>
         <w:rPr>
           <w:rtl w:val="0"/>
@@ -50279,8 +50343,8 @@
         <w:pStyle w:val="Heading1"/>
         <w:rPr/>
       </w:pPr>
-      <w:bookmarkStart w:colFirst="0" w:colLast="0" w:name="_3nbynh82z9vn" w:id="177"/>
-      <w:bookmarkEnd w:id="177"/>
+      <w:bookmarkStart w:colFirst="0" w:colLast="0" w:name="_3nbynh82z9vn" w:id="176"/>
+      <w:bookmarkEnd w:id="176"/>
       <w:r>
         <w:rPr>
           <w:rtl w:val="0"/>

--- a/Spec.docx
+++ b/Spec.docx
@@ -157,7 +157,7 @@
     </w:p>
     <w:sdt>
       <w:sdtPr>
-        <w:id w:val="156464877"/>
+        <w:id w:val="65661516"/>
         <w:docPartObj>
           <w:docPartGallery w:val="Table of Contents"/>
           <w:docPartUnique w:val="1"/>
@@ -13903,6 +13903,533 @@
     </w:p>
     <w:p>
       <w:pPr>
+        <w:rPr/>
+      </w:pPr>
+      <w:r>
+        <w:rPr>
+          <w:rtl w:val="0"/>
+        </w:rPr>
+      </w:r>
+    </w:p>
+    <w:p>
+      <w:pPr>
+        <w:rPr/>
+      </w:pPr>
+      <w:r>
+        <w:rPr>
+          <w:rtl w:val="0"/>
+        </w:rPr>
+        <w:t xml:space="preserve">TODO:</w:t>
+      </w:r>
+    </w:p>
+    <w:p>
+      <w:pPr>
+        <w:rPr/>
+      </w:pPr>
+      <w:r>
+        <w:rPr>
+          <w:rtl w:val="0"/>
+        </w:rPr>
+      </w:r>
+    </w:p>
+    <w:p>
+      <w:pPr>
+        <w:rPr>
+          <w:color w:val="222222"/>
+        </w:rPr>
+      </w:pPr>
+      <w:r>
+        <w:rPr>
+          <w:color w:val="222222"/>
+          <w:rtl w:val="0"/>
+        </w:rPr>
+        <w:t xml:space="preserve">What layers consumes / produces and how apply, merge, fold, unfold performs on each layer (layer / Graph methods).</w:t>
+      </w:r>
+    </w:p>
+    <w:p>
+      <w:pPr>
+        <w:shd w:fill="ffffff" w:val="clear"/>
+        <w:rPr>
+          <w:color w:val="222222"/>
+        </w:rPr>
+      </w:pPr>
+      <w:r>
+        <w:rPr>
+          <w:rtl w:val="0"/>
+        </w:rPr>
+      </w:r>
+    </w:p>
+    <w:p>
+      <w:pPr>
+        <w:shd w:fill="ffffff" w:val="clear"/>
+        <w:rPr>
+          <w:color w:val="222222"/>
+        </w:rPr>
+      </w:pPr>
+      <w:r>
+        <w:rPr>
+          <w:color w:val="222222"/>
+          <w:rtl w:val="0"/>
+        </w:rPr>
+        <w:t xml:space="preserve">Aggregation produces:</w:t>
+      </w:r>
+    </w:p>
+    <w:p>
+      <w:pPr>
+        <w:shd w:fill="ffffff" w:val="clear"/>
+        <w:rPr>
+          <w:color w:val="222222"/>
+        </w:rPr>
+      </w:pPr>
+      <w:r>
+        <w:rPr>
+          <w:color w:val="222222"/>
+          <w:rtl w:val="0"/>
+        </w:rPr>
+        <w:t xml:space="preserve">. (CK, S, P, O)</w:t>
+      </w:r>
+    </w:p>
+    <w:p>
+      <w:pPr>
+        <w:shd w:fill="ffffff" w:val="clear"/>
+        <w:rPr>
+          <w:color w:val="222222"/>
+        </w:rPr>
+      </w:pPr>
+      <w:r>
+        <w:rPr>
+          <w:color w:val="222222"/>
+          <w:rtl w:val="0"/>
+        </w:rPr>
+        <w:t xml:space="preserve">. Attribute / Instance? : (Class, Instance, Attribute, Value) : DOM</w:t>
+      </w:r>
+    </w:p>
+    <w:p>
+      <w:pPr>
+        <w:shd w:fill="ffffff" w:val="clear"/>
+        <w:rPr>
+          <w:color w:val="222222"/>
+        </w:rPr>
+      </w:pPr>
+      <w:r>
+        <w:rPr>
+          <w:color w:val="222222"/>
+          <w:rtl w:val="0"/>
+        </w:rPr>
+        <w:t xml:space="preserve">. Until Attribute / Instance? definition (Classes). Instance Containment / Order (occurrence state / temporal? parts) hierarchies.</w:t>
+      </w:r>
+    </w:p>
+    <w:p>
+      <w:pPr>
+        <w:shd w:fill="ffffff" w:val="clear"/>
+        <w:rPr>
+          <w:color w:val="222222"/>
+        </w:rPr>
+      </w:pPr>
+      <w:r>
+        <w:rPr>
+          <w:rtl w:val="0"/>
+        </w:rPr>
+      </w:r>
+    </w:p>
+    <w:p>
+      <w:pPr>
+        <w:shd w:fill="ffffff" w:val="clear"/>
+        <w:rPr>
+          <w:color w:val="222222"/>
+        </w:rPr>
+      </w:pPr>
+      <w:r>
+        <w:rPr>
+          <w:color w:val="222222"/>
+          <w:rtl w:val="0"/>
+        </w:rPr>
+        <w:t xml:space="preserve">Alignment produces:</w:t>
+      </w:r>
+    </w:p>
+    <w:p>
+      <w:pPr>
+        <w:shd w:fill="ffffff" w:val="clear"/>
+        <w:rPr>
+          <w:color w:val="222222"/>
+        </w:rPr>
+      </w:pPr>
+      <w:r>
+        <w:rPr>
+          <w:color w:val="222222"/>
+          <w:rtl w:val="0"/>
+        </w:rPr>
+        <w:t xml:space="preserve">. (CK, SK, PK, OK)</w:t>
+      </w:r>
+    </w:p>
+    <w:p>
+      <w:pPr>
+        <w:shd w:fill="ffffff" w:val="clear"/>
+        <w:rPr>
+          <w:color w:val="222222"/>
+        </w:rPr>
+      </w:pPr>
+      <w:r>
+        <w:rPr>
+          <w:color w:val="222222"/>
+          <w:rtl w:val="0"/>
+        </w:rPr>
+        <w:t xml:space="preserve">. Axis / Fact? : (Dimension, Fact / MeasurementValue, Axis, AxisValue) : Dimensional Alignment</w:t>
+      </w:r>
+    </w:p>
+    <w:p>
+      <w:pPr>
+        <w:shd w:fill="ffffff" w:val="clear"/>
+        <w:rPr>
+          <w:color w:val="222222"/>
+        </w:rPr>
+      </w:pPr>
+      <w:r>
+        <w:rPr>
+          <w:color w:val="222222"/>
+          <w:rtl w:val="0"/>
+        </w:rPr>
+        <w:t xml:space="preserve">. Facts table with dimensions tables FKs. Graph / Quad Statements encoding.</w:t>
+      </w:r>
+    </w:p>
+    <w:p>
+      <w:pPr>
+        <w:shd w:fill="ffffff" w:val="clear"/>
+        <w:rPr>
+          <w:color w:val="222222"/>
+        </w:rPr>
+      </w:pPr>
+      <w:r>
+        <w:rPr>
+          <w:color w:val="222222"/>
+          <w:rtl w:val="0"/>
+        </w:rPr>
+        <w:t xml:space="preserve">. Until Axis / Fact? definition (Dimension). Facts Containment / Order hierarchies.</w:t>
+      </w:r>
+    </w:p>
+    <w:p>
+      <w:pPr>
+        <w:shd w:fill="ffffff" w:val="clear"/>
+        <w:rPr>
+          <w:color w:val="222222"/>
+        </w:rPr>
+      </w:pPr>
+      <w:r>
+        <w:rPr>
+          <w:color w:val="222222"/>
+          <w:rtl w:val="0"/>
+        </w:rPr>
+        <w:t xml:space="preserve">. Ontology matching, links / attributes prediction: Same Fact value for same Axis different AxisValues (PK).</w:t>
+      </w:r>
+    </w:p>
+    <w:p>
+      <w:pPr>
+        <w:shd w:fill="ffffff" w:val="clear"/>
+        <w:rPr>
+          <w:color w:val="222222"/>
+        </w:rPr>
+      </w:pPr>
+      <w:r>
+        <w:rPr>
+          <w:rtl w:val="0"/>
+        </w:rPr>
+      </w:r>
+    </w:p>
+    <w:p>
+      <w:pPr>
+        <w:shd w:fill="ffffff" w:val="clear"/>
+        <w:rPr>
+          <w:color w:val="222222"/>
+        </w:rPr>
+      </w:pPr>
+      <w:r>
+        <w:rPr>
+          <w:color w:val="222222"/>
+          <w:rtl w:val="0"/>
+        </w:rPr>
+        <w:t xml:space="preserve">Activation produces:</w:t>
+      </w:r>
+    </w:p>
+    <w:p>
+      <w:pPr>
+        <w:shd w:fill="ffffff" w:val="clear"/>
+        <w:rPr>
+          <w:color w:val="222222"/>
+        </w:rPr>
+      </w:pPr>
+      <w:r>
+        <w:rPr>
+          <w:color w:val="222222"/>
+          <w:rtl w:val="0"/>
+        </w:rPr>
+        <w:t xml:space="preserve">. Interaction / Role? : (Context, Role, Interaction, Actor / RoleState) : DCI</w:t>
+      </w:r>
+    </w:p>
+    <w:p>
+      <w:pPr>
+        <w:shd w:fill="ffffff" w:val="clear"/>
+        <w:rPr>
+          <w:color w:val="222222"/>
+        </w:rPr>
+      </w:pPr>
+      <w:r>
+        <w:rPr>
+          <w:color w:val="222222"/>
+          <w:rtl w:val="0"/>
+        </w:rPr>
+        <w:t xml:space="preserve">. Until Interaction / Role? definition (Contexts / use cases). Containment / Order (contexts interaction roles) hierarchies.</w:t>
+      </w:r>
+    </w:p>
+    <w:p>
+      <w:pPr>
+        <w:shd w:fill="ffffff" w:val="clear"/>
+        <w:rPr>
+          <w:color w:val="222222"/>
+        </w:rPr>
+      </w:pPr>
+      <w:r>
+        <w:rPr>
+          <w:rtl w:val="0"/>
+        </w:rPr>
+      </w:r>
+    </w:p>
+    <w:p>
+      <w:pPr>
+        <w:shd w:fill="ffffff" w:val="clear"/>
+        <w:rPr>
+          <w:color w:val="222222"/>
+        </w:rPr>
+      </w:pPr>
+      <w:r>
+        <w:rPr>
+          <w:color w:val="222222"/>
+          <w:rtl w:val="0"/>
+        </w:rPr>
+        <w:t xml:space="preserve">Instance, Fact, Role reified Containment Statements Occurrences points to the "parent" (containing) Dimensional Containment Statement.</w:t>
+      </w:r>
+    </w:p>
+    <w:p>
+      <w:pPr>
+        <w:shd w:fill="ffffff" w:val="clear"/>
+        <w:rPr>
+          <w:color w:val="222222"/>
+        </w:rPr>
+      </w:pPr>
+      <w:r>
+        <w:rPr>
+          <w:rtl w:val="0"/>
+        </w:rPr>
+      </w:r>
+    </w:p>
+    <w:p>
+      <w:pPr>
+        <w:shd w:fill="ffffff" w:val="clear"/>
+        <w:rPr>
+          <w:color w:val="222222"/>
+        </w:rPr>
+      </w:pPr>
+      <w:r>
+        <w:rPr>
+          <w:color w:val="222222"/>
+          <w:rtl w:val="0"/>
+        </w:rPr>
+        <w:t xml:space="preserve">Kind Resource Occurrence: Meta Kind.</w:t>
+      </w:r>
+    </w:p>
+    <w:p>
+      <w:pPr>
+        <w:shd w:fill="ffffff" w:val="clear"/>
+        <w:rPr>
+          <w:color w:val="222222"/>
+        </w:rPr>
+      </w:pPr>
+      <w:r>
+        <w:rPr>
+          <w:rtl w:val="0"/>
+        </w:rPr>
+      </w:r>
+    </w:p>
+    <w:p>
+      <w:pPr>
+        <w:shd w:fill="ffffff" w:val="clear"/>
+        <w:rPr>
+          <w:color w:val="222222"/>
+        </w:rPr>
+      </w:pPr>
+      <w:r>
+        <w:rPr>
+          <w:color w:val="222222"/>
+          <w:rtl w:val="0"/>
+        </w:rPr>
+        <w:t xml:space="preserve">Kind super / sub Kind (type / state) traversal.</w:t>
+      </w:r>
+    </w:p>
+    <w:p>
+      <w:pPr>
+        <w:shd w:fill="ffffff" w:val="clear"/>
+        <w:rPr>
+          <w:color w:val="222222"/>
+        </w:rPr>
+      </w:pPr>
+      <w:r>
+        <w:rPr>
+          <w:rtl w:val="0"/>
+        </w:rPr>
+      </w:r>
+    </w:p>
+    <w:p>
+      <w:pPr>
+        <w:shd w:fill="ffffff" w:val="clear"/>
+        <w:rPr>
+          <w:color w:val="222222"/>
+        </w:rPr>
+      </w:pPr>
+      <w:r>
+        <w:rPr>
+          <w:color w:val="222222"/>
+          <w:rtl w:val="0"/>
+        </w:rPr>
+        <w:t xml:space="preserve">Execution Pipeline Stream:</w:t>
+      </w:r>
+    </w:p>
+    <w:p>
+      <w:pPr>
+        <w:shd w:fill="ffffff" w:val="clear"/>
+        <w:rPr>
+          <w:color w:val="222222"/>
+        </w:rPr>
+      </w:pPr>
+      <w:r>
+        <w:rPr>
+          <w:color w:val="222222"/>
+          <w:rtl w:val="0"/>
+        </w:rPr>
+        <w:t xml:space="preserve">. Kind Functional &amp; Kinds Application.</w:t>
+      </w:r>
+    </w:p>
+    <w:p>
+      <w:pPr>
+        <w:shd w:fill="ffffff" w:val="clear"/>
+        <w:rPr>
+          <w:color w:val="222222"/>
+        </w:rPr>
+      </w:pPr>
+      <w:r>
+        <w:rPr>
+          <w:color w:val="222222"/>
+          <w:rtl w:val="0"/>
+        </w:rPr>
+        <w:t xml:space="preserve">. Graph (Statements[]): Merge (Kinds Aggregation), Fold, Unfold : Statements[]. By means of Kind Functional and Kinds / Resources Application.</w:t>
+      </w:r>
+    </w:p>
+    <w:p>
+      <w:pPr>
+        <w:shd w:fill="ffffff" w:val="clear"/>
+        <w:rPr>
+          <w:color w:val="222222"/>
+        </w:rPr>
+      </w:pPr>
+      <w:r>
+        <w:rPr>
+          <w:rtl w:val="0"/>
+        </w:rPr>
+      </w:r>
+    </w:p>
+    <w:p>
+      <w:pPr>
+        <w:shd w:fill="ffffff" w:val="clear"/>
+        <w:rPr>
+          <w:color w:val="222222"/>
+        </w:rPr>
+      </w:pPr>
+      <w:r>
+        <w:rPr>
+          <w:color w:val="222222"/>
+          <w:rtl w:val="0"/>
+        </w:rPr>
+        <w:t xml:space="preserve">Kinds Aggregation, Apply, Merge. Fold / Unfold of (in Augmentation layers):</w:t>
+      </w:r>
+    </w:p>
+    <w:p>
+      <w:pPr>
+        <w:shd w:fill="ffffff" w:val="clear"/>
+        <w:rPr>
+          <w:color w:val="222222"/>
+        </w:rPr>
+      </w:pPr>
+      <w:r>
+        <w:rPr>
+          <w:color w:val="222222"/>
+          <w:rtl w:val="0"/>
+        </w:rPr>
+        <w:t xml:space="preserve">. Resources</w:t>
+      </w:r>
+    </w:p>
+    <w:p>
+      <w:pPr>
+        <w:shd w:fill="ffffff" w:val="clear"/>
+        <w:rPr>
+          <w:color w:val="222222"/>
+        </w:rPr>
+      </w:pPr>
+      <w:r>
+        <w:rPr>
+          <w:color w:val="222222"/>
+          <w:rtl w:val="0"/>
+        </w:rPr>
+        <w:t xml:space="preserve">. Occurrences</w:t>
+      </w:r>
+    </w:p>
+    <w:p>
+      <w:pPr>
+        <w:shd w:fill="ffffff" w:val="clear"/>
+        <w:rPr>
+          <w:color w:val="222222"/>
+        </w:rPr>
+      </w:pPr>
+      <w:r>
+        <w:rPr>
+          <w:color w:val="222222"/>
+          <w:rtl w:val="0"/>
+        </w:rPr>
+        <w:t xml:space="preserve">. Statements</w:t>
+      </w:r>
+    </w:p>
+    <w:p>
+      <w:pPr>
+        <w:shd w:fill="ffffff" w:val="clear"/>
+        <w:rPr>
+          <w:color w:val="222222"/>
+        </w:rPr>
+      </w:pPr>
+      <w:r>
+        <w:rPr>
+          <w:color w:val="222222"/>
+          <w:rtl w:val="0"/>
+        </w:rPr>
+        <w:t xml:space="preserve">. SPOs</w:t>
+      </w:r>
+    </w:p>
+    <w:p>
+      <w:pPr>
+        <w:shd w:fill="ffffff" w:val="clear"/>
+        <w:rPr/>
+      </w:pPr>
+      <w:r>
+        <w:rPr>
+          <w:color w:val="222222"/>
+          <w:rtl w:val="0"/>
+        </w:rPr>
+        <w:t xml:space="preserve">. Kinds</w:t>
+      </w:r>
+      <w:r>
+        <w:rPr>
+          <w:rtl w:val="0"/>
+        </w:rPr>
+      </w:r>
+    </w:p>
+    <w:p>
+      <w:pPr>
         <w:pStyle w:val="Heading2"/>
         <w:rPr/>
       </w:pPr>
@@ -15784,6 +16311,104 @@
     </w:p>
     <w:p>
       <w:pPr>
+        <w:rPr/>
+      </w:pPr>
+      <w:r>
+        <w:rPr>
+          <w:rtl w:val="0"/>
+        </w:rPr>
+      </w:r>
+    </w:p>
+    <w:p>
+      <w:pPr>
+        <w:shd w:fill="ffffff" w:val="clear"/>
+        <w:rPr>
+          <w:color w:val="222222"/>
+        </w:rPr>
+      </w:pPr>
+      <w:r>
+        <w:rPr>
+          <w:color w:val="222222"/>
+          <w:rtl w:val="0"/>
+        </w:rPr>
+        <w:t xml:space="preserve">Aggregation produces:</w:t>
+      </w:r>
+    </w:p>
+    <w:p>
+      <w:pPr>
+        <w:shd w:fill="ffffff" w:val="clear"/>
+        <w:rPr>
+          <w:color w:val="222222"/>
+        </w:rPr>
+      </w:pPr>
+      <w:r>
+        <w:rPr>
+          <w:color w:val="222222"/>
+          <w:rtl w:val="0"/>
+        </w:rPr>
+        <w:t xml:space="preserve">. (CK, S, P, O)</w:t>
+      </w:r>
+    </w:p>
+    <w:p>
+      <w:pPr>
+        <w:shd w:fill="ffffff" w:val="clear"/>
+        <w:rPr>
+          <w:color w:val="222222"/>
+        </w:rPr>
+      </w:pPr>
+      <w:r>
+        <w:rPr>
+          <w:color w:val="222222"/>
+          <w:rtl w:val="0"/>
+        </w:rPr>
+        <w:t xml:space="preserve">. Attribute / Instance? : (Class, Instance, Attribute, Value) : DOM</w:t>
+      </w:r>
+    </w:p>
+    <w:p>
+      <w:pPr>
+        <w:shd w:fill="ffffff" w:val="clear"/>
+        <w:rPr>
+          <w:color w:val="222222"/>
+        </w:rPr>
+      </w:pPr>
+      <w:r>
+        <w:rPr>
+          <w:color w:val="222222"/>
+          <w:rtl w:val="0"/>
+        </w:rPr>
+        <w:t xml:space="preserve">. Until Attribute / Instance? definition (Classes). Instance Containment / Order (occurrence state / temporal? parts) hierarchies.</w:t>
+      </w:r>
+    </w:p>
+    <w:p>
+      <w:pPr>
+        <w:shd w:fill="ffffff" w:val="clear"/>
+        <w:rPr>
+          <w:color w:val="222222"/>
+        </w:rPr>
+      </w:pPr>
+      <w:r>
+        <w:rPr>
+          <w:rtl w:val="0"/>
+        </w:rPr>
+      </w:r>
+    </w:p>
+    <w:p>
+      <w:pPr>
+        <w:shd w:fill="ffffff" w:val="clear"/>
+        <w:rPr>
+          <w:color w:val="222222"/>
+        </w:rPr>
+      </w:pPr>
+      <w:r>
+        <w:rPr>
+          <w:color w:val="222222"/>
+          <w:rtl w:val="0"/>
+        </w:rPr>
+        <w:t xml:space="preserve">TODO.</w:t>
+      </w:r>
+    </w:p>
+    <w:p>
+      <w:pPr>
         <w:pStyle w:val="Heading4"/>
         <w:rPr/>
       </w:pPr>
@@ -15882,6 +16507,140 @@
     </w:p>
     <w:p>
       <w:pPr>
+        <w:shd w:fill="ffffff" w:val="clear"/>
+        <w:rPr>
+          <w:color w:val="222222"/>
+        </w:rPr>
+      </w:pPr>
+      <w:r>
+        <w:rPr>
+          <w:rtl w:val="0"/>
+        </w:rPr>
+      </w:r>
+    </w:p>
+    <w:p>
+      <w:pPr>
+        <w:shd w:fill="ffffff" w:val="clear"/>
+        <w:rPr>
+          <w:color w:val="222222"/>
+        </w:rPr>
+      </w:pPr>
+      <w:r>
+        <w:rPr>
+          <w:color w:val="222222"/>
+          <w:rtl w:val="0"/>
+        </w:rPr>
+        <w:t xml:space="preserve">Alignment produces:</w:t>
+      </w:r>
+    </w:p>
+    <w:p>
+      <w:pPr>
+        <w:shd w:fill="ffffff" w:val="clear"/>
+        <w:rPr>
+          <w:color w:val="222222"/>
+        </w:rPr>
+      </w:pPr>
+      <w:r>
+        <w:rPr>
+          <w:color w:val="222222"/>
+          <w:rtl w:val="0"/>
+        </w:rPr>
+        <w:t xml:space="preserve">. (CK, SK, PK, OK)</w:t>
+      </w:r>
+    </w:p>
+    <w:p>
+      <w:pPr>
+        <w:shd w:fill="ffffff" w:val="clear"/>
+        <w:rPr>
+          <w:color w:val="222222"/>
+        </w:rPr>
+      </w:pPr>
+      <w:r>
+        <w:rPr>
+          <w:color w:val="222222"/>
+          <w:rtl w:val="0"/>
+        </w:rPr>
+        <w:t xml:space="preserve">. Axis / Fact? : (Dimension, Fact / MeasurementValue, Axis, AxisValue) : Dimensional Alignment</w:t>
+      </w:r>
+    </w:p>
+    <w:p>
+      <w:pPr>
+        <w:shd w:fill="ffffff" w:val="clear"/>
+        <w:rPr>
+          <w:color w:val="222222"/>
+        </w:rPr>
+      </w:pPr>
+      <w:r>
+        <w:rPr>
+          <w:color w:val="222222"/>
+          <w:rtl w:val="0"/>
+        </w:rPr>
+        <w:t xml:space="preserve">. Facts table with dimensions tables FKs. Graph / Quad Statements encoding.</w:t>
+      </w:r>
+    </w:p>
+    <w:p>
+      <w:pPr>
+        <w:shd w:fill="ffffff" w:val="clear"/>
+        <w:rPr>
+          <w:color w:val="222222"/>
+        </w:rPr>
+      </w:pPr>
+      <w:r>
+        <w:rPr>
+          <w:color w:val="222222"/>
+          <w:rtl w:val="0"/>
+        </w:rPr>
+        <w:t xml:space="preserve">. Until Axis / Fact? definition (Dimension). Facts Containment / Order hierarchies.</w:t>
+      </w:r>
+    </w:p>
+    <w:p>
+      <w:pPr>
+        <w:shd w:fill="ffffff" w:val="clear"/>
+        <w:rPr/>
+      </w:pPr>
+      <w:r>
+        <w:rPr>
+          <w:color w:val="222222"/>
+          <w:rtl w:val="0"/>
+        </w:rPr>
+        <w:t xml:space="preserve">. Ontology matching, links / attributes prediction: Same Fact value for same Axis different AxisValues (PK).</w:t>
+      </w:r>
+      <w:r>
+        <w:rPr>
+          <w:rtl w:val="0"/>
+        </w:rPr>
+      </w:r>
+    </w:p>
+    <w:p>
+      <w:pPr>
+        <w:shd w:fill="ffffff" w:val="clear"/>
+        <w:rPr/>
+      </w:pPr>
+      <w:r>
+        <w:rPr>
+          <w:rtl w:val="0"/>
+        </w:rPr>
+      </w:r>
+    </w:p>
+    <w:p>
+      <w:pPr>
+        <w:shd w:fill="ffffff" w:val="clear"/>
+        <w:rPr/>
+      </w:pPr>
+      <w:r>
+        <w:rPr>
+          <w:rtl w:val="0"/>
+        </w:rPr>
+        <w:t xml:space="preserve">TODO.</w:t>
+      </w:r>
+      <w:r>
+        <w:rPr>
+          <w:rtl w:val="0"/>
+        </w:rPr>
+      </w:r>
+    </w:p>
+    <w:p>
+      <w:pPr>
         <w:pStyle w:val="Heading4"/>
         <w:rPr/>
       </w:pPr>
@@ -15976,6 +16735,92 @@
           <w:rtl w:val="0"/>
         </w:rPr>
         <w:t xml:space="preserve">Knowledge Layer. DCI Contexts, Roles, Actors, Interactions.</w:t>
+      </w:r>
+    </w:p>
+    <w:p>
+      <w:pPr>
+        <w:shd w:fill="ffffff" w:val="clear"/>
+        <w:rPr>
+          <w:color w:val="222222"/>
+        </w:rPr>
+      </w:pPr>
+      <w:r>
+        <w:rPr>
+          <w:rtl w:val="0"/>
+        </w:rPr>
+      </w:r>
+    </w:p>
+    <w:p>
+      <w:pPr>
+        <w:shd w:fill="ffffff" w:val="clear"/>
+        <w:rPr>
+          <w:color w:val="222222"/>
+        </w:rPr>
+      </w:pPr>
+      <w:r>
+        <w:rPr>
+          <w:color w:val="222222"/>
+          <w:rtl w:val="0"/>
+        </w:rPr>
+        <w:t xml:space="preserve">Activation produces:</w:t>
+      </w:r>
+    </w:p>
+    <w:p>
+      <w:pPr>
+        <w:shd w:fill="ffffff" w:val="clear"/>
+        <w:rPr>
+          <w:color w:val="222222"/>
+        </w:rPr>
+      </w:pPr>
+      <w:r>
+        <w:rPr>
+          <w:color w:val="222222"/>
+          <w:rtl w:val="0"/>
+        </w:rPr>
+        <w:t xml:space="preserve">. Interaction / Role? : (Context, Role, Interaction, Actor / RoleState) : DCI</w:t>
+      </w:r>
+    </w:p>
+    <w:p>
+      <w:pPr>
+        <w:shd w:fill="ffffff" w:val="clear"/>
+        <w:rPr>
+          <w:color w:val="222222"/>
+        </w:rPr>
+      </w:pPr>
+      <w:r>
+        <w:rPr>
+          <w:color w:val="222222"/>
+          <w:rtl w:val="0"/>
+        </w:rPr>
+        <w:t xml:space="preserve">. Until Interaction / Role? definition (Contexts / use cases). Containment / Order (contexts interaction roles) hierarchies.</w:t>
+      </w:r>
+    </w:p>
+    <w:p>
+      <w:pPr>
+        <w:shd w:fill="ffffff" w:val="clear"/>
+        <w:rPr>
+          <w:color w:val="222222"/>
+        </w:rPr>
+      </w:pPr>
+      <w:r>
+        <w:rPr>
+          <w:rtl w:val="0"/>
+        </w:rPr>
+      </w:r>
+    </w:p>
+    <w:p>
+      <w:pPr>
+        <w:shd w:fill="ffffff" w:val="clear"/>
+        <w:rPr>
+          <w:color w:val="222222"/>
+        </w:rPr>
+      </w:pPr>
+      <w:r>
+        <w:rPr>
+          <w:color w:val="222222"/>
+          <w:rtl w:val="0"/>
+        </w:rPr>
+        <w:t xml:space="preserve">TODO.</w:t>
       </w:r>
     </w:p>
     <w:p>
@@ -30339,12 +31184,12 @@
           <wp:inline distB="19050" distT="19050" distL="19050" distR="19050">
             <wp:extent cx="105489" cy="234421"/>
             <wp:effectExtent b="0" l="0" r="0" t="0"/>
-            <wp:docPr id="19" name="image3.png"/>
+            <wp:docPr id="19" name="image13.png"/>
             <a:graphic>
               <a:graphicData uri="http://schemas.openxmlformats.org/drawingml/2006/picture">
                 <pic:pic>
                   <pic:nvPicPr>
-                    <pic:cNvPr id="0" name="image3.png"/>
+                    <pic:cNvPr id="0" name="image13.png"/>
                     <pic:cNvPicPr preferRelativeResize="0"/>
                   </pic:nvPicPr>
                   <pic:blipFill>
@@ -30395,12 +31240,12 @@
           <wp:inline distB="19050" distT="19050" distL="19050" distR="19050">
             <wp:extent cx="771584" cy="229183"/>
             <wp:effectExtent b="0" l="0" r="0" t="0"/>
-            <wp:docPr id="6" name="image2.png"/>
+            <wp:docPr id="6" name="image15.png"/>
             <a:graphic>
               <a:graphicData uri="http://schemas.openxmlformats.org/drawingml/2006/picture">
                 <pic:pic>
                   <pic:nvPicPr>
-                    <pic:cNvPr id="0" name="image2.png"/>
+                    <pic:cNvPr id="0" name="image15.png"/>
                     <pic:cNvPicPr preferRelativeResize="0"/>
                   </pic:nvPicPr>
                   <pic:blipFill>
@@ -30456,12 +31301,12 @@
           <wp:inline distB="19050" distT="19050" distL="19050" distR="19050">
             <wp:extent cx="586919" cy="227194"/>
             <wp:effectExtent b="0" l="0" r="0" t="0"/>
-            <wp:docPr id="2" name="image9.png"/>
+            <wp:docPr id="2" name="image12.png"/>
             <a:graphic>
               <a:graphicData uri="http://schemas.openxmlformats.org/drawingml/2006/picture">
                 <pic:pic>
                   <pic:nvPicPr>
-                    <pic:cNvPr id="0" name="image9.png"/>
+                    <pic:cNvPr id="0" name="image12.png"/>
                     <pic:cNvPicPr preferRelativeResize="0"/>
                   </pic:nvPicPr>
                   <pic:blipFill>
@@ -30556,12 +31401,12 @@
           <wp:inline distB="19050" distT="19050" distL="19050" distR="19050">
             <wp:extent cx="574357" cy="229743"/>
             <wp:effectExtent b="0" l="0" r="0" t="0"/>
-            <wp:docPr id="9" name="image11.png"/>
+            <wp:docPr id="9" name="image2.png"/>
             <a:graphic>
               <a:graphicData uri="http://schemas.openxmlformats.org/drawingml/2006/picture">
                 <pic:pic>
                   <pic:nvPicPr>
-                    <pic:cNvPr id="0" name="image11.png"/>
+                    <pic:cNvPr id="0" name="image2.png"/>
                     <pic:cNvPicPr preferRelativeResize="0"/>
                   </pic:nvPicPr>
                   <pic:blipFill>
@@ -30600,12 +31445,12 @@
           <wp:inline distB="19050" distT="19050" distL="19050" distR="19050">
             <wp:extent cx="79891" cy="239673"/>
             <wp:effectExtent b="0" l="0" r="0" t="0"/>
-            <wp:docPr id="18" name="image13.png"/>
+            <wp:docPr id="18" name="image10.png"/>
             <a:graphic>
               <a:graphicData uri="http://schemas.openxmlformats.org/drawingml/2006/picture">
                 <pic:pic>
                   <pic:nvPicPr>
-                    <pic:cNvPr id="0" name="image13.png"/>
+                    <pic:cNvPr id="0" name="image10.png"/>
                     <pic:cNvPicPr preferRelativeResize="0"/>
                   </pic:nvPicPr>
                   <pic:blipFill>
@@ -30644,12 +31489,12 @@
           <wp:inline distB="19050" distT="19050" distL="19050" distR="19050">
             <wp:extent cx="89475" cy="244024"/>
             <wp:effectExtent b="0" l="0" r="0" t="0"/>
-            <wp:docPr id="16" name="image7.png"/>
+            <wp:docPr id="16" name="image5.png"/>
             <a:graphic>
               <a:graphicData uri="http://schemas.openxmlformats.org/drawingml/2006/picture">
                 <pic:pic>
                   <pic:nvPicPr>
-                    <pic:cNvPr id="0" name="image7.png"/>
+                    <pic:cNvPr id="0" name="image5.png"/>
                     <pic:cNvPicPr preferRelativeResize="0"/>
                   </pic:nvPicPr>
                   <pic:blipFill>
@@ -30688,12 +31533,12 @@
           <wp:inline distB="19050" distT="19050" distL="19050" distR="19050">
             <wp:extent cx="97572" cy="234173"/>
             <wp:effectExtent b="0" l="0" r="0" t="0"/>
-            <wp:docPr id="12" name="image5.png"/>
+            <wp:docPr id="12" name="image19.png"/>
             <a:graphic>
               <a:graphicData uri="http://schemas.openxmlformats.org/drawingml/2006/picture">
                 <pic:pic>
                   <pic:nvPicPr>
-                    <pic:cNvPr id="0" name="image5.png"/>
+                    <pic:cNvPr id="0" name="image19.png"/>
                     <pic:cNvPicPr preferRelativeResize="0"/>
                   </pic:nvPicPr>
                   <pic:blipFill>
@@ -30741,12 +31586,12 @@
           <wp:inline distB="19050" distT="19050" distL="19050" distR="19050">
             <wp:extent cx="3718560" cy="686503"/>
             <wp:effectExtent b="0" l="0" r="0" t="0"/>
-            <wp:docPr id="13" name="image8.png"/>
+            <wp:docPr id="13" name="image6.png"/>
             <a:graphic>
               <a:graphicData uri="http://schemas.openxmlformats.org/drawingml/2006/picture">
                 <pic:pic>
                   <pic:nvPicPr>
-                    <pic:cNvPr id="0" name="image8.png"/>
+                    <pic:cNvPr id="0" name="image6.png"/>
                     <pic:cNvPicPr preferRelativeResize="0"/>
                   </pic:nvPicPr>
                   <pic:blipFill>
@@ -30865,12 +31710,12 @@
           <wp:inline distB="19050" distT="19050" distL="19050" distR="19050">
             <wp:extent cx="145018" cy="235165"/>
             <wp:effectExtent b="0" l="0" r="0" t="0"/>
-            <wp:docPr id="20" name="image4.png"/>
+            <wp:docPr id="20" name="image3.png"/>
             <a:graphic>
               <a:graphicData uri="http://schemas.openxmlformats.org/drawingml/2006/picture">
                 <pic:pic>
                   <pic:nvPicPr>
-                    <pic:cNvPr id="0" name="image4.png"/>
+                    <pic:cNvPr id="0" name="image3.png"/>
                     <pic:cNvPicPr preferRelativeResize="0"/>
                   </pic:nvPicPr>
                   <pic:blipFill>
@@ -30906,12 +31751,12 @@
           <wp:inline distB="19050" distT="19050" distL="19050" distR="19050">
             <wp:extent cx="138292" cy="224257"/>
             <wp:effectExtent b="0" l="0" r="0" t="0"/>
-            <wp:docPr id="8" name="image15.png"/>
+            <wp:docPr id="8" name="image16.png"/>
             <a:graphic>
               <a:graphicData uri="http://schemas.openxmlformats.org/drawingml/2006/picture">
                 <pic:pic>
                   <pic:nvPicPr>
-                    <pic:cNvPr id="0" name="image15.png"/>
+                    <pic:cNvPr id="0" name="image16.png"/>
                     <pic:cNvPicPr preferRelativeResize="0"/>
                   </pic:nvPicPr>
                   <pic:blipFill>
@@ -30976,12 +31821,12 @@
           <wp:inline distB="19050" distT="19050" distL="19050" distR="19050">
             <wp:extent cx="3819649" cy="228721"/>
             <wp:effectExtent b="0" l="0" r="0" t="0"/>
-            <wp:docPr id="27" name="image21.png"/>
+            <wp:docPr id="27" name="image23.png"/>
             <a:graphic>
               <a:graphicData uri="http://schemas.openxmlformats.org/drawingml/2006/picture">
                 <pic:pic>
                   <pic:nvPicPr>
-                    <pic:cNvPr id="0" name="image21.png"/>
+                    <pic:cNvPr id="0" name="image23.png"/>
                     <pic:cNvPicPr preferRelativeResize="0"/>
                   </pic:nvPicPr>
                   <pic:blipFill>
@@ -31310,12 +32155,12 @@
           <wp:inline distB="19050" distT="19050" distL="19050" distR="19050">
             <wp:extent cx="2882141" cy="285549"/>
             <wp:effectExtent b="0" l="0" r="0" t="0"/>
-            <wp:docPr id="14" name="image10.png"/>
+            <wp:docPr id="14" name="image8.png"/>
             <a:graphic>
               <a:graphicData uri="http://schemas.openxmlformats.org/drawingml/2006/picture">
                 <pic:pic>
                   <pic:nvPicPr>
-                    <pic:cNvPr id="0" name="image10.png"/>
+                    <pic:cNvPr id="0" name="image8.png"/>
                     <pic:cNvPicPr preferRelativeResize="0"/>
                   </pic:nvPicPr>
                   <pic:blipFill>
@@ -31495,12 +32340,12 @@
           <wp:inline distB="19050" distT="19050" distL="19050" distR="19050">
             <wp:extent cx="720923" cy="227660"/>
             <wp:effectExtent b="0" l="0" r="0" t="0"/>
-            <wp:docPr id="24" name="image26.png"/>
+            <wp:docPr id="24" name="image24.png"/>
             <a:graphic>
               <a:graphicData uri="http://schemas.openxmlformats.org/drawingml/2006/picture">
                 <pic:pic>
                   <pic:nvPicPr>
-                    <pic:cNvPr id="0" name="image26.png"/>
+                    <pic:cNvPr id="0" name="image24.png"/>
                     <pic:cNvPicPr preferRelativeResize="0"/>
                   </pic:nvPicPr>
                   <pic:blipFill>
@@ -31571,12 +32416,12 @@
           <wp:inline distB="19050" distT="19050" distL="19050" distR="19050">
             <wp:extent cx="105489" cy="234421"/>
             <wp:effectExtent b="0" l="0" r="0" t="0"/>
-            <wp:docPr id="17" name="image3.png"/>
+            <wp:docPr id="17" name="image13.png"/>
             <a:graphic>
               <a:graphicData uri="http://schemas.openxmlformats.org/drawingml/2006/picture">
                 <pic:pic>
                   <pic:nvPicPr>
-                    <pic:cNvPr id="0" name="image3.png"/>
+                    <pic:cNvPr id="0" name="image13.png"/>
                     <pic:cNvPicPr preferRelativeResize="0"/>
                   </pic:nvPicPr>
                   <pic:blipFill>
@@ -31615,12 +32460,12 @@
           <wp:inline distB="19050" distT="19050" distL="19050" distR="19050">
             <wp:extent cx="97572" cy="234173"/>
             <wp:effectExtent b="0" l="0" r="0" t="0"/>
-            <wp:docPr id="3" name="image5.png"/>
+            <wp:docPr id="3" name="image19.png"/>
             <a:graphic>
               <a:graphicData uri="http://schemas.openxmlformats.org/drawingml/2006/picture">
                 <pic:pic>
                   <pic:nvPicPr>
-                    <pic:cNvPr id="0" name="image5.png"/>
+                    <pic:cNvPr id="0" name="image19.png"/>
                     <pic:cNvPicPr preferRelativeResize="0"/>
                   </pic:nvPicPr>
                   <pic:blipFill>
@@ -31659,12 +32504,12 @@
           <wp:inline distB="19050" distT="19050" distL="19050" distR="19050">
             <wp:extent cx="607516" cy="227818"/>
             <wp:effectExtent b="0" l="0" r="0" t="0"/>
-            <wp:docPr id="11" name="image12.png"/>
+            <wp:docPr id="11" name="image9.png"/>
             <a:graphic>
               <a:graphicData uri="http://schemas.openxmlformats.org/drawingml/2006/picture">
                 <pic:pic>
                   <pic:nvPicPr>
-                    <pic:cNvPr id="0" name="image12.png"/>
+                    <pic:cNvPr id="0" name="image9.png"/>
                     <pic:cNvPicPr preferRelativeResize="0"/>
                   </pic:nvPicPr>
                   <pic:blipFill>
@@ -31735,12 +32580,12 @@
           <wp:inline distB="19050" distT="19050" distL="19050" distR="19050">
             <wp:extent cx="586919" cy="227194"/>
             <wp:effectExtent b="0" l="0" r="0" t="0"/>
-            <wp:docPr id="7" name="image9.png"/>
+            <wp:docPr id="7" name="image12.png"/>
             <a:graphic>
               <a:graphicData uri="http://schemas.openxmlformats.org/drawingml/2006/picture">
                 <pic:pic>
                   <pic:nvPicPr>
-                    <pic:cNvPr id="0" name="image9.png"/>
+                    <pic:cNvPr id="0" name="image12.png"/>
                     <pic:cNvPicPr preferRelativeResize="0"/>
                   </pic:nvPicPr>
                   <pic:blipFill>
@@ -31779,12 +32624,12 @@
           <wp:inline distB="19050" distT="19050" distL="19050" distR="19050">
             <wp:extent cx="105489" cy="234421"/>
             <wp:effectExtent b="0" l="0" r="0" t="0"/>
-            <wp:docPr id="28" name="image3.png"/>
+            <wp:docPr id="28" name="image13.png"/>
             <a:graphic>
               <a:graphicData uri="http://schemas.openxmlformats.org/drawingml/2006/picture">
                 <pic:pic>
                   <pic:nvPicPr>
-                    <pic:cNvPr id="0" name="image3.png"/>
+                    <pic:cNvPr id="0" name="image13.png"/>
                     <pic:cNvPicPr preferRelativeResize="0"/>
                   </pic:nvPicPr>
                   <pic:blipFill>
@@ -31855,12 +32700,12 @@
           <wp:inline distB="19050" distT="19050" distL="19050" distR="19050">
             <wp:extent cx="333911" cy="211093"/>
             <wp:effectExtent b="0" l="0" r="0" t="0"/>
-            <wp:docPr id="22" name="image24.png"/>
+            <wp:docPr id="22" name="image14.png"/>
             <a:graphic>
               <a:graphicData uri="http://schemas.openxmlformats.org/drawingml/2006/picture">
                 <pic:pic>
                   <pic:nvPicPr>
-                    <pic:cNvPr id="0" name="image24.png"/>
+                    <pic:cNvPr id="0" name="image14.png"/>
                     <pic:cNvPicPr preferRelativeResize="0"/>
                   </pic:nvPicPr>
                   <pic:blipFill>
@@ -31899,12 +32744,12 @@
           <wp:inline distB="19050" distT="19050" distL="19050" distR="19050">
             <wp:extent cx="457438" cy="228719"/>
             <wp:effectExtent b="0" l="0" r="0" t="0"/>
-            <wp:docPr id="29" name="image18.png"/>
+            <wp:docPr id="29" name="image26.png"/>
             <a:graphic>
               <a:graphicData uri="http://schemas.openxmlformats.org/drawingml/2006/picture">
                 <pic:pic>
                   <pic:nvPicPr>
-                    <pic:cNvPr id="0" name="image18.png"/>
+                    <pic:cNvPr id="0" name="image26.png"/>
                     <pic:cNvPicPr preferRelativeResize="0"/>
                   </pic:nvPicPr>
                   <pic:blipFill>
@@ -32086,12 +32931,12 @@
           <wp:inline distB="19050" distT="19050" distL="19050" distR="19050">
             <wp:extent cx="214432" cy="225717"/>
             <wp:effectExtent b="0" l="0" r="0" t="0"/>
-            <wp:docPr id="10" name="image17.png"/>
+            <wp:docPr id="10" name="image7.png"/>
             <a:graphic>
               <a:graphicData uri="http://schemas.openxmlformats.org/drawingml/2006/picture">
                 <pic:pic>
                   <pic:nvPicPr>
-                    <pic:cNvPr id="0" name="image17.png"/>
+                    <pic:cNvPr id="0" name="image7.png"/>
                     <pic:cNvPicPr preferRelativeResize="0"/>
                   </pic:nvPicPr>
                   <pic:blipFill>
@@ -32130,12 +32975,12 @@
           <wp:inline distB="19050" distT="19050" distL="19050" distR="19050">
             <wp:extent cx="214432" cy="225717"/>
             <wp:effectExtent b="0" l="0" r="0" t="0"/>
-            <wp:docPr id="25" name="image19.png"/>
+            <wp:docPr id="25" name="image18.png"/>
             <a:graphic>
               <a:graphicData uri="http://schemas.openxmlformats.org/drawingml/2006/picture">
                 <pic:pic>
                   <pic:nvPicPr>
-                    <pic:cNvPr id="0" name="image19.png"/>
+                    <pic:cNvPr id="0" name="image18.png"/>
                     <pic:cNvPicPr preferRelativeResize="0"/>
                   </pic:nvPicPr>
                   <pic:blipFill>
@@ -32250,12 +33095,12 @@
           <wp:inline distB="19050" distT="19050" distL="19050" distR="19050">
             <wp:extent cx="214432" cy="225717"/>
             <wp:effectExtent b="0" l="0" r="0" t="0"/>
-            <wp:docPr id="1" name="image6.png"/>
+            <wp:docPr id="1" name="image17.png"/>
             <a:graphic>
               <a:graphicData uri="http://schemas.openxmlformats.org/drawingml/2006/picture">
                 <pic:pic>
                   <pic:nvPicPr>
-                    <pic:cNvPr id="0" name="image6.png"/>
+                    <pic:cNvPr id="0" name="image17.png"/>
                     <pic:cNvPicPr preferRelativeResize="0"/>
                   </pic:nvPicPr>
                   <pic:blipFill>
@@ -32294,12 +33139,12 @@
           <wp:inline distB="19050" distT="19050" distL="19050" distR="19050">
             <wp:extent cx="214432" cy="225717"/>
             <wp:effectExtent b="0" l="0" r="0" t="0"/>
-            <wp:docPr id="30" name="image23.png"/>
+            <wp:docPr id="30" name="image21.png"/>
             <a:graphic>
               <a:graphicData uri="http://schemas.openxmlformats.org/drawingml/2006/picture">
                 <pic:pic>
                   <pic:nvPicPr>
-                    <pic:cNvPr id="0" name="image23.png"/>
+                    <pic:cNvPr id="0" name="image21.png"/>
                     <pic:cNvPicPr preferRelativeResize="0"/>
                   </pic:nvPicPr>
                   <pic:blipFill>
@@ -32338,12 +33183,12 @@
           <wp:inline distB="19050" distT="19050" distL="19050" distR="19050">
             <wp:extent cx="95905" cy="230173"/>
             <wp:effectExtent b="0" l="0" r="0" t="0"/>
-            <wp:docPr id="4" name="image14.png"/>
+            <wp:docPr id="4" name="image11.png"/>
             <a:graphic>
               <a:graphicData uri="http://schemas.openxmlformats.org/drawingml/2006/picture">
                 <pic:pic>
                   <pic:nvPicPr>
-                    <pic:cNvPr id="0" name="image14.png"/>
+                    <pic:cNvPr id="0" name="image11.png"/>
                     <pic:cNvPicPr preferRelativeResize="0"/>
                   </pic:nvPicPr>
                   <pic:blipFill>
@@ -32479,12 +33324,12 @@
           <wp:inline distB="19050" distT="19050" distL="19050" distR="19050">
             <wp:extent cx="3042047" cy="217562"/>
             <wp:effectExtent b="0" l="0" r="0" t="0"/>
-            <wp:docPr id="15" name="image16.png"/>
+            <wp:docPr id="15" name="image4.png"/>
             <a:graphic>
               <a:graphicData uri="http://schemas.openxmlformats.org/drawingml/2006/picture">
                 <pic:pic>
                   <pic:nvPicPr>
-                    <pic:cNvPr id="0" name="image16.png"/>
+                    <pic:cNvPr id="0" name="image4.png"/>
                     <pic:cNvPicPr preferRelativeResize="0"/>
                   </pic:nvPicPr>
                   <pic:blipFill>

--- a/Spec.docx
+++ b/Spec.docx
@@ -157,7 +157,7 @@
     </w:p>
     <w:sdt>
       <w:sdtPr>
-        <w:id w:val="65661516"/>
+        <w:id w:val="-1723991318"/>
         <w:docPartObj>
           <w:docPartGallery w:val="Table of Contents"/>
           <w:docPartUnique w:val="1"/>
@@ -11725,12 +11725,12 @@
           <wp:inline distB="114300" distT="114300" distL="114300" distR="114300">
             <wp:extent cx="9144000" cy="5143500"/>
             <wp:effectExtent b="0" l="0" r="0" t="0"/>
-            <wp:docPr id="26" name="image20.png"/>
+            <wp:docPr id="26" name="image23.png"/>
             <a:graphic>
               <a:graphicData uri="http://schemas.openxmlformats.org/drawingml/2006/picture">
                 <pic:pic>
                   <pic:nvPicPr>
-                    <pic:cNvPr id="0" name="image20.png"/>
+                    <pic:cNvPr id="0" name="image23.png"/>
                     <pic:cNvPicPr preferRelativeResize="0"/>
                   </pic:nvPicPr>
                   <pic:blipFill>
@@ -14016,6 +14016,33 @@
           <w:color w:val="222222"/>
           <w:rtl w:val="0"/>
         </w:rPr>
+        <w:t xml:space="preserve">. </w:t>
+      </w:r>
+      <w:r>
+        <w:rPr>
+          <w:color w:val="222222"/>
+          <w:rtl w:val="0"/>
+        </w:rPr>
+        <w:t xml:space="preserve">Statement Resource URI encodes Instance value (URI). Statement Instance is Occurrence of parent Instance Statement.</w:t>
+      </w:r>
+      <w:r>
+        <w:rPr>
+          <w:rtl w:val="0"/>
+        </w:rPr>
+      </w:r>
+    </w:p>
+    <w:p>
+      <w:pPr>
+        <w:shd w:fill="ffffff" w:val="clear"/>
+        <w:rPr>
+          <w:color w:val="222222"/>
+        </w:rPr>
+      </w:pPr>
+      <w:r>
+        <w:rPr>
+          <w:color w:val="222222"/>
+          <w:rtl w:val="0"/>
+        </w:rPr>
         <w:t xml:space="preserve">. Until Attribute / Instance? definition (Classes). Instance Containment / Order (occurrence state / temporal? parts) hierarchies.</w:t>
       </w:r>
     </w:p>
@@ -14104,6 +14131,33 @@
           <w:color w:val="222222"/>
           <w:rtl w:val="0"/>
         </w:rPr>
+        <w:t xml:space="preserve">. </w:t>
+      </w:r>
+      <w:r>
+        <w:rPr>
+          <w:color w:val="222222"/>
+          <w:rtl w:val="0"/>
+        </w:rPr>
+        <w:t xml:space="preserve">Statement Resource URI encodes Fact value (URI). Statement Fact is Occurrence of parent Fact Statement.</w:t>
+      </w:r>
+      <w:r>
+        <w:rPr>
+          <w:rtl w:val="0"/>
+        </w:rPr>
+      </w:r>
+    </w:p>
+    <w:p>
+      <w:pPr>
+        <w:shd w:fill="ffffff" w:val="clear"/>
+        <w:rPr>
+          <w:color w:val="222222"/>
+        </w:rPr>
+      </w:pPr>
+      <w:r>
+        <w:rPr>
+          <w:color w:val="222222"/>
+          <w:rtl w:val="0"/>
+        </w:rPr>
         <w:t xml:space="preserve">. Until Axis / Fact? definition (Dimension). Facts Containment / Order hierarchies.</w:t>
       </w:r>
     </w:p>
@@ -14177,6 +14231,33 @@
           <w:color w:val="222222"/>
           <w:rtl w:val="0"/>
         </w:rPr>
+        <w:t xml:space="preserve">. </w:t>
+      </w:r>
+      <w:r>
+        <w:rPr>
+          <w:color w:val="222222"/>
+          <w:rtl w:val="0"/>
+        </w:rPr>
+        <w:t xml:space="preserve">Statement Resource URI encodes Role value (URI). Statement Role is Occurrence of parent Role Statement.</w:t>
+      </w:r>
+      <w:r>
+        <w:rPr>
+          <w:rtl w:val="0"/>
+        </w:rPr>
+      </w:r>
+    </w:p>
+    <w:p>
+      <w:pPr>
+        <w:shd w:fill="ffffff" w:val="clear"/>
+        <w:rPr>
+          <w:color w:val="222222"/>
+        </w:rPr>
+      </w:pPr>
+      <w:r>
+        <w:rPr>
+          <w:color w:val="222222"/>
+          <w:rtl w:val="0"/>
+        </w:rPr>
         <w:t xml:space="preserve">. Until Interaction / Role? definition (Contexts / use cases). Containment / Order (contexts interaction roles) hierarchies.</w:t>
       </w:r>
     </w:p>
@@ -14262,6 +14343,240 @@
           <w:rtl w:val="0"/>
         </w:rPr>
         <w:t xml:space="preserve">Kind super / sub Kind (type / state) traversal.</w:t>
+      </w:r>
+    </w:p>
+    <w:p>
+      <w:pPr>
+        <w:shd w:fill="ffffff" w:val="clear"/>
+        <w:rPr>
+          <w:color w:val="222222"/>
+        </w:rPr>
+      </w:pPr>
+      <w:r>
+        <w:rPr>
+          <w:rtl w:val="0"/>
+        </w:rPr>
+      </w:r>
+    </w:p>
+    <w:p>
+      <w:pPr>
+        <w:shd w:fill="ffffff" w:val="clear"/>
+        <w:rPr>
+          <w:color w:val="222222"/>
+        </w:rPr>
+      </w:pPr>
+      <w:r>
+        <w:rPr>
+          <w:color w:val="222222"/>
+          <w:rtl w:val="0"/>
+        </w:rPr>
+        <w:t xml:space="preserve">Alignment:</w:t>
+      </w:r>
+    </w:p>
+    <w:p>
+      <w:pPr>
+        <w:shd w:fill="ffffff" w:val="clear"/>
+        <w:rPr>
+          <w:color w:val="222222"/>
+        </w:rPr>
+      </w:pPr>
+      <w:r>
+        <w:rPr>
+          <w:rtl w:val="0"/>
+        </w:rPr>
+      </w:r>
+    </w:p>
+    <w:p>
+      <w:pPr>
+        <w:shd w:fill="ffffff" w:val="clear"/>
+        <w:rPr>
+          <w:color w:val="222222"/>
+        </w:rPr>
+      </w:pPr>
+      <w:r>
+        <w:rPr>
+          <w:color w:val="222222"/>
+          <w:rtl w:val="0"/>
+        </w:rPr>
+        <w:t xml:space="preserve">(Marriage, :aMarriage, :church, :aChurch)</w:t>
+      </w:r>
+    </w:p>
+    <w:p>
+      <w:pPr>
+        <w:shd w:fill="ffffff" w:val="clear"/>
+        <w:rPr>
+          <w:color w:val="222222"/>
+        </w:rPr>
+      </w:pPr>
+      <w:r>
+        <w:rPr>
+          <w:color w:val="222222"/>
+          <w:rtl w:val="0"/>
+        </w:rPr>
+        <w:t xml:space="preserve">(Marriage, :aMarriage, :date, :aDate)</w:t>
+      </w:r>
+    </w:p>
+    <w:p>
+      <w:pPr>
+        <w:shd w:fill="ffffff" w:val="clear"/>
+        <w:rPr>
+          <w:color w:val="222222"/>
+        </w:rPr>
+      </w:pPr>
+      <w:r>
+        <w:rPr>
+          <w:color w:val="222222"/>
+          <w:rtl w:val="0"/>
+        </w:rPr>
+        <w:t xml:space="preserve">(Marriage, :aMarriage, :husband, :aPerson)</w:t>
+      </w:r>
+    </w:p>
+    <w:p>
+      <w:pPr>
+        <w:shd w:fill="ffffff" w:val="clear"/>
+        <w:rPr>
+          <w:color w:val="222222"/>
+        </w:rPr>
+      </w:pPr>
+      <w:r>
+        <w:rPr>
+          <w:color w:val="222222"/>
+          <w:rtl w:val="0"/>
+        </w:rPr>
+        <w:t xml:space="preserve">(Marriage, :aMarriage, :wife, :anotherPerson)</w:t>
+      </w:r>
+    </w:p>
+    <w:p>
+      <w:pPr>
+        <w:shd w:fill="ffffff" w:val="clear"/>
+        <w:rPr>
+          <w:color w:val="222222"/>
+        </w:rPr>
+      </w:pPr>
+      <w:r>
+        <w:rPr>
+          <w:color w:val="222222"/>
+          <w:rtl w:val="0"/>
+        </w:rPr>
+        <w:t xml:space="preserve">(Churchs, :aChurch, :city, :aCity)</w:t>
+      </w:r>
+    </w:p>
+    <w:p>
+      <w:pPr>
+        <w:shd w:fill="ffffff" w:val="clear"/>
+        <w:rPr>
+          <w:color w:val="222222"/>
+        </w:rPr>
+      </w:pPr>
+      <w:r>
+        <w:rPr>
+          <w:color w:val="222222"/>
+          <w:rtl w:val="0"/>
+        </w:rPr>
+        <w:t xml:space="preserve">From / To:? (Person, :aPerson, :wife / :marriedWith, :anoterPerson)</w:t>
+      </w:r>
+    </w:p>
+    <w:p>
+      <w:pPr>
+        <w:shd w:fill="ffffff" w:val="clear"/>
+        <w:rPr>
+          <w:color w:val="222222"/>
+        </w:rPr>
+      </w:pPr>
+      <w:r>
+        <w:rPr>
+          <w:rtl w:val="0"/>
+        </w:rPr>
+      </w:r>
+    </w:p>
+    <w:p>
+      <w:pPr>
+        <w:shd w:fill="ffffff" w:val="clear"/>
+        <w:rPr>
+          <w:color w:val="222222"/>
+        </w:rPr>
+      </w:pPr>
+      <w:r>
+        <w:rPr>
+          <w:color w:val="222222"/>
+          <w:rtl w:val="0"/>
+        </w:rPr>
+        <w:t xml:space="preserve">(Sales, :aSale, :store, :aStore)</w:t>
+      </w:r>
+    </w:p>
+    <w:p>
+      <w:pPr>
+        <w:shd w:fill="ffffff" w:val="clear"/>
+        <w:rPr>
+          <w:color w:val="222222"/>
+        </w:rPr>
+      </w:pPr>
+      <w:r>
+        <w:rPr>
+          <w:color w:val="222222"/>
+          <w:rtl w:val="0"/>
+        </w:rPr>
+        <w:t xml:space="preserve">(Sales, :aSale, :product, :aProduct)</w:t>
+      </w:r>
+    </w:p>
+    <w:p>
+      <w:pPr>
+        <w:shd w:fill="ffffff" w:val="clear"/>
+        <w:rPr>
+          <w:color w:val="222222"/>
+        </w:rPr>
+      </w:pPr>
+      <w:r>
+        <w:rPr>
+          <w:color w:val="222222"/>
+          <w:rtl w:val="0"/>
+        </w:rPr>
+        <w:t xml:space="preserve">(Sales, :aSale, :qty, :aQty)</w:t>
+      </w:r>
+    </w:p>
+    <w:p>
+      <w:pPr>
+        <w:shd w:fill="ffffff" w:val="clear"/>
+        <w:rPr>
+          <w:color w:val="222222"/>
+        </w:rPr>
+      </w:pPr>
+      <w:r>
+        <w:rPr>
+          <w:color w:val="222222"/>
+          <w:rtl w:val="0"/>
+        </w:rPr>
+        <w:t xml:space="preserve">(Sales, :aSale, :date, :aDate)</w:t>
+      </w:r>
+    </w:p>
+    <w:p>
+      <w:pPr>
+        <w:shd w:fill="ffffff" w:val="clear"/>
+        <w:rPr>
+          <w:color w:val="222222"/>
+        </w:rPr>
+      </w:pPr>
+      <w:r>
+        <w:rPr>
+          <w:color w:val="222222"/>
+          <w:rtl w:val="0"/>
+        </w:rPr>
+        <w:t xml:space="preserve">(Stores, :aStore, :region, :aRegion)</w:t>
+      </w:r>
+    </w:p>
+    <w:p>
+      <w:pPr>
+        <w:shd w:fill="ffffff" w:val="clear"/>
+        <w:rPr>
+          <w:color w:val="222222"/>
+        </w:rPr>
+      </w:pPr>
+      <w:r>
+        <w:rPr>
+          <w:color w:val="222222"/>
+          <w:rtl w:val="0"/>
+        </w:rPr>
+        <w:t xml:space="preserve">From / To:? (Products, :aStore, :sold, :aProduct)</w:t>
       </w:r>
     </w:p>
     <w:p>
@@ -16376,6 +16691,33 @@
           <w:color w:val="222222"/>
           <w:rtl w:val="0"/>
         </w:rPr>
+        <w:t xml:space="preserve">. </w:t>
+      </w:r>
+      <w:r>
+        <w:rPr>
+          <w:color w:val="222222"/>
+          <w:rtl w:val="0"/>
+        </w:rPr>
+        <w:t xml:space="preserve">Statement Resource URI encodes Instance value (URI). Statement Instance is Occurrence of parent Instance Statement.</w:t>
+      </w:r>
+      <w:r>
+        <w:rPr>
+          <w:rtl w:val="0"/>
+        </w:rPr>
+      </w:r>
+    </w:p>
+    <w:p>
+      <w:pPr>
+        <w:shd w:fill="ffffff" w:val="clear"/>
+        <w:rPr>
+          <w:color w:val="222222"/>
+        </w:rPr>
+      </w:pPr>
+      <w:r>
+        <w:rPr>
+          <w:color w:val="222222"/>
+          <w:rtl w:val="0"/>
+        </w:rPr>
         <w:t xml:space="preserve">. Until Attribute / Instance? definition (Classes). Instance Containment / Order (occurrence state / temporal? parts) hierarchies.</w:t>
       </w:r>
     </w:p>
@@ -16590,6 +16932,33 @@
           <w:color w:val="222222"/>
           <w:rtl w:val="0"/>
         </w:rPr>
+        <w:t xml:space="preserve">. </w:t>
+      </w:r>
+      <w:r>
+        <w:rPr>
+          <w:color w:val="222222"/>
+          <w:rtl w:val="0"/>
+        </w:rPr>
+        <w:t xml:space="preserve">Statement Resource URI encodes Fact value (URI). Statement Fact is Occurrence of parent Fact Statement.</w:t>
+      </w:r>
+      <w:r>
+        <w:rPr>
+          <w:rtl w:val="0"/>
+        </w:rPr>
+      </w:r>
+    </w:p>
+    <w:p>
+      <w:pPr>
+        <w:shd w:fill="ffffff" w:val="clear"/>
+        <w:rPr>
+          <w:color w:val="222222"/>
+        </w:rPr>
+      </w:pPr>
+      <w:r>
+        <w:rPr>
+          <w:color w:val="222222"/>
+          <w:rtl w:val="0"/>
+        </w:rPr>
         <w:t xml:space="preserve">. Until Axis / Fact? definition (Dimension). Facts Containment / Order hierarchies.</w:t>
       </w:r>
     </w:p>
@@ -16604,6 +16973,241 @@
           <w:rtl w:val="0"/>
         </w:rPr>
         <w:t xml:space="preserve">. Ontology matching, links / attributes prediction: Same Fact value for same Axis different AxisValues (PK).</w:t>
+      </w:r>
+      <w:r>
+        <w:rPr>
+          <w:rtl w:val="0"/>
+        </w:rPr>
+      </w:r>
+    </w:p>
+    <w:p>
+      <w:pPr>
+        <w:shd w:fill="ffffff" w:val="clear"/>
+        <w:rPr/>
+      </w:pPr>
+      <w:r>
+        <w:rPr>
+          <w:rtl w:val="0"/>
+        </w:rPr>
+      </w:r>
+    </w:p>
+    <w:p>
+      <w:pPr>
+        <w:shd w:fill="ffffff" w:val="clear"/>
+        <w:rPr>
+          <w:color w:val="222222"/>
+        </w:rPr>
+      </w:pPr>
+      <w:r>
+        <w:rPr>
+          <w:color w:val="222222"/>
+          <w:rtl w:val="0"/>
+        </w:rPr>
+        <w:t xml:space="preserve">Alignment:</w:t>
+      </w:r>
+    </w:p>
+    <w:p>
+      <w:pPr>
+        <w:shd w:fill="ffffff" w:val="clear"/>
+        <w:rPr>
+          <w:color w:val="222222"/>
+        </w:rPr>
+      </w:pPr>
+      <w:r>
+        <w:rPr>
+          <w:rtl w:val="0"/>
+        </w:rPr>
+      </w:r>
+    </w:p>
+    <w:p>
+      <w:pPr>
+        <w:shd w:fill="ffffff" w:val="clear"/>
+        <w:rPr>
+          <w:color w:val="222222"/>
+        </w:rPr>
+      </w:pPr>
+      <w:r>
+        <w:rPr>
+          <w:color w:val="222222"/>
+          <w:rtl w:val="0"/>
+        </w:rPr>
+        <w:t xml:space="preserve">(Marriage, :aMarriage, :church, :aChurch)</w:t>
+      </w:r>
+    </w:p>
+    <w:p>
+      <w:pPr>
+        <w:shd w:fill="ffffff" w:val="clear"/>
+        <w:rPr>
+          <w:color w:val="222222"/>
+        </w:rPr>
+      </w:pPr>
+      <w:r>
+        <w:rPr>
+          <w:color w:val="222222"/>
+          <w:rtl w:val="0"/>
+        </w:rPr>
+        <w:t xml:space="preserve">(Marriage, :aMarriage, :date, :aDate)</w:t>
+      </w:r>
+    </w:p>
+    <w:p>
+      <w:pPr>
+        <w:shd w:fill="ffffff" w:val="clear"/>
+        <w:rPr>
+          <w:color w:val="222222"/>
+        </w:rPr>
+      </w:pPr>
+      <w:r>
+        <w:rPr>
+          <w:color w:val="222222"/>
+          <w:rtl w:val="0"/>
+        </w:rPr>
+        <w:t xml:space="preserve">(Marriage, :aMarriage, :husband, :aPerson)</w:t>
+      </w:r>
+    </w:p>
+    <w:p>
+      <w:pPr>
+        <w:shd w:fill="ffffff" w:val="clear"/>
+        <w:rPr>
+          <w:color w:val="222222"/>
+        </w:rPr>
+      </w:pPr>
+      <w:r>
+        <w:rPr>
+          <w:color w:val="222222"/>
+          <w:rtl w:val="0"/>
+        </w:rPr>
+        <w:t xml:space="preserve">(Marriage, :aMarriage, :wife, :anotherPerson)</w:t>
+      </w:r>
+    </w:p>
+    <w:p>
+      <w:pPr>
+        <w:shd w:fill="ffffff" w:val="clear"/>
+        <w:rPr>
+          <w:color w:val="222222"/>
+        </w:rPr>
+      </w:pPr>
+      <w:r>
+        <w:rPr>
+          <w:color w:val="222222"/>
+          <w:rtl w:val="0"/>
+        </w:rPr>
+        <w:t xml:space="preserve">(Churchs, :aChurch, :city, :aCity)</w:t>
+      </w:r>
+    </w:p>
+    <w:p>
+      <w:pPr>
+        <w:shd w:fill="ffffff" w:val="clear"/>
+        <w:rPr>
+          <w:color w:val="222222"/>
+        </w:rPr>
+      </w:pPr>
+      <w:r>
+        <w:rPr>
+          <w:color w:val="222222"/>
+          <w:rtl w:val="0"/>
+        </w:rPr>
+        <w:t xml:space="preserve">From / To:? (Person, :aPerson, :wife / :marriedWith, :anoterPerson)</w:t>
+      </w:r>
+    </w:p>
+    <w:p>
+      <w:pPr>
+        <w:shd w:fill="ffffff" w:val="clear"/>
+        <w:rPr>
+          <w:color w:val="222222"/>
+        </w:rPr>
+      </w:pPr>
+      <w:r>
+        <w:rPr>
+          <w:rtl w:val="0"/>
+        </w:rPr>
+      </w:r>
+    </w:p>
+    <w:p>
+      <w:pPr>
+        <w:shd w:fill="ffffff" w:val="clear"/>
+        <w:rPr>
+          <w:color w:val="222222"/>
+        </w:rPr>
+      </w:pPr>
+      <w:r>
+        <w:rPr>
+          <w:color w:val="222222"/>
+          <w:rtl w:val="0"/>
+        </w:rPr>
+        <w:t xml:space="preserve">(Sales, :aSale, :store, :aStore)</w:t>
+      </w:r>
+    </w:p>
+    <w:p>
+      <w:pPr>
+        <w:shd w:fill="ffffff" w:val="clear"/>
+        <w:rPr>
+          <w:color w:val="222222"/>
+        </w:rPr>
+      </w:pPr>
+      <w:r>
+        <w:rPr>
+          <w:color w:val="222222"/>
+          <w:rtl w:val="0"/>
+        </w:rPr>
+        <w:t xml:space="preserve">(Sales, :aSale, :product, :aProduct)</w:t>
+      </w:r>
+    </w:p>
+    <w:p>
+      <w:pPr>
+        <w:shd w:fill="ffffff" w:val="clear"/>
+        <w:rPr>
+          <w:color w:val="222222"/>
+        </w:rPr>
+      </w:pPr>
+      <w:r>
+        <w:rPr>
+          <w:color w:val="222222"/>
+          <w:rtl w:val="0"/>
+        </w:rPr>
+        <w:t xml:space="preserve">(Sales, :aSale, :qty, :aQty)</w:t>
+      </w:r>
+    </w:p>
+    <w:p>
+      <w:pPr>
+        <w:shd w:fill="ffffff" w:val="clear"/>
+        <w:rPr>
+          <w:color w:val="222222"/>
+        </w:rPr>
+      </w:pPr>
+      <w:r>
+        <w:rPr>
+          <w:color w:val="222222"/>
+          <w:rtl w:val="0"/>
+        </w:rPr>
+        <w:t xml:space="preserve">(Sales, :aSale, :date, :aDate)</w:t>
+      </w:r>
+    </w:p>
+    <w:p>
+      <w:pPr>
+        <w:shd w:fill="ffffff" w:val="clear"/>
+        <w:rPr>
+          <w:color w:val="222222"/>
+        </w:rPr>
+      </w:pPr>
+      <w:r>
+        <w:rPr>
+          <w:color w:val="222222"/>
+          <w:rtl w:val="0"/>
+        </w:rPr>
+        <w:t xml:space="preserve">(Stores, :aStore, :region, :aRegion)</w:t>
+      </w:r>
+    </w:p>
+    <w:p>
+      <w:pPr>
+        <w:shd w:fill="ffffff" w:val="clear"/>
+        <w:rPr/>
+      </w:pPr>
+      <w:r>
+        <w:rPr>
+          <w:color w:val="222222"/>
+          <w:rtl w:val="0"/>
+        </w:rPr>
+        <w:t xml:space="preserve">From / To:? (Products, :aStore, :sold, :aProduct)</w:t>
       </w:r>
       <w:r>
         <w:rPr>
@@ -16778,6 +17382,21 @@
           <w:rtl w:val="0"/>
         </w:rPr>
         <w:t xml:space="preserve">. Interaction / Role? : (Context, Role, Interaction, Actor / RoleState) : DCI</w:t>
+      </w:r>
+    </w:p>
+    <w:p>
+      <w:pPr>
+        <w:shd w:fill="ffffff" w:val="clear"/>
+        <w:rPr>
+          <w:color w:val="222222"/>
+        </w:rPr>
+      </w:pPr>
+      <w:r>
+        <w:rPr>
+          <w:color w:val="222222"/>
+          <w:rtl w:val="0"/>
+        </w:rPr>
+        <w:t xml:space="preserve">. Statement Resource URI encodes Role value (URI). Statement Role is Occurrence of parent Role Statement.</w:t>
       </w:r>
     </w:p>
     <w:p>
@@ -31124,12 +31743,12 @@
           <wp:inline distB="19050" distT="19050" distL="19050" distR="19050">
             <wp:extent cx="143470" cy="232655"/>
             <wp:effectExtent b="0" l="0" r="0" t="0"/>
-            <wp:docPr id="23" name="image22.png"/>
+            <wp:docPr id="23" name="image24.png"/>
             <a:graphic>
               <a:graphicData uri="http://schemas.openxmlformats.org/drawingml/2006/picture">
                 <pic:pic>
                   <pic:nvPicPr>
-                    <pic:cNvPr id="0" name="image22.png"/>
+                    <pic:cNvPr id="0" name="image24.png"/>
                     <pic:cNvPicPr preferRelativeResize="0"/>
                   </pic:nvPicPr>
                   <pic:blipFill>
@@ -31184,12 +31803,12 @@
           <wp:inline distB="19050" distT="19050" distL="19050" distR="19050">
             <wp:extent cx="105489" cy="234421"/>
             <wp:effectExtent b="0" l="0" r="0" t="0"/>
-            <wp:docPr id="19" name="image13.png"/>
+            <wp:docPr id="19" name="image6.png"/>
             <a:graphic>
               <a:graphicData uri="http://schemas.openxmlformats.org/drawingml/2006/picture">
                 <pic:pic>
                   <pic:nvPicPr>
-                    <pic:cNvPr id="0" name="image13.png"/>
+                    <pic:cNvPr id="0" name="image6.png"/>
                     <pic:cNvPicPr preferRelativeResize="0"/>
                   </pic:nvPicPr>
                   <pic:blipFill>
@@ -31301,12 +31920,12 @@
           <wp:inline distB="19050" distT="19050" distL="19050" distR="19050">
             <wp:extent cx="586919" cy="227194"/>
             <wp:effectExtent b="0" l="0" r="0" t="0"/>
-            <wp:docPr id="2" name="image12.png"/>
+            <wp:docPr id="2" name="image10.png"/>
             <a:graphic>
               <a:graphicData uri="http://schemas.openxmlformats.org/drawingml/2006/picture">
                 <pic:pic>
                   <pic:nvPicPr>
-                    <pic:cNvPr id="0" name="image12.png"/>
+                    <pic:cNvPr id="0" name="image10.png"/>
                     <pic:cNvPicPr preferRelativeResize="0"/>
                   </pic:nvPicPr>
                   <pic:blipFill>
@@ -31401,12 +32020,12 @@
           <wp:inline distB="19050" distT="19050" distL="19050" distR="19050">
             <wp:extent cx="574357" cy="229743"/>
             <wp:effectExtent b="0" l="0" r="0" t="0"/>
-            <wp:docPr id="9" name="image2.png"/>
+            <wp:docPr id="9" name="image3.png"/>
             <a:graphic>
               <a:graphicData uri="http://schemas.openxmlformats.org/drawingml/2006/picture">
                 <pic:pic>
                   <pic:nvPicPr>
-                    <pic:cNvPr id="0" name="image2.png"/>
+                    <pic:cNvPr id="0" name="image3.png"/>
                     <pic:cNvPicPr preferRelativeResize="0"/>
                   </pic:nvPicPr>
                   <pic:blipFill>
@@ -31445,12 +32064,12 @@
           <wp:inline distB="19050" distT="19050" distL="19050" distR="19050">
             <wp:extent cx="79891" cy="239673"/>
             <wp:effectExtent b="0" l="0" r="0" t="0"/>
-            <wp:docPr id="18" name="image10.png"/>
+            <wp:docPr id="18" name="image7.png"/>
             <a:graphic>
               <a:graphicData uri="http://schemas.openxmlformats.org/drawingml/2006/picture">
                 <pic:pic>
                   <pic:nvPicPr>
-                    <pic:cNvPr id="0" name="image10.png"/>
+                    <pic:cNvPr id="0" name="image7.png"/>
                     <pic:cNvPicPr preferRelativeResize="0"/>
                   </pic:nvPicPr>
                   <pic:blipFill>
@@ -31489,12 +32108,12 @@
           <wp:inline distB="19050" distT="19050" distL="19050" distR="19050">
             <wp:extent cx="89475" cy="244024"/>
             <wp:effectExtent b="0" l="0" r="0" t="0"/>
-            <wp:docPr id="16" name="image5.png"/>
+            <wp:docPr id="16" name="image8.png"/>
             <a:graphic>
               <a:graphicData uri="http://schemas.openxmlformats.org/drawingml/2006/picture">
                 <pic:pic>
                   <pic:nvPicPr>
-                    <pic:cNvPr id="0" name="image5.png"/>
+                    <pic:cNvPr id="0" name="image8.png"/>
                     <pic:cNvPicPr preferRelativeResize="0"/>
                   </pic:nvPicPr>
                   <pic:blipFill>
@@ -31533,12 +32152,12 @@
           <wp:inline distB="19050" distT="19050" distL="19050" distR="19050">
             <wp:extent cx="97572" cy="234173"/>
             <wp:effectExtent b="0" l="0" r="0" t="0"/>
-            <wp:docPr id="12" name="image19.png"/>
+            <wp:docPr id="12" name="image17.png"/>
             <a:graphic>
               <a:graphicData uri="http://schemas.openxmlformats.org/drawingml/2006/picture">
                 <pic:pic>
                   <pic:nvPicPr>
-                    <pic:cNvPr id="0" name="image19.png"/>
+                    <pic:cNvPr id="0" name="image17.png"/>
                     <pic:cNvPicPr preferRelativeResize="0"/>
                   </pic:nvPicPr>
                   <pic:blipFill>
@@ -31586,12 +32205,12 @@
           <wp:inline distB="19050" distT="19050" distL="19050" distR="19050">
             <wp:extent cx="3718560" cy="686503"/>
             <wp:effectExtent b="0" l="0" r="0" t="0"/>
-            <wp:docPr id="13" name="image6.png"/>
+            <wp:docPr id="13" name="image26.png"/>
             <a:graphic>
               <a:graphicData uri="http://schemas.openxmlformats.org/drawingml/2006/picture">
                 <pic:pic>
                   <pic:nvPicPr>
-                    <pic:cNvPr id="0" name="image6.png"/>
+                    <pic:cNvPr id="0" name="image26.png"/>
                     <pic:cNvPicPr preferRelativeResize="0"/>
                   </pic:nvPicPr>
                   <pic:blipFill>
@@ -31710,12 +32329,12 @@
           <wp:inline distB="19050" distT="19050" distL="19050" distR="19050">
             <wp:extent cx="145018" cy="235165"/>
             <wp:effectExtent b="0" l="0" r="0" t="0"/>
-            <wp:docPr id="20" name="image3.png"/>
+            <wp:docPr id="20" name="image2.png"/>
             <a:graphic>
               <a:graphicData uri="http://schemas.openxmlformats.org/drawingml/2006/picture">
                 <pic:pic>
                   <pic:nvPicPr>
-                    <pic:cNvPr id="0" name="image3.png"/>
+                    <pic:cNvPr id="0" name="image2.png"/>
                     <pic:cNvPicPr preferRelativeResize="0"/>
                   </pic:nvPicPr>
                   <pic:blipFill>
@@ -31751,12 +32370,12 @@
           <wp:inline distB="19050" distT="19050" distL="19050" distR="19050">
             <wp:extent cx="138292" cy="224257"/>
             <wp:effectExtent b="0" l="0" r="0" t="0"/>
-            <wp:docPr id="8" name="image16.png"/>
+            <wp:docPr id="8" name="image4.png"/>
             <a:graphic>
               <a:graphicData uri="http://schemas.openxmlformats.org/drawingml/2006/picture">
                 <pic:pic>
                   <pic:nvPicPr>
-                    <pic:cNvPr id="0" name="image16.png"/>
+                    <pic:cNvPr id="0" name="image4.png"/>
                     <pic:cNvPicPr preferRelativeResize="0"/>
                   </pic:nvPicPr>
                   <pic:blipFill>
@@ -31821,12 +32440,12 @@
           <wp:inline distB="19050" distT="19050" distL="19050" distR="19050">
             <wp:extent cx="3819649" cy="228721"/>
             <wp:effectExtent b="0" l="0" r="0" t="0"/>
-            <wp:docPr id="27" name="image23.png"/>
+            <wp:docPr id="27" name="image19.png"/>
             <a:graphic>
               <a:graphicData uri="http://schemas.openxmlformats.org/drawingml/2006/picture">
                 <pic:pic>
                   <pic:nvPicPr>
-                    <pic:cNvPr id="0" name="image23.png"/>
+                    <pic:cNvPr id="0" name="image19.png"/>
                     <pic:cNvPicPr preferRelativeResize="0"/>
                   </pic:nvPicPr>
                   <pic:blipFill>
@@ -32155,12 +32774,12 @@
           <wp:inline distB="19050" distT="19050" distL="19050" distR="19050">
             <wp:extent cx="2882141" cy="285549"/>
             <wp:effectExtent b="0" l="0" r="0" t="0"/>
-            <wp:docPr id="14" name="image8.png"/>
+            <wp:docPr id="14" name="image22.png"/>
             <a:graphic>
               <a:graphicData uri="http://schemas.openxmlformats.org/drawingml/2006/picture">
                 <pic:pic>
                   <pic:nvPicPr>
-                    <pic:cNvPr id="0" name="image8.png"/>
+                    <pic:cNvPr id="0" name="image22.png"/>
                     <pic:cNvPicPr preferRelativeResize="0"/>
                   </pic:nvPicPr>
                   <pic:blipFill>
@@ -32340,12 +32959,12 @@
           <wp:inline distB="19050" distT="19050" distL="19050" distR="19050">
             <wp:extent cx="720923" cy="227660"/>
             <wp:effectExtent b="0" l="0" r="0" t="0"/>
-            <wp:docPr id="24" name="image24.png"/>
+            <wp:docPr id="24" name="image18.png"/>
             <a:graphic>
               <a:graphicData uri="http://schemas.openxmlformats.org/drawingml/2006/picture">
                 <pic:pic>
                   <pic:nvPicPr>
-                    <pic:cNvPr id="0" name="image24.png"/>
+                    <pic:cNvPr id="0" name="image18.png"/>
                     <pic:cNvPicPr preferRelativeResize="0"/>
                   </pic:nvPicPr>
                   <pic:blipFill>
@@ -32416,12 +33035,12 @@
           <wp:inline distB="19050" distT="19050" distL="19050" distR="19050">
             <wp:extent cx="105489" cy="234421"/>
             <wp:effectExtent b="0" l="0" r="0" t="0"/>
-            <wp:docPr id="17" name="image13.png"/>
+            <wp:docPr id="17" name="image6.png"/>
             <a:graphic>
               <a:graphicData uri="http://schemas.openxmlformats.org/drawingml/2006/picture">
                 <pic:pic>
                   <pic:nvPicPr>
-                    <pic:cNvPr id="0" name="image13.png"/>
+                    <pic:cNvPr id="0" name="image6.png"/>
                     <pic:cNvPicPr preferRelativeResize="0"/>
                   </pic:nvPicPr>
                   <pic:blipFill>
@@ -32460,12 +33079,12 @@
           <wp:inline distB="19050" distT="19050" distL="19050" distR="19050">
             <wp:extent cx="97572" cy="234173"/>
             <wp:effectExtent b="0" l="0" r="0" t="0"/>
-            <wp:docPr id="3" name="image19.png"/>
+            <wp:docPr id="3" name="image17.png"/>
             <a:graphic>
               <a:graphicData uri="http://schemas.openxmlformats.org/drawingml/2006/picture">
                 <pic:pic>
                   <pic:nvPicPr>
-                    <pic:cNvPr id="0" name="image19.png"/>
+                    <pic:cNvPr id="0" name="image17.png"/>
                     <pic:cNvPicPr preferRelativeResize="0"/>
                   </pic:nvPicPr>
                   <pic:blipFill>
@@ -32580,12 +33199,12 @@
           <wp:inline distB="19050" distT="19050" distL="19050" distR="19050">
             <wp:extent cx="586919" cy="227194"/>
             <wp:effectExtent b="0" l="0" r="0" t="0"/>
-            <wp:docPr id="7" name="image12.png"/>
+            <wp:docPr id="7" name="image10.png"/>
             <a:graphic>
               <a:graphicData uri="http://schemas.openxmlformats.org/drawingml/2006/picture">
                 <pic:pic>
                   <pic:nvPicPr>
-                    <pic:cNvPr id="0" name="image12.png"/>
+                    <pic:cNvPr id="0" name="image10.png"/>
                     <pic:cNvPicPr preferRelativeResize="0"/>
                   </pic:nvPicPr>
                   <pic:blipFill>
@@ -32624,12 +33243,12 @@
           <wp:inline distB="19050" distT="19050" distL="19050" distR="19050">
             <wp:extent cx="105489" cy="234421"/>
             <wp:effectExtent b="0" l="0" r="0" t="0"/>
-            <wp:docPr id="28" name="image13.png"/>
+            <wp:docPr id="28" name="image6.png"/>
             <a:graphic>
               <a:graphicData uri="http://schemas.openxmlformats.org/drawingml/2006/picture">
                 <pic:pic>
                   <pic:nvPicPr>
-                    <pic:cNvPr id="0" name="image13.png"/>
+                    <pic:cNvPr id="0" name="image6.png"/>
                     <pic:cNvPicPr preferRelativeResize="0"/>
                   </pic:nvPicPr>
                   <pic:blipFill>
@@ -32700,12 +33319,12 @@
           <wp:inline distB="19050" distT="19050" distL="19050" distR="19050">
             <wp:extent cx="333911" cy="211093"/>
             <wp:effectExtent b="0" l="0" r="0" t="0"/>
-            <wp:docPr id="22" name="image14.png"/>
+            <wp:docPr id="22" name="image12.png"/>
             <a:graphic>
               <a:graphicData uri="http://schemas.openxmlformats.org/drawingml/2006/picture">
                 <pic:pic>
                   <pic:nvPicPr>
-                    <pic:cNvPr id="0" name="image14.png"/>
+                    <pic:cNvPr id="0" name="image12.png"/>
                     <pic:cNvPicPr preferRelativeResize="0"/>
                   </pic:nvPicPr>
                   <pic:blipFill>
@@ -32744,12 +33363,12 @@
           <wp:inline distB="19050" distT="19050" distL="19050" distR="19050">
             <wp:extent cx="457438" cy="228719"/>
             <wp:effectExtent b="0" l="0" r="0" t="0"/>
-            <wp:docPr id="29" name="image26.png"/>
+            <wp:docPr id="29" name="image25.png"/>
             <a:graphic>
               <a:graphicData uri="http://schemas.openxmlformats.org/drawingml/2006/picture">
                 <pic:pic>
                   <pic:nvPicPr>
-                    <pic:cNvPr id="0" name="image26.png"/>
+                    <pic:cNvPr id="0" name="image25.png"/>
                     <pic:cNvPicPr preferRelativeResize="0"/>
                   </pic:nvPicPr>
                   <pic:blipFill>
@@ -32931,12 +33550,12 @@
           <wp:inline distB="19050" distT="19050" distL="19050" distR="19050">
             <wp:extent cx="214432" cy="225717"/>
             <wp:effectExtent b="0" l="0" r="0" t="0"/>
-            <wp:docPr id="10" name="image7.png"/>
+            <wp:docPr id="10" name="image5.png"/>
             <a:graphic>
               <a:graphicData uri="http://schemas.openxmlformats.org/drawingml/2006/picture">
                 <pic:pic>
                   <pic:nvPicPr>
-                    <pic:cNvPr id="0" name="image7.png"/>
+                    <pic:cNvPr id="0" name="image5.png"/>
                     <pic:cNvPicPr preferRelativeResize="0"/>
                   </pic:nvPicPr>
                   <pic:blipFill>
@@ -32975,12 +33594,12 @@
           <wp:inline distB="19050" distT="19050" distL="19050" distR="19050">
             <wp:extent cx="214432" cy="225717"/>
             <wp:effectExtent b="0" l="0" r="0" t="0"/>
-            <wp:docPr id="25" name="image18.png"/>
+            <wp:docPr id="25" name="image21.png"/>
             <a:graphic>
               <a:graphicData uri="http://schemas.openxmlformats.org/drawingml/2006/picture">
                 <pic:pic>
                   <pic:nvPicPr>
-                    <pic:cNvPr id="0" name="image18.png"/>
+                    <pic:cNvPr id="0" name="image21.png"/>
                     <pic:cNvPicPr preferRelativeResize="0"/>
                   </pic:nvPicPr>
                   <pic:blipFill>
@@ -33019,12 +33638,12 @@
           <wp:inline distB="19050" distT="19050" distL="19050" distR="19050">
             <wp:extent cx="876836" cy="285925"/>
             <wp:effectExtent b="0" l="0" r="0" t="0"/>
-            <wp:docPr id="21" name="image25.png"/>
+            <wp:docPr id="21" name="image20.png"/>
             <a:graphic>
               <a:graphicData uri="http://schemas.openxmlformats.org/drawingml/2006/picture">
                 <pic:pic>
                   <pic:nvPicPr>
-                    <pic:cNvPr id="0" name="image25.png"/>
+                    <pic:cNvPr id="0" name="image20.png"/>
                     <pic:cNvPicPr preferRelativeResize="0"/>
                   </pic:nvPicPr>
                   <pic:blipFill>
@@ -33095,12 +33714,12 @@
           <wp:inline distB="19050" distT="19050" distL="19050" distR="19050">
             <wp:extent cx="214432" cy="225717"/>
             <wp:effectExtent b="0" l="0" r="0" t="0"/>
-            <wp:docPr id="1" name="image17.png"/>
+            <wp:docPr id="1" name="image11.png"/>
             <a:graphic>
               <a:graphicData uri="http://schemas.openxmlformats.org/drawingml/2006/picture">
                 <pic:pic>
                   <pic:nvPicPr>
-                    <pic:cNvPr id="0" name="image17.png"/>
+                    <pic:cNvPr id="0" name="image11.png"/>
                     <pic:cNvPicPr preferRelativeResize="0"/>
                   </pic:nvPicPr>
                   <pic:blipFill>
@@ -33139,12 +33758,12 @@
           <wp:inline distB="19050" distT="19050" distL="19050" distR="19050">
             <wp:extent cx="214432" cy="225717"/>
             <wp:effectExtent b="0" l="0" r="0" t="0"/>
-            <wp:docPr id="30" name="image21.png"/>
+            <wp:docPr id="30" name="image16.png"/>
             <a:graphic>
               <a:graphicData uri="http://schemas.openxmlformats.org/drawingml/2006/picture">
                 <pic:pic>
                   <pic:nvPicPr>
-                    <pic:cNvPr id="0" name="image21.png"/>
+                    <pic:cNvPr id="0" name="image16.png"/>
                     <pic:cNvPicPr preferRelativeResize="0"/>
                   </pic:nvPicPr>
                   <pic:blipFill>
@@ -33183,12 +33802,12 @@
           <wp:inline distB="19050" distT="19050" distL="19050" distR="19050">
             <wp:extent cx="95905" cy="230173"/>
             <wp:effectExtent b="0" l="0" r="0" t="0"/>
-            <wp:docPr id="4" name="image11.png"/>
+            <wp:docPr id="4" name="image14.png"/>
             <a:graphic>
               <a:graphicData uri="http://schemas.openxmlformats.org/drawingml/2006/picture">
                 <pic:pic>
                   <pic:nvPicPr>
-                    <pic:cNvPr id="0" name="image11.png"/>
+                    <pic:cNvPr id="0" name="image14.png"/>
                     <pic:cNvPicPr preferRelativeResize="0"/>
                   </pic:nvPicPr>
                   <pic:blipFill>
@@ -33324,12 +33943,12 @@
           <wp:inline distB="19050" distT="19050" distL="19050" distR="19050">
             <wp:extent cx="3042047" cy="217562"/>
             <wp:effectExtent b="0" l="0" r="0" t="0"/>
-            <wp:docPr id="15" name="image4.png"/>
+            <wp:docPr id="15" name="image13.png"/>
             <a:graphic>
               <a:graphicData uri="http://schemas.openxmlformats.org/drawingml/2006/picture">
                 <pic:pic>
                   <pic:nvPicPr>
-                    <pic:cNvPr id="0" name="image4.png"/>
+                    <pic:cNvPr id="0" name="image13.png"/>
                     <pic:cNvPicPr preferRelativeResize="0"/>
                   </pic:nvPicPr>
                   <pic:blipFill>

--- a/Spec.docx
+++ b/Spec.docx
@@ -157,7 +157,7 @@
     </w:p>
     <w:sdt>
       <w:sdtPr>
-        <w:id w:val="-1723991318"/>
+        <w:id w:val="-981185417"/>
         <w:docPartObj>
           <w:docPartGallery w:val="Table of Contents"/>
           <w:docPartUnique w:val="1"/>
@@ -11725,12 +11725,12 @@
           <wp:inline distB="114300" distT="114300" distL="114300" distR="114300">
             <wp:extent cx="9144000" cy="5143500"/>
             <wp:effectExtent b="0" l="0" r="0" t="0"/>
-            <wp:docPr id="26" name="image23.png"/>
+            <wp:docPr id="26" name="image25.png"/>
             <a:graphic>
               <a:graphicData uri="http://schemas.openxmlformats.org/drawingml/2006/picture">
                 <pic:pic>
                   <pic:nvPicPr>
-                    <pic:cNvPr id="0" name="image23.png"/>
+                    <pic:cNvPr id="0" name="image25.png"/>
                     <pic:cNvPicPr preferRelativeResize="0"/>
                   </pic:nvPicPr>
                   <pic:blipFill>
@@ -13943,7 +13943,7 @@
           <w:color w:val="222222"/>
           <w:rtl w:val="0"/>
         </w:rPr>
-        <w:t xml:space="preserve">What layers consumes / produces and how apply, merge, fold, unfold performs on each layer (layer / Graph methods).</w:t>
+        <w:t xml:space="preserve">What layers consume / produce and how apply, merge, fold, unfold performs on each layer (layer / Graph methods):</w:t>
       </w:r>
     </w:p>
     <w:p>
@@ -13971,6 +13971,34 @@
           <w:color w:val="222222"/>
           <w:rtl w:val="0"/>
         </w:rPr>
+        <w:t xml:space="preserve">LayerStatement : (Context, LayerStatement : parent, Attribute, Value)</w:t>
+      </w:r>
+    </w:p>
+    <w:p>
+      <w:pPr>
+        <w:shd w:fill="ffffff" w:val="clear"/>
+        <w:rPr>
+          <w:color w:val="222222"/>
+        </w:rPr>
+      </w:pPr>
+      <w:r>
+        <w:rPr>
+          <w:rtl w:val="0"/>
+        </w:rPr>
+      </w:r>
+    </w:p>
+    <w:p>
+      <w:pPr>
+        <w:shd w:fill="ffffff" w:val="clear"/>
+        <w:rPr>
+          <w:color w:val="222222"/>
+        </w:rPr>
+      </w:pPr>
+      <w:r>
+        <w:rPr>
+          <w:color w:val="222222"/>
+          <w:rtl w:val="0"/>
+        </w:rPr>
         <w:t xml:space="preserve">Aggregation produces:</w:t>
       </w:r>
     </w:p>
@@ -14001,7 +14029,7 @@
           <w:color w:val="222222"/>
           <w:rtl w:val="0"/>
         </w:rPr>
-        <w:t xml:space="preserve">. Attribute / Instance? : (Class, Instance, Attribute, Value) : DOM</w:t>
+        <w:t xml:space="preserve">. Instance : (Class, Instance, Attribute, Value) : DOM</w:t>
       </w:r>
     </w:p>
     <w:p>
@@ -14043,7 +14071,7 @@
           <w:color w:val="222222"/>
           <w:rtl w:val="0"/>
         </w:rPr>
-        <w:t xml:space="preserve">. Until Attribute / Instance? definition (Classes). Instance Containment / Order (occurrence state / temporal? parts) hierarchies.</w:t>
+        <w:t xml:space="preserve">. Until Instance definition (Classes). Instance Containment / Order (occurrence state / temporal? parts) hierarchies.</w:t>
       </w:r>
     </w:p>
     <w:p>
@@ -14101,7 +14129,7 @@
           <w:color w:val="222222"/>
           <w:rtl w:val="0"/>
         </w:rPr>
-        <w:t xml:space="preserve">. Axis / Fact? : (Dimension, Fact / MeasurementValue, Axis, AxisValue) : Dimensional Alignment</w:t>
+        <w:t xml:space="preserve">. Fact : (Dimension, Fact / MeasurementValue, Axis, AxisValue) : Dimensional Alignment</w:t>
       </w:r>
     </w:p>
     <w:p>
@@ -14158,7 +14186,7 @@
           <w:color w:val="222222"/>
           <w:rtl w:val="0"/>
         </w:rPr>
-        <w:t xml:space="preserve">. Until Axis / Fact? definition (Dimension). Facts Containment / Order hierarchies.</w:t>
+        <w:t xml:space="preserve">. Until Fact definition (Dimension). Facts Containment / Order hierarchies.</w:t>
       </w:r>
     </w:p>
     <w:p>
@@ -14314,6 +14342,234 @@
           <w:color w:val="222222"/>
           <w:rtl w:val="0"/>
         </w:rPr>
+        <w:t xml:space="preserve">Statements : Occurrences of Resources (layers Subjects, Kinds)? Statement Occurrences role Kind: Statement ContextKind?</w:t>
+      </w:r>
+    </w:p>
+    <w:p>
+      <w:pPr>
+        <w:shd w:fill="ffffff" w:val="clear"/>
+        <w:rPr>
+          <w:color w:val="222222"/>
+        </w:rPr>
+      </w:pPr>
+      <w:r>
+        <w:rPr>
+          <w:rtl w:val="0"/>
+        </w:rPr>
+      </w:r>
+    </w:p>
+    <w:p>
+      <w:pPr>
+        <w:shd w:fill="ffffff" w:val="clear"/>
+        <w:rPr>
+          <w:color w:val="222222"/>
+        </w:rPr>
+      </w:pPr>
+      <w:r>
+        <w:rPr>
+          <w:color w:val="222222"/>
+          <w:rtl w:val="0"/>
+        </w:rPr>
+        <w:t xml:space="preserve">Resource multiple Occurrences different Kinds.</w:t>
+      </w:r>
+    </w:p>
+    <w:p>
+      <w:pPr>
+        <w:shd w:fill="ffffff" w:val="clear"/>
+        <w:rPr>
+          <w:color w:val="222222"/>
+        </w:rPr>
+      </w:pPr>
+      <w:r>
+        <w:rPr>
+          <w:rtl w:val="0"/>
+        </w:rPr>
+      </w:r>
+    </w:p>
+    <w:p>
+      <w:pPr>
+        <w:shd w:fill="ffffff" w:val="clear"/>
+        <w:rPr>
+          <w:color w:val="222222"/>
+        </w:rPr>
+      </w:pPr>
+      <w:r>
+        <w:rPr>
+          <w:color w:val="222222"/>
+          <w:rtl w:val="0"/>
+        </w:rPr>
+        <w:t xml:space="preserve">Kinds type / state class model / Statements:</w:t>
+      </w:r>
+    </w:p>
+    <w:p>
+      <w:pPr>
+        <w:shd w:fill="ffffff" w:val="clear"/>
+        <w:rPr>
+          <w:color w:val="222222"/>
+        </w:rPr>
+      </w:pPr>
+      <w:r>
+        <w:rPr>
+          <w:rtl w:val="0"/>
+        </w:rPr>
+      </w:r>
+    </w:p>
+    <w:p>
+      <w:pPr>
+        <w:shd w:fill="ffffff" w:val="clear"/>
+        <w:rPr>
+          <w:color w:val="222222"/>
+        </w:rPr>
+      </w:pPr>
+      <w:r>
+        <w:rPr>
+          <w:color w:val="222222"/>
+          <w:rtl w:val="0"/>
+        </w:rPr>
+        <w:t xml:space="preserve">Kind type: Employee</w:t>
+      </w:r>
+    </w:p>
+    <w:p>
+      <w:pPr>
+        <w:shd w:fill="ffffff" w:val="clear"/>
+        <w:rPr>
+          <w:color w:val="222222"/>
+        </w:rPr>
+      </w:pPr>
+      <w:r>
+        <w:rPr>
+          <w:color w:val="222222"/>
+          <w:rtl w:val="0"/>
+        </w:rPr>
+        <w:t xml:space="preserve">. Type SK Statements: For all Kind Resource Occurrences Attributes / Values.</w:t>
+      </w:r>
+    </w:p>
+    <w:p>
+      <w:pPr>
+        <w:shd w:fill="ffffff" w:val="clear"/>
+        <w:rPr>
+          <w:color w:val="222222"/>
+        </w:rPr>
+      </w:pPr>
+      <w:r>
+        <w:rPr>
+          <w:color w:val="222222"/>
+          <w:rtl w:val="0"/>
+        </w:rPr>
+        <w:t xml:space="preserve">. SK (Employee) : (Ctx, SK :Person, Attrs, Values)*</w:t>
+      </w:r>
+    </w:p>
+    <w:p>
+      <w:pPr>
+        <w:shd w:fill="ffffff" w:val="clear"/>
+        <w:rPr>
+          <w:color w:val="222222"/>
+        </w:rPr>
+      </w:pPr>
+      <w:r>
+        <w:rPr>
+          <w:rtl w:val="0"/>
+        </w:rPr>
+      </w:r>
+    </w:p>
+    <w:p>
+      <w:pPr>
+        <w:shd w:fill="ffffff" w:val="clear"/>
+        <w:rPr>
+          <w:color w:val="222222"/>
+        </w:rPr>
+      </w:pPr>
+      <w:r>
+        <w:rPr>
+          <w:color w:val="222222"/>
+          <w:rtl w:val="0"/>
+        </w:rPr>
+        <w:t xml:space="preserve">Kind state: GoogleEmployee / HighSalaryEmployee / RemoteEmployee</w:t>
+      </w:r>
+    </w:p>
+    <w:p>
+      <w:pPr>
+        <w:shd w:fill="ffffff" w:val="clear"/>
+        <w:rPr>
+          <w:color w:val="222222"/>
+        </w:rPr>
+      </w:pPr>
+      <w:r>
+        <w:rPr>
+          <w:color w:val="222222"/>
+          <w:rtl w:val="0"/>
+        </w:rPr>
+        <w:t xml:space="preserve">. SK (GoogleEmployee) : (Ctx, SK :Employee, Attr :employer, Val :Google)</w:t>
+      </w:r>
+    </w:p>
+    <w:p>
+      <w:pPr>
+        <w:shd w:fill="ffffff" w:val="clear"/>
+        <w:rPr>
+          <w:color w:val="222222"/>
+        </w:rPr>
+      </w:pPr>
+      <w:r>
+        <w:rPr>
+          <w:color w:val="222222"/>
+          <w:rtl w:val="0"/>
+        </w:rPr>
+        <w:t xml:space="preserve">. Attr, Val: Placeholders / Kinds.</w:t>
+      </w:r>
+    </w:p>
+    <w:p>
+      <w:pPr>
+        <w:shd w:fill="ffffff" w:val="clear"/>
+        <w:rPr>
+          <w:color w:val="222222"/>
+        </w:rPr>
+      </w:pPr>
+      <w:r>
+        <w:rPr>
+          <w:rtl w:val="0"/>
+        </w:rPr>
+      </w:r>
+    </w:p>
+    <w:p>
+      <w:pPr>
+        <w:shd w:fill="ffffff" w:val="clear"/>
+        <w:rPr>
+          <w:color w:val="222222"/>
+        </w:rPr>
+      </w:pPr>
+      <w:r>
+        <w:rPr>
+          <w:color w:val="222222"/>
+          <w:rtl w:val="0"/>
+        </w:rPr>
+        <w:t xml:space="preserve">Kind super / sub Kind (type / state) traversal.</w:t>
+      </w:r>
+    </w:p>
+    <w:p>
+      <w:pPr>
+        <w:shd w:fill="ffffff" w:val="clear"/>
+        <w:rPr>
+          <w:color w:val="222222"/>
+        </w:rPr>
+      </w:pPr>
+      <w:r>
+        <w:rPr>
+          <w:rtl w:val="0"/>
+        </w:rPr>
+      </w:r>
+    </w:p>
+    <w:p>
+      <w:pPr>
+        <w:shd w:fill="ffffff" w:val="clear"/>
+        <w:rPr>
+          <w:color w:val="222222"/>
+        </w:rPr>
+      </w:pPr>
+      <w:r>
+        <w:rPr>
+          <w:color w:val="222222"/>
+          <w:rtl w:val="0"/>
+        </w:rPr>
         <w:t xml:space="preserve">Kind Resource Occurrence: Meta Kind.</w:t>
       </w:r>
     </w:p>
@@ -14342,7 +14598,7 @@
           <w:color w:val="222222"/>
           <w:rtl w:val="0"/>
         </w:rPr>
-        <w:t xml:space="preserve">Kind super / sub Kind (type / state) traversal.</w:t>
+        <w:t xml:space="preserve">Alignment:</w:t>
       </w:r>
     </w:p>
     <w:p>
@@ -14371,6 +14627,66 @@
           <w:rtl w:val="0"/>
         </w:rPr>
         <w:t xml:space="preserve">Alignment:</w:t>
+      </w:r>
+    </w:p>
+    <w:p>
+      <w:pPr>
+        <w:shd w:fill="ffffff" w:val="clear"/>
+        <w:rPr>
+          <w:color w:val="222222"/>
+        </w:rPr>
+      </w:pPr>
+      <w:r>
+        <w:rPr>
+          <w:color w:val="222222"/>
+          <w:rtl w:val="0"/>
+        </w:rPr>
+        <w:t xml:space="preserve">. PK Player Predicates?</w:t>
+      </w:r>
+    </w:p>
+    <w:p>
+      <w:pPr>
+        <w:shd w:fill="ffffff" w:val="clear"/>
+        <w:rPr>
+          <w:color w:val="222222"/>
+        </w:rPr>
+      </w:pPr>
+      <w:r>
+        <w:rPr>
+          <w:color w:val="222222"/>
+          <w:rtl w:val="0"/>
+        </w:rPr>
+        <w:t xml:space="preserve">. SK Attributes?</w:t>
+      </w:r>
+    </w:p>
+    <w:p>
+      <w:pPr>
+        <w:shd w:fill="ffffff" w:val="clear"/>
+        <w:rPr>
+          <w:color w:val="222222"/>
+        </w:rPr>
+      </w:pPr>
+      <w:r>
+        <w:rPr>
+          <w:color w:val="222222"/>
+          <w:rtl w:val="0"/>
+        </w:rPr>
+        <w:t xml:space="preserve">. PK: (Predicate, SK, OK)?</w:t>
+      </w:r>
+    </w:p>
+    <w:p>
+      <w:pPr>
+        <w:shd w:fill="ffffff" w:val="clear"/>
+        <w:rPr>
+          <w:color w:val="222222"/>
+        </w:rPr>
+      </w:pPr>
+      <w:r>
+        <w:rPr>
+          <w:color w:val="222222"/>
+          <w:rtl w:val="0"/>
+        </w:rPr>
+        <w:t xml:space="preserve">. Infer: aggregate / deaggregate (fold / unfold).</w:t>
       </w:r>
     </w:p>
     <w:p>
@@ -31743,12 +32059,12 @@
           <wp:inline distB="19050" distT="19050" distL="19050" distR="19050">
             <wp:extent cx="143470" cy="232655"/>
             <wp:effectExtent b="0" l="0" r="0" t="0"/>
-            <wp:docPr id="23" name="image24.png"/>
+            <wp:docPr id="23" name="image23.png"/>
             <a:graphic>
               <a:graphicData uri="http://schemas.openxmlformats.org/drawingml/2006/picture">
                 <pic:pic>
                   <pic:nvPicPr>
-                    <pic:cNvPr id="0" name="image24.png"/>
+                    <pic:cNvPr id="0" name="image23.png"/>
                     <pic:cNvPicPr preferRelativeResize="0"/>
                   </pic:nvPicPr>
                   <pic:blipFill>
@@ -31803,12 +32119,12 @@
           <wp:inline distB="19050" distT="19050" distL="19050" distR="19050">
             <wp:extent cx="105489" cy="234421"/>
             <wp:effectExtent b="0" l="0" r="0" t="0"/>
-            <wp:docPr id="19" name="image6.png"/>
+            <wp:docPr id="19" name="image18.png"/>
             <a:graphic>
               <a:graphicData uri="http://schemas.openxmlformats.org/drawingml/2006/picture">
                 <pic:pic>
                   <pic:nvPicPr>
-                    <pic:cNvPr id="0" name="image6.png"/>
+                    <pic:cNvPr id="0" name="image18.png"/>
                     <pic:cNvPicPr preferRelativeResize="0"/>
                   </pic:nvPicPr>
                   <pic:blipFill>
@@ -32020,12 +32336,12 @@
           <wp:inline distB="19050" distT="19050" distL="19050" distR="19050">
             <wp:extent cx="574357" cy="229743"/>
             <wp:effectExtent b="0" l="0" r="0" t="0"/>
-            <wp:docPr id="9" name="image3.png"/>
+            <wp:docPr id="9" name="image4.png"/>
             <a:graphic>
               <a:graphicData uri="http://schemas.openxmlformats.org/drawingml/2006/picture">
                 <pic:pic>
                   <pic:nvPicPr>
-                    <pic:cNvPr id="0" name="image3.png"/>
+                    <pic:cNvPr id="0" name="image4.png"/>
                     <pic:cNvPicPr preferRelativeResize="0"/>
                   </pic:nvPicPr>
                   <pic:blipFill>
@@ -32064,12 +32380,12 @@
           <wp:inline distB="19050" distT="19050" distL="19050" distR="19050">
             <wp:extent cx="79891" cy="239673"/>
             <wp:effectExtent b="0" l="0" r="0" t="0"/>
-            <wp:docPr id="18" name="image7.png"/>
+            <wp:docPr id="18" name="image11.png"/>
             <a:graphic>
               <a:graphicData uri="http://schemas.openxmlformats.org/drawingml/2006/picture">
                 <pic:pic>
                   <pic:nvPicPr>
-                    <pic:cNvPr id="0" name="image7.png"/>
+                    <pic:cNvPr id="0" name="image11.png"/>
                     <pic:cNvPicPr preferRelativeResize="0"/>
                   </pic:nvPicPr>
                   <pic:blipFill>
@@ -32108,12 +32424,12 @@
           <wp:inline distB="19050" distT="19050" distL="19050" distR="19050">
             <wp:extent cx="89475" cy="244024"/>
             <wp:effectExtent b="0" l="0" r="0" t="0"/>
-            <wp:docPr id="16" name="image8.png"/>
+            <wp:docPr id="16" name="image6.png"/>
             <a:graphic>
               <a:graphicData uri="http://schemas.openxmlformats.org/drawingml/2006/picture">
                 <pic:pic>
                   <pic:nvPicPr>
-                    <pic:cNvPr id="0" name="image8.png"/>
+                    <pic:cNvPr id="0" name="image6.png"/>
                     <pic:cNvPicPr preferRelativeResize="0"/>
                   </pic:nvPicPr>
                   <pic:blipFill>
@@ -32152,12 +32468,12 @@
           <wp:inline distB="19050" distT="19050" distL="19050" distR="19050">
             <wp:extent cx="97572" cy="234173"/>
             <wp:effectExtent b="0" l="0" r="0" t="0"/>
-            <wp:docPr id="12" name="image17.png"/>
+            <wp:docPr id="12" name="image16.png"/>
             <a:graphic>
               <a:graphicData uri="http://schemas.openxmlformats.org/drawingml/2006/picture">
                 <pic:pic>
                   <pic:nvPicPr>
-                    <pic:cNvPr id="0" name="image17.png"/>
+                    <pic:cNvPr id="0" name="image16.png"/>
                     <pic:cNvPicPr preferRelativeResize="0"/>
                   </pic:nvPicPr>
                   <pic:blipFill>
@@ -32205,12 +32521,12 @@
           <wp:inline distB="19050" distT="19050" distL="19050" distR="19050">
             <wp:extent cx="3718560" cy="686503"/>
             <wp:effectExtent b="0" l="0" r="0" t="0"/>
-            <wp:docPr id="13" name="image26.png"/>
+            <wp:docPr id="13" name="image12.png"/>
             <a:graphic>
               <a:graphicData uri="http://schemas.openxmlformats.org/drawingml/2006/picture">
                 <pic:pic>
                   <pic:nvPicPr>
-                    <pic:cNvPr id="0" name="image26.png"/>
+                    <pic:cNvPr id="0" name="image12.png"/>
                     <pic:cNvPicPr preferRelativeResize="0"/>
                   </pic:nvPicPr>
                   <pic:blipFill>
@@ -32329,12 +32645,12 @@
           <wp:inline distB="19050" distT="19050" distL="19050" distR="19050">
             <wp:extent cx="145018" cy="235165"/>
             <wp:effectExtent b="0" l="0" r="0" t="0"/>
-            <wp:docPr id="20" name="image2.png"/>
+            <wp:docPr id="20" name="image5.png"/>
             <a:graphic>
               <a:graphicData uri="http://schemas.openxmlformats.org/drawingml/2006/picture">
                 <pic:pic>
                   <pic:nvPicPr>
-                    <pic:cNvPr id="0" name="image2.png"/>
+                    <pic:cNvPr id="0" name="image5.png"/>
                     <pic:cNvPicPr preferRelativeResize="0"/>
                   </pic:nvPicPr>
                   <pic:blipFill>
@@ -32370,12 +32686,12 @@
           <wp:inline distB="19050" distT="19050" distL="19050" distR="19050">
             <wp:extent cx="138292" cy="224257"/>
             <wp:effectExtent b="0" l="0" r="0" t="0"/>
-            <wp:docPr id="8" name="image4.png"/>
+            <wp:docPr id="8" name="image7.png"/>
             <a:graphic>
               <a:graphicData uri="http://schemas.openxmlformats.org/drawingml/2006/picture">
                 <pic:pic>
                   <pic:nvPicPr>
-                    <pic:cNvPr id="0" name="image4.png"/>
+                    <pic:cNvPr id="0" name="image7.png"/>
                     <pic:cNvPicPr preferRelativeResize="0"/>
                   </pic:nvPicPr>
                   <pic:blipFill>
@@ -32440,12 +32756,12 @@
           <wp:inline distB="19050" distT="19050" distL="19050" distR="19050">
             <wp:extent cx="3819649" cy="228721"/>
             <wp:effectExtent b="0" l="0" r="0" t="0"/>
-            <wp:docPr id="27" name="image19.png"/>
+            <wp:docPr id="27" name="image14.png"/>
             <a:graphic>
               <a:graphicData uri="http://schemas.openxmlformats.org/drawingml/2006/picture">
                 <pic:pic>
                   <pic:nvPicPr>
-                    <pic:cNvPr id="0" name="image19.png"/>
+                    <pic:cNvPr id="0" name="image14.png"/>
                     <pic:cNvPicPr preferRelativeResize="0"/>
                   </pic:nvPicPr>
                   <pic:blipFill>
@@ -32774,12 +33090,12 @@
           <wp:inline distB="19050" distT="19050" distL="19050" distR="19050">
             <wp:extent cx="2882141" cy="285549"/>
             <wp:effectExtent b="0" l="0" r="0" t="0"/>
-            <wp:docPr id="14" name="image22.png"/>
+            <wp:docPr id="14" name="image8.png"/>
             <a:graphic>
               <a:graphicData uri="http://schemas.openxmlformats.org/drawingml/2006/picture">
                 <pic:pic>
                   <pic:nvPicPr>
-                    <pic:cNvPr id="0" name="image22.png"/>
+                    <pic:cNvPr id="0" name="image8.png"/>
                     <pic:cNvPicPr preferRelativeResize="0"/>
                   </pic:nvPicPr>
                   <pic:blipFill>
@@ -32959,12 +33275,12 @@
           <wp:inline distB="19050" distT="19050" distL="19050" distR="19050">
             <wp:extent cx="720923" cy="227660"/>
             <wp:effectExtent b="0" l="0" r="0" t="0"/>
-            <wp:docPr id="24" name="image18.png"/>
+            <wp:docPr id="24" name="image9.png"/>
             <a:graphic>
               <a:graphicData uri="http://schemas.openxmlformats.org/drawingml/2006/picture">
                 <pic:pic>
                   <pic:nvPicPr>
-                    <pic:cNvPr id="0" name="image18.png"/>
+                    <pic:cNvPr id="0" name="image9.png"/>
                     <pic:cNvPicPr preferRelativeResize="0"/>
                   </pic:nvPicPr>
                   <pic:blipFill>
@@ -33035,12 +33351,12 @@
           <wp:inline distB="19050" distT="19050" distL="19050" distR="19050">
             <wp:extent cx="105489" cy="234421"/>
             <wp:effectExtent b="0" l="0" r="0" t="0"/>
-            <wp:docPr id="17" name="image6.png"/>
+            <wp:docPr id="17" name="image18.png"/>
             <a:graphic>
               <a:graphicData uri="http://schemas.openxmlformats.org/drawingml/2006/picture">
                 <pic:pic>
                   <pic:nvPicPr>
-                    <pic:cNvPr id="0" name="image6.png"/>
+                    <pic:cNvPr id="0" name="image18.png"/>
                     <pic:cNvPicPr preferRelativeResize="0"/>
                   </pic:nvPicPr>
                   <pic:blipFill>
@@ -33079,12 +33395,12 @@
           <wp:inline distB="19050" distT="19050" distL="19050" distR="19050">
             <wp:extent cx="97572" cy="234173"/>
             <wp:effectExtent b="0" l="0" r="0" t="0"/>
-            <wp:docPr id="3" name="image17.png"/>
+            <wp:docPr id="3" name="image16.png"/>
             <a:graphic>
               <a:graphicData uri="http://schemas.openxmlformats.org/drawingml/2006/picture">
                 <pic:pic>
                   <pic:nvPicPr>
-                    <pic:cNvPr id="0" name="image17.png"/>
+                    <pic:cNvPr id="0" name="image16.png"/>
                     <pic:cNvPicPr preferRelativeResize="0"/>
                   </pic:nvPicPr>
                   <pic:blipFill>
@@ -33123,12 +33439,12 @@
           <wp:inline distB="19050" distT="19050" distL="19050" distR="19050">
             <wp:extent cx="607516" cy="227818"/>
             <wp:effectExtent b="0" l="0" r="0" t="0"/>
-            <wp:docPr id="11" name="image9.png"/>
+            <wp:docPr id="11" name="image2.png"/>
             <a:graphic>
               <a:graphicData uri="http://schemas.openxmlformats.org/drawingml/2006/picture">
                 <pic:pic>
                   <pic:nvPicPr>
-                    <pic:cNvPr id="0" name="image9.png"/>
+                    <pic:cNvPr id="0" name="image2.png"/>
                     <pic:cNvPicPr preferRelativeResize="0"/>
                   </pic:nvPicPr>
                   <pic:blipFill>
@@ -33243,12 +33559,12 @@
           <wp:inline distB="19050" distT="19050" distL="19050" distR="19050">
             <wp:extent cx="105489" cy="234421"/>
             <wp:effectExtent b="0" l="0" r="0" t="0"/>
-            <wp:docPr id="28" name="image6.png"/>
+            <wp:docPr id="28" name="image18.png"/>
             <a:graphic>
               <a:graphicData uri="http://schemas.openxmlformats.org/drawingml/2006/picture">
                 <pic:pic>
                   <pic:nvPicPr>
-                    <pic:cNvPr id="0" name="image6.png"/>
+                    <pic:cNvPr id="0" name="image18.png"/>
                     <pic:cNvPicPr preferRelativeResize="0"/>
                   </pic:nvPicPr>
                   <pic:blipFill>
@@ -33319,12 +33635,12 @@
           <wp:inline distB="19050" distT="19050" distL="19050" distR="19050">
             <wp:extent cx="333911" cy="211093"/>
             <wp:effectExtent b="0" l="0" r="0" t="0"/>
-            <wp:docPr id="22" name="image12.png"/>
+            <wp:docPr id="22" name="image13.png"/>
             <a:graphic>
               <a:graphicData uri="http://schemas.openxmlformats.org/drawingml/2006/picture">
                 <pic:pic>
                   <pic:nvPicPr>
-                    <pic:cNvPr id="0" name="image12.png"/>
+                    <pic:cNvPr id="0" name="image13.png"/>
                     <pic:cNvPicPr preferRelativeResize="0"/>
                   </pic:nvPicPr>
                   <pic:blipFill>
@@ -33363,12 +33679,12 @@
           <wp:inline distB="19050" distT="19050" distL="19050" distR="19050">
             <wp:extent cx="457438" cy="228719"/>
             <wp:effectExtent b="0" l="0" r="0" t="0"/>
-            <wp:docPr id="29" name="image25.png"/>
+            <wp:docPr id="29" name="image26.png"/>
             <a:graphic>
               <a:graphicData uri="http://schemas.openxmlformats.org/drawingml/2006/picture">
                 <pic:pic>
                   <pic:nvPicPr>
-                    <pic:cNvPr id="0" name="image25.png"/>
+                    <pic:cNvPr id="0" name="image26.png"/>
                     <pic:cNvPicPr preferRelativeResize="0"/>
                   </pic:nvPicPr>
                   <pic:blipFill>
@@ -33550,12 +33866,12 @@
           <wp:inline distB="19050" distT="19050" distL="19050" distR="19050">
             <wp:extent cx="214432" cy="225717"/>
             <wp:effectExtent b="0" l="0" r="0" t="0"/>
-            <wp:docPr id="10" name="image5.png"/>
+            <wp:docPr id="10" name="image24.png"/>
             <a:graphic>
               <a:graphicData uri="http://schemas.openxmlformats.org/drawingml/2006/picture">
                 <pic:pic>
                   <pic:nvPicPr>
-                    <pic:cNvPr id="0" name="image5.png"/>
+                    <pic:cNvPr id="0" name="image24.png"/>
                     <pic:cNvPicPr preferRelativeResize="0"/>
                   </pic:nvPicPr>
                   <pic:blipFill>
@@ -33638,12 +33954,12 @@
           <wp:inline distB="19050" distT="19050" distL="19050" distR="19050">
             <wp:extent cx="876836" cy="285925"/>
             <wp:effectExtent b="0" l="0" r="0" t="0"/>
-            <wp:docPr id="21" name="image20.png"/>
+            <wp:docPr id="21" name="image19.png"/>
             <a:graphic>
               <a:graphicData uri="http://schemas.openxmlformats.org/drawingml/2006/picture">
                 <pic:pic>
                   <pic:nvPicPr>
-                    <pic:cNvPr id="0" name="image20.png"/>
+                    <pic:cNvPr id="0" name="image19.png"/>
                     <pic:cNvPicPr preferRelativeResize="0"/>
                   </pic:nvPicPr>
                   <pic:blipFill>
@@ -33714,12 +34030,12 @@
           <wp:inline distB="19050" distT="19050" distL="19050" distR="19050">
             <wp:extent cx="214432" cy="225717"/>
             <wp:effectExtent b="0" l="0" r="0" t="0"/>
-            <wp:docPr id="1" name="image11.png"/>
+            <wp:docPr id="1" name="image17.png"/>
             <a:graphic>
               <a:graphicData uri="http://schemas.openxmlformats.org/drawingml/2006/picture">
                 <pic:pic>
                   <pic:nvPicPr>
-                    <pic:cNvPr id="0" name="image11.png"/>
+                    <pic:cNvPr id="0" name="image17.png"/>
                     <pic:cNvPicPr preferRelativeResize="0"/>
                   </pic:nvPicPr>
                   <pic:blipFill>
@@ -33758,12 +34074,12 @@
           <wp:inline distB="19050" distT="19050" distL="19050" distR="19050">
             <wp:extent cx="214432" cy="225717"/>
             <wp:effectExtent b="0" l="0" r="0" t="0"/>
-            <wp:docPr id="30" name="image16.png"/>
+            <wp:docPr id="30" name="image20.png"/>
             <a:graphic>
               <a:graphicData uri="http://schemas.openxmlformats.org/drawingml/2006/picture">
                 <pic:pic>
                   <pic:nvPicPr>
-                    <pic:cNvPr id="0" name="image16.png"/>
+                    <pic:cNvPr id="0" name="image20.png"/>
                     <pic:cNvPicPr preferRelativeResize="0"/>
                   </pic:nvPicPr>
                   <pic:blipFill>
@@ -33802,12 +34118,12 @@
           <wp:inline distB="19050" distT="19050" distL="19050" distR="19050">
             <wp:extent cx="95905" cy="230173"/>
             <wp:effectExtent b="0" l="0" r="0" t="0"/>
-            <wp:docPr id="4" name="image14.png"/>
+            <wp:docPr id="4" name="image3.png"/>
             <a:graphic>
               <a:graphicData uri="http://schemas.openxmlformats.org/drawingml/2006/picture">
                 <pic:pic>
                   <pic:nvPicPr>
-                    <pic:cNvPr id="0" name="image14.png"/>
+                    <pic:cNvPr id="0" name="image3.png"/>
                     <pic:cNvPicPr preferRelativeResize="0"/>
                   </pic:nvPicPr>
                   <pic:blipFill>
@@ -33943,12 +34259,12 @@
           <wp:inline distB="19050" distT="19050" distL="19050" distR="19050">
             <wp:extent cx="3042047" cy="217562"/>
             <wp:effectExtent b="0" l="0" r="0" t="0"/>
-            <wp:docPr id="15" name="image13.png"/>
+            <wp:docPr id="15" name="image22.png"/>
             <a:graphic>
               <a:graphicData uri="http://schemas.openxmlformats.org/drawingml/2006/picture">
                 <pic:pic>
                   <pic:nvPicPr>
-                    <pic:cNvPr id="0" name="image13.png"/>
+                    <pic:cNvPr id="0" name="image22.png"/>
                     <pic:cNvPicPr preferRelativeResize="0"/>
                   </pic:nvPicPr>
                   <pic:blipFill>

--- a/Spec.docx
+++ b/Spec.docx
@@ -157,7 +157,7 @@
     </w:p>
     <w:sdt>
       <w:sdtPr>
-        <w:id w:val="-981185417"/>
+        <w:id w:val="-189622166"/>
         <w:docPartObj>
           <w:docPartGallery w:val="Table of Contents"/>
           <w:docPartUnique w:val="1"/>
@@ -11725,12 +11725,12 @@
           <wp:inline distB="114300" distT="114300" distL="114300" distR="114300">
             <wp:extent cx="9144000" cy="5143500"/>
             <wp:effectExtent b="0" l="0" r="0" t="0"/>
-            <wp:docPr id="26" name="image25.png"/>
+            <wp:docPr id="26" name="image26.png"/>
             <a:graphic>
               <a:graphicData uri="http://schemas.openxmlformats.org/drawingml/2006/picture">
                 <pic:pic>
                   <pic:nvPicPr>
-                    <pic:cNvPr id="0" name="image25.png"/>
+                    <pic:cNvPr id="0" name="image26.png"/>
                     <pic:cNvPicPr preferRelativeResize="0"/>
                   </pic:nvPicPr>
                   <pic:blipFill>
@@ -14598,6 +14598,289 @@
           <w:color w:val="222222"/>
           <w:rtl w:val="0"/>
         </w:rPr>
+        <w:t xml:space="preserve">T</w:t>
+      </w:r>
+      <w:r>
+        <w:rPr>
+          <w:color w:val="222222"/>
+          <w:rtl w:val="0"/>
+        </w:rPr>
+        <w:t xml:space="preserve">ype Kind Statements: For all Kind Resource Occurrences Attributes / Attributes Values</w:t>
+      </w:r>
+    </w:p>
+    <w:p>
+      <w:pPr>
+        <w:shd w:fill="ffffff" w:val="clear"/>
+        <w:rPr>
+          <w:color w:val="222222"/>
+        </w:rPr>
+      </w:pPr>
+      <w:r>
+        <w:rPr>
+          <w:rtl w:val="0"/>
+        </w:rPr>
+      </w:r>
+    </w:p>
+    <w:p>
+      <w:pPr>
+        <w:shd w:fill="ffffff" w:val="clear"/>
+        <w:rPr>
+          <w:color w:val="222222"/>
+        </w:rPr>
+      </w:pPr>
+      <w:r>
+        <w:rPr>
+          <w:color w:val="222222"/>
+          <w:rtl w:val="0"/>
+        </w:rPr>
+        <w:t xml:space="preserve">SK (Employee) : (Ctx, SK :Person,  AttributeType, AttributeValue);</w:t>
+      </w:r>
+    </w:p>
+    <w:p>
+      <w:pPr>
+        <w:shd w:fill="ffffff" w:val="clear"/>
+        <w:rPr>
+          <w:color w:val="222222"/>
+        </w:rPr>
+      </w:pPr>
+      <w:r>
+        <w:rPr>
+          <w:color w:val="222222"/>
+          <w:rtl w:val="0"/>
+        </w:rPr>
+        <w:t xml:space="preserve">PK : (Ctx, PK :Parent, AttributeType, AttributeValue);</w:t>
+      </w:r>
+    </w:p>
+    <w:p>
+      <w:pPr>
+        <w:shd w:fill="ffffff" w:val="clear"/>
+        <w:rPr>
+          <w:color w:val="222222"/>
+        </w:rPr>
+      </w:pPr>
+      <w:r>
+        <w:rPr>
+          <w:color w:val="222222"/>
+          <w:rtl w:val="0"/>
+        </w:rPr>
+        <w:t xml:space="preserve">OK : (Ctx, OK :Parent, AttributeType, AttributeValue)</w:t>
+      </w:r>
+    </w:p>
+    <w:p>
+      <w:pPr>
+        <w:shd w:fill="ffffff" w:val="clear"/>
+        <w:rPr>
+          <w:color w:val="222222"/>
+        </w:rPr>
+      </w:pPr>
+      <w:r>
+        <w:rPr>
+          <w:rtl w:val="0"/>
+        </w:rPr>
+      </w:r>
+    </w:p>
+    <w:p>
+      <w:pPr>
+        <w:shd w:fill="ffffff" w:val="clear"/>
+        <w:rPr>
+          <w:color w:val="222222"/>
+        </w:rPr>
+      </w:pPr>
+      <w:r>
+        <w:rPr>
+          <w:color w:val="222222"/>
+          <w:rtl w:val="0"/>
+        </w:rPr>
+        <w:t xml:space="preserve">Ctx: Kind Occurrences (Kind as role)? PlayerType Resource?</w:t>
+      </w:r>
+      <w:r>
+        <w:rPr>
+          <w:rtl w:val="0"/>
+        </w:rPr>
+      </w:r>
+    </w:p>
+    <w:p>
+      <w:pPr>
+        <w:shd w:fill="ffffff" w:val="clear"/>
+        <w:rPr>
+          <w:color w:val="222222"/>
+        </w:rPr>
+      </w:pPr>
+      <w:r>
+        <w:rPr>
+          <w:rtl w:val="0"/>
+        </w:rPr>
+      </w:r>
+    </w:p>
+    <w:p>
+      <w:pPr>
+        <w:shd w:fill="ffffff" w:val="clear"/>
+        <w:rPr>
+          <w:color w:val="222222"/>
+        </w:rPr>
+      </w:pPr>
+      <w:r>
+        <w:rPr>
+          <w:color w:val="222222"/>
+          <w:rtl w:val="0"/>
+        </w:rPr>
+        <w:t xml:space="preserve">Raw Statements.</w:t>
+      </w:r>
+    </w:p>
+    <w:p>
+      <w:pPr>
+        <w:shd w:fill="ffffff" w:val="clear"/>
+        <w:rPr>
+          <w:color w:val="222222"/>
+        </w:rPr>
+      </w:pPr>
+      <w:r>
+        <w:rPr>
+          <w:color w:val="222222"/>
+          <w:rtl w:val="0"/>
+        </w:rPr>
+        <w:t xml:space="preserve">Kind Statements.</w:t>
+      </w:r>
+    </w:p>
+    <w:p>
+      <w:pPr>
+        <w:shd w:fill="ffffff" w:val="clear"/>
+        <w:rPr>
+          <w:color w:val="222222"/>
+        </w:rPr>
+      </w:pPr>
+      <w:r>
+        <w:rPr>
+          <w:color w:val="222222"/>
+          <w:rtl w:val="0"/>
+        </w:rPr>
+        <w:t xml:space="preserve">Hierarchical Statements.</w:t>
+      </w:r>
+    </w:p>
+    <w:p>
+      <w:pPr>
+        <w:shd w:fill="ffffff" w:val="clear"/>
+        <w:rPr>
+          <w:color w:val="222222"/>
+        </w:rPr>
+      </w:pPr>
+      <w:r>
+        <w:rPr>
+          <w:rtl w:val="0"/>
+        </w:rPr>
+      </w:r>
+    </w:p>
+    <w:p>
+      <w:pPr>
+        <w:shd w:fill="ffffff" w:val="clear"/>
+        <w:rPr>
+          <w:color w:val="222222"/>
+        </w:rPr>
+      </w:pPr>
+      <w:r>
+        <w:rPr>
+          <w:color w:val="222222"/>
+          <w:rtl w:val="0"/>
+        </w:rPr>
+        <w:t xml:space="preserve">Statements: Occurrences of Kind Resources.</w:t>
+      </w:r>
+    </w:p>
+    <w:p>
+      <w:pPr>
+        <w:shd w:fill="ffffff" w:val="clear"/>
+        <w:rPr>
+          <w:color w:val="222222"/>
+        </w:rPr>
+      </w:pPr>
+      <w:r>
+        <w:rPr>
+          <w:rtl w:val="0"/>
+        </w:rPr>
+      </w:r>
+    </w:p>
+    <w:p>
+      <w:pPr>
+        <w:shd w:fill="ffffff" w:val="clear"/>
+        <w:rPr>
+          <w:color w:val="222222"/>
+        </w:rPr>
+      </w:pPr>
+      <w:r>
+        <w:rPr>
+          <w:color w:val="222222"/>
+          <w:rtl w:val="0"/>
+        </w:rPr>
+        <w:t xml:space="preserve">Alignment (PK Player Predicates, SK Attributes?): (CK, S, P, O Materialization / Folding)</w:t>
+      </w:r>
+    </w:p>
+    <w:p>
+      <w:pPr>
+        <w:shd w:fill="ffffff" w:val="clear"/>
+        <w:rPr>
+          <w:color w:val="222222"/>
+        </w:rPr>
+      </w:pPr>
+      <w:r>
+        <w:rPr>
+          <w:rtl w:val="0"/>
+        </w:rPr>
+      </w:r>
+    </w:p>
+    <w:p>
+      <w:pPr>
+        <w:shd w:fill="ffffff" w:val="clear"/>
+        <w:rPr>
+          <w:color w:val="222222"/>
+        </w:rPr>
+      </w:pPr>
+      <w:r>
+        <w:rPr>
+          <w:color w:val="222222"/>
+          <w:rtl w:val="0"/>
+        </w:rPr>
+        <w:t xml:space="preserve">Execution:</w:t>
+      </w:r>
+    </w:p>
+    <w:p>
+      <w:pPr>
+        <w:shd w:fill="ffffff" w:val="clear"/>
+        <w:rPr>
+          <w:color w:val="222222"/>
+        </w:rPr>
+      </w:pPr>
+      <w:r>
+        <w:rPr>
+          <w:color w:val="222222"/>
+          <w:rtl w:val="0"/>
+        </w:rPr>
+        <w:t xml:space="preserve">Helpers: Index (FCA, Sets, etc.), Registry, Naming.</w:t>
+      </w:r>
+    </w:p>
+    <w:p>
+      <w:pPr>
+        <w:shd w:fill="ffffff" w:val="clear"/>
+        <w:rPr>
+          <w:color w:val="222222"/>
+        </w:rPr>
+      </w:pPr>
+      <w:r>
+        <w:rPr>
+          <w:rtl w:val="0"/>
+        </w:rPr>
+      </w:r>
+    </w:p>
+    <w:p>
+      <w:pPr>
+        <w:shd w:fill="ffffff" w:val="clear"/>
+        <w:rPr>
+          <w:color w:val="222222"/>
+        </w:rPr>
+      </w:pPr>
+      <w:r>
+        <w:rPr>
+          <w:color w:val="222222"/>
+          <w:rtl w:val="0"/>
+        </w:rPr>
         <w:t xml:space="preserve">Alignment:</w:t>
       </w:r>
     </w:p>
@@ -32059,12 +32342,12 @@
           <wp:inline distB="19050" distT="19050" distL="19050" distR="19050">
             <wp:extent cx="143470" cy="232655"/>
             <wp:effectExtent b="0" l="0" r="0" t="0"/>
-            <wp:docPr id="23" name="image23.png"/>
+            <wp:docPr id="23" name="image8.png"/>
             <a:graphic>
               <a:graphicData uri="http://schemas.openxmlformats.org/drawingml/2006/picture">
                 <pic:pic>
                   <pic:nvPicPr>
-                    <pic:cNvPr id="0" name="image23.png"/>
+                    <pic:cNvPr id="0" name="image8.png"/>
                     <pic:cNvPicPr preferRelativeResize="0"/>
                   </pic:nvPicPr>
                   <pic:blipFill>
@@ -32119,12 +32402,12 @@
           <wp:inline distB="19050" distT="19050" distL="19050" distR="19050">
             <wp:extent cx="105489" cy="234421"/>
             <wp:effectExtent b="0" l="0" r="0" t="0"/>
-            <wp:docPr id="19" name="image18.png"/>
+            <wp:docPr id="19" name="image4.png"/>
             <a:graphic>
               <a:graphicData uri="http://schemas.openxmlformats.org/drawingml/2006/picture">
                 <pic:pic>
                   <pic:nvPicPr>
-                    <pic:cNvPr id="0" name="image18.png"/>
+                    <pic:cNvPr id="0" name="image4.png"/>
                     <pic:cNvPicPr preferRelativeResize="0"/>
                   </pic:nvPicPr>
                   <pic:blipFill>
@@ -32175,12 +32458,12 @@
           <wp:inline distB="19050" distT="19050" distL="19050" distR="19050">
             <wp:extent cx="771584" cy="229183"/>
             <wp:effectExtent b="0" l="0" r="0" t="0"/>
-            <wp:docPr id="6" name="image15.png"/>
+            <wp:docPr id="6" name="image5.png"/>
             <a:graphic>
               <a:graphicData uri="http://schemas.openxmlformats.org/drawingml/2006/picture">
                 <pic:pic>
                   <pic:nvPicPr>
-                    <pic:cNvPr id="0" name="image15.png"/>
+                    <pic:cNvPr id="0" name="image5.png"/>
                     <pic:cNvPicPr preferRelativeResize="0"/>
                   </pic:nvPicPr>
                   <pic:blipFill>
@@ -32236,12 +32519,12 @@
           <wp:inline distB="19050" distT="19050" distL="19050" distR="19050">
             <wp:extent cx="586919" cy="227194"/>
             <wp:effectExtent b="0" l="0" r="0" t="0"/>
-            <wp:docPr id="2" name="image10.png"/>
+            <wp:docPr id="2" name="image18.png"/>
             <a:graphic>
               <a:graphicData uri="http://schemas.openxmlformats.org/drawingml/2006/picture">
                 <pic:pic>
                   <pic:nvPicPr>
-                    <pic:cNvPr id="0" name="image10.png"/>
+                    <pic:cNvPr id="0" name="image18.png"/>
                     <pic:cNvPicPr preferRelativeResize="0"/>
                   </pic:nvPicPr>
                   <pic:blipFill>
@@ -32336,12 +32619,12 @@
           <wp:inline distB="19050" distT="19050" distL="19050" distR="19050">
             <wp:extent cx="574357" cy="229743"/>
             <wp:effectExtent b="0" l="0" r="0" t="0"/>
-            <wp:docPr id="9" name="image4.png"/>
+            <wp:docPr id="9" name="image24.png"/>
             <a:graphic>
               <a:graphicData uri="http://schemas.openxmlformats.org/drawingml/2006/picture">
                 <pic:pic>
                   <pic:nvPicPr>
-                    <pic:cNvPr id="0" name="image4.png"/>
+                    <pic:cNvPr id="0" name="image24.png"/>
                     <pic:cNvPicPr preferRelativeResize="0"/>
                   </pic:nvPicPr>
                   <pic:blipFill>
@@ -32380,12 +32663,12 @@
           <wp:inline distB="19050" distT="19050" distL="19050" distR="19050">
             <wp:extent cx="79891" cy="239673"/>
             <wp:effectExtent b="0" l="0" r="0" t="0"/>
-            <wp:docPr id="18" name="image11.png"/>
+            <wp:docPr id="18" name="image1.png"/>
             <a:graphic>
               <a:graphicData uri="http://schemas.openxmlformats.org/drawingml/2006/picture">
                 <pic:pic>
                   <pic:nvPicPr>
-                    <pic:cNvPr id="0" name="image11.png"/>
+                    <pic:cNvPr id="0" name="image1.png"/>
                     <pic:cNvPicPr preferRelativeResize="0"/>
                   </pic:nvPicPr>
                   <pic:blipFill>
@@ -32424,12 +32707,12 @@
           <wp:inline distB="19050" distT="19050" distL="19050" distR="19050">
             <wp:extent cx="89475" cy="244024"/>
             <wp:effectExtent b="0" l="0" r="0" t="0"/>
-            <wp:docPr id="16" name="image6.png"/>
+            <wp:docPr id="16" name="image9.png"/>
             <a:graphic>
               <a:graphicData uri="http://schemas.openxmlformats.org/drawingml/2006/picture">
                 <pic:pic>
                   <pic:nvPicPr>
-                    <pic:cNvPr id="0" name="image6.png"/>
+                    <pic:cNvPr id="0" name="image9.png"/>
                     <pic:cNvPicPr preferRelativeResize="0"/>
                   </pic:nvPicPr>
                   <pic:blipFill>
@@ -32468,12 +32751,12 @@
           <wp:inline distB="19050" distT="19050" distL="19050" distR="19050">
             <wp:extent cx="97572" cy="234173"/>
             <wp:effectExtent b="0" l="0" r="0" t="0"/>
-            <wp:docPr id="12" name="image16.png"/>
+            <wp:docPr id="12" name="image2.png"/>
             <a:graphic>
               <a:graphicData uri="http://schemas.openxmlformats.org/drawingml/2006/picture">
                 <pic:pic>
                   <pic:nvPicPr>
-                    <pic:cNvPr id="0" name="image16.png"/>
+                    <pic:cNvPr id="0" name="image2.png"/>
                     <pic:cNvPicPr preferRelativeResize="0"/>
                   </pic:nvPicPr>
                   <pic:blipFill>
@@ -32521,12 +32804,12 @@
           <wp:inline distB="19050" distT="19050" distL="19050" distR="19050">
             <wp:extent cx="3718560" cy="686503"/>
             <wp:effectExtent b="0" l="0" r="0" t="0"/>
-            <wp:docPr id="13" name="image12.png"/>
+            <wp:docPr id="13" name="image17.png"/>
             <a:graphic>
               <a:graphicData uri="http://schemas.openxmlformats.org/drawingml/2006/picture">
                 <pic:pic>
                   <pic:nvPicPr>
-                    <pic:cNvPr id="0" name="image12.png"/>
+                    <pic:cNvPr id="0" name="image17.png"/>
                     <pic:cNvPicPr preferRelativeResize="0"/>
                   </pic:nvPicPr>
                   <pic:blipFill>
@@ -32645,12 +32928,12 @@
           <wp:inline distB="19050" distT="19050" distL="19050" distR="19050">
             <wp:extent cx="145018" cy="235165"/>
             <wp:effectExtent b="0" l="0" r="0" t="0"/>
-            <wp:docPr id="20" name="image5.png"/>
+            <wp:docPr id="20" name="image19.png"/>
             <a:graphic>
               <a:graphicData uri="http://schemas.openxmlformats.org/drawingml/2006/picture">
                 <pic:pic>
                   <pic:nvPicPr>
-                    <pic:cNvPr id="0" name="image5.png"/>
+                    <pic:cNvPr id="0" name="image19.png"/>
                     <pic:cNvPicPr preferRelativeResize="0"/>
                   </pic:nvPicPr>
                   <pic:blipFill>
@@ -32686,12 +32969,12 @@
           <wp:inline distB="19050" distT="19050" distL="19050" distR="19050">
             <wp:extent cx="138292" cy="224257"/>
             <wp:effectExtent b="0" l="0" r="0" t="0"/>
-            <wp:docPr id="8" name="image7.png"/>
+            <wp:docPr id="8" name="image13.png"/>
             <a:graphic>
               <a:graphicData uri="http://schemas.openxmlformats.org/drawingml/2006/picture">
                 <pic:pic>
                   <pic:nvPicPr>
-                    <pic:cNvPr id="0" name="image7.png"/>
+                    <pic:cNvPr id="0" name="image13.png"/>
                     <pic:cNvPicPr preferRelativeResize="0"/>
                   </pic:nvPicPr>
                   <pic:blipFill>
@@ -32756,12 +33039,12 @@
           <wp:inline distB="19050" distT="19050" distL="19050" distR="19050">
             <wp:extent cx="3819649" cy="228721"/>
             <wp:effectExtent b="0" l="0" r="0" t="0"/>
-            <wp:docPr id="27" name="image14.png"/>
+            <wp:docPr id="27" name="image21.png"/>
             <a:graphic>
               <a:graphicData uri="http://schemas.openxmlformats.org/drawingml/2006/picture">
                 <pic:pic>
                   <pic:nvPicPr>
-                    <pic:cNvPr id="0" name="image14.png"/>
+                    <pic:cNvPr id="0" name="image21.png"/>
                     <pic:cNvPicPr preferRelativeResize="0"/>
                   </pic:nvPicPr>
                   <pic:blipFill>
@@ -32911,12 +33194,12 @@
           <wp:inline distB="19050" distT="19050" distL="19050" distR="19050">
             <wp:extent cx="2756002" cy="229031"/>
             <wp:effectExtent b="0" l="0" r="0" t="0"/>
-            <wp:docPr id="5" name="image1.png"/>
+            <wp:docPr id="5" name="image23.png"/>
             <a:graphic>
               <a:graphicData uri="http://schemas.openxmlformats.org/drawingml/2006/picture">
                 <pic:pic>
                   <pic:nvPicPr>
-                    <pic:cNvPr id="0" name="image1.png"/>
+                    <pic:cNvPr id="0" name="image23.png"/>
                     <pic:cNvPicPr preferRelativeResize="0"/>
                   </pic:nvPicPr>
                   <pic:blipFill>
@@ -33090,12 +33373,12 @@
           <wp:inline distB="19050" distT="19050" distL="19050" distR="19050">
             <wp:extent cx="2882141" cy="285549"/>
             <wp:effectExtent b="0" l="0" r="0" t="0"/>
-            <wp:docPr id="14" name="image8.png"/>
+            <wp:docPr id="14" name="image25.png"/>
             <a:graphic>
               <a:graphicData uri="http://schemas.openxmlformats.org/drawingml/2006/picture">
                 <pic:pic>
                   <pic:nvPicPr>
-                    <pic:cNvPr id="0" name="image8.png"/>
+                    <pic:cNvPr id="0" name="image25.png"/>
                     <pic:cNvPicPr preferRelativeResize="0"/>
                   </pic:nvPicPr>
                   <pic:blipFill>
@@ -33275,12 +33558,12 @@
           <wp:inline distB="19050" distT="19050" distL="19050" distR="19050">
             <wp:extent cx="720923" cy="227660"/>
             <wp:effectExtent b="0" l="0" r="0" t="0"/>
-            <wp:docPr id="24" name="image9.png"/>
+            <wp:docPr id="24" name="image16.png"/>
             <a:graphic>
               <a:graphicData uri="http://schemas.openxmlformats.org/drawingml/2006/picture">
                 <pic:pic>
                   <pic:nvPicPr>
-                    <pic:cNvPr id="0" name="image9.png"/>
+                    <pic:cNvPr id="0" name="image16.png"/>
                     <pic:cNvPicPr preferRelativeResize="0"/>
                   </pic:nvPicPr>
                   <pic:blipFill>
@@ -33351,12 +33634,12 @@
           <wp:inline distB="19050" distT="19050" distL="19050" distR="19050">
             <wp:extent cx="105489" cy="234421"/>
             <wp:effectExtent b="0" l="0" r="0" t="0"/>
-            <wp:docPr id="17" name="image18.png"/>
+            <wp:docPr id="17" name="image4.png"/>
             <a:graphic>
               <a:graphicData uri="http://schemas.openxmlformats.org/drawingml/2006/picture">
                 <pic:pic>
                   <pic:nvPicPr>
-                    <pic:cNvPr id="0" name="image18.png"/>
+                    <pic:cNvPr id="0" name="image4.png"/>
                     <pic:cNvPicPr preferRelativeResize="0"/>
                   </pic:nvPicPr>
                   <pic:blipFill>
@@ -33395,12 +33678,12 @@
           <wp:inline distB="19050" distT="19050" distL="19050" distR="19050">
             <wp:extent cx="97572" cy="234173"/>
             <wp:effectExtent b="0" l="0" r="0" t="0"/>
-            <wp:docPr id="3" name="image16.png"/>
+            <wp:docPr id="3" name="image2.png"/>
             <a:graphic>
               <a:graphicData uri="http://schemas.openxmlformats.org/drawingml/2006/picture">
                 <pic:pic>
                   <pic:nvPicPr>
-                    <pic:cNvPr id="0" name="image16.png"/>
+                    <pic:cNvPr id="0" name="image2.png"/>
                     <pic:cNvPicPr preferRelativeResize="0"/>
                   </pic:nvPicPr>
                   <pic:blipFill>
@@ -33439,12 +33722,12 @@
           <wp:inline distB="19050" distT="19050" distL="19050" distR="19050">
             <wp:extent cx="607516" cy="227818"/>
             <wp:effectExtent b="0" l="0" r="0" t="0"/>
-            <wp:docPr id="11" name="image2.png"/>
+            <wp:docPr id="11" name="image14.png"/>
             <a:graphic>
               <a:graphicData uri="http://schemas.openxmlformats.org/drawingml/2006/picture">
                 <pic:pic>
                   <pic:nvPicPr>
-                    <pic:cNvPr id="0" name="image2.png"/>
+                    <pic:cNvPr id="0" name="image14.png"/>
                     <pic:cNvPicPr preferRelativeResize="0"/>
                   </pic:nvPicPr>
                   <pic:blipFill>
@@ -33515,12 +33798,12 @@
           <wp:inline distB="19050" distT="19050" distL="19050" distR="19050">
             <wp:extent cx="586919" cy="227194"/>
             <wp:effectExtent b="0" l="0" r="0" t="0"/>
-            <wp:docPr id="7" name="image10.png"/>
+            <wp:docPr id="7" name="image18.png"/>
             <a:graphic>
               <a:graphicData uri="http://schemas.openxmlformats.org/drawingml/2006/picture">
                 <pic:pic>
                   <pic:nvPicPr>
-                    <pic:cNvPr id="0" name="image10.png"/>
+                    <pic:cNvPr id="0" name="image18.png"/>
                     <pic:cNvPicPr preferRelativeResize="0"/>
                   </pic:nvPicPr>
                   <pic:blipFill>
@@ -33559,12 +33842,12 @@
           <wp:inline distB="19050" distT="19050" distL="19050" distR="19050">
             <wp:extent cx="105489" cy="234421"/>
             <wp:effectExtent b="0" l="0" r="0" t="0"/>
-            <wp:docPr id="28" name="image18.png"/>
+            <wp:docPr id="28" name="image4.png"/>
             <a:graphic>
               <a:graphicData uri="http://schemas.openxmlformats.org/drawingml/2006/picture">
                 <pic:pic>
                   <pic:nvPicPr>
-                    <pic:cNvPr id="0" name="image18.png"/>
+                    <pic:cNvPr id="0" name="image4.png"/>
                     <pic:cNvPicPr preferRelativeResize="0"/>
                   </pic:nvPicPr>
                   <pic:blipFill>
@@ -33635,12 +33918,12 @@
           <wp:inline distB="19050" distT="19050" distL="19050" distR="19050">
             <wp:extent cx="333911" cy="211093"/>
             <wp:effectExtent b="0" l="0" r="0" t="0"/>
-            <wp:docPr id="22" name="image13.png"/>
+            <wp:docPr id="22" name="image6.png"/>
             <a:graphic>
               <a:graphicData uri="http://schemas.openxmlformats.org/drawingml/2006/picture">
                 <pic:pic>
                   <pic:nvPicPr>
-                    <pic:cNvPr id="0" name="image13.png"/>
+                    <pic:cNvPr id="0" name="image6.png"/>
                     <pic:cNvPicPr preferRelativeResize="0"/>
                   </pic:nvPicPr>
                   <pic:blipFill>
@@ -33679,12 +33962,12 @@
           <wp:inline distB="19050" distT="19050" distL="19050" distR="19050">
             <wp:extent cx="457438" cy="228719"/>
             <wp:effectExtent b="0" l="0" r="0" t="0"/>
-            <wp:docPr id="29" name="image26.png"/>
+            <wp:docPr id="29" name="image12.png"/>
             <a:graphic>
               <a:graphicData uri="http://schemas.openxmlformats.org/drawingml/2006/picture">
                 <pic:pic>
                   <pic:nvPicPr>
-                    <pic:cNvPr id="0" name="image26.png"/>
+                    <pic:cNvPr id="0" name="image12.png"/>
                     <pic:cNvPicPr preferRelativeResize="0"/>
                   </pic:nvPicPr>
                   <pic:blipFill>
@@ -33866,12 +34149,12 @@
           <wp:inline distB="19050" distT="19050" distL="19050" distR="19050">
             <wp:extent cx="214432" cy="225717"/>
             <wp:effectExtent b="0" l="0" r="0" t="0"/>
-            <wp:docPr id="10" name="image24.png"/>
+            <wp:docPr id="10" name="image3.png"/>
             <a:graphic>
               <a:graphicData uri="http://schemas.openxmlformats.org/drawingml/2006/picture">
                 <pic:pic>
                   <pic:nvPicPr>
-                    <pic:cNvPr id="0" name="image24.png"/>
+                    <pic:cNvPr id="0" name="image3.png"/>
                     <pic:cNvPicPr preferRelativeResize="0"/>
                   </pic:nvPicPr>
                   <pic:blipFill>
@@ -33910,12 +34193,12 @@
           <wp:inline distB="19050" distT="19050" distL="19050" distR="19050">
             <wp:extent cx="214432" cy="225717"/>
             <wp:effectExtent b="0" l="0" r="0" t="0"/>
-            <wp:docPr id="25" name="image21.png"/>
+            <wp:docPr id="25" name="image20.png"/>
             <a:graphic>
               <a:graphicData uri="http://schemas.openxmlformats.org/drawingml/2006/picture">
                 <pic:pic>
                   <pic:nvPicPr>
-                    <pic:cNvPr id="0" name="image21.png"/>
+                    <pic:cNvPr id="0" name="image20.png"/>
                     <pic:cNvPicPr preferRelativeResize="0"/>
                   </pic:nvPicPr>
                   <pic:blipFill>
@@ -33954,12 +34237,12 @@
           <wp:inline distB="19050" distT="19050" distL="19050" distR="19050">
             <wp:extent cx="876836" cy="285925"/>
             <wp:effectExtent b="0" l="0" r="0" t="0"/>
-            <wp:docPr id="21" name="image19.png"/>
+            <wp:docPr id="21" name="image15.png"/>
             <a:graphic>
               <a:graphicData uri="http://schemas.openxmlformats.org/drawingml/2006/picture">
                 <pic:pic>
                   <pic:nvPicPr>
-                    <pic:cNvPr id="0" name="image19.png"/>
+                    <pic:cNvPr id="0" name="image15.png"/>
                     <pic:cNvPicPr preferRelativeResize="0"/>
                   </pic:nvPicPr>
                   <pic:blipFill>
@@ -34030,12 +34313,12 @@
           <wp:inline distB="19050" distT="19050" distL="19050" distR="19050">
             <wp:extent cx="214432" cy="225717"/>
             <wp:effectExtent b="0" l="0" r="0" t="0"/>
-            <wp:docPr id="1" name="image17.png"/>
+            <wp:docPr id="1" name="image10.png"/>
             <a:graphic>
               <a:graphicData uri="http://schemas.openxmlformats.org/drawingml/2006/picture">
                 <pic:pic>
                   <pic:nvPicPr>
-                    <pic:cNvPr id="0" name="image17.png"/>
+                    <pic:cNvPr id="0" name="image10.png"/>
                     <pic:cNvPicPr preferRelativeResize="0"/>
                   </pic:nvPicPr>
                   <pic:blipFill>
@@ -34074,12 +34357,12 @@
           <wp:inline distB="19050" distT="19050" distL="19050" distR="19050">
             <wp:extent cx="214432" cy="225717"/>
             <wp:effectExtent b="0" l="0" r="0" t="0"/>
-            <wp:docPr id="30" name="image20.png"/>
+            <wp:docPr id="30" name="image22.png"/>
             <a:graphic>
               <a:graphicData uri="http://schemas.openxmlformats.org/drawingml/2006/picture">
                 <pic:pic>
                   <pic:nvPicPr>
-                    <pic:cNvPr id="0" name="image20.png"/>
+                    <pic:cNvPr id="0" name="image22.png"/>
                     <pic:cNvPicPr preferRelativeResize="0"/>
                   </pic:nvPicPr>
                   <pic:blipFill>
@@ -34118,12 +34401,12 @@
           <wp:inline distB="19050" distT="19050" distL="19050" distR="19050">
             <wp:extent cx="95905" cy="230173"/>
             <wp:effectExtent b="0" l="0" r="0" t="0"/>
-            <wp:docPr id="4" name="image3.png"/>
+            <wp:docPr id="4" name="image11.png"/>
             <a:graphic>
               <a:graphicData uri="http://schemas.openxmlformats.org/drawingml/2006/picture">
                 <pic:pic>
                   <pic:nvPicPr>
-                    <pic:cNvPr id="0" name="image3.png"/>
+                    <pic:cNvPr id="0" name="image11.png"/>
                     <pic:cNvPicPr preferRelativeResize="0"/>
                   </pic:nvPicPr>
                   <pic:blipFill>
@@ -34259,12 +34542,12 @@
           <wp:inline distB="19050" distT="19050" distL="19050" distR="19050">
             <wp:extent cx="3042047" cy="217562"/>
             <wp:effectExtent b="0" l="0" r="0" t="0"/>
-            <wp:docPr id="15" name="image22.png"/>
+            <wp:docPr id="15" name="image7.png"/>
             <a:graphic>
               <a:graphicData uri="http://schemas.openxmlformats.org/drawingml/2006/picture">
                 <pic:pic>
                   <pic:nvPicPr>
-                    <pic:cNvPr id="0" name="image22.png"/>
+                    <pic:cNvPr id="0" name="image7.png"/>
                     <pic:cNvPicPr preferRelativeResize="0"/>
                   </pic:nvPicPr>
                   <pic:blipFill>

--- a/Spec.docx
+++ b/Spec.docx
@@ -157,7 +157,7 @@
     </w:p>
     <w:sdt>
       <w:sdtPr>
-        <w:id w:val="-189622166"/>
+        <w:id w:val="-768369706"/>
         <w:docPartObj>
           <w:docPartGallery w:val="Table of Contents"/>
           <w:docPartUnique w:val="1"/>
@@ -11725,12 +11725,12 @@
           <wp:inline distB="114300" distT="114300" distL="114300" distR="114300">
             <wp:extent cx="9144000" cy="5143500"/>
             <wp:effectExtent b="0" l="0" r="0" t="0"/>
-            <wp:docPr id="26" name="image26.png"/>
+            <wp:docPr id="26" name="image21.png"/>
             <a:graphic>
               <a:graphicData uri="http://schemas.openxmlformats.org/drawingml/2006/picture">
                 <pic:pic>
                   <pic:nvPicPr>
-                    <pic:cNvPr id="0" name="image26.png"/>
+                    <pic:cNvPr id="0" name="image21.png"/>
                     <pic:cNvPicPr preferRelativeResize="0"/>
                   </pic:nvPicPr>
                   <pic:blipFill>
@@ -14244,7 +14244,7 @@
           <w:color w:val="222222"/>
           <w:rtl w:val="0"/>
         </w:rPr>
-        <w:t xml:space="preserve">. Interaction / Role? : (Context, Role, Interaction, Actor / RoleState) : DCI</w:t>
+        <w:t xml:space="preserve">. Interaction : (Context, Interaction, Role, Actor / RoleState) : DCI</w:t>
       </w:r>
     </w:p>
     <w:p>
@@ -14259,19 +14259,22 @@
           <w:color w:val="222222"/>
           <w:rtl w:val="0"/>
         </w:rPr>
-        <w:t xml:space="preserve">. </w:t>
-      </w:r>
-      <w:r>
+        <w:t xml:space="preserve">. Statement Resource URI encodes Interaction value (URI). Statement Interaction is Occurrence of parent Role Statement.</w:t>
+      </w:r>
+    </w:p>
+    <w:p>
+      <w:pPr>
+        <w:shd w:fill="ffffff" w:val="clear"/>
         <w:rPr>
           <w:color w:val="222222"/>
-          <w:rtl w:val="0"/>
-        </w:rPr>
-        <w:t xml:space="preserve">Statement Resource URI encodes Role value (URI). Statement Role is Occurrence of parent Role Statement.</w:t>
-      </w:r>
-      <w:r>
-        <w:rPr>
-          <w:rtl w:val="0"/>
-        </w:rPr>
+        </w:rPr>
+      </w:pPr>
+      <w:r>
+        <w:rPr>
+          <w:color w:val="222222"/>
+          <w:rtl w:val="0"/>
+        </w:rPr>
+        <w:t xml:space="preserve">. Until Interaction definition (Contexts / use cases). Containment / Order (contexts interaction roles) hierarchies.</w:t>
       </w:r>
     </w:p>
     <w:p>
@@ -14283,10 +14286,28 @@
       </w:pPr>
       <w:r>
         <w:rPr>
+          <w:rtl w:val="0"/>
+        </w:rPr>
+      </w:r>
+    </w:p>
+    <w:p>
+      <w:pPr>
+        <w:shd w:fill="ffffff" w:val="clear"/>
+        <w:rPr>
           <w:color w:val="222222"/>
-          <w:rtl w:val="0"/>
-        </w:rPr>
-        <w:t xml:space="preserve">. Until Interaction / Role? definition (Contexts / use cases). Containment / Order (contexts interaction roles) hierarchies.</w:t>
+        </w:rPr>
+      </w:pPr>
+      <w:r>
+        <w:rPr>
+          <w:color w:val="222222"/>
+          <w:rtl w:val="0"/>
+        </w:rPr>
+        <w:t xml:space="preserve">Instance, Fact, Interaction reified Containment Statements Occurrences points to the "parent" (containing) Dimensional Containment Statement.</w:t>
+      </w:r>
+      <w:r>
+        <w:rPr>
+          <w:rtl w:val="0"/>
+        </w:rPr>
       </w:r>
     </w:p>
     <w:p>
@@ -14314,7 +14335,7 @@
           <w:color w:val="222222"/>
           <w:rtl w:val="0"/>
         </w:rPr>
-        <w:t xml:space="preserve">Instance, Fact, Role reified Containment Statements Occurrences points to the "parent" (containing) Dimensional Containment Statement.</w:t>
+        <w:t xml:space="preserve">Resource multiple Occurrences different Kinds.</w:t>
       </w:r>
     </w:p>
     <w:p>
@@ -14342,6 +14363,34 @@
           <w:color w:val="222222"/>
           <w:rtl w:val="0"/>
         </w:rPr>
+        <w:t xml:space="preserve">Kinds type / state class model / Statements:</w:t>
+      </w:r>
+    </w:p>
+    <w:p>
+      <w:pPr>
+        <w:shd w:fill="ffffff" w:val="clear"/>
+        <w:rPr>
+          <w:color w:val="222222"/>
+        </w:rPr>
+      </w:pPr>
+      <w:r>
+        <w:rPr>
+          <w:rtl w:val="0"/>
+        </w:rPr>
+      </w:r>
+    </w:p>
+    <w:p>
+      <w:pPr>
+        <w:shd w:fill="ffffff" w:val="clear"/>
+        <w:rPr>
+          <w:color w:val="222222"/>
+        </w:rPr>
+      </w:pPr>
+      <w:r>
+        <w:rPr>
+          <w:color w:val="222222"/>
+          <w:rtl w:val="0"/>
+        </w:rPr>
         <w:t xml:space="preserve">Statements : Occurrences of Resources (layers Subjects, Kinds)? Statement Occurrences role Kind: Statement ContextKind?</w:t>
       </w:r>
     </w:p>
@@ -14370,7 +14419,7 @@
           <w:color w:val="222222"/>
           <w:rtl w:val="0"/>
         </w:rPr>
-        <w:t xml:space="preserve">Resource multiple Occurrences different Kinds.</w:t>
+        <w:t xml:space="preserve">Kind type: Employee</w:t>
       </w:r>
     </w:p>
     <w:p>
@@ -14382,8 +14431,10 @@
       </w:pPr>
       <w:r>
         <w:rPr>
-          <w:rtl w:val="0"/>
-        </w:rPr>
+          <w:color w:val="222222"/>
+          <w:rtl w:val="0"/>
+        </w:rPr>
+        <w:t xml:space="preserve">. Type SK Statements: For all Kind Resource Occurrences Attributes / Values.</w:t>
       </w:r>
     </w:p>
     <w:p>
@@ -14398,7 +14449,7 @@
           <w:color w:val="222222"/>
           <w:rtl w:val="0"/>
         </w:rPr>
-        <w:t xml:space="preserve">Kinds type / state class model / Statements:</w:t>
+        <w:t xml:space="preserve">. SK (Employee) : (Ctx, SK :Person, Attrs, Values)*</w:t>
       </w:r>
     </w:p>
     <w:p>
@@ -14426,7 +14477,7 @@
           <w:color w:val="222222"/>
           <w:rtl w:val="0"/>
         </w:rPr>
-        <w:t xml:space="preserve">Kind type: Employee</w:t>
+        <w:t xml:space="preserve">Kind state: GoogleEmployee / HighSalaryEmployee / RemoteEmployee</w:t>
       </w:r>
     </w:p>
     <w:p>
@@ -14441,7 +14492,7 @@
           <w:color w:val="222222"/>
           <w:rtl w:val="0"/>
         </w:rPr>
-        <w:t xml:space="preserve">. Type SK Statements: For all Kind Resource Occurrences Attributes / Values.</w:t>
+        <w:t xml:space="preserve">. SK (GoogleEmployee) : (Ctx, SK :Employee, Attr :employer, Val :Google)</w:t>
       </w:r>
     </w:p>
     <w:p>
@@ -14456,7 +14507,7 @@
           <w:color w:val="222222"/>
           <w:rtl w:val="0"/>
         </w:rPr>
-        <w:t xml:space="preserve">. SK (Employee) : (Ctx, SK :Person, Attrs, Values)*</w:t>
+        <w:t xml:space="preserve">. Attr, Val: Placeholders / Kinds.</w:t>
       </w:r>
     </w:p>
     <w:p>
@@ -14484,7 +14535,7 @@
           <w:color w:val="222222"/>
           <w:rtl w:val="0"/>
         </w:rPr>
-        <w:t xml:space="preserve">Kind state: GoogleEmployee / HighSalaryEmployee / RemoteEmployee</w:t>
+        <w:t xml:space="preserve">SK (Employee) : (Ctx, SK :Person,  AttributeType, AttributeValue);</w:t>
       </w:r>
     </w:p>
     <w:p>
@@ -14499,7 +14550,7 @@
           <w:color w:val="222222"/>
           <w:rtl w:val="0"/>
         </w:rPr>
-        <w:t xml:space="preserve">. SK (GoogleEmployee) : (Ctx, SK :Employee, Attr :employer, Val :Google)</w:t>
+        <w:t xml:space="preserve">PK : (Ctx, PK :Parent, AttributeType, AttributeValue);</w:t>
       </w:r>
     </w:p>
     <w:p>
@@ -14514,7 +14565,7 @@
           <w:color w:val="222222"/>
           <w:rtl w:val="0"/>
         </w:rPr>
-        <w:t xml:space="preserve">. Attr, Val: Placeholders / Kinds.</w:t>
+        <w:t xml:space="preserve">OK : (Ctx, OK :Parent, AttributeType, AttributeValue)</w:t>
       </w:r>
     </w:p>
     <w:p>
@@ -14542,6 +14593,34 @@
           <w:color w:val="222222"/>
           <w:rtl w:val="0"/>
         </w:rPr>
+        <w:t xml:space="preserve">Ctx: Kind Occurrences (Kind as role)? PlayerType Resource?</w:t>
+      </w:r>
+    </w:p>
+    <w:p>
+      <w:pPr>
+        <w:shd w:fill="ffffff" w:val="clear"/>
+        <w:rPr>
+          <w:color w:val="222222"/>
+        </w:rPr>
+      </w:pPr>
+      <w:r>
+        <w:rPr>
+          <w:rtl w:val="0"/>
+        </w:rPr>
+      </w:r>
+    </w:p>
+    <w:p>
+      <w:pPr>
+        <w:shd w:fill="ffffff" w:val="clear"/>
+        <w:rPr>
+          <w:color w:val="222222"/>
+        </w:rPr>
+      </w:pPr>
+      <w:r>
+        <w:rPr>
+          <w:color w:val="222222"/>
+          <w:rtl w:val="0"/>
+        </w:rPr>
         <w:t xml:space="preserve">Kind super / sub Kind (type / state) traversal.</w:t>
       </w:r>
     </w:p>
@@ -14633,7 +14712,12 @@
           <w:color w:val="222222"/>
           <w:rtl w:val="0"/>
         </w:rPr>
-        <w:t xml:space="preserve">SK (Employee) : (Ctx, SK :Person,  AttributeType, AttributeValue);</w:t>
+        <w:t xml:space="preserve">Statement types:</w:t>
+      </w:r>
+      <w:r>
+        <w:rPr>
+          <w:rtl w:val="0"/>
+        </w:rPr>
       </w:r>
     </w:p>
     <w:p>
@@ -14648,7 +14732,7 @@
           <w:color w:val="222222"/>
           <w:rtl w:val="0"/>
         </w:rPr>
-        <w:t xml:space="preserve">PK : (Ctx, PK :Parent, AttributeType, AttributeValue);</w:t>
+        <w:t xml:space="preserve">Raw Statements (C, S, P, O).</w:t>
       </w:r>
     </w:p>
     <w:p>
@@ -14663,7 +14747,7 @@
           <w:color w:val="222222"/>
           <w:rtl w:val="0"/>
         </w:rPr>
-        <w:t xml:space="preserve">OK : (Ctx, OK :Parent, AttributeType, AttributeValue)</w:t>
+        <w:t xml:space="preserve">Kind Statements (Ctk, Kind, AttributeType, AttributeValue).</w:t>
       </w:r>
     </w:p>
     <w:p>
@@ -14675,8 +14759,10 @@
       </w:pPr>
       <w:r>
         <w:rPr>
-          <w:rtl w:val="0"/>
-        </w:rPr>
+          <w:color w:val="222222"/>
+          <w:rtl w:val="0"/>
+        </w:rPr>
+        <w:t xml:space="preserve">Hierarchical Statements Instance: (Class, Instance, Attribute, Value).</w:t>
       </w:r>
     </w:p>
     <w:p>
@@ -14688,15 +14774,23 @@
       </w:pPr>
       <w:r>
         <w:rPr>
+          <w:rtl w:val="0"/>
+        </w:rPr>
+      </w:r>
+    </w:p>
+    <w:p>
+      <w:pPr>
+        <w:shd w:fill="ffffff" w:val="clear"/>
+        <w:rPr>
           <w:color w:val="222222"/>
-          <w:rtl w:val="0"/>
-        </w:rPr>
-        <w:t xml:space="preserve">Ctx: Kind Occurrences (Kind as role)? PlayerType Resource?</w:t>
-      </w:r>
-      <w:r>
-        <w:rPr>
-          <w:rtl w:val="0"/>
-        </w:rPr>
+        </w:rPr>
+      </w:pPr>
+      <w:r>
+        <w:rPr>
+          <w:color w:val="222222"/>
+          <w:rtl w:val="0"/>
+        </w:rPr>
+        <w:t xml:space="preserve">Statements: Occurrences of Kind Resources.</w:t>
       </w:r>
     </w:p>
     <w:p>
@@ -14724,7 +14818,7 @@
           <w:color w:val="222222"/>
           <w:rtl w:val="0"/>
         </w:rPr>
-        <w:t xml:space="preserve">Raw Statements.</w:t>
+        <w:t xml:space="preserve">Alignment (PK Player Predicates, SK Attributes?): (CK, S, P, O Materialization / Folding)</w:t>
       </w:r>
     </w:p>
     <w:p>
@@ -14739,7 +14833,7 @@
           <w:color w:val="222222"/>
           <w:rtl w:val="0"/>
         </w:rPr>
-        <w:t xml:space="preserve">Kind Statements.</w:t>
+        <w:t xml:space="preserve">PK: (Predicate, SK, OK)? Folding?</w:t>
       </w:r>
     </w:p>
     <w:p>
@@ -14751,10 +14845,23 @@
       </w:pPr>
       <w:r>
         <w:rPr>
+          <w:rtl w:val="0"/>
+        </w:rPr>
+      </w:r>
+    </w:p>
+    <w:p>
+      <w:pPr>
+        <w:shd w:fill="ffffff" w:val="clear"/>
+        <w:rPr>
           <w:color w:val="222222"/>
-          <w:rtl w:val="0"/>
-        </w:rPr>
-        <w:t xml:space="preserve">Hierarchical Statements.</w:t>
+        </w:rPr>
+      </w:pPr>
+      <w:r>
+        <w:rPr>
+          <w:color w:val="222222"/>
+          <w:rtl w:val="0"/>
+        </w:rPr>
+        <w:t xml:space="preserve">Execution:</w:t>
       </w:r>
     </w:p>
     <w:p>
@@ -14766,8 +14873,10 @@
       </w:pPr>
       <w:r>
         <w:rPr>
-          <w:rtl w:val="0"/>
-        </w:rPr>
+          <w:color w:val="222222"/>
+          <w:rtl w:val="0"/>
+        </w:rPr>
+        <w:t xml:space="preserve">. Kind Functional &amp; Kinds Application.</w:t>
       </w:r>
     </w:p>
     <w:p>
@@ -14782,7 +14891,7 @@
           <w:color w:val="222222"/>
           <w:rtl w:val="0"/>
         </w:rPr>
-        <w:t xml:space="preserve">Statements: Occurrences of Kind Resources.</w:t>
+        <w:t xml:space="preserve">. Helpers: Index (FCA, Sets, etc.), Registry, Naming.</w:t>
       </w:r>
     </w:p>
     <w:p>
@@ -14794,8 +14903,10 @@
       </w:pPr>
       <w:r>
         <w:rPr>
-          <w:rtl w:val="0"/>
-        </w:rPr>
+          <w:color w:val="222222"/>
+          <w:rtl w:val="0"/>
+        </w:rPr>
+        <w:t xml:space="preserve">. Graph (Statement[]): Merge, Kinds aggregation, fold, unfold : Statement[]. By means of Kinds functional and Kinds application.</w:t>
       </w:r>
     </w:p>
     <w:p>
@@ -14810,7 +14921,7 @@
           <w:color w:val="222222"/>
           <w:rtl w:val="0"/>
         </w:rPr>
-        <w:t xml:space="preserve">Alignment (PK Player Predicates, SK Attributes?): (CK, S, P, O Materialization / Folding)</w:t>
+        <w:t xml:space="preserve">. Kinds aggregation, apply, merge, fold / unfold: Augmentation layers API.</w:t>
       </w:r>
     </w:p>
     <w:p>
@@ -14838,7 +14949,7 @@
           <w:color w:val="222222"/>
           <w:rtl w:val="0"/>
         </w:rPr>
-        <w:t xml:space="preserve">Execution:</w:t>
+        <w:t xml:space="preserve">Alignment:</w:t>
       </w:r>
     </w:p>
     <w:p>
@@ -14850,10 +14961,23 @@
       </w:pPr>
       <w:r>
         <w:rPr>
+          <w:rtl w:val="0"/>
+        </w:rPr>
+      </w:r>
+    </w:p>
+    <w:p>
+      <w:pPr>
+        <w:shd w:fill="ffffff" w:val="clear"/>
+        <w:rPr>
           <w:color w:val="222222"/>
-          <w:rtl w:val="0"/>
-        </w:rPr>
-        <w:t xml:space="preserve">Helpers: Index (FCA, Sets, etc.), Registry, Naming.</w:t>
+        </w:rPr>
+      </w:pPr>
+      <w:r>
+        <w:rPr>
+          <w:color w:val="222222"/>
+          <w:rtl w:val="0"/>
+        </w:rPr>
+        <w:t xml:space="preserve">Alignment:</w:t>
       </w:r>
     </w:p>
     <w:p>
@@ -14865,8 +14989,10 @@
       </w:pPr>
       <w:r>
         <w:rPr>
-          <w:rtl w:val="0"/>
-        </w:rPr>
+          <w:color w:val="222222"/>
+          <w:rtl w:val="0"/>
+        </w:rPr>
+        <w:t xml:space="preserve">. PK Player Predicates?</w:t>
       </w:r>
     </w:p>
     <w:p>
@@ -14881,7 +15007,7 @@
           <w:color w:val="222222"/>
           <w:rtl w:val="0"/>
         </w:rPr>
-        <w:t xml:space="preserve">Alignment:</w:t>
+        <w:t xml:space="preserve">. SK Attributes?</w:t>
       </w:r>
     </w:p>
     <w:p>
@@ -14893,8 +15019,10 @@
       </w:pPr>
       <w:r>
         <w:rPr>
-          <w:rtl w:val="0"/>
-        </w:rPr>
+          <w:color w:val="222222"/>
+          <w:rtl w:val="0"/>
+        </w:rPr>
+        <w:t xml:space="preserve">. PK: (Predicate, SK, OK)?</w:t>
       </w:r>
     </w:p>
     <w:p>
@@ -14909,7 +15037,7 @@
           <w:color w:val="222222"/>
           <w:rtl w:val="0"/>
         </w:rPr>
-        <w:t xml:space="preserve">Alignment:</w:t>
+        <w:t xml:space="preserve">. Infer: aggregate / deaggregate (fold / unfold).</w:t>
       </w:r>
     </w:p>
     <w:p>
@@ -14921,10 +15049,23 @@
       </w:pPr>
       <w:r>
         <w:rPr>
+          <w:rtl w:val="0"/>
+        </w:rPr>
+      </w:r>
+    </w:p>
+    <w:p>
+      <w:pPr>
+        <w:shd w:fill="ffffff" w:val="clear"/>
+        <w:rPr>
           <w:color w:val="222222"/>
-          <w:rtl w:val="0"/>
-        </w:rPr>
-        <w:t xml:space="preserve">. PK Player Predicates?</w:t>
+        </w:rPr>
+      </w:pPr>
+      <w:r>
+        <w:rPr>
+          <w:color w:val="222222"/>
+          <w:rtl w:val="0"/>
+        </w:rPr>
+        <w:t xml:space="preserve">Alignment Statements:</w:t>
       </w:r>
     </w:p>
     <w:p>
@@ -14936,10 +15077,23 @@
       </w:pPr>
       <w:r>
         <w:rPr>
+          <w:rtl w:val="0"/>
+        </w:rPr>
+      </w:r>
+    </w:p>
+    <w:p>
+      <w:pPr>
+        <w:shd w:fill="ffffff" w:val="clear"/>
+        <w:rPr>
           <w:color w:val="222222"/>
-          <w:rtl w:val="0"/>
-        </w:rPr>
-        <w:t xml:space="preserve">. SK Attributes?</w:t>
+        </w:rPr>
+      </w:pPr>
+      <w:r>
+        <w:rPr>
+          <w:color w:val="222222"/>
+          <w:rtl w:val="0"/>
+        </w:rPr>
+        <w:t xml:space="preserve">(Marriage, :aMarriage, :church, :aChurch)</w:t>
       </w:r>
     </w:p>
     <w:p>
@@ -14954,7 +15108,7 @@
           <w:color w:val="222222"/>
           <w:rtl w:val="0"/>
         </w:rPr>
-        <w:t xml:space="preserve">. PK: (Predicate, SK, OK)?</w:t>
+        <w:t xml:space="preserve">(Marriage, :aMarriage, :date, :aDate)</w:t>
       </w:r>
     </w:p>
     <w:p>
@@ -14969,7 +15123,7 @@
           <w:color w:val="222222"/>
           <w:rtl w:val="0"/>
         </w:rPr>
-        <w:t xml:space="preserve">. Infer: aggregate / deaggregate (fold / unfold).</w:t>
+        <w:t xml:space="preserve">(Marriage, :aMarriage, :husband, :aPerson)</w:t>
       </w:r>
     </w:p>
     <w:p>
@@ -14981,8 +15135,10 @@
       </w:pPr>
       <w:r>
         <w:rPr>
-          <w:rtl w:val="0"/>
-        </w:rPr>
+          <w:color w:val="222222"/>
+          <w:rtl w:val="0"/>
+        </w:rPr>
+        <w:t xml:space="preserve">(Marriage, :aMarriage, :wife, :anotherPerson)</w:t>
       </w:r>
     </w:p>
     <w:p>
@@ -14997,7 +15153,7 @@
           <w:color w:val="222222"/>
           <w:rtl w:val="0"/>
         </w:rPr>
-        <w:t xml:space="preserve">(Marriage, :aMarriage, :church, :aChurch)</w:t>
+        <w:t xml:space="preserve">(Churchs, :aChurch, :city, :aCity)</w:t>
       </w:r>
     </w:p>
     <w:p>
@@ -15012,7 +15168,7 @@
           <w:color w:val="222222"/>
           <w:rtl w:val="0"/>
         </w:rPr>
-        <w:t xml:space="preserve">(Marriage, :aMarriage, :date, :aDate)</w:t>
+        <w:t xml:space="preserve">From / To Aggregation Statements?:</w:t>
       </w:r>
     </w:p>
     <w:p>
@@ -15027,7 +15183,7 @@
           <w:color w:val="222222"/>
           <w:rtl w:val="0"/>
         </w:rPr>
-        <w:t xml:space="preserve">(Marriage, :aMarriage, :husband, :aPerson)</w:t>
+        <w:t xml:space="preserve">(Person, :aPerson :marriedWith :anoterPerson)</w:t>
       </w:r>
     </w:p>
     <w:p>
@@ -15042,7 +15198,7 @@
           <w:color w:val="222222"/>
           <w:rtl w:val="0"/>
         </w:rPr>
-        <w:t xml:space="preserve">(Marriage, :aMarriage, :wife, :anotherPerson)</w:t>
+        <w:t xml:space="preserve">(Person, :aPerson, :marryDate :aDate)...</w:t>
       </w:r>
     </w:p>
     <w:p>
@@ -15054,10 +15210,23 @@
       </w:pPr>
       <w:r>
         <w:rPr>
+          <w:rtl w:val="0"/>
+        </w:rPr>
+      </w:r>
+    </w:p>
+    <w:p>
+      <w:pPr>
+        <w:shd w:fill="ffffff" w:val="clear"/>
+        <w:rPr>
           <w:color w:val="222222"/>
-          <w:rtl w:val="0"/>
-        </w:rPr>
-        <w:t xml:space="preserve">(Churchs, :aChurch, :city, :aCity)</w:t>
+        </w:rPr>
+      </w:pPr>
+      <w:r>
+        <w:rPr>
+          <w:color w:val="222222"/>
+          <w:rtl w:val="0"/>
+        </w:rPr>
+        <w:t xml:space="preserve">(Sales, :aSale, :store, :aStore)</w:t>
       </w:r>
     </w:p>
     <w:p>
@@ -15072,7 +15241,7 @@
           <w:color w:val="222222"/>
           <w:rtl w:val="0"/>
         </w:rPr>
-        <w:t xml:space="preserve">From / To:? (Person, :aPerson, :wife / :marriedWith, :anoterPerson)</w:t>
+        <w:t xml:space="preserve">(Sales, :aSale, :product, :aProduct)</w:t>
       </w:r>
     </w:p>
     <w:p>
@@ -15084,8 +15253,10 @@
       </w:pPr>
       <w:r>
         <w:rPr>
-          <w:rtl w:val="0"/>
-        </w:rPr>
+          <w:color w:val="222222"/>
+          <w:rtl w:val="0"/>
+        </w:rPr>
+        <w:t xml:space="preserve">(Sales, :aSale, :qty, :aQty)</w:t>
       </w:r>
     </w:p>
     <w:p>
@@ -15100,7 +15271,7 @@
           <w:color w:val="222222"/>
           <w:rtl w:val="0"/>
         </w:rPr>
-        <w:t xml:space="preserve">(Sales, :aSale, :store, :aStore)</w:t>
+        <w:t xml:space="preserve">(Sales, :aSale, :date, :aDate)</w:t>
       </w:r>
     </w:p>
     <w:p>
@@ -15115,7 +15286,7 @@
           <w:color w:val="222222"/>
           <w:rtl w:val="0"/>
         </w:rPr>
-        <w:t xml:space="preserve">(Sales, :aSale, :product, :aProduct)</w:t>
+        <w:t xml:space="preserve">(Stores, :aStore, :region, :aRegion)</w:t>
       </w:r>
     </w:p>
     <w:p>
@@ -15130,7 +15301,7 @@
           <w:color w:val="222222"/>
           <w:rtl w:val="0"/>
         </w:rPr>
-        <w:t xml:space="preserve">(Sales, :aSale, :qty, :aQty)</w:t>
+        <w:t xml:space="preserve">From / To Aggregation Statements?:</w:t>
       </w:r>
     </w:p>
     <w:p>
@@ -15145,7 +15316,7 @@
           <w:color w:val="222222"/>
           <w:rtl w:val="0"/>
         </w:rPr>
-        <w:t xml:space="preserve">(Sales, :aSale, :date, :aDate)</w:t>
+        <w:t xml:space="preserve">(Products, :aStore, :sold, :aProduct)</w:t>
       </w:r>
     </w:p>
     <w:p>
@@ -15160,7 +15331,7 @@
           <w:color w:val="222222"/>
           <w:rtl w:val="0"/>
         </w:rPr>
-        <w:t xml:space="preserve">(Stores, :aStore, :region, :aRegion)</w:t>
+        <w:t xml:space="preserve">(Products, :aStore, :soldQty, :aQty)...</w:t>
       </w:r>
     </w:p>
     <w:p>
@@ -15172,10 +15343,156 @@
       </w:pPr>
       <w:r>
         <w:rPr>
+          <w:rtl w:val="0"/>
+        </w:rPr>
+      </w:r>
+    </w:p>
+    <w:p>
+      <w:pPr>
+        <w:shd w:fill="ffffff" w:val="clear"/>
+        <w:rPr>
           <w:color w:val="222222"/>
-          <w:rtl w:val="0"/>
-        </w:rPr>
-        <w:t xml:space="preserve">From / To:? (Products, :aStore, :sold, :aProduct)</w:t>
+        </w:rPr>
+      </w:pPr>
+      <w:r>
+        <w:rPr>
+          <w:color w:val="222222"/>
+          <w:rtl w:val="0"/>
+        </w:rPr>
+        <w:t xml:space="preserve">Activation Statements:</w:t>
+      </w:r>
+    </w:p>
+    <w:p>
+      <w:pPr>
+        <w:shd w:fill="ffffff" w:val="clear"/>
+        <w:rPr>
+          <w:color w:val="222222"/>
+        </w:rPr>
+      </w:pPr>
+      <w:r>
+        <w:rPr>
+          <w:rtl w:val="0"/>
+        </w:rPr>
+      </w:r>
+    </w:p>
+    <w:p>
+      <w:pPr>
+        <w:shd w:fill="ffffff" w:val="clear"/>
+        <w:rPr>
+          <w:color w:val="222222"/>
+        </w:rPr>
+      </w:pPr>
+      <w:r>
+        <w:rPr>
+          <w:color w:val="222222"/>
+          <w:rtl w:val="0"/>
+        </w:rPr>
+        <w:t xml:space="preserve">transferInteractionCtx: (MoneyTransfer, :aTransferCtx, :sourceAccount, :account123)</w:t>
+      </w:r>
+    </w:p>
+    <w:p>
+      <w:pPr>
+        <w:shd w:fill="ffffff" w:val="clear"/>
+        <w:rPr>
+          <w:color w:val="222222"/>
+        </w:rPr>
+      </w:pPr>
+      <w:r>
+        <w:rPr>
+          <w:color w:val="222222"/>
+          <w:rtl w:val="0"/>
+        </w:rPr>
+        <w:t xml:space="preserve">transferInteractionCtx: (MoneyTransfer, :aTransferCtx, :destinationAccount, :account456)</w:t>
+      </w:r>
+    </w:p>
+    <w:p>
+      <w:pPr>
+        <w:shd w:fill="ffffff" w:val="clear"/>
+        <w:rPr>
+          <w:color w:val="222222"/>
+        </w:rPr>
+      </w:pPr>
+      <w:r>
+        <w:rPr>
+          <w:color w:val="222222"/>
+          <w:rtl w:val="0"/>
+        </w:rPr>
+        <w:t xml:space="preserve">transferInteractionCtx: (MoneyTransfer, :aTransferCtx, :amount, :anAmount)</w:t>
+      </w:r>
+    </w:p>
+    <w:p>
+      <w:pPr>
+        <w:shd w:fill="ffffff" w:val="clear"/>
+        <w:rPr>
+          <w:color w:val="222222"/>
+        </w:rPr>
+      </w:pPr>
+      <w:r>
+        <w:rPr>
+          <w:color w:val="222222"/>
+          <w:rtl w:val="0"/>
+        </w:rPr>
+        <w:t xml:space="preserve">(AccountDebit, :transferInteractionCtx, :account, :account123)</w:t>
+      </w:r>
+    </w:p>
+    <w:p>
+      <w:pPr>
+        <w:shd w:fill="ffffff" w:val="clear"/>
+        <w:rPr>
+          <w:color w:val="222222"/>
+        </w:rPr>
+      </w:pPr>
+      <w:r>
+        <w:rPr>
+          <w:color w:val="222222"/>
+          <w:rtl w:val="0"/>
+        </w:rPr>
+        <w:t xml:space="preserve">(AcountDebit, :transferInteractionCtx, :amount, :anAmount)</w:t>
+      </w:r>
+    </w:p>
+    <w:p>
+      <w:pPr>
+        <w:shd w:fill="ffffff" w:val="clear"/>
+        <w:rPr>
+          <w:color w:val="222222"/>
+        </w:rPr>
+      </w:pPr>
+      <w:r>
+        <w:rPr>
+          <w:color w:val="222222"/>
+          <w:rtl w:val="0"/>
+        </w:rPr>
+        <w:t xml:space="preserve">(AccountCredit, :transferInteractionCtx, :account, :account456)</w:t>
+      </w:r>
+    </w:p>
+    <w:p>
+      <w:pPr>
+        <w:shd w:fill="ffffff" w:val="clear"/>
+        <w:rPr>
+          <w:color w:val="222222"/>
+        </w:rPr>
+      </w:pPr>
+      <w:r>
+        <w:rPr>
+          <w:color w:val="222222"/>
+          <w:rtl w:val="0"/>
+        </w:rPr>
+        <w:t xml:space="preserve">(AccountCredit, :transferInteractionCtx, :amount, :anAmount)</w:t>
+      </w:r>
+    </w:p>
+    <w:p>
+      <w:pPr>
+        <w:shd w:fill="ffffff" w:val="clear"/>
+        <w:rPr>
+          <w:color w:val="222222"/>
+        </w:rPr>
+      </w:pPr>
+      <w:r>
+        <w:rPr>
+          <w:color w:val="222222"/>
+          <w:rtl w:val="0"/>
+        </w:rPr>
+        <w:t xml:space="preserve">From / To: Alignment Statements?</w:t>
       </w:r>
     </w:p>
     <w:p>
@@ -32342,12 +32659,12 @@
           <wp:inline distB="19050" distT="19050" distL="19050" distR="19050">
             <wp:extent cx="143470" cy="232655"/>
             <wp:effectExtent b="0" l="0" r="0" t="0"/>
-            <wp:docPr id="23" name="image8.png"/>
+            <wp:docPr id="23" name="image6.png"/>
             <a:graphic>
               <a:graphicData uri="http://schemas.openxmlformats.org/drawingml/2006/picture">
                 <pic:pic>
                   <pic:nvPicPr>
-                    <pic:cNvPr id="0" name="image8.png"/>
+                    <pic:cNvPr id="0" name="image6.png"/>
                     <pic:cNvPicPr preferRelativeResize="0"/>
                   </pic:nvPicPr>
                   <pic:blipFill>
@@ -32402,12 +32719,12 @@
           <wp:inline distB="19050" distT="19050" distL="19050" distR="19050">
             <wp:extent cx="105489" cy="234421"/>
             <wp:effectExtent b="0" l="0" r="0" t="0"/>
-            <wp:docPr id="19" name="image4.png"/>
+            <wp:docPr id="19" name="image3.png"/>
             <a:graphic>
               <a:graphicData uri="http://schemas.openxmlformats.org/drawingml/2006/picture">
                 <pic:pic>
                   <pic:nvPicPr>
-                    <pic:cNvPr id="0" name="image4.png"/>
+                    <pic:cNvPr id="0" name="image3.png"/>
                     <pic:cNvPicPr preferRelativeResize="0"/>
                   </pic:nvPicPr>
                   <pic:blipFill>
@@ -32458,12 +32775,12 @@
           <wp:inline distB="19050" distT="19050" distL="19050" distR="19050">
             <wp:extent cx="771584" cy="229183"/>
             <wp:effectExtent b="0" l="0" r="0" t="0"/>
-            <wp:docPr id="6" name="image5.png"/>
+            <wp:docPr id="6" name="image2.png"/>
             <a:graphic>
               <a:graphicData uri="http://schemas.openxmlformats.org/drawingml/2006/picture">
                 <pic:pic>
                   <pic:nvPicPr>
-                    <pic:cNvPr id="0" name="image5.png"/>
+                    <pic:cNvPr id="0" name="image2.png"/>
                     <pic:cNvPicPr preferRelativeResize="0"/>
                   </pic:nvPicPr>
                   <pic:blipFill>
@@ -32519,12 +32836,12 @@
           <wp:inline distB="19050" distT="19050" distL="19050" distR="19050">
             <wp:extent cx="586919" cy="227194"/>
             <wp:effectExtent b="0" l="0" r="0" t="0"/>
-            <wp:docPr id="2" name="image18.png"/>
+            <wp:docPr id="2" name="image13.png"/>
             <a:graphic>
               <a:graphicData uri="http://schemas.openxmlformats.org/drawingml/2006/picture">
                 <pic:pic>
                   <pic:nvPicPr>
-                    <pic:cNvPr id="0" name="image18.png"/>
+                    <pic:cNvPr id="0" name="image13.png"/>
                     <pic:cNvPicPr preferRelativeResize="0"/>
                   </pic:nvPicPr>
                   <pic:blipFill>
@@ -32663,12 +32980,12 @@
           <wp:inline distB="19050" distT="19050" distL="19050" distR="19050">
             <wp:extent cx="79891" cy="239673"/>
             <wp:effectExtent b="0" l="0" r="0" t="0"/>
-            <wp:docPr id="18" name="image1.png"/>
+            <wp:docPr id="18" name="image20.png"/>
             <a:graphic>
               <a:graphicData uri="http://schemas.openxmlformats.org/drawingml/2006/picture">
                 <pic:pic>
                   <pic:nvPicPr>
-                    <pic:cNvPr id="0" name="image1.png"/>
+                    <pic:cNvPr id="0" name="image20.png"/>
                     <pic:cNvPicPr preferRelativeResize="0"/>
                   </pic:nvPicPr>
                   <pic:blipFill>
@@ -32707,12 +33024,12 @@
           <wp:inline distB="19050" distT="19050" distL="19050" distR="19050">
             <wp:extent cx="89475" cy="244024"/>
             <wp:effectExtent b="0" l="0" r="0" t="0"/>
-            <wp:docPr id="16" name="image9.png"/>
+            <wp:docPr id="16" name="image11.png"/>
             <a:graphic>
               <a:graphicData uri="http://schemas.openxmlformats.org/drawingml/2006/picture">
                 <pic:pic>
                   <pic:nvPicPr>
-                    <pic:cNvPr id="0" name="image9.png"/>
+                    <pic:cNvPr id="0" name="image11.png"/>
                     <pic:cNvPicPr preferRelativeResize="0"/>
                   </pic:nvPicPr>
                   <pic:blipFill>
@@ -32751,12 +33068,12 @@
           <wp:inline distB="19050" distT="19050" distL="19050" distR="19050">
             <wp:extent cx="97572" cy="234173"/>
             <wp:effectExtent b="0" l="0" r="0" t="0"/>
-            <wp:docPr id="12" name="image2.png"/>
+            <wp:docPr id="12" name="image1.png"/>
             <a:graphic>
               <a:graphicData uri="http://schemas.openxmlformats.org/drawingml/2006/picture">
                 <pic:pic>
                   <pic:nvPicPr>
-                    <pic:cNvPr id="0" name="image2.png"/>
+                    <pic:cNvPr id="0" name="image1.png"/>
                     <pic:cNvPicPr preferRelativeResize="0"/>
                   </pic:nvPicPr>
                   <pic:blipFill>
@@ -32928,12 +33245,12 @@
           <wp:inline distB="19050" distT="19050" distL="19050" distR="19050">
             <wp:extent cx="145018" cy="235165"/>
             <wp:effectExtent b="0" l="0" r="0" t="0"/>
-            <wp:docPr id="20" name="image19.png"/>
+            <wp:docPr id="20" name="image4.png"/>
             <a:graphic>
               <a:graphicData uri="http://schemas.openxmlformats.org/drawingml/2006/picture">
                 <pic:pic>
                   <pic:nvPicPr>
-                    <pic:cNvPr id="0" name="image19.png"/>
+                    <pic:cNvPr id="0" name="image4.png"/>
                     <pic:cNvPicPr preferRelativeResize="0"/>
                   </pic:nvPicPr>
                   <pic:blipFill>
@@ -32969,12 +33286,12 @@
           <wp:inline distB="19050" distT="19050" distL="19050" distR="19050">
             <wp:extent cx="138292" cy="224257"/>
             <wp:effectExtent b="0" l="0" r="0" t="0"/>
-            <wp:docPr id="8" name="image13.png"/>
+            <wp:docPr id="8" name="image15.png"/>
             <a:graphic>
               <a:graphicData uri="http://schemas.openxmlformats.org/drawingml/2006/picture">
                 <pic:pic>
                   <pic:nvPicPr>
-                    <pic:cNvPr id="0" name="image13.png"/>
+                    <pic:cNvPr id="0" name="image15.png"/>
                     <pic:cNvPicPr preferRelativeResize="0"/>
                   </pic:nvPicPr>
                   <pic:blipFill>
@@ -33039,12 +33356,12 @@
           <wp:inline distB="19050" distT="19050" distL="19050" distR="19050">
             <wp:extent cx="3819649" cy="228721"/>
             <wp:effectExtent b="0" l="0" r="0" t="0"/>
-            <wp:docPr id="27" name="image21.png"/>
+            <wp:docPr id="27" name="image16.png"/>
             <a:graphic>
               <a:graphicData uri="http://schemas.openxmlformats.org/drawingml/2006/picture">
                 <pic:pic>
                   <pic:nvPicPr>
-                    <pic:cNvPr id="0" name="image21.png"/>
+                    <pic:cNvPr id="0" name="image16.png"/>
                     <pic:cNvPicPr preferRelativeResize="0"/>
                   </pic:nvPicPr>
                   <pic:blipFill>
@@ -33194,12 +33511,12 @@
           <wp:inline distB="19050" distT="19050" distL="19050" distR="19050">
             <wp:extent cx="2756002" cy="229031"/>
             <wp:effectExtent b="0" l="0" r="0" t="0"/>
-            <wp:docPr id="5" name="image23.png"/>
+            <wp:docPr id="5" name="image18.png"/>
             <a:graphic>
               <a:graphicData uri="http://schemas.openxmlformats.org/drawingml/2006/picture">
                 <pic:pic>
                   <pic:nvPicPr>
-                    <pic:cNvPr id="0" name="image23.png"/>
+                    <pic:cNvPr id="0" name="image18.png"/>
                     <pic:cNvPicPr preferRelativeResize="0"/>
                   </pic:nvPicPr>
                   <pic:blipFill>
@@ -33558,12 +33875,12 @@
           <wp:inline distB="19050" distT="19050" distL="19050" distR="19050">
             <wp:extent cx="720923" cy="227660"/>
             <wp:effectExtent b="0" l="0" r="0" t="0"/>
-            <wp:docPr id="24" name="image16.png"/>
+            <wp:docPr id="24" name="image12.png"/>
             <a:graphic>
               <a:graphicData uri="http://schemas.openxmlformats.org/drawingml/2006/picture">
                 <pic:pic>
                   <pic:nvPicPr>
-                    <pic:cNvPr id="0" name="image16.png"/>
+                    <pic:cNvPr id="0" name="image12.png"/>
                     <pic:cNvPicPr preferRelativeResize="0"/>
                   </pic:nvPicPr>
                   <pic:blipFill>
@@ -33634,12 +33951,12 @@
           <wp:inline distB="19050" distT="19050" distL="19050" distR="19050">
             <wp:extent cx="105489" cy="234421"/>
             <wp:effectExtent b="0" l="0" r="0" t="0"/>
-            <wp:docPr id="17" name="image4.png"/>
+            <wp:docPr id="17" name="image3.png"/>
             <a:graphic>
               <a:graphicData uri="http://schemas.openxmlformats.org/drawingml/2006/picture">
                 <pic:pic>
                   <pic:nvPicPr>
-                    <pic:cNvPr id="0" name="image4.png"/>
+                    <pic:cNvPr id="0" name="image3.png"/>
                     <pic:cNvPicPr preferRelativeResize="0"/>
                   </pic:nvPicPr>
                   <pic:blipFill>
@@ -33678,12 +33995,12 @@
           <wp:inline distB="19050" distT="19050" distL="19050" distR="19050">
             <wp:extent cx="97572" cy="234173"/>
             <wp:effectExtent b="0" l="0" r="0" t="0"/>
-            <wp:docPr id="3" name="image2.png"/>
+            <wp:docPr id="3" name="image1.png"/>
             <a:graphic>
               <a:graphicData uri="http://schemas.openxmlformats.org/drawingml/2006/picture">
                 <pic:pic>
                   <pic:nvPicPr>
-                    <pic:cNvPr id="0" name="image2.png"/>
+                    <pic:cNvPr id="0" name="image1.png"/>
                     <pic:cNvPicPr preferRelativeResize="0"/>
                   </pic:nvPicPr>
                   <pic:blipFill>
@@ -33722,12 +34039,12 @@
           <wp:inline distB="19050" distT="19050" distL="19050" distR="19050">
             <wp:extent cx="607516" cy="227818"/>
             <wp:effectExtent b="0" l="0" r="0" t="0"/>
-            <wp:docPr id="11" name="image14.png"/>
+            <wp:docPr id="11" name="image26.png"/>
             <a:graphic>
               <a:graphicData uri="http://schemas.openxmlformats.org/drawingml/2006/picture">
                 <pic:pic>
                   <pic:nvPicPr>
-                    <pic:cNvPr id="0" name="image14.png"/>
+                    <pic:cNvPr id="0" name="image26.png"/>
                     <pic:cNvPicPr preferRelativeResize="0"/>
                   </pic:nvPicPr>
                   <pic:blipFill>
@@ -33798,12 +34115,12 @@
           <wp:inline distB="19050" distT="19050" distL="19050" distR="19050">
             <wp:extent cx="586919" cy="227194"/>
             <wp:effectExtent b="0" l="0" r="0" t="0"/>
-            <wp:docPr id="7" name="image18.png"/>
+            <wp:docPr id="7" name="image13.png"/>
             <a:graphic>
               <a:graphicData uri="http://schemas.openxmlformats.org/drawingml/2006/picture">
                 <pic:pic>
                   <pic:nvPicPr>
-                    <pic:cNvPr id="0" name="image18.png"/>
+                    <pic:cNvPr id="0" name="image13.png"/>
                     <pic:cNvPicPr preferRelativeResize="0"/>
                   </pic:nvPicPr>
                   <pic:blipFill>
@@ -33842,12 +34159,12 @@
           <wp:inline distB="19050" distT="19050" distL="19050" distR="19050">
             <wp:extent cx="105489" cy="234421"/>
             <wp:effectExtent b="0" l="0" r="0" t="0"/>
-            <wp:docPr id="28" name="image4.png"/>
+            <wp:docPr id="28" name="image3.png"/>
             <a:graphic>
               <a:graphicData uri="http://schemas.openxmlformats.org/drawingml/2006/picture">
                 <pic:pic>
                   <pic:nvPicPr>
-                    <pic:cNvPr id="0" name="image4.png"/>
+                    <pic:cNvPr id="0" name="image3.png"/>
                     <pic:cNvPicPr preferRelativeResize="0"/>
                   </pic:nvPicPr>
                   <pic:blipFill>
@@ -33918,12 +34235,12 @@
           <wp:inline distB="19050" distT="19050" distL="19050" distR="19050">
             <wp:extent cx="333911" cy="211093"/>
             <wp:effectExtent b="0" l="0" r="0" t="0"/>
-            <wp:docPr id="22" name="image6.png"/>
+            <wp:docPr id="22" name="image7.png"/>
             <a:graphic>
               <a:graphicData uri="http://schemas.openxmlformats.org/drawingml/2006/picture">
                 <pic:pic>
                   <pic:nvPicPr>
-                    <pic:cNvPr id="0" name="image6.png"/>
+                    <pic:cNvPr id="0" name="image7.png"/>
                     <pic:cNvPicPr preferRelativeResize="0"/>
                   </pic:nvPicPr>
                   <pic:blipFill>
@@ -33962,12 +34279,12 @@
           <wp:inline distB="19050" distT="19050" distL="19050" distR="19050">
             <wp:extent cx="457438" cy="228719"/>
             <wp:effectExtent b="0" l="0" r="0" t="0"/>
-            <wp:docPr id="29" name="image12.png"/>
+            <wp:docPr id="29" name="image10.png"/>
             <a:graphic>
               <a:graphicData uri="http://schemas.openxmlformats.org/drawingml/2006/picture">
                 <pic:pic>
                   <pic:nvPicPr>
-                    <pic:cNvPr id="0" name="image12.png"/>
+                    <pic:cNvPr id="0" name="image10.png"/>
                     <pic:cNvPicPr preferRelativeResize="0"/>
                   </pic:nvPicPr>
                   <pic:blipFill>
@@ -34149,12 +34466,12 @@
           <wp:inline distB="19050" distT="19050" distL="19050" distR="19050">
             <wp:extent cx="214432" cy="225717"/>
             <wp:effectExtent b="0" l="0" r="0" t="0"/>
-            <wp:docPr id="10" name="image3.png"/>
+            <wp:docPr id="10" name="image5.png"/>
             <a:graphic>
               <a:graphicData uri="http://schemas.openxmlformats.org/drawingml/2006/picture">
                 <pic:pic>
                   <pic:nvPicPr>
-                    <pic:cNvPr id="0" name="image3.png"/>
+                    <pic:cNvPr id="0" name="image5.png"/>
                     <pic:cNvPicPr preferRelativeResize="0"/>
                   </pic:nvPicPr>
                   <pic:blipFill>
@@ -34193,12 +34510,12 @@
           <wp:inline distB="19050" distT="19050" distL="19050" distR="19050">
             <wp:extent cx="214432" cy="225717"/>
             <wp:effectExtent b="0" l="0" r="0" t="0"/>
-            <wp:docPr id="25" name="image20.png"/>
+            <wp:docPr id="25" name="image14.png"/>
             <a:graphic>
               <a:graphicData uri="http://schemas.openxmlformats.org/drawingml/2006/picture">
                 <pic:pic>
                   <pic:nvPicPr>
-                    <pic:cNvPr id="0" name="image20.png"/>
+                    <pic:cNvPr id="0" name="image14.png"/>
                     <pic:cNvPicPr preferRelativeResize="0"/>
                   </pic:nvPicPr>
                   <pic:blipFill>
@@ -34237,12 +34554,12 @@
           <wp:inline distB="19050" distT="19050" distL="19050" distR="19050">
             <wp:extent cx="876836" cy="285925"/>
             <wp:effectExtent b="0" l="0" r="0" t="0"/>
-            <wp:docPr id="21" name="image15.png"/>
+            <wp:docPr id="21" name="image23.png"/>
             <a:graphic>
               <a:graphicData uri="http://schemas.openxmlformats.org/drawingml/2006/picture">
                 <pic:pic>
                   <pic:nvPicPr>
-                    <pic:cNvPr id="0" name="image15.png"/>
+                    <pic:cNvPr id="0" name="image23.png"/>
                     <pic:cNvPicPr preferRelativeResize="0"/>
                   </pic:nvPicPr>
                   <pic:blipFill>
@@ -34313,12 +34630,12 @@
           <wp:inline distB="19050" distT="19050" distL="19050" distR="19050">
             <wp:extent cx="214432" cy="225717"/>
             <wp:effectExtent b="0" l="0" r="0" t="0"/>
-            <wp:docPr id="1" name="image10.png"/>
+            <wp:docPr id="1" name="image9.png"/>
             <a:graphic>
               <a:graphicData uri="http://schemas.openxmlformats.org/drawingml/2006/picture">
                 <pic:pic>
                   <pic:nvPicPr>
-                    <pic:cNvPr id="0" name="image10.png"/>
+                    <pic:cNvPr id="0" name="image9.png"/>
                     <pic:cNvPicPr preferRelativeResize="0"/>
                   </pic:nvPicPr>
                   <pic:blipFill>
@@ -34357,12 +34674,12 @@
           <wp:inline distB="19050" distT="19050" distL="19050" distR="19050">
             <wp:extent cx="214432" cy="225717"/>
             <wp:effectExtent b="0" l="0" r="0" t="0"/>
-            <wp:docPr id="30" name="image22.png"/>
+            <wp:docPr id="30" name="image19.png"/>
             <a:graphic>
               <a:graphicData uri="http://schemas.openxmlformats.org/drawingml/2006/picture">
                 <pic:pic>
                   <pic:nvPicPr>
-                    <pic:cNvPr id="0" name="image22.png"/>
+                    <pic:cNvPr id="0" name="image19.png"/>
                     <pic:cNvPicPr preferRelativeResize="0"/>
                   </pic:nvPicPr>
                   <pic:blipFill>
@@ -34401,12 +34718,12 @@
           <wp:inline distB="19050" distT="19050" distL="19050" distR="19050">
             <wp:extent cx="95905" cy="230173"/>
             <wp:effectExtent b="0" l="0" r="0" t="0"/>
-            <wp:docPr id="4" name="image11.png"/>
+            <wp:docPr id="4" name="image22.png"/>
             <a:graphic>
               <a:graphicData uri="http://schemas.openxmlformats.org/drawingml/2006/picture">
                 <pic:pic>
                   <pic:nvPicPr>
-                    <pic:cNvPr id="0" name="image11.png"/>
+                    <pic:cNvPr id="0" name="image22.png"/>
                     <pic:cNvPicPr preferRelativeResize="0"/>
                   </pic:nvPicPr>
                   <pic:blipFill>
@@ -34542,12 +34859,12 @@
           <wp:inline distB="19050" distT="19050" distL="19050" distR="19050">
             <wp:extent cx="3042047" cy="217562"/>
             <wp:effectExtent b="0" l="0" r="0" t="0"/>
-            <wp:docPr id="15" name="image7.png"/>
+            <wp:docPr id="15" name="image8.png"/>
             <a:graphic>
               <a:graphicData uri="http://schemas.openxmlformats.org/drawingml/2006/picture">
                 <pic:pic>
                   <pic:nvPicPr>
-                    <pic:cNvPr id="0" name="image7.png"/>
+                    <pic:cNvPr id="0" name="image8.png"/>
                     <pic:cNvPicPr preferRelativeResize="0"/>
                   </pic:nvPicPr>
                   <pic:blipFill>

--- a/Spec.docx
+++ b/Spec.docx
@@ -157,7 +157,7 @@
     </w:p>
     <w:sdt>
       <w:sdtPr>
-        <w:id w:val="-768369706"/>
+        <w:id w:val="1964719341"/>
         <w:docPartObj>
           <w:docPartGallery w:val="Table of Contents"/>
           <w:docPartUnique w:val="1"/>
@@ -11725,12 +11725,12 @@
           <wp:inline distB="114300" distT="114300" distL="114300" distR="114300">
             <wp:extent cx="9144000" cy="5143500"/>
             <wp:effectExtent b="0" l="0" r="0" t="0"/>
-            <wp:docPr id="26" name="image21.png"/>
+            <wp:docPr id="26" name="image22.png"/>
             <a:graphic>
               <a:graphicData uri="http://schemas.openxmlformats.org/drawingml/2006/picture">
                 <pic:pic>
                   <pic:nvPicPr>
-                    <pic:cNvPr id="0" name="image21.png"/>
+                    <pic:cNvPr id="0" name="image22.png"/>
                     <pic:cNvPicPr preferRelativeResize="0"/>
                   </pic:nvPicPr>
                   <pic:blipFill>
@@ -15520,6 +15520,49 @@
           <w:color w:val="222222"/>
           <w:rtl w:val="0"/>
         </w:rPr>
+        <w:t xml:space="preserve">TODO: To / From Activation / Alignment / Aggregation:</w:t>
+      </w:r>
+    </w:p>
+    <w:p>
+      <w:pPr>
+        <w:shd w:fill="ffffff" w:val="clear"/>
+        <w:rPr>
+          <w:color w:val="222222"/>
+        </w:rPr>
+      </w:pPr>
+      <w:r>
+        <w:rPr>
+          <w:color w:val="222222"/>
+          <w:rtl w:val="0"/>
+        </w:rPr>
+        <w:t xml:space="preserve">Materialize Interactions State changes (i.e.: accountBalance). Encode State Behavior / Operations.</w:t>
+      </w:r>
+    </w:p>
+    <w:p>
+      <w:pPr>
+        <w:shd w:fill="ffffff" w:val="clear"/>
+        <w:rPr>
+          <w:color w:val="222222"/>
+        </w:rPr>
+      </w:pPr>
+      <w:r>
+        <w:rPr>
+          <w:rtl w:val="0"/>
+        </w:rPr>
+      </w:r>
+    </w:p>
+    <w:p>
+      <w:pPr>
+        <w:shd w:fill="ffffff" w:val="clear"/>
+        <w:rPr>
+          <w:color w:val="222222"/>
+        </w:rPr>
+      </w:pPr>
+      <w:r>
+        <w:rPr>
+          <w:color w:val="222222"/>
+          <w:rtl w:val="0"/>
+        </w:rPr>
         <w:t xml:space="preserve">Execution Pipeline Stream:</w:t>
       </w:r>
     </w:p>
@@ -32659,12 +32702,12 @@
           <wp:inline distB="19050" distT="19050" distL="19050" distR="19050">
             <wp:extent cx="143470" cy="232655"/>
             <wp:effectExtent b="0" l="0" r="0" t="0"/>
-            <wp:docPr id="23" name="image6.png"/>
+            <wp:docPr id="23" name="image14.png"/>
             <a:graphic>
               <a:graphicData uri="http://schemas.openxmlformats.org/drawingml/2006/picture">
                 <pic:pic>
                   <pic:nvPicPr>
-                    <pic:cNvPr id="0" name="image6.png"/>
+                    <pic:cNvPr id="0" name="image14.png"/>
                     <pic:cNvPicPr preferRelativeResize="0"/>
                   </pic:nvPicPr>
                   <pic:blipFill>
@@ -32719,12 +32762,12 @@
           <wp:inline distB="19050" distT="19050" distL="19050" distR="19050">
             <wp:extent cx="105489" cy="234421"/>
             <wp:effectExtent b="0" l="0" r="0" t="0"/>
-            <wp:docPr id="19" name="image3.png"/>
+            <wp:docPr id="19" name="image8.png"/>
             <a:graphic>
               <a:graphicData uri="http://schemas.openxmlformats.org/drawingml/2006/picture">
                 <pic:pic>
                   <pic:nvPicPr>
-                    <pic:cNvPr id="0" name="image3.png"/>
+                    <pic:cNvPr id="0" name="image8.png"/>
                     <pic:cNvPicPr preferRelativeResize="0"/>
                   </pic:nvPicPr>
                   <pic:blipFill>
@@ -32775,12 +32818,12 @@
           <wp:inline distB="19050" distT="19050" distL="19050" distR="19050">
             <wp:extent cx="771584" cy="229183"/>
             <wp:effectExtent b="0" l="0" r="0" t="0"/>
-            <wp:docPr id="6" name="image2.png"/>
+            <wp:docPr id="6" name="image1.png"/>
             <a:graphic>
               <a:graphicData uri="http://schemas.openxmlformats.org/drawingml/2006/picture">
                 <pic:pic>
                   <pic:nvPicPr>
-                    <pic:cNvPr id="0" name="image2.png"/>
+                    <pic:cNvPr id="0" name="image1.png"/>
                     <pic:cNvPicPr preferRelativeResize="0"/>
                   </pic:nvPicPr>
                   <pic:blipFill>
@@ -32836,12 +32879,12 @@
           <wp:inline distB="19050" distT="19050" distL="19050" distR="19050">
             <wp:extent cx="586919" cy="227194"/>
             <wp:effectExtent b="0" l="0" r="0" t="0"/>
-            <wp:docPr id="2" name="image13.png"/>
+            <wp:docPr id="2" name="image10.png"/>
             <a:graphic>
               <a:graphicData uri="http://schemas.openxmlformats.org/drawingml/2006/picture">
                 <pic:pic>
                   <pic:nvPicPr>
-                    <pic:cNvPr id="0" name="image13.png"/>
+                    <pic:cNvPr id="0" name="image10.png"/>
                     <pic:cNvPicPr preferRelativeResize="0"/>
                   </pic:nvPicPr>
                   <pic:blipFill>
@@ -32936,12 +32979,12 @@
           <wp:inline distB="19050" distT="19050" distL="19050" distR="19050">
             <wp:extent cx="574357" cy="229743"/>
             <wp:effectExtent b="0" l="0" r="0" t="0"/>
-            <wp:docPr id="9" name="image24.png"/>
+            <wp:docPr id="9" name="image2.png"/>
             <a:graphic>
               <a:graphicData uri="http://schemas.openxmlformats.org/drawingml/2006/picture">
                 <pic:pic>
                   <pic:nvPicPr>
-                    <pic:cNvPr id="0" name="image24.png"/>
+                    <pic:cNvPr id="0" name="image2.png"/>
                     <pic:cNvPicPr preferRelativeResize="0"/>
                   </pic:nvPicPr>
                   <pic:blipFill>
@@ -32980,12 +33023,12 @@
           <wp:inline distB="19050" distT="19050" distL="19050" distR="19050">
             <wp:extent cx="79891" cy="239673"/>
             <wp:effectExtent b="0" l="0" r="0" t="0"/>
-            <wp:docPr id="18" name="image20.png"/>
+            <wp:docPr id="18" name="image26.png"/>
             <a:graphic>
               <a:graphicData uri="http://schemas.openxmlformats.org/drawingml/2006/picture">
                 <pic:pic>
                   <pic:nvPicPr>
-                    <pic:cNvPr id="0" name="image20.png"/>
+                    <pic:cNvPr id="0" name="image26.png"/>
                     <pic:cNvPicPr preferRelativeResize="0"/>
                   </pic:nvPicPr>
                   <pic:blipFill>
@@ -33024,12 +33067,12 @@
           <wp:inline distB="19050" distT="19050" distL="19050" distR="19050">
             <wp:extent cx="89475" cy="244024"/>
             <wp:effectExtent b="0" l="0" r="0" t="0"/>
-            <wp:docPr id="16" name="image11.png"/>
+            <wp:docPr id="16" name="image13.png"/>
             <a:graphic>
               <a:graphicData uri="http://schemas.openxmlformats.org/drawingml/2006/picture">
                 <pic:pic>
                   <pic:nvPicPr>
-                    <pic:cNvPr id="0" name="image11.png"/>
+                    <pic:cNvPr id="0" name="image13.png"/>
                     <pic:cNvPicPr preferRelativeResize="0"/>
                   </pic:nvPicPr>
                   <pic:blipFill>
@@ -33068,12 +33111,12 @@
           <wp:inline distB="19050" distT="19050" distL="19050" distR="19050">
             <wp:extent cx="97572" cy="234173"/>
             <wp:effectExtent b="0" l="0" r="0" t="0"/>
-            <wp:docPr id="12" name="image1.png"/>
+            <wp:docPr id="12" name="image3.png"/>
             <a:graphic>
               <a:graphicData uri="http://schemas.openxmlformats.org/drawingml/2006/picture">
                 <pic:pic>
                   <pic:nvPicPr>
-                    <pic:cNvPr id="0" name="image1.png"/>
+                    <pic:cNvPr id="0" name="image3.png"/>
                     <pic:cNvPicPr preferRelativeResize="0"/>
                   </pic:nvPicPr>
                   <pic:blipFill>
@@ -33121,12 +33164,12 @@
           <wp:inline distB="19050" distT="19050" distL="19050" distR="19050">
             <wp:extent cx="3718560" cy="686503"/>
             <wp:effectExtent b="0" l="0" r="0" t="0"/>
-            <wp:docPr id="13" name="image17.png"/>
+            <wp:docPr id="13" name="image11.png"/>
             <a:graphic>
               <a:graphicData uri="http://schemas.openxmlformats.org/drawingml/2006/picture">
                 <pic:pic>
                   <pic:nvPicPr>
-                    <pic:cNvPr id="0" name="image17.png"/>
+                    <pic:cNvPr id="0" name="image11.png"/>
                     <pic:cNvPicPr preferRelativeResize="0"/>
                   </pic:nvPicPr>
                   <pic:blipFill>
@@ -33245,12 +33288,12 @@
           <wp:inline distB="19050" distT="19050" distL="19050" distR="19050">
             <wp:extent cx="145018" cy="235165"/>
             <wp:effectExtent b="0" l="0" r="0" t="0"/>
-            <wp:docPr id="20" name="image4.png"/>
+            <wp:docPr id="20" name="image19.png"/>
             <a:graphic>
               <a:graphicData uri="http://schemas.openxmlformats.org/drawingml/2006/picture">
                 <pic:pic>
                   <pic:nvPicPr>
-                    <pic:cNvPr id="0" name="image4.png"/>
+                    <pic:cNvPr id="0" name="image19.png"/>
                     <pic:cNvPicPr preferRelativeResize="0"/>
                   </pic:nvPicPr>
                   <pic:blipFill>
@@ -33286,12 +33329,12 @@
           <wp:inline distB="19050" distT="19050" distL="19050" distR="19050">
             <wp:extent cx="138292" cy="224257"/>
             <wp:effectExtent b="0" l="0" r="0" t="0"/>
-            <wp:docPr id="8" name="image15.png"/>
+            <wp:docPr id="8" name="image20.png"/>
             <a:graphic>
               <a:graphicData uri="http://schemas.openxmlformats.org/drawingml/2006/picture">
                 <pic:pic>
                   <pic:nvPicPr>
-                    <pic:cNvPr id="0" name="image15.png"/>
+                    <pic:cNvPr id="0" name="image20.png"/>
                     <pic:cNvPicPr preferRelativeResize="0"/>
                   </pic:nvPicPr>
                   <pic:blipFill>
@@ -33356,12 +33399,12 @@
           <wp:inline distB="19050" distT="19050" distL="19050" distR="19050">
             <wp:extent cx="3819649" cy="228721"/>
             <wp:effectExtent b="0" l="0" r="0" t="0"/>
-            <wp:docPr id="27" name="image16.png"/>
+            <wp:docPr id="27" name="image17.png"/>
             <a:graphic>
               <a:graphicData uri="http://schemas.openxmlformats.org/drawingml/2006/picture">
                 <pic:pic>
                   <pic:nvPicPr>
-                    <pic:cNvPr id="0" name="image16.png"/>
+                    <pic:cNvPr id="0" name="image17.png"/>
                     <pic:cNvPicPr preferRelativeResize="0"/>
                   </pic:nvPicPr>
                   <pic:blipFill>
@@ -33511,12 +33554,12 @@
           <wp:inline distB="19050" distT="19050" distL="19050" distR="19050">
             <wp:extent cx="2756002" cy="229031"/>
             <wp:effectExtent b="0" l="0" r="0" t="0"/>
-            <wp:docPr id="5" name="image18.png"/>
+            <wp:docPr id="5" name="image21.png"/>
             <a:graphic>
               <a:graphicData uri="http://schemas.openxmlformats.org/drawingml/2006/picture">
                 <pic:pic>
                   <pic:nvPicPr>
-                    <pic:cNvPr id="0" name="image18.png"/>
+                    <pic:cNvPr id="0" name="image21.png"/>
                     <pic:cNvPicPr preferRelativeResize="0"/>
                   </pic:nvPicPr>
                   <pic:blipFill>
@@ -33875,12 +33918,12 @@
           <wp:inline distB="19050" distT="19050" distL="19050" distR="19050">
             <wp:extent cx="720923" cy="227660"/>
             <wp:effectExtent b="0" l="0" r="0" t="0"/>
-            <wp:docPr id="24" name="image12.png"/>
+            <wp:docPr id="24" name="image9.png"/>
             <a:graphic>
               <a:graphicData uri="http://schemas.openxmlformats.org/drawingml/2006/picture">
                 <pic:pic>
                   <pic:nvPicPr>
-                    <pic:cNvPr id="0" name="image12.png"/>
+                    <pic:cNvPr id="0" name="image9.png"/>
                     <pic:cNvPicPr preferRelativeResize="0"/>
                   </pic:nvPicPr>
                   <pic:blipFill>
@@ -33951,12 +33994,12 @@
           <wp:inline distB="19050" distT="19050" distL="19050" distR="19050">
             <wp:extent cx="105489" cy="234421"/>
             <wp:effectExtent b="0" l="0" r="0" t="0"/>
-            <wp:docPr id="17" name="image3.png"/>
+            <wp:docPr id="17" name="image8.png"/>
             <a:graphic>
               <a:graphicData uri="http://schemas.openxmlformats.org/drawingml/2006/picture">
                 <pic:pic>
                   <pic:nvPicPr>
-                    <pic:cNvPr id="0" name="image3.png"/>
+                    <pic:cNvPr id="0" name="image8.png"/>
                     <pic:cNvPicPr preferRelativeResize="0"/>
                   </pic:nvPicPr>
                   <pic:blipFill>
@@ -33995,12 +34038,12 @@
           <wp:inline distB="19050" distT="19050" distL="19050" distR="19050">
             <wp:extent cx="97572" cy="234173"/>
             <wp:effectExtent b="0" l="0" r="0" t="0"/>
-            <wp:docPr id="3" name="image1.png"/>
+            <wp:docPr id="3" name="image3.png"/>
             <a:graphic>
               <a:graphicData uri="http://schemas.openxmlformats.org/drawingml/2006/picture">
                 <pic:pic>
                   <pic:nvPicPr>
-                    <pic:cNvPr id="0" name="image1.png"/>
+                    <pic:cNvPr id="0" name="image3.png"/>
                     <pic:cNvPicPr preferRelativeResize="0"/>
                   </pic:nvPicPr>
                   <pic:blipFill>
@@ -34039,12 +34082,12 @@
           <wp:inline distB="19050" distT="19050" distL="19050" distR="19050">
             <wp:extent cx="607516" cy="227818"/>
             <wp:effectExtent b="0" l="0" r="0" t="0"/>
-            <wp:docPr id="11" name="image26.png"/>
+            <wp:docPr id="11" name="image5.png"/>
             <a:graphic>
               <a:graphicData uri="http://schemas.openxmlformats.org/drawingml/2006/picture">
                 <pic:pic>
                   <pic:nvPicPr>
-                    <pic:cNvPr id="0" name="image26.png"/>
+                    <pic:cNvPr id="0" name="image5.png"/>
                     <pic:cNvPicPr preferRelativeResize="0"/>
                   </pic:nvPicPr>
                   <pic:blipFill>
@@ -34115,12 +34158,12 @@
           <wp:inline distB="19050" distT="19050" distL="19050" distR="19050">
             <wp:extent cx="586919" cy="227194"/>
             <wp:effectExtent b="0" l="0" r="0" t="0"/>
-            <wp:docPr id="7" name="image13.png"/>
+            <wp:docPr id="7" name="image10.png"/>
             <a:graphic>
               <a:graphicData uri="http://schemas.openxmlformats.org/drawingml/2006/picture">
                 <pic:pic>
                   <pic:nvPicPr>
-                    <pic:cNvPr id="0" name="image13.png"/>
+                    <pic:cNvPr id="0" name="image10.png"/>
                     <pic:cNvPicPr preferRelativeResize="0"/>
                   </pic:nvPicPr>
                   <pic:blipFill>
@@ -34159,12 +34202,12 @@
           <wp:inline distB="19050" distT="19050" distL="19050" distR="19050">
             <wp:extent cx="105489" cy="234421"/>
             <wp:effectExtent b="0" l="0" r="0" t="0"/>
-            <wp:docPr id="28" name="image3.png"/>
+            <wp:docPr id="28" name="image8.png"/>
             <a:graphic>
               <a:graphicData uri="http://schemas.openxmlformats.org/drawingml/2006/picture">
                 <pic:pic>
                   <pic:nvPicPr>
-                    <pic:cNvPr id="0" name="image3.png"/>
+                    <pic:cNvPr id="0" name="image8.png"/>
                     <pic:cNvPicPr preferRelativeResize="0"/>
                   </pic:nvPicPr>
                   <pic:blipFill>
@@ -34235,12 +34278,12 @@
           <wp:inline distB="19050" distT="19050" distL="19050" distR="19050">
             <wp:extent cx="333911" cy="211093"/>
             <wp:effectExtent b="0" l="0" r="0" t="0"/>
-            <wp:docPr id="22" name="image7.png"/>
+            <wp:docPr id="22" name="image18.png"/>
             <a:graphic>
               <a:graphicData uri="http://schemas.openxmlformats.org/drawingml/2006/picture">
                 <pic:pic>
                   <pic:nvPicPr>
-                    <pic:cNvPr id="0" name="image7.png"/>
+                    <pic:cNvPr id="0" name="image18.png"/>
                     <pic:cNvPicPr preferRelativeResize="0"/>
                   </pic:nvPicPr>
                   <pic:blipFill>
@@ -34279,12 +34322,12 @@
           <wp:inline distB="19050" distT="19050" distL="19050" distR="19050">
             <wp:extent cx="457438" cy="228719"/>
             <wp:effectExtent b="0" l="0" r="0" t="0"/>
-            <wp:docPr id="29" name="image10.png"/>
+            <wp:docPr id="29" name="image16.png"/>
             <a:graphic>
               <a:graphicData uri="http://schemas.openxmlformats.org/drawingml/2006/picture">
                 <pic:pic>
                   <pic:nvPicPr>
-                    <pic:cNvPr id="0" name="image10.png"/>
+                    <pic:cNvPr id="0" name="image16.png"/>
                     <pic:cNvPicPr preferRelativeResize="0"/>
                   </pic:nvPicPr>
                   <pic:blipFill>
@@ -34466,12 +34509,12 @@
           <wp:inline distB="19050" distT="19050" distL="19050" distR="19050">
             <wp:extent cx="214432" cy="225717"/>
             <wp:effectExtent b="0" l="0" r="0" t="0"/>
-            <wp:docPr id="10" name="image5.png"/>
+            <wp:docPr id="10" name="image4.png"/>
             <a:graphic>
               <a:graphicData uri="http://schemas.openxmlformats.org/drawingml/2006/picture">
                 <pic:pic>
                   <pic:nvPicPr>
-                    <pic:cNvPr id="0" name="image5.png"/>
+                    <pic:cNvPr id="0" name="image4.png"/>
                     <pic:cNvPicPr preferRelativeResize="0"/>
                   </pic:nvPicPr>
                   <pic:blipFill>
@@ -34510,12 +34553,12 @@
           <wp:inline distB="19050" distT="19050" distL="19050" distR="19050">
             <wp:extent cx="214432" cy="225717"/>
             <wp:effectExtent b="0" l="0" r="0" t="0"/>
-            <wp:docPr id="25" name="image14.png"/>
+            <wp:docPr id="25" name="image24.png"/>
             <a:graphic>
               <a:graphicData uri="http://schemas.openxmlformats.org/drawingml/2006/picture">
                 <pic:pic>
                   <pic:nvPicPr>
-                    <pic:cNvPr id="0" name="image14.png"/>
+                    <pic:cNvPr id="0" name="image24.png"/>
                     <pic:cNvPicPr preferRelativeResize="0"/>
                   </pic:nvPicPr>
                   <pic:blipFill>
@@ -34554,12 +34597,12 @@
           <wp:inline distB="19050" distT="19050" distL="19050" distR="19050">
             <wp:extent cx="876836" cy="285925"/>
             <wp:effectExtent b="0" l="0" r="0" t="0"/>
-            <wp:docPr id="21" name="image23.png"/>
+            <wp:docPr id="21" name="image15.png"/>
             <a:graphic>
               <a:graphicData uri="http://schemas.openxmlformats.org/drawingml/2006/picture">
                 <pic:pic>
                   <pic:nvPicPr>
-                    <pic:cNvPr id="0" name="image23.png"/>
+                    <pic:cNvPr id="0" name="image15.png"/>
                     <pic:cNvPicPr preferRelativeResize="0"/>
                   </pic:nvPicPr>
                   <pic:blipFill>
@@ -34630,12 +34673,12 @@
           <wp:inline distB="19050" distT="19050" distL="19050" distR="19050">
             <wp:extent cx="214432" cy="225717"/>
             <wp:effectExtent b="0" l="0" r="0" t="0"/>
-            <wp:docPr id="1" name="image9.png"/>
+            <wp:docPr id="1" name="image6.png"/>
             <a:graphic>
               <a:graphicData uri="http://schemas.openxmlformats.org/drawingml/2006/picture">
                 <pic:pic>
                   <pic:nvPicPr>
-                    <pic:cNvPr id="0" name="image9.png"/>
+                    <pic:cNvPr id="0" name="image6.png"/>
                     <pic:cNvPicPr preferRelativeResize="0"/>
                   </pic:nvPicPr>
                   <pic:blipFill>
@@ -34674,12 +34717,12 @@
           <wp:inline distB="19050" distT="19050" distL="19050" distR="19050">
             <wp:extent cx="214432" cy="225717"/>
             <wp:effectExtent b="0" l="0" r="0" t="0"/>
-            <wp:docPr id="30" name="image19.png"/>
+            <wp:docPr id="30" name="image23.png"/>
             <a:graphic>
               <a:graphicData uri="http://schemas.openxmlformats.org/drawingml/2006/picture">
                 <pic:pic>
                   <pic:nvPicPr>
-                    <pic:cNvPr id="0" name="image19.png"/>
+                    <pic:cNvPr id="0" name="image23.png"/>
                     <pic:cNvPicPr preferRelativeResize="0"/>
                   </pic:nvPicPr>
                   <pic:blipFill>
@@ -34718,12 +34761,12 @@
           <wp:inline distB="19050" distT="19050" distL="19050" distR="19050">
             <wp:extent cx="95905" cy="230173"/>
             <wp:effectExtent b="0" l="0" r="0" t="0"/>
-            <wp:docPr id="4" name="image22.png"/>
+            <wp:docPr id="4" name="image7.png"/>
             <a:graphic>
               <a:graphicData uri="http://schemas.openxmlformats.org/drawingml/2006/picture">
                 <pic:pic>
                   <pic:nvPicPr>
-                    <pic:cNvPr id="0" name="image22.png"/>
+                    <pic:cNvPr id="0" name="image7.png"/>
                     <pic:cNvPicPr preferRelativeResize="0"/>
                   </pic:nvPicPr>
                   <pic:blipFill>
@@ -34859,12 +34902,12 @@
           <wp:inline distB="19050" distT="19050" distL="19050" distR="19050">
             <wp:extent cx="3042047" cy="217562"/>
             <wp:effectExtent b="0" l="0" r="0" t="0"/>
-            <wp:docPr id="15" name="image8.png"/>
+            <wp:docPr id="15" name="image12.png"/>
             <a:graphic>
               <a:graphicData uri="http://schemas.openxmlformats.org/drawingml/2006/picture">
                 <pic:pic>
                   <pic:nvPicPr>
-                    <pic:cNvPr id="0" name="image8.png"/>
+                    <pic:cNvPr id="0" name="image12.png"/>
                     <pic:cNvPicPr preferRelativeResize="0"/>
                   </pic:nvPicPr>
                   <pic:blipFill>

--- a/Spec.docx
+++ b/Spec.docx
@@ -157,7 +157,7 @@
     </w:p>
     <w:sdt>
       <w:sdtPr>
-        <w:id w:val="1964719341"/>
+        <w:id w:val="-430156912"/>
         <w:docPartObj>
           <w:docPartGallery w:val="Table of Contents"/>
           <w:docPartUnique w:val="1"/>
@@ -11725,12 +11725,12 @@
           <wp:inline distB="114300" distT="114300" distL="114300" distR="114300">
             <wp:extent cx="9144000" cy="5143500"/>
             <wp:effectExtent b="0" l="0" r="0" t="0"/>
-            <wp:docPr id="26" name="image22.png"/>
+            <wp:docPr id="26" name="image16.png"/>
             <a:graphic>
               <a:graphicData uri="http://schemas.openxmlformats.org/drawingml/2006/picture">
                 <pic:pic>
                   <pic:nvPicPr>
-                    <pic:cNvPr id="0" name="image22.png"/>
+                    <pic:cNvPr id="0" name="image16.png"/>
                     <pic:cNvPicPr preferRelativeResize="0"/>
                   </pic:nvPicPr>
                   <pic:blipFill>
@@ -15511,6 +15511,7 @@
     <w:p>
       <w:pPr>
         <w:shd w:fill="ffffff" w:val="clear"/>
+        <w:spacing w:line="331.2" w:lineRule="auto"/>
         <w:rPr>
           <w:color w:val="222222"/>
         </w:rPr>
@@ -15526,6 +15527,7 @@
     <w:p>
       <w:pPr>
         <w:shd w:fill="ffffff" w:val="clear"/>
+        <w:spacing w:line="331.2" w:lineRule="auto"/>
         <w:rPr>
           <w:color w:val="222222"/>
         </w:rPr>
@@ -15535,7 +15537,7 @@
           <w:color w:val="222222"/>
           <w:rtl w:val="0"/>
         </w:rPr>
-        <w:t xml:space="preserve">Materialize Interactions State changes (i.e.: accountBalance). Encode State Behavior / Operations.</w:t>
+        <w:t xml:space="preserve">Materialize Interactions State changes (i.e.: accountBalance). Encode State Behavior / Operations. State / IO Monad approach. Monadic Parser Combinator: Behaviors (syntax / grammar,  expressions) expressed as Parsed Statements.</w:t>
       </w:r>
     </w:p>
     <w:p>
@@ -32702,12 +32704,12 @@
           <wp:inline distB="19050" distT="19050" distL="19050" distR="19050">
             <wp:extent cx="143470" cy="232655"/>
             <wp:effectExtent b="0" l="0" r="0" t="0"/>
-            <wp:docPr id="23" name="image14.png"/>
+            <wp:docPr id="23" name="image25.png"/>
             <a:graphic>
               <a:graphicData uri="http://schemas.openxmlformats.org/drawingml/2006/picture">
                 <pic:pic>
                   <pic:nvPicPr>
-                    <pic:cNvPr id="0" name="image14.png"/>
+                    <pic:cNvPr id="0" name="image25.png"/>
                     <pic:cNvPicPr preferRelativeResize="0"/>
                   </pic:nvPicPr>
                   <pic:blipFill>
@@ -32762,12 +32764,12 @@
           <wp:inline distB="19050" distT="19050" distL="19050" distR="19050">
             <wp:extent cx="105489" cy="234421"/>
             <wp:effectExtent b="0" l="0" r="0" t="0"/>
-            <wp:docPr id="19" name="image8.png"/>
+            <wp:docPr id="19" name="image17.png"/>
             <a:graphic>
               <a:graphicData uri="http://schemas.openxmlformats.org/drawingml/2006/picture">
                 <pic:pic>
                   <pic:nvPicPr>
-                    <pic:cNvPr id="0" name="image8.png"/>
+                    <pic:cNvPr id="0" name="image17.png"/>
                     <pic:cNvPicPr preferRelativeResize="0"/>
                   </pic:nvPicPr>
                   <pic:blipFill>
@@ -32818,12 +32820,12 @@
           <wp:inline distB="19050" distT="19050" distL="19050" distR="19050">
             <wp:extent cx="771584" cy="229183"/>
             <wp:effectExtent b="0" l="0" r="0" t="0"/>
-            <wp:docPr id="6" name="image1.png"/>
+            <wp:docPr id="6" name="image11.png"/>
             <a:graphic>
               <a:graphicData uri="http://schemas.openxmlformats.org/drawingml/2006/picture">
                 <pic:pic>
                   <pic:nvPicPr>
-                    <pic:cNvPr id="0" name="image1.png"/>
+                    <pic:cNvPr id="0" name="image11.png"/>
                     <pic:cNvPicPr preferRelativeResize="0"/>
                   </pic:nvPicPr>
                   <pic:blipFill>
@@ -32879,12 +32881,12 @@
           <wp:inline distB="19050" distT="19050" distL="19050" distR="19050">
             <wp:extent cx="586919" cy="227194"/>
             <wp:effectExtent b="0" l="0" r="0" t="0"/>
-            <wp:docPr id="2" name="image10.png"/>
+            <wp:docPr id="2" name="image2.png"/>
             <a:graphic>
               <a:graphicData uri="http://schemas.openxmlformats.org/drawingml/2006/picture">
                 <pic:pic>
                   <pic:nvPicPr>
-                    <pic:cNvPr id="0" name="image10.png"/>
+                    <pic:cNvPr id="0" name="image2.png"/>
                     <pic:cNvPicPr preferRelativeResize="0"/>
                   </pic:nvPicPr>
                   <pic:blipFill>
@@ -32979,12 +32981,12 @@
           <wp:inline distB="19050" distT="19050" distL="19050" distR="19050">
             <wp:extent cx="574357" cy="229743"/>
             <wp:effectExtent b="0" l="0" r="0" t="0"/>
-            <wp:docPr id="9" name="image2.png"/>
+            <wp:docPr id="9" name="image4.png"/>
             <a:graphic>
               <a:graphicData uri="http://schemas.openxmlformats.org/drawingml/2006/picture">
                 <pic:pic>
                   <pic:nvPicPr>
-                    <pic:cNvPr id="0" name="image2.png"/>
+                    <pic:cNvPr id="0" name="image4.png"/>
                     <pic:cNvPicPr preferRelativeResize="0"/>
                   </pic:nvPicPr>
                   <pic:blipFill>
@@ -33023,12 +33025,12 @@
           <wp:inline distB="19050" distT="19050" distL="19050" distR="19050">
             <wp:extent cx="79891" cy="239673"/>
             <wp:effectExtent b="0" l="0" r="0" t="0"/>
-            <wp:docPr id="18" name="image26.png"/>
+            <wp:docPr id="18" name="image18.png"/>
             <a:graphic>
               <a:graphicData uri="http://schemas.openxmlformats.org/drawingml/2006/picture">
                 <pic:pic>
                   <pic:nvPicPr>
-                    <pic:cNvPr id="0" name="image26.png"/>
+                    <pic:cNvPr id="0" name="image18.png"/>
                     <pic:cNvPicPr preferRelativeResize="0"/>
                   </pic:nvPicPr>
                   <pic:blipFill>
@@ -33067,12 +33069,12 @@
           <wp:inline distB="19050" distT="19050" distL="19050" distR="19050">
             <wp:extent cx="89475" cy="244024"/>
             <wp:effectExtent b="0" l="0" r="0" t="0"/>
-            <wp:docPr id="16" name="image13.png"/>
+            <wp:docPr id="16" name="image7.png"/>
             <a:graphic>
               <a:graphicData uri="http://schemas.openxmlformats.org/drawingml/2006/picture">
                 <pic:pic>
                   <pic:nvPicPr>
-                    <pic:cNvPr id="0" name="image13.png"/>
+                    <pic:cNvPr id="0" name="image7.png"/>
                     <pic:cNvPicPr preferRelativeResize="0"/>
                   </pic:nvPicPr>
                   <pic:blipFill>
@@ -33111,12 +33113,12 @@
           <wp:inline distB="19050" distT="19050" distL="19050" distR="19050">
             <wp:extent cx="97572" cy="234173"/>
             <wp:effectExtent b="0" l="0" r="0" t="0"/>
-            <wp:docPr id="12" name="image3.png"/>
+            <wp:docPr id="12" name="image19.png"/>
             <a:graphic>
               <a:graphicData uri="http://schemas.openxmlformats.org/drawingml/2006/picture">
                 <pic:pic>
                   <pic:nvPicPr>
-                    <pic:cNvPr id="0" name="image3.png"/>
+                    <pic:cNvPr id="0" name="image19.png"/>
                     <pic:cNvPicPr preferRelativeResize="0"/>
                   </pic:nvPicPr>
                   <pic:blipFill>
@@ -33164,12 +33166,12 @@
           <wp:inline distB="19050" distT="19050" distL="19050" distR="19050">
             <wp:extent cx="3718560" cy="686503"/>
             <wp:effectExtent b="0" l="0" r="0" t="0"/>
-            <wp:docPr id="13" name="image11.png"/>
+            <wp:docPr id="13" name="image10.png"/>
             <a:graphic>
               <a:graphicData uri="http://schemas.openxmlformats.org/drawingml/2006/picture">
                 <pic:pic>
                   <pic:nvPicPr>
-                    <pic:cNvPr id="0" name="image11.png"/>
+                    <pic:cNvPr id="0" name="image10.png"/>
                     <pic:cNvPicPr preferRelativeResize="0"/>
                   </pic:nvPicPr>
                   <pic:blipFill>
@@ -33288,12 +33290,12 @@
           <wp:inline distB="19050" distT="19050" distL="19050" distR="19050">
             <wp:extent cx="145018" cy="235165"/>
             <wp:effectExtent b="0" l="0" r="0" t="0"/>
-            <wp:docPr id="20" name="image19.png"/>
+            <wp:docPr id="20" name="image15.png"/>
             <a:graphic>
               <a:graphicData uri="http://schemas.openxmlformats.org/drawingml/2006/picture">
                 <pic:pic>
                   <pic:nvPicPr>
-                    <pic:cNvPr id="0" name="image19.png"/>
+                    <pic:cNvPr id="0" name="image15.png"/>
                     <pic:cNvPicPr preferRelativeResize="0"/>
                   </pic:nvPicPr>
                   <pic:blipFill>
@@ -33329,12 +33331,12 @@
           <wp:inline distB="19050" distT="19050" distL="19050" distR="19050">
             <wp:extent cx="138292" cy="224257"/>
             <wp:effectExtent b="0" l="0" r="0" t="0"/>
-            <wp:docPr id="8" name="image20.png"/>
+            <wp:docPr id="8" name="image8.png"/>
             <a:graphic>
               <a:graphicData uri="http://schemas.openxmlformats.org/drawingml/2006/picture">
                 <pic:pic>
                   <pic:nvPicPr>
-                    <pic:cNvPr id="0" name="image20.png"/>
+                    <pic:cNvPr id="0" name="image8.png"/>
                     <pic:cNvPicPr preferRelativeResize="0"/>
                   </pic:nvPicPr>
                   <pic:blipFill>
@@ -33399,12 +33401,12 @@
           <wp:inline distB="19050" distT="19050" distL="19050" distR="19050">
             <wp:extent cx="3819649" cy="228721"/>
             <wp:effectExtent b="0" l="0" r="0" t="0"/>
-            <wp:docPr id="27" name="image17.png"/>
+            <wp:docPr id="27" name="image22.png"/>
             <a:graphic>
               <a:graphicData uri="http://schemas.openxmlformats.org/drawingml/2006/picture">
                 <pic:pic>
                   <pic:nvPicPr>
-                    <pic:cNvPr id="0" name="image17.png"/>
+                    <pic:cNvPr id="0" name="image22.png"/>
                     <pic:cNvPicPr preferRelativeResize="0"/>
                   </pic:nvPicPr>
                   <pic:blipFill>
@@ -33554,12 +33556,12 @@
           <wp:inline distB="19050" distT="19050" distL="19050" distR="19050">
             <wp:extent cx="2756002" cy="229031"/>
             <wp:effectExtent b="0" l="0" r="0" t="0"/>
-            <wp:docPr id="5" name="image21.png"/>
+            <wp:docPr id="5" name="image1.png"/>
             <a:graphic>
               <a:graphicData uri="http://schemas.openxmlformats.org/drawingml/2006/picture">
                 <pic:pic>
                   <pic:nvPicPr>
-                    <pic:cNvPr id="0" name="image21.png"/>
+                    <pic:cNvPr id="0" name="image1.png"/>
                     <pic:cNvPicPr preferRelativeResize="0"/>
                   </pic:nvPicPr>
                   <pic:blipFill>
@@ -33733,12 +33735,12 @@
           <wp:inline distB="19050" distT="19050" distL="19050" distR="19050">
             <wp:extent cx="2882141" cy="285549"/>
             <wp:effectExtent b="0" l="0" r="0" t="0"/>
-            <wp:docPr id="14" name="image25.png"/>
+            <wp:docPr id="14" name="image13.png"/>
             <a:graphic>
               <a:graphicData uri="http://schemas.openxmlformats.org/drawingml/2006/picture">
                 <pic:pic>
                   <pic:nvPicPr>
-                    <pic:cNvPr id="0" name="image25.png"/>
+                    <pic:cNvPr id="0" name="image13.png"/>
                     <pic:cNvPicPr preferRelativeResize="0"/>
                   </pic:nvPicPr>
                   <pic:blipFill>
@@ -33918,12 +33920,12 @@
           <wp:inline distB="19050" distT="19050" distL="19050" distR="19050">
             <wp:extent cx="720923" cy="227660"/>
             <wp:effectExtent b="0" l="0" r="0" t="0"/>
-            <wp:docPr id="24" name="image9.png"/>
+            <wp:docPr id="24" name="image20.png"/>
             <a:graphic>
               <a:graphicData uri="http://schemas.openxmlformats.org/drawingml/2006/picture">
                 <pic:pic>
                   <pic:nvPicPr>
-                    <pic:cNvPr id="0" name="image9.png"/>
+                    <pic:cNvPr id="0" name="image20.png"/>
                     <pic:cNvPicPr preferRelativeResize="0"/>
                   </pic:nvPicPr>
                   <pic:blipFill>
@@ -33994,12 +33996,12 @@
           <wp:inline distB="19050" distT="19050" distL="19050" distR="19050">
             <wp:extent cx="105489" cy="234421"/>
             <wp:effectExtent b="0" l="0" r="0" t="0"/>
-            <wp:docPr id="17" name="image8.png"/>
+            <wp:docPr id="17" name="image17.png"/>
             <a:graphic>
               <a:graphicData uri="http://schemas.openxmlformats.org/drawingml/2006/picture">
                 <pic:pic>
                   <pic:nvPicPr>
-                    <pic:cNvPr id="0" name="image8.png"/>
+                    <pic:cNvPr id="0" name="image17.png"/>
                     <pic:cNvPicPr preferRelativeResize="0"/>
                   </pic:nvPicPr>
                   <pic:blipFill>
@@ -34038,12 +34040,12 @@
           <wp:inline distB="19050" distT="19050" distL="19050" distR="19050">
             <wp:extent cx="97572" cy="234173"/>
             <wp:effectExtent b="0" l="0" r="0" t="0"/>
-            <wp:docPr id="3" name="image3.png"/>
+            <wp:docPr id="3" name="image19.png"/>
             <a:graphic>
               <a:graphicData uri="http://schemas.openxmlformats.org/drawingml/2006/picture">
                 <pic:pic>
                   <pic:nvPicPr>
-                    <pic:cNvPr id="0" name="image3.png"/>
+                    <pic:cNvPr id="0" name="image19.png"/>
                     <pic:cNvPicPr preferRelativeResize="0"/>
                   </pic:nvPicPr>
                   <pic:blipFill>
@@ -34082,12 +34084,12 @@
           <wp:inline distB="19050" distT="19050" distL="19050" distR="19050">
             <wp:extent cx="607516" cy="227818"/>
             <wp:effectExtent b="0" l="0" r="0" t="0"/>
-            <wp:docPr id="11" name="image5.png"/>
+            <wp:docPr id="11" name="image6.png"/>
             <a:graphic>
               <a:graphicData uri="http://schemas.openxmlformats.org/drawingml/2006/picture">
                 <pic:pic>
                   <pic:nvPicPr>
-                    <pic:cNvPr id="0" name="image5.png"/>
+                    <pic:cNvPr id="0" name="image6.png"/>
                     <pic:cNvPicPr preferRelativeResize="0"/>
                   </pic:nvPicPr>
                   <pic:blipFill>
@@ -34158,12 +34160,12 @@
           <wp:inline distB="19050" distT="19050" distL="19050" distR="19050">
             <wp:extent cx="586919" cy="227194"/>
             <wp:effectExtent b="0" l="0" r="0" t="0"/>
-            <wp:docPr id="7" name="image10.png"/>
+            <wp:docPr id="7" name="image2.png"/>
             <a:graphic>
               <a:graphicData uri="http://schemas.openxmlformats.org/drawingml/2006/picture">
                 <pic:pic>
                   <pic:nvPicPr>
-                    <pic:cNvPr id="0" name="image10.png"/>
+                    <pic:cNvPr id="0" name="image2.png"/>
                     <pic:cNvPicPr preferRelativeResize="0"/>
                   </pic:nvPicPr>
                   <pic:blipFill>
@@ -34202,12 +34204,12 @@
           <wp:inline distB="19050" distT="19050" distL="19050" distR="19050">
             <wp:extent cx="105489" cy="234421"/>
             <wp:effectExtent b="0" l="0" r="0" t="0"/>
-            <wp:docPr id="28" name="image8.png"/>
+            <wp:docPr id="28" name="image17.png"/>
             <a:graphic>
               <a:graphicData uri="http://schemas.openxmlformats.org/drawingml/2006/picture">
                 <pic:pic>
                   <pic:nvPicPr>
-                    <pic:cNvPr id="0" name="image8.png"/>
+                    <pic:cNvPr id="0" name="image17.png"/>
                     <pic:cNvPicPr preferRelativeResize="0"/>
                   </pic:nvPicPr>
                   <pic:blipFill>
@@ -34278,12 +34280,12 @@
           <wp:inline distB="19050" distT="19050" distL="19050" distR="19050">
             <wp:extent cx="333911" cy="211093"/>
             <wp:effectExtent b="0" l="0" r="0" t="0"/>
-            <wp:docPr id="22" name="image18.png"/>
+            <wp:docPr id="22" name="image23.png"/>
             <a:graphic>
               <a:graphicData uri="http://schemas.openxmlformats.org/drawingml/2006/picture">
                 <pic:pic>
                   <pic:nvPicPr>
-                    <pic:cNvPr id="0" name="image18.png"/>
+                    <pic:cNvPr id="0" name="image23.png"/>
                     <pic:cNvPicPr preferRelativeResize="0"/>
                   </pic:nvPicPr>
                   <pic:blipFill>
@@ -34322,12 +34324,12 @@
           <wp:inline distB="19050" distT="19050" distL="19050" distR="19050">
             <wp:extent cx="457438" cy="228719"/>
             <wp:effectExtent b="0" l="0" r="0" t="0"/>
-            <wp:docPr id="29" name="image16.png"/>
+            <wp:docPr id="29" name="image26.png"/>
             <a:graphic>
               <a:graphicData uri="http://schemas.openxmlformats.org/drawingml/2006/picture">
                 <pic:pic>
                   <pic:nvPicPr>
-                    <pic:cNvPr id="0" name="image16.png"/>
+                    <pic:cNvPr id="0" name="image26.png"/>
                     <pic:cNvPicPr preferRelativeResize="0"/>
                   </pic:nvPicPr>
                   <pic:blipFill>
@@ -34509,12 +34511,12 @@
           <wp:inline distB="19050" distT="19050" distL="19050" distR="19050">
             <wp:extent cx="214432" cy="225717"/>
             <wp:effectExtent b="0" l="0" r="0" t="0"/>
-            <wp:docPr id="10" name="image4.png"/>
+            <wp:docPr id="10" name="image14.png"/>
             <a:graphic>
               <a:graphicData uri="http://schemas.openxmlformats.org/drawingml/2006/picture">
                 <pic:pic>
                   <pic:nvPicPr>
-                    <pic:cNvPr id="0" name="image4.png"/>
+                    <pic:cNvPr id="0" name="image14.png"/>
                     <pic:cNvPicPr preferRelativeResize="0"/>
                   </pic:nvPicPr>
                   <pic:blipFill>
@@ -34553,12 +34555,12 @@
           <wp:inline distB="19050" distT="19050" distL="19050" distR="19050">
             <wp:extent cx="214432" cy="225717"/>
             <wp:effectExtent b="0" l="0" r="0" t="0"/>
-            <wp:docPr id="25" name="image24.png"/>
+            <wp:docPr id="25" name="image12.png"/>
             <a:graphic>
               <a:graphicData uri="http://schemas.openxmlformats.org/drawingml/2006/picture">
                 <pic:pic>
                   <pic:nvPicPr>
-                    <pic:cNvPr id="0" name="image24.png"/>
+                    <pic:cNvPr id="0" name="image12.png"/>
                     <pic:cNvPicPr preferRelativeResize="0"/>
                   </pic:nvPicPr>
                   <pic:blipFill>
@@ -34597,12 +34599,12 @@
           <wp:inline distB="19050" distT="19050" distL="19050" distR="19050">
             <wp:extent cx="876836" cy="285925"/>
             <wp:effectExtent b="0" l="0" r="0" t="0"/>
-            <wp:docPr id="21" name="image15.png"/>
+            <wp:docPr id="21" name="image24.png"/>
             <a:graphic>
               <a:graphicData uri="http://schemas.openxmlformats.org/drawingml/2006/picture">
                 <pic:pic>
                   <pic:nvPicPr>
-                    <pic:cNvPr id="0" name="image15.png"/>
+                    <pic:cNvPr id="0" name="image24.png"/>
                     <pic:cNvPicPr preferRelativeResize="0"/>
                   </pic:nvPicPr>
                   <pic:blipFill>
@@ -34673,12 +34675,12 @@
           <wp:inline distB="19050" distT="19050" distL="19050" distR="19050">
             <wp:extent cx="214432" cy="225717"/>
             <wp:effectExtent b="0" l="0" r="0" t="0"/>
-            <wp:docPr id="1" name="image6.png"/>
+            <wp:docPr id="1" name="image3.png"/>
             <a:graphic>
               <a:graphicData uri="http://schemas.openxmlformats.org/drawingml/2006/picture">
                 <pic:pic>
                   <pic:nvPicPr>
-                    <pic:cNvPr id="0" name="image6.png"/>
+                    <pic:cNvPr id="0" name="image3.png"/>
                     <pic:cNvPicPr preferRelativeResize="0"/>
                   </pic:nvPicPr>
                   <pic:blipFill>
@@ -34717,12 +34719,12 @@
           <wp:inline distB="19050" distT="19050" distL="19050" distR="19050">
             <wp:extent cx="214432" cy="225717"/>
             <wp:effectExtent b="0" l="0" r="0" t="0"/>
-            <wp:docPr id="30" name="image23.png"/>
+            <wp:docPr id="30" name="image21.png"/>
             <a:graphic>
               <a:graphicData uri="http://schemas.openxmlformats.org/drawingml/2006/picture">
                 <pic:pic>
                   <pic:nvPicPr>
-                    <pic:cNvPr id="0" name="image23.png"/>
+                    <pic:cNvPr id="0" name="image21.png"/>
                     <pic:cNvPicPr preferRelativeResize="0"/>
                   </pic:nvPicPr>
                   <pic:blipFill>
@@ -34761,12 +34763,12 @@
           <wp:inline distB="19050" distT="19050" distL="19050" distR="19050">
             <wp:extent cx="95905" cy="230173"/>
             <wp:effectExtent b="0" l="0" r="0" t="0"/>
-            <wp:docPr id="4" name="image7.png"/>
+            <wp:docPr id="4" name="image5.png"/>
             <a:graphic>
               <a:graphicData uri="http://schemas.openxmlformats.org/drawingml/2006/picture">
                 <pic:pic>
                   <pic:nvPicPr>
-                    <pic:cNvPr id="0" name="image7.png"/>
+                    <pic:cNvPr id="0" name="image5.png"/>
                     <pic:cNvPicPr preferRelativeResize="0"/>
                   </pic:nvPicPr>
                   <pic:blipFill>
@@ -34902,12 +34904,12 @@
           <wp:inline distB="19050" distT="19050" distL="19050" distR="19050">
             <wp:extent cx="3042047" cy="217562"/>
             <wp:effectExtent b="0" l="0" r="0" t="0"/>
-            <wp:docPr id="15" name="image12.png"/>
+            <wp:docPr id="15" name="image9.png"/>
             <a:graphic>
               <a:graphicData uri="http://schemas.openxmlformats.org/drawingml/2006/picture">
                 <pic:pic>
                   <pic:nvPicPr>
-                    <pic:cNvPr id="0" name="image12.png"/>
+                    <pic:cNvPr id="0" name="image9.png"/>
                     <pic:cNvPicPr preferRelativeResize="0"/>
                   </pic:nvPicPr>
                   <pic:blipFill>

--- a/Spec.docx
+++ b/Spec.docx
@@ -157,7 +157,7 @@
     </w:p>
     <w:sdt>
       <w:sdtPr>
-        <w:id w:val="-65937371"/>
+        <w:id w:val="1403872695"/>
         <w:docPartObj>
           <w:docPartGallery w:val="Table of Contents"/>
           <w:docPartUnique w:val="1"/>
@@ -1645,6 +1645,54 @@
                 <w:rtl w:val="0"/>
               </w:rPr>
               <w:t xml:space="preserve">Activation:</w:t>
+            </w:r>
+          </w:hyperlink>
+          <w:r>
+            <w:rPr>
+              <w:rtl w:val="0"/>
+            </w:rPr>
+          </w:r>
+        </w:p>
+        <w:p>
+          <w:pPr>
+            <w:widowControl w:val="0"/>
+            <w:spacing w:before="60" w:line="240" w:lineRule="auto"/>
+            <w:ind w:left="720" w:firstLine="0"/>
+            <w:rPr>
+              <w:rFonts w:ascii="Arial" w:cs="Arial" w:eastAsia="Arial" w:hAnsi="Arial"/>
+              <w:b w:val="0"/>
+              <w:bCs w:val="0"/>
+              <w:i w:val="0"/>
+              <w:iCs w:val="0"/>
+              <w:smallCaps w:val="0"/>
+              <w:strike w:val="0"/>
+              <w:color w:val="1155cc"/>
+              <w:sz w:val="22"/>
+              <w:szCs w:val="22"/>
+              <w:u w:val="single"/>
+              <w:shd w:fill="auto" w:val="clear"/>
+              <w:vertAlign w:val="baseline"/>
+            </w:rPr>
+          </w:pPr>
+          <w:hyperlink w:anchor="_bfy35jtdqlzv">
+            <w:r>
+              <w:rPr>
+                <w:rFonts w:ascii="Arial" w:cs="Arial" w:eastAsia="Arial" w:hAnsi="Arial"/>
+                <w:b w:val="0"/>
+                <w:bCs w:val="0"/>
+                <w:i w:val="0"/>
+                <w:iCs w:val="0"/>
+                <w:smallCaps w:val="0"/>
+                <w:strike w:val="0"/>
+                <w:color w:val="1155cc"/>
+                <w:sz w:val="22"/>
+                <w:szCs w:val="22"/>
+                <w:u w:val="single"/>
+                <w:shd w:fill="auto" w:val="clear"/>
+                <w:vertAlign w:val="baseline"/>
+                <w:rtl w:val="0"/>
+              </w:rPr>
+              <w:t xml:space="preserve">Execution Pipeline Stream:</w:t>
             </w:r>
           </w:hyperlink>
           <w:r>
@@ -15339,15 +15387,32 @@
     </w:p>
     <w:p>
       <w:pPr>
+        <w:pStyle w:val="Heading3"/>
         <w:shd w:fill="ffffff" w:val="clear"/>
+        <w:rPr/>
+      </w:pPr>
+      <w:bookmarkStart w:colFirst="0" w:colLast="0" w:name="_bfy35jtdqlzv" w:id="33"/>
+      <w:bookmarkEnd w:id="33"/>
+      <w:r>
+        <w:rPr>
+          <w:rtl w:val="0"/>
+        </w:rPr>
+        <w:t xml:space="preserve">Execution Pipeline Stream:</w:t>
+      </w:r>
+    </w:p>
+    <w:p>
+      <w:pPr>
+        <w:shd w:fill="ffffff" w:val="clear"/>
         <w:rPr>
           <w:color w:val="222222"/>
         </w:rPr>
       </w:pPr>
       <w:r>
         <w:rPr>
-          <w:rtl w:val="0"/>
-        </w:rPr>
+          <w:color w:val="222222"/>
+          <w:rtl w:val="0"/>
+        </w:rPr>
+        <w:t xml:space="preserve">. Kind Functional &amp; Kinds Application.</w:t>
       </w:r>
     </w:p>
     <w:p>
@@ -15362,7 +15427,7 @@
           <w:color w:val="222222"/>
           <w:rtl w:val="0"/>
         </w:rPr>
-        <w:t xml:space="preserve">Execution Pipeline Stream:</w:t>
+        <w:t xml:space="preserve">. Helpers: Index (FCA, Sets, etc.), Registry, Naming.</w:t>
       </w:r>
     </w:p>
     <w:p>
@@ -15377,6 +15442,36 @@
           <w:color w:val="222222"/>
           <w:rtl w:val="0"/>
         </w:rPr>
+        <w:t xml:space="preserve">. Graph (Statement[]): Merge, Kinds aggregation, fold, unfold : Statement[]. By means of Kinds functional and Kinds application.</w:t>
+      </w:r>
+    </w:p>
+    <w:p>
+      <w:pPr>
+        <w:shd w:fill="ffffff" w:val="clear"/>
+        <w:rPr>
+          <w:color w:val="222222"/>
+        </w:rPr>
+      </w:pPr>
+      <w:r>
+        <w:rPr>
+          <w:color w:val="222222"/>
+          <w:rtl w:val="0"/>
+        </w:rPr>
+        <w:t xml:space="preserve">. Kinds aggregation, apply, merge, fold / unfold: Augmentation layers API.</w:t>
+      </w:r>
+    </w:p>
+    <w:p>
+      <w:pPr>
+        <w:shd w:fill="ffffff" w:val="clear"/>
+        <w:rPr>
+          <w:color w:val="222222"/>
+        </w:rPr>
+      </w:pPr>
+      <w:r>
+        <w:rPr>
+          <w:color w:val="222222"/>
+          <w:rtl w:val="0"/>
+        </w:rPr>
         <w:t xml:space="preserve">. Kind Functional &amp; Kinds Application.</w:t>
       </w:r>
     </w:p>
@@ -15392,7 +15487,7 @@
           <w:color w:val="222222"/>
           <w:rtl w:val="0"/>
         </w:rPr>
-        <w:t xml:space="preserve">. Helpers: Index (FCA, Sets, etc.), Registry, Naming.</w:t>
+        <w:t xml:space="preserve">. Graph (Statements[]): Merge (Kinds Aggregation), Fold, Unfold : Statements[]. By means of Kind Functional and Kinds / Resources Application.</w:t>
       </w:r>
     </w:p>
     <w:p>
@@ -15404,10 +15499,23 @@
       </w:pPr>
       <w:r>
         <w:rPr>
+          <w:rtl w:val="0"/>
+        </w:rPr>
+      </w:r>
+    </w:p>
+    <w:p>
+      <w:pPr>
+        <w:shd w:fill="ffffff" w:val="clear"/>
+        <w:rPr>
           <w:color w:val="222222"/>
-          <w:rtl w:val="0"/>
-        </w:rPr>
-        <w:t xml:space="preserve">. Graph (Statement[]): Merge, Kinds aggregation, fold, unfold : Statement[]. By means of Kinds functional and Kinds application.</w:t>
+        </w:rPr>
+      </w:pPr>
+      <w:r>
+        <w:rPr>
+          <w:color w:val="222222"/>
+          <w:rtl w:val="0"/>
+        </w:rPr>
+        <w:t xml:space="preserve">Kinds Aggregation, Apply, Merge. Fold / Unfold of (in Augmentation layers):</w:t>
       </w:r>
     </w:p>
     <w:p>
@@ -15422,7 +15530,7 @@
           <w:color w:val="222222"/>
           <w:rtl w:val="0"/>
         </w:rPr>
-        <w:t xml:space="preserve">. Kinds aggregation, apply, merge, fold / unfold: Augmentation layers API.</w:t>
+        <w:t xml:space="preserve">. Resources</w:t>
       </w:r>
     </w:p>
     <w:p>
@@ -15437,7 +15545,7 @@
           <w:color w:val="222222"/>
           <w:rtl w:val="0"/>
         </w:rPr>
-        <w:t xml:space="preserve">. Kind Functional &amp; Kinds Application.</w:t>
+        <w:t xml:space="preserve">. Occurrences</w:t>
       </w:r>
     </w:p>
     <w:p>
@@ -15452,7 +15560,7 @@
           <w:color w:val="222222"/>
           <w:rtl w:val="0"/>
         </w:rPr>
-        <w:t xml:space="preserve">. Graph (Statements[]): Merge (Kinds Aggregation), Fold, Unfold : Statements[]. By means of Kind Functional and Kinds / Resources Application.</w:t>
+        <w:t xml:space="preserve">. Statements</w:t>
       </w:r>
     </w:p>
     <w:p>
@@ -15464,8 +15572,10 @@
       </w:pPr>
       <w:r>
         <w:rPr>
-          <w:rtl w:val="0"/>
-        </w:rPr>
+          <w:color w:val="222222"/>
+          <w:rtl w:val="0"/>
+        </w:rPr>
+        <w:t xml:space="preserve">. SPOs</w:t>
       </w:r>
     </w:p>
     <w:p>
@@ -15480,7 +15590,7 @@
           <w:color w:val="222222"/>
           <w:rtl w:val="0"/>
         </w:rPr>
-        <w:t xml:space="preserve">Kinds Aggregation, Apply, Merge. Fold / Unfold of (in Augmentation layers):</w:t>
+        <w:t xml:space="preserve">. Kinds</w:t>
       </w:r>
     </w:p>
     <w:p>
@@ -15492,10 +15602,27 @@
       </w:pPr>
       <w:r>
         <w:rPr>
+          <w:rtl w:val="0"/>
+        </w:rPr>
+      </w:r>
+    </w:p>
+    <w:p>
+      <w:pPr>
+        <w:shd w:fill="ffffff" w:val="clear"/>
+        <w:rPr>
+          <w:b w:val="1"/>
+          <w:bCs w:val="1"/>
           <w:color w:val="222222"/>
-          <w:rtl w:val="0"/>
-        </w:rPr>
-        <w:t xml:space="preserve">. Resources</w:t>
+        </w:rPr>
+      </w:pPr>
+      <w:r>
+        <w:rPr>
+          <w:b w:val="1"/>
+          <w:bCs w:val="1"/>
+          <w:color w:val="222222"/>
+          <w:rtl w:val="0"/>
+        </w:rPr>
+        <w:t xml:space="preserve">Layers Aggregation:</w:t>
       </w:r>
     </w:p>
     <w:p>
@@ -15507,10 +15634,23 @@
       </w:pPr>
       <w:r>
         <w:rPr>
+          <w:rtl w:val="0"/>
+        </w:rPr>
+      </w:r>
+    </w:p>
+    <w:p>
+      <w:pPr>
+        <w:shd w:fill="ffffff" w:val="clear"/>
+        <w:rPr>
           <w:color w:val="222222"/>
-          <w:rtl w:val="0"/>
-        </w:rPr>
-        <w:t xml:space="preserve">. Occurrences</w:t>
+        </w:rPr>
+      </w:pPr>
+      <w:r>
+        <w:rPr>
+          <w:color w:val="222222"/>
+          <w:rtl w:val="0"/>
+        </w:rPr>
+        <w:t xml:space="preserve">TODO: Translate / Transform upper layers Statements into lower layer Statements and back forth. Layers Hierarchical Statements successive consumed Statements Kinds Aggregation? Merge, Apply, Fold / Unfold. Layers Statements examples.</w:t>
       </w:r>
     </w:p>
     <w:p>
@@ -15522,10 +15662,23 @@
       </w:pPr>
       <w:r>
         <w:rPr>
+          <w:rtl w:val="0"/>
+        </w:rPr>
+      </w:r>
+    </w:p>
+    <w:p>
+      <w:pPr>
+        <w:shd w:fill="ffffff" w:val="clear"/>
+        <w:rPr>
           <w:color w:val="222222"/>
-          <w:rtl w:val="0"/>
-        </w:rPr>
-        <w:t xml:space="preserve">. Statements</w:t>
+        </w:rPr>
+      </w:pPr>
+      <w:r>
+        <w:rPr>
+          <w:color w:val="222222"/>
+          <w:rtl w:val="0"/>
+        </w:rPr>
+        <w:t xml:space="preserve">Aggregation:</w:t>
       </w:r>
     </w:p>
     <w:p>
@@ -15540,25 +15693,284 @@
           <w:color w:val="222222"/>
           <w:rtl w:val="0"/>
         </w:rPr>
-        <w:t xml:space="preserve">. SPOs</w:t>
+        <w:t xml:space="preserve">(C, S, P, O) with Occurrences role Kinds:</w:t>
       </w:r>
     </w:p>
     <w:p>
       <w:pPr>
         <w:shd w:fill="ffffff" w:val="clear"/>
-        <w:rPr/>
-      </w:pPr>
-      <w:r>
         <w:rPr>
           <w:color w:val="222222"/>
-          <w:rtl w:val="0"/>
-        </w:rPr>
-        <w:t xml:space="preserve">. Kinds</w:t>
-      </w:r>
-      <w:r>
-        <w:rPr>
-          <w:rtl w:val="0"/>
-        </w:rPr>
+        </w:rPr>
+      </w:pPr>
+      <w:r>
+        <w:rPr>
+          <w:color w:val="222222"/>
+          <w:rtl w:val="0"/>
+        </w:rPr>
+        <w:t xml:space="preserve">(ContextKind, InstanceKind, AttributeKind, ValueKind).</w:t>
+      </w:r>
+    </w:p>
+    <w:p>
+      <w:pPr>
+        <w:shd w:fill="ffffff" w:val="clear"/>
+        <w:rPr>
+          <w:color w:val="222222"/>
+        </w:rPr>
+      </w:pPr>
+      <w:r>
+        <w:rPr>
+          <w:color w:val="222222"/>
+          <w:rtl w:val="0"/>
+        </w:rPr>
+        <w:t xml:space="preserve">(:Person, :Peter, :marriedWith :Mary)</w:t>
+      </w:r>
+    </w:p>
+    <w:p>
+      <w:pPr>
+        <w:shd w:fill="ffffff" w:val="clear"/>
+        <w:rPr>
+          <w:color w:val="222222"/>
+        </w:rPr>
+      </w:pPr>
+      <w:r>
+        <w:rPr>
+          <w:rtl w:val="0"/>
+        </w:rPr>
+      </w:r>
+    </w:p>
+    <w:p>
+      <w:pPr>
+        <w:shd w:fill="ffffff" w:val="clear"/>
+        <w:rPr>
+          <w:color w:val="222222"/>
+        </w:rPr>
+      </w:pPr>
+      <w:r>
+        <w:rPr>
+          <w:color w:val="222222"/>
+          <w:rtl w:val="0"/>
+        </w:rPr>
+        <w:t xml:space="preserve">Alignment:</w:t>
+      </w:r>
+    </w:p>
+    <w:p>
+      <w:pPr>
+        <w:shd w:fill="ffffff" w:val="clear"/>
+        <w:rPr>
+          <w:color w:val="222222"/>
+        </w:rPr>
+      </w:pPr>
+      <w:r>
+        <w:rPr>
+          <w:color w:val="222222"/>
+          <w:rtl w:val="0"/>
+        </w:rPr>
+        <w:t xml:space="preserve">Aggregation SPOs (ContextKind, InstanceKind, AttributeKind, ValueKind) with Kinds Occurrences role Kinds:</w:t>
+      </w:r>
+    </w:p>
+    <w:p>
+      <w:pPr>
+        <w:shd w:fill="ffffff" w:val="clear"/>
+        <w:rPr>
+          <w:color w:val="222222"/>
+        </w:rPr>
+      </w:pPr>
+      <w:r>
+        <w:rPr>
+          <w:color w:val="222222"/>
+          <w:rtl w:val="0"/>
+        </w:rPr>
+        <w:t xml:space="preserve">(ContextKind, FactKind, FactAxisKind, FactAxisValueKind).</w:t>
+      </w:r>
+    </w:p>
+    <w:p>
+      <w:pPr>
+        <w:shd w:fill="ffffff" w:val="clear"/>
+        <w:rPr>
+          <w:color w:val="222222"/>
+        </w:rPr>
+      </w:pPr>
+      <w:r>
+        <w:rPr>
+          <w:color w:val="222222"/>
+          <w:rtl w:val="0"/>
+        </w:rPr>
+        <w:t xml:space="preserve">(:Married, :PetersMarriage, :wife, :Mary : Wife)</w:t>
+      </w:r>
+    </w:p>
+    <w:p>
+      <w:pPr>
+        <w:shd w:fill="ffffff" w:val="clear"/>
+        <w:rPr>
+          <w:color w:val="222222"/>
+        </w:rPr>
+      </w:pPr>
+      <w:r>
+        <w:rPr>
+          <w:rtl w:val="0"/>
+        </w:rPr>
+      </w:r>
+    </w:p>
+    <w:p>
+      <w:pPr>
+        <w:shd w:fill="ffffff" w:val="clear"/>
+        <w:rPr>
+          <w:color w:val="222222"/>
+        </w:rPr>
+      </w:pPr>
+      <w:r>
+        <w:rPr>
+          <w:color w:val="222222"/>
+          <w:rtl w:val="0"/>
+        </w:rPr>
+        <w:t xml:space="preserve">Activation:</w:t>
+      </w:r>
+    </w:p>
+    <w:p>
+      <w:pPr>
+        <w:shd w:fill="ffffff" w:val="clear"/>
+        <w:rPr>
+          <w:color w:val="222222"/>
+        </w:rPr>
+      </w:pPr>
+      <w:r>
+        <w:rPr>
+          <w:color w:val="222222"/>
+          <w:rtl w:val="0"/>
+        </w:rPr>
+        <w:t xml:space="preserve">Alignment SK,PK,OKs (ContextKind, FactKind, FactAxisKind, FactAxisValueKind) with Kinds Occurrences role Kinds:</w:t>
+      </w:r>
+    </w:p>
+    <w:p>
+      <w:pPr>
+        <w:shd w:fill="ffffff" w:val="clear"/>
+        <w:rPr>
+          <w:color w:val="222222"/>
+        </w:rPr>
+      </w:pPr>
+      <w:r>
+        <w:rPr>
+          <w:color w:val="222222"/>
+          <w:rtl w:val="0"/>
+        </w:rPr>
+        <w:t xml:space="preserve">(ContextKind, InteractionKind, RoleKind, ActorKind).</w:t>
+      </w:r>
+    </w:p>
+    <w:p>
+      <w:pPr>
+        <w:shd w:fill="ffffff" w:val="clear"/>
+        <w:rPr>
+          <w:color w:val="222222"/>
+        </w:rPr>
+      </w:pPr>
+      <w:r>
+        <w:rPr>
+          <w:color w:val="222222"/>
+          <w:rtl w:val="0"/>
+        </w:rPr>
+        <w:t xml:space="preserve">(:Marriage, :aMarriageInteraction, :Married, :Peter : Husband)</w:t>
+      </w:r>
+    </w:p>
+    <w:p>
+      <w:pPr>
+        <w:shd w:fill="ffffff" w:val="clear"/>
+        <w:rPr>
+          <w:color w:val="222222"/>
+        </w:rPr>
+      </w:pPr>
+      <w:r>
+        <w:rPr>
+          <w:rtl w:val="0"/>
+        </w:rPr>
+      </w:r>
+    </w:p>
+    <w:p>
+      <w:pPr>
+        <w:shd w:fill="ffffff" w:val="clear"/>
+        <w:rPr>
+          <w:color w:val="222222"/>
+        </w:rPr>
+      </w:pPr>
+      <w:r>
+        <w:rPr>
+          <w:color w:val="222222"/>
+          <w:rtl w:val="0"/>
+        </w:rPr>
+        <w:t xml:space="preserve">SPOs Kinds until singleton Kinds (individuals / occurrences, i.e: Peter Kind). From types to instances. Materialize layers Kinds / Interactions State changes. Streams: apply, merge, fold, unfold.</w:t>
+      </w:r>
+    </w:p>
+    <w:p>
+      <w:pPr>
+        <w:shd w:fill="ffffff" w:val="clear"/>
+        <w:rPr>
+          <w:color w:val="222222"/>
+        </w:rPr>
+      </w:pPr>
+      <w:r>
+        <w:rPr>
+          <w:rtl w:val="0"/>
+        </w:rPr>
+      </w:r>
+    </w:p>
+    <w:p>
+      <w:pPr>
+        <w:shd w:fill="ffffff" w:val="clear"/>
+        <w:rPr>
+          <w:color w:val="222222"/>
+        </w:rPr>
+      </w:pPr>
+      <w:r>
+        <w:rPr>
+          <w:color w:val="222222"/>
+          <w:rtl w:val="0"/>
+        </w:rPr>
+        <w:t xml:space="preserve">Statement layers: SPOs as Subject arrangements views. As with Kind Statements. Reify C, P, Os also as Statements (singleton Kinds). For example, for FCA Contexts:</w:t>
+      </w:r>
+    </w:p>
+    <w:p>
+      <w:pPr>
+        <w:shd w:fill="ffffff" w:val="clear"/>
+        <w:rPr>
+          <w:color w:val="222222"/>
+        </w:rPr>
+      </w:pPr>
+      <w:r>
+        <w:rPr>
+          <w:color w:val="222222"/>
+          <w:rtl w:val="0"/>
+        </w:rPr>
+        <w:t xml:space="preserve">Subject : (Context, Subject, Predicate, Object)</w:t>
+      </w:r>
+    </w:p>
+    <w:p>
+      <w:pPr>
+        <w:shd w:fill="ffffff" w:val="clear"/>
+        <w:rPr>
+          <w:color w:val="222222"/>
+        </w:rPr>
+      </w:pPr>
+      <w:r>
+        <w:rPr>
+          <w:color w:val="222222"/>
+          <w:rtl w:val="0"/>
+        </w:rPr>
+        <w:t xml:space="preserve">Predicate : (Context, Predicate, Subject, Object)</w:t>
+      </w:r>
+    </w:p>
+    <w:p>
+      <w:pPr>
+        <w:shd w:fill="ffffff" w:val="clear"/>
+        <w:rPr>
+          <w:color w:val="222222"/>
+        </w:rPr>
+      </w:pPr>
+      <w:r>
+        <w:rPr>
+          <w:color w:val="222222"/>
+          <w:rtl w:val="0"/>
+        </w:rPr>
+        <w:t xml:space="preserve">Object : (Context, Object, Predicate, Subject)</w:t>
       </w:r>
     </w:p>
     <w:p>
@@ -15566,8 +15978,8 @@
         <w:pStyle w:val="Heading2"/>
         <w:rPr/>
       </w:pPr>
-      <w:bookmarkStart w:colFirst="0" w:colLast="0" w:name="_ecoazujj9rr4" w:id="33"/>
-      <w:bookmarkEnd w:id="33"/>
+      <w:bookmarkStart w:colFirst="0" w:colLast="0" w:name="_ecoazujj9rr4" w:id="34"/>
+      <w:bookmarkEnd w:id="34"/>
       <w:r>
         <w:rPr>
           <w:rtl w:val="0"/>
@@ -16477,8 +16889,8 @@
         <w:spacing w:before="280" w:lineRule="auto"/>
         <w:rPr/>
       </w:pPr>
-      <w:bookmarkStart w:colFirst="0" w:colLast="0" w:name="_xqq82kcfllyv" w:id="34"/>
-      <w:bookmarkEnd w:id="34"/>
+      <w:bookmarkStart w:colFirst="0" w:colLast="0" w:name="_xqq82kcfllyv" w:id="35"/>
+      <w:bookmarkEnd w:id="35"/>
       <w:r>
         <w:rPr>
           <w:rtl w:val="0"/>
@@ -16726,8 +17138,8 @@
         <w:spacing w:before="280" w:lineRule="auto"/>
         <w:rPr/>
       </w:pPr>
-      <w:bookmarkStart w:colFirst="0" w:colLast="0" w:name="_g42q1r9mi3sa" w:id="35"/>
-      <w:bookmarkEnd w:id="35"/>
+      <w:bookmarkStart w:colFirst="0" w:colLast="0" w:name="_g42q1r9mi3sa" w:id="36"/>
+      <w:bookmarkEnd w:id="36"/>
       <w:r>
         <w:rPr>
           <w:rtl w:val="0"/>
@@ -16786,8 +17198,8 @@
         <w:spacing w:before="280" w:lineRule="auto"/>
         <w:rPr/>
       </w:pPr>
-      <w:bookmarkStart w:colFirst="0" w:colLast="0" w:name="_synz2x5mwr7a" w:id="36"/>
-      <w:bookmarkEnd w:id="36"/>
+      <w:bookmarkStart w:colFirst="0" w:colLast="0" w:name="_synz2x5mwr7a" w:id="37"/>
+      <w:bookmarkEnd w:id="37"/>
       <w:r>
         <w:rPr>
           <w:rtl w:val="0"/>
@@ -16825,8 +17237,8 @@
         <w:spacing w:before="280" w:lineRule="auto"/>
         <w:rPr/>
       </w:pPr>
-      <w:bookmarkStart w:colFirst="0" w:colLast="0" w:name="_qr3qed17faoc" w:id="37"/>
-      <w:bookmarkEnd w:id="37"/>
+      <w:bookmarkStart w:colFirst="0" w:colLast="0" w:name="_qr3qed17faoc" w:id="38"/>
+      <w:bookmarkEnd w:id="38"/>
       <w:r>
         <w:rPr>
           <w:rtl w:val="0"/>
@@ -17064,8 +17476,8 @@
         <w:keepLines w:val="0"/>
         <w:rPr/>
       </w:pPr>
-      <w:bookmarkStart w:colFirst="0" w:colLast="0" w:name="_cgdtapj0t2uk" w:id="38"/>
-      <w:bookmarkEnd w:id="38"/>
+      <w:bookmarkStart w:colFirst="0" w:colLast="0" w:name="_cgdtapj0t2uk" w:id="39"/>
+      <w:bookmarkEnd w:id="39"/>
       <w:r>
         <w:rPr>
           <w:rtl w:val="0"/>
@@ -17094,8 +17506,8 @@
         <w:pStyle w:val="Heading2"/>
         <w:rPr/>
       </w:pPr>
-      <w:bookmarkStart w:colFirst="0" w:colLast="0" w:name="_4ec6crc6giqg" w:id="39"/>
-      <w:bookmarkEnd w:id="39"/>
+      <w:bookmarkStart w:colFirst="0" w:colLast="0" w:name="_4ec6crc6giqg" w:id="40"/>
+      <w:bookmarkEnd w:id="40"/>
       <w:r>
         <w:rPr>
           <w:rtl w:val="0"/>
@@ -17358,8 +17770,8 @@
         <w:pStyle w:val="Heading3"/>
         <w:rPr/>
       </w:pPr>
-      <w:bookmarkStart w:colFirst="0" w:colLast="0" w:name="_ylemh96io5z" w:id="40"/>
-      <w:bookmarkEnd w:id="40"/>
+      <w:bookmarkStart w:colFirst="0" w:colLast="0" w:name="_ylemh96io5z" w:id="41"/>
+      <w:bookmarkEnd w:id="41"/>
       <w:r>
         <w:rPr>
           <w:rtl w:val="0"/>
@@ -17404,8 +17816,8 @@
         <w:pStyle w:val="Heading2"/>
         <w:rPr/>
       </w:pPr>
-      <w:bookmarkStart w:colFirst="0" w:colLast="0" w:name="_c2ci3n60r14n" w:id="41"/>
-      <w:bookmarkEnd w:id="41"/>
+      <w:bookmarkStart w:colFirst="0" w:colLast="0" w:name="_c2ci3n60r14n" w:id="42"/>
+      <w:bookmarkEnd w:id="42"/>
       <w:r>
         <w:rPr>
           <w:rtl w:val="0"/>
@@ -17471,8 +17883,8 @@
         <w:pStyle w:val="Heading3"/>
         <w:rPr/>
       </w:pPr>
-      <w:bookmarkStart w:colFirst="0" w:colLast="0" w:name="_ld8kd7o4b1uw" w:id="42"/>
-      <w:bookmarkEnd w:id="42"/>
+      <w:bookmarkStart w:colFirst="0" w:colLast="0" w:name="_ld8kd7o4b1uw" w:id="43"/>
+      <w:bookmarkEnd w:id="43"/>
       <w:r>
         <w:rPr>
           <w:rtl w:val="0"/>
@@ -17496,8 +17908,8 @@
         <w:pStyle w:val="Heading4"/>
         <w:rPr/>
       </w:pPr>
-      <w:bookmarkStart w:colFirst="0" w:colLast="0" w:name="_ystudlk3l9yc" w:id="43"/>
-      <w:bookmarkEnd w:id="43"/>
+      <w:bookmarkStart w:colFirst="0" w:colLast="0" w:name="_ystudlk3l9yc" w:id="44"/>
+      <w:bookmarkEnd w:id="44"/>
       <w:r>
         <w:rPr>
           <w:rtl w:val="0"/>
@@ -17729,8 +18141,8 @@
         <w:pStyle w:val="Heading4"/>
         <w:rPr/>
       </w:pPr>
-      <w:bookmarkStart w:colFirst="0" w:colLast="0" w:name="_5grb8xg6wss3" w:id="44"/>
-      <w:bookmarkEnd w:id="44"/>
+      <w:bookmarkStart w:colFirst="0" w:colLast="0" w:name="_5grb8xg6wss3" w:id="45"/>
+      <w:bookmarkEnd w:id="45"/>
       <w:r>
         <w:rPr>
           <w:rtl w:val="0"/>
@@ -17777,8 +18189,8 @@
         <w:pStyle w:val="Heading3"/>
         <w:rPr/>
       </w:pPr>
-      <w:bookmarkStart w:colFirst="0" w:colLast="0" w:name="_lu0ndtng3l8" w:id="45"/>
-      <w:bookmarkEnd w:id="45"/>
+      <w:bookmarkStart w:colFirst="0" w:colLast="0" w:name="_lu0ndtng3l8" w:id="46"/>
+      <w:bookmarkEnd w:id="46"/>
       <w:r>
         <w:rPr>
           <w:rtl w:val="0"/>
@@ -17802,8 +18214,8 @@
         <w:pStyle w:val="Heading4"/>
         <w:rPr/>
       </w:pPr>
-      <w:bookmarkStart w:colFirst="0" w:colLast="0" w:name="_xpp350x451xh" w:id="46"/>
-      <w:bookmarkEnd w:id="46"/>
+      <w:bookmarkStart w:colFirst="0" w:colLast="0" w:name="_xpp350x451xh" w:id="47"/>
+      <w:bookmarkEnd w:id="47"/>
       <w:r>
         <w:rPr>
           <w:rtl w:val="0"/>
@@ -18360,8 +18772,8 @@
         <w:pStyle w:val="Heading4"/>
         <w:rPr/>
       </w:pPr>
-      <w:bookmarkStart w:colFirst="0" w:colLast="0" w:name="_2oyhan3vpzdm" w:id="47"/>
-      <w:bookmarkEnd w:id="47"/>
+      <w:bookmarkStart w:colFirst="0" w:colLast="0" w:name="_2oyhan3vpzdm" w:id="48"/>
+      <w:bookmarkEnd w:id="48"/>
       <w:r>
         <w:rPr>
           <w:rtl w:val="0"/>
@@ -18408,8 +18820,8 @@
         <w:pStyle w:val="Heading3"/>
         <w:rPr/>
       </w:pPr>
-      <w:bookmarkStart w:colFirst="0" w:colLast="0" w:name="_yk4120gc18wf" w:id="48"/>
-      <w:bookmarkEnd w:id="48"/>
+      <w:bookmarkStart w:colFirst="0" w:colLast="0" w:name="_yk4120gc18wf" w:id="49"/>
+      <w:bookmarkEnd w:id="49"/>
       <w:r>
         <w:rPr>
           <w:rtl w:val="0"/>
@@ -18433,8 +18845,8 @@
         <w:pStyle w:val="Heading4"/>
         <w:rPr/>
       </w:pPr>
-      <w:bookmarkStart w:colFirst="0" w:colLast="0" w:name="_iw6492wko9y" w:id="49"/>
-      <w:bookmarkEnd w:id="49"/>
+      <w:bookmarkStart w:colFirst="0" w:colLast="0" w:name="_iw6492wko9y" w:id="50"/>
+      <w:bookmarkEnd w:id="50"/>
       <w:r>
         <w:rPr>
           <w:rtl w:val="0"/>
@@ -18845,8 +19257,8 @@
         <w:pStyle w:val="Heading4"/>
         <w:rPr/>
       </w:pPr>
-      <w:bookmarkStart w:colFirst="0" w:colLast="0" w:name="_sdovydd8jbwj" w:id="50"/>
-      <w:bookmarkEnd w:id="50"/>
+      <w:bookmarkStart w:colFirst="0" w:colLast="0" w:name="_sdovydd8jbwj" w:id="51"/>
+      <w:bookmarkEnd w:id="51"/>
       <w:r>
         <w:rPr>
           <w:rtl w:val="0"/>
@@ -18893,8 +19305,8 @@
         <w:pStyle w:val="Heading3"/>
         <w:rPr/>
       </w:pPr>
-      <w:bookmarkStart w:colFirst="0" w:colLast="0" w:name="_unxiex8ycrut" w:id="51"/>
-      <w:bookmarkEnd w:id="51"/>
+      <w:bookmarkStart w:colFirst="0" w:colLast="0" w:name="_unxiex8ycrut" w:id="52"/>
+      <w:bookmarkEnd w:id="52"/>
       <w:r>
         <w:rPr>
           <w:rtl w:val="0"/>
@@ -18981,8 +19393,8 @@
         <w:pStyle w:val="Heading4"/>
         <w:rPr/>
       </w:pPr>
-      <w:bookmarkStart w:colFirst="0" w:colLast="0" w:name="_4qvfuly2ipq2" w:id="52"/>
-      <w:bookmarkEnd w:id="52"/>
+      <w:bookmarkStart w:colFirst="0" w:colLast="0" w:name="_4qvfuly2ipq2" w:id="53"/>
+      <w:bookmarkEnd w:id="53"/>
       <w:r>
         <w:rPr>
           <w:rtl w:val="0"/>
@@ -19206,8 +19618,8 @@
         <w:pStyle w:val="Heading4"/>
         <w:rPr/>
       </w:pPr>
-      <w:bookmarkStart w:colFirst="0" w:colLast="0" w:name="_mjabd397mqn" w:id="53"/>
-      <w:bookmarkEnd w:id="53"/>
+      <w:bookmarkStart w:colFirst="0" w:colLast="0" w:name="_mjabd397mqn" w:id="54"/>
+      <w:bookmarkEnd w:id="54"/>
       <w:r>
         <w:rPr>
           <w:rtl w:val="0"/>
@@ -19295,8 +19707,8 @@
         <w:pStyle w:val="Heading4"/>
         <w:rPr/>
       </w:pPr>
-      <w:bookmarkStart w:colFirst="0" w:colLast="0" w:name="_i87we4txd2xb" w:id="54"/>
-      <w:bookmarkEnd w:id="54"/>
+      <w:bookmarkStart w:colFirst="0" w:colLast="0" w:name="_i87we4txd2xb" w:id="55"/>
+      <w:bookmarkEnd w:id="55"/>
       <w:r>
         <w:rPr>
           <w:rtl w:val="0"/>
@@ -19686,8 +20098,8 @@
         <w:pStyle w:val="Heading2"/>
         <w:rPr/>
       </w:pPr>
-      <w:bookmarkStart w:colFirst="0" w:colLast="0" w:name="_hz9o9331ejb3" w:id="55"/>
-      <w:bookmarkEnd w:id="55"/>
+      <w:bookmarkStart w:colFirst="0" w:colLast="0" w:name="_hz9o9331ejb3" w:id="56"/>
+      <w:bookmarkEnd w:id="56"/>
       <w:r>
         <w:rPr>
           <w:rtl w:val="0"/>
@@ -19754,8 +20166,8 @@
         <w:pStyle w:val="Heading2"/>
         <w:rPr/>
       </w:pPr>
-      <w:bookmarkStart w:colFirst="0" w:colLast="0" w:name="_65m4hhlzd0ey" w:id="56"/>
-      <w:bookmarkEnd w:id="56"/>
+      <w:bookmarkStart w:colFirst="0" w:colLast="0" w:name="_65m4hhlzd0ey" w:id="57"/>
+      <w:bookmarkEnd w:id="57"/>
       <w:r>
         <w:rPr>
           <w:rtl w:val="0"/>
@@ -19779,8 +20191,8 @@
         <w:pStyle w:val="Heading2"/>
         <w:rPr/>
       </w:pPr>
-      <w:bookmarkStart w:colFirst="0" w:colLast="0" w:name="_2p39zz22x812" w:id="57"/>
-      <w:bookmarkEnd w:id="57"/>
+      <w:bookmarkStart w:colFirst="0" w:colLast="0" w:name="_2p39zz22x812" w:id="58"/>
+      <w:bookmarkEnd w:id="58"/>
       <w:r>
         <w:rPr>
           <w:rtl w:val="0"/>
@@ -20093,8 +20505,8 @@
         <w:keepLines w:val="0"/>
         <w:rPr/>
       </w:pPr>
-      <w:bookmarkStart w:colFirst="0" w:colLast="0" w:name="_ay2k4p6dghuc" w:id="58"/>
-      <w:bookmarkEnd w:id="58"/>
+      <w:bookmarkStart w:colFirst="0" w:colLast="0" w:name="_ay2k4p6dghuc" w:id="59"/>
+      <w:bookmarkEnd w:id="59"/>
       <w:r>
         <w:rPr>
           <w:rtl w:val="0"/>
@@ -20120,8 +20532,8 @@
         <w:keepLines w:val="0"/>
         <w:rPr/>
       </w:pPr>
-      <w:bookmarkStart w:colFirst="0" w:colLast="0" w:name="_loa6qgay1sun" w:id="59"/>
-      <w:bookmarkEnd w:id="59"/>
+      <w:bookmarkStart w:colFirst="0" w:colLast="0" w:name="_loa6qgay1sun" w:id="60"/>
+      <w:bookmarkEnd w:id="60"/>
       <w:r>
         <w:rPr>
           <w:rtl w:val="0"/>
@@ -20145,8 +20557,8 @@
         <w:pStyle w:val="Heading1"/>
         <w:rPr/>
       </w:pPr>
-      <w:bookmarkStart w:colFirst="0" w:colLast="0" w:name="_b830mzeig3ye" w:id="60"/>
-      <w:bookmarkEnd w:id="60"/>
+      <w:bookmarkStart w:colFirst="0" w:colLast="0" w:name="_b830mzeig3ye" w:id="61"/>
+      <w:bookmarkEnd w:id="61"/>
       <w:r>
         <w:rPr>
           <w:rtl w:val="0"/>
@@ -20233,8 +20645,8 @@
         <w:pStyle w:val="Heading2"/>
         <w:rPr/>
       </w:pPr>
-      <w:bookmarkStart w:colFirst="0" w:colLast="0" w:name="_oix1tccg8zfs" w:id="61"/>
-      <w:bookmarkEnd w:id="61"/>
+      <w:bookmarkStart w:colFirst="0" w:colLast="0" w:name="_oix1tccg8zfs" w:id="62"/>
+      <w:bookmarkEnd w:id="62"/>
       <w:r>
         <w:rPr>
           <w:rtl w:val="0"/>
@@ -20267,8 +20679,8 @@
           <w:szCs w:val="22"/>
         </w:rPr>
       </w:pPr>
-      <w:bookmarkStart w:colFirst="0" w:colLast="0" w:name="_l199yyvrpusf" w:id="62"/>
-      <w:bookmarkEnd w:id="62"/>
+      <w:bookmarkStart w:colFirst="0" w:colLast="0" w:name="_l199yyvrpusf" w:id="63"/>
+      <w:bookmarkEnd w:id="63"/>
       <w:r>
         <w:rPr>
           <w:rtl w:val="0"/>
@@ -20800,8 +21212,8 @@
         <w:pStyle w:val="Heading2"/>
         <w:rPr/>
       </w:pPr>
-      <w:bookmarkStart w:colFirst="0" w:colLast="0" w:name="_aouh43ash09o" w:id="63"/>
-      <w:bookmarkEnd w:id="63"/>
+      <w:bookmarkStart w:colFirst="0" w:colLast="0" w:name="_aouh43ash09o" w:id="64"/>
+      <w:bookmarkEnd w:id="64"/>
       <w:r>
         <w:rPr>
           <w:rtl w:val="0"/>
@@ -21965,8 +22377,8 @@
         <w:pStyle w:val="Heading2"/>
         <w:rPr/>
       </w:pPr>
-      <w:bookmarkStart w:colFirst="0" w:colLast="0" w:name="_592zb552u5uq" w:id="64"/>
-      <w:bookmarkEnd w:id="64"/>
+      <w:bookmarkStart w:colFirst="0" w:colLast="0" w:name="_592zb552u5uq" w:id="65"/>
+      <w:bookmarkEnd w:id="65"/>
       <w:r>
         <w:rPr>
           <w:rtl w:val="0"/>
@@ -22486,8 +22898,8 @@
         <w:pStyle w:val="Heading2"/>
         <w:rPr/>
       </w:pPr>
-      <w:bookmarkStart w:colFirst="0" w:colLast="0" w:name="_vui52my0r1b5" w:id="65"/>
-      <w:bookmarkEnd w:id="65"/>
+      <w:bookmarkStart w:colFirst="0" w:colLast="0" w:name="_vui52my0r1b5" w:id="66"/>
+      <w:bookmarkEnd w:id="66"/>
       <w:r>
         <w:rPr>
           <w:rtl w:val="0"/>
@@ -22740,8 +23152,8 @@
         <w:pStyle w:val="Heading2"/>
         <w:rPr/>
       </w:pPr>
-      <w:bookmarkStart w:colFirst="0" w:colLast="0" w:name="_uauz2b7v2nra" w:id="66"/>
-      <w:bookmarkEnd w:id="66"/>
+      <w:bookmarkStart w:colFirst="0" w:colLast="0" w:name="_uauz2b7v2nra" w:id="67"/>
+      <w:bookmarkEnd w:id="67"/>
       <w:r>
         <w:rPr>
           <w:rtl w:val="0"/>
@@ -23153,8 +23565,8 @@
         <w:pStyle w:val="Heading2"/>
         <w:rPr/>
       </w:pPr>
-      <w:bookmarkStart w:colFirst="0" w:colLast="0" w:name="_856j90br4gam" w:id="67"/>
-      <w:bookmarkEnd w:id="67"/>
+      <w:bookmarkStart w:colFirst="0" w:colLast="0" w:name="_856j90br4gam" w:id="68"/>
+      <w:bookmarkEnd w:id="68"/>
       <w:r>
         <w:rPr>
           <w:rtl w:val="0"/>
@@ -23336,8 +23748,8 @@
         <w:pStyle w:val="Heading2"/>
         <w:rPr/>
       </w:pPr>
-      <w:bookmarkStart w:colFirst="0" w:colLast="0" w:name="_wbbvatzicokl" w:id="68"/>
-      <w:bookmarkEnd w:id="68"/>
+      <w:bookmarkStart w:colFirst="0" w:colLast="0" w:name="_wbbvatzicokl" w:id="69"/>
+      <w:bookmarkEnd w:id="69"/>
       <w:r>
         <w:rPr>
           <w:rtl w:val="0"/>
@@ -23503,8 +23915,8 @@
         <w:pStyle w:val="Heading2"/>
         <w:rPr/>
       </w:pPr>
-      <w:bookmarkStart w:colFirst="0" w:colLast="0" w:name="_cfu7i31ldii6" w:id="69"/>
-      <w:bookmarkEnd w:id="69"/>
+      <w:bookmarkStart w:colFirst="0" w:colLast="0" w:name="_cfu7i31ldii6" w:id="70"/>
+      <w:bookmarkEnd w:id="70"/>
       <w:r>
         <w:rPr>
           <w:rtl w:val="0"/>
@@ -24159,8 +24571,8 @@
         <w:spacing w:before="120" w:line="275.9999942779541" w:lineRule="auto"/>
         <w:rPr/>
       </w:pPr>
-      <w:bookmarkStart w:colFirst="0" w:colLast="0" w:name="_9v4rarhh879u" w:id="70"/>
-      <w:bookmarkEnd w:id="70"/>
+      <w:bookmarkStart w:colFirst="0" w:colLast="0" w:name="_9v4rarhh879u" w:id="71"/>
+      <w:bookmarkEnd w:id="71"/>
       <w:r>
         <w:rPr>
           <w:rtl w:val="0"/>
@@ -24501,8 +24913,8 @@
         <w:pStyle w:val="Heading2"/>
         <w:rPr/>
       </w:pPr>
-      <w:bookmarkStart w:colFirst="0" w:colLast="0" w:name="_nmy49zl7iske" w:id="71"/>
-      <w:bookmarkEnd w:id="71"/>
+      <w:bookmarkStart w:colFirst="0" w:colLast="0" w:name="_nmy49zl7iske" w:id="72"/>
+      <w:bookmarkEnd w:id="72"/>
       <w:r>
         <w:rPr>
           <w:rtl w:val="0"/>
@@ -24795,8 +25207,8 @@
         <w:pStyle w:val="Heading3"/>
         <w:rPr/>
       </w:pPr>
-      <w:bookmarkStart w:colFirst="0" w:colLast="0" w:name="_spl0dmny2sn1" w:id="72"/>
-      <w:bookmarkEnd w:id="72"/>
+      <w:bookmarkStart w:colFirst="0" w:colLast="0" w:name="_spl0dmny2sn1" w:id="73"/>
+      <w:bookmarkEnd w:id="73"/>
       <w:r>
         <w:rPr>
           <w:rtl w:val="0"/>
@@ -24809,8 +25221,8 @@
         <w:pStyle w:val="Heading4"/>
         <w:rPr/>
       </w:pPr>
-      <w:bookmarkStart w:colFirst="0" w:colLast="0" w:name="_12vb9y8d80o" w:id="73"/>
-      <w:bookmarkEnd w:id="73"/>
+      <w:bookmarkStart w:colFirst="0" w:colLast="0" w:name="_12vb9y8d80o" w:id="74"/>
+      <w:bookmarkEnd w:id="74"/>
       <w:r>
         <w:rPr>
           <w:rtl w:val="0"/>
@@ -24835,8 +25247,8 @@
         <w:spacing w:line="276" w:lineRule="auto"/>
         <w:rPr/>
       </w:pPr>
-      <w:bookmarkStart w:colFirst="0" w:colLast="0" w:name="_nucczl4p06er" w:id="74"/>
-      <w:bookmarkEnd w:id="74"/>
+      <w:bookmarkStart w:colFirst="0" w:colLast="0" w:name="_nucczl4p06er" w:id="75"/>
+      <w:bookmarkEnd w:id="75"/>
       <w:r>
         <w:rPr>
           <w:rtl w:val="0"/>
@@ -24942,8 +25354,8 @@
         <w:pStyle w:val="Heading4"/>
         <w:rPr/>
       </w:pPr>
-      <w:bookmarkStart w:colFirst="0" w:colLast="0" w:name="_tdpam7i6pina" w:id="75"/>
-      <w:bookmarkEnd w:id="75"/>
+      <w:bookmarkStart w:colFirst="0" w:colLast="0" w:name="_tdpam7i6pina" w:id="76"/>
+      <w:bookmarkEnd w:id="76"/>
       <w:r>
         <w:rPr>
           <w:rtl w:val="0"/>
@@ -25329,8 +25741,8 @@
         <w:spacing w:after="120" w:before="120" w:line="275.9999942779541" w:lineRule="auto"/>
         <w:rPr/>
       </w:pPr>
-      <w:bookmarkStart w:colFirst="0" w:colLast="0" w:name="_5jru7cleeqyz" w:id="76"/>
-      <w:bookmarkEnd w:id="76"/>
+      <w:bookmarkStart w:colFirst="0" w:colLast="0" w:name="_5jru7cleeqyz" w:id="77"/>
+      <w:bookmarkEnd w:id="77"/>
       <w:r>
         <w:rPr>
           <w:rtl w:val="0"/>
@@ -25549,8 +25961,8 @@
           <w:color w:val="1b1c1d"/>
         </w:rPr>
       </w:pPr>
-      <w:bookmarkStart w:colFirst="0" w:colLast="0" w:name="_cxpiqxfobvqz" w:id="77"/>
-      <w:bookmarkEnd w:id="77"/>
+      <w:bookmarkStart w:colFirst="0" w:colLast="0" w:name="_cxpiqxfobvqz" w:id="78"/>
+      <w:bookmarkEnd w:id="78"/>
       <w:r>
         <w:rPr>
           <w:rtl w:val="0"/>
@@ -25851,8 +26263,8 @@
         <w:spacing w:after="120" w:before="120" w:line="275.9999942779541" w:lineRule="auto"/>
         <w:rPr/>
       </w:pPr>
-      <w:bookmarkStart w:colFirst="0" w:colLast="0" w:name="_4i5f88pxra87" w:id="78"/>
-      <w:bookmarkEnd w:id="78"/>
+      <w:bookmarkStart w:colFirst="0" w:colLast="0" w:name="_4i5f88pxra87" w:id="79"/>
+      <w:bookmarkEnd w:id="79"/>
       <w:r>
         <w:rPr>
           <w:rtl w:val="0"/>
@@ -26113,8 +26525,8 @@
         <w:spacing w:after="120" w:before="120" w:line="275.9999942779541" w:lineRule="auto"/>
         <w:rPr/>
       </w:pPr>
-      <w:bookmarkStart w:colFirst="0" w:colLast="0" w:name="_m22kyf83qkvv" w:id="79"/>
-      <w:bookmarkEnd w:id="79"/>
+      <w:bookmarkStart w:colFirst="0" w:colLast="0" w:name="_m22kyf83qkvv" w:id="80"/>
+      <w:bookmarkEnd w:id="80"/>
       <w:r>
         <w:rPr>
           <w:rtl w:val="0"/>
@@ -26707,8 +27119,8 @@
         <w:spacing w:after="120" w:before="120" w:line="275.9999942779541" w:lineRule="auto"/>
         <w:rPr/>
       </w:pPr>
-      <w:bookmarkStart w:colFirst="0" w:colLast="0" w:name="_a7l1r07awzku" w:id="80"/>
-      <w:bookmarkEnd w:id="80"/>
+      <w:bookmarkStart w:colFirst="0" w:colLast="0" w:name="_a7l1r07awzku" w:id="81"/>
+      <w:bookmarkEnd w:id="81"/>
       <w:r>
         <w:rPr>
           <w:rtl w:val="0"/>
@@ -26889,8 +27301,8 @@
         <w:spacing w:before="0" w:line="275.9999942779541" w:lineRule="auto"/>
         <w:rPr/>
       </w:pPr>
-      <w:bookmarkStart w:colFirst="0" w:colLast="0" w:name="_4qo9vqltf2r0" w:id="81"/>
-      <w:bookmarkEnd w:id="81"/>
+      <w:bookmarkStart w:colFirst="0" w:colLast="0" w:name="_4qo9vqltf2r0" w:id="82"/>
+      <w:bookmarkEnd w:id="82"/>
       <w:r>
         <w:rPr>
           <w:rtl w:val="0"/>
@@ -26976,8 +27388,8 @@
           <w:color w:val="1f1f1f"/>
         </w:rPr>
       </w:pPr>
-      <w:bookmarkStart w:colFirst="0" w:colLast="0" w:name="_a0okr8ebjatc" w:id="82"/>
-      <w:bookmarkEnd w:id="82"/>
+      <w:bookmarkStart w:colFirst="0" w:colLast="0" w:name="_a0okr8ebjatc" w:id="83"/>
+      <w:bookmarkEnd w:id="83"/>
       <w:r>
         <w:rPr>
           <w:rtl w:val="0"/>
@@ -27073,12 +27485,12 @@
           <wp:inline distB="19050" distT="19050" distL="19050" distR="19050">
             <wp:extent cx="105489" cy="234421"/>
             <wp:effectExtent b="0" l="0" r="0" t="0"/>
-            <wp:docPr id="19" name="image12.png"/>
+            <wp:docPr id="19" name="image4.png"/>
             <a:graphic>
               <a:graphicData uri="http://schemas.openxmlformats.org/drawingml/2006/picture">
                 <pic:pic>
                   <pic:nvPicPr>
-                    <pic:cNvPr id="0" name="image12.png"/>
+                    <pic:cNvPr id="0" name="image4.png"/>
                     <pic:cNvPicPr preferRelativeResize="0"/>
                   </pic:nvPicPr>
                   <pic:blipFill>
@@ -27129,12 +27541,12 @@
           <wp:inline distB="19050" distT="19050" distL="19050" distR="19050">
             <wp:extent cx="771584" cy="229183"/>
             <wp:effectExtent b="0" l="0" r="0" t="0"/>
-            <wp:docPr id="6" name="image6.png"/>
+            <wp:docPr id="6" name="image1.png"/>
             <a:graphic>
               <a:graphicData uri="http://schemas.openxmlformats.org/drawingml/2006/picture">
                 <pic:pic>
                   <pic:nvPicPr>
-                    <pic:cNvPr id="0" name="image6.png"/>
+                    <pic:cNvPr id="0" name="image1.png"/>
                     <pic:cNvPicPr preferRelativeResize="0"/>
                   </pic:nvPicPr>
                   <pic:blipFill>
@@ -27190,12 +27602,12 @@
           <wp:inline distB="19050" distT="19050" distL="19050" distR="19050">
             <wp:extent cx="586919" cy="227194"/>
             <wp:effectExtent b="0" l="0" r="0" t="0"/>
-            <wp:docPr id="2" name="image3.png"/>
+            <wp:docPr id="2" name="image8.png"/>
             <a:graphic>
               <a:graphicData uri="http://schemas.openxmlformats.org/drawingml/2006/picture">
                 <pic:pic>
                   <pic:nvPicPr>
-                    <pic:cNvPr id="0" name="image3.png"/>
+                    <pic:cNvPr id="0" name="image8.png"/>
                     <pic:cNvPicPr preferRelativeResize="0"/>
                   </pic:nvPicPr>
                   <pic:blipFill>
@@ -27258,8 +27670,8 @@
         <w:spacing w:after="120" w:before="120" w:line="275.9999942779541" w:lineRule="auto"/>
         <w:rPr/>
       </w:pPr>
-      <w:bookmarkStart w:colFirst="0" w:colLast="0" w:name="_vm8muwbhqqcn" w:id="83"/>
-      <w:bookmarkEnd w:id="83"/>
+      <w:bookmarkStart w:colFirst="0" w:colLast="0" w:name="_vm8muwbhqqcn" w:id="84"/>
+      <w:bookmarkEnd w:id="84"/>
       <w:r>
         <w:rPr>
           <w:rtl w:val="0"/>
@@ -27290,12 +27702,12 @@
           <wp:inline distB="19050" distT="19050" distL="19050" distR="19050">
             <wp:extent cx="574357" cy="229743"/>
             <wp:effectExtent b="0" l="0" r="0" t="0"/>
-            <wp:docPr id="9" name="image1.png"/>
+            <wp:docPr id="9" name="image3.png"/>
             <a:graphic>
               <a:graphicData uri="http://schemas.openxmlformats.org/drawingml/2006/picture">
                 <pic:pic>
                   <pic:nvPicPr>
-                    <pic:cNvPr id="0" name="image1.png"/>
+                    <pic:cNvPr id="0" name="image3.png"/>
                     <pic:cNvPicPr preferRelativeResize="0"/>
                   </pic:nvPicPr>
                   <pic:blipFill>
@@ -27334,12 +27746,12 @@
           <wp:inline distB="19050" distT="19050" distL="19050" distR="19050">
             <wp:extent cx="79891" cy="239673"/>
             <wp:effectExtent b="0" l="0" r="0" t="0"/>
-            <wp:docPr id="18" name="image5.png"/>
+            <wp:docPr id="18" name="image20.png"/>
             <a:graphic>
               <a:graphicData uri="http://schemas.openxmlformats.org/drawingml/2006/picture">
                 <pic:pic>
                   <pic:nvPicPr>
-                    <pic:cNvPr id="0" name="image5.png"/>
+                    <pic:cNvPr id="0" name="image20.png"/>
                     <pic:cNvPicPr preferRelativeResize="0"/>
                   </pic:nvPicPr>
                   <pic:blipFill>
@@ -27378,12 +27790,12 @@
           <wp:inline distB="19050" distT="19050" distL="19050" distR="19050">
             <wp:extent cx="89475" cy="244024"/>
             <wp:effectExtent b="0" l="0" r="0" t="0"/>
-            <wp:docPr id="16" name="image4.png"/>
+            <wp:docPr id="16" name="image13.png"/>
             <a:graphic>
               <a:graphicData uri="http://schemas.openxmlformats.org/drawingml/2006/picture">
                 <pic:pic>
                   <pic:nvPicPr>
-                    <pic:cNvPr id="0" name="image4.png"/>
+                    <pic:cNvPr id="0" name="image13.png"/>
                     <pic:cNvPicPr preferRelativeResize="0"/>
                   </pic:nvPicPr>
                   <pic:blipFill>
@@ -27422,12 +27834,12 @@
           <wp:inline distB="19050" distT="19050" distL="19050" distR="19050">
             <wp:extent cx="97572" cy="234173"/>
             <wp:effectExtent b="0" l="0" r="0" t="0"/>
-            <wp:docPr id="12" name="image13.png"/>
+            <wp:docPr id="12" name="image12.png"/>
             <a:graphic>
               <a:graphicData uri="http://schemas.openxmlformats.org/drawingml/2006/picture">
                 <pic:pic>
                   <pic:nvPicPr>
-                    <pic:cNvPr id="0" name="image13.png"/>
+                    <pic:cNvPr id="0" name="image12.png"/>
                     <pic:cNvPicPr preferRelativeResize="0"/>
                   </pic:nvPicPr>
                   <pic:blipFill>
@@ -27475,12 +27887,12 @@
           <wp:inline distB="19050" distT="19050" distL="19050" distR="19050">
             <wp:extent cx="3718560" cy="686503"/>
             <wp:effectExtent b="0" l="0" r="0" t="0"/>
-            <wp:docPr id="13" name="image7.png"/>
+            <wp:docPr id="13" name="image15.png"/>
             <a:graphic>
               <a:graphicData uri="http://schemas.openxmlformats.org/drawingml/2006/picture">
                 <pic:pic>
                   <pic:nvPicPr>
-                    <pic:cNvPr id="0" name="image7.png"/>
+                    <pic:cNvPr id="0" name="image15.png"/>
                     <pic:cNvPicPr preferRelativeResize="0"/>
                   </pic:nvPicPr>
                   <pic:blipFill>
@@ -27535,8 +27947,8 @@
         <w:spacing w:before="0" w:line="275.9999942779541" w:lineRule="auto"/>
         <w:rPr/>
       </w:pPr>
-      <w:bookmarkStart w:colFirst="0" w:colLast="0" w:name="_4iycf2g31vp0" w:id="84"/>
-      <w:bookmarkEnd w:id="84"/>
+      <w:bookmarkStart w:colFirst="0" w:colLast="0" w:name="_4iycf2g31vp0" w:id="85"/>
+      <w:bookmarkEnd w:id="85"/>
       <w:r>
         <w:rPr>
           <w:rtl w:val="0"/>
@@ -27572,8 +27984,8 @@
         <w:spacing w:after="240" w:line="275.9999942779541" w:lineRule="auto"/>
         <w:rPr/>
       </w:pPr>
-      <w:bookmarkStart w:colFirst="0" w:colLast="0" w:name="_no37ottu4499" w:id="85"/>
-      <w:bookmarkEnd w:id="85"/>
+      <w:bookmarkStart w:colFirst="0" w:colLast="0" w:name="_no37ottu4499" w:id="86"/>
+      <w:bookmarkEnd w:id="86"/>
       <w:r>
         <w:rPr>
           <w:rtl w:val="0"/>
@@ -27599,12 +28011,12 @@
           <wp:inline distB="19050" distT="19050" distL="19050" distR="19050">
             <wp:extent cx="145018" cy="235165"/>
             <wp:effectExtent b="0" l="0" r="0" t="0"/>
-            <wp:docPr id="20" name="image8.png"/>
+            <wp:docPr id="20" name="image10.png"/>
             <a:graphic>
               <a:graphicData uri="http://schemas.openxmlformats.org/drawingml/2006/picture">
                 <pic:pic>
                   <pic:nvPicPr>
-                    <pic:cNvPr id="0" name="image8.png"/>
+                    <pic:cNvPr id="0" name="image10.png"/>
                     <pic:cNvPicPr preferRelativeResize="0"/>
                   </pic:nvPicPr>
                   <pic:blipFill>
@@ -27640,12 +28052,12 @@
           <wp:inline distB="19050" distT="19050" distL="19050" distR="19050">
             <wp:extent cx="138292" cy="224257"/>
             <wp:effectExtent b="0" l="0" r="0" t="0"/>
-            <wp:docPr id="8" name="image15.png"/>
+            <wp:docPr id="8" name="image6.png"/>
             <a:graphic>
               <a:graphicData uri="http://schemas.openxmlformats.org/drawingml/2006/picture">
                 <pic:pic>
                   <pic:nvPicPr>
-                    <pic:cNvPr id="0" name="image15.png"/>
+                    <pic:cNvPr id="0" name="image6.png"/>
                     <pic:cNvPicPr preferRelativeResize="0"/>
                   </pic:nvPicPr>
                   <pic:blipFill>
@@ -27809,8 +28221,8 @@
         <w:spacing w:after="120" w:before="120" w:line="275.9999942779541" w:lineRule="auto"/>
         <w:rPr/>
       </w:pPr>
-      <w:bookmarkStart w:colFirst="0" w:colLast="0" w:name="_18tl5kxvfivh" w:id="86"/>
-      <w:bookmarkEnd w:id="86"/>
+      <w:bookmarkStart w:colFirst="0" w:colLast="0" w:name="_18tl5kxvfivh" w:id="87"/>
+      <w:bookmarkEnd w:id="87"/>
       <w:r>
         <w:rPr>
           <w:rtl w:val="0"/>
@@ -27865,12 +28277,12 @@
           <wp:inline distB="19050" distT="19050" distL="19050" distR="19050">
             <wp:extent cx="2756002" cy="229031"/>
             <wp:effectExtent b="0" l="0" r="0" t="0"/>
-            <wp:docPr id="5" name="image9.png"/>
+            <wp:docPr id="5" name="image17.png"/>
             <a:graphic>
               <a:graphicData uri="http://schemas.openxmlformats.org/drawingml/2006/picture">
                 <pic:pic>
                   <pic:nvPicPr>
-                    <pic:cNvPr id="0" name="image9.png"/>
+                    <pic:cNvPr id="0" name="image17.png"/>
                     <pic:cNvPicPr preferRelativeResize="0"/>
                   </pic:nvPicPr>
                   <pic:blipFill>
@@ -27990,8 +28402,8 @@
         <w:spacing w:after="120" w:before="120" w:line="275.9999942779541" w:lineRule="auto"/>
         <w:rPr/>
       </w:pPr>
-      <w:bookmarkStart w:colFirst="0" w:colLast="0" w:name="_mm6omsp949hh" w:id="87"/>
-      <w:bookmarkEnd w:id="87"/>
+      <w:bookmarkStart w:colFirst="0" w:colLast="0" w:name="_mm6omsp949hh" w:id="88"/>
+      <w:bookmarkEnd w:id="88"/>
       <w:r>
         <w:rPr>
           <w:rtl w:val="0"/>
@@ -28126,8 +28538,8 @@
         <w:pStyle w:val="Heading5"/>
         <w:rPr/>
       </w:pPr>
-      <w:bookmarkStart w:colFirst="0" w:colLast="0" w:name="_7c369wvv2ed5" w:id="88"/>
-      <w:bookmarkEnd w:id="88"/>
+      <w:bookmarkStart w:colFirst="0" w:colLast="0" w:name="_7c369wvv2ed5" w:id="89"/>
+      <w:bookmarkEnd w:id="89"/>
       <w:r>
         <w:rPr>
           <w:rtl w:val="0"/>
@@ -28140,8 +28552,8 @@
         <w:pStyle w:val="Heading6"/>
         <w:rPr/>
       </w:pPr>
-      <w:bookmarkStart w:colFirst="0" w:colLast="0" w:name="_yxwykud7fa6q" w:id="89"/>
-      <w:bookmarkEnd w:id="89"/>
+      <w:bookmarkStart w:colFirst="0" w:colLast="0" w:name="_yxwykud7fa6q" w:id="90"/>
+      <w:bookmarkEnd w:id="90"/>
       <w:r>
         <w:rPr>
           <w:rtl w:val="0"/>
@@ -28229,12 +28641,12 @@
           <wp:inline distB="19050" distT="19050" distL="19050" distR="19050">
             <wp:extent cx="720923" cy="227660"/>
             <wp:effectExtent b="0" l="0" r="0" t="0"/>
-            <wp:docPr id="24" name="image18.png"/>
+            <wp:docPr id="24" name="image23.png"/>
             <a:graphic>
               <a:graphicData uri="http://schemas.openxmlformats.org/drawingml/2006/picture">
                 <pic:pic>
                   <pic:nvPicPr>
-                    <pic:cNvPr id="0" name="image18.png"/>
+                    <pic:cNvPr id="0" name="image23.png"/>
                     <pic:cNvPicPr preferRelativeResize="0"/>
                   </pic:nvPicPr>
                   <pic:blipFill>
@@ -28305,12 +28717,12 @@
           <wp:inline distB="19050" distT="19050" distL="19050" distR="19050">
             <wp:extent cx="105489" cy="234421"/>
             <wp:effectExtent b="0" l="0" r="0" t="0"/>
-            <wp:docPr id="17" name="image12.png"/>
+            <wp:docPr id="17" name="image4.png"/>
             <a:graphic>
               <a:graphicData uri="http://schemas.openxmlformats.org/drawingml/2006/picture">
                 <pic:pic>
                   <pic:nvPicPr>
-                    <pic:cNvPr id="0" name="image12.png"/>
+                    <pic:cNvPr id="0" name="image4.png"/>
                     <pic:cNvPicPr preferRelativeResize="0"/>
                   </pic:nvPicPr>
                   <pic:blipFill>
@@ -28349,12 +28761,12 @@
           <wp:inline distB="19050" distT="19050" distL="19050" distR="19050">
             <wp:extent cx="97572" cy="234173"/>
             <wp:effectExtent b="0" l="0" r="0" t="0"/>
-            <wp:docPr id="3" name="image13.png"/>
+            <wp:docPr id="3" name="image12.png"/>
             <a:graphic>
               <a:graphicData uri="http://schemas.openxmlformats.org/drawingml/2006/picture">
                 <pic:pic>
                   <pic:nvPicPr>
-                    <pic:cNvPr id="0" name="image13.png"/>
+                    <pic:cNvPr id="0" name="image12.png"/>
                     <pic:cNvPicPr preferRelativeResize="0"/>
                   </pic:nvPicPr>
                   <pic:blipFill>
@@ -28393,12 +28805,12 @@
           <wp:inline distB="19050" distT="19050" distL="19050" distR="19050">
             <wp:extent cx="607516" cy="227818"/>
             <wp:effectExtent b="0" l="0" r="0" t="0"/>
-            <wp:docPr id="11" name="image24.png"/>
+            <wp:docPr id="11" name="image11.png"/>
             <a:graphic>
               <a:graphicData uri="http://schemas.openxmlformats.org/drawingml/2006/picture">
                 <pic:pic>
                   <pic:nvPicPr>
-                    <pic:cNvPr id="0" name="image24.png"/>
+                    <pic:cNvPr id="0" name="image11.png"/>
                     <pic:cNvPicPr preferRelativeResize="0"/>
                   </pic:nvPicPr>
                   <pic:blipFill>
@@ -28469,12 +28881,12 @@
           <wp:inline distB="19050" distT="19050" distL="19050" distR="19050">
             <wp:extent cx="586919" cy="227194"/>
             <wp:effectExtent b="0" l="0" r="0" t="0"/>
-            <wp:docPr id="7" name="image3.png"/>
+            <wp:docPr id="7" name="image8.png"/>
             <a:graphic>
               <a:graphicData uri="http://schemas.openxmlformats.org/drawingml/2006/picture">
                 <pic:pic>
                   <pic:nvPicPr>
-                    <pic:cNvPr id="0" name="image3.png"/>
+                    <pic:cNvPr id="0" name="image8.png"/>
                     <pic:cNvPicPr preferRelativeResize="0"/>
                   </pic:nvPicPr>
                   <pic:blipFill>
@@ -28513,12 +28925,12 @@
           <wp:inline distB="19050" distT="19050" distL="19050" distR="19050">
             <wp:extent cx="105489" cy="234421"/>
             <wp:effectExtent b="0" l="0" r="0" t="0"/>
-            <wp:docPr id="28" name="image12.png"/>
+            <wp:docPr id="28" name="image4.png"/>
             <a:graphic>
               <a:graphicData uri="http://schemas.openxmlformats.org/drawingml/2006/picture">
                 <pic:pic>
                   <pic:nvPicPr>
-                    <pic:cNvPr id="0" name="image12.png"/>
+                    <pic:cNvPr id="0" name="image4.png"/>
                     <pic:cNvPicPr preferRelativeResize="0"/>
                   </pic:nvPicPr>
                   <pic:blipFill>
@@ -28589,12 +29001,12 @@
           <wp:inline distB="19050" distT="19050" distL="19050" distR="19050">
             <wp:extent cx="333911" cy="211093"/>
             <wp:effectExtent b="0" l="0" r="0" t="0"/>
-            <wp:docPr id="22" name="image26.png"/>
+            <wp:docPr id="22" name="image25.png"/>
             <a:graphic>
               <a:graphicData uri="http://schemas.openxmlformats.org/drawingml/2006/picture">
                 <pic:pic>
                   <pic:nvPicPr>
-                    <pic:cNvPr id="0" name="image26.png"/>
+                    <pic:cNvPr id="0" name="image25.png"/>
                     <pic:cNvPicPr preferRelativeResize="0"/>
                   </pic:nvPicPr>
                   <pic:blipFill>
@@ -28633,12 +29045,12 @@
           <wp:inline distB="19050" distT="19050" distL="19050" distR="19050">
             <wp:extent cx="457438" cy="228719"/>
             <wp:effectExtent b="0" l="0" r="0" t="0"/>
-            <wp:docPr id="29" name="image25.png"/>
+            <wp:docPr id="29" name="image18.png"/>
             <a:graphic>
               <a:graphicData uri="http://schemas.openxmlformats.org/drawingml/2006/picture">
                 <pic:pic>
                   <pic:nvPicPr>
-                    <pic:cNvPr id="0" name="image25.png"/>
+                    <pic:cNvPr id="0" name="image18.png"/>
                     <pic:cNvPicPr preferRelativeResize="0"/>
                   </pic:nvPicPr>
                   <pic:blipFill>
@@ -28699,8 +29111,8 @@
         <w:pStyle w:val="Heading6"/>
         <w:rPr/>
       </w:pPr>
-      <w:bookmarkStart w:colFirst="0" w:colLast="0" w:name="_s3n9c67g1jqj" w:id="90"/>
-      <w:bookmarkEnd w:id="90"/>
+      <w:bookmarkStart w:colFirst="0" w:colLast="0" w:name="_s3n9c67g1jqj" w:id="91"/>
+      <w:bookmarkEnd w:id="91"/>
       <w:r>
         <w:rPr>
           <w:rtl w:val="0"/>
@@ -28864,12 +29276,12 @@
           <wp:inline distB="19050" distT="19050" distL="19050" distR="19050">
             <wp:extent cx="214432" cy="225717"/>
             <wp:effectExtent b="0" l="0" r="0" t="0"/>
-            <wp:docPr id="25" name="image20.png"/>
+            <wp:docPr id="25" name="image24.png"/>
             <a:graphic>
               <a:graphicData uri="http://schemas.openxmlformats.org/drawingml/2006/picture">
                 <pic:pic>
                   <pic:nvPicPr>
-                    <pic:cNvPr id="0" name="image20.png"/>
+                    <pic:cNvPr id="0" name="image24.png"/>
                     <pic:cNvPicPr preferRelativeResize="0"/>
                   </pic:nvPicPr>
                   <pic:blipFill>
@@ -28908,12 +29320,12 @@
           <wp:inline distB="19050" distT="19050" distL="19050" distR="19050">
             <wp:extent cx="876836" cy="285925"/>
             <wp:effectExtent b="0" l="0" r="0" t="0"/>
-            <wp:docPr id="21" name="image17.png"/>
+            <wp:docPr id="21" name="image2.png"/>
             <a:graphic>
               <a:graphicData uri="http://schemas.openxmlformats.org/drawingml/2006/picture">
                 <pic:pic>
                   <pic:nvPicPr>
-                    <pic:cNvPr id="0" name="image17.png"/>
+                    <pic:cNvPr id="0" name="image2.png"/>
                     <pic:cNvPicPr preferRelativeResize="0"/>
                   </pic:nvPicPr>
                   <pic:blipFill>
@@ -28984,12 +29396,12 @@
           <wp:inline distB="19050" distT="19050" distL="19050" distR="19050">
             <wp:extent cx="214432" cy="225717"/>
             <wp:effectExtent b="0" l="0" r="0" t="0"/>
-            <wp:docPr id="1" name="image2.png"/>
+            <wp:docPr id="1" name="image7.png"/>
             <a:graphic>
               <a:graphicData uri="http://schemas.openxmlformats.org/drawingml/2006/picture">
                 <pic:pic>
                   <pic:nvPicPr>
-                    <pic:cNvPr id="0" name="image2.png"/>
+                    <pic:cNvPr id="0" name="image7.png"/>
                     <pic:cNvPicPr preferRelativeResize="0"/>
                   </pic:nvPicPr>
                   <pic:blipFill>
@@ -29028,12 +29440,12 @@
           <wp:inline distB="19050" distT="19050" distL="19050" distR="19050">
             <wp:extent cx="214432" cy="225717"/>
             <wp:effectExtent b="0" l="0" r="0" t="0"/>
-            <wp:docPr id="30" name="image23.png"/>
+            <wp:docPr id="30" name="image26.png"/>
             <a:graphic>
               <a:graphicData uri="http://schemas.openxmlformats.org/drawingml/2006/picture">
                 <pic:pic>
                   <pic:nvPicPr>
-                    <pic:cNvPr id="0" name="image23.png"/>
+                    <pic:cNvPr id="0" name="image26.png"/>
                     <pic:cNvPicPr preferRelativeResize="0"/>
                   </pic:nvPicPr>
                   <pic:blipFill>
@@ -29072,12 +29484,12 @@
           <wp:inline distB="19050" distT="19050" distL="19050" distR="19050">
             <wp:extent cx="95905" cy="230173"/>
             <wp:effectExtent b="0" l="0" r="0" t="0"/>
-            <wp:docPr id="4" name="image11.png"/>
+            <wp:docPr id="4" name="image9.png"/>
             <a:graphic>
               <a:graphicData uri="http://schemas.openxmlformats.org/drawingml/2006/picture">
                 <pic:pic>
                   <pic:nvPicPr>
-                    <pic:cNvPr id="0" name="image11.png"/>
+                    <pic:cNvPr id="0" name="image9.png"/>
                     <pic:cNvPicPr preferRelativeResize="0"/>
                   </pic:nvPicPr>
                   <pic:blipFill>
@@ -29127,8 +29539,8 @@
           <w:color w:val="1f1f1f"/>
         </w:rPr>
       </w:pPr>
-      <w:bookmarkStart w:colFirst="0" w:colLast="0" w:name="_fnazkr4bdku2" w:id="91"/>
-      <w:bookmarkEnd w:id="91"/>
+      <w:bookmarkStart w:colFirst="0" w:colLast="0" w:name="_fnazkr4bdku2" w:id="92"/>
+      <w:bookmarkEnd w:id="92"/>
       <w:r>
         <w:rPr>
           <w:rtl w:val="0"/>
@@ -29140,8 +29552,8 @@
         <w:pStyle w:val="Heading6"/>
         <w:rPr/>
       </w:pPr>
-      <w:bookmarkStart w:colFirst="0" w:colLast="0" w:name="_t55uhadl3d85" w:id="92"/>
-      <w:bookmarkEnd w:id="92"/>
+      <w:bookmarkStart w:colFirst="0" w:colLast="0" w:name="_t55uhadl3d85" w:id="93"/>
+      <w:bookmarkEnd w:id="93"/>
       <w:r>
         <w:rPr>
           <w:rtl w:val="0"/>
@@ -29213,12 +29625,12 @@
           <wp:inline distB="19050" distT="19050" distL="19050" distR="19050">
             <wp:extent cx="3042047" cy="217562"/>
             <wp:effectExtent b="0" l="0" r="0" t="0"/>
-            <wp:docPr id="15" name="image10.png"/>
+            <wp:docPr id="15" name="image5.png"/>
             <a:graphic>
               <a:graphicData uri="http://schemas.openxmlformats.org/drawingml/2006/picture">
                 <pic:pic>
                   <pic:nvPicPr>
-                    <pic:cNvPr id="0" name="image10.png"/>
+                    <pic:cNvPr id="0" name="image5.png"/>
                     <pic:cNvPicPr preferRelativeResize="0"/>
                   </pic:nvPicPr>
                   <pic:blipFill>
@@ -29333,8 +29745,8 @@
         <w:pStyle w:val="Heading2"/>
         <w:rPr/>
       </w:pPr>
-      <w:bookmarkStart w:colFirst="0" w:colLast="0" w:name="_x2alh753drsf" w:id="93"/>
-      <w:bookmarkEnd w:id="93"/>
+      <w:bookmarkStart w:colFirst="0" w:colLast="0" w:name="_x2alh753drsf" w:id="94"/>
+      <w:bookmarkEnd w:id="94"/>
       <w:r>
         <w:rPr>
           <w:rtl w:val="0"/>
@@ -29752,8 +30164,8 @@
           <w:szCs w:val="26"/>
         </w:rPr>
       </w:pPr>
-      <w:bookmarkStart w:colFirst="0" w:colLast="0" w:name="_16wmba5008i2" w:id="94"/>
-      <w:bookmarkEnd w:id="94"/>
+      <w:bookmarkStart w:colFirst="0" w:colLast="0" w:name="_16wmba5008i2" w:id="95"/>
+      <w:bookmarkEnd w:id="95"/>
       <w:r>
         <w:rPr>
           <w:b w:val="1"/>
@@ -29828,8 +30240,8 @@
         <w:spacing w:after="240" w:before="240" w:lineRule="auto"/>
         <w:rPr/>
       </w:pPr>
-      <w:bookmarkStart w:colFirst="0" w:colLast="0" w:name="_jzqaohjonzv6" w:id="95"/>
-      <w:bookmarkEnd w:id="95"/>
+      <w:bookmarkStart w:colFirst="0" w:colLast="0" w:name="_jzqaohjonzv6" w:id="96"/>
+      <w:bookmarkEnd w:id="96"/>
       <w:r>
         <w:rPr>
           <w:rtl w:val="0"/>
@@ -31964,8 +32376,8 @@
         <w:spacing w:after="80" w:before="0" w:lineRule="auto"/>
         <w:rPr/>
       </w:pPr>
-      <w:bookmarkStart w:colFirst="0" w:colLast="0" w:name="_dlsnfqeg1elz" w:id="96"/>
-      <w:bookmarkEnd w:id="96"/>
+      <w:bookmarkStart w:colFirst="0" w:colLast="0" w:name="_dlsnfqeg1elz" w:id="97"/>
+      <w:bookmarkEnd w:id="97"/>
       <w:r>
         <w:rPr>
           <w:rtl w:val="0"/>
@@ -32128,8 +32540,8 @@
         <w:pStyle w:val="Heading2"/>
         <w:rPr/>
       </w:pPr>
-      <w:bookmarkStart w:colFirst="0" w:colLast="0" w:name="_mazsh5o8bi8t" w:id="97"/>
-      <w:bookmarkEnd w:id="97"/>
+      <w:bookmarkStart w:colFirst="0" w:colLast="0" w:name="_mazsh5o8bi8t" w:id="98"/>
+      <w:bookmarkEnd w:id="98"/>
       <w:r>
         <w:rPr>
           <w:rtl w:val="0"/>
@@ -32424,8 +32836,8 @@
         <w:pStyle w:val="Heading2"/>
         <w:rPr/>
       </w:pPr>
-      <w:bookmarkStart w:colFirst="0" w:colLast="0" w:name="_tzvwq35vkv59" w:id="98"/>
-      <w:bookmarkEnd w:id="98"/>
+      <w:bookmarkStart w:colFirst="0" w:colLast="0" w:name="_tzvwq35vkv59" w:id="99"/>
+      <w:bookmarkEnd w:id="99"/>
       <w:r>
         <w:rPr>
           <w:rtl w:val="0"/>
@@ -32438,8 +32850,8 @@
         <w:pStyle w:val="Heading3"/>
         <w:rPr/>
       </w:pPr>
-      <w:bookmarkStart w:colFirst="0" w:colLast="0" w:name="_vuckggc2w8w3" w:id="99"/>
-      <w:bookmarkEnd w:id="99"/>
+      <w:bookmarkStart w:colFirst="0" w:colLast="0" w:name="_vuckggc2w8w3" w:id="100"/>
+      <w:bookmarkEnd w:id="100"/>
       <w:r>
         <w:rPr>
           <w:rtl w:val="0"/>
@@ -32799,8 +33211,8 @@
         <w:pStyle w:val="Heading3"/>
         <w:rPr/>
       </w:pPr>
-      <w:bookmarkStart w:colFirst="0" w:colLast="0" w:name="_svvt7ek0l18f" w:id="100"/>
-      <w:bookmarkEnd w:id="100"/>
+      <w:bookmarkStart w:colFirst="0" w:colLast="0" w:name="_svvt7ek0l18f" w:id="101"/>
+      <w:bookmarkEnd w:id="101"/>
       <w:r>
         <w:rPr>
           <w:rtl w:val="0"/>
@@ -32895,8 +33307,8 @@
         <w:pStyle w:val="Heading2"/>
         <w:rPr/>
       </w:pPr>
-      <w:bookmarkStart w:colFirst="0" w:colLast="0" w:name="_x78g6icz43i4" w:id="101"/>
-      <w:bookmarkEnd w:id="101"/>
+      <w:bookmarkStart w:colFirst="0" w:colLast="0" w:name="_x78g6icz43i4" w:id="102"/>
+      <w:bookmarkEnd w:id="102"/>
       <w:r>
         <w:rPr>
           <w:rtl w:val="0"/>
@@ -32909,8 +33321,8 @@
         <w:pStyle w:val="Heading3"/>
         <w:rPr/>
       </w:pPr>
-      <w:bookmarkStart w:colFirst="0" w:colLast="0" w:name="_n39udiortv2h" w:id="102"/>
-      <w:bookmarkEnd w:id="102"/>
+      <w:bookmarkStart w:colFirst="0" w:colLast="0" w:name="_n39udiortv2h" w:id="103"/>
+      <w:bookmarkEnd w:id="103"/>
       <w:r>
         <w:rPr>
           <w:rtl w:val="0"/>
@@ -33074,8 +33486,8 @@
         <w:pStyle w:val="Heading3"/>
         <w:rPr/>
       </w:pPr>
-      <w:bookmarkStart w:colFirst="0" w:colLast="0" w:name="_fk9grk3ssbau" w:id="103"/>
-      <w:bookmarkEnd w:id="103"/>
+      <w:bookmarkStart w:colFirst="0" w:colLast="0" w:name="_fk9grk3ssbau" w:id="104"/>
+      <w:bookmarkEnd w:id="104"/>
       <w:r>
         <w:rPr>
           <w:rtl w:val="0"/>
@@ -33183,8 +33595,8 @@
         <w:pStyle w:val="Heading2"/>
         <w:rPr/>
       </w:pPr>
-      <w:bookmarkStart w:colFirst="0" w:colLast="0" w:name="_nk18u3ust4ti" w:id="104"/>
-      <w:bookmarkEnd w:id="104"/>
+      <w:bookmarkStart w:colFirst="0" w:colLast="0" w:name="_nk18u3ust4ti" w:id="105"/>
+      <w:bookmarkEnd w:id="105"/>
       <w:r>
         <w:rPr>
           <w:rtl w:val="0"/>
@@ -33197,8 +33609,8 @@
         <w:pStyle w:val="Heading3"/>
         <w:rPr/>
       </w:pPr>
-      <w:bookmarkStart w:colFirst="0" w:colLast="0" w:name="_88yoyrcvk6tu" w:id="105"/>
-      <w:bookmarkEnd w:id="105"/>
+      <w:bookmarkStart w:colFirst="0" w:colLast="0" w:name="_88yoyrcvk6tu" w:id="106"/>
+      <w:bookmarkEnd w:id="106"/>
       <w:r>
         <w:rPr>
           <w:rtl w:val="0"/>
@@ -33477,8 +33889,8 @@
         <w:pStyle w:val="Heading3"/>
         <w:rPr/>
       </w:pPr>
-      <w:bookmarkStart w:colFirst="0" w:colLast="0" w:name="_q8oq4oopjpyt" w:id="106"/>
-      <w:bookmarkEnd w:id="106"/>
+      <w:bookmarkStart w:colFirst="0" w:colLast="0" w:name="_q8oq4oopjpyt" w:id="107"/>
+      <w:bookmarkEnd w:id="107"/>
       <w:r>
         <w:rPr>
           <w:rtl w:val="0"/>
@@ -33513,8 +33925,8 @@
         <w:pStyle w:val="Heading2"/>
         <w:rPr/>
       </w:pPr>
-      <w:bookmarkStart w:colFirst="0" w:colLast="0" w:name="_pepcxsmaf8s0" w:id="107"/>
-      <w:bookmarkEnd w:id="107"/>
+      <w:bookmarkStart w:colFirst="0" w:colLast="0" w:name="_pepcxsmaf8s0" w:id="108"/>
+      <w:bookmarkEnd w:id="108"/>
       <w:r>
         <w:rPr>
           <w:rtl w:val="0"/>
@@ -33539,8 +33951,8 @@
         <w:pStyle w:val="Heading3"/>
         <w:rPr/>
       </w:pPr>
-      <w:bookmarkStart w:colFirst="0" w:colLast="0" w:name="_6jmv28tv8m6w" w:id="108"/>
-      <w:bookmarkEnd w:id="108"/>
+      <w:bookmarkStart w:colFirst="0" w:colLast="0" w:name="_6jmv28tv8m6w" w:id="109"/>
+      <w:bookmarkEnd w:id="109"/>
       <w:r>
         <w:rPr>
           <w:rtl w:val="0"/>
@@ -34595,8 +35007,8 @@
         <w:pStyle w:val="Heading3"/>
         <w:rPr/>
       </w:pPr>
-      <w:bookmarkStart w:colFirst="0" w:colLast="0" w:name="_rx962in65sqj" w:id="109"/>
-      <w:bookmarkEnd w:id="109"/>
+      <w:bookmarkStart w:colFirst="0" w:colLast="0" w:name="_rx962in65sqj" w:id="110"/>
+      <w:bookmarkEnd w:id="110"/>
       <w:r>
         <w:rPr>
           <w:rtl w:val="0"/>
@@ -34934,8 +35346,8 @@
         <w:spacing w:after="80" w:lineRule="auto"/>
         <w:rPr/>
       </w:pPr>
-      <w:bookmarkStart w:colFirst="0" w:colLast="0" w:name="_y7psa04lbxoj" w:id="110"/>
-      <w:bookmarkEnd w:id="110"/>
+      <w:bookmarkStart w:colFirst="0" w:colLast="0" w:name="_y7psa04lbxoj" w:id="111"/>
+      <w:bookmarkEnd w:id="111"/>
       <w:r>
         <w:rPr>
           <w:rtl w:val="0"/>
@@ -35059,8 +35471,8 @@
         <w:spacing w:before="280" w:lineRule="auto"/>
         <w:rPr/>
       </w:pPr>
-      <w:bookmarkStart w:colFirst="0" w:colLast="0" w:name="_z3ipiskkkef2" w:id="111"/>
-      <w:bookmarkEnd w:id="111"/>
+      <w:bookmarkStart w:colFirst="0" w:colLast="0" w:name="_z3ipiskkkef2" w:id="112"/>
+      <w:bookmarkEnd w:id="112"/>
       <w:r>
         <w:rPr>
           <w:rtl w:val="0"/>
@@ -35423,8 +35835,8 @@
         <w:spacing w:before="280" w:lineRule="auto"/>
         <w:rPr/>
       </w:pPr>
-      <w:bookmarkStart w:colFirst="0" w:colLast="0" w:name="_libwnanxtzkx" w:id="112"/>
-      <w:bookmarkEnd w:id="112"/>
+      <w:bookmarkStart w:colFirst="0" w:colLast="0" w:name="_libwnanxtzkx" w:id="113"/>
+      <w:bookmarkEnd w:id="113"/>
       <w:r>
         <w:rPr>
           <w:rtl w:val="0"/>
@@ -36083,8 +36495,8 @@
         <w:spacing w:before="280" w:lineRule="auto"/>
         <w:rPr/>
       </w:pPr>
-      <w:bookmarkStart w:colFirst="0" w:colLast="0" w:name="_w92tsyxrete1" w:id="113"/>
-      <w:bookmarkEnd w:id="113"/>
+      <w:bookmarkStart w:colFirst="0" w:colLast="0" w:name="_w92tsyxrete1" w:id="114"/>
+      <w:bookmarkEnd w:id="114"/>
       <w:r>
         <w:rPr>
           <w:rtl w:val="0"/>
@@ -36837,8 +37249,8 @@
         <w:spacing w:before="280" w:lineRule="auto"/>
         <w:rPr/>
       </w:pPr>
-      <w:bookmarkStart w:colFirst="0" w:colLast="0" w:name="_flsajguc46mk" w:id="114"/>
-      <w:bookmarkEnd w:id="114"/>
+      <w:bookmarkStart w:colFirst="0" w:colLast="0" w:name="_flsajguc46mk" w:id="115"/>
+      <w:bookmarkEnd w:id="115"/>
       <w:r>
         <w:rPr>
           <w:rtl w:val="0"/>
@@ -37046,8 +37458,8 @@
         <w:spacing w:before="280" w:lineRule="auto"/>
         <w:rPr/>
       </w:pPr>
-      <w:bookmarkStart w:colFirst="0" w:colLast="0" w:name="_b84bf9uwhksk" w:id="115"/>
-      <w:bookmarkEnd w:id="115"/>
+      <w:bookmarkStart w:colFirst="0" w:colLast="0" w:name="_b84bf9uwhksk" w:id="116"/>
+      <w:bookmarkEnd w:id="116"/>
       <w:r>
         <w:rPr>
           <w:rtl w:val="0"/>
@@ -37548,8 +37960,8 @@
         <w:spacing w:before="280" w:lineRule="auto"/>
         <w:rPr/>
       </w:pPr>
-      <w:bookmarkStart w:colFirst="0" w:colLast="0" w:name="_srt7hy9f6vvs" w:id="116"/>
-      <w:bookmarkEnd w:id="116"/>
+      <w:bookmarkStart w:colFirst="0" w:colLast="0" w:name="_srt7hy9f6vvs" w:id="117"/>
+      <w:bookmarkEnd w:id="117"/>
       <w:r>
         <w:rPr>
           <w:rtl w:val="0"/>
@@ -37964,8 +38376,8 @@
         <w:spacing w:before="280" w:lineRule="auto"/>
         <w:rPr/>
       </w:pPr>
-      <w:bookmarkStart w:colFirst="0" w:colLast="0" w:name="_q835thbpx26t" w:id="117"/>
-      <w:bookmarkEnd w:id="117"/>
+      <w:bookmarkStart w:colFirst="0" w:colLast="0" w:name="_q835thbpx26t" w:id="118"/>
+      <w:bookmarkEnd w:id="118"/>
       <w:r>
         <w:rPr>
           <w:rtl w:val="0"/>
@@ -37993,8 +38405,8 @@
         <w:spacing w:after="40" w:before="240" w:lineRule="auto"/>
         <w:rPr/>
       </w:pPr>
-      <w:bookmarkStart w:colFirst="0" w:colLast="0" w:name="_6a1u1z4g7hhb" w:id="118"/>
-      <w:bookmarkEnd w:id="118"/>
+      <w:bookmarkStart w:colFirst="0" w:colLast="0" w:name="_6a1u1z4g7hhb" w:id="119"/>
+      <w:bookmarkEnd w:id="119"/>
       <w:r>
         <w:rPr>
           <w:rtl w:val="0"/>
@@ -38078,8 +38490,8 @@
         <w:spacing w:after="40" w:before="240" w:lineRule="auto"/>
         <w:rPr/>
       </w:pPr>
-      <w:bookmarkStart w:colFirst="0" w:colLast="0" w:name="_xtf7g2uq62ua" w:id="119"/>
-      <w:bookmarkEnd w:id="119"/>
+      <w:bookmarkStart w:colFirst="0" w:colLast="0" w:name="_xtf7g2uq62ua" w:id="120"/>
+      <w:bookmarkEnd w:id="120"/>
       <w:r>
         <w:rPr>
           <w:rtl w:val="0"/>
@@ -38175,8 +38587,8 @@
         <w:spacing w:before="280" w:lineRule="auto"/>
         <w:rPr/>
       </w:pPr>
-      <w:bookmarkStart w:colFirst="0" w:colLast="0" w:name="_5262ppt7bc7c" w:id="120"/>
-      <w:bookmarkEnd w:id="120"/>
+      <w:bookmarkStart w:colFirst="0" w:colLast="0" w:name="_5262ppt7bc7c" w:id="121"/>
+      <w:bookmarkEnd w:id="121"/>
       <w:r>
         <w:rPr>
           <w:rtl w:val="0"/>
@@ -38430,8 +38842,8 @@
         <w:spacing w:before="280" w:lineRule="auto"/>
         <w:rPr/>
       </w:pPr>
-      <w:bookmarkStart w:colFirst="0" w:colLast="0" w:name="_gmnx2uskgk0h" w:id="121"/>
-      <w:bookmarkEnd w:id="121"/>
+      <w:bookmarkStart w:colFirst="0" w:colLast="0" w:name="_gmnx2uskgk0h" w:id="122"/>
+      <w:bookmarkEnd w:id="122"/>
       <w:r>
         <w:rPr>
           <w:rtl w:val="0"/>
@@ -38787,8 +39199,8 @@
         <w:spacing w:before="280" w:lineRule="auto"/>
         <w:rPr/>
       </w:pPr>
-      <w:bookmarkStart w:colFirst="0" w:colLast="0" w:name="_4thec3pul68u" w:id="122"/>
-      <w:bookmarkEnd w:id="122"/>
+      <w:bookmarkStart w:colFirst="0" w:colLast="0" w:name="_4thec3pul68u" w:id="123"/>
+      <w:bookmarkEnd w:id="123"/>
       <w:r>
         <w:rPr>
           <w:rtl w:val="0"/>
@@ -39014,8 +39426,8 @@
         <w:spacing w:before="280" w:lineRule="auto"/>
         <w:rPr/>
       </w:pPr>
-      <w:bookmarkStart w:colFirst="0" w:colLast="0" w:name="_yciq02kk7bmt" w:id="123"/>
-      <w:bookmarkEnd w:id="123"/>
+      <w:bookmarkStart w:colFirst="0" w:colLast="0" w:name="_yciq02kk7bmt" w:id="124"/>
+      <w:bookmarkEnd w:id="124"/>
       <w:r>
         <w:rPr>
           <w:rtl w:val="0"/>
@@ -39354,8 +39766,8 @@
         <w:pStyle w:val="Heading2"/>
         <w:rPr/>
       </w:pPr>
-      <w:bookmarkStart w:colFirst="0" w:colLast="0" w:name="_m0mwacksgz2e" w:id="124"/>
-      <w:bookmarkEnd w:id="124"/>
+      <w:bookmarkStart w:colFirst="0" w:colLast="0" w:name="_m0mwacksgz2e" w:id="125"/>
+      <w:bookmarkEnd w:id="125"/>
       <w:r>
         <w:rPr>
           <w:rtl w:val="0"/>
@@ -39796,8 +40208,8 @@
         <w:pStyle w:val="Heading2"/>
         <w:rPr/>
       </w:pPr>
-      <w:bookmarkStart w:colFirst="0" w:colLast="0" w:name="_za2y7plr0x42" w:id="125"/>
-      <w:bookmarkEnd w:id="125"/>
+      <w:bookmarkStart w:colFirst="0" w:colLast="0" w:name="_za2y7plr0x42" w:id="126"/>
+      <w:bookmarkEnd w:id="126"/>
       <w:r>
         <w:rPr>
           <w:rtl w:val="0"/>
@@ -39906,8 +40318,8 @@
         <w:pStyle w:val="Heading3"/>
         <w:rPr/>
       </w:pPr>
-      <w:bookmarkStart w:colFirst="0" w:colLast="0" w:name="_mfkjij2zri7m" w:id="126"/>
-      <w:bookmarkEnd w:id="126"/>
+      <w:bookmarkStart w:colFirst="0" w:colLast="0" w:name="_mfkjij2zri7m" w:id="127"/>
+      <w:bookmarkEnd w:id="127"/>
       <w:r>
         <w:rPr>
           <w:rtl w:val="0"/>
@@ -39983,8 +40395,8 @@
         <w:pStyle w:val="Heading3"/>
         <w:rPr/>
       </w:pPr>
-      <w:bookmarkStart w:colFirst="0" w:colLast="0" w:name="_gil24kim3yek" w:id="127"/>
-      <w:bookmarkEnd w:id="127"/>
+      <w:bookmarkStart w:colFirst="0" w:colLast="0" w:name="_gil24kim3yek" w:id="128"/>
+      <w:bookmarkEnd w:id="128"/>
       <w:r>
         <w:rPr>
           <w:rtl w:val="0"/>
@@ -40108,8 +40520,8 @@
         <w:pStyle w:val="Heading3"/>
         <w:rPr/>
       </w:pPr>
-      <w:bookmarkStart w:colFirst="0" w:colLast="0" w:name="_rq17b51qwwc0" w:id="128"/>
-      <w:bookmarkEnd w:id="128"/>
+      <w:bookmarkStart w:colFirst="0" w:colLast="0" w:name="_rq17b51qwwc0" w:id="129"/>
+      <w:bookmarkEnd w:id="129"/>
       <w:r>
         <w:rPr>
           <w:rtl w:val="0"/>
@@ -40230,8 +40642,8 @@
         <w:spacing w:before="480" w:lineRule="auto"/>
         <w:rPr/>
       </w:pPr>
-      <w:bookmarkStart w:colFirst="0" w:colLast="0" w:name="_t73ypbl8peru" w:id="129"/>
-      <w:bookmarkEnd w:id="129"/>
+      <w:bookmarkStart w:colFirst="0" w:colLast="0" w:name="_t73ypbl8peru" w:id="130"/>
+      <w:bookmarkEnd w:id="130"/>
       <w:r>
         <w:rPr>
           <w:rtl w:val="0"/>
@@ -40409,8 +40821,8 @@
         <w:pStyle w:val="Heading3"/>
         <w:rPr/>
       </w:pPr>
-      <w:bookmarkStart w:colFirst="0" w:colLast="0" w:name="_um4c8fh58c0k" w:id="130"/>
-      <w:bookmarkEnd w:id="130"/>
+      <w:bookmarkStart w:colFirst="0" w:colLast="0" w:name="_um4c8fh58c0k" w:id="131"/>
+      <w:bookmarkEnd w:id="131"/>
       <w:r>
         <w:rPr>
           <w:rtl w:val="0"/>
@@ -40568,8 +40980,8 @@
         <w:pStyle w:val="Heading3"/>
         <w:rPr/>
       </w:pPr>
-      <w:bookmarkStart w:colFirst="0" w:colLast="0" w:name="_hrmhwl25f1ey" w:id="131"/>
-      <w:bookmarkEnd w:id="131"/>
+      <w:bookmarkStart w:colFirst="0" w:colLast="0" w:name="_hrmhwl25f1ey" w:id="132"/>
+      <w:bookmarkEnd w:id="132"/>
       <w:r>
         <w:rPr>
           <w:rtl w:val="0"/>
@@ -40653,8 +41065,8 @@
         <w:pStyle w:val="Heading3"/>
         <w:rPr/>
       </w:pPr>
-      <w:bookmarkStart w:colFirst="0" w:colLast="0" w:name="_qvbr938jacfc" w:id="132"/>
-      <w:bookmarkEnd w:id="132"/>
+      <w:bookmarkStart w:colFirst="0" w:colLast="0" w:name="_qvbr938jacfc" w:id="133"/>
+      <w:bookmarkEnd w:id="133"/>
       <w:r>
         <w:rPr>
           <w:rtl w:val="0"/>
@@ -40761,8 +41173,8 @@
         <w:spacing w:before="480" w:lineRule="auto"/>
         <w:rPr/>
       </w:pPr>
-      <w:bookmarkStart w:colFirst="0" w:colLast="0" w:name="_l5u1up64v08n" w:id="133"/>
-      <w:bookmarkEnd w:id="133"/>
+      <w:bookmarkStart w:colFirst="0" w:colLast="0" w:name="_l5u1up64v08n" w:id="134"/>
+      <w:bookmarkEnd w:id="134"/>
       <w:r>
         <w:rPr>
           <w:rtl w:val="0"/>
@@ -40960,8 +41372,8 @@
         <w:pStyle w:val="Heading3"/>
         <w:rPr/>
       </w:pPr>
-      <w:bookmarkStart w:colFirst="0" w:colLast="0" w:name="_20ekxs6a0h0p" w:id="134"/>
-      <w:bookmarkEnd w:id="134"/>
+      <w:bookmarkStart w:colFirst="0" w:colLast="0" w:name="_20ekxs6a0h0p" w:id="135"/>
+      <w:bookmarkEnd w:id="135"/>
       <w:r>
         <w:rPr>
           <w:rtl w:val="0"/>
@@ -41043,8 +41455,8 @@
         <w:pStyle w:val="Heading3"/>
         <w:rPr/>
       </w:pPr>
-      <w:bookmarkStart w:colFirst="0" w:colLast="0" w:name="_i1m54yox956p" w:id="135"/>
-      <w:bookmarkEnd w:id="135"/>
+      <w:bookmarkStart w:colFirst="0" w:colLast="0" w:name="_i1m54yox956p" w:id="136"/>
+      <w:bookmarkEnd w:id="136"/>
       <w:r>
         <w:rPr>
           <w:rtl w:val="0"/>
@@ -41217,8 +41629,8 @@
         <w:pStyle w:val="Heading3"/>
         <w:rPr/>
       </w:pPr>
-      <w:bookmarkStart w:colFirst="0" w:colLast="0" w:name="_2se6n3cm22n0" w:id="136"/>
-      <w:bookmarkEnd w:id="136"/>
+      <w:bookmarkStart w:colFirst="0" w:colLast="0" w:name="_2se6n3cm22n0" w:id="137"/>
+      <w:bookmarkEnd w:id="137"/>
       <w:r>
         <w:rPr>
           <w:rtl w:val="0"/>
@@ -41344,8 +41756,8 @@
         <w:spacing w:before="480" w:lineRule="auto"/>
         <w:rPr/>
       </w:pPr>
-      <w:bookmarkStart w:colFirst="0" w:colLast="0" w:name="_ls8qqr6ifdj1" w:id="137"/>
-      <w:bookmarkEnd w:id="137"/>
+      <w:bookmarkStart w:colFirst="0" w:colLast="0" w:name="_ls8qqr6ifdj1" w:id="138"/>
+      <w:bookmarkEnd w:id="138"/>
       <w:r>
         <w:rPr>
           <w:rFonts w:ascii="Arial Unicode MS" w:cs="Arial Unicode MS" w:eastAsia="Arial Unicode MS" w:hAnsi="Arial Unicode MS"/>
@@ -41531,8 +41943,8 @@
         <w:pStyle w:val="Heading3"/>
         <w:rPr/>
       </w:pPr>
-      <w:bookmarkStart w:colFirst="0" w:colLast="0" w:name="_kpeholr0l7pi" w:id="138"/>
-      <w:bookmarkEnd w:id="138"/>
+      <w:bookmarkStart w:colFirst="0" w:colLast="0" w:name="_kpeholr0l7pi" w:id="139"/>
+      <w:bookmarkEnd w:id="139"/>
       <w:r>
         <w:rPr>
           <w:rtl w:val="0"/>
@@ -41633,8 +42045,8 @@
         <w:pStyle w:val="Heading3"/>
         <w:rPr/>
       </w:pPr>
-      <w:bookmarkStart w:colFirst="0" w:colLast="0" w:name="_fy1embkokoy9" w:id="139"/>
-      <w:bookmarkEnd w:id="139"/>
+      <w:bookmarkStart w:colFirst="0" w:colLast="0" w:name="_fy1embkokoy9" w:id="140"/>
+      <w:bookmarkEnd w:id="140"/>
       <w:r>
         <w:rPr>
           <w:rtl w:val="0"/>
@@ -41731,8 +42143,8 @@
         <w:pStyle w:val="Heading3"/>
         <w:rPr/>
       </w:pPr>
-      <w:bookmarkStart w:colFirst="0" w:colLast="0" w:name="_11dl4mtqvpwm" w:id="140"/>
-      <w:bookmarkEnd w:id="140"/>
+      <w:bookmarkStart w:colFirst="0" w:colLast="0" w:name="_11dl4mtqvpwm" w:id="141"/>
+      <w:bookmarkEnd w:id="141"/>
       <w:r>
         <w:rPr>
           <w:rtl w:val="0"/>
@@ -41829,8 +42241,8 @@
         <w:spacing w:before="480" w:lineRule="auto"/>
         <w:rPr/>
       </w:pPr>
-      <w:bookmarkStart w:colFirst="0" w:colLast="0" w:name="_3cd1zlnjt3mb" w:id="141"/>
-      <w:bookmarkEnd w:id="141"/>
+      <w:bookmarkStart w:colFirst="0" w:colLast="0" w:name="_3cd1zlnjt3mb" w:id="142"/>
+      <w:bookmarkEnd w:id="142"/>
       <w:r>
         <w:rPr>
           <w:rtl w:val="0"/>
@@ -42086,8 +42498,8 @@
         <w:pStyle w:val="Heading3"/>
         <w:rPr/>
       </w:pPr>
-      <w:bookmarkStart w:colFirst="0" w:colLast="0" w:name="_ok7u9xftn9li" w:id="142"/>
-      <w:bookmarkEnd w:id="142"/>
+      <w:bookmarkStart w:colFirst="0" w:colLast="0" w:name="_ok7u9xftn9li" w:id="143"/>
+      <w:bookmarkEnd w:id="143"/>
       <w:r>
         <w:rPr>
           <w:rtl w:val="0"/>
@@ -42138,8 +42550,8 @@
         <w:pStyle w:val="Heading3"/>
         <w:rPr/>
       </w:pPr>
-      <w:bookmarkStart w:colFirst="0" w:colLast="0" w:name="_md5wbh9qxy3b" w:id="143"/>
-      <w:bookmarkEnd w:id="143"/>
+      <w:bookmarkStart w:colFirst="0" w:colLast="0" w:name="_md5wbh9qxy3b" w:id="144"/>
+      <w:bookmarkEnd w:id="144"/>
       <w:r>
         <w:rPr>
           <w:rtl w:val="0"/>
@@ -42268,8 +42680,8 @@
         <w:spacing w:before="480" w:lineRule="auto"/>
         <w:rPr/>
       </w:pPr>
-      <w:bookmarkStart w:colFirst="0" w:colLast="0" w:name="_mwl6ux7k204i" w:id="144"/>
-      <w:bookmarkEnd w:id="144"/>
+      <w:bookmarkStart w:colFirst="0" w:colLast="0" w:name="_mwl6ux7k204i" w:id="145"/>
+      <w:bookmarkEnd w:id="145"/>
       <w:r>
         <w:rPr>
           <w:rFonts w:ascii="Arial Unicode MS" w:cs="Arial Unicode MS" w:eastAsia="Arial Unicode MS" w:hAnsi="Arial Unicode MS"/>
@@ -42513,8 +42925,8 @@
         <w:pStyle w:val="Heading3"/>
         <w:rPr/>
       </w:pPr>
-      <w:bookmarkStart w:colFirst="0" w:colLast="0" w:name="_xkebn71bnzrh" w:id="145"/>
-      <w:bookmarkEnd w:id="145"/>
+      <w:bookmarkStart w:colFirst="0" w:colLast="0" w:name="_xkebn71bnzrh" w:id="146"/>
+      <w:bookmarkEnd w:id="146"/>
       <w:r>
         <w:rPr>
           <w:rtl w:val="0"/>
@@ -42539,8 +42951,8 @@
         <w:pStyle w:val="Heading3"/>
         <w:rPr/>
       </w:pPr>
-      <w:bookmarkStart w:colFirst="0" w:colLast="0" w:name="_jlpbw1i1f7wb" w:id="146"/>
-      <w:bookmarkEnd w:id="146"/>
+      <w:bookmarkStart w:colFirst="0" w:colLast="0" w:name="_jlpbw1i1f7wb" w:id="147"/>
+      <w:bookmarkEnd w:id="147"/>
       <w:r>
         <w:rPr>
           <w:rtl w:val="0"/>
@@ -42621,8 +43033,8 @@
         <w:pStyle w:val="Heading3"/>
         <w:rPr/>
       </w:pPr>
-      <w:bookmarkStart w:colFirst="0" w:colLast="0" w:name="_ny0dhm1tweck" w:id="147"/>
-      <w:bookmarkEnd w:id="147"/>
+      <w:bookmarkStart w:colFirst="0" w:colLast="0" w:name="_ny0dhm1tweck" w:id="148"/>
+      <w:bookmarkEnd w:id="148"/>
       <w:r>
         <w:rPr>
           <w:rtl w:val="0"/>
@@ -42709,8 +43121,8 @@
         <w:spacing w:before="480" w:lineRule="auto"/>
         <w:rPr/>
       </w:pPr>
-      <w:bookmarkStart w:colFirst="0" w:colLast="0" w:name="_gcugb5asdcpi" w:id="148"/>
-      <w:bookmarkEnd w:id="148"/>
+      <w:bookmarkStart w:colFirst="0" w:colLast="0" w:name="_gcugb5asdcpi" w:id="149"/>
+      <w:bookmarkEnd w:id="149"/>
       <w:r>
         <w:rPr>
           <w:rtl w:val="0"/>
@@ -42944,8 +43356,8 @@
         <w:pStyle w:val="Heading3"/>
         <w:rPr/>
       </w:pPr>
-      <w:bookmarkStart w:colFirst="0" w:colLast="0" w:name="_44sffs49w5ql" w:id="149"/>
-      <w:bookmarkEnd w:id="149"/>
+      <w:bookmarkStart w:colFirst="0" w:colLast="0" w:name="_44sffs49w5ql" w:id="150"/>
+      <w:bookmarkEnd w:id="150"/>
       <w:r>
         <w:rPr>
           <w:rtl w:val="0"/>
@@ -43072,8 +43484,8 @@
         <w:pStyle w:val="Heading3"/>
         <w:rPr/>
       </w:pPr>
-      <w:bookmarkStart w:colFirst="0" w:colLast="0" w:name="_qhpi2zn7o6dw" w:id="150"/>
-      <w:bookmarkEnd w:id="150"/>
+      <w:bookmarkStart w:colFirst="0" w:colLast="0" w:name="_qhpi2zn7o6dw" w:id="151"/>
+      <w:bookmarkEnd w:id="151"/>
       <w:r>
         <w:rPr>
           <w:rtl w:val="0"/>
@@ -43172,8 +43584,8 @@
         <w:spacing w:before="480" w:lineRule="auto"/>
         <w:rPr/>
       </w:pPr>
-      <w:bookmarkStart w:colFirst="0" w:colLast="0" w:name="_p4txiq8jdkmr" w:id="151"/>
-      <w:bookmarkEnd w:id="151"/>
+      <w:bookmarkStart w:colFirst="0" w:colLast="0" w:name="_p4txiq8jdkmr" w:id="152"/>
+      <w:bookmarkEnd w:id="152"/>
       <w:r>
         <w:rPr>
           <w:rtl w:val="0"/>
@@ -43562,8 +43974,8 @@
         <w:spacing w:before="480" w:lineRule="auto"/>
         <w:rPr/>
       </w:pPr>
-      <w:bookmarkStart w:colFirst="0" w:colLast="0" w:name="_xdcsq6gmmuc8" w:id="152"/>
-      <w:bookmarkEnd w:id="152"/>
+      <w:bookmarkStart w:colFirst="0" w:colLast="0" w:name="_xdcsq6gmmuc8" w:id="153"/>
+      <w:bookmarkEnd w:id="153"/>
       <w:r>
         <w:rPr>
           <w:rtl w:val="0"/>
@@ -43975,8 +44387,8 @@
         <w:spacing w:before="480" w:lineRule="auto"/>
         <w:rPr/>
       </w:pPr>
-      <w:bookmarkStart w:colFirst="0" w:colLast="0" w:name="_bnoshdx80fhu" w:id="153"/>
-      <w:bookmarkEnd w:id="153"/>
+      <w:bookmarkStart w:colFirst="0" w:colLast="0" w:name="_bnoshdx80fhu" w:id="154"/>
+      <w:bookmarkEnd w:id="154"/>
       <w:r>
         <w:rPr>
           <w:rtl w:val="0"/>
@@ -44534,8 +44946,8 @@
         <w:pStyle w:val="Heading1"/>
         <w:rPr/>
       </w:pPr>
-      <w:bookmarkStart w:colFirst="0" w:colLast="0" w:name="_jdvmq35eeewy" w:id="154"/>
-      <w:bookmarkEnd w:id="154"/>
+      <w:bookmarkStart w:colFirst="0" w:colLast="0" w:name="_jdvmq35eeewy" w:id="155"/>
+      <w:bookmarkEnd w:id="155"/>
       <w:r>
         <w:rPr>
           <w:rtl w:val="0"/>
@@ -44569,8 +44981,8 @@
         <w:pStyle w:val="Heading1"/>
         <w:rPr/>
       </w:pPr>
-      <w:bookmarkStart w:colFirst="0" w:colLast="0" w:name="_3nbynh82z9vn" w:id="155"/>
-      <w:bookmarkEnd w:id="155"/>
+      <w:bookmarkStart w:colFirst="0" w:colLast="0" w:name="_3nbynh82z9vn" w:id="156"/>
+      <w:bookmarkEnd w:id="156"/>
       <w:r>
         <w:rPr>
           <w:rtl w:val="0"/>

--- a/Spec.docx
+++ b/Spec.docx
@@ -157,7 +157,7 @@
     </w:p>
     <w:sdt>
       <w:sdtPr>
-        <w:id w:val="1403872695"/>
+        <w:id w:val="586998961"/>
         <w:docPartObj>
           <w:docPartGallery w:val="Table of Contents"/>
           <w:docPartUnique w:val="1"/>
@@ -11155,12 +11155,12 @@
           <wp:inline distB="114300" distT="114300" distL="114300" distR="114300">
             <wp:extent cx="9144000" cy="5143500"/>
             <wp:effectExtent b="0" l="0" r="0" t="0"/>
-            <wp:docPr id="26" name="image21.png"/>
+            <wp:docPr id="26" name="image25.png"/>
             <a:graphic>
               <a:graphicData uri="http://schemas.openxmlformats.org/drawingml/2006/picture">
                 <pic:pic>
                   <pic:nvPicPr>
-                    <pic:cNvPr id="0" name="image21.png"/>
+                    <pic:cNvPr id="0" name="image25.png"/>
                     <pic:cNvPicPr preferRelativeResize="0"/>
                   </pic:nvPicPr>
                   <pic:blipFill>
@@ -13592,7 +13592,7 @@
           <w:color w:val="222222"/>
           <w:rtl w:val="0"/>
         </w:rPr>
-        <w:t xml:space="preserve">SubjectKind (Employee) : (Context, SubjectKindParentContext :Person,  AttributeTypeOccurrence, AttributeValueOccurrence);</w:t>
+        <w:t xml:space="preserve">SubjectKind : (Context, SubjectKindParentContext,  AttributeTypeOccurrence, AttributeValueOccurrence);</w:t>
       </w:r>
     </w:p>
     <w:p>
@@ -13604,8 +13604,10 @@
       </w:pPr>
       <w:r>
         <w:rPr>
-          <w:rtl w:val="0"/>
-        </w:rPr>
+          <w:color w:val="222222"/>
+          <w:rtl w:val="0"/>
+        </w:rPr>
+        <w:t xml:space="preserve">Context: Kind PlayerType (Subject) Resource Occurrences.</w:t>
       </w:r>
     </w:p>
     <w:p>
@@ -13617,7 +13619,20 @@
       </w:pPr>
       <w:r>
         <w:rPr>
+          <w:rtl w:val="0"/>
+        </w:rPr>
+      </w:r>
+    </w:p>
+    <w:p>
+      <w:pPr>
+        <w:shd w:fill="ffffff" w:val="clear"/>
+        <w:rPr>
           <w:color w:val="222222"/>
+        </w:rPr>
+      </w:pPr>
+      <w:r>
+        <w:rPr>
+          <w:color w:val="222222"/>
           <w:rtl w:val="0"/>
         </w:rPr>
         <w:t xml:space="preserve">PredicateKind : (Context, PredicateKindParentContext, AttributeTypeOccurrence, AttributeValueOccurrence);</w:t>
@@ -13632,8 +13647,10 @@
       </w:pPr>
       <w:r>
         <w:rPr>
-          <w:rtl w:val="0"/>
-        </w:rPr>
+          <w:color w:val="222222"/>
+          <w:rtl w:val="0"/>
+        </w:rPr>
+        <w:t xml:space="preserve">Context: Kind PlayerType (Predicate) Resource Occurrences.</w:t>
       </w:r>
     </w:p>
     <w:p>
@@ -13645,7 +13662,20 @@
       </w:pPr>
       <w:r>
         <w:rPr>
+          <w:rtl w:val="0"/>
+        </w:rPr>
+      </w:r>
+    </w:p>
+    <w:p>
+      <w:pPr>
+        <w:shd w:fill="ffffff" w:val="clear"/>
+        <w:rPr>
           <w:color w:val="222222"/>
+        </w:rPr>
+      </w:pPr>
+      <w:r>
+        <w:rPr>
+          <w:color w:val="222222"/>
           <w:rtl w:val="0"/>
         </w:rPr>
         <w:t xml:space="preserve">ObjectKind : (Context, ObjectKindParentContext, AttributeTypeOccurrence, AttributeValueOccurrence)</w:t>
@@ -13663,7 +13693,7 @@
           <w:color w:val="222222"/>
           <w:rtl w:val="0"/>
         </w:rPr>
-        <w:t xml:space="preserve">Context: Kind PlayerType Resource Occurrence.</w:t>
+        <w:t xml:space="preserve">Context: Kind PlayerType (Object) Resource Occurrences.</w:t>
       </w:r>
     </w:p>
     <w:p>
@@ -14033,7 +14063,153 @@
           <w:color w:val="222222"/>
           <w:rtl w:val="0"/>
         </w:rPr>
-        <w:t xml:space="preserve">Instance Statement Occurrences role Kind: Statement Class? TODO.</w:t>
+        <w:t xml:space="preserve">Instance Statement Occurrences role Kind: Statement Class / ContextKind? TODO.</w:t>
+      </w:r>
+    </w:p>
+    <w:p>
+      <w:pPr>
+        <w:shd w:fill="ffffff" w:val="clear"/>
+        <w:rPr>
+          <w:color w:val="222222"/>
+        </w:rPr>
+      </w:pPr>
+      <w:r>
+        <w:rPr>
+          <w:rtl w:val="0"/>
+        </w:rPr>
+      </w:r>
+    </w:p>
+    <w:p>
+      <w:pPr>
+        <w:shd w:fill="ffffff" w:val="clear"/>
+        <w:rPr>
+          <w:b w:val="1"/>
+          <w:bCs w:val="1"/>
+          <w:color w:val="222222"/>
+        </w:rPr>
+      </w:pPr>
+      <w:r>
+        <w:rPr>
+          <w:b w:val="1"/>
+          <w:bCs w:val="1"/>
+          <w:color w:val="222222"/>
+          <w:rtl w:val="0"/>
+        </w:rPr>
+        <w:t xml:space="preserve">SPO Reification:</w:t>
+      </w:r>
+    </w:p>
+    <w:p>
+      <w:pPr>
+        <w:shd w:fill="ffffff" w:val="clear"/>
+        <w:rPr>
+          <w:color w:val="222222"/>
+        </w:rPr>
+      </w:pPr>
+      <w:r>
+        <w:rPr>
+          <w:rtl w:val="0"/>
+        </w:rPr>
+      </w:r>
+    </w:p>
+    <w:p>
+      <w:pPr>
+        <w:shd w:fill="ffffff" w:val="clear"/>
+        <w:rPr>
+          <w:color w:val="222222"/>
+        </w:rPr>
+      </w:pPr>
+      <w:r>
+        <w:rPr>
+          <w:color w:val="222222"/>
+          <w:rtl w:val="0"/>
+        </w:rPr>
+        <w:t xml:space="preserve">Statement layers: SPOs as Subject arrangements (views). Hierarchical Statement Types (as with Kind Statements). Reify C, S, P, O Occurrences also as Statements with their corresponding Occurrence role Kinds (for example, for FCA Contexts):</w:t>
+      </w:r>
+    </w:p>
+    <w:p>
+      <w:pPr>
+        <w:shd w:fill="ffffff" w:val="clear"/>
+        <w:rPr>
+          <w:color w:val="222222"/>
+        </w:rPr>
+      </w:pPr>
+      <w:r>
+        <w:rPr>
+          <w:rtl w:val="0"/>
+        </w:rPr>
+      </w:r>
+    </w:p>
+    <w:p>
+      <w:pPr>
+        <w:shd w:fill="ffffff" w:val="clear"/>
+        <w:rPr>
+          <w:color w:val="222222"/>
+        </w:rPr>
+      </w:pPr>
+      <w:r>
+        <w:rPr>
+          <w:color w:val="222222"/>
+          <w:rtl w:val="0"/>
+        </w:rPr>
+        <w:t xml:space="preserve">Subject : (Context, Subject, Predicate, Object)</w:t>
+      </w:r>
+    </w:p>
+    <w:p>
+      <w:pPr>
+        <w:shd w:fill="ffffff" w:val="clear"/>
+        <w:rPr>
+          <w:color w:val="222222"/>
+        </w:rPr>
+      </w:pPr>
+      <w:r>
+        <w:rPr>
+          <w:color w:val="222222"/>
+          <w:rtl w:val="0"/>
+        </w:rPr>
+        <w:t xml:space="preserve">Predicate : (Context, Predicate, Subject, Object)</w:t>
+      </w:r>
+    </w:p>
+    <w:p>
+      <w:pPr>
+        <w:shd w:fill="ffffff" w:val="clear"/>
+        <w:rPr>
+          <w:color w:val="222222"/>
+        </w:rPr>
+      </w:pPr>
+      <w:r>
+        <w:rPr>
+          <w:color w:val="222222"/>
+          <w:rtl w:val="0"/>
+        </w:rPr>
+        <w:t xml:space="preserve">Object : (Context, Object, Predicate, Subject)</w:t>
+      </w:r>
+    </w:p>
+    <w:p>
+      <w:pPr>
+        <w:shd w:fill="ffffff" w:val="clear"/>
+        <w:rPr>
+          <w:color w:val="222222"/>
+        </w:rPr>
+      </w:pPr>
+      <w:r>
+        <w:rPr>
+          <w:rtl w:val="0"/>
+        </w:rPr>
+      </w:r>
+    </w:p>
+    <w:p>
+      <w:pPr>
+        <w:shd w:fill="ffffff" w:val="clear"/>
+        <w:rPr>
+          <w:color w:val="222222"/>
+        </w:rPr>
+      </w:pPr>
+      <w:r>
+        <w:rPr>
+          <w:color w:val="222222"/>
+          <w:rtl w:val="0"/>
+        </w:rPr>
+        <w:t xml:space="preserve">SPOs Kinds until singleton Kinds (individuals / occurrences, i.e: Peter Kind). From types to instances.  Reify singleton Kinds as Kind Statements. Materialize layers Kinds / Interactions State changes. Streams: apply, merge, fold, unfold.</w:t>
       </w:r>
     </w:p>
     <w:p>
@@ -15271,7 +15447,7 @@
           <w:color w:val="222222"/>
           <w:rtl w:val="0"/>
         </w:rPr>
-        <w:t xml:space="preserve">(AccountDebit, :transferInteractionCtx, :account, :account123)</w:t>
+        <w:t xml:space="preserve">debitInteractionCtx: (AccountDebit, :transferInteractionCtx, :account, :account123)</w:t>
       </w:r>
     </w:p>
     <w:p>
@@ -15288,7 +15464,7 @@
           <w:color w:val="222222"/>
           <w:rtl w:val="0"/>
         </w:rPr>
-        <w:t xml:space="preserve">(AcountDebit, :transferInteractionCtx, :amount, :anAmount)</w:t>
+        <w:t xml:space="preserve">debitInteractionCtx: (AccountDebit, :transferInteractionCtx,